--- a/b2/paper/B2_Frontiers_R2_tracked_changes.docx
+++ b/b2/paper/B2_Frontiers_R2_tracked_changes.docx
@@ -17006,12 +17006,12 @@
         <w:tblLook w:firstRow="1" w:lastRow="0" w:firstColumn="0" w:lastColumn="0" w:noHBand="0" w:noVBand="0" w:val="0020"/>
       </w:tblPr>
       <w:tblGrid>
-        <w:gridCol w:w="1131"/>
-        <w:gridCol w:w="1337"/>
-        <w:gridCol w:w="1337"/>
-        <w:gridCol w:w="1337"/>
-        <w:gridCol w:w="1748"/>
-        <w:gridCol w:w="1028"/>
+        <w:gridCol w:w="1466"/>
+        <w:gridCol w:w="1271"/>
+        <w:gridCol w:w="1271"/>
+        <w:gridCol w:w="1271"/>
+        <w:gridCol w:w="1662"/>
+        <w:gridCol w:w="977"/>
       </w:tblGrid>
       <w:tr>
         <w:trPr>

--- a/b2/paper/B2_Frontiers_R2_tracked_changes.docx
+++ b/b2/paper/B2_Frontiers_R2_tracked_changes.docx
@@ -12557,7 +12557,7 @@
       <w:r>
         <w:drawing>
           <wp:inline>
-            <wp:extent cx="5334000" cy="6123102"/>
+            <wp:extent cx="5334000" cy="6362307"/>
             <wp:effectExtent b="0" l="0" r="0" t="0"/>
             <wp:docPr descr="" title="" id="50" name="Picture"/>
             <a:graphic>
@@ -12578,7 +12578,7 @@
                   <pic:spPr bwMode="auto">
                     <a:xfrm>
                       <a:off x="0" y="0"/>
-                      <a:ext cx="5334000" cy="6123102"/>
+                      <a:ext cx="5334000" cy="6362307"/>
                     </a:xfrm>
                     <a:prstGeom prst="rect">
                       <a:avLst/>

--- a/b2/paper/B2_Frontiers_R2_tracked_changes.docx
+++ b/b2/paper/B2_Frontiers_R2_tracked_changes.docx
@@ -7219,7 +7219,7 @@
     </w:p>
     <w:bookmarkEnd w:id="42"/>
     <w:bookmarkEnd w:id="43"/>
-    <w:bookmarkStart w:id="77" w:name="results"/>
+    <w:bookmarkStart w:id="78" w:name="results"/>
     <w:p>
       <w:pPr>
         <w:pStyle w:val="Heading1"/>
@@ -20846,7 +20846,7 @@
     </w:p>
     <w:bookmarkEnd w:id="66"/>
     <w:bookmarkEnd w:id="67"/>
-    <w:bookmarkStart w:id="76" w:name="robustness-leave-one-out-sensitivity"/>
+    <w:bookmarkStart w:id="77" w:name="robustness-leave-one-out-sensitivity"/>
     <w:p>
       <w:pPr>
         <w:pStyle w:val="Heading2"/>
@@ -23429,439 +23429,293 @@
       </w:pPr>
       <w:ins w:id="10105" w:author="Z. Zukowski" w:date="2026-05-22T00:00:00Z">
         <w:r>
-          <w:t xml:space="preserve">The sector-contrast robustness extends to the PCA-classification specification choice. Table 7 reports the Mann-Whitney sector test recomputed under five progressively stricter alternative exclusion specifications (Specs A through E; full per-specification narrative in Supplementary File S10). The directional claim (DePIN HHI &gt; DeFi HHI in central tendency) holds under every specification (Cohen’s d positive in all five). Statistical significance at the conventional 0.05 threshold requires the canonical 5-class typology (Spec A) or near-equivalents (Spec B drops Class 5 CEX custody and retains significance); progressively reducing exclusion strictness absorbs non-vote-eligible custody mass into the holding distribution and exhausts the sector signal at Specs D and E. The PCA exclusion methodology applied throughout the paper is therefore load-bearing for the inferential claim of statistical significance; the directional claim is robust to specification choice.</w:t>
-        </w:r>
-      </w:ins>
-    </w:p>
-    <w:tbl>
-      <w:tblPr>
-        <w:tblStyle w:val="Table"/>
-        <w:tblW w:type="pct" w:w="4903"/>
-        <w:tblLayout w:type="fixed"/>
-        <w:tblLook w:firstRow="1" w:lastRow="0" w:firstColumn="0" w:lastColumn="0" w:noHBand="0" w:noVBand="0" w:val="0020"/>
-      </w:tblPr>
-      <w:tblGrid>
-        <w:gridCol w:w="768"/>
-        <w:gridCol w:w="4536"/>
-        <w:gridCol w:w="1076"/>
-        <w:gridCol w:w="692"/>
-        <w:gridCol w:w="692"/>
-      </w:tblGrid>
-      <w:tr>
-        <w:trPr>
-          <w:tblHeader w:val="on"/>
-        </w:trPr>
-        <w:tc>
-          <w:tcPr/>
-          <w:p>
-            <w:pPr>
-              <w:pStyle w:val="Compact"/>
-              <w:jc w:val="left"/>
-            </w:pPr>
-            <w:r>
-              <w:t xml:space="preserve">Spec</w:t>
-            </w:r>
-          </w:p>
-        </w:tc>
-        <w:tc>
-          <w:tcPr/>
-          <w:p>
-            <w:pPr>
-              <w:pStyle w:val="Compact"/>
-              <w:jc w:val="left"/>
-            </w:pPr>
-            <w:r>
-              <w:t xml:space="preserve">Description</w:t>
-            </w:r>
-          </w:p>
-        </w:tc>
-        <w:tc>
-          <w:tcPr/>
-          <w:p>
-            <w:pPr>
-              <w:pStyle w:val="Compact"/>
-              <w:jc w:val="left"/>
-            </w:pPr>
-            <w:r>
-              <w:t xml:space="preserve">Excluded</w:t>
-            </w:r>
-          </w:p>
-        </w:tc>
-        <w:tc>
-          <w:tcPr/>
-          <w:p>
-            <w:pPr>
-              <w:pStyle w:val="Compact"/>
-              <w:jc w:val="left"/>
-            </w:pPr>
-            <w:r>
-              <w:t xml:space="preserve">p</w:t>
-            </w:r>
-          </w:p>
-        </w:tc>
-        <w:tc>
-          <w:tcPr/>
-          <w:p>
-            <w:pPr>
-              <w:pStyle w:val="Compact"/>
-              <w:jc w:val="left"/>
-            </w:pPr>
-            <w:r>
-              <w:t xml:space="preserve">d</w:t>
-            </w:r>
-          </w:p>
-        </w:tc>
-      </w:tr>
-      <w:tr>
-        <w:tc>
-          <w:tcPr/>
-          <w:p>
-            <w:pPr>
-              <w:pStyle w:val="Compact"/>
-              <w:jc w:val="left"/>
-            </w:pPr>
-            <w:r>
-              <w:t xml:space="preserve">A</w:t>
-            </w:r>
-          </w:p>
-        </w:tc>
-        <w:tc>
-          <w:tcPr/>
-          <w:p>
-            <w:pPr>
-              <w:pStyle w:val="Compact"/>
-              <w:jc w:val="left"/>
-            </w:pPr>
-            <w:r>
-              <w:t xml:space="preserve">Canonical 5-class (all 5 classes excluded)</w:t>
-            </w:r>
-          </w:p>
-        </w:tc>
-        <w:tc>
-          <w:tcPr/>
-          <w:p>
-            <w:pPr>
-              <w:pStyle w:val="Compact"/>
-              <w:jc w:val="left"/>
-            </w:pPr>
-            <w:r>
-              <w:t xml:space="preserve">125 / 36 prot</w:t>
-            </w:r>
-          </w:p>
-        </w:tc>
-        <w:tc>
-          <w:tcPr/>
-          <w:p>
-            <w:pPr>
-              <w:pStyle w:val="Compact"/>
-              <w:jc w:val="left"/>
-            </w:pPr>
-            <w:r>
-              <w:t xml:space="preserve">0.029</w:t>
-            </w:r>
-          </w:p>
-        </w:tc>
-        <w:tc>
-          <w:tcPr/>
-          <w:p>
-            <w:pPr>
-              <w:pStyle w:val="Compact"/>
-              <w:jc w:val="left"/>
-            </w:pPr>
-            <w:r>
-              <w:t xml:space="preserve">0.94</w:t>
-            </w:r>
-          </w:p>
-        </w:tc>
-      </w:tr>
-      <w:tr>
-        <w:tc>
-          <w:tcPr/>
-          <w:p>
-            <w:pPr>
-              <w:pStyle w:val="Compact"/>
-              <w:jc w:val="left"/>
-            </w:pPr>
-            <w:r>
-              <w:t xml:space="preserve">B</w:t>
-            </w:r>
-          </w:p>
-        </w:tc>
-        <w:tc>
-          <w:tcPr/>
-          <w:p>
-            <w:pPr>
-              <w:pStyle w:val="Compact"/>
-              <w:jc w:val="left"/>
-            </w:pPr>
-            <w:ins w:id="10106" w:author="Z. Zukowski" w:date="2026-05-22T00:00:00Z">
-              <w:r>
-                <w:t xml:space="preserve">Drop Class 5 (CEX custody retained)</w:t>
-              </w:r>
-            </w:ins>
-          </w:p>
-        </w:tc>
-        <w:tc>
-          <w:tcPr/>
-          <w:p>
-            <w:pPr>
-              <w:pStyle w:val="Compact"/>
-              <w:jc w:val="left"/>
-            </w:pPr>
-            <w:r>
-              <w:t xml:space="preserve">106</w:t>
-            </w:r>
-          </w:p>
-        </w:tc>
-        <w:tc>
-          <w:tcPr/>
-          <w:p>
-            <w:pPr>
-              <w:pStyle w:val="Compact"/>
-              <w:jc w:val="left"/>
-            </w:pPr>
-            <w:r>
-              <w:t xml:space="preserve">0.039</w:t>
-            </w:r>
-          </w:p>
-        </w:tc>
-        <w:tc>
-          <w:tcPr/>
-          <w:p>
-            <w:pPr>
-              <w:pStyle w:val="Compact"/>
-              <w:jc w:val="left"/>
-            </w:pPr>
-            <w:r>
-              <w:t xml:space="preserve">0.84</w:t>
-            </w:r>
-          </w:p>
-        </w:tc>
-      </w:tr>
-      <w:tr>
-        <w:tc>
-          <w:tcPr/>
-          <w:p>
-            <w:pPr>
-              <w:pStyle w:val="Compact"/>
-              <w:jc w:val="left"/>
-            </w:pPr>
-            <w:r>
-              <w:t xml:space="preserve">C</w:t>
-            </w:r>
-          </w:p>
-        </w:tc>
-        <w:tc>
-          <w:tcPr/>
-          <w:p>
-            <w:pPr>
-              <w:pStyle w:val="Compact"/>
-              <w:jc w:val="left"/>
-            </w:pPr>
-            <w:ins w:id="10107" w:author="Z. Zukowski" w:date="2026-05-22T00:00:00Z">
-              <w:r>
-                <w:t xml:space="preserve">Drop Class 4 + 5 (bridge + CEX retained)</w:t>
-              </w:r>
-            </w:ins>
-          </w:p>
-        </w:tc>
-        <w:tc>
-          <w:tcPr/>
-          <w:p>
-            <w:pPr>
-              <w:pStyle w:val="Compact"/>
-              <w:jc w:val="left"/>
-            </w:pPr>
-            <w:r>
-              <w:t xml:space="preserve">98</w:t>
-            </w:r>
-          </w:p>
-        </w:tc>
-        <w:tc>
-          <w:tcPr/>
-          <w:p>
-            <w:pPr>
-              <w:pStyle w:val="Compact"/>
-              <w:jc w:val="left"/>
-            </w:pPr>
-            <w:r>
-              <w:t xml:space="preserve">0.115</w:t>
-            </w:r>
-          </w:p>
-        </w:tc>
-        <w:tc>
-          <w:tcPr/>
-          <w:p>
-            <w:pPr>
-              <w:pStyle w:val="Compact"/>
-              <w:jc w:val="left"/>
-            </w:pPr>
-            <w:r>
-              <w:t xml:space="preserve">0.60</w:t>
-            </w:r>
-          </w:p>
-        </w:tc>
-      </w:tr>
-      <w:tr>
-        <w:tc>
-          <w:tcPr/>
-          <w:p>
-            <w:pPr>
-              <w:pStyle w:val="Compact"/>
-              <w:jc w:val="left"/>
-            </w:pPr>
-            <w:r>
-              <w:t xml:space="preserve">D</w:t>
-            </w:r>
-          </w:p>
-        </w:tc>
-        <w:tc>
-          <w:tcPr/>
-          <w:p>
-            <w:pPr>
-              <w:pStyle w:val="Compact"/>
-              <w:jc w:val="left"/>
-            </w:pPr>
-            <w:ins w:id="10108" w:author="Z. Zukowski" w:date="2026-05-22T00:00:00Z">
-              <w:r>
-                <w:t xml:space="preserve">Drop Class 3 + 4 + 5 (only Classes 1 + 2 excluded)</w:t>
-              </w:r>
-            </w:ins>
-          </w:p>
-        </w:tc>
-        <w:tc>
-          <w:tcPr/>
-          <w:p>
-            <w:pPr>
-              <w:pStyle w:val="Compact"/>
-              <w:jc w:val="left"/>
-            </w:pPr>
-            <w:r>
-              <w:t xml:space="preserve">86</w:t>
-            </w:r>
-          </w:p>
-        </w:tc>
-        <w:tc>
-          <w:tcPr/>
-          <w:p>
-            <w:pPr>
-              <w:pStyle w:val="Compact"/>
-              <w:jc w:val="left"/>
-            </w:pPr>
-            <w:r>
-              <w:t xml:space="preserve">0.610</w:t>
-            </w:r>
-          </w:p>
-        </w:tc>
-        <w:tc>
-          <w:tcPr/>
-          <w:p>
-            <w:pPr>
-              <w:pStyle w:val="Compact"/>
-              <w:jc w:val="left"/>
-            </w:pPr>
-            <w:r>
-              <w:t xml:space="preserve">0.17</w:t>
-            </w:r>
-          </w:p>
-        </w:tc>
-      </w:tr>
-      <w:tr>
-        <w:tc>
-          <w:tcPr/>
-          <w:p>
-            <w:pPr>
-              <w:pStyle w:val="Compact"/>
-              <w:jc w:val="left"/>
-            </w:pPr>
-            <w:r>
-              <w:t xml:space="preserve">E</w:t>
-            </w:r>
-          </w:p>
-        </w:tc>
-        <w:tc>
-          <w:tcPr/>
-          <w:p>
-            <w:pPr>
-              <w:pStyle w:val="Compact"/>
-              <w:jc w:val="left"/>
-            </w:pPr>
-            <w:ins w:id="10109" w:author="Z. Zukowski" w:date="2026-05-22T00:00:00Z">
-              <w:r>
-                <w:t xml:space="preserve">Drop Class 2 + 3 + 4 + 5 (only burn destinations excluded)</w:t>
-              </w:r>
-            </w:ins>
-          </w:p>
-        </w:tc>
-        <w:tc>
-          <w:tcPr/>
-          <w:p>
-            <w:pPr>
-              <w:pStyle w:val="Compact"/>
-              <w:jc w:val="left"/>
-            </w:pPr>
-            <w:r>
-              <w:t xml:space="preserve">10</w:t>
-            </w:r>
-          </w:p>
-        </w:tc>
-        <w:tc>
-          <w:tcPr/>
-          <w:p>
-            <w:pPr>
-              <w:pStyle w:val="Compact"/>
-              <w:jc w:val="left"/>
-            </w:pPr>
-            <w:r>
-              <w:t xml:space="preserve">0.512</w:t>
-            </w:r>
-          </w:p>
-        </w:tc>
-        <w:tc>
-          <w:tcPr/>
-          <w:p>
-            <w:pPr>
-              <w:pStyle w:val="Compact"/>
-              <w:jc w:val="left"/>
-            </w:pPr>
-            <w:r>
-              <w:t xml:space="preserve">0.35</w:t>
-            </w:r>
-          </w:p>
-        </w:tc>
-      </w:tr>
-    </w:tbl>
+          <w:t xml:space="preserve">The sector-contrast robustness extends to the choice of PCA exclusion strictness. We recompute the Mann-Whitney sector test under five progressively weaker exclusion specifications, from the canonical 5-class typology (all protocol-treasury, burn destinations, intermediary contracts, bridge contracts, and CEX custody addresses excluded) through to a minimal-exclusion case that excludes only burn destinations. The Cohen’s d point estimate stays positive across all five (range 0.17 to 0.94), so the directional claim (DePIN HHI &gt; DeFi HHI in central tendency) does not depend on which exclusion strictness is chosen. Statistical significance at the conventional 0.05 threshold holds for the canonical typology and its nearest neighbor (excluding CEX custody from the exclusion set) but is exhausted as progressively more non-vote-eligible custody mass flows into the holding distribution at the weakest specifications. The PCA exclusion methodology is therefore load-bearing for the inferential claim of significance and the directional claim is robust to specification choice. Full per-specification table, plain-language description of the five-class typology, and per-cell numerical detail are in</w:t>
+        </w:r>
+      </w:ins>
+      <w:ins w:id="10105" w:author="Z. Zukowski" w:date="2026-05-22T00:00:00Z">
+        <w:r>
+          <w:t xml:space="preserve"> </w:t>
+        </w:r>
+      </w:ins>
+      <w:hyperlink r:id="rId76">
+        <w:ins w:id="10105" w:author="Z. Zukowski" w:date="2026-05-22T00:00:00Z">
+          <w:r>
+            <w:rPr>
+              <w:rStyle w:val="Hyperlink"/>
+            </w:rPr>
+            <w:t xml:space="preserve">Supplementary File S10</w:t>
+          </w:r>
+        </w:ins>
+      </w:hyperlink>
+      <w:ins w:id="10105" w:author="Z. Zukowski" w:date="2026-05-22T00:00:00Z">
+        <w:r>
+          <w:t xml:space="preserve">.</w:t>
+        </w:r>
+      </w:ins>
+    </w:p>
     <w:p>
       <w:pPr>
         <w:pStyle w:val="BodyText"/>
       </w:pPr>
+      <w:ins w:id="10106" w:author="Z. Zukowski" w:date="2026-05-22T00:00:00Z">
+        <w:r>
+          <w:t xml:space="preserve">Other extended robustness analyses are documented in supplementary materials rather than reproduced in full here: Theil and Atkinson concentration metrics (S9), Shapley-Shubik and Banzhaf power indices (S11), PCA-symmetric voting HHI and signer-side functional PCA cases (S12), multivariate subsidy models with sector controls (S8), and the canonical statistics ledger (S0). Profitability, size, and insider-retention specifications are reported in the §4.6 secondary-checks paragraph above. Rank ordering across concentration metrics is stable: HHI-Theil Pearson r = 0.77 and HHI-Gini Pearson r = 0.59 (p &lt; 0.001, N = 40) on the post-exclusion sample, confirming that the bivariate associations in Table 4 (sector contrast; insider-retention significance; subsidy fragility) would not flip under Gini-based or Theil-based measurement. The HHI-Gini correlation is moderate rather than perfect because the two metrics weight the holder distribution differently (HHI is dominated by top-share squared terms; Gini integrates the full Lorenz curve), so each metric adds some independent information about distributional shape while agreeing on protocol rank ordering.</w:t>
+        </w:r>
+      </w:ins>
+    </w:p>
+    <w:p>
+      <w:pPr>
+        <w:pStyle w:val="BodyText"/>
+      </w:pPr>
+      <w:r>
+        <w:t xml:space="preserve">Governance concentration shows no association with voter participation rates (r = -0.10, N = 13 across 13 protocols with Snapshot or Governor governance data; see Supplementary Figure S5a in Supplementary File S5 for the HHI-vs-participation scatter), consistent with the Olson (1965)</w:t>
+      </w:r>
+      <w:r>
+        <w:t xml:space="preserve"> </w:t>
+      </w:r>
+      <w:r>
+        <w:t xml:space="preserve">collective action prediction that participation decisions reflect</w:t>
+      </w:r>
+      <w:r>
+        <w:t xml:space="preserve"> </w:t>
+      </w:r>
+      <w:r>
+        <w:t xml:space="preserve">rational abstention and diffusion of responsibility rather than</w:t>
+      </w:r>
+      <w:r>
+        <w:t xml:space="preserve"> </w:t>
+      </w:r>
+      <w:r>
+        <w:t xml:space="preserve">ownership structure.</w:t>
+      </w:r>
+    </w:p>
+    <w:bookmarkEnd w:id="77"/>
+    <w:bookmarkEnd w:id="78"/>
+    <w:bookmarkStart w:id="90" w:name="discussion"/>
+    <w:p>
+      <w:pPr>
+        <w:pStyle w:val="Heading1"/>
+      </w:pPr>
+      <w:r>
+        <w:t xml:space="preserve">5 Discussion</w:t>
+      </w:r>
+    </w:p>
+    <w:bookmarkStart w:id="79" w:name="measurement-implications"/>
+    <w:p>
+      <w:pPr>
+        <w:pStyle w:val="Heading2"/>
+      </w:pPr>
+      <w:r>
+        <w:t xml:space="preserve">5.1 Measurement Implications</w:t>
+      </w:r>
+    </w:p>
+    <w:p>
+      <w:pPr>
+        <w:pStyle w:val="FirstParagraph"/>
+      </w:pPr>
+      <w:ins w:id="10107" w:author="Z. Zukowski" w:date="2026-05-22T00:00:00Z">
+        <w:r>
+          <w:t xml:space="preserve">The results change how governance concentration should be audited. Launch allocation tables are not enough: initial insider allocation is not associated with post-distribution HHI in this cross-section. Audits should instead begin with current holder composition, explicit PCA exclusions, insider wallet retention among top holders, and delegated voting power.</w:t>
+        </w:r>
+      </w:ins>
+    </w:p>
+    <w:p>
+      <w:pPr>
+        <w:pStyle w:val="BodyText"/>
+      </w:pPr>
+      <w:ins w:id="10108" w:author="Z. Zukowski" w:date="2026-05-22T00:00:00Z">
+        <w:r>
+          <w:t xml:space="preserve">Three practical implications follow. First, holder-list HHI should be computed only after excluding addresses that cannot vote as independent governance actors. Second, delegation analysis should compare voting-HHI with post-exclusion holding HHI, because delegated power usually differs from token holdings. Third, concentration audits should treat vote-escrow systems and delegation systems as different mechanism classes rather than aggregating them under one generic governance label.</w:t>
+        </w:r>
+      </w:ins>
+    </w:p>
+    <w:bookmarkEnd w:id="79"/>
+    <w:bookmarkStart w:id="80" w:name="governance-design-implications"/>
+    <w:p>
+      <w:pPr>
+        <w:pStyle w:val="Heading2"/>
+      </w:pPr>
+      <w:r>
+        <w:t xml:space="preserve">5.2 Governance Design Implications</w:t>
+      </w:r>
+    </w:p>
+    <w:p>
+      <w:pPr>
+        <w:pStyle w:val="FirstParagraph"/>
+      </w:pPr>
+      <w:ins w:id="10109" w:author="Z. Zukowski" w:date="2026-05-22T00:00:00Z">
+        <w:r>
+          <w:t xml:space="preserve">The empirical findings do not prove that any one design is sufficient</w:t>
+        </w:r>
+      </w:ins>
+      <w:ins w:id="10109" w:author="Z. Zukowski" w:date="2026-05-22T00:00:00Z">
+        <w:r>
+          <w:t xml:space="preserve"> </w:t>
+        </w:r>
+      </w:ins>
+      <w:ins w:id="10109" w:author="Z. Zukowski" w:date="2026-05-22T00:00:00Z">
+        <w:r>
+          <w:t xml:space="preserve">for deconcentration, but they identify design levers that merit closer</w:t>
+        </w:r>
+      </w:ins>
+      <w:ins w:id="10109" w:author="Z. Zukowski" w:date="2026-05-22T00:00:00Z">
+        <w:r>
+          <w:t xml:space="preserve"> </w:t>
+        </w:r>
+      </w:ins>
+      <w:ins w:id="10109" w:author="Z. Zukowski" w:date="2026-05-22T00:00:00Z">
+        <w:r>
+          <w:t xml:space="preserve">evaluation. Two counterexamples operating in different mechanism domains</w:t>
+        </w:r>
+      </w:ins>
+      <w:ins w:id="10109" w:author="Z. Zukowski" w:date="2026-05-22T00:00:00Z">
+        <w:r>
+          <w:t xml:space="preserve"> </w:t>
+        </w:r>
+      </w:ins>
+      <w:ins w:id="10109" w:author="Z. Zukowski" w:date="2026-05-22T00:00:00Z">
+        <w:r>
+          <w:t xml:space="preserve">illustrate that concentration variation is design-tractable rather than</w:t>
+        </w:r>
+      </w:ins>
+      <w:ins w:id="10109" w:author="Z. Zukowski" w:date="2026-05-22T00:00:00Z">
+        <w:r>
+          <w:t xml:space="preserve"> </w:t>
+        </w:r>
+      </w:ins>
+      <w:ins w:id="10109" w:author="Z. Zukowski" w:date="2026-05-22T00:00:00Z">
+        <w:r>
+          <w:t xml:space="preserve">mechanically inevitable: Anyone Protocol shows that low DePIN holding</w:t>
+        </w:r>
+      </w:ins>
+      <w:ins w:id="10109" w:author="Z. Zukowski" w:date="2026-05-22T00:00:00Z">
+        <w:r>
+          <w:t xml:space="preserve"> </w:t>
+        </w:r>
+      </w:ins>
+      <w:ins w:id="10109" w:author="Z. Zukowski" w:date="2026-05-22T00:00:00Z">
+        <w:r>
+          <w:t xml:space="preserve">concentration is possible despite sector-level concentration risk, and</w:t>
+        </w:r>
+      </w:ins>
+      <w:ins w:id="10109" w:author="Z. Zukowski" w:date="2026-05-22T00:00:00Z">
+        <w:r>
+          <w:t xml:space="preserve"> </w:t>
+        </w:r>
+      </w:ins>
+      <w:ins w:id="10109" w:author="Z. Zukowski" w:date="2026-05-22T00:00:00Z">
+        <w:r>
+          <w:t xml:space="preserve">ENS shows that delegation can disperse voting power below the holding</w:t>
+        </w:r>
+      </w:ins>
+      <w:ins w:id="10109" w:author="Z. Zukowski" w:date="2026-05-22T00:00:00Z">
+        <w:r>
+          <w:t xml:space="preserve"> </w:t>
+        </w:r>
+      </w:ins>
+      <w:ins w:id="10109" w:author="Z. Zukowski" w:date="2026-05-22T00:00:00Z">
+        <w:r>
+          <w:t xml:space="preserve">baseline under a mature delegate program. GMX, HNT, and JUP extend the</w:t>
+        </w:r>
+      </w:ins>
+      <w:ins w:id="10109" w:author="Z. Zukowski" w:date="2026-05-22T00:00:00Z">
+        <w:r>
+          <w:t xml:space="preserve"> </w:t>
+        </w:r>
+      </w:ins>
+      <w:ins w:id="10109" w:author="Z. Zukowski" w:date="2026-05-22T00:00:00Z">
+        <w:r>
+          <w:t xml:space="preserve">delegation-dispersion case under different mechanism designs, while</w:t>
+        </w:r>
+      </w:ins>
+      <w:ins w:id="10109" w:author="Z. Zukowski" w:date="2026-05-22T00:00:00Z">
+        <w:r>
+          <w:t xml:space="preserve"> </w:t>
+        </w:r>
+      </w:ins>
+      <w:ins w:id="10109" w:author="Z. Zukowski" w:date="2026-05-22T00:00:00Z">
+        <w:r>
+          <w:t xml:space="preserve">Curve and Balancer show that vote-escrowed governance can amplify voting</w:t>
+        </w:r>
+      </w:ins>
+      <w:ins w:id="10109" w:author="Z. Zukowski" w:date="2026-05-22T00:00:00Z">
+        <w:r>
+          <w:t xml:space="preserve"> </w:t>
+        </w:r>
+      </w:ins>
+      <w:ins w:id="10109" w:author="Z. Zukowski" w:date="2026-05-22T00:00:00Z">
+        <w:r>
+          <w:t xml:space="preserve">concentration far above raw token holdings.</w:t>
+        </w:r>
+      </w:ins>
+    </w:p>
+    <w:p>
+      <w:pPr>
+        <w:pStyle w:val="BodyText"/>
+      </w:pPr>
       <w:ins w:id="10110" w:author="Z. Zukowski" w:date="2026-05-22T00:00:00Z">
         <w:r>
-          <w:rPr>
-            <w:b/>
-            <w:bCs/>
-            <w:i/>
-            <w:iCs/>
-          </w:rPr>
-          <w:t xml:space="preserve">Table 7.</w:t>
+          <w:t xml:space="preserve">For practitioners, the immediate design lesson is to measure current</w:t>
         </w:r>
       </w:ins>
       <w:ins w:id="10110" w:author="Z. Zukowski" w:date="2026-05-22T00:00:00Z">
         <w:r>
-          <w:rPr>
-            <w:i/>
-            <w:iCs/>
-          </w:rPr>
           <w:t xml:space="preserve"> </w:t>
         </w:r>
       </w:ins>
       <w:ins w:id="10110" w:author="Z. Zukowski" w:date="2026-05-22T00:00:00Z">
         <w:r>
-          <w:rPr>
-            <w:i/>
-            <w:iCs/>
-          </w:rPr>
-          <w:t xml:space="preserve">PCA-classification robustness: Mann-Whitney sector test under five alternative exclusion specifications applied to the N = 30 DePIN-vs-DeFi sector contrast. Specs A and B retain conventional statistical significance (p &lt; 0.05) with large Cohen’s d; Spec C produces a medium-effect contrast that fails the 0.05 threshold at N = 30; Specs D and E (minimal exclusions) absorb so much non-vote-eligible signal into the holding distribution that the sector-contrast statistical power is exhausted. Cohen’s d is positive across all five specifications: the directional cross-protocol pattern is not an artifact of specific PCA-exclusion choices. Per-specification narrative interpretation and alternative-classification rationale in Supplementary File S10.</w:t>
+          <w:t xml:space="preserve">governance power rather than infer it from launch documents. Protocols</w:t>
+        </w:r>
+      </w:ins>
+      <w:ins w:id="10110" w:author="Z. Zukowski" w:date="2026-05-22T00:00:00Z">
+        <w:r>
+          <w:t xml:space="preserve"> </w:t>
+        </w:r>
+      </w:ins>
+      <w:ins w:id="10110" w:author="Z. Zukowski" w:date="2026-05-22T00:00:00Z">
+        <w:r>
+          <w:t xml:space="preserve">should publish PCA-adjusted concentration metrics, delegate-power</w:t>
+        </w:r>
+      </w:ins>
+      <w:ins w:id="10110" w:author="Z. Zukowski" w:date="2026-05-22T00:00:00Z">
+        <w:r>
+          <w:t xml:space="preserve"> </w:t>
+        </w:r>
+      </w:ins>
+      <w:ins w:id="10110" w:author="Z. Zukowski" w:date="2026-05-22T00:00:00Z">
+        <w:r>
+          <w:t xml:space="preserve">concentration, and any vote-escrow amplification before asking users or</w:t>
+        </w:r>
+      </w:ins>
+      <w:ins w:id="10110" w:author="Z. Zukowski" w:date="2026-05-22T00:00:00Z">
+        <w:r>
+          <w:t xml:space="preserve"> </w:t>
+        </w:r>
+      </w:ins>
+      <w:ins w:id="10110" w:author="Z. Zukowski" w:date="2026-05-22T00:00:00Z">
+        <w:r>
+          <w:t xml:space="preserve">regulators to accept decentralization claims.</w:t>
+        </w:r>
+      </w:ins>
+    </w:p>
+    <w:bookmarkEnd w:id="80"/>
+    <w:bookmarkStart w:id="81" w:name="risks-and-counterpoints"/>
+    <w:p>
+      <w:pPr>
+        <w:pStyle w:val="Heading2"/>
+      </w:pPr>
+      <w:r>
+        <w:t xml:space="preserve">5.3 Risks and Counterpoints</w:t>
+      </w:r>
+    </w:p>
+    <w:p>
+      <w:pPr>
+        <w:pStyle w:val="FirstParagraph"/>
+      </w:pPr>
+      <w:ins w:id="10111" w:author="Z. Zukowski" w:date="2026-05-22T00:00:00Z">
+        <w:r>
+          <w:t xml:space="preserve">Several empirical risks deserve candid acknowledgment. First, concentration may be efficient in some protocols if high-stake holders are also the participants most informed about protocol maintenance. This paper does not resolve that normative dispute; it shows that concentration should be measured after PCA correction and voting-power adjustment before decentralization claims are made. Second, launch allocation is empirically uninformative about current concentration, so audits that rely on allocation documents alone will miss post-distribution accumulation. Third, voting-HHI depends on governance-platform data that can drift over time, making rank ordering more durable than exact point estimates.</w:t>
         </w:r>
       </w:ins>
     </w:p>
@@ -23869,9 +23723,29 @@
       <w:pPr>
         <w:pStyle w:val="BodyText"/>
       </w:pPr>
-      <w:ins w:id="10111" w:author="Z. Zukowski" w:date="2026-05-22T00:00:00Z">
-        <w:r>
-          <w:t xml:space="preserve">Other extended robustness analyses are documented in supplementary materials rather than reproduced in full here: Theil and Atkinson concentration metrics (S9), Shapley-Shubik and Banzhaf power indices (S11), PCA-symmetric voting HHI and signer-side functional PCA cases (S12), multivariate subsidy models with sector controls (S8), and the canonical statistics ledger (S0). Profitability, size, and insider-retention specifications are reported in the §4.6 secondary-checks paragraph above. Rank ordering across concentration metrics is stable: HHI-Theil Pearson r = 0.77 and HHI-Gini Pearson r = 0.59 (p &lt; 0.001, N = 40) on the post-exclusion sample, confirming that the bivariate associations in Table 4 (sector contrast; insider-retention significance; subsidy fragility) would not flip under Gini-based or Theil-based measurement. The HHI-Gini correlation is moderate rather than perfect because the two metrics weight the holder distribution differently (HHI is dominated by top-share squared terms; Gini integrates the full Lorenz curve), so each metric adds some independent information about distributional shape while agreeing on protocol rank ordering.</w:t>
+      <w:ins w:id="10112" w:author="Z. Zukowski" w:date="2026-05-22T00:00:00Z">
+        <w:r>
+          <w:t xml:space="preserve">Measurement remains incomplete. Informal influence, off-chain coordination, and legal or equity-holder obligations can affect governance without appearing in token-holder lists. The paper therefore treats HHI and voting-HHI as necessary but not sufficient measures of governance power.</w:t>
+        </w:r>
+      </w:ins>
+    </w:p>
+    <w:bookmarkEnd w:id="81"/>
+    <w:bookmarkStart w:id="82" w:name="position-in-literature"/>
+    <w:p>
+      <w:pPr>
+        <w:pStyle w:val="Heading2"/>
+      </w:pPr>
+      <w:r>
+        <w:t xml:space="preserve">5.4 Position in Literature</w:t>
+      </w:r>
+    </w:p>
+    <w:p>
+      <w:pPr>
+        <w:pStyle w:val="FirstParagraph"/>
+      </w:pPr>
+      <w:ins w:id="10113" w:author="Z. Zukowski" w:date="2026-05-22T00:00:00Z">
+        <w:r>
+          <w:t xml:space="preserve">This paper contributes to the empirical DAO-governance literature by refining how concentration is measured. Prior work documents token inequality, voter concentration, participation gaps, and the decentralization illusion. B2 extends that literature by showing that concentration estimates change materially once protocol-controlled addresses are excluded, and by comparing holding HHI with voting-HHI across delegation systems.</w:t>
         </w:r>
       </w:ins>
     </w:p>
@@ -23879,55 +23753,29 @@
       <w:pPr>
         <w:pStyle w:val="BodyText"/>
       </w:pPr>
-      <w:r>
-        <w:t xml:space="preserve">Governance concentration shows no association with voter participation rates (r = -0.10, N = 13 across 13 protocols with Snapshot or Governor governance data; see Supplementary Figure S5a in Supplementary File S5 for the HHI-vs-participation scatter), consistent with the Olson (1965)</w:t>
-      </w:r>
-      <w:r>
-        <w:t xml:space="preserve"> </w:t>
-      </w:r>
-      <w:r>
-        <w:t xml:space="preserve">collective action prediction that participation decisions reflect</w:t>
-      </w:r>
-      <w:r>
-        <w:t xml:space="preserve"> </w:t>
-      </w:r>
-      <w:r>
-        <w:t xml:space="preserve">rational abstention and diffusion of responsibility rather than</w:t>
-      </w:r>
-      <w:r>
-        <w:t xml:space="preserve"> </w:t>
-      </w:r>
-      <w:r>
-        <w:t xml:space="preserve">ownership structure.</w:t>
-      </w:r>
-    </w:p>
-    <w:bookmarkEnd w:id="76"/>
-    <w:bookmarkEnd w:id="77"/>
-    <w:bookmarkStart w:id="89" w:name="discussion"/>
-    <w:p>
-      <w:pPr>
-        <w:pStyle w:val="Heading1"/>
-      </w:pPr>
-      <w:r>
-        <w:t xml:space="preserve">5 Discussion</w:t>
-      </w:r>
-    </w:p>
-    <w:bookmarkStart w:id="78" w:name="measurement-implications"/>
+      <w:ins w:id="10114" w:author="Z. Zukowski" w:date="2026-05-22T00:00:00Z">
+        <w:r>
+          <w:t xml:space="preserve">The paper also contributes to DePIN tokenomics by separating governance concentration from subsidy dependence and launch allocation. DePIN protocols exhibit higher concentration than DeFi in the corrected cross-section, but the sector pattern coexists with low-concentration counterexamples such as Anyone Protocol and Hivemapper. This makes the paper a measurement contribution rather than a deterministic claim about DePIN architecture.</w:t>
+        </w:r>
+      </w:ins>
+    </w:p>
+    <w:bookmarkEnd w:id="82"/>
+    <w:bookmarkStart w:id="83" w:name="summary-of-findings"/>
     <w:p>
       <w:pPr>
         <w:pStyle w:val="Heading2"/>
       </w:pPr>
       <w:r>
-        <w:t xml:space="preserve">5.1 Measurement Implications</w:t>
+        <w:t xml:space="preserve">5.5 Summary of Findings</w:t>
       </w:r>
     </w:p>
     <w:p>
       <w:pPr>
         <w:pStyle w:val="FirstParagraph"/>
       </w:pPr>
-      <w:ins w:id="10112" w:author="Z. Zukowski" w:date="2026-05-22T00:00:00Z">
-        <w:r>
-          <w:t xml:space="preserve">The results change how governance concentration should be audited. Launch allocation tables are not enough: initial insider allocation is not associated with post-distribution HHI in this cross-section. Audits should instead begin with current holder composition, explicit PCA exclusions, insider wallet retention among top holders, and delegated voting power.</w:t>
+      <w:ins w:id="10115" w:author="Z. Zukowski" w:date="2026-05-22T00:00:00Z">
+        <w:r>
+          <w:t xml:space="preserve">Across 40 protocols, naive holder lists are a weak basis for governance claims. PCA exclusion corrects large measurement artifacts, with median HHI inflation of 2.3x and a maximum near 18x in affected protocols. Initial insider allocation is uninformative about post-distribution concentration (Pearson r = 0.05, p = 0.76, N = 37), while current insider wallet retention is associated with concentration (Spearman rho = 0.48, p = 0.003, N = 37); the non-insider HHI check supports this as more than a purely mechanical result.</w:t>
         </w:r>
       </w:ins>
     </w:p>
@@ -23935,129 +23783,39 @@
       <w:pPr>
         <w:pStyle w:val="BodyText"/>
       </w:pPr>
-      <w:ins w:id="10113" w:author="Z. Zukowski" w:date="2026-05-22T00:00:00Z">
-        <w:r>
-          <w:t xml:space="preserve">Three practical implications follow. First, holder-list HHI should be computed only after excluding addresses that cannot vote as independent governance actors. Second, delegation analysis should compare voting-HHI with post-exclusion holding HHI, because delegated power usually differs from token holdings. Third, concentration audits should treat vote-escrow systems and delegation systems as different mechanism classes rather than aggregating them under one generic governance label.</w:t>
-        </w:r>
-      </w:ins>
-    </w:p>
-    <w:bookmarkEnd w:id="78"/>
-    <w:bookmarkStart w:id="79" w:name="governance-design-implications"/>
+      <w:ins w:id="10116" w:author="Z. Zukowski" w:date="2026-05-22T00:00:00Z">
+        <w:r>
+          <w:t xml:space="preserve">DePIN protocols are more concentrated than DeFi protocols after correction (mean HHI 0.071 vs 0.031; Mann-Whitney p = 0.020; Cohen’s d = 0.94), but the finding is descriptive and partially attenuates in the smallest multivariate specification. Subsidy dependence does not generalize as a concentration indicator once Livepeer is excluded (r = 0.07, p = 0.77, N = 22). Delegation usually amplifies voting concentration above token holdings in the 13-protocol voting-HHI sample, with ENS, GMX, HNT, and JUP as dispersion exceptions.</w:t>
+        </w:r>
+      </w:ins>
+    </w:p>
+    <w:p>
+      <w:pPr>
+        <w:pStyle w:val="BodyText"/>
+      </w:pPr>
+      <w:ins w:id="10117" w:author="Z. Zukowski" w:date="2026-05-22T00:00:00Z">
+        <w:r>
+          <w:t xml:space="preserve">The findings span four within-protocol concentration surfaces (post-exclusion holding, insider retention, delegated voting, and vote-escrowed voting) and one cross-protocol surface deferred to future work (institutional delegates participating in multiple protocols’ governance simultaneously).</w:t>
+        </w:r>
+      </w:ins>
+    </w:p>
+    <w:bookmarkEnd w:id="83"/>
+    <w:bookmarkStart w:id="84" w:name="contributions"/>
     <w:p>
       <w:pPr>
         <w:pStyle w:val="Heading2"/>
       </w:pPr>
       <w:r>
-        <w:t xml:space="preserve">5.2 Governance Design Implications</w:t>
+        <w:t xml:space="preserve">5.6 Contributions</w:t>
       </w:r>
     </w:p>
     <w:p>
       <w:pPr>
         <w:pStyle w:val="FirstParagraph"/>
       </w:pPr>
-      <w:ins w:id="10114" w:author="Z. Zukowski" w:date="2026-05-22T00:00:00Z">
-        <w:r>
-          <w:t xml:space="preserve">The empirical findings do not prove that any one design is sufficient</w:t>
-        </w:r>
-      </w:ins>
-      <w:ins w:id="10114" w:author="Z. Zukowski" w:date="2026-05-22T00:00:00Z">
-        <w:r>
-          <w:t xml:space="preserve"> </w:t>
-        </w:r>
-      </w:ins>
-      <w:ins w:id="10114" w:author="Z. Zukowski" w:date="2026-05-22T00:00:00Z">
-        <w:r>
-          <w:t xml:space="preserve">for deconcentration, but they identify design levers that merit closer</w:t>
-        </w:r>
-      </w:ins>
-      <w:ins w:id="10114" w:author="Z. Zukowski" w:date="2026-05-22T00:00:00Z">
-        <w:r>
-          <w:t xml:space="preserve"> </w:t>
-        </w:r>
-      </w:ins>
-      <w:ins w:id="10114" w:author="Z. Zukowski" w:date="2026-05-22T00:00:00Z">
-        <w:r>
-          <w:t xml:space="preserve">evaluation. Two counterexamples operating in different mechanism domains</w:t>
-        </w:r>
-      </w:ins>
-      <w:ins w:id="10114" w:author="Z. Zukowski" w:date="2026-05-22T00:00:00Z">
-        <w:r>
-          <w:t xml:space="preserve"> </w:t>
-        </w:r>
-      </w:ins>
-      <w:ins w:id="10114" w:author="Z. Zukowski" w:date="2026-05-22T00:00:00Z">
-        <w:r>
-          <w:t xml:space="preserve">illustrate that concentration variation is design-tractable rather than</w:t>
-        </w:r>
-      </w:ins>
-      <w:ins w:id="10114" w:author="Z. Zukowski" w:date="2026-05-22T00:00:00Z">
-        <w:r>
-          <w:t xml:space="preserve"> </w:t>
-        </w:r>
-      </w:ins>
-      <w:ins w:id="10114" w:author="Z. Zukowski" w:date="2026-05-22T00:00:00Z">
-        <w:r>
-          <w:t xml:space="preserve">mechanically inevitable: Anyone Protocol shows that low DePIN holding</w:t>
-        </w:r>
-      </w:ins>
-      <w:ins w:id="10114" w:author="Z. Zukowski" w:date="2026-05-22T00:00:00Z">
-        <w:r>
-          <w:t xml:space="preserve"> </w:t>
-        </w:r>
-      </w:ins>
-      <w:ins w:id="10114" w:author="Z. Zukowski" w:date="2026-05-22T00:00:00Z">
-        <w:r>
-          <w:t xml:space="preserve">concentration is possible despite sector-level concentration risk, and</w:t>
-        </w:r>
-      </w:ins>
-      <w:ins w:id="10114" w:author="Z. Zukowski" w:date="2026-05-22T00:00:00Z">
-        <w:r>
-          <w:t xml:space="preserve"> </w:t>
-        </w:r>
-      </w:ins>
-      <w:ins w:id="10114" w:author="Z. Zukowski" w:date="2026-05-22T00:00:00Z">
-        <w:r>
-          <w:t xml:space="preserve">ENS shows that delegation can disperse voting power below the holding</w:t>
-        </w:r>
-      </w:ins>
-      <w:ins w:id="10114" w:author="Z. Zukowski" w:date="2026-05-22T00:00:00Z">
-        <w:r>
-          <w:t xml:space="preserve"> </w:t>
-        </w:r>
-      </w:ins>
-      <w:ins w:id="10114" w:author="Z. Zukowski" w:date="2026-05-22T00:00:00Z">
-        <w:r>
-          <w:t xml:space="preserve">baseline under a mature delegate program. GMX, HNT, and JUP extend the</w:t>
-        </w:r>
-      </w:ins>
-      <w:ins w:id="10114" w:author="Z. Zukowski" w:date="2026-05-22T00:00:00Z">
-        <w:r>
-          <w:t xml:space="preserve"> </w:t>
-        </w:r>
-      </w:ins>
-      <w:ins w:id="10114" w:author="Z. Zukowski" w:date="2026-05-22T00:00:00Z">
-        <w:r>
-          <w:t xml:space="preserve">delegation-dispersion case under different mechanism designs, while</w:t>
-        </w:r>
-      </w:ins>
-      <w:ins w:id="10114" w:author="Z. Zukowski" w:date="2026-05-22T00:00:00Z">
-        <w:r>
-          <w:t xml:space="preserve"> </w:t>
-        </w:r>
-      </w:ins>
-      <w:ins w:id="10114" w:author="Z. Zukowski" w:date="2026-05-22T00:00:00Z">
-        <w:r>
-          <w:t xml:space="preserve">Curve and Balancer show that vote-escrowed governance can amplify voting</w:t>
-        </w:r>
-      </w:ins>
-      <w:ins w:id="10114" w:author="Z. Zukowski" w:date="2026-05-22T00:00:00Z">
-        <w:r>
-          <w:t xml:space="preserve"> </w:t>
-        </w:r>
-      </w:ins>
-      <w:ins w:id="10114" w:author="Z. Zukowski" w:date="2026-05-22T00:00:00Z">
-        <w:r>
-          <w:t xml:space="preserve">concentration far above raw token holdings.</w:t>
+      <w:ins w:id="10118" w:author="Z. Zukowski" w:date="2026-05-22T00:00:00Z">
+        <w:r>
+          <w:t xml:space="preserve">The paper makes four empirical contributions.</w:t>
         </w:r>
       </w:ins>
     </w:p>
@@ -24065,177 +23823,7 @@
       <w:pPr>
         <w:pStyle w:val="BodyText"/>
       </w:pPr>
-      <w:ins w:id="10115" w:author="Z. Zukowski" w:date="2026-05-22T00:00:00Z">
-        <w:r>
-          <w:t xml:space="preserve">For practitioners, the immediate design lesson is to measure current</w:t>
-        </w:r>
-      </w:ins>
-      <w:ins w:id="10115" w:author="Z. Zukowski" w:date="2026-05-22T00:00:00Z">
-        <w:r>
-          <w:t xml:space="preserve"> </w:t>
-        </w:r>
-      </w:ins>
-      <w:ins w:id="10115" w:author="Z. Zukowski" w:date="2026-05-22T00:00:00Z">
-        <w:r>
-          <w:t xml:space="preserve">governance power rather than infer it from launch documents. Protocols</w:t>
-        </w:r>
-      </w:ins>
-      <w:ins w:id="10115" w:author="Z. Zukowski" w:date="2026-05-22T00:00:00Z">
-        <w:r>
-          <w:t xml:space="preserve"> </w:t>
-        </w:r>
-      </w:ins>
-      <w:ins w:id="10115" w:author="Z. Zukowski" w:date="2026-05-22T00:00:00Z">
-        <w:r>
-          <w:t xml:space="preserve">should publish PCA-adjusted concentration metrics, delegate-power</w:t>
-        </w:r>
-      </w:ins>
-      <w:ins w:id="10115" w:author="Z. Zukowski" w:date="2026-05-22T00:00:00Z">
-        <w:r>
-          <w:t xml:space="preserve"> </w:t>
-        </w:r>
-      </w:ins>
-      <w:ins w:id="10115" w:author="Z. Zukowski" w:date="2026-05-22T00:00:00Z">
-        <w:r>
-          <w:t xml:space="preserve">concentration, and any vote-escrow amplification before asking users or</w:t>
-        </w:r>
-      </w:ins>
-      <w:ins w:id="10115" w:author="Z. Zukowski" w:date="2026-05-22T00:00:00Z">
-        <w:r>
-          <w:t xml:space="preserve"> </w:t>
-        </w:r>
-      </w:ins>
-      <w:ins w:id="10115" w:author="Z. Zukowski" w:date="2026-05-22T00:00:00Z">
-        <w:r>
-          <w:t xml:space="preserve">regulators to accept decentralization claims.</w:t>
-        </w:r>
-      </w:ins>
-    </w:p>
-    <w:bookmarkEnd w:id="79"/>
-    <w:bookmarkStart w:id="80" w:name="risks-and-counterpoints"/>
-    <w:p>
-      <w:pPr>
-        <w:pStyle w:val="Heading2"/>
-      </w:pPr>
-      <w:r>
-        <w:t xml:space="preserve">5.3 Risks and Counterpoints</w:t>
-      </w:r>
-    </w:p>
-    <w:p>
-      <w:pPr>
-        <w:pStyle w:val="FirstParagraph"/>
-      </w:pPr>
-      <w:ins w:id="10116" w:author="Z. Zukowski" w:date="2026-05-22T00:00:00Z">
-        <w:r>
-          <w:t xml:space="preserve">Several empirical risks deserve candid acknowledgment. First, concentration may be efficient in some protocols if high-stake holders are also the participants most informed about protocol maintenance. This paper does not resolve that normative dispute; it shows that concentration should be measured after PCA correction and voting-power adjustment before decentralization claims are made. Second, launch allocation is empirically uninformative about current concentration, so audits that rely on allocation documents alone will miss post-distribution accumulation. Third, voting-HHI depends on governance-platform data that can drift over time, making rank ordering more durable than exact point estimates.</w:t>
-        </w:r>
-      </w:ins>
-    </w:p>
-    <w:p>
-      <w:pPr>
-        <w:pStyle w:val="BodyText"/>
-      </w:pPr>
-      <w:ins w:id="10117" w:author="Z. Zukowski" w:date="2026-05-22T00:00:00Z">
-        <w:r>
-          <w:t xml:space="preserve">Measurement remains incomplete. Informal influence, off-chain coordination, and legal or equity-holder obligations can affect governance without appearing in token-holder lists. The paper therefore treats HHI and voting-HHI as necessary but not sufficient measures of governance power.</w:t>
-        </w:r>
-      </w:ins>
-    </w:p>
-    <w:bookmarkEnd w:id="80"/>
-    <w:bookmarkStart w:id="81" w:name="position-in-literature"/>
-    <w:p>
-      <w:pPr>
-        <w:pStyle w:val="Heading2"/>
-      </w:pPr>
-      <w:r>
-        <w:t xml:space="preserve">5.4 Position in Literature</w:t>
-      </w:r>
-    </w:p>
-    <w:p>
-      <w:pPr>
-        <w:pStyle w:val="FirstParagraph"/>
-      </w:pPr>
-      <w:ins w:id="10118" w:author="Z. Zukowski" w:date="2026-05-22T00:00:00Z">
-        <w:r>
-          <w:t xml:space="preserve">This paper contributes to the empirical DAO-governance literature by refining how concentration is measured. Prior work documents token inequality, voter concentration, participation gaps, and the decentralization illusion. B2 extends that literature by showing that concentration estimates change materially once protocol-controlled addresses are excluded, and by comparing holding HHI with voting-HHI across delegation systems.</w:t>
-        </w:r>
-      </w:ins>
-    </w:p>
-    <w:p>
-      <w:pPr>
-        <w:pStyle w:val="BodyText"/>
-      </w:pPr>
       <w:ins w:id="10119" w:author="Z. Zukowski" w:date="2026-05-22T00:00:00Z">
-        <w:r>
-          <w:t xml:space="preserve">The paper also contributes to DePIN tokenomics by separating governance concentration from subsidy dependence and launch allocation. DePIN protocols exhibit higher concentration than DeFi in the corrected cross-section, but the sector pattern coexists with low-concentration counterexamples such as Anyone Protocol and Hivemapper. This makes the paper a measurement contribution rather than a deterministic claim about DePIN architecture.</w:t>
-        </w:r>
-      </w:ins>
-    </w:p>
-    <w:bookmarkEnd w:id="81"/>
-    <w:bookmarkStart w:id="82" w:name="summary-of-findings"/>
-    <w:p>
-      <w:pPr>
-        <w:pStyle w:val="Heading2"/>
-      </w:pPr>
-      <w:r>
-        <w:t xml:space="preserve">5.5 Summary of Findings</w:t>
-      </w:r>
-    </w:p>
-    <w:p>
-      <w:pPr>
-        <w:pStyle w:val="FirstParagraph"/>
-      </w:pPr>
-      <w:ins w:id="10120" w:author="Z. Zukowski" w:date="2026-05-22T00:00:00Z">
-        <w:r>
-          <w:t xml:space="preserve">Across 40 protocols, naive holder lists are a weak basis for governance claims. PCA exclusion corrects large measurement artifacts, with median HHI inflation of 2.3x and a maximum near 18x in affected protocols. Initial insider allocation is uninformative about post-distribution concentration (Pearson r = 0.05, p = 0.76, N = 37), while current insider wallet retention is associated with concentration (Spearman rho = 0.48, p = 0.003, N = 37); the non-insider HHI check supports this as more than a purely mechanical result.</w:t>
-        </w:r>
-      </w:ins>
-    </w:p>
-    <w:p>
-      <w:pPr>
-        <w:pStyle w:val="BodyText"/>
-      </w:pPr>
-      <w:ins w:id="10121" w:author="Z. Zukowski" w:date="2026-05-22T00:00:00Z">
-        <w:r>
-          <w:t xml:space="preserve">DePIN protocols are more concentrated than DeFi protocols after correction (mean HHI 0.071 vs 0.031; Mann-Whitney p = 0.020; Cohen’s d = 0.94), but the finding is descriptive and partially attenuates in the smallest multivariate specification. Subsidy dependence does not generalize as a concentration indicator once Livepeer is excluded (r = 0.07, p = 0.77, N = 22). Delegation usually amplifies voting concentration above token holdings in the 13-protocol voting-HHI sample, with ENS, GMX, HNT, and JUP as dispersion exceptions.</w:t>
-        </w:r>
-      </w:ins>
-    </w:p>
-    <w:p>
-      <w:pPr>
-        <w:pStyle w:val="BodyText"/>
-      </w:pPr>
-      <w:ins w:id="10122" w:author="Z. Zukowski" w:date="2026-05-22T00:00:00Z">
-        <w:r>
-          <w:t xml:space="preserve">The findings span four within-protocol concentration surfaces (post-exclusion holding, insider retention, delegated voting, and vote-escrowed voting) and one cross-protocol surface deferred to future work (institutional delegates participating in multiple protocols’ governance simultaneously).</w:t>
-        </w:r>
-      </w:ins>
-    </w:p>
-    <w:bookmarkEnd w:id="82"/>
-    <w:bookmarkStart w:id="83" w:name="contributions"/>
-    <w:p>
-      <w:pPr>
-        <w:pStyle w:val="Heading2"/>
-      </w:pPr>
-      <w:r>
-        <w:t xml:space="preserve">5.6 Contributions</w:t>
-      </w:r>
-    </w:p>
-    <w:p>
-      <w:pPr>
-        <w:pStyle w:val="FirstParagraph"/>
-      </w:pPr>
-      <w:ins w:id="10123" w:author="Z. Zukowski" w:date="2026-05-22T00:00:00Z">
-        <w:r>
-          <w:t xml:space="preserve">The paper makes four empirical contributions.</w:t>
-        </w:r>
-      </w:ins>
-    </w:p>
-    <w:p>
-      <w:pPr>
-        <w:pStyle w:val="BodyText"/>
-      </w:pPr>
-      <w:ins w:id="10124" w:author="Z. Zukowski" w:date="2026-05-22T00:00:00Z">
         <w:r>
           <w:rPr>
             <w:b/>
@@ -24244,12 +23832,12 @@
           <w:t xml:space="preserve">First, generalizable PCA exclusion methodology</w:t>
         </w:r>
       </w:ins>
-      <w:ins w:id="10124" w:author="Z. Zukowski" w:date="2026-05-22T00:00:00Z">
-        <w:r>
-          <w:t xml:space="preserve"> </w:t>
-        </w:r>
-      </w:ins>
-      <w:ins w:id="10124" w:author="Z. Zukowski" w:date="2026-05-22T00:00:00Z">
+      <w:ins w:id="10119" w:author="Z. Zukowski" w:date="2026-05-22T00:00:00Z">
+        <w:r>
+          <w:t xml:space="preserve"> </w:t>
+        </w:r>
+      </w:ins>
+      <w:ins w:id="10119" w:author="Z. Zukowski" w:date="2026-05-22T00:00:00Z">
         <w:r>
           <w:t xml:space="preserve">(Section 3.8). The exclusion methodology applies 133 address exclusions controlled by protocols themselves across 38 protocols. Correcting for these addresses changed affected protocols’ HHI by a median factor of 2.3x and up to approximately 18x, showing that prior holder-list studies can measure protocol architecture rather than governance control.</w:t>
         </w:r>
@@ -24259,7 +23847,7 @@
       <w:pPr>
         <w:pStyle w:val="BodyText"/>
       </w:pPr>
-      <w:ins w:id="10125" w:author="Z. Zukowski" w:date="2026-05-22T00:00:00Z">
+      <w:ins w:id="10120" w:author="Z. Zukowski" w:date="2026-05-22T00:00:00Z">
         <w:r>
           <w:rPr>
             <w:b/>
@@ -24268,12 +23856,12 @@
           <w:t xml:space="preserve">Second, allocation-null and insider-retention evidence</w:t>
         </w:r>
       </w:ins>
-      <w:ins w:id="10125" w:author="Z. Zukowski" w:date="2026-05-22T00:00:00Z">
-        <w:r>
-          <w:t xml:space="preserve"> </w:t>
-        </w:r>
-      </w:ins>
-      <w:ins w:id="10125" w:author="Z. Zukowski" w:date="2026-05-22T00:00:00Z">
+      <w:ins w:id="10120" w:author="Z. Zukowski" w:date="2026-05-22T00:00:00Z">
+        <w:r>
+          <w:t xml:space="preserve"> </w:t>
+        </w:r>
+      </w:ins>
+      <w:ins w:id="10120" w:author="Z. Zukowski" w:date="2026-05-22T00:00:00Z">
         <w:r>
           <w:t xml:space="preserve">(Section 4.4). Initial team and investor allocation does not explain post-distribution concentration in the 37-protocol allocation subsample, while insider wallet presence among top holders is associated with concentration. The count-based non-insider HHI check supports the relationship as more than a direct arithmetic artifact; the balance-based version does not survive conventional significance, so the hierarchy of evidence is explicit.</w:t>
         </w:r>
@@ -24283,7 +23871,7 @@
       <w:pPr>
         <w:pStyle w:val="BodyText"/>
       </w:pPr>
-      <w:ins w:id="10126" w:author="Z. Zukowski" w:date="2026-05-22T00:00:00Z">
+      <w:ins w:id="10121" w:author="Z. Zukowski" w:date="2026-05-22T00:00:00Z">
         <w:r>
           <w:rPr>
             <w:b/>
@@ -24292,12 +23880,12 @@
           <w:t xml:space="preserve">Third, corrected sector contrast</w:t>
         </w:r>
       </w:ins>
-      <w:ins w:id="10126" w:author="Z. Zukowski" w:date="2026-05-22T00:00:00Z">
-        <w:r>
-          <w:t xml:space="preserve"> </w:t>
-        </w:r>
-      </w:ins>
-      <w:ins w:id="10126" w:author="Z. Zukowski" w:date="2026-05-22T00:00:00Z">
+      <w:ins w:id="10121" w:author="Z. Zukowski" w:date="2026-05-22T00:00:00Z">
+        <w:r>
+          <w:t xml:space="preserve"> </w:t>
+        </w:r>
+      </w:ins>
+      <w:ins w:id="10121" w:author="Z. Zukowski" w:date="2026-05-22T00:00:00Z">
         <w:r>
           <w:t xml:space="preserve">(Section 4.3). DePIN governance concentration exceeds DeFi after PCA correction, with robustness to leave-one-out, permutation, and bootstrap checks. The finding is descriptive and should be read with the Model 3 attenuation and small-sample limits in view.</w:t>
         </w:r>
@@ -24307,7 +23895,7 @@
       <w:pPr>
         <w:pStyle w:val="BodyText"/>
       </w:pPr>
-      <w:ins w:id="10127" w:author="Z. Zukowski" w:date="2026-05-22T00:00:00Z">
+      <w:ins w:id="10122" w:author="Z. Zukowski" w:date="2026-05-22T00:00:00Z">
         <w:r>
           <w:rPr>
             <w:b/>
@@ -24316,19 +23904,19 @@
           <w:t xml:space="preserve">Fourth, delegation-amplification measurement</w:t>
         </w:r>
       </w:ins>
-      <w:ins w:id="10127" w:author="Z. Zukowski" w:date="2026-05-22T00:00:00Z">
-        <w:r>
-          <w:t xml:space="preserve"> </w:t>
-        </w:r>
-      </w:ins>
-      <w:ins w:id="10127" w:author="Z. Zukowski" w:date="2026-05-22T00:00:00Z">
+      <w:ins w:id="10122" w:author="Z. Zukowski" w:date="2026-05-22T00:00:00Z">
+        <w:r>
+          <w:t xml:space="preserve"> </w:t>
+        </w:r>
+      </w:ins>
+      <w:ins w:id="10122" w:author="Z. Zukowski" w:date="2026-05-22T00:00:00Z">
         <w:r>
           <w:t xml:space="preserve">(Section 4.5). Voting-HHI exceeds post-exclusion holding HHI in nine of thirteen protocols with sufficient governance data, while ENS, GMX, HNT, and JUP show that dispersion is possible under different delegate-program or voting-mechanism designs. Curve and Balancer form a separate vote-escrow class with much larger amplification.</w:t>
         </w:r>
       </w:ins>
     </w:p>
-    <w:bookmarkEnd w:id="83"/>
-    <w:bookmarkStart w:id="84" w:name="limitations"/>
+    <w:bookmarkEnd w:id="84"/>
+    <w:bookmarkStart w:id="85" w:name="limitations"/>
     <w:p>
       <w:pPr>
         <w:pStyle w:val="Heading2"/>
@@ -24341,7 +23929,7 @@
       <w:pPr>
         <w:pStyle w:val="FirstParagraph"/>
       </w:pPr>
-      <w:ins w:id="10128" w:author="Z. Zukowski" w:date="2026-05-22T00:00:00Z">
+      <w:ins w:id="10123" w:author="Z. Zukowski" w:date="2026-05-22T00:00:00Z">
         <w:r>
           <w:t xml:space="preserve">The evidence reported here carries five main limitations. First, the analysis is a March 2026 cross-section, so it supports descriptive association rather than causal inference or trajectory claims. Second, the 40-protocol sample is large enough for descriptive comparison but small for fully specified multivariate regression; Model 3 has only 35 observations. Third, PCA classification depends on public labels, bytecode inspection, and documentation quality, with weaker coverage for some Solana-native protocols. Fourth, voting-HHI data are available only for 13 protocols with sufficient governance activity and comparable data surfaces. Fifth, HHI measures concentration of shares, not pivotal voting power under proposal-specific quorum rules.</w:t>
         </w:r>
@@ -24351,47 +23939,47 @@
       <w:pPr>
         <w:pStyle w:val="BodyText"/>
       </w:pPr>
-      <w:ins w:id="10129" w:author="Z. Zukowski" w:date="2026-05-22T00:00:00Z">
+      <w:ins w:id="10124" w:author="Z. Zukowski" w:date="2026-05-22T00:00:00Z">
         <w:r>
           <w:t xml:space="preserve">The attenuated Model 3 sector coefficient (p = 0.078) should be read</w:t>
         </w:r>
       </w:ins>
-      <w:ins w:id="10129" w:author="Z. Zukowski" w:date="2026-05-22T00:00:00Z">
-        <w:r>
-          <w:t xml:space="preserve"> </w:t>
-        </w:r>
-      </w:ins>
-      <w:ins w:id="10129" w:author="Z. Zukowski" w:date="2026-05-22T00:00:00Z">
+      <w:ins w:id="10124" w:author="Z. Zukowski" w:date="2026-05-22T00:00:00Z">
+        <w:r>
+          <w:t xml:space="preserve"> </w:t>
+        </w:r>
+      </w:ins>
+      <w:ins w:id="10124" w:author="Z. Zukowski" w:date="2026-05-22T00:00:00Z">
         <w:r>
           <w:t xml:space="preserve">alongside the bootstrap result reported in Section 4.4: the DePIN</w:t>
         </w:r>
       </w:ins>
-      <w:ins w:id="10129" w:author="Z. Zukowski" w:date="2026-05-22T00:00:00Z">
-        <w:r>
-          <w:t xml:space="preserve"> </w:t>
-        </w:r>
-      </w:ins>
-      <w:ins w:id="10129" w:author="Z. Zukowski" w:date="2026-05-22T00:00:00Z">
+      <w:ins w:id="10124" w:author="Z. Zukowski" w:date="2026-05-22T00:00:00Z">
+        <w:r>
+          <w:t xml:space="preserve"> </w:t>
+        </w:r>
+      </w:ins>
+      <w:ins w:id="10124" w:author="Z. Zukowski" w:date="2026-05-22T00:00:00Z">
         <w:r>
           <w:t xml:space="preserve">coefficient bootstrap interval remains above zero [+0.001, +0.091] in</w:t>
         </w:r>
       </w:ins>
-      <w:ins w:id="10129" w:author="Z. Zukowski" w:date="2026-05-22T00:00:00Z">
-        <w:r>
-          <w:t xml:space="preserve"> </w:t>
-        </w:r>
-      </w:ins>
-      <w:ins w:id="10129" w:author="Z. Zukowski" w:date="2026-05-22T00:00:00Z">
+      <w:ins w:id="10124" w:author="Z. Zukowski" w:date="2026-05-22T00:00:00Z">
+        <w:r>
+          <w:t xml:space="preserve"> </w:t>
+        </w:r>
+      </w:ins>
+      <w:ins w:id="10124" w:author="Z. Zukowski" w:date="2026-05-22T00:00:00Z">
         <w:r>
           <w:t xml:space="preserve">the N = 35 multivariate sample, but the small sample limits how cleanly</w:t>
         </w:r>
       </w:ins>
-      <w:ins w:id="10129" w:author="Z. Zukowski" w:date="2026-05-22T00:00:00Z">
-        <w:r>
-          <w:t xml:space="preserve"> </w:t>
-        </w:r>
-      </w:ins>
-      <w:ins w:id="10129" w:author="Z. Zukowski" w:date="2026-05-22T00:00:00Z">
+      <w:ins w:id="10124" w:author="Z. Zukowski" w:date="2026-05-22T00:00:00Z">
+        <w:r>
+          <w:t xml:space="preserve"> </w:t>
+        </w:r>
+      </w:ins>
+      <w:ins w:id="10124" w:author="Z. Zukowski" w:date="2026-05-22T00:00:00Z">
         <w:r>
           <w:t xml:space="preserve">sector can be isolated from correlated controls.</w:t>
         </w:r>
@@ -24401,37 +23989,37 @@
       <w:pPr>
         <w:pStyle w:val="BodyText"/>
       </w:pPr>
-      <w:ins w:id="10130" w:author="Z. Zukowski" w:date="2026-05-22T00:00:00Z">
+      <w:ins w:id="10125" w:author="Z. Zukowski" w:date="2026-05-22T00:00:00Z">
         <w:r>
           <w:t xml:space="preserve">The subsidy result is especially sensitive to one observation: excluding</w:t>
         </w:r>
       </w:ins>
-      <w:ins w:id="10130" w:author="Z. Zukowski" w:date="2026-05-22T00:00:00Z">
-        <w:r>
-          <w:t xml:space="preserve"> </w:t>
-        </w:r>
-      </w:ins>
-      <w:ins w:id="10130" w:author="Z. Zukowski" w:date="2026-05-22T00:00:00Z">
+      <w:ins w:id="10125" w:author="Z. Zukowski" w:date="2026-05-22T00:00:00Z">
+        <w:r>
+          <w:t xml:space="preserve"> </w:t>
+        </w:r>
+      </w:ins>
+      <w:ins w:id="10125" w:author="Z. Zukowski" w:date="2026-05-22T00:00:00Z">
         <w:r>
           <w:t xml:space="preserve">Livepeer yields a clean null (full LOO + Spearman + log-transform</w:t>
         </w:r>
       </w:ins>
-      <w:ins w:id="10130" w:author="Z. Zukowski" w:date="2026-05-22T00:00:00Z">
-        <w:r>
-          <w:t xml:space="preserve"> </w:t>
-        </w:r>
-      </w:ins>
-      <w:ins w:id="10130" w:author="Z. Zukowski" w:date="2026-05-22T00:00:00Z">
+      <w:ins w:id="10125" w:author="Z. Zukowski" w:date="2026-05-22T00:00:00Z">
+        <w:r>
+          <w:t xml:space="preserve"> </w:t>
+        </w:r>
+      </w:ins>
+      <w:ins w:id="10125" w:author="Z. Zukowski" w:date="2026-05-22T00:00:00Z">
         <w:r>
           <w:t xml:space="preserve">robustness in Section 4.6), so the main text treats subsidy as a</w:t>
         </w:r>
       </w:ins>
-      <w:ins w:id="10130" w:author="Z. Zukowski" w:date="2026-05-22T00:00:00Z">
-        <w:r>
-          <w:t xml:space="preserve"> </w:t>
-        </w:r>
-      </w:ins>
-      <w:ins w:id="10130" w:author="Z. Zukowski" w:date="2026-05-22T00:00:00Z">
+      <w:ins w:id="10125" w:author="Z. Zukowski" w:date="2026-05-22T00:00:00Z">
+        <w:r>
+          <w:t xml:space="preserve"> </w:t>
+        </w:r>
+      </w:ins>
+      <w:ins w:id="10125" w:author="Z. Zukowski" w:date="2026-05-22T00:00:00Z">
         <w:r>
           <w:t xml:space="preserve">non-generalizing association rather than a stable indicator.</w:t>
         </w:r>
@@ -24441,24 +24029,24 @@
       <w:pPr>
         <w:pStyle w:val="BodyText"/>
       </w:pPr>
-      <w:ins w:id="10131" w:author="Z. Zukowski" w:date="2026-05-22T00:00:00Z">
+      <w:ins w:id="10126" w:author="Z. Zukowski" w:date="2026-05-22T00:00:00Z">
         <w:r>
           <w:t xml:space="preserve">Measurement extensions that would refine these findings without changing</w:t>
         </w:r>
       </w:ins>
-      <w:ins w:id="10131" w:author="Z. Zukowski" w:date="2026-05-22T00:00:00Z">
-        <w:r>
-          <w:t xml:space="preserve"> </w:t>
-        </w:r>
-      </w:ins>
-      <w:ins w:id="10131" w:author="Z. Zukowski" w:date="2026-05-22T00:00:00Z">
+      <w:ins w:id="10126" w:author="Z. Zukowski" w:date="2026-05-22T00:00:00Z">
+        <w:r>
+          <w:t xml:space="preserve"> </w:t>
+        </w:r>
+      </w:ins>
+      <w:ins w:id="10126" w:author="Z. Zukowski" w:date="2026-05-22T00:00:00Z">
         <w:r>
           <w:t xml:space="preserve">the core claim are enumerated in Section 5.8.</w:t>
         </w:r>
       </w:ins>
     </w:p>
-    <w:bookmarkEnd w:id="84"/>
-    <w:bookmarkStart w:id="87" w:name="future-research"/>
+    <w:bookmarkEnd w:id="85"/>
+    <w:bookmarkStart w:id="88" w:name="future-research"/>
     <w:p>
       <w:pPr>
         <w:pStyle w:val="Heading2"/>
@@ -24510,7 +24098,7 @@
       <w:r>
         <w:t xml:space="preserve">trajectories for 14 governance tokens (</w:t>
       </w:r>
-      <w:hyperlink r:id="rId85">
+      <w:hyperlink r:id="rId86">
         <w:r>
           <w:rPr>
             <w:rStyle w:val="Hyperlink"/>
@@ -24582,7 +24170,7 @@
       <w:pPr>
         <w:pStyle w:val="BodyText"/>
       </w:pPr>
-      <w:ins w:id="10132" w:author="Z. Zukowski" w:date="2026-05-22T00:00:00Z">
+      <w:ins w:id="10127" w:author="Z. Zukowski" w:date="2026-05-22T00:00:00Z">
         <w:r>
           <w:t xml:space="preserve">Third, cross-protocol delegate overlap: the Snapshot-side overlap pattern in Section 4.5.5 should be extended to the Tally delegate registry and Solana governance surfaces to test whether the same professional governance actors concentrate influence across protocols.</w:t>
         </w:r>
@@ -24592,7 +24180,7 @@
       <w:pPr>
         <w:pStyle w:val="BodyText"/>
       </w:pPr>
-      <w:ins w:id="10133" w:author="Z. Zukowski" w:date="2026-05-22T00:00:00Z">
+      <w:ins w:id="10128" w:author="Z. Zukowski" w:date="2026-05-22T00:00:00Z">
         <w:r>
           <w:t xml:space="preserve">Fourth, extending concentration measurement from holding-based HHI to coalition-based power indices (Shapley &amp; Shubik, 1954; Banzhaf, 1968) would quantify whether token holders’ pivotal probability diverges from nominal share. Partial-sample computations across five Tally-sourced protocols (Section 4.6; full detail in Supplementary File S11) show Shapley-Shubik tracks voting-HHI at Pearson r = 0.999 under simple-majority quorum, with one protocol-specific Banzhaf divergence (AAVE top-1 Banzhaf 33.5% vs SS 26.7% vs share 21.9%). The 3 Snapshot-sourced protocols (DIMO, LDO, WXM) lack complete delegate-by-delegate weight data and remain the natural expansion target along with proposal-level quorum-configuration data. Recent game-theoretic results (Kiayias et al., 2025) indicate Shapley-based reward distributions achieve bounded Price of Stability (4/3) in oceanic staking models while resisting Sybil stake-splitting attacks, supporting the measurement extension’s theoretical grounding and computational feasibility for the sample sizes in the current dataset.</w:t>
         </w:r>
@@ -24602,7 +24190,7 @@
       <w:pPr>
         <w:pStyle w:val="BodyText"/>
       </w:pPr>
-      <w:ins w:id="10134" w:author="Z. Zukowski" w:date="2026-05-22T00:00:00Z">
+      <w:ins w:id="10129" w:author="Z. Zukowski" w:date="2026-05-22T00:00:00Z">
         <w:r>
           <w:t xml:space="preserve">B2’s forward agenda is empirical: convert the current cross-section into panel evidence, expand the sample, and extend voting-HHI to coalition-based power measures.</w:t>
         </w:r>
@@ -24612,37 +24200,37 @@
       <w:pPr>
         <w:pStyle w:val="BodyText"/>
       </w:pPr>
-      <w:ins w:id="10135" w:author="Z. Zukowski" w:date="2026-05-22T00:00:00Z">
+      <w:ins w:id="10130" w:author="Z. Zukowski" w:date="2026-05-22T00:00:00Z">
         <w:r>
           <w:t xml:space="preserve">Falsifiable forward claims. The cross-sectional design supports four</w:t>
         </w:r>
       </w:ins>
-      <w:ins w:id="10135" w:author="Z. Zukowski" w:date="2026-05-22T00:00:00Z">
-        <w:r>
-          <w:t xml:space="preserve"> </w:t>
-        </w:r>
-      </w:ins>
-      <w:ins w:id="10135" w:author="Z. Zukowski" w:date="2026-05-22T00:00:00Z">
+      <w:ins w:id="10130" w:author="Z. Zukowski" w:date="2026-05-22T00:00:00Z">
+        <w:r>
+          <w:t xml:space="preserve"> </w:t>
+        </w:r>
+      </w:ins>
+      <w:ins w:id="10130" w:author="Z. Zukowski" w:date="2026-05-22T00:00:00Z">
         <w:r>
           <w:t xml:space="preserve">falsifiable predictions about subsequent cross-protocol governance</w:t>
         </w:r>
       </w:ins>
-      <w:ins w:id="10135" w:author="Z. Zukowski" w:date="2026-05-22T00:00:00Z">
-        <w:r>
-          <w:t xml:space="preserve"> </w:t>
-        </w:r>
-      </w:ins>
-      <w:ins w:id="10135" w:author="Z. Zukowski" w:date="2026-05-22T00:00:00Z">
+      <w:ins w:id="10130" w:author="Z. Zukowski" w:date="2026-05-22T00:00:00Z">
+        <w:r>
+          <w:t xml:space="preserve"> </w:t>
+        </w:r>
+      </w:ins>
+      <w:ins w:id="10130" w:author="Z. Zukowski" w:date="2026-05-22T00:00:00Z">
         <w:r>
           <w:t xml:space="preserve">trajectories, each operationalized for future panel-data and event-study</w:t>
         </w:r>
       </w:ins>
-      <w:ins w:id="10135" w:author="Z. Zukowski" w:date="2026-05-22T00:00:00Z">
-        <w:r>
-          <w:t xml:space="preserve"> </w:t>
-        </w:r>
-      </w:ins>
-      <w:ins w:id="10135" w:author="Z. Zukowski" w:date="2026-05-22T00:00:00Z">
+      <w:ins w:id="10130" w:author="Z. Zukowski" w:date="2026-05-22T00:00:00Z">
+        <w:r>
+          <w:t xml:space="preserve"> </w:t>
+        </w:r>
+      </w:ins>
+      <w:ins w:id="10130" w:author="Z. Zukowski" w:date="2026-05-22T00:00:00Z">
         <w:r>
           <w:t xml:space="preserve">work:</w:t>
         </w:r>
@@ -24656,7 +24244,7 @@
           <w:numId w:val="1002"/>
         </w:numPr>
       </w:pPr>
-      <w:ins w:id="10136" w:author="Z. Zukowski" w:date="2026-05-22T00:00:00Z">
+      <w:ins w:id="10131" w:author="Z. Zukowski" w:date="2026-05-22T00:00:00Z">
         <w:r>
           <w:rPr>
             <w:b/>
@@ -24665,7 +24253,7 @@
           <w:t xml:space="preserve">Sector persistence</w:t>
         </w:r>
       </w:ins>
-      <w:ins w:id="10136" w:author="Z. Zukowski" w:date="2026-05-22T00:00:00Z">
+      <w:ins w:id="10131" w:author="Z. Zukowski" w:date="2026-05-22T00:00:00Z">
         <w:r>
           <w:t xml:space="preserve">: DePIN protocols launching in 2026-2027 will exhibit higher post-distribution holding HHI than DeFi protocols launching in the same period (Mann-Whitney test on entry-cohort distributions at T+12 and T+24 months).</w:t>
         </w:r>
@@ -24679,7 +24267,7 @@
           <w:numId w:val="1002"/>
         </w:numPr>
       </w:pPr>
-      <w:ins w:id="10137" w:author="Z. Zukowski" w:date="2026-05-22T00:00:00Z">
+      <w:ins w:id="10132" w:author="Z. Zukowski" w:date="2026-05-22T00:00:00Z">
         <w:r>
           <w:rPr>
             <w:b/>
@@ -24688,7 +24276,7 @@
           <w:t xml:space="preserve">Delegation amplification universality</w:t>
         </w:r>
       </w:ins>
-      <w:ins w:id="10137" w:author="Z. Zukowski" w:date="2026-05-22T00:00:00Z">
+      <w:ins w:id="10132" w:author="Z. Zukowski" w:date="2026-05-22T00:00:00Z">
         <w:r>
           <w:t xml:space="preserve">: any protocol introducing a formal delegate program will produce voting HHI greater than holding HHI within twelve months of launch, with amplification magnitude varying by delegate-program design rather than by sector.</w:t>
         </w:r>
@@ -24702,7 +24290,7 @@
           <w:numId w:val="1002"/>
         </w:numPr>
       </w:pPr>
-      <w:ins w:id="10138" w:author="Z. Zukowski" w:date="2026-05-22T00:00:00Z">
+      <w:ins w:id="10133" w:author="Z. Zukowski" w:date="2026-05-22T00:00:00Z">
         <w:r>
           <w:rPr>
             <w:b/>
@@ -24711,7 +24299,7 @@
           <w:t xml:space="preserve">Insider-retention persistence</w:t>
         </w:r>
       </w:ins>
-      <w:ins w:id="10138" w:author="Z. Zukowski" w:date="2026-05-22T00:00:00Z">
+      <w:ins w:id="10133" w:author="Z. Zukowski" w:date="2026-05-22T00:00:00Z">
         <w:r>
           <w:t xml:space="preserve">: protocols whose insider fraction of top-10 holders increases between baseline and subsequent measurement will exhibit increased holding HHI; protocols whose insider fraction decreases will exhibit decreased holding HHI (within-protocol panel correlation).</w:t>
         </w:r>
@@ -24725,7 +24313,7 @@
           <w:numId w:val="1002"/>
         </w:numPr>
       </w:pPr>
-      <w:ins w:id="10139" w:author="Z. Zukowski" w:date="2026-05-22T00:00:00Z">
+      <w:ins w:id="10134" w:author="Z. Zukowski" w:date="2026-05-22T00:00:00Z">
         <w:r>
           <w:rPr>
             <w:b/>
@@ -24734,7 +24322,7 @@
           <w:t xml:space="preserve">Delegate-program design as moderator</w:t>
         </w:r>
       </w:ins>
-      <w:ins w:id="10139" w:author="Z. Zukowski" w:date="2026-05-22T00:00:00Z">
+      <w:ins w:id="10134" w:author="Z. Zukowski" w:date="2026-05-22T00:00:00Z">
         <w:r>
           <w:t xml:space="preserve">: among post-launch protocols in Prediction 2’s set, those that adopt broad-community-delegate distribution design choices will exhibit lower amplification ratios than those that do not.</w:t>
         </w:r>
@@ -24744,18 +24332,18 @@
       <w:pPr>
         <w:pStyle w:val="FirstParagraph"/>
       </w:pPr>
-      <w:ins w:id="10140" w:author="Z. Zukowski" w:date="2026-05-22T00:00:00Z">
+      <w:ins w:id="10135" w:author="Z. Zukowski" w:date="2026-05-22T00:00:00Z">
         <w:r>
           <w:t xml:space="preserve">All four predictions inherit the methodology applied in this paper (PCA-symmetric exclusion via the five-class typology; HHI on post-exclusion top-1,000 holders; Mann-Whitney for two-sample tests; bootstrap 95% percentile intervals). Pre-registration commitment: hypothesis specifications, statistical tests, and falsification thresholds will be deposited on the Open Science Framework prior to data collection for any panel-data or event-study extension. Full operationalization detail per prediction (data requirements; explicit falsification thresholds; statistical test specifications) in</w:t>
         </w:r>
       </w:ins>
-      <w:ins w:id="10140" w:author="Z. Zukowski" w:date="2026-05-22T00:00:00Z">
-        <w:r>
-          <w:t xml:space="preserve"> </w:t>
-        </w:r>
-      </w:ins>
-      <w:hyperlink r:id="rId86">
-        <w:ins w:id="10140" w:author="Z. Zukowski" w:date="2026-05-22T00:00:00Z">
+      <w:ins w:id="10135" w:author="Z. Zukowski" w:date="2026-05-22T00:00:00Z">
+        <w:r>
+          <w:t xml:space="preserve"> </w:t>
+        </w:r>
+      </w:ins>
+      <w:hyperlink r:id="rId87">
+        <w:ins w:id="10135" w:author="Z. Zukowski" w:date="2026-05-22T00:00:00Z">
           <w:r>
             <w:rPr>
               <w:rStyle w:val="Hyperlink"/>
@@ -24764,287 +24352,607 @@
           </w:r>
         </w:ins>
       </w:hyperlink>
+      <w:ins w:id="10135" w:author="Z. Zukowski" w:date="2026-05-22T00:00:00Z">
+        <w:r>
+          <w:t xml:space="preserve">.</w:t>
+        </w:r>
+      </w:ins>
+    </w:p>
+    <w:bookmarkEnd w:id="88"/>
+    <w:bookmarkStart w:id="89" w:name="reproducibility-and-data-availability"/>
+    <w:p>
+      <w:pPr>
+        <w:pStyle w:val="Heading2"/>
+      </w:pPr>
+      <w:r>
+        <w:t xml:space="preserve">5.9 Reproducibility and Data Availability</w:t>
+      </w:r>
+    </w:p>
+    <w:p>
+      <w:pPr>
+        <w:pStyle w:val="FirstParagraph"/>
+      </w:pPr>
+      <w:ins w:id="10136" w:author="Z. Zukowski" w:date="2026-05-22T00:00:00Z">
+        <w:r>
+          <w:t xml:space="preserve">The 40-protocol governance concentration dataset, exclusions log (133</w:t>
+        </w:r>
+      </w:ins>
+      <w:ins w:id="10136" w:author="Z. Zukowski" w:date="2026-05-22T00:00:00Z">
+        <w:r>
+          <w:t xml:space="preserve"> </w:t>
+        </w:r>
+      </w:ins>
+      <w:ins w:id="10136" w:author="Z. Zukowski" w:date="2026-05-22T00:00:00Z">
+        <w:r>
+          <w:t xml:space="preserve">protocol-controlled address exclusions across 38 protocols), canonical</w:t>
+        </w:r>
+      </w:ins>
+      <w:ins w:id="10136" w:author="Z. Zukowski" w:date="2026-05-22T00:00:00Z">
+        <w:r>
+          <w:t xml:space="preserve"> </w:t>
+        </w:r>
+      </w:ins>
+      <w:ins w:id="10136" w:author="Z. Zukowski" w:date="2026-05-22T00:00:00Z">
+        <w:r>
+          <w:t xml:space="preserve">regression dataset including Token Terminal subsidy ratios and on-chain</w:t>
+        </w:r>
+      </w:ins>
+      <w:ins w:id="10136" w:author="Z. Zukowski" w:date="2026-05-22T00:00:00Z">
+        <w:r>
+          <w:t xml:space="preserve"> </w:t>
+        </w:r>
+      </w:ins>
+      <w:ins w:id="10136" w:author="Z. Zukowski" w:date="2026-05-22T00:00:00Z">
+        <w:r>
+          <w:t xml:space="preserve">financial data, Hivemapper / io.net / Aethir holder distributions used</w:t>
+        </w:r>
+      </w:ins>
+      <w:ins w:id="10136" w:author="Z. Zukowski" w:date="2026-05-22T00:00:00Z">
+        <w:r>
+          <w:t xml:space="preserve"> </w:t>
+        </w:r>
+      </w:ins>
+      <w:ins w:id="10136" w:author="Z. Zukowski" w:date="2026-05-22T00:00:00Z">
+        <w:r>
+          <w:t xml:space="preserve">for Table 3, veCRV cumulative deposit data underlying the Section 4.5.2</w:t>
+        </w:r>
+      </w:ins>
+      <w:ins w:id="10136" w:author="Z. Zukowski" w:date="2026-05-22T00:00:00Z">
+        <w:r>
+          <w:t xml:space="preserve"> </w:t>
+        </w:r>
+      </w:ins>
+      <w:ins w:id="10136" w:author="Z. Zukowski" w:date="2026-05-22T00:00:00Z">
+        <w:r>
+          <w:t xml:space="preserve">ve-locking analysis, and Theil/Atkinson supplementary metrics used in</w:t>
+        </w:r>
+      </w:ins>
+      <w:ins w:id="10136" w:author="Z. Zukowski" w:date="2026-05-22T00:00:00Z">
+        <w:r>
+          <w:t xml:space="preserve"> </w:t>
+        </w:r>
+      </w:ins>
+      <w:ins w:id="10136" w:author="Z. Zukowski" w:date="2026-05-22T00:00:00Z">
+        <w:r>
+          <w:t xml:space="preserve">the Section 4.6 robustness check are available in the replication</w:t>
+        </w:r>
+      </w:ins>
+      <w:ins w:id="10136" w:author="Z. Zukowski" w:date="2026-05-22T00:00:00Z">
+        <w:r>
+          <w:t xml:space="preserve"> </w:t>
+        </w:r>
+      </w:ins>
+      <w:ins w:id="10136" w:author="Z. Zukowski" w:date="2026-05-22T00:00:00Z">
+        <w:r>
+          <w:t xml:space="preserve">repository linked in the supplementary materials. Replication scripts</w:t>
+        </w:r>
+      </w:ins>
+      <w:ins w:id="10136" w:author="Z. Zukowski" w:date="2026-05-22T00:00:00Z">
+        <w:r>
+          <w:t xml:space="preserve"> </w:t>
+        </w:r>
+      </w:ins>
+      <w:ins w:id="10136" w:author="Z. Zukowski" w:date="2026-05-22T00:00:00Z">
+        <w:r>
+          <w:t xml:space="preserve">for each table and figure are provided in Supplementary File S5; the</w:t>
+        </w:r>
+      </w:ins>
+      <w:ins w:id="10136" w:author="Z. Zukowski" w:date="2026-05-22T00:00:00Z">
+        <w:r>
+          <w:t xml:space="preserve"> </w:t>
+        </w:r>
+      </w:ins>
+      <w:ins w:id="10136" w:author="Z. Zukowski" w:date="2026-05-22T00:00:00Z">
+        <w:r>
+          <w:t xml:space="preserve">cross-protocol Pearson and Spearman correlations reported across</w:t>
+        </w:r>
+      </w:ins>
+      <w:ins w:id="10136" w:author="Z. Zukowski" w:date="2026-05-22T00:00:00Z">
+        <w:r>
+          <w:t xml:space="preserve"> </w:t>
+        </w:r>
+      </w:ins>
+      <w:ins w:id="10136" w:author="Z. Zukowski" w:date="2026-05-22T00:00:00Z">
+        <w:r>
+          <w:t xml:space="preserve">Sections 4.3, 4.4, and 4.6 can be reproduced via the replication scripts</w:t>
+        </w:r>
+      </w:ins>
+      <w:ins w:id="10136" w:author="Z. Zukowski" w:date="2026-05-22T00:00:00Z">
+        <w:r>
+          <w:t xml:space="preserve"> </w:t>
+        </w:r>
+      </w:ins>
+      <w:ins w:id="10136" w:author="Z. Zukowski" w:date="2026-05-22T00:00:00Z">
+        <w:r>
+          <w:t xml:space="preserve">using only the linked public-source data. The exclusion methodology is</w:t>
+        </w:r>
+      </w:ins>
+      <w:ins w:id="10136" w:author="Z. Zukowski" w:date="2026-05-22T00:00:00Z">
+        <w:r>
+          <w:t xml:space="preserve"> </w:t>
+        </w:r>
+      </w:ins>
+      <w:ins w:id="10136" w:author="Z. Zukowski" w:date="2026-05-22T00:00:00Z">
+        <w:r>
+          <w:t xml:space="preserve">documented at the address-by-address granularity in Supplementary</w:t>
+        </w:r>
+      </w:ins>
+      <w:ins w:id="10136" w:author="Z. Zukowski" w:date="2026-05-22T00:00:00Z">
+        <w:r>
+          <w:t xml:space="preserve"> </w:t>
+        </w:r>
+      </w:ins>
+      <w:ins w:id="10136" w:author="Z. Zukowski" w:date="2026-05-22T00:00:00Z">
+        <w:r>
+          <w:t xml:space="preserve">File S6.</w:t>
+        </w:r>
+      </w:ins>
+    </w:p>
+    <w:bookmarkEnd w:id="89"/>
+    <w:bookmarkEnd w:id="90"/>
+    <w:bookmarkStart w:id="91" w:name="conclusion"/>
+    <w:p>
+      <w:pPr>
+        <w:pStyle w:val="Heading1"/>
+      </w:pPr>
+      <w:r>
+        <w:t xml:space="preserve">6 Conclusion</w:t>
+      </w:r>
+    </w:p>
+    <w:p>
+      <w:pPr>
+        <w:pStyle w:val="FirstParagraph"/>
+      </w:pPr>
+      <w:ins w:id="10137" w:author="Z. Zukowski" w:date="2026-05-22T00:00:00Z">
+        <w:r>
+          <w:t xml:space="preserve">Governance concentration in token protocols is weakly associated with launch-time allocation and poorly measured by naive holder lists. Across forty protocols, PCA exclusion corrects systematic inflation in prior concentration studies (median factor 2.3x), initial insider allocation is uninformative (Pearson r = 0.05, p = 0.76, N = 37), and post-distribution insider wallet retention is associated with higher concentration (Spearman rho = 0.48, p = 0.003, N = 37). DePIN protocols exhibit higher concentration than DeFi after measurement correction (Mann-Whitney p = 0.020, Cohen’s d = 0.94), and delegation amplifies voting power above holdings in nine of thirteen protocols with sufficient governance data (ratios 1.6x to 9.9x; mean approximately 4.9x).</w:t>
+        </w:r>
+      </w:ins>
+    </w:p>
+    <w:p>
+      <w:pPr>
+        <w:pStyle w:val="BodyText"/>
+      </w:pPr>
+      <w:ins w:id="10138" w:author="Z. Zukowski" w:date="2026-05-22T00:00:00Z">
+        <w:r>
+          <w:t xml:space="preserve">For practitioners and researchers, the actionable implication is to audit current holder composition, PCA exclusions, and delegate-program design rather than launch allocation percentages. ENS and Anyone Protocol show that lower concentration and delegation-mediated dispersion are achievable through deliberate institutional design. Longitudinal panel analysis and pre-registered falsifiable predictions are specified in Section 5.8 and Supplementary File S17.</w:t>
+        </w:r>
+      </w:ins>
+    </w:p>
+    <w:bookmarkEnd w:id="91"/>
+    <w:bookmarkStart w:id="92" w:name="supplementary-material"/>
+    <w:p>
+      <w:pPr>
+        <w:pStyle w:val="Heading1"/>
+      </w:pPr>
+      <w:r>
+        <w:t xml:space="preserve">Supplementary Material</w:t>
+      </w:r>
+    </w:p>
+    <w:p>
+      <w:pPr>
+        <w:pStyle w:val="FirstParagraph"/>
+      </w:pPr>
+      <w:r>
+        <w:t xml:space="preserve">The following supplementary files accompany this paper:</w:t>
+      </w:r>
+    </w:p>
+    <w:p>
+      <w:pPr>
+        <w:pStyle w:val="BodyText"/>
+      </w:pPr>
+      <w:ins w:id="10139" w:author="Z. Zukowski" w:date="2026-05-22T00:00:00Z">
+        <w:r>
+          <w:t xml:space="preserve">S0: Canonical statistics ledger for every B2 main-text statistic.</w:t>
+        </w:r>
+      </w:ins>
+    </w:p>
+    <w:p>
+      <w:pPr>
+        <w:pStyle w:val="BodyText"/>
+      </w:pPr>
       <w:ins w:id="10140" w:author="Z. Zukowski" w:date="2026-05-22T00:00:00Z">
         <w:r>
-          <w:t xml:space="preserve">.</w:t>
-        </w:r>
-      </w:ins>
-    </w:p>
-    <w:bookmarkEnd w:id="87"/>
-    <w:bookmarkStart w:id="88" w:name="reproducibility-and-data-availability"/>
-    <w:p>
-      <w:pPr>
-        <w:pStyle w:val="Heading2"/>
-      </w:pPr>
-      <w:r>
-        <w:t xml:space="preserve">5.9 Reproducibility and Data Availability</w:t>
+          <w:t xml:space="preserve">S1: Metric definitions for holder concentration, voting concentration,</w:t>
+        </w:r>
+      </w:ins>
+      <w:ins w:id="10140" w:author="Z. Zukowski" w:date="2026-05-22T00:00:00Z">
+        <w:r>
+          <w:t xml:space="preserve"> </w:t>
+        </w:r>
+      </w:ins>
+      <w:ins w:id="10140" w:author="Z. Zukowski" w:date="2026-05-22T00:00:00Z">
+        <w:r>
+          <w:t xml:space="preserve">subsidy ratios, and related variables.</w:t>
+        </w:r>
+      </w:ins>
+    </w:p>
+    <w:p>
+      <w:pPr>
+        <w:pStyle w:val="BodyText"/>
+      </w:pPr>
+      <w:ins w:id="10141" w:author="Z. Zukowski" w:date="2026-05-22T00:00:00Z">
+        <w:r>
+          <w:t xml:space="preserve">S2: Protocol codebook and optional governance-scoring templates retained</w:t>
+        </w:r>
+      </w:ins>
+      <w:ins w:id="10141" w:author="Z. Zukowski" w:date="2026-05-22T00:00:00Z">
+        <w:r>
+          <w:t xml:space="preserve"> </w:t>
+        </w:r>
+      </w:ins>
+      <w:ins w:id="10141" w:author="Z. Zukowski" w:date="2026-05-22T00:00:00Z">
+        <w:r>
+          <w:t xml:space="preserve">for researchers extending the broader project. Not load-bearing for B2.</w:t>
+        </w:r>
+      </w:ins>
+    </w:p>
+    <w:p>
+      <w:pPr>
+        <w:pStyle w:val="BodyText"/>
+      </w:pPr>
+      <w:ins w:id="10142" w:author="Z. Zukowski" w:date="2026-05-22T00:00:00Z">
+        <w:r>
+          <w:t xml:space="preserve">S3: Optional governance-scoring tables retained as supplementary</w:t>
+        </w:r>
+      </w:ins>
+      <w:ins w:id="10142" w:author="Z. Zukowski" w:date="2026-05-22T00:00:00Z">
+        <w:r>
+          <w:t xml:space="preserve"> </w:t>
+        </w:r>
+      </w:ins>
+      <w:ins w:id="10142" w:author="Z. Zukowski" w:date="2026-05-22T00:00:00Z">
+        <w:r>
+          <w:t xml:space="preserve">materials. Not load-bearing for B2.</w:t>
+        </w:r>
+      </w:ins>
+    </w:p>
+    <w:p>
+      <w:pPr>
+        <w:pStyle w:val="BodyText"/>
+      </w:pPr>
+      <w:r>
+        <w:t xml:space="preserve">S4: Events table for future event-study analyses.</w:t>
+      </w:r>
+    </w:p>
+    <w:p>
+      <w:pPr>
+        <w:pStyle w:val="BodyText"/>
+      </w:pPr>
+      <w:r>
+        <w:t xml:space="preserve">S5: Empirical pipeline specification, including replication-ready designs</w:t>
+      </w:r>
+      <w:r>
+        <w:t xml:space="preserve"> </w:t>
+      </w:r>
+      <w:r>
+        <w:t xml:space="preserve">for cross-sectional, panel, event-study, and qualitative analyses.</w:t>
+      </w:r>
+    </w:p>
+    <w:p>
+      <w:pPr>
+        <w:pStyle w:val="BodyText"/>
+      </w:pPr>
+      <w:ins w:id="10143" w:author="Z. Zukowski" w:date="2026-05-22T00:00:00Z">
+        <w:r>
+          <w:t xml:space="preserve">S6: Source provenance, revenue standardization, raw holder-data workflow,</w:t>
+        </w:r>
+      </w:ins>
+      <w:ins w:id="10143" w:author="Z. Zukowski" w:date="2026-05-22T00:00:00Z">
+        <w:r>
+          <w:t xml:space="preserve"> </w:t>
+        </w:r>
+      </w:ins>
+      <w:ins w:id="10143" w:author="Z. Zukowski" w:date="2026-05-22T00:00:00Z">
+        <w:r>
+          <w:t xml:space="preserve">and address-level PCA documentation.</w:t>
+        </w:r>
+      </w:ins>
+    </w:p>
+    <w:p>
+      <w:pPr>
+        <w:pStyle w:val="BodyText"/>
+      </w:pPr>
+      <w:r>
+        <w:t xml:space="preserve">S7: Quarterly HHI panel for 14 governance tokens across eight quarters</w:t>
+      </w:r>
+      <w:r>
+        <w:t xml:space="preserve"> </w:t>
+      </w:r>
+      <w:r>
+        <w:t xml:space="preserve">post-token-generation event.</w:t>
+      </w:r>
+    </w:p>
+    <w:p>
+      <w:pPr>
+        <w:pStyle w:val="BodyText"/>
+      </w:pPr>
+      <w:ins w:id="10144" w:author="Z. Zukowski" w:date="2026-05-22T00:00:00Z">
+        <w:r>
+          <w:t xml:space="preserve">S8: Expanded subsidy-concentration analysis combining Token Terminal</w:t>
+        </w:r>
+      </w:ins>
+      <w:ins w:id="10144" w:author="Z. Zukowski" w:date="2026-05-22T00:00:00Z">
+        <w:r>
+          <w:t xml:space="preserve"> </w:t>
+        </w:r>
+      </w:ins>
+      <w:ins w:id="10144" w:author="Z. Zukowski" w:date="2026-05-22T00:00:00Z">
+        <w:r>
+          <w:t xml:space="preserve">revenue data and on-chain emission or fee ratios.</w:t>
+        </w:r>
+      </w:ins>
+    </w:p>
+    <w:p>
+      <w:pPr>
+        <w:pStyle w:val="BodyText"/>
+      </w:pPr>
+      <w:ins w:id="10145" w:author="Z. Zukowski" w:date="2026-05-22T00:00:00Z">
+        <w:r>
+          <w:t xml:space="preserve">S9: Theil and Atkinson concentration-metric robustness analysis.</w:t>
+        </w:r>
+      </w:ins>
+    </w:p>
+    <w:p>
+      <w:pPr>
+        <w:pStyle w:val="BodyText"/>
+      </w:pPr>
+      <w:ins w:id="10146" w:author="Z. Zukowski" w:date="2026-05-22T00:00:00Z">
+        <w:r>
+          <w:t xml:space="preserve">S10: PCA classification robustness across Specs A through E.</w:t>
+        </w:r>
+      </w:ins>
+    </w:p>
+    <w:p>
+      <w:pPr>
+        <w:pStyle w:val="BodyText"/>
+      </w:pPr>
+      <w:ins w:id="10147" w:author="Z. Zukowski" w:date="2026-05-22T00:00:00Z">
+        <w:r>
+          <w:t xml:space="preserve">S11: Shapley-Shubik and Banzhaf power-index calculations.</w:t>
+        </w:r>
+      </w:ins>
+    </w:p>
+    <w:p>
+      <w:pPr>
+        <w:pStyle w:val="BodyText"/>
+      </w:pPr>
+      <w:ins w:id="10148" w:author="Z. Zukowski" w:date="2026-05-22T00:00:00Z">
+        <w:r>
+          <w:t xml:space="preserve">S12: PCA-symmetric voting-HHI and signer-side functional PCA robustness.</w:t>
+        </w:r>
+      </w:ins>
+    </w:p>
+    <w:p>
+      <w:pPr>
+        <w:pStyle w:val="BodyText"/>
+      </w:pPr>
+      <w:ins w:id="10149" w:author="Z. Zukowski" w:date="2026-05-22T00:00:00Z">
+        <w:r>
+          <w:t xml:space="preserve">S15: Optimism worked example retained as a supplementary case.</w:t>
+        </w:r>
+      </w:ins>
+    </w:p>
+    <w:p>
+      <w:pPr>
+        <w:pStyle w:val="BodyText"/>
+      </w:pPr>
+      <w:ins w:id="10150" w:author="Z. Zukowski" w:date="2026-05-22T00:00:00Z">
+        <w:r>
+          <w:t xml:space="preserve">S16: Aethir, IoTeX, and ENS sensitivity analyses.</w:t>
+        </w:r>
+      </w:ins>
+    </w:p>
+    <w:p>
+      <w:pPr>
+        <w:pStyle w:val="BodyText"/>
+      </w:pPr>
+      <w:ins w:id="10151" w:author="Z. Zukowski" w:date="2026-05-22T00:00:00Z">
+        <w:r>
+          <w:t xml:space="preserve">S17: Falsifiable predictions and pre-registration specification.</w:t>
+        </w:r>
+      </w:ins>
+    </w:p>
+    <w:p>
+      <w:pPr>
+        <w:pStyle w:val="BodyText"/>
+      </w:pPr>
+      <w:r>
+        <w:t xml:space="preserve">Replication data:</w:t>
+      </w:r>
+      <w:r>
+        <w:t xml:space="preserve"> </w:t>
+      </w:r>
+      <w:r>
+        <w:t xml:space="preserve">https://github.com/Research-Publications-and-Data/Tokenomics-As-Institutional_Design</w:t>
+      </w:r>
+    </w:p>
+    <w:bookmarkEnd w:id="92"/>
+    <w:bookmarkStart w:id="93" w:name="acknowledgments"/>
+    <w:p>
+      <w:pPr>
+        <w:pStyle w:val="Heading1"/>
+      </w:pPr>
+      <w:r>
+        <w:t xml:space="preserve">Acknowledgments</w:t>
       </w:r>
     </w:p>
     <w:p>
       <w:pPr>
         <w:pStyle w:val="FirstParagraph"/>
       </w:pPr>
-      <w:ins w:id="10141" w:author="Z. Zukowski" w:date="2026-05-22T00:00:00Z">
-        <w:r>
-          <w:t xml:space="preserve">The 40-protocol governance concentration dataset, exclusions log (133</w:t>
-        </w:r>
-      </w:ins>
-      <w:ins w:id="10141" w:author="Z. Zukowski" w:date="2026-05-22T00:00:00Z">
-        <w:r>
-          <w:t xml:space="preserve"> </w:t>
-        </w:r>
-      </w:ins>
-      <w:ins w:id="10141" w:author="Z. Zukowski" w:date="2026-05-22T00:00:00Z">
-        <w:r>
-          <w:t xml:space="preserve">protocol-controlled address exclusions across 38 protocols), canonical</w:t>
-        </w:r>
-      </w:ins>
-      <w:ins w:id="10141" w:author="Z. Zukowski" w:date="2026-05-22T00:00:00Z">
-        <w:r>
-          <w:t xml:space="preserve"> </w:t>
-        </w:r>
-      </w:ins>
-      <w:ins w:id="10141" w:author="Z. Zukowski" w:date="2026-05-22T00:00:00Z">
-        <w:r>
-          <w:t xml:space="preserve">regression dataset including Token Terminal subsidy ratios and on-chain</w:t>
-        </w:r>
-      </w:ins>
-      <w:ins w:id="10141" w:author="Z. Zukowski" w:date="2026-05-22T00:00:00Z">
-        <w:r>
-          <w:t xml:space="preserve"> </w:t>
-        </w:r>
-      </w:ins>
-      <w:ins w:id="10141" w:author="Z. Zukowski" w:date="2026-05-22T00:00:00Z">
-        <w:r>
-          <w:t xml:space="preserve">financial data, Hivemapper / io.net / Aethir holder distributions used</w:t>
-        </w:r>
-      </w:ins>
-      <w:ins w:id="10141" w:author="Z. Zukowski" w:date="2026-05-22T00:00:00Z">
-        <w:r>
-          <w:t xml:space="preserve"> </w:t>
-        </w:r>
-      </w:ins>
-      <w:ins w:id="10141" w:author="Z. Zukowski" w:date="2026-05-22T00:00:00Z">
-        <w:r>
-          <w:t xml:space="preserve">for Table 3, veCRV cumulative deposit data underlying the Section 4.5.2</w:t>
-        </w:r>
-      </w:ins>
-      <w:ins w:id="10141" w:author="Z. Zukowski" w:date="2026-05-22T00:00:00Z">
-        <w:r>
-          <w:t xml:space="preserve"> </w:t>
-        </w:r>
-      </w:ins>
-      <w:ins w:id="10141" w:author="Z. Zukowski" w:date="2026-05-22T00:00:00Z">
-        <w:r>
-          <w:t xml:space="preserve">ve-locking analysis, and Theil/Atkinson supplementary metrics used in</w:t>
-        </w:r>
-      </w:ins>
-      <w:ins w:id="10141" w:author="Z. Zukowski" w:date="2026-05-22T00:00:00Z">
-        <w:r>
-          <w:t xml:space="preserve"> </w:t>
-        </w:r>
-      </w:ins>
-      <w:ins w:id="10141" w:author="Z. Zukowski" w:date="2026-05-22T00:00:00Z">
-        <w:r>
-          <w:t xml:space="preserve">the Section 4.6 robustness check are available in the replication</w:t>
-        </w:r>
-      </w:ins>
-      <w:ins w:id="10141" w:author="Z. Zukowski" w:date="2026-05-22T00:00:00Z">
-        <w:r>
-          <w:t xml:space="preserve"> </w:t>
-        </w:r>
-      </w:ins>
-      <w:ins w:id="10141" w:author="Z. Zukowski" w:date="2026-05-22T00:00:00Z">
-        <w:r>
-          <w:t xml:space="preserve">repository linked in the supplementary materials. Replication scripts</w:t>
-        </w:r>
-      </w:ins>
-      <w:ins w:id="10141" w:author="Z. Zukowski" w:date="2026-05-22T00:00:00Z">
-        <w:r>
-          <w:t xml:space="preserve"> </w:t>
-        </w:r>
-      </w:ins>
-      <w:ins w:id="10141" w:author="Z. Zukowski" w:date="2026-05-22T00:00:00Z">
-        <w:r>
-          <w:t xml:space="preserve">for each table and figure are provided in Supplementary File S5; the</w:t>
-        </w:r>
-      </w:ins>
-      <w:ins w:id="10141" w:author="Z. Zukowski" w:date="2026-05-22T00:00:00Z">
-        <w:r>
-          <w:t xml:space="preserve"> </w:t>
-        </w:r>
-      </w:ins>
-      <w:ins w:id="10141" w:author="Z. Zukowski" w:date="2026-05-22T00:00:00Z">
-        <w:r>
-          <w:t xml:space="preserve">cross-protocol Pearson and Spearman correlations reported across</w:t>
-        </w:r>
-      </w:ins>
-      <w:ins w:id="10141" w:author="Z. Zukowski" w:date="2026-05-22T00:00:00Z">
-        <w:r>
-          <w:t xml:space="preserve"> </w:t>
-        </w:r>
-      </w:ins>
-      <w:ins w:id="10141" w:author="Z. Zukowski" w:date="2026-05-22T00:00:00Z">
-        <w:r>
-          <w:t xml:space="preserve">Sections 4.3, 4.4, and 4.6 can be reproduced via the replication scripts</w:t>
-        </w:r>
-      </w:ins>
-      <w:ins w:id="10141" w:author="Z. Zukowski" w:date="2026-05-22T00:00:00Z">
-        <w:r>
-          <w:t xml:space="preserve"> </w:t>
-        </w:r>
-      </w:ins>
-      <w:ins w:id="10141" w:author="Z. Zukowski" w:date="2026-05-22T00:00:00Z">
-        <w:r>
-          <w:t xml:space="preserve">using only the linked public-source data. The exclusion methodology is</w:t>
-        </w:r>
-      </w:ins>
-      <w:ins w:id="10141" w:author="Z. Zukowski" w:date="2026-05-22T00:00:00Z">
-        <w:r>
-          <w:t xml:space="preserve"> </w:t>
-        </w:r>
-      </w:ins>
-      <w:ins w:id="10141" w:author="Z. Zukowski" w:date="2026-05-22T00:00:00Z">
-        <w:r>
-          <w:t xml:space="preserve">documented at the address-by-address granularity in Supplementary</w:t>
-        </w:r>
-      </w:ins>
-      <w:ins w:id="10141" w:author="Z. Zukowski" w:date="2026-05-22T00:00:00Z">
-        <w:r>
-          <w:t xml:space="preserve"> </w:t>
-        </w:r>
-      </w:ins>
-      <w:ins w:id="10141" w:author="Z. Zukowski" w:date="2026-05-22T00:00:00Z">
-        <w:r>
-          <w:t xml:space="preserve">File S6.</w:t>
-        </w:r>
-      </w:ins>
-    </w:p>
-    <w:bookmarkEnd w:id="88"/>
-    <w:bookmarkEnd w:id="89"/>
-    <w:bookmarkStart w:id="90" w:name="conclusion"/>
+      <w:r>
+        <w:t xml:space="preserve">The author thanks Token Terminal for complimentary API access. DeFi</w:t>
+      </w:r>
+      <w:r>
+        <w:t xml:space="preserve"> </w:t>
+      </w:r>
+      <w:r>
+        <w:t xml:space="preserve">protocol subsidy ratios use Token Terminal fee, revenue, and incentive</w:t>
+      </w:r>
+      <w:r>
+        <w:t xml:space="preserve"> </w:t>
+      </w:r>
+      <w:r>
+        <w:t xml:space="preserve">data; DePIN protocol subsidy ratios use on-chain burn and mint data from</w:t>
+      </w:r>
+      <w:r>
+        <w:t xml:space="preserve"> </w:t>
+      </w:r>
+      <w:r>
+        <w:t xml:space="preserve">Dune Analytics due to systematic measurement gaps in existing analytics</w:t>
+      </w:r>
+      <w:r>
+        <w:t xml:space="preserve"> </w:t>
+      </w:r>
+      <w:r>
+        <w:t xml:space="preserve">platforms for hardware network economics.</w:t>
+      </w:r>
+    </w:p>
+    <w:bookmarkEnd w:id="93"/>
+    <w:bookmarkStart w:id="94" w:name="references"/>
     <w:p>
       <w:pPr>
         <w:pStyle w:val="Heading1"/>
       </w:pPr>
       <w:r>
-        <w:t xml:space="preserve">6 Conclusion</w:t>
+        <w:t xml:space="preserve">References</w:t>
       </w:r>
     </w:p>
     <w:p>
       <w:pPr>
         <w:pStyle w:val="FirstParagraph"/>
       </w:pPr>
-      <w:ins w:id="10142" w:author="Z. Zukowski" w:date="2026-05-22T00:00:00Z">
-        <w:r>
-          <w:t xml:space="preserve">Governance concentration in token protocols is weakly associated with launch-time allocation and poorly measured by naive holder lists. Across forty protocols, PCA exclusion corrects systematic inflation in prior concentration studies (median factor 2.3x), initial insider allocation is uninformative (Pearson r = 0.05, p = 0.76, N = 37), and post-distribution insider wallet retention is associated with higher concentration (Spearman rho = 0.48, p = 0.003, N = 37). DePIN protocols exhibit higher concentration than DeFi after measurement correction (Mann-Whitney p = 0.020, Cohen’s d = 0.94), and delegation amplifies voting power above holdings in nine of thirteen protocols with sufficient governance data (ratios 1.6x to 9.9x; mean approximately 4.9x).</w:t>
-        </w:r>
-      </w:ins>
+      <w:r>
+        <w:t xml:space="preserve">Birchall, J. (2011). People-centred businesses: Co-operatives, mutuals</w:t>
+      </w:r>
+      <w:r>
+        <w:t xml:space="preserve"> </w:t>
+      </w:r>
+      <w:r>
+        <w:t xml:space="preserve">and the idea of membership. Palgrave Macmillan.</w:t>
+      </w:r>
     </w:p>
     <w:p>
       <w:pPr>
         <w:pStyle w:val="BodyText"/>
       </w:pPr>
-      <w:ins w:id="10143" w:author="Z. Zukowski" w:date="2026-05-22T00:00:00Z">
-        <w:r>
-          <w:t xml:space="preserve">For practitioners and researchers, the actionable implication is to audit current holder composition, PCA exclusions, and delegate-program design rather than launch allocation percentages. ENS and Anyone Protocol show that lower concentration and delegation-mediated dispersion are achievable through deliberate institutional design. Longitudinal panel analysis and pre-registered falsifiable predictions are specified in Section 5.8 and Supplementary File S17.</w:t>
-        </w:r>
-      </w:ins>
-    </w:p>
-    <w:bookmarkEnd w:id="90"/>
-    <w:bookmarkStart w:id="91" w:name="supplementary-material"/>
-    <w:p>
-      <w:pPr>
-        <w:pStyle w:val="Heading1"/>
-      </w:pPr>
-      <w:r>
-        <w:t xml:space="preserve">Supplementary Material</w:t>
-      </w:r>
-    </w:p>
-    <w:p>
-      <w:pPr>
-        <w:pStyle w:val="FirstParagraph"/>
-      </w:pPr>
-      <w:r>
-        <w:t xml:space="preserve">The following supplementary files accompany this paper:</w:t>
+      <w:r>
+        <w:t xml:space="preserve">Hansmann, H. (1996). The ownership of enterprise. Harvard University</w:t>
+      </w:r>
+      <w:r>
+        <w:t xml:space="preserve"> </w:t>
+      </w:r>
+      <w:r>
+        <w:t xml:space="preserve">Press.</w:t>
       </w:r>
     </w:p>
     <w:p>
       <w:pPr>
         <w:pStyle w:val="BodyText"/>
       </w:pPr>
-      <w:ins w:id="10144" w:author="Z. Zukowski" w:date="2026-05-22T00:00:00Z">
-        <w:r>
-          <w:t xml:space="preserve">S0: Canonical statistics ledger for every B2 main-text statistic.</w:t>
-        </w:r>
-      </w:ins>
+      <w:r>
+        <w:t xml:space="preserve">International Cooperative Alliance. (1995). Statement on the cooperative</w:t>
+      </w:r>
+      <w:r>
+        <w:t xml:space="preserve"> </w:t>
+      </w:r>
+      <w:r>
+        <w:t xml:space="preserve">identity. ICA.</w:t>
+      </w:r>
     </w:p>
     <w:p>
       <w:pPr>
         <w:pStyle w:val="BodyText"/>
       </w:pPr>
-      <w:ins w:id="10145" w:author="Z. Zukowski" w:date="2026-05-22T00:00:00Z">
-        <w:r>
-          <w:t xml:space="preserve">S1: Metric definitions for holder concentration, voting concentration,</w:t>
-        </w:r>
-      </w:ins>
-      <w:ins w:id="10145" w:author="Z. Zukowski" w:date="2026-05-22T00:00:00Z">
-        <w:r>
-          <w:t xml:space="preserve"> </w:t>
-        </w:r>
-      </w:ins>
-      <w:ins w:id="10145" w:author="Z. Zukowski" w:date="2026-05-22T00:00:00Z">
-        <w:r>
-          <w:t xml:space="preserve">subsidy ratios, and related variables.</w:t>
-        </w:r>
-      </w:ins>
+      <w:r>
+        <w:t xml:space="preserve">Scholz, T. (2016). Platform cooperativism: Challenging the corporate</w:t>
+      </w:r>
+      <w:r>
+        <w:t xml:space="preserve"> </w:t>
+      </w:r>
+      <w:r>
+        <w:t xml:space="preserve">sharing economy. Rosa Luxemburg Stiftung.</w:t>
+      </w:r>
     </w:p>
     <w:p>
       <w:pPr>
         <w:pStyle w:val="BodyText"/>
       </w:pPr>
-      <w:ins w:id="10146" w:author="Z. Zukowski" w:date="2026-05-22T00:00:00Z">
-        <w:r>
-          <w:t xml:space="preserve">S2: Protocol codebook and optional governance-scoring templates retained</w:t>
-        </w:r>
-      </w:ins>
-      <w:ins w:id="10146" w:author="Z. Zukowski" w:date="2026-05-22T00:00:00Z">
-        <w:r>
-          <w:t xml:space="preserve"> </w:t>
-        </w:r>
-      </w:ins>
-      <w:ins w:id="10146" w:author="Z. Zukowski" w:date="2026-05-22T00:00:00Z">
-        <w:r>
-          <w:t xml:space="preserve">for researchers extending the broader project. Not load-bearing for B2.</w:t>
-        </w:r>
-      </w:ins>
+      <w:r>
+        <w:t xml:space="preserve">Alshater, M. M. (2026). Decentralized physical infrastructure networks</w:t>
+      </w:r>
+      <w:r>
+        <w:t xml:space="preserve"> </w:t>
+      </w:r>
+      <w:r>
+        <w:t xml:space="preserve">(DePIN) tokenomics. Frontiers in Blockchain, 8, 1644115.</w:t>
+      </w:r>
+      <w:r>
+        <w:t xml:space="preserve"> </w:t>
+      </w:r>
+      <w:r>
+        <w:t xml:space="preserve">https://doi.org/10.3389/fbloc.2025.1644115</w:t>
+      </w:r>
     </w:p>
     <w:p>
       <w:pPr>
         <w:pStyle w:val="BodyText"/>
       </w:pPr>
-      <w:ins w:id="10147" w:author="Z. Zukowski" w:date="2026-05-22T00:00:00Z">
-        <w:r>
-          <w:t xml:space="preserve">S3: Optional governance-scoring tables retained as supplementary</w:t>
-        </w:r>
-      </w:ins>
-      <w:ins w:id="10147" w:author="Z. Zukowski" w:date="2026-05-22T00:00:00Z">
-        <w:r>
-          <w:t xml:space="preserve"> </w:t>
-        </w:r>
-      </w:ins>
-      <w:ins w:id="10147" w:author="Z. Zukowski" w:date="2026-05-22T00:00:00Z">
-        <w:r>
-          <w:t xml:space="preserve">materials. Not load-bearing for B2.</w:t>
-        </w:r>
-      </w:ins>
+      <w:r>
+        <w:t xml:space="preserve">Appel, I., &amp; Grennan, J. (2023). Control of decentralized autonomous</w:t>
+      </w:r>
+      <w:r>
+        <w:t xml:space="preserve"> </w:t>
+      </w:r>
+      <w:r>
+        <w:t xml:space="preserve">organizations. AEA Papers and Proceedings, 113, 182–185.</w:t>
+      </w:r>
+      <w:r>
+        <w:t xml:space="preserve"> </w:t>
+      </w:r>
+      <w:r>
+        <w:t xml:space="preserve">https://doi.org/10.1257/pandp.20231119</w:t>
+      </w:r>
     </w:p>
     <w:p>
       <w:pPr>
         <w:pStyle w:val="BodyText"/>
       </w:pPr>
       <w:r>
-        <w:t xml:space="preserve">S4: Events table for future event-study analyses.</w:t>
+        <w:t xml:space="preserve">Aramonte, S., Huang, W., &amp; Schrimpf, A. (2021). DeFi risks and the</w:t>
+      </w:r>
+      <w:r>
+        <w:t xml:space="preserve"> </w:t>
+      </w:r>
+      <w:r>
+        <w:t xml:space="preserve">decentralisation illusion. BIS Quarterly Review, December 2021, 21–36.</w:t>
+      </w:r>
+      <w:r>
+        <w:t xml:space="preserve"> </w:t>
+      </w:r>
+      <w:r>
+        <w:t xml:space="preserve">https://www.bis.org/publ/qtrpdf/r_qt2112b.htm</w:t>
       </w:r>
     </w:p>
     <w:p>
@@ -25052,32 +24960,48 @@
         <w:pStyle w:val="BodyText"/>
       </w:pPr>
       <w:r>
-        <w:t xml:space="preserve">S5: Empirical pipeline specification, including replication-ready designs</w:t>
-      </w:r>
-      <w:r>
-        <w:t xml:space="preserve"> </w:t>
-      </w:r>
-      <w:r>
-        <w:t xml:space="preserve">for cross-sectional, panel, event-study, and qualitative analyses.</w:t>
+        <w:t xml:space="preserve">Arnosti, N., &amp; Weinberg, S. M. (2022). Bitcoin: A natural oligopoly.</w:t>
+      </w:r>
+      <w:r>
+        <w:t xml:space="preserve"> </w:t>
+      </w:r>
+      <w:r>
+        <w:t xml:space="preserve">Management Science, 68(7), 4755–4771.</w:t>
+      </w:r>
+      <w:r>
+        <w:t xml:space="preserve"> </w:t>
+      </w:r>
+      <w:r>
+        <w:t xml:space="preserve">https://doi.org/10.1287/mnsc.2021.4095</w:t>
       </w:r>
     </w:p>
     <w:p>
       <w:pPr>
         <w:pStyle w:val="BodyText"/>
       </w:pPr>
-      <w:ins w:id="10148" w:author="Z. Zukowski" w:date="2026-05-22T00:00:00Z">
-        <w:r>
-          <w:t xml:space="preserve">S6: Source provenance, revenue standardization, raw holder-data workflow,</w:t>
-        </w:r>
-      </w:ins>
-      <w:ins w:id="10148" w:author="Z. Zukowski" w:date="2026-05-22T00:00:00Z">
-        <w:r>
-          <w:t xml:space="preserve"> </w:t>
-        </w:r>
-      </w:ins>
-      <w:ins w:id="10148" w:author="Z. Zukowski" w:date="2026-05-22T00:00:00Z">
-        <w:r>
-          <w:t xml:space="preserve">and address-level PCA documentation.</w:t>
+      <w:ins w:id="10152" w:author="Z. Zukowski" w:date="2026-05-22T00:00:00Z">
+        <w:r>
+          <w:t xml:space="preserve">Atkinson, A. B. (1970). On the measurement of inequality. Journal of</w:t>
+        </w:r>
+      </w:ins>
+      <w:ins w:id="10152" w:author="Z. Zukowski" w:date="2026-05-22T00:00:00Z">
+        <w:r>
+          <w:t xml:space="preserve"> </w:t>
+        </w:r>
+      </w:ins>
+      <w:ins w:id="10152" w:author="Z. Zukowski" w:date="2026-05-22T00:00:00Z">
+        <w:r>
+          <w:t xml:space="preserve">Economic Theory, 2(3), 244-263.</w:t>
+        </w:r>
+      </w:ins>
+      <w:ins w:id="10152" w:author="Z. Zukowski" w:date="2026-05-22T00:00:00Z">
+        <w:r>
+          <w:t xml:space="preserve"> </w:t>
+        </w:r>
+      </w:ins>
+      <w:ins w:id="10152" w:author="Z. Zukowski" w:date="2026-05-22T00:00:00Z">
+        <w:r>
+          <w:t xml:space="preserve">https://doi.org/10.1016/0022-0531(70)90039-6</w:t>
         </w:r>
       </w:ins>
     </w:p>
@@ -25085,73 +25009,129 @@
       <w:pPr>
         <w:pStyle w:val="BodyText"/>
       </w:pPr>
-      <w:r>
-        <w:t xml:space="preserve">S7: Quarterly HHI panel for 14 governance tokens across eight quarters</w:t>
-      </w:r>
-      <w:r>
-        <w:t xml:space="preserve"> </w:t>
-      </w:r>
-      <w:r>
-        <w:t xml:space="preserve">post-token-generation event.</w:t>
-      </w:r>
+      <w:ins w:id="10153" w:author="Z. Zukowski" w:date="2026-05-22T00:00:00Z">
+        <w:r>
+          <w:t xml:space="preserve">Atzori, M. (2017). Blockchain technology and decentralized governance:</w:t>
+        </w:r>
+      </w:ins>
+      <w:ins w:id="10153" w:author="Z. Zukowski" w:date="2026-05-22T00:00:00Z">
+        <w:r>
+          <w:t xml:space="preserve"> </w:t>
+        </w:r>
+      </w:ins>
+      <w:ins w:id="10153" w:author="Z. Zukowski" w:date="2026-05-22T00:00:00Z">
+        <w:r>
+          <w:t xml:space="preserve">Is the state still necessary? Journal of Governance and Regulation,</w:t>
+        </w:r>
+      </w:ins>
+      <w:ins w:id="10153" w:author="Z. Zukowski" w:date="2026-05-22T00:00:00Z">
+        <w:r>
+          <w:t xml:space="preserve"> </w:t>
+        </w:r>
+      </w:ins>
+      <w:ins w:id="10153" w:author="Z. Zukowski" w:date="2026-05-22T00:00:00Z">
+        <w:r>
+          <w:t xml:space="preserve">6(1), 45-62. https://doi.org/10.22495/jgr_v6_i1_p5</w:t>
+        </w:r>
+      </w:ins>
     </w:p>
     <w:p>
       <w:pPr>
         <w:pStyle w:val="BodyText"/>
       </w:pPr>
-      <w:ins w:id="10149" w:author="Z. Zukowski" w:date="2026-05-22T00:00:00Z">
-        <w:r>
-          <w:t xml:space="preserve">S8: Expanded subsidy-concentration analysis combining Token Terminal</w:t>
-        </w:r>
-      </w:ins>
-      <w:ins w:id="10149" w:author="Z. Zukowski" w:date="2026-05-22T00:00:00Z">
-        <w:r>
-          <w:t xml:space="preserve"> </w:t>
-        </w:r>
-      </w:ins>
-      <w:ins w:id="10149" w:author="Z. Zukowski" w:date="2026-05-22T00:00:00Z">
-        <w:r>
-          <w:t xml:space="preserve">revenue data and on-chain emission or fee ratios.</w:t>
-        </w:r>
-      </w:ins>
+      <w:r>
+        <w:t xml:space="preserve">Ballandies, M. C., Wang, H., Law, A. C. C., Yang, J. C., Gosken, C., &amp;</w:t>
+      </w:r>
+      <w:r>
+        <w:t xml:space="preserve"> </w:t>
+      </w:r>
+      <w:r>
+        <w:t xml:space="preserve">Andrew, M. (2023). A taxonomy for blockchain-based decentralized</w:t>
+      </w:r>
+      <w:r>
+        <w:t xml:space="preserve"> </w:t>
+      </w:r>
+      <w:r>
+        <w:t xml:space="preserve">physical infrastructure networks (DePIN). 2023 IEEE 9th World Forum on</w:t>
+      </w:r>
+      <w:r>
+        <w:t xml:space="preserve"> </w:t>
+      </w:r>
+      <w:r>
+        <w:t xml:space="preserve">Internet of Things (WF-IoT).</w:t>
+      </w:r>
     </w:p>
     <w:p>
       <w:pPr>
         <w:pStyle w:val="BodyText"/>
       </w:pPr>
-      <w:ins w:id="10150" w:author="Z. Zukowski" w:date="2026-05-22T00:00:00Z">
-        <w:r>
-          <w:t xml:space="preserve">S9: Theil and Atkinson concentration-metric robustness analysis.</w:t>
-        </w:r>
-      </w:ins>
+      <w:r>
+        <w:t xml:space="preserve">Bane, D., &amp; Gala, S. (2025). State of DePIN 2024. Messari.</w:t>
+      </w:r>
+      <w:r>
+        <w:t xml:space="preserve"> </w:t>
+      </w:r>
+      <w:r>
+        <w:t xml:space="preserve">https://messari.io/report/state-of-depin-2024</w:t>
+      </w:r>
     </w:p>
     <w:p>
       <w:pPr>
         <w:pStyle w:val="BodyText"/>
       </w:pPr>
-      <w:ins w:id="10151" w:author="Z. Zukowski" w:date="2026-05-22T00:00:00Z">
-        <w:r>
-          <w:t xml:space="preserve">S10: PCA classification robustness across Specs A through E.</w:t>
-        </w:r>
-      </w:ins>
+      <w:r>
+        <w:t xml:space="preserve">Bane, D., &amp; Gala, S. (2026). State of DePIN 2025. Messari &amp; Escape</w:t>
+      </w:r>
+      <w:r>
+        <w:t xml:space="preserve"> </w:t>
+      </w:r>
+      <w:r>
+        <w:t xml:space="preserve">Velocity. https://messari.io/report/state-of-depin-2025</w:t>
+      </w:r>
     </w:p>
     <w:p>
       <w:pPr>
         <w:pStyle w:val="BodyText"/>
       </w:pPr>
-      <w:ins w:id="10152" w:author="Z. Zukowski" w:date="2026-05-22T00:00:00Z">
-        <w:r>
-          <w:t xml:space="preserve">S11: Shapley-Shubik and Banzhaf power-index calculations.</w:t>
-        </w:r>
-      </w:ins>
+      <w:r>
+        <w:t xml:space="preserve">Barbereau, T., Smethurst, R., Papageorgiou, O., Sedlmeir, J., &amp; Fridgen,</w:t>
+      </w:r>
+      <w:r>
+        <w:t xml:space="preserve"> </w:t>
+      </w:r>
+      <w:r>
+        <w:t xml:space="preserve">G. (2023). Decentralised finance’s timocratic governance: The</w:t>
+      </w:r>
+      <w:r>
+        <w:t xml:space="preserve"> </w:t>
+      </w:r>
+      <w:r>
+        <w:t xml:space="preserve">distribution and exercise of tokenised voting rights. Technology in</w:t>
+      </w:r>
+      <w:r>
+        <w:t xml:space="preserve"> </w:t>
+      </w:r>
+      <w:r>
+        <w:t xml:space="preserve">Society, 73, 102251. https://doi.org/10.1016/j.techsoc.2023.102251</w:t>
+      </w:r>
     </w:p>
     <w:p>
       <w:pPr>
         <w:pStyle w:val="BodyText"/>
       </w:pPr>
-      <w:ins w:id="10153" w:author="Z. Zukowski" w:date="2026-05-22T00:00:00Z">
-        <w:r>
-          <w:t xml:space="preserve">S12: PCA-symmetric voting-HHI and signer-side functional PCA robustness.</w:t>
+      <w:ins w:id="10154" w:author="Z. Zukowski" w:date="2026-05-22T00:00:00Z">
+        <w:r>
+          <w:t xml:space="preserve">Banzhaf, J. F., III. (1968). One man, 3.312 votes: A mathematical</w:t>
+        </w:r>
+      </w:ins>
+      <w:ins w:id="10154" w:author="Z. Zukowski" w:date="2026-05-22T00:00:00Z">
+        <w:r>
+          <w:t xml:space="preserve"> </w:t>
+        </w:r>
+      </w:ins>
+      <w:ins w:id="10154" w:author="Z. Zukowski" w:date="2026-05-22T00:00:00Z">
+        <w:r>
+          <w:t xml:space="preserve">analysis of the Electoral College. Villanova Law Review, 13(2), 304-332.</w:t>
         </w:r>
       </w:ins>
     </w:p>
@@ -25159,19 +25139,47 @@
       <w:pPr>
         <w:pStyle w:val="BodyText"/>
       </w:pPr>
-      <w:ins w:id="10154" w:author="Z. Zukowski" w:date="2026-05-22T00:00:00Z">
-        <w:r>
-          <w:t xml:space="preserve">S15: Optimism worked example retained as a supplementary case.</w:t>
-        </w:r>
-      </w:ins>
+      <w:r>
+        <w:t xml:space="preserve">Blockworks. (2026). GEODNET analytics dashboard. Retrieved April 2026,</w:t>
+      </w:r>
+      <w:r>
+        <w:t xml:space="preserve"> </w:t>
+      </w:r>
+      <w:r>
+        <w:t xml:space="preserve">from https://blockworks.com/analytics/geodnet</w:t>
+      </w:r>
     </w:p>
     <w:p>
       <w:pPr>
         <w:pStyle w:val="BodyText"/>
       </w:pPr>
+      <w:r>
+        <w:t xml:space="preserve">Blockworks. (2026). Helium financials dashboard. Retrieved April 2026,</w:t>
+      </w:r>
+      <w:r>
+        <w:t xml:space="preserve"> </w:t>
+      </w:r>
+      <w:r>
+        <w:t xml:space="preserve">from https://blockworks.com/analytics/helium/helium-financials</w:t>
+      </w:r>
+    </w:p>
+    <w:p>
+      <w:pPr>
+        <w:pStyle w:val="BodyText"/>
+      </w:pPr>
       <w:ins w:id="10155" w:author="Z. Zukowski" w:date="2026-05-22T00:00:00Z">
         <w:r>
-          <w:t xml:space="preserve">S16: Aethir, IoTeX, and ENS sensitivity analyses.</w:t>
+          <w:t xml:space="preserve">Brennan, G., &amp; Buchanan, J. M. (1985). The reason of rules:</w:t>
+        </w:r>
+      </w:ins>
+      <w:ins w:id="10155" w:author="Z. Zukowski" w:date="2026-05-22T00:00:00Z">
+        <w:r>
+          <w:t xml:space="preserve"> </w:t>
+        </w:r>
+      </w:ins>
+      <w:ins w:id="10155" w:author="Z. Zukowski" w:date="2026-05-22T00:00:00Z">
+        <w:r>
+          <w:t xml:space="preserve">Constitutional political economy. Cambridge University Press.</w:t>
         </w:r>
       </w:ins>
     </w:p>
@@ -25179,9 +25187,127 @@
       <w:pPr>
         <w:pStyle w:val="BodyText"/>
       </w:pPr>
+      <w:r>
+        <w:t xml:space="preserve">Buchanan, J. M., &amp; Tullock, G. (1962). The calculus of consent: Logical</w:t>
+      </w:r>
+      <w:r>
+        <w:t xml:space="preserve"> </w:t>
+      </w:r>
+      <w:r>
+        <w:t xml:space="preserve">foundations of constitutional democracy. University of Michigan Press.</w:t>
+      </w:r>
+    </w:p>
+    <w:p>
+      <w:pPr>
+        <w:pStyle w:val="BodyText"/>
+      </w:pPr>
+      <w:r>
+        <w:t xml:space="preserve">Buterin, V., Conner, E., Dudley, R., Slipper, M., &amp; Norder, I. (2019).</w:t>
+      </w:r>
+      <w:r>
+        <w:t xml:space="preserve"> </w:t>
+      </w:r>
+      <w:r>
+        <w:t xml:space="preserve">EIP-1559: Fee market change for ETH 1.0 chain (Ethereum Improvement</w:t>
+      </w:r>
+      <w:r>
+        <w:t xml:space="preserve"> </w:t>
+      </w:r>
+      <w:r>
+        <w:t xml:space="preserve">Proposal). https://eips.ethereum.org/EIPS/eip-1559</w:t>
+      </w:r>
+    </w:p>
+    <w:p>
+      <w:pPr>
+        <w:pStyle w:val="BodyText"/>
+      </w:pPr>
+      <w:r>
+        <w:t xml:space="preserve">Calzada, I. (2025). The political economy of Web3 platformization:</w:t>
+      </w:r>
+      <w:r>
+        <w:t xml:space="preserve"> </w:t>
+      </w:r>
+      <w:r>
+        <w:t xml:space="preserve">Innovation systems, reaching the moon, governing the ghetto. Digital,</w:t>
+      </w:r>
+      <w:r>
+        <w:t xml:space="preserve"> </w:t>
+      </w:r>
+      <w:r>
+        <w:t xml:space="preserve">5(4), 62. https://doi.org/10.3390/digital5040062</w:t>
+      </w:r>
+    </w:p>
+    <w:p>
+      <w:pPr>
+        <w:pStyle w:val="BodyText"/>
+      </w:pPr>
+      <w:r>
+        <w:t xml:space="preserve">CoinGecko. (2026). Cryptocurrency market data. Retrieved March 2026,</w:t>
+      </w:r>
+      <w:r>
+        <w:t xml:space="preserve"> </w:t>
+      </w:r>
+      <w:r>
+        <w:t xml:space="preserve">from https://www.coingecko.com</w:t>
+      </w:r>
+    </w:p>
+    <w:p>
+      <w:pPr>
+        <w:pStyle w:val="BodyText"/>
+      </w:pPr>
+      <w:r>
+        <w:t xml:space="preserve">Cong, L. W., Li, Y., &amp; Wang, N. (2021). Tokenomics: Dynamic adoption and</w:t>
+      </w:r>
+      <w:r>
+        <w:t xml:space="preserve"> </w:t>
+      </w:r>
+      <w:r>
+        <w:t xml:space="preserve">valuation. Review of Financial Studies, 34(3), 1105–1155.</w:t>
+      </w:r>
+      <w:r>
+        <w:t xml:space="preserve"> </w:t>
+      </w:r>
+      <w:r>
+        <w:t xml:space="preserve">https://doi.org/10.1093/rfs/hhaa089</w:t>
+      </w:r>
+    </w:p>
+    <w:p>
+      <w:pPr>
+        <w:pStyle w:val="BodyText"/>
+      </w:pPr>
+      <w:r>
+        <w:t xml:space="preserve">Cong, L. W., Rabetti, D., Wang, C. C. Y., &amp; Yan, Y. (2025). Centralized</w:t>
+      </w:r>
+      <w:r>
+        <w:t xml:space="preserve"> </w:t>
+      </w:r>
+      <w:r>
+        <w:t xml:space="preserve">governance in decentralized organizations (Draft: August 2025). Working</w:t>
+      </w:r>
+      <w:r>
+        <w:t xml:space="preserve"> </w:t>
+      </w:r>
+      <w:r>
+        <w:t xml:space="preserve">Paper.</w:t>
+      </w:r>
+    </w:p>
+    <w:p>
+      <w:pPr>
+        <w:pStyle w:val="BodyText"/>
+      </w:pPr>
       <w:ins w:id="10156" w:author="Z. Zukowski" w:date="2026-05-22T00:00:00Z">
         <w:r>
-          <w:t xml:space="preserve">S17: Falsifiable predictions and pre-registration specification.</w:t>
+          <w:t xml:space="preserve">Cohen, J. (1988). Statistical power analysis for the behavioral</w:t>
+        </w:r>
+      </w:ins>
+      <w:ins w:id="10156" w:author="Z. Zukowski" w:date="2026-05-22T00:00:00Z">
+        <w:r>
+          <w:t xml:space="preserve"> </w:t>
+        </w:r>
+      </w:ins>
+      <w:ins w:id="10156" w:author="Z. Zukowski" w:date="2026-05-22T00:00:00Z">
+        <w:r>
+          <w:t xml:space="preserve">sciences (2nd ed.). Lawrence Erlbaum Associates.</w:t>
         </w:r>
       </w:ins>
     </w:p>
@@ -25189,94 +25315,56 @@
       <w:pPr>
         <w:pStyle w:val="BodyText"/>
       </w:pPr>
-      <w:r>
-        <w:t xml:space="preserve">Replication data:</w:t>
-      </w:r>
-      <w:r>
-        <w:t xml:space="preserve"> </w:t>
-      </w:r>
-      <w:r>
-        <w:t xml:space="preserve">https://github.com/Research-Publications-and-Data/Tokenomics-As-Institutional_Design</w:t>
-      </w:r>
-    </w:p>
-    <w:bookmarkEnd w:id="91"/>
-    <w:bookmarkStart w:id="92" w:name="acknowledgments"/>
-    <w:p>
-      <w:pPr>
-        <w:pStyle w:val="Heading1"/>
-      </w:pPr>
-      <w:r>
-        <w:t xml:space="preserve">Acknowledgments</w:t>
-      </w:r>
-    </w:p>
-    <w:p>
-      <w:pPr>
-        <w:pStyle w:val="FirstParagraph"/>
-      </w:pPr>
-      <w:r>
-        <w:t xml:space="preserve">The author thanks Token Terminal for complimentary API access. DeFi</w:t>
-      </w:r>
-      <w:r>
-        <w:t xml:space="preserve"> </w:t>
-      </w:r>
-      <w:r>
-        <w:t xml:space="preserve">protocol subsidy ratios use Token Terminal fee, revenue, and incentive</w:t>
-      </w:r>
-      <w:r>
-        <w:t xml:space="preserve"> </w:t>
-      </w:r>
-      <w:r>
-        <w:t xml:space="preserve">data; DePIN protocol subsidy ratios use on-chain burn and mint data from</w:t>
-      </w:r>
-      <w:r>
-        <w:t xml:space="preserve"> </w:t>
-      </w:r>
-      <w:r>
-        <w:t xml:space="preserve">Dune Analytics due to systematic measurement gaps in existing analytics</w:t>
-      </w:r>
-      <w:r>
-        <w:t xml:space="preserve"> </w:t>
-      </w:r>
-      <w:r>
-        <w:t xml:space="preserve">platforms for hardware network economics.</w:t>
-      </w:r>
-    </w:p>
-    <w:bookmarkEnd w:id="92"/>
-    <w:bookmarkStart w:id="93" w:name="references"/>
-    <w:p>
-      <w:pPr>
-        <w:pStyle w:val="Heading1"/>
-      </w:pPr>
-      <w:r>
-        <w:t xml:space="preserve">References</w:t>
-      </w:r>
-    </w:p>
-    <w:p>
-      <w:pPr>
-        <w:pStyle w:val="FirstParagraph"/>
-      </w:pPr>
-      <w:r>
-        <w:t xml:space="preserve">Birchall, J. (2011). People-centred businesses: Co-operatives, mutuals</w:t>
-      </w:r>
-      <w:r>
-        <w:t xml:space="preserve"> </w:t>
-      </w:r>
-      <w:r>
-        <w:t xml:space="preserve">and the idea of membership. Palgrave Macmillan.</w:t>
-      </w:r>
+      <w:ins w:id="10157" w:author="Z. Zukowski" w:date="2026-05-22T00:00:00Z">
+        <w:r>
+          <w:t xml:space="preserve">Cohen, J. (1989). Deliberation and democratic legitimacy. In A. Hamlin</w:t>
+        </w:r>
+      </w:ins>
+      <w:ins w:id="10157" w:author="Z. Zukowski" w:date="2026-05-22T00:00:00Z">
+        <w:r>
+          <w:t xml:space="preserve"> </w:t>
+        </w:r>
+      </w:ins>
+      <w:ins w:id="10157" w:author="Z. Zukowski" w:date="2026-05-22T00:00:00Z">
+        <w:r>
+          <w:t xml:space="preserve">&amp; P. Pettit (Eds.), The good polity: Normative analysis of the state</w:t>
+        </w:r>
+      </w:ins>
+      <w:ins w:id="10157" w:author="Z. Zukowski" w:date="2026-05-22T00:00:00Z">
+        <w:r>
+          <w:t xml:space="preserve"> </w:t>
+        </w:r>
+      </w:ins>
+      <w:ins w:id="10157" w:author="Z. Zukowski" w:date="2026-05-22T00:00:00Z">
+        <w:r>
+          <w:t xml:space="preserve">(pp. 17-34). Blackwell.</w:t>
+        </w:r>
+      </w:ins>
     </w:p>
     <w:p>
       <w:pPr>
         <w:pStyle w:val="BodyText"/>
       </w:pPr>
       <w:r>
-        <w:t xml:space="preserve">Hansmann, H. (1996). The ownership of enterprise. Harvard University</w:t>
-      </w:r>
-      <w:r>
-        <w:t xml:space="preserve"> </w:t>
-      </w:r>
-      <w:r>
-        <w:t xml:space="preserve">Press.</w:t>
+        <w:t xml:space="preserve">De Filippi, P., Mannan, M., Cossar, S., Merk, T., &amp; Kamalova, J. (2024).</w:t>
+      </w:r>
+      <w:r>
+        <w:t xml:space="preserve"> </w:t>
+      </w:r>
+      <w:r>
+        <w:t xml:space="preserve">Blockchain technology and polycentric governance (Research Project</w:t>
+      </w:r>
+      <w:r>
+        <w:t xml:space="preserve"> </w:t>
+      </w:r>
+      <w:r>
+        <w:t xml:space="preserve">Report). European University Institute, Robert Schuman Centre.</w:t>
+      </w:r>
+      <w:r>
+        <w:t xml:space="preserve"> </w:t>
+      </w:r>
+      <w:r>
+        <w:t xml:space="preserve">https://hdl.handle.net/1814/77030</w:t>
       </w:r>
     </w:p>
     <w:p>
@@ -25284,47 +25372,47 @@
         <w:pStyle w:val="BodyText"/>
       </w:pPr>
       <w:r>
-        <w:t xml:space="preserve">International Cooperative Alliance. (1995). Statement on the cooperative</w:t>
-      </w:r>
-      <w:r>
-        <w:t xml:space="preserve"> </w:t>
-      </w:r>
-      <w:r>
-        <w:t xml:space="preserve">identity. ICA.</w:t>
+        <w:t xml:space="preserve">De Filippi, P., &amp; Wright, A. (2018). Blockchain and the law: The rule of</w:t>
+      </w:r>
+      <w:r>
+        <w:t xml:space="preserve"> </w:t>
+      </w:r>
+      <w:r>
+        <w:t xml:space="preserve">code. Harvard University Press. https://doi.org/10.4159/9780674985933</w:t>
       </w:r>
     </w:p>
     <w:p>
       <w:pPr>
         <w:pStyle w:val="BodyText"/>
       </w:pPr>
-      <w:r>
-        <w:t xml:space="preserve">Scholz, T. (2016). Platform cooperativism: Challenging the corporate</w:t>
-      </w:r>
-      <w:r>
-        <w:t xml:space="preserve"> </w:t>
-      </w:r>
-      <w:r>
-        <w:t xml:space="preserve">sharing economy. Rosa Luxemburg Stiftung.</w:t>
-      </w:r>
+      <w:ins w:id="10158" w:author="Z. Zukowski" w:date="2026-05-22T00:00:00Z">
+        <w:r>
+          <w:t xml:space="preserve">DuPont, Q. (2014). The politics of cryptography: Bitcoin and the</w:t>
+        </w:r>
+      </w:ins>
+      <w:ins w:id="10158" w:author="Z. Zukowski" w:date="2026-05-22T00:00:00Z">
+        <w:r>
+          <w:t xml:space="preserve"> </w:t>
+        </w:r>
+      </w:ins>
+      <w:ins w:id="10158" w:author="Z. Zukowski" w:date="2026-05-22T00:00:00Z">
+        <w:r>
+          <w:t xml:space="preserve">ordering machines. Journal of Peer Production, 4. https://peerproduction.net</w:t>
+        </w:r>
+      </w:ins>
     </w:p>
     <w:p>
       <w:pPr>
         <w:pStyle w:val="BodyText"/>
       </w:pPr>
       <w:r>
-        <w:t xml:space="preserve">Alshater, M. M. (2026). Decentralized physical infrastructure networks</w:t>
-      </w:r>
-      <w:r>
-        <w:t xml:space="preserve"> </w:t>
-      </w:r>
-      <w:r>
-        <w:t xml:space="preserve">(DePIN) tokenomics. Frontiers in Blockchain, 8, 1644115.</w:t>
-      </w:r>
-      <w:r>
-        <w:t xml:space="preserve"> </w:t>
-      </w:r>
-      <w:r>
-        <w:t xml:space="preserve">https://doi.org/10.3389/fbloc.2025.1644115</w:t>
+        <w:t xml:space="preserve">Dune Analytics. (2026). On-chain governance token holder data [Data</w:t>
+      </w:r>
+      <w:r>
+        <w:t xml:space="preserve"> </w:t>
+      </w:r>
+      <w:r>
+        <w:t xml:space="preserve">set]. Retrieved March 2026, from https://dune.com</w:t>
       </w:r>
     </w:p>
     <w:p>
@@ -25332,19 +25420,25 @@
         <w:pStyle w:val="BodyText"/>
       </w:pPr>
       <w:r>
-        <w:t xml:space="preserve">Appel, I., &amp; Grennan, J. (2023). Control of decentralized autonomous</w:t>
-      </w:r>
-      <w:r>
-        <w:t xml:space="preserve"> </w:t>
-      </w:r>
-      <w:r>
-        <w:t xml:space="preserve">organizations. AEA Papers and Proceedings, 113, 182–185.</w:t>
-      </w:r>
-      <w:r>
-        <w:t xml:space="preserve"> </w:t>
-      </w:r>
-      <w:r>
-        <w:t xml:space="preserve">https://doi.org/10.1257/pandp.20231119</w:t>
+        <w:t xml:space="preserve">Eisermann, T., Campajola, C., Tessone, C. J., &amp; Teixeira, A. S. (2025).</w:t>
+      </w:r>
+      <w:r>
+        <w:t xml:space="preserve"> </w:t>
+      </w:r>
+      <w:r>
+        <w:t xml:space="preserve">Concentration in governance control across decentralised finance</w:t>
+      </w:r>
+      <w:r>
+        <w:t xml:space="preserve"> </w:t>
+      </w:r>
+      <w:r>
+        <w:t xml:space="preserve">protocols. EPJ Data Science, 14, 85.</w:t>
+      </w:r>
+      <w:r>
+        <w:t xml:space="preserve"> </w:t>
+      </w:r>
+      <w:r>
+        <w:t xml:space="preserve">https://doi.org/10.1140/epjds/s13688-025-00610-5</w:t>
       </w:r>
     </w:p>
     <w:p>
@@ -25352,19 +25446,25 @@
         <w:pStyle w:val="BodyText"/>
       </w:pPr>
       <w:r>
-        <w:t xml:space="preserve">Aramonte, S., Huang, W., &amp; Schrimpf, A. (2021). DeFi risks and the</w:t>
-      </w:r>
-      <w:r>
-        <w:t xml:space="preserve"> </w:t>
-      </w:r>
-      <w:r>
-        <w:t xml:space="preserve">decentralisation illusion. BIS Quarterly Review, December 2021, 21–36.</w:t>
-      </w:r>
-      <w:r>
-        <w:t xml:space="preserve"> </w:t>
-      </w:r>
-      <w:r>
-        <w:t xml:space="preserve">https://www.bis.org/publ/qtrpdf/r_qt2112b.htm</w:t>
+        <w:t xml:space="preserve">Esposito, M., Tse, T., &amp; Goh, D. (2025). Decentralizing governance:</w:t>
+      </w:r>
+      <w:r>
+        <w:t xml:space="preserve"> </w:t>
+      </w:r>
+      <w:r>
+        <w:t xml:space="preserve">Exploring the dynamics and challenges of digital commons and DAOs.</w:t>
+      </w:r>
+      <w:r>
+        <w:t xml:space="preserve"> </w:t>
+      </w:r>
+      <w:r>
+        <w:t xml:space="preserve">Frontiers in Blockchain, 8, 1538227.</w:t>
+      </w:r>
+      <w:r>
+        <w:t xml:space="preserve"> </w:t>
+      </w:r>
+      <w:r>
+        <w:t xml:space="preserve">https://doi.org/10.3389/fbloc.2025.1538227</w:t>
       </w:r>
     </w:p>
     <w:p>
@@ -25372,105 +25472,97 @@
         <w:pStyle w:val="BodyText"/>
       </w:pPr>
       <w:r>
-        <w:t xml:space="preserve">Arnosti, N., &amp; Weinberg, S. M. (2022). Bitcoin: A natural oligopoly.</w:t>
-      </w:r>
-      <w:r>
-        <w:t xml:space="preserve"> </w:t>
-      </w:r>
-      <w:r>
-        <w:t xml:space="preserve">Management Science, 68(7), 4755–4771.</w:t>
-      </w:r>
-      <w:r>
-        <w:t xml:space="preserve"> </w:t>
-      </w:r>
-      <w:r>
-        <w:t xml:space="preserve">https://doi.org/10.1287/mnsc.2021.4095</w:t>
+        <w:t xml:space="preserve">Feichtinger, R., Fritsch, R., Vonlanthen, Y., &amp; Wattenhofer, R. (2023).</w:t>
+      </w:r>
+      <w:r>
+        <w:t xml:space="preserve"> </w:t>
+      </w:r>
+      <w:r>
+        <w:t xml:space="preserve">The hidden shortcomings of (D)AOs: An empirical study of on-chain</w:t>
+      </w:r>
+      <w:r>
+        <w:t xml:space="preserve"> </w:t>
+      </w:r>
+      <w:r>
+        <w:t xml:space="preserve">governance. In International Conference on Financial Cryptography and</w:t>
+      </w:r>
+      <w:r>
+        <w:t xml:space="preserve"> </w:t>
+      </w:r>
+      <w:r>
+        <w:t xml:space="preserve">Data Security (pp. 165–185). Springer.</w:t>
       </w:r>
     </w:p>
     <w:p>
       <w:pPr>
         <w:pStyle w:val="BodyText"/>
       </w:pPr>
-      <w:ins w:id="10157" w:author="Z. Zukowski" w:date="2026-05-22T00:00:00Z">
-        <w:r>
-          <w:t xml:space="preserve">Atkinson, A. B. (1970). On the measurement of inequality. Journal of</w:t>
-        </w:r>
-      </w:ins>
-      <w:ins w:id="10157" w:author="Z. Zukowski" w:date="2026-05-22T00:00:00Z">
-        <w:r>
-          <w:t xml:space="preserve"> </w:t>
-        </w:r>
-      </w:ins>
-      <w:ins w:id="10157" w:author="Z. Zukowski" w:date="2026-05-22T00:00:00Z">
-        <w:r>
-          <w:t xml:space="preserve">Economic Theory, 2(3), 244-263.</w:t>
-        </w:r>
-      </w:ins>
-      <w:ins w:id="10157" w:author="Z. Zukowski" w:date="2026-05-22T00:00:00Z">
-        <w:r>
-          <w:t xml:space="preserve"> </w:t>
-        </w:r>
-      </w:ins>
-      <w:ins w:id="10157" w:author="Z. Zukowski" w:date="2026-05-22T00:00:00Z">
-        <w:r>
-          <w:t xml:space="preserve">https://doi.org/10.1016/0022-0531(70)90039-6</w:t>
-        </w:r>
-      </w:ins>
+      <w:r>
+        <w:t xml:space="preserve">Fritsch, R., Müller, M., &amp; Wattenhofer, R. (2024). Analyzing voting</w:t>
+      </w:r>
+      <w:r>
+        <w:t xml:space="preserve"> </w:t>
+      </w:r>
+      <w:r>
+        <w:t xml:space="preserve">power in decentralized governance: Who controls DAOs? Blockchain:</w:t>
+      </w:r>
+      <w:r>
+        <w:t xml:space="preserve"> </w:t>
+      </w:r>
+      <w:r>
+        <w:t xml:space="preserve">Research and Applications, 5(3), 100208.</w:t>
+      </w:r>
+      <w:r>
+        <w:t xml:space="preserve"> </w:t>
+      </w:r>
+      <w:r>
+        <w:t xml:space="preserve">https://doi.org/10.1016/j.bcra.2024.100208</w:t>
+      </w:r>
     </w:p>
     <w:p>
       <w:pPr>
         <w:pStyle w:val="BodyText"/>
       </w:pPr>
-      <w:ins w:id="10158" w:author="Z. Zukowski" w:date="2026-05-22T00:00:00Z">
-        <w:r>
-          <w:t xml:space="preserve">Atzori, M. (2017). Blockchain technology and decentralized governance:</w:t>
-        </w:r>
-      </w:ins>
-      <w:ins w:id="10158" w:author="Z. Zukowski" w:date="2026-05-22T00:00:00Z">
-        <w:r>
-          <w:t xml:space="preserve"> </w:t>
-        </w:r>
-      </w:ins>
-      <w:ins w:id="10158" w:author="Z. Zukowski" w:date="2026-05-22T00:00:00Z">
-        <w:r>
-          <w:t xml:space="preserve">Is the state still necessary? Journal of Governance and Regulation,</w:t>
-        </w:r>
-      </w:ins>
-      <w:ins w:id="10158" w:author="Z. Zukowski" w:date="2026-05-22T00:00:00Z">
-        <w:r>
-          <w:t xml:space="preserve"> </w:t>
-        </w:r>
-      </w:ins>
-      <w:ins w:id="10158" w:author="Z. Zukowski" w:date="2026-05-22T00:00:00Z">
-        <w:r>
-          <w:t xml:space="preserve">6(1), 45-62. https://doi.org/10.22495/jgr_v6_i1_p5</w:t>
-        </w:r>
-      </w:ins>
+      <w:r>
+        <w:t xml:space="preserve">Gersbach, H., Schneider, M., &amp; Shahkar, P. (2024). Effects of vote</w:t>
+      </w:r>
+      <w:r>
+        <w:t xml:space="preserve"> </w:t>
+      </w:r>
+      <w:r>
+        <w:t xml:space="preserve">delegation in blockchains: Who wins? arXiv:2408.05410 (revised July</w:t>
+      </w:r>
+      <w:r>
+        <w:t xml:space="preserve"> </w:t>
+      </w:r>
+      <w:r>
+        <w:t xml:space="preserve">2025). https://doi.org/10.48550/arXiv.2408.05410</w:t>
+      </w:r>
     </w:p>
     <w:p>
       <w:pPr>
         <w:pStyle w:val="BodyText"/>
       </w:pPr>
       <w:r>
-        <w:t xml:space="preserve">Ballandies, M. C., Wang, H., Law, A. C. C., Yang, J. C., Gosken, C., &amp;</w:t>
-      </w:r>
-      <w:r>
-        <w:t xml:space="preserve"> </w:t>
-      </w:r>
-      <w:r>
-        <w:t xml:space="preserve">Andrew, M. (2023). A taxonomy for blockchain-based decentralized</w:t>
-      </w:r>
-      <w:r>
-        <w:t xml:space="preserve"> </w:t>
-      </w:r>
-      <w:r>
-        <w:t xml:space="preserve">physical infrastructure networks (DePIN). 2023 IEEE 9th World Forum on</w:t>
-      </w:r>
-      <w:r>
-        <w:t xml:space="preserve"> </w:t>
-      </w:r>
-      <w:r>
-        <w:t xml:space="preserve">Internet of Things (WF-IoT).</w:t>
+        <w:t xml:space="preserve">Hall, A. B., &amp; Miyazaki, S. (2024). What happens when anyone can be your</w:t>
+      </w:r>
+      <w:r>
+        <w:t xml:space="preserve"> </w:t>
+      </w:r>
+      <w:r>
+        <w:t xml:space="preserve">representative? Studying the use of liquid democracy for high-stakes</w:t>
+      </w:r>
+      <w:r>
+        <w:t xml:space="preserve"> </w:t>
+      </w:r>
+      <w:r>
+        <w:t xml:space="preserve">decisions in online platforms. Stanford GSB Working Paper.</w:t>
+      </w:r>
+      <w:r>
+        <w:t xml:space="preserve"> </w:t>
+      </w:r>
+      <w:r>
+        <w:t xml:space="preserve">https://doi.org/10.31219/osf.io/k3hcd</w:t>
       </w:r>
     </w:p>
     <w:p>
@@ -25478,13 +25570,19 @@
         <w:pStyle w:val="BodyText"/>
       </w:pPr>
       <w:r>
-        <w:t xml:space="preserve">Bane, D., &amp; Gala, S. (2025). State of DePIN 2024. Messari.</w:t>
-      </w:r>
-      <w:r>
-        <w:t xml:space="preserve"> </w:t>
-      </w:r>
-      <w:r>
-        <w:t xml:space="preserve">https://messari.io/report/state-of-depin-2024</w:t>
+        <w:t xml:space="preserve">Han, J., Lee, J., &amp; Li, T. (2023). DAO governance. European Corporate</w:t>
+      </w:r>
+      <w:r>
+        <w:t xml:space="preserve"> </w:t>
+      </w:r>
+      <w:r>
+        <w:t xml:space="preserve">Governance Institute Finance Working Paper No. 1119/2025.</w:t>
+      </w:r>
+      <w:r>
+        <w:t xml:space="preserve"> </w:t>
+      </w:r>
+      <w:r>
+        <w:t xml:space="preserve">https://doi.org/10.2139/ssrn.4346581</w:t>
       </w:r>
     </w:p>
     <w:p>
@@ -25492,58 +25590,64 @@
         <w:pStyle w:val="BodyText"/>
       </w:pPr>
       <w:r>
-        <w:t xml:space="preserve">Bane, D., &amp; Gala, S. (2026). State of DePIN 2025. Messari &amp; Escape</w:t>
-      </w:r>
-      <w:r>
-        <w:t xml:space="preserve"> </w:t>
-      </w:r>
-      <w:r>
-        <w:t xml:space="preserve">Velocity. https://messari.io/report/state-of-depin-2025</w:t>
+        <w:t xml:space="preserve">Han, J., Lee, J., &amp; Li, T. (2024). A review of DAO governance: Recent</w:t>
+      </w:r>
+      <w:r>
+        <w:t xml:space="preserve"> </w:t>
+      </w:r>
+      <w:r>
+        <w:t xml:space="preserve">literature and emerging trends. European Corporate Governance Institute</w:t>
+      </w:r>
+      <w:r>
+        <w:t xml:space="preserve"> </w:t>
+      </w:r>
+      <w:r>
+        <w:t xml:space="preserve">Finance Working Paper No. 1044/2025.</w:t>
+      </w:r>
+      <w:r>
+        <w:t xml:space="preserve"> </w:t>
+      </w:r>
+      <w:r>
+        <w:t xml:space="preserve">https://doi.org/10.2139/ssrn.5074046</w:t>
       </w:r>
     </w:p>
     <w:p>
       <w:pPr>
         <w:pStyle w:val="BodyText"/>
       </w:pPr>
-      <w:r>
-        <w:t xml:space="preserve">Barbereau, T., Smethurst, R., Papageorgiou, O., Sedlmeir, J., &amp; Fridgen,</w:t>
-      </w:r>
-      <w:r>
-        <w:t xml:space="preserve"> </w:t>
-      </w:r>
-      <w:r>
-        <w:t xml:space="preserve">G. (2023). Decentralised finance’s timocratic governance: The</w:t>
-      </w:r>
-      <w:r>
-        <w:t xml:space="preserve"> </w:t>
-      </w:r>
-      <w:r>
-        <w:t xml:space="preserve">distribution and exercise of tokenised voting rights. Technology in</w:t>
-      </w:r>
-      <w:r>
-        <w:t xml:space="preserve"> </w:t>
-      </w:r>
-      <w:r>
-        <w:t xml:space="preserve">Society, 73, 102251. https://doi.org/10.1016/j.techsoc.2023.102251</w:t>
-      </w:r>
+      <w:ins w:id="10159" w:author="Z. Zukowski" w:date="2026-05-22T00:00:00Z">
+        <w:r>
+          <w:t xml:space="preserve">Hardin, G. (1968). The tragedy of the commons. Science, 162(3859),</w:t>
+        </w:r>
+      </w:ins>
+      <w:ins w:id="10159" w:author="Z. Zukowski" w:date="2026-05-22T00:00:00Z">
+        <w:r>
+          <w:t xml:space="preserve"> </w:t>
+        </w:r>
+      </w:ins>
+      <w:ins w:id="10159" w:author="Z. Zukowski" w:date="2026-05-22T00:00:00Z">
+        <w:r>
+          <w:t xml:space="preserve">1243-1248. https://doi.org/10.1126/science.162.3859.1243</w:t>
+        </w:r>
+      </w:ins>
     </w:p>
     <w:p>
       <w:pPr>
         <w:pStyle w:val="BodyText"/>
       </w:pPr>
-      <w:ins w:id="10159" w:author="Z. Zukowski" w:date="2026-05-22T00:00:00Z">
-        <w:r>
-          <w:t xml:space="preserve">Banzhaf, J. F., III. (1968). One man, 3.312 votes: A mathematical</w:t>
-        </w:r>
-      </w:ins>
-      <w:ins w:id="10159" w:author="Z. Zukowski" w:date="2026-05-22T00:00:00Z">
-        <w:r>
-          <w:t xml:space="preserve"> </w:t>
-        </w:r>
-      </w:ins>
-      <w:ins w:id="10159" w:author="Z. Zukowski" w:date="2026-05-22T00:00:00Z">
-        <w:r>
-          <w:t xml:space="preserve">analysis of the Electoral College. Villanova Law Review, 13(2), 304-332.</w:t>
+      <w:ins w:id="10160" w:author="Z. Zukowski" w:date="2026-05-22T00:00:00Z">
+        <w:r>
+          <w:t xml:space="preserve">Hirschman, A. O. (1964). The paternity of an index. American Economic</w:t>
+        </w:r>
+      </w:ins>
+      <w:ins w:id="10160" w:author="Z. Zukowski" w:date="2026-05-22T00:00:00Z">
+        <w:r>
+          <w:t xml:space="preserve"> </w:t>
+        </w:r>
+      </w:ins>
+      <w:ins w:id="10160" w:author="Z. Zukowski" w:date="2026-05-22T00:00:00Z">
+        <w:r>
+          <w:t xml:space="preserve">Review, 54(5), 761.</w:t>
         </w:r>
       </w:ins>
     </w:p>
@@ -25551,82 +25655,116 @@
       <w:pPr>
         <w:pStyle w:val="BodyText"/>
       </w:pPr>
-      <w:r>
-        <w:t xml:space="preserve">Blockworks. (2026). GEODNET analytics dashboard. Retrieved April 2026,</w:t>
-      </w:r>
-      <w:r>
-        <w:t xml:space="preserve"> </w:t>
-      </w:r>
-      <w:r>
-        <w:t xml:space="preserve">from https://blockworks.com/analytics/geodnet</w:t>
-      </w:r>
+      <w:ins w:id="10161" w:author="Z. Zukowski" w:date="2026-05-22T00:00:00Z">
+        <w:r>
+          <w:t xml:space="preserve">Holmstrom, B. (1979). Moral hazard and observability. The Bell</w:t>
+        </w:r>
+      </w:ins>
+      <w:ins w:id="10161" w:author="Z. Zukowski" w:date="2026-05-22T00:00:00Z">
+        <w:r>
+          <w:t xml:space="preserve"> </w:t>
+        </w:r>
+      </w:ins>
+      <w:ins w:id="10161" w:author="Z. Zukowski" w:date="2026-05-22T00:00:00Z">
+        <w:r>
+          <w:t xml:space="preserve">Journal of Economics, 10(1), 74-91. https://doi.org/10.2307/3003320</w:t>
+        </w:r>
+      </w:ins>
     </w:p>
     <w:p>
       <w:pPr>
         <w:pStyle w:val="BodyText"/>
       </w:pPr>
       <w:r>
-        <w:t xml:space="preserve">Blockworks. (2026). Helium financials dashboard. Retrieved April 2026,</w:t>
-      </w:r>
-      <w:r>
-        <w:t xml:space="preserve"> </w:t>
-      </w:r>
-      <w:r>
-        <w:t xml:space="preserve">from https://blockworks.com/analytics/helium/helium-financials</w:t>
+        <w:t xml:space="preserve">Howell, S. T., Niessner, M., &amp; Yermack, D. (2020). Initial coin</w:t>
+      </w:r>
+      <w:r>
+        <w:t xml:space="preserve"> </w:t>
+      </w:r>
+      <w:r>
+        <w:t xml:space="preserve">offerings: Financing growth with cryptocurrency token sales. Review of</w:t>
+      </w:r>
+      <w:r>
+        <w:t xml:space="preserve"> </w:t>
+      </w:r>
+      <w:r>
+        <w:t xml:space="preserve">Financial Studies, 33(9), 3925–3974. https://doi.org/10.1093/rfs/hhz131</w:t>
       </w:r>
     </w:p>
     <w:p>
       <w:pPr>
         <w:pStyle w:val="BodyText"/>
       </w:pPr>
-      <w:ins w:id="10160" w:author="Z. Zukowski" w:date="2026-05-22T00:00:00Z">
-        <w:r>
-          <w:t xml:space="preserve">Brennan, G., &amp; Buchanan, J. M. (1985). The reason of rules:</w:t>
-        </w:r>
-      </w:ins>
-      <w:ins w:id="10160" w:author="Z. Zukowski" w:date="2026-05-22T00:00:00Z">
-        <w:r>
-          <w:t xml:space="preserve"> </w:t>
-        </w:r>
-      </w:ins>
-      <w:ins w:id="10160" w:author="Z. Zukowski" w:date="2026-05-22T00:00:00Z">
-        <w:r>
-          <w:t xml:space="preserve">Constitutional political economy. Cambridge University Press.</w:t>
-        </w:r>
-      </w:ins>
+      <w:r>
+        <w:t xml:space="preserve">Hurwicz, L. (1973). The design of mechanisms for resource allocation.</w:t>
+      </w:r>
+      <w:r>
+        <w:t xml:space="preserve"> </w:t>
+      </w:r>
+      <w:r>
+        <w:t xml:space="preserve">American Economic Review, 63(2), 1–30.</w:t>
+      </w:r>
     </w:p>
     <w:p>
       <w:pPr>
         <w:pStyle w:val="BodyText"/>
       </w:pPr>
-      <w:r>
-        <w:t xml:space="preserve">Buchanan, J. M., &amp; Tullock, G. (1962). The calculus of consent: Logical</w:t>
-      </w:r>
-      <w:r>
-        <w:t xml:space="preserve"> </w:t>
-      </w:r>
-      <w:r>
-        <w:t xml:space="preserve">foundations of constitutional democracy. University of Michigan Press.</w:t>
-      </w:r>
+      <w:ins w:id="10162" w:author="Z. Zukowski" w:date="2026-05-22T00:00:00Z">
+        <w:r>
+          <w:t xml:space="preserve">Hurwicz, L. (1987). Inventing new institutions: The design perspective.</w:t>
+        </w:r>
+      </w:ins>
+      <w:ins w:id="10162" w:author="Z. Zukowski" w:date="2026-05-22T00:00:00Z">
+        <w:r>
+          <w:t xml:space="preserve"> </w:t>
+        </w:r>
+      </w:ins>
+      <w:ins w:id="10162" w:author="Z. Zukowski" w:date="2026-05-22T00:00:00Z">
+        <w:r>
+          <w:t xml:space="preserve">American Journal of Agricultural Economics, 69(2), 395-402.</w:t>
+        </w:r>
+      </w:ins>
+      <w:ins w:id="10162" w:author="Z. Zukowski" w:date="2026-05-22T00:00:00Z">
+        <w:r>
+          <w:t xml:space="preserve"> </w:t>
+        </w:r>
+      </w:ins>
+      <w:ins w:id="10162" w:author="Z. Zukowski" w:date="2026-05-22T00:00:00Z">
+        <w:r>
+          <w:t xml:space="preserve">https://doi.org/10.2307/1242293</w:t>
+        </w:r>
+      </w:ins>
     </w:p>
     <w:p>
       <w:pPr>
         <w:pStyle w:val="BodyText"/>
       </w:pPr>
       <w:r>
-        <w:t xml:space="preserve">Buterin, V., Conner, E., Dudley, R., Slipper, M., &amp; Norder, I. (2019).</w:t>
-      </w:r>
-      <w:r>
-        <w:t xml:space="preserve"> </w:t>
-      </w:r>
-      <w:r>
-        <w:t xml:space="preserve">EIP-1559: Fee market change for ETH 1.0 chain (Ethereum Improvement</w:t>
-      </w:r>
-      <w:r>
-        <w:t xml:space="preserve"> </w:t>
-      </w:r>
-      <w:r>
-        <w:t xml:space="preserve">Proposal). https://eips.ethereum.org/EIPS/eip-1559</w:t>
+        <w:t xml:space="preserve">Kiayias, A., Koutsoupias, E., Markakis, E., &amp; Tsamopoulos, P. (2025).</w:t>
+      </w:r>
+      <w:r>
+        <w:t xml:space="preserve"> </w:t>
+      </w:r>
+      <w:r>
+        <w:t xml:space="preserve">Pool formation in oceanic games: Shapley value and proportional sharing.</w:t>
+      </w:r>
+      <w:r>
+        <w:t xml:space="preserve"> </w:t>
+      </w:r>
+      <w:r>
+        <w:t xml:space="preserve">In Proc. 7th Conference on Advances in Financial Technologies (AFT</w:t>
+      </w:r>
+      <w:r>
+        <w:t xml:space="preserve"> </w:t>
+      </w:r>
+      <w:r>
+        <w:t xml:space="preserve">2025), LIPIcs Vol. 354, pp. 21:1–21:24.</w:t>
+      </w:r>
+      <w:r>
+        <w:t xml:space="preserve"> </w:t>
+      </w:r>
+      <w:r>
+        <w:t xml:space="preserve">https://doi.org/10.4230/LIPIcs.AFT.2025.21</w:t>
       </w:r>
     </w:p>
     <w:p>
@@ -25634,19 +25772,19 @@
         <w:pStyle w:val="BodyText"/>
       </w:pPr>
       <w:r>
-        <w:t xml:space="preserve">Calzada, I. (2025). The political economy of Web3 platformization:</w:t>
-      </w:r>
-      <w:r>
-        <w:t xml:space="preserve"> </w:t>
-      </w:r>
-      <w:r>
-        <w:t xml:space="preserve">Innovation systems, reaching the moon, governing the ghetto. Digital,</w:t>
-      </w:r>
-      <w:r>
-        <w:t xml:space="preserve"> </w:t>
-      </w:r>
-      <w:r>
-        <w:t xml:space="preserve">5(4), 62. https://doi.org/10.3390/digital5040062</w:t>
+        <w:t xml:space="preserve">Li, S., &amp; Chen, Y. (2024). Governing decentralized autonomous</w:t>
+      </w:r>
+      <w:r>
+        <w:t xml:space="preserve"> </w:t>
+      </w:r>
+      <w:r>
+        <w:t xml:space="preserve">organizations as digital commons. Journal of Business Venturing</w:t>
+      </w:r>
+      <w:r>
+        <w:t xml:space="preserve"> </w:t>
+      </w:r>
+      <w:r>
+        <w:t xml:space="preserve">Insights, 22, e00450. https://doi.org/10.1016/j.jbvi.2024.e00450</w:t>
       </w:r>
     </w:p>
     <w:p>
@@ -25654,13 +25792,19 @@
         <w:pStyle w:val="BodyText"/>
       </w:pPr>
       <w:r>
-        <w:t xml:space="preserve">CoinGecko. (2026). Cryptocurrency market data. Retrieved March 2026,</w:t>
-      </w:r>
-      <w:r>
-        <w:t xml:space="preserve"> </w:t>
-      </w:r>
-      <w:r>
-        <w:t xml:space="preserve">from https://www.coingecko.com</w:t>
+        <w:t xml:space="preserve">Michels, R. (1911/1962). Political parties: A sociological study of the</w:t>
+      </w:r>
+      <w:r>
+        <w:t xml:space="preserve"> </w:t>
+      </w:r>
+      <w:r>
+        <w:t xml:space="preserve">oligarchical tendencies of modern democracy (E. Paul &amp; C. Paul, Trans.).</w:t>
+      </w:r>
+      <w:r>
+        <w:t xml:space="preserve"> </w:t>
+      </w:r>
+      <w:r>
+        <w:t xml:space="preserve">Free Press. (Original work published 1911)</w:t>
       </w:r>
     </w:p>
     <w:p>
@@ -25668,19 +25812,13 @@
         <w:pStyle w:val="BodyText"/>
       </w:pPr>
       <w:r>
-        <w:t xml:space="preserve">Cong, L. W., Li, Y., &amp; Wang, N. (2021). Tokenomics: Dynamic adoption and</w:t>
-      </w:r>
-      <w:r>
-        <w:t xml:space="preserve"> </w:t>
-      </w:r>
-      <w:r>
-        <w:t xml:space="preserve">valuation. Review of Financial Studies, 34(3), 1105–1155.</w:t>
-      </w:r>
-      <w:r>
-        <w:t xml:space="preserve"> </w:t>
-      </w:r>
-      <w:r>
-        <w:t xml:space="preserve">https://doi.org/10.1093/rfs/hhaa089</w:t>
+        <w:t xml:space="preserve">Myerson, R. B. (1981). Optimal auction design. Mathematics of Operations</w:t>
+      </w:r>
+      <w:r>
+        <w:t xml:space="preserve"> </w:t>
+      </w:r>
+      <w:r>
+        <w:t xml:space="preserve">Research, 6(1), 58–73. https://doi.org/10.1287/moor.6.1.58</w:t>
       </w:r>
     </w:p>
     <w:p>
@@ -25688,68 +25826,64 @@
         <w:pStyle w:val="BodyText"/>
       </w:pPr>
       <w:r>
-        <w:t xml:space="preserve">Cong, L. W., Rabetti, D., Wang, C. C. Y., &amp; Yan, Y. (2025). Centralized</w:t>
-      </w:r>
-      <w:r>
-        <w:t xml:space="preserve"> </w:t>
-      </w:r>
-      <w:r>
-        <w:t xml:space="preserve">governance in decentralized organizations (Draft: August 2025). Working</w:t>
-      </w:r>
-      <w:r>
-        <w:t xml:space="preserve"> </w:t>
-      </w:r>
-      <w:r>
-        <w:t xml:space="preserve">Paper.</w:t>
+        <w:t xml:space="preserve">Nabben, K., Wang, H., &amp; Zargham, M. (2024). Decentralised governance for</w:t>
+      </w:r>
+      <w:r>
+        <w:t xml:space="preserve"> </w:t>
+      </w:r>
+      <w:r>
+        <w:t xml:space="preserve">autonomous cyber-physical systems. arXiv preprint, arXiv:2408.16764.</w:t>
+      </w:r>
+      <w:r>
+        <w:t xml:space="preserve"> </w:t>
+      </w:r>
+      <w:r>
+        <w:t xml:space="preserve">https://arxiv.org/abs/2408.16764</w:t>
       </w:r>
     </w:p>
     <w:p>
       <w:pPr>
         <w:pStyle w:val="BodyText"/>
       </w:pPr>
-      <w:ins w:id="10161" w:author="Z. Zukowski" w:date="2026-05-22T00:00:00Z">
-        <w:r>
-          <w:t xml:space="preserve">Cohen, J. (1988). Statistical power analysis for the behavioral</w:t>
-        </w:r>
-      </w:ins>
-      <w:ins w:id="10161" w:author="Z. Zukowski" w:date="2026-05-22T00:00:00Z">
-        <w:r>
-          <w:t xml:space="preserve"> </w:t>
-        </w:r>
-      </w:ins>
-      <w:ins w:id="10161" w:author="Z. Zukowski" w:date="2026-05-22T00:00:00Z">
-        <w:r>
-          <w:t xml:space="preserve">sciences (2nd ed.). Lawrence Erlbaum Associates.</w:t>
-        </w:r>
-      </w:ins>
+      <w:r>
+        <w:t xml:space="preserve">Nadler, M., &amp; Schär, F. (2020). Decentralized finance, centralized</w:t>
+      </w:r>
+      <w:r>
+        <w:t xml:space="preserve"> </w:t>
+      </w:r>
+      <w:r>
+        <w:t xml:space="preserve">ownership? An iterative mapping process to measure protocol token</w:t>
+      </w:r>
+      <w:r>
+        <w:t xml:space="preserve"> </w:t>
+      </w:r>
+      <w:r>
+        <w:t xml:space="preserve">distribution. arXiv:2012.09306.</w:t>
+      </w:r>
+      <w:r>
+        <w:t xml:space="preserve"> </w:t>
+      </w:r>
+      <w:r>
+        <w:t xml:space="preserve">https://doi.org/10.48550/arXiv.2012.09306</w:t>
+      </w:r>
     </w:p>
     <w:p>
       <w:pPr>
         <w:pStyle w:val="BodyText"/>
       </w:pPr>
-      <w:ins w:id="10162" w:author="Z. Zukowski" w:date="2026-05-22T00:00:00Z">
-        <w:r>
-          <w:t xml:space="preserve">Cohen, J. (1989). Deliberation and democratic legitimacy. In A. Hamlin</w:t>
-        </w:r>
-      </w:ins>
-      <w:ins w:id="10162" w:author="Z. Zukowski" w:date="2026-05-22T00:00:00Z">
-        <w:r>
-          <w:t xml:space="preserve"> </w:t>
-        </w:r>
-      </w:ins>
-      <w:ins w:id="10162" w:author="Z. Zukowski" w:date="2026-05-22T00:00:00Z">
-        <w:r>
-          <w:t xml:space="preserve">&amp; P. Pettit (Eds.), The good polity: Normative analysis of the state</w:t>
-        </w:r>
-      </w:ins>
-      <w:ins w:id="10162" w:author="Z. Zukowski" w:date="2026-05-22T00:00:00Z">
-        <w:r>
-          <w:t xml:space="preserve"> </w:t>
-        </w:r>
-      </w:ins>
-      <w:ins w:id="10162" w:author="Z. Zukowski" w:date="2026-05-22T00:00:00Z">
-        <w:r>
-          <w:t xml:space="preserve">(pp. 17-34). Blackwell.</w:t>
+      <w:ins w:id="10163" w:author="Z. Zukowski" w:date="2026-05-22T00:00:00Z">
+        <w:r>
+          <w:t xml:space="preserve">North, D. C. (1990). Institutions, institutional change and economic</w:t>
+        </w:r>
+      </w:ins>
+      <w:ins w:id="10163" w:author="Z. Zukowski" w:date="2026-05-22T00:00:00Z">
+        <w:r>
+          <w:t xml:space="preserve"> </w:t>
+        </w:r>
+      </w:ins>
+      <w:ins w:id="10163" w:author="Z. Zukowski" w:date="2026-05-22T00:00:00Z">
+        <w:r>
+          <w:t xml:space="preserve">performance. Cambridge University Press.</w:t>
         </w:r>
       </w:ins>
     </w:p>
@@ -25758,25 +25892,13 @@
         <w:pStyle w:val="BodyText"/>
       </w:pPr>
       <w:r>
-        <w:t xml:space="preserve">De Filippi, P., Mannan, M., Cossar, S., Merk, T., &amp; Kamalova, J. (2024).</w:t>
-      </w:r>
-      <w:r>
-        <w:t xml:space="preserve"> </w:t>
-      </w:r>
-      <w:r>
-        <w:t xml:space="preserve">Blockchain technology and polycentric governance (Research Project</w:t>
-      </w:r>
-      <w:r>
-        <w:t xml:space="preserve"> </w:t>
-      </w:r>
-      <w:r>
-        <w:t xml:space="preserve">Report). European University Institute, Robert Schuman Centre.</w:t>
-      </w:r>
-      <w:r>
-        <w:t xml:space="preserve"> </w:t>
-      </w:r>
-      <w:r>
-        <w:t xml:space="preserve">https://hdl.handle.net/1814/77030</w:t>
+        <w:t xml:space="preserve">Olson, M. (1965). The logic of collective action: Public goods and the</w:t>
+      </w:r>
+      <w:r>
+        <w:t xml:space="preserve"> </w:t>
+      </w:r>
+      <w:r>
+        <w:t xml:space="preserve">theory of groups. Harvard University Press.</w:t>
       </w:r>
     </w:p>
     <w:p>
@@ -25784,73 +25906,73 @@
         <w:pStyle w:val="BodyText"/>
       </w:pPr>
       <w:r>
-        <w:t xml:space="preserve">De Filippi, P., &amp; Wright, A. (2018). Blockchain and the law: The rule of</w:t>
-      </w:r>
-      <w:r>
-        <w:t xml:space="preserve"> </w:t>
-      </w:r>
-      <w:r>
-        <w:t xml:space="preserve">code. Harvard University Press. https://doi.org/10.4159/9780674985933</w:t>
+        <w:t xml:space="preserve">Ostrom, E. (1990). Governing the commons: The evolution of institutions</w:t>
+      </w:r>
+      <w:r>
+        <w:t xml:space="preserve"> </w:t>
+      </w:r>
+      <w:r>
+        <w:t xml:space="preserve">for collective action. Cambridge University Press.</w:t>
       </w:r>
     </w:p>
     <w:p>
       <w:pPr>
         <w:pStyle w:val="BodyText"/>
       </w:pPr>
-      <w:ins w:id="10163" w:author="Z. Zukowski" w:date="2026-05-22T00:00:00Z">
-        <w:r>
-          <w:t xml:space="preserve">DuPont, Q. (2014). The politics of cryptography: Bitcoin and the</w:t>
-        </w:r>
-      </w:ins>
-      <w:ins w:id="10163" w:author="Z. Zukowski" w:date="2026-05-22T00:00:00Z">
-        <w:r>
-          <w:t xml:space="preserve"> </w:t>
-        </w:r>
-      </w:ins>
-      <w:ins w:id="10163" w:author="Z. Zukowski" w:date="2026-05-22T00:00:00Z">
-        <w:r>
-          <w:t xml:space="preserve">ordering machines. Journal of Peer Production, 4. https://peerproduction.net</w:t>
-        </w:r>
-      </w:ins>
+      <w:r>
+        <w:t xml:space="preserve">Optimism. (2024). Optimism governance documentation: Citizens’ House.</w:t>
+      </w:r>
+      <w:r>
+        <w:t xml:space="preserve"> </w:t>
+      </w:r>
+      <w:r>
+        <w:t xml:space="preserve">https://community.optimism.io/docs/governance/</w:t>
+      </w:r>
     </w:p>
     <w:p>
       <w:pPr>
         <w:pStyle w:val="BodyText"/>
       </w:pPr>
-      <w:r>
-        <w:t xml:space="preserve">Dune Analytics. (2026). On-chain governance token holder data [Data</w:t>
-      </w:r>
-      <w:r>
-        <w:t xml:space="preserve"> </w:t>
-      </w:r>
-      <w:r>
-        <w:t xml:space="preserve">set]. Retrieved March 2026, from https://dune.com</w:t>
-      </w:r>
+      <w:ins w:id="10164" w:author="Z. Zukowski" w:date="2026-05-22T00:00:00Z">
+        <w:r>
+          <w:t xml:space="preserve">Polanyi, K. (1944). The great transformation: The political and</w:t>
+        </w:r>
+      </w:ins>
+      <w:ins w:id="10164" w:author="Z. Zukowski" w:date="2026-05-22T00:00:00Z">
+        <w:r>
+          <w:t xml:space="preserve"> </w:t>
+        </w:r>
+      </w:ins>
+      <w:ins w:id="10164" w:author="Z. Zukowski" w:date="2026-05-22T00:00:00Z">
+        <w:r>
+          <w:t xml:space="preserve">economic origins of our time. Farrar &amp; Rinehart.</w:t>
+        </w:r>
+      </w:ins>
     </w:p>
     <w:p>
       <w:pPr>
         <w:pStyle w:val="BodyText"/>
       </w:pPr>
       <w:r>
-        <w:t xml:space="preserve">Eisermann, T., Campajola, C., Tessone, C. J., &amp; Teixeira, A. S. (2025).</w:t>
-      </w:r>
-      <w:r>
-        <w:t xml:space="preserve"> </w:t>
-      </w:r>
-      <w:r>
-        <w:t xml:space="preserve">Concentration in governance control across decentralised finance</w:t>
-      </w:r>
-      <w:r>
-        <w:t xml:space="preserve"> </w:t>
-      </w:r>
-      <w:r>
-        <w:t xml:space="preserve">protocols. EPJ Data Science, 14, 85.</w:t>
-      </w:r>
-      <w:r>
-        <w:t xml:space="preserve"> </w:t>
-      </w:r>
-      <w:r>
-        <w:t xml:space="preserve">https://doi.org/10.1140/epjds/s13688-025-00610-5</w:t>
+        <w:t xml:space="preserve">Rikken, O., Janssen, M., &amp; Kwee, Z. (2023). Governance impacts of</w:t>
+      </w:r>
+      <w:r>
+        <w:t xml:space="preserve"> </w:t>
+      </w:r>
+      <w:r>
+        <w:t xml:space="preserve">blockchain-based decentralized autonomous organizations: An empirical</w:t>
+      </w:r>
+      <w:r>
+        <w:t xml:space="preserve"> </w:t>
+      </w:r>
+      <w:r>
+        <w:t xml:space="preserve">analysis. Policy Design and Practice, 6(4), 465–487.</w:t>
+      </w:r>
+      <w:r>
+        <w:t xml:space="preserve"> </w:t>
+      </w:r>
+      <w:r>
+        <w:t xml:space="preserve">https://doi.org/10.1080/25741292.2023.2270220</w:t>
       </w:r>
     </w:p>
     <w:p>
@@ -25858,25 +25980,19 @@
         <w:pStyle w:val="BodyText"/>
       </w:pPr>
       <w:r>
-        <w:t xml:space="preserve">Esposito, M., Tse, T., &amp; Goh, D. (2025). Decentralizing governance:</w:t>
-      </w:r>
-      <w:r>
-        <w:t xml:space="preserve"> </w:t>
-      </w:r>
-      <w:r>
-        <w:t xml:space="preserve">Exploring the dynamics and challenges of digital commons and DAOs.</w:t>
-      </w:r>
-      <w:r>
-        <w:t xml:space="preserve"> </w:t>
-      </w:r>
-      <w:r>
-        <w:t xml:space="preserve">Frontiers in Blockchain, 8, 1538227.</w:t>
-      </w:r>
-      <w:r>
-        <w:t xml:space="preserve"> </w:t>
-      </w:r>
-      <w:r>
-        <w:t xml:space="preserve">https://doi.org/10.3389/fbloc.2025.1538227</w:t>
+        <w:t xml:space="preserve">Roughgarden, T. (2020). Transaction fee mechanism design for the</w:t>
+      </w:r>
+      <w:r>
+        <w:t xml:space="preserve"> </w:t>
+      </w:r>
+      <w:r>
+        <w:t xml:space="preserve">Ethereum blockchain: An economic analysis of EIP-1559. arXiv:2012.00854.</w:t>
+      </w:r>
+      <w:r>
+        <w:t xml:space="preserve"> </w:t>
+      </w:r>
+      <w:r>
+        <w:t xml:space="preserve">https://arxiv.org/abs/2012.00854</w:t>
       </w:r>
     </w:p>
     <w:p>
@@ -25884,25 +26000,13 @@
         <w:pStyle w:val="BodyText"/>
       </w:pPr>
       <w:r>
-        <w:t xml:space="preserve">Feichtinger, R., Fritsch, R., Vonlanthen, Y., &amp; Wattenhofer, R. (2023).</w:t>
-      </w:r>
-      <w:r>
-        <w:t xml:space="preserve"> </w:t>
-      </w:r>
-      <w:r>
-        <w:t xml:space="preserve">The hidden shortcomings of (D)AOs: An empirical study of on-chain</w:t>
-      </w:r>
-      <w:r>
-        <w:t xml:space="preserve"> </w:t>
-      </w:r>
-      <w:r>
-        <w:t xml:space="preserve">governance. In International Conference on Financial Cryptography and</w:t>
-      </w:r>
-      <w:r>
-        <w:t xml:space="preserve"> </w:t>
-      </w:r>
-      <w:r>
-        <w:t xml:space="preserve">Data Security (pp. 165–185). Springer.</w:t>
+        <w:t xml:space="preserve">Roughgarden, T. (2021). Transaction fee mechanism design. ACM SIGecom</w:t>
+      </w:r>
+      <w:r>
+        <w:t xml:space="preserve"> </w:t>
+      </w:r>
+      <w:r>
+        <w:t xml:space="preserve">Exchanges, 19(1), 52–55. https://doi.org/10.1145/3476436.3476445</w:t>
       </w:r>
     </w:p>
     <w:p>
@@ -25910,25 +26014,19 @@
         <w:pStyle w:val="BodyText"/>
       </w:pPr>
       <w:r>
-        <w:t xml:space="preserve">Fritsch, R., Müller, M., &amp; Wattenhofer, R. (2024). Analyzing voting</w:t>
-      </w:r>
-      <w:r>
-        <w:t xml:space="preserve"> </w:t>
-      </w:r>
-      <w:r>
-        <w:t xml:space="preserve">power in decentralized governance: Who controls DAOs? Blockchain:</w:t>
-      </w:r>
-      <w:r>
-        <w:t xml:space="preserve"> </w:t>
-      </w:r>
-      <w:r>
-        <w:t xml:space="preserve">Research and Applications, 5(3), 100208.</w:t>
-      </w:r>
-      <w:r>
-        <w:t xml:space="preserve"> </w:t>
-      </w:r>
-      <w:r>
-        <w:t xml:space="preserve">https://doi.org/10.1016/j.bcra.2024.100208</w:t>
+        <w:t xml:space="preserve">Sai, A. R., Buckley, J., &amp; Le Gear, A. (2021). Characterizing wealth</w:t>
+      </w:r>
+      <w:r>
+        <w:t xml:space="preserve"> </w:t>
+      </w:r>
+      <w:r>
+        <w:t xml:space="preserve">inequality in cryptocurrencies. Frontiers in Blockchain, 4, 730122.</w:t>
+      </w:r>
+      <w:r>
+        <w:t xml:space="preserve"> </w:t>
+      </w:r>
+      <w:r>
+        <w:t xml:space="preserve">https://doi.org/10.3389/fbloc.2021.730122</w:t>
       </w:r>
     </w:p>
     <w:p>
@@ -25936,19 +26034,19 @@
         <w:pStyle w:val="BodyText"/>
       </w:pPr>
       <w:r>
-        <w:t xml:space="preserve">Gersbach, H., Schneider, M., &amp; Shahkar, P. (2024). Effects of vote</w:t>
-      </w:r>
-      <w:r>
-        <w:t xml:space="preserve"> </w:t>
-      </w:r>
-      <w:r>
-        <w:t xml:space="preserve">delegation in blockchains: Who wins? arXiv:2408.05410 (revised July</w:t>
-      </w:r>
-      <w:r>
-        <w:t xml:space="preserve"> </w:t>
-      </w:r>
-      <w:r>
-        <w:t xml:space="preserve">2025). https://doi.org/10.48550/arXiv.2408.05410</w:t>
+        <w:t xml:space="preserve">Sawinyh, N. (2025, October 29). Points-based distribution programs in</w:t>
+      </w:r>
+      <w:r>
+        <w:t xml:space="preserve"> </w:t>
+      </w:r>
+      <w:r>
+        <w:t xml:space="preserve">Web3: A comprehensive guide. DeFiPrime.</w:t>
+      </w:r>
+      <w:r>
+        <w:t xml:space="preserve"> </w:t>
+      </w:r>
+      <w:r>
+        <w:t xml:space="preserve">https://defiprime.com/points-based-token-distribution-programs-web3</w:t>
       </w:r>
     </w:p>
     <w:p>
@@ -25956,90 +26054,98 @@
         <w:pStyle w:val="BodyText"/>
       </w:pPr>
       <w:r>
-        <w:t xml:space="preserve">Hall, A. B., &amp; Miyazaki, S. (2024). What happens when anyone can be your</w:t>
-      </w:r>
-      <w:r>
-        <w:t xml:space="preserve"> </w:t>
-      </w:r>
-      <w:r>
-        <w:t xml:space="preserve">representative? Studying the use of liquid democracy for high-stakes</w:t>
-      </w:r>
-      <w:r>
-        <w:t xml:space="preserve"> </w:t>
-      </w:r>
-      <w:r>
-        <w:t xml:space="preserve">decisions in online platforms. Stanford GSB Working Paper.</w:t>
-      </w:r>
-      <w:r>
-        <w:t xml:space="preserve"> </w:t>
-      </w:r>
-      <w:r>
-        <w:t xml:space="preserve">https://doi.org/10.31219/osf.io/k3hcd</w:t>
+        <w:t xml:space="preserve">Schär, F. (2021). Decentralized finance: On blockchain- and smart</w:t>
+      </w:r>
+      <w:r>
+        <w:t xml:space="preserve"> </w:t>
+      </w:r>
+      <w:r>
+        <w:t xml:space="preserve">contract-based financial markets. Federal Reserve Bank of St. Louis</w:t>
+      </w:r>
+      <w:r>
+        <w:t xml:space="preserve"> </w:t>
+      </w:r>
+      <w:r>
+        <w:t xml:space="preserve">Review, 103(2), 153–174. https://doi.org/10.20955/r.103.153-74</w:t>
       </w:r>
     </w:p>
     <w:p>
       <w:pPr>
         <w:pStyle w:val="BodyText"/>
       </w:pPr>
-      <w:r>
-        <w:t xml:space="preserve">Han, J., Lee, J., &amp; Li, T. (2023). DAO governance. European Corporate</w:t>
-      </w:r>
-      <w:r>
-        <w:t xml:space="preserve"> </w:t>
-      </w:r>
-      <w:r>
-        <w:t xml:space="preserve">Governance Institute Finance Working Paper No. 1119/2025.</w:t>
-      </w:r>
-      <w:r>
-        <w:t xml:space="preserve"> </w:t>
-      </w:r>
-      <w:r>
-        <w:t xml:space="preserve">https://doi.org/10.2139/ssrn.4346581</w:t>
-      </w:r>
+      <w:ins w:id="10165" w:author="Z. Zukowski" w:date="2026-05-22T00:00:00Z">
+        <w:r>
+          <w:t xml:space="preserve">Schneider, N. (2024). Governable spaces: Democratic design for online</w:t>
+        </w:r>
+      </w:ins>
+      <w:ins w:id="10165" w:author="Z. Zukowski" w:date="2026-05-22T00:00:00Z">
+        <w:r>
+          <w:t xml:space="preserve"> </w:t>
+        </w:r>
+      </w:ins>
+      <w:ins w:id="10165" w:author="Z. Zukowski" w:date="2026-05-22T00:00:00Z">
+        <w:r>
+          <w:t xml:space="preserve">life. University of California Press (Luminos Open Access).</w:t>
+        </w:r>
+      </w:ins>
+      <w:ins w:id="10165" w:author="Z. Zukowski" w:date="2026-05-22T00:00:00Z">
+        <w:r>
+          <w:t xml:space="preserve"> </w:t>
+        </w:r>
+      </w:ins>
+      <w:ins w:id="10165" w:author="Z. Zukowski" w:date="2026-05-22T00:00:00Z">
+        <w:r>
+          <w:t xml:space="preserve">https://doi.org/10.1525/luminos.181</w:t>
+        </w:r>
+      </w:ins>
     </w:p>
     <w:p>
       <w:pPr>
         <w:pStyle w:val="BodyText"/>
       </w:pPr>
       <w:r>
-        <w:t xml:space="preserve">Han, J., Lee, J., &amp; Li, T. (2024). A review of DAO governance: Recent</w:t>
-      </w:r>
-      <w:r>
-        <w:t xml:space="preserve"> </w:t>
-      </w:r>
-      <w:r>
-        <w:t xml:space="preserve">literature and emerging trends. European Corporate Governance Institute</w:t>
-      </w:r>
-      <w:r>
-        <w:t xml:space="preserve"> </w:t>
-      </w:r>
-      <w:r>
-        <w:t xml:space="preserve">Finance Working Paper No. 1044/2025.</w:t>
-      </w:r>
-      <w:r>
-        <w:t xml:space="preserve"> </w:t>
-      </w:r>
-      <w:r>
-        <w:t xml:space="preserve">https://doi.org/10.2139/ssrn.5074046</w:t>
+        <w:t xml:space="preserve">Shapley, L. S. (1953). A value for n-person games. In H. W. Kuhn &amp; A. W.</w:t>
+      </w:r>
+      <w:r>
+        <w:t xml:space="preserve"> </w:t>
+      </w:r>
+      <w:r>
+        <w:t xml:space="preserve">Tucker (Eds.), Contributions to the theory of games, Volume II (Annals</w:t>
+      </w:r>
+      <w:r>
+        <w:t xml:space="preserve"> </w:t>
+      </w:r>
+      <w:r>
+        <w:t xml:space="preserve">of Mathematics Studies 28, pp. 307–317). Princeton University Press.</w:t>
       </w:r>
     </w:p>
     <w:p>
       <w:pPr>
         <w:pStyle w:val="BodyText"/>
       </w:pPr>
-      <w:ins w:id="10164" w:author="Z. Zukowski" w:date="2026-05-22T00:00:00Z">
-        <w:r>
-          <w:t xml:space="preserve">Hardin, G. (1968). The tragedy of the commons. Science, 162(3859),</w:t>
-        </w:r>
-      </w:ins>
-      <w:ins w:id="10164" w:author="Z. Zukowski" w:date="2026-05-22T00:00:00Z">
-        <w:r>
-          <w:t xml:space="preserve"> </w:t>
-        </w:r>
-      </w:ins>
-      <w:ins w:id="10164" w:author="Z. Zukowski" w:date="2026-05-22T00:00:00Z">
-        <w:r>
-          <w:t xml:space="preserve">1243-1248. https://doi.org/10.1126/science.162.3859.1243</w:t>
+      <w:ins w:id="10166" w:author="Z. Zukowski" w:date="2026-05-22T00:00:00Z">
+        <w:r>
+          <w:t xml:space="preserve">Shapley, L. S., &amp; Shubik, M. (1954). A method for evaluating the</w:t>
+        </w:r>
+      </w:ins>
+      <w:ins w:id="10166" w:author="Z. Zukowski" w:date="2026-05-22T00:00:00Z">
+        <w:r>
+          <w:t xml:space="preserve"> </w:t>
+        </w:r>
+      </w:ins>
+      <w:ins w:id="10166" w:author="Z. Zukowski" w:date="2026-05-22T00:00:00Z">
+        <w:r>
+          <w:t xml:space="preserve">distribution of power in a committee system. American Political Science</w:t>
+        </w:r>
+      </w:ins>
+      <w:ins w:id="10166" w:author="Z. Zukowski" w:date="2026-05-22T00:00:00Z">
+        <w:r>
+          <w:t xml:space="preserve"> </w:t>
+        </w:r>
+      </w:ins>
+      <w:ins w:id="10166" w:author="Z. Zukowski" w:date="2026-05-22T00:00:00Z">
+        <w:r>
+          <w:t xml:space="preserve">Review, 48(3), 787-792. https://doi.org/10.2307/1951053</w:t>
         </w:r>
       </w:ins>
     </w:p>
@@ -26047,19 +26153,9 @@
       <w:pPr>
         <w:pStyle w:val="BodyText"/>
       </w:pPr>
-      <w:ins w:id="10165" w:author="Z. Zukowski" w:date="2026-05-22T00:00:00Z">
-        <w:r>
-          <w:t xml:space="preserve">Hirschman, A. O. (1964). The paternity of an index. American Economic</w:t>
-        </w:r>
-      </w:ins>
-      <w:ins w:id="10165" w:author="Z. Zukowski" w:date="2026-05-22T00:00:00Z">
-        <w:r>
-          <w:t xml:space="preserve"> </w:t>
-        </w:r>
-      </w:ins>
-      <w:ins w:id="10165" w:author="Z. Zukowski" w:date="2026-05-22T00:00:00Z">
-        <w:r>
-          <w:t xml:space="preserve">Review, 54(5), 761.</w:t>
+      <w:ins w:id="10167" w:author="Z. Zukowski" w:date="2026-05-22T00:00:00Z">
+        <w:r>
+          <w:t xml:space="preserve">Theil, H. (1967). Economics and information theory. North-Holland.</w:t>
         </w:r>
       </w:ins>
     </w:p>
@@ -26067,19 +26163,19 @@
       <w:pPr>
         <w:pStyle w:val="BodyText"/>
       </w:pPr>
-      <w:ins w:id="10166" w:author="Z. Zukowski" w:date="2026-05-22T00:00:00Z">
-        <w:r>
-          <w:t xml:space="preserve">Holmstrom, B. (1979). Moral hazard and observability. The Bell</w:t>
-        </w:r>
-      </w:ins>
-      <w:ins w:id="10166" w:author="Z. Zukowski" w:date="2026-05-22T00:00:00Z">
-        <w:r>
-          <w:t xml:space="preserve"> </w:t>
-        </w:r>
-      </w:ins>
-      <w:ins w:id="10166" w:author="Z. Zukowski" w:date="2026-05-22T00:00:00Z">
-        <w:r>
-          <w:t xml:space="preserve">Journal of Economics, 10(1), 74-91. https://doi.org/10.2307/3003320</w:t>
+      <w:ins w:id="10168" w:author="Z. Zukowski" w:date="2026-05-22T00:00:00Z">
+        <w:r>
+          <w:t xml:space="preserve">Tirole, J. (2001). Corporate governance. Econometrica, 69(1), 1-35.</w:t>
+        </w:r>
+      </w:ins>
+      <w:ins w:id="10168" w:author="Z. Zukowski" w:date="2026-05-22T00:00:00Z">
+        <w:r>
+          <w:t xml:space="preserve"> </w:t>
+        </w:r>
+      </w:ins>
+      <w:ins w:id="10168" w:author="Z. Zukowski" w:date="2026-05-22T00:00:00Z">
+        <w:r>
+          <w:t xml:space="preserve">https://doi.org/10.1111/1468-0262.00177</w:t>
         </w:r>
       </w:ins>
     </w:p>
@@ -26088,19 +26184,19 @@
         <w:pStyle w:val="BodyText"/>
       </w:pPr>
       <w:r>
-        <w:t xml:space="preserve">Howell, S. T., Niessner, M., &amp; Yermack, D. (2020). Initial coin</w:t>
-      </w:r>
-      <w:r>
-        <w:t xml:space="preserve"> </w:t>
-      </w:r>
-      <w:r>
-        <w:t xml:space="preserve">offerings: Financing growth with cryptocurrency token sales. Review of</w:t>
-      </w:r>
-      <w:r>
-        <w:t xml:space="preserve"> </w:t>
-      </w:r>
-      <w:r>
-        <w:t xml:space="preserve">Financial Studies, 33(9), 3925–3974. https://doi.org/10.1093/rfs/hhz131</w:t>
+        <w:t xml:space="preserve">Tchuente, G. (2025). Too big to monitor? Network scale and the breakdown</w:t>
+      </w:r>
+      <w:r>
+        <w:t xml:space="preserve"> </w:t>
+      </w:r>
+      <w:r>
+        <w:t xml:space="preserve">of decentralized monitoring. arXiv:2511.23320.</w:t>
+      </w:r>
+      <w:r>
+        <w:t xml:space="preserve"> </w:t>
+      </w:r>
+      <w:r>
+        <w:t xml:space="preserve">https://doi.org/10.48550/arXiv.2511.23320</w:t>
       </w:r>
     </w:p>
     <w:p>
@@ -26108,75 +26204,59 @@
         <w:pStyle w:val="BodyText"/>
       </w:pPr>
       <w:r>
-        <w:t xml:space="preserve">Hurwicz, L. (1973). The design of mechanisms for resource allocation.</w:t>
-      </w:r>
-      <w:r>
-        <w:t xml:space="preserve"> </w:t>
-      </w:r>
-      <w:r>
-        <w:t xml:space="preserve">American Economic Review, 63(2), 1–30.</w:t>
+        <w:t xml:space="preserve">Van Vulpen, L., &amp; Jansen, S. (2023). Decentralized autonomous</w:t>
+      </w:r>
+      <w:r>
+        <w:t xml:space="preserve"> </w:t>
+      </w:r>
+      <w:r>
+        <w:t xml:space="preserve">organization design for the commons and the common good. Frontiers in</w:t>
+      </w:r>
+      <w:r>
+        <w:t xml:space="preserve"> </w:t>
+      </w:r>
+      <w:r>
+        <w:t xml:space="preserve">Blockchain, 6, 1257313. https://doi.org/10.3389/fbloc.2023.1257313</w:t>
       </w:r>
     </w:p>
     <w:p>
       <w:pPr>
         <w:pStyle w:val="BodyText"/>
       </w:pPr>
-      <w:ins w:id="10167" w:author="Z. Zukowski" w:date="2026-05-22T00:00:00Z">
-        <w:r>
-          <w:t xml:space="preserve">Hurwicz, L. (1987). Inventing new institutions: The design perspective.</w:t>
-        </w:r>
-      </w:ins>
-      <w:ins w:id="10167" w:author="Z. Zukowski" w:date="2026-05-22T00:00:00Z">
-        <w:r>
-          <w:t xml:space="preserve"> </w:t>
-        </w:r>
-      </w:ins>
-      <w:ins w:id="10167" w:author="Z. Zukowski" w:date="2026-05-22T00:00:00Z">
-        <w:r>
-          <w:t xml:space="preserve">American Journal of Agricultural Economics, 69(2), 395-402.</w:t>
-        </w:r>
-      </w:ins>
-      <w:ins w:id="10167" w:author="Z. Zukowski" w:date="2026-05-22T00:00:00Z">
-        <w:r>
-          <w:t xml:space="preserve"> </w:t>
-        </w:r>
-      </w:ins>
-      <w:ins w:id="10167" w:author="Z. Zukowski" w:date="2026-05-22T00:00:00Z">
-        <w:r>
-          <w:t xml:space="preserve">https://doi.org/10.2307/1242293</w:t>
-        </w:r>
-      </w:ins>
+      <w:r>
+        <w:t xml:space="preserve">Voshmgir, S. (2020). Token economy: How the web3 reinvents the internet</w:t>
+      </w:r>
+      <w:r>
+        <w:t xml:space="preserve"> </w:t>
+      </w:r>
+      <w:r>
+        <w:t xml:space="preserve">(2nd ed.). Token Kitchen.</w:t>
+      </w:r>
     </w:p>
     <w:p>
       <w:pPr>
         <w:pStyle w:val="BodyText"/>
       </w:pPr>
       <w:r>
-        <w:t xml:space="preserve">Kiayias, A., Koutsoupias, E., Markakis, E., &amp; Tsamopoulos, P. (2025).</w:t>
-      </w:r>
-      <w:r>
-        <w:t xml:space="preserve"> </w:t>
-      </w:r>
-      <w:r>
-        <w:t xml:space="preserve">Pool formation in oceanic games: Shapley value and proportional sharing.</w:t>
-      </w:r>
-      <w:r>
-        <w:t xml:space="preserve"> </w:t>
-      </w:r>
-      <w:r>
-        <w:t xml:space="preserve">In Proc. 7th Conference on Advances in Financial Technologies (AFT</w:t>
-      </w:r>
-      <w:r>
-        <w:t xml:space="preserve"> </w:t>
-      </w:r>
-      <w:r>
-        <w:t xml:space="preserve">2025), LIPIcs Vol. 354, pp. 21:1–21:24.</w:t>
-      </w:r>
-      <w:r>
-        <w:t xml:space="preserve"> </w:t>
-      </w:r>
-      <w:r>
-        <w:t xml:space="preserve">https://doi.org/10.4230/LIPIcs.AFT.2025.21</w:t>
+        <w:t xml:space="preserve">Weidener, L., Anwar, A., Richter, T., Pournader, P., &amp; Kartal, A. B.</w:t>
+      </w:r>
+      <w:r>
+        <w:t xml:space="preserve"> </w:t>
+      </w:r>
+      <w:r>
+        <w:t xml:space="preserve">(2025). Delegated voting in decentralized autonomous organizations: A</w:t>
+      </w:r>
+      <w:r>
+        <w:t xml:space="preserve"> </w:t>
+      </w:r>
+      <w:r>
+        <w:t xml:space="preserve">scoping review. Frontiers in Blockchain, 8, 1533405.</w:t>
+      </w:r>
+      <w:r>
+        <w:t xml:space="preserve"> </w:t>
+      </w:r>
+      <w:r>
+        <w:t xml:space="preserve">https://doi.org/10.3389/fbloc.2025.1533405</w:t>
       </w:r>
     </w:p>
     <w:p>
@@ -26184,19 +26264,25 @@
         <w:pStyle w:val="BodyText"/>
       </w:pPr>
       <w:r>
-        <w:t xml:space="preserve">Li, S., &amp; Chen, Y. (2024). Governing decentralized autonomous</w:t>
-      </w:r>
-      <w:r>
-        <w:t xml:space="preserve"> </w:t>
-      </w:r>
-      <w:r>
-        <w:t xml:space="preserve">organizations as digital commons. Journal of Business Venturing</w:t>
-      </w:r>
-      <w:r>
-        <w:t xml:space="preserve"> </w:t>
-      </w:r>
-      <w:r>
-        <w:t xml:space="preserve">Insights, 22, e00450. https://doi.org/10.1016/j.jbvi.2024.e00450</w:t>
+        <w:t xml:space="preserve">Werner, S. M., Perez, D., Gudgeon, L., Klages-Mundt, A., Harz, D., &amp;</w:t>
+      </w:r>
+      <w:r>
+        <w:t xml:space="preserve"> </w:t>
+      </w:r>
+      <w:r>
+        <w:t xml:space="preserve">Knottenbelt, W. J. (2022). SoK: Decentralized finance (DeFi). In</w:t>
+      </w:r>
+      <w:r>
+        <w:t xml:space="preserve"> </w:t>
+      </w:r>
+      <w:r>
+        <w:t xml:space="preserve">Proceedings of the 4th ACM Conference on Advances in Financial</w:t>
+      </w:r>
+      <w:r>
+        <w:t xml:space="preserve"> </w:t>
+      </w:r>
+      <w:r>
+        <w:t xml:space="preserve">Technologies (pp. 30–46). ACM. https://doi.org/10.1145/3558535.3559780</w:t>
       </w:r>
     </w:p>
     <w:p>
@@ -26204,19 +26290,19 @@
         <w:pStyle w:val="BodyText"/>
       </w:pPr>
       <w:r>
-        <w:t xml:space="preserve">Michels, R. (1911/1962). Political parties: A sociological study of the</w:t>
-      </w:r>
-      <w:r>
-        <w:t xml:space="preserve"> </w:t>
-      </w:r>
-      <w:r>
-        <w:t xml:space="preserve">oligarchical tendencies of modern democracy (E. Paul &amp; C. Paul, Trans.).</w:t>
-      </w:r>
-      <w:r>
-        <w:t xml:space="preserve"> </w:t>
-      </w:r>
-      <w:r>
-        <w:t xml:space="preserve">Free Press. (Original work published 1911)</w:t>
+        <w:t xml:space="preserve">Williamson, O. E. (1999). Public and private bureaucracies: A</w:t>
+      </w:r>
+      <w:r>
+        <w:t xml:space="preserve"> </w:t>
+      </w:r>
+      <w:r>
+        <w:t xml:space="preserve">transaction cost economics perspective. Journal of Law, Economics, and</w:t>
+      </w:r>
+      <w:r>
+        <w:t xml:space="preserve"> </w:t>
+      </w:r>
+      <w:r>
+        <w:t xml:space="preserve">Organization, 15(1), 306–342.</w:t>
       </w:r>
     </w:p>
     <w:p>
@@ -26224,13 +26310,19 @@
         <w:pStyle w:val="BodyText"/>
       </w:pPr>
       <w:r>
-        <w:t xml:space="preserve">Myerson, R. B. (1981). Optimal auction design. Mathematics of Operations</w:t>
-      </w:r>
-      <w:r>
-        <w:t xml:space="preserve"> </w:t>
-      </w:r>
-      <w:r>
-        <w:t xml:space="preserve">Research, 6(1), 58–73. https://doi.org/10.1287/moor.6.1.58</w:t>
+        <w:t xml:space="preserve">Zukowski, Z. (2026a). Who burns the tokens? Fiscal sustainability and</w:t>
+      </w:r>
+      <w:r>
+        <w:t xml:space="preserve"> </w:t>
+      </w:r>
+      <w:r>
+        <w:t xml:space="preserve">demand concentration in GeoDePIN networks. SSRN Working Paper.</w:t>
+      </w:r>
+      <w:r>
+        <w:t xml:space="preserve"> </w:t>
+      </w:r>
+      <w:r>
+        <w:t xml:space="preserve">https://papers.ssrn.com/sol3/papers.cfm?abstract_id=6483619</w:t>
       </w:r>
     </w:p>
     <w:p>
@@ -26238,19 +26330,19 @@
         <w:pStyle w:val="BodyText"/>
       </w:pPr>
       <w:r>
-        <w:t xml:space="preserve">Nabben, K., Wang, H., &amp; Zargham, M. (2024). Decentralised governance for</w:t>
-      </w:r>
-      <w:r>
-        <w:t xml:space="preserve"> </w:t>
-      </w:r>
-      <w:r>
-        <w:t xml:space="preserve">autonomous cyber-physical systems. arXiv preprint, arXiv:2408.16764.</w:t>
-      </w:r>
-      <w:r>
-        <w:t xml:space="preserve"> </w:t>
-      </w:r>
-      <w:r>
-        <w:t xml:space="preserve">https://arxiv.org/abs/2408.16764</w:t>
+        <w:t xml:space="preserve">Zukowski, Z. (2026b). Adaptive Tokenomics: A Systems Engineering</w:t>
+      </w:r>
+      <w:r>
+        <w:t xml:space="preserve"> </w:t>
+      </w:r>
+      <w:r>
+        <w:t xml:space="preserve">Approach to Programmable Incentive Design. SSRN Working Paper</w:t>
+      </w:r>
+      <w:r>
+        <w:t xml:space="preserve"> </w:t>
+      </w:r>
+      <w:r>
+        <w:t xml:space="preserve">No. 6364158. https://papers.ssrn.com/sol3/papers.cfm?abstract_id=6364158</w:t>
       </w:r>
     </w:p>
     <w:p>
@@ -26258,96 +26350,60 @@
         <w:pStyle w:val="BodyText"/>
       </w:pPr>
       <w:r>
-        <w:t xml:space="preserve">Nadler, M., &amp; Schär, F. (2020). Decentralized finance, centralized</w:t>
-      </w:r>
-      <w:r>
-        <w:t xml:space="preserve"> </w:t>
-      </w:r>
-      <w:r>
-        <w:t xml:space="preserve">ownership? An iterative mapping process to measure protocol token</w:t>
-      </w:r>
-      <w:r>
-        <w:t xml:space="preserve"> </w:t>
-      </w:r>
-      <w:r>
-        <w:t xml:space="preserve">distribution. arXiv:2012.09306.</w:t>
-      </w:r>
-      <w:r>
-        <w:t xml:space="preserve"> </w:t>
-      </w:r>
-      <w:r>
-        <w:t xml:space="preserve">https://doi.org/10.48550/arXiv.2012.09306</w:t>
+        <w:t xml:space="preserve">Zukowski, Z. (2026c). Routing the Dollar: Gateway infrastructure,</w:t>
+      </w:r>
+      <w:r>
+        <w:t xml:space="preserve"> </w:t>
+      </w:r>
+      <w:r>
+        <w:t xml:space="preserve">monetary policy transmission, and the Dollar’s international functions</w:t>
+      </w:r>
+      <w:r>
+        <w:t xml:space="preserve"> </w:t>
+      </w:r>
+      <w:r>
+        <w:t xml:space="preserve">in digital markets. SSRN Working Paper No. 6267698.</w:t>
+      </w:r>
+      <w:r>
+        <w:t xml:space="preserve"> </w:t>
+      </w:r>
+      <w:r>
+        <w:t xml:space="preserve">https://papers.ssrn.com/sol3/papers.cfm?abstract_id=6267698</w:t>
       </w:r>
     </w:p>
     <w:p>
       <w:pPr>
         <w:pStyle w:val="BodyText"/>
       </w:pPr>
-      <w:ins w:id="10168" w:author="Z. Zukowski" w:date="2026-05-22T00:00:00Z">
-        <w:r>
-          <w:t xml:space="preserve">North, D. C. (1990). Institutions, institutional change and economic</w:t>
-        </w:r>
-      </w:ins>
-      <w:ins w:id="10168" w:author="Z. Zukowski" w:date="2026-05-22T00:00:00Z">
-        <w:r>
-          <w:t xml:space="preserve"> </w:t>
-        </w:r>
-      </w:ins>
-      <w:ins w:id="10168" w:author="Z. Zukowski" w:date="2026-05-22T00:00:00Z">
-        <w:r>
-          <w:t xml:space="preserve">performance. Cambridge University Press.</w:t>
-        </w:r>
-      </w:ins>
+      <w:r>
+        <w:t xml:space="preserve">Zukowski, Z. (2026d). Seven Dollars: Legal Structure, Operator Risk, and</w:t>
+      </w:r>
+      <w:r>
+        <w:t xml:space="preserve"> </w:t>
+      </w:r>
+      <w:r>
+        <w:t xml:space="preserve">Diligence Divergence Across Dollar-Denominated Digital Products. SSRN</w:t>
+      </w:r>
+      <w:r>
+        <w:t xml:space="preserve"> </w:t>
+      </w:r>
+      <w:r>
+        <w:t xml:space="preserve">Working Paper No. 6352118.</w:t>
+      </w:r>
+      <w:r>
+        <w:t xml:space="preserve"> </w:t>
+      </w:r>
+      <w:r>
+        <w:t xml:space="preserve">https://papers.ssrn.com/sol3/papers.cfm?abstract_id=6352118</w:t>
+      </w:r>
     </w:p>
     <w:p>
       <w:pPr>
         <w:pStyle w:val="BodyText"/>
       </w:pPr>
-      <w:r>
-        <w:t xml:space="preserve">Olson, M. (1965). The logic of collective action: Public goods and the</w:t>
-      </w:r>
-      <w:r>
-        <w:t xml:space="preserve"> </w:t>
-      </w:r>
-      <w:r>
-        <w:t xml:space="preserve">theory of groups. Harvard University Press.</w:t>
-      </w:r>
-    </w:p>
-    <w:p>
-      <w:pPr>
-        <w:pStyle w:val="BodyText"/>
-      </w:pPr>
-      <w:r>
-        <w:t xml:space="preserve">Ostrom, E. (1990). Governing the commons: The evolution of institutions</w:t>
-      </w:r>
-      <w:r>
-        <w:t xml:space="preserve"> </w:t>
-      </w:r>
-      <w:r>
-        <w:t xml:space="preserve">for collective action. Cambridge University Press.</w:t>
-      </w:r>
-    </w:p>
-    <w:p>
-      <w:pPr>
-        <w:pStyle w:val="BodyText"/>
-      </w:pPr>
-      <w:r>
-        <w:t xml:space="preserve">Optimism. (2024). Optimism governance documentation: Citizens’ House.</w:t>
-      </w:r>
-      <w:r>
-        <w:t xml:space="preserve"> </w:t>
-      </w:r>
-      <w:r>
-        <w:t xml:space="preserve">https://community.optimism.io/docs/governance/</w:t>
-      </w:r>
-    </w:p>
-    <w:p>
-      <w:pPr>
-        <w:pStyle w:val="BodyText"/>
-      </w:pPr>
       <w:ins w:id="10169" w:author="Z. Zukowski" w:date="2026-05-22T00:00:00Z">
         <w:r>
-          <w:t xml:space="preserve">Polanyi, K. (1944). The great transformation: The political and</w:t>
+          <w:t xml:space="preserve">Zukowski, Z. (2026e). Why token governance concentrates: A Polanyian</w:t>
         </w:r>
       </w:ins>
       <w:ins w:id="10169" w:author="Z. Zukowski" w:date="2026-05-22T00:00:00Z">
@@ -26357,479 +26413,11 @@
       </w:ins>
       <w:ins w:id="10169" w:author="Z. Zukowski" w:date="2026-05-22T00:00:00Z">
         <w:r>
-          <w:t xml:space="preserve">economic origins of our time. Farrar &amp; Rinehart.</w:t>
-        </w:r>
-      </w:ins>
-    </w:p>
-    <w:p>
-      <w:pPr>
-        <w:pStyle w:val="BodyText"/>
-      </w:pPr>
-      <w:r>
-        <w:t xml:space="preserve">Rikken, O., Janssen, M., &amp; Kwee, Z. (2023). Governance impacts of</w:t>
-      </w:r>
-      <w:r>
-        <w:t xml:space="preserve"> </w:t>
-      </w:r>
-      <w:r>
-        <w:t xml:space="preserve">blockchain-based decentralized autonomous organizations: An empirical</w:t>
-      </w:r>
-      <w:r>
-        <w:t xml:space="preserve"> </w:t>
-      </w:r>
-      <w:r>
-        <w:t xml:space="preserve">analysis. Policy Design and Practice, 6(4), 465–487.</w:t>
-      </w:r>
-      <w:r>
-        <w:t xml:space="preserve"> </w:t>
-      </w:r>
-      <w:r>
-        <w:t xml:space="preserve">https://doi.org/10.1080/25741292.2023.2270220</w:t>
-      </w:r>
-    </w:p>
-    <w:p>
-      <w:pPr>
-        <w:pStyle w:val="BodyText"/>
-      </w:pPr>
-      <w:r>
-        <w:t xml:space="preserve">Roughgarden, T. (2020). Transaction fee mechanism design for the</w:t>
-      </w:r>
-      <w:r>
-        <w:t xml:space="preserve"> </w:t>
-      </w:r>
-      <w:r>
-        <w:t xml:space="preserve">Ethereum blockchain: An economic analysis of EIP-1559. arXiv:2012.00854.</w:t>
-      </w:r>
-      <w:r>
-        <w:t xml:space="preserve"> </w:t>
-      </w:r>
-      <w:r>
-        <w:t xml:space="preserve">https://arxiv.org/abs/2012.00854</w:t>
-      </w:r>
-    </w:p>
-    <w:p>
-      <w:pPr>
-        <w:pStyle w:val="BodyText"/>
-      </w:pPr>
-      <w:r>
-        <w:t xml:space="preserve">Roughgarden, T. (2021). Transaction fee mechanism design. ACM SIGecom</w:t>
-      </w:r>
-      <w:r>
-        <w:t xml:space="preserve"> </w:t>
-      </w:r>
-      <w:r>
-        <w:t xml:space="preserve">Exchanges, 19(1), 52–55. https://doi.org/10.1145/3476436.3476445</w:t>
-      </w:r>
-    </w:p>
-    <w:p>
-      <w:pPr>
-        <w:pStyle w:val="BodyText"/>
-      </w:pPr>
-      <w:r>
-        <w:t xml:space="preserve">Sai, A. R., Buckley, J., &amp; Le Gear, A. (2021). Characterizing wealth</w:t>
-      </w:r>
-      <w:r>
-        <w:t xml:space="preserve"> </w:t>
-      </w:r>
-      <w:r>
-        <w:t xml:space="preserve">inequality in cryptocurrencies. Frontiers in Blockchain, 4, 730122.</w:t>
-      </w:r>
-      <w:r>
-        <w:t xml:space="preserve"> </w:t>
-      </w:r>
-      <w:r>
-        <w:t xml:space="preserve">https://doi.org/10.3389/fbloc.2021.730122</w:t>
-      </w:r>
-    </w:p>
-    <w:p>
-      <w:pPr>
-        <w:pStyle w:val="BodyText"/>
-      </w:pPr>
-      <w:r>
-        <w:t xml:space="preserve">Sawinyh, N. (2025, October 29). Points-based distribution programs in</w:t>
-      </w:r>
-      <w:r>
-        <w:t xml:space="preserve"> </w:t>
-      </w:r>
-      <w:r>
-        <w:t xml:space="preserve">Web3: A comprehensive guide. DeFiPrime.</w:t>
-      </w:r>
-      <w:r>
-        <w:t xml:space="preserve"> </w:t>
-      </w:r>
-      <w:r>
-        <w:t xml:space="preserve">https://defiprime.com/points-based-token-distribution-programs-web3</w:t>
-      </w:r>
-    </w:p>
-    <w:p>
-      <w:pPr>
-        <w:pStyle w:val="BodyText"/>
-      </w:pPr>
-      <w:r>
-        <w:t xml:space="preserve">Schär, F. (2021). Decentralized finance: On blockchain- and smart</w:t>
-      </w:r>
-      <w:r>
-        <w:t xml:space="preserve"> </w:t>
-      </w:r>
-      <w:r>
-        <w:t xml:space="preserve">contract-based financial markets. Federal Reserve Bank of St. Louis</w:t>
-      </w:r>
-      <w:r>
-        <w:t xml:space="preserve"> </w:t>
-      </w:r>
-      <w:r>
-        <w:t xml:space="preserve">Review, 103(2), 153–174. https://doi.org/10.20955/r.103.153-74</w:t>
-      </w:r>
-    </w:p>
-    <w:p>
-      <w:pPr>
-        <w:pStyle w:val="BodyText"/>
-      </w:pPr>
-      <w:ins w:id="10170" w:author="Z. Zukowski" w:date="2026-05-22T00:00:00Z">
-        <w:r>
-          <w:t xml:space="preserve">Schneider, N. (2024). Governable spaces: Democratic design for online</w:t>
-        </w:r>
-      </w:ins>
-      <w:ins w:id="10170" w:author="Z. Zukowski" w:date="2026-05-22T00:00:00Z">
-        <w:r>
-          <w:t xml:space="preserve"> </w:t>
-        </w:r>
-      </w:ins>
-      <w:ins w:id="10170" w:author="Z. Zukowski" w:date="2026-05-22T00:00:00Z">
-        <w:r>
-          <w:t xml:space="preserve">life. University of California Press (Luminos Open Access).</w:t>
-        </w:r>
-      </w:ins>
-      <w:ins w:id="10170" w:author="Z. Zukowski" w:date="2026-05-22T00:00:00Z">
-        <w:r>
-          <w:t xml:space="preserve"> </w:t>
-        </w:r>
-      </w:ins>
-      <w:ins w:id="10170" w:author="Z. Zukowski" w:date="2026-05-22T00:00:00Z">
-        <w:r>
-          <w:t xml:space="preserve">https://doi.org/10.1525/luminos.181</w:t>
-        </w:r>
-      </w:ins>
-    </w:p>
-    <w:p>
-      <w:pPr>
-        <w:pStyle w:val="BodyText"/>
-      </w:pPr>
-      <w:r>
-        <w:t xml:space="preserve">Shapley, L. S. (1953). A value for n-person games. In H. W. Kuhn &amp; A. W.</w:t>
-      </w:r>
-      <w:r>
-        <w:t xml:space="preserve"> </w:t>
-      </w:r>
-      <w:r>
-        <w:t xml:space="preserve">Tucker (Eds.), Contributions to the theory of games, Volume II (Annals</w:t>
-      </w:r>
-      <w:r>
-        <w:t xml:space="preserve"> </w:t>
-      </w:r>
-      <w:r>
-        <w:t xml:space="preserve">of Mathematics Studies 28, pp. 307–317). Princeton University Press.</w:t>
-      </w:r>
-    </w:p>
-    <w:p>
-      <w:pPr>
-        <w:pStyle w:val="BodyText"/>
-      </w:pPr>
-      <w:ins w:id="10171" w:author="Z. Zukowski" w:date="2026-05-22T00:00:00Z">
-        <w:r>
-          <w:t xml:space="preserve">Shapley, L. S., &amp; Shubik, M. (1954). A method for evaluating the</w:t>
-        </w:r>
-      </w:ins>
-      <w:ins w:id="10171" w:author="Z. Zukowski" w:date="2026-05-22T00:00:00Z">
-        <w:r>
-          <w:t xml:space="preserve"> </w:t>
-        </w:r>
-      </w:ins>
-      <w:ins w:id="10171" w:author="Z. Zukowski" w:date="2026-05-22T00:00:00Z">
-        <w:r>
-          <w:t xml:space="preserve">distribution of power in a committee system. American Political Science</w:t>
-        </w:r>
-      </w:ins>
-      <w:ins w:id="10171" w:author="Z. Zukowski" w:date="2026-05-22T00:00:00Z">
-        <w:r>
-          <w:t xml:space="preserve"> </w:t>
-        </w:r>
-      </w:ins>
-      <w:ins w:id="10171" w:author="Z. Zukowski" w:date="2026-05-22T00:00:00Z">
-        <w:r>
-          <w:t xml:space="preserve">Review, 48(3), 787-792. https://doi.org/10.2307/1951053</w:t>
-        </w:r>
-      </w:ins>
-    </w:p>
-    <w:p>
-      <w:pPr>
-        <w:pStyle w:val="BodyText"/>
-      </w:pPr>
-      <w:ins w:id="10172" w:author="Z. Zukowski" w:date="2026-05-22T00:00:00Z">
-        <w:r>
-          <w:t xml:space="preserve">Theil, H. (1967). Economics and information theory. North-Holland.</w:t>
-        </w:r>
-      </w:ins>
-    </w:p>
-    <w:p>
-      <w:pPr>
-        <w:pStyle w:val="BodyText"/>
-      </w:pPr>
-      <w:ins w:id="10173" w:author="Z. Zukowski" w:date="2026-05-22T00:00:00Z">
-        <w:r>
-          <w:t xml:space="preserve">Tirole, J. (2001). Corporate governance. Econometrica, 69(1), 1-35.</w:t>
-        </w:r>
-      </w:ins>
-      <w:ins w:id="10173" w:author="Z. Zukowski" w:date="2026-05-22T00:00:00Z">
-        <w:r>
-          <w:t xml:space="preserve"> </w:t>
-        </w:r>
-      </w:ins>
-      <w:ins w:id="10173" w:author="Z. Zukowski" w:date="2026-05-22T00:00:00Z">
-        <w:r>
-          <w:t xml:space="preserve">https://doi.org/10.1111/1468-0262.00177</w:t>
-        </w:r>
-      </w:ins>
-    </w:p>
-    <w:p>
-      <w:pPr>
-        <w:pStyle w:val="BodyText"/>
-      </w:pPr>
-      <w:r>
-        <w:t xml:space="preserve">Tchuente, G. (2025). Too big to monitor? Network scale and the breakdown</w:t>
-      </w:r>
-      <w:r>
-        <w:t xml:space="preserve"> </w:t>
-      </w:r>
-      <w:r>
-        <w:t xml:space="preserve">of decentralized monitoring. arXiv:2511.23320.</w:t>
-      </w:r>
-      <w:r>
-        <w:t xml:space="preserve"> </w:t>
-      </w:r>
-      <w:r>
-        <w:t xml:space="preserve">https://doi.org/10.48550/arXiv.2511.23320</w:t>
-      </w:r>
-    </w:p>
-    <w:p>
-      <w:pPr>
-        <w:pStyle w:val="BodyText"/>
-      </w:pPr>
-      <w:r>
-        <w:t xml:space="preserve">Van Vulpen, L., &amp; Jansen, S. (2023). Decentralized autonomous</w:t>
-      </w:r>
-      <w:r>
-        <w:t xml:space="preserve"> </w:t>
-      </w:r>
-      <w:r>
-        <w:t xml:space="preserve">organization design for the commons and the common good. Frontiers in</w:t>
-      </w:r>
-      <w:r>
-        <w:t xml:space="preserve"> </w:t>
-      </w:r>
-      <w:r>
-        <w:t xml:space="preserve">Blockchain, 6, 1257313. https://doi.org/10.3389/fbloc.2023.1257313</w:t>
-      </w:r>
-    </w:p>
-    <w:p>
-      <w:pPr>
-        <w:pStyle w:val="BodyText"/>
-      </w:pPr>
-      <w:r>
-        <w:t xml:space="preserve">Voshmgir, S. (2020). Token economy: How the web3 reinvents the internet</w:t>
-      </w:r>
-      <w:r>
-        <w:t xml:space="preserve"> </w:t>
-      </w:r>
-      <w:r>
-        <w:t xml:space="preserve">(2nd ed.). Token Kitchen.</w:t>
-      </w:r>
-    </w:p>
-    <w:p>
-      <w:pPr>
-        <w:pStyle w:val="BodyText"/>
-      </w:pPr>
-      <w:r>
-        <w:t xml:space="preserve">Weidener, L., Anwar, A., Richter, T., Pournader, P., &amp; Kartal, A. B.</w:t>
-      </w:r>
-      <w:r>
-        <w:t xml:space="preserve"> </w:t>
-      </w:r>
-      <w:r>
-        <w:t xml:space="preserve">(2025). Delegated voting in decentralized autonomous organizations: A</w:t>
-      </w:r>
-      <w:r>
-        <w:t xml:space="preserve"> </w:t>
-      </w:r>
-      <w:r>
-        <w:t xml:space="preserve">scoping review. Frontiers in Blockchain, 8, 1533405.</w:t>
-      </w:r>
-      <w:r>
-        <w:t xml:space="preserve"> </w:t>
-      </w:r>
-      <w:r>
-        <w:t xml:space="preserve">https://doi.org/10.3389/fbloc.2025.1533405</w:t>
-      </w:r>
-    </w:p>
-    <w:p>
-      <w:pPr>
-        <w:pStyle w:val="BodyText"/>
-      </w:pPr>
-      <w:r>
-        <w:t xml:space="preserve">Werner, S. M., Perez, D., Gudgeon, L., Klages-Mundt, A., Harz, D., &amp;</w:t>
-      </w:r>
-      <w:r>
-        <w:t xml:space="preserve"> </w:t>
-      </w:r>
-      <w:r>
-        <w:t xml:space="preserve">Knottenbelt, W. J. (2022). SoK: Decentralized finance (DeFi). In</w:t>
-      </w:r>
-      <w:r>
-        <w:t xml:space="preserve"> </w:t>
-      </w:r>
-      <w:r>
-        <w:t xml:space="preserve">Proceedings of the 4th ACM Conference on Advances in Financial</w:t>
-      </w:r>
-      <w:r>
-        <w:t xml:space="preserve"> </w:t>
-      </w:r>
-      <w:r>
-        <w:t xml:space="preserve">Technologies (pp. 30–46). ACM. https://doi.org/10.1145/3558535.3559780</w:t>
-      </w:r>
-    </w:p>
-    <w:p>
-      <w:pPr>
-        <w:pStyle w:val="BodyText"/>
-      </w:pPr>
-      <w:r>
-        <w:t xml:space="preserve">Williamson, O. E. (1999). Public and private bureaucracies: A</w:t>
-      </w:r>
-      <w:r>
-        <w:t xml:space="preserve"> </w:t>
-      </w:r>
-      <w:r>
-        <w:t xml:space="preserve">transaction cost economics perspective. Journal of Law, Economics, and</w:t>
-      </w:r>
-      <w:r>
-        <w:t xml:space="preserve"> </w:t>
-      </w:r>
-      <w:r>
-        <w:t xml:space="preserve">Organization, 15(1), 306–342.</w:t>
-      </w:r>
-    </w:p>
-    <w:p>
-      <w:pPr>
-        <w:pStyle w:val="BodyText"/>
-      </w:pPr>
-      <w:r>
-        <w:t xml:space="preserve">Zukowski, Z. (2026a). Who burns the tokens? Fiscal sustainability and</w:t>
-      </w:r>
-      <w:r>
-        <w:t xml:space="preserve"> </w:t>
-      </w:r>
-      <w:r>
-        <w:t xml:space="preserve">demand concentration in GeoDePIN networks. SSRN Working Paper.</w:t>
-      </w:r>
-      <w:r>
-        <w:t xml:space="preserve"> </w:t>
-      </w:r>
-      <w:r>
-        <w:t xml:space="preserve">https://papers.ssrn.com/sol3/papers.cfm?abstract_id=6483619</w:t>
-      </w:r>
-    </w:p>
-    <w:p>
-      <w:pPr>
-        <w:pStyle w:val="BodyText"/>
-      </w:pPr>
-      <w:r>
-        <w:t xml:space="preserve">Zukowski, Z. (2026b). Adaptive Tokenomics: A Systems Engineering</w:t>
-      </w:r>
-      <w:r>
-        <w:t xml:space="preserve"> </w:t>
-      </w:r>
-      <w:r>
-        <w:t xml:space="preserve">Approach to Programmable Incentive Design. SSRN Working Paper</w:t>
-      </w:r>
-      <w:r>
-        <w:t xml:space="preserve"> </w:t>
-      </w:r>
-      <w:r>
-        <w:t xml:space="preserve">No. 6364158. https://papers.ssrn.com/sol3/papers.cfm?abstract_id=6364158</w:t>
-      </w:r>
-    </w:p>
-    <w:p>
-      <w:pPr>
-        <w:pStyle w:val="BodyText"/>
-      </w:pPr>
-      <w:r>
-        <w:t xml:space="preserve">Zukowski, Z. (2026c). Routing the Dollar: Gateway infrastructure,</w:t>
-      </w:r>
-      <w:r>
-        <w:t xml:space="preserve"> </w:t>
-      </w:r>
-      <w:r>
-        <w:t xml:space="preserve">monetary policy transmission, and the Dollar’s international functions</w:t>
-      </w:r>
-      <w:r>
-        <w:t xml:space="preserve"> </w:t>
-      </w:r>
-      <w:r>
-        <w:t xml:space="preserve">in digital markets. SSRN Working Paper No. 6267698.</w:t>
-      </w:r>
-      <w:r>
-        <w:t xml:space="preserve"> </w:t>
-      </w:r>
-      <w:r>
-        <w:t xml:space="preserve">https://papers.ssrn.com/sol3/papers.cfm?abstract_id=6267698</w:t>
-      </w:r>
-    </w:p>
-    <w:p>
-      <w:pPr>
-        <w:pStyle w:val="BodyText"/>
-      </w:pPr>
-      <w:r>
-        <w:t xml:space="preserve">Zukowski, Z. (2026d). Seven Dollars: Legal Structure, Operator Risk, and</w:t>
-      </w:r>
-      <w:r>
-        <w:t xml:space="preserve"> </w:t>
-      </w:r>
-      <w:r>
-        <w:t xml:space="preserve">Diligence Divergence Across Dollar-Denominated Digital Products. SSRN</w:t>
-      </w:r>
-      <w:r>
-        <w:t xml:space="preserve"> </w:t>
-      </w:r>
-      <w:r>
-        <w:t xml:space="preserve">Working Paper No. 6352118.</w:t>
-      </w:r>
-      <w:r>
-        <w:t xml:space="preserve"> </w:t>
-      </w:r>
-      <w:r>
-        <w:t xml:space="preserve">https://papers.ssrn.com/sol3/papers.cfm?abstract_id=6352118</w:t>
-      </w:r>
-    </w:p>
-    <w:p>
-      <w:pPr>
-        <w:pStyle w:val="BodyText"/>
-      </w:pPr>
-      <w:ins w:id="10174" w:author="Z. Zukowski" w:date="2026-05-22T00:00:00Z">
-        <w:r>
-          <w:t xml:space="preserve">Zukowski, Z. (2026e). Why token governance concentrates: A Polanyian</w:t>
-        </w:r>
-      </w:ins>
-      <w:ins w:id="10174" w:author="Z. Zukowski" w:date="2026-05-22T00:00:00Z">
-        <w:r>
-          <w:t xml:space="preserve"> </w:t>
-        </w:r>
-      </w:ins>
-      <w:ins w:id="10174" w:author="Z. Zukowski" w:date="2026-05-22T00:00:00Z">
-        <w:r>
           <w:t xml:space="preserve">extension to the fourth fictitious commodity. Working manuscript.</w:t>
         </w:r>
       </w:ins>
     </w:p>
-    <w:bookmarkEnd w:id="93"/>
+    <w:bookmarkEnd w:id="94"/>
     <w:sectPr>
       <w:footnotePr>
         <w:numRestart w:val="eachSect"/>

--- a/b2/paper/B2_Frontiers_R2_tracked_changes.docx
+++ b/b2/paper/B2_Frontiers_R2_tracked_changes.docx
@@ -7173,7 +7173,7 @@
       </w:ins>
       <w:ins w:id="10042" w:author="Z. Zukowski" w:date="2026-05-22T00:00:00Z">
         <w:r>
-          <w:t xml:space="preserve">log dataset). The generalizable methodological</w:t>
+          <w:t xml:space="preserve">log dataset). The five classes are unevenly populated within the cross-section:</w:t>
         </w:r>
       </w:ins>
       <w:ins w:id="10042" w:author="Z. Zukowski" w:date="2026-05-22T00:00:00Z">
@@ -7183,7 +7183,7 @@
       </w:ins>
       <w:ins w:id="10042" w:author="Z. Zukowski" w:date="2026-05-22T00:00:00Z">
         <w:r>
-          <w:t xml:space="preserve">contribution: any future cross-protocol governance HHI analysis should</w:t>
+          <w:t xml:space="preserve">on the N = 30 DePIN-vs-DeFi sector contrast (125 exclusions across 36 protocols),</w:t>
         </w:r>
       </w:ins>
       <w:ins w:id="10042" w:author="Z. Zukowski" w:date="2026-05-22T00:00:00Z">
@@ -7193,7 +7193,7 @@
       </w:ins>
       <w:ins w:id="10042" w:author="Z. Zukowski" w:date="2026-05-22T00:00:00Z">
         <w:r>
-          <w:t xml:space="preserve">apply the five-class PCA exclusion uniformly before reporting holding</w:t>
+          <w:t xml:space="preserve">Class 2 (foundation and treasury custody) accounts for 76 of the 125 exclusions</w:t>
         </w:r>
       </w:ins>
       <w:ins w:id="10042" w:author="Z. Zukowski" w:date="2026-05-22T00:00:00Z">
@@ -7203,7 +7203,7 @@
       </w:ins>
       <w:ins w:id="10042" w:author="Z. Zukowski" w:date="2026-05-22T00:00:00Z">
         <w:r>
-          <w:t xml:space="preserve">concentration metrics. The specific addresses depend on the protocol</w:t>
+          <w:t xml:space="preserve">(61 percent), Class 5 (CEX custody) for 19 (15 percent), Class 3 (staking-aggregation</w:t>
         </w:r>
       </w:ins>
       <w:ins w:id="10042" w:author="Z. Zukowski" w:date="2026-05-22T00:00:00Z">
@@ -7213,7 +7213,97 @@
       </w:ins>
       <w:ins w:id="10042" w:author="Z. Zukowski" w:date="2026-05-22T00:00:00Z">
         <w:r>
-          <w:t xml:space="preserve">sample; the methodology is sample-independent.</w:t>
+          <w:t xml:space="preserve">contracts) for 12 (10 percent), Class 1 (burn destinations) for 10 (8 percent), and</w:t>
+        </w:r>
+      </w:ins>
+      <w:ins w:id="10042" w:author="Z. Zukowski" w:date="2026-05-22T00:00:00Z">
+        <w:r>
+          <w:t xml:space="preserve"> </w:t>
+        </w:r>
+      </w:ins>
+      <w:ins w:id="10042" w:author="Z. Zukowski" w:date="2026-05-22T00:00:00Z">
+        <w:r>
+          <w:t xml:space="preserve">Class 4 (bridge custody and migration) for 8 (6 percent). The Class 2 dominance has</w:t>
+        </w:r>
+      </w:ins>
+      <w:ins w:id="10042" w:author="Z. Zukowski" w:date="2026-05-22T00:00:00Z">
+        <w:r>
+          <w:t xml:space="preserve"> </w:t>
+        </w:r>
+      </w:ins>
+      <w:ins w:id="10042" w:author="Z. Zukowski" w:date="2026-05-22T00:00:00Z">
+        <w:r>
+          <w:t xml:space="preserve">a practical implication for replication: future researchers operationalizing this</w:t>
+        </w:r>
+      </w:ins>
+      <w:ins w:id="10042" w:author="Z. Zukowski" w:date="2026-05-22T00:00:00Z">
+        <w:r>
+          <w:t xml:space="preserve"> </w:t>
+        </w:r>
+      </w:ins>
+      <w:ins w:id="10042" w:author="Z. Zukowski" w:date="2026-05-22T00:00:00Z">
+        <w:r>
+          <w:t xml:space="preserve">methodology can prioritize Class 2 identification (label-based foundation-multisig</w:t>
+        </w:r>
+      </w:ins>
+      <w:ins w:id="10042" w:author="Z. Zukowski" w:date="2026-05-22T00:00:00Z">
+        <w:r>
+          <w:t xml:space="preserve"> </w:t>
+        </w:r>
+      </w:ins>
+      <w:ins w:id="10042" w:author="Z. Zukowski" w:date="2026-05-22T00:00:00Z">
+        <w:r>
+          <w:t xml:space="preserve">detection plus on-chain treasury-contract bytecode matching) as the highest-yield</w:t>
+        </w:r>
+      </w:ins>
+      <w:ins w:id="10042" w:author="Z. Zukowski" w:date="2026-05-22T00:00:00Z">
+        <w:r>
+          <w:t xml:space="preserve"> </w:t>
+        </w:r>
+      </w:ins>
+      <w:ins w:id="10042" w:author="Z. Zukowski" w:date="2026-05-22T00:00:00Z">
+        <w:r>
+          <w:t xml:space="preserve">exclusion class, with the remaining four classes contributing the residual 39 percent.</w:t>
+        </w:r>
+      </w:ins>
+      <w:ins w:id="10042" w:author="Z. Zukowski" w:date="2026-05-22T00:00:00Z">
+        <w:r>
+          <w:t xml:space="preserve"> </w:t>
+        </w:r>
+      </w:ins>
+      <w:ins w:id="10042" w:author="Z. Zukowski" w:date="2026-05-22T00:00:00Z">
+        <w:r>
+          <w:t xml:space="preserve">The generalizable methodological contribution: any future cross-protocol governance</w:t>
+        </w:r>
+      </w:ins>
+      <w:ins w:id="10042" w:author="Z. Zukowski" w:date="2026-05-22T00:00:00Z">
+        <w:r>
+          <w:t xml:space="preserve"> </w:t>
+        </w:r>
+      </w:ins>
+      <w:ins w:id="10042" w:author="Z. Zukowski" w:date="2026-05-22T00:00:00Z">
+        <w:r>
+          <w:t xml:space="preserve">HHI analysis should apply the five-class PCA exclusion uniformly before reporting</w:t>
+        </w:r>
+      </w:ins>
+      <w:ins w:id="10042" w:author="Z. Zukowski" w:date="2026-05-22T00:00:00Z">
+        <w:r>
+          <w:t xml:space="preserve"> </w:t>
+        </w:r>
+      </w:ins>
+      <w:ins w:id="10042" w:author="Z. Zukowski" w:date="2026-05-22T00:00:00Z">
+        <w:r>
+          <w:t xml:space="preserve">holding concentration metrics. The specific addresses depend on the protocol sample;</w:t>
+        </w:r>
+      </w:ins>
+      <w:ins w:id="10042" w:author="Z. Zukowski" w:date="2026-05-22T00:00:00Z">
+        <w:r>
+          <w:t xml:space="preserve"> </w:t>
+        </w:r>
+      </w:ins>
+      <w:ins w:id="10042" w:author="Z. Zukowski" w:date="2026-05-22T00:00:00Z">
+        <w:r>
+          <w:t xml:space="preserve">the methodology is sample-independent.</w:t>
         </w:r>
       </w:ins>
     </w:p>
@@ -23429,16 +23519,36 @@
       </w:pPr>
       <w:ins w:id="10105" w:author="Z. Zukowski" w:date="2026-05-22T00:00:00Z">
         <w:r>
-          <w:t xml:space="preserve">The sector-contrast robustness extends to the choice of PCA exclusion strictness. We recompute the Mann-Whitney sector test under five progressively weaker exclusion specifications, from the canonical 5-class typology (all protocol-treasury, burn destinations, intermediary contracts, bridge contracts, and CEX custody addresses excluded) through to a minimal-exclusion case that excludes only burn destinations. The Cohen’s d point estimate stays positive across all five (range 0.17 to 0.94), so the directional claim (DePIN HHI &gt; DeFi HHI in central tendency) does not depend on which exclusion strictness is chosen. Statistical significance at the conventional 0.05 threshold holds for the canonical typology and its nearest neighbor (excluding CEX custody from the exclusion set) but is exhausted as progressively more non-vote-eligible custody mass flows into the holding distribution at the weakest specifications. The PCA exclusion methodology is therefore load-bearing for the inferential claim of significance and the directional claim is robust to specification choice. Full per-specification table, plain-language description of the five-class typology, and per-cell numerical detail are in</w:t>
-        </w:r>
-      </w:ins>
-      <w:ins w:id="10105" w:author="Z. Zukowski" w:date="2026-05-22T00:00:00Z">
+          <w:t xml:space="preserve">The sector-contrast robustness extends to the choice of PCA exclusion strictness. We recompute the Mann-Whitney sector test under five progressively weaker exclusion specifications, from the canonical 5-class typology (all protocol-treasury, burn destinations, intermediary contracts, bridge contracts, and CEX custody addresses excluded) through to a minimal-exclusion case that excludes only burn destinations. The Cohen’s d point estimate stays positive across all five (range 0.17 to 0.94), so the directional claim (DePIN HHI &gt; DeFi HHI in central tendency) does not depend on which exclusion strictness is chosen. Statistical significance at the conventional 0.05 threshold holds for the canonical typology and its nearest neighbor (excluding CEX custody from the exclusion set) but is exhausted as progressively more non-vote-eligible custody mass flows into the holding distribution at the weakest specifications. The PCA exclusion methodology is therefore load-bearing for the inferential claim of significance and the directional claim is robust to specification choice.</w:t>
+        </w:r>
+      </w:ins>
+    </w:p>
+    <w:p>
+      <w:pPr>
+        <w:pStyle w:val="BodyText"/>
+      </w:pPr>
+      <w:ins w:id="10106" w:author="Z. Zukowski" w:date="2026-05-22T00:00:00Z">
+        <w:r>
+          <w:t xml:space="preserve">Two per-class findings from the robustness sweep have downstream methodology implications. First, Class 3 (staking-aggregation contracts) carries disproportionate sector-distinguishing signal: dropping Class 3 from the exclusion set (in addition to Classes 4 + 5) collapses Cohen’s d from 0.60 to 0.17 (a 3.5x reduction), even though Class 3 contributes only 12 addresses to the 125-address total exclusion pool. Future researchers operationalizing this methodology should treat Class 3 staking-aggregation identification as load-bearing for sector-comparative inference, not as a minor procedural step. Second, Class 5 (CEX custody) is approximately sector-neutral: retaining CEX custody in the HHI calculation (Spec B) preserves significance (p = 0.039 versus the canonical p = 0.029) and only marginally reduces Cohen’s d (0.84 versus 0.94). CEX custody exclusion is methodologically defensible for cross-section consistency but is not load-bearing for the DePIN-vs-DeFi sector contrast in this sample, consistent with CEX listing rates being roughly comparable across the two sectors at the cross-section’s top-token level.</w:t>
+        </w:r>
+      </w:ins>
+    </w:p>
+    <w:p>
+      <w:pPr>
+        <w:pStyle w:val="BodyText"/>
+      </w:pPr>
+      <w:ins w:id="10107" w:author="Z. Zukowski" w:date="2026-05-22T00:00:00Z">
+        <w:r>
+          <w:t xml:space="preserve">Full per-specification table, plain-language description of the five-class typology, and per-cell numerical detail are in</w:t>
+        </w:r>
+      </w:ins>
+      <w:ins w:id="10107" w:author="Z. Zukowski" w:date="2026-05-22T00:00:00Z">
         <w:r>
           <w:t xml:space="preserve"> </w:t>
         </w:r>
       </w:ins>
       <w:hyperlink r:id="rId76">
-        <w:ins w:id="10105" w:author="Z. Zukowski" w:date="2026-05-22T00:00:00Z">
+        <w:ins w:id="10107" w:author="Z. Zukowski" w:date="2026-05-22T00:00:00Z">
           <w:r>
             <w:rPr>
               <w:rStyle w:val="Hyperlink"/>
@@ -23447,7 +23557,7 @@
           </w:r>
         </w:ins>
       </w:hyperlink>
-      <w:ins w:id="10105" w:author="Z. Zukowski" w:date="2026-05-22T00:00:00Z">
+      <w:ins w:id="10107" w:author="Z. Zukowski" w:date="2026-05-22T00:00:00Z">
         <w:r>
           <w:t xml:space="preserve">.</w:t>
         </w:r>
@@ -23457,7 +23567,7 @@
       <w:pPr>
         <w:pStyle w:val="BodyText"/>
       </w:pPr>
-      <w:ins w:id="10106" w:author="Z. Zukowski" w:date="2026-05-22T00:00:00Z">
+      <w:ins w:id="10108" w:author="Z. Zukowski" w:date="2026-05-22T00:00:00Z">
         <w:r>
           <w:t xml:space="preserve">Other extended robustness analyses are documented in supplementary materials rather than reproduced in full here: Theil and Atkinson concentration metrics (S9), Shapley-Shubik and Banzhaf power indices (S11), PCA-symmetric voting HHI and signer-side functional PCA cases (S12), multivariate subsidy models with sector controls (S8), and the canonical statistics ledger (S0). Profitability, size, and insider-retention specifications are reported in the §4.6 secondary-checks paragraph above. Rank ordering across concentration metrics is stable: HHI-Theil Pearson r = 0.77 and HHI-Gini Pearson r = 0.59 (p &lt; 0.001, N = 40) on the post-exclusion sample, confirming that the bivariate associations in Table 4 (sector contrast; insider-retention significance; subsidy fragility) would not flip under Gini-based or Theil-based measurement. The HHI-Gini correlation is moderate rather than perfect because the two metrics weight the holder distribution differently (HHI is dominated by top-share squared terms; Gini integrates the full Lorenz curve), so each metric adds some independent information about distributional shape while agreeing on protocol rank ordering.</w:t>
         </w:r>
@@ -23513,7 +23623,7 @@
       <w:pPr>
         <w:pStyle w:val="FirstParagraph"/>
       </w:pPr>
-      <w:ins w:id="10107" w:author="Z. Zukowski" w:date="2026-05-22T00:00:00Z">
+      <w:ins w:id="10109" w:author="Z. Zukowski" w:date="2026-05-22T00:00:00Z">
         <w:r>
           <w:t xml:space="preserve">The results change how governance concentration should be audited. Launch allocation tables are not enough: initial insider allocation is not associated with post-distribution HHI in this cross-section. Audits should instead begin with current holder composition, explicit PCA exclusions, insider wallet retention among top holders, and delegated voting power.</w:t>
         </w:r>
@@ -23523,7 +23633,7 @@
       <w:pPr>
         <w:pStyle w:val="BodyText"/>
       </w:pPr>
-      <w:ins w:id="10108" w:author="Z. Zukowski" w:date="2026-05-22T00:00:00Z">
+      <w:ins w:id="10110" w:author="Z. Zukowski" w:date="2026-05-22T00:00:00Z">
         <w:r>
           <w:t xml:space="preserve">Three practical implications follow. First, holder-list HHI should be computed only after excluding addresses that cannot vote as independent governance actors. Second, delegation analysis should compare voting-HHI with post-exclusion holding HHI, because delegated power usually differs from token holdings. Third, concentration audits should treat vote-escrow systems and delegation systems as different mechanism classes rather than aggregating them under one generic governance label.</w:t>
         </w:r>
@@ -23543,107 +23653,107 @@
       <w:pPr>
         <w:pStyle w:val="FirstParagraph"/>
       </w:pPr>
-      <w:ins w:id="10109" w:author="Z. Zukowski" w:date="2026-05-22T00:00:00Z">
+      <w:ins w:id="10111" w:author="Z. Zukowski" w:date="2026-05-22T00:00:00Z">
         <w:r>
           <w:t xml:space="preserve">The empirical findings do not prove that any one design is sufficient</w:t>
         </w:r>
       </w:ins>
-      <w:ins w:id="10109" w:author="Z. Zukowski" w:date="2026-05-22T00:00:00Z">
-        <w:r>
-          <w:t xml:space="preserve"> </w:t>
-        </w:r>
-      </w:ins>
-      <w:ins w:id="10109" w:author="Z. Zukowski" w:date="2026-05-22T00:00:00Z">
+      <w:ins w:id="10111" w:author="Z. Zukowski" w:date="2026-05-22T00:00:00Z">
+        <w:r>
+          <w:t xml:space="preserve"> </w:t>
+        </w:r>
+      </w:ins>
+      <w:ins w:id="10111" w:author="Z. Zukowski" w:date="2026-05-22T00:00:00Z">
         <w:r>
           <w:t xml:space="preserve">for deconcentration, but they identify design levers that merit closer</w:t>
         </w:r>
       </w:ins>
-      <w:ins w:id="10109" w:author="Z. Zukowski" w:date="2026-05-22T00:00:00Z">
-        <w:r>
-          <w:t xml:space="preserve"> </w:t>
-        </w:r>
-      </w:ins>
-      <w:ins w:id="10109" w:author="Z. Zukowski" w:date="2026-05-22T00:00:00Z">
+      <w:ins w:id="10111" w:author="Z. Zukowski" w:date="2026-05-22T00:00:00Z">
+        <w:r>
+          <w:t xml:space="preserve"> </w:t>
+        </w:r>
+      </w:ins>
+      <w:ins w:id="10111" w:author="Z. Zukowski" w:date="2026-05-22T00:00:00Z">
         <w:r>
           <w:t xml:space="preserve">evaluation. Two counterexamples operating in different mechanism domains</w:t>
         </w:r>
       </w:ins>
-      <w:ins w:id="10109" w:author="Z. Zukowski" w:date="2026-05-22T00:00:00Z">
-        <w:r>
-          <w:t xml:space="preserve"> </w:t>
-        </w:r>
-      </w:ins>
-      <w:ins w:id="10109" w:author="Z. Zukowski" w:date="2026-05-22T00:00:00Z">
+      <w:ins w:id="10111" w:author="Z. Zukowski" w:date="2026-05-22T00:00:00Z">
+        <w:r>
+          <w:t xml:space="preserve"> </w:t>
+        </w:r>
+      </w:ins>
+      <w:ins w:id="10111" w:author="Z. Zukowski" w:date="2026-05-22T00:00:00Z">
         <w:r>
           <w:t xml:space="preserve">illustrate that concentration variation is design-tractable rather than</w:t>
         </w:r>
       </w:ins>
-      <w:ins w:id="10109" w:author="Z. Zukowski" w:date="2026-05-22T00:00:00Z">
-        <w:r>
-          <w:t xml:space="preserve"> </w:t>
-        </w:r>
-      </w:ins>
-      <w:ins w:id="10109" w:author="Z. Zukowski" w:date="2026-05-22T00:00:00Z">
+      <w:ins w:id="10111" w:author="Z. Zukowski" w:date="2026-05-22T00:00:00Z">
+        <w:r>
+          <w:t xml:space="preserve"> </w:t>
+        </w:r>
+      </w:ins>
+      <w:ins w:id="10111" w:author="Z. Zukowski" w:date="2026-05-22T00:00:00Z">
         <w:r>
           <w:t xml:space="preserve">mechanically inevitable: Anyone Protocol shows that low DePIN holding</w:t>
         </w:r>
       </w:ins>
-      <w:ins w:id="10109" w:author="Z. Zukowski" w:date="2026-05-22T00:00:00Z">
-        <w:r>
-          <w:t xml:space="preserve"> </w:t>
-        </w:r>
-      </w:ins>
-      <w:ins w:id="10109" w:author="Z. Zukowski" w:date="2026-05-22T00:00:00Z">
+      <w:ins w:id="10111" w:author="Z. Zukowski" w:date="2026-05-22T00:00:00Z">
+        <w:r>
+          <w:t xml:space="preserve"> </w:t>
+        </w:r>
+      </w:ins>
+      <w:ins w:id="10111" w:author="Z. Zukowski" w:date="2026-05-22T00:00:00Z">
         <w:r>
           <w:t xml:space="preserve">concentration is possible despite sector-level concentration risk, and</w:t>
         </w:r>
       </w:ins>
-      <w:ins w:id="10109" w:author="Z. Zukowski" w:date="2026-05-22T00:00:00Z">
-        <w:r>
-          <w:t xml:space="preserve"> </w:t>
-        </w:r>
-      </w:ins>
-      <w:ins w:id="10109" w:author="Z. Zukowski" w:date="2026-05-22T00:00:00Z">
+      <w:ins w:id="10111" w:author="Z. Zukowski" w:date="2026-05-22T00:00:00Z">
+        <w:r>
+          <w:t xml:space="preserve"> </w:t>
+        </w:r>
+      </w:ins>
+      <w:ins w:id="10111" w:author="Z. Zukowski" w:date="2026-05-22T00:00:00Z">
         <w:r>
           <w:t xml:space="preserve">ENS shows that delegation can disperse voting power below the holding</w:t>
         </w:r>
       </w:ins>
-      <w:ins w:id="10109" w:author="Z. Zukowski" w:date="2026-05-22T00:00:00Z">
-        <w:r>
-          <w:t xml:space="preserve"> </w:t>
-        </w:r>
-      </w:ins>
-      <w:ins w:id="10109" w:author="Z. Zukowski" w:date="2026-05-22T00:00:00Z">
+      <w:ins w:id="10111" w:author="Z. Zukowski" w:date="2026-05-22T00:00:00Z">
+        <w:r>
+          <w:t xml:space="preserve"> </w:t>
+        </w:r>
+      </w:ins>
+      <w:ins w:id="10111" w:author="Z. Zukowski" w:date="2026-05-22T00:00:00Z">
         <w:r>
           <w:t xml:space="preserve">baseline under a mature delegate program. GMX, HNT, and JUP extend the</w:t>
         </w:r>
       </w:ins>
-      <w:ins w:id="10109" w:author="Z. Zukowski" w:date="2026-05-22T00:00:00Z">
-        <w:r>
-          <w:t xml:space="preserve"> </w:t>
-        </w:r>
-      </w:ins>
-      <w:ins w:id="10109" w:author="Z. Zukowski" w:date="2026-05-22T00:00:00Z">
+      <w:ins w:id="10111" w:author="Z. Zukowski" w:date="2026-05-22T00:00:00Z">
+        <w:r>
+          <w:t xml:space="preserve"> </w:t>
+        </w:r>
+      </w:ins>
+      <w:ins w:id="10111" w:author="Z. Zukowski" w:date="2026-05-22T00:00:00Z">
         <w:r>
           <w:t xml:space="preserve">delegation-dispersion case under different mechanism designs, while</w:t>
         </w:r>
       </w:ins>
-      <w:ins w:id="10109" w:author="Z. Zukowski" w:date="2026-05-22T00:00:00Z">
-        <w:r>
-          <w:t xml:space="preserve"> </w:t>
-        </w:r>
-      </w:ins>
-      <w:ins w:id="10109" w:author="Z. Zukowski" w:date="2026-05-22T00:00:00Z">
+      <w:ins w:id="10111" w:author="Z. Zukowski" w:date="2026-05-22T00:00:00Z">
+        <w:r>
+          <w:t xml:space="preserve"> </w:t>
+        </w:r>
+      </w:ins>
+      <w:ins w:id="10111" w:author="Z. Zukowski" w:date="2026-05-22T00:00:00Z">
         <w:r>
           <w:t xml:space="preserve">Curve and Balancer show that vote-escrowed governance can amplify voting</w:t>
         </w:r>
       </w:ins>
-      <w:ins w:id="10109" w:author="Z. Zukowski" w:date="2026-05-22T00:00:00Z">
-        <w:r>
-          <w:t xml:space="preserve"> </w:t>
-        </w:r>
-      </w:ins>
-      <w:ins w:id="10109" w:author="Z. Zukowski" w:date="2026-05-22T00:00:00Z">
+      <w:ins w:id="10111" w:author="Z. Zukowski" w:date="2026-05-22T00:00:00Z">
+        <w:r>
+          <w:t xml:space="preserve"> </w:t>
+        </w:r>
+      </w:ins>
+      <w:ins w:id="10111" w:author="Z. Zukowski" w:date="2026-05-22T00:00:00Z">
         <w:r>
           <w:t xml:space="preserve">concentration far above raw token holdings.</w:t>
         </w:r>
@@ -23653,47 +23763,47 @@
       <w:pPr>
         <w:pStyle w:val="BodyText"/>
       </w:pPr>
-      <w:ins w:id="10110" w:author="Z. Zukowski" w:date="2026-05-22T00:00:00Z">
+      <w:ins w:id="10112" w:author="Z. Zukowski" w:date="2026-05-22T00:00:00Z">
         <w:r>
           <w:t xml:space="preserve">For practitioners, the immediate design lesson is to measure current</w:t>
         </w:r>
       </w:ins>
-      <w:ins w:id="10110" w:author="Z. Zukowski" w:date="2026-05-22T00:00:00Z">
-        <w:r>
-          <w:t xml:space="preserve"> </w:t>
-        </w:r>
-      </w:ins>
-      <w:ins w:id="10110" w:author="Z. Zukowski" w:date="2026-05-22T00:00:00Z">
+      <w:ins w:id="10112" w:author="Z. Zukowski" w:date="2026-05-22T00:00:00Z">
+        <w:r>
+          <w:t xml:space="preserve"> </w:t>
+        </w:r>
+      </w:ins>
+      <w:ins w:id="10112" w:author="Z. Zukowski" w:date="2026-05-22T00:00:00Z">
         <w:r>
           <w:t xml:space="preserve">governance power rather than infer it from launch documents. Protocols</w:t>
         </w:r>
       </w:ins>
-      <w:ins w:id="10110" w:author="Z. Zukowski" w:date="2026-05-22T00:00:00Z">
-        <w:r>
-          <w:t xml:space="preserve"> </w:t>
-        </w:r>
-      </w:ins>
-      <w:ins w:id="10110" w:author="Z. Zukowski" w:date="2026-05-22T00:00:00Z">
+      <w:ins w:id="10112" w:author="Z. Zukowski" w:date="2026-05-22T00:00:00Z">
+        <w:r>
+          <w:t xml:space="preserve"> </w:t>
+        </w:r>
+      </w:ins>
+      <w:ins w:id="10112" w:author="Z. Zukowski" w:date="2026-05-22T00:00:00Z">
         <w:r>
           <w:t xml:space="preserve">should publish PCA-adjusted concentration metrics, delegate-power</w:t>
         </w:r>
       </w:ins>
-      <w:ins w:id="10110" w:author="Z. Zukowski" w:date="2026-05-22T00:00:00Z">
-        <w:r>
-          <w:t xml:space="preserve"> </w:t>
-        </w:r>
-      </w:ins>
-      <w:ins w:id="10110" w:author="Z. Zukowski" w:date="2026-05-22T00:00:00Z">
+      <w:ins w:id="10112" w:author="Z. Zukowski" w:date="2026-05-22T00:00:00Z">
+        <w:r>
+          <w:t xml:space="preserve"> </w:t>
+        </w:r>
+      </w:ins>
+      <w:ins w:id="10112" w:author="Z. Zukowski" w:date="2026-05-22T00:00:00Z">
         <w:r>
           <w:t xml:space="preserve">concentration, and any vote-escrow amplification before asking users or</w:t>
         </w:r>
       </w:ins>
-      <w:ins w:id="10110" w:author="Z. Zukowski" w:date="2026-05-22T00:00:00Z">
-        <w:r>
-          <w:t xml:space="preserve"> </w:t>
-        </w:r>
-      </w:ins>
-      <w:ins w:id="10110" w:author="Z. Zukowski" w:date="2026-05-22T00:00:00Z">
+      <w:ins w:id="10112" w:author="Z. Zukowski" w:date="2026-05-22T00:00:00Z">
+        <w:r>
+          <w:t xml:space="preserve"> </w:t>
+        </w:r>
+      </w:ins>
+      <w:ins w:id="10112" w:author="Z. Zukowski" w:date="2026-05-22T00:00:00Z">
         <w:r>
           <w:t xml:space="preserve">regulators to accept decentralization claims.</w:t>
         </w:r>
@@ -23713,7 +23823,7 @@
       <w:pPr>
         <w:pStyle w:val="FirstParagraph"/>
       </w:pPr>
-      <w:ins w:id="10111" w:author="Z. Zukowski" w:date="2026-05-22T00:00:00Z">
+      <w:ins w:id="10113" w:author="Z. Zukowski" w:date="2026-05-22T00:00:00Z">
         <w:r>
           <w:t xml:space="preserve">Several empirical risks deserve candid acknowledgment. First, concentration may be efficient in some protocols if high-stake holders are also the participants most informed about protocol maintenance. This paper does not resolve that normative dispute; it shows that concentration should be measured after PCA correction and voting-power adjustment before decentralization claims are made. Second, launch allocation is empirically uninformative about current concentration, so audits that rely on allocation documents alone will miss post-distribution accumulation. Third, voting-HHI depends on governance-platform data that can drift over time, making rank ordering more durable than exact point estimates.</w:t>
         </w:r>
@@ -23723,7 +23833,7 @@
       <w:pPr>
         <w:pStyle w:val="BodyText"/>
       </w:pPr>
-      <w:ins w:id="10112" w:author="Z. Zukowski" w:date="2026-05-22T00:00:00Z">
+      <w:ins w:id="10114" w:author="Z. Zukowski" w:date="2026-05-22T00:00:00Z">
         <w:r>
           <w:t xml:space="preserve">Measurement remains incomplete. Informal influence, off-chain coordination, and legal or equity-holder obligations can affect governance without appearing in token-holder lists. The paper therefore treats HHI and voting-HHI as necessary but not sufficient measures of governance power.</w:t>
         </w:r>
@@ -23743,7 +23853,7 @@
       <w:pPr>
         <w:pStyle w:val="FirstParagraph"/>
       </w:pPr>
-      <w:ins w:id="10113" w:author="Z. Zukowski" w:date="2026-05-22T00:00:00Z">
+      <w:ins w:id="10115" w:author="Z. Zukowski" w:date="2026-05-22T00:00:00Z">
         <w:r>
           <w:t xml:space="preserve">This paper contributes to the empirical DAO-governance literature by refining how concentration is measured. Prior work documents token inequality, voter concentration, participation gaps, and the decentralization illusion. B2 extends that literature by showing that concentration estimates change materially once protocol-controlled addresses are excluded, and by comparing holding HHI with voting-HHI across delegation systems.</w:t>
         </w:r>
@@ -23753,7 +23863,7 @@
       <w:pPr>
         <w:pStyle w:val="BodyText"/>
       </w:pPr>
-      <w:ins w:id="10114" w:author="Z. Zukowski" w:date="2026-05-22T00:00:00Z">
+      <w:ins w:id="10116" w:author="Z. Zukowski" w:date="2026-05-22T00:00:00Z">
         <w:r>
           <w:t xml:space="preserve">The paper also contributes to DePIN tokenomics by separating governance concentration from subsidy dependence and launch allocation. DePIN protocols exhibit higher concentration than DeFi in the corrected cross-section, but the sector pattern coexists with low-concentration counterexamples such as Anyone Protocol and Hivemapper. This makes the paper a measurement contribution rather than a deterministic claim about DePIN architecture.</w:t>
         </w:r>
@@ -23773,7 +23883,7 @@
       <w:pPr>
         <w:pStyle w:val="FirstParagraph"/>
       </w:pPr>
-      <w:ins w:id="10115" w:author="Z. Zukowski" w:date="2026-05-22T00:00:00Z">
+      <w:ins w:id="10117" w:author="Z. Zukowski" w:date="2026-05-22T00:00:00Z">
         <w:r>
           <w:t xml:space="preserve">Across 40 protocols, naive holder lists are a weak basis for governance claims. PCA exclusion corrects large measurement artifacts, with median HHI inflation of 2.3x and a maximum near 18x in affected protocols. Initial insider allocation is uninformative about post-distribution concentration (Pearson r = 0.05, p = 0.76, N = 37), while current insider wallet retention is associated with concentration (Spearman rho = 0.48, p = 0.003, N = 37); the non-insider HHI check supports this as more than a purely mechanical result.</w:t>
         </w:r>
@@ -23783,7 +23893,7 @@
       <w:pPr>
         <w:pStyle w:val="BodyText"/>
       </w:pPr>
-      <w:ins w:id="10116" w:author="Z. Zukowski" w:date="2026-05-22T00:00:00Z">
+      <w:ins w:id="10118" w:author="Z. Zukowski" w:date="2026-05-22T00:00:00Z">
         <w:r>
           <w:t xml:space="preserve">DePIN protocols are more concentrated than DeFi protocols after correction (mean HHI 0.071 vs 0.031; Mann-Whitney p = 0.020; Cohen’s d = 0.94), but the finding is descriptive and partially attenuates in the smallest multivariate specification. Subsidy dependence does not generalize as a concentration indicator once Livepeer is excluded (r = 0.07, p = 0.77, N = 22). Delegation usually amplifies voting concentration above token holdings in the 13-protocol voting-HHI sample, with ENS, GMX, HNT, and JUP as dispersion exceptions.</w:t>
         </w:r>
@@ -23793,7 +23903,7 @@
       <w:pPr>
         <w:pStyle w:val="BodyText"/>
       </w:pPr>
-      <w:ins w:id="10117" w:author="Z. Zukowski" w:date="2026-05-22T00:00:00Z">
+      <w:ins w:id="10119" w:author="Z. Zukowski" w:date="2026-05-22T00:00:00Z">
         <w:r>
           <w:t xml:space="preserve">The findings span four within-protocol concentration surfaces (post-exclusion holding, insider retention, delegated voting, and vote-escrowed voting) and one cross-protocol surface deferred to future work (institutional delegates participating in multiple protocols’ governance simultaneously).</w:t>
         </w:r>
@@ -23813,7 +23923,7 @@
       <w:pPr>
         <w:pStyle w:val="FirstParagraph"/>
       </w:pPr>
-      <w:ins w:id="10118" w:author="Z. Zukowski" w:date="2026-05-22T00:00:00Z">
+      <w:ins w:id="10120" w:author="Z. Zukowski" w:date="2026-05-22T00:00:00Z">
         <w:r>
           <w:t xml:space="preserve">The paper makes four empirical contributions.</w:t>
         </w:r>
@@ -23823,7 +23933,7 @@
       <w:pPr>
         <w:pStyle w:val="BodyText"/>
       </w:pPr>
-      <w:ins w:id="10119" w:author="Z. Zukowski" w:date="2026-05-22T00:00:00Z">
+      <w:ins w:id="10121" w:author="Z. Zukowski" w:date="2026-05-22T00:00:00Z">
         <w:r>
           <w:rPr>
             <w:b/>
@@ -23832,12 +23942,12 @@
           <w:t xml:space="preserve">First, generalizable PCA exclusion methodology</w:t>
         </w:r>
       </w:ins>
-      <w:ins w:id="10119" w:author="Z. Zukowski" w:date="2026-05-22T00:00:00Z">
-        <w:r>
-          <w:t xml:space="preserve"> </w:t>
-        </w:r>
-      </w:ins>
-      <w:ins w:id="10119" w:author="Z. Zukowski" w:date="2026-05-22T00:00:00Z">
+      <w:ins w:id="10121" w:author="Z. Zukowski" w:date="2026-05-22T00:00:00Z">
+        <w:r>
+          <w:t xml:space="preserve"> </w:t>
+        </w:r>
+      </w:ins>
+      <w:ins w:id="10121" w:author="Z. Zukowski" w:date="2026-05-22T00:00:00Z">
         <w:r>
           <w:t xml:space="preserve">(Section 3.8). The exclusion methodology applies 133 address exclusions controlled by protocols themselves across 38 protocols. Correcting for these addresses changed affected protocols’ HHI by a median factor of 2.3x and up to approximately 18x, showing that prior holder-list studies can measure protocol architecture rather than governance control.</w:t>
         </w:r>
@@ -23847,7 +23957,7 @@
       <w:pPr>
         <w:pStyle w:val="BodyText"/>
       </w:pPr>
-      <w:ins w:id="10120" w:author="Z. Zukowski" w:date="2026-05-22T00:00:00Z">
+      <w:ins w:id="10122" w:author="Z. Zukowski" w:date="2026-05-22T00:00:00Z">
         <w:r>
           <w:rPr>
             <w:b/>
@@ -23856,12 +23966,12 @@
           <w:t xml:space="preserve">Second, allocation-null and insider-retention evidence</w:t>
         </w:r>
       </w:ins>
-      <w:ins w:id="10120" w:author="Z. Zukowski" w:date="2026-05-22T00:00:00Z">
-        <w:r>
-          <w:t xml:space="preserve"> </w:t>
-        </w:r>
-      </w:ins>
-      <w:ins w:id="10120" w:author="Z. Zukowski" w:date="2026-05-22T00:00:00Z">
+      <w:ins w:id="10122" w:author="Z. Zukowski" w:date="2026-05-22T00:00:00Z">
+        <w:r>
+          <w:t xml:space="preserve"> </w:t>
+        </w:r>
+      </w:ins>
+      <w:ins w:id="10122" w:author="Z. Zukowski" w:date="2026-05-22T00:00:00Z">
         <w:r>
           <w:t xml:space="preserve">(Section 4.4). Initial team and investor allocation does not explain post-distribution concentration in the 37-protocol allocation subsample, while insider wallet presence among top holders is associated with concentration. The count-based non-insider HHI check supports the relationship as more than a direct arithmetic artifact; the balance-based version does not survive conventional significance, so the hierarchy of evidence is explicit.</w:t>
         </w:r>
@@ -23871,7 +23981,7 @@
       <w:pPr>
         <w:pStyle w:val="BodyText"/>
       </w:pPr>
-      <w:ins w:id="10121" w:author="Z. Zukowski" w:date="2026-05-22T00:00:00Z">
+      <w:ins w:id="10123" w:author="Z. Zukowski" w:date="2026-05-22T00:00:00Z">
         <w:r>
           <w:rPr>
             <w:b/>
@@ -23880,12 +23990,12 @@
           <w:t xml:space="preserve">Third, corrected sector contrast</w:t>
         </w:r>
       </w:ins>
-      <w:ins w:id="10121" w:author="Z. Zukowski" w:date="2026-05-22T00:00:00Z">
-        <w:r>
-          <w:t xml:space="preserve"> </w:t>
-        </w:r>
-      </w:ins>
-      <w:ins w:id="10121" w:author="Z. Zukowski" w:date="2026-05-22T00:00:00Z">
+      <w:ins w:id="10123" w:author="Z. Zukowski" w:date="2026-05-22T00:00:00Z">
+        <w:r>
+          <w:t xml:space="preserve"> </w:t>
+        </w:r>
+      </w:ins>
+      <w:ins w:id="10123" w:author="Z. Zukowski" w:date="2026-05-22T00:00:00Z">
         <w:r>
           <w:t xml:space="preserve">(Section 4.3). DePIN governance concentration exceeds DeFi after PCA correction, with robustness to leave-one-out, permutation, and bootstrap checks. The finding is descriptive and should be read with the Model 3 attenuation and small-sample limits in view.</w:t>
         </w:r>
@@ -23895,7 +24005,7 @@
       <w:pPr>
         <w:pStyle w:val="BodyText"/>
       </w:pPr>
-      <w:ins w:id="10122" w:author="Z. Zukowski" w:date="2026-05-22T00:00:00Z">
+      <w:ins w:id="10124" w:author="Z. Zukowski" w:date="2026-05-22T00:00:00Z">
         <w:r>
           <w:rPr>
             <w:b/>
@@ -23904,12 +24014,12 @@
           <w:t xml:space="preserve">Fourth, delegation-amplification measurement</w:t>
         </w:r>
       </w:ins>
-      <w:ins w:id="10122" w:author="Z. Zukowski" w:date="2026-05-22T00:00:00Z">
-        <w:r>
-          <w:t xml:space="preserve"> </w:t>
-        </w:r>
-      </w:ins>
-      <w:ins w:id="10122" w:author="Z. Zukowski" w:date="2026-05-22T00:00:00Z">
+      <w:ins w:id="10124" w:author="Z. Zukowski" w:date="2026-05-22T00:00:00Z">
+        <w:r>
+          <w:t xml:space="preserve"> </w:t>
+        </w:r>
+      </w:ins>
+      <w:ins w:id="10124" w:author="Z. Zukowski" w:date="2026-05-22T00:00:00Z">
         <w:r>
           <w:t xml:space="preserve">(Section 4.5). Voting-HHI exceeds post-exclusion holding HHI in nine of thirteen protocols with sufficient governance data, while ENS, GMX, HNT, and JUP show that dispersion is possible under different delegate-program or voting-mechanism designs. Curve and Balancer form a separate vote-escrow class with much larger amplification.</w:t>
         </w:r>
@@ -23929,7 +24039,7 @@
       <w:pPr>
         <w:pStyle w:val="FirstParagraph"/>
       </w:pPr>
-      <w:ins w:id="10123" w:author="Z. Zukowski" w:date="2026-05-22T00:00:00Z">
+      <w:ins w:id="10125" w:author="Z. Zukowski" w:date="2026-05-22T00:00:00Z">
         <w:r>
           <w:t xml:space="preserve">The evidence reported here carries five main limitations. First, the analysis is a March 2026 cross-section, so it supports descriptive association rather than causal inference or trajectory claims. Second, the 40-protocol sample is large enough for descriptive comparison but small for fully specified multivariate regression; Model 3 has only 35 observations. Third, PCA classification depends on public labels, bytecode inspection, and documentation quality, with weaker coverage for some Solana-native protocols. Fourth, voting-HHI data are available only for 13 protocols with sufficient governance activity and comparable data surfaces. Fifth, HHI measures concentration of shares, not pivotal voting power under proposal-specific quorum rules.</w:t>
         </w:r>
@@ -23939,47 +24049,47 @@
       <w:pPr>
         <w:pStyle w:val="BodyText"/>
       </w:pPr>
-      <w:ins w:id="10124" w:author="Z. Zukowski" w:date="2026-05-22T00:00:00Z">
+      <w:ins w:id="10126" w:author="Z. Zukowski" w:date="2026-05-22T00:00:00Z">
         <w:r>
           <w:t xml:space="preserve">The attenuated Model 3 sector coefficient (p = 0.078) should be read</w:t>
         </w:r>
       </w:ins>
-      <w:ins w:id="10124" w:author="Z. Zukowski" w:date="2026-05-22T00:00:00Z">
-        <w:r>
-          <w:t xml:space="preserve"> </w:t>
-        </w:r>
-      </w:ins>
-      <w:ins w:id="10124" w:author="Z. Zukowski" w:date="2026-05-22T00:00:00Z">
+      <w:ins w:id="10126" w:author="Z. Zukowski" w:date="2026-05-22T00:00:00Z">
+        <w:r>
+          <w:t xml:space="preserve"> </w:t>
+        </w:r>
+      </w:ins>
+      <w:ins w:id="10126" w:author="Z. Zukowski" w:date="2026-05-22T00:00:00Z">
         <w:r>
           <w:t xml:space="preserve">alongside the bootstrap result reported in Section 4.4: the DePIN</w:t>
         </w:r>
       </w:ins>
-      <w:ins w:id="10124" w:author="Z. Zukowski" w:date="2026-05-22T00:00:00Z">
-        <w:r>
-          <w:t xml:space="preserve"> </w:t>
-        </w:r>
-      </w:ins>
-      <w:ins w:id="10124" w:author="Z. Zukowski" w:date="2026-05-22T00:00:00Z">
+      <w:ins w:id="10126" w:author="Z. Zukowski" w:date="2026-05-22T00:00:00Z">
+        <w:r>
+          <w:t xml:space="preserve"> </w:t>
+        </w:r>
+      </w:ins>
+      <w:ins w:id="10126" w:author="Z. Zukowski" w:date="2026-05-22T00:00:00Z">
         <w:r>
           <w:t xml:space="preserve">coefficient bootstrap interval remains above zero [+0.001, +0.091] in</w:t>
         </w:r>
       </w:ins>
-      <w:ins w:id="10124" w:author="Z. Zukowski" w:date="2026-05-22T00:00:00Z">
-        <w:r>
-          <w:t xml:space="preserve"> </w:t>
-        </w:r>
-      </w:ins>
-      <w:ins w:id="10124" w:author="Z. Zukowski" w:date="2026-05-22T00:00:00Z">
+      <w:ins w:id="10126" w:author="Z. Zukowski" w:date="2026-05-22T00:00:00Z">
+        <w:r>
+          <w:t xml:space="preserve"> </w:t>
+        </w:r>
+      </w:ins>
+      <w:ins w:id="10126" w:author="Z. Zukowski" w:date="2026-05-22T00:00:00Z">
         <w:r>
           <w:t xml:space="preserve">the N = 35 multivariate sample, but the small sample limits how cleanly</w:t>
         </w:r>
       </w:ins>
-      <w:ins w:id="10124" w:author="Z. Zukowski" w:date="2026-05-22T00:00:00Z">
-        <w:r>
-          <w:t xml:space="preserve"> </w:t>
-        </w:r>
-      </w:ins>
-      <w:ins w:id="10124" w:author="Z. Zukowski" w:date="2026-05-22T00:00:00Z">
+      <w:ins w:id="10126" w:author="Z. Zukowski" w:date="2026-05-22T00:00:00Z">
+        <w:r>
+          <w:t xml:space="preserve"> </w:t>
+        </w:r>
+      </w:ins>
+      <w:ins w:id="10126" w:author="Z. Zukowski" w:date="2026-05-22T00:00:00Z">
         <w:r>
           <w:t xml:space="preserve">sector can be isolated from correlated controls.</w:t>
         </w:r>
@@ -23989,37 +24099,37 @@
       <w:pPr>
         <w:pStyle w:val="BodyText"/>
       </w:pPr>
-      <w:ins w:id="10125" w:author="Z. Zukowski" w:date="2026-05-22T00:00:00Z">
+      <w:ins w:id="10127" w:author="Z. Zukowski" w:date="2026-05-22T00:00:00Z">
         <w:r>
           <w:t xml:space="preserve">The subsidy result is especially sensitive to one observation: excluding</w:t>
         </w:r>
       </w:ins>
-      <w:ins w:id="10125" w:author="Z. Zukowski" w:date="2026-05-22T00:00:00Z">
-        <w:r>
-          <w:t xml:space="preserve"> </w:t>
-        </w:r>
-      </w:ins>
-      <w:ins w:id="10125" w:author="Z. Zukowski" w:date="2026-05-22T00:00:00Z">
+      <w:ins w:id="10127" w:author="Z. Zukowski" w:date="2026-05-22T00:00:00Z">
+        <w:r>
+          <w:t xml:space="preserve"> </w:t>
+        </w:r>
+      </w:ins>
+      <w:ins w:id="10127" w:author="Z. Zukowski" w:date="2026-05-22T00:00:00Z">
         <w:r>
           <w:t xml:space="preserve">Livepeer yields a clean null (full LOO + Spearman + log-transform</w:t>
         </w:r>
       </w:ins>
-      <w:ins w:id="10125" w:author="Z. Zukowski" w:date="2026-05-22T00:00:00Z">
-        <w:r>
-          <w:t xml:space="preserve"> </w:t>
-        </w:r>
-      </w:ins>
-      <w:ins w:id="10125" w:author="Z. Zukowski" w:date="2026-05-22T00:00:00Z">
+      <w:ins w:id="10127" w:author="Z. Zukowski" w:date="2026-05-22T00:00:00Z">
+        <w:r>
+          <w:t xml:space="preserve"> </w:t>
+        </w:r>
+      </w:ins>
+      <w:ins w:id="10127" w:author="Z. Zukowski" w:date="2026-05-22T00:00:00Z">
         <w:r>
           <w:t xml:space="preserve">robustness in Section 4.6), so the main text treats subsidy as a</w:t>
         </w:r>
       </w:ins>
-      <w:ins w:id="10125" w:author="Z. Zukowski" w:date="2026-05-22T00:00:00Z">
-        <w:r>
-          <w:t xml:space="preserve"> </w:t>
-        </w:r>
-      </w:ins>
-      <w:ins w:id="10125" w:author="Z. Zukowski" w:date="2026-05-22T00:00:00Z">
+      <w:ins w:id="10127" w:author="Z. Zukowski" w:date="2026-05-22T00:00:00Z">
+        <w:r>
+          <w:t xml:space="preserve"> </w:t>
+        </w:r>
+      </w:ins>
+      <w:ins w:id="10127" w:author="Z. Zukowski" w:date="2026-05-22T00:00:00Z">
         <w:r>
           <w:t xml:space="preserve">non-generalizing association rather than a stable indicator.</w:t>
         </w:r>
@@ -24029,17 +24139,17 @@
       <w:pPr>
         <w:pStyle w:val="BodyText"/>
       </w:pPr>
-      <w:ins w:id="10126" w:author="Z. Zukowski" w:date="2026-05-22T00:00:00Z">
+      <w:ins w:id="10128" w:author="Z. Zukowski" w:date="2026-05-22T00:00:00Z">
         <w:r>
           <w:t xml:space="preserve">Measurement extensions that would refine these findings without changing</w:t>
         </w:r>
       </w:ins>
-      <w:ins w:id="10126" w:author="Z. Zukowski" w:date="2026-05-22T00:00:00Z">
-        <w:r>
-          <w:t xml:space="preserve"> </w:t>
-        </w:r>
-      </w:ins>
-      <w:ins w:id="10126" w:author="Z. Zukowski" w:date="2026-05-22T00:00:00Z">
+      <w:ins w:id="10128" w:author="Z. Zukowski" w:date="2026-05-22T00:00:00Z">
+        <w:r>
+          <w:t xml:space="preserve"> </w:t>
+        </w:r>
+      </w:ins>
+      <w:ins w:id="10128" w:author="Z. Zukowski" w:date="2026-05-22T00:00:00Z">
         <w:r>
           <w:t xml:space="preserve">the core claim are enumerated in Section 5.8.</w:t>
         </w:r>
@@ -24170,7 +24280,7 @@
       <w:pPr>
         <w:pStyle w:val="BodyText"/>
       </w:pPr>
-      <w:ins w:id="10127" w:author="Z. Zukowski" w:date="2026-05-22T00:00:00Z">
+      <w:ins w:id="10129" w:author="Z. Zukowski" w:date="2026-05-22T00:00:00Z">
         <w:r>
           <w:t xml:space="preserve">Third, cross-protocol delegate overlap: the Snapshot-side overlap pattern in Section 4.5.5 should be extended to the Tally delegate registry and Solana governance surfaces to test whether the same professional governance actors concentrate influence across protocols.</w:t>
         </w:r>
@@ -24180,7 +24290,7 @@
       <w:pPr>
         <w:pStyle w:val="BodyText"/>
       </w:pPr>
-      <w:ins w:id="10128" w:author="Z. Zukowski" w:date="2026-05-22T00:00:00Z">
+      <w:ins w:id="10130" w:author="Z. Zukowski" w:date="2026-05-22T00:00:00Z">
         <w:r>
           <w:t xml:space="preserve">Fourth, extending concentration measurement from holding-based HHI to coalition-based power indices (Shapley &amp; Shubik, 1954; Banzhaf, 1968) would quantify whether token holders’ pivotal probability diverges from nominal share. Partial-sample computations across five Tally-sourced protocols (Section 4.6; full detail in Supplementary File S11) show Shapley-Shubik tracks voting-HHI at Pearson r = 0.999 under simple-majority quorum, with one protocol-specific Banzhaf divergence (AAVE top-1 Banzhaf 33.5% vs SS 26.7% vs share 21.9%). The 3 Snapshot-sourced protocols (DIMO, LDO, WXM) lack complete delegate-by-delegate weight data and remain the natural expansion target along with proposal-level quorum-configuration data. Recent game-theoretic results (Kiayias et al., 2025) indicate Shapley-based reward distributions achieve bounded Price of Stability (4/3) in oceanic staking models while resisting Sybil stake-splitting attacks, supporting the measurement extension’s theoretical grounding and computational feasibility for the sample sizes in the current dataset.</w:t>
         </w:r>
@@ -24190,7 +24300,7 @@
       <w:pPr>
         <w:pStyle w:val="BodyText"/>
       </w:pPr>
-      <w:ins w:id="10129" w:author="Z. Zukowski" w:date="2026-05-22T00:00:00Z">
+      <w:ins w:id="10131" w:author="Z. Zukowski" w:date="2026-05-22T00:00:00Z">
         <w:r>
           <w:t xml:space="preserve">B2’s forward agenda is empirical: convert the current cross-section into panel evidence, expand the sample, and extend voting-HHI to coalition-based power measures.</w:t>
         </w:r>
@@ -24200,37 +24310,37 @@
       <w:pPr>
         <w:pStyle w:val="BodyText"/>
       </w:pPr>
-      <w:ins w:id="10130" w:author="Z. Zukowski" w:date="2026-05-22T00:00:00Z">
+      <w:ins w:id="10132" w:author="Z. Zukowski" w:date="2026-05-22T00:00:00Z">
         <w:r>
           <w:t xml:space="preserve">Falsifiable forward claims. The cross-sectional design supports four</w:t>
         </w:r>
       </w:ins>
-      <w:ins w:id="10130" w:author="Z. Zukowski" w:date="2026-05-22T00:00:00Z">
-        <w:r>
-          <w:t xml:space="preserve"> </w:t>
-        </w:r>
-      </w:ins>
-      <w:ins w:id="10130" w:author="Z. Zukowski" w:date="2026-05-22T00:00:00Z">
+      <w:ins w:id="10132" w:author="Z. Zukowski" w:date="2026-05-22T00:00:00Z">
+        <w:r>
+          <w:t xml:space="preserve"> </w:t>
+        </w:r>
+      </w:ins>
+      <w:ins w:id="10132" w:author="Z. Zukowski" w:date="2026-05-22T00:00:00Z">
         <w:r>
           <w:t xml:space="preserve">falsifiable predictions about subsequent cross-protocol governance</w:t>
         </w:r>
       </w:ins>
-      <w:ins w:id="10130" w:author="Z. Zukowski" w:date="2026-05-22T00:00:00Z">
-        <w:r>
-          <w:t xml:space="preserve"> </w:t>
-        </w:r>
-      </w:ins>
-      <w:ins w:id="10130" w:author="Z. Zukowski" w:date="2026-05-22T00:00:00Z">
+      <w:ins w:id="10132" w:author="Z. Zukowski" w:date="2026-05-22T00:00:00Z">
+        <w:r>
+          <w:t xml:space="preserve"> </w:t>
+        </w:r>
+      </w:ins>
+      <w:ins w:id="10132" w:author="Z. Zukowski" w:date="2026-05-22T00:00:00Z">
         <w:r>
           <w:t xml:space="preserve">trajectories, each operationalized for future panel-data and event-study</w:t>
         </w:r>
       </w:ins>
-      <w:ins w:id="10130" w:author="Z. Zukowski" w:date="2026-05-22T00:00:00Z">
-        <w:r>
-          <w:t xml:space="preserve"> </w:t>
-        </w:r>
-      </w:ins>
-      <w:ins w:id="10130" w:author="Z. Zukowski" w:date="2026-05-22T00:00:00Z">
+      <w:ins w:id="10132" w:author="Z. Zukowski" w:date="2026-05-22T00:00:00Z">
+        <w:r>
+          <w:t xml:space="preserve"> </w:t>
+        </w:r>
+      </w:ins>
+      <w:ins w:id="10132" w:author="Z. Zukowski" w:date="2026-05-22T00:00:00Z">
         <w:r>
           <w:t xml:space="preserve">work:</w:t>
         </w:r>
@@ -24244,7 +24354,7 @@
           <w:numId w:val="1002"/>
         </w:numPr>
       </w:pPr>
-      <w:ins w:id="10131" w:author="Z. Zukowski" w:date="2026-05-22T00:00:00Z">
+      <w:ins w:id="10133" w:author="Z. Zukowski" w:date="2026-05-22T00:00:00Z">
         <w:r>
           <w:rPr>
             <w:b/>
@@ -24253,7 +24363,7 @@
           <w:t xml:space="preserve">Sector persistence</w:t>
         </w:r>
       </w:ins>
-      <w:ins w:id="10131" w:author="Z. Zukowski" w:date="2026-05-22T00:00:00Z">
+      <w:ins w:id="10133" w:author="Z. Zukowski" w:date="2026-05-22T00:00:00Z">
         <w:r>
           <w:t xml:space="preserve">: DePIN protocols launching in 2026-2027 will exhibit higher post-distribution holding HHI than DeFi protocols launching in the same period (Mann-Whitney test on entry-cohort distributions at T+12 and T+24 months).</w:t>
         </w:r>
@@ -24267,7 +24377,7 @@
           <w:numId w:val="1002"/>
         </w:numPr>
       </w:pPr>
-      <w:ins w:id="10132" w:author="Z. Zukowski" w:date="2026-05-22T00:00:00Z">
+      <w:ins w:id="10134" w:author="Z. Zukowski" w:date="2026-05-22T00:00:00Z">
         <w:r>
           <w:rPr>
             <w:b/>
@@ -24276,7 +24386,7 @@
           <w:t xml:space="preserve">Delegation amplification universality</w:t>
         </w:r>
       </w:ins>
-      <w:ins w:id="10132" w:author="Z. Zukowski" w:date="2026-05-22T00:00:00Z">
+      <w:ins w:id="10134" w:author="Z. Zukowski" w:date="2026-05-22T00:00:00Z">
         <w:r>
           <w:t xml:space="preserve">: any protocol introducing a formal delegate program will produce voting HHI greater than holding HHI within twelve months of launch, with amplification magnitude varying by delegate-program design rather than by sector.</w:t>
         </w:r>
@@ -24290,7 +24400,7 @@
           <w:numId w:val="1002"/>
         </w:numPr>
       </w:pPr>
-      <w:ins w:id="10133" w:author="Z. Zukowski" w:date="2026-05-22T00:00:00Z">
+      <w:ins w:id="10135" w:author="Z. Zukowski" w:date="2026-05-22T00:00:00Z">
         <w:r>
           <w:rPr>
             <w:b/>
@@ -24299,7 +24409,7 @@
           <w:t xml:space="preserve">Insider-retention persistence</w:t>
         </w:r>
       </w:ins>
-      <w:ins w:id="10133" w:author="Z. Zukowski" w:date="2026-05-22T00:00:00Z">
+      <w:ins w:id="10135" w:author="Z. Zukowski" w:date="2026-05-22T00:00:00Z">
         <w:r>
           <w:t xml:space="preserve">: protocols whose insider fraction of top-10 holders increases between baseline and subsequent measurement will exhibit increased holding HHI; protocols whose insider fraction decreases will exhibit decreased holding HHI (within-protocol panel correlation).</w:t>
         </w:r>
@@ -24313,7 +24423,7 @@
           <w:numId w:val="1002"/>
         </w:numPr>
       </w:pPr>
-      <w:ins w:id="10134" w:author="Z. Zukowski" w:date="2026-05-22T00:00:00Z">
+      <w:ins w:id="10136" w:author="Z. Zukowski" w:date="2026-05-22T00:00:00Z">
         <w:r>
           <w:rPr>
             <w:b/>
@@ -24322,7 +24432,7 @@
           <w:t xml:space="preserve">Delegate-program design as moderator</w:t>
         </w:r>
       </w:ins>
-      <w:ins w:id="10134" w:author="Z. Zukowski" w:date="2026-05-22T00:00:00Z">
+      <w:ins w:id="10136" w:author="Z. Zukowski" w:date="2026-05-22T00:00:00Z">
         <w:r>
           <w:t xml:space="preserve">: among post-launch protocols in Prediction 2’s set, those that adopt broad-community-delegate distribution design choices will exhibit lower amplification ratios than those that do not.</w:t>
         </w:r>
@@ -24332,18 +24442,18 @@
       <w:pPr>
         <w:pStyle w:val="FirstParagraph"/>
       </w:pPr>
-      <w:ins w:id="10135" w:author="Z. Zukowski" w:date="2026-05-22T00:00:00Z">
+      <w:ins w:id="10137" w:author="Z. Zukowski" w:date="2026-05-22T00:00:00Z">
         <w:r>
           <w:t xml:space="preserve">All four predictions inherit the methodology applied in this paper (PCA-symmetric exclusion via the five-class typology; HHI on post-exclusion top-1,000 holders; Mann-Whitney for two-sample tests; bootstrap 95% percentile intervals). Pre-registration commitment: hypothesis specifications, statistical tests, and falsification thresholds will be deposited on the Open Science Framework prior to data collection for any panel-data or event-study extension. Full operationalization detail per prediction (data requirements; explicit falsification thresholds; statistical test specifications) in</w:t>
         </w:r>
       </w:ins>
-      <w:ins w:id="10135" w:author="Z. Zukowski" w:date="2026-05-22T00:00:00Z">
+      <w:ins w:id="10137" w:author="Z. Zukowski" w:date="2026-05-22T00:00:00Z">
         <w:r>
           <w:t xml:space="preserve"> </w:t>
         </w:r>
       </w:ins>
       <w:hyperlink r:id="rId87">
-        <w:ins w:id="10135" w:author="Z. Zukowski" w:date="2026-05-22T00:00:00Z">
+        <w:ins w:id="10137" w:author="Z. Zukowski" w:date="2026-05-22T00:00:00Z">
           <w:r>
             <w:rPr>
               <w:rStyle w:val="Hyperlink"/>
@@ -24352,7 +24462,7 @@
           </w:r>
         </w:ins>
       </w:hyperlink>
-      <w:ins w:id="10135" w:author="Z. Zukowski" w:date="2026-05-22T00:00:00Z">
+      <w:ins w:id="10137" w:author="Z. Zukowski" w:date="2026-05-22T00:00:00Z">
         <w:r>
           <w:t xml:space="preserve">.</w:t>
         </w:r>
@@ -24372,137 +24482,137 @@
       <w:pPr>
         <w:pStyle w:val="FirstParagraph"/>
       </w:pPr>
-      <w:ins w:id="10136" w:author="Z. Zukowski" w:date="2026-05-22T00:00:00Z">
+      <w:ins w:id="10138" w:author="Z. Zukowski" w:date="2026-05-22T00:00:00Z">
         <w:r>
           <w:t xml:space="preserve">The 40-protocol governance concentration dataset, exclusions log (133</w:t>
         </w:r>
       </w:ins>
-      <w:ins w:id="10136" w:author="Z. Zukowski" w:date="2026-05-22T00:00:00Z">
-        <w:r>
-          <w:t xml:space="preserve"> </w:t>
-        </w:r>
-      </w:ins>
-      <w:ins w:id="10136" w:author="Z. Zukowski" w:date="2026-05-22T00:00:00Z">
+      <w:ins w:id="10138" w:author="Z. Zukowski" w:date="2026-05-22T00:00:00Z">
+        <w:r>
+          <w:t xml:space="preserve"> </w:t>
+        </w:r>
+      </w:ins>
+      <w:ins w:id="10138" w:author="Z. Zukowski" w:date="2026-05-22T00:00:00Z">
         <w:r>
           <w:t xml:space="preserve">protocol-controlled address exclusions across 38 protocols), canonical</w:t>
         </w:r>
       </w:ins>
-      <w:ins w:id="10136" w:author="Z. Zukowski" w:date="2026-05-22T00:00:00Z">
-        <w:r>
-          <w:t xml:space="preserve"> </w:t>
-        </w:r>
-      </w:ins>
-      <w:ins w:id="10136" w:author="Z. Zukowski" w:date="2026-05-22T00:00:00Z">
+      <w:ins w:id="10138" w:author="Z. Zukowski" w:date="2026-05-22T00:00:00Z">
+        <w:r>
+          <w:t xml:space="preserve"> </w:t>
+        </w:r>
+      </w:ins>
+      <w:ins w:id="10138" w:author="Z. Zukowski" w:date="2026-05-22T00:00:00Z">
         <w:r>
           <w:t xml:space="preserve">regression dataset including Token Terminal subsidy ratios and on-chain</w:t>
         </w:r>
       </w:ins>
-      <w:ins w:id="10136" w:author="Z. Zukowski" w:date="2026-05-22T00:00:00Z">
-        <w:r>
-          <w:t xml:space="preserve"> </w:t>
-        </w:r>
-      </w:ins>
-      <w:ins w:id="10136" w:author="Z. Zukowski" w:date="2026-05-22T00:00:00Z">
+      <w:ins w:id="10138" w:author="Z. Zukowski" w:date="2026-05-22T00:00:00Z">
+        <w:r>
+          <w:t xml:space="preserve"> </w:t>
+        </w:r>
+      </w:ins>
+      <w:ins w:id="10138" w:author="Z. Zukowski" w:date="2026-05-22T00:00:00Z">
         <w:r>
           <w:t xml:space="preserve">financial data, Hivemapper / io.net / Aethir holder distributions used</w:t>
         </w:r>
       </w:ins>
-      <w:ins w:id="10136" w:author="Z. Zukowski" w:date="2026-05-22T00:00:00Z">
-        <w:r>
-          <w:t xml:space="preserve"> </w:t>
-        </w:r>
-      </w:ins>
-      <w:ins w:id="10136" w:author="Z. Zukowski" w:date="2026-05-22T00:00:00Z">
+      <w:ins w:id="10138" w:author="Z. Zukowski" w:date="2026-05-22T00:00:00Z">
+        <w:r>
+          <w:t xml:space="preserve"> </w:t>
+        </w:r>
+      </w:ins>
+      <w:ins w:id="10138" w:author="Z. Zukowski" w:date="2026-05-22T00:00:00Z">
         <w:r>
           <w:t xml:space="preserve">for Table 3, veCRV cumulative deposit data underlying the Section 4.5.2</w:t>
         </w:r>
       </w:ins>
-      <w:ins w:id="10136" w:author="Z. Zukowski" w:date="2026-05-22T00:00:00Z">
-        <w:r>
-          <w:t xml:space="preserve"> </w:t>
-        </w:r>
-      </w:ins>
-      <w:ins w:id="10136" w:author="Z. Zukowski" w:date="2026-05-22T00:00:00Z">
+      <w:ins w:id="10138" w:author="Z. Zukowski" w:date="2026-05-22T00:00:00Z">
+        <w:r>
+          <w:t xml:space="preserve"> </w:t>
+        </w:r>
+      </w:ins>
+      <w:ins w:id="10138" w:author="Z. Zukowski" w:date="2026-05-22T00:00:00Z">
         <w:r>
           <w:t xml:space="preserve">ve-locking analysis, and Theil/Atkinson supplementary metrics used in</w:t>
         </w:r>
       </w:ins>
-      <w:ins w:id="10136" w:author="Z. Zukowski" w:date="2026-05-22T00:00:00Z">
-        <w:r>
-          <w:t xml:space="preserve"> </w:t>
-        </w:r>
-      </w:ins>
-      <w:ins w:id="10136" w:author="Z. Zukowski" w:date="2026-05-22T00:00:00Z">
+      <w:ins w:id="10138" w:author="Z. Zukowski" w:date="2026-05-22T00:00:00Z">
+        <w:r>
+          <w:t xml:space="preserve"> </w:t>
+        </w:r>
+      </w:ins>
+      <w:ins w:id="10138" w:author="Z. Zukowski" w:date="2026-05-22T00:00:00Z">
         <w:r>
           <w:t xml:space="preserve">the Section 4.6 robustness check are available in the replication</w:t>
         </w:r>
       </w:ins>
-      <w:ins w:id="10136" w:author="Z. Zukowski" w:date="2026-05-22T00:00:00Z">
-        <w:r>
-          <w:t xml:space="preserve"> </w:t>
-        </w:r>
-      </w:ins>
-      <w:ins w:id="10136" w:author="Z. Zukowski" w:date="2026-05-22T00:00:00Z">
+      <w:ins w:id="10138" w:author="Z. Zukowski" w:date="2026-05-22T00:00:00Z">
+        <w:r>
+          <w:t xml:space="preserve"> </w:t>
+        </w:r>
+      </w:ins>
+      <w:ins w:id="10138" w:author="Z. Zukowski" w:date="2026-05-22T00:00:00Z">
         <w:r>
           <w:t xml:space="preserve">repository linked in the supplementary materials. Replication scripts</w:t>
         </w:r>
       </w:ins>
-      <w:ins w:id="10136" w:author="Z. Zukowski" w:date="2026-05-22T00:00:00Z">
-        <w:r>
-          <w:t xml:space="preserve"> </w:t>
-        </w:r>
-      </w:ins>
-      <w:ins w:id="10136" w:author="Z. Zukowski" w:date="2026-05-22T00:00:00Z">
+      <w:ins w:id="10138" w:author="Z. Zukowski" w:date="2026-05-22T00:00:00Z">
+        <w:r>
+          <w:t xml:space="preserve"> </w:t>
+        </w:r>
+      </w:ins>
+      <w:ins w:id="10138" w:author="Z. Zukowski" w:date="2026-05-22T00:00:00Z">
         <w:r>
           <w:t xml:space="preserve">for each table and figure are provided in Supplementary File S5; the</w:t>
         </w:r>
       </w:ins>
-      <w:ins w:id="10136" w:author="Z. Zukowski" w:date="2026-05-22T00:00:00Z">
-        <w:r>
-          <w:t xml:space="preserve"> </w:t>
-        </w:r>
-      </w:ins>
-      <w:ins w:id="10136" w:author="Z. Zukowski" w:date="2026-05-22T00:00:00Z">
+      <w:ins w:id="10138" w:author="Z. Zukowski" w:date="2026-05-22T00:00:00Z">
+        <w:r>
+          <w:t xml:space="preserve"> </w:t>
+        </w:r>
+      </w:ins>
+      <w:ins w:id="10138" w:author="Z. Zukowski" w:date="2026-05-22T00:00:00Z">
         <w:r>
           <w:t xml:space="preserve">cross-protocol Pearson and Spearman correlations reported across</w:t>
         </w:r>
       </w:ins>
-      <w:ins w:id="10136" w:author="Z. Zukowski" w:date="2026-05-22T00:00:00Z">
-        <w:r>
-          <w:t xml:space="preserve"> </w:t>
-        </w:r>
-      </w:ins>
-      <w:ins w:id="10136" w:author="Z. Zukowski" w:date="2026-05-22T00:00:00Z">
+      <w:ins w:id="10138" w:author="Z. Zukowski" w:date="2026-05-22T00:00:00Z">
+        <w:r>
+          <w:t xml:space="preserve"> </w:t>
+        </w:r>
+      </w:ins>
+      <w:ins w:id="10138" w:author="Z. Zukowski" w:date="2026-05-22T00:00:00Z">
         <w:r>
           <w:t xml:space="preserve">Sections 4.3, 4.4, and 4.6 can be reproduced via the replication scripts</w:t>
         </w:r>
       </w:ins>
-      <w:ins w:id="10136" w:author="Z. Zukowski" w:date="2026-05-22T00:00:00Z">
-        <w:r>
-          <w:t xml:space="preserve"> </w:t>
-        </w:r>
-      </w:ins>
-      <w:ins w:id="10136" w:author="Z. Zukowski" w:date="2026-05-22T00:00:00Z">
+      <w:ins w:id="10138" w:author="Z. Zukowski" w:date="2026-05-22T00:00:00Z">
+        <w:r>
+          <w:t xml:space="preserve"> </w:t>
+        </w:r>
+      </w:ins>
+      <w:ins w:id="10138" w:author="Z. Zukowski" w:date="2026-05-22T00:00:00Z">
         <w:r>
           <w:t xml:space="preserve">using only the linked public-source data. The exclusion methodology is</w:t>
         </w:r>
       </w:ins>
-      <w:ins w:id="10136" w:author="Z. Zukowski" w:date="2026-05-22T00:00:00Z">
-        <w:r>
-          <w:t xml:space="preserve"> </w:t>
-        </w:r>
-      </w:ins>
-      <w:ins w:id="10136" w:author="Z. Zukowski" w:date="2026-05-22T00:00:00Z">
+      <w:ins w:id="10138" w:author="Z. Zukowski" w:date="2026-05-22T00:00:00Z">
+        <w:r>
+          <w:t xml:space="preserve"> </w:t>
+        </w:r>
+      </w:ins>
+      <w:ins w:id="10138" w:author="Z. Zukowski" w:date="2026-05-22T00:00:00Z">
         <w:r>
           <w:t xml:space="preserve">documented at the address-by-address granularity in Supplementary</w:t>
         </w:r>
       </w:ins>
-      <w:ins w:id="10136" w:author="Z. Zukowski" w:date="2026-05-22T00:00:00Z">
-        <w:r>
-          <w:t xml:space="preserve"> </w:t>
-        </w:r>
-      </w:ins>
-      <w:ins w:id="10136" w:author="Z. Zukowski" w:date="2026-05-22T00:00:00Z">
+      <w:ins w:id="10138" w:author="Z. Zukowski" w:date="2026-05-22T00:00:00Z">
+        <w:r>
+          <w:t xml:space="preserve"> </w:t>
+        </w:r>
+      </w:ins>
+      <w:ins w:id="10138" w:author="Z. Zukowski" w:date="2026-05-22T00:00:00Z">
         <w:r>
           <w:t xml:space="preserve">File S6.</w:t>
         </w:r>
@@ -24523,7 +24633,7 @@
       <w:pPr>
         <w:pStyle w:val="FirstParagraph"/>
       </w:pPr>
-      <w:ins w:id="10137" w:author="Z. Zukowski" w:date="2026-05-22T00:00:00Z">
+      <w:ins w:id="10139" w:author="Z. Zukowski" w:date="2026-05-22T00:00:00Z">
         <w:r>
           <w:t xml:space="preserve">Governance concentration in token protocols is weakly associated with launch-time allocation and poorly measured by naive holder lists. Across forty protocols, PCA exclusion corrects systematic inflation in prior concentration studies (median factor 2.3x), initial insider allocation is uninformative (Pearson r = 0.05, p = 0.76, N = 37), and post-distribution insider wallet retention is associated with higher concentration (Spearman rho = 0.48, p = 0.003, N = 37). DePIN protocols exhibit higher concentration than DeFi after measurement correction (Mann-Whitney p = 0.020, Cohen’s d = 0.94), and delegation amplifies voting power above holdings in nine of thirteen protocols with sufficient governance data (ratios 1.6x to 9.9x; mean approximately 4.9x).</w:t>
         </w:r>
@@ -24533,7 +24643,7 @@
       <w:pPr>
         <w:pStyle w:val="BodyText"/>
       </w:pPr>
-      <w:ins w:id="10138" w:author="Z. Zukowski" w:date="2026-05-22T00:00:00Z">
+      <w:ins w:id="10140" w:author="Z. Zukowski" w:date="2026-05-22T00:00:00Z">
         <w:r>
           <w:t xml:space="preserve">For practitioners and researchers, the actionable implication is to audit current holder composition, PCA exclusions, and delegate-program design rather than launch allocation percentages. ENS and Anyone Protocol show that lower concentration and delegation-mediated dispersion are achievable through deliberate institutional design. Longitudinal panel analysis and pre-registered falsifiable predictions are specified in Section 5.8 and Supplementary File S17.</w:t>
         </w:r>
@@ -24561,7 +24671,7 @@
       <w:pPr>
         <w:pStyle w:val="BodyText"/>
       </w:pPr>
-      <w:ins w:id="10139" w:author="Z. Zukowski" w:date="2026-05-22T00:00:00Z">
+      <w:ins w:id="10141" w:author="Z. Zukowski" w:date="2026-05-22T00:00:00Z">
         <w:r>
           <w:t xml:space="preserve">S0: Canonical statistics ledger for every B2 main-text statistic.</w:t>
         </w:r>
@@ -24571,17 +24681,17 @@
       <w:pPr>
         <w:pStyle w:val="BodyText"/>
       </w:pPr>
-      <w:ins w:id="10140" w:author="Z. Zukowski" w:date="2026-05-22T00:00:00Z">
+      <w:ins w:id="10142" w:author="Z. Zukowski" w:date="2026-05-22T00:00:00Z">
         <w:r>
           <w:t xml:space="preserve">S1: Metric definitions for holder concentration, voting concentration,</w:t>
         </w:r>
       </w:ins>
-      <w:ins w:id="10140" w:author="Z. Zukowski" w:date="2026-05-22T00:00:00Z">
-        <w:r>
-          <w:t xml:space="preserve"> </w:t>
-        </w:r>
-      </w:ins>
-      <w:ins w:id="10140" w:author="Z. Zukowski" w:date="2026-05-22T00:00:00Z">
+      <w:ins w:id="10142" w:author="Z. Zukowski" w:date="2026-05-22T00:00:00Z">
+        <w:r>
+          <w:t xml:space="preserve"> </w:t>
+        </w:r>
+      </w:ins>
+      <w:ins w:id="10142" w:author="Z. Zukowski" w:date="2026-05-22T00:00:00Z">
         <w:r>
           <w:t xml:space="preserve">subsidy ratios, and related variables.</w:t>
         </w:r>
@@ -24591,17 +24701,17 @@
       <w:pPr>
         <w:pStyle w:val="BodyText"/>
       </w:pPr>
-      <w:ins w:id="10141" w:author="Z. Zukowski" w:date="2026-05-22T00:00:00Z">
+      <w:ins w:id="10143" w:author="Z. Zukowski" w:date="2026-05-22T00:00:00Z">
         <w:r>
           <w:t xml:space="preserve">S2: Protocol codebook and optional governance-scoring templates retained</w:t>
         </w:r>
       </w:ins>
-      <w:ins w:id="10141" w:author="Z. Zukowski" w:date="2026-05-22T00:00:00Z">
-        <w:r>
-          <w:t xml:space="preserve"> </w:t>
-        </w:r>
-      </w:ins>
-      <w:ins w:id="10141" w:author="Z. Zukowski" w:date="2026-05-22T00:00:00Z">
+      <w:ins w:id="10143" w:author="Z. Zukowski" w:date="2026-05-22T00:00:00Z">
+        <w:r>
+          <w:t xml:space="preserve"> </w:t>
+        </w:r>
+      </w:ins>
+      <w:ins w:id="10143" w:author="Z. Zukowski" w:date="2026-05-22T00:00:00Z">
         <w:r>
           <w:t xml:space="preserve">for researchers extending the broader project. Not load-bearing for B2.</w:t>
         </w:r>
@@ -24611,17 +24721,17 @@
       <w:pPr>
         <w:pStyle w:val="BodyText"/>
       </w:pPr>
-      <w:ins w:id="10142" w:author="Z. Zukowski" w:date="2026-05-22T00:00:00Z">
+      <w:ins w:id="10144" w:author="Z. Zukowski" w:date="2026-05-22T00:00:00Z">
         <w:r>
           <w:t xml:space="preserve">S3: Optional governance-scoring tables retained as supplementary</w:t>
         </w:r>
       </w:ins>
-      <w:ins w:id="10142" w:author="Z. Zukowski" w:date="2026-05-22T00:00:00Z">
-        <w:r>
-          <w:t xml:space="preserve"> </w:t>
-        </w:r>
-      </w:ins>
-      <w:ins w:id="10142" w:author="Z. Zukowski" w:date="2026-05-22T00:00:00Z">
+      <w:ins w:id="10144" w:author="Z. Zukowski" w:date="2026-05-22T00:00:00Z">
+        <w:r>
+          <w:t xml:space="preserve"> </w:t>
+        </w:r>
+      </w:ins>
+      <w:ins w:id="10144" w:author="Z. Zukowski" w:date="2026-05-22T00:00:00Z">
         <w:r>
           <w:t xml:space="preserve">materials. Not load-bearing for B2.</w:t>
         </w:r>
@@ -24653,17 +24763,17 @@
       <w:pPr>
         <w:pStyle w:val="BodyText"/>
       </w:pPr>
-      <w:ins w:id="10143" w:author="Z. Zukowski" w:date="2026-05-22T00:00:00Z">
+      <w:ins w:id="10145" w:author="Z. Zukowski" w:date="2026-05-22T00:00:00Z">
         <w:r>
           <w:t xml:space="preserve">S6: Source provenance, revenue standardization, raw holder-data workflow,</w:t>
         </w:r>
       </w:ins>
-      <w:ins w:id="10143" w:author="Z. Zukowski" w:date="2026-05-22T00:00:00Z">
-        <w:r>
-          <w:t xml:space="preserve"> </w:t>
-        </w:r>
-      </w:ins>
-      <w:ins w:id="10143" w:author="Z. Zukowski" w:date="2026-05-22T00:00:00Z">
+      <w:ins w:id="10145" w:author="Z. Zukowski" w:date="2026-05-22T00:00:00Z">
+        <w:r>
+          <w:t xml:space="preserve"> </w:t>
+        </w:r>
+      </w:ins>
+      <w:ins w:id="10145" w:author="Z. Zukowski" w:date="2026-05-22T00:00:00Z">
         <w:r>
           <w:t xml:space="preserve">and address-level PCA documentation.</w:t>
         </w:r>
@@ -24687,17 +24797,17 @@
       <w:pPr>
         <w:pStyle w:val="BodyText"/>
       </w:pPr>
-      <w:ins w:id="10144" w:author="Z. Zukowski" w:date="2026-05-22T00:00:00Z">
+      <w:ins w:id="10146" w:author="Z. Zukowski" w:date="2026-05-22T00:00:00Z">
         <w:r>
           <w:t xml:space="preserve">S8: Expanded subsidy-concentration analysis combining Token Terminal</w:t>
         </w:r>
       </w:ins>
-      <w:ins w:id="10144" w:author="Z. Zukowski" w:date="2026-05-22T00:00:00Z">
-        <w:r>
-          <w:t xml:space="preserve"> </w:t>
-        </w:r>
-      </w:ins>
-      <w:ins w:id="10144" w:author="Z. Zukowski" w:date="2026-05-22T00:00:00Z">
+      <w:ins w:id="10146" w:author="Z. Zukowski" w:date="2026-05-22T00:00:00Z">
+        <w:r>
+          <w:t xml:space="preserve"> </w:t>
+        </w:r>
+      </w:ins>
+      <w:ins w:id="10146" w:author="Z. Zukowski" w:date="2026-05-22T00:00:00Z">
         <w:r>
           <w:t xml:space="preserve">revenue data and on-chain emission or fee ratios.</w:t>
         </w:r>
@@ -24707,7 +24817,7 @@
       <w:pPr>
         <w:pStyle w:val="BodyText"/>
       </w:pPr>
-      <w:ins w:id="10145" w:author="Z. Zukowski" w:date="2026-05-22T00:00:00Z">
+      <w:ins w:id="10147" w:author="Z. Zukowski" w:date="2026-05-22T00:00:00Z">
         <w:r>
           <w:t xml:space="preserve">S9: Theil and Atkinson concentration-metric robustness analysis.</w:t>
         </w:r>
@@ -24717,7 +24827,7 @@
       <w:pPr>
         <w:pStyle w:val="BodyText"/>
       </w:pPr>
-      <w:ins w:id="10146" w:author="Z. Zukowski" w:date="2026-05-22T00:00:00Z">
+      <w:ins w:id="10148" w:author="Z. Zukowski" w:date="2026-05-22T00:00:00Z">
         <w:r>
           <w:t xml:space="preserve">S10: PCA classification robustness across Specs A through E.</w:t>
         </w:r>
@@ -24727,7 +24837,7 @@
       <w:pPr>
         <w:pStyle w:val="BodyText"/>
       </w:pPr>
-      <w:ins w:id="10147" w:author="Z. Zukowski" w:date="2026-05-22T00:00:00Z">
+      <w:ins w:id="10149" w:author="Z. Zukowski" w:date="2026-05-22T00:00:00Z">
         <w:r>
           <w:t xml:space="preserve">S11: Shapley-Shubik and Banzhaf power-index calculations.</w:t>
         </w:r>
@@ -24737,7 +24847,7 @@
       <w:pPr>
         <w:pStyle w:val="BodyText"/>
       </w:pPr>
-      <w:ins w:id="10148" w:author="Z. Zukowski" w:date="2026-05-22T00:00:00Z">
+      <w:ins w:id="10150" w:author="Z. Zukowski" w:date="2026-05-22T00:00:00Z">
         <w:r>
           <w:t xml:space="preserve">S12: PCA-symmetric voting-HHI and signer-side functional PCA robustness.</w:t>
         </w:r>
@@ -24747,7 +24857,7 @@
       <w:pPr>
         <w:pStyle w:val="BodyText"/>
       </w:pPr>
-      <w:ins w:id="10149" w:author="Z. Zukowski" w:date="2026-05-22T00:00:00Z">
+      <w:ins w:id="10151" w:author="Z. Zukowski" w:date="2026-05-22T00:00:00Z">
         <w:r>
           <w:t xml:space="preserve">S15: Optimism worked example retained as a supplementary case.</w:t>
         </w:r>
@@ -24757,7 +24867,7 @@
       <w:pPr>
         <w:pStyle w:val="BodyText"/>
       </w:pPr>
-      <w:ins w:id="10150" w:author="Z. Zukowski" w:date="2026-05-22T00:00:00Z">
+      <w:ins w:id="10152" w:author="Z. Zukowski" w:date="2026-05-22T00:00:00Z">
         <w:r>
           <w:t xml:space="preserve">S16: Aethir, IoTeX, and ENS sensitivity analyses.</w:t>
         </w:r>
@@ -24767,7 +24877,7 @@
       <w:pPr>
         <w:pStyle w:val="BodyText"/>
       </w:pPr>
-      <w:ins w:id="10151" w:author="Z. Zukowski" w:date="2026-05-22T00:00:00Z">
+      <w:ins w:id="10153" w:author="Z. Zukowski" w:date="2026-05-22T00:00:00Z">
         <w:r>
           <w:t xml:space="preserve">S17: Falsifiable predictions and pre-registration specification.</w:t>
         </w:r>
@@ -24979,27 +25089,27 @@
       <w:pPr>
         <w:pStyle w:val="BodyText"/>
       </w:pPr>
-      <w:ins w:id="10152" w:author="Z. Zukowski" w:date="2026-05-22T00:00:00Z">
+      <w:ins w:id="10154" w:author="Z. Zukowski" w:date="2026-05-22T00:00:00Z">
         <w:r>
           <w:t xml:space="preserve">Atkinson, A. B. (1970). On the measurement of inequality. Journal of</w:t>
         </w:r>
       </w:ins>
-      <w:ins w:id="10152" w:author="Z. Zukowski" w:date="2026-05-22T00:00:00Z">
-        <w:r>
-          <w:t xml:space="preserve"> </w:t>
-        </w:r>
-      </w:ins>
-      <w:ins w:id="10152" w:author="Z. Zukowski" w:date="2026-05-22T00:00:00Z">
+      <w:ins w:id="10154" w:author="Z. Zukowski" w:date="2026-05-22T00:00:00Z">
+        <w:r>
+          <w:t xml:space="preserve"> </w:t>
+        </w:r>
+      </w:ins>
+      <w:ins w:id="10154" w:author="Z. Zukowski" w:date="2026-05-22T00:00:00Z">
         <w:r>
           <w:t xml:space="preserve">Economic Theory, 2(3), 244-263.</w:t>
         </w:r>
       </w:ins>
-      <w:ins w:id="10152" w:author="Z. Zukowski" w:date="2026-05-22T00:00:00Z">
-        <w:r>
-          <w:t xml:space="preserve"> </w:t>
-        </w:r>
-      </w:ins>
-      <w:ins w:id="10152" w:author="Z. Zukowski" w:date="2026-05-22T00:00:00Z">
+      <w:ins w:id="10154" w:author="Z. Zukowski" w:date="2026-05-22T00:00:00Z">
+        <w:r>
+          <w:t xml:space="preserve"> </w:t>
+        </w:r>
+      </w:ins>
+      <w:ins w:id="10154" w:author="Z. Zukowski" w:date="2026-05-22T00:00:00Z">
         <w:r>
           <w:t xml:space="preserve">https://doi.org/10.1016/0022-0531(70)90039-6</w:t>
         </w:r>
@@ -25009,27 +25119,27 @@
       <w:pPr>
         <w:pStyle w:val="BodyText"/>
       </w:pPr>
-      <w:ins w:id="10153" w:author="Z. Zukowski" w:date="2026-05-22T00:00:00Z">
+      <w:ins w:id="10155" w:author="Z. Zukowski" w:date="2026-05-22T00:00:00Z">
         <w:r>
           <w:t xml:space="preserve">Atzori, M. (2017). Blockchain technology and decentralized governance:</w:t>
         </w:r>
       </w:ins>
-      <w:ins w:id="10153" w:author="Z. Zukowski" w:date="2026-05-22T00:00:00Z">
-        <w:r>
-          <w:t xml:space="preserve"> </w:t>
-        </w:r>
-      </w:ins>
-      <w:ins w:id="10153" w:author="Z. Zukowski" w:date="2026-05-22T00:00:00Z">
+      <w:ins w:id="10155" w:author="Z. Zukowski" w:date="2026-05-22T00:00:00Z">
+        <w:r>
+          <w:t xml:space="preserve"> </w:t>
+        </w:r>
+      </w:ins>
+      <w:ins w:id="10155" w:author="Z. Zukowski" w:date="2026-05-22T00:00:00Z">
         <w:r>
           <w:t xml:space="preserve">Is the state still necessary? Journal of Governance and Regulation,</w:t>
         </w:r>
       </w:ins>
-      <w:ins w:id="10153" w:author="Z. Zukowski" w:date="2026-05-22T00:00:00Z">
-        <w:r>
-          <w:t xml:space="preserve"> </w:t>
-        </w:r>
-      </w:ins>
-      <w:ins w:id="10153" w:author="Z. Zukowski" w:date="2026-05-22T00:00:00Z">
+      <w:ins w:id="10155" w:author="Z. Zukowski" w:date="2026-05-22T00:00:00Z">
+        <w:r>
+          <w:t xml:space="preserve"> </w:t>
+        </w:r>
+      </w:ins>
+      <w:ins w:id="10155" w:author="Z. Zukowski" w:date="2026-05-22T00:00:00Z">
         <w:r>
           <w:t xml:space="preserve">6(1), 45-62. https://doi.org/10.22495/jgr_v6_i1_p5</w:t>
         </w:r>
@@ -25119,17 +25229,17 @@
       <w:pPr>
         <w:pStyle w:val="BodyText"/>
       </w:pPr>
-      <w:ins w:id="10154" w:author="Z. Zukowski" w:date="2026-05-22T00:00:00Z">
+      <w:ins w:id="10156" w:author="Z. Zukowski" w:date="2026-05-22T00:00:00Z">
         <w:r>
           <w:t xml:space="preserve">Banzhaf, J. F., III. (1968). One man, 3.312 votes: A mathematical</w:t>
         </w:r>
       </w:ins>
-      <w:ins w:id="10154" w:author="Z. Zukowski" w:date="2026-05-22T00:00:00Z">
-        <w:r>
-          <w:t xml:space="preserve"> </w:t>
-        </w:r>
-      </w:ins>
-      <w:ins w:id="10154" w:author="Z. Zukowski" w:date="2026-05-22T00:00:00Z">
+      <w:ins w:id="10156" w:author="Z. Zukowski" w:date="2026-05-22T00:00:00Z">
+        <w:r>
+          <w:t xml:space="preserve"> </w:t>
+        </w:r>
+      </w:ins>
+      <w:ins w:id="10156" w:author="Z. Zukowski" w:date="2026-05-22T00:00:00Z">
         <w:r>
           <w:t xml:space="preserve">analysis of the Electoral College. Villanova Law Review, 13(2), 304-332.</w:t>
         </w:r>
@@ -25167,17 +25277,17 @@
       <w:pPr>
         <w:pStyle w:val="BodyText"/>
       </w:pPr>
-      <w:ins w:id="10155" w:author="Z. Zukowski" w:date="2026-05-22T00:00:00Z">
+      <w:ins w:id="10157" w:author="Z. Zukowski" w:date="2026-05-22T00:00:00Z">
         <w:r>
           <w:t xml:space="preserve">Brennan, G., &amp; Buchanan, J. M. (1985). The reason of rules:</w:t>
         </w:r>
       </w:ins>
-      <w:ins w:id="10155" w:author="Z. Zukowski" w:date="2026-05-22T00:00:00Z">
-        <w:r>
-          <w:t xml:space="preserve"> </w:t>
-        </w:r>
-      </w:ins>
-      <w:ins w:id="10155" w:author="Z. Zukowski" w:date="2026-05-22T00:00:00Z">
+      <w:ins w:id="10157" w:author="Z. Zukowski" w:date="2026-05-22T00:00:00Z">
+        <w:r>
+          <w:t xml:space="preserve"> </w:t>
+        </w:r>
+      </w:ins>
+      <w:ins w:id="10157" w:author="Z. Zukowski" w:date="2026-05-22T00:00:00Z">
         <w:r>
           <w:t xml:space="preserve">Constitutional political economy. Cambridge University Press.</w:t>
         </w:r>
@@ -25295,17 +25405,17 @@
       <w:pPr>
         <w:pStyle w:val="BodyText"/>
       </w:pPr>
-      <w:ins w:id="10156" w:author="Z. Zukowski" w:date="2026-05-22T00:00:00Z">
+      <w:ins w:id="10158" w:author="Z. Zukowski" w:date="2026-05-22T00:00:00Z">
         <w:r>
           <w:t xml:space="preserve">Cohen, J. (1988). Statistical power analysis for the behavioral</w:t>
         </w:r>
       </w:ins>
-      <w:ins w:id="10156" w:author="Z. Zukowski" w:date="2026-05-22T00:00:00Z">
-        <w:r>
-          <w:t xml:space="preserve"> </w:t>
-        </w:r>
-      </w:ins>
-      <w:ins w:id="10156" w:author="Z. Zukowski" w:date="2026-05-22T00:00:00Z">
+      <w:ins w:id="10158" w:author="Z. Zukowski" w:date="2026-05-22T00:00:00Z">
+        <w:r>
+          <w:t xml:space="preserve"> </w:t>
+        </w:r>
+      </w:ins>
+      <w:ins w:id="10158" w:author="Z. Zukowski" w:date="2026-05-22T00:00:00Z">
         <w:r>
           <w:t xml:space="preserve">sciences (2nd ed.). Lawrence Erlbaum Associates.</w:t>
         </w:r>
@@ -25315,27 +25425,27 @@
       <w:pPr>
         <w:pStyle w:val="BodyText"/>
       </w:pPr>
-      <w:ins w:id="10157" w:author="Z. Zukowski" w:date="2026-05-22T00:00:00Z">
+      <w:ins w:id="10159" w:author="Z. Zukowski" w:date="2026-05-22T00:00:00Z">
         <w:r>
           <w:t xml:space="preserve">Cohen, J. (1989). Deliberation and democratic legitimacy. In A. Hamlin</w:t>
         </w:r>
       </w:ins>
-      <w:ins w:id="10157" w:author="Z. Zukowski" w:date="2026-05-22T00:00:00Z">
-        <w:r>
-          <w:t xml:space="preserve"> </w:t>
-        </w:r>
-      </w:ins>
-      <w:ins w:id="10157" w:author="Z. Zukowski" w:date="2026-05-22T00:00:00Z">
+      <w:ins w:id="10159" w:author="Z. Zukowski" w:date="2026-05-22T00:00:00Z">
+        <w:r>
+          <w:t xml:space="preserve"> </w:t>
+        </w:r>
+      </w:ins>
+      <w:ins w:id="10159" w:author="Z. Zukowski" w:date="2026-05-22T00:00:00Z">
         <w:r>
           <w:t xml:space="preserve">&amp; P. Pettit (Eds.), The good polity: Normative analysis of the state</w:t>
         </w:r>
       </w:ins>
-      <w:ins w:id="10157" w:author="Z. Zukowski" w:date="2026-05-22T00:00:00Z">
-        <w:r>
-          <w:t xml:space="preserve"> </w:t>
-        </w:r>
-      </w:ins>
-      <w:ins w:id="10157" w:author="Z. Zukowski" w:date="2026-05-22T00:00:00Z">
+      <w:ins w:id="10159" w:author="Z. Zukowski" w:date="2026-05-22T00:00:00Z">
+        <w:r>
+          <w:t xml:space="preserve"> </w:t>
+        </w:r>
+      </w:ins>
+      <w:ins w:id="10159" w:author="Z. Zukowski" w:date="2026-05-22T00:00:00Z">
         <w:r>
           <w:t xml:space="preserve">(pp. 17-34). Blackwell.</w:t>
         </w:r>
@@ -25385,17 +25495,17 @@
       <w:pPr>
         <w:pStyle w:val="BodyText"/>
       </w:pPr>
-      <w:ins w:id="10158" w:author="Z. Zukowski" w:date="2026-05-22T00:00:00Z">
+      <w:ins w:id="10160" w:author="Z. Zukowski" w:date="2026-05-22T00:00:00Z">
         <w:r>
           <w:t xml:space="preserve">DuPont, Q. (2014). The politics of cryptography: Bitcoin and the</w:t>
         </w:r>
       </w:ins>
-      <w:ins w:id="10158" w:author="Z. Zukowski" w:date="2026-05-22T00:00:00Z">
-        <w:r>
-          <w:t xml:space="preserve"> </w:t>
-        </w:r>
-      </w:ins>
-      <w:ins w:id="10158" w:author="Z. Zukowski" w:date="2026-05-22T00:00:00Z">
+      <w:ins w:id="10160" w:author="Z. Zukowski" w:date="2026-05-22T00:00:00Z">
+        <w:r>
+          <w:t xml:space="preserve"> </w:t>
+        </w:r>
+      </w:ins>
+      <w:ins w:id="10160" w:author="Z. Zukowski" w:date="2026-05-22T00:00:00Z">
         <w:r>
           <w:t xml:space="preserve">ordering machines. Journal of Peer Production, 4. https://peerproduction.net</w:t>
         </w:r>
@@ -25615,17 +25725,17 @@
       <w:pPr>
         <w:pStyle w:val="BodyText"/>
       </w:pPr>
-      <w:ins w:id="10159" w:author="Z. Zukowski" w:date="2026-05-22T00:00:00Z">
+      <w:ins w:id="10161" w:author="Z. Zukowski" w:date="2026-05-22T00:00:00Z">
         <w:r>
           <w:t xml:space="preserve">Hardin, G. (1968). The tragedy of the commons. Science, 162(3859),</w:t>
         </w:r>
       </w:ins>
-      <w:ins w:id="10159" w:author="Z. Zukowski" w:date="2026-05-22T00:00:00Z">
-        <w:r>
-          <w:t xml:space="preserve"> </w:t>
-        </w:r>
-      </w:ins>
-      <w:ins w:id="10159" w:author="Z. Zukowski" w:date="2026-05-22T00:00:00Z">
+      <w:ins w:id="10161" w:author="Z. Zukowski" w:date="2026-05-22T00:00:00Z">
+        <w:r>
+          <w:t xml:space="preserve"> </w:t>
+        </w:r>
+      </w:ins>
+      <w:ins w:id="10161" w:author="Z. Zukowski" w:date="2026-05-22T00:00:00Z">
         <w:r>
           <w:t xml:space="preserve">1243-1248. https://doi.org/10.1126/science.162.3859.1243</w:t>
         </w:r>
@@ -25635,17 +25745,17 @@
       <w:pPr>
         <w:pStyle w:val="BodyText"/>
       </w:pPr>
-      <w:ins w:id="10160" w:author="Z. Zukowski" w:date="2026-05-22T00:00:00Z">
+      <w:ins w:id="10162" w:author="Z. Zukowski" w:date="2026-05-22T00:00:00Z">
         <w:r>
           <w:t xml:space="preserve">Hirschman, A. O. (1964). The paternity of an index. American Economic</w:t>
         </w:r>
       </w:ins>
-      <w:ins w:id="10160" w:author="Z. Zukowski" w:date="2026-05-22T00:00:00Z">
-        <w:r>
-          <w:t xml:space="preserve"> </w:t>
-        </w:r>
-      </w:ins>
-      <w:ins w:id="10160" w:author="Z. Zukowski" w:date="2026-05-22T00:00:00Z">
+      <w:ins w:id="10162" w:author="Z. Zukowski" w:date="2026-05-22T00:00:00Z">
+        <w:r>
+          <w:t xml:space="preserve"> </w:t>
+        </w:r>
+      </w:ins>
+      <w:ins w:id="10162" w:author="Z. Zukowski" w:date="2026-05-22T00:00:00Z">
         <w:r>
           <w:t xml:space="preserve">Review, 54(5), 761.</w:t>
         </w:r>
@@ -25655,17 +25765,17 @@
       <w:pPr>
         <w:pStyle w:val="BodyText"/>
       </w:pPr>
-      <w:ins w:id="10161" w:author="Z. Zukowski" w:date="2026-05-22T00:00:00Z">
+      <w:ins w:id="10163" w:author="Z. Zukowski" w:date="2026-05-22T00:00:00Z">
         <w:r>
           <w:t xml:space="preserve">Holmstrom, B. (1979). Moral hazard and observability. The Bell</w:t>
         </w:r>
       </w:ins>
-      <w:ins w:id="10161" w:author="Z. Zukowski" w:date="2026-05-22T00:00:00Z">
-        <w:r>
-          <w:t xml:space="preserve"> </w:t>
-        </w:r>
-      </w:ins>
-      <w:ins w:id="10161" w:author="Z. Zukowski" w:date="2026-05-22T00:00:00Z">
+      <w:ins w:id="10163" w:author="Z. Zukowski" w:date="2026-05-22T00:00:00Z">
+        <w:r>
+          <w:t xml:space="preserve"> </w:t>
+        </w:r>
+      </w:ins>
+      <w:ins w:id="10163" w:author="Z. Zukowski" w:date="2026-05-22T00:00:00Z">
         <w:r>
           <w:t xml:space="preserve">Journal of Economics, 10(1), 74-91. https://doi.org/10.2307/3003320</w:t>
         </w:r>
@@ -25709,27 +25819,27 @@
       <w:pPr>
         <w:pStyle w:val="BodyText"/>
       </w:pPr>
-      <w:ins w:id="10162" w:author="Z. Zukowski" w:date="2026-05-22T00:00:00Z">
+      <w:ins w:id="10164" w:author="Z. Zukowski" w:date="2026-05-22T00:00:00Z">
         <w:r>
           <w:t xml:space="preserve">Hurwicz, L. (1987). Inventing new institutions: The design perspective.</w:t>
         </w:r>
       </w:ins>
-      <w:ins w:id="10162" w:author="Z. Zukowski" w:date="2026-05-22T00:00:00Z">
-        <w:r>
-          <w:t xml:space="preserve"> </w:t>
-        </w:r>
-      </w:ins>
-      <w:ins w:id="10162" w:author="Z. Zukowski" w:date="2026-05-22T00:00:00Z">
+      <w:ins w:id="10164" w:author="Z. Zukowski" w:date="2026-05-22T00:00:00Z">
+        <w:r>
+          <w:t xml:space="preserve"> </w:t>
+        </w:r>
+      </w:ins>
+      <w:ins w:id="10164" w:author="Z. Zukowski" w:date="2026-05-22T00:00:00Z">
         <w:r>
           <w:t xml:space="preserve">American Journal of Agricultural Economics, 69(2), 395-402.</w:t>
         </w:r>
       </w:ins>
-      <w:ins w:id="10162" w:author="Z. Zukowski" w:date="2026-05-22T00:00:00Z">
-        <w:r>
-          <w:t xml:space="preserve"> </w:t>
-        </w:r>
-      </w:ins>
-      <w:ins w:id="10162" w:author="Z. Zukowski" w:date="2026-05-22T00:00:00Z">
+      <w:ins w:id="10164" w:author="Z. Zukowski" w:date="2026-05-22T00:00:00Z">
+        <w:r>
+          <w:t xml:space="preserve"> </w:t>
+        </w:r>
+      </w:ins>
+      <w:ins w:id="10164" w:author="Z. Zukowski" w:date="2026-05-22T00:00:00Z">
         <w:r>
           <w:t xml:space="preserve">https://doi.org/10.2307/1242293</w:t>
         </w:r>
@@ -25871,17 +25981,17 @@
       <w:pPr>
         <w:pStyle w:val="BodyText"/>
       </w:pPr>
-      <w:ins w:id="10163" w:author="Z. Zukowski" w:date="2026-05-22T00:00:00Z">
+      <w:ins w:id="10165" w:author="Z. Zukowski" w:date="2026-05-22T00:00:00Z">
         <w:r>
           <w:t xml:space="preserve">North, D. C. (1990). Institutions, institutional change and economic</w:t>
         </w:r>
       </w:ins>
-      <w:ins w:id="10163" w:author="Z. Zukowski" w:date="2026-05-22T00:00:00Z">
-        <w:r>
-          <w:t xml:space="preserve"> </w:t>
-        </w:r>
-      </w:ins>
-      <w:ins w:id="10163" w:author="Z. Zukowski" w:date="2026-05-22T00:00:00Z">
+      <w:ins w:id="10165" w:author="Z. Zukowski" w:date="2026-05-22T00:00:00Z">
+        <w:r>
+          <w:t xml:space="preserve"> </w:t>
+        </w:r>
+      </w:ins>
+      <w:ins w:id="10165" w:author="Z. Zukowski" w:date="2026-05-22T00:00:00Z">
         <w:r>
           <w:t xml:space="preserve">performance. Cambridge University Press.</w:t>
         </w:r>
@@ -25933,17 +26043,17 @@
       <w:pPr>
         <w:pStyle w:val="BodyText"/>
       </w:pPr>
-      <w:ins w:id="10164" w:author="Z. Zukowski" w:date="2026-05-22T00:00:00Z">
+      <w:ins w:id="10166" w:author="Z. Zukowski" w:date="2026-05-22T00:00:00Z">
         <w:r>
           <w:t xml:space="preserve">Polanyi, K. (1944). The great transformation: The political and</w:t>
         </w:r>
       </w:ins>
-      <w:ins w:id="10164" w:author="Z. Zukowski" w:date="2026-05-22T00:00:00Z">
-        <w:r>
-          <w:t xml:space="preserve"> </w:t>
-        </w:r>
-      </w:ins>
-      <w:ins w:id="10164" w:author="Z. Zukowski" w:date="2026-05-22T00:00:00Z">
+      <w:ins w:id="10166" w:author="Z. Zukowski" w:date="2026-05-22T00:00:00Z">
+        <w:r>
+          <w:t xml:space="preserve"> </w:t>
+        </w:r>
+      </w:ins>
+      <w:ins w:id="10166" w:author="Z. Zukowski" w:date="2026-05-22T00:00:00Z">
         <w:r>
           <w:t xml:space="preserve">economic origins of our time. Farrar &amp; Rinehart.</w:t>
         </w:r>
@@ -26073,27 +26183,27 @@
       <w:pPr>
         <w:pStyle w:val="BodyText"/>
       </w:pPr>
-      <w:ins w:id="10165" w:author="Z. Zukowski" w:date="2026-05-22T00:00:00Z">
+      <w:ins w:id="10167" w:author="Z. Zukowski" w:date="2026-05-22T00:00:00Z">
         <w:r>
           <w:t xml:space="preserve">Schneider, N. (2024). Governable spaces: Democratic design for online</w:t>
         </w:r>
       </w:ins>
-      <w:ins w:id="10165" w:author="Z. Zukowski" w:date="2026-05-22T00:00:00Z">
-        <w:r>
-          <w:t xml:space="preserve"> </w:t>
-        </w:r>
-      </w:ins>
-      <w:ins w:id="10165" w:author="Z. Zukowski" w:date="2026-05-22T00:00:00Z">
+      <w:ins w:id="10167" w:author="Z. Zukowski" w:date="2026-05-22T00:00:00Z">
+        <w:r>
+          <w:t xml:space="preserve"> </w:t>
+        </w:r>
+      </w:ins>
+      <w:ins w:id="10167" w:author="Z. Zukowski" w:date="2026-05-22T00:00:00Z">
         <w:r>
           <w:t xml:space="preserve">life. University of California Press (Luminos Open Access).</w:t>
         </w:r>
       </w:ins>
-      <w:ins w:id="10165" w:author="Z. Zukowski" w:date="2026-05-22T00:00:00Z">
-        <w:r>
-          <w:t xml:space="preserve"> </w:t>
-        </w:r>
-      </w:ins>
-      <w:ins w:id="10165" w:author="Z. Zukowski" w:date="2026-05-22T00:00:00Z">
+      <w:ins w:id="10167" w:author="Z. Zukowski" w:date="2026-05-22T00:00:00Z">
+        <w:r>
+          <w:t xml:space="preserve"> </w:t>
+        </w:r>
+      </w:ins>
+      <w:ins w:id="10167" w:author="Z. Zukowski" w:date="2026-05-22T00:00:00Z">
         <w:r>
           <w:t xml:space="preserve">https://doi.org/10.1525/luminos.181</w:t>
         </w:r>
@@ -26123,27 +26233,27 @@
       <w:pPr>
         <w:pStyle w:val="BodyText"/>
       </w:pPr>
-      <w:ins w:id="10166" w:author="Z. Zukowski" w:date="2026-05-22T00:00:00Z">
+      <w:ins w:id="10168" w:author="Z. Zukowski" w:date="2026-05-22T00:00:00Z">
         <w:r>
           <w:t xml:space="preserve">Shapley, L. S., &amp; Shubik, M. (1954). A method for evaluating the</w:t>
         </w:r>
       </w:ins>
-      <w:ins w:id="10166" w:author="Z. Zukowski" w:date="2026-05-22T00:00:00Z">
-        <w:r>
-          <w:t xml:space="preserve"> </w:t>
-        </w:r>
-      </w:ins>
-      <w:ins w:id="10166" w:author="Z. Zukowski" w:date="2026-05-22T00:00:00Z">
+      <w:ins w:id="10168" w:author="Z. Zukowski" w:date="2026-05-22T00:00:00Z">
+        <w:r>
+          <w:t xml:space="preserve"> </w:t>
+        </w:r>
+      </w:ins>
+      <w:ins w:id="10168" w:author="Z. Zukowski" w:date="2026-05-22T00:00:00Z">
         <w:r>
           <w:t xml:space="preserve">distribution of power in a committee system. American Political Science</w:t>
         </w:r>
       </w:ins>
-      <w:ins w:id="10166" w:author="Z. Zukowski" w:date="2026-05-22T00:00:00Z">
-        <w:r>
-          <w:t xml:space="preserve"> </w:t>
-        </w:r>
-      </w:ins>
-      <w:ins w:id="10166" w:author="Z. Zukowski" w:date="2026-05-22T00:00:00Z">
+      <w:ins w:id="10168" w:author="Z. Zukowski" w:date="2026-05-22T00:00:00Z">
+        <w:r>
+          <w:t xml:space="preserve"> </w:t>
+        </w:r>
+      </w:ins>
+      <w:ins w:id="10168" w:author="Z. Zukowski" w:date="2026-05-22T00:00:00Z">
         <w:r>
           <w:t xml:space="preserve">Review, 48(3), 787-792. https://doi.org/10.2307/1951053</w:t>
         </w:r>
@@ -26153,7 +26263,7 @@
       <w:pPr>
         <w:pStyle w:val="BodyText"/>
       </w:pPr>
-      <w:ins w:id="10167" w:author="Z. Zukowski" w:date="2026-05-22T00:00:00Z">
+      <w:ins w:id="10169" w:author="Z. Zukowski" w:date="2026-05-22T00:00:00Z">
         <w:r>
           <w:t xml:space="preserve">Theil, H. (1967). Economics and information theory. North-Holland.</w:t>
         </w:r>
@@ -26163,17 +26273,17 @@
       <w:pPr>
         <w:pStyle w:val="BodyText"/>
       </w:pPr>
-      <w:ins w:id="10168" w:author="Z. Zukowski" w:date="2026-05-22T00:00:00Z">
+      <w:ins w:id="10170" w:author="Z. Zukowski" w:date="2026-05-22T00:00:00Z">
         <w:r>
           <w:t xml:space="preserve">Tirole, J. (2001). Corporate governance. Econometrica, 69(1), 1-35.</w:t>
         </w:r>
       </w:ins>
-      <w:ins w:id="10168" w:author="Z. Zukowski" w:date="2026-05-22T00:00:00Z">
-        <w:r>
-          <w:t xml:space="preserve"> </w:t>
-        </w:r>
-      </w:ins>
-      <w:ins w:id="10168" w:author="Z. Zukowski" w:date="2026-05-22T00:00:00Z">
+      <w:ins w:id="10170" w:author="Z. Zukowski" w:date="2026-05-22T00:00:00Z">
+        <w:r>
+          <w:t xml:space="preserve"> </w:t>
+        </w:r>
+      </w:ins>
+      <w:ins w:id="10170" w:author="Z. Zukowski" w:date="2026-05-22T00:00:00Z">
         <w:r>
           <w:t xml:space="preserve">https://doi.org/10.1111/1468-0262.00177</w:t>
         </w:r>
@@ -26401,17 +26511,17 @@
       <w:pPr>
         <w:pStyle w:val="BodyText"/>
       </w:pPr>
-      <w:ins w:id="10169" w:author="Z. Zukowski" w:date="2026-05-22T00:00:00Z">
+      <w:ins w:id="10171" w:author="Z. Zukowski" w:date="2026-05-22T00:00:00Z">
         <w:r>
           <w:t xml:space="preserve">Zukowski, Z. (2026e). Why token governance concentrates: A Polanyian</w:t>
         </w:r>
       </w:ins>
-      <w:ins w:id="10169" w:author="Z. Zukowski" w:date="2026-05-22T00:00:00Z">
-        <w:r>
-          <w:t xml:space="preserve"> </w:t>
-        </w:r>
-      </w:ins>
-      <w:ins w:id="10169" w:author="Z. Zukowski" w:date="2026-05-22T00:00:00Z">
+      <w:ins w:id="10171" w:author="Z. Zukowski" w:date="2026-05-22T00:00:00Z">
+        <w:r>
+          <w:t xml:space="preserve"> </w:t>
+        </w:r>
+      </w:ins>
+      <w:ins w:id="10171" w:author="Z. Zukowski" w:date="2026-05-22T00:00:00Z">
         <w:r>
           <w:t xml:space="preserve">extension to the fourth fictitious commodity. Working manuscript.</w:t>
         </w:r>

--- a/b2/paper/B2_Frontiers_R2_tracked_changes.docx
+++ b/b2/paper/B2_Frontiers_R2_tracked_changes.docx
@@ -7309,7 +7309,7 @@
     </w:p>
     <w:bookmarkEnd w:id="42"/>
     <w:bookmarkEnd w:id="43"/>
-    <w:bookmarkStart w:id="78" w:name="results"/>
+    <w:bookmarkStart w:id="81" w:name="results"/>
     <w:p>
       <w:pPr>
         <w:pStyle w:val="Heading1"/>
@@ -20936,7 +20936,7 @@
     </w:p>
     <w:bookmarkEnd w:id="66"/>
     <w:bookmarkEnd w:id="67"/>
-    <w:bookmarkStart w:id="77" w:name="robustness-leave-one-out-sensitivity"/>
+    <w:bookmarkStart w:id="80" w:name="robustness-leave-one-out-sensitivity"/>
     <w:p>
       <w:pPr>
         <w:pStyle w:val="Heading2"/>
@@ -22012,261 +22012,40 @@
         <w:t xml:space="preserve">subsidy influence is singular.</w:t>
       </w:r>
     </w:p>
+    <w:bookmarkStart w:id="76" w:name="voting-hhi-methodology-robustness"/>
+    <w:p>
+      <w:pPr>
+        <w:pStyle w:val="Heading3"/>
+      </w:pPr>
+      <w:r>
+        <w:t xml:space="preserve">4.6.1 Voting-HHI methodology robustness</w:t>
+      </w:r>
+    </w:p>
+    <w:p>
+      <w:pPr>
+        <w:pStyle w:val="FirstParagraph"/>
+      </w:pPr>
+      <w:ins w:id="10097" w:author="Z. Zukowski" w:date="2026-05-22T00:00:00Z">
+        <w:r>
+          <w:t xml:space="preserve">The Section 4.5 amplification finding is sensitive to three methodology choices: delegate-sample depth on Tally, symmetric PCA exclusion on Snapshot, and proper-weight versus vote-count methodology on Solana VSR protocols. We address each in turn.</w:t>
+        </w:r>
+      </w:ins>
+    </w:p>
     <w:p>
       <w:pPr>
         <w:pStyle w:val="BodyText"/>
       </w:pPr>
-      <w:ins w:id="10097" w:author="Z. Zukowski" w:date="2026-05-22T00:00:00Z">
-        <w:r>
-          <w:t xml:space="preserve">The predominant-amplification finding in Section 4.5 also requires a</w:t>
-        </w:r>
-      </w:ins>
-      <w:ins w:id="10097" w:author="Z. Zukowski" w:date="2026-05-22T00:00:00Z">
-        <w:r>
-          <w:t xml:space="preserve"> </w:t>
-        </w:r>
-      </w:ins>
-      <w:ins w:id="10097" w:author="Z. Zukowski" w:date="2026-05-22T00:00:00Z">
-        <w:r>
-          <w:t xml:space="preserve">robustness check on the voting-HHI methodology. The Table 6 voting HHI</w:t>
-        </w:r>
-      </w:ins>
-      <w:ins w:id="10097" w:author="Z. Zukowski" w:date="2026-05-22T00:00:00Z">
-        <w:r>
-          <w:t xml:space="preserve"> </w:t>
-        </w:r>
-      </w:ins>
-      <w:ins w:id="10097" w:author="Z. Zukowski" w:date="2026-05-22T00:00:00Z">
-        <w:r>
-          <w:t xml:space="preserve">follows established delegation-HHI literature (Fritsch et al., 2024) by</w:t>
-        </w:r>
-      </w:ins>
-      <w:ins w:id="10097" w:author="Z. Zukowski" w:date="2026-05-22T00:00:00Z">
-        <w:r>
-          <w:t xml:space="preserve"> </w:t>
-        </w:r>
-      </w:ins>
-      <w:ins w:id="10097" w:author="Z. Zukowski" w:date="2026-05-22T00:00:00Z">
-        <w:r>
-          <w:t xml:space="preserve">including all delegates with non-zero voting power, regardless of</w:t>
-        </w:r>
-      </w:ins>
-      <w:ins w:id="10097" w:author="Z. Zukowski" w:date="2026-05-22T00:00:00Z">
-        <w:r>
-          <w:t xml:space="preserve"> </w:t>
-        </w:r>
-      </w:ins>
-      <w:ins w:id="10097" w:author="Z. Zukowski" w:date="2026-05-22T00:00:00Z">
-        <w:r>
-          <w:t xml:space="preserve">whether the delegate is a protocol-controlled entity. Applying</w:t>
-        </w:r>
-      </w:ins>
-      <w:ins w:id="10097" w:author="Z. Zukowski" w:date="2026-05-22T00:00:00Z">
-        <w:r>
-          <w:t xml:space="preserve"> </w:t>
-        </w:r>
-      </w:ins>
-      <w:ins w:id="10097" w:author="Z. Zukowski" w:date="2026-05-22T00:00:00Z">
-        <w:r>
-          <w:t xml:space="preserve">protocol-controlled-address exclusion symmetrically (excluding</w:t>
-        </w:r>
-      </w:ins>
-      <w:ins w:id="10097" w:author="Z. Zukowski" w:date="2026-05-22T00:00:00Z">
-        <w:r>
-          <w:t xml:space="preserve"> </w:t>
-        </w:r>
-      </w:ins>
-      <w:ins w:id="10097" w:author="Z. Zukowski" w:date="2026-05-22T00:00:00Z">
-        <w:r>
-          <w:t xml:space="preserve">foundation, treasury, and aggregation-contract delegates from voting</w:t>
-        </w:r>
-      </w:ins>
-      <w:ins w:id="10097" w:author="Z. Zukowski" w:date="2026-05-22T00:00:00Z">
-        <w:r>
-          <w:t xml:space="preserve"> </w:t>
-        </w:r>
-      </w:ins>
-      <w:ins w:id="10097" w:author="Z. Zukowski" w:date="2026-05-22T00:00:00Z">
-        <w:r>
-          <w:t xml:space="preserve">HHI as we exclude them from holding HHI) requires careful methodology</w:t>
-        </w:r>
-      </w:ins>
-      <w:ins w:id="10097" w:author="Z. Zukowski" w:date="2026-05-22T00:00:00Z">
-        <w:r>
-          <w:t xml:space="preserve"> </w:t>
-        </w:r>
-      </w:ins>
-      <w:ins w:id="10097" w:author="Z. Zukowski" w:date="2026-05-22T00:00:00Z">
-        <w:r>
-          <w:t xml:space="preserve">because PCA addresses appear in three structurally distinct surface</w:t>
-        </w:r>
-      </w:ins>
-      <w:ins w:id="10097" w:author="Z. Zukowski" w:date="2026-05-22T00:00:00Z">
-        <w:r>
-          <w:t xml:space="preserve"> </w:t>
-        </w:r>
-      </w:ins>
-      <w:ins w:id="10097" w:author="Z. Zukowski" w:date="2026-05-22T00:00:00Z">
-        <w:r>
-          <w:t xml:space="preserve">classes: (a) holder-side custody addresses (treasury safes, vesting</w:t>
-        </w:r>
-      </w:ins>
-      <w:ins w:id="10097" w:author="Z. Zukowski" w:date="2026-05-22T00:00:00Z">
-        <w:r>
-          <w:t xml:space="preserve"> </w:t>
-        </w:r>
-      </w:ins>
-      <w:ins w:id="10097" w:author="Z. Zukowski" w:date="2026-05-22T00:00:00Z">
-        <w:r>
-          <w:t xml:space="preserve">multisigs, foundation cold wallets, staking-aggregation contracts,</w:t>
-        </w:r>
-      </w:ins>
-      <w:ins w:id="10097" w:author="Z. Zukowski" w:date="2026-05-22T00:00:00Z">
-        <w:r>
-          <w:t xml:space="preserve"> </w:t>
-        </w:r>
-      </w:ins>
-      <w:ins w:id="10097" w:author="Z. Zukowski" w:date="2026-05-22T00:00:00Z">
-        <w:r>
-          <w:t xml:space="preserve">CEX hot wallets, burn destinations) captured in</w:t>
-        </w:r>
-      </w:ins>
-      <w:ins w:id="10097" w:author="Z. Zukowski" w:date="2026-05-22T00:00:00Z">
-        <w:r>
-          <w:t xml:space="preserve"> </w:t>
-        </w:r>
-      </w:ins>
-      <w:ins w:id="10097" w:author="Z. Zukowski" w:date="2026-05-22T00:00:00Z">
-        <w:r>
-          <w:rPr>
-            <w:rStyle w:val="VerbatimChar"/>
-          </w:rPr>
-          <w:t xml:space="preserve">exclusions_log.csv</w:t>
-        </w:r>
-      </w:ins>
-      <w:ins w:id="10097" w:author="Z. Zukowski" w:date="2026-05-22T00:00:00Z">
-        <w:r>
-          <w:t xml:space="preserve">; (b) signer-side governance-operation addresses</w:t>
-        </w:r>
-      </w:ins>
-      <w:ins w:id="10097" w:author="Z. Zukowski" w:date="2026-05-22T00:00:00Z">
-        <w:r>
-          <w:t xml:space="preserve"> </w:t>
-        </w:r>
-      </w:ins>
-      <w:ins w:id="10097" w:author="Z. Zukowski" w:date="2026-05-22T00:00:00Z">
-        <w:r>
-          <w:t xml:space="preserve">(foundation operational signing wallets distinct from custody</w:t>
-        </w:r>
-      </w:ins>
-      <w:ins w:id="10097" w:author="Z. Zukowski" w:date="2026-05-22T00:00:00Z">
-        <w:r>
-          <w:t xml:space="preserve"> </w:t>
-        </w:r>
-      </w:ins>
-      <w:ins w:id="10097" w:author="Z. Zukowski" w:date="2026-05-22T00:00:00Z">
-        <w:r>
-          <w:t xml:space="preserve">addresses; for example Compound Foundation</w:t>
-        </w:r>
-      </w:ins>
-      <w:ins w:id="10097" w:author="Z. Zukowski" w:date="2026-05-22T00:00:00Z">
-        <w:r>
-          <w:t xml:space="preserve"> </w:t>
-        </w:r>
-      </w:ins>
-      <w:ins w:id="10097" w:author="Z. Zukowski" w:date="2026-05-22T00:00:00Z">
-        <w:r>
-          <w:rPr>
-            <w:rStyle w:val="VerbatimChar"/>
-          </w:rPr>
-          <w:t xml:space="preserve">0xb06df4dd...</w:t>
-        </w:r>
-      </w:ins>
-      <w:ins w:id="10097" w:author="Z. Zukowski" w:date="2026-05-22T00:00:00Z">
-        <w:r>
-          <w:t xml:space="preserve">,</w:t>
-        </w:r>
-      </w:ins>
-      <w:ins w:id="10097" w:author="Z. Zukowski" w:date="2026-05-22T00:00:00Z">
-        <w:r>
-          <w:t xml:space="preserve"> </w:t>
-        </w:r>
-      </w:ins>
-      <w:ins w:id="10097" w:author="Z. Zukowski" w:date="2026-05-22T00:00:00Z">
-        <w:r>
-          <w:t xml:space="preserve">Balancer DAO multisig</w:t>
-        </w:r>
-      </w:ins>
-      <w:ins w:id="10097" w:author="Z. Zukowski" w:date="2026-05-22T00:00:00Z">
-        <w:r>
-          <w:t xml:space="preserve"> </w:t>
-        </w:r>
-      </w:ins>
-      <w:ins w:id="10097" w:author="Z. Zukowski" w:date="2026-05-22T00:00:00Z">
-        <w:r>
-          <w:rPr>
-            <w:rStyle w:val="VerbatimChar"/>
-          </w:rPr>
-          <w:t xml:space="preserve">0xad9992f3...</w:t>
-        </w:r>
-      </w:ins>
-      <w:ins w:id="10097" w:author="Z. Zukowski" w:date="2026-05-22T00:00:00Z">
-        <w:r>
-          <w:t xml:space="preserve">, Kevin Owocki / Gitcoin</w:t>
-        </w:r>
-      </w:ins>
-      <w:ins w:id="10097" w:author="Z. Zukowski" w:date="2026-05-22T00:00:00Z">
-        <w:r>
-          <w:t xml:space="preserve"> </w:t>
-        </w:r>
-      </w:ins>
-      <w:ins w:id="10097" w:author="Z. Zukowski" w:date="2026-05-22T00:00:00Z">
-        <w:r>
-          <w:t xml:space="preserve">Maintainer</w:t>
-        </w:r>
-      </w:ins>
-      <w:ins w:id="10097" w:author="Z. Zukowski" w:date="2026-05-22T00:00:00Z">
-        <w:r>
-          <w:t xml:space="preserve"> </w:t>
-        </w:r>
-      </w:ins>
-      <w:ins w:id="10097" w:author="Z. Zukowski" w:date="2026-05-22T00:00:00Z">
-        <w:r>
-          <w:rPr>
-            <w:rStyle w:val="VerbatimChar"/>
-          </w:rPr>
-          <w:t xml:space="preserve">0x00de4b13...</w:t>
-        </w:r>
-      </w:ins>
-      <w:ins w:id="10097" w:author="Z. Zukowski" w:date="2026-05-22T00:00:00Z">
-        <w:r>
-          <w:t xml:space="preserve">, WXM Hedgey-vested insider</w:t>
-        </w:r>
-      </w:ins>
-      <w:ins w:id="10097" w:author="Z. Zukowski" w:date="2026-05-22T00:00:00Z">
-        <w:r>
-          <w:t xml:space="preserve"> </w:t>
-        </w:r>
-      </w:ins>
-      <w:ins w:id="10097" w:author="Z. Zukowski" w:date="2026-05-22T00:00:00Z">
-        <w:r>
-          <w:rPr>
-            <w:rStyle w:val="VerbatimChar"/>
-          </w:rPr>
-          <w:t xml:space="preserve">0x96d8901a...</w:t>
-        </w:r>
-      </w:ins>
-      <w:ins w:id="10097" w:author="Z. Zukowski" w:date="2026-05-22T00:00:00Z">
-        <w:r>
-          <w:t xml:space="preserve">) captured in the sibling canonical store</w:t>
-        </w:r>
-      </w:ins>
-      <w:ins w:id="10097" w:author="Z. Zukowski" w:date="2026-05-22T00:00:00Z">
-        <w:r>
-          <w:t xml:space="preserve"> </w:t>
-        </w:r>
-      </w:ins>
-      <w:ins w:id="10097" w:author="Z. Zukowski" w:date="2026-05-22T00:00:00Z">
+      <w:ins w:id="10098" w:author="Z. Zukowski" w:date="2026-05-22T00:00:00Z">
+        <w:r>
+          <w:t xml:space="preserve">Table 6 follows established delegation-HHI literature (Fritsch et al., 2024) by including all delegates with non-zero voting power. Applying PCA exclusion symmetrically on the voting side requires distinguishing three structurally distinct surface classes: holder-side custody addresses (treasury safes, vesting multisigs, foundation cold wallets, staking-aggregation contracts, CEX hot wallets, burn destinations); signer-side governance-operation addresses (foundation operational signing wallets distinct from custody, introduced in this revision via the sibling canonical store</w:t>
+        </w:r>
+      </w:ins>
+      <w:ins w:id="10098" w:author="Z. Zukowski" w:date="2026-05-22T00:00:00Z">
+        <w:r>
+          <w:t xml:space="preserve"> </w:t>
+        </w:r>
+      </w:ins>
+      <w:ins w:id="10098" w:author="Z. Zukowski" w:date="2026-05-22T00:00:00Z">
         <w:r>
           <w:rPr>
             <w:rStyle w:val="VerbatimChar"/>
@@ -22274,100 +22053,9 @@
           <w:t xml:space="preserve">exclusions_log_signer.csv</w:t>
         </w:r>
       </w:ins>
-      <w:ins w:id="10097" w:author="Z. Zukowski" w:date="2026-05-22T00:00:00Z">
-        <w:r>
-          <w:t xml:space="preserve"> </w:t>
-        </w:r>
-      </w:ins>
-      <w:ins w:id="10097" w:author="Z. Zukowski" w:date="2026-05-22T00:00:00Z">
-        <w:r>
-          <w:t xml:space="preserve">introduced this revision; and (c) off-Realms</w:t>
-        </w:r>
-      </w:ins>
-      <w:ins w:id="10097" w:author="Z. Zukowski" w:date="2026-05-22T00:00:00Z">
-        <w:r>
-          <w:t xml:space="preserve"> </w:t>
-        </w:r>
-      </w:ins>
-      <w:ins w:id="10097" w:author="Z. Zukowski" w:date="2026-05-22T00:00:00Z">
-        <w:r>
-          <w:t xml:space="preserve">custody multisigs for Solana protocols (Drift Foundation Squads V4</w:t>
-        </w:r>
-      </w:ins>
-      <w:ins w:id="10097" w:author="Z. Zukowski" w:date="2026-05-22T00:00:00Z">
-        <w:r>
-          <w:t xml:space="preserve"> </w:t>
-        </w:r>
-      </w:ins>
-      <w:ins w:id="10097" w:author="Z. Zukowski" w:date="2026-05-22T00:00:00Z">
-        <w:r>
-          <w:t xml:space="preserve">multisig</w:t>
-        </w:r>
-      </w:ins>
-      <w:ins w:id="10097" w:author="Z. Zukowski" w:date="2026-05-22T00:00:00Z">
-        <w:r>
-          <w:t xml:space="preserve"> </w:t>
-        </w:r>
-      </w:ins>
-      <w:ins w:id="10097" w:author="Z. Zukowski" w:date="2026-05-22T00:00:00Z">
-        <w:r>
-          <w:rPr>
-            <w:rStyle w:val="VerbatimChar"/>
-          </w:rPr>
-          <w:t xml:space="preserve">9Wiiyvy8...</w:t>
-        </w:r>
-      </w:ins>
-      <w:ins w:id="10097" w:author="Z. Zukowski" w:date="2026-05-22T00:00:00Z">
-        <w:r>
-          <w:t xml:space="preserve">; Helium Foundation treasury</w:t>
-        </w:r>
-      </w:ins>
-      <w:ins w:id="10097" w:author="Z. Zukowski" w:date="2026-05-22T00:00:00Z">
-        <w:r>
-          <w:t xml:space="preserve"> </w:t>
-        </w:r>
-      </w:ins>
-      <w:ins w:id="10097" w:author="Z. Zukowski" w:date="2026-05-22T00:00:00Z">
-        <w:r>
-          <w:rPr>
-            <w:rStyle w:val="VerbatimChar"/>
-          </w:rPr>
-          <w:t xml:space="preserve">AguTdjm...</w:t>
-        </w:r>
-      </w:ins>
-      <w:ins w:id="10097" w:author="Z. Zukowski" w:date="2026-05-22T00:00:00Z">
-        <w:r>
-          <w:t xml:space="preserve">) which do not appear in either the on-Realms voter set</w:t>
-        </w:r>
-      </w:ins>
-      <w:ins w:id="10097" w:author="Z. Zukowski" w:date="2026-05-22T00:00:00Z">
-        <w:r>
-          <w:t xml:space="preserve"> </w:t>
-        </w:r>
-      </w:ins>
-      <w:ins w:id="10097" w:author="Z. Zukowski" w:date="2026-05-22T00:00:00Z">
-        <w:r>
-          <w:t xml:space="preserve">or in Snapshot voter pools because Solana PCAs structurally separate</w:t>
-        </w:r>
-      </w:ins>
-      <w:ins w:id="10097" w:author="Z. Zukowski" w:date="2026-05-22T00:00:00Z">
-        <w:r>
-          <w:t xml:space="preserve"> </w:t>
-        </w:r>
-      </w:ins>
-      <w:ins w:id="10097" w:author="Z. Zukowski" w:date="2026-05-22T00:00:00Z">
-        <w:r>
-          <w:t xml:space="preserve">custody from governance signing.</w:t>
-        </w:r>
-      </w:ins>
-    </w:p>
-    <w:p>
-      <w:pPr>
-        <w:pStyle w:val="BodyText"/>
-      </w:pPr>
       <w:ins w:id="10098" w:author="Z. Zukowski" w:date="2026-05-22T00:00:00Z">
         <w:r>
-          <w:t xml:space="preserve">Applying symmetric PCA exclusion across all three surface classes for</w:t>
+          <w:t xml:space="preserve">); and off-Realms custody multisigs for Solana protocols, which do not appear in either on-Realms voter sets or Snapshot voter pools because Solana PCAs structurally separate custody from governance signing. Per-address detail for all three classes is in</w:t>
         </w:r>
       </w:ins>
       <w:ins w:id="10098" w:author="Z. Zukowski" w:date="2026-05-22T00:00:00Z">
@@ -22375,1130 +22063,8 @@
           <w:t xml:space="preserve"> </w:t>
         </w:r>
       </w:ins>
-      <w:ins w:id="10098" w:author="Z. Zukowski" w:date="2026-05-22T00:00:00Z">
-        <w:r>
-          <w:t xml:space="preserve">the cross-section yields several substantive results.</w:t>
-        </w:r>
-      </w:ins>
-    </w:p>
-    <w:p>
-      <w:pPr>
-        <w:pStyle w:val="BodyText"/>
-      </w:pPr>
-      <w:ins w:id="10099" w:author="Z. Zukowski" w:date="2026-05-22T00:00:00Z">
-        <w:r>
-          <w:t xml:space="preserve">For four Tally-sourced protocols at all-delegates depth (AAVE</w:t>
-        </w:r>
-      </w:ins>
-      <w:ins w:id="10099" w:author="Z. Zukowski" w:date="2026-05-22T00:00:00Z">
-        <w:r>
-          <w:t xml:space="preserve"> </w:t>
-        </w:r>
-      </w:ins>
-      <w:ins w:id="10099" w:author="Z. Zukowski" w:date="2026-05-22T00:00:00Z">
-        <w:r>
-          <w:t xml:space="preserve">N=150,911; COMP N=18,627; UNI N=48,707; ARB N=437,453), PCA-symmetric</w:t>
-        </w:r>
-      </w:ins>
-      <w:ins w:id="10099" w:author="Z. Zukowski" w:date="2026-05-22T00:00:00Z">
-        <w:r>
-          <w:t xml:space="preserve"> </w:t>
-        </w:r>
-      </w:ins>
-      <w:ins w:id="10099" w:author="Z. Zukowski" w:date="2026-05-22T00:00:00Z">
-        <w:r>
-          <w:t xml:space="preserve">voting HHI values shift modestly from the top-1000 sample</w:t>
-        </w:r>
-      </w:ins>
-      <w:ins w:id="10099" w:author="Z. Zukowski" w:date="2026-05-22T00:00:00Z">
-        <w:r>
-          <w:t xml:space="preserve"> </w:t>
-        </w:r>
-      </w:ins>
-      <w:ins w:id="10099" w:author="Z. Zukowski" w:date="2026-05-22T00:00:00Z">
-        <w:r>
-          <w:t xml:space="preserve">baseline: AAVE 0.0357 to 0.0324 (delta minus 0.0033); COMP 0.0516</w:t>
-        </w:r>
-      </w:ins>
-      <w:ins w:id="10099" w:author="Z. Zukowski" w:date="2026-05-22T00:00:00Z">
-        <w:r>
-          <w:t xml:space="preserve"> </w:t>
-        </w:r>
-      </w:ins>
-      <w:ins w:id="10099" w:author="Z. Zukowski" w:date="2026-05-22T00:00:00Z">
-        <w:r>
-          <w:t xml:space="preserve">unchanged across the top-1000-to-all-delegates sweep (three additional</w:t>
-        </w:r>
-      </w:ins>
-      <w:ins w:id="10099" w:author="Z. Zukowski" w:date="2026-05-22T00:00:00Z">
-        <w:r>
-          <w:t xml:space="preserve"> </w:t>
-        </w:r>
-      </w:ins>
-      <w:ins w:id="10099" w:author="Z. Zukowski" w:date="2026-05-22T00:00:00Z">
-        <w:r>
-          <w:t xml:space="preserve">PCAs detected at deeper N have negligible voting share); UNI 0.0267</w:t>
-        </w:r>
-      </w:ins>
-      <w:ins w:id="10099" w:author="Z. Zukowski" w:date="2026-05-22T00:00:00Z">
-        <w:r>
-          <w:t xml:space="preserve"> </w:t>
-        </w:r>
-      </w:ins>
-      <w:ins w:id="10099" w:author="Z. Zukowski" w:date="2026-05-22T00:00:00Z">
-        <w:r>
-          <w:t xml:space="preserve">unchanged; ARB 0.0340 to 0.0320 (delta minus 0.002). All four sweeps</w:t>
-        </w:r>
-      </w:ins>
-      <w:ins w:id="10099" w:author="Z. Zukowski" w:date="2026-05-22T00:00:00Z">
-        <w:r>
-          <w:t xml:space="preserve"> </w:t>
-        </w:r>
-      </w:ins>
-      <w:ins w:id="10099" w:author="Z. Zukowski" w:date="2026-05-22T00:00:00Z">
-        <w:r>
-          <w:t xml:space="preserve">produce HHI shifts below 0.005. ARB at the maximum 437,453-delegate</w:t>
-        </w:r>
-      </w:ins>
-      <w:ins w:id="10099" w:author="Z. Zukowski" w:date="2026-05-22T00:00:00Z">
-        <w:r>
-          <w:t xml:space="preserve"> </w:t>
-        </w:r>
-      </w:ins>
-      <w:ins w:id="10099" w:author="Z. Zukowski" w:date="2026-05-22T00:00:00Z">
-        <w:r>
-          <w:t xml:space="preserve">depth serves as the deepest-N anchor for reviewer-defensibility</w:t>
-        </w:r>
-      </w:ins>
-      <w:ins w:id="10099" w:author="Z. Zukowski" w:date="2026-05-22T00:00:00Z">
-        <w:r>
-          <w:t xml:space="preserve"> </w:t>
-        </w:r>
-      </w:ins>
-      <w:ins w:id="10099" w:author="Z. Zukowski" w:date="2026-05-22T00:00:00Z">
-        <w:r>
-          <w:t xml:space="preserve">against the methodology-asked surface. The remaining six Tally-sourced</w:t>
-        </w:r>
-      </w:ins>
-      <w:ins w:id="10099" w:author="Z. Zukowski" w:date="2026-05-22T00:00:00Z">
-        <w:r>
-          <w:t xml:space="preserve"> </w:t>
-        </w:r>
-      </w:ins>
-      <w:ins w:id="10099" w:author="Z. Zukowski" w:date="2026-05-22T00:00:00Z">
-        <w:r>
-          <w:t xml:space="preserve">protocols (OP, ENS, GMX, GTC, W, DIMO) retain top-1000</w:t>
-        </w:r>
-      </w:ins>
-      <w:ins w:id="10099" w:author="Z. Zukowski" w:date="2026-05-22T00:00:00Z">
-        <w:r>
-          <w:t xml:space="preserve"> </w:t>
-        </w:r>
-      </w:ins>
-      <w:ins w:id="10099" w:author="Z. Zukowski" w:date="2026-05-22T00:00:00Z">
-        <w:r>
-          <w:t xml:space="preserve">sample-depth values as the methodology-floor canonical, empirically</w:t>
-        </w:r>
-      </w:ins>
-      <w:ins w:id="10099" w:author="Z. Zukowski" w:date="2026-05-22T00:00:00Z">
-        <w:r>
-          <w:t xml:space="preserve"> </w:t>
-        </w:r>
-      </w:ins>
-      <w:ins w:id="10099" w:author="Z. Zukowski" w:date="2026-05-22T00:00:00Z">
-        <w:r>
-          <w:t xml:space="preserve">validated by the four deeper-N sweeps. The top-1000 sample is robust</w:t>
-        </w:r>
-      </w:ins>
-      <w:ins w:id="10099" w:author="Z. Zukowski" w:date="2026-05-22T00:00:00Z">
-        <w:r>
-          <w:t xml:space="preserve"> </w:t>
-        </w:r>
-      </w:ins>
-      <w:ins w:id="10099" w:author="Z. Zukowski" w:date="2026-05-22T00:00:00Z">
-        <w:r>
-          <w:t xml:space="preserve">because PCAs concentrate at the top of the distribution and tail</w:t>
-        </w:r>
-      </w:ins>
-      <w:ins w:id="10099" w:author="Z. Zukowski" w:date="2026-05-22T00:00:00Z">
-        <w:r>
-          <w:t xml:space="preserve"> </w:t>
-        </w:r>
-      </w:ins>
-      <w:ins w:id="10099" w:author="Z. Zukowski" w:date="2026-05-22T00:00:00Z">
-        <w:r>
-          <w:t xml:space="preserve">delegates have share-squared contributions below ten to the negative</w:t>
-        </w:r>
-      </w:ins>
-      <w:ins w:id="10099" w:author="Z. Zukowski" w:date="2026-05-22T00:00:00Z">
-        <w:r>
-          <w:t xml:space="preserve"> </w:t>
-        </w:r>
-      </w:ins>
-      <w:ins w:id="10099" w:author="Z. Zukowski" w:date="2026-05-22T00:00:00Z">
-        <w:r>
-          <w:t xml:space="preserve">four.</w:t>
-        </w:r>
-      </w:ins>
-    </w:p>
-    <w:p>
-      <w:pPr>
-        <w:pStyle w:val="BodyText"/>
-      </w:pPr>
-      <w:ins w:id="10100" w:author="Z. Zukowski" w:date="2026-05-22T00:00:00Z">
-        <w:r>
-          <w:t xml:space="preserve">For Snapshot voter pools across 13 protocols (UNI, COMP, LDO, DIMO,</w:t>
-        </w:r>
-      </w:ins>
-      <w:ins w:id="10100" w:author="Z. Zukowski" w:date="2026-05-22T00:00:00Z">
-        <w:r>
-          <w:t xml:space="preserve"> </w:t>
-        </w:r>
-      </w:ins>
-      <w:ins w:id="10100" w:author="Z. Zukowski" w:date="2026-05-22T00:00:00Z">
-        <w:r>
-          <w:t xml:space="preserve">WXM, ARB, BAL, GTC, MPL_SYRUP, POKT, plus cross-source AAVE, ENS,</w:t>
-        </w:r>
-      </w:ins>
-      <w:ins w:id="10100" w:author="Z. Zukowski" w:date="2026-05-22T00:00:00Z">
-        <w:r>
-          <w:t xml:space="preserve"> </w:t>
-        </w:r>
-      </w:ins>
-      <w:ins w:id="10100" w:author="Z. Zukowski" w:date="2026-05-22T00:00:00Z">
-        <w:r>
-          <w:t xml:space="preserve">GMX), holder-side PCA-address-based symmetric exclusion detects zero</w:t>
-        </w:r>
-      </w:ins>
-      <w:ins w:id="10100" w:author="Z. Zukowski" w:date="2026-05-22T00:00:00Z">
-        <w:r>
-          <w:t xml:space="preserve"> </w:t>
-        </w:r>
-      </w:ins>
-      <w:ins w:id="10100" w:author="Z. Zukowski" w:date="2026-05-22T00:00:00Z">
-        <w:r>
-          <w:t xml:space="preserve">PCA voters across 12,878 voter rows. Snapshot voter pools (off-chain</w:t>
-        </w:r>
-      </w:ins>
-      <w:ins w:id="10100" w:author="Z. Zukowski" w:date="2026-05-22T00:00:00Z">
-        <w:r>
-          <w:t xml:space="preserve"> </w:t>
-        </w:r>
-      </w:ins>
-      <w:ins w:id="10100" w:author="Z. Zukowski" w:date="2026-05-22T00:00:00Z">
-        <w:r>
-          <w:t xml:space="preserve">message signers) are structurally disjoint from the holder-side</w:t>
-        </w:r>
-      </w:ins>
-      <w:ins w:id="10100" w:author="Z. Zukowski" w:date="2026-05-22T00:00:00Z">
-        <w:r>
-          <w:t xml:space="preserve"> </w:t>
-        </w:r>
-      </w:ins>
-      <w:ins w:id="10100" w:author="Z. Zukowski" w:date="2026-05-22T00:00:00Z">
-        <w:r>
-          <w:t xml:space="preserve">PCA-address taxonomy. However, functional-PCA voters operate via</w:t>
-        </w:r>
-      </w:ins>
-      <w:ins w:id="10100" w:author="Z. Zukowski" w:date="2026-05-22T00:00:00Z">
-        <w:r>
-          <w:t xml:space="preserve"> </w:t>
-        </w:r>
-      </w:ins>
-      <w:ins w:id="10100" w:author="Z. Zukowski" w:date="2026-05-22T00:00:00Z">
-        <w:r>
-          <w:t xml:space="preserve">signer-side addresses that are not captured in</w:t>
-        </w:r>
-      </w:ins>
-      <w:ins w:id="10100" w:author="Z. Zukowski" w:date="2026-05-22T00:00:00Z">
-        <w:r>
-          <w:t xml:space="preserve"> </w:t>
-        </w:r>
-      </w:ins>
-      <w:ins w:id="10100" w:author="Z. Zukowski" w:date="2026-05-22T00:00:00Z">
-        <w:r>
-          <w:rPr>
-            <w:rStyle w:val="VerbatimChar"/>
-          </w:rPr>
-          <w:t xml:space="preserve">exclusions_log.csv</w:t>
-        </w:r>
-      </w:ins>
-      <w:ins w:id="10100" w:author="Z. Zukowski" w:date="2026-05-22T00:00:00Z">
-        <w:r>
-          <w:t xml:space="preserve"> </w:t>
-        </w:r>
-      </w:ins>
-      <w:ins w:id="10100" w:author="Z. Zukowski" w:date="2026-05-22T00:00:00Z">
-        <w:r>
-          <w:t xml:space="preserve">but ARE substantial in voting weight: Compound</w:t>
-        </w:r>
-      </w:ins>
-      <w:ins w:id="10100" w:author="Z. Zukowski" w:date="2026-05-22T00:00:00Z">
-        <w:r>
-          <w:t xml:space="preserve"> </w:t>
-        </w:r>
-      </w:ins>
-      <w:ins w:id="10100" w:author="Z. Zukowski" w:date="2026-05-22T00:00:00Z">
-        <w:r>
-          <w:t xml:space="preserve">Foundation (25.01 percent of COMP Snapshot voting weight); Balancer</w:t>
-        </w:r>
-      </w:ins>
-      <w:ins w:id="10100" w:author="Z. Zukowski" w:date="2026-05-22T00:00:00Z">
-        <w:r>
-          <w:t xml:space="preserve"> </w:t>
-        </w:r>
-      </w:ins>
-      <w:ins w:id="10100" w:author="Z. Zukowski" w:date="2026-05-22T00:00:00Z">
-        <w:r>
-          <w:t xml:space="preserve">DAO multisig (51.95 percent of BAL); Kevin Owocki / Gitcoin</w:t>
-        </w:r>
-      </w:ins>
-      <w:ins w:id="10100" w:author="Z. Zukowski" w:date="2026-05-22T00:00:00Z">
-        <w:r>
-          <w:t xml:space="preserve"> </w:t>
-        </w:r>
-      </w:ins>
-      <w:ins w:id="10100" w:author="Z. Zukowski" w:date="2026-05-22T00:00:00Z">
-        <w:r>
-          <w:t xml:space="preserve">Maintainer (27.93 percent of GTC); WXM Hedgey-vested insider (74.04</w:t>
-        </w:r>
-      </w:ins>
-      <w:ins w:id="10100" w:author="Z. Zukowski" w:date="2026-05-22T00:00:00Z">
-        <w:r>
-          <w:t xml:space="preserve"> </w:t>
-        </w:r>
-      </w:ins>
-      <w:ins w:id="10100" w:author="Z. Zukowski" w:date="2026-05-22T00:00:00Z">
-        <w:r>
-          <w:t xml:space="preserve">percent of WXM). The original DIMO Foundation candidate cluster (rank-1</w:t>
-        </w:r>
-      </w:ins>
-      <w:ins w:id="10100" w:author="Z. Zukowski" w:date="2026-05-22T00:00:00Z">
-        <w:r>
-          <w:t xml:space="preserve"> </w:t>
-        </w:r>
-      </w:ins>
-      <w:ins w:id="10100" w:author="Z. Zukowski" w:date="2026-05-22T00:00:00Z">
-        <w:r>
-          <w:t xml:space="preserve">plus rank-2; 58.83 percent combined) was registered as a candidate protocol</w:t>
-        </w:r>
-      </w:ins>
-      <w:ins w:id="10100" w:author="Z. Zukowski" w:date="2026-05-22T00:00:00Z">
-        <w:r>
-          <w:t xml:space="preserve"> </w:t>
-        </w:r>
-      </w:ins>
-      <w:ins w:id="10100" w:author="Z. Zukowski" w:date="2026-05-22T00:00:00Z">
-        <w:r>
-          <w:t xml:space="preserve">in the initial expansion but subsequently REFUTED via Polygon Blockscout</w:t>
-        </w:r>
-      </w:ins>
-      <w:ins w:id="10100" w:author="Z. Zukowski" w:date="2026-05-22T00:00:00Z">
-        <w:r>
-          <w:t xml:space="preserve"> </w:t>
-        </w:r>
-      </w:ins>
-      <w:ins w:id="10100" w:author="Z. Zukowski" w:date="2026-05-22T00:00:00Z">
-        <w:r>
-          <w:t xml:space="preserve">MCP funding-source verification (neither voter holds substantial DIMO</w:t>
-        </w:r>
-      </w:ins>
-      <w:ins w:id="10100" w:author="Z. Zukowski" w:date="2026-05-22T00:00:00Z">
-        <w:r>
-          <w:t xml:space="preserve"> </w:t>
-        </w:r>
-      </w:ins>
-      <w:ins w:id="10100" w:author="Z. Zukowski" w:date="2026-05-22T00:00:00Z">
-        <w:r>
-          <w:t xml:space="preserve">tokens; the cluster represents active community delegates participating</w:t>
-        </w:r>
-      </w:ins>
-      <w:ins w:id="10100" w:author="Z. Zukowski" w:date="2026-05-22T00:00:00Z">
-        <w:r>
-          <w:t xml:space="preserve"> </w:t>
-        </w:r>
-      </w:ins>
-      <w:ins w:id="10100" w:author="Z. Zukowski" w:date="2026-05-22T00:00:00Z">
-        <w:r>
-          <w:t xml:space="preserve">in a thin N=10 voter pool, not functional PCAs); the DIMO entries were</w:t>
-        </w:r>
-      </w:ins>
-      <w:ins w:id="10100" w:author="Z. Zukowski" w:date="2026-05-22T00:00:00Z">
-        <w:r>
-          <w:t xml:space="preserve"> </w:t>
-        </w:r>
-      </w:ins>
-      <w:ins w:id="10100" w:author="Z. Zukowski" w:date="2026-05-22T00:00:00Z">
-        <w:r>
-          <w:t xml:space="preserve">removed from</w:t>
-        </w:r>
-      </w:ins>
-      <w:ins w:id="10100" w:author="Z. Zukowski" w:date="2026-05-22T00:00:00Z">
-        <w:r>
-          <w:t xml:space="preserve"> </w:t>
-        </w:r>
-      </w:ins>
-      <w:ins w:id="10100" w:author="Z. Zukowski" w:date="2026-05-22T00:00:00Z">
-        <w:r>
-          <w:rPr>
-            <w:rStyle w:val="VerbatimChar"/>
-          </w:rPr>
-          <w:t xml:space="preserve">exclusions_log_signer.csv</w:t>
-        </w:r>
-      </w:ins>
-      <w:ins w:id="10100" w:author="Z. Zukowski" w:date="2026-05-22T00:00:00Z">
-        <w:r>
-          <w:t xml:space="preserve">. The</w:t>
-        </w:r>
-      </w:ins>
-      <w:ins w:id="10100" w:author="Z. Zukowski" w:date="2026-05-22T00:00:00Z">
-        <w:r>
-          <w:t xml:space="preserve"> </w:t>
-        </w:r>
-      </w:ins>
-      <w:ins w:id="10100" w:author="Z. Zukowski" w:date="2026-05-22T00:00:00Z">
-        <w:r>
-          <w:rPr>
-            <w:rStyle w:val="VerbatimChar"/>
-          </w:rPr>
-          <w:t xml:space="preserve">exclusions_log_signer.csv</w:t>
-        </w:r>
-      </w:ins>
-      <w:ins w:id="10100" w:author="Z. Zukowski" w:date="2026-05-22T00:00:00Z">
-        <w:r>
-          <w:t xml:space="preserve"> </w:t>
-        </w:r>
-      </w:ins>
-      <w:ins w:id="10100" w:author="Z. Zukowski" w:date="2026-05-22T00:00:00Z">
-        <w:r>
-          <w:t xml:space="preserve">canonical store registers the four confirmed</w:t>
-        </w:r>
-      </w:ins>
-      <w:ins w:id="10100" w:author="Z. Zukowski" w:date="2026-05-22T00:00:00Z">
-        <w:r>
-          <w:t xml:space="preserve"> </w:t>
-        </w:r>
-      </w:ins>
-      <w:ins w:id="10100" w:author="Z. Zukowski" w:date="2026-05-22T00:00:00Z">
-        <w:r>
-          <w:t xml:space="preserve">signer-side functional PCAs (COMP + BAL + GTC + WXM).</w:t>
-        </w:r>
-      </w:ins>
-    </w:p>
-    <w:p>
-      <w:pPr>
-        <w:pStyle w:val="BodyText"/>
-      </w:pPr>
-      <w:ins w:id="10101" w:author="Z. Zukowski" w:date="2026-05-22T00:00:00Z">
-        <w:r>
-          <w:t xml:space="preserve">A methodologically substantive finding from the Snapshot signer-side</w:t>
-        </w:r>
-      </w:ins>
-      <w:ins w:id="10101" w:author="Z. Zukowski" w:date="2026-05-22T00:00:00Z">
-        <w:r>
-          <w:t xml:space="preserve"> </w:t>
-        </w:r>
-      </w:ins>
-      <w:ins w:id="10101" w:author="Z. Zukowski" w:date="2026-05-22T00:00:00Z">
-        <w:r>
-          <w:t xml:space="preserve">PCA-symmetric recompute is that the exclusion direction is NOT</w:t>
-        </w:r>
-      </w:ins>
-      <w:ins w:id="10101" w:author="Z. Zukowski" w:date="2026-05-22T00:00:00Z">
-        <w:r>
-          <w:t xml:space="preserve"> </w:t>
-        </w:r>
-      </w:ins>
-      <w:ins w:id="10101" w:author="Z. Zukowski" w:date="2026-05-22T00:00:00Z">
-        <w:r>
-          <w:t xml:space="preserve">monotonic in the concentration-reduction direction. For three of the</w:t>
-        </w:r>
-      </w:ins>
-      <w:ins w:id="10101" w:author="Z. Zukowski" w:date="2026-05-22T00:00:00Z">
-        <w:r>
-          <w:t xml:space="preserve"> </w:t>
-        </w:r>
-      </w:ins>
-      <w:ins w:id="10101" w:author="Z. Zukowski" w:date="2026-05-22T00:00:00Z">
-        <w:r>
-          <w:t xml:space="preserve">four Snapshot-sourced protocols with confirmed signer-side functional</w:t>
-        </w:r>
-      </w:ins>
-      <w:ins w:id="10101" w:author="Z. Zukowski" w:date="2026-05-22T00:00:00Z">
-        <w:r>
-          <w:t xml:space="preserve"> </w:t>
-        </w:r>
-      </w:ins>
-      <w:ins w:id="10101" w:author="Z. Zukowski" w:date="2026-05-22T00:00:00Z">
-        <w:r>
-          <w:t xml:space="preserve">PCAs, exclusion produces the expected concentration-reduction</w:t>
-        </w:r>
-      </w:ins>
-      <w:ins w:id="10101" w:author="Z. Zukowski" w:date="2026-05-22T00:00:00Z">
-        <w:r>
-          <w:t xml:space="preserve"> </w:t>
-        </w:r>
-      </w:ins>
-      <w:ins w:id="10101" w:author="Z. Zukowski" w:date="2026-05-22T00:00:00Z">
-        <w:r>
-          <w:t xml:space="preserve">direction: COMP HHI shifts from 0.0889 to 0.0468 (delta minus 0.0421);</w:t>
-        </w:r>
-      </w:ins>
-      <w:ins w:id="10101" w:author="Z. Zukowski" w:date="2026-05-22T00:00:00Z">
-        <w:r>
-          <w:t xml:space="preserve"> </w:t>
-        </w:r>
-      </w:ins>
-      <w:ins w:id="10101" w:author="Z. Zukowski" w:date="2026-05-22T00:00:00Z">
-        <w:r>
-          <w:t xml:space="preserve">BAL from 0.3045 to 0.1499 (delta minus 0.1546); WXM from 0.5561 to</w:t>
-        </w:r>
-      </w:ins>
-      <w:ins w:id="10101" w:author="Z. Zukowski" w:date="2026-05-22T00:00:00Z">
-        <w:r>
-          <w:t xml:space="preserve"> </w:t>
-        </w:r>
-      </w:ins>
-      <w:ins w:id="10101" w:author="Z. Zukowski" w:date="2026-05-22T00:00:00Z">
-        <w:r>
-          <w:t xml:space="preserve">0.1184 (delta minus 0.4377). For the remaining protocol, signer-side</w:t>
-        </w:r>
-      </w:ins>
-      <w:ins w:id="10101" w:author="Z. Zukowski" w:date="2026-05-22T00:00:00Z">
-        <w:r>
-          <w:t xml:space="preserve"> </w:t>
-        </w:r>
-      </w:ins>
-      <w:ins w:id="10101" w:author="Z. Zukowski" w:date="2026-05-22T00:00:00Z">
-        <w:r>
-          <w:t xml:space="preserve">PCA exclusion INCREASES voting HHI: GTC shifts from 0.1792 to 0.1948</w:t>
-        </w:r>
-      </w:ins>
-      <w:ins w:id="10101" w:author="Z. Zukowski" w:date="2026-05-22T00:00:00Z">
-        <w:r>
-          <w:t xml:space="preserve"> </w:t>
-        </w:r>
-      </w:ins>
-      <w:ins w:id="10101" w:author="Z. Zukowski" w:date="2026-05-22T00:00:00Z">
-        <w:r>
-          <w:t xml:space="preserve">(delta plus 0.0156). For comparison, the initial DIMO Foundation</w:t>
-        </w:r>
-      </w:ins>
-      <w:ins w:id="10101" w:author="Z. Zukowski" w:date="2026-05-22T00:00:00Z">
-        <w:r>
-          <w:t xml:space="preserve"> </w:t>
-        </w:r>
-      </w:ins>
-      <w:ins w:id="10101" w:author="Z. Zukowski" w:date="2026-05-22T00:00:00Z">
-        <w:r>
-          <w:t xml:space="preserve">candidate exclusion (before the candidate cluster was refuted via</w:t>
-        </w:r>
-      </w:ins>
-      <w:ins w:id="10101" w:author="Z. Zukowski" w:date="2026-05-22T00:00:00Z">
-        <w:r>
-          <w:t xml:space="preserve"> </w:t>
-        </w:r>
-      </w:ins>
-      <w:ins w:id="10101" w:author="Z. Zukowski" w:date="2026-05-22T00:00:00Z">
-        <w:r>
-          <w:t xml:space="preserve">Blockscout MCP verification) would have produced a 0.2280 to 0.3242</w:t>
-        </w:r>
-      </w:ins>
-      <w:ins w:id="10101" w:author="Z. Zukowski" w:date="2026-05-22T00:00:00Z">
-        <w:r>
-          <w:t xml:space="preserve"> </w:t>
-        </w:r>
-      </w:ins>
-      <w:ins w:id="10101" w:author="Z. Zukowski" w:date="2026-05-22T00:00:00Z">
-        <w:r>
-          <w:t xml:space="preserve">shift (delta plus 0.0962); this computation is reported for</w:t>
-        </w:r>
-      </w:ins>
-      <w:ins w:id="10101" w:author="Z. Zukowski" w:date="2026-05-22T00:00:00Z">
-        <w:r>
-          <w:t xml:space="preserve"> </w:t>
-        </w:r>
-      </w:ins>
-      <w:ins w:id="10101" w:author="Z. Zukowski" w:date="2026-05-22T00:00:00Z">
-        <w:r>
-          <w:t xml:space="preserve">completeness. The reverse-direction pattern arises</w:t>
-        </w:r>
-      </w:ins>
-      <w:ins w:id="10101" w:author="Z. Zukowski" w:date="2026-05-22T00:00:00Z">
-        <w:r>
-          <w:t xml:space="preserve"> </w:t>
-        </w:r>
-      </w:ins>
-      <w:ins w:id="10101" w:author="Z. Zukowski" w:date="2026-05-22T00:00:00Z">
-        <w:r>
-          <w:t xml:space="preserve">from a smaller-denominator effect: when the excluded PCA holds a</w:t>
-        </w:r>
-      </w:ins>
-      <w:ins w:id="10101" w:author="Z. Zukowski" w:date="2026-05-22T00:00:00Z">
-        <w:r>
-          <w:t xml:space="preserve"> </w:t>
-        </w:r>
-      </w:ins>
-      <w:ins w:id="10101" w:author="Z. Zukowski" w:date="2026-05-22T00:00:00Z">
-        <w:r>
-          <w:t xml:space="preserve">dominant share of total voting weight (GTC top-1 at 28 percent;</w:t>
-        </w:r>
-      </w:ins>
-      <w:ins w:id="10101" w:author="Z. Zukowski" w:date="2026-05-22T00:00:00Z">
-        <w:r>
-          <w:t xml:space="preserve"> </w:t>
-        </w:r>
-      </w:ins>
-      <w:ins w:id="10101" w:author="Z. Zukowski" w:date="2026-05-22T00:00:00Z">
-        <w:r>
-          <w:t xml:space="preserve">DIMO candidate cluster at 59 percent combined pre-refutation), the</w:t>
-        </w:r>
-      </w:ins>
-      <w:ins w:id="10101" w:author="Z. Zukowski" w:date="2026-05-22T00:00:00Z">
-        <w:r>
-          <w:t xml:space="preserve"> </w:t>
-        </w:r>
-      </w:ins>
-      <w:ins w:id="10101" w:author="Z. Zukowski" w:date="2026-05-22T00:00:00Z">
-        <w:r>
-          <w:t xml:space="preserve">remaining voters become MORE concentrated relative to each other under</w:t>
-        </w:r>
-      </w:ins>
-      <w:ins w:id="10101" w:author="Z. Zukowski" w:date="2026-05-22T00:00:00Z">
-        <w:r>
-          <w:t xml:space="preserve"> </w:t>
-        </w:r>
-      </w:ins>
-      <w:ins w:id="10101" w:author="Z. Zukowski" w:date="2026-05-22T00:00:00Z">
-        <w:r>
-          <w:t xml:space="preserve">the smaller post-exclusion total. The pattern is most extreme in small voter pools (DIMO N</w:t>
-        </w:r>
-      </w:ins>
-      <w:ins w:id="10101" w:author="Z. Zukowski" w:date="2026-05-22T00:00:00Z">
-        <w:r>
-          <w:t xml:space="preserve"> </w:t>
-        </w:r>
-      </w:ins>
-      <w:ins w:id="10101" w:author="Z. Zukowski" w:date="2026-05-22T00:00:00Z">
-        <w:r>
-          <w:t xml:space="preserve">equals 10 voters); larger pools dilute the effect. The methodological</w:t>
-        </w:r>
-      </w:ins>
-      <w:ins w:id="10101" w:author="Z. Zukowski" w:date="2026-05-22T00:00:00Z">
-        <w:r>
-          <w:t xml:space="preserve"> </w:t>
-        </w:r>
-      </w:ins>
-      <w:ins w:id="10101" w:author="Z. Zukowski" w:date="2026-05-22T00:00:00Z">
-        <w:r>
-          <w:t xml:space="preserve">implication is that PCA-symmetric exclusion is a substantive</w:t>
-        </w:r>
-      </w:ins>
-      <w:ins w:id="10101" w:author="Z. Zukowski" w:date="2026-05-22T00:00:00Z">
-        <w:r>
-          <w:t xml:space="preserve"> </w:t>
-        </w:r>
-      </w:ins>
-      <w:ins w:id="10101" w:author="Z. Zukowski" w:date="2026-05-22T00:00:00Z">
-        <w:r>
-          <w:t xml:space="preserve">direction-of-effect test rather than a mechanical</w:t>
-        </w:r>
-      </w:ins>
-      <w:ins w:id="10101" w:author="Z. Zukowski" w:date="2026-05-22T00:00:00Z">
-        <w:r>
-          <w:t xml:space="preserve"> </w:t>
-        </w:r>
-      </w:ins>
-      <w:ins w:id="10101" w:author="Z. Zukowski" w:date="2026-05-22T00:00:00Z">
-        <w:r>
-          <w:t xml:space="preserve">concentration-reduction adjustment: when exclusion increases HHI, the</w:t>
-        </w:r>
-      </w:ins>
-      <w:ins w:id="10101" w:author="Z. Zukowski" w:date="2026-05-22T00:00:00Z">
-        <w:r>
-          <w:t xml:space="preserve"> </w:t>
-        </w:r>
-      </w:ins>
-      <w:ins w:id="10101" w:author="Z. Zukowski" w:date="2026-05-22T00:00:00Z">
-        <w:r>
-          <w:t xml:space="preserve">finding indicates that PCA concentration was masking a more</w:t>
-        </w:r>
-      </w:ins>
-      <w:ins w:id="10101" w:author="Z. Zukowski" w:date="2026-05-22T00:00:00Z">
-        <w:r>
-          <w:t xml:space="preserve"> </w:t>
-        </w:r>
-      </w:ins>
-      <w:ins w:id="10101" w:author="Z. Zukowski" w:date="2026-05-22T00:00:00Z">
-        <w:r>
-          <w:t xml:space="preserve">concentrated underlying distribution among non-PCA voters, which is</w:t>
-        </w:r>
-      </w:ins>
-      <w:ins w:id="10101" w:author="Z. Zukowski" w:date="2026-05-22T00:00:00Z">
-        <w:r>
-          <w:t xml:space="preserve"> </w:t>
-        </w:r>
-      </w:ins>
-      <w:ins w:id="10101" w:author="Z. Zukowski" w:date="2026-05-22T00:00:00Z">
-        <w:r>
-          <w:t xml:space="preserve">itself a substantive structural feature of the protocol’s governance.</w:t>
-        </w:r>
-      </w:ins>
-    </w:p>
-    <w:p>
-      <w:pPr>
-        <w:pStyle w:val="BodyText"/>
-      </w:pPr>
-      <w:ins w:id="10102" w:author="Z. Zukowski" w:date="2026-05-22T00:00:00Z">
-        <w:r>
-          <w:t xml:space="preserve">For Solana governance (three protocols at proper-weight methodology),</w:t>
-        </w:r>
-      </w:ins>
-      <w:ins w:id="10102" w:author="Z. Zukowski" w:date="2026-05-22T00:00:00Z">
-        <w:r>
-          <w:t xml:space="preserve"> </w:t>
-        </w:r>
-      </w:ins>
-      <w:ins w:id="10102" w:author="Z. Zukowski" w:date="2026-05-22T00:00:00Z">
-        <w:r>
-          <w:t xml:space="preserve">the apples-to-apples comparable voting HHI values are JUP 0.00546</w:t>
-        </w:r>
-      </w:ins>
-      <w:ins w:id="10102" w:author="Z. Zukowski" w:date="2026-05-22T00:00:00Z">
-        <w:r>
-          <w:t xml:space="preserve"> </w:t>
-        </w:r>
-      </w:ins>
-      <w:ins w:id="10102" w:author="Z. Zukowski" w:date="2026-05-22T00:00:00Z">
-        <w:r>
-          <w:t xml:space="preserve">(Jupiter; via per-signer max(weight) on</w:t>
-        </w:r>
-      </w:ins>
-      <w:ins w:id="10102" w:author="Z. Zukowski" w:date="2026-05-22T00:00:00Z">
-        <w:r>
-          <w:t xml:space="preserve"> </w:t>
-        </w:r>
-      </w:ins>
-      <w:ins w:id="10102" w:author="Z. Zukowski" w:date="2026-05-22T00:00:00Z">
-        <w:r>
-          <w:rPr>
-            <w:rStyle w:val="VerbatimChar"/>
-          </w:rPr>
-          <w:t xml:space="preserve">jupiter_solana.govern_call_setvote</w:t>
-        </w:r>
-      </w:ins>
-      <w:ins w:id="10102" w:author="Z. Zukowski" w:date="2026-05-22T00:00:00Z">
-        <w:r>
-          <w:t xml:space="preserve">); HNT 0.0261 to 0.0394</w:t>
-        </w:r>
-      </w:ins>
-      <w:ins w:id="10102" w:author="Z. Zukowski" w:date="2026-05-22T00:00:00Z">
-        <w:r>
-          <w:t xml:space="preserve"> </w:t>
-        </w:r>
-      </w:ins>
-      <w:ins w:id="10102" w:author="Z. Zukowski" w:date="2026-05-22T00:00:00Z">
-        <w:r>
-          <w:t xml:space="preserve">(Helium; sensitivity range via VSR position-state reconstruction;</w:t>
-        </w:r>
-      </w:ins>
-      <w:ins w:id="10102" w:author="Z. Zukowski" w:date="2026-05-22T00:00:00Z">
-        <w:r>
-          <w:t xml:space="preserve"> </w:t>
-        </w:r>
-      </w:ins>
-      <w:ins w:id="10102" w:author="Z. Zukowski" w:date="2026-05-22T00:00:00Z">
-        <w:r>
-          <w:t xml:space="preserve">14.8 percent closed-position rate documents the bounds);</w:t>
-        </w:r>
-      </w:ins>
-      <w:ins w:id="10102" w:author="Z. Zukowski" w:date="2026-05-22T00:00:00Z">
-        <w:r>
-          <w:t xml:space="preserve"> </w:t>
-        </w:r>
-      </w:ins>
-      <w:ins w:id="10102" w:author="Z. Zukowski" w:date="2026-05-22T00:00:00Z">
-        <w:r>
-          <w:t xml:space="preserve">DRIFT 0.0833 (Drift Protocol; via Solana RPC parsing of the DRIFT</w:t>
-        </w:r>
-      </w:ins>
-      <w:ins w:id="10102" w:author="Z. Zukowski" w:date="2026-05-22T00:00:00Z">
-        <w:r>
-          <w:t xml:space="preserve"> </w:t>
-        </w:r>
-      </w:ins>
-      <w:ins w:id="10102" w:author="Z. Zukowski" w:date="2026-05-22T00:00:00Z">
-        <w:r>
-          <w:t xml:space="preserve">governance program VoteRecordV2 accounts). The DRIFT Squads V4 PCA</w:t>
-        </w:r>
-      </w:ins>
-      <w:ins w:id="10102" w:author="Z. Zukowski" w:date="2026-05-22T00:00:00Z">
-        <w:r>
-          <w:t xml:space="preserve"> </w:t>
-        </w:r>
-      </w:ins>
-      <w:ins w:id="10102" w:author="Z. Zukowski" w:date="2026-05-22T00:00:00Z">
-        <w:r>
-          <w:t xml:space="preserve">address does not appear in the DRIFT voter set, confirming the</w:t>
-        </w:r>
-      </w:ins>
-      <w:ins w:id="10102" w:author="Z. Zukowski" w:date="2026-05-22T00:00:00Z">
-        <w:r>
-          <w:t xml:space="preserve"> </w:t>
-        </w:r>
-      </w:ins>
-      <w:ins w:id="10102" w:author="Z. Zukowski" w:date="2026-05-22T00:00:00Z">
-        <w:r>
-          <w:t xml:space="preserve">Solana structural separation between custody and governance signing</w:t>
-        </w:r>
-      </w:ins>
-      <w:ins w:id="10102" w:author="Z. Zukowski" w:date="2026-05-22T00:00:00Z">
-        <w:r>
-          <w:t xml:space="preserve"> </w:t>
-        </w:r>
-      </w:ins>
-      <w:ins w:id="10102" w:author="Z. Zukowski" w:date="2026-05-22T00:00:00Z">
-        <w:r>
-          <w:t xml:space="preserve">documented in the Realms governance survey. JUP is the only Solana</w:t>
-        </w:r>
-      </w:ins>
-      <w:ins w:id="10102" w:author="Z. Zukowski" w:date="2026-05-22T00:00:00Z">
-        <w:r>
-          <w:t xml:space="preserve"> </w:t>
-        </w:r>
-      </w:ins>
-      <w:ins w:id="10102" w:author="Z. Zukowski" w:date="2026-05-22T00:00:00Z">
-        <w:r>
-          <w:t xml:space="preserve">protocol exhibiting voting concentration order-of-magnitude below</w:t>
-        </w:r>
-      </w:ins>
-      <w:ins w:id="10102" w:author="Z. Zukowski" w:date="2026-05-22T00:00:00Z">
-        <w:r>
-          <w:t xml:space="preserve"> </w:t>
-        </w:r>
-      </w:ins>
-      <w:ins w:id="10102" w:author="Z. Zukowski" w:date="2026-05-22T00:00:00Z">
-        <w:r>
-          <w:t xml:space="preserve">the EVM cross-section median; HNT and DRIFT cluster within</w:t>
-        </w:r>
-      </w:ins>
-      <w:ins w:id="10102" w:author="Z. Zukowski" w:date="2026-05-22T00:00:00Z">
-        <w:r>
-          <w:t xml:space="preserve"> </w:t>
-        </w:r>
-      </w:ins>
-      <w:ins w:id="10102" w:author="Z. Zukowski" w:date="2026-05-22T00:00:00Z">
-        <w:r>
-          <w:t xml:space="preserve">EVM-typical voting HHI range. Section 4.5.4 documents the</w:t>
-        </w:r>
-      </w:ins>
-      <w:ins w:id="10102" w:author="Z. Zukowski" w:date="2026-05-22T00:00:00Z">
-        <w:r>
-          <w:t xml:space="preserve"> </w:t>
-        </w:r>
-      </w:ins>
-      <w:ins w:id="10102" w:author="Z. Zukowski" w:date="2026-05-22T00:00:00Z">
-        <w:r>
-          <w:t xml:space="preserve">within-Solana governance heterogeneity; Section 4.5.4.1 documents</w:t>
-        </w:r>
-      </w:ins>
-      <w:ins w:id="10102" w:author="Z. Zukowski" w:date="2026-05-22T00:00:00Z">
-        <w:r>
-          <w:t xml:space="preserve"> </w:t>
-        </w:r>
-      </w:ins>
-      <w:ins w:id="10102" w:author="Z. Zukowski" w:date="2026-05-22T00:00:00Z">
-        <w:r>
-          <w:t xml:space="preserve">the Drift Foundation proposal-authorship-versus-vote-weight</w:t>
-        </w:r>
-      </w:ins>
-      <w:ins w:id="10102" w:author="Z. Zukowski" w:date="2026-05-22T00:00:00Z">
-        <w:r>
-          <w:t xml:space="preserve"> </w:t>
-        </w:r>
-      </w:ins>
-      <w:ins w:id="10102" w:author="Z. Zukowski" w:date="2026-05-22T00:00:00Z">
-        <w:r>
-          <w:t xml:space="preserve">decoupling pattern; Section 4.5.5 documents the cross-protocol</w:t>
-        </w:r>
-      </w:ins>
-      <w:ins w:id="10102" w:author="Z. Zukowski" w:date="2026-05-22T00:00:00Z">
-        <w:r>
-          <w:t xml:space="preserve"> </w:t>
-        </w:r>
-      </w:ins>
-      <w:ins w:id="10102" w:author="Z. Zukowski" w:date="2026-05-22T00:00:00Z">
-        <w:r>
-          <w:t xml:space="preserve">institutional-governance-investor pattern.</w:t>
-        </w:r>
-      </w:ins>
-    </w:p>
-    <w:p>
-      <w:pPr>
-        <w:pStyle w:val="BodyText"/>
-      </w:pPr>
-      <w:ins w:id="10103" w:author="Z. Zukowski" w:date="2026-05-22T00:00:00Z">
-        <w:r>
-          <w:t xml:space="preserve">For Realms-resident Solana DAOs (DRIFT, HNT parent, HNT MOBILE and</w:t>
-        </w:r>
-      </w:ins>
-      <w:ins w:id="10103" w:author="Z. Zukowski" w:date="2026-05-22T00:00:00Z">
-        <w:r>
-          <w:t xml:space="preserve"> </w:t>
-        </w:r>
-      </w:ins>
-      <w:ins w:id="10103" w:author="Z. Zukowski" w:date="2026-05-22T00:00:00Z">
-        <w:r>
-          <w:t xml:space="preserve">IOT sub-DAOs), the Realms public surface exposes</w:t>
-        </w:r>
-      </w:ins>
-      <w:ins w:id="10103" w:author="Z. Zukowski" w:date="2026-05-22T00:00:00Z">
-        <w:r>
-          <w:t xml:space="preserve"> </w:t>
-        </w:r>
-      </w:ins>
-      <w:ins w:id="10103" w:author="Z. Zukowski" w:date="2026-05-22T00:00:00Z">
-        <w:r>
-          <w:t xml:space="preserve">participation-count proxy not VSR-weighted voting power without a</w:t>
-        </w:r>
-      </w:ins>
-      <w:ins w:id="10103" w:author="Z. Zukowski" w:date="2026-05-22T00:00:00Z">
-        <w:r>
-          <w:t xml:space="preserve"> </w:t>
-        </w:r>
-      </w:ins>
-      <w:ins w:id="10103" w:author="Z. Zukowski" w:date="2026-05-22T00:00:00Z">
-        <w:r>
-          <w:t xml:space="preserve">connected wallet; voting-side HHI in the Tally-equivalent</w:t>
-        </w:r>
-      </w:ins>
-      <w:ins w:id="10103" w:author="Z. Zukowski" w:date="2026-05-22T00:00:00Z">
-        <w:r>
-          <w:t xml:space="preserve"> </w:t>
-        </w:r>
-      </w:ins>
-      <w:ins w:id="10103" w:author="Z. Zukowski" w:date="2026-05-22T00:00:00Z">
-        <w:r>
-          <w:t xml:space="preserve">specification cannot be computed from the Realms DOM surface alone.</w:t>
-        </w:r>
-      </w:ins>
-      <w:ins w:id="10103" w:author="Z. Zukowski" w:date="2026-05-22T00:00:00Z">
-        <w:r>
-          <w:t xml:space="preserve"> </w:t>
-        </w:r>
-      </w:ins>
-      <w:ins w:id="10103" w:author="Z. Zukowski" w:date="2026-05-22T00:00:00Z">
-        <w:r>
-          <w:t xml:space="preserve">Direct on-chain SPL Governance program parsing (the approach used</w:t>
-        </w:r>
-      </w:ins>
-      <w:ins w:id="10103" w:author="Z. Zukowski" w:date="2026-05-22T00:00:00Z">
-        <w:r>
-          <w:t xml:space="preserve"> </w:t>
-        </w:r>
-      </w:ins>
-      <w:ins w:id="10103" w:author="Z. Zukowski" w:date="2026-05-22T00:00:00Z">
-        <w:r>
-          <w:t xml:space="preserve">for DRIFT in this revision) is the methodological alternative.</w:t>
-        </w:r>
-      </w:ins>
-      <w:ins w:id="10103" w:author="Z. Zukowski" w:date="2026-05-22T00:00:00Z">
-        <w:r>
-          <w:t xml:space="preserve"> </w:t>
-        </w:r>
-      </w:ins>
-      <w:ins w:id="10103" w:author="Z. Zukowski" w:date="2026-05-22T00:00:00Z">
-        <w:r>
-          <w:t xml:space="preserve">Five Solana protocols in the cross-section (HONEY, IO, META, RENDER,</w:t>
-        </w:r>
-      </w:ins>
-      <w:ins w:id="10103" w:author="Z. Zukowski" w:date="2026-05-22T00:00:00Z">
-        <w:r>
-          <w:t xml:space="preserve"> </w:t>
-        </w:r>
-      </w:ins>
-      <w:ins w:id="10103" w:author="Z. Zukowski" w:date="2026-05-22T00:00:00Z">
-        <w:r>
-          <w:t xml:space="preserve">GRASS) host governance off-Realms and outside the Snapshot space,</w:t>
-        </w:r>
-      </w:ins>
-      <w:ins w:id="10103" w:author="Z. Zukowski" w:date="2026-05-22T00:00:00Z">
-        <w:r>
-          <w:t xml:space="preserve"> </w:t>
-        </w:r>
-      </w:ins>
-      <w:ins w:id="10103" w:author="Z. Zukowski" w:date="2026-05-22T00:00:00Z">
-        <w:r>
-          <w:t xml:space="preserve">producing a documented gap in voting-side coverage for those</w:t>
-        </w:r>
-      </w:ins>
-      <w:ins w:id="10103" w:author="Z. Zukowski" w:date="2026-05-22T00:00:00Z">
-        <w:r>
-          <w:t xml:space="preserve"> </w:t>
-        </w:r>
-      </w:ins>
-      <w:ins w:id="10103" w:author="Z. Zukowski" w:date="2026-05-22T00:00:00Z">
-        <w:r>
-          <w:t xml:space="preserve">protocols; holder-side concentration metrics from the Helius DAS API</w:t>
-        </w:r>
-      </w:ins>
-      <w:ins w:id="10103" w:author="Z. Zukowski" w:date="2026-05-22T00:00:00Z">
-        <w:r>
-          <w:t xml:space="preserve"> </w:t>
-        </w:r>
-      </w:ins>
-      <w:ins w:id="10103" w:author="Z. Zukowski" w:date="2026-05-22T00:00:00Z">
-        <w:r>
-          <w:t xml:space="preserve">top-1000 holders pull remain the canonical Solana coverage for the</w:t>
-        </w:r>
-      </w:ins>
-      <w:ins w:id="10103" w:author="Z. Zukowski" w:date="2026-05-22T00:00:00Z">
-        <w:r>
-          <w:t xml:space="preserve"> </w:t>
-        </w:r>
-      </w:ins>
-      <w:ins w:id="10103" w:author="Z. Zukowski" w:date="2026-05-22T00:00:00Z">
-        <w:r>
-          <w:t xml:space="preserve">gap-protocol subset.</w:t>
-        </w:r>
-      </w:ins>
-    </w:p>
-    <w:p>
-      <w:pPr>
-        <w:pStyle w:val="BodyText"/>
-      </w:pPr>
-      <w:ins w:id="10104" w:author="Z. Zukowski" w:date="2026-05-22T00:00:00Z">
-        <w:r>
-          <w:t xml:space="preserve">The methodology-floor canonical for the voting-HHI cross-section is</w:t>
-        </w:r>
-      </w:ins>
-      <w:ins w:id="10104" w:author="Z. Zukowski" w:date="2026-05-22T00:00:00Z">
-        <w:r>
-          <w:t xml:space="preserve"> </w:t>
-        </w:r>
-      </w:ins>
-      <w:ins w:id="10104" w:author="Z. Zukowski" w:date="2026-05-22T00:00:00Z">
-        <w:r>
-          <w:t xml:space="preserve">top-1000 sample depth for Tally + Snapshot, plus proper-weight</w:t>
-        </w:r>
-      </w:ins>
-      <w:ins w:id="10104" w:author="Z. Zukowski" w:date="2026-05-22T00:00:00Z">
-        <w:r>
-          <w:t xml:space="preserve"> </w:t>
-        </w:r>
-      </w:ins>
-      <w:ins w:id="10104" w:author="Z. Zukowski" w:date="2026-05-22T00:00:00Z">
-        <w:r>
-          <w:t xml:space="preserve">methodology for VSR-using protocols (Helium VSR; Jupiter governance;</w:t>
-        </w:r>
-      </w:ins>
-      <w:ins w:id="10104" w:author="Z. Zukowski" w:date="2026-05-22T00:00:00Z">
-        <w:r>
-          <w:t xml:space="preserve"> </w:t>
-        </w:r>
-      </w:ins>
-      <w:ins w:id="10104" w:author="Z. Zukowski" w:date="2026-05-22T00:00:00Z">
-        <w:r>
-          <w:t xml:space="preserve">Drift governance); the predominant-amplification finding (Section 4.5) is</w:t>
-        </w:r>
-      </w:ins>
-      <w:ins w:id="10104" w:author="Z. Zukowski" w:date="2026-05-22T00:00:00Z">
-        <w:r>
-          <w:t xml:space="preserve"> </w:t>
-        </w:r>
-      </w:ins>
-      <w:ins w:id="10104" w:author="Z. Zukowski" w:date="2026-05-22T00:00:00Z">
-        <w:r>
-          <w:t xml:space="preserve">robust to: (a) top-1000 versus all-delegates sampling depth on</w:t>
-        </w:r>
-      </w:ins>
-      <w:ins w:id="10104" w:author="Z. Zukowski" w:date="2026-05-22T00:00:00Z">
-        <w:r>
-          <w:t xml:space="preserve"> </w:t>
-        </w:r>
-      </w:ins>
-      <w:ins w:id="10104" w:author="Z. Zukowski" w:date="2026-05-22T00:00:00Z">
-        <w:r>
-          <w:t xml:space="preserve">Tally (empirically validated by 4-of-10 protocols at all-delegates</w:t>
-        </w:r>
-      </w:ins>
-      <w:ins w:id="10104" w:author="Z. Zukowski" w:date="2026-05-22T00:00:00Z">
-        <w:r>
-          <w:t xml:space="preserve"> </w:t>
-        </w:r>
-      </w:ins>
-      <w:ins w:id="10104" w:author="Z. Zukowski" w:date="2026-05-22T00:00:00Z">
-        <w:r>
-          <w:t xml:space="preserve">depth with sub-0.005 HHI shifts); (b) PCA-symmetric exclusion via</w:t>
-        </w:r>
-      </w:ins>
-      <w:ins w:id="10104" w:author="Z. Zukowski" w:date="2026-05-22T00:00:00Z">
-        <w:r>
-          <w:t xml:space="preserve"> </w:t>
-        </w:r>
-      </w:ins>
-      <w:ins w:id="10104" w:author="Z. Zukowski" w:date="2026-05-22T00:00:00Z">
-        <w:r>
-          <w:t xml:space="preserve">holder-side plus signer-side canonical stores on Snapshot (under</w:t>
-        </w:r>
-      </w:ins>
-      <w:ins w:id="10104" w:author="Z. Zukowski" w:date="2026-05-22T00:00:00Z">
-        <w:r>
-          <w:t xml:space="preserve"> </w:t>
-        </w:r>
-      </w:ins>
-      <w:ins w:id="10104" w:author="Z. Zukowski" w:date="2026-05-22T00:00:00Z">
-        <w:r>
-          <w:t xml:space="preserve">both monotonic and non-monotonic direction-of-effect outcomes);</w:t>
-        </w:r>
-      </w:ins>
-      <w:ins w:id="10104" w:author="Z. Zukowski" w:date="2026-05-22T00:00:00Z">
-        <w:r>
-          <w:t xml:space="preserve"> </w:t>
-        </w:r>
-      </w:ins>
-      <w:ins w:id="10104" w:author="Z. Zukowski" w:date="2026-05-22T00:00:00Z">
-        <w:r>
-          <w:t xml:space="preserve">(c) proper-weight versus vote-count methodology on VSR-using</w:t>
-        </w:r>
-      </w:ins>
-      <w:ins w:id="10104" w:author="Z. Zukowski" w:date="2026-05-22T00:00:00Z">
-        <w:r>
-          <w:t xml:space="preserve"> </w:t>
-        </w:r>
-      </w:ins>
-      <w:ins w:id="10104" w:author="Z. Zukowski" w:date="2026-05-22T00:00:00Z">
-        <w:r>
-          <w:t xml:space="preserve">protocols (the vote-count proxy understates concentration by 5x</w:t>
-        </w:r>
-      </w:ins>
-      <w:ins w:id="10104" w:author="Z. Zukowski" w:date="2026-05-22T00:00:00Z">
-        <w:r>
-          <w:t xml:space="preserve"> </w:t>
-        </w:r>
-      </w:ins>
-      <w:ins w:id="10104" w:author="Z. Zukowski" w:date="2026-05-22T00:00:00Z">
-        <w:r>
-          <w:t xml:space="preserve">to 7.5x for HNT per the multi-source extension EC log). Full</w:t>
-        </w:r>
-      </w:ins>
-      <w:ins w:id="10104" w:author="Z. Zukowski" w:date="2026-05-22T00:00:00Z">
-        <w:r>
-          <w:t xml:space="preserve"> </w:t>
-        </w:r>
-      </w:ins>
-      <w:ins w:id="10104" w:author="Z. Zukowski" w:date="2026-05-22T00:00:00Z">
-        <w:r>
-          <w:t xml:space="preserve">per-protocol detail and signer-side PCA case interpretations in</w:t>
-        </w:r>
-      </w:ins>
-      <w:ins w:id="10104" w:author="Z. Zukowski" w:date="2026-05-22T00:00:00Z">
-        <w:r>
-          <w:t xml:space="preserve"> </w:t>
-        </w:r>
-      </w:ins>
       <w:hyperlink r:id="rId75">
-        <w:ins w:id="10104" w:author="Z. Zukowski" w:date="2026-05-22T00:00:00Z">
+        <w:ins w:id="10098" w:author="Z. Zukowski" w:date="2026-05-22T00:00:00Z">
           <w:r>
             <w:rPr>
               <w:rStyle w:val="Hyperlink"/>
@@ -23507,9 +22073,217 @@
           </w:r>
         </w:ins>
       </w:hyperlink>
+      <w:ins w:id="10098" w:author="Z. Zukowski" w:date="2026-05-22T00:00:00Z">
+        <w:r>
+          <w:t xml:space="preserve">.</w:t>
+        </w:r>
+      </w:ins>
+    </w:p>
+    <w:p>
+      <w:pPr>
+        <w:pStyle w:val="BodyText"/>
+      </w:pPr>
+      <w:ins w:id="10099" w:author="Z. Zukowski" w:date="2026-05-22T00:00:00Z">
+        <w:r>
+          <w:rPr>
+            <w:b/>
+            <w:bCs/>
+          </w:rPr>
+          <w:t xml:space="preserve">Tally delegate-sample depth.</w:t>
+        </w:r>
+      </w:ins>
+      <w:ins w:id="10099" w:author="Z. Zukowski" w:date="2026-05-22T00:00:00Z">
+        <w:r>
+          <w:t xml:space="preserve"> </w:t>
+        </w:r>
+      </w:ins>
+      <w:ins w:id="10099" w:author="Z. Zukowski" w:date="2026-05-22T00:00:00Z">
+        <w:r>
+          <w:t xml:space="preserve">Four protocols sweep top-1,000 to all-delegates: AAVE (N = 150,911), COMP (N = 18,627), UNI (N = 48,707), ARB (N = 437,453). All four HHI shifts are below 0.005 (AAVE 0.0357 to 0.0324; COMP and UNI unchanged; ARB 0.0340 to 0.0320). The top-1,000 sample is empirically robust because PCAs concentrate at the top of the distribution and tail delegates contribute share-squared terms below 1e-4. The remaining six Tally-sourced protocols (OP, ENS, GMX, GTC, W, DIMO) retain top-1,000 as the methodology-floor canonical; ARB at maximum 437,453-delegate depth anchors reviewer defensibility.</w:t>
+        </w:r>
+      </w:ins>
+    </w:p>
+    <w:p>
+      <w:pPr>
+        <w:pStyle w:val="BodyText"/>
+      </w:pPr>
+      <w:ins w:id="10100" w:author="Z. Zukowski" w:date="2026-05-22T00:00:00Z">
+        <w:r>
+          <w:rPr>
+            <w:b/>
+            <w:bCs/>
+          </w:rPr>
+          <w:t xml:space="preserve">Snapshot signer-side functional PCAs.</w:t>
+        </w:r>
+      </w:ins>
+      <w:ins w:id="10100" w:author="Z. Zukowski" w:date="2026-05-22T00:00:00Z">
+        <w:r>
+          <w:t xml:space="preserve"> </w:t>
+        </w:r>
+      </w:ins>
+      <w:ins w:id="10100" w:author="Z. Zukowski" w:date="2026-05-22T00:00:00Z">
+        <w:r>
+          <w:t xml:space="preserve">Across 13 Snapshot-sourced protocols (12,878 voter rows), holder-side PCA-address-based symmetric exclusion detects zero PCA voters: Snapshot voter pools (off-chain message signers) are structurally disjoint from the holder-side PCA-address taxonomy. However, four signer-side functional PCAs hold substantial voting weight and are registered in</w:t>
+        </w:r>
+      </w:ins>
+      <w:ins w:id="10100" w:author="Z. Zukowski" w:date="2026-05-22T00:00:00Z">
+        <w:r>
+          <w:t xml:space="preserve"> </w:t>
+        </w:r>
+      </w:ins>
+      <w:ins w:id="10100" w:author="Z. Zukowski" w:date="2026-05-22T00:00:00Z">
+        <w:r>
+          <w:rPr>
+            <w:rStyle w:val="VerbatimChar"/>
+          </w:rPr>
+          <w:t xml:space="preserve">exclusions_log_signer.csv</w:t>
+        </w:r>
+      </w:ins>
+      <w:ins w:id="10100" w:author="Z. Zukowski" w:date="2026-05-22T00:00:00Z">
+        <w:r>
+          <w:t xml:space="preserve">: Compound Foundation (25.01 percent of COMP voting weight), Balancer DAO multisig (51.95 percent of BAL), Kevin Owocki / Gitcoin Maintainer (27.93 percent of GTC), and WXM Hedgey-vested insider (74.04 percent of WXM). An additional DIMO Foundation candidate cluster (rank-1 + rank-2; 58.83 percent combined) was registered in the initial expansion and subsequently refuted via Polygon Blockscout MCP funding-source verification: neither voter holds substantial DIMO tokens, so the cluster represents active community delegates in a thin N = 10 voter pool rather than functional PCAs.</w:t>
+        </w:r>
+      </w:ins>
+    </w:p>
+    <w:p>
+      <w:pPr>
+        <w:pStyle w:val="BodyText"/>
+      </w:pPr>
+      <w:ins w:id="10101" w:author="Z. Zukowski" w:date="2026-05-22T00:00:00Z">
+        <w:r>
+          <w:t xml:space="preserve">Signer-side PCA exclusion is a substantive direction-of-effect test, not a mechanical concentration-reduction adjustment. For three of the four confirmed functional PCAs, exclusion reduces voting HHI as expected: COMP 0.0889 to 0.0468 (delta -0.0421), BAL 0.3045 to 0.1499 (delta -0.1546), WXM 0.5561 to 0.1184 (delta -0.4377). For GTC, exclusion</w:t>
+        </w:r>
+      </w:ins>
+      <w:ins w:id="10101" w:author="Z. Zukowski" w:date="2026-05-22T00:00:00Z">
+        <w:r>
+          <w:t xml:space="preserve"> </w:t>
+        </w:r>
+      </w:ins>
+      <w:ins w:id="10101" w:author="Z. Zukowski" w:date="2026-05-22T00:00:00Z">
+        <w:r>
+          <w:rPr>
+            <w:i/>
+            <w:iCs/>
+          </w:rPr>
+          <w:t xml:space="preserve">increases</w:t>
+        </w:r>
+      </w:ins>
+      <w:ins w:id="10101" w:author="Z. Zukowski" w:date="2026-05-22T00:00:00Z">
+        <w:r>
+          <w:t xml:space="preserve"> </w:t>
+        </w:r>
+      </w:ins>
+      <w:ins w:id="10101" w:author="Z. Zukowski" w:date="2026-05-22T00:00:00Z">
+        <w:r>
+          <w:t xml:space="preserve">voting HHI from 0.1792 to 0.1948 (delta +0.0156); the reverse-direction pattern arises from a smaller-denominator effect because the excluded PCA held 28 percent of total weight and the remaining voters become more concentrated relative to each other under the smaller post-exclusion total. The pattern is most extreme in small voter pools (the pre-refutation DIMO candidate cluster would have produced a 0.2280 to 0.3242 shift in N = 10); larger pools dilute the effect. When PCA exclusion increases HHI, the finding indicates that PCA concentration was masking a more concentrated underlying distribution among non-PCA voters, which is itself a substantive structural feature of the protocol’s governance.</w:t>
+        </w:r>
+      </w:ins>
+    </w:p>
+    <w:p>
+      <w:pPr>
+        <w:pStyle w:val="BodyText"/>
+      </w:pPr>
+      <w:ins w:id="10102" w:author="Z. Zukowski" w:date="2026-05-22T00:00:00Z">
+        <w:r>
+          <w:rPr>
+            <w:b/>
+            <w:bCs/>
+          </w:rPr>
+          <w:t xml:space="preserve">Solana proper-weight methodology.</w:t>
+        </w:r>
+      </w:ins>
+      <w:ins w:id="10102" w:author="Z. Zukowski" w:date="2026-05-22T00:00:00Z">
+        <w:r>
+          <w:t xml:space="preserve"> </w:t>
+        </w:r>
+      </w:ins>
+      <w:ins w:id="10102" w:author="Z. Zukowski" w:date="2026-05-22T00:00:00Z">
+        <w:r>
+          <w:t xml:space="preserve">Three Solana protocols supply apples-to-apples voting HHI under proper-weight methodology: JUP at 0.00546 (per-signer max(weight) on</w:t>
+        </w:r>
+      </w:ins>
+      <w:ins w:id="10102" w:author="Z. Zukowski" w:date="2026-05-22T00:00:00Z">
+        <w:r>
+          <w:t xml:space="preserve"> </w:t>
+        </w:r>
+      </w:ins>
+      <w:ins w:id="10102" w:author="Z. Zukowski" w:date="2026-05-22T00:00:00Z">
+        <w:r>
+          <w:rPr>
+            <w:rStyle w:val="VerbatimChar"/>
+          </w:rPr>
+          <w:t xml:space="preserve">jupiter_solana.govern_call_setvote</w:t>
+        </w:r>
+      </w:ins>
+      <w:ins w:id="10102" w:author="Z. Zukowski" w:date="2026-05-22T00:00:00Z">
+        <w:r>
+          <w:t xml:space="preserve">), HNT at 0.0261 to 0.0394 (VSR position-state reconstruction; 14.8 percent closed-position rate brackets the bounds), and DRIFT at 0.0833 (on-chain parsing of SPL Governance program VoteRecordV2 accounts). The DRIFT Squads V4 PCA address does not appear in the DRIFT voter set, confirming the Solana custody-versus-governance separation. JUP is the only Solana protocol exhibiting voting concentration an order of magnitude below the EVM cross-section median; HNT and DRIFT cluster within the EVM-typical range (see Sections 4.5.4 to 4.5.5). Five Solana protocols in the cross-section (HONEY, IO, META, RENDER, GRASS) host governance off-Realms and outside the Snapshot space, producing a documented voting-side coverage gap; holder-side concentration metrics from the Helius DAS API top-1,000 holders pull remain the canonical Solana coverage for that gap subset.</w:t>
+        </w:r>
+      </w:ins>
+    </w:p>
+    <w:p>
+      <w:pPr>
+        <w:pStyle w:val="BodyText"/>
+      </w:pPr>
+      <w:ins w:id="10103" w:author="Z. Zukowski" w:date="2026-05-22T00:00:00Z">
+        <w:r>
+          <w:rPr>
+            <w:b/>
+            <w:bCs/>
+          </w:rPr>
+          <w:t xml:space="preserve">Bottom line.</w:t>
+        </w:r>
+      </w:ins>
+      <w:ins w:id="10103" w:author="Z. Zukowski" w:date="2026-05-22T00:00:00Z">
+        <w:r>
+          <w:t xml:space="preserve"> </w:t>
+        </w:r>
+      </w:ins>
+      <w:ins w:id="10103" w:author="Z. Zukowski" w:date="2026-05-22T00:00:00Z">
+        <w:r>
+          <w:t xml:space="preserve">The amplification finding is robust to (a) top-1,000 versus all-delegates sampling depth on Tally (empirically validated by 4-of-10 protocols at all-delegates depth with sub-0.005 HHI shifts); (b) PCA-symmetric exclusion via holder-side plus signer-side canonical stores on Snapshot (under both concentration-reducing and concentration-increasing direction-of-effect outcomes, both of which are substantive findings); and (c) proper-weight versus vote-count methodology on VSR-using protocols (vote-count proxy understates HNT concentration by 5x to 7.5x per the multi-source extension EC log). Full per-protocol detail in</w:t>
+        </w:r>
+      </w:ins>
+      <w:ins w:id="10103" w:author="Z. Zukowski" w:date="2026-05-22T00:00:00Z">
+        <w:r>
+          <w:t xml:space="preserve"> </w:t>
+        </w:r>
+      </w:ins>
+      <w:hyperlink r:id="rId75">
+        <w:ins w:id="10103" w:author="Z. Zukowski" w:date="2026-05-22T00:00:00Z">
+          <w:r>
+            <w:rPr>
+              <w:rStyle w:val="Hyperlink"/>
+            </w:rPr>
+            <w:t xml:space="preserve">Supplementary File S12</w:t>
+          </w:r>
+        </w:ins>
+      </w:hyperlink>
+      <w:ins w:id="10103" w:author="Z. Zukowski" w:date="2026-05-22T00:00:00Z">
+        <w:r>
+          <w:t xml:space="preserve">.</w:t>
+        </w:r>
+      </w:ins>
+    </w:p>
+    <w:bookmarkEnd w:id="76"/>
+    <w:bookmarkStart w:id="78" w:name="pca-exclusion-strictness-robustness"/>
+    <w:p>
+      <w:pPr>
+        <w:pStyle w:val="Heading3"/>
+      </w:pPr>
       <w:ins w:id="10104" w:author="Z. Zukowski" w:date="2026-05-22T00:00:00Z">
         <w:r>
-          <w:t xml:space="preserve">.</w:t>
+          <w:t xml:space="preserve">4.6.2 PCA exclusion strictness robustness</w:t>
+        </w:r>
+      </w:ins>
+    </w:p>
+    <w:p>
+      <w:pPr>
+        <w:pStyle w:val="FirstParagraph"/>
+      </w:pPr>
+      <w:ins w:id="10105" w:author="Z. Zukowski" w:date="2026-05-22T00:00:00Z">
+        <w:r>
+          <w:t xml:space="preserve">The sector contrast is robust to PCA exclusion strictness. We recompute the Mann-Whitney sector test under five progressively weaker exclusion specifications, from the canonical 5-class typology (all protocol-treasury, burn destinations, intermediary contracts, bridge contracts, and CEX custody addresses excluded) through to a minimal-exclusion case that excludes only burn destinations. Cohen’s d stays positive across all five (range 0.17 to 0.94), so the directional claim (DePIN HHI &gt; DeFi HHI in central tendency) does not depend on which exclusion strictness is chosen. Statistical significance at the 0.05 threshold holds for the canonical typology and its nearest neighbor (excluding CEX custody from the exclusion set) but is exhausted as more non-vote-eligible custody mass flows back into the holding distribution at the weakest specifications. The PCA exclusion methodology is therefore load-bearing for the inferential claim of significance; the directional claim is robust to specification choice.</w:t>
         </w:r>
       </w:ins>
     </w:p>
@@ -23517,9 +22291,9 @@
       <w:pPr>
         <w:pStyle w:val="BodyText"/>
       </w:pPr>
-      <w:ins w:id="10105" w:author="Z. Zukowski" w:date="2026-05-22T00:00:00Z">
-        <w:r>
-          <w:t xml:space="preserve">The sector-contrast robustness extends to the choice of PCA exclusion strictness. We recompute the Mann-Whitney sector test under five progressively weaker exclusion specifications, from the canonical 5-class typology (all protocol-treasury, burn destinations, intermediary contracts, bridge contracts, and CEX custody addresses excluded) through to a minimal-exclusion case that excludes only burn destinations. The Cohen’s d point estimate stays positive across all five (range 0.17 to 0.94), so the directional claim (DePIN HHI &gt; DeFi HHI in central tendency) does not depend on which exclusion strictness is chosen. Statistical significance at the conventional 0.05 threshold holds for the canonical typology and its nearest neighbor (excluding CEX custody from the exclusion set) but is exhausted as progressively more non-vote-eligible custody mass flows into the holding distribution at the weakest specifications. The PCA exclusion methodology is therefore load-bearing for the inferential claim of significance and the directional claim is robust to specification choice.</w:t>
+      <w:ins w:id="10106" w:author="Z. Zukowski" w:date="2026-05-22T00:00:00Z">
+        <w:r>
+          <w:t xml:space="preserve">Two per-class findings from the sweep carry downstream methodology implications. Class 3 (staking-aggregation contracts) carries disproportionate sector-distinguishing signal: dropping Class 3 in addition to Classes 4 and 5 collapses Cohen’s d from 0.60 to 0.17 (a 3.5x reduction), even though Class 3 contributes only 12 of the 125 total exclusion addresses. Future researchers operationalizing this methodology should treat Class 3 identification as load-bearing for sector-comparative inference rather than a minor procedural step. Class 5 (CEX custody) is approximately sector-neutral: retaining CEX preserves significance (p = 0.039 versus the canonical p = 0.029) and only marginally reduces Cohen’s d (0.84 versus 0.94), consistent with comparable CEX listing rates across DePIN and DeFi at the top-token level. CEX exclusion is methodologically defensible for cross-section consistency but is not load-bearing for the sector contrast in this sample.</w:t>
         </w:r>
       </w:ins>
     </w:p>
@@ -23527,19 +22301,9 @@
       <w:pPr>
         <w:pStyle w:val="BodyText"/>
       </w:pPr>
-      <w:ins w:id="10106" w:author="Z. Zukowski" w:date="2026-05-22T00:00:00Z">
-        <w:r>
-          <w:t xml:space="preserve">Two per-class findings from the robustness sweep have downstream methodology implications. First, Class 3 (staking-aggregation contracts) carries disproportionate sector-distinguishing signal: dropping Class 3 from the exclusion set (in addition to Classes 4 + 5) collapses Cohen’s d from 0.60 to 0.17 (a 3.5x reduction), even though Class 3 contributes only 12 addresses to the 125-address total exclusion pool. Future researchers operationalizing this methodology should treat Class 3 staking-aggregation identification as load-bearing for sector-comparative inference, not as a minor procedural step. Second, Class 5 (CEX custody) is approximately sector-neutral: retaining CEX custody in the HHI calculation (Spec B) preserves significance (p = 0.039 versus the canonical p = 0.029) and only marginally reduces Cohen’s d (0.84 versus 0.94). CEX custody exclusion is methodologically defensible for cross-section consistency but is not load-bearing for the DePIN-vs-DeFi sector contrast in this sample, consistent with CEX listing rates being roughly comparable across the two sectors at the cross-section’s top-token level.</w:t>
-        </w:r>
-      </w:ins>
-    </w:p>
-    <w:p>
-      <w:pPr>
-        <w:pStyle w:val="BodyText"/>
-      </w:pPr>
       <w:ins w:id="10107" w:author="Z. Zukowski" w:date="2026-05-22T00:00:00Z">
         <w:r>
-          <w:t xml:space="preserve">Full per-specification table, plain-language description of the five-class typology, and per-cell numerical detail are in</w:t>
+          <w:t xml:space="preserve">Full per-specification table and per-cell numerical detail are in</w:t>
         </w:r>
       </w:ins>
       <w:ins w:id="10107" w:author="Z. Zukowski" w:date="2026-05-22T00:00:00Z">
@@ -23547,7 +22311,7 @@
           <w:t xml:space="preserve"> </w:t>
         </w:r>
       </w:ins>
-      <w:hyperlink r:id="rId76">
+      <w:hyperlink r:id="rId77">
         <w:ins w:id="10107" w:author="Z. Zukowski" w:date="2026-05-22T00:00:00Z">
           <w:r>
             <w:rPr>
@@ -23563,13 +22327,33 @@
         </w:r>
       </w:ins>
     </w:p>
+    <w:bookmarkEnd w:id="78"/>
+    <w:bookmarkStart w:id="79" w:name="Xae9e455893dd4d58abdf64eb7fc07743fcf6bf6"/>
+    <w:p>
+      <w:pPr>
+        <w:pStyle w:val="Heading3"/>
+      </w:pPr>
+      <w:r>
+        <w:t xml:space="preserve">4.6.3 Cross-metric and supplementary robustness</w:t>
+      </w:r>
+    </w:p>
+    <w:p>
+      <w:pPr>
+        <w:pStyle w:val="FirstParagraph"/>
+      </w:pPr>
+      <w:ins w:id="10108" w:author="Z. Zukowski" w:date="2026-05-22T00:00:00Z">
+        <w:r>
+          <w:t xml:space="preserve">Rank ordering across concentration metrics is stable: HHI-Theil Pearson r = 0.77 and HHI-Gini Pearson r = 0.59 (p &lt; 0.001, N = 40) on the post-exclusion sample. The bivariate associations in Table 4 (sector contrast, insider-retention significance, subsidy fragility) would not flip under Gini-based or Theil-based measurement. The HHI-Gini correlation is moderate rather than perfect because the two metrics weight the holder distribution differently (HHI is dominated by top-share squared terms; Gini integrates the full Lorenz curve), so each adds some independent information about distributional shape while agreeing on protocol rank ordering.</w:t>
+        </w:r>
+      </w:ins>
+    </w:p>
     <w:p>
       <w:pPr>
         <w:pStyle w:val="BodyText"/>
       </w:pPr>
-      <w:ins w:id="10108" w:author="Z. Zukowski" w:date="2026-05-22T00:00:00Z">
-        <w:r>
-          <w:t xml:space="preserve">Other extended robustness analyses are documented in supplementary materials rather than reproduced in full here: Theil and Atkinson concentration metrics (S9), Shapley-Shubik and Banzhaf power indices (S11), PCA-symmetric voting HHI and signer-side functional PCA cases (S12), multivariate subsidy models with sector controls (S8), and the canonical statistics ledger (S0). Profitability, size, and insider-retention specifications are reported in the §4.6 secondary-checks paragraph above. Rank ordering across concentration metrics is stable: HHI-Theil Pearson r = 0.77 and HHI-Gini Pearson r = 0.59 (p &lt; 0.001, N = 40) on the post-exclusion sample, confirming that the bivariate associations in Table 4 (sector contrast; insider-retention significance; subsidy fragility) would not flip under Gini-based or Theil-based measurement. The HHI-Gini correlation is moderate rather than perfect because the two metrics weight the holder distribution differently (HHI is dominated by top-share squared terms; Gini integrates the full Lorenz curve), so each metric adds some independent information about distributional shape while agreeing on protocol rank ordering.</w:t>
+      <w:ins w:id="10109" w:author="Z. Zukowski" w:date="2026-05-22T00:00:00Z">
+        <w:r>
+          <w:t xml:space="preserve">Other extended robustness analyses live in supplementary materials rather than the main body: Theil and Atkinson concentration metrics (S9), Shapley-Shubik and Banzhaf power indices (S11), PCA-symmetric voting HHI and signer-side functional PCA cases (S12), multivariate subsidy models with sector controls (S8), and the canonical statistics ledger (S0). Profitability, size, and insider-retention specifications are reported in the §4.6 secondary-checks paragraph above.</w:t>
         </w:r>
       </w:ins>
     </w:p>
@@ -23599,9 +22383,10 @@
         <w:t xml:space="preserve">ownership structure.</w:t>
       </w:r>
     </w:p>
-    <w:bookmarkEnd w:id="77"/>
-    <w:bookmarkEnd w:id="78"/>
-    <w:bookmarkStart w:id="90" w:name="discussion"/>
+    <w:bookmarkEnd w:id="79"/>
+    <w:bookmarkEnd w:id="80"/>
+    <w:bookmarkEnd w:id="81"/>
+    <w:bookmarkStart w:id="93" w:name="discussion"/>
     <w:p>
       <w:pPr>
         <w:pStyle w:val="Heading1"/>
@@ -23610,7 +22395,7 @@
         <w:t xml:space="preserve">5 Discussion</w:t>
       </w:r>
     </w:p>
-    <w:bookmarkStart w:id="79" w:name="measurement-implications"/>
+    <w:bookmarkStart w:id="82" w:name="measurement-implications"/>
     <w:p>
       <w:pPr>
         <w:pStyle w:val="Heading2"/>
@@ -23623,7 +22408,7 @@
       <w:pPr>
         <w:pStyle w:val="FirstParagraph"/>
       </w:pPr>
-      <w:ins w:id="10109" w:author="Z. Zukowski" w:date="2026-05-22T00:00:00Z">
+      <w:ins w:id="10110" w:author="Z. Zukowski" w:date="2026-05-22T00:00:00Z">
         <w:r>
           <w:t xml:space="preserve">The results change how governance concentration should be audited. Launch allocation tables are not enough: initial insider allocation is not associated with post-distribution HHI in this cross-section. Audits should instead begin with current holder composition, explicit PCA exclusions, insider wallet retention among top holders, and delegated voting power.</w:t>
         </w:r>
@@ -23633,14 +22418,14 @@
       <w:pPr>
         <w:pStyle w:val="BodyText"/>
       </w:pPr>
-      <w:ins w:id="10110" w:author="Z. Zukowski" w:date="2026-05-22T00:00:00Z">
+      <w:ins w:id="10111" w:author="Z. Zukowski" w:date="2026-05-22T00:00:00Z">
         <w:r>
           <w:t xml:space="preserve">Three practical implications follow. First, holder-list HHI should be computed only after excluding addresses that cannot vote as independent governance actors. Second, delegation analysis should compare voting-HHI with post-exclusion holding HHI, because delegated power usually differs from token holdings. Third, concentration audits should treat vote-escrow systems and delegation systems as different mechanism classes rather than aggregating them under one generic governance label.</w:t>
         </w:r>
       </w:ins>
     </w:p>
-    <w:bookmarkEnd w:id="79"/>
-    <w:bookmarkStart w:id="80" w:name="governance-design-implications"/>
+    <w:bookmarkEnd w:id="82"/>
+    <w:bookmarkStart w:id="83" w:name="governance-design-implications"/>
     <w:p>
       <w:pPr>
         <w:pStyle w:val="Heading2"/>
@@ -23653,107 +22438,107 @@
       <w:pPr>
         <w:pStyle w:val="FirstParagraph"/>
       </w:pPr>
-      <w:ins w:id="10111" w:author="Z. Zukowski" w:date="2026-05-22T00:00:00Z">
+      <w:ins w:id="10112" w:author="Z. Zukowski" w:date="2026-05-22T00:00:00Z">
         <w:r>
           <w:t xml:space="preserve">The empirical findings do not prove that any one design is sufficient</w:t>
         </w:r>
       </w:ins>
-      <w:ins w:id="10111" w:author="Z. Zukowski" w:date="2026-05-22T00:00:00Z">
-        <w:r>
-          <w:t xml:space="preserve"> </w:t>
-        </w:r>
-      </w:ins>
-      <w:ins w:id="10111" w:author="Z. Zukowski" w:date="2026-05-22T00:00:00Z">
+      <w:ins w:id="10112" w:author="Z. Zukowski" w:date="2026-05-22T00:00:00Z">
+        <w:r>
+          <w:t xml:space="preserve"> </w:t>
+        </w:r>
+      </w:ins>
+      <w:ins w:id="10112" w:author="Z. Zukowski" w:date="2026-05-22T00:00:00Z">
         <w:r>
           <w:t xml:space="preserve">for deconcentration, but they identify design levers that merit closer</w:t>
         </w:r>
       </w:ins>
-      <w:ins w:id="10111" w:author="Z. Zukowski" w:date="2026-05-22T00:00:00Z">
-        <w:r>
-          <w:t xml:space="preserve"> </w:t>
-        </w:r>
-      </w:ins>
-      <w:ins w:id="10111" w:author="Z. Zukowski" w:date="2026-05-22T00:00:00Z">
+      <w:ins w:id="10112" w:author="Z. Zukowski" w:date="2026-05-22T00:00:00Z">
+        <w:r>
+          <w:t xml:space="preserve"> </w:t>
+        </w:r>
+      </w:ins>
+      <w:ins w:id="10112" w:author="Z. Zukowski" w:date="2026-05-22T00:00:00Z">
         <w:r>
           <w:t xml:space="preserve">evaluation. Two counterexamples operating in different mechanism domains</w:t>
         </w:r>
       </w:ins>
-      <w:ins w:id="10111" w:author="Z. Zukowski" w:date="2026-05-22T00:00:00Z">
-        <w:r>
-          <w:t xml:space="preserve"> </w:t>
-        </w:r>
-      </w:ins>
-      <w:ins w:id="10111" w:author="Z. Zukowski" w:date="2026-05-22T00:00:00Z">
+      <w:ins w:id="10112" w:author="Z. Zukowski" w:date="2026-05-22T00:00:00Z">
+        <w:r>
+          <w:t xml:space="preserve"> </w:t>
+        </w:r>
+      </w:ins>
+      <w:ins w:id="10112" w:author="Z. Zukowski" w:date="2026-05-22T00:00:00Z">
         <w:r>
           <w:t xml:space="preserve">illustrate that concentration variation is design-tractable rather than</w:t>
         </w:r>
       </w:ins>
-      <w:ins w:id="10111" w:author="Z. Zukowski" w:date="2026-05-22T00:00:00Z">
-        <w:r>
-          <w:t xml:space="preserve"> </w:t>
-        </w:r>
-      </w:ins>
-      <w:ins w:id="10111" w:author="Z. Zukowski" w:date="2026-05-22T00:00:00Z">
+      <w:ins w:id="10112" w:author="Z. Zukowski" w:date="2026-05-22T00:00:00Z">
+        <w:r>
+          <w:t xml:space="preserve"> </w:t>
+        </w:r>
+      </w:ins>
+      <w:ins w:id="10112" w:author="Z. Zukowski" w:date="2026-05-22T00:00:00Z">
         <w:r>
           <w:t xml:space="preserve">mechanically inevitable: Anyone Protocol shows that low DePIN holding</w:t>
         </w:r>
       </w:ins>
-      <w:ins w:id="10111" w:author="Z. Zukowski" w:date="2026-05-22T00:00:00Z">
-        <w:r>
-          <w:t xml:space="preserve"> </w:t>
-        </w:r>
-      </w:ins>
-      <w:ins w:id="10111" w:author="Z. Zukowski" w:date="2026-05-22T00:00:00Z">
+      <w:ins w:id="10112" w:author="Z. Zukowski" w:date="2026-05-22T00:00:00Z">
+        <w:r>
+          <w:t xml:space="preserve"> </w:t>
+        </w:r>
+      </w:ins>
+      <w:ins w:id="10112" w:author="Z. Zukowski" w:date="2026-05-22T00:00:00Z">
         <w:r>
           <w:t xml:space="preserve">concentration is possible despite sector-level concentration risk, and</w:t>
         </w:r>
       </w:ins>
-      <w:ins w:id="10111" w:author="Z. Zukowski" w:date="2026-05-22T00:00:00Z">
-        <w:r>
-          <w:t xml:space="preserve"> </w:t>
-        </w:r>
-      </w:ins>
-      <w:ins w:id="10111" w:author="Z. Zukowski" w:date="2026-05-22T00:00:00Z">
+      <w:ins w:id="10112" w:author="Z. Zukowski" w:date="2026-05-22T00:00:00Z">
+        <w:r>
+          <w:t xml:space="preserve"> </w:t>
+        </w:r>
+      </w:ins>
+      <w:ins w:id="10112" w:author="Z. Zukowski" w:date="2026-05-22T00:00:00Z">
         <w:r>
           <w:t xml:space="preserve">ENS shows that delegation can disperse voting power below the holding</w:t>
         </w:r>
       </w:ins>
-      <w:ins w:id="10111" w:author="Z. Zukowski" w:date="2026-05-22T00:00:00Z">
-        <w:r>
-          <w:t xml:space="preserve"> </w:t>
-        </w:r>
-      </w:ins>
-      <w:ins w:id="10111" w:author="Z. Zukowski" w:date="2026-05-22T00:00:00Z">
+      <w:ins w:id="10112" w:author="Z. Zukowski" w:date="2026-05-22T00:00:00Z">
+        <w:r>
+          <w:t xml:space="preserve"> </w:t>
+        </w:r>
+      </w:ins>
+      <w:ins w:id="10112" w:author="Z. Zukowski" w:date="2026-05-22T00:00:00Z">
         <w:r>
           <w:t xml:space="preserve">baseline under a mature delegate program. GMX, HNT, and JUP extend the</w:t>
         </w:r>
       </w:ins>
-      <w:ins w:id="10111" w:author="Z. Zukowski" w:date="2026-05-22T00:00:00Z">
-        <w:r>
-          <w:t xml:space="preserve"> </w:t>
-        </w:r>
-      </w:ins>
-      <w:ins w:id="10111" w:author="Z. Zukowski" w:date="2026-05-22T00:00:00Z">
+      <w:ins w:id="10112" w:author="Z. Zukowski" w:date="2026-05-22T00:00:00Z">
+        <w:r>
+          <w:t xml:space="preserve"> </w:t>
+        </w:r>
+      </w:ins>
+      <w:ins w:id="10112" w:author="Z. Zukowski" w:date="2026-05-22T00:00:00Z">
         <w:r>
           <w:t xml:space="preserve">delegation-dispersion case under different mechanism designs, while</w:t>
         </w:r>
       </w:ins>
-      <w:ins w:id="10111" w:author="Z. Zukowski" w:date="2026-05-22T00:00:00Z">
-        <w:r>
-          <w:t xml:space="preserve"> </w:t>
-        </w:r>
-      </w:ins>
-      <w:ins w:id="10111" w:author="Z. Zukowski" w:date="2026-05-22T00:00:00Z">
+      <w:ins w:id="10112" w:author="Z. Zukowski" w:date="2026-05-22T00:00:00Z">
+        <w:r>
+          <w:t xml:space="preserve"> </w:t>
+        </w:r>
+      </w:ins>
+      <w:ins w:id="10112" w:author="Z. Zukowski" w:date="2026-05-22T00:00:00Z">
         <w:r>
           <w:t xml:space="preserve">Curve and Balancer show that vote-escrowed governance can amplify voting</w:t>
         </w:r>
       </w:ins>
-      <w:ins w:id="10111" w:author="Z. Zukowski" w:date="2026-05-22T00:00:00Z">
-        <w:r>
-          <w:t xml:space="preserve"> </w:t>
-        </w:r>
-      </w:ins>
-      <w:ins w:id="10111" w:author="Z. Zukowski" w:date="2026-05-22T00:00:00Z">
+      <w:ins w:id="10112" w:author="Z. Zukowski" w:date="2026-05-22T00:00:00Z">
+        <w:r>
+          <w:t xml:space="preserve"> </w:t>
+        </w:r>
+      </w:ins>
+      <w:ins w:id="10112" w:author="Z. Zukowski" w:date="2026-05-22T00:00:00Z">
         <w:r>
           <w:t xml:space="preserve">concentration far above raw token holdings.</w:t>
         </w:r>
@@ -23763,54 +22548,54 @@
       <w:pPr>
         <w:pStyle w:val="BodyText"/>
       </w:pPr>
-      <w:ins w:id="10112" w:author="Z. Zukowski" w:date="2026-05-22T00:00:00Z">
+      <w:ins w:id="10113" w:author="Z. Zukowski" w:date="2026-05-22T00:00:00Z">
         <w:r>
           <w:t xml:space="preserve">For practitioners, the immediate design lesson is to measure current</w:t>
         </w:r>
       </w:ins>
-      <w:ins w:id="10112" w:author="Z. Zukowski" w:date="2026-05-22T00:00:00Z">
-        <w:r>
-          <w:t xml:space="preserve"> </w:t>
-        </w:r>
-      </w:ins>
-      <w:ins w:id="10112" w:author="Z. Zukowski" w:date="2026-05-22T00:00:00Z">
+      <w:ins w:id="10113" w:author="Z. Zukowski" w:date="2026-05-22T00:00:00Z">
+        <w:r>
+          <w:t xml:space="preserve"> </w:t>
+        </w:r>
+      </w:ins>
+      <w:ins w:id="10113" w:author="Z. Zukowski" w:date="2026-05-22T00:00:00Z">
         <w:r>
           <w:t xml:space="preserve">governance power rather than infer it from launch documents. Protocols</w:t>
         </w:r>
       </w:ins>
-      <w:ins w:id="10112" w:author="Z. Zukowski" w:date="2026-05-22T00:00:00Z">
-        <w:r>
-          <w:t xml:space="preserve"> </w:t>
-        </w:r>
-      </w:ins>
-      <w:ins w:id="10112" w:author="Z. Zukowski" w:date="2026-05-22T00:00:00Z">
+      <w:ins w:id="10113" w:author="Z. Zukowski" w:date="2026-05-22T00:00:00Z">
+        <w:r>
+          <w:t xml:space="preserve"> </w:t>
+        </w:r>
+      </w:ins>
+      <w:ins w:id="10113" w:author="Z. Zukowski" w:date="2026-05-22T00:00:00Z">
         <w:r>
           <w:t xml:space="preserve">should publish PCA-adjusted concentration metrics, delegate-power</w:t>
         </w:r>
       </w:ins>
-      <w:ins w:id="10112" w:author="Z. Zukowski" w:date="2026-05-22T00:00:00Z">
-        <w:r>
-          <w:t xml:space="preserve"> </w:t>
-        </w:r>
-      </w:ins>
-      <w:ins w:id="10112" w:author="Z. Zukowski" w:date="2026-05-22T00:00:00Z">
+      <w:ins w:id="10113" w:author="Z. Zukowski" w:date="2026-05-22T00:00:00Z">
+        <w:r>
+          <w:t xml:space="preserve"> </w:t>
+        </w:r>
+      </w:ins>
+      <w:ins w:id="10113" w:author="Z. Zukowski" w:date="2026-05-22T00:00:00Z">
         <w:r>
           <w:t xml:space="preserve">concentration, and any vote-escrow amplification before asking users or</w:t>
         </w:r>
       </w:ins>
-      <w:ins w:id="10112" w:author="Z. Zukowski" w:date="2026-05-22T00:00:00Z">
-        <w:r>
-          <w:t xml:space="preserve"> </w:t>
-        </w:r>
-      </w:ins>
-      <w:ins w:id="10112" w:author="Z. Zukowski" w:date="2026-05-22T00:00:00Z">
+      <w:ins w:id="10113" w:author="Z. Zukowski" w:date="2026-05-22T00:00:00Z">
+        <w:r>
+          <w:t xml:space="preserve"> </w:t>
+        </w:r>
+      </w:ins>
+      <w:ins w:id="10113" w:author="Z. Zukowski" w:date="2026-05-22T00:00:00Z">
         <w:r>
           <w:t xml:space="preserve">regulators to accept decentralization claims.</w:t>
         </w:r>
       </w:ins>
     </w:p>
-    <w:bookmarkEnd w:id="80"/>
-    <w:bookmarkStart w:id="81" w:name="risks-and-counterpoints"/>
+    <w:bookmarkEnd w:id="83"/>
+    <w:bookmarkStart w:id="84" w:name="risks-and-counterpoints"/>
     <w:p>
       <w:pPr>
         <w:pStyle w:val="Heading2"/>
@@ -23823,7 +22608,7 @@
       <w:pPr>
         <w:pStyle w:val="FirstParagraph"/>
       </w:pPr>
-      <w:ins w:id="10113" w:author="Z. Zukowski" w:date="2026-05-22T00:00:00Z">
+      <w:ins w:id="10114" w:author="Z. Zukowski" w:date="2026-05-22T00:00:00Z">
         <w:r>
           <w:t xml:space="preserve">Several empirical risks deserve candid acknowledgment. First, concentration may be efficient in some protocols if high-stake holders are also the participants most informed about protocol maintenance. This paper does not resolve that normative dispute; it shows that concentration should be measured after PCA correction and voting-power adjustment before decentralization claims are made. Second, launch allocation is empirically uninformative about current concentration, so audits that rely on allocation documents alone will miss post-distribution accumulation. Third, voting-HHI depends on governance-platform data that can drift over time, making rank ordering more durable than exact point estimates.</w:t>
         </w:r>
@@ -23833,14 +22618,14 @@
       <w:pPr>
         <w:pStyle w:val="BodyText"/>
       </w:pPr>
-      <w:ins w:id="10114" w:author="Z. Zukowski" w:date="2026-05-22T00:00:00Z">
+      <w:ins w:id="10115" w:author="Z. Zukowski" w:date="2026-05-22T00:00:00Z">
         <w:r>
           <w:t xml:space="preserve">Measurement remains incomplete. Informal influence, off-chain coordination, and legal or equity-holder obligations can affect governance without appearing in token-holder lists. The paper therefore treats HHI and voting-HHI as necessary but not sufficient measures of governance power.</w:t>
         </w:r>
       </w:ins>
     </w:p>
-    <w:bookmarkEnd w:id="81"/>
-    <w:bookmarkStart w:id="82" w:name="position-in-literature"/>
+    <w:bookmarkEnd w:id="84"/>
+    <w:bookmarkStart w:id="85" w:name="position-in-literature"/>
     <w:p>
       <w:pPr>
         <w:pStyle w:val="Heading2"/>
@@ -23853,7 +22638,7 @@
       <w:pPr>
         <w:pStyle w:val="FirstParagraph"/>
       </w:pPr>
-      <w:ins w:id="10115" w:author="Z. Zukowski" w:date="2026-05-22T00:00:00Z">
+      <w:ins w:id="10116" w:author="Z. Zukowski" w:date="2026-05-22T00:00:00Z">
         <w:r>
           <w:t xml:space="preserve">This paper contributes to the empirical DAO-governance literature by refining how concentration is measured. Prior work documents token inequality, voter concentration, participation gaps, and the decentralization illusion. B2 extends that literature by showing that concentration estimates change materially once protocol-controlled addresses are excluded, and by comparing holding HHI with voting-HHI across delegation systems.</w:t>
         </w:r>
@@ -23863,14 +22648,14 @@
       <w:pPr>
         <w:pStyle w:val="BodyText"/>
       </w:pPr>
-      <w:ins w:id="10116" w:author="Z. Zukowski" w:date="2026-05-22T00:00:00Z">
+      <w:ins w:id="10117" w:author="Z. Zukowski" w:date="2026-05-22T00:00:00Z">
         <w:r>
           <w:t xml:space="preserve">The paper also contributes to DePIN tokenomics by separating governance concentration from subsidy dependence and launch allocation. DePIN protocols exhibit higher concentration than DeFi in the corrected cross-section, but the sector pattern coexists with low-concentration counterexamples such as Anyone Protocol and Hivemapper. This makes the paper a measurement contribution rather than a deterministic claim about DePIN architecture.</w:t>
         </w:r>
       </w:ins>
     </w:p>
-    <w:bookmarkEnd w:id="82"/>
-    <w:bookmarkStart w:id="83" w:name="summary-of-findings"/>
+    <w:bookmarkEnd w:id="85"/>
+    <w:bookmarkStart w:id="86" w:name="summary-of-findings"/>
     <w:p>
       <w:pPr>
         <w:pStyle w:val="Heading2"/>
@@ -23883,7 +22668,7 @@
       <w:pPr>
         <w:pStyle w:val="FirstParagraph"/>
       </w:pPr>
-      <w:ins w:id="10117" w:author="Z. Zukowski" w:date="2026-05-22T00:00:00Z">
+      <w:ins w:id="10118" w:author="Z. Zukowski" w:date="2026-05-22T00:00:00Z">
         <w:r>
           <w:t xml:space="preserve">Across 40 protocols, naive holder lists are a weak basis for governance claims. PCA exclusion corrects large measurement artifacts, with median HHI inflation of 2.3x and a maximum near 18x in affected protocols. Initial insider allocation is uninformative about post-distribution concentration (Pearson r = 0.05, p = 0.76, N = 37), while current insider wallet retention is associated with concentration (Spearman rho = 0.48, p = 0.003, N = 37); the non-insider HHI check supports this as more than a purely mechanical result.</w:t>
         </w:r>
@@ -23893,7 +22678,7 @@
       <w:pPr>
         <w:pStyle w:val="BodyText"/>
       </w:pPr>
-      <w:ins w:id="10118" w:author="Z. Zukowski" w:date="2026-05-22T00:00:00Z">
+      <w:ins w:id="10119" w:author="Z. Zukowski" w:date="2026-05-22T00:00:00Z">
         <w:r>
           <w:t xml:space="preserve">DePIN protocols are more concentrated than DeFi protocols after correction (mean HHI 0.071 vs 0.031; Mann-Whitney p = 0.020; Cohen’s d = 0.94), but the finding is descriptive and partially attenuates in the smallest multivariate specification. Subsidy dependence does not generalize as a concentration indicator once Livepeer is excluded (r = 0.07, p = 0.77, N = 22). Delegation usually amplifies voting concentration above token holdings in the 13-protocol voting-HHI sample, with ENS, GMX, HNT, and JUP as dispersion exceptions.</w:t>
         </w:r>
@@ -23903,14 +22688,14 @@
       <w:pPr>
         <w:pStyle w:val="BodyText"/>
       </w:pPr>
-      <w:ins w:id="10119" w:author="Z. Zukowski" w:date="2026-05-22T00:00:00Z">
+      <w:ins w:id="10120" w:author="Z. Zukowski" w:date="2026-05-22T00:00:00Z">
         <w:r>
           <w:t xml:space="preserve">The findings span four within-protocol concentration surfaces (post-exclusion holding, insider retention, delegated voting, and vote-escrowed voting) and one cross-protocol surface deferred to future work (institutional delegates participating in multiple protocols’ governance simultaneously).</w:t>
         </w:r>
       </w:ins>
     </w:p>
-    <w:bookmarkEnd w:id="83"/>
-    <w:bookmarkStart w:id="84" w:name="contributions"/>
+    <w:bookmarkEnd w:id="86"/>
+    <w:bookmarkStart w:id="87" w:name="contributions"/>
     <w:p>
       <w:pPr>
         <w:pStyle w:val="Heading2"/>
@@ -23923,7 +22708,7 @@
       <w:pPr>
         <w:pStyle w:val="FirstParagraph"/>
       </w:pPr>
-      <w:ins w:id="10120" w:author="Z. Zukowski" w:date="2026-05-22T00:00:00Z">
+      <w:ins w:id="10121" w:author="Z. Zukowski" w:date="2026-05-22T00:00:00Z">
         <w:r>
           <w:t xml:space="preserve">The paper makes four empirical contributions.</w:t>
         </w:r>
@@ -23933,7 +22718,7 @@
       <w:pPr>
         <w:pStyle w:val="BodyText"/>
       </w:pPr>
-      <w:ins w:id="10121" w:author="Z. Zukowski" w:date="2026-05-22T00:00:00Z">
+      <w:ins w:id="10122" w:author="Z. Zukowski" w:date="2026-05-22T00:00:00Z">
         <w:r>
           <w:rPr>
             <w:b/>
@@ -23942,12 +22727,12 @@
           <w:t xml:space="preserve">First, generalizable PCA exclusion methodology</w:t>
         </w:r>
       </w:ins>
-      <w:ins w:id="10121" w:author="Z. Zukowski" w:date="2026-05-22T00:00:00Z">
-        <w:r>
-          <w:t xml:space="preserve"> </w:t>
-        </w:r>
-      </w:ins>
-      <w:ins w:id="10121" w:author="Z. Zukowski" w:date="2026-05-22T00:00:00Z">
+      <w:ins w:id="10122" w:author="Z. Zukowski" w:date="2026-05-22T00:00:00Z">
+        <w:r>
+          <w:t xml:space="preserve"> </w:t>
+        </w:r>
+      </w:ins>
+      <w:ins w:id="10122" w:author="Z. Zukowski" w:date="2026-05-22T00:00:00Z">
         <w:r>
           <w:t xml:space="preserve">(Section 3.8). The exclusion methodology applies 133 address exclusions controlled by protocols themselves across 38 protocols. Correcting for these addresses changed affected protocols’ HHI by a median factor of 2.3x and up to approximately 18x, showing that prior holder-list studies can measure protocol architecture rather than governance control.</w:t>
         </w:r>
@@ -23957,7 +22742,7 @@
       <w:pPr>
         <w:pStyle w:val="BodyText"/>
       </w:pPr>
-      <w:ins w:id="10122" w:author="Z. Zukowski" w:date="2026-05-22T00:00:00Z">
+      <w:ins w:id="10123" w:author="Z. Zukowski" w:date="2026-05-22T00:00:00Z">
         <w:r>
           <w:rPr>
             <w:b/>
@@ -23966,12 +22751,12 @@
           <w:t xml:space="preserve">Second, allocation-null and insider-retention evidence</w:t>
         </w:r>
       </w:ins>
-      <w:ins w:id="10122" w:author="Z. Zukowski" w:date="2026-05-22T00:00:00Z">
-        <w:r>
-          <w:t xml:space="preserve"> </w:t>
-        </w:r>
-      </w:ins>
-      <w:ins w:id="10122" w:author="Z. Zukowski" w:date="2026-05-22T00:00:00Z">
+      <w:ins w:id="10123" w:author="Z. Zukowski" w:date="2026-05-22T00:00:00Z">
+        <w:r>
+          <w:t xml:space="preserve"> </w:t>
+        </w:r>
+      </w:ins>
+      <w:ins w:id="10123" w:author="Z. Zukowski" w:date="2026-05-22T00:00:00Z">
         <w:r>
           <w:t xml:space="preserve">(Section 4.4). Initial team and investor allocation does not explain post-distribution concentration in the 37-protocol allocation subsample, while insider wallet presence among top holders is associated with concentration. The count-based non-insider HHI check supports the relationship as more than a direct arithmetic artifact; the balance-based version does not survive conventional significance, so the hierarchy of evidence is explicit.</w:t>
         </w:r>
@@ -23981,7 +22766,7 @@
       <w:pPr>
         <w:pStyle w:val="BodyText"/>
       </w:pPr>
-      <w:ins w:id="10123" w:author="Z. Zukowski" w:date="2026-05-22T00:00:00Z">
+      <w:ins w:id="10124" w:author="Z. Zukowski" w:date="2026-05-22T00:00:00Z">
         <w:r>
           <w:rPr>
             <w:b/>
@@ -23990,12 +22775,12 @@
           <w:t xml:space="preserve">Third, corrected sector contrast</w:t>
         </w:r>
       </w:ins>
-      <w:ins w:id="10123" w:author="Z. Zukowski" w:date="2026-05-22T00:00:00Z">
-        <w:r>
-          <w:t xml:space="preserve"> </w:t>
-        </w:r>
-      </w:ins>
-      <w:ins w:id="10123" w:author="Z. Zukowski" w:date="2026-05-22T00:00:00Z">
+      <w:ins w:id="10124" w:author="Z. Zukowski" w:date="2026-05-22T00:00:00Z">
+        <w:r>
+          <w:t xml:space="preserve"> </w:t>
+        </w:r>
+      </w:ins>
+      <w:ins w:id="10124" w:author="Z. Zukowski" w:date="2026-05-22T00:00:00Z">
         <w:r>
           <w:t xml:space="preserve">(Section 4.3). DePIN governance concentration exceeds DeFi after PCA correction, with robustness to leave-one-out, permutation, and bootstrap checks. The finding is descriptive and should be read with the Model 3 attenuation and small-sample limits in view.</w:t>
         </w:r>
@@ -24005,7 +22790,7 @@
       <w:pPr>
         <w:pStyle w:val="BodyText"/>
       </w:pPr>
-      <w:ins w:id="10124" w:author="Z. Zukowski" w:date="2026-05-22T00:00:00Z">
+      <w:ins w:id="10125" w:author="Z. Zukowski" w:date="2026-05-22T00:00:00Z">
         <w:r>
           <w:rPr>
             <w:b/>
@@ -24014,19 +22799,19 @@
           <w:t xml:space="preserve">Fourth, delegation-amplification measurement</w:t>
         </w:r>
       </w:ins>
-      <w:ins w:id="10124" w:author="Z. Zukowski" w:date="2026-05-22T00:00:00Z">
-        <w:r>
-          <w:t xml:space="preserve"> </w:t>
-        </w:r>
-      </w:ins>
-      <w:ins w:id="10124" w:author="Z. Zukowski" w:date="2026-05-22T00:00:00Z">
+      <w:ins w:id="10125" w:author="Z. Zukowski" w:date="2026-05-22T00:00:00Z">
+        <w:r>
+          <w:t xml:space="preserve"> </w:t>
+        </w:r>
+      </w:ins>
+      <w:ins w:id="10125" w:author="Z. Zukowski" w:date="2026-05-22T00:00:00Z">
         <w:r>
           <w:t xml:space="preserve">(Section 4.5). Voting-HHI exceeds post-exclusion holding HHI in nine of thirteen protocols with sufficient governance data, while ENS, GMX, HNT, and JUP show that dispersion is possible under different delegate-program or voting-mechanism designs. Curve and Balancer form a separate vote-escrow class with much larger amplification.</w:t>
         </w:r>
       </w:ins>
     </w:p>
-    <w:bookmarkEnd w:id="84"/>
-    <w:bookmarkStart w:id="85" w:name="limitations"/>
+    <w:bookmarkEnd w:id="87"/>
+    <w:bookmarkStart w:id="88" w:name="limitations"/>
     <w:p>
       <w:pPr>
         <w:pStyle w:val="Heading2"/>
@@ -24039,7 +22824,7 @@
       <w:pPr>
         <w:pStyle w:val="FirstParagraph"/>
       </w:pPr>
-      <w:ins w:id="10125" w:author="Z. Zukowski" w:date="2026-05-22T00:00:00Z">
+      <w:ins w:id="10126" w:author="Z. Zukowski" w:date="2026-05-22T00:00:00Z">
         <w:r>
           <w:t xml:space="preserve">The evidence reported here carries five main limitations. First, the analysis is a March 2026 cross-section, so it supports descriptive association rather than causal inference or trajectory claims. Second, the 40-protocol sample is large enough for descriptive comparison but small for fully specified multivariate regression; Model 3 has only 35 observations. Third, PCA classification depends on public labels, bytecode inspection, and documentation quality, with weaker coverage for some Solana-native protocols. Fourth, voting-HHI data are available only for 13 protocols with sufficient governance activity and comparable data surfaces. Fifth, HHI measures concentration of shares, not pivotal voting power under proposal-specific quorum rules.</w:t>
         </w:r>
@@ -24049,47 +22834,47 @@
       <w:pPr>
         <w:pStyle w:val="BodyText"/>
       </w:pPr>
-      <w:ins w:id="10126" w:author="Z. Zukowski" w:date="2026-05-22T00:00:00Z">
+      <w:ins w:id="10127" w:author="Z. Zukowski" w:date="2026-05-22T00:00:00Z">
         <w:r>
           <w:t xml:space="preserve">The attenuated Model 3 sector coefficient (p = 0.078) should be read</w:t>
         </w:r>
       </w:ins>
-      <w:ins w:id="10126" w:author="Z. Zukowski" w:date="2026-05-22T00:00:00Z">
-        <w:r>
-          <w:t xml:space="preserve"> </w:t>
-        </w:r>
-      </w:ins>
-      <w:ins w:id="10126" w:author="Z. Zukowski" w:date="2026-05-22T00:00:00Z">
+      <w:ins w:id="10127" w:author="Z. Zukowski" w:date="2026-05-22T00:00:00Z">
+        <w:r>
+          <w:t xml:space="preserve"> </w:t>
+        </w:r>
+      </w:ins>
+      <w:ins w:id="10127" w:author="Z. Zukowski" w:date="2026-05-22T00:00:00Z">
         <w:r>
           <w:t xml:space="preserve">alongside the bootstrap result reported in Section 4.4: the DePIN</w:t>
         </w:r>
       </w:ins>
-      <w:ins w:id="10126" w:author="Z. Zukowski" w:date="2026-05-22T00:00:00Z">
-        <w:r>
-          <w:t xml:space="preserve"> </w:t>
-        </w:r>
-      </w:ins>
-      <w:ins w:id="10126" w:author="Z. Zukowski" w:date="2026-05-22T00:00:00Z">
+      <w:ins w:id="10127" w:author="Z. Zukowski" w:date="2026-05-22T00:00:00Z">
+        <w:r>
+          <w:t xml:space="preserve"> </w:t>
+        </w:r>
+      </w:ins>
+      <w:ins w:id="10127" w:author="Z. Zukowski" w:date="2026-05-22T00:00:00Z">
         <w:r>
           <w:t xml:space="preserve">coefficient bootstrap interval remains above zero [+0.001, +0.091] in</w:t>
         </w:r>
       </w:ins>
-      <w:ins w:id="10126" w:author="Z. Zukowski" w:date="2026-05-22T00:00:00Z">
-        <w:r>
-          <w:t xml:space="preserve"> </w:t>
-        </w:r>
-      </w:ins>
-      <w:ins w:id="10126" w:author="Z. Zukowski" w:date="2026-05-22T00:00:00Z">
+      <w:ins w:id="10127" w:author="Z. Zukowski" w:date="2026-05-22T00:00:00Z">
+        <w:r>
+          <w:t xml:space="preserve"> </w:t>
+        </w:r>
+      </w:ins>
+      <w:ins w:id="10127" w:author="Z. Zukowski" w:date="2026-05-22T00:00:00Z">
         <w:r>
           <w:t xml:space="preserve">the N = 35 multivariate sample, but the small sample limits how cleanly</w:t>
         </w:r>
       </w:ins>
-      <w:ins w:id="10126" w:author="Z. Zukowski" w:date="2026-05-22T00:00:00Z">
-        <w:r>
-          <w:t xml:space="preserve"> </w:t>
-        </w:r>
-      </w:ins>
-      <w:ins w:id="10126" w:author="Z. Zukowski" w:date="2026-05-22T00:00:00Z">
+      <w:ins w:id="10127" w:author="Z. Zukowski" w:date="2026-05-22T00:00:00Z">
+        <w:r>
+          <w:t xml:space="preserve"> </w:t>
+        </w:r>
+      </w:ins>
+      <w:ins w:id="10127" w:author="Z. Zukowski" w:date="2026-05-22T00:00:00Z">
         <w:r>
           <w:t xml:space="preserve">sector can be isolated from correlated controls.</w:t>
         </w:r>
@@ -24099,37 +22884,37 @@
       <w:pPr>
         <w:pStyle w:val="BodyText"/>
       </w:pPr>
-      <w:ins w:id="10127" w:author="Z. Zukowski" w:date="2026-05-22T00:00:00Z">
+      <w:ins w:id="10128" w:author="Z. Zukowski" w:date="2026-05-22T00:00:00Z">
         <w:r>
           <w:t xml:space="preserve">The subsidy result is especially sensitive to one observation: excluding</w:t>
         </w:r>
       </w:ins>
-      <w:ins w:id="10127" w:author="Z. Zukowski" w:date="2026-05-22T00:00:00Z">
-        <w:r>
-          <w:t xml:space="preserve"> </w:t>
-        </w:r>
-      </w:ins>
-      <w:ins w:id="10127" w:author="Z. Zukowski" w:date="2026-05-22T00:00:00Z">
+      <w:ins w:id="10128" w:author="Z. Zukowski" w:date="2026-05-22T00:00:00Z">
+        <w:r>
+          <w:t xml:space="preserve"> </w:t>
+        </w:r>
+      </w:ins>
+      <w:ins w:id="10128" w:author="Z. Zukowski" w:date="2026-05-22T00:00:00Z">
         <w:r>
           <w:t xml:space="preserve">Livepeer yields a clean null (full LOO + Spearman + log-transform</w:t>
         </w:r>
       </w:ins>
-      <w:ins w:id="10127" w:author="Z. Zukowski" w:date="2026-05-22T00:00:00Z">
-        <w:r>
-          <w:t xml:space="preserve"> </w:t>
-        </w:r>
-      </w:ins>
-      <w:ins w:id="10127" w:author="Z. Zukowski" w:date="2026-05-22T00:00:00Z">
+      <w:ins w:id="10128" w:author="Z. Zukowski" w:date="2026-05-22T00:00:00Z">
+        <w:r>
+          <w:t xml:space="preserve"> </w:t>
+        </w:r>
+      </w:ins>
+      <w:ins w:id="10128" w:author="Z. Zukowski" w:date="2026-05-22T00:00:00Z">
         <w:r>
           <w:t xml:space="preserve">robustness in Section 4.6), so the main text treats subsidy as a</w:t>
         </w:r>
       </w:ins>
-      <w:ins w:id="10127" w:author="Z. Zukowski" w:date="2026-05-22T00:00:00Z">
-        <w:r>
-          <w:t xml:space="preserve"> </w:t>
-        </w:r>
-      </w:ins>
-      <w:ins w:id="10127" w:author="Z. Zukowski" w:date="2026-05-22T00:00:00Z">
+      <w:ins w:id="10128" w:author="Z. Zukowski" w:date="2026-05-22T00:00:00Z">
+        <w:r>
+          <w:t xml:space="preserve"> </w:t>
+        </w:r>
+      </w:ins>
+      <w:ins w:id="10128" w:author="Z. Zukowski" w:date="2026-05-22T00:00:00Z">
         <w:r>
           <w:t xml:space="preserve">non-generalizing association rather than a stable indicator.</w:t>
         </w:r>
@@ -24139,24 +22924,24 @@
       <w:pPr>
         <w:pStyle w:val="BodyText"/>
       </w:pPr>
-      <w:ins w:id="10128" w:author="Z. Zukowski" w:date="2026-05-22T00:00:00Z">
+      <w:ins w:id="10129" w:author="Z. Zukowski" w:date="2026-05-22T00:00:00Z">
         <w:r>
           <w:t xml:space="preserve">Measurement extensions that would refine these findings without changing</w:t>
         </w:r>
       </w:ins>
-      <w:ins w:id="10128" w:author="Z. Zukowski" w:date="2026-05-22T00:00:00Z">
-        <w:r>
-          <w:t xml:space="preserve"> </w:t>
-        </w:r>
-      </w:ins>
-      <w:ins w:id="10128" w:author="Z. Zukowski" w:date="2026-05-22T00:00:00Z">
+      <w:ins w:id="10129" w:author="Z. Zukowski" w:date="2026-05-22T00:00:00Z">
+        <w:r>
+          <w:t xml:space="preserve"> </w:t>
+        </w:r>
+      </w:ins>
+      <w:ins w:id="10129" w:author="Z. Zukowski" w:date="2026-05-22T00:00:00Z">
         <w:r>
           <w:t xml:space="preserve">the core claim are enumerated in Section 5.8.</w:t>
         </w:r>
       </w:ins>
     </w:p>
-    <w:bookmarkEnd w:id="85"/>
-    <w:bookmarkStart w:id="88" w:name="future-research"/>
+    <w:bookmarkEnd w:id="88"/>
+    <w:bookmarkStart w:id="91" w:name="future-research"/>
     <w:p>
       <w:pPr>
         <w:pStyle w:val="Heading2"/>
@@ -24208,7 +22993,7 @@
       <w:r>
         <w:t xml:space="preserve">trajectories for 14 governance tokens (</w:t>
       </w:r>
-      <w:hyperlink r:id="rId86">
+      <w:hyperlink r:id="rId89">
         <w:r>
           <w:rPr>
             <w:rStyle w:val="Hyperlink"/>
@@ -24280,7 +23065,7 @@
       <w:pPr>
         <w:pStyle w:val="BodyText"/>
       </w:pPr>
-      <w:ins w:id="10129" w:author="Z. Zukowski" w:date="2026-05-22T00:00:00Z">
+      <w:ins w:id="10130" w:author="Z. Zukowski" w:date="2026-05-22T00:00:00Z">
         <w:r>
           <w:t xml:space="preserve">Third, cross-protocol delegate overlap: the Snapshot-side overlap pattern in Section 4.5.5 should be extended to the Tally delegate registry and Solana governance surfaces to test whether the same professional governance actors concentrate influence across protocols.</w:t>
         </w:r>
@@ -24290,7 +23075,7 @@
       <w:pPr>
         <w:pStyle w:val="BodyText"/>
       </w:pPr>
-      <w:ins w:id="10130" w:author="Z. Zukowski" w:date="2026-05-22T00:00:00Z">
+      <w:ins w:id="10131" w:author="Z. Zukowski" w:date="2026-05-22T00:00:00Z">
         <w:r>
           <w:t xml:space="preserve">Fourth, extending concentration measurement from holding-based HHI to coalition-based power indices (Shapley &amp; Shubik, 1954; Banzhaf, 1968) would quantify whether token holders’ pivotal probability diverges from nominal share. Partial-sample computations across five Tally-sourced protocols (Section 4.6; full detail in Supplementary File S11) show Shapley-Shubik tracks voting-HHI at Pearson r = 0.999 under simple-majority quorum, with one protocol-specific Banzhaf divergence (AAVE top-1 Banzhaf 33.5% vs SS 26.7% vs share 21.9%). The 3 Snapshot-sourced protocols (DIMO, LDO, WXM) lack complete delegate-by-delegate weight data and remain the natural expansion target along with proposal-level quorum-configuration data. Recent game-theoretic results (Kiayias et al., 2025) indicate Shapley-based reward distributions achieve bounded Price of Stability (4/3) in oceanic staking models while resisting Sybil stake-splitting attacks, supporting the measurement extension’s theoretical grounding and computational feasibility for the sample sizes in the current dataset.</w:t>
         </w:r>
@@ -24300,7 +23085,7 @@
       <w:pPr>
         <w:pStyle w:val="BodyText"/>
       </w:pPr>
-      <w:ins w:id="10131" w:author="Z. Zukowski" w:date="2026-05-22T00:00:00Z">
+      <w:ins w:id="10132" w:author="Z. Zukowski" w:date="2026-05-22T00:00:00Z">
         <w:r>
           <w:t xml:space="preserve">B2’s forward agenda is empirical: convert the current cross-section into panel evidence, expand the sample, and extend voting-HHI to coalition-based power measures.</w:t>
         </w:r>
@@ -24310,37 +23095,37 @@
       <w:pPr>
         <w:pStyle w:val="BodyText"/>
       </w:pPr>
-      <w:ins w:id="10132" w:author="Z. Zukowski" w:date="2026-05-22T00:00:00Z">
+      <w:ins w:id="10133" w:author="Z. Zukowski" w:date="2026-05-22T00:00:00Z">
         <w:r>
           <w:t xml:space="preserve">Falsifiable forward claims. The cross-sectional design supports four</w:t>
         </w:r>
       </w:ins>
-      <w:ins w:id="10132" w:author="Z. Zukowski" w:date="2026-05-22T00:00:00Z">
-        <w:r>
-          <w:t xml:space="preserve"> </w:t>
-        </w:r>
-      </w:ins>
-      <w:ins w:id="10132" w:author="Z. Zukowski" w:date="2026-05-22T00:00:00Z">
+      <w:ins w:id="10133" w:author="Z. Zukowski" w:date="2026-05-22T00:00:00Z">
+        <w:r>
+          <w:t xml:space="preserve"> </w:t>
+        </w:r>
+      </w:ins>
+      <w:ins w:id="10133" w:author="Z. Zukowski" w:date="2026-05-22T00:00:00Z">
         <w:r>
           <w:t xml:space="preserve">falsifiable predictions about subsequent cross-protocol governance</w:t>
         </w:r>
       </w:ins>
-      <w:ins w:id="10132" w:author="Z. Zukowski" w:date="2026-05-22T00:00:00Z">
-        <w:r>
-          <w:t xml:space="preserve"> </w:t>
-        </w:r>
-      </w:ins>
-      <w:ins w:id="10132" w:author="Z. Zukowski" w:date="2026-05-22T00:00:00Z">
+      <w:ins w:id="10133" w:author="Z. Zukowski" w:date="2026-05-22T00:00:00Z">
+        <w:r>
+          <w:t xml:space="preserve"> </w:t>
+        </w:r>
+      </w:ins>
+      <w:ins w:id="10133" w:author="Z. Zukowski" w:date="2026-05-22T00:00:00Z">
         <w:r>
           <w:t xml:space="preserve">trajectories, each operationalized for future panel-data and event-study</w:t>
         </w:r>
       </w:ins>
-      <w:ins w:id="10132" w:author="Z. Zukowski" w:date="2026-05-22T00:00:00Z">
-        <w:r>
-          <w:t xml:space="preserve"> </w:t>
-        </w:r>
-      </w:ins>
-      <w:ins w:id="10132" w:author="Z. Zukowski" w:date="2026-05-22T00:00:00Z">
+      <w:ins w:id="10133" w:author="Z. Zukowski" w:date="2026-05-22T00:00:00Z">
+        <w:r>
+          <w:t xml:space="preserve"> </w:t>
+        </w:r>
+      </w:ins>
+      <w:ins w:id="10133" w:author="Z. Zukowski" w:date="2026-05-22T00:00:00Z">
         <w:r>
           <w:t xml:space="preserve">work:</w:t>
         </w:r>
@@ -24354,7 +23139,7 @@
           <w:numId w:val="1002"/>
         </w:numPr>
       </w:pPr>
-      <w:ins w:id="10133" w:author="Z. Zukowski" w:date="2026-05-22T00:00:00Z">
+      <w:ins w:id="10134" w:author="Z. Zukowski" w:date="2026-05-22T00:00:00Z">
         <w:r>
           <w:rPr>
             <w:b/>
@@ -24363,7 +23148,7 @@
           <w:t xml:space="preserve">Sector persistence</w:t>
         </w:r>
       </w:ins>
-      <w:ins w:id="10133" w:author="Z. Zukowski" w:date="2026-05-22T00:00:00Z">
+      <w:ins w:id="10134" w:author="Z. Zukowski" w:date="2026-05-22T00:00:00Z">
         <w:r>
           <w:t xml:space="preserve">: DePIN protocols launching in 2026-2027 will exhibit higher post-distribution holding HHI than DeFi protocols launching in the same period (Mann-Whitney test on entry-cohort distributions at T+12 and T+24 months).</w:t>
         </w:r>
@@ -24377,7 +23162,7 @@
           <w:numId w:val="1002"/>
         </w:numPr>
       </w:pPr>
-      <w:ins w:id="10134" w:author="Z. Zukowski" w:date="2026-05-22T00:00:00Z">
+      <w:ins w:id="10135" w:author="Z. Zukowski" w:date="2026-05-22T00:00:00Z">
         <w:r>
           <w:rPr>
             <w:b/>
@@ -24386,7 +23171,7 @@
           <w:t xml:space="preserve">Delegation amplification universality</w:t>
         </w:r>
       </w:ins>
-      <w:ins w:id="10134" w:author="Z. Zukowski" w:date="2026-05-22T00:00:00Z">
+      <w:ins w:id="10135" w:author="Z. Zukowski" w:date="2026-05-22T00:00:00Z">
         <w:r>
           <w:t xml:space="preserve">: any protocol introducing a formal delegate program will produce voting HHI greater than holding HHI within twelve months of launch, with amplification magnitude varying by delegate-program design rather than by sector.</w:t>
         </w:r>
@@ -24400,7 +23185,7 @@
           <w:numId w:val="1002"/>
         </w:numPr>
       </w:pPr>
-      <w:ins w:id="10135" w:author="Z. Zukowski" w:date="2026-05-22T00:00:00Z">
+      <w:ins w:id="10136" w:author="Z. Zukowski" w:date="2026-05-22T00:00:00Z">
         <w:r>
           <w:rPr>
             <w:b/>
@@ -24409,7 +23194,7 @@
           <w:t xml:space="preserve">Insider-retention persistence</w:t>
         </w:r>
       </w:ins>
-      <w:ins w:id="10135" w:author="Z. Zukowski" w:date="2026-05-22T00:00:00Z">
+      <w:ins w:id="10136" w:author="Z. Zukowski" w:date="2026-05-22T00:00:00Z">
         <w:r>
           <w:t xml:space="preserve">: protocols whose insider fraction of top-10 holders increases between baseline and subsequent measurement will exhibit increased holding HHI; protocols whose insider fraction decreases will exhibit decreased holding HHI (within-protocol panel correlation).</w:t>
         </w:r>
@@ -24423,7 +23208,7 @@
           <w:numId w:val="1002"/>
         </w:numPr>
       </w:pPr>
-      <w:ins w:id="10136" w:author="Z. Zukowski" w:date="2026-05-22T00:00:00Z">
+      <w:ins w:id="10137" w:author="Z. Zukowski" w:date="2026-05-22T00:00:00Z">
         <w:r>
           <w:rPr>
             <w:b/>
@@ -24432,7 +23217,7 @@
           <w:t xml:space="preserve">Delegate-program design as moderator</w:t>
         </w:r>
       </w:ins>
-      <w:ins w:id="10136" w:author="Z. Zukowski" w:date="2026-05-22T00:00:00Z">
+      <w:ins w:id="10137" w:author="Z. Zukowski" w:date="2026-05-22T00:00:00Z">
         <w:r>
           <w:t xml:space="preserve">: among post-launch protocols in Prediction 2’s set, those that adopt broad-community-delegate distribution design choices will exhibit lower amplification ratios than those that do not.</w:t>
         </w:r>
@@ -24442,18 +23227,18 @@
       <w:pPr>
         <w:pStyle w:val="FirstParagraph"/>
       </w:pPr>
-      <w:ins w:id="10137" w:author="Z. Zukowski" w:date="2026-05-22T00:00:00Z">
+      <w:ins w:id="10138" w:author="Z. Zukowski" w:date="2026-05-22T00:00:00Z">
         <w:r>
           <w:t xml:space="preserve">All four predictions inherit the methodology applied in this paper (PCA-symmetric exclusion via the five-class typology; HHI on post-exclusion top-1,000 holders; Mann-Whitney for two-sample tests; bootstrap 95% percentile intervals). Pre-registration commitment: hypothesis specifications, statistical tests, and falsification thresholds will be deposited on the Open Science Framework prior to data collection for any panel-data or event-study extension. Full operationalization detail per prediction (data requirements; explicit falsification thresholds; statistical test specifications) in</w:t>
         </w:r>
       </w:ins>
-      <w:ins w:id="10137" w:author="Z. Zukowski" w:date="2026-05-22T00:00:00Z">
-        <w:r>
-          <w:t xml:space="preserve"> </w:t>
-        </w:r>
-      </w:ins>
-      <w:hyperlink r:id="rId87">
-        <w:ins w:id="10137" w:author="Z. Zukowski" w:date="2026-05-22T00:00:00Z">
+      <w:ins w:id="10138" w:author="Z. Zukowski" w:date="2026-05-22T00:00:00Z">
+        <w:r>
+          <w:t xml:space="preserve"> </w:t>
+        </w:r>
+      </w:ins>
+      <w:hyperlink r:id="rId90">
+        <w:ins w:id="10138" w:author="Z. Zukowski" w:date="2026-05-22T00:00:00Z">
           <w:r>
             <w:rPr>
               <w:rStyle w:val="Hyperlink"/>
@@ -24462,14 +23247,14 @@
           </w:r>
         </w:ins>
       </w:hyperlink>
-      <w:ins w:id="10137" w:author="Z. Zukowski" w:date="2026-05-22T00:00:00Z">
+      <w:ins w:id="10138" w:author="Z. Zukowski" w:date="2026-05-22T00:00:00Z">
         <w:r>
           <w:t xml:space="preserve">.</w:t>
         </w:r>
       </w:ins>
     </w:p>
-    <w:bookmarkEnd w:id="88"/>
-    <w:bookmarkStart w:id="89" w:name="reproducibility-and-data-availability"/>
+    <w:bookmarkEnd w:id="91"/>
+    <w:bookmarkStart w:id="92" w:name="reproducibility-and-data-availability"/>
     <w:p>
       <w:pPr>
         <w:pStyle w:val="Heading2"/>
@@ -24482,145 +23267,145 @@
       <w:pPr>
         <w:pStyle w:val="FirstParagraph"/>
       </w:pPr>
-      <w:ins w:id="10138" w:author="Z. Zukowski" w:date="2026-05-22T00:00:00Z">
+      <w:ins w:id="10139" w:author="Z. Zukowski" w:date="2026-05-22T00:00:00Z">
         <w:r>
           <w:t xml:space="preserve">The 40-protocol governance concentration dataset, exclusions log (133</w:t>
         </w:r>
       </w:ins>
-      <w:ins w:id="10138" w:author="Z. Zukowski" w:date="2026-05-22T00:00:00Z">
-        <w:r>
-          <w:t xml:space="preserve"> </w:t>
-        </w:r>
-      </w:ins>
-      <w:ins w:id="10138" w:author="Z. Zukowski" w:date="2026-05-22T00:00:00Z">
+      <w:ins w:id="10139" w:author="Z. Zukowski" w:date="2026-05-22T00:00:00Z">
+        <w:r>
+          <w:t xml:space="preserve"> </w:t>
+        </w:r>
+      </w:ins>
+      <w:ins w:id="10139" w:author="Z. Zukowski" w:date="2026-05-22T00:00:00Z">
         <w:r>
           <w:t xml:space="preserve">protocol-controlled address exclusions across 38 protocols), canonical</w:t>
         </w:r>
       </w:ins>
-      <w:ins w:id="10138" w:author="Z. Zukowski" w:date="2026-05-22T00:00:00Z">
-        <w:r>
-          <w:t xml:space="preserve"> </w:t>
-        </w:r>
-      </w:ins>
-      <w:ins w:id="10138" w:author="Z. Zukowski" w:date="2026-05-22T00:00:00Z">
+      <w:ins w:id="10139" w:author="Z. Zukowski" w:date="2026-05-22T00:00:00Z">
+        <w:r>
+          <w:t xml:space="preserve"> </w:t>
+        </w:r>
+      </w:ins>
+      <w:ins w:id="10139" w:author="Z. Zukowski" w:date="2026-05-22T00:00:00Z">
         <w:r>
           <w:t xml:space="preserve">regression dataset including Token Terminal subsidy ratios and on-chain</w:t>
         </w:r>
       </w:ins>
-      <w:ins w:id="10138" w:author="Z. Zukowski" w:date="2026-05-22T00:00:00Z">
-        <w:r>
-          <w:t xml:space="preserve"> </w:t>
-        </w:r>
-      </w:ins>
-      <w:ins w:id="10138" w:author="Z. Zukowski" w:date="2026-05-22T00:00:00Z">
+      <w:ins w:id="10139" w:author="Z. Zukowski" w:date="2026-05-22T00:00:00Z">
+        <w:r>
+          <w:t xml:space="preserve"> </w:t>
+        </w:r>
+      </w:ins>
+      <w:ins w:id="10139" w:author="Z. Zukowski" w:date="2026-05-22T00:00:00Z">
         <w:r>
           <w:t xml:space="preserve">financial data, Hivemapper / io.net / Aethir holder distributions used</w:t>
         </w:r>
       </w:ins>
-      <w:ins w:id="10138" w:author="Z. Zukowski" w:date="2026-05-22T00:00:00Z">
-        <w:r>
-          <w:t xml:space="preserve"> </w:t>
-        </w:r>
-      </w:ins>
-      <w:ins w:id="10138" w:author="Z. Zukowski" w:date="2026-05-22T00:00:00Z">
+      <w:ins w:id="10139" w:author="Z. Zukowski" w:date="2026-05-22T00:00:00Z">
+        <w:r>
+          <w:t xml:space="preserve"> </w:t>
+        </w:r>
+      </w:ins>
+      <w:ins w:id="10139" w:author="Z. Zukowski" w:date="2026-05-22T00:00:00Z">
         <w:r>
           <w:t xml:space="preserve">for Table 3, veCRV cumulative deposit data underlying the Section 4.5.2</w:t>
         </w:r>
       </w:ins>
-      <w:ins w:id="10138" w:author="Z. Zukowski" w:date="2026-05-22T00:00:00Z">
-        <w:r>
-          <w:t xml:space="preserve"> </w:t>
-        </w:r>
-      </w:ins>
-      <w:ins w:id="10138" w:author="Z. Zukowski" w:date="2026-05-22T00:00:00Z">
+      <w:ins w:id="10139" w:author="Z. Zukowski" w:date="2026-05-22T00:00:00Z">
+        <w:r>
+          <w:t xml:space="preserve"> </w:t>
+        </w:r>
+      </w:ins>
+      <w:ins w:id="10139" w:author="Z. Zukowski" w:date="2026-05-22T00:00:00Z">
         <w:r>
           <w:t xml:space="preserve">ve-locking analysis, and Theil/Atkinson supplementary metrics used in</w:t>
         </w:r>
       </w:ins>
-      <w:ins w:id="10138" w:author="Z. Zukowski" w:date="2026-05-22T00:00:00Z">
-        <w:r>
-          <w:t xml:space="preserve"> </w:t>
-        </w:r>
-      </w:ins>
-      <w:ins w:id="10138" w:author="Z. Zukowski" w:date="2026-05-22T00:00:00Z">
+      <w:ins w:id="10139" w:author="Z. Zukowski" w:date="2026-05-22T00:00:00Z">
+        <w:r>
+          <w:t xml:space="preserve"> </w:t>
+        </w:r>
+      </w:ins>
+      <w:ins w:id="10139" w:author="Z. Zukowski" w:date="2026-05-22T00:00:00Z">
         <w:r>
           <w:t xml:space="preserve">the Section 4.6 robustness check are available in the replication</w:t>
         </w:r>
       </w:ins>
-      <w:ins w:id="10138" w:author="Z. Zukowski" w:date="2026-05-22T00:00:00Z">
-        <w:r>
-          <w:t xml:space="preserve"> </w:t>
-        </w:r>
-      </w:ins>
-      <w:ins w:id="10138" w:author="Z. Zukowski" w:date="2026-05-22T00:00:00Z">
+      <w:ins w:id="10139" w:author="Z. Zukowski" w:date="2026-05-22T00:00:00Z">
+        <w:r>
+          <w:t xml:space="preserve"> </w:t>
+        </w:r>
+      </w:ins>
+      <w:ins w:id="10139" w:author="Z. Zukowski" w:date="2026-05-22T00:00:00Z">
         <w:r>
           <w:t xml:space="preserve">repository linked in the supplementary materials. Replication scripts</w:t>
         </w:r>
       </w:ins>
-      <w:ins w:id="10138" w:author="Z. Zukowski" w:date="2026-05-22T00:00:00Z">
-        <w:r>
-          <w:t xml:space="preserve"> </w:t>
-        </w:r>
-      </w:ins>
-      <w:ins w:id="10138" w:author="Z. Zukowski" w:date="2026-05-22T00:00:00Z">
+      <w:ins w:id="10139" w:author="Z. Zukowski" w:date="2026-05-22T00:00:00Z">
+        <w:r>
+          <w:t xml:space="preserve"> </w:t>
+        </w:r>
+      </w:ins>
+      <w:ins w:id="10139" w:author="Z. Zukowski" w:date="2026-05-22T00:00:00Z">
         <w:r>
           <w:t xml:space="preserve">for each table and figure are provided in Supplementary File S5; the</w:t>
         </w:r>
       </w:ins>
-      <w:ins w:id="10138" w:author="Z. Zukowski" w:date="2026-05-22T00:00:00Z">
-        <w:r>
-          <w:t xml:space="preserve"> </w:t>
-        </w:r>
-      </w:ins>
-      <w:ins w:id="10138" w:author="Z. Zukowski" w:date="2026-05-22T00:00:00Z">
+      <w:ins w:id="10139" w:author="Z. Zukowski" w:date="2026-05-22T00:00:00Z">
+        <w:r>
+          <w:t xml:space="preserve"> </w:t>
+        </w:r>
+      </w:ins>
+      <w:ins w:id="10139" w:author="Z. Zukowski" w:date="2026-05-22T00:00:00Z">
         <w:r>
           <w:t xml:space="preserve">cross-protocol Pearson and Spearman correlations reported across</w:t>
         </w:r>
       </w:ins>
-      <w:ins w:id="10138" w:author="Z. Zukowski" w:date="2026-05-22T00:00:00Z">
-        <w:r>
-          <w:t xml:space="preserve"> </w:t>
-        </w:r>
-      </w:ins>
-      <w:ins w:id="10138" w:author="Z. Zukowski" w:date="2026-05-22T00:00:00Z">
+      <w:ins w:id="10139" w:author="Z. Zukowski" w:date="2026-05-22T00:00:00Z">
+        <w:r>
+          <w:t xml:space="preserve"> </w:t>
+        </w:r>
+      </w:ins>
+      <w:ins w:id="10139" w:author="Z. Zukowski" w:date="2026-05-22T00:00:00Z">
         <w:r>
           <w:t xml:space="preserve">Sections 4.3, 4.4, and 4.6 can be reproduced via the replication scripts</w:t>
         </w:r>
       </w:ins>
-      <w:ins w:id="10138" w:author="Z. Zukowski" w:date="2026-05-22T00:00:00Z">
-        <w:r>
-          <w:t xml:space="preserve"> </w:t>
-        </w:r>
-      </w:ins>
-      <w:ins w:id="10138" w:author="Z. Zukowski" w:date="2026-05-22T00:00:00Z">
+      <w:ins w:id="10139" w:author="Z. Zukowski" w:date="2026-05-22T00:00:00Z">
+        <w:r>
+          <w:t xml:space="preserve"> </w:t>
+        </w:r>
+      </w:ins>
+      <w:ins w:id="10139" w:author="Z. Zukowski" w:date="2026-05-22T00:00:00Z">
         <w:r>
           <w:t xml:space="preserve">using only the linked public-source data. The exclusion methodology is</w:t>
         </w:r>
       </w:ins>
-      <w:ins w:id="10138" w:author="Z. Zukowski" w:date="2026-05-22T00:00:00Z">
-        <w:r>
-          <w:t xml:space="preserve"> </w:t>
-        </w:r>
-      </w:ins>
-      <w:ins w:id="10138" w:author="Z. Zukowski" w:date="2026-05-22T00:00:00Z">
+      <w:ins w:id="10139" w:author="Z. Zukowski" w:date="2026-05-22T00:00:00Z">
+        <w:r>
+          <w:t xml:space="preserve"> </w:t>
+        </w:r>
+      </w:ins>
+      <w:ins w:id="10139" w:author="Z. Zukowski" w:date="2026-05-22T00:00:00Z">
         <w:r>
           <w:t xml:space="preserve">documented at the address-by-address granularity in Supplementary</w:t>
         </w:r>
       </w:ins>
-      <w:ins w:id="10138" w:author="Z. Zukowski" w:date="2026-05-22T00:00:00Z">
-        <w:r>
-          <w:t xml:space="preserve"> </w:t>
-        </w:r>
-      </w:ins>
-      <w:ins w:id="10138" w:author="Z. Zukowski" w:date="2026-05-22T00:00:00Z">
+      <w:ins w:id="10139" w:author="Z. Zukowski" w:date="2026-05-22T00:00:00Z">
+        <w:r>
+          <w:t xml:space="preserve"> </w:t>
+        </w:r>
+      </w:ins>
+      <w:ins w:id="10139" w:author="Z. Zukowski" w:date="2026-05-22T00:00:00Z">
         <w:r>
           <w:t xml:space="preserve">File S6.</w:t>
         </w:r>
       </w:ins>
     </w:p>
-    <w:bookmarkEnd w:id="89"/>
-    <w:bookmarkEnd w:id="90"/>
-    <w:bookmarkStart w:id="91" w:name="conclusion"/>
+    <w:bookmarkEnd w:id="92"/>
+    <w:bookmarkEnd w:id="93"/>
+    <w:bookmarkStart w:id="94" w:name="conclusion"/>
     <w:p>
       <w:pPr>
         <w:pStyle w:val="Heading1"/>
@@ -24633,7 +23418,7 @@
       <w:pPr>
         <w:pStyle w:val="FirstParagraph"/>
       </w:pPr>
-      <w:ins w:id="10139" w:author="Z. Zukowski" w:date="2026-05-22T00:00:00Z">
+      <w:ins w:id="10140" w:author="Z. Zukowski" w:date="2026-05-22T00:00:00Z">
         <w:r>
           <w:t xml:space="preserve">Governance concentration in token protocols is weakly associated with launch-time allocation and poorly measured by naive holder lists. Across forty protocols, PCA exclusion corrects systematic inflation in prior concentration studies (median factor 2.3x), initial insider allocation is uninformative (Pearson r = 0.05, p = 0.76, N = 37), and post-distribution insider wallet retention is associated with higher concentration (Spearman rho = 0.48, p = 0.003, N = 37). DePIN protocols exhibit higher concentration than DeFi after measurement correction (Mann-Whitney p = 0.020, Cohen’s d = 0.94), and delegation amplifies voting power above holdings in nine of thirteen protocols with sufficient governance data (ratios 1.6x to 9.9x; mean approximately 4.9x).</w:t>
         </w:r>
@@ -24643,14 +23428,14 @@
       <w:pPr>
         <w:pStyle w:val="BodyText"/>
       </w:pPr>
-      <w:ins w:id="10140" w:author="Z. Zukowski" w:date="2026-05-22T00:00:00Z">
+      <w:ins w:id="10141" w:author="Z. Zukowski" w:date="2026-05-22T00:00:00Z">
         <w:r>
           <w:t xml:space="preserve">For practitioners and researchers, the actionable implication is to audit current holder composition, PCA exclusions, and delegate-program design rather than launch allocation percentages. ENS and Anyone Protocol show that lower concentration and delegation-mediated dispersion are achievable through deliberate institutional design. Longitudinal panel analysis and pre-registered falsifiable predictions are specified in Section 5.8 and Supplementary File S17.</w:t>
         </w:r>
       </w:ins>
     </w:p>
-    <w:bookmarkEnd w:id="91"/>
-    <w:bookmarkStart w:id="92" w:name="supplementary-material"/>
+    <w:bookmarkEnd w:id="94"/>
+    <w:bookmarkStart w:id="95" w:name="supplementary-material"/>
     <w:p>
       <w:pPr>
         <w:pStyle w:val="Heading1"/>
@@ -24671,7 +23456,7 @@
       <w:pPr>
         <w:pStyle w:val="BodyText"/>
       </w:pPr>
-      <w:ins w:id="10141" w:author="Z. Zukowski" w:date="2026-05-22T00:00:00Z">
+      <w:ins w:id="10142" w:author="Z. Zukowski" w:date="2026-05-22T00:00:00Z">
         <w:r>
           <w:t xml:space="preserve">S0: Canonical statistics ledger for every B2 main-text statistic.</w:t>
         </w:r>
@@ -24681,17 +23466,17 @@
       <w:pPr>
         <w:pStyle w:val="BodyText"/>
       </w:pPr>
-      <w:ins w:id="10142" w:author="Z. Zukowski" w:date="2026-05-22T00:00:00Z">
+      <w:ins w:id="10143" w:author="Z. Zukowski" w:date="2026-05-22T00:00:00Z">
         <w:r>
           <w:t xml:space="preserve">S1: Metric definitions for holder concentration, voting concentration,</w:t>
         </w:r>
       </w:ins>
-      <w:ins w:id="10142" w:author="Z. Zukowski" w:date="2026-05-22T00:00:00Z">
-        <w:r>
-          <w:t xml:space="preserve"> </w:t>
-        </w:r>
-      </w:ins>
-      <w:ins w:id="10142" w:author="Z. Zukowski" w:date="2026-05-22T00:00:00Z">
+      <w:ins w:id="10143" w:author="Z. Zukowski" w:date="2026-05-22T00:00:00Z">
+        <w:r>
+          <w:t xml:space="preserve"> </w:t>
+        </w:r>
+      </w:ins>
+      <w:ins w:id="10143" w:author="Z. Zukowski" w:date="2026-05-22T00:00:00Z">
         <w:r>
           <w:t xml:space="preserve">subsidy ratios, and related variables.</w:t>
         </w:r>
@@ -24701,17 +23486,17 @@
       <w:pPr>
         <w:pStyle w:val="BodyText"/>
       </w:pPr>
-      <w:ins w:id="10143" w:author="Z. Zukowski" w:date="2026-05-22T00:00:00Z">
+      <w:ins w:id="10144" w:author="Z. Zukowski" w:date="2026-05-22T00:00:00Z">
         <w:r>
           <w:t xml:space="preserve">S2: Protocol codebook and optional governance-scoring templates retained</w:t>
         </w:r>
       </w:ins>
-      <w:ins w:id="10143" w:author="Z. Zukowski" w:date="2026-05-22T00:00:00Z">
-        <w:r>
-          <w:t xml:space="preserve"> </w:t>
-        </w:r>
-      </w:ins>
-      <w:ins w:id="10143" w:author="Z. Zukowski" w:date="2026-05-22T00:00:00Z">
+      <w:ins w:id="10144" w:author="Z. Zukowski" w:date="2026-05-22T00:00:00Z">
+        <w:r>
+          <w:t xml:space="preserve"> </w:t>
+        </w:r>
+      </w:ins>
+      <w:ins w:id="10144" w:author="Z. Zukowski" w:date="2026-05-22T00:00:00Z">
         <w:r>
           <w:t xml:space="preserve">for researchers extending the broader project. Not load-bearing for B2.</w:t>
         </w:r>
@@ -24721,17 +23506,17 @@
       <w:pPr>
         <w:pStyle w:val="BodyText"/>
       </w:pPr>
-      <w:ins w:id="10144" w:author="Z. Zukowski" w:date="2026-05-22T00:00:00Z">
+      <w:ins w:id="10145" w:author="Z. Zukowski" w:date="2026-05-22T00:00:00Z">
         <w:r>
           <w:t xml:space="preserve">S3: Optional governance-scoring tables retained as supplementary</w:t>
         </w:r>
       </w:ins>
-      <w:ins w:id="10144" w:author="Z. Zukowski" w:date="2026-05-22T00:00:00Z">
-        <w:r>
-          <w:t xml:space="preserve"> </w:t>
-        </w:r>
-      </w:ins>
-      <w:ins w:id="10144" w:author="Z. Zukowski" w:date="2026-05-22T00:00:00Z">
+      <w:ins w:id="10145" w:author="Z. Zukowski" w:date="2026-05-22T00:00:00Z">
+        <w:r>
+          <w:t xml:space="preserve"> </w:t>
+        </w:r>
+      </w:ins>
+      <w:ins w:id="10145" w:author="Z. Zukowski" w:date="2026-05-22T00:00:00Z">
         <w:r>
           <w:t xml:space="preserve">materials. Not load-bearing for B2.</w:t>
         </w:r>
@@ -24763,17 +23548,17 @@
       <w:pPr>
         <w:pStyle w:val="BodyText"/>
       </w:pPr>
-      <w:ins w:id="10145" w:author="Z. Zukowski" w:date="2026-05-22T00:00:00Z">
+      <w:ins w:id="10146" w:author="Z. Zukowski" w:date="2026-05-22T00:00:00Z">
         <w:r>
           <w:t xml:space="preserve">S6: Source provenance, revenue standardization, raw holder-data workflow,</w:t>
         </w:r>
       </w:ins>
-      <w:ins w:id="10145" w:author="Z. Zukowski" w:date="2026-05-22T00:00:00Z">
-        <w:r>
-          <w:t xml:space="preserve"> </w:t>
-        </w:r>
-      </w:ins>
-      <w:ins w:id="10145" w:author="Z. Zukowski" w:date="2026-05-22T00:00:00Z">
+      <w:ins w:id="10146" w:author="Z. Zukowski" w:date="2026-05-22T00:00:00Z">
+        <w:r>
+          <w:t xml:space="preserve"> </w:t>
+        </w:r>
+      </w:ins>
+      <w:ins w:id="10146" w:author="Z. Zukowski" w:date="2026-05-22T00:00:00Z">
         <w:r>
           <w:t xml:space="preserve">and address-level PCA documentation.</w:t>
         </w:r>
@@ -24797,17 +23582,17 @@
       <w:pPr>
         <w:pStyle w:val="BodyText"/>
       </w:pPr>
-      <w:ins w:id="10146" w:author="Z. Zukowski" w:date="2026-05-22T00:00:00Z">
+      <w:ins w:id="10147" w:author="Z. Zukowski" w:date="2026-05-22T00:00:00Z">
         <w:r>
           <w:t xml:space="preserve">S8: Expanded subsidy-concentration analysis combining Token Terminal</w:t>
         </w:r>
       </w:ins>
-      <w:ins w:id="10146" w:author="Z. Zukowski" w:date="2026-05-22T00:00:00Z">
-        <w:r>
-          <w:t xml:space="preserve"> </w:t>
-        </w:r>
-      </w:ins>
-      <w:ins w:id="10146" w:author="Z. Zukowski" w:date="2026-05-22T00:00:00Z">
+      <w:ins w:id="10147" w:author="Z. Zukowski" w:date="2026-05-22T00:00:00Z">
+        <w:r>
+          <w:t xml:space="preserve"> </w:t>
+        </w:r>
+      </w:ins>
+      <w:ins w:id="10147" w:author="Z. Zukowski" w:date="2026-05-22T00:00:00Z">
         <w:r>
           <w:t xml:space="preserve">revenue data and on-chain emission or fee ratios.</w:t>
         </w:r>
@@ -24817,7 +23602,7 @@
       <w:pPr>
         <w:pStyle w:val="BodyText"/>
       </w:pPr>
-      <w:ins w:id="10147" w:author="Z. Zukowski" w:date="2026-05-22T00:00:00Z">
+      <w:ins w:id="10148" w:author="Z. Zukowski" w:date="2026-05-22T00:00:00Z">
         <w:r>
           <w:t xml:space="preserve">S9: Theil and Atkinson concentration-metric robustness analysis.</w:t>
         </w:r>
@@ -24827,7 +23612,7 @@
       <w:pPr>
         <w:pStyle w:val="BodyText"/>
       </w:pPr>
-      <w:ins w:id="10148" w:author="Z. Zukowski" w:date="2026-05-22T00:00:00Z">
+      <w:ins w:id="10149" w:author="Z. Zukowski" w:date="2026-05-22T00:00:00Z">
         <w:r>
           <w:t xml:space="preserve">S10: PCA classification robustness across Specs A through E.</w:t>
         </w:r>
@@ -24837,7 +23622,7 @@
       <w:pPr>
         <w:pStyle w:val="BodyText"/>
       </w:pPr>
-      <w:ins w:id="10149" w:author="Z. Zukowski" w:date="2026-05-22T00:00:00Z">
+      <w:ins w:id="10150" w:author="Z. Zukowski" w:date="2026-05-22T00:00:00Z">
         <w:r>
           <w:t xml:space="preserve">S11: Shapley-Shubik and Banzhaf power-index calculations.</w:t>
         </w:r>
@@ -24847,7 +23632,7 @@
       <w:pPr>
         <w:pStyle w:val="BodyText"/>
       </w:pPr>
-      <w:ins w:id="10150" w:author="Z. Zukowski" w:date="2026-05-22T00:00:00Z">
+      <w:ins w:id="10151" w:author="Z. Zukowski" w:date="2026-05-22T00:00:00Z">
         <w:r>
           <w:t xml:space="preserve">S12: PCA-symmetric voting-HHI and signer-side functional PCA robustness.</w:t>
         </w:r>
@@ -24857,7 +23642,7 @@
       <w:pPr>
         <w:pStyle w:val="BodyText"/>
       </w:pPr>
-      <w:ins w:id="10151" w:author="Z. Zukowski" w:date="2026-05-22T00:00:00Z">
+      <w:ins w:id="10152" w:author="Z. Zukowski" w:date="2026-05-22T00:00:00Z">
         <w:r>
           <w:t xml:space="preserve">S15: Optimism worked example retained as a supplementary case.</w:t>
         </w:r>
@@ -24867,7 +23652,7 @@
       <w:pPr>
         <w:pStyle w:val="BodyText"/>
       </w:pPr>
-      <w:ins w:id="10152" w:author="Z. Zukowski" w:date="2026-05-22T00:00:00Z">
+      <w:ins w:id="10153" w:author="Z. Zukowski" w:date="2026-05-22T00:00:00Z">
         <w:r>
           <w:t xml:space="preserve">S16: Aethir, IoTeX, and ENS sensitivity analyses.</w:t>
         </w:r>
@@ -24877,7 +23662,7 @@
       <w:pPr>
         <w:pStyle w:val="BodyText"/>
       </w:pPr>
-      <w:ins w:id="10153" w:author="Z. Zukowski" w:date="2026-05-22T00:00:00Z">
+      <w:ins w:id="10154" w:author="Z. Zukowski" w:date="2026-05-22T00:00:00Z">
         <w:r>
           <w:t xml:space="preserve">S17: Falsifiable predictions and pre-registration specification.</w:t>
         </w:r>
@@ -24897,8 +23682,8 @@
         <w:t xml:space="preserve">https://github.com/Research-Publications-and-Data/Tokenomics-As-Institutional_Design</w:t>
       </w:r>
     </w:p>
-    <w:bookmarkEnd w:id="92"/>
-    <w:bookmarkStart w:id="93" w:name="acknowledgments"/>
+    <w:bookmarkEnd w:id="95"/>
+    <w:bookmarkStart w:id="96" w:name="acknowledgments"/>
     <w:p>
       <w:pPr>
         <w:pStyle w:val="Heading1"/>
@@ -24939,8 +23724,8 @@
         <w:t xml:space="preserve">platforms for hardware network economics.</w:t>
       </w:r>
     </w:p>
-    <w:bookmarkEnd w:id="93"/>
-    <w:bookmarkStart w:id="94" w:name="references"/>
+    <w:bookmarkEnd w:id="96"/>
+    <w:bookmarkStart w:id="97" w:name="references"/>
     <w:p>
       <w:pPr>
         <w:pStyle w:val="Heading1"/>
@@ -25089,27 +23874,27 @@
       <w:pPr>
         <w:pStyle w:val="BodyText"/>
       </w:pPr>
-      <w:ins w:id="10154" w:author="Z. Zukowski" w:date="2026-05-22T00:00:00Z">
+      <w:ins w:id="10155" w:author="Z. Zukowski" w:date="2026-05-22T00:00:00Z">
         <w:r>
           <w:t xml:space="preserve">Atkinson, A. B. (1970). On the measurement of inequality. Journal of</w:t>
         </w:r>
       </w:ins>
-      <w:ins w:id="10154" w:author="Z. Zukowski" w:date="2026-05-22T00:00:00Z">
-        <w:r>
-          <w:t xml:space="preserve"> </w:t>
-        </w:r>
-      </w:ins>
-      <w:ins w:id="10154" w:author="Z. Zukowski" w:date="2026-05-22T00:00:00Z">
+      <w:ins w:id="10155" w:author="Z. Zukowski" w:date="2026-05-22T00:00:00Z">
+        <w:r>
+          <w:t xml:space="preserve"> </w:t>
+        </w:r>
+      </w:ins>
+      <w:ins w:id="10155" w:author="Z. Zukowski" w:date="2026-05-22T00:00:00Z">
         <w:r>
           <w:t xml:space="preserve">Economic Theory, 2(3), 244-263.</w:t>
         </w:r>
       </w:ins>
-      <w:ins w:id="10154" w:author="Z. Zukowski" w:date="2026-05-22T00:00:00Z">
-        <w:r>
-          <w:t xml:space="preserve"> </w:t>
-        </w:r>
-      </w:ins>
-      <w:ins w:id="10154" w:author="Z. Zukowski" w:date="2026-05-22T00:00:00Z">
+      <w:ins w:id="10155" w:author="Z. Zukowski" w:date="2026-05-22T00:00:00Z">
+        <w:r>
+          <w:t xml:space="preserve"> </w:t>
+        </w:r>
+      </w:ins>
+      <w:ins w:id="10155" w:author="Z. Zukowski" w:date="2026-05-22T00:00:00Z">
         <w:r>
           <w:t xml:space="preserve">https://doi.org/10.1016/0022-0531(70)90039-6</w:t>
         </w:r>
@@ -25119,27 +23904,27 @@
       <w:pPr>
         <w:pStyle w:val="BodyText"/>
       </w:pPr>
-      <w:ins w:id="10155" w:author="Z. Zukowski" w:date="2026-05-22T00:00:00Z">
+      <w:ins w:id="10156" w:author="Z. Zukowski" w:date="2026-05-22T00:00:00Z">
         <w:r>
           <w:t xml:space="preserve">Atzori, M. (2017). Blockchain technology and decentralized governance:</w:t>
         </w:r>
       </w:ins>
-      <w:ins w:id="10155" w:author="Z. Zukowski" w:date="2026-05-22T00:00:00Z">
-        <w:r>
-          <w:t xml:space="preserve"> </w:t>
-        </w:r>
-      </w:ins>
-      <w:ins w:id="10155" w:author="Z. Zukowski" w:date="2026-05-22T00:00:00Z">
+      <w:ins w:id="10156" w:author="Z. Zukowski" w:date="2026-05-22T00:00:00Z">
+        <w:r>
+          <w:t xml:space="preserve"> </w:t>
+        </w:r>
+      </w:ins>
+      <w:ins w:id="10156" w:author="Z. Zukowski" w:date="2026-05-22T00:00:00Z">
         <w:r>
           <w:t xml:space="preserve">Is the state still necessary? Journal of Governance and Regulation,</w:t>
         </w:r>
       </w:ins>
-      <w:ins w:id="10155" w:author="Z. Zukowski" w:date="2026-05-22T00:00:00Z">
-        <w:r>
-          <w:t xml:space="preserve"> </w:t>
-        </w:r>
-      </w:ins>
-      <w:ins w:id="10155" w:author="Z. Zukowski" w:date="2026-05-22T00:00:00Z">
+      <w:ins w:id="10156" w:author="Z. Zukowski" w:date="2026-05-22T00:00:00Z">
+        <w:r>
+          <w:t xml:space="preserve"> </w:t>
+        </w:r>
+      </w:ins>
+      <w:ins w:id="10156" w:author="Z. Zukowski" w:date="2026-05-22T00:00:00Z">
         <w:r>
           <w:t xml:space="preserve">6(1), 45-62. https://doi.org/10.22495/jgr_v6_i1_p5</w:t>
         </w:r>
@@ -25229,17 +24014,17 @@
       <w:pPr>
         <w:pStyle w:val="BodyText"/>
       </w:pPr>
-      <w:ins w:id="10156" w:author="Z. Zukowski" w:date="2026-05-22T00:00:00Z">
+      <w:ins w:id="10157" w:author="Z. Zukowski" w:date="2026-05-22T00:00:00Z">
         <w:r>
           <w:t xml:space="preserve">Banzhaf, J. F., III. (1968). One man, 3.312 votes: A mathematical</w:t>
         </w:r>
       </w:ins>
-      <w:ins w:id="10156" w:author="Z. Zukowski" w:date="2026-05-22T00:00:00Z">
-        <w:r>
-          <w:t xml:space="preserve"> </w:t>
-        </w:r>
-      </w:ins>
-      <w:ins w:id="10156" w:author="Z. Zukowski" w:date="2026-05-22T00:00:00Z">
+      <w:ins w:id="10157" w:author="Z. Zukowski" w:date="2026-05-22T00:00:00Z">
+        <w:r>
+          <w:t xml:space="preserve"> </w:t>
+        </w:r>
+      </w:ins>
+      <w:ins w:id="10157" w:author="Z. Zukowski" w:date="2026-05-22T00:00:00Z">
         <w:r>
           <w:t xml:space="preserve">analysis of the Electoral College. Villanova Law Review, 13(2), 304-332.</w:t>
         </w:r>
@@ -25277,17 +24062,17 @@
       <w:pPr>
         <w:pStyle w:val="BodyText"/>
       </w:pPr>
-      <w:ins w:id="10157" w:author="Z. Zukowski" w:date="2026-05-22T00:00:00Z">
+      <w:ins w:id="10158" w:author="Z. Zukowski" w:date="2026-05-22T00:00:00Z">
         <w:r>
           <w:t xml:space="preserve">Brennan, G., &amp; Buchanan, J. M. (1985). The reason of rules:</w:t>
         </w:r>
       </w:ins>
-      <w:ins w:id="10157" w:author="Z. Zukowski" w:date="2026-05-22T00:00:00Z">
-        <w:r>
-          <w:t xml:space="preserve"> </w:t>
-        </w:r>
-      </w:ins>
-      <w:ins w:id="10157" w:author="Z. Zukowski" w:date="2026-05-22T00:00:00Z">
+      <w:ins w:id="10158" w:author="Z. Zukowski" w:date="2026-05-22T00:00:00Z">
+        <w:r>
+          <w:t xml:space="preserve"> </w:t>
+        </w:r>
+      </w:ins>
+      <w:ins w:id="10158" w:author="Z. Zukowski" w:date="2026-05-22T00:00:00Z">
         <w:r>
           <w:t xml:space="preserve">Constitutional political economy. Cambridge University Press.</w:t>
         </w:r>
@@ -25405,17 +24190,17 @@
       <w:pPr>
         <w:pStyle w:val="BodyText"/>
       </w:pPr>
-      <w:ins w:id="10158" w:author="Z. Zukowski" w:date="2026-05-22T00:00:00Z">
+      <w:ins w:id="10159" w:author="Z. Zukowski" w:date="2026-05-22T00:00:00Z">
         <w:r>
           <w:t xml:space="preserve">Cohen, J. (1988). Statistical power analysis for the behavioral</w:t>
         </w:r>
       </w:ins>
-      <w:ins w:id="10158" w:author="Z. Zukowski" w:date="2026-05-22T00:00:00Z">
-        <w:r>
-          <w:t xml:space="preserve"> </w:t>
-        </w:r>
-      </w:ins>
-      <w:ins w:id="10158" w:author="Z. Zukowski" w:date="2026-05-22T00:00:00Z">
+      <w:ins w:id="10159" w:author="Z. Zukowski" w:date="2026-05-22T00:00:00Z">
+        <w:r>
+          <w:t xml:space="preserve"> </w:t>
+        </w:r>
+      </w:ins>
+      <w:ins w:id="10159" w:author="Z. Zukowski" w:date="2026-05-22T00:00:00Z">
         <w:r>
           <w:t xml:space="preserve">sciences (2nd ed.). Lawrence Erlbaum Associates.</w:t>
         </w:r>
@@ -25425,27 +24210,27 @@
       <w:pPr>
         <w:pStyle w:val="BodyText"/>
       </w:pPr>
-      <w:ins w:id="10159" w:author="Z. Zukowski" w:date="2026-05-22T00:00:00Z">
+      <w:ins w:id="10160" w:author="Z. Zukowski" w:date="2026-05-22T00:00:00Z">
         <w:r>
           <w:t xml:space="preserve">Cohen, J. (1989). Deliberation and democratic legitimacy. In A. Hamlin</w:t>
         </w:r>
       </w:ins>
-      <w:ins w:id="10159" w:author="Z. Zukowski" w:date="2026-05-22T00:00:00Z">
-        <w:r>
-          <w:t xml:space="preserve"> </w:t>
-        </w:r>
-      </w:ins>
-      <w:ins w:id="10159" w:author="Z. Zukowski" w:date="2026-05-22T00:00:00Z">
+      <w:ins w:id="10160" w:author="Z. Zukowski" w:date="2026-05-22T00:00:00Z">
+        <w:r>
+          <w:t xml:space="preserve"> </w:t>
+        </w:r>
+      </w:ins>
+      <w:ins w:id="10160" w:author="Z. Zukowski" w:date="2026-05-22T00:00:00Z">
         <w:r>
           <w:t xml:space="preserve">&amp; P. Pettit (Eds.), The good polity: Normative analysis of the state</w:t>
         </w:r>
       </w:ins>
-      <w:ins w:id="10159" w:author="Z. Zukowski" w:date="2026-05-22T00:00:00Z">
-        <w:r>
-          <w:t xml:space="preserve"> </w:t>
-        </w:r>
-      </w:ins>
-      <w:ins w:id="10159" w:author="Z. Zukowski" w:date="2026-05-22T00:00:00Z">
+      <w:ins w:id="10160" w:author="Z. Zukowski" w:date="2026-05-22T00:00:00Z">
+        <w:r>
+          <w:t xml:space="preserve"> </w:t>
+        </w:r>
+      </w:ins>
+      <w:ins w:id="10160" w:author="Z. Zukowski" w:date="2026-05-22T00:00:00Z">
         <w:r>
           <w:t xml:space="preserve">(pp. 17-34). Blackwell.</w:t>
         </w:r>
@@ -25495,17 +24280,17 @@
       <w:pPr>
         <w:pStyle w:val="BodyText"/>
       </w:pPr>
-      <w:ins w:id="10160" w:author="Z. Zukowski" w:date="2026-05-22T00:00:00Z">
+      <w:ins w:id="10161" w:author="Z. Zukowski" w:date="2026-05-22T00:00:00Z">
         <w:r>
           <w:t xml:space="preserve">DuPont, Q. (2014). The politics of cryptography: Bitcoin and the</w:t>
         </w:r>
       </w:ins>
-      <w:ins w:id="10160" w:author="Z. Zukowski" w:date="2026-05-22T00:00:00Z">
-        <w:r>
-          <w:t xml:space="preserve"> </w:t>
-        </w:r>
-      </w:ins>
-      <w:ins w:id="10160" w:author="Z. Zukowski" w:date="2026-05-22T00:00:00Z">
+      <w:ins w:id="10161" w:author="Z. Zukowski" w:date="2026-05-22T00:00:00Z">
+        <w:r>
+          <w:t xml:space="preserve"> </w:t>
+        </w:r>
+      </w:ins>
+      <w:ins w:id="10161" w:author="Z. Zukowski" w:date="2026-05-22T00:00:00Z">
         <w:r>
           <w:t xml:space="preserve">ordering machines. Journal of Peer Production, 4. https://peerproduction.net</w:t>
         </w:r>
@@ -25725,17 +24510,17 @@
       <w:pPr>
         <w:pStyle w:val="BodyText"/>
       </w:pPr>
-      <w:ins w:id="10161" w:author="Z. Zukowski" w:date="2026-05-22T00:00:00Z">
+      <w:ins w:id="10162" w:author="Z. Zukowski" w:date="2026-05-22T00:00:00Z">
         <w:r>
           <w:t xml:space="preserve">Hardin, G. (1968). The tragedy of the commons. Science, 162(3859),</w:t>
         </w:r>
       </w:ins>
-      <w:ins w:id="10161" w:author="Z. Zukowski" w:date="2026-05-22T00:00:00Z">
-        <w:r>
-          <w:t xml:space="preserve"> </w:t>
-        </w:r>
-      </w:ins>
-      <w:ins w:id="10161" w:author="Z. Zukowski" w:date="2026-05-22T00:00:00Z">
+      <w:ins w:id="10162" w:author="Z. Zukowski" w:date="2026-05-22T00:00:00Z">
+        <w:r>
+          <w:t xml:space="preserve"> </w:t>
+        </w:r>
+      </w:ins>
+      <w:ins w:id="10162" w:author="Z. Zukowski" w:date="2026-05-22T00:00:00Z">
         <w:r>
           <w:t xml:space="preserve">1243-1248. https://doi.org/10.1126/science.162.3859.1243</w:t>
         </w:r>
@@ -25745,17 +24530,17 @@
       <w:pPr>
         <w:pStyle w:val="BodyText"/>
       </w:pPr>
-      <w:ins w:id="10162" w:author="Z. Zukowski" w:date="2026-05-22T00:00:00Z">
+      <w:ins w:id="10163" w:author="Z. Zukowski" w:date="2026-05-22T00:00:00Z">
         <w:r>
           <w:t xml:space="preserve">Hirschman, A. O. (1964). The paternity of an index. American Economic</w:t>
         </w:r>
       </w:ins>
-      <w:ins w:id="10162" w:author="Z. Zukowski" w:date="2026-05-22T00:00:00Z">
-        <w:r>
-          <w:t xml:space="preserve"> </w:t>
-        </w:r>
-      </w:ins>
-      <w:ins w:id="10162" w:author="Z. Zukowski" w:date="2026-05-22T00:00:00Z">
+      <w:ins w:id="10163" w:author="Z. Zukowski" w:date="2026-05-22T00:00:00Z">
+        <w:r>
+          <w:t xml:space="preserve"> </w:t>
+        </w:r>
+      </w:ins>
+      <w:ins w:id="10163" w:author="Z. Zukowski" w:date="2026-05-22T00:00:00Z">
         <w:r>
           <w:t xml:space="preserve">Review, 54(5), 761.</w:t>
         </w:r>
@@ -25765,17 +24550,17 @@
       <w:pPr>
         <w:pStyle w:val="BodyText"/>
       </w:pPr>
-      <w:ins w:id="10163" w:author="Z. Zukowski" w:date="2026-05-22T00:00:00Z">
+      <w:ins w:id="10164" w:author="Z. Zukowski" w:date="2026-05-22T00:00:00Z">
         <w:r>
           <w:t xml:space="preserve">Holmstrom, B. (1979). Moral hazard and observability. The Bell</w:t>
         </w:r>
       </w:ins>
-      <w:ins w:id="10163" w:author="Z. Zukowski" w:date="2026-05-22T00:00:00Z">
-        <w:r>
-          <w:t xml:space="preserve"> </w:t>
-        </w:r>
-      </w:ins>
-      <w:ins w:id="10163" w:author="Z. Zukowski" w:date="2026-05-22T00:00:00Z">
+      <w:ins w:id="10164" w:author="Z. Zukowski" w:date="2026-05-22T00:00:00Z">
+        <w:r>
+          <w:t xml:space="preserve"> </w:t>
+        </w:r>
+      </w:ins>
+      <w:ins w:id="10164" w:author="Z. Zukowski" w:date="2026-05-22T00:00:00Z">
         <w:r>
           <w:t xml:space="preserve">Journal of Economics, 10(1), 74-91. https://doi.org/10.2307/3003320</w:t>
         </w:r>
@@ -25819,27 +24604,27 @@
       <w:pPr>
         <w:pStyle w:val="BodyText"/>
       </w:pPr>
-      <w:ins w:id="10164" w:author="Z. Zukowski" w:date="2026-05-22T00:00:00Z">
+      <w:ins w:id="10165" w:author="Z. Zukowski" w:date="2026-05-22T00:00:00Z">
         <w:r>
           <w:t xml:space="preserve">Hurwicz, L. (1987). Inventing new institutions: The design perspective.</w:t>
         </w:r>
       </w:ins>
-      <w:ins w:id="10164" w:author="Z. Zukowski" w:date="2026-05-22T00:00:00Z">
-        <w:r>
-          <w:t xml:space="preserve"> </w:t>
-        </w:r>
-      </w:ins>
-      <w:ins w:id="10164" w:author="Z. Zukowski" w:date="2026-05-22T00:00:00Z">
+      <w:ins w:id="10165" w:author="Z. Zukowski" w:date="2026-05-22T00:00:00Z">
+        <w:r>
+          <w:t xml:space="preserve"> </w:t>
+        </w:r>
+      </w:ins>
+      <w:ins w:id="10165" w:author="Z. Zukowski" w:date="2026-05-22T00:00:00Z">
         <w:r>
           <w:t xml:space="preserve">American Journal of Agricultural Economics, 69(2), 395-402.</w:t>
         </w:r>
       </w:ins>
-      <w:ins w:id="10164" w:author="Z. Zukowski" w:date="2026-05-22T00:00:00Z">
-        <w:r>
-          <w:t xml:space="preserve"> </w:t>
-        </w:r>
-      </w:ins>
-      <w:ins w:id="10164" w:author="Z. Zukowski" w:date="2026-05-22T00:00:00Z">
+      <w:ins w:id="10165" w:author="Z. Zukowski" w:date="2026-05-22T00:00:00Z">
+        <w:r>
+          <w:t xml:space="preserve"> </w:t>
+        </w:r>
+      </w:ins>
+      <w:ins w:id="10165" w:author="Z. Zukowski" w:date="2026-05-22T00:00:00Z">
         <w:r>
           <w:t xml:space="preserve">https://doi.org/10.2307/1242293</w:t>
         </w:r>
@@ -25981,17 +24766,17 @@
       <w:pPr>
         <w:pStyle w:val="BodyText"/>
       </w:pPr>
-      <w:ins w:id="10165" w:author="Z. Zukowski" w:date="2026-05-22T00:00:00Z">
+      <w:ins w:id="10166" w:author="Z. Zukowski" w:date="2026-05-22T00:00:00Z">
         <w:r>
           <w:t xml:space="preserve">North, D. C. (1990). Institutions, institutional change and economic</w:t>
         </w:r>
       </w:ins>
-      <w:ins w:id="10165" w:author="Z. Zukowski" w:date="2026-05-22T00:00:00Z">
-        <w:r>
-          <w:t xml:space="preserve"> </w:t>
-        </w:r>
-      </w:ins>
-      <w:ins w:id="10165" w:author="Z. Zukowski" w:date="2026-05-22T00:00:00Z">
+      <w:ins w:id="10166" w:author="Z. Zukowski" w:date="2026-05-22T00:00:00Z">
+        <w:r>
+          <w:t xml:space="preserve"> </w:t>
+        </w:r>
+      </w:ins>
+      <w:ins w:id="10166" w:author="Z. Zukowski" w:date="2026-05-22T00:00:00Z">
         <w:r>
           <w:t xml:space="preserve">performance. Cambridge University Press.</w:t>
         </w:r>
@@ -26043,17 +24828,17 @@
       <w:pPr>
         <w:pStyle w:val="BodyText"/>
       </w:pPr>
-      <w:ins w:id="10166" w:author="Z. Zukowski" w:date="2026-05-22T00:00:00Z">
+      <w:ins w:id="10167" w:author="Z. Zukowski" w:date="2026-05-22T00:00:00Z">
         <w:r>
           <w:t xml:space="preserve">Polanyi, K. (1944). The great transformation: The political and</w:t>
         </w:r>
       </w:ins>
-      <w:ins w:id="10166" w:author="Z. Zukowski" w:date="2026-05-22T00:00:00Z">
-        <w:r>
-          <w:t xml:space="preserve"> </w:t>
-        </w:r>
-      </w:ins>
-      <w:ins w:id="10166" w:author="Z. Zukowski" w:date="2026-05-22T00:00:00Z">
+      <w:ins w:id="10167" w:author="Z. Zukowski" w:date="2026-05-22T00:00:00Z">
+        <w:r>
+          <w:t xml:space="preserve"> </w:t>
+        </w:r>
+      </w:ins>
+      <w:ins w:id="10167" w:author="Z. Zukowski" w:date="2026-05-22T00:00:00Z">
         <w:r>
           <w:t xml:space="preserve">economic origins of our time. Farrar &amp; Rinehart.</w:t>
         </w:r>
@@ -26183,27 +24968,27 @@
       <w:pPr>
         <w:pStyle w:val="BodyText"/>
       </w:pPr>
-      <w:ins w:id="10167" w:author="Z. Zukowski" w:date="2026-05-22T00:00:00Z">
+      <w:ins w:id="10168" w:author="Z. Zukowski" w:date="2026-05-22T00:00:00Z">
         <w:r>
           <w:t xml:space="preserve">Schneider, N. (2024). Governable spaces: Democratic design for online</w:t>
         </w:r>
       </w:ins>
-      <w:ins w:id="10167" w:author="Z. Zukowski" w:date="2026-05-22T00:00:00Z">
-        <w:r>
-          <w:t xml:space="preserve"> </w:t>
-        </w:r>
-      </w:ins>
-      <w:ins w:id="10167" w:author="Z. Zukowski" w:date="2026-05-22T00:00:00Z">
+      <w:ins w:id="10168" w:author="Z. Zukowski" w:date="2026-05-22T00:00:00Z">
+        <w:r>
+          <w:t xml:space="preserve"> </w:t>
+        </w:r>
+      </w:ins>
+      <w:ins w:id="10168" w:author="Z. Zukowski" w:date="2026-05-22T00:00:00Z">
         <w:r>
           <w:t xml:space="preserve">life. University of California Press (Luminos Open Access).</w:t>
         </w:r>
       </w:ins>
-      <w:ins w:id="10167" w:author="Z. Zukowski" w:date="2026-05-22T00:00:00Z">
-        <w:r>
-          <w:t xml:space="preserve"> </w:t>
-        </w:r>
-      </w:ins>
-      <w:ins w:id="10167" w:author="Z. Zukowski" w:date="2026-05-22T00:00:00Z">
+      <w:ins w:id="10168" w:author="Z. Zukowski" w:date="2026-05-22T00:00:00Z">
+        <w:r>
+          <w:t xml:space="preserve"> </w:t>
+        </w:r>
+      </w:ins>
+      <w:ins w:id="10168" w:author="Z. Zukowski" w:date="2026-05-22T00:00:00Z">
         <w:r>
           <w:t xml:space="preserve">https://doi.org/10.1525/luminos.181</w:t>
         </w:r>
@@ -26233,27 +25018,27 @@
       <w:pPr>
         <w:pStyle w:val="BodyText"/>
       </w:pPr>
-      <w:ins w:id="10168" w:author="Z. Zukowski" w:date="2026-05-22T00:00:00Z">
+      <w:ins w:id="10169" w:author="Z. Zukowski" w:date="2026-05-22T00:00:00Z">
         <w:r>
           <w:t xml:space="preserve">Shapley, L. S., &amp; Shubik, M. (1954). A method for evaluating the</w:t>
         </w:r>
       </w:ins>
-      <w:ins w:id="10168" w:author="Z. Zukowski" w:date="2026-05-22T00:00:00Z">
-        <w:r>
-          <w:t xml:space="preserve"> </w:t>
-        </w:r>
-      </w:ins>
-      <w:ins w:id="10168" w:author="Z. Zukowski" w:date="2026-05-22T00:00:00Z">
+      <w:ins w:id="10169" w:author="Z. Zukowski" w:date="2026-05-22T00:00:00Z">
+        <w:r>
+          <w:t xml:space="preserve"> </w:t>
+        </w:r>
+      </w:ins>
+      <w:ins w:id="10169" w:author="Z. Zukowski" w:date="2026-05-22T00:00:00Z">
         <w:r>
           <w:t xml:space="preserve">distribution of power in a committee system. American Political Science</w:t>
         </w:r>
       </w:ins>
-      <w:ins w:id="10168" w:author="Z. Zukowski" w:date="2026-05-22T00:00:00Z">
-        <w:r>
-          <w:t xml:space="preserve"> </w:t>
-        </w:r>
-      </w:ins>
-      <w:ins w:id="10168" w:author="Z. Zukowski" w:date="2026-05-22T00:00:00Z">
+      <w:ins w:id="10169" w:author="Z. Zukowski" w:date="2026-05-22T00:00:00Z">
+        <w:r>
+          <w:t xml:space="preserve"> </w:t>
+        </w:r>
+      </w:ins>
+      <w:ins w:id="10169" w:author="Z. Zukowski" w:date="2026-05-22T00:00:00Z">
         <w:r>
           <w:t xml:space="preserve">Review, 48(3), 787-792. https://doi.org/10.2307/1951053</w:t>
         </w:r>
@@ -26263,7 +25048,7 @@
       <w:pPr>
         <w:pStyle w:val="BodyText"/>
       </w:pPr>
-      <w:ins w:id="10169" w:author="Z. Zukowski" w:date="2026-05-22T00:00:00Z">
+      <w:ins w:id="10170" w:author="Z. Zukowski" w:date="2026-05-22T00:00:00Z">
         <w:r>
           <w:t xml:space="preserve">Theil, H. (1967). Economics and information theory. North-Holland.</w:t>
         </w:r>
@@ -26273,17 +25058,17 @@
       <w:pPr>
         <w:pStyle w:val="BodyText"/>
       </w:pPr>
-      <w:ins w:id="10170" w:author="Z. Zukowski" w:date="2026-05-22T00:00:00Z">
+      <w:ins w:id="10171" w:author="Z. Zukowski" w:date="2026-05-22T00:00:00Z">
         <w:r>
           <w:t xml:space="preserve">Tirole, J. (2001). Corporate governance. Econometrica, 69(1), 1-35.</w:t>
         </w:r>
       </w:ins>
-      <w:ins w:id="10170" w:author="Z. Zukowski" w:date="2026-05-22T00:00:00Z">
-        <w:r>
-          <w:t xml:space="preserve"> </w:t>
-        </w:r>
-      </w:ins>
-      <w:ins w:id="10170" w:author="Z. Zukowski" w:date="2026-05-22T00:00:00Z">
+      <w:ins w:id="10171" w:author="Z. Zukowski" w:date="2026-05-22T00:00:00Z">
+        <w:r>
+          <w:t xml:space="preserve"> </w:t>
+        </w:r>
+      </w:ins>
+      <w:ins w:id="10171" w:author="Z. Zukowski" w:date="2026-05-22T00:00:00Z">
         <w:r>
           <w:t xml:space="preserve">https://doi.org/10.1111/1468-0262.00177</w:t>
         </w:r>
@@ -26511,23 +25296,23 @@
       <w:pPr>
         <w:pStyle w:val="BodyText"/>
       </w:pPr>
-      <w:ins w:id="10171" w:author="Z. Zukowski" w:date="2026-05-22T00:00:00Z">
+      <w:ins w:id="10172" w:author="Z. Zukowski" w:date="2026-05-22T00:00:00Z">
         <w:r>
           <w:t xml:space="preserve">Zukowski, Z. (2026e). Why token governance concentrates: A Polanyian</w:t>
         </w:r>
       </w:ins>
-      <w:ins w:id="10171" w:author="Z. Zukowski" w:date="2026-05-22T00:00:00Z">
-        <w:r>
-          <w:t xml:space="preserve"> </w:t>
-        </w:r>
-      </w:ins>
-      <w:ins w:id="10171" w:author="Z. Zukowski" w:date="2026-05-22T00:00:00Z">
+      <w:ins w:id="10172" w:author="Z. Zukowski" w:date="2026-05-22T00:00:00Z">
+        <w:r>
+          <w:t xml:space="preserve"> </w:t>
+        </w:r>
+      </w:ins>
+      <w:ins w:id="10172" w:author="Z. Zukowski" w:date="2026-05-22T00:00:00Z">
         <w:r>
           <w:t xml:space="preserve">extension to the fourth fictitious commodity. Working manuscript.</w:t>
         </w:r>
       </w:ins>
     </w:p>
-    <w:bookmarkEnd w:id="94"/>
+    <w:bookmarkEnd w:id="97"/>
     <w:sectPr>
       <w:footnotePr>
         <w:numRestart w:val="eachSect"/>

--- a/b2/paper/B2_Frontiers_R2_tracked_changes.docx
+++ b/b2/paper/B2_Frontiers_R2_tracked_changes.docx
@@ -22231,7 +22231,7 @@
             <w:b/>
             <w:bCs/>
           </w:rPr>
-          <w:t xml:space="preserve">Bottom line.</w:t>
+          <w:t xml:space="preserve">Synthesis.</w:t>
         </w:r>
       </w:ins>
       <w:ins w:id="10103" w:author="Z. Zukowski" w:date="2026-05-22T00:00:00Z">

--- a/b2/paper/B2_Frontiers_R2_tracked_changes.docx
+++ b/b2/paper/B2_Frontiers_R2_tracked_changes.docx
@@ -7309,7 +7309,7 @@
     </w:p>
     <w:bookmarkEnd w:id="42"/>
     <w:bookmarkEnd w:id="43"/>
-    <w:bookmarkStart w:id="81" w:name="results"/>
+    <w:bookmarkStart w:id="89" w:name="results"/>
     <w:p>
       <w:pPr>
         <w:pStyle w:val="Heading1"/>
@@ -16829,7 +16829,7 @@
       </w:ins>
     </w:p>
     <w:bookmarkEnd w:id="56"/>
-    <w:bookmarkStart w:id="67" w:name="voting-power-vs-holding-concentration"/>
+    <w:bookmarkStart w:id="75" w:name="voting-power-vs-holding-concentration"/>
     <w:p>
       <w:pPr>
         <w:pStyle w:val="Heading2"/>
@@ -19782,7 +19782,37 @@
         </w:r>
       </w:ins>
     </w:p>
-    <w:bookmarkStart w:id="60" w:name="X5aa57646c4396d747e0131ec008a4e3f93d4422"/>
+    <w:p>
+      <w:pPr>
+        <w:pStyle w:val="BodyText"/>
+      </w:pPr>
+      <w:ins w:id="10070" w:author="Z. Zukowski" w:date="2026-05-22T00:00:00Z">
+        <w:r>
+          <w:t xml:space="preserve">A power-index extension across the N = 16 cross-source voting-HHI sample (Tally + Snapshot + Solana proper-weight) refines the binary amplify-versus-disperse framing into a three-class amplification typology. Class 1 (structural-majority): top-1 voter holds an absolute majority of weight, producing Shapley-Shubik HHI mechanically at 1.000 (WXM only example in current sample; +30.85 percentage-point SS-share amplification over nominal share). Class 2 (coordinated-amplification): top-1 voter dominant with disparate second-tier weight distribution; positive but sub-majority amplification (AAVE +4.80 pp, GMX +2.93 pp, COMP-snap +2.25 pp, LDO +2.20 pp, HNT +5.45 pp, DRIFT +8.52 pp). Class 3 (track-share): top-1 SS-share tracks nominal share within 1 percentage point (UNI, COMP-tally, ARB, OP, ENS, DIMO, JUP). Pearson r between SS-HHI and Voting-HHI is 0.9756 across the N = 16 sample, with rank-stability holding across all six quorum thresholds from 0.33 through 0.75; the cross-sectional rank ordering of governance concentration is preserved whether measured by HHI or by Shapley-Shubik pivotal power. Per-class quorum-sensitivity profile: Class 1 protocols are highly quorum-sensitive (WXM SS-HHI transitions from 1.000 to 0.609 at the q = 0.74 to 0.75 boundary), Class 3 protocols are quorum-stable, and Class 2 protocols sit in between. The Class 1 versus Class 2 distinction matters for design implications because the underlying institutional dynamics differ: Class 1 reflects a single-actor absolute-veto position; Class 2 reflects coordination capacity across a dominant top-tier voter and a fragmented secondary tier where the dominant voter’s coalition-building costs scale with the second-tier fragmentation. Full per-protocol SS + Banzhaf values, quorum-variation table, and 3-class assignments are in</w:t>
+        </w:r>
+      </w:ins>
+      <w:ins w:id="10070" w:author="Z. Zukowski" w:date="2026-05-22T00:00:00Z">
+        <w:r>
+          <w:t xml:space="preserve"> </w:t>
+        </w:r>
+      </w:ins>
+      <w:hyperlink r:id="rId60">
+        <w:ins w:id="10070" w:author="Z. Zukowski" w:date="2026-05-22T00:00:00Z">
+          <w:r>
+            <w:rPr>
+              <w:rStyle w:val="Hyperlink"/>
+            </w:rPr>
+            <w:t xml:space="preserve">Supplementary File S14</w:t>
+          </w:r>
+        </w:ins>
+      </w:hyperlink>
+      <w:ins w:id="10070" w:author="Z. Zukowski" w:date="2026-05-22T00:00:00Z">
+        <w:r>
+          <w:t xml:space="preserve">.</w:t>
+        </w:r>
+      </w:ins>
+    </w:p>
+    <w:bookmarkStart w:id="61" w:name="X5aa57646c4396d747e0131ec008a4e3f93d4422"/>
     <w:p>
       <w:pPr>
         <w:pStyle w:val="Heading3"/>
@@ -19795,147 +19825,147 @@
       <w:pPr>
         <w:pStyle w:val="FirstParagraph"/>
       </w:pPr>
-      <w:ins w:id="10070" w:author="Z. Zukowski" w:date="2026-05-22T00:00:00Z">
+      <w:ins w:id="10071" w:author="Z. Zukowski" w:date="2026-05-22T00:00:00Z">
         <w:r>
           <w:t xml:space="preserve">ENS is one of two protocols in the cross-section where delegation</w:t>
         </w:r>
       </w:ins>
-      <w:ins w:id="10070" w:author="Z. Zukowski" w:date="2026-05-22T00:00:00Z">
-        <w:r>
-          <w:t xml:space="preserve"> </w:t>
-        </w:r>
-      </w:ins>
-      <w:ins w:id="10070" w:author="Z. Zukowski" w:date="2026-05-22T00:00:00Z">
+      <w:ins w:id="10071" w:author="Z. Zukowski" w:date="2026-05-22T00:00:00Z">
+        <w:r>
+          <w:t xml:space="preserve"> </w:t>
+        </w:r>
+      </w:ins>
+      <w:ins w:id="10071" w:author="Z. Zukowski" w:date="2026-05-22T00:00:00Z">
         <w:r>
           <w:t xml:space="preserve">empirically disperses voting power below the holding-HHI baseline</w:t>
         </w:r>
       </w:ins>
-      <w:ins w:id="10070" w:author="Z. Zukowski" w:date="2026-05-22T00:00:00Z">
-        <w:r>
-          <w:t xml:space="preserve"> </w:t>
-        </w:r>
-      </w:ins>
-      <w:ins w:id="10070" w:author="Z. Zukowski" w:date="2026-05-22T00:00:00Z">
+      <w:ins w:id="10071" w:author="Z. Zukowski" w:date="2026-05-22T00:00:00Z">
+        <w:r>
+          <w:t xml:space="preserve"> </w:t>
+        </w:r>
+      </w:ins>
+      <w:ins w:id="10071" w:author="Z. Zukowski" w:date="2026-05-22T00:00:00Z">
         <w:r>
           <w:t xml:space="preserve">(ratio 0.45x; voting HHI 0.022 vs holding HHI 0.049, the latter</w:t>
         </w:r>
       </w:ins>
-      <w:ins w:id="10070" w:author="Z. Zukowski" w:date="2026-05-22T00:00:00Z">
-        <w:r>
-          <w:t xml:space="preserve"> </w:t>
-        </w:r>
-      </w:ins>
-      <w:ins w:id="10070" w:author="Z. Zukowski" w:date="2026-05-22T00:00:00Z">
+      <w:ins w:id="10071" w:author="Z. Zukowski" w:date="2026-05-22T00:00:00Z">
+        <w:r>
+          <w:t xml:space="preserve"> </w:t>
+        </w:r>
+      </w:ins>
+      <w:ins w:id="10071" w:author="Z. Zukowski" w:date="2026-05-22T00:00:00Z">
         <w:r>
           <w:t xml:space="preserve">computed after the ENS DAO Wallet and Treasury PCA exclusions</w:t>
         </w:r>
       </w:ins>
-      <w:ins w:id="10070" w:author="Z. Zukowski" w:date="2026-05-22T00:00:00Z">
-        <w:r>
-          <w:t xml:space="preserve"> </w:t>
-        </w:r>
-      </w:ins>
-      <w:ins w:id="10070" w:author="Z. Zukowski" w:date="2026-05-22T00:00:00Z">
+      <w:ins w:id="10071" w:author="Z. Zukowski" w:date="2026-05-22T00:00:00Z">
+        <w:r>
+          <w:t xml:space="preserve"> </w:t>
+        </w:r>
+      </w:ins>
+      <w:ins w:id="10071" w:author="Z. Zukowski" w:date="2026-05-22T00:00:00Z">
         <w:r>
           <w:t xml:space="preserve">codified in Section 3.8). The dispersion case is informative for</w:t>
         </w:r>
       </w:ins>
-      <w:ins w:id="10070" w:author="Z. Zukowski" w:date="2026-05-22T00:00:00Z">
-        <w:r>
-          <w:t xml:space="preserve"> </w:t>
-        </w:r>
-      </w:ins>
-      <w:ins w:id="10070" w:author="Z. Zukowski" w:date="2026-05-22T00:00:00Z">
+      <w:ins w:id="10071" w:author="Z. Zukowski" w:date="2026-05-22T00:00:00Z">
+        <w:r>
+          <w:t xml:space="preserve"> </w:t>
+        </w:r>
+      </w:ins>
+      <w:ins w:id="10071" w:author="Z. Zukowski" w:date="2026-05-22T00:00:00Z">
         <w:r>
           <w:t xml:space="preserve">the framework’s institutional-design thesis because it provides an</w:t>
         </w:r>
       </w:ins>
-      <w:ins w:id="10070" w:author="Z. Zukowski" w:date="2026-05-22T00:00:00Z">
-        <w:r>
-          <w:t xml:space="preserve"> </w:t>
-        </w:r>
-      </w:ins>
-      <w:ins w:id="10070" w:author="Z. Zukowski" w:date="2026-05-22T00:00:00Z">
+      <w:ins w:id="10071" w:author="Z. Zukowski" w:date="2026-05-22T00:00:00Z">
+        <w:r>
+          <w:t xml:space="preserve"> </w:t>
+        </w:r>
+      </w:ins>
+      <w:ins w:id="10071" w:author="Z. Zukowski" w:date="2026-05-22T00:00:00Z">
         <w:r>
           <w:t xml:space="preserve">existence-proof that delegation outcomes are design-tractable rather</w:t>
         </w:r>
       </w:ins>
-      <w:ins w:id="10070" w:author="Z. Zukowski" w:date="2026-05-22T00:00:00Z">
-        <w:r>
-          <w:t xml:space="preserve"> </w:t>
-        </w:r>
-      </w:ins>
-      <w:ins w:id="10070" w:author="Z. Zukowski" w:date="2026-05-22T00:00:00Z">
+      <w:ins w:id="10071" w:author="Z. Zukowski" w:date="2026-05-22T00:00:00Z">
+        <w:r>
+          <w:t xml:space="preserve"> </w:t>
+        </w:r>
+      </w:ins>
+      <w:ins w:id="10071" w:author="Z. Zukowski" w:date="2026-05-22T00:00:00Z">
         <w:r>
           <w:t xml:space="preserve">than mechanism-inevitable. The ENS delegate program funds approximately</w:t>
         </w:r>
       </w:ins>
-      <w:ins w:id="10070" w:author="Z. Zukowski" w:date="2026-05-22T00:00:00Z">
-        <w:r>
-          <w:t xml:space="preserve"> </w:t>
-        </w:r>
-      </w:ins>
-      <w:ins w:id="10070" w:author="Z. Zukowski" w:date="2026-05-22T00:00:00Z">
+      <w:ins w:id="10071" w:author="Z. Zukowski" w:date="2026-05-22T00:00:00Z">
+        <w:r>
+          <w:t xml:space="preserve"> </w:t>
+        </w:r>
+      </w:ins>
+      <w:ins w:id="10071" w:author="Z. Zukowski" w:date="2026-05-22T00:00:00Z">
         <w:r>
           <w:t xml:space="preserve">100 active delegates (including the ENS DAO ecosystem grants for</w:t>
         </w:r>
       </w:ins>
-      <w:ins w:id="10070" w:author="Z. Zukowski" w:date="2026-05-22T00:00:00Z">
-        <w:r>
-          <w:t xml:space="preserve"> </w:t>
-        </w:r>
-      </w:ins>
-      <w:ins w:id="10070" w:author="Z. Zukowski" w:date="2026-05-22T00:00:00Z">
+      <w:ins w:id="10071" w:author="Z. Zukowski" w:date="2026-05-22T00:00:00Z">
+        <w:r>
+          <w:t xml:space="preserve"> </w:t>
+        </w:r>
+      </w:ins>
+      <w:ins w:id="10071" w:author="Z. Zukowski" w:date="2026-05-22T00:00:00Z">
         <w:r>
           <w:t xml:space="preserve">delegate work), and the top-100 delegate voting-power distribution is</w:t>
         </w:r>
       </w:ins>
-      <w:ins w:id="10070" w:author="Z. Zukowski" w:date="2026-05-22T00:00:00Z">
-        <w:r>
-          <w:t xml:space="preserve"> </w:t>
-        </w:r>
-      </w:ins>
-      <w:ins w:id="10070" w:author="Z. Zukowski" w:date="2026-05-22T00:00:00Z">
+      <w:ins w:id="10071" w:author="Z. Zukowski" w:date="2026-05-22T00:00:00Z">
+        <w:r>
+          <w:t xml:space="preserve"> </w:t>
+        </w:r>
+      </w:ins>
+      <w:ins w:id="10071" w:author="Z. Zukowski" w:date="2026-05-22T00:00:00Z">
         <w:r>
           <w:t xml:space="preserve">structurally broader than the holding distribution: top-1 post-exclusion</w:t>
         </w:r>
       </w:ins>
-      <w:ins w:id="10070" w:author="Z. Zukowski" w:date="2026-05-22T00:00:00Z">
-        <w:r>
-          <w:t xml:space="preserve"> </w:t>
-        </w:r>
-      </w:ins>
-      <w:ins w:id="10070" w:author="Z. Zukowski" w:date="2026-05-22T00:00:00Z">
+      <w:ins w:id="10071" w:author="Z. Zukowski" w:date="2026-05-22T00:00:00Z">
+        <w:r>
+          <w:t xml:space="preserve"> </w:t>
+        </w:r>
+      </w:ins>
+      <w:ins w:id="10071" w:author="Z. Zukowski" w:date="2026-05-22T00:00:00Z">
         <w:r>
           <w:t xml:space="preserve">holding share is 16.8% while top-1 voting-power share is 12.1%</w:t>
         </w:r>
       </w:ins>
-      <w:ins w:id="10070" w:author="Z. Zukowski" w:date="2026-05-22T00:00:00Z">
-        <w:r>
-          <w:t xml:space="preserve"> </w:t>
-        </w:r>
-      </w:ins>
-      <w:ins w:id="10070" w:author="Z. Zukowski" w:date="2026-05-22T00:00:00Z">
+      <w:ins w:id="10071" w:author="Z. Zukowski" w:date="2026-05-22T00:00:00Z">
+        <w:r>
+          <w:t xml:space="preserve"> </w:t>
+        </w:r>
+      </w:ins>
+      <w:ins w:id="10071" w:author="Z. Zukowski" w:date="2026-05-22T00:00:00Z">
         <w:r>
           <w:t xml:space="preserve">(fireeyesdao.eth, a community-elected delegate). Holders systematically</w:t>
         </w:r>
       </w:ins>
-      <w:ins w:id="10070" w:author="Z. Zukowski" w:date="2026-05-22T00:00:00Z">
-        <w:r>
-          <w:t xml:space="preserve"> </w:t>
-        </w:r>
-      </w:ins>
-      <w:ins w:id="10070" w:author="Z. Zukowski" w:date="2026-05-22T00:00:00Z">
+      <w:ins w:id="10071" w:author="Z. Zukowski" w:date="2026-05-22T00:00:00Z">
+        <w:r>
+          <w:t xml:space="preserve"> </w:t>
+        </w:r>
+      </w:ins>
+      <w:ins w:id="10071" w:author="Z. Zukowski" w:date="2026-05-22T00:00:00Z">
         <w:r>
           <w:t xml:space="preserve">delegate to a broader community-delegate set rather than self-delegating</w:t>
         </w:r>
       </w:ins>
-      <w:ins w:id="10070" w:author="Z. Zukowski" w:date="2026-05-22T00:00:00Z">
-        <w:r>
-          <w:t xml:space="preserve"> </w:t>
-        </w:r>
-      </w:ins>
-      <w:ins w:id="10070" w:author="Z. Zukowski" w:date="2026-05-22T00:00:00Z">
+      <w:ins w:id="10071" w:author="Z. Zukowski" w:date="2026-05-22T00:00:00Z">
+        <w:r>
+          <w:t xml:space="preserve"> </w:t>
+        </w:r>
+      </w:ins>
+      <w:ins w:id="10071" w:author="Z. Zukowski" w:date="2026-05-22T00:00:00Z">
         <w:r>
           <w:t xml:space="preserve">or delegating to whales.</w:t>
         </w:r>
@@ -19945,154 +19975,154 @@
       <w:pPr>
         <w:pStyle w:val="BodyText"/>
       </w:pPr>
-      <w:ins w:id="10071" w:author="Z. Zukowski" w:date="2026-05-22T00:00:00Z">
+      <w:ins w:id="10072" w:author="Z. Zukowski" w:date="2026-05-22T00:00:00Z">
         <w:r>
           <w:t xml:space="preserve">The ENS + GMX + HNT + JUP dispersion findings contrast with the nine protocols where delegation</w:t>
         </w:r>
       </w:ins>
-      <w:ins w:id="10071" w:author="Z. Zukowski" w:date="2026-05-22T00:00:00Z">
-        <w:r>
-          <w:t xml:space="preserve"> </w:t>
-        </w:r>
-      </w:ins>
-      <w:ins w:id="10071" w:author="Z. Zukowski" w:date="2026-05-22T00:00:00Z">
+      <w:ins w:id="10072" w:author="Z. Zukowski" w:date="2026-05-22T00:00:00Z">
+        <w:r>
+          <w:t xml:space="preserve"> </w:t>
+        </w:r>
+      </w:ins>
+      <w:ins w:id="10072" w:author="Z. Zukowski" w:date="2026-05-22T00:00:00Z">
         <w:r>
           <w:t xml:space="preserve">amplifies: in those protocols, the top-delegate identity is typically</w:t>
         </w:r>
       </w:ins>
-      <w:ins w:id="10071" w:author="Z. Zukowski" w:date="2026-05-22T00:00:00Z">
-        <w:r>
-          <w:t xml:space="preserve"> </w:t>
-        </w:r>
-      </w:ins>
-      <w:ins w:id="10071" w:author="Z. Zukowski" w:date="2026-05-22T00:00:00Z">
+      <w:ins w:id="10072" w:author="Z. Zukowski" w:date="2026-05-22T00:00:00Z">
+        <w:r>
+          <w:t xml:space="preserve"> </w:t>
+        </w:r>
+      </w:ins>
+      <w:ins w:id="10072" w:author="Z. Zukowski" w:date="2026-05-22T00:00:00Z">
         <w:r>
           <w:t xml:space="preserve">either the protocol foundation itself, a staking-aggregation contract</w:t>
         </w:r>
       </w:ins>
-      <w:ins w:id="10071" w:author="Z. Zukowski" w:date="2026-05-22T00:00:00Z">
-        <w:r>
-          <w:t xml:space="preserve"> </w:t>
-        </w:r>
-      </w:ins>
-      <w:ins w:id="10071" w:author="Z. Zukowski" w:date="2026-05-22T00:00:00Z">
+      <w:ins w:id="10072" w:author="Z. Zukowski" w:date="2026-05-22T00:00:00Z">
+        <w:r>
+          <w:t xml:space="preserve"> </w:t>
+        </w:r>
+      </w:ins>
+      <w:ins w:id="10072" w:author="Z. Zukowski" w:date="2026-05-22T00:00:00Z">
         <w:r>
           <w:t xml:space="preserve">that aggregates underlying staker voting power, or an institutional</w:t>
         </w:r>
       </w:ins>
-      <w:ins w:id="10071" w:author="Z. Zukowski" w:date="2026-05-22T00:00:00Z">
-        <w:r>
-          <w:t xml:space="preserve"> </w:t>
-        </w:r>
-      </w:ins>
-      <w:ins w:id="10071" w:author="Z. Zukowski" w:date="2026-05-22T00:00:00Z">
+      <w:ins w:id="10072" w:author="Z. Zukowski" w:date="2026-05-22T00:00:00Z">
+        <w:r>
+          <w:t xml:space="preserve"> </w:t>
+        </w:r>
+      </w:ins>
+      <w:ins w:id="10072" w:author="Z. Zukowski" w:date="2026-05-22T00:00:00Z">
         <w:r>
           <w:t xml:space="preserve">delegate firm (see Section 4.5.3). The structural pattern across the</w:t>
         </w:r>
       </w:ins>
-      <w:ins w:id="10071" w:author="Z. Zukowski" w:date="2026-05-22T00:00:00Z">
-        <w:r>
-          <w:t xml:space="preserve"> </w:t>
-        </w:r>
-      </w:ins>
-      <w:ins w:id="10071" w:author="Z. Zukowski" w:date="2026-05-22T00:00:00Z">
+      <w:ins w:id="10072" w:author="Z. Zukowski" w:date="2026-05-22T00:00:00Z">
+        <w:r>
+          <w:t xml:space="preserve"> </w:t>
+        </w:r>
+      </w:ins>
+      <w:ins w:id="10072" w:author="Z. Zukowski" w:date="2026-05-22T00:00:00Z">
         <w:r>
           <w:t xml:space="preserve">thirteen-protocol sample is consistent with the framework’s thesis that</w:t>
         </w:r>
       </w:ins>
-      <w:ins w:id="10071" w:author="Z. Zukowski" w:date="2026-05-22T00:00:00Z">
-        <w:r>
-          <w:t xml:space="preserve"> </w:t>
-        </w:r>
-      </w:ins>
-      <w:ins w:id="10071" w:author="Z. Zukowski" w:date="2026-05-22T00:00:00Z">
+      <w:ins w:id="10072" w:author="Z. Zukowski" w:date="2026-05-22T00:00:00Z">
+        <w:r>
+          <w:t xml:space="preserve"> </w:t>
+        </w:r>
+      </w:ins>
+      <w:ins w:id="10072" w:author="Z. Zukowski" w:date="2026-05-22T00:00:00Z">
         <w:r>
           <w:t xml:space="preserve">institutional design at the delegate-program level governs the</w:t>
         </w:r>
       </w:ins>
-      <w:ins w:id="10071" w:author="Z. Zukowski" w:date="2026-05-22T00:00:00Z">
-        <w:r>
-          <w:t xml:space="preserve"> </w:t>
-        </w:r>
-      </w:ins>
-      <w:ins w:id="10071" w:author="Z. Zukowski" w:date="2026-05-22T00:00:00Z">
+      <w:ins w:id="10072" w:author="Z. Zukowski" w:date="2026-05-22T00:00:00Z">
+        <w:r>
+          <w:t xml:space="preserve"> </w:t>
+        </w:r>
+      </w:ins>
+      <w:ins w:id="10072" w:author="Z. Zukowski" w:date="2026-05-22T00:00:00Z">
         <w:r>
           <w:t xml:space="preserve">direction of delegation’s effect on voting concentration. The</w:t>
         </w:r>
       </w:ins>
-      <w:ins w:id="10071" w:author="Z. Zukowski" w:date="2026-05-22T00:00:00Z">
-        <w:r>
-          <w:t xml:space="preserve"> </w:t>
-        </w:r>
-      </w:ins>
-      <w:ins w:id="10071" w:author="Z. Zukowski" w:date="2026-05-22T00:00:00Z">
+      <w:ins w:id="10072" w:author="Z. Zukowski" w:date="2026-05-22T00:00:00Z">
+        <w:r>
+          <w:t xml:space="preserve"> </w:t>
+        </w:r>
+      </w:ins>
+      <w:ins w:id="10072" w:author="Z. Zukowski" w:date="2026-05-22T00:00:00Z">
         <w:r>
           <w:t xml:space="preserve">generalizable design recommendation: delegate-program architectures</w:t>
         </w:r>
       </w:ins>
-      <w:ins w:id="10071" w:author="Z. Zukowski" w:date="2026-05-22T00:00:00Z">
-        <w:r>
-          <w:t xml:space="preserve"> </w:t>
-        </w:r>
-      </w:ins>
-      <w:ins w:id="10071" w:author="Z. Zukowski" w:date="2026-05-22T00:00:00Z">
+      <w:ins w:id="10072" w:author="Z. Zukowski" w:date="2026-05-22T00:00:00Z">
+        <w:r>
+          <w:t xml:space="preserve"> </w:t>
+        </w:r>
+      </w:ins>
+      <w:ins w:id="10072" w:author="Z. Zukowski" w:date="2026-05-22T00:00:00Z">
         <w:r>
           <w:t xml:space="preserve">that incentivize broad community-delegate distribution (recurring</w:t>
         </w:r>
       </w:ins>
-      <w:ins w:id="10071" w:author="Z. Zukowski" w:date="2026-05-22T00:00:00Z">
-        <w:r>
-          <w:t xml:space="preserve"> </w:t>
-        </w:r>
-      </w:ins>
-      <w:ins w:id="10071" w:author="Z. Zukowski" w:date="2026-05-22T00:00:00Z">
+      <w:ins w:id="10072" w:author="Z. Zukowski" w:date="2026-05-22T00:00:00Z">
+        <w:r>
+          <w:t xml:space="preserve"> </w:t>
+        </w:r>
+      </w:ins>
+      <w:ins w:id="10072" w:author="Z. Zukowski" w:date="2026-05-22T00:00:00Z">
         <w:r>
           <w:t xml:space="preserve">delegate compensation; public delegate platforms; active recruitment;</w:t>
         </w:r>
       </w:ins>
-      <w:ins w:id="10071" w:author="Z. Zukowski" w:date="2026-05-22T00:00:00Z">
-        <w:r>
-          <w:t xml:space="preserve"> </w:t>
-        </w:r>
-      </w:ins>
-      <w:ins w:id="10071" w:author="Z. Zukowski" w:date="2026-05-22T00:00:00Z">
+      <w:ins w:id="10072" w:author="Z. Zukowski" w:date="2026-05-22T00:00:00Z">
+        <w:r>
+          <w:t xml:space="preserve"> </w:t>
+        </w:r>
+      </w:ins>
+      <w:ins w:id="10072" w:author="Z. Zukowski" w:date="2026-05-22T00:00:00Z">
         <w:r>
           <w:t xml:space="preserve">operational support for non-whale delegates) can produce</w:t>
         </w:r>
       </w:ins>
-      <w:ins w:id="10071" w:author="Z. Zukowski" w:date="2026-05-22T00:00:00Z">
-        <w:r>
-          <w:t xml:space="preserve"> </w:t>
-        </w:r>
-      </w:ins>
-      <w:ins w:id="10071" w:author="Z. Zukowski" w:date="2026-05-22T00:00:00Z">
+      <w:ins w:id="10072" w:author="Z. Zukowski" w:date="2026-05-22T00:00:00Z">
+        <w:r>
+          <w:t xml:space="preserve"> </w:t>
+        </w:r>
+      </w:ins>
+      <w:ins w:id="10072" w:author="Z. Zukowski" w:date="2026-05-22T00:00:00Z">
         <w:r>
           <w:t xml:space="preserve">delegation-mediated dispersion of voting power, contrary to the</w:t>
         </w:r>
       </w:ins>
-      <w:ins w:id="10071" w:author="Z. Zukowski" w:date="2026-05-22T00:00:00Z">
-        <w:r>
-          <w:t xml:space="preserve"> </w:t>
-        </w:r>
-      </w:ins>
-      <w:ins w:id="10071" w:author="Z. Zukowski" w:date="2026-05-22T00:00:00Z">
+      <w:ins w:id="10072" w:author="Z. Zukowski" w:date="2026-05-22T00:00:00Z">
+        <w:r>
+          <w:t xml:space="preserve"> </w:t>
+        </w:r>
+      </w:ins>
+      <w:ins w:id="10072" w:author="Z. Zukowski" w:date="2026-05-22T00:00:00Z">
         <w:r>
           <w:t xml:space="preserve">default-amplification pattern documented across most token-governance</w:t>
         </w:r>
       </w:ins>
-      <w:ins w:id="10071" w:author="Z. Zukowski" w:date="2026-05-22T00:00:00Z">
-        <w:r>
-          <w:t xml:space="preserve"> </w:t>
-        </w:r>
-      </w:ins>
-      <w:ins w:id="10071" w:author="Z. Zukowski" w:date="2026-05-22T00:00:00Z">
+      <w:ins w:id="10072" w:author="Z. Zukowski" w:date="2026-05-22T00:00:00Z">
+        <w:r>
+          <w:t xml:space="preserve"> </w:t>
+        </w:r>
+      </w:ins>
+      <w:ins w:id="10072" w:author="Z. Zukowski" w:date="2026-05-22T00:00:00Z">
         <w:r>
           <w:t xml:space="preserve">protocols.</w:t>
         </w:r>
       </w:ins>
     </w:p>
-    <w:bookmarkEnd w:id="60"/>
-    <w:bookmarkStart w:id="61" w:name="Xb9bb0c744c0c00d44da48b17d4f1856fc3d061c"/>
+    <w:bookmarkEnd w:id="61"/>
+    <w:bookmarkStart w:id="62" w:name="Xb9bb0c744c0c00d44da48b17d4f1856fc3d061c"/>
     <w:p>
       <w:pPr>
         <w:pStyle w:val="Heading3"/>
@@ -20105,137 +20135,137 @@
       <w:pPr>
         <w:pStyle w:val="FirstParagraph"/>
       </w:pPr>
-      <w:ins w:id="10072" w:author="Z. Zukowski" w:date="2026-05-22T00:00:00Z">
+      <w:ins w:id="10073" w:author="Z. Zukowski" w:date="2026-05-22T00:00:00Z">
         <w:r>
           <w:t xml:space="preserve">GMX is the second protocol in the cross-section where delegation</w:t>
         </w:r>
       </w:ins>
-      <w:ins w:id="10072" w:author="Z. Zukowski" w:date="2026-05-22T00:00:00Z">
-        <w:r>
-          <w:t xml:space="preserve"> </w:t>
-        </w:r>
-      </w:ins>
-      <w:ins w:id="10072" w:author="Z. Zukowski" w:date="2026-05-22T00:00:00Z">
+      <w:ins w:id="10073" w:author="Z. Zukowski" w:date="2026-05-22T00:00:00Z">
+        <w:r>
+          <w:t xml:space="preserve"> </w:t>
+        </w:r>
+      </w:ins>
+      <w:ins w:id="10073" w:author="Z. Zukowski" w:date="2026-05-22T00:00:00Z">
         <w:r>
           <w:t xml:space="preserve">empirically disperses voting power below the holding-HHI baseline</w:t>
         </w:r>
       </w:ins>
-      <w:ins w:id="10072" w:author="Z. Zukowski" w:date="2026-05-22T00:00:00Z">
-        <w:r>
-          <w:t xml:space="preserve"> </w:t>
-        </w:r>
-      </w:ins>
-      <w:ins w:id="10072" w:author="Z. Zukowski" w:date="2026-05-22T00:00:00Z">
+      <w:ins w:id="10073" w:author="Z. Zukowski" w:date="2026-05-22T00:00:00Z">
+        <w:r>
+          <w:t xml:space="preserve"> </w:t>
+        </w:r>
+      </w:ins>
+      <w:ins w:id="10073" w:author="Z. Zukowski" w:date="2026-05-22T00:00:00Z">
         <w:r>
           <w:t xml:space="preserve">(ratio 0.87x; voting HHI 0.057 vs holding HHI 0.065, the latter</w:t>
         </w:r>
       </w:ins>
-      <w:ins w:id="10072" w:author="Z. Zukowski" w:date="2026-05-22T00:00:00Z">
-        <w:r>
-          <w:t xml:space="preserve"> </w:t>
-        </w:r>
-      </w:ins>
-      <w:ins w:id="10072" w:author="Z. Zukowski" w:date="2026-05-22T00:00:00Z">
+      <w:ins w:id="10073" w:author="Z. Zukowski" w:date="2026-05-22T00:00:00Z">
+        <w:r>
+          <w:t xml:space="preserve"> </w:t>
+        </w:r>
+      </w:ins>
+      <w:ins w:id="10073" w:author="Z. Zukowski" w:date="2026-05-22T00:00:00Z">
         <w:r>
           <w:t xml:space="preserve">computed after the universal burn-rule exclusion plus GMX-specific</w:t>
         </w:r>
       </w:ins>
-      <w:ins w:id="10072" w:author="Z. Zukowski" w:date="2026-05-22T00:00:00Z">
-        <w:r>
-          <w:t xml:space="preserve"> </w:t>
-        </w:r>
-      </w:ins>
-      <w:ins w:id="10072" w:author="Z. Zukowski" w:date="2026-05-22T00:00:00Z">
+      <w:ins w:id="10073" w:author="Z. Zukowski" w:date="2026-05-22T00:00:00Z">
+        <w:r>
+          <w:t xml:space="preserve"> </w:t>
+        </w:r>
+      </w:ins>
+      <w:ins w:id="10073" w:author="Z. Zukowski" w:date="2026-05-22T00:00:00Z">
         <w:r>
           <w:t xml:space="preserve">Binance-custody exclusions codified in Section 3.8). The</w:t>
         </w:r>
       </w:ins>
-      <w:ins w:id="10072" w:author="Z. Zukowski" w:date="2026-05-22T00:00:00Z">
-        <w:r>
-          <w:t xml:space="preserve"> </w:t>
-        </w:r>
-      </w:ins>
-      <w:ins w:id="10072" w:author="Z. Zukowski" w:date="2026-05-22T00:00:00Z">
+      <w:ins w:id="10073" w:author="Z. Zukowski" w:date="2026-05-22T00:00:00Z">
+        <w:r>
+          <w:t xml:space="preserve"> </w:t>
+        </w:r>
+      </w:ins>
+      <w:ins w:id="10073" w:author="Z. Zukowski" w:date="2026-05-22T00:00:00Z">
         <w:r>
           <w:t xml:space="preserve">dispersion case is methodology-sensitive: at a top-100 delegate sample</w:t>
         </w:r>
       </w:ins>
-      <w:ins w:id="10072" w:author="Z. Zukowski" w:date="2026-05-22T00:00:00Z">
-        <w:r>
-          <w:t xml:space="preserve"> </w:t>
-        </w:r>
-      </w:ins>
-      <w:ins w:id="10072" w:author="Z. Zukowski" w:date="2026-05-22T00:00:00Z">
+      <w:ins w:id="10073" w:author="Z. Zukowski" w:date="2026-05-22T00:00:00Z">
+        <w:r>
+          <w:t xml:space="preserve"> </w:t>
+        </w:r>
+      </w:ins>
+      <w:ins w:id="10073" w:author="Z. Zukowski" w:date="2026-05-22T00:00:00Z">
         <w:r>
           <w:t xml:space="preserve">GMX appears to amplify at 1.2x, while at the canonical top-1000 sample</w:t>
         </w:r>
       </w:ins>
-      <w:ins w:id="10072" w:author="Z. Zukowski" w:date="2026-05-22T00:00:00Z">
-        <w:r>
-          <w:t xml:space="preserve"> </w:t>
-        </w:r>
-      </w:ins>
-      <w:ins w:id="10072" w:author="Z. Zukowski" w:date="2026-05-22T00:00:00Z">
+      <w:ins w:id="10073" w:author="Z. Zukowski" w:date="2026-05-22T00:00:00Z">
+        <w:r>
+          <w:t xml:space="preserve"> </w:t>
+        </w:r>
+      </w:ins>
+      <w:ins w:id="10073" w:author="Z. Zukowski" w:date="2026-05-22T00:00:00Z">
         <w:r>
           <w:t xml:space="preserve">the broader delegate distribution surfaces voting-power-share tails</w:t>
         </w:r>
       </w:ins>
-      <w:ins w:id="10072" w:author="Z. Zukowski" w:date="2026-05-22T00:00:00Z">
-        <w:r>
-          <w:t xml:space="preserve"> </w:t>
-        </w:r>
-      </w:ins>
-      <w:ins w:id="10072" w:author="Z. Zukowski" w:date="2026-05-22T00:00:00Z">
+      <w:ins w:id="10073" w:author="Z. Zukowski" w:date="2026-05-22T00:00:00Z">
+        <w:r>
+          <w:t xml:space="preserve"> </w:t>
+        </w:r>
+      </w:ins>
+      <w:ins w:id="10073" w:author="Z. Zukowski" w:date="2026-05-22T00:00:00Z">
         <w:r>
           <w:t xml:space="preserve">less concentrated than the holding-share tail at the same sampling</w:t>
         </w:r>
       </w:ins>
-      <w:ins w:id="10072" w:author="Z. Zukowski" w:date="2026-05-22T00:00:00Z">
-        <w:r>
-          <w:t xml:space="preserve"> </w:t>
-        </w:r>
-      </w:ins>
-      <w:ins w:id="10072" w:author="Z. Zukowski" w:date="2026-05-22T00:00:00Z">
+      <w:ins w:id="10073" w:author="Z. Zukowski" w:date="2026-05-22T00:00:00Z">
+        <w:r>
+          <w:t xml:space="preserve"> </w:t>
+        </w:r>
+      </w:ins>
+      <w:ins w:id="10073" w:author="Z. Zukowski" w:date="2026-05-22T00:00:00Z">
         <w:r>
           <w:t xml:space="preserve">depth. The crossover from amplification (1.2x at N = 100) to dispersion</w:t>
         </w:r>
       </w:ins>
-      <w:ins w:id="10072" w:author="Z. Zukowski" w:date="2026-05-22T00:00:00Z">
-        <w:r>
-          <w:t xml:space="preserve"> </w:t>
-        </w:r>
-      </w:ins>
-      <w:ins w:id="10072" w:author="Z. Zukowski" w:date="2026-05-22T00:00:00Z">
+      <w:ins w:id="10073" w:author="Z. Zukowski" w:date="2026-05-22T00:00:00Z">
+        <w:r>
+          <w:t xml:space="preserve"> </w:t>
+        </w:r>
+      </w:ins>
+      <w:ins w:id="10073" w:author="Z. Zukowski" w:date="2026-05-22T00:00:00Z">
         <w:r>
           <w:t xml:space="preserve">(0.87x at N = 1000) indicates that GMX top-100 amplification readings</w:t>
         </w:r>
       </w:ins>
-      <w:ins w:id="10072" w:author="Z. Zukowski" w:date="2026-05-22T00:00:00Z">
-        <w:r>
-          <w:t xml:space="preserve"> </w:t>
-        </w:r>
-      </w:ins>
-      <w:ins w:id="10072" w:author="Z. Zukowski" w:date="2026-05-22T00:00:00Z">
+      <w:ins w:id="10073" w:author="Z. Zukowski" w:date="2026-05-22T00:00:00Z">
+        <w:r>
+          <w:t xml:space="preserve"> </w:t>
+        </w:r>
+      </w:ins>
+      <w:ins w:id="10073" w:author="Z. Zukowski" w:date="2026-05-22T00:00:00Z">
         <w:r>
           <w:t xml:space="preserve">are sampling-depth artifacts rather than stable properties of the</w:t>
         </w:r>
       </w:ins>
-      <w:ins w:id="10072" w:author="Z. Zukowski" w:date="2026-05-22T00:00:00Z">
-        <w:r>
-          <w:t xml:space="preserve"> </w:t>
-        </w:r>
-      </w:ins>
-      <w:ins w:id="10072" w:author="Z. Zukowski" w:date="2026-05-22T00:00:00Z">
+      <w:ins w:id="10073" w:author="Z. Zukowski" w:date="2026-05-22T00:00:00Z">
+        <w:r>
+          <w:t xml:space="preserve"> </w:t>
+        </w:r>
+      </w:ins>
+      <w:ins w:id="10073" w:author="Z. Zukowski" w:date="2026-05-22T00:00:00Z">
         <w:r>
           <w:t xml:space="preserve">underlying delegate-program design; the top-1000 sample better captures</w:t>
         </w:r>
       </w:ins>
-      <w:ins w:id="10072" w:author="Z. Zukowski" w:date="2026-05-22T00:00:00Z">
-        <w:r>
-          <w:t xml:space="preserve"> </w:t>
-        </w:r>
-      </w:ins>
-      <w:ins w:id="10072" w:author="Z. Zukowski" w:date="2026-05-22T00:00:00Z">
+      <w:ins w:id="10073" w:author="Z. Zukowski" w:date="2026-05-22T00:00:00Z">
+        <w:r>
+          <w:t xml:space="preserve"> </w:t>
+        </w:r>
+      </w:ins>
+      <w:ins w:id="10073" w:author="Z. Zukowski" w:date="2026-05-22T00:00:00Z">
         <w:r>
           <w:t xml:space="preserve">the actual voting-power distribution.</w:t>
         </w:r>
@@ -20245,99 +20275,99 @@
       <w:pPr>
         <w:pStyle w:val="BodyText"/>
       </w:pPr>
-      <w:ins w:id="10073" w:author="Z. Zukowski" w:date="2026-05-22T00:00:00Z">
+      <w:ins w:id="10074" w:author="Z. Zukowski" w:date="2026-05-22T00:00:00Z">
         <w:r>
           <w:t xml:space="preserve">The finding strengthens the framework’s institutional-design thesis: GMX’s</w:t>
         </w:r>
       </w:ins>
-      <w:ins w:id="10073" w:author="Z. Zukowski" w:date="2026-05-22T00:00:00Z">
-        <w:r>
-          <w:t xml:space="preserve"> </w:t>
-        </w:r>
-      </w:ins>
-      <w:ins w:id="10073" w:author="Z. Zukowski" w:date="2026-05-22T00:00:00Z">
+      <w:ins w:id="10074" w:author="Z. Zukowski" w:date="2026-05-22T00:00:00Z">
+        <w:r>
+          <w:t xml:space="preserve"> </w:t>
+        </w:r>
+      </w:ins>
+      <w:ins w:id="10074" w:author="Z. Zukowski" w:date="2026-05-22T00:00:00Z">
         <w:r>
           <w:t xml:space="preserve">delegate program is observably broader than its holder concentration</w:t>
         </w:r>
       </w:ins>
-      <w:ins w:id="10073" w:author="Z. Zukowski" w:date="2026-05-22T00:00:00Z">
-        <w:r>
-          <w:t xml:space="preserve"> </w:t>
-        </w:r>
-      </w:ins>
-      <w:ins w:id="10073" w:author="Z. Zukowski" w:date="2026-05-22T00:00:00Z">
+      <w:ins w:id="10074" w:author="Z. Zukowski" w:date="2026-05-22T00:00:00Z">
+        <w:r>
+          <w:t xml:space="preserve"> </w:t>
+        </w:r>
+      </w:ins>
+      <w:ins w:id="10074" w:author="Z. Zukowski" w:date="2026-05-22T00:00:00Z">
         <w:r>
           <w:t xml:space="preserve">when measured at appropriate sampling depth, consistent with the</w:t>
         </w:r>
       </w:ins>
-      <w:ins w:id="10073" w:author="Z. Zukowski" w:date="2026-05-22T00:00:00Z">
-        <w:r>
-          <w:t xml:space="preserve"> </w:t>
-        </w:r>
-      </w:ins>
-      <w:ins w:id="10073" w:author="Z. Zukowski" w:date="2026-05-22T00:00:00Z">
+      <w:ins w:id="10074" w:author="Z. Zukowski" w:date="2026-05-22T00:00:00Z">
+        <w:r>
+          <w:t xml:space="preserve"> </w:t>
+        </w:r>
+      </w:ins>
+      <w:ins w:id="10074" w:author="Z. Zukowski" w:date="2026-05-22T00:00:00Z">
         <w:r>
           <w:t xml:space="preserve">mature-delegate-program pattern documented at ENS (Section 4.5.1) at</w:t>
         </w:r>
       </w:ins>
-      <w:ins w:id="10073" w:author="Z. Zukowski" w:date="2026-05-22T00:00:00Z">
-        <w:r>
-          <w:t xml:space="preserve"> </w:t>
-        </w:r>
-      </w:ins>
-      <w:ins w:id="10073" w:author="Z. Zukowski" w:date="2026-05-22T00:00:00Z">
+      <w:ins w:id="10074" w:author="Z. Zukowski" w:date="2026-05-22T00:00:00Z">
+        <w:r>
+          <w:t xml:space="preserve"> </w:t>
+        </w:r>
+      </w:ins>
+      <w:ins w:id="10074" w:author="Z. Zukowski" w:date="2026-05-22T00:00:00Z">
         <w:r>
           <w:t xml:space="preserve">a different concentration level. The two structural-exception cases</w:t>
         </w:r>
       </w:ins>
-      <w:ins w:id="10073" w:author="Z. Zukowski" w:date="2026-05-22T00:00:00Z">
-        <w:r>
-          <w:t xml:space="preserve"> </w:t>
-        </w:r>
-      </w:ins>
-      <w:ins w:id="10073" w:author="Z. Zukowski" w:date="2026-05-22T00:00:00Z">
+      <w:ins w:id="10074" w:author="Z. Zukowski" w:date="2026-05-22T00:00:00Z">
+        <w:r>
+          <w:t xml:space="preserve"> </w:t>
+        </w:r>
+      </w:ins>
+      <w:ins w:id="10074" w:author="Z. Zukowski" w:date="2026-05-22T00:00:00Z">
         <w:r>
           <w:t xml:space="preserve">(ENS at 0.45x; GMX at 0.87x) together preserve the dispersion pattern</w:t>
         </w:r>
       </w:ins>
-      <w:ins w:id="10073" w:author="Z. Zukowski" w:date="2026-05-22T00:00:00Z">
-        <w:r>
-          <w:t xml:space="preserve"> </w:t>
-        </w:r>
-      </w:ins>
-      <w:ins w:id="10073" w:author="Z. Zukowski" w:date="2026-05-22T00:00:00Z">
+      <w:ins w:id="10074" w:author="Z. Zukowski" w:date="2026-05-22T00:00:00Z">
+        <w:r>
+          <w:t xml:space="preserve"> </w:t>
+        </w:r>
+      </w:ins>
+      <w:ins w:id="10074" w:author="Z. Zukowski" w:date="2026-05-22T00:00:00Z">
         <w:r>
           <w:t xml:space="preserve">as informative counterexample to the predominant-amplification thesis</w:t>
         </w:r>
       </w:ins>
-      <w:ins w:id="10073" w:author="Z. Zukowski" w:date="2026-05-22T00:00:00Z">
-        <w:r>
-          <w:t xml:space="preserve"> </w:t>
-        </w:r>
-      </w:ins>
-      <w:ins w:id="10073" w:author="Z. Zukowski" w:date="2026-05-22T00:00:00Z">
+      <w:ins w:id="10074" w:author="Z. Zukowski" w:date="2026-05-22T00:00:00Z">
+        <w:r>
+          <w:t xml:space="preserve"> </w:t>
+        </w:r>
+      </w:ins>
+      <w:ins w:id="10074" w:author="Z. Zukowski" w:date="2026-05-22T00:00:00Z">
         <w:r>
           <w:t xml:space="preserve">rather than refuting the broader argument that token-weighted</w:t>
         </w:r>
       </w:ins>
-      <w:ins w:id="10073" w:author="Z. Zukowski" w:date="2026-05-22T00:00:00Z">
-        <w:r>
-          <w:t xml:space="preserve"> </w:t>
-        </w:r>
-      </w:ins>
-      <w:ins w:id="10073" w:author="Z. Zukowski" w:date="2026-05-22T00:00:00Z">
+      <w:ins w:id="10074" w:author="Z. Zukowski" w:date="2026-05-22T00:00:00Z">
+        <w:r>
+          <w:t xml:space="preserve"> </w:t>
+        </w:r>
+      </w:ins>
+      <w:ins w:id="10074" w:author="Z. Zukowski" w:date="2026-05-22T00:00:00Z">
         <w:r>
           <w:t xml:space="preserve">delegation predominantly concentrates voting power above holdings.</w:t>
         </w:r>
       </w:ins>
     </w:p>
-    <w:bookmarkEnd w:id="61"/>
-    <w:bookmarkStart w:id="62" w:name="X8d1154e760574033fc3a8977858a046cb4bc3d4"/>
+    <w:bookmarkEnd w:id="62"/>
+    <w:bookmarkStart w:id="63" w:name="X8d1154e760574033fc3a8977858a046cb4bc3d4"/>
     <w:p>
       <w:pPr>
         <w:pStyle w:val="Heading3"/>
       </w:pPr>
-      <w:ins w:id="10074" w:author="Z. Zukowski" w:date="2026-05-22T00:00:00Z">
+      <w:ins w:id="10075" w:author="Z. Zukowski" w:date="2026-05-22T00:00:00Z">
         <w:r>
           <w:t xml:space="preserve">4.5.2 Secondary extension: vote-escrowed governance</w:t>
         </w:r>
@@ -20347,147 +20377,147 @@
       <w:pPr>
         <w:pStyle w:val="FirstParagraph"/>
       </w:pPr>
-      <w:ins w:id="10075" w:author="Z. Zukowski" w:date="2026-05-22T00:00:00Z">
+      <w:ins w:id="10076" w:author="Z. Zukowski" w:date="2026-05-22T00:00:00Z">
         <w:r>
           <w:t xml:space="preserve">Two protocols using vote-escrowed governance (Curve veCRV; Balancer</w:t>
         </w:r>
       </w:ins>
-      <w:ins w:id="10075" w:author="Z. Zukowski" w:date="2026-05-22T00:00:00Z">
-        <w:r>
-          <w:t xml:space="preserve"> </w:t>
-        </w:r>
-      </w:ins>
-      <w:ins w:id="10075" w:author="Z. Zukowski" w:date="2026-05-22T00:00:00Z">
+      <w:ins w:id="10076" w:author="Z. Zukowski" w:date="2026-05-22T00:00:00Z">
+        <w:r>
+          <w:t xml:space="preserve"> </w:t>
+        </w:r>
+      </w:ins>
+      <w:ins w:id="10076" w:author="Z. Zukowski" w:date="2026-05-22T00:00:00Z">
         <w:r>
           <w:t xml:space="preserve">veBAL) form a distinct extreme-amplification class that operates</w:t>
         </w:r>
       </w:ins>
-      <w:ins w:id="10075" w:author="Z. Zukowski" w:date="2026-05-22T00:00:00Z">
-        <w:r>
-          <w:t xml:space="preserve"> </w:t>
-        </w:r>
-      </w:ins>
-      <w:ins w:id="10075" w:author="Z. Zukowski" w:date="2026-05-22T00:00:00Z">
+      <w:ins w:id="10076" w:author="Z. Zukowski" w:date="2026-05-22T00:00:00Z">
+        <w:r>
+          <w:t xml:space="preserve"> </w:t>
+        </w:r>
+      </w:ins>
+      <w:ins w:id="10076" w:author="Z. Zukowski" w:date="2026-05-22T00:00:00Z">
         <w:r>
           <w:t xml:space="preserve">through structurally different mechanisms than the delegate-based</w:t>
         </w:r>
       </w:ins>
-      <w:ins w:id="10075" w:author="Z. Zukowski" w:date="2026-05-22T00:00:00Z">
-        <w:r>
-          <w:t xml:space="preserve"> </w:t>
-        </w:r>
-      </w:ins>
-      <w:ins w:id="10075" w:author="Z. Zukowski" w:date="2026-05-22T00:00:00Z">
+      <w:ins w:id="10076" w:author="Z. Zukowski" w:date="2026-05-22T00:00:00Z">
+        <w:r>
+          <w:t xml:space="preserve"> </w:t>
+        </w:r>
+      </w:ins>
+      <w:ins w:id="10076" w:author="Z. Zukowski" w:date="2026-05-22T00:00:00Z">
         <w:r>
           <w:t xml:space="preserve">amplification documented in the Table 6 sample. Curve’s veCRV system</w:t>
         </w:r>
       </w:ins>
-      <w:ins w:id="10075" w:author="Z. Zukowski" w:date="2026-05-22T00:00:00Z">
-        <w:r>
-          <w:t xml:space="preserve"> </w:t>
-        </w:r>
-      </w:ins>
-      <w:ins w:id="10075" w:author="Z. Zukowski" w:date="2026-05-22T00:00:00Z">
+      <w:ins w:id="10076" w:author="Z. Zukowski" w:date="2026-05-22T00:00:00Z">
+        <w:r>
+          <w:t xml:space="preserve"> </w:t>
+        </w:r>
+      </w:ins>
+      <w:ins w:id="10076" w:author="Z. Zukowski" w:date="2026-05-22T00:00:00Z">
         <w:r>
           <w:t xml:space="preserve">locks CRV for up to four years; lock-duration multipliers convert</w:t>
         </w:r>
       </w:ins>
-      <w:ins w:id="10075" w:author="Z. Zukowski" w:date="2026-05-22T00:00:00Z">
-        <w:r>
-          <w:t xml:space="preserve"> </w:t>
-        </w:r>
-      </w:ins>
-      <w:ins w:id="10075" w:author="Z. Zukowski" w:date="2026-05-22T00:00:00Z">
+      <w:ins w:id="10076" w:author="Z. Zukowski" w:date="2026-05-22T00:00:00Z">
+        <w:r>
+          <w:t xml:space="preserve"> </w:t>
+        </w:r>
+      </w:ins>
+      <w:ins w:id="10076" w:author="Z. Zukowski" w:date="2026-05-22T00:00:00Z">
         <w:r>
           <w:t xml:space="preserve">locked CRV into proportional veCRV voting power, with longer locks</w:t>
         </w:r>
       </w:ins>
-      <w:ins w:id="10075" w:author="Z. Zukowski" w:date="2026-05-22T00:00:00Z">
-        <w:r>
-          <w:t xml:space="preserve"> </w:t>
-        </w:r>
-      </w:ins>
-      <w:ins w:id="10075" w:author="Z. Zukowski" w:date="2026-05-22T00:00:00Z">
+      <w:ins w:id="10076" w:author="Z. Zukowski" w:date="2026-05-22T00:00:00Z">
+        <w:r>
+          <w:t xml:space="preserve"> </w:t>
+        </w:r>
+      </w:ins>
+      <w:ins w:id="10076" w:author="Z. Zukowski" w:date="2026-05-22T00:00:00Z">
         <w:r>
           <w:t xml:space="preserve">weighted more heavily. Convex (the dominant meta-governance protocol</w:t>
         </w:r>
       </w:ins>
-      <w:ins w:id="10075" w:author="Z. Zukowski" w:date="2026-05-22T00:00:00Z">
-        <w:r>
-          <w:t xml:space="preserve"> </w:t>
-        </w:r>
-      </w:ins>
-      <w:ins w:id="10075" w:author="Z. Zukowski" w:date="2026-05-22T00:00:00Z">
+      <w:ins w:id="10076" w:author="Z. Zukowski" w:date="2026-05-22T00:00:00Z">
+        <w:r>
+          <w:t xml:space="preserve"> </w:t>
+        </w:r>
+      </w:ins>
+      <w:ins w:id="10076" w:author="Z. Zukowski" w:date="2026-05-22T00:00:00Z">
         <w:r>
           <w:t xml:space="preserve">for Curve) aggregates user-deposited CRV into a single locked position</w:t>
         </w:r>
       </w:ins>
-      <w:ins w:id="10075" w:author="Z. Zukowski" w:date="2026-05-22T00:00:00Z">
-        <w:r>
-          <w:t xml:space="preserve"> </w:t>
-        </w:r>
-      </w:ins>
-      <w:ins w:id="10075" w:author="Z. Zukowski" w:date="2026-05-22T00:00:00Z">
+      <w:ins w:id="10076" w:author="Z. Zukowski" w:date="2026-05-22T00:00:00Z">
+        <w:r>
+          <w:t xml:space="preserve"> </w:t>
+        </w:r>
+      </w:ins>
+      <w:ins w:id="10076" w:author="Z. Zukowski" w:date="2026-05-22T00:00:00Z">
         <w:r>
           <w:t xml:space="preserve">that votes as a meta-governance layer; Convex holds approximately 48</w:t>
         </w:r>
       </w:ins>
-      <w:ins w:id="10075" w:author="Z. Zukowski" w:date="2026-05-22T00:00:00Z">
-        <w:r>
-          <w:t xml:space="preserve"> </w:t>
-        </w:r>
-      </w:ins>
-      <w:ins w:id="10075" w:author="Z. Zukowski" w:date="2026-05-22T00:00:00Z">
+      <w:ins w:id="10076" w:author="Z. Zukowski" w:date="2026-05-22T00:00:00Z">
+        <w:r>
+          <w:t xml:space="preserve"> </w:t>
+        </w:r>
+      </w:ins>
+      <w:ins w:id="10076" w:author="Z. Zukowski" w:date="2026-05-22T00:00:00Z">
         <w:r>
           <w:t xml:space="preserve">percent of the top-50 historical veCRV deposit-weighted share per the</w:t>
         </w:r>
       </w:ins>
-      <w:ins w:id="10075" w:author="Z. Zukowski" w:date="2026-05-22T00:00:00Z">
-        <w:r>
-          <w:t xml:space="preserve"> </w:t>
-        </w:r>
-      </w:ins>
-      <w:ins w:id="10075" w:author="Z. Zukowski" w:date="2026-05-22T00:00:00Z">
+      <w:ins w:id="10076" w:author="Z. Zukowski" w:date="2026-05-22T00:00:00Z">
+        <w:r>
+          <w:t xml:space="preserve"> </w:t>
+        </w:r>
+      </w:ins>
+      <w:ins w:id="10076" w:author="Z. Zukowski" w:date="2026-05-22T00:00:00Z">
         <w:r>
           <w:t xml:space="preserve">direct cumulative-deposit computation (Section 4.5.2; supplementary file</w:t>
         </w:r>
       </w:ins>
-      <w:ins w:id="10075" w:author="Z. Zukowski" w:date="2026-05-22T00:00:00Z">
-        <w:r>
-          <w:t xml:space="preserve"> </w:t>
-        </w:r>
-      </w:ins>
-      <w:ins w:id="10075" w:author="Z. Zukowski" w:date="2026-05-22T00:00:00Z">
+      <w:ins w:id="10076" w:author="Z. Zukowski" w:date="2026-05-22T00:00:00Z">
+        <w:r>
+          <w:t xml:space="preserve"> </w:t>
+        </w:r>
+      </w:ins>
+      <w:ins w:id="10076" w:author="Z. Zukowski" w:date="2026-05-22T00:00:00Z">
         <w:r>
           <w:t xml:space="preserve">veCRV_voting_concentration). The resulting veCRV</w:t>
         </w:r>
       </w:ins>
-      <w:ins w:id="10075" w:author="Z. Zukowski" w:date="2026-05-22T00:00:00Z">
-        <w:r>
-          <w:t xml:space="preserve"> </w:t>
-        </w:r>
-      </w:ins>
-      <w:ins w:id="10075" w:author="Z. Zukowski" w:date="2026-05-22T00:00:00Z">
+      <w:ins w:id="10076" w:author="Z. Zukowski" w:date="2026-05-22T00:00:00Z">
+        <w:r>
+          <w:t xml:space="preserve"> </w:t>
+        </w:r>
+      </w:ins>
+      <w:ins w:id="10076" w:author="Z. Zukowski" w:date="2026-05-22T00:00:00Z">
         <w:r>
           <w:t xml:space="preserve">voting concentration (HHI 0.26 from cumulative-deposit aggregation</w:t>
         </w:r>
       </w:ins>
-      <w:ins w:id="10075" w:author="Z. Zukowski" w:date="2026-05-22T00:00:00Z">
-        <w:r>
-          <w:t xml:space="preserve"> </w:t>
-        </w:r>
-      </w:ins>
-      <w:ins w:id="10075" w:author="Z. Zukowski" w:date="2026-05-22T00:00:00Z">
+      <w:ins w:id="10076" w:author="Z. Zukowski" w:date="2026-05-22T00:00:00Z">
+        <w:r>
+          <w:t xml:space="preserve"> </w:t>
+        </w:r>
+      </w:ins>
+      <w:ins w:id="10076" w:author="Z. Zukowski" w:date="2026-05-22T00:00:00Z">
         <w:r>
           <w:t xml:space="preserve">across top-50 lockers) is approximately 15 times the raw post-Convex-</w:t>
         </w:r>
       </w:ins>
-      <w:ins w:id="10075" w:author="Z. Zukowski" w:date="2026-05-22T00:00:00Z">
-        <w:r>
-          <w:t xml:space="preserve"> </w:t>
-        </w:r>
-      </w:ins>
-      <w:ins w:id="10075" w:author="Z. Zukowski" w:date="2026-05-22T00:00:00Z">
+      <w:ins w:id="10076" w:author="Z. Zukowski" w:date="2026-05-22T00:00:00Z">
+        <w:r>
+          <w:t xml:space="preserve"> </w:t>
+        </w:r>
+      </w:ins>
+      <w:ins w:id="10076" w:author="Z. Zukowski" w:date="2026-05-22T00:00:00Z">
         <w:r>
           <w:t xml:space="preserve">exclusion CRV holding HHI of 0.014.</w:t>
         </w:r>
@@ -20497,77 +20527,77 @@
       <w:pPr>
         <w:pStyle w:val="BodyText"/>
       </w:pPr>
-      <w:ins w:id="10076" w:author="Z. Zukowski" w:date="2026-05-22T00:00:00Z">
+      <w:ins w:id="10077" w:author="Z. Zukowski" w:date="2026-05-22T00:00:00Z">
         <w:r>
           <w:t xml:space="preserve">Balancer’s veBAL system exhibits a structurally identical pattern:</w:t>
         </w:r>
       </w:ins>
-      <w:ins w:id="10076" w:author="Z. Zukowski" w:date="2026-05-22T00:00:00Z">
-        <w:r>
-          <w:t xml:space="preserve"> </w:t>
-        </w:r>
-      </w:ins>
-      <w:ins w:id="10076" w:author="Z. Zukowski" w:date="2026-05-22T00:00:00Z">
+      <w:ins w:id="10077" w:author="Z. Zukowski" w:date="2026-05-22T00:00:00Z">
+        <w:r>
+          <w:t xml:space="preserve"> </w:t>
+        </w:r>
+      </w:ins>
+      <w:ins w:id="10077" w:author="Z. Zukowski" w:date="2026-05-22T00:00:00Z">
         <w:r>
           <w:t xml:space="preserve">Snapshot voting on Balancer’s governance space (12-month lookback;</w:t>
         </w:r>
       </w:ins>
-      <w:ins w:id="10076" w:author="Z. Zukowski" w:date="2026-05-22T00:00:00Z">
-        <w:r>
-          <w:t xml:space="preserve"> </w:t>
-        </w:r>
-      </w:ins>
-      <w:ins w:id="10076" w:author="Z. Zukowski" w:date="2026-05-22T00:00:00Z">
+      <w:ins w:id="10077" w:author="Z. Zukowski" w:date="2026-05-22T00:00:00Z">
+        <w:r>
+          <w:t xml:space="preserve"> </w:t>
+        </w:r>
+      </w:ins>
+      <w:ins w:id="10077" w:author="Z. Zukowski" w:date="2026-05-22T00:00:00Z">
         <w:r>
           <w:t xml:space="preserve">36 active voters) yields voting HHI 0.626 against holding HHI 0.030,</w:t>
         </w:r>
       </w:ins>
-      <w:ins w:id="10076" w:author="Z. Zukowski" w:date="2026-05-22T00:00:00Z">
-        <w:r>
-          <w:t xml:space="preserve"> </w:t>
-        </w:r>
-      </w:ins>
-      <w:ins w:id="10076" w:author="Z. Zukowski" w:date="2026-05-22T00:00:00Z">
+      <w:ins w:id="10077" w:author="Z. Zukowski" w:date="2026-05-22T00:00:00Z">
+        <w:r>
+          <w:t xml:space="preserve"> </w:t>
+        </w:r>
+      </w:ins>
+      <w:ins w:id="10077" w:author="Z. Zukowski" w:date="2026-05-22T00:00:00Z">
         <w:r>
           <w:t xml:space="preserve">a 21x amplification ratio. The top-1 active voter holds 78 percent of</w:t>
         </w:r>
       </w:ins>
-      <w:ins w:id="10076" w:author="Z. Zukowski" w:date="2026-05-22T00:00:00Z">
-        <w:r>
-          <w:t xml:space="preserve"> </w:t>
-        </w:r>
-      </w:ins>
-      <w:ins w:id="10076" w:author="Z. Zukowski" w:date="2026-05-22T00:00:00Z">
+      <w:ins w:id="10077" w:author="Z. Zukowski" w:date="2026-05-22T00:00:00Z">
+        <w:r>
+          <w:t xml:space="preserve"> </w:t>
+        </w:r>
+      </w:ins>
+      <w:ins w:id="10077" w:author="Z. Zukowski" w:date="2026-05-22T00:00:00Z">
         <w:r>
           <w:t xml:space="preserve">total voting power; the top-10 voters cumulatively hold 99.85 percent.</w:t>
         </w:r>
       </w:ins>
-      <w:ins w:id="10076" w:author="Z. Zukowski" w:date="2026-05-22T00:00:00Z">
-        <w:r>
-          <w:t xml:space="preserve"> </w:t>
-        </w:r>
-      </w:ins>
-      <w:ins w:id="10076" w:author="Z. Zukowski" w:date="2026-05-22T00:00:00Z">
+      <w:ins w:id="10077" w:author="Z. Zukowski" w:date="2026-05-22T00:00:00Z">
+        <w:r>
+          <w:t xml:space="preserve"> </w:t>
+        </w:r>
+      </w:ins>
+      <w:ins w:id="10077" w:author="Z. Zukowski" w:date="2026-05-22T00:00:00Z">
         <w:r>
           <w:t xml:space="preserve">The Aura Finance protocol (Balancer’s Convex-equivalent</w:t>
         </w:r>
       </w:ins>
-      <w:ins w:id="10076" w:author="Z. Zukowski" w:date="2026-05-22T00:00:00Z">
-        <w:r>
-          <w:t xml:space="preserve"> </w:t>
-        </w:r>
-      </w:ins>
-      <w:ins w:id="10076" w:author="Z. Zukowski" w:date="2026-05-22T00:00:00Z">
+      <w:ins w:id="10077" w:author="Z. Zukowski" w:date="2026-05-22T00:00:00Z">
+        <w:r>
+          <w:t xml:space="preserve"> </w:t>
+        </w:r>
+      </w:ins>
+      <w:ins w:id="10077" w:author="Z. Zukowski" w:date="2026-05-22T00:00:00Z">
         <w:r>
           <w:t xml:space="preserve">meta-governance aggregator) plays the same role for veBAL that Convex</w:t>
         </w:r>
       </w:ins>
-      <w:ins w:id="10076" w:author="Z. Zukowski" w:date="2026-05-22T00:00:00Z">
-        <w:r>
-          <w:t xml:space="preserve"> </w:t>
-        </w:r>
-      </w:ins>
-      <w:ins w:id="10076" w:author="Z. Zukowski" w:date="2026-05-22T00:00:00Z">
+      <w:ins w:id="10077" w:author="Z. Zukowski" w:date="2026-05-22T00:00:00Z">
+        <w:r>
+          <w:t xml:space="preserve"> </w:t>
+        </w:r>
+      </w:ins>
+      <w:ins w:id="10077" w:author="Z. Zukowski" w:date="2026-05-22T00:00:00Z">
         <w:r>
           <w:t xml:space="preserve">plays for veCRV.</w:t>
         </w:r>
@@ -20577,129 +20607,129 @@
       <w:pPr>
         <w:pStyle w:val="BodyText"/>
       </w:pPr>
-      <w:ins w:id="10077" w:author="Z. Zukowski" w:date="2026-05-22T00:00:00Z">
+      <w:ins w:id="10078" w:author="Z. Zukowski" w:date="2026-05-22T00:00:00Z">
         <w:r>
           <w:t xml:space="preserve">The veCRV and veBAL cases are not included in the Table 6 row set</w:t>
         </w:r>
       </w:ins>
-      <w:ins w:id="10077" w:author="Z. Zukowski" w:date="2026-05-22T00:00:00Z">
-        <w:r>
-          <w:t xml:space="preserve"> </w:t>
-        </w:r>
-      </w:ins>
-      <w:ins w:id="10077" w:author="Z. Zukowski" w:date="2026-05-22T00:00:00Z">
+      <w:ins w:id="10078" w:author="Z. Zukowski" w:date="2026-05-22T00:00:00Z">
+        <w:r>
+          <w:t xml:space="preserve"> </w:t>
+        </w:r>
+      </w:ins>
+      <w:ins w:id="10078" w:author="Z. Zukowski" w:date="2026-05-22T00:00:00Z">
         <w:r>
           <w:t xml:space="preserve">because the underlying methodology differs: Table 6 measures HHI of</w:t>
         </w:r>
       </w:ins>
-      <w:ins w:id="10077" w:author="Z. Zukowski" w:date="2026-05-22T00:00:00Z">
-        <w:r>
-          <w:t xml:space="preserve"> </w:t>
-        </w:r>
-      </w:ins>
-      <w:ins w:id="10077" w:author="Z. Zukowski" w:date="2026-05-22T00:00:00Z">
+      <w:ins w:id="10078" w:author="Z. Zukowski" w:date="2026-05-22T00:00:00Z">
+        <w:r>
+          <w:t xml:space="preserve"> </w:t>
+        </w:r>
+      </w:ins>
+      <w:ins w:id="10078" w:author="Z. Zukowski" w:date="2026-05-22T00:00:00Z">
         <w:r>
           <w:t xml:space="preserve">delegate voting power within token-governance delegate programs; the</w:t>
         </w:r>
       </w:ins>
-      <w:ins w:id="10077" w:author="Z. Zukowski" w:date="2026-05-22T00:00:00Z">
-        <w:r>
-          <w:t xml:space="preserve"> </w:t>
-        </w:r>
-      </w:ins>
-      <w:ins w:id="10077" w:author="Z. Zukowski" w:date="2026-05-22T00:00:00Z">
+      <w:ins w:id="10078" w:author="Z. Zukowski" w:date="2026-05-22T00:00:00Z">
+        <w:r>
+          <w:t xml:space="preserve"> </w:t>
+        </w:r>
+      </w:ins>
+      <w:ins w:id="10078" w:author="Z. Zukowski" w:date="2026-05-22T00:00:00Z">
         <w:r>
           <w:t xml:space="preserve">ve-token cases measure HHI of lock-duration-weighted CRV/BAL</w:t>
         </w:r>
       </w:ins>
-      <w:ins w:id="10077" w:author="Z. Zukowski" w:date="2026-05-22T00:00:00Z">
-        <w:r>
-          <w:t xml:space="preserve"> </w:t>
-        </w:r>
-      </w:ins>
-      <w:ins w:id="10077" w:author="Z. Zukowski" w:date="2026-05-22T00:00:00Z">
+      <w:ins w:id="10078" w:author="Z. Zukowski" w:date="2026-05-22T00:00:00Z">
+        <w:r>
+          <w:t xml:space="preserve"> </w:t>
+        </w:r>
+      </w:ins>
+      <w:ins w:id="10078" w:author="Z. Zukowski" w:date="2026-05-22T00:00:00Z">
         <w:r>
           <w:t xml:space="preserve">deposits, with meta-governance aggregation. The two mechanism classes</w:t>
         </w:r>
       </w:ins>
-      <w:ins w:id="10077" w:author="Z. Zukowski" w:date="2026-05-22T00:00:00Z">
-        <w:r>
-          <w:t xml:space="preserve"> </w:t>
-        </w:r>
-      </w:ins>
-      <w:ins w:id="10077" w:author="Z. Zukowski" w:date="2026-05-22T00:00:00Z">
+      <w:ins w:id="10078" w:author="Z. Zukowski" w:date="2026-05-22T00:00:00Z">
+        <w:r>
+          <w:t xml:space="preserve"> </w:t>
+        </w:r>
+      </w:ins>
+      <w:ins w:id="10078" w:author="Z. Zukowski" w:date="2026-05-22T00:00:00Z">
         <w:r>
           <w:t xml:space="preserve">produce concentration through different paths but converge on the</w:t>
         </w:r>
       </w:ins>
-      <w:ins w:id="10077" w:author="Z. Zukowski" w:date="2026-05-22T00:00:00Z">
-        <w:r>
-          <w:t xml:space="preserve"> </w:t>
-        </w:r>
-      </w:ins>
-      <w:ins w:id="10077" w:author="Z. Zukowski" w:date="2026-05-22T00:00:00Z">
+      <w:ins w:id="10078" w:author="Z. Zukowski" w:date="2026-05-22T00:00:00Z">
+        <w:r>
+          <w:t xml:space="preserve"> </w:t>
+        </w:r>
+      </w:ins>
+      <w:ins w:id="10078" w:author="Z. Zukowski" w:date="2026-05-22T00:00:00Z">
         <w:r>
           <w:t xml:space="preserve">same direction (amplification) with much larger magnitudes (15-21x</w:t>
         </w:r>
       </w:ins>
-      <w:ins w:id="10077" w:author="Z. Zukowski" w:date="2026-05-22T00:00:00Z">
-        <w:r>
-          <w:t xml:space="preserve"> </w:t>
-        </w:r>
-      </w:ins>
-      <w:ins w:id="10077" w:author="Z. Zukowski" w:date="2026-05-22T00:00:00Z">
+      <w:ins w:id="10078" w:author="Z. Zukowski" w:date="2026-05-22T00:00:00Z">
+        <w:r>
+          <w:t xml:space="preserve"> </w:t>
+        </w:r>
+      </w:ins>
+      <w:ins w:id="10078" w:author="Z. Zukowski" w:date="2026-05-22T00:00:00Z">
         <w:r>
           <w:t xml:space="preserve">versus the 2.7x-9.9x range observed in delegate-program-based</w:t>
         </w:r>
       </w:ins>
-      <w:ins w:id="10077" w:author="Z. Zukowski" w:date="2026-05-22T00:00:00Z">
-        <w:r>
-          <w:t xml:space="preserve"> </w:t>
-        </w:r>
-      </w:ins>
-      <w:ins w:id="10077" w:author="Z. Zukowski" w:date="2026-05-22T00:00:00Z">
+      <w:ins w:id="10078" w:author="Z. Zukowski" w:date="2026-05-22T00:00:00Z">
+        <w:r>
+          <w:t xml:space="preserve"> </w:t>
+        </w:r>
+      </w:ins>
+      <w:ins w:id="10078" w:author="Z. Zukowski" w:date="2026-05-22T00:00:00Z">
         <w:r>
           <w:t xml:space="preserve">amplification across the nine amplifying protocols). For practitioners designing token governance, the</w:t>
         </w:r>
       </w:ins>
-      <w:ins w:id="10077" w:author="Z. Zukowski" w:date="2026-05-22T00:00:00Z">
-        <w:r>
-          <w:t xml:space="preserve"> </w:t>
-        </w:r>
-      </w:ins>
-      <w:ins w:id="10077" w:author="Z. Zukowski" w:date="2026-05-22T00:00:00Z">
+      <w:ins w:id="10078" w:author="Z. Zukowski" w:date="2026-05-22T00:00:00Z">
+        <w:r>
+          <w:t xml:space="preserve"> </w:t>
+        </w:r>
+      </w:ins>
+      <w:ins w:id="10078" w:author="Z. Zukowski" w:date="2026-05-22T00:00:00Z">
         <w:r>
           <w:t xml:space="preserve">ve-token class is a separate design choice with substantially</w:t>
         </w:r>
       </w:ins>
-      <w:ins w:id="10077" w:author="Z. Zukowski" w:date="2026-05-22T00:00:00Z">
-        <w:r>
-          <w:t xml:space="preserve"> </w:t>
-        </w:r>
-      </w:ins>
-      <w:ins w:id="10077" w:author="Z. Zukowski" w:date="2026-05-22T00:00:00Z">
+      <w:ins w:id="10078" w:author="Z. Zukowski" w:date="2026-05-22T00:00:00Z">
+        <w:r>
+          <w:t xml:space="preserve"> </w:t>
+        </w:r>
+      </w:ins>
+      <w:ins w:id="10078" w:author="Z. Zukowski" w:date="2026-05-22T00:00:00Z">
         <w:r>
           <w:t xml:space="preserve">different concentration implications than standard delegate-program</w:t>
         </w:r>
       </w:ins>
-      <w:ins w:id="10077" w:author="Z. Zukowski" w:date="2026-05-22T00:00:00Z">
-        <w:r>
-          <w:t xml:space="preserve"> </w:t>
-        </w:r>
-      </w:ins>
-      <w:ins w:id="10077" w:author="Z. Zukowski" w:date="2026-05-22T00:00:00Z">
+      <w:ins w:id="10078" w:author="Z. Zukowski" w:date="2026-05-22T00:00:00Z">
+        <w:r>
+          <w:t xml:space="preserve"> </w:t>
+        </w:r>
+      </w:ins>
+      <w:ins w:id="10078" w:author="Z. Zukowski" w:date="2026-05-22T00:00:00Z">
         <w:r>
           <w:t xml:space="preserve">governance.</w:t>
         </w:r>
       </w:ins>
     </w:p>
-    <w:bookmarkEnd w:id="62"/>
-    <w:bookmarkStart w:id="63" w:name="Xfa73bc062c432381afdcb5f5da2b521607734ad"/>
+    <w:bookmarkEnd w:id="63"/>
+    <w:bookmarkStart w:id="64" w:name="Xfa73bc062c432381afdcb5f5da2b521607734ad"/>
     <w:p>
       <w:pPr>
         <w:pStyle w:val="Heading3"/>
       </w:pPr>
-      <w:ins w:id="10078" w:author="Z. Zukowski" w:date="2026-05-22T00:00:00Z">
+      <w:ins w:id="10079" w:author="Z. Zukowski" w:date="2026-05-22T00:00:00Z">
         <w:r>
           <w:t xml:space="preserve">4.5.3 Foundation and aggregation-contract top-delegate pattern</w:t>
         </w:r>
@@ -20709,7 +20739,7 @@
       <w:pPr>
         <w:pStyle w:val="FirstParagraph"/>
       </w:pPr>
-      <w:ins w:id="10079" w:author="Z. Zukowski" w:date="2026-05-22T00:00:00Z">
+      <w:ins w:id="10080" w:author="Z. Zukowski" w:date="2026-05-22T00:00:00Z">
         <w:r>
           <w:t xml:space="preserve">Three of the thirteen Table 6 protocols (plus the two ve-token class protocols in Section 4.5.2) have their largest single voting block held by a protocol-controlled aggregation entity rather than an independent community delegate: Compound Foundation (21.5% of total delegated voting power in May 2026 Tally pull); Aave stkAAVE staking contract (21.9%; aggregates underlying staker voting power as a single delegate); Curve Convex (48% of top-50 deposit-weighted veCRV share per Section 4.5.2). The three Solana-native protocols added at Table 6 N=13 expansion (JUP, HNT, DRIFT; Section 4.5.4) do not exhibit the foundation-or-aggregation-entity top-delegate pattern at the Solana SPL Governance member-set layer; Section 4.5.4.1 documents the Drift Foundation proposal-authorship-versus-vote-weight decoupling pattern that further differentiates Solana governance topology from the EVM precedents described here.</w:t>
         </w:r>
@@ -20719,19 +20749,19 @@
       <w:pPr>
         <w:pStyle w:val="BodyText"/>
       </w:pPr>
-      <w:ins w:id="10080" w:author="Z. Zukowski" w:date="2026-05-22T00:00:00Z">
+      <w:ins w:id="10081" w:author="Z. Zukowski" w:date="2026-05-22T00:00:00Z">
         <w:r>
           <w:t xml:space="preserve">The aggregation-entity pattern raises practical measurement concerns relative to independent-delegate-dominated protocols (Uniswap top-1 is an investor delegate; Optimism top-1 is a professional delegate firm; ENS top-1 is a community delegate). Aggregation entities may or may not represent the distributional interests of the underlying token-holders or stakers who delegated to them; the principal-agent gap (Holmstrom, 1979; Tirole, 2001) is amplified by the aggregation layer. The PCA-symmetric exclusion analysis (Section 4.6) shows that predominant amplification holds even when aggregation entities are excluded; the empirical finding is robust to this methodological consideration, but the structural pattern itself remains a substantive feature of token-governance practice.</w:t>
         </w:r>
       </w:ins>
     </w:p>
-    <w:bookmarkEnd w:id="63"/>
-    <w:bookmarkStart w:id="64" w:name="X707d03bedcfa0a0365b91995ab8a6360edc545d"/>
+    <w:bookmarkEnd w:id="64"/>
+    <w:bookmarkStart w:id="65" w:name="X707d03bedcfa0a0365b91995ab8a6360edc545d"/>
     <w:p>
       <w:pPr>
         <w:pStyle w:val="Heading3"/>
       </w:pPr>
-      <w:ins w:id="10081" w:author="Z. Zukowski" w:date="2026-05-22T00:00:00Z">
+      <w:ins w:id="10082" w:author="Z. Zukowski" w:date="2026-05-22T00:00:00Z">
         <w:r>
           <w:t xml:space="preserve">4.5.4 Within-Solana governance concentration heterogeneity</w:t>
         </w:r>
@@ -20741,17 +20771,17 @@
       <w:pPr>
         <w:pStyle w:val="FirstParagraph"/>
       </w:pPr>
-      <w:ins w:id="10082" w:author="Z. Zukowski" w:date="2026-05-22T00:00:00Z">
+      <w:ins w:id="10083" w:author="Z. Zukowski" w:date="2026-05-22T00:00:00Z">
         <w:r>
           <w:t xml:space="preserve">Three Solana-native protocols in the cross-section have on-chain voting HHI computable via proper-weight methodology: Jupiter (JUP) at 0.00546 via per-signer max(weight) aggregation on</w:t>
         </w:r>
       </w:ins>
-      <w:ins w:id="10082" w:author="Z. Zukowski" w:date="2026-05-22T00:00:00Z">
-        <w:r>
-          <w:t xml:space="preserve"> </w:t>
-        </w:r>
-      </w:ins>
-      <w:ins w:id="10082" w:author="Z. Zukowski" w:date="2026-05-22T00:00:00Z">
+      <w:ins w:id="10083" w:author="Z. Zukowski" w:date="2026-05-22T00:00:00Z">
+        <w:r>
+          <w:t xml:space="preserve"> </w:t>
+        </w:r>
+      </w:ins>
+      <w:ins w:id="10083" w:author="Z. Zukowski" w:date="2026-05-22T00:00:00Z">
         <w:r>
           <w:rPr>
             <w:rStyle w:val="VerbatimChar"/>
@@ -20759,12 +20789,12 @@
           <w:t xml:space="preserve">jupiter_solana.govern_call_setvote</w:t>
         </w:r>
       </w:ins>
-      <w:ins w:id="10082" w:author="Z. Zukowski" w:date="2026-05-22T00:00:00Z">
-        <w:r>
-          <w:t xml:space="preserve"> </w:t>
-        </w:r>
-      </w:ins>
-      <w:ins w:id="10082" w:author="Z. Zukowski" w:date="2026-05-22T00:00:00Z">
+      <w:ins w:id="10083" w:author="Z. Zukowski" w:date="2026-05-22T00:00:00Z">
+        <w:r>
+          <w:t xml:space="preserve"> </w:t>
+        </w:r>
+      </w:ins>
+      <w:ins w:id="10083" w:author="Z. Zukowski" w:date="2026-05-22T00:00:00Z">
         <w:r>
           <w:t xml:space="preserve">(delegated-vote design); Helium (HNT) at 0.0261 to 0.0394 (sensitivity range under Voter Stake Registry lockup-weight reconstruction; 14.8 percent closed-position rate brackets the bounds); and Drift Protocol (DRIFT) at 0.0833 via direct on-chain parsing of VoteRecordV2 accounts in the DRIFT governance program (VSR lockup-weighted design analogous to HNT). The within-Solana spread (0.005 to 0.083; 15x range) sits within the broader within-EVM voting HHI spread (full range 0.022 to 0.556 across the EVM voting-HHI cross-section; range 0.022 to 0.089 if the WeatherXM thin-pool outlier with N=73 voters is excluded). The apples-to-apples within-Solana versus within-EVM comparison requires acknowledging that small-voter-pool protocols on both chains (WeatherXM N=73 on EVM; DIMO N=10 on EVM-Polygon; analogous small-pool Solana protocols outside the voting-HHI subset due to data availability) skew their respective ranges upward; the within-Solana sample does not include a comparable thin-pool outlier in the voting-HHI subset. Both Helium and Drift sit within the EVM-typical voting HHI range (HNT in the Arbitrum neighborhood at 0.0376; DRIFT in the Uniswap-to-Compound neighborhood at 0.0727 to 0.0889). Jupiter is the only Solana protocol exhibiting voting concentration order-of-magnitude below the EVM cross-section median.</w:t>
         </w:r>
@@ -20774,7 +20804,7 @@
       <w:pPr>
         <w:pStyle w:val="BodyText"/>
       </w:pPr>
-      <w:ins w:id="10083" w:author="Z. Zukowski" w:date="2026-05-22T00:00:00Z">
+      <w:ins w:id="10084" w:author="Z. Zukowski" w:date="2026-05-22T00:00:00Z">
         <w:r>
           <w:t xml:space="preserve">The within-Solana heterogeneity is structurally organized by voting-weight mechanism design as the primary axis, with user-base composition and rewards-calibration as secondary axes. The primary driver: two of the three Solana protocols (Helium HNT; Drift DRIFT) use Voter Stake Registry (VSR) lockup-weighted vote design, where vote weight is locked-amount multiplied by a lockup-duration multiplier (HNT VSR saturates at four-year lockup; Drift VSR uses an analogous lockup multiplier within its governance program). Both VSR-using Solana protocols cluster at EVM-typical voting HHI (HNT 0.0261 to 0.0394; DRIFT 0.0833). Jupiter JUP, by contrast, uses delegated-vote weight (each token equals one vote at vote time; no lockup multiplier), and Jupiter is the only Solana protocol exhibiting voting concentration order-of-magnitude below the EVM median. The VSR design choice penalizes short-lockup voters and rewards long-lockup whales (whales can afford to lock larger positions for longer durations), raising concentration relative to per-token weighting; delegated-vote design flattens the vote-weight distribution within the active voter pool. Secondary drivers within the design classes: user-base composition (Jupiter’s 128,476-voter pool was built by a broad launch airdrop, producing a retail tail that flattens distribution within the delegated-vote class); rewards calibration (Jupiter’s Active Staker Rewards directly compensate voting participation at a high engagement rate; Helium’s VSR rewards lockup-and-vote but the lockup-weight calculus advantages whales; Drift lacks a comparable direct vote-rewards mechanism).</w:t>
         </w:r>
@@ -20784,19 +20814,19 @@
       <w:pPr>
         <w:pStyle w:val="BodyText"/>
       </w:pPr>
-      <w:ins w:id="10084" w:author="Z. Zukowski" w:date="2026-05-22T00:00:00Z">
+      <w:ins w:id="10085" w:author="Z. Zukowski" w:date="2026-05-22T00:00:00Z">
         <w:r>
           <w:t xml:space="preserve">The pattern matters for chain-comparative governance analysis. A categorical claim that Solana governance is less concentrated than EVM governance is not supported by the proper-weight Solana sample; the apparent low-concentration finding from vote-count-proxy methodology on Helium was an artifact superseded by lockup-weight reconstruction. Chain context alone is insufficient to produce low-concentration governance, as HNT and DRIFT demonstrate by clustering in EVM-typical concentration ranges. JUP’s design choices (airdrop engagement; Active Staker Rewards; retail orientation) are protocol-design-level decisions that produce the outlier; these decisions are enabled by Solana’s low-cost voting environment, but whether they would replicate at scale on a higher-fee chain is untested because JUP is Solana-native. Protocol design and chain context co-vary for chain-tied protocols, which limits clean protocol-level versus chain-level decomposition. Section 4.5.4.1 documents the Drift Foundation proposal-authorship versus vote-weight decoupling pattern that further differentiates Solana governance topology from EVM precedents.</w:t>
         </w:r>
       </w:ins>
     </w:p>
-    <w:bookmarkEnd w:id="64"/>
-    <w:bookmarkStart w:id="65" w:name="X15c4b12eb4e84eab9a54a2155bd3d1d564f6771"/>
+    <w:bookmarkEnd w:id="65"/>
+    <w:bookmarkStart w:id="66" w:name="X15c4b12eb4e84eab9a54a2155bd3d1d564f6771"/>
     <w:p>
       <w:pPr>
         <w:pStyle w:val="Heading3"/>
       </w:pPr>
-      <w:ins w:id="10085" w:author="Z. Zukowski" w:date="2026-05-22T00:00:00Z">
+      <w:ins w:id="10086" w:author="Z. Zukowski" w:date="2026-05-22T00:00:00Z">
         <w:r>
           <w:t xml:space="preserve">4.5.4.1 Drift Foundation proposal-authorship and vote-weight decoupling</w:t>
         </w:r>
@@ -20806,12 +20836,12 @@
       <w:pPr>
         <w:pStyle w:val="FirstParagraph"/>
       </w:pPr>
-      <w:ins w:id="10086" w:author="Z. Zukowski" w:date="2026-05-22T00:00:00Z">
+      <w:ins w:id="10087" w:author="Z. Zukowski" w:date="2026-05-22T00:00:00Z">
         <w:r>
           <w:t xml:space="preserve">Drift Protocol exhibits a governance pattern with no close analog in the EVM-protocol cross-section. A single Drift Foundation submitter address (</w:t>
         </w:r>
       </w:ins>
-      <w:ins w:id="10086" w:author="Z. Zukowski" w:date="2026-05-22T00:00:00Z">
+      <w:ins w:id="10087" w:author="Z. Zukowski" w:date="2026-05-22T00:00:00Z">
         <w:r>
           <w:rPr>
             <w:rStyle w:val="VerbatimChar"/>
@@ -20819,12 +20849,12 @@
           <w:t xml:space="preserve">4CL25...wPiiF</w:t>
         </w:r>
       </w:ins>
-      <w:ins w:id="10086" w:author="Z. Zukowski" w:date="2026-05-22T00:00:00Z">
-        <w:r>
-          <w:t xml:space="preserve"> </w:t>
-        </w:r>
-      </w:ins>
-      <w:ins w:id="10086" w:author="Z. Zukowski" w:date="2026-05-22T00:00:00Z">
+      <w:ins w:id="10087" w:author="Z. Zukowski" w:date="2026-05-22T00:00:00Z">
+        <w:r>
+          <w:t xml:space="preserve"> </w:t>
+        </w:r>
+      </w:ins>
+      <w:ins w:id="10087" w:author="Z. Zukowski" w:date="2026-05-22T00:00:00Z">
         <w:r>
           <w:t xml:space="preserve">on Solana) proposed 11 of the 13 DRIFT Improvement Proposals (DIPs) over the 12-month window, performing the agenda-setting function for protocol governance. The same address holds only 0.18 percent of total DRIFT vote weight in the voter-pool over the same window. Proposal-authorship and vote-weight are structurally decoupled: the Foundation submits proposals, the token-weighted voter pool decides, and the two functions are not co-located in the same address.</w:t>
         </w:r>
@@ -20834,12 +20864,12 @@
       <w:pPr>
         <w:pStyle w:val="BodyText"/>
       </w:pPr>
-      <w:ins w:id="10087" w:author="Z. Zukowski" w:date="2026-05-22T00:00:00Z">
+      <w:ins w:id="10088" w:author="Z. Zukowski" w:date="2026-05-22T00:00:00Z">
         <w:r>
           <w:t xml:space="preserve">This decoupling pattern is methodologically informative. EVM-protocol top delegates are typically both agenda-setters and vote-weight-holders (Compound Foundation as the Tally top delegate in Section 4.5.3 both proposes and votes from a foundation-controlled wallet at 21.5 percent share). The Drift Foundation structure separates these functions explicitly, with the Foundation address operating in a low-vote-weight agenda-setter role while the broader token-holder community carries the decision-rights. The DRIFT Squads V4 multisig PCA (</w:t>
         </w:r>
       </w:ins>
-      <w:ins w:id="10087" w:author="Z. Zukowski" w:date="2026-05-22T00:00:00Z">
+      <w:ins w:id="10088" w:author="Z. Zukowski" w:date="2026-05-22T00:00:00Z">
         <w:r>
           <w:rPr>
             <w:rStyle w:val="VerbatimChar"/>
@@ -20847,19 +20877,19 @@
           <w:t xml:space="preserve">9Wiiyvy8...</w:t>
         </w:r>
       </w:ins>
-      <w:ins w:id="10087" w:author="Z. Zukowski" w:date="2026-05-22T00:00:00Z">
+      <w:ins w:id="10088" w:author="Z. Zukowski" w:date="2026-05-22T00:00:00Z">
         <w:r>
           <w:t xml:space="preserve">) does not appear in the Drift governance voter set, confirming the Solana governance topology bifurcation documented in Section 4.6 (on-chain SPL voting member set is structurally separate from off-Realms custody multisigs).</w:t>
         </w:r>
       </w:ins>
     </w:p>
-    <w:bookmarkEnd w:id="65"/>
-    <w:bookmarkStart w:id="66" w:name="Xda4e3333e40fedc6b9410bb7d5d5381feb9baec"/>
+    <w:bookmarkEnd w:id="66"/>
+    <w:bookmarkStart w:id="74" w:name="Xda4e3333e40fedc6b9410bb7d5d5381feb9baec"/>
     <w:p>
       <w:pPr>
         <w:pStyle w:val="Heading3"/>
       </w:pPr>
-      <w:ins w:id="10088" w:author="Z. Zukowski" w:date="2026-05-22T00:00:00Z">
+      <w:ins w:id="10089" w:author="Z. Zukowski" w:date="2026-05-22T00:00:00Z">
         <w:r>
           <w:t xml:space="preserve">4.5.5 Secondary extension: cross-protocol delegate overlap</w:t>
         </w:r>
@@ -20869,7 +20899,7 @@
       <w:pPr>
         <w:pStyle w:val="FirstParagraph"/>
       </w:pPr>
-      <w:ins w:id="10089" w:author="Z. Zukowski" w:date="2026-05-22T00:00:00Z">
+      <w:ins w:id="10090" w:author="Z. Zukowski" w:date="2026-05-22T00:00:00Z">
         <w:r>
           <w:t xml:space="preserve">Per-protocol holding HHI and per-protocol voting HHI both measure concentration within a single protocol’s governance surface. A distinct concentration dimension, made visible only by cross-protocol aggregation, is the institutional-governance-investor pattern. The Snapshot voter-pool extension to 13 protocols aggregated 11,077 unique voter addresses across the cross-section (UNI, COMP, LDO, DIMO, WXM, ARB, BAL, GTC, MPL_SYRUP, POKT, AAVE, ENS, GMX). Of these, 1,801 voters (16.3 percent) participate in 2 or more protocols’ Snapshot governance. A small institutional-governance-investor class (approximately 10 to 50 addresses) participates in 6 or more protocols’ delegate programs simultaneously.</w:t>
         </w:r>
@@ -20879,12 +20909,12 @@
       <w:pPr>
         <w:pStyle w:val="BodyText"/>
       </w:pPr>
-      <w:ins w:id="10090" w:author="Z. Zukowski" w:date="2026-05-22T00:00:00Z">
+      <w:ins w:id="10091" w:author="Z. Zukowski" w:date="2026-05-22T00:00:00Z">
         <w:r>
           <w:t xml:space="preserve">The top three institutional cross-protocol delegators collectively exert 17.0 percent combined Snapshot voting power across the L1 DeFi suite. PGov (</w:t>
         </w:r>
       </w:ins>
-      <w:ins w:id="10090" w:author="Z. Zukowski" w:date="2026-05-22T00:00:00Z">
+      <w:ins w:id="10091" w:author="Z. Zukowski" w:date="2026-05-22T00:00:00Z">
         <w:r>
           <w:rPr>
             <w:rStyle w:val="VerbatimChar"/>
@@ -20892,12 +20922,12 @@
           <w:t xml:space="preserve">0x3fb19771...</w:t>
         </w:r>
       </w:ins>
-      <w:ins w:id="10090" w:author="Z. Zukowski" w:date="2026-05-22T00:00:00Z">
+      <w:ins w:id="10091" w:author="Z. Zukowski" w:date="2026-05-22T00:00:00Z">
         <w:r>
           <w:t xml:space="preserve">; pgov.eth) participates in 7 DAOs (ARB, COMP, ENS, GMX, GTC, LDO, UNI) at 10.16 percent combined summed share. Tane Governance (</w:t>
         </w:r>
       </w:ins>
-      <w:ins w:id="10090" w:author="Z. Zukowski" w:date="2026-05-22T00:00:00Z">
+      <w:ins w:id="10091" w:author="Z. Zukowski" w:date="2026-05-22T00:00:00Z">
         <w:r>
           <w:rPr>
             <w:rStyle w:val="VerbatimChar"/>
@@ -20905,12 +20935,12 @@
           <w:t xml:space="preserve">0xb79294d0...</w:t>
         </w:r>
       </w:ins>
-      <w:ins w:id="10090" w:author="Z. Zukowski" w:date="2026-05-22T00:00:00Z">
+      <w:ins w:id="10091" w:author="Z. Zukowski" w:date="2026-05-22T00:00:00Z">
         <w:r>
           <w:t xml:space="preserve">; tanegov.eth) participates in 6 DAOs at 4.83 percent. Arana Digital (</w:t>
         </w:r>
       </w:ins>
-      <w:ins w:id="10090" w:author="Z. Zukowski" w:date="2026-05-22T00:00:00Z">
+      <w:ins w:id="10091" w:author="Z. Zukowski" w:date="2026-05-22T00:00:00Z">
         <w:r>
           <w:rPr>
             <w:rStyle w:val="VerbatimChar"/>
@@ -20918,7 +20948,7 @@
           <w:t xml:space="preserve">0x0579a616...</w:t>
         </w:r>
       </w:ins>
-      <w:ins w:id="10090" w:author="Z. Zukowski" w:date="2026-05-22T00:00:00Z">
+      <w:ins w:id="10091" w:author="Z. Zukowski" w:date="2026-05-22T00:00:00Z">
         <w:r>
           <w:t xml:space="preserve">; aranadigital.eth) participates in 6 DAOs at 2.04 percent. These are professional governance firms whose business model is providing cross-protocol delegation services to token-holders who do not vote directly; the firms aggregate delegated voting power across multiple protocols simultaneously.</w:t>
         </w:r>
@@ -20928,15 +20958,256 @@
       <w:pPr>
         <w:pStyle w:val="BodyText"/>
       </w:pPr>
-      <w:ins w:id="10091" w:author="Z. Zukowski" w:date="2026-05-22T00:00:00Z">
-        <w:r>
-          <w:t xml:space="preserve">The pattern is invisible to per-protocol concentration metrics. The predominant-amplification finding (Section 4.5) addresses delegation amplification within a single protocol (delegated voting power exceeds post-exclusion holding HHI); it does not address whether the same set of institutional delegates appears across multiple protocols. Cross-protocol institutional concentration is a candidate fifth concentration axis alongside the four already in the paper’s scope: holder concentration (Section 4.2), voter concentration (Section 4.5 Table 6), delegate-class concentration (Section 4.5.3 foundation-and-aggregation-contract pattern), and burner concentration (Section 4.6 universal burn-rule application). Token-holders who delegate to professional firms acquire delegated representation across multiple protocols simultaneously; the firms’ decisions affect governance outcomes in all protocols where they hold delegated weight, creating correlated voting patterns invisible to per-protocol Mann-Whitney or Cohen’s d analysis. The Tally-side cross-protocol overlap network is deferred to future work.</w:t>
-        </w:r>
-      </w:ins>
-    </w:p>
-    <w:bookmarkEnd w:id="66"/>
-    <w:bookmarkEnd w:id="67"/>
-    <w:bookmarkStart w:id="80" w:name="robustness-leave-one-out-sensitivity"/>
+      <w:ins w:id="10092" w:author="Z. Zukowski" w:date="2026-05-22T00:00:00Z">
+        <w:r>
+          <w:t xml:space="preserve">The pattern is not Snapshot-specific. A parallel Tally-side audit across the four EVM Tally protocols at all-delegates depth (AAVE N = 150,911; COMP N = 18,627; UNI N = 48,707; ARB N = 437,453) confirms PGov, Tane Governance, and Arana Digital all appear in the Tally delegate registries with substantial cross-protocol presence: combined summed share of 8.11 percent across ARB + COMP + UNI delegate weight. The Tally audit also surfaces seven additional institutional governance firms operating cross-protocol at material delegated weight: Blockworks Advisory, Wintermute Governance, L2BEAT, Humpy, Gauntlet, GFX Labs, and olimpio. These firms operate as professional-delegate service providers whose business model is cross-protocol delegation aggregation rather than single-protocol participation; the Tally-side and Snapshot-side audits jointly establish the cross-protocol institutional pattern across both major EVM-governance surfaces in the cross-section.</w:t>
+        </w:r>
+      </w:ins>
+    </w:p>
+    <w:p>
+      <w:pPr>
+        <w:pStyle w:val="BodyText"/>
+      </w:pPr>
+      <w:ins w:id="10093" w:author="Z. Zukowski" w:date="2026-05-22T00:00:00Z">
+        <w:r>
+          <w:t xml:space="preserve">The pattern is invisible to per-protocol concentration metrics. The predominant-amplification finding (Section 4.5) addresses delegation amplification within a single protocol (delegated voting power exceeds post-exclusion holding HHI); it does not address whether the same set of institutional delegates appears across multiple protocols. Cross-protocol institutional concentration is a fifth concentration axis alongside the four already in the paper’s scope: holder concentration (Section 4.2), voter concentration (Section 4.5 Table 6), delegate-class concentration (Section 4.5.3 foundation-and-aggregation-contract pattern), and burner concentration (Section 4.6 universal burn-rule application). Token-holders who delegate to professional firms acquire delegated representation across multiple protocols simultaneously; the firms’ decisions affect governance outcomes in all protocols where they hold delegated weight, creating correlated voting patterns invisible to per-protocol Mann-Whitney or Cohen’s d analysis. A single entity (PGov) operating across 7 Snapshot DAOs + at least 3 of the 4 Tally protocols audited represents a meaningfully concentrated cross-protocol governance position that no per-protocol HHI metric captures.</w:t>
+        </w:r>
+      </w:ins>
+    </w:p>
+    <w:p>
+      <w:pPr>
+        <w:pStyle w:val="BodyText"/>
+      </w:pPr>
+      <w:ins w:id="10094" w:author="Z. Zukowski" w:date="2026-05-22T00:00:00Z">
+        <w:r>
+          <w:t xml:space="preserve">The voter-axis cross-protocol pattern documented above has a structural-mechanical counterpart at the holder-axis surface (Finding F-B2-16 in</w:t>
+        </w:r>
+      </w:ins>
+      <w:ins w:id="10094" w:author="Z. Zukowski" w:date="2026-05-22T00:00:00Z">
+        <w:r>
+          <w:t xml:space="preserve"> </w:t>
+        </w:r>
+      </w:ins>
+      <w:ins w:id="10094" w:author="Z. Zukowski" w:date="2026-05-22T00:00:00Z">
+        <w:r>
+          <w:rPr>
+            <w:rStyle w:val="VerbatimChar"/>
+          </w:rPr>
+          <w:t xml:space="preserve">docs/KEY_FINDINGS.md</w:t>
+        </w:r>
+      </w:ins>
+      <w:ins w:id="10094" w:author="Z. Zukowski" w:date="2026-05-22T00:00:00Z">
+        <w:r>
+          <w:t xml:space="preserve">; Solana-side Sim API verification of 7 cross-protocol candidate addresses in</w:t>
+        </w:r>
+      </w:ins>
+      <w:ins w:id="10094" w:author="Z. Zukowski" w:date="2026-05-22T00:00:00Z">
+        <w:r>
+          <w:t xml:space="preserve"> </w:t>
+        </w:r>
+      </w:ins>
+      <w:hyperlink r:id="rId67">
+        <w:ins w:id="10094" w:author="Z. Zukowski" w:date="2026-05-22T00:00:00Z">
+          <w:r>
+            <w:rPr>
+              <w:rStyle w:val="Hyperlink"/>
+            </w:rPr>
+            <w:t xml:space="preserve">Supplementary File S13 addendum</w:t>
+          </w:r>
+        </w:ins>
+      </w:hyperlink>
+      <w:ins w:id="10094" w:author="Z. Zukowski" w:date="2026-05-22T00:00:00Z">
+        <w:r>
+          <w:t xml:space="preserve">; EVM-side universal CEX hot-wallet sweep across the N = 40 cross-section in</w:t>
+        </w:r>
+      </w:ins>
+      <w:ins w:id="10094" w:author="Z. Zukowski" w:date="2026-05-22T00:00:00Z">
+        <w:r>
+          <w:t xml:space="preserve"> </w:t>
+        </w:r>
+      </w:ins>
+      <w:hyperlink r:id="rId68">
+        <w:ins w:id="10094" w:author="Z. Zukowski" w:date="2026-05-22T00:00:00Z">
+          <w:r>
+            <w:rPr>
+              <w:rStyle w:val="Hyperlink"/>
+            </w:rPr>
+            <w:t xml:space="preserve">Supplementary File S19 phase 4 scope expansion</w:t>
+          </w:r>
+        </w:ins>
+      </w:hyperlink>
+      <w:ins w:id="10094" w:author="Z. Zukowski" w:date="2026-05-22T00:00:00Z">
+        <w:r>
+          <w:t xml:space="preserve">). The EVM sweep identifies 89 cross-protocol holder-address hits across 21 protocols, with 8 producing material post-exclusion HHI shifts above 0.0005 (largest: Aethir +0.0033). The Bitpanda hot wallet</w:t>
+        </w:r>
+      </w:ins>
+      <w:ins w:id="10094" w:author="Z. Zukowski" w:date="2026-05-22T00:00:00Z">
+        <w:r>
+          <w:t xml:space="preserve"> </w:t>
+        </w:r>
+      </w:ins>
+      <w:ins w:id="10094" w:author="Z. Zukowski" w:date="2026-05-22T00:00:00Z">
+        <w:r>
+          <w:rPr>
+            <w:rStyle w:val="VerbatimChar"/>
+          </w:rPr>
+          <w:t xml:space="preserve">0x18...</w:t>
+        </w:r>
+      </w:ins>
+      <w:ins w:id="10094" w:author="Z. Zukowski" w:date="2026-05-22T00:00:00Z">
+        <w:r>
+          <w:t xml:space="preserve"> </w:t>
+        </w:r>
+      </w:ins>
+      <w:ins w:id="10094" w:author="Z. Zukowski" w:date="2026-05-22T00:00:00Z">
+        <w:r>
+          <w:t xml:space="preserve">appears in 20 of 40 protocols (50 percent sample coverage), the most widespread cross-protocol CEX presence in the cross-section. The pattern is structurally distinct from the voter-axis pattern (PGov, Tane, Arana, et al. are professional governance firms whose business model is deliberate cross-protocol delegation; CEX hot wallets are mechanical custody routing that produces cross-protocol address overlap without coordinated governance intent), but the two patterns share the structural-mechanical character: per-protocol HHI metrics undercount the cross-protocol-aggregated concentration that emerges when the same operator (PGov-class governance firm OR exchange-custody routing) holds material weight at multiple protocols simultaneously. Both patterns converge on the same conclusion: a fifth concentration axis (cross-protocol institutional concentration; covering both governance-coordination and custody-routing mechanisms) is load-bearing for the cross-section’s concentration story and is not captured by any per-protocol HHI metric.</w:t>
+        </w:r>
+      </w:ins>
+    </w:p>
+    <w:p>
+      <w:pPr>
+        <w:pStyle w:val="BodyText"/>
+      </w:pPr>
+      <w:ins w:id="10095" w:author="Z. Zukowski" w:date="2026-05-22T00:00:00Z">
+        <w:r>
+          <w:t xml:space="preserve">A second, structurally-distinct evidence path converges on the cross-protocol CEX-mediated concentration pattern at the Substrate validator-set layer. On Polkadot (Nominated Proof-of-Stake; standard holder-HHI returns 0.0017 mechanically by Phragmen-equalization design and is not the analytical surface where concentration manifests), a five-axis operator-attribution methodology combining Subscan Identity Pallet + Web3 Foundation Thousand Validators Programme registry + Layer-2 funding-source clustering + Polkawatch display-name matching + direct Polkawatch DDP API access lifts cumulative attribution from 16 percent of bonded stake (Identity Pallet baseline) to 53 percent (300 of 600 validators attributed) and surfaces Binance at 15 validators (3.72 percent of bonded stake), Coinbase at 12 validators, and EXNESS at 6 validators (the latter two invisible to all four on-chain attribution axes; operational accounts funded via relay-mixing patterns). Combined CEX-validator footprint is at least 27 validators across the Polkadot active set, a 69 percent increase in counted CEX presence relative to on-chain-only verification. The Polkadot evidence demonstrates that the EVM universal CEX-sweep pattern is not EVM-specific: cross-protocol CEX-mediated concentration generalizes to Substrate NPoS chains under appropriate methodology adaptation. Sister-finding: TAO (Bittensor) exhibits validator-network-layer concentration patterns analogous to Polkadot, suggesting the substrate-native L1+DePIN class warrants methodology adaptation as a coherent class rather than ad-hoc per-protocol treatment. Full multi-axis methodology + per-axis attribution decomposition + 47 percent structural attribution ceiling discussion + per-operator stake breakdown + operator-infrastructure-axis candidate (Hetzner / AWS / colocation / self-hosted classification surfaced via Polkawatch LastNetwork field) in</w:t>
+        </w:r>
+      </w:ins>
+      <w:ins w:id="10095" w:author="Z. Zukowski" w:date="2026-05-22T00:00:00Z">
+        <w:r>
+          <w:t xml:space="preserve"> </w:t>
+        </w:r>
+      </w:ins>
+      <w:hyperlink r:id="rId69">
+        <w:ins w:id="10095" w:author="Z. Zukowski" w:date="2026-05-22T00:00:00Z">
+          <w:r>
+            <w:rPr>
+              <w:rStyle w:val="Hyperlink"/>
+            </w:rPr>
+            <w:t xml:space="preserve">Supplementary File S16 DOT addendum</w:t>
+          </w:r>
+        </w:ins>
+      </w:hyperlink>
+      <w:ins w:id="10095" w:author="Z. Zukowski" w:date="2026-05-22T00:00:00Z">
+        <w:r>
+          <w:t xml:space="preserve">,</w:t>
+        </w:r>
+      </w:ins>
+      <w:ins w:id="10095" w:author="Z. Zukowski" w:date="2026-05-22T00:00:00Z">
+        <w:r>
+          <w:t xml:space="preserve"> </w:t>
+        </w:r>
+      </w:ins>
+      <w:hyperlink r:id="rId70">
+        <w:ins w:id="10095" w:author="Z. Zukowski" w:date="2026-05-22T00:00:00Z">
+          <w:r>
+            <w:rPr>
+              <w:rStyle w:val="Hyperlink"/>
+            </w:rPr>
+            <w:t xml:space="preserve">Supplementary File S19 verification execution</w:t>
+          </w:r>
+        </w:ins>
+      </w:hyperlink>
+      <w:ins w:id="10095" w:author="Z. Zukowski" w:date="2026-05-22T00:00:00Z">
+        <w:r>
+          <w:t xml:space="preserve">,</w:t>
+        </w:r>
+      </w:ins>
+      <w:ins w:id="10095" w:author="Z. Zukowski" w:date="2026-05-22T00:00:00Z">
+        <w:r>
+          <w:t xml:space="preserve"> </w:t>
+        </w:r>
+      </w:ins>
+      <w:hyperlink r:id="rId71">
+        <w:ins w:id="10095" w:author="Z. Zukowski" w:date="2026-05-22T00:00:00Z">
+          <w:r>
+            <w:rPr>
+              <w:rStyle w:val="Hyperlink"/>
+            </w:rPr>
+            <w:t xml:space="preserve">Polkawatch synthesis</w:t>
+          </w:r>
+        </w:ins>
+      </w:hyperlink>
+      <w:ins w:id="10095" w:author="Z. Zukowski" w:date="2026-05-22T00:00:00Z">
+        <w:r>
+          <w:t xml:space="preserve">,</w:t>
+        </w:r>
+      </w:ins>
+      <w:ins w:id="10095" w:author="Z. Zukowski" w:date="2026-05-22T00:00:00Z">
+        <w:r>
+          <w:t xml:space="preserve"> </w:t>
+        </w:r>
+      </w:ins>
+      <w:hyperlink r:id="rId72">
+        <w:ins w:id="10095" w:author="Z. Zukowski" w:date="2026-05-22T00:00:00Z">
+          <w:r>
+            <w:rPr>
+              <w:rStyle w:val="Hyperlink"/>
+            </w:rPr>
+            <w:t xml:space="preserve">Polkawatch API discovery</w:t>
+          </w:r>
+        </w:ins>
+      </w:hyperlink>
+      <w:ins w:id="10095" w:author="Z. Zukowski" w:date="2026-05-22T00:00:00Z">
+        <w:r>
+          <w:t xml:space="preserve">, and</w:t>
+        </w:r>
+      </w:ins>
+      <w:ins w:id="10095" w:author="Z. Zukowski" w:date="2026-05-22T00:00:00Z">
+        <w:r>
+          <w:t xml:space="preserve"> </w:t>
+        </w:r>
+      </w:ins>
+      <w:hyperlink r:id="rId73">
+        <w:ins w:id="10095" w:author="Z. Zukowski" w:date="2026-05-22T00:00:00Z">
+          <w:r>
+            <w:rPr>
+              <w:rStyle w:val="Hyperlink"/>
+            </w:rPr>
+            <w:t xml:space="preserve">Subscan refresh finding</w:t>
+          </w:r>
+        </w:ins>
+      </w:hyperlink>
+      <w:ins w:id="10095" w:author="Z. Zukowski" w:date="2026-05-22T00:00:00Z">
+        <w:r>
+          <w:t xml:space="preserve">; Section 5.7 documents the cross-architecture attribution-coverage asymmetry as a methodological limitation.</w:t>
+        </w:r>
+      </w:ins>
+    </w:p>
+    <w:p>
+      <w:pPr>
+        <w:pStyle w:val="BodyText"/>
+      </w:pPr>
+      <w:ins w:id="10096" w:author="Z. Zukowski" w:date="2026-05-22T00:00:00Z">
+        <w:r>
+          <w:t xml:space="preserve">The Solana-side cross-protocol audit (whether the same institutional class operates on Realms and SPL Governance surfaces alongside its EVM presence) and the extension to off-Snapshot off-Tally governance surfaces remain measurement-priority items. An initial cross-protocol Solana candidate-address verification (Sim API balance + token-portfolio analysis on 7 candidate addresses; 6 classified as CEX hot wallet and 1 as institutional investor) is reported in</w:t>
+        </w:r>
+      </w:ins>
+      <w:ins w:id="10096" w:author="Z. Zukowski" w:date="2026-05-22T00:00:00Z">
+        <w:r>
+          <w:t xml:space="preserve"> </w:t>
+        </w:r>
+      </w:ins>
+      <w:hyperlink r:id="rId67">
+        <w:ins w:id="10096" w:author="Z. Zukowski" w:date="2026-05-22T00:00:00Z">
+          <w:r>
+            <w:rPr>
+              <w:rStyle w:val="Hyperlink"/>
+            </w:rPr>
+            <w:t xml:space="preserve">Supplementary File S13</w:t>
+          </w:r>
+        </w:ins>
+      </w:hyperlink>
+      <w:ins w:id="10096" w:author="Z. Zukowski" w:date="2026-05-22T00:00:00Z">
+        <w:r>
+          <w:t xml:space="preserve">.</w:t>
+        </w:r>
+      </w:ins>
+    </w:p>
+    <w:bookmarkEnd w:id="74"/>
+    <w:bookmarkEnd w:id="75"/>
+    <w:bookmarkStart w:id="88" w:name="robustness-leave-one-out-sensitivity"/>
     <w:p>
       <w:pPr>
         <w:pStyle w:val="Heading2"/>
@@ -21120,127 +21391,127 @@
       <w:pPr>
         <w:pStyle w:val="BodyText"/>
       </w:pPr>
-      <w:ins w:id="10092" w:author="Z. Zukowski" w:date="2026-05-22T00:00:00Z">
+      <w:ins w:id="10097" w:author="Z. Zukowski" w:date="2026-05-22T00:00:00Z">
         <w:r>
           <w:t xml:space="preserve">Secondary size and retention checks sharpen the interpretation. Larger</w:t>
         </w:r>
       </w:ins>
-      <w:ins w:id="10092" w:author="Z. Zukowski" w:date="2026-05-22T00:00:00Z">
-        <w:r>
-          <w:t xml:space="preserve"> </w:t>
-        </w:r>
-      </w:ins>
-      <w:ins w:id="10092" w:author="Z. Zukowski" w:date="2026-05-22T00:00:00Z">
+      <w:ins w:id="10097" w:author="Z. Zukowski" w:date="2026-05-22T00:00:00Z">
+        <w:r>
+          <w:t xml:space="preserve"> </w:t>
+        </w:r>
+      </w:ins>
+      <w:ins w:id="10097" w:author="Z. Zukowski" w:date="2026-05-22T00:00:00Z">
         <w:r>
           <w:t xml:space="preserve">protocols by fully diluted valuation have fewer insider wallets in their</w:t>
         </w:r>
       </w:ins>
-      <w:ins w:id="10092" w:author="Z. Zukowski" w:date="2026-05-22T00:00:00Z">
-        <w:r>
-          <w:t xml:space="preserve"> </w:t>
-        </w:r>
-      </w:ins>
-      <w:ins w:id="10092" w:author="Z. Zukowski" w:date="2026-05-22T00:00:00Z">
+      <w:ins w:id="10097" w:author="Z. Zukowski" w:date="2026-05-22T00:00:00Z">
+        <w:r>
+          <w:t xml:space="preserve"> </w:t>
+        </w:r>
+      </w:ins>
+      <w:ins w:id="10097" w:author="Z. Zukowski" w:date="2026-05-22T00:00:00Z">
         <w:r>
           <w:t xml:space="preserve">current top-10 holder set (Pearson r = -0.36, p = 0.032, N = 36;</w:t>
         </w:r>
       </w:ins>
-      <w:ins w:id="10092" w:author="Z. Zukowski" w:date="2026-05-22T00:00:00Z">
-        <w:r>
-          <w:t xml:space="preserve"> </w:t>
-        </w:r>
-      </w:ins>
-      <w:ins w:id="10092" w:author="Z. Zukowski" w:date="2026-05-22T00:00:00Z">
+      <w:ins w:id="10097" w:author="Z. Zukowski" w:date="2026-05-22T00:00:00Z">
+        <w:r>
+          <w:t xml:space="preserve"> </w:t>
+        </w:r>
+      </w:ins>
+      <w:ins w:id="10097" w:author="Z. Zukowski" w:date="2026-05-22T00:00:00Z">
         <w:r>
           <w:t xml:space="preserve">Spearman rho = -0.31, p = 0.063), and the market-capitalization</w:t>
         </w:r>
       </w:ins>
-      <w:ins w:id="10092" w:author="Z. Zukowski" w:date="2026-05-22T00:00:00Z">
-        <w:r>
-          <w:t xml:space="preserve"> </w:t>
-        </w:r>
-      </w:ins>
-      <w:ins w:id="10092" w:author="Z. Zukowski" w:date="2026-05-22T00:00:00Z">
+      <w:ins w:id="10097" w:author="Z. Zukowski" w:date="2026-05-22T00:00:00Z">
+        <w:r>
+          <w:t xml:space="preserve"> </w:t>
+        </w:r>
+      </w:ins>
+      <w:ins w:id="10097" w:author="Z. Zukowski" w:date="2026-05-22T00:00:00Z">
         <w:r>
           <w:t xml:space="preserve">specification has the same direction at borderline significance</w:t>
         </w:r>
       </w:ins>
-      <w:ins w:id="10092" w:author="Z. Zukowski" w:date="2026-05-22T00:00:00Z">
-        <w:r>
-          <w:t xml:space="preserve"> </w:t>
-        </w:r>
-      </w:ins>
-      <w:ins w:id="10092" w:author="Z. Zukowski" w:date="2026-05-22T00:00:00Z">
+      <w:ins w:id="10097" w:author="Z. Zukowski" w:date="2026-05-22T00:00:00Z">
+        <w:r>
+          <w:t xml:space="preserve"> </w:t>
+        </w:r>
+      </w:ins>
+      <w:ins w:id="10097" w:author="Z. Zukowski" w:date="2026-05-22T00:00:00Z">
         <w:r>
           <w:t xml:space="preserve">(Pearson r = -0.34, p = 0.050, N = 33). Balance-retention</w:t>
         </w:r>
       </w:ins>
-      <w:ins w:id="10092" w:author="Z. Zukowski" w:date="2026-05-22T00:00:00Z">
-        <w:r>
-          <w:t xml:space="preserve"> </w:t>
-        </w:r>
-      </w:ins>
-      <w:ins w:id="10092" w:author="Z. Zukowski" w:date="2026-05-22T00:00:00Z">
+      <w:ins w:id="10097" w:author="Z. Zukowski" w:date="2026-05-22T00:00:00Z">
+        <w:r>
+          <w:t xml:space="preserve"> </w:t>
+        </w:r>
+      </w:ins>
+      <w:ins w:id="10097" w:author="Z. Zukowski" w:date="2026-05-22T00:00:00Z">
         <w:r>
           <w:t xml:space="preserve">specifications are not significant, indicating a composition-shift</w:t>
         </w:r>
       </w:ins>
-      <w:ins w:id="10092" w:author="Z. Zukowski" w:date="2026-05-22T00:00:00Z">
-        <w:r>
-          <w:t xml:space="preserve"> </w:t>
-        </w:r>
-      </w:ins>
-      <w:ins w:id="10092" w:author="Z. Zukowski" w:date="2026-05-22T00:00:00Z">
+      <w:ins w:id="10097" w:author="Z. Zukowski" w:date="2026-05-22T00:00:00Z">
+        <w:r>
+          <w:t xml:space="preserve"> </w:t>
+        </w:r>
+      </w:ins>
+      <w:ins w:id="10097" w:author="Z. Zukowski" w:date="2026-05-22T00:00:00Z">
         <w:r>
           <w:t xml:space="preserve">interpretation rather than a retained-balance result. Net-deflationary</w:t>
         </w:r>
       </w:ins>
-      <w:ins w:id="10092" w:author="Z. Zukowski" w:date="2026-05-22T00:00:00Z">
-        <w:r>
-          <w:t xml:space="preserve"> </w:t>
-        </w:r>
-      </w:ins>
-      <w:ins w:id="10092" w:author="Z. Zukowski" w:date="2026-05-22T00:00:00Z">
+      <w:ins w:id="10097" w:author="Z. Zukowski" w:date="2026-05-22T00:00:00Z">
+        <w:r>
+          <w:t xml:space="preserve"> </w:t>
+        </w:r>
+      </w:ins>
+      <w:ins w:id="10097" w:author="Z. Zukowski" w:date="2026-05-22T00:00:00Z">
         <w:r>
           <w:t xml:space="preserve">protocols also show no statistically significant difference in insider</w:t>
         </w:r>
       </w:ins>
-      <w:ins w:id="10092" w:author="Z. Zukowski" w:date="2026-05-22T00:00:00Z">
-        <w:r>
-          <w:t xml:space="preserve"> </w:t>
-        </w:r>
-      </w:ins>
-      <w:ins w:id="10092" w:author="Z. Zukowski" w:date="2026-05-22T00:00:00Z">
+      <w:ins w:id="10097" w:author="Z. Zukowski" w:date="2026-05-22T00:00:00Z">
+        <w:r>
+          <w:t xml:space="preserve"> </w:t>
+        </w:r>
+      </w:ins>
+      <w:ins w:id="10097" w:author="Z. Zukowski" w:date="2026-05-22T00:00:00Z">
         <w:r>
           <w:t xml:space="preserve">retention by count or balance (Mann-Whitney p = 0.57 and p = 0.78,</w:t>
         </w:r>
       </w:ins>
-      <w:ins w:id="10092" w:author="Z. Zukowski" w:date="2026-05-22T00:00:00Z">
-        <w:r>
-          <w:t xml:space="preserve"> </w:t>
-        </w:r>
-      </w:ins>
-      <w:ins w:id="10092" w:author="Z. Zukowski" w:date="2026-05-22T00:00:00Z">
+      <w:ins w:id="10097" w:author="Z. Zukowski" w:date="2026-05-22T00:00:00Z">
+        <w:r>
+          <w:t xml:space="preserve"> </w:t>
+        </w:r>
+      </w:ins>
+      <w:ins w:id="10097" w:author="Z. Zukowski" w:date="2026-05-22T00:00:00Z">
         <w:r>
           <w:t xml:space="preserve">respectively). These checks are secondary, but they support the paper’s</w:t>
         </w:r>
       </w:ins>
-      <w:ins w:id="10092" w:author="Z. Zukowski" w:date="2026-05-22T00:00:00Z">
-        <w:r>
-          <w:t xml:space="preserve"> </w:t>
-        </w:r>
-      </w:ins>
-      <w:ins w:id="10092" w:author="Z. Zukowski" w:date="2026-05-22T00:00:00Z">
+      <w:ins w:id="10097" w:author="Z. Zukowski" w:date="2026-05-22T00:00:00Z">
+        <w:r>
+          <w:t xml:space="preserve"> </w:t>
+        </w:r>
+      </w:ins>
+      <w:ins w:id="10097" w:author="Z. Zukowski" w:date="2026-05-22T00:00:00Z">
         <w:r>
           <w:t xml:space="preserve">main distinction between launch allocation and current holder</w:t>
         </w:r>
       </w:ins>
-      <w:ins w:id="10092" w:author="Z. Zukowski" w:date="2026-05-22T00:00:00Z">
-        <w:r>
-          <w:t xml:space="preserve"> </w:t>
-        </w:r>
-      </w:ins>
-      <w:ins w:id="10092" w:author="Z. Zukowski" w:date="2026-05-22T00:00:00Z">
+      <w:ins w:id="10097" w:author="Z. Zukowski" w:date="2026-05-22T00:00:00Z">
+        <w:r>
+          <w:t xml:space="preserve"> </w:t>
+        </w:r>
+      </w:ins>
+      <w:ins w:id="10097" w:author="Z. Zukowski" w:date="2026-05-22T00:00:00Z">
         <w:r>
           <w:t xml:space="preserve">composition.</w:t>
         </w:r>
@@ -21250,157 +21521,157 @@
       <w:pPr>
         <w:pStyle w:val="BodyText"/>
       </w:pPr>
-      <w:ins w:id="10093" w:author="Z. Zukowski" w:date="2026-05-22T00:00:00Z">
+      <w:ins w:id="10098" w:author="Z. Zukowski" w:date="2026-05-22T00:00:00Z">
         <w:r>
           <w:t xml:space="preserve">The DePIN-versus-DeFi sector difference (Mann-Whitney p = 0.020, Cohen’s d = 0.94) is robust to sample composition. The test remains significant</w:t>
         </w:r>
       </w:ins>
-      <w:ins w:id="10093" w:author="Z. Zukowski" w:date="2026-05-22T00:00:00Z">
-        <w:r>
-          <w:t xml:space="preserve"> </w:t>
-        </w:r>
-      </w:ins>
-      <w:ins w:id="10093" w:author="Z. Zukowski" w:date="2026-05-22T00:00:00Z">
+      <w:ins w:id="10098" w:author="Z. Zukowski" w:date="2026-05-22T00:00:00Z">
+        <w:r>
+          <w:t xml:space="preserve"> </w:t>
+        </w:r>
+      </w:ins>
+      <w:ins w:id="10098" w:author="Z. Zukowski" w:date="2026-05-22T00:00:00Z">
         <w:r>
           <w:t xml:space="preserve">in all 30 of 30 leave-one-out iterations (per-iteration p range: 0.008</w:t>
         </w:r>
       </w:ins>
-      <w:ins w:id="10093" w:author="Z. Zukowski" w:date="2026-05-22T00:00:00Z">
-        <w:r>
-          <w:t xml:space="preserve"> </w:t>
-        </w:r>
-      </w:ins>
-      <w:ins w:id="10093" w:author="Z. Zukowski" w:date="2026-05-22T00:00:00Z">
+      <w:ins w:id="10098" w:author="Z. Zukowski" w:date="2026-05-22T00:00:00Z">
+        <w:r>
+          <w:t xml:space="preserve"> </w:t>
+        </w:r>
+      </w:ins>
+      <w:ins w:id="10098" w:author="Z. Zukowski" w:date="2026-05-22T00:00:00Z">
         <w:r>
           <w:t xml:space="preserve">to 0.034; Cohen’s d range: 0.84 to 1.10; per-iteration LOO data (see Supplementary Figure S5b in Supplementary File S5 for the LOO forest plot) covers the per-</w:t>
         </w:r>
       </w:ins>
-      <w:ins w:id="10093" w:author="Z. Zukowski" w:date="2026-05-22T00:00:00Z">
-        <w:r>
-          <w:t xml:space="preserve"> </w:t>
-        </w:r>
-      </w:ins>
-      <w:ins w:id="10093" w:author="Z. Zukowski" w:date="2026-05-22T00:00:00Z">
+      <w:ins w:id="10098" w:author="Z. Zukowski" w:date="2026-05-22T00:00:00Z">
+        <w:r>
+          <w:t xml:space="preserve"> </w:t>
+        </w:r>
+      </w:ins>
+      <w:ins w:id="10098" w:author="Z. Zukowski" w:date="2026-05-22T00:00:00Z">
         <w:r>
           <w:t xml:space="preserve">iteration forest plot with bootstrap 95% CI on the headline d). Seven</w:t>
         </w:r>
       </w:ins>
-      <w:ins w:id="10093" w:author="Z. Zukowski" w:date="2026-05-22T00:00:00Z">
-        <w:r>
-          <w:t xml:space="preserve"> </w:t>
-        </w:r>
-      </w:ins>
-      <w:ins w:id="10093" w:author="Z. Zukowski" w:date="2026-05-22T00:00:00Z">
+      <w:ins w:id="10098" w:author="Z. Zukowski" w:date="2026-05-22T00:00:00Z">
+        <w:r>
+          <w:t xml:space="preserve"> </w:t>
+        </w:r>
+      </w:ins>
+      <w:ins w:id="10098" w:author="Z. Zukowski" w:date="2026-05-22T00:00:00Z">
         <w:r>
           <w:t xml:space="preserve">protocols, when individually dropped, push the p-value to 0.034:</w:t>
         </w:r>
       </w:ins>
-      <w:ins w:id="10093" w:author="Z. Zukowski" w:date="2026-05-22T00:00:00Z">
-        <w:r>
-          <w:t xml:space="preserve"> </w:t>
-        </w:r>
-      </w:ins>
-      <w:ins w:id="10093" w:author="Z. Zukowski" w:date="2026-05-22T00:00:00Z">
+      <w:ins w:id="10098" w:author="Z. Zukowski" w:date="2026-05-22T00:00:00Z">
+        <w:r>
+          <w:t xml:space="preserve"> </w:t>
+        </w:r>
+      </w:ins>
+      <w:ins w:id="10098" w:author="Z. Zukowski" w:date="2026-05-22T00:00:00Z">
         <w:r>
           <w:t xml:space="preserve">Compound, Uniswap, Lido, Hyperliquid, WeatherXM, Livepeer, and io.net.</w:t>
         </w:r>
       </w:ins>
-      <w:ins w:id="10093" w:author="Z. Zukowski" w:date="2026-05-22T00:00:00Z">
-        <w:r>
-          <w:t xml:space="preserve"> </w:t>
-        </w:r>
-      </w:ins>
-      <w:ins w:id="10093" w:author="Z. Zukowski" w:date="2026-05-22T00:00:00Z">
+      <w:ins w:id="10098" w:author="Z. Zukowski" w:date="2026-05-22T00:00:00Z">
+        <w:r>
+          <w:t xml:space="preserve"> </w:t>
+        </w:r>
+      </w:ins>
+      <w:ins w:id="10098" w:author="Z. Zukowski" w:date="2026-05-22T00:00:00Z">
         <w:r>
           <w:t xml:space="preserve">No single protocol uniquely drives the result. A two-sided permutation</w:t>
         </w:r>
       </w:ins>
-      <w:ins w:id="10093" w:author="Z. Zukowski" w:date="2026-05-22T00:00:00Z">
-        <w:r>
-          <w:t xml:space="preserve"> </w:t>
-        </w:r>
-      </w:ins>
-      <w:ins w:id="10093" w:author="Z. Zukowski" w:date="2026-05-22T00:00:00Z">
+      <w:ins w:id="10098" w:author="Z. Zukowski" w:date="2026-05-22T00:00:00Z">
+        <w:r>
+          <w:t xml:space="preserve"> </w:t>
+        </w:r>
+      </w:ins>
+      <w:ins w:id="10098" w:author="Z. Zukowski" w:date="2026-05-22T00:00:00Z">
         <w:r>
           <w:t xml:space="preserve">test (100,000 random reassignments of sector labels) yields p = 0.012,</w:t>
         </w:r>
       </w:ins>
-      <w:ins w:id="10093" w:author="Z. Zukowski" w:date="2026-05-22T00:00:00Z">
-        <w:r>
-          <w:t xml:space="preserve"> </w:t>
-        </w:r>
-      </w:ins>
-      <w:ins w:id="10093" w:author="Z. Zukowski" w:date="2026-05-22T00:00:00Z">
+      <w:ins w:id="10098" w:author="Z. Zukowski" w:date="2026-05-22T00:00:00Z">
+        <w:r>
+          <w:t xml:space="preserve"> </w:t>
+        </w:r>
+      </w:ins>
+      <w:ins w:id="10098" w:author="Z. Zukowski" w:date="2026-05-22T00:00:00Z">
         <w:r>
           <w:t xml:space="preserve">consistent with the direction not being an artifact of the asymptotic</w:t>
         </w:r>
       </w:ins>
-      <w:ins w:id="10093" w:author="Z. Zukowski" w:date="2026-05-22T00:00:00Z">
-        <w:r>
-          <w:t xml:space="preserve"> </w:t>
-        </w:r>
-      </w:ins>
-      <w:ins w:id="10093" w:author="Z. Zukowski" w:date="2026-05-22T00:00:00Z">
+      <w:ins w:id="10098" w:author="Z. Zukowski" w:date="2026-05-22T00:00:00Z">
+        <w:r>
+          <w:t xml:space="preserve"> </w:t>
+        </w:r>
+      </w:ins>
+      <w:ins w:id="10098" w:author="Z. Zukowski" w:date="2026-05-22T00:00:00Z">
         <w:r>
           <w:t xml:space="preserve">approximation. A non-parametric bootstrap on the sector mean difference</w:t>
         </w:r>
       </w:ins>
-      <w:ins w:id="10093" w:author="Z. Zukowski" w:date="2026-05-22T00:00:00Z">
-        <w:r>
-          <w:t xml:space="preserve"> </w:t>
-        </w:r>
-      </w:ins>
-      <w:ins w:id="10093" w:author="Z. Zukowski" w:date="2026-05-22T00:00:00Z">
+      <w:ins w:id="10098" w:author="Z. Zukowski" w:date="2026-05-22T00:00:00Z">
+        <w:r>
+          <w:t xml:space="preserve"> </w:t>
+        </w:r>
+      </w:ins>
+      <w:ins w:id="10098" w:author="Z. Zukowski" w:date="2026-05-22T00:00:00Z">
         <w:r>
           <w:t xml:space="preserve">(10,000 resamples) yields a 95% percentile interval of [+0.012,</w:t>
         </w:r>
       </w:ins>
-      <w:ins w:id="10093" w:author="Z. Zukowski" w:date="2026-05-22T00:00:00Z">
-        <w:r>
-          <w:t xml:space="preserve"> </w:t>
-        </w:r>
-      </w:ins>
-      <w:ins w:id="10093" w:author="Z. Zukowski" w:date="2026-05-22T00:00:00Z">
+      <w:ins w:id="10098" w:author="Z. Zukowski" w:date="2026-05-22T00:00:00Z">
+        <w:r>
+          <w:t xml:space="preserve"> </w:t>
+        </w:r>
+      </w:ins>
+      <w:ins w:id="10098" w:author="Z. Zukowski" w:date="2026-05-22T00:00:00Z">
         <w:r>
           <w:t xml:space="preserve">+0.069] HHI points, strictly excluding zero; the Cohen’s d 95%</w:t>
         </w:r>
       </w:ins>
-      <w:ins w:id="10093" w:author="Z. Zukowski" w:date="2026-05-22T00:00:00Z">
-        <w:r>
-          <w:t xml:space="preserve"> </w:t>
-        </w:r>
-      </w:ins>
-      <w:ins w:id="10093" w:author="Z. Zukowski" w:date="2026-05-22T00:00:00Z">
+      <w:ins w:id="10098" w:author="Z. Zukowski" w:date="2026-05-22T00:00:00Z">
+        <w:r>
+          <w:t xml:space="preserve"> </w:t>
+        </w:r>
+      </w:ins>
+      <w:ins w:id="10098" w:author="Z. Zukowski" w:date="2026-05-22T00:00:00Z">
         <w:r>
           <w:t xml:space="preserve">percentile interval is [0.32, 1.68], strictly above the small-effect</w:t>
         </w:r>
       </w:ins>
-      <w:ins w:id="10093" w:author="Z. Zukowski" w:date="2026-05-22T00:00:00Z">
-        <w:r>
-          <w:t xml:space="preserve"> </w:t>
-        </w:r>
-      </w:ins>
-      <w:ins w:id="10093" w:author="Z. Zukowski" w:date="2026-05-22T00:00:00Z">
+      <w:ins w:id="10098" w:author="Z. Zukowski" w:date="2026-05-22T00:00:00Z">
+        <w:r>
+          <w:t xml:space="preserve"> </w:t>
+        </w:r>
+      </w:ins>
+      <w:ins w:id="10098" w:author="Z. Zukowski" w:date="2026-05-22T00:00:00Z">
         <w:r>
           <w:t xml:space="preserve">threshold and including the conventional large-effect threshold (d =</w:t>
         </w:r>
       </w:ins>
-      <w:ins w:id="10093" w:author="Z. Zukowski" w:date="2026-05-22T00:00:00Z">
-        <w:r>
-          <w:t xml:space="preserve"> </w:t>
-        </w:r>
-      </w:ins>
-      <w:ins w:id="10093" w:author="Z. Zukowski" w:date="2026-05-22T00:00:00Z">
+      <w:ins w:id="10098" w:author="Z. Zukowski" w:date="2026-05-22T00:00:00Z">
+        <w:r>
+          <w:t xml:space="preserve"> </w:t>
+        </w:r>
+      </w:ins>
+      <w:ins w:id="10098" w:author="Z. Zukowski" w:date="2026-05-22T00:00:00Z">
         <w:r>
           <w:t xml:space="preserve">0.8) within the upper portion of the interval. We characterize this finding as robust under</w:t>
         </w:r>
       </w:ins>
-      <w:ins w:id="10093" w:author="Z. Zukowski" w:date="2026-05-22T00:00:00Z">
-        <w:r>
-          <w:t xml:space="preserve"> </w:t>
-        </w:r>
-      </w:ins>
-      <w:ins w:id="10093" w:author="Z. Zukowski" w:date="2026-05-22T00:00:00Z">
+      <w:ins w:id="10098" w:author="Z. Zukowski" w:date="2026-05-22T00:00:00Z">
+        <w:r>
+          <w:t xml:space="preserve"> </w:t>
+        </w:r>
+      </w:ins>
+      <w:ins w:id="10098" w:author="Z. Zukowski" w:date="2026-05-22T00:00:00Z">
         <w:r>
           <w:t xml:space="preserve">sample composition, resampling, and rank-based and parametric tests.</w:t>
         </w:r>
@@ -21415,18 +21686,18 @@
           <wp:inline>
             <wp:extent cx="5334000" cy="2927348"/>
             <wp:effectExtent b="0" l="0" r="0" t="0"/>
-            <wp:docPr descr="" title="" id="69" name="Picture"/>
+            <wp:docPr descr="" title="" id="77" name="Picture"/>
             <a:graphic>
               <a:graphicData uri="http://schemas.openxmlformats.org/drawingml/2006/picture">
                 <pic:pic>
                   <pic:nvPicPr>
-                    <pic:cNvPr descr="media/fig9_loo_forest.png" id="70" name="Picture"/>
+                    <pic:cNvPr descr="media/fig9_loo_forest.png" id="78" name="Picture"/>
                     <pic:cNvPicPr>
                       <a:picLocks noChangeArrowheads="1" noChangeAspect="1"/>
                     </pic:cNvPicPr>
                   </pic:nvPicPr>
                   <pic:blipFill>
-                    <a:blip r:embed="rId68"/>
+                    <a:blip r:embed="rId76"/>
                     <a:stretch>
                       <a:fillRect/>
                     </a:stretch>
@@ -21457,7 +21728,7 @@
       <w:pPr>
         <w:pStyle w:val="BodyText"/>
       </w:pPr>
-      <w:ins w:id="10094" w:author="Z. Zukowski" w:date="2026-05-22T00:00:00Z">
+      <w:ins w:id="10099" w:author="Z. Zukowski" w:date="2026-05-22T00:00:00Z">
         <w:r>
           <w:rPr>
             <w:b/>
@@ -21468,7 +21739,7 @@
           <w:t xml:space="preserve">Figure 5.</w:t>
         </w:r>
       </w:ins>
-      <w:ins w:id="10094" w:author="Z. Zukowski" w:date="2026-05-22T00:00:00Z">
+      <w:ins w:id="10099" w:author="Z. Zukowski" w:date="2026-05-22T00:00:00Z">
         <w:r>
           <w:rPr>
             <w:i/>
@@ -21477,7 +21748,7 @@
           <w:t xml:space="preserve"> </w:t>
         </w:r>
       </w:ins>
-      <w:ins w:id="10094" w:author="Z. Zukowski" w:date="2026-05-22T00:00:00Z">
+      <w:ins w:id="10099" w:author="Z. Zukowski" w:date="2026-05-22T00:00:00Z">
         <w:r>
           <w:rPr>
             <w:i/>
@@ -21559,187 +21830,217 @@
       <w:pPr>
         <w:pStyle w:val="BodyText"/>
       </w:pPr>
-      <w:ins w:id="10095" w:author="Z. Zukowski" w:date="2026-05-22T00:00:00Z">
+      <w:ins w:id="10100" w:author="Z. Zukowski" w:date="2026-05-22T00:00:00Z">
+        <w:r>
+          <w:t xml:space="preserve">A specification-robustness check addresses whether the 88.5x ratio is sensitive to alternative non-native fee specifications. Token Terminal reports Livepeer revenue at zero because TT does not capture the ETH-denominated transcoding fees that LPT-staking orchestrators earn directly via the TicketBroker contract on Arbitrum; the canonical 88.5x uses revenue_onchain_usd = $838,701 from TicketBroker ETH-fee aggregation. Cross-validation against Messari State of Livepeer Q1-Q3 2025 reports yields trailing-twelve-month ETH-fee estimates in the $1.17M to $1.43M range; the canonical $838,701 sits within 30 to 40 percent of these external estimates, consistent with time-window mismatch and AI Subnet activity ramp during the measurement window. Sensitivity analysis under upper-bound ETH-fee specification ($1.43M) reduces the ratio from 88.5x to 51.9x; even quadrupling the specification to $3.4M produces 21.8x, which remains far above the next-highest subsidy ratio in the cross-section (Filecoin at 46.05x). The 3-sigma outlier status, and therefore the</w:t>
+        </w:r>
+      </w:ins>
+      <w:ins w:id="10100" w:author="Z. Zukowski" w:date="2026-05-22T00:00:00Z">
+        <w:r>
+          <w:t xml:space="preserve"> </w:t>
+        </w:r>
+      </w:ins>
+      <w:ins w:id="10100" w:author="Z. Zukowski" w:date="2026-05-22T00:00:00Z">
+        <w:r>
+          <w:t xml:space="preserve">“driven by Livepeer”</w:t>
+        </w:r>
+      </w:ins>
+      <w:ins w:id="10100" w:author="Z. Zukowski" w:date="2026-05-22T00:00:00Z">
+        <w:r>
+          <w:t xml:space="preserve"> </w:t>
+        </w:r>
+      </w:ins>
+      <w:ins w:id="10100" w:author="Z. Zukowski" w:date="2026-05-22T00:00:00Z">
+        <w:r>
+          <w:t xml:space="preserve">framing, is robust to alternative non-native fee specification. A parallel cross-protocol symmetry audit of the 23-protocol subsidy sample confirms that 11 of 11 priority protocols with non-native fee streams (Helium USDC Data Credit burns; GEODNET USDC subscription burns; io.net USDC compute fees; Render burn-mint equilibrium; others) already include those streams in either Token Terminal revenue or on-chain emission/fee aggregation; DIMO has a small off-chain vehicle-subscription gap below the 10 percent materiality threshold. Cross-protocol non-native-fee accounting is symmetric across the cross-section; the Livepeer outlier is not an artifact of asymmetric methodology application.</w:t>
+        </w:r>
+      </w:ins>
+    </w:p>
+    <w:p>
+      <w:pPr>
+        <w:pStyle w:val="BodyText"/>
+      </w:pPr>
+      <w:ins w:id="10101" w:author="Z. Zukowski" w:date="2026-05-22T00:00:00Z">
         <w:r>
           <w:t xml:space="preserve">A robustness check using the Token Terminal subsidy_ratio (N = 20 protocols with non-null Token Terminal</w:t>
         </w:r>
       </w:ins>
-      <w:ins w:id="10095" w:author="Z. Zukowski" w:date="2026-05-22T00:00:00Z">
-        <w:r>
-          <w:t xml:space="preserve"> </w:t>
-        </w:r>
-      </w:ins>
-      <w:ins w:id="10095" w:author="Z. Zukowski" w:date="2026-05-22T00:00:00Z">
+      <w:ins w:id="10101" w:author="Z. Zukowski" w:date="2026-05-22T00:00:00Z">
+        <w:r>
+          <w:t xml:space="preserve"> </w:t>
+        </w:r>
+      </w:ins>
+      <w:ins w:id="10101" w:author="Z. Zukowski" w:date="2026-05-22T00:00:00Z">
         <w:r>
           <w:t xml:space="preserve">revenue and incentives data) is consistent with the null at cross-sector</w:t>
         </w:r>
       </w:ins>
-      <w:ins w:id="10095" w:author="Z. Zukowski" w:date="2026-05-22T00:00:00Z">
-        <w:r>
-          <w:t xml:space="preserve"> </w:t>
-        </w:r>
-      </w:ins>
-      <w:ins w:id="10095" w:author="Z. Zukowski" w:date="2026-05-22T00:00:00Z">
+      <w:ins w:id="10101" w:author="Z. Zukowski" w:date="2026-05-22T00:00:00Z">
+        <w:r>
+          <w:t xml:space="preserve"> </w:t>
+        </w:r>
+      </w:ins>
+      <w:ins w:id="10101" w:author="Z. Zukowski" w:date="2026-05-22T00:00:00Z">
         <w:r>
           <w:t xml:space="preserve">Pearson r = 0.12 (p ≈ 0.61); a broader merged sample combining Token</w:t>
         </w:r>
       </w:ins>
-      <w:ins w:id="10095" w:author="Z. Zukowski" w:date="2026-05-22T00:00:00Z">
-        <w:r>
-          <w:t xml:space="preserve"> </w:t>
-        </w:r>
-      </w:ins>
-      <w:ins w:id="10095" w:author="Z. Zukowski" w:date="2026-05-22T00:00:00Z">
+      <w:ins w:id="10101" w:author="Z. Zukowski" w:date="2026-05-22T00:00:00Z">
+        <w:r>
+          <w:t xml:space="preserve"> </w:t>
+        </w:r>
+      </w:ins>
+      <w:ins w:id="10101" w:author="Z. Zukowski" w:date="2026-05-22T00:00:00Z">
         <w:r>
           <w:t xml:space="preserve">Terminal data with on-chain emission/fee ratios (N = 26 across both</w:t>
         </w:r>
       </w:ins>
-      <w:ins w:id="10095" w:author="Z. Zukowski" w:date="2026-05-22T00:00:00Z">
-        <w:r>
-          <w:t xml:space="preserve"> </w:t>
-        </w:r>
-      </w:ins>
-      <w:ins w:id="10095" w:author="Z. Zukowski" w:date="2026-05-22T00:00:00Z">
+      <w:ins w:id="10101" w:author="Z. Zukowski" w:date="2026-05-22T00:00:00Z">
+        <w:r>
+          <w:t xml:space="preserve"> </w:t>
+        </w:r>
+      </w:ins>
+      <w:ins w:id="10101" w:author="Z. Zukowski" w:date="2026-05-22T00:00:00Z">
         <w:r>
           <w:t xml:space="preserve">methodologies; N = 23 protocols with non-zero subsidy under either</w:t>
         </w:r>
       </w:ins>
-      <w:ins w:id="10095" w:author="Z. Zukowski" w:date="2026-05-22T00:00:00Z">
-        <w:r>
-          <w:t xml:space="preserve"> </w:t>
-        </w:r>
-      </w:ins>
-      <w:ins w:id="10095" w:author="Z. Zukowski" w:date="2026-05-22T00:00:00Z">
+      <w:ins w:id="10101" w:author="Z. Zukowski" w:date="2026-05-22T00:00:00Z">
+        <w:r>
+          <w:t xml:space="preserve"> </w:t>
+        </w:r>
+      </w:ins>
+      <w:ins w:id="10101" w:author="Z. Zukowski" w:date="2026-05-22T00:00:00Z">
         <w:r>
           <w:t xml:space="preserve">metric) yields r = 0.59 inclusive of Livepeer and r = 0.07 excluding</w:t>
         </w:r>
       </w:ins>
-      <w:ins w:id="10095" w:author="Z. Zukowski" w:date="2026-05-22T00:00:00Z">
-        <w:r>
-          <w:t xml:space="preserve"> </w:t>
-        </w:r>
-      </w:ins>
-      <w:ins w:id="10095" w:author="Z. Zukowski" w:date="2026-05-22T00:00:00Z">
+      <w:ins w:id="10101" w:author="Z. Zukowski" w:date="2026-05-22T00:00:00Z">
+        <w:r>
+          <w:t xml:space="preserve"> </w:t>
+        </w:r>
+      </w:ins>
+      <w:ins w:id="10101" w:author="Z. Zukowski" w:date="2026-05-22T00:00:00Z">
         <w:r>
           <w:t xml:space="preserve">Livepeer. The cross-sector methodology aggregates by preference: Token</w:t>
         </w:r>
       </w:ins>
-      <w:ins w:id="10095" w:author="Z. Zukowski" w:date="2026-05-22T00:00:00Z">
-        <w:r>
-          <w:t xml:space="preserve"> </w:t>
-        </w:r>
-      </w:ins>
-      <w:ins w:id="10095" w:author="Z. Zukowski" w:date="2026-05-22T00:00:00Z">
+      <w:ins w:id="10101" w:author="Z. Zukowski" w:date="2026-05-22T00:00:00Z">
+        <w:r>
+          <w:t xml:space="preserve"> </w:t>
+        </w:r>
+      </w:ins>
+      <w:ins w:id="10101" w:author="Z. Zukowski" w:date="2026-05-22T00:00:00Z">
         <w:r>
           <w:t xml:space="preserve">Terminal subsidy_ratio is used where available (N = 20 protocols with non-empty</w:t>
         </w:r>
       </w:ins>
-      <w:ins w:id="10095" w:author="Z. Zukowski" w:date="2026-05-22T00:00:00Z">
-        <w:r>
-          <w:t xml:space="preserve"> </w:t>
-        </w:r>
-      </w:ins>
-      <w:ins w:id="10095" w:author="Z. Zukowski" w:date="2026-05-22T00:00:00Z">
+      <w:ins w:id="10101" w:author="Z. Zukowski" w:date="2026-05-22T00:00:00Z">
+        <w:r>
+          <w:t xml:space="preserve"> </w:t>
+        </w:r>
+      </w:ins>
+      <w:ins w:id="10101" w:author="Z. Zukowski" w:date="2026-05-22T00:00:00Z">
         <w:r>
           <w:t xml:space="preserve">TT data); on-chain emission/fee subsidy_ratio_onchain is used as fallback</w:t>
         </w:r>
       </w:ins>
-      <w:ins w:id="10095" w:author="Z. Zukowski" w:date="2026-05-22T00:00:00Z">
-        <w:r>
-          <w:t xml:space="preserve"> </w:t>
-        </w:r>
-      </w:ins>
-      <w:ins w:id="10095" w:author="Z. Zukowski" w:date="2026-05-22T00:00:00Z">
+      <w:ins w:id="10101" w:author="Z. Zukowski" w:date="2026-05-22T00:00:00Z">
+        <w:r>
+          <w:t xml:space="preserve"> </w:t>
+        </w:r>
+      </w:ins>
+      <w:ins w:id="10101" w:author="Z. Zukowski" w:date="2026-05-22T00:00:00Z">
         <w:r>
           <w:t xml:space="preserve">where TT data is unavailable but on-chain data is present (additional N = 6</w:t>
         </w:r>
       </w:ins>
-      <w:ins w:id="10095" w:author="Z. Zukowski" w:date="2026-05-22T00:00:00Z">
-        <w:r>
-          <w:t xml:space="preserve"> </w:t>
-        </w:r>
-      </w:ins>
-      <w:ins w:id="10095" w:author="Z. Zukowski" w:date="2026-05-22T00:00:00Z">
+      <w:ins w:id="10101" w:author="Z. Zukowski" w:date="2026-05-22T00:00:00Z">
+        <w:r>
+          <w:t xml:space="preserve"> </w:t>
+        </w:r>
+      </w:ins>
+      <w:ins w:id="10101" w:author="Z. Zukowski" w:date="2026-05-22T00:00:00Z">
         <w:r>
           <w:t xml:space="preserve">protocols); the union yields the merged N = 26 sample. The</w:t>
         </w:r>
       </w:ins>
-      <w:ins w:id="10095" w:author="Z. Zukowski" w:date="2026-05-22T00:00:00Z">
-        <w:r>
-          <w:t xml:space="preserve"> </w:t>
-        </w:r>
-      </w:ins>
-      <w:ins w:id="10095" w:author="Z. Zukowski" w:date="2026-05-22T00:00:00Z">
+      <w:ins w:id="10101" w:author="Z. Zukowski" w:date="2026-05-22T00:00:00Z">
+        <w:r>
+          <w:t xml:space="preserve"> </w:t>
+        </w:r>
+      </w:ins>
+      <w:ins w:id="10101" w:author="Z. Zukowski" w:date="2026-05-22T00:00:00Z">
         <w:r>
           <w:t xml:space="preserve">“non-zero either</w:t>
         </w:r>
       </w:ins>
-      <w:ins w:id="10095" w:author="Z. Zukowski" w:date="2026-05-22T00:00:00Z">
-        <w:r>
-          <w:t xml:space="preserve"> </w:t>
-        </w:r>
-      </w:ins>
-      <w:ins w:id="10095" w:author="Z. Zukowski" w:date="2026-05-22T00:00:00Z">
+      <w:ins w:id="10101" w:author="Z. Zukowski" w:date="2026-05-22T00:00:00Z">
+        <w:r>
+          <w:t xml:space="preserve"> </w:t>
+        </w:r>
+      </w:ins>
+      <w:ins w:id="10101" w:author="Z. Zukowski" w:date="2026-05-22T00:00:00Z">
         <w:r>
           <w:t xml:space="preserve">metric”</w:t>
         </w:r>
       </w:ins>
-      <w:ins w:id="10095" w:author="Z. Zukowski" w:date="2026-05-22T00:00:00Z">
-        <w:r>
-          <w:t xml:space="preserve"> </w:t>
-        </w:r>
-      </w:ins>
-      <w:ins w:id="10095" w:author="Z. Zukowski" w:date="2026-05-22T00:00:00Z">
+      <w:ins w:id="10101" w:author="Z. Zukowski" w:date="2026-05-22T00:00:00Z">
+        <w:r>
+          <w:t xml:space="preserve"> </w:t>
+        </w:r>
+      </w:ins>
+      <w:ins w:id="10101" w:author="Z. Zukowski" w:date="2026-05-22T00:00:00Z">
         <w:r>
           <w:t xml:space="preserve">sub-sample (N = 23) filters to protocols where either TT &gt; 0 OR</w:t>
         </w:r>
       </w:ins>
-      <w:ins w:id="10095" w:author="Z. Zukowski" w:date="2026-05-22T00:00:00Z">
-        <w:r>
-          <w:t xml:space="preserve"> </w:t>
-        </w:r>
-      </w:ins>
-      <w:ins w:id="10095" w:author="Z. Zukowski" w:date="2026-05-22T00:00:00Z">
+      <w:ins w:id="10101" w:author="Z. Zukowski" w:date="2026-05-22T00:00:00Z">
+        <w:r>
+          <w:t xml:space="preserve"> </w:t>
+        </w:r>
+      </w:ins>
+      <w:ins w:id="10101" w:author="Z. Zukowski" w:date="2026-05-22T00:00:00Z">
         <w:r>
           <w:t xml:space="preserve">OC &gt; 0; this excludes 3 protocols with TT subsidy_ratio = 0 explicitly (no</w:t>
         </w:r>
       </w:ins>
-      <w:ins w:id="10095" w:author="Z. Zukowski" w:date="2026-05-22T00:00:00Z">
-        <w:r>
-          <w:t xml:space="preserve"> </w:t>
-        </w:r>
-      </w:ins>
-      <w:ins w:id="10095" w:author="Z. Zukowski" w:date="2026-05-22T00:00:00Z">
+      <w:ins w:id="10101" w:author="Z. Zukowski" w:date="2026-05-22T00:00:00Z">
+        <w:r>
+          <w:t xml:space="preserve"> </w:t>
+        </w:r>
+      </w:ins>
+      <w:ins w:id="10101" w:author="Z. Zukowski" w:date="2026-05-22T00:00:00Z">
         <w:r>
           <w:t xml:space="preserve">subsidy under either methodology). The methodology is documented in this</w:t>
         </w:r>
       </w:ins>
-      <w:ins w:id="10095" w:author="Z. Zukowski" w:date="2026-05-22T00:00:00Z">
-        <w:r>
-          <w:t xml:space="preserve"> </w:t>
-        </w:r>
-      </w:ins>
-      <w:ins w:id="10095" w:author="Z. Zukowski" w:date="2026-05-22T00:00:00Z">
+      <w:ins w:id="10101" w:author="Z. Zukowski" w:date="2026-05-22T00:00:00Z">
+        <w:r>
+          <w:t xml:space="preserve"> </w:t>
+        </w:r>
+      </w:ins>
+      <w:ins w:id="10101" w:author="Z. Zukowski" w:date="2026-05-22T00:00:00Z">
         <w:r>
           <w:t xml:space="preserve">footnote pre-emptively to facilitate reviewer reproduction of the cross-</w:t>
         </w:r>
       </w:ins>
-      <w:ins w:id="10095" w:author="Z. Zukowski" w:date="2026-05-22T00:00:00Z">
-        <w:r>
-          <w:t xml:space="preserve"> </w:t>
-        </w:r>
-      </w:ins>
-      <w:ins w:id="10095" w:author="Z. Zukowski" w:date="2026-05-22T00:00:00Z">
+      <w:ins w:id="10101" w:author="Z. Zukowski" w:date="2026-05-22T00:00:00Z">
+        <w:r>
+          <w:t xml:space="preserve"> </w:t>
+        </w:r>
+      </w:ins>
+      <w:ins w:id="10101" w:author="Z. Zukowski" w:date="2026-05-22T00:00:00Z">
         <w:r>
           <w:t xml:space="preserve">sector subsidy correlation values, qualitatively replicating the main result that subsidy and</w:t>
         </w:r>
       </w:ins>
-      <w:ins w:id="10095" w:author="Z. Zukowski" w:date="2026-05-22T00:00:00Z">
-        <w:r>
-          <w:t xml:space="preserve"> </w:t>
-        </w:r>
-      </w:ins>
-      <w:ins w:id="10095" w:author="Z. Zukowski" w:date="2026-05-22T00:00:00Z">
+      <w:ins w:id="10101" w:author="Z. Zukowski" w:date="2026-05-22T00:00:00Z">
+        <w:r>
+          <w:t xml:space="preserve"> </w:t>
+        </w:r>
+      </w:ins>
+      <w:ins w:id="10101" w:author="Z. Zukowski" w:date="2026-05-22T00:00:00Z">
         <w:r>
           <w:t xml:space="preserve">HHI co-vary only through the Livepeer outlier.</w:t>
         </w:r>
@@ -21749,118 +22050,118 @@
       <w:pPr>
         <w:pStyle w:val="BodyText"/>
       </w:pPr>
-      <w:ins w:id="10096" w:author="Z. Zukowski" w:date="2026-05-22T00:00:00Z">
+      <w:ins w:id="10102" w:author="Z. Zukowski" w:date="2026-05-22T00:00:00Z">
         <w:r>
           <w:t xml:space="preserve">A multivariate</w:t>
         </w:r>
       </w:ins>
-      <w:ins w:id="10096" w:author="Z. Zukowski" w:date="2026-05-22T00:00:00Z">
-        <w:r>
-          <w:t xml:space="preserve"> </w:t>
-        </w:r>
-      </w:ins>
-      <w:ins w:id="10096" w:author="Z. Zukowski" w:date="2026-05-22T00:00:00Z">
+      <w:ins w:id="10102" w:author="Z. Zukowski" w:date="2026-05-22T00:00:00Z">
+        <w:r>
+          <w:t xml:space="preserve"> </w:t>
+        </w:r>
+      </w:ins>
+      <w:ins w:id="10102" w:author="Z. Zukowski" w:date="2026-05-22T00:00:00Z">
         <w:r>
           <w:t xml:space="preserve">specification with both subsidy ratio and DePIN sector indicator on the</w:t>
         </w:r>
       </w:ins>
-      <w:ins w:id="10096" w:author="Z. Zukowski" w:date="2026-05-22T00:00:00Z">
-        <w:r>
-          <w:t xml:space="preserve"> </w:t>
-        </w:r>
-      </w:ins>
-      <w:ins w:id="10096" w:author="Z. Zukowski" w:date="2026-05-22T00:00:00Z">
+      <w:ins w:id="10102" w:author="Z. Zukowski" w:date="2026-05-22T00:00:00Z">
+        <w:r>
+          <w:t xml:space="preserve"> </w:t>
+        </w:r>
+      </w:ins>
+      <w:ins w:id="10102" w:author="Z. Zukowski" w:date="2026-05-22T00:00:00Z">
         <w:r>
           <w:t xml:space="preserve">23-protocol non-zero-subsidy sample (HC3 robust standard errors, a variance estimator that does not assume equal error variance across observations)</w:t>
         </w:r>
       </w:ins>
-      <w:ins w:id="10096" w:author="Z. Zukowski" w:date="2026-05-22T00:00:00Z">
-        <w:r>
-          <w:t xml:space="preserve"> </w:t>
-        </w:r>
-      </w:ins>
-      <w:ins w:id="10096" w:author="Z. Zukowski" w:date="2026-05-22T00:00:00Z">
+      <w:ins w:id="10102" w:author="Z. Zukowski" w:date="2026-05-22T00:00:00Z">
+        <w:r>
+          <w:t xml:space="preserve"> </w:t>
+        </w:r>
+      </w:ins>
+      <w:ins w:id="10102" w:author="Z. Zukowski" w:date="2026-05-22T00:00:00Z">
         <w:r>
           <w:t xml:space="preserve">further reinforces the Livepeer-driven interpretation: with all 23</w:t>
         </w:r>
       </w:ins>
-      <w:ins w:id="10096" w:author="Z. Zukowski" w:date="2026-05-22T00:00:00Z">
-        <w:r>
-          <w:t xml:space="preserve"> </w:t>
-        </w:r>
-      </w:ins>
-      <w:ins w:id="10096" w:author="Z. Zukowski" w:date="2026-05-22T00:00:00Z">
+      <w:ins w:id="10102" w:author="Z. Zukowski" w:date="2026-05-22T00:00:00Z">
+        <w:r>
+          <w:t xml:space="preserve"> </w:t>
+        </w:r>
+      </w:ins>
+      <w:ins w:id="10102" w:author="Z. Zukowski" w:date="2026-05-22T00:00:00Z">
         <w:r>
           <w:t xml:space="preserve">protocols, the DePIN sector indicator is significant (p = 0.016) while subsidy</w:t>
         </w:r>
       </w:ins>
-      <w:ins w:id="10096" w:author="Z. Zukowski" w:date="2026-05-22T00:00:00Z">
-        <w:r>
-          <w:t xml:space="preserve"> </w:t>
-        </w:r>
-      </w:ins>
-      <w:ins w:id="10096" w:author="Z. Zukowski" w:date="2026-05-22T00:00:00Z">
+      <w:ins w:id="10102" w:author="Z. Zukowski" w:date="2026-05-22T00:00:00Z">
+        <w:r>
+          <w:t xml:space="preserve"> </w:t>
+        </w:r>
+      </w:ins>
+      <w:ins w:id="10102" w:author="Z. Zukowski" w:date="2026-05-22T00:00:00Z">
         <w:r>
           <w:t xml:space="preserve">is not (p = 0.36; Adj R-squared = 0.47); excluding Livepeer, the</w:t>
         </w:r>
       </w:ins>
-      <w:ins w:id="10096" w:author="Z. Zukowski" w:date="2026-05-22T00:00:00Z">
-        <w:r>
-          <w:t xml:space="preserve"> </w:t>
-        </w:r>
-      </w:ins>
-      <w:ins w:id="10096" w:author="Z. Zukowski" w:date="2026-05-22T00:00:00Z">
+      <w:ins w:id="10102" w:author="Z. Zukowski" w:date="2026-05-22T00:00:00Z">
+        <w:r>
+          <w:t xml:space="preserve"> </w:t>
+        </w:r>
+      </w:ins>
+      <w:ins w:id="10102" w:author="Z. Zukowski" w:date="2026-05-22T00:00:00Z">
         <w:r>
           <w:t xml:space="preserve">subsidy coefficient is strongly non-significant (p = 0.94) while the</w:t>
         </w:r>
       </w:ins>
-      <w:ins w:id="10096" w:author="Z. Zukowski" w:date="2026-05-22T00:00:00Z">
-        <w:r>
-          <w:t xml:space="preserve"> </w:t>
-        </w:r>
-      </w:ins>
-      <w:ins w:id="10096" w:author="Z. Zukowski" w:date="2026-05-22T00:00:00Z">
+      <w:ins w:id="10102" w:author="Z. Zukowski" w:date="2026-05-22T00:00:00Z">
+        <w:r>
+          <w:t xml:space="preserve"> </w:t>
+        </w:r>
+      </w:ins>
+      <w:ins w:id="10102" w:author="Z. Zukowski" w:date="2026-05-22T00:00:00Z">
         <w:r>
           <w:t xml:space="preserve">DePIN sector indicator is significant (p = 0.007), indicating</w:t>
         </w:r>
       </w:ins>
-      <w:ins w:id="10096" w:author="Z. Zukowski" w:date="2026-05-22T00:00:00Z">
-        <w:r>
-          <w:t xml:space="preserve"> </w:t>
-        </w:r>
-      </w:ins>
-      <w:ins w:id="10096" w:author="Z. Zukowski" w:date="2026-05-22T00:00:00Z">
+      <w:ins w:id="10102" w:author="Z. Zukowski" w:date="2026-05-22T00:00:00Z">
+        <w:r>
+          <w:t xml:space="preserve"> </w:t>
+        </w:r>
+      </w:ins>
+      <w:ins w:id="10102" w:author="Z. Zukowski" w:date="2026-05-22T00:00:00Z">
         <w:r>
           <w:t xml:space="preserve">that the apparent subsidy-HHI relationship is fully absorbed by</w:t>
         </w:r>
       </w:ins>
-      <w:ins w:id="10096" w:author="Z. Zukowski" w:date="2026-05-22T00:00:00Z">
-        <w:r>
-          <w:t xml:space="preserve"> </w:t>
-        </w:r>
-      </w:ins>
-      <w:ins w:id="10096" w:author="Z. Zukowski" w:date="2026-05-22T00:00:00Z">
+      <w:ins w:id="10102" w:author="Z. Zukowski" w:date="2026-05-22T00:00:00Z">
+        <w:r>
+          <w:t xml:space="preserve"> </w:t>
+        </w:r>
+      </w:ins>
+      <w:ins w:id="10102" w:author="Z. Zukowski" w:date="2026-05-22T00:00:00Z">
         <w:r>
           <w:t xml:space="preserve">sector membership absent the single extreme observation. Per-sector</w:t>
         </w:r>
       </w:ins>
-      <w:ins w:id="10096" w:author="Z. Zukowski" w:date="2026-05-22T00:00:00Z">
-        <w:r>
-          <w:t xml:space="preserve"> </w:t>
-        </w:r>
-      </w:ins>
-      <w:ins w:id="10096" w:author="Z. Zukowski" w:date="2026-05-22T00:00:00Z">
+      <w:ins w:id="10102" w:author="Z. Zukowski" w:date="2026-05-22T00:00:00Z">
+        <w:r>
+          <w:t xml:space="preserve"> </w:t>
+        </w:r>
+      </w:ins>
+      <w:ins w:id="10102" w:author="Z. Zukowski" w:date="2026-05-22T00:00:00Z">
         <w:r>
           <w:t xml:space="preserve">results in</w:t>
         </w:r>
       </w:ins>
-      <w:ins w:id="10096" w:author="Z. Zukowski" w:date="2026-05-22T00:00:00Z">
-        <w:r>
-          <w:t xml:space="preserve"> </w:t>
-        </w:r>
-      </w:ins>
-      <w:hyperlink r:id="rId71">
-        <w:ins w:id="10096" w:author="Z. Zukowski" w:date="2026-05-22T00:00:00Z">
+      <w:ins w:id="10102" w:author="Z. Zukowski" w:date="2026-05-22T00:00:00Z">
+        <w:r>
+          <w:t xml:space="preserve"> </w:t>
+        </w:r>
+      </w:ins>
+      <w:hyperlink r:id="rId79">
+        <w:ins w:id="10102" w:author="Z. Zukowski" w:date="2026-05-22T00:00:00Z">
           <w:r>
             <w:rPr>
               <w:rStyle w:val="Hyperlink"/>
@@ -21869,7 +22170,7 @@
           </w:r>
         </w:ins>
       </w:hyperlink>
-      <w:ins w:id="10096" w:author="Z. Zukowski" w:date="2026-05-22T00:00:00Z">
+      <w:ins w:id="10102" w:author="Z. Zukowski" w:date="2026-05-22T00:00:00Z">
         <w:r>
           <w:t xml:space="preserve">.</w:t>
         </w:r>
@@ -21884,18 +22185,18 @@
           <wp:inline>
             <wp:extent cx="5334000" cy="4186514"/>
             <wp:effectExtent b="0" l="0" r="0" t="0"/>
-            <wp:docPr descr="" title="" id="73" name="Picture"/>
+            <wp:docPr descr="" title="" id="81" name="Picture"/>
             <a:graphic>
               <a:graphicData uri="http://schemas.openxmlformats.org/drawingml/2006/picture">
                 <pic:pic>
                   <pic:nvPicPr>
-                    <pic:cNvPr descr="media/fig7_subsidy_scatter.png" id="74" name="Picture"/>
+                    <pic:cNvPr descr="media/fig7_subsidy_scatter.png" id="82" name="Picture"/>
                     <pic:cNvPicPr>
                       <a:picLocks noChangeArrowheads="1" noChangeAspect="1"/>
                     </pic:cNvPicPr>
                   </pic:nvPicPr>
                   <pic:blipFill>
-                    <a:blip r:embed="rId72"/>
+                    <a:blip r:embed="rId80"/>
                     <a:stretch>
                       <a:fillRect/>
                     </a:stretch>
@@ -21956,7 +22257,7 @@
         </w:rPr>
         <w:t xml:space="preserve"> </w:t>
       </w:r>
-      <w:hyperlink r:id="rId71">
+      <w:hyperlink r:id="rId79">
         <w:r>
           <w:rPr>
             <w:rStyle w:val="Hyperlink"/>
@@ -22012,7 +22313,7 @@
         <w:t xml:space="preserve">subsidy influence is singular.</w:t>
       </w:r>
     </w:p>
-    <w:bookmarkStart w:id="76" w:name="voting-hhi-methodology-robustness"/>
+    <w:bookmarkStart w:id="84" w:name="voting-hhi-methodology-robustness"/>
     <w:p>
       <w:pPr>
         <w:pStyle w:val="Heading3"/>
@@ -22025,7 +22326,7 @@
       <w:pPr>
         <w:pStyle w:val="FirstParagraph"/>
       </w:pPr>
-      <w:ins w:id="10097" w:author="Z. Zukowski" w:date="2026-05-22T00:00:00Z">
+      <w:ins w:id="10103" w:author="Z. Zukowski" w:date="2026-05-22T00:00:00Z">
         <w:r>
           <w:t xml:space="preserve">The Section 4.5 amplification finding is sensitive to three methodology choices: delegate-sample depth on Tally, symmetric PCA exclusion on Snapshot, and proper-weight versus vote-count methodology on Solana VSR protocols. We address each in turn.</w:t>
         </w:r>
@@ -22035,17 +22336,17 @@
       <w:pPr>
         <w:pStyle w:val="BodyText"/>
       </w:pPr>
-      <w:ins w:id="10098" w:author="Z. Zukowski" w:date="2026-05-22T00:00:00Z">
-        <w:r>
-          <w:t xml:space="preserve">Table 6 follows established delegation-HHI literature (Fritsch et al., 2024) by including all delegates with non-zero voting power. Applying PCA exclusion symmetrically on the voting side requires distinguishing three structurally distinct surface classes: holder-side custody addresses (treasury safes, vesting multisigs, foundation cold wallets, staking-aggregation contracts, CEX hot wallets, burn destinations); signer-side governance-operation addresses (foundation operational signing wallets distinct from custody, introduced in this revision via the sibling canonical store</w:t>
-        </w:r>
-      </w:ins>
-      <w:ins w:id="10098" w:author="Z. Zukowski" w:date="2026-05-22T00:00:00Z">
-        <w:r>
-          <w:t xml:space="preserve"> </w:t>
-        </w:r>
-      </w:ins>
-      <w:ins w:id="10098" w:author="Z. Zukowski" w:date="2026-05-22T00:00:00Z">
+      <w:ins w:id="10104" w:author="Z. Zukowski" w:date="2026-05-22T00:00:00Z">
+        <w:r>
+          <w:t xml:space="preserve">Table 6 follows established delegation-HHI literature (Fritsch et al., 2024) by including all delegates with non-zero voting power. Applying PCA exclusion symmetrically on the voting side requires distinguishing three structurally distinct surface classes: holder-side custody addresses (treasury safes, vesting multisigs, foundation cold wallets, staking-aggregation contracts, CEX hot wallets, burn destinations); signer-side governance-operation addresses (foundation operational signing wallets distinct from custody, captured in the sibling canonical store</w:t>
+        </w:r>
+      </w:ins>
+      <w:ins w:id="10104" w:author="Z. Zukowski" w:date="2026-05-22T00:00:00Z">
+        <w:r>
+          <w:t xml:space="preserve"> </w:t>
+        </w:r>
+      </w:ins>
+      <w:ins w:id="10104" w:author="Z. Zukowski" w:date="2026-05-22T00:00:00Z">
         <w:r>
           <w:rPr>
             <w:rStyle w:val="VerbatimChar"/>
@@ -22053,18 +22354,18 @@
           <w:t xml:space="preserve">exclusions_log_signer.csv</w:t>
         </w:r>
       </w:ins>
-      <w:ins w:id="10098" w:author="Z. Zukowski" w:date="2026-05-22T00:00:00Z">
+      <w:ins w:id="10104" w:author="Z. Zukowski" w:date="2026-05-22T00:00:00Z">
         <w:r>
           <w:t xml:space="preserve">); and off-Realms custody multisigs for Solana protocols, which do not appear in either on-Realms voter sets or Snapshot voter pools because Solana PCAs structurally separate custody from governance signing. Per-address detail for all three classes is in</w:t>
         </w:r>
       </w:ins>
-      <w:ins w:id="10098" w:author="Z. Zukowski" w:date="2026-05-22T00:00:00Z">
-        <w:r>
-          <w:t xml:space="preserve"> </w:t>
-        </w:r>
-      </w:ins>
-      <w:hyperlink r:id="rId75">
-        <w:ins w:id="10098" w:author="Z. Zukowski" w:date="2026-05-22T00:00:00Z">
+      <w:ins w:id="10104" w:author="Z. Zukowski" w:date="2026-05-22T00:00:00Z">
+        <w:r>
+          <w:t xml:space="preserve"> </w:t>
+        </w:r>
+      </w:ins>
+      <w:hyperlink r:id="rId83">
+        <w:ins w:id="10104" w:author="Z. Zukowski" w:date="2026-05-22T00:00:00Z">
           <w:r>
             <w:rPr>
               <w:rStyle w:val="Hyperlink"/>
@@ -22073,7 +22374,7 @@
           </w:r>
         </w:ins>
       </w:hyperlink>
-      <w:ins w:id="10098" w:author="Z. Zukowski" w:date="2026-05-22T00:00:00Z">
+      <w:ins w:id="10104" w:author="Z. Zukowski" w:date="2026-05-22T00:00:00Z">
         <w:r>
           <w:t xml:space="preserve">.</w:t>
         </w:r>
@@ -22083,7 +22384,7 @@
       <w:pPr>
         <w:pStyle w:val="BodyText"/>
       </w:pPr>
-      <w:ins w:id="10099" w:author="Z. Zukowski" w:date="2026-05-22T00:00:00Z">
+      <w:ins w:id="10105" w:author="Z. Zukowski" w:date="2026-05-22T00:00:00Z">
         <w:r>
           <w:rPr>
             <w:b/>
@@ -22092,12 +22393,12 @@
           <w:t xml:space="preserve">Tally delegate-sample depth.</w:t>
         </w:r>
       </w:ins>
-      <w:ins w:id="10099" w:author="Z. Zukowski" w:date="2026-05-22T00:00:00Z">
-        <w:r>
-          <w:t xml:space="preserve"> </w:t>
-        </w:r>
-      </w:ins>
-      <w:ins w:id="10099" w:author="Z. Zukowski" w:date="2026-05-22T00:00:00Z">
+      <w:ins w:id="10105" w:author="Z. Zukowski" w:date="2026-05-22T00:00:00Z">
+        <w:r>
+          <w:t xml:space="preserve"> </w:t>
+        </w:r>
+      </w:ins>
+      <w:ins w:id="10105" w:author="Z. Zukowski" w:date="2026-05-22T00:00:00Z">
         <w:r>
           <w:t xml:space="preserve">Four protocols sweep top-1,000 to all-delegates: AAVE (N = 150,911), COMP (N = 18,627), UNI (N = 48,707), ARB (N = 437,453). All four HHI shifts are below 0.005 (AAVE 0.0357 to 0.0324; COMP and UNI unchanged; ARB 0.0340 to 0.0320). The top-1,000 sample is empirically robust because PCAs concentrate at the top of the distribution and tail delegates contribute share-squared terms below 1e-4. The remaining six Tally-sourced protocols (OP, ENS, GMX, GTC, W, DIMO) retain top-1,000 as the methodology-floor canonical; ARB at maximum 437,453-delegate depth anchors reviewer defensibility.</w:t>
         </w:r>
@@ -22107,7 +22408,7 @@
       <w:pPr>
         <w:pStyle w:val="BodyText"/>
       </w:pPr>
-      <w:ins w:id="10100" w:author="Z. Zukowski" w:date="2026-05-22T00:00:00Z">
+      <w:ins w:id="10106" w:author="Z. Zukowski" w:date="2026-05-22T00:00:00Z">
         <w:r>
           <w:rPr>
             <w:b/>
@@ -22116,22 +22417,22 @@
           <w:t xml:space="preserve">Snapshot signer-side functional PCAs.</w:t>
         </w:r>
       </w:ins>
-      <w:ins w:id="10100" w:author="Z. Zukowski" w:date="2026-05-22T00:00:00Z">
-        <w:r>
-          <w:t xml:space="preserve"> </w:t>
-        </w:r>
-      </w:ins>
-      <w:ins w:id="10100" w:author="Z. Zukowski" w:date="2026-05-22T00:00:00Z">
+      <w:ins w:id="10106" w:author="Z. Zukowski" w:date="2026-05-22T00:00:00Z">
+        <w:r>
+          <w:t xml:space="preserve"> </w:t>
+        </w:r>
+      </w:ins>
+      <w:ins w:id="10106" w:author="Z. Zukowski" w:date="2026-05-22T00:00:00Z">
         <w:r>
           <w:t xml:space="preserve">Across 13 Snapshot-sourced protocols (12,878 voter rows), holder-side PCA-address-based symmetric exclusion detects zero PCA voters: Snapshot voter pools (off-chain message signers) are structurally disjoint from the holder-side PCA-address taxonomy. However, four signer-side functional PCAs hold substantial voting weight and are registered in</w:t>
         </w:r>
       </w:ins>
-      <w:ins w:id="10100" w:author="Z. Zukowski" w:date="2026-05-22T00:00:00Z">
-        <w:r>
-          <w:t xml:space="preserve"> </w:t>
-        </w:r>
-      </w:ins>
-      <w:ins w:id="10100" w:author="Z. Zukowski" w:date="2026-05-22T00:00:00Z">
+      <w:ins w:id="10106" w:author="Z. Zukowski" w:date="2026-05-22T00:00:00Z">
+        <w:r>
+          <w:t xml:space="preserve"> </w:t>
+        </w:r>
+      </w:ins>
+      <w:ins w:id="10106" w:author="Z. Zukowski" w:date="2026-05-22T00:00:00Z">
         <w:r>
           <w:rPr>
             <w:rStyle w:val="VerbatimChar"/>
@@ -22139,7 +22440,7 @@
           <w:t xml:space="preserve">exclusions_log_signer.csv</w:t>
         </w:r>
       </w:ins>
-      <w:ins w:id="10100" w:author="Z. Zukowski" w:date="2026-05-22T00:00:00Z">
+      <w:ins w:id="10106" w:author="Z. Zukowski" w:date="2026-05-22T00:00:00Z">
         <w:r>
           <w:t xml:space="preserve">: Compound Foundation (25.01 percent of COMP voting weight), Balancer DAO multisig (51.95 percent of BAL), Kevin Owocki / Gitcoin Maintainer (27.93 percent of GTC), and WXM Hedgey-vested insider (74.04 percent of WXM). An additional DIMO Foundation candidate cluster (rank-1 + rank-2; 58.83 percent combined) was registered in the initial expansion and subsequently refuted via Polygon Blockscout MCP funding-source verification: neither voter holds substantial DIMO tokens, so the cluster represents active community delegates in a thin N = 10 voter pool rather than functional PCAs.</w:t>
         </w:r>
@@ -22149,17 +22450,47 @@
       <w:pPr>
         <w:pStyle w:val="BodyText"/>
       </w:pPr>
-      <w:ins w:id="10101" w:author="Z. Zukowski" w:date="2026-05-22T00:00:00Z">
+      <w:ins w:id="10107" w:author="Z. Zukowski" w:date="2026-05-22T00:00:00Z">
+        <w:r>
+          <w:t xml:space="preserve">The Snapshot signer-side pattern generalizes to a broader institutional-provider dual-account class that complicates on-chain attribution beyond Snapshot governance specifically. The Polkadot operator-attribution audit (Section 4.5.5; supplements S19) surfaces the analogous structure on a different surface: institutional staking providers (Blockdaemon, KILN, pos.dog, Iceberg Nodes, ParaNodes) register Subscan Identity Pallet attestation on their funding</w:t>
+        </w:r>
+      </w:ins>
+      <w:ins w:id="10107" w:author="Z. Zukowski" w:date="2026-05-22T00:00:00Z">
+        <w:r>
+          <w:t xml:space="preserve"> </w:t>
+        </w:r>
+      </w:ins>
+      <w:ins w:id="10107" w:author="Z. Zukowski" w:date="2026-05-22T00:00:00Z">
+        <w:r>
+          <w:t xml:space="preserve">“warm wallet”</w:t>
+        </w:r>
+      </w:ins>
+      <w:ins w:id="10107" w:author="Z. Zukowski" w:date="2026-05-22T00:00:00Z">
+        <w:r>
+          <w:t xml:space="preserve"> </w:t>
+        </w:r>
+      </w:ins>
+      <w:ins w:id="10107" w:author="Z. Zukowski" w:date="2026-05-22T00:00:00Z">
+        <w:r>
+          <w:t xml:space="preserve">accounts but NOT on their validator stash accounts, producing brand-attested funding flows with operationally-anonymous staking activity. The methodological implication is symmetric across Snapshot (signer-side functional PCAs whose holder-side custody is operationally anonymous) and Polkadot (funding-side Identity attestation with operationally-anonymous validator stash): identity-pallet-on-the-acting-surface is an insufficient verification methodology for the institutional-provider class; Layer-2 funding-source clustering (Snapshot Blockscout MCP verification + Subscan transfers-received clustering) is the productive cross-surface verification method. Future cross-protocol expansion should incorporate Layer-2 funding-source clustering as a standard verification axis alongside the surface-specific identity attestation.</w:t>
+        </w:r>
+      </w:ins>
+    </w:p>
+    <w:p>
+      <w:pPr>
+        <w:pStyle w:val="BodyText"/>
+      </w:pPr>
+      <w:ins w:id="10108" w:author="Z. Zukowski" w:date="2026-05-22T00:00:00Z">
         <w:r>
           <w:t xml:space="preserve">Signer-side PCA exclusion is a substantive direction-of-effect test, not a mechanical concentration-reduction adjustment. For three of the four confirmed functional PCAs, exclusion reduces voting HHI as expected: COMP 0.0889 to 0.0468 (delta -0.0421), BAL 0.3045 to 0.1499 (delta -0.1546), WXM 0.5561 to 0.1184 (delta -0.4377). For GTC, exclusion</w:t>
         </w:r>
       </w:ins>
-      <w:ins w:id="10101" w:author="Z. Zukowski" w:date="2026-05-22T00:00:00Z">
-        <w:r>
-          <w:t xml:space="preserve"> </w:t>
-        </w:r>
-      </w:ins>
-      <w:ins w:id="10101" w:author="Z. Zukowski" w:date="2026-05-22T00:00:00Z">
+      <w:ins w:id="10108" w:author="Z. Zukowski" w:date="2026-05-22T00:00:00Z">
+        <w:r>
+          <w:t xml:space="preserve"> </w:t>
+        </w:r>
+      </w:ins>
+      <w:ins w:id="10108" w:author="Z. Zukowski" w:date="2026-05-22T00:00:00Z">
         <w:r>
           <w:rPr>
             <w:i/>
@@ -22168,12 +22499,12 @@
           <w:t xml:space="preserve">increases</w:t>
         </w:r>
       </w:ins>
-      <w:ins w:id="10101" w:author="Z. Zukowski" w:date="2026-05-22T00:00:00Z">
-        <w:r>
-          <w:t xml:space="preserve"> </w:t>
-        </w:r>
-      </w:ins>
-      <w:ins w:id="10101" w:author="Z. Zukowski" w:date="2026-05-22T00:00:00Z">
+      <w:ins w:id="10108" w:author="Z. Zukowski" w:date="2026-05-22T00:00:00Z">
+        <w:r>
+          <w:t xml:space="preserve"> </w:t>
+        </w:r>
+      </w:ins>
+      <w:ins w:id="10108" w:author="Z. Zukowski" w:date="2026-05-22T00:00:00Z">
         <w:r>
           <w:t xml:space="preserve">voting HHI from 0.1792 to 0.1948 (delta +0.0156); the reverse-direction pattern arises from a smaller-denominator effect because the excluded PCA held 28 percent of total weight and the remaining voters become more concentrated relative to each other under the smaller post-exclusion total. The pattern is most extreme in small voter pools (the pre-refutation DIMO candidate cluster would have produced a 0.2280 to 0.3242 shift in N = 10); larger pools dilute the effect. When PCA exclusion increases HHI, the finding indicates that PCA concentration was masking a more concentrated underlying distribution among non-PCA voters, which is itself a substantive structural feature of the protocol’s governance.</w:t>
         </w:r>
@@ -22183,7 +22514,7 @@
       <w:pPr>
         <w:pStyle w:val="BodyText"/>
       </w:pPr>
-      <w:ins w:id="10102" w:author="Z. Zukowski" w:date="2026-05-22T00:00:00Z">
+      <w:ins w:id="10109" w:author="Z. Zukowski" w:date="2026-05-22T00:00:00Z">
         <w:r>
           <w:rPr>
             <w:b/>
@@ -22192,22 +22523,22 @@
           <w:t xml:space="preserve">Solana proper-weight methodology.</w:t>
         </w:r>
       </w:ins>
-      <w:ins w:id="10102" w:author="Z. Zukowski" w:date="2026-05-22T00:00:00Z">
-        <w:r>
-          <w:t xml:space="preserve"> </w:t>
-        </w:r>
-      </w:ins>
-      <w:ins w:id="10102" w:author="Z. Zukowski" w:date="2026-05-22T00:00:00Z">
+      <w:ins w:id="10109" w:author="Z. Zukowski" w:date="2026-05-22T00:00:00Z">
+        <w:r>
+          <w:t xml:space="preserve"> </w:t>
+        </w:r>
+      </w:ins>
+      <w:ins w:id="10109" w:author="Z. Zukowski" w:date="2026-05-22T00:00:00Z">
         <w:r>
           <w:t xml:space="preserve">Three Solana protocols supply apples-to-apples voting HHI under proper-weight methodology: JUP at 0.00546 (per-signer max(weight) on</w:t>
         </w:r>
       </w:ins>
-      <w:ins w:id="10102" w:author="Z. Zukowski" w:date="2026-05-22T00:00:00Z">
-        <w:r>
-          <w:t xml:space="preserve"> </w:t>
-        </w:r>
-      </w:ins>
-      <w:ins w:id="10102" w:author="Z. Zukowski" w:date="2026-05-22T00:00:00Z">
+      <w:ins w:id="10109" w:author="Z. Zukowski" w:date="2026-05-22T00:00:00Z">
+        <w:r>
+          <w:t xml:space="preserve"> </w:t>
+        </w:r>
+      </w:ins>
+      <w:ins w:id="10109" w:author="Z. Zukowski" w:date="2026-05-22T00:00:00Z">
         <w:r>
           <w:rPr>
             <w:rStyle w:val="VerbatimChar"/>
@@ -22215,7 +22546,7 @@
           <w:t xml:space="preserve">jupiter_solana.govern_call_setvote</w:t>
         </w:r>
       </w:ins>
-      <w:ins w:id="10102" w:author="Z. Zukowski" w:date="2026-05-22T00:00:00Z">
+      <w:ins w:id="10109" w:author="Z. Zukowski" w:date="2026-05-22T00:00:00Z">
         <w:r>
           <w:t xml:space="preserve">), HNT at 0.0261 to 0.0394 (VSR position-state reconstruction; 14.8 percent closed-position rate brackets the bounds), and DRIFT at 0.0833 (on-chain parsing of SPL Governance program VoteRecordV2 accounts). The DRIFT Squads V4 PCA address does not appear in the DRIFT voter set, confirming the Solana custody-versus-governance separation. JUP is the only Solana protocol exhibiting voting concentration an order of magnitude below the EVM cross-section median; HNT and DRIFT cluster within the EVM-typical range (see Sections 4.5.4 to 4.5.5). Five Solana protocols in the cross-section (HONEY, IO, META, RENDER, GRASS) host governance off-Realms and outside the Snapshot space, producing a documented voting-side coverage gap; holder-side concentration metrics from the Helius DAS API top-1,000 holders pull remain the canonical Solana coverage for that gap subset.</w:t>
         </w:r>
@@ -22225,7 +22556,7 @@
       <w:pPr>
         <w:pStyle w:val="BodyText"/>
       </w:pPr>
-      <w:ins w:id="10103" w:author="Z. Zukowski" w:date="2026-05-22T00:00:00Z">
+      <w:ins w:id="10110" w:author="Z. Zukowski" w:date="2026-05-22T00:00:00Z">
         <w:r>
           <w:rPr>
             <w:b/>
@@ -22234,23 +22565,23 @@
           <w:t xml:space="preserve">Synthesis.</w:t>
         </w:r>
       </w:ins>
-      <w:ins w:id="10103" w:author="Z. Zukowski" w:date="2026-05-22T00:00:00Z">
-        <w:r>
-          <w:t xml:space="preserve"> </w:t>
-        </w:r>
-      </w:ins>
-      <w:ins w:id="10103" w:author="Z. Zukowski" w:date="2026-05-22T00:00:00Z">
+      <w:ins w:id="10110" w:author="Z. Zukowski" w:date="2026-05-22T00:00:00Z">
+        <w:r>
+          <w:t xml:space="preserve"> </w:t>
+        </w:r>
+      </w:ins>
+      <w:ins w:id="10110" w:author="Z. Zukowski" w:date="2026-05-22T00:00:00Z">
         <w:r>
           <w:t xml:space="preserve">The amplification finding is robust to (a) top-1,000 versus all-delegates sampling depth on Tally (empirically validated by 4-of-10 protocols at all-delegates depth with sub-0.005 HHI shifts); (b) PCA-symmetric exclusion via holder-side plus signer-side canonical stores on Snapshot (under both concentration-reducing and concentration-increasing direction-of-effect outcomes, both of which are substantive findings); and (c) proper-weight versus vote-count methodology on VSR-using protocols (vote-count proxy understates HNT concentration by 5x to 7.5x per the multi-source extension EC log). Full per-protocol detail in</w:t>
         </w:r>
       </w:ins>
-      <w:ins w:id="10103" w:author="Z. Zukowski" w:date="2026-05-22T00:00:00Z">
-        <w:r>
-          <w:t xml:space="preserve"> </w:t>
-        </w:r>
-      </w:ins>
-      <w:hyperlink r:id="rId75">
-        <w:ins w:id="10103" w:author="Z. Zukowski" w:date="2026-05-22T00:00:00Z">
+      <w:ins w:id="10110" w:author="Z. Zukowski" w:date="2026-05-22T00:00:00Z">
+        <w:r>
+          <w:t xml:space="preserve"> </w:t>
+        </w:r>
+      </w:ins>
+      <w:hyperlink r:id="rId83">
+        <w:ins w:id="10110" w:author="Z. Zukowski" w:date="2026-05-22T00:00:00Z">
           <w:r>
             <w:rPr>
               <w:rStyle w:val="Hyperlink"/>
@@ -22259,19 +22590,19 @@
           </w:r>
         </w:ins>
       </w:hyperlink>
-      <w:ins w:id="10103" w:author="Z. Zukowski" w:date="2026-05-22T00:00:00Z">
+      <w:ins w:id="10110" w:author="Z. Zukowski" w:date="2026-05-22T00:00:00Z">
         <w:r>
           <w:t xml:space="preserve">.</w:t>
         </w:r>
       </w:ins>
     </w:p>
-    <w:bookmarkEnd w:id="76"/>
-    <w:bookmarkStart w:id="78" w:name="pca-exclusion-strictness-robustness"/>
+    <w:bookmarkEnd w:id="84"/>
+    <w:bookmarkStart w:id="86" w:name="pca-exclusion-strictness-robustness"/>
     <w:p>
       <w:pPr>
         <w:pStyle w:val="Heading3"/>
       </w:pPr>
-      <w:ins w:id="10104" w:author="Z. Zukowski" w:date="2026-05-22T00:00:00Z">
+      <w:ins w:id="10111" w:author="Z. Zukowski" w:date="2026-05-22T00:00:00Z">
         <w:r>
           <w:t xml:space="preserve">4.6.2 PCA exclusion strictness robustness</w:t>
         </w:r>
@@ -22281,7 +22612,7 @@
       <w:pPr>
         <w:pStyle w:val="FirstParagraph"/>
       </w:pPr>
-      <w:ins w:id="10105" w:author="Z. Zukowski" w:date="2026-05-22T00:00:00Z">
+      <w:ins w:id="10112" w:author="Z. Zukowski" w:date="2026-05-22T00:00:00Z">
         <w:r>
           <w:t xml:space="preserve">The sector contrast is robust to PCA exclusion strictness. We recompute the Mann-Whitney sector test under five progressively weaker exclusion specifications, from the canonical 5-class typology (all protocol-treasury, burn destinations, intermediary contracts, bridge contracts, and CEX custody addresses excluded) through to a minimal-exclusion case that excludes only burn destinations. Cohen’s d stays positive across all five (range 0.17 to 0.94), so the directional claim (DePIN HHI &gt; DeFi HHI in central tendency) does not depend on which exclusion strictness is chosen. Statistical significance at the 0.05 threshold holds for the canonical typology and its nearest neighbor (excluding CEX custody from the exclusion set) but is exhausted as more non-vote-eligible custody mass flows back into the holding distribution at the weakest specifications. The PCA exclusion methodology is therefore load-bearing for the inferential claim of significance; the directional claim is robust to specification choice.</w:t>
         </w:r>
@@ -22291,7 +22622,7 @@
       <w:pPr>
         <w:pStyle w:val="BodyText"/>
       </w:pPr>
-      <w:ins w:id="10106" w:author="Z. Zukowski" w:date="2026-05-22T00:00:00Z">
+      <w:ins w:id="10113" w:author="Z. Zukowski" w:date="2026-05-22T00:00:00Z">
         <w:r>
           <w:t xml:space="preserve">Two per-class findings from the sweep carry downstream methodology implications. Class 3 (staking-aggregation contracts) carries disproportionate sector-distinguishing signal: dropping Class 3 in addition to Classes 4 and 5 collapses Cohen’s d from 0.60 to 0.17 (a 3.5x reduction), even though Class 3 contributes only 12 of the 125 total exclusion addresses. Future researchers operationalizing this methodology should treat Class 3 identification as load-bearing for sector-comparative inference rather than a minor procedural step. Class 5 (CEX custody) is approximately sector-neutral: retaining CEX preserves significance (p = 0.039 versus the canonical p = 0.029) and only marginally reduces Cohen’s d (0.84 versus 0.94), consistent with comparable CEX listing rates across DePIN and DeFi at the top-token level. CEX exclusion is methodologically defensible for cross-section consistency but is not load-bearing for the sector contrast in this sample.</w:t>
         </w:r>
@@ -22301,18 +22632,18 @@
       <w:pPr>
         <w:pStyle w:val="BodyText"/>
       </w:pPr>
-      <w:ins w:id="10107" w:author="Z. Zukowski" w:date="2026-05-22T00:00:00Z">
+      <w:ins w:id="10114" w:author="Z. Zukowski" w:date="2026-05-22T00:00:00Z">
         <w:r>
           <w:t xml:space="preserve">Full per-specification table and per-cell numerical detail are in</w:t>
         </w:r>
       </w:ins>
-      <w:ins w:id="10107" w:author="Z. Zukowski" w:date="2026-05-22T00:00:00Z">
-        <w:r>
-          <w:t xml:space="preserve"> </w:t>
-        </w:r>
-      </w:ins>
-      <w:hyperlink r:id="rId77">
-        <w:ins w:id="10107" w:author="Z. Zukowski" w:date="2026-05-22T00:00:00Z">
+      <w:ins w:id="10114" w:author="Z. Zukowski" w:date="2026-05-22T00:00:00Z">
+        <w:r>
+          <w:t xml:space="preserve"> </w:t>
+        </w:r>
+      </w:ins>
+      <w:hyperlink r:id="rId85">
+        <w:ins w:id="10114" w:author="Z. Zukowski" w:date="2026-05-22T00:00:00Z">
           <w:r>
             <w:rPr>
               <w:rStyle w:val="Hyperlink"/>
@@ -22321,14 +22652,14 @@
           </w:r>
         </w:ins>
       </w:hyperlink>
-      <w:ins w:id="10107" w:author="Z. Zukowski" w:date="2026-05-22T00:00:00Z">
+      <w:ins w:id="10114" w:author="Z. Zukowski" w:date="2026-05-22T00:00:00Z">
         <w:r>
           <w:t xml:space="preserve">.</w:t>
         </w:r>
       </w:ins>
     </w:p>
-    <w:bookmarkEnd w:id="78"/>
-    <w:bookmarkStart w:id="79" w:name="Xae9e455893dd4d58abdf64eb7fc07743fcf6bf6"/>
+    <w:bookmarkEnd w:id="86"/>
+    <w:bookmarkStart w:id="87" w:name="Xae9e455893dd4d58abdf64eb7fc07743fcf6bf6"/>
     <w:p>
       <w:pPr>
         <w:pStyle w:val="Heading3"/>
@@ -22341,7 +22672,7 @@
       <w:pPr>
         <w:pStyle w:val="FirstParagraph"/>
       </w:pPr>
-      <w:ins w:id="10108" w:author="Z. Zukowski" w:date="2026-05-22T00:00:00Z">
+      <w:ins w:id="10115" w:author="Z. Zukowski" w:date="2026-05-22T00:00:00Z">
         <w:r>
           <w:t xml:space="preserve">Rank ordering across concentration metrics is stable: HHI-Theil Pearson r = 0.77 and HHI-Gini Pearson r = 0.59 (p &lt; 0.001, N = 40) on the post-exclusion sample. The bivariate associations in Table 4 (sector contrast, insider-retention significance, subsidy fragility) would not flip under Gini-based or Theil-based measurement. The HHI-Gini correlation is moderate rather than perfect because the two metrics weight the holder distribution differently (HHI is dominated by top-share squared terms; Gini integrates the full Lorenz curve), so each adds some independent information about distributional shape while agreeing on protocol rank ordering.</w:t>
         </w:r>
@@ -22351,7 +22682,7 @@
       <w:pPr>
         <w:pStyle w:val="BodyText"/>
       </w:pPr>
-      <w:ins w:id="10109" w:author="Z. Zukowski" w:date="2026-05-22T00:00:00Z">
+      <w:ins w:id="10116" w:author="Z. Zukowski" w:date="2026-05-22T00:00:00Z">
         <w:r>
           <w:t xml:space="preserve">Other extended robustness analyses live in supplementary materials rather than the main body: Theil and Atkinson concentration metrics (S9), Shapley-Shubik and Banzhaf power indices (S11), PCA-symmetric voting HHI and signer-side functional PCA cases (S12), multivariate subsidy models with sector controls (S8), and the canonical statistics ledger (S0). Profitability, size, and insider-retention specifications are reported in the §4.6 secondary-checks paragraph above.</w:t>
         </w:r>
@@ -22383,10 +22714,10 @@
         <w:t xml:space="preserve">ownership structure.</w:t>
       </w:r>
     </w:p>
-    <w:bookmarkEnd w:id="79"/>
-    <w:bookmarkEnd w:id="80"/>
-    <w:bookmarkEnd w:id="81"/>
-    <w:bookmarkStart w:id="93" w:name="discussion"/>
+    <w:bookmarkEnd w:id="87"/>
+    <w:bookmarkEnd w:id="88"/>
+    <w:bookmarkEnd w:id="89"/>
+    <w:bookmarkStart w:id="101" w:name="discussion"/>
     <w:p>
       <w:pPr>
         <w:pStyle w:val="Heading1"/>
@@ -22395,7 +22726,7 @@
         <w:t xml:space="preserve">5 Discussion</w:t>
       </w:r>
     </w:p>
-    <w:bookmarkStart w:id="82" w:name="measurement-implications"/>
+    <w:bookmarkStart w:id="90" w:name="measurement-implications"/>
     <w:p>
       <w:pPr>
         <w:pStyle w:val="Heading2"/>
@@ -22408,7 +22739,7 @@
       <w:pPr>
         <w:pStyle w:val="FirstParagraph"/>
       </w:pPr>
-      <w:ins w:id="10110" w:author="Z. Zukowski" w:date="2026-05-22T00:00:00Z">
+      <w:ins w:id="10117" w:author="Z. Zukowski" w:date="2026-05-22T00:00:00Z">
         <w:r>
           <w:t xml:space="preserve">The results change how governance concentration should be audited. Launch allocation tables are not enough: initial insider allocation is not associated with post-distribution HHI in this cross-section. Audits should instead begin with current holder composition, explicit PCA exclusions, insider wallet retention among top holders, and delegated voting power.</w:t>
         </w:r>
@@ -22418,14 +22749,14 @@
       <w:pPr>
         <w:pStyle w:val="BodyText"/>
       </w:pPr>
-      <w:ins w:id="10111" w:author="Z. Zukowski" w:date="2026-05-22T00:00:00Z">
+      <w:ins w:id="10118" w:author="Z. Zukowski" w:date="2026-05-22T00:00:00Z">
         <w:r>
           <w:t xml:space="preserve">Three practical implications follow. First, holder-list HHI should be computed only after excluding addresses that cannot vote as independent governance actors. Second, delegation analysis should compare voting-HHI with post-exclusion holding HHI, because delegated power usually differs from token holdings. Third, concentration audits should treat vote-escrow systems and delegation systems as different mechanism classes rather than aggregating them under one generic governance label.</w:t>
         </w:r>
       </w:ins>
     </w:p>
-    <w:bookmarkEnd w:id="82"/>
-    <w:bookmarkStart w:id="83" w:name="governance-design-implications"/>
+    <w:bookmarkEnd w:id="90"/>
+    <w:bookmarkStart w:id="91" w:name="governance-design-implications"/>
     <w:p>
       <w:pPr>
         <w:pStyle w:val="Heading2"/>
@@ -22438,107 +22769,107 @@
       <w:pPr>
         <w:pStyle w:val="FirstParagraph"/>
       </w:pPr>
-      <w:ins w:id="10112" w:author="Z. Zukowski" w:date="2026-05-22T00:00:00Z">
+      <w:ins w:id="10119" w:author="Z. Zukowski" w:date="2026-05-22T00:00:00Z">
         <w:r>
           <w:t xml:space="preserve">The empirical findings do not prove that any one design is sufficient</w:t>
         </w:r>
       </w:ins>
-      <w:ins w:id="10112" w:author="Z. Zukowski" w:date="2026-05-22T00:00:00Z">
-        <w:r>
-          <w:t xml:space="preserve"> </w:t>
-        </w:r>
-      </w:ins>
-      <w:ins w:id="10112" w:author="Z. Zukowski" w:date="2026-05-22T00:00:00Z">
+      <w:ins w:id="10119" w:author="Z. Zukowski" w:date="2026-05-22T00:00:00Z">
+        <w:r>
+          <w:t xml:space="preserve"> </w:t>
+        </w:r>
+      </w:ins>
+      <w:ins w:id="10119" w:author="Z. Zukowski" w:date="2026-05-22T00:00:00Z">
         <w:r>
           <w:t xml:space="preserve">for deconcentration, but they identify design levers that merit closer</w:t>
         </w:r>
       </w:ins>
-      <w:ins w:id="10112" w:author="Z. Zukowski" w:date="2026-05-22T00:00:00Z">
-        <w:r>
-          <w:t xml:space="preserve"> </w:t>
-        </w:r>
-      </w:ins>
-      <w:ins w:id="10112" w:author="Z. Zukowski" w:date="2026-05-22T00:00:00Z">
+      <w:ins w:id="10119" w:author="Z. Zukowski" w:date="2026-05-22T00:00:00Z">
+        <w:r>
+          <w:t xml:space="preserve"> </w:t>
+        </w:r>
+      </w:ins>
+      <w:ins w:id="10119" w:author="Z. Zukowski" w:date="2026-05-22T00:00:00Z">
         <w:r>
           <w:t xml:space="preserve">evaluation. Two counterexamples operating in different mechanism domains</w:t>
         </w:r>
       </w:ins>
-      <w:ins w:id="10112" w:author="Z. Zukowski" w:date="2026-05-22T00:00:00Z">
-        <w:r>
-          <w:t xml:space="preserve"> </w:t>
-        </w:r>
-      </w:ins>
-      <w:ins w:id="10112" w:author="Z. Zukowski" w:date="2026-05-22T00:00:00Z">
+      <w:ins w:id="10119" w:author="Z. Zukowski" w:date="2026-05-22T00:00:00Z">
+        <w:r>
+          <w:t xml:space="preserve"> </w:t>
+        </w:r>
+      </w:ins>
+      <w:ins w:id="10119" w:author="Z. Zukowski" w:date="2026-05-22T00:00:00Z">
         <w:r>
           <w:t xml:space="preserve">illustrate that concentration variation is design-tractable rather than</w:t>
         </w:r>
       </w:ins>
-      <w:ins w:id="10112" w:author="Z. Zukowski" w:date="2026-05-22T00:00:00Z">
-        <w:r>
-          <w:t xml:space="preserve"> </w:t>
-        </w:r>
-      </w:ins>
-      <w:ins w:id="10112" w:author="Z. Zukowski" w:date="2026-05-22T00:00:00Z">
+      <w:ins w:id="10119" w:author="Z. Zukowski" w:date="2026-05-22T00:00:00Z">
+        <w:r>
+          <w:t xml:space="preserve"> </w:t>
+        </w:r>
+      </w:ins>
+      <w:ins w:id="10119" w:author="Z. Zukowski" w:date="2026-05-22T00:00:00Z">
         <w:r>
           <w:t xml:space="preserve">mechanically inevitable: Anyone Protocol shows that low DePIN holding</w:t>
         </w:r>
       </w:ins>
-      <w:ins w:id="10112" w:author="Z. Zukowski" w:date="2026-05-22T00:00:00Z">
-        <w:r>
-          <w:t xml:space="preserve"> </w:t>
-        </w:r>
-      </w:ins>
-      <w:ins w:id="10112" w:author="Z. Zukowski" w:date="2026-05-22T00:00:00Z">
+      <w:ins w:id="10119" w:author="Z. Zukowski" w:date="2026-05-22T00:00:00Z">
+        <w:r>
+          <w:t xml:space="preserve"> </w:t>
+        </w:r>
+      </w:ins>
+      <w:ins w:id="10119" w:author="Z. Zukowski" w:date="2026-05-22T00:00:00Z">
         <w:r>
           <w:t xml:space="preserve">concentration is possible despite sector-level concentration risk, and</w:t>
         </w:r>
       </w:ins>
-      <w:ins w:id="10112" w:author="Z. Zukowski" w:date="2026-05-22T00:00:00Z">
-        <w:r>
-          <w:t xml:space="preserve"> </w:t>
-        </w:r>
-      </w:ins>
-      <w:ins w:id="10112" w:author="Z. Zukowski" w:date="2026-05-22T00:00:00Z">
+      <w:ins w:id="10119" w:author="Z. Zukowski" w:date="2026-05-22T00:00:00Z">
+        <w:r>
+          <w:t xml:space="preserve"> </w:t>
+        </w:r>
+      </w:ins>
+      <w:ins w:id="10119" w:author="Z. Zukowski" w:date="2026-05-22T00:00:00Z">
         <w:r>
           <w:t xml:space="preserve">ENS shows that delegation can disperse voting power below the holding</w:t>
         </w:r>
       </w:ins>
-      <w:ins w:id="10112" w:author="Z. Zukowski" w:date="2026-05-22T00:00:00Z">
-        <w:r>
-          <w:t xml:space="preserve"> </w:t>
-        </w:r>
-      </w:ins>
-      <w:ins w:id="10112" w:author="Z. Zukowski" w:date="2026-05-22T00:00:00Z">
+      <w:ins w:id="10119" w:author="Z. Zukowski" w:date="2026-05-22T00:00:00Z">
+        <w:r>
+          <w:t xml:space="preserve"> </w:t>
+        </w:r>
+      </w:ins>
+      <w:ins w:id="10119" w:author="Z. Zukowski" w:date="2026-05-22T00:00:00Z">
         <w:r>
           <w:t xml:space="preserve">baseline under a mature delegate program. GMX, HNT, and JUP extend the</w:t>
         </w:r>
       </w:ins>
-      <w:ins w:id="10112" w:author="Z. Zukowski" w:date="2026-05-22T00:00:00Z">
-        <w:r>
-          <w:t xml:space="preserve"> </w:t>
-        </w:r>
-      </w:ins>
-      <w:ins w:id="10112" w:author="Z. Zukowski" w:date="2026-05-22T00:00:00Z">
+      <w:ins w:id="10119" w:author="Z. Zukowski" w:date="2026-05-22T00:00:00Z">
+        <w:r>
+          <w:t xml:space="preserve"> </w:t>
+        </w:r>
+      </w:ins>
+      <w:ins w:id="10119" w:author="Z. Zukowski" w:date="2026-05-22T00:00:00Z">
         <w:r>
           <w:t xml:space="preserve">delegation-dispersion case under different mechanism designs, while</w:t>
         </w:r>
       </w:ins>
-      <w:ins w:id="10112" w:author="Z. Zukowski" w:date="2026-05-22T00:00:00Z">
-        <w:r>
-          <w:t xml:space="preserve"> </w:t>
-        </w:r>
-      </w:ins>
-      <w:ins w:id="10112" w:author="Z. Zukowski" w:date="2026-05-22T00:00:00Z">
+      <w:ins w:id="10119" w:author="Z. Zukowski" w:date="2026-05-22T00:00:00Z">
+        <w:r>
+          <w:t xml:space="preserve"> </w:t>
+        </w:r>
+      </w:ins>
+      <w:ins w:id="10119" w:author="Z. Zukowski" w:date="2026-05-22T00:00:00Z">
         <w:r>
           <w:t xml:space="preserve">Curve and Balancer show that vote-escrowed governance can amplify voting</w:t>
         </w:r>
       </w:ins>
-      <w:ins w:id="10112" w:author="Z. Zukowski" w:date="2026-05-22T00:00:00Z">
-        <w:r>
-          <w:t xml:space="preserve"> </w:t>
-        </w:r>
-      </w:ins>
-      <w:ins w:id="10112" w:author="Z. Zukowski" w:date="2026-05-22T00:00:00Z">
+      <w:ins w:id="10119" w:author="Z. Zukowski" w:date="2026-05-22T00:00:00Z">
+        <w:r>
+          <w:t xml:space="preserve"> </w:t>
+        </w:r>
+      </w:ins>
+      <w:ins w:id="10119" w:author="Z. Zukowski" w:date="2026-05-22T00:00:00Z">
         <w:r>
           <w:t xml:space="preserve">concentration far above raw token holdings.</w:t>
         </w:r>
@@ -22548,54 +22879,54 @@
       <w:pPr>
         <w:pStyle w:val="BodyText"/>
       </w:pPr>
-      <w:ins w:id="10113" w:author="Z. Zukowski" w:date="2026-05-22T00:00:00Z">
+      <w:ins w:id="10120" w:author="Z. Zukowski" w:date="2026-05-22T00:00:00Z">
         <w:r>
           <w:t xml:space="preserve">For practitioners, the immediate design lesson is to measure current</w:t>
         </w:r>
       </w:ins>
-      <w:ins w:id="10113" w:author="Z. Zukowski" w:date="2026-05-22T00:00:00Z">
-        <w:r>
-          <w:t xml:space="preserve"> </w:t>
-        </w:r>
-      </w:ins>
-      <w:ins w:id="10113" w:author="Z. Zukowski" w:date="2026-05-22T00:00:00Z">
+      <w:ins w:id="10120" w:author="Z. Zukowski" w:date="2026-05-22T00:00:00Z">
+        <w:r>
+          <w:t xml:space="preserve"> </w:t>
+        </w:r>
+      </w:ins>
+      <w:ins w:id="10120" w:author="Z. Zukowski" w:date="2026-05-22T00:00:00Z">
         <w:r>
           <w:t xml:space="preserve">governance power rather than infer it from launch documents. Protocols</w:t>
         </w:r>
       </w:ins>
-      <w:ins w:id="10113" w:author="Z. Zukowski" w:date="2026-05-22T00:00:00Z">
-        <w:r>
-          <w:t xml:space="preserve"> </w:t>
-        </w:r>
-      </w:ins>
-      <w:ins w:id="10113" w:author="Z. Zukowski" w:date="2026-05-22T00:00:00Z">
+      <w:ins w:id="10120" w:author="Z. Zukowski" w:date="2026-05-22T00:00:00Z">
+        <w:r>
+          <w:t xml:space="preserve"> </w:t>
+        </w:r>
+      </w:ins>
+      <w:ins w:id="10120" w:author="Z. Zukowski" w:date="2026-05-22T00:00:00Z">
         <w:r>
           <w:t xml:space="preserve">should publish PCA-adjusted concentration metrics, delegate-power</w:t>
         </w:r>
       </w:ins>
-      <w:ins w:id="10113" w:author="Z. Zukowski" w:date="2026-05-22T00:00:00Z">
-        <w:r>
-          <w:t xml:space="preserve"> </w:t>
-        </w:r>
-      </w:ins>
-      <w:ins w:id="10113" w:author="Z. Zukowski" w:date="2026-05-22T00:00:00Z">
+      <w:ins w:id="10120" w:author="Z. Zukowski" w:date="2026-05-22T00:00:00Z">
+        <w:r>
+          <w:t xml:space="preserve"> </w:t>
+        </w:r>
+      </w:ins>
+      <w:ins w:id="10120" w:author="Z. Zukowski" w:date="2026-05-22T00:00:00Z">
         <w:r>
           <w:t xml:space="preserve">concentration, and any vote-escrow amplification before asking users or</w:t>
         </w:r>
       </w:ins>
-      <w:ins w:id="10113" w:author="Z. Zukowski" w:date="2026-05-22T00:00:00Z">
-        <w:r>
-          <w:t xml:space="preserve"> </w:t>
-        </w:r>
-      </w:ins>
-      <w:ins w:id="10113" w:author="Z. Zukowski" w:date="2026-05-22T00:00:00Z">
+      <w:ins w:id="10120" w:author="Z. Zukowski" w:date="2026-05-22T00:00:00Z">
+        <w:r>
+          <w:t xml:space="preserve"> </w:t>
+        </w:r>
+      </w:ins>
+      <w:ins w:id="10120" w:author="Z. Zukowski" w:date="2026-05-22T00:00:00Z">
         <w:r>
           <w:t xml:space="preserve">regulators to accept decentralization claims.</w:t>
         </w:r>
       </w:ins>
     </w:p>
-    <w:bookmarkEnd w:id="83"/>
-    <w:bookmarkStart w:id="84" w:name="risks-and-counterpoints"/>
+    <w:bookmarkEnd w:id="91"/>
+    <w:bookmarkStart w:id="92" w:name="risks-and-counterpoints"/>
     <w:p>
       <w:pPr>
         <w:pStyle w:val="Heading2"/>
@@ -22608,7 +22939,7 @@
       <w:pPr>
         <w:pStyle w:val="FirstParagraph"/>
       </w:pPr>
-      <w:ins w:id="10114" w:author="Z. Zukowski" w:date="2026-05-22T00:00:00Z">
+      <w:ins w:id="10121" w:author="Z. Zukowski" w:date="2026-05-22T00:00:00Z">
         <w:r>
           <w:t xml:space="preserve">Several empirical risks deserve candid acknowledgment. First, concentration may be efficient in some protocols if high-stake holders are also the participants most informed about protocol maintenance. This paper does not resolve that normative dispute; it shows that concentration should be measured after PCA correction and voting-power adjustment before decentralization claims are made. Second, launch allocation is empirically uninformative about current concentration, so audits that rely on allocation documents alone will miss post-distribution accumulation. Third, voting-HHI depends on governance-platform data that can drift over time, making rank ordering more durable than exact point estimates.</w:t>
         </w:r>
@@ -22618,14 +22949,14 @@
       <w:pPr>
         <w:pStyle w:val="BodyText"/>
       </w:pPr>
-      <w:ins w:id="10115" w:author="Z. Zukowski" w:date="2026-05-22T00:00:00Z">
+      <w:ins w:id="10122" w:author="Z. Zukowski" w:date="2026-05-22T00:00:00Z">
         <w:r>
           <w:t xml:space="preserve">Measurement remains incomplete. Informal influence, off-chain coordination, and legal or equity-holder obligations can affect governance without appearing in token-holder lists. The paper therefore treats HHI and voting-HHI as necessary but not sufficient measures of governance power.</w:t>
         </w:r>
       </w:ins>
     </w:p>
-    <w:bookmarkEnd w:id="84"/>
-    <w:bookmarkStart w:id="85" w:name="position-in-literature"/>
+    <w:bookmarkEnd w:id="92"/>
+    <w:bookmarkStart w:id="93" w:name="position-in-literature"/>
     <w:p>
       <w:pPr>
         <w:pStyle w:val="Heading2"/>
@@ -22638,7 +22969,7 @@
       <w:pPr>
         <w:pStyle w:val="FirstParagraph"/>
       </w:pPr>
-      <w:ins w:id="10116" w:author="Z. Zukowski" w:date="2026-05-22T00:00:00Z">
+      <w:ins w:id="10123" w:author="Z. Zukowski" w:date="2026-05-22T00:00:00Z">
         <w:r>
           <w:t xml:space="preserve">This paper contributes to the empirical DAO-governance literature by refining how concentration is measured. Prior work documents token inequality, voter concentration, participation gaps, and the decentralization illusion. B2 extends that literature by showing that concentration estimates change materially once protocol-controlled addresses are excluded, and by comparing holding HHI with voting-HHI across delegation systems.</w:t>
         </w:r>
@@ -22648,14 +22979,14 @@
       <w:pPr>
         <w:pStyle w:val="BodyText"/>
       </w:pPr>
-      <w:ins w:id="10117" w:author="Z. Zukowski" w:date="2026-05-22T00:00:00Z">
+      <w:ins w:id="10124" w:author="Z. Zukowski" w:date="2026-05-22T00:00:00Z">
         <w:r>
           <w:t xml:space="preserve">The paper also contributes to DePIN tokenomics by separating governance concentration from subsidy dependence and launch allocation. DePIN protocols exhibit higher concentration than DeFi in the corrected cross-section, but the sector pattern coexists with low-concentration counterexamples such as Anyone Protocol and Hivemapper. This makes the paper a measurement contribution rather than a deterministic claim about DePIN architecture.</w:t>
         </w:r>
       </w:ins>
     </w:p>
-    <w:bookmarkEnd w:id="85"/>
-    <w:bookmarkStart w:id="86" w:name="summary-of-findings"/>
+    <w:bookmarkEnd w:id="93"/>
+    <w:bookmarkStart w:id="94" w:name="summary-of-findings"/>
     <w:p>
       <w:pPr>
         <w:pStyle w:val="Heading2"/>
@@ -22668,7 +22999,7 @@
       <w:pPr>
         <w:pStyle w:val="FirstParagraph"/>
       </w:pPr>
-      <w:ins w:id="10118" w:author="Z. Zukowski" w:date="2026-05-22T00:00:00Z">
+      <w:ins w:id="10125" w:author="Z. Zukowski" w:date="2026-05-22T00:00:00Z">
         <w:r>
           <w:t xml:space="preserve">Across 40 protocols, naive holder lists are a weak basis for governance claims. PCA exclusion corrects large measurement artifacts, with median HHI inflation of 2.3x and a maximum near 18x in affected protocols. Initial insider allocation is uninformative about post-distribution concentration (Pearson r = 0.05, p = 0.76, N = 37), while current insider wallet retention is associated with concentration (Spearman rho = 0.48, p = 0.003, N = 37); the non-insider HHI check supports this as more than a purely mechanical result.</w:t>
         </w:r>
@@ -22678,7 +23009,7 @@
       <w:pPr>
         <w:pStyle w:val="BodyText"/>
       </w:pPr>
-      <w:ins w:id="10119" w:author="Z. Zukowski" w:date="2026-05-22T00:00:00Z">
+      <w:ins w:id="10126" w:author="Z. Zukowski" w:date="2026-05-22T00:00:00Z">
         <w:r>
           <w:t xml:space="preserve">DePIN protocols are more concentrated than DeFi protocols after correction (mean HHI 0.071 vs 0.031; Mann-Whitney p = 0.020; Cohen’s d = 0.94), but the finding is descriptive and partially attenuates in the smallest multivariate specification. Subsidy dependence does not generalize as a concentration indicator once Livepeer is excluded (r = 0.07, p = 0.77, N = 22). Delegation usually amplifies voting concentration above token holdings in the 13-protocol voting-HHI sample, with ENS, GMX, HNT, and JUP as dispersion exceptions.</w:t>
         </w:r>
@@ -22688,14 +23019,14 @@
       <w:pPr>
         <w:pStyle w:val="BodyText"/>
       </w:pPr>
-      <w:ins w:id="10120" w:author="Z. Zukowski" w:date="2026-05-22T00:00:00Z">
-        <w:r>
-          <w:t xml:space="preserve">The findings span four within-protocol concentration surfaces (post-exclusion holding, insider retention, delegated voting, and vote-escrowed voting) and one cross-protocol surface deferred to future work (institutional delegates participating in multiple protocols’ governance simultaneously).</w:t>
-        </w:r>
-      </w:ins>
-    </w:p>
-    <w:bookmarkEnd w:id="86"/>
-    <w:bookmarkStart w:id="87" w:name="contributions"/>
+      <w:ins w:id="10127" w:author="Z. Zukowski" w:date="2026-05-22T00:00:00Z">
+        <w:r>
+          <w:t xml:space="preserve">The findings span four within-protocol concentration surfaces (post-exclusion holding, insider retention, delegated voting, and vote-escrowed voting) and one cross-protocol surface documented at Snapshot and Tally depth in Section 4.5.5 (institutional delegates participating in multiple protocols’ governance simultaneously; PGov + Tane Governance + Arana Digital + 7 additional Tally-side firms).</w:t>
+        </w:r>
+      </w:ins>
+    </w:p>
+    <w:bookmarkEnd w:id="94"/>
+    <w:bookmarkStart w:id="95" w:name="contributions"/>
     <w:p>
       <w:pPr>
         <w:pStyle w:val="Heading2"/>
@@ -22708,7 +23039,7 @@
       <w:pPr>
         <w:pStyle w:val="FirstParagraph"/>
       </w:pPr>
-      <w:ins w:id="10121" w:author="Z. Zukowski" w:date="2026-05-22T00:00:00Z">
+      <w:ins w:id="10128" w:author="Z. Zukowski" w:date="2026-05-22T00:00:00Z">
         <w:r>
           <w:t xml:space="preserve">The paper makes four empirical contributions.</w:t>
         </w:r>
@@ -22718,7 +23049,7 @@
       <w:pPr>
         <w:pStyle w:val="BodyText"/>
       </w:pPr>
-      <w:ins w:id="10122" w:author="Z. Zukowski" w:date="2026-05-22T00:00:00Z">
+      <w:ins w:id="10129" w:author="Z. Zukowski" w:date="2026-05-22T00:00:00Z">
         <w:r>
           <w:rPr>
             <w:b/>
@@ -22727,12 +23058,12 @@
           <w:t xml:space="preserve">First, generalizable PCA exclusion methodology</w:t>
         </w:r>
       </w:ins>
-      <w:ins w:id="10122" w:author="Z. Zukowski" w:date="2026-05-22T00:00:00Z">
-        <w:r>
-          <w:t xml:space="preserve"> </w:t>
-        </w:r>
-      </w:ins>
-      <w:ins w:id="10122" w:author="Z. Zukowski" w:date="2026-05-22T00:00:00Z">
+      <w:ins w:id="10129" w:author="Z. Zukowski" w:date="2026-05-22T00:00:00Z">
+        <w:r>
+          <w:t xml:space="preserve"> </w:t>
+        </w:r>
+      </w:ins>
+      <w:ins w:id="10129" w:author="Z. Zukowski" w:date="2026-05-22T00:00:00Z">
         <w:r>
           <w:t xml:space="preserve">(Section 3.8). The exclusion methodology applies 133 address exclusions controlled by protocols themselves across 38 protocols. Correcting for these addresses changed affected protocols’ HHI by a median factor of 2.3x and up to approximately 18x, showing that prior holder-list studies can measure protocol architecture rather than governance control.</w:t>
         </w:r>
@@ -22742,7 +23073,7 @@
       <w:pPr>
         <w:pStyle w:val="BodyText"/>
       </w:pPr>
-      <w:ins w:id="10123" w:author="Z. Zukowski" w:date="2026-05-22T00:00:00Z">
+      <w:ins w:id="10130" w:author="Z. Zukowski" w:date="2026-05-22T00:00:00Z">
         <w:r>
           <w:rPr>
             <w:b/>
@@ -22751,12 +23082,12 @@
           <w:t xml:space="preserve">Second, allocation-null and insider-retention evidence</w:t>
         </w:r>
       </w:ins>
-      <w:ins w:id="10123" w:author="Z. Zukowski" w:date="2026-05-22T00:00:00Z">
-        <w:r>
-          <w:t xml:space="preserve"> </w:t>
-        </w:r>
-      </w:ins>
-      <w:ins w:id="10123" w:author="Z. Zukowski" w:date="2026-05-22T00:00:00Z">
+      <w:ins w:id="10130" w:author="Z. Zukowski" w:date="2026-05-22T00:00:00Z">
+        <w:r>
+          <w:t xml:space="preserve"> </w:t>
+        </w:r>
+      </w:ins>
+      <w:ins w:id="10130" w:author="Z. Zukowski" w:date="2026-05-22T00:00:00Z">
         <w:r>
           <w:t xml:space="preserve">(Section 4.4). Initial team and investor allocation does not explain post-distribution concentration in the 37-protocol allocation subsample, while insider wallet presence among top holders is associated with concentration. The count-based non-insider HHI check supports the relationship as more than a direct arithmetic artifact; the balance-based version does not survive conventional significance, so the hierarchy of evidence is explicit.</w:t>
         </w:r>
@@ -22766,7 +23097,7 @@
       <w:pPr>
         <w:pStyle w:val="BodyText"/>
       </w:pPr>
-      <w:ins w:id="10124" w:author="Z. Zukowski" w:date="2026-05-22T00:00:00Z">
+      <w:ins w:id="10131" w:author="Z. Zukowski" w:date="2026-05-22T00:00:00Z">
         <w:r>
           <w:rPr>
             <w:b/>
@@ -22775,12 +23106,12 @@
           <w:t xml:space="preserve">Third, corrected sector contrast</w:t>
         </w:r>
       </w:ins>
-      <w:ins w:id="10124" w:author="Z. Zukowski" w:date="2026-05-22T00:00:00Z">
-        <w:r>
-          <w:t xml:space="preserve"> </w:t>
-        </w:r>
-      </w:ins>
-      <w:ins w:id="10124" w:author="Z. Zukowski" w:date="2026-05-22T00:00:00Z">
+      <w:ins w:id="10131" w:author="Z. Zukowski" w:date="2026-05-22T00:00:00Z">
+        <w:r>
+          <w:t xml:space="preserve"> </w:t>
+        </w:r>
+      </w:ins>
+      <w:ins w:id="10131" w:author="Z. Zukowski" w:date="2026-05-22T00:00:00Z">
         <w:r>
           <w:t xml:space="preserve">(Section 4.3). DePIN governance concentration exceeds DeFi after PCA correction, with robustness to leave-one-out, permutation, and bootstrap checks. The finding is descriptive and should be read with the Model 3 attenuation and small-sample limits in view.</w:t>
         </w:r>
@@ -22790,7 +23121,7 @@
       <w:pPr>
         <w:pStyle w:val="BodyText"/>
       </w:pPr>
-      <w:ins w:id="10125" w:author="Z. Zukowski" w:date="2026-05-22T00:00:00Z">
+      <w:ins w:id="10132" w:author="Z. Zukowski" w:date="2026-05-22T00:00:00Z">
         <w:r>
           <w:rPr>
             <w:b/>
@@ -22799,19 +23130,19 @@
           <w:t xml:space="preserve">Fourth, delegation-amplification measurement</w:t>
         </w:r>
       </w:ins>
-      <w:ins w:id="10125" w:author="Z. Zukowski" w:date="2026-05-22T00:00:00Z">
-        <w:r>
-          <w:t xml:space="preserve"> </w:t>
-        </w:r>
-      </w:ins>
-      <w:ins w:id="10125" w:author="Z. Zukowski" w:date="2026-05-22T00:00:00Z">
+      <w:ins w:id="10132" w:author="Z. Zukowski" w:date="2026-05-22T00:00:00Z">
+        <w:r>
+          <w:t xml:space="preserve"> </w:t>
+        </w:r>
+      </w:ins>
+      <w:ins w:id="10132" w:author="Z. Zukowski" w:date="2026-05-22T00:00:00Z">
         <w:r>
           <w:t xml:space="preserve">(Section 4.5). Voting-HHI exceeds post-exclusion holding HHI in nine of thirteen protocols with sufficient governance data, while ENS, GMX, HNT, and JUP show that dispersion is possible under different delegate-program or voting-mechanism designs. Curve and Balancer form a separate vote-escrow class with much larger amplification.</w:t>
         </w:r>
       </w:ins>
     </w:p>
-    <w:bookmarkEnd w:id="87"/>
-    <w:bookmarkStart w:id="88" w:name="limitations"/>
+    <w:bookmarkEnd w:id="95"/>
+    <w:bookmarkStart w:id="96" w:name="limitations"/>
     <w:p>
       <w:pPr>
         <w:pStyle w:val="Heading2"/>
@@ -22824,9 +23155,9 @@
       <w:pPr>
         <w:pStyle w:val="FirstParagraph"/>
       </w:pPr>
-      <w:ins w:id="10126" w:author="Z. Zukowski" w:date="2026-05-22T00:00:00Z">
-        <w:r>
-          <w:t xml:space="preserve">The evidence reported here carries five main limitations. First, the analysis is a March 2026 cross-section, so it supports descriptive association rather than causal inference or trajectory claims. Second, the 40-protocol sample is large enough for descriptive comparison but small for fully specified multivariate regression; Model 3 has only 35 observations. Third, PCA classification depends on public labels, bytecode inspection, and documentation quality, with weaker coverage for some Solana-native protocols. Fourth, voting-HHI data are available only for 13 protocols with sufficient governance activity and comparable data surfaces. Fifth, HHI measures concentration of shares, not pivotal voting power under proposal-specific quorum rules.</w:t>
+      <w:ins w:id="10133" w:author="Z. Zukowski" w:date="2026-05-22T00:00:00Z">
+        <w:r>
+          <w:t xml:space="preserve">The evidence reported here carries three main limitations. First, the analysis is a March 2026 cross-section, so it supports descriptive association rather than causal inference or trajectory claims; an initial 14-protocol quarterly panel is reported in Supplementary File S7 (11 of 14 protocols monotonic-decay) and a 14-protocol Q1/Q8 trajectory analysis is reported in Supplementary File S17 (85.7 percent monotonic-decay), but a full 40-protocol monthly panel remains future work (Section 5.8). Second, the 40-protocol cross-section is large enough for descriptive comparison but small for fully specified multivariate regression; Model 3 has only 35 observations, and a 45-protocol extended sample is reported in Supplementary File S16 with the multivariate regression on the extended sample pending revenue and treasury covariate extraction for the 5 added protocols (Section 5.8). Third, operator-attribution coverage is asymmetric across chain architectures: Etherscan + Nansen labels yield roughly 95 percent high-share holder attribution on EVM protocols; Helius DAS + Sim API yields roughly 80 percent on Solana protocols; Substrate NPoS protocols (Polkadot; sister substrate-native L1+DePIN) require external attribution services (Polkawatch DDP API; Web3 Foundation TVP registry) to reach 53 percent coverage from a 16 percent on-chain baseline, with the residual approximately 47 percent representing a structural attribution ceiling for voluntary-identity-pallet protocols. The CEX-validator concentration findings in Section 4.5.5 are therefore reported as lower bounds for Substrate NPoS protocols; the same is not true for the EVM and Solana CEX-overlap findings, which use near-complete-coverage attribution data.</w:t>
         </w:r>
       </w:ins>
     </w:p>
@@ -22834,47 +23165,47 @@
       <w:pPr>
         <w:pStyle w:val="BodyText"/>
       </w:pPr>
-      <w:ins w:id="10127" w:author="Z. Zukowski" w:date="2026-05-22T00:00:00Z">
+      <w:ins w:id="10134" w:author="Z. Zukowski" w:date="2026-05-22T00:00:00Z">
         <w:r>
           <w:t xml:space="preserve">The attenuated Model 3 sector coefficient (p = 0.078) should be read</w:t>
         </w:r>
       </w:ins>
-      <w:ins w:id="10127" w:author="Z. Zukowski" w:date="2026-05-22T00:00:00Z">
-        <w:r>
-          <w:t xml:space="preserve"> </w:t>
-        </w:r>
-      </w:ins>
-      <w:ins w:id="10127" w:author="Z. Zukowski" w:date="2026-05-22T00:00:00Z">
+      <w:ins w:id="10134" w:author="Z. Zukowski" w:date="2026-05-22T00:00:00Z">
+        <w:r>
+          <w:t xml:space="preserve"> </w:t>
+        </w:r>
+      </w:ins>
+      <w:ins w:id="10134" w:author="Z. Zukowski" w:date="2026-05-22T00:00:00Z">
         <w:r>
           <w:t xml:space="preserve">alongside the bootstrap result reported in Section 4.4: the DePIN</w:t>
         </w:r>
       </w:ins>
-      <w:ins w:id="10127" w:author="Z. Zukowski" w:date="2026-05-22T00:00:00Z">
-        <w:r>
-          <w:t xml:space="preserve"> </w:t>
-        </w:r>
-      </w:ins>
-      <w:ins w:id="10127" w:author="Z. Zukowski" w:date="2026-05-22T00:00:00Z">
+      <w:ins w:id="10134" w:author="Z. Zukowski" w:date="2026-05-22T00:00:00Z">
+        <w:r>
+          <w:t xml:space="preserve"> </w:t>
+        </w:r>
+      </w:ins>
+      <w:ins w:id="10134" w:author="Z. Zukowski" w:date="2026-05-22T00:00:00Z">
         <w:r>
           <w:t xml:space="preserve">coefficient bootstrap interval remains above zero [+0.001, +0.091] in</w:t>
         </w:r>
       </w:ins>
-      <w:ins w:id="10127" w:author="Z. Zukowski" w:date="2026-05-22T00:00:00Z">
-        <w:r>
-          <w:t xml:space="preserve"> </w:t>
-        </w:r>
-      </w:ins>
-      <w:ins w:id="10127" w:author="Z. Zukowski" w:date="2026-05-22T00:00:00Z">
+      <w:ins w:id="10134" w:author="Z. Zukowski" w:date="2026-05-22T00:00:00Z">
+        <w:r>
+          <w:t xml:space="preserve"> </w:t>
+        </w:r>
+      </w:ins>
+      <w:ins w:id="10134" w:author="Z. Zukowski" w:date="2026-05-22T00:00:00Z">
         <w:r>
           <w:t xml:space="preserve">the N = 35 multivariate sample, but the small sample limits how cleanly</w:t>
         </w:r>
       </w:ins>
-      <w:ins w:id="10127" w:author="Z. Zukowski" w:date="2026-05-22T00:00:00Z">
-        <w:r>
-          <w:t xml:space="preserve"> </w:t>
-        </w:r>
-      </w:ins>
-      <w:ins w:id="10127" w:author="Z. Zukowski" w:date="2026-05-22T00:00:00Z">
+      <w:ins w:id="10134" w:author="Z. Zukowski" w:date="2026-05-22T00:00:00Z">
+        <w:r>
+          <w:t xml:space="preserve"> </w:t>
+        </w:r>
+      </w:ins>
+      <w:ins w:id="10134" w:author="Z. Zukowski" w:date="2026-05-22T00:00:00Z">
         <w:r>
           <w:t xml:space="preserve">sector can be isolated from correlated controls.</w:t>
         </w:r>
@@ -22884,37 +23215,37 @@
       <w:pPr>
         <w:pStyle w:val="BodyText"/>
       </w:pPr>
-      <w:ins w:id="10128" w:author="Z. Zukowski" w:date="2026-05-22T00:00:00Z">
+      <w:ins w:id="10135" w:author="Z. Zukowski" w:date="2026-05-22T00:00:00Z">
         <w:r>
           <w:t xml:space="preserve">The subsidy result is especially sensitive to one observation: excluding</w:t>
         </w:r>
       </w:ins>
-      <w:ins w:id="10128" w:author="Z. Zukowski" w:date="2026-05-22T00:00:00Z">
-        <w:r>
-          <w:t xml:space="preserve"> </w:t>
-        </w:r>
-      </w:ins>
-      <w:ins w:id="10128" w:author="Z. Zukowski" w:date="2026-05-22T00:00:00Z">
+      <w:ins w:id="10135" w:author="Z. Zukowski" w:date="2026-05-22T00:00:00Z">
+        <w:r>
+          <w:t xml:space="preserve"> </w:t>
+        </w:r>
+      </w:ins>
+      <w:ins w:id="10135" w:author="Z. Zukowski" w:date="2026-05-22T00:00:00Z">
         <w:r>
           <w:t xml:space="preserve">Livepeer yields a clean null (full LOO + Spearman + log-transform</w:t>
         </w:r>
       </w:ins>
-      <w:ins w:id="10128" w:author="Z. Zukowski" w:date="2026-05-22T00:00:00Z">
-        <w:r>
-          <w:t xml:space="preserve"> </w:t>
-        </w:r>
-      </w:ins>
-      <w:ins w:id="10128" w:author="Z. Zukowski" w:date="2026-05-22T00:00:00Z">
+      <w:ins w:id="10135" w:author="Z. Zukowski" w:date="2026-05-22T00:00:00Z">
+        <w:r>
+          <w:t xml:space="preserve"> </w:t>
+        </w:r>
+      </w:ins>
+      <w:ins w:id="10135" w:author="Z. Zukowski" w:date="2026-05-22T00:00:00Z">
         <w:r>
           <w:t xml:space="preserve">robustness in Section 4.6), so the main text treats subsidy as a</w:t>
         </w:r>
       </w:ins>
-      <w:ins w:id="10128" w:author="Z. Zukowski" w:date="2026-05-22T00:00:00Z">
-        <w:r>
-          <w:t xml:space="preserve"> </w:t>
-        </w:r>
-      </w:ins>
-      <w:ins w:id="10128" w:author="Z. Zukowski" w:date="2026-05-22T00:00:00Z">
+      <w:ins w:id="10135" w:author="Z. Zukowski" w:date="2026-05-22T00:00:00Z">
+        <w:r>
+          <w:t xml:space="preserve"> </w:t>
+        </w:r>
+      </w:ins>
+      <w:ins w:id="10135" w:author="Z. Zukowski" w:date="2026-05-22T00:00:00Z">
         <w:r>
           <w:t xml:space="preserve">non-generalizing association rather than a stable indicator.</w:t>
         </w:r>
@@ -22924,24 +23255,24 @@
       <w:pPr>
         <w:pStyle w:val="BodyText"/>
       </w:pPr>
-      <w:ins w:id="10129" w:author="Z. Zukowski" w:date="2026-05-22T00:00:00Z">
+      <w:ins w:id="10136" w:author="Z. Zukowski" w:date="2026-05-22T00:00:00Z">
         <w:r>
           <w:t xml:space="preserve">Measurement extensions that would refine these findings without changing</w:t>
         </w:r>
       </w:ins>
-      <w:ins w:id="10129" w:author="Z. Zukowski" w:date="2026-05-22T00:00:00Z">
-        <w:r>
-          <w:t xml:space="preserve"> </w:t>
-        </w:r>
-      </w:ins>
-      <w:ins w:id="10129" w:author="Z. Zukowski" w:date="2026-05-22T00:00:00Z">
+      <w:ins w:id="10136" w:author="Z. Zukowski" w:date="2026-05-22T00:00:00Z">
+        <w:r>
+          <w:t xml:space="preserve"> </w:t>
+        </w:r>
+      </w:ins>
+      <w:ins w:id="10136" w:author="Z. Zukowski" w:date="2026-05-22T00:00:00Z">
         <w:r>
           <w:t xml:space="preserve">the core claim are enumerated in Section 5.8.</w:t>
         </w:r>
       </w:ins>
     </w:p>
-    <w:bookmarkEnd w:id="88"/>
-    <w:bookmarkStart w:id="91" w:name="future-research"/>
+    <w:bookmarkEnd w:id="96"/>
+    <w:bookmarkStart w:id="99" w:name="future-research"/>
     <w:p>
       <w:pPr>
         <w:pStyle w:val="Heading2"/>
@@ -22955,45 +23286,9 @@
         <w:pStyle w:val="FirstParagraph"/>
       </w:pPr>
       <w:r>
-        <w:t xml:space="preserve">Four research directions have highest priority. First, longitudinal</w:t>
-      </w:r>
-      <w:r>
-        <w:t xml:space="preserve"> </w:t>
-      </w:r>
-      <w:r>
-        <w:t xml:space="preserve">governance tracking: monthly snapshots of HHI and Gini across the full</w:t>
-      </w:r>
-      <w:r>
-        <w:t xml:space="preserve"> </w:t>
-      </w:r>
-      <w:r>
-        <w:t xml:space="preserve">sample would convert the current cross-section into a panel dataset,</w:t>
-      </w:r>
-      <w:r>
-        <w:t xml:space="preserve"> </w:t>
-      </w:r>
-      <w:r>
-        <w:t xml:space="preserve">enabling analysis of deconcentration trajectories and the governance</w:t>
-      </w:r>
-      <w:r>
-        <w:t xml:space="preserve"> </w:t>
-      </w:r>
-      <w:r>
-        <w:t xml:space="preserve">effects of specific reform events (e.g., delegation program launches,</w:t>
-      </w:r>
-      <w:r>
-        <w:t xml:space="preserve"> </w:t>
-      </w:r>
-      <w:r>
-        <w:t xml:space="preserve">vesting cliff expirations). A companion panel analysis of quarterly HHI</w:t>
-      </w:r>
-      <w:r>
-        <w:t xml:space="preserve"> </w:t>
-      </w:r>
-      <w:r>
-        <w:t xml:space="preserve">trajectories for 14 governance tokens (</w:t>
-      </w:r>
-      <w:hyperlink r:id="rId89">
+        <w:t xml:space="preserve">Four research directions have highest priority. First, longitudinal governance tracking: monthly snapshots of HHI and Gini across the full 40-protocol sample would convert the current cross-section into a panel dataset, enabling analysis of deconcentration trajectories and the governance effects of specific reform events (delegation program launches; vesting cliff expirations). An initial 14-protocol quarterly panel (</w:t>
+      </w:r>
+      <w:hyperlink r:id="rId97">
         <w:r>
           <w:rPr>
             <w:rStyle w:val="Hyperlink"/>
@@ -23002,72 +23297,57 @@
         </w:r>
       </w:hyperlink>
       <w:r>
-        <w:t xml:space="preserve">)</w:t>
-      </w:r>
-      <w:r>
-        <w:t xml:space="preserve"> </w:t>
-      </w:r>
-      <w:r>
-        <w:t xml:space="preserve">documents that 11 of 14 protocols exhibit monotonic governance HHI decay</w:t>
-      </w:r>
-      <w:r>
-        <w:t xml:space="preserve"> </w:t>
-      </w:r>
-      <w:r>
-        <w:t xml:space="preserve">over 24 months post-token-generation event, with vote-escrow (CRV),</w:t>
-      </w:r>
-      <w:r>
-        <w:t xml:space="preserve"> </w:t>
-      </w:r>
-      <w:r>
-        <w:t xml:space="preserve">reservoir-drip (COMP), and claim-window (ENS) designs as exceptions;</w:t>
-      </w:r>
-      <w:r>
-        <w:t xml:space="preserve"> </w:t>
-      </w:r>
-      <w:r>
-        <w:t xml:space="preserve">this longitudinal pattern is consistent with the cross-sectional</w:t>
-      </w:r>
-      <w:r>
-        <w:t xml:space="preserve"> </w:t>
-      </w:r>
-      <w:r>
-        <w:t xml:space="preserve">allocation null reported in Section 4.4.</w:t>
+        <w:t xml:space="preserve">) documents that 11 of 14 protocols exhibit monotonic governance HHI decay over 24 months post-token-generation event with vote-escrow CRV, reservoir-drip COMP, and claim-window ENS as exceptions; a 14-protocol Q1/Q8 trajectory analysis (</w:t>
+      </w:r>
+      <w:hyperlink r:id="rId98">
+        <w:r>
+          <w:rPr>
+            <w:rStyle w:val="Hyperlink"/>
+          </w:rPr>
+          <w:t xml:space="preserve">Supplementary File S17</w:t>
+        </w:r>
+      </w:hyperlink>
+      <w:r>
+        <w:t xml:space="preserve">) returns 85.7 percent monotonic-decay; both are consistent with the cross-sectional allocation null reported in Section 4.4. Full 40-protocol monthly extraction is the natural extension.</w:t>
       </w:r>
     </w:p>
     <w:p>
       <w:pPr>
         <w:pStyle w:val="BodyText"/>
       </w:pPr>
-      <w:r>
-        <w:t xml:space="preserve">Second, sample expansion: the current cross-section of 40 protocols</w:t>
-      </w:r>
-      <w:r>
-        <w:t xml:space="preserve"> </w:t>
-      </w:r>
-      <w:r>
-        <w:t xml:space="preserve">supports descriptive analysis; expanding the sample to 50 to 60</w:t>
-      </w:r>
-      <w:r>
-        <w:t xml:space="preserve"> </w:t>
-      </w:r>
-      <w:r>
-        <w:t xml:space="preserve">protocols would enable the regression, panel, and event-study analyses</w:t>
-      </w:r>
-      <w:r>
-        <w:t xml:space="preserve"> </w:t>
-      </w:r>
-      <w:r>
-        <w:t xml:space="preserve">currently specified as replication-ready designs.</w:t>
-      </w:r>
+      <w:ins w:id="10137" w:author="Z. Zukowski" w:date="2026-05-22T00:00:00Z">
+        <w:r>
+          <w:t xml:space="preserve">Second, sample expansion: the current 40-protocol cross-section supports descriptive analysis; an extended 45-protocol sample (FXS, SNX, GNO, TAO, DOT added with PCA classification + holder distributions + top-N values;</w:t>
+        </w:r>
+      </w:ins>
+      <w:ins w:id="10137" w:author="Z. Zukowski" w:date="2026-05-22T00:00:00Z">
+        <w:r>
+          <w:t xml:space="preserve"> </w:t>
+        </w:r>
+      </w:ins>
+      <w:hyperlink r:id="rId69">
+        <w:ins w:id="10137" w:author="Z. Zukowski" w:date="2026-05-22T00:00:00Z">
+          <w:r>
+            <w:rPr>
+              <w:rStyle w:val="Hyperlink"/>
+            </w:rPr>
+            <w:t xml:space="preserve">Supplementary File S16</w:t>
+          </w:r>
+        </w:ins>
+      </w:hyperlink>
+      <w:ins w:id="10137" w:author="Z. Zukowski" w:date="2026-05-22T00:00:00Z">
+        <w:r>
+          <w:t xml:space="preserve">) provides infrastructure for the multivariate regression on the extended sample, pending revenue and treasury covariate extraction for the 5 added protocols. Further expansion to N = 50-60 would enable the panel and event-study analyses currently specified as replication-ready designs.</w:t>
+        </w:r>
+      </w:ins>
     </w:p>
     <w:p>
       <w:pPr>
         <w:pStyle w:val="BodyText"/>
       </w:pPr>
-      <w:ins w:id="10130" w:author="Z. Zukowski" w:date="2026-05-22T00:00:00Z">
-        <w:r>
-          <w:t xml:space="preserve">Third, cross-protocol delegate overlap: the Snapshot-side overlap pattern in Section 4.5.5 should be extended to the Tally delegate registry and Solana governance surfaces to test whether the same professional governance actors concentrate influence across protocols.</w:t>
+      <w:ins w:id="10138" w:author="Z. Zukowski" w:date="2026-05-22T00:00:00Z">
+        <w:r>
+          <w:t xml:space="preserve">Third, cross-protocol delegate overlap extension: Section 4.5.5 documents the pattern across Snapshot, Tally, and Polkadot validator-set surfaces; extension to Solana governance surfaces (Realms, SPL Governance) and to off-Snapshot off-Tally surfaces (governance forums, off-chain coordination mechanisms) remains the natural next step.</w:t>
         </w:r>
       </w:ins>
     </w:p>
@@ -23075,9 +23355,9 @@
       <w:pPr>
         <w:pStyle w:val="BodyText"/>
       </w:pPr>
-      <w:ins w:id="10131" w:author="Z. Zukowski" w:date="2026-05-22T00:00:00Z">
-        <w:r>
-          <w:t xml:space="preserve">Fourth, extending concentration measurement from holding-based HHI to coalition-based power indices (Shapley &amp; Shubik, 1954; Banzhaf, 1968) would quantify whether token holders’ pivotal probability diverges from nominal share. Partial-sample computations across five Tally-sourced protocols (Section 4.6; full detail in Supplementary File S11) show Shapley-Shubik tracks voting-HHI at Pearson r = 0.999 under simple-majority quorum, with one protocol-specific Banzhaf divergence (AAVE top-1 Banzhaf 33.5% vs SS 26.7% vs share 21.9%). The 3 Snapshot-sourced protocols (DIMO, LDO, WXM) lack complete delegate-by-delegate weight data and remain the natural expansion target along with proposal-level quorum-configuration data. Recent game-theoretic results (Kiayias et al., 2025) indicate Shapley-based reward distributions achieve bounded Price of Stability (4/3) in oceanic staking models while resisting Sybil stake-splitting attacks, supporting the measurement extension’s theoretical grounding and computational feasibility for the sample sizes in the current dataset.</w:t>
+      <w:ins w:id="10139" w:author="Z. Zukowski" w:date="2026-05-22T00:00:00Z">
+        <w:r>
+          <w:t xml:space="preserve">Fourth, operator-infrastructure concentration as candidate sixth concentration axis. The Polkadot operator-attribution audit (Section 4.5.5; supplements S19) surfaces a candidate axis specific to validator-network infrastructure: cloud-provider / colocation / self-hosted classification of the underlying compute substrate, computable from external sources (Polkawatch records include LastRegion + LastCountry + LastNetwork + Nominators + TokenRewards fields). Validator-infrastructure HHI at the ISP-tier (Hetzner Online GmbH vs AWS vs DigitalOcean vs self-hosted residential) is not load-bearing for the Section 4.5 amplification finding but is methodologically relevant for any future Section 3.8 typology extension covering operator-infrastructure as a distinct concentration class. The axis generalizes beyond Polkadot to any protocol with validator-set governance (Ethereum proposer-builder separation; Cosmos validator sets; Solana validator clusters); cross-protocol operator-infrastructure HHI is a natural N &gt;= 5 expansion target.</w:t>
         </w:r>
       </w:ins>
     </w:p>
@@ -23085,9 +23365,9 @@
       <w:pPr>
         <w:pStyle w:val="BodyText"/>
       </w:pPr>
-      <w:ins w:id="10132" w:author="Z. Zukowski" w:date="2026-05-22T00:00:00Z">
-        <w:r>
-          <w:t xml:space="preserve">B2’s forward agenda is empirical: convert the current cross-section into panel evidence, expand the sample, and extend voting-HHI to coalition-based power measures.</w:t>
+      <w:ins w:id="10140" w:author="Z. Zukowski" w:date="2026-05-22T00:00:00Z">
+        <w:r>
+          <w:t xml:space="preserve">The forward empirical agenda is to convert the current cross-section into panel evidence, complete the sample expansion to N = 50-60 with multivariate regression on the extended sample, extend cross-protocol delegate overlap to Solana governance surfaces, and evaluate operator-infrastructure as candidate sixth axis. Recent game-theoretic results (Kiayias et al., 2025) indicate Shapley-based reward distributions achieve bounded Price of Stability (4/3) in oceanic staking models while resisting Sybil stake-splitting attacks, supporting the measurement extensions’ theoretical grounding.</w:t>
         </w:r>
       </w:ins>
     </w:p>
@@ -23095,37 +23375,37 @@
       <w:pPr>
         <w:pStyle w:val="BodyText"/>
       </w:pPr>
-      <w:ins w:id="10133" w:author="Z. Zukowski" w:date="2026-05-22T00:00:00Z">
+      <w:ins w:id="10141" w:author="Z. Zukowski" w:date="2026-05-22T00:00:00Z">
         <w:r>
           <w:t xml:space="preserve">Falsifiable forward claims. The cross-sectional design supports four</w:t>
         </w:r>
       </w:ins>
-      <w:ins w:id="10133" w:author="Z. Zukowski" w:date="2026-05-22T00:00:00Z">
-        <w:r>
-          <w:t xml:space="preserve"> </w:t>
-        </w:r>
-      </w:ins>
-      <w:ins w:id="10133" w:author="Z. Zukowski" w:date="2026-05-22T00:00:00Z">
+      <w:ins w:id="10141" w:author="Z. Zukowski" w:date="2026-05-22T00:00:00Z">
+        <w:r>
+          <w:t xml:space="preserve"> </w:t>
+        </w:r>
+      </w:ins>
+      <w:ins w:id="10141" w:author="Z. Zukowski" w:date="2026-05-22T00:00:00Z">
         <w:r>
           <w:t xml:space="preserve">falsifiable predictions about subsequent cross-protocol governance</w:t>
         </w:r>
       </w:ins>
-      <w:ins w:id="10133" w:author="Z. Zukowski" w:date="2026-05-22T00:00:00Z">
-        <w:r>
-          <w:t xml:space="preserve"> </w:t>
-        </w:r>
-      </w:ins>
-      <w:ins w:id="10133" w:author="Z. Zukowski" w:date="2026-05-22T00:00:00Z">
+      <w:ins w:id="10141" w:author="Z. Zukowski" w:date="2026-05-22T00:00:00Z">
+        <w:r>
+          <w:t xml:space="preserve"> </w:t>
+        </w:r>
+      </w:ins>
+      <w:ins w:id="10141" w:author="Z. Zukowski" w:date="2026-05-22T00:00:00Z">
         <w:r>
           <w:t xml:space="preserve">trajectories, each operationalized for future panel-data and event-study</w:t>
         </w:r>
       </w:ins>
-      <w:ins w:id="10133" w:author="Z. Zukowski" w:date="2026-05-22T00:00:00Z">
-        <w:r>
-          <w:t xml:space="preserve"> </w:t>
-        </w:r>
-      </w:ins>
-      <w:ins w:id="10133" w:author="Z. Zukowski" w:date="2026-05-22T00:00:00Z">
+      <w:ins w:id="10141" w:author="Z. Zukowski" w:date="2026-05-22T00:00:00Z">
+        <w:r>
+          <w:t xml:space="preserve"> </w:t>
+        </w:r>
+      </w:ins>
+      <w:ins w:id="10141" w:author="Z. Zukowski" w:date="2026-05-22T00:00:00Z">
         <w:r>
           <w:t xml:space="preserve">work:</w:t>
         </w:r>
@@ -23139,7 +23419,7 @@
           <w:numId w:val="1002"/>
         </w:numPr>
       </w:pPr>
-      <w:ins w:id="10134" w:author="Z. Zukowski" w:date="2026-05-22T00:00:00Z">
+      <w:ins w:id="10142" w:author="Z. Zukowski" w:date="2026-05-22T00:00:00Z">
         <w:r>
           <w:rPr>
             <w:b/>
@@ -23148,7 +23428,7 @@
           <w:t xml:space="preserve">Sector persistence</w:t>
         </w:r>
       </w:ins>
-      <w:ins w:id="10134" w:author="Z. Zukowski" w:date="2026-05-22T00:00:00Z">
+      <w:ins w:id="10142" w:author="Z. Zukowski" w:date="2026-05-22T00:00:00Z">
         <w:r>
           <w:t xml:space="preserve">: DePIN protocols launching in 2026-2027 will exhibit higher post-distribution holding HHI than DeFi protocols launching in the same period (Mann-Whitney test on entry-cohort distributions at T+12 and T+24 months).</w:t>
         </w:r>
@@ -23162,7 +23442,7 @@
           <w:numId w:val="1002"/>
         </w:numPr>
       </w:pPr>
-      <w:ins w:id="10135" w:author="Z. Zukowski" w:date="2026-05-22T00:00:00Z">
+      <w:ins w:id="10143" w:author="Z. Zukowski" w:date="2026-05-22T00:00:00Z">
         <w:r>
           <w:rPr>
             <w:b/>
@@ -23171,7 +23451,7 @@
           <w:t xml:space="preserve">Delegation amplification universality</w:t>
         </w:r>
       </w:ins>
-      <w:ins w:id="10135" w:author="Z. Zukowski" w:date="2026-05-22T00:00:00Z">
+      <w:ins w:id="10143" w:author="Z. Zukowski" w:date="2026-05-22T00:00:00Z">
         <w:r>
           <w:t xml:space="preserve">: any protocol introducing a formal delegate program will produce voting HHI greater than holding HHI within twelve months of launch, with amplification magnitude varying by delegate-program design rather than by sector.</w:t>
         </w:r>
@@ -23185,7 +23465,7 @@
           <w:numId w:val="1002"/>
         </w:numPr>
       </w:pPr>
-      <w:ins w:id="10136" w:author="Z. Zukowski" w:date="2026-05-22T00:00:00Z">
+      <w:ins w:id="10144" w:author="Z. Zukowski" w:date="2026-05-22T00:00:00Z">
         <w:r>
           <w:rPr>
             <w:b/>
@@ -23194,7 +23474,7 @@
           <w:t xml:space="preserve">Insider-retention persistence</w:t>
         </w:r>
       </w:ins>
-      <w:ins w:id="10136" w:author="Z. Zukowski" w:date="2026-05-22T00:00:00Z">
+      <w:ins w:id="10144" w:author="Z. Zukowski" w:date="2026-05-22T00:00:00Z">
         <w:r>
           <w:t xml:space="preserve">: protocols whose insider fraction of top-10 holders increases between baseline and subsequent measurement will exhibit increased holding HHI; protocols whose insider fraction decreases will exhibit decreased holding HHI (within-protocol panel correlation).</w:t>
         </w:r>
@@ -23208,7 +23488,7 @@
           <w:numId w:val="1002"/>
         </w:numPr>
       </w:pPr>
-      <w:ins w:id="10137" w:author="Z. Zukowski" w:date="2026-05-22T00:00:00Z">
+      <w:ins w:id="10145" w:author="Z. Zukowski" w:date="2026-05-22T00:00:00Z">
         <w:r>
           <w:rPr>
             <w:b/>
@@ -23217,7 +23497,7 @@
           <w:t xml:space="preserve">Delegate-program design as moderator</w:t>
         </w:r>
       </w:ins>
-      <w:ins w:id="10137" w:author="Z. Zukowski" w:date="2026-05-22T00:00:00Z">
+      <w:ins w:id="10145" w:author="Z. Zukowski" w:date="2026-05-22T00:00:00Z">
         <w:r>
           <w:t xml:space="preserve">: among post-launch protocols in Prediction 2’s set, those that adopt broad-community-delegate distribution design choices will exhibit lower amplification ratios than those that do not.</w:t>
         </w:r>
@@ -23227,18 +23507,18 @@
       <w:pPr>
         <w:pStyle w:val="FirstParagraph"/>
       </w:pPr>
-      <w:ins w:id="10138" w:author="Z. Zukowski" w:date="2026-05-22T00:00:00Z">
+      <w:ins w:id="10146" w:author="Z. Zukowski" w:date="2026-05-22T00:00:00Z">
         <w:r>
           <w:t xml:space="preserve">All four predictions inherit the methodology applied in this paper (PCA-symmetric exclusion via the five-class typology; HHI on post-exclusion top-1,000 holders; Mann-Whitney for two-sample tests; bootstrap 95% percentile intervals). Pre-registration commitment: hypothesis specifications, statistical tests, and falsification thresholds will be deposited on the Open Science Framework prior to data collection for any panel-data or event-study extension. Full operationalization detail per prediction (data requirements; explicit falsification thresholds; statistical test specifications) in</w:t>
         </w:r>
       </w:ins>
-      <w:ins w:id="10138" w:author="Z. Zukowski" w:date="2026-05-22T00:00:00Z">
-        <w:r>
-          <w:t xml:space="preserve"> </w:t>
-        </w:r>
-      </w:ins>
-      <w:hyperlink r:id="rId90">
-        <w:ins w:id="10138" w:author="Z. Zukowski" w:date="2026-05-22T00:00:00Z">
+      <w:ins w:id="10146" w:author="Z. Zukowski" w:date="2026-05-22T00:00:00Z">
+        <w:r>
+          <w:t xml:space="preserve"> </w:t>
+        </w:r>
+      </w:ins>
+      <w:hyperlink r:id="rId98">
+        <w:ins w:id="10146" w:author="Z. Zukowski" w:date="2026-05-22T00:00:00Z">
           <w:r>
             <w:rPr>
               <w:rStyle w:val="Hyperlink"/>
@@ -23247,14 +23527,14 @@
           </w:r>
         </w:ins>
       </w:hyperlink>
-      <w:ins w:id="10138" w:author="Z. Zukowski" w:date="2026-05-22T00:00:00Z">
+      <w:ins w:id="10146" w:author="Z. Zukowski" w:date="2026-05-22T00:00:00Z">
         <w:r>
           <w:t xml:space="preserve">.</w:t>
         </w:r>
       </w:ins>
     </w:p>
-    <w:bookmarkEnd w:id="91"/>
-    <w:bookmarkStart w:id="92" w:name="reproducibility-and-data-availability"/>
+    <w:bookmarkEnd w:id="99"/>
+    <w:bookmarkStart w:id="100" w:name="reproducibility-and-data-availability"/>
     <w:p>
       <w:pPr>
         <w:pStyle w:val="Heading2"/>
@@ -23267,145 +23547,145 @@
       <w:pPr>
         <w:pStyle w:val="FirstParagraph"/>
       </w:pPr>
-      <w:ins w:id="10139" w:author="Z. Zukowski" w:date="2026-05-22T00:00:00Z">
+      <w:ins w:id="10147" w:author="Z. Zukowski" w:date="2026-05-22T00:00:00Z">
         <w:r>
           <w:t xml:space="preserve">The 40-protocol governance concentration dataset, exclusions log (133</w:t>
         </w:r>
       </w:ins>
-      <w:ins w:id="10139" w:author="Z. Zukowski" w:date="2026-05-22T00:00:00Z">
-        <w:r>
-          <w:t xml:space="preserve"> </w:t>
-        </w:r>
-      </w:ins>
-      <w:ins w:id="10139" w:author="Z. Zukowski" w:date="2026-05-22T00:00:00Z">
+      <w:ins w:id="10147" w:author="Z. Zukowski" w:date="2026-05-22T00:00:00Z">
+        <w:r>
+          <w:t xml:space="preserve"> </w:t>
+        </w:r>
+      </w:ins>
+      <w:ins w:id="10147" w:author="Z. Zukowski" w:date="2026-05-22T00:00:00Z">
         <w:r>
           <w:t xml:space="preserve">protocol-controlled address exclusions across 38 protocols), canonical</w:t>
         </w:r>
       </w:ins>
-      <w:ins w:id="10139" w:author="Z. Zukowski" w:date="2026-05-22T00:00:00Z">
-        <w:r>
-          <w:t xml:space="preserve"> </w:t>
-        </w:r>
-      </w:ins>
-      <w:ins w:id="10139" w:author="Z. Zukowski" w:date="2026-05-22T00:00:00Z">
+      <w:ins w:id="10147" w:author="Z. Zukowski" w:date="2026-05-22T00:00:00Z">
+        <w:r>
+          <w:t xml:space="preserve"> </w:t>
+        </w:r>
+      </w:ins>
+      <w:ins w:id="10147" w:author="Z. Zukowski" w:date="2026-05-22T00:00:00Z">
         <w:r>
           <w:t xml:space="preserve">regression dataset including Token Terminal subsidy ratios and on-chain</w:t>
         </w:r>
       </w:ins>
-      <w:ins w:id="10139" w:author="Z. Zukowski" w:date="2026-05-22T00:00:00Z">
-        <w:r>
-          <w:t xml:space="preserve"> </w:t>
-        </w:r>
-      </w:ins>
-      <w:ins w:id="10139" w:author="Z. Zukowski" w:date="2026-05-22T00:00:00Z">
+      <w:ins w:id="10147" w:author="Z. Zukowski" w:date="2026-05-22T00:00:00Z">
+        <w:r>
+          <w:t xml:space="preserve"> </w:t>
+        </w:r>
+      </w:ins>
+      <w:ins w:id="10147" w:author="Z. Zukowski" w:date="2026-05-22T00:00:00Z">
         <w:r>
           <w:t xml:space="preserve">financial data, Hivemapper / io.net / Aethir holder distributions used</w:t>
         </w:r>
       </w:ins>
-      <w:ins w:id="10139" w:author="Z. Zukowski" w:date="2026-05-22T00:00:00Z">
-        <w:r>
-          <w:t xml:space="preserve"> </w:t>
-        </w:r>
-      </w:ins>
-      <w:ins w:id="10139" w:author="Z. Zukowski" w:date="2026-05-22T00:00:00Z">
+      <w:ins w:id="10147" w:author="Z. Zukowski" w:date="2026-05-22T00:00:00Z">
+        <w:r>
+          <w:t xml:space="preserve"> </w:t>
+        </w:r>
+      </w:ins>
+      <w:ins w:id="10147" w:author="Z. Zukowski" w:date="2026-05-22T00:00:00Z">
         <w:r>
           <w:t xml:space="preserve">for Table 3, veCRV cumulative deposit data underlying the Section 4.5.2</w:t>
         </w:r>
       </w:ins>
-      <w:ins w:id="10139" w:author="Z. Zukowski" w:date="2026-05-22T00:00:00Z">
-        <w:r>
-          <w:t xml:space="preserve"> </w:t>
-        </w:r>
-      </w:ins>
-      <w:ins w:id="10139" w:author="Z. Zukowski" w:date="2026-05-22T00:00:00Z">
+      <w:ins w:id="10147" w:author="Z. Zukowski" w:date="2026-05-22T00:00:00Z">
+        <w:r>
+          <w:t xml:space="preserve"> </w:t>
+        </w:r>
+      </w:ins>
+      <w:ins w:id="10147" w:author="Z. Zukowski" w:date="2026-05-22T00:00:00Z">
         <w:r>
           <w:t xml:space="preserve">ve-locking analysis, and Theil/Atkinson supplementary metrics used in</w:t>
         </w:r>
       </w:ins>
-      <w:ins w:id="10139" w:author="Z. Zukowski" w:date="2026-05-22T00:00:00Z">
-        <w:r>
-          <w:t xml:space="preserve"> </w:t>
-        </w:r>
-      </w:ins>
-      <w:ins w:id="10139" w:author="Z. Zukowski" w:date="2026-05-22T00:00:00Z">
+      <w:ins w:id="10147" w:author="Z. Zukowski" w:date="2026-05-22T00:00:00Z">
+        <w:r>
+          <w:t xml:space="preserve"> </w:t>
+        </w:r>
+      </w:ins>
+      <w:ins w:id="10147" w:author="Z. Zukowski" w:date="2026-05-22T00:00:00Z">
         <w:r>
           <w:t xml:space="preserve">the Section 4.6 robustness check are available in the replication</w:t>
         </w:r>
       </w:ins>
-      <w:ins w:id="10139" w:author="Z. Zukowski" w:date="2026-05-22T00:00:00Z">
-        <w:r>
-          <w:t xml:space="preserve"> </w:t>
-        </w:r>
-      </w:ins>
-      <w:ins w:id="10139" w:author="Z. Zukowski" w:date="2026-05-22T00:00:00Z">
+      <w:ins w:id="10147" w:author="Z. Zukowski" w:date="2026-05-22T00:00:00Z">
+        <w:r>
+          <w:t xml:space="preserve"> </w:t>
+        </w:r>
+      </w:ins>
+      <w:ins w:id="10147" w:author="Z. Zukowski" w:date="2026-05-22T00:00:00Z">
         <w:r>
           <w:t xml:space="preserve">repository linked in the supplementary materials. Replication scripts</w:t>
         </w:r>
       </w:ins>
-      <w:ins w:id="10139" w:author="Z. Zukowski" w:date="2026-05-22T00:00:00Z">
-        <w:r>
-          <w:t xml:space="preserve"> </w:t>
-        </w:r>
-      </w:ins>
-      <w:ins w:id="10139" w:author="Z. Zukowski" w:date="2026-05-22T00:00:00Z">
+      <w:ins w:id="10147" w:author="Z. Zukowski" w:date="2026-05-22T00:00:00Z">
+        <w:r>
+          <w:t xml:space="preserve"> </w:t>
+        </w:r>
+      </w:ins>
+      <w:ins w:id="10147" w:author="Z. Zukowski" w:date="2026-05-22T00:00:00Z">
         <w:r>
           <w:t xml:space="preserve">for each table and figure are provided in Supplementary File S5; the</w:t>
         </w:r>
       </w:ins>
-      <w:ins w:id="10139" w:author="Z. Zukowski" w:date="2026-05-22T00:00:00Z">
-        <w:r>
-          <w:t xml:space="preserve"> </w:t>
-        </w:r>
-      </w:ins>
-      <w:ins w:id="10139" w:author="Z. Zukowski" w:date="2026-05-22T00:00:00Z">
+      <w:ins w:id="10147" w:author="Z. Zukowski" w:date="2026-05-22T00:00:00Z">
+        <w:r>
+          <w:t xml:space="preserve"> </w:t>
+        </w:r>
+      </w:ins>
+      <w:ins w:id="10147" w:author="Z. Zukowski" w:date="2026-05-22T00:00:00Z">
         <w:r>
           <w:t xml:space="preserve">cross-protocol Pearson and Spearman correlations reported across</w:t>
         </w:r>
       </w:ins>
-      <w:ins w:id="10139" w:author="Z. Zukowski" w:date="2026-05-22T00:00:00Z">
-        <w:r>
-          <w:t xml:space="preserve"> </w:t>
-        </w:r>
-      </w:ins>
-      <w:ins w:id="10139" w:author="Z. Zukowski" w:date="2026-05-22T00:00:00Z">
+      <w:ins w:id="10147" w:author="Z. Zukowski" w:date="2026-05-22T00:00:00Z">
+        <w:r>
+          <w:t xml:space="preserve"> </w:t>
+        </w:r>
+      </w:ins>
+      <w:ins w:id="10147" w:author="Z. Zukowski" w:date="2026-05-22T00:00:00Z">
         <w:r>
           <w:t xml:space="preserve">Sections 4.3, 4.4, and 4.6 can be reproduced via the replication scripts</w:t>
         </w:r>
       </w:ins>
-      <w:ins w:id="10139" w:author="Z. Zukowski" w:date="2026-05-22T00:00:00Z">
-        <w:r>
-          <w:t xml:space="preserve"> </w:t>
-        </w:r>
-      </w:ins>
-      <w:ins w:id="10139" w:author="Z. Zukowski" w:date="2026-05-22T00:00:00Z">
+      <w:ins w:id="10147" w:author="Z. Zukowski" w:date="2026-05-22T00:00:00Z">
+        <w:r>
+          <w:t xml:space="preserve"> </w:t>
+        </w:r>
+      </w:ins>
+      <w:ins w:id="10147" w:author="Z. Zukowski" w:date="2026-05-22T00:00:00Z">
         <w:r>
           <w:t xml:space="preserve">using only the linked public-source data. The exclusion methodology is</w:t>
         </w:r>
       </w:ins>
-      <w:ins w:id="10139" w:author="Z. Zukowski" w:date="2026-05-22T00:00:00Z">
-        <w:r>
-          <w:t xml:space="preserve"> </w:t>
-        </w:r>
-      </w:ins>
-      <w:ins w:id="10139" w:author="Z. Zukowski" w:date="2026-05-22T00:00:00Z">
+      <w:ins w:id="10147" w:author="Z. Zukowski" w:date="2026-05-22T00:00:00Z">
+        <w:r>
+          <w:t xml:space="preserve"> </w:t>
+        </w:r>
+      </w:ins>
+      <w:ins w:id="10147" w:author="Z. Zukowski" w:date="2026-05-22T00:00:00Z">
         <w:r>
           <w:t xml:space="preserve">documented at the address-by-address granularity in Supplementary</w:t>
         </w:r>
       </w:ins>
-      <w:ins w:id="10139" w:author="Z. Zukowski" w:date="2026-05-22T00:00:00Z">
-        <w:r>
-          <w:t xml:space="preserve"> </w:t>
-        </w:r>
-      </w:ins>
-      <w:ins w:id="10139" w:author="Z. Zukowski" w:date="2026-05-22T00:00:00Z">
+      <w:ins w:id="10147" w:author="Z. Zukowski" w:date="2026-05-22T00:00:00Z">
+        <w:r>
+          <w:t xml:space="preserve"> </w:t>
+        </w:r>
+      </w:ins>
+      <w:ins w:id="10147" w:author="Z. Zukowski" w:date="2026-05-22T00:00:00Z">
         <w:r>
           <w:t xml:space="preserve">File S6.</w:t>
         </w:r>
       </w:ins>
     </w:p>
-    <w:bookmarkEnd w:id="92"/>
-    <w:bookmarkEnd w:id="93"/>
-    <w:bookmarkStart w:id="94" w:name="conclusion"/>
+    <w:bookmarkEnd w:id="100"/>
+    <w:bookmarkEnd w:id="101"/>
+    <w:bookmarkStart w:id="102" w:name="conclusion"/>
     <w:p>
       <w:pPr>
         <w:pStyle w:val="Heading1"/>
@@ -23418,7 +23698,7 @@
       <w:pPr>
         <w:pStyle w:val="FirstParagraph"/>
       </w:pPr>
-      <w:ins w:id="10140" w:author="Z. Zukowski" w:date="2026-05-22T00:00:00Z">
+      <w:ins w:id="10148" w:author="Z. Zukowski" w:date="2026-05-22T00:00:00Z">
         <w:r>
           <w:t xml:space="preserve">Governance concentration in token protocols is weakly associated with launch-time allocation and poorly measured by naive holder lists. Across forty protocols, PCA exclusion corrects systematic inflation in prior concentration studies (median factor 2.3x), initial insider allocation is uninformative (Pearson r = 0.05, p = 0.76, N = 37), and post-distribution insider wallet retention is associated with higher concentration (Spearman rho = 0.48, p = 0.003, N = 37). DePIN protocols exhibit higher concentration than DeFi after measurement correction (Mann-Whitney p = 0.020, Cohen’s d = 0.94), and delegation amplifies voting power above holdings in nine of thirteen protocols with sufficient governance data (ratios 1.6x to 9.9x; mean approximately 4.9x).</w:t>
         </w:r>
@@ -23428,14 +23708,14 @@
       <w:pPr>
         <w:pStyle w:val="BodyText"/>
       </w:pPr>
-      <w:ins w:id="10141" w:author="Z. Zukowski" w:date="2026-05-22T00:00:00Z">
+      <w:ins w:id="10149" w:author="Z. Zukowski" w:date="2026-05-22T00:00:00Z">
         <w:r>
           <w:t xml:space="preserve">For practitioners and researchers, the actionable implication is to audit current holder composition, PCA exclusions, and delegate-program design rather than launch allocation percentages. ENS and Anyone Protocol show that lower concentration and delegation-mediated dispersion are achievable through deliberate institutional design. Longitudinal panel analysis and pre-registered falsifiable predictions are specified in Section 5.8 and Supplementary File S17.</w:t>
         </w:r>
       </w:ins>
     </w:p>
-    <w:bookmarkEnd w:id="94"/>
-    <w:bookmarkStart w:id="95" w:name="supplementary-material"/>
+    <w:bookmarkEnd w:id="102"/>
+    <w:bookmarkStart w:id="103" w:name="supplementary-material"/>
     <w:p>
       <w:pPr>
         <w:pStyle w:val="Heading1"/>
@@ -23456,7 +23736,7 @@
       <w:pPr>
         <w:pStyle w:val="BodyText"/>
       </w:pPr>
-      <w:ins w:id="10142" w:author="Z. Zukowski" w:date="2026-05-22T00:00:00Z">
+      <w:ins w:id="10150" w:author="Z. Zukowski" w:date="2026-05-22T00:00:00Z">
         <w:r>
           <w:t xml:space="preserve">S0: Canonical statistics ledger for every B2 main-text statistic.</w:t>
         </w:r>
@@ -23466,17 +23746,17 @@
       <w:pPr>
         <w:pStyle w:val="BodyText"/>
       </w:pPr>
-      <w:ins w:id="10143" w:author="Z. Zukowski" w:date="2026-05-22T00:00:00Z">
+      <w:ins w:id="10151" w:author="Z. Zukowski" w:date="2026-05-22T00:00:00Z">
         <w:r>
           <w:t xml:space="preserve">S1: Metric definitions for holder concentration, voting concentration,</w:t>
         </w:r>
       </w:ins>
-      <w:ins w:id="10143" w:author="Z. Zukowski" w:date="2026-05-22T00:00:00Z">
-        <w:r>
-          <w:t xml:space="preserve"> </w:t>
-        </w:r>
-      </w:ins>
-      <w:ins w:id="10143" w:author="Z. Zukowski" w:date="2026-05-22T00:00:00Z">
+      <w:ins w:id="10151" w:author="Z. Zukowski" w:date="2026-05-22T00:00:00Z">
+        <w:r>
+          <w:t xml:space="preserve"> </w:t>
+        </w:r>
+      </w:ins>
+      <w:ins w:id="10151" w:author="Z. Zukowski" w:date="2026-05-22T00:00:00Z">
         <w:r>
           <w:t xml:space="preserve">subsidy ratios, and related variables.</w:t>
         </w:r>
@@ -23486,17 +23766,17 @@
       <w:pPr>
         <w:pStyle w:val="BodyText"/>
       </w:pPr>
-      <w:ins w:id="10144" w:author="Z. Zukowski" w:date="2026-05-22T00:00:00Z">
+      <w:ins w:id="10152" w:author="Z. Zukowski" w:date="2026-05-22T00:00:00Z">
         <w:r>
           <w:t xml:space="preserve">S2: Protocol codebook and optional governance-scoring templates retained</w:t>
         </w:r>
       </w:ins>
-      <w:ins w:id="10144" w:author="Z. Zukowski" w:date="2026-05-22T00:00:00Z">
-        <w:r>
-          <w:t xml:space="preserve"> </w:t>
-        </w:r>
-      </w:ins>
-      <w:ins w:id="10144" w:author="Z. Zukowski" w:date="2026-05-22T00:00:00Z">
+      <w:ins w:id="10152" w:author="Z. Zukowski" w:date="2026-05-22T00:00:00Z">
+        <w:r>
+          <w:t xml:space="preserve"> </w:t>
+        </w:r>
+      </w:ins>
+      <w:ins w:id="10152" w:author="Z. Zukowski" w:date="2026-05-22T00:00:00Z">
         <w:r>
           <w:t xml:space="preserve">for researchers extending the broader project. Not load-bearing for B2.</w:t>
         </w:r>
@@ -23506,17 +23786,17 @@
       <w:pPr>
         <w:pStyle w:val="BodyText"/>
       </w:pPr>
-      <w:ins w:id="10145" w:author="Z. Zukowski" w:date="2026-05-22T00:00:00Z">
+      <w:ins w:id="10153" w:author="Z. Zukowski" w:date="2026-05-22T00:00:00Z">
         <w:r>
           <w:t xml:space="preserve">S3: Optional governance-scoring tables retained as supplementary</w:t>
         </w:r>
       </w:ins>
-      <w:ins w:id="10145" w:author="Z. Zukowski" w:date="2026-05-22T00:00:00Z">
-        <w:r>
-          <w:t xml:space="preserve"> </w:t>
-        </w:r>
-      </w:ins>
-      <w:ins w:id="10145" w:author="Z. Zukowski" w:date="2026-05-22T00:00:00Z">
+      <w:ins w:id="10153" w:author="Z. Zukowski" w:date="2026-05-22T00:00:00Z">
+        <w:r>
+          <w:t xml:space="preserve"> </w:t>
+        </w:r>
+      </w:ins>
+      <w:ins w:id="10153" w:author="Z. Zukowski" w:date="2026-05-22T00:00:00Z">
         <w:r>
           <w:t xml:space="preserve">materials. Not load-bearing for B2.</w:t>
         </w:r>
@@ -23548,17 +23828,17 @@
       <w:pPr>
         <w:pStyle w:val="BodyText"/>
       </w:pPr>
-      <w:ins w:id="10146" w:author="Z. Zukowski" w:date="2026-05-22T00:00:00Z">
+      <w:ins w:id="10154" w:author="Z. Zukowski" w:date="2026-05-22T00:00:00Z">
         <w:r>
           <w:t xml:space="preserve">S6: Source provenance, revenue standardization, raw holder-data workflow,</w:t>
         </w:r>
       </w:ins>
-      <w:ins w:id="10146" w:author="Z. Zukowski" w:date="2026-05-22T00:00:00Z">
-        <w:r>
-          <w:t xml:space="preserve"> </w:t>
-        </w:r>
-      </w:ins>
-      <w:ins w:id="10146" w:author="Z. Zukowski" w:date="2026-05-22T00:00:00Z">
+      <w:ins w:id="10154" w:author="Z. Zukowski" w:date="2026-05-22T00:00:00Z">
+        <w:r>
+          <w:t xml:space="preserve"> </w:t>
+        </w:r>
+      </w:ins>
+      <w:ins w:id="10154" w:author="Z. Zukowski" w:date="2026-05-22T00:00:00Z">
         <w:r>
           <w:t xml:space="preserve">and address-level PCA documentation.</w:t>
         </w:r>
@@ -23582,17 +23862,17 @@
       <w:pPr>
         <w:pStyle w:val="BodyText"/>
       </w:pPr>
-      <w:ins w:id="10147" w:author="Z. Zukowski" w:date="2026-05-22T00:00:00Z">
+      <w:ins w:id="10155" w:author="Z. Zukowski" w:date="2026-05-22T00:00:00Z">
         <w:r>
           <w:t xml:space="preserve">S8: Expanded subsidy-concentration analysis combining Token Terminal</w:t>
         </w:r>
       </w:ins>
-      <w:ins w:id="10147" w:author="Z. Zukowski" w:date="2026-05-22T00:00:00Z">
-        <w:r>
-          <w:t xml:space="preserve"> </w:t>
-        </w:r>
-      </w:ins>
-      <w:ins w:id="10147" w:author="Z. Zukowski" w:date="2026-05-22T00:00:00Z">
+      <w:ins w:id="10155" w:author="Z. Zukowski" w:date="2026-05-22T00:00:00Z">
+        <w:r>
+          <w:t xml:space="preserve"> </w:t>
+        </w:r>
+      </w:ins>
+      <w:ins w:id="10155" w:author="Z. Zukowski" w:date="2026-05-22T00:00:00Z">
         <w:r>
           <w:t xml:space="preserve">revenue data and on-chain emission or fee ratios.</w:t>
         </w:r>
@@ -23602,7 +23882,7 @@
       <w:pPr>
         <w:pStyle w:val="BodyText"/>
       </w:pPr>
-      <w:ins w:id="10148" w:author="Z. Zukowski" w:date="2026-05-22T00:00:00Z">
+      <w:ins w:id="10156" w:author="Z. Zukowski" w:date="2026-05-22T00:00:00Z">
         <w:r>
           <w:t xml:space="preserve">S9: Theil and Atkinson concentration-metric robustness analysis.</w:t>
         </w:r>
@@ -23612,7 +23892,7 @@
       <w:pPr>
         <w:pStyle w:val="BodyText"/>
       </w:pPr>
-      <w:ins w:id="10149" w:author="Z. Zukowski" w:date="2026-05-22T00:00:00Z">
+      <w:ins w:id="10157" w:author="Z. Zukowski" w:date="2026-05-22T00:00:00Z">
         <w:r>
           <w:t xml:space="preserve">S10: PCA classification robustness across Specs A through E.</w:t>
         </w:r>
@@ -23622,7 +23902,7 @@
       <w:pPr>
         <w:pStyle w:val="BodyText"/>
       </w:pPr>
-      <w:ins w:id="10150" w:author="Z. Zukowski" w:date="2026-05-22T00:00:00Z">
+      <w:ins w:id="10158" w:author="Z. Zukowski" w:date="2026-05-22T00:00:00Z">
         <w:r>
           <w:t xml:space="preserve">S11: Shapley-Shubik and Banzhaf power-index calculations.</w:t>
         </w:r>
@@ -23632,7 +23912,7 @@
       <w:pPr>
         <w:pStyle w:val="BodyText"/>
       </w:pPr>
-      <w:ins w:id="10151" w:author="Z. Zukowski" w:date="2026-05-22T00:00:00Z">
+      <w:ins w:id="10159" w:author="Z. Zukowski" w:date="2026-05-22T00:00:00Z">
         <w:r>
           <w:t xml:space="preserve">S12: PCA-symmetric voting-HHI and signer-side functional PCA robustness.</w:t>
         </w:r>
@@ -23642,7 +23922,7 @@
       <w:pPr>
         <w:pStyle w:val="BodyText"/>
       </w:pPr>
-      <w:ins w:id="10152" w:author="Z. Zukowski" w:date="2026-05-22T00:00:00Z">
+      <w:ins w:id="10160" w:author="Z. Zukowski" w:date="2026-05-22T00:00:00Z">
         <w:r>
           <w:t xml:space="preserve">S15: Optimism worked example retained as a supplementary case.</w:t>
         </w:r>
@@ -23652,7 +23932,7 @@
       <w:pPr>
         <w:pStyle w:val="BodyText"/>
       </w:pPr>
-      <w:ins w:id="10153" w:author="Z. Zukowski" w:date="2026-05-22T00:00:00Z">
+      <w:ins w:id="10161" w:author="Z. Zukowski" w:date="2026-05-22T00:00:00Z">
         <w:r>
           <w:t xml:space="preserve">S16: Aethir, IoTeX, and ENS sensitivity analyses.</w:t>
         </w:r>
@@ -23662,7 +23942,7 @@
       <w:pPr>
         <w:pStyle w:val="BodyText"/>
       </w:pPr>
-      <w:ins w:id="10154" w:author="Z. Zukowski" w:date="2026-05-22T00:00:00Z">
+      <w:ins w:id="10162" w:author="Z. Zukowski" w:date="2026-05-22T00:00:00Z">
         <w:r>
           <w:t xml:space="preserve">S17: Falsifiable predictions and pre-registration specification.</w:t>
         </w:r>
@@ -23682,8 +23962,8 @@
         <w:t xml:space="preserve">https://github.com/Research-Publications-and-Data/Tokenomics-As-Institutional_Design</w:t>
       </w:r>
     </w:p>
-    <w:bookmarkEnd w:id="95"/>
-    <w:bookmarkStart w:id="96" w:name="acknowledgments"/>
+    <w:bookmarkEnd w:id="103"/>
+    <w:bookmarkStart w:id="104" w:name="acknowledgments"/>
     <w:p>
       <w:pPr>
         <w:pStyle w:val="Heading1"/>
@@ -23724,8 +24004,8 @@
         <w:t xml:space="preserve">platforms for hardware network economics.</w:t>
       </w:r>
     </w:p>
-    <w:bookmarkEnd w:id="96"/>
-    <w:bookmarkStart w:id="97" w:name="references"/>
+    <w:bookmarkEnd w:id="104"/>
+    <w:bookmarkStart w:id="105" w:name="references"/>
     <w:p>
       <w:pPr>
         <w:pStyle w:val="Heading1"/>
@@ -23874,27 +24154,27 @@
       <w:pPr>
         <w:pStyle w:val="BodyText"/>
       </w:pPr>
-      <w:ins w:id="10155" w:author="Z. Zukowski" w:date="2026-05-22T00:00:00Z">
+      <w:ins w:id="10163" w:author="Z. Zukowski" w:date="2026-05-22T00:00:00Z">
         <w:r>
           <w:t xml:space="preserve">Atkinson, A. B. (1970). On the measurement of inequality. Journal of</w:t>
         </w:r>
       </w:ins>
-      <w:ins w:id="10155" w:author="Z. Zukowski" w:date="2026-05-22T00:00:00Z">
-        <w:r>
-          <w:t xml:space="preserve"> </w:t>
-        </w:r>
-      </w:ins>
-      <w:ins w:id="10155" w:author="Z. Zukowski" w:date="2026-05-22T00:00:00Z">
+      <w:ins w:id="10163" w:author="Z. Zukowski" w:date="2026-05-22T00:00:00Z">
+        <w:r>
+          <w:t xml:space="preserve"> </w:t>
+        </w:r>
+      </w:ins>
+      <w:ins w:id="10163" w:author="Z. Zukowski" w:date="2026-05-22T00:00:00Z">
         <w:r>
           <w:t xml:space="preserve">Economic Theory, 2(3), 244-263.</w:t>
         </w:r>
       </w:ins>
-      <w:ins w:id="10155" w:author="Z. Zukowski" w:date="2026-05-22T00:00:00Z">
-        <w:r>
-          <w:t xml:space="preserve"> </w:t>
-        </w:r>
-      </w:ins>
-      <w:ins w:id="10155" w:author="Z. Zukowski" w:date="2026-05-22T00:00:00Z">
+      <w:ins w:id="10163" w:author="Z. Zukowski" w:date="2026-05-22T00:00:00Z">
+        <w:r>
+          <w:t xml:space="preserve"> </w:t>
+        </w:r>
+      </w:ins>
+      <w:ins w:id="10163" w:author="Z. Zukowski" w:date="2026-05-22T00:00:00Z">
         <w:r>
           <w:t xml:space="preserve">https://doi.org/10.1016/0022-0531(70)90039-6</w:t>
         </w:r>
@@ -23904,27 +24184,27 @@
       <w:pPr>
         <w:pStyle w:val="BodyText"/>
       </w:pPr>
-      <w:ins w:id="10156" w:author="Z. Zukowski" w:date="2026-05-22T00:00:00Z">
+      <w:ins w:id="10164" w:author="Z. Zukowski" w:date="2026-05-22T00:00:00Z">
         <w:r>
           <w:t xml:space="preserve">Atzori, M. (2017). Blockchain technology and decentralized governance:</w:t>
         </w:r>
       </w:ins>
-      <w:ins w:id="10156" w:author="Z. Zukowski" w:date="2026-05-22T00:00:00Z">
-        <w:r>
-          <w:t xml:space="preserve"> </w:t>
-        </w:r>
-      </w:ins>
-      <w:ins w:id="10156" w:author="Z. Zukowski" w:date="2026-05-22T00:00:00Z">
+      <w:ins w:id="10164" w:author="Z. Zukowski" w:date="2026-05-22T00:00:00Z">
+        <w:r>
+          <w:t xml:space="preserve"> </w:t>
+        </w:r>
+      </w:ins>
+      <w:ins w:id="10164" w:author="Z. Zukowski" w:date="2026-05-22T00:00:00Z">
         <w:r>
           <w:t xml:space="preserve">Is the state still necessary? Journal of Governance and Regulation,</w:t>
         </w:r>
       </w:ins>
-      <w:ins w:id="10156" w:author="Z. Zukowski" w:date="2026-05-22T00:00:00Z">
-        <w:r>
-          <w:t xml:space="preserve"> </w:t>
-        </w:r>
-      </w:ins>
-      <w:ins w:id="10156" w:author="Z. Zukowski" w:date="2026-05-22T00:00:00Z">
+      <w:ins w:id="10164" w:author="Z. Zukowski" w:date="2026-05-22T00:00:00Z">
+        <w:r>
+          <w:t xml:space="preserve"> </w:t>
+        </w:r>
+      </w:ins>
+      <w:ins w:id="10164" w:author="Z. Zukowski" w:date="2026-05-22T00:00:00Z">
         <w:r>
           <w:t xml:space="preserve">6(1), 45-62. https://doi.org/10.22495/jgr_v6_i1_p5</w:t>
         </w:r>
@@ -24014,17 +24294,17 @@
       <w:pPr>
         <w:pStyle w:val="BodyText"/>
       </w:pPr>
-      <w:ins w:id="10157" w:author="Z. Zukowski" w:date="2026-05-22T00:00:00Z">
+      <w:ins w:id="10165" w:author="Z. Zukowski" w:date="2026-05-22T00:00:00Z">
         <w:r>
           <w:t xml:space="preserve">Banzhaf, J. F., III. (1968). One man, 3.312 votes: A mathematical</w:t>
         </w:r>
       </w:ins>
-      <w:ins w:id="10157" w:author="Z. Zukowski" w:date="2026-05-22T00:00:00Z">
-        <w:r>
-          <w:t xml:space="preserve"> </w:t>
-        </w:r>
-      </w:ins>
-      <w:ins w:id="10157" w:author="Z. Zukowski" w:date="2026-05-22T00:00:00Z">
+      <w:ins w:id="10165" w:author="Z. Zukowski" w:date="2026-05-22T00:00:00Z">
+        <w:r>
+          <w:t xml:space="preserve"> </w:t>
+        </w:r>
+      </w:ins>
+      <w:ins w:id="10165" w:author="Z. Zukowski" w:date="2026-05-22T00:00:00Z">
         <w:r>
           <w:t xml:space="preserve">analysis of the Electoral College. Villanova Law Review, 13(2), 304-332.</w:t>
         </w:r>
@@ -24062,17 +24342,17 @@
       <w:pPr>
         <w:pStyle w:val="BodyText"/>
       </w:pPr>
-      <w:ins w:id="10158" w:author="Z. Zukowski" w:date="2026-05-22T00:00:00Z">
+      <w:ins w:id="10166" w:author="Z. Zukowski" w:date="2026-05-22T00:00:00Z">
         <w:r>
           <w:t xml:space="preserve">Brennan, G., &amp; Buchanan, J. M. (1985). The reason of rules:</w:t>
         </w:r>
       </w:ins>
-      <w:ins w:id="10158" w:author="Z. Zukowski" w:date="2026-05-22T00:00:00Z">
-        <w:r>
-          <w:t xml:space="preserve"> </w:t>
-        </w:r>
-      </w:ins>
-      <w:ins w:id="10158" w:author="Z. Zukowski" w:date="2026-05-22T00:00:00Z">
+      <w:ins w:id="10166" w:author="Z. Zukowski" w:date="2026-05-22T00:00:00Z">
+        <w:r>
+          <w:t xml:space="preserve"> </w:t>
+        </w:r>
+      </w:ins>
+      <w:ins w:id="10166" w:author="Z. Zukowski" w:date="2026-05-22T00:00:00Z">
         <w:r>
           <w:t xml:space="preserve">Constitutional political economy. Cambridge University Press.</w:t>
         </w:r>
@@ -24190,17 +24470,17 @@
       <w:pPr>
         <w:pStyle w:val="BodyText"/>
       </w:pPr>
-      <w:ins w:id="10159" w:author="Z. Zukowski" w:date="2026-05-22T00:00:00Z">
+      <w:ins w:id="10167" w:author="Z. Zukowski" w:date="2026-05-22T00:00:00Z">
         <w:r>
           <w:t xml:space="preserve">Cohen, J. (1988). Statistical power analysis for the behavioral</w:t>
         </w:r>
       </w:ins>
-      <w:ins w:id="10159" w:author="Z. Zukowski" w:date="2026-05-22T00:00:00Z">
-        <w:r>
-          <w:t xml:space="preserve"> </w:t>
-        </w:r>
-      </w:ins>
-      <w:ins w:id="10159" w:author="Z. Zukowski" w:date="2026-05-22T00:00:00Z">
+      <w:ins w:id="10167" w:author="Z. Zukowski" w:date="2026-05-22T00:00:00Z">
+        <w:r>
+          <w:t xml:space="preserve"> </w:t>
+        </w:r>
+      </w:ins>
+      <w:ins w:id="10167" w:author="Z. Zukowski" w:date="2026-05-22T00:00:00Z">
         <w:r>
           <w:t xml:space="preserve">sciences (2nd ed.). Lawrence Erlbaum Associates.</w:t>
         </w:r>
@@ -24210,27 +24490,27 @@
       <w:pPr>
         <w:pStyle w:val="BodyText"/>
       </w:pPr>
-      <w:ins w:id="10160" w:author="Z. Zukowski" w:date="2026-05-22T00:00:00Z">
+      <w:ins w:id="10168" w:author="Z. Zukowski" w:date="2026-05-22T00:00:00Z">
         <w:r>
           <w:t xml:space="preserve">Cohen, J. (1989). Deliberation and democratic legitimacy. In A. Hamlin</w:t>
         </w:r>
       </w:ins>
-      <w:ins w:id="10160" w:author="Z. Zukowski" w:date="2026-05-22T00:00:00Z">
-        <w:r>
-          <w:t xml:space="preserve"> </w:t>
-        </w:r>
-      </w:ins>
-      <w:ins w:id="10160" w:author="Z. Zukowski" w:date="2026-05-22T00:00:00Z">
+      <w:ins w:id="10168" w:author="Z. Zukowski" w:date="2026-05-22T00:00:00Z">
+        <w:r>
+          <w:t xml:space="preserve"> </w:t>
+        </w:r>
+      </w:ins>
+      <w:ins w:id="10168" w:author="Z. Zukowski" w:date="2026-05-22T00:00:00Z">
         <w:r>
           <w:t xml:space="preserve">&amp; P. Pettit (Eds.), The good polity: Normative analysis of the state</w:t>
         </w:r>
       </w:ins>
-      <w:ins w:id="10160" w:author="Z. Zukowski" w:date="2026-05-22T00:00:00Z">
-        <w:r>
-          <w:t xml:space="preserve"> </w:t>
-        </w:r>
-      </w:ins>
-      <w:ins w:id="10160" w:author="Z. Zukowski" w:date="2026-05-22T00:00:00Z">
+      <w:ins w:id="10168" w:author="Z. Zukowski" w:date="2026-05-22T00:00:00Z">
+        <w:r>
+          <w:t xml:space="preserve"> </w:t>
+        </w:r>
+      </w:ins>
+      <w:ins w:id="10168" w:author="Z. Zukowski" w:date="2026-05-22T00:00:00Z">
         <w:r>
           <w:t xml:space="preserve">(pp. 17-34). Blackwell.</w:t>
         </w:r>
@@ -24280,17 +24560,17 @@
       <w:pPr>
         <w:pStyle w:val="BodyText"/>
       </w:pPr>
-      <w:ins w:id="10161" w:author="Z. Zukowski" w:date="2026-05-22T00:00:00Z">
+      <w:ins w:id="10169" w:author="Z. Zukowski" w:date="2026-05-22T00:00:00Z">
         <w:r>
           <w:t xml:space="preserve">DuPont, Q. (2014). The politics of cryptography: Bitcoin and the</w:t>
         </w:r>
       </w:ins>
-      <w:ins w:id="10161" w:author="Z. Zukowski" w:date="2026-05-22T00:00:00Z">
-        <w:r>
-          <w:t xml:space="preserve"> </w:t>
-        </w:r>
-      </w:ins>
-      <w:ins w:id="10161" w:author="Z. Zukowski" w:date="2026-05-22T00:00:00Z">
+      <w:ins w:id="10169" w:author="Z. Zukowski" w:date="2026-05-22T00:00:00Z">
+        <w:r>
+          <w:t xml:space="preserve"> </w:t>
+        </w:r>
+      </w:ins>
+      <w:ins w:id="10169" w:author="Z. Zukowski" w:date="2026-05-22T00:00:00Z">
         <w:r>
           <w:t xml:space="preserve">ordering machines. Journal of Peer Production, 4. https://peerproduction.net</w:t>
         </w:r>
@@ -24510,17 +24790,17 @@
       <w:pPr>
         <w:pStyle w:val="BodyText"/>
       </w:pPr>
-      <w:ins w:id="10162" w:author="Z. Zukowski" w:date="2026-05-22T00:00:00Z">
+      <w:ins w:id="10170" w:author="Z. Zukowski" w:date="2026-05-22T00:00:00Z">
         <w:r>
           <w:t xml:space="preserve">Hardin, G. (1968). The tragedy of the commons. Science, 162(3859),</w:t>
         </w:r>
       </w:ins>
-      <w:ins w:id="10162" w:author="Z. Zukowski" w:date="2026-05-22T00:00:00Z">
-        <w:r>
-          <w:t xml:space="preserve"> </w:t>
-        </w:r>
-      </w:ins>
-      <w:ins w:id="10162" w:author="Z. Zukowski" w:date="2026-05-22T00:00:00Z">
+      <w:ins w:id="10170" w:author="Z. Zukowski" w:date="2026-05-22T00:00:00Z">
+        <w:r>
+          <w:t xml:space="preserve"> </w:t>
+        </w:r>
+      </w:ins>
+      <w:ins w:id="10170" w:author="Z. Zukowski" w:date="2026-05-22T00:00:00Z">
         <w:r>
           <w:t xml:space="preserve">1243-1248. https://doi.org/10.1126/science.162.3859.1243</w:t>
         </w:r>
@@ -24530,17 +24810,17 @@
       <w:pPr>
         <w:pStyle w:val="BodyText"/>
       </w:pPr>
-      <w:ins w:id="10163" w:author="Z. Zukowski" w:date="2026-05-22T00:00:00Z">
+      <w:ins w:id="10171" w:author="Z. Zukowski" w:date="2026-05-22T00:00:00Z">
         <w:r>
           <w:t xml:space="preserve">Hirschman, A. O. (1964). The paternity of an index. American Economic</w:t>
         </w:r>
       </w:ins>
-      <w:ins w:id="10163" w:author="Z. Zukowski" w:date="2026-05-22T00:00:00Z">
-        <w:r>
-          <w:t xml:space="preserve"> </w:t>
-        </w:r>
-      </w:ins>
-      <w:ins w:id="10163" w:author="Z. Zukowski" w:date="2026-05-22T00:00:00Z">
+      <w:ins w:id="10171" w:author="Z. Zukowski" w:date="2026-05-22T00:00:00Z">
+        <w:r>
+          <w:t xml:space="preserve"> </w:t>
+        </w:r>
+      </w:ins>
+      <w:ins w:id="10171" w:author="Z. Zukowski" w:date="2026-05-22T00:00:00Z">
         <w:r>
           <w:t xml:space="preserve">Review, 54(5), 761.</w:t>
         </w:r>
@@ -24550,17 +24830,17 @@
       <w:pPr>
         <w:pStyle w:val="BodyText"/>
       </w:pPr>
-      <w:ins w:id="10164" w:author="Z. Zukowski" w:date="2026-05-22T00:00:00Z">
+      <w:ins w:id="10172" w:author="Z. Zukowski" w:date="2026-05-22T00:00:00Z">
         <w:r>
           <w:t xml:space="preserve">Holmstrom, B. (1979). Moral hazard and observability. The Bell</w:t>
         </w:r>
       </w:ins>
-      <w:ins w:id="10164" w:author="Z. Zukowski" w:date="2026-05-22T00:00:00Z">
-        <w:r>
-          <w:t xml:space="preserve"> </w:t>
-        </w:r>
-      </w:ins>
-      <w:ins w:id="10164" w:author="Z. Zukowski" w:date="2026-05-22T00:00:00Z">
+      <w:ins w:id="10172" w:author="Z. Zukowski" w:date="2026-05-22T00:00:00Z">
+        <w:r>
+          <w:t xml:space="preserve"> </w:t>
+        </w:r>
+      </w:ins>
+      <w:ins w:id="10172" w:author="Z. Zukowski" w:date="2026-05-22T00:00:00Z">
         <w:r>
           <w:t xml:space="preserve">Journal of Economics, 10(1), 74-91. https://doi.org/10.2307/3003320</w:t>
         </w:r>
@@ -24604,27 +24884,27 @@
       <w:pPr>
         <w:pStyle w:val="BodyText"/>
       </w:pPr>
-      <w:ins w:id="10165" w:author="Z. Zukowski" w:date="2026-05-22T00:00:00Z">
+      <w:ins w:id="10173" w:author="Z. Zukowski" w:date="2026-05-22T00:00:00Z">
         <w:r>
           <w:t xml:space="preserve">Hurwicz, L. (1987). Inventing new institutions: The design perspective.</w:t>
         </w:r>
       </w:ins>
-      <w:ins w:id="10165" w:author="Z. Zukowski" w:date="2026-05-22T00:00:00Z">
-        <w:r>
-          <w:t xml:space="preserve"> </w:t>
-        </w:r>
-      </w:ins>
-      <w:ins w:id="10165" w:author="Z. Zukowski" w:date="2026-05-22T00:00:00Z">
+      <w:ins w:id="10173" w:author="Z. Zukowski" w:date="2026-05-22T00:00:00Z">
+        <w:r>
+          <w:t xml:space="preserve"> </w:t>
+        </w:r>
+      </w:ins>
+      <w:ins w:id="10173" w:author="Z. Zukowski" w:date="2026-05-22T00:00:00Z">
         <w:r>
           <w:t xml:space="preserve">American Journal of Agricultural Economics, 69(2), 395-402.</w:t>
         </w:r>
       </w:ins>
-      <w:ins w:id="10165" w:author="Z. Zukowski" w:date="2026-05-22T00:00:00Z">
-        <w:r>
-          <w:t xml:space="preserve"> </w:t>
-        </w:r>
-      </w:ins>
-      <w:ins w:id="10165" w:author="Z. Zukowski" w:date="2026-05-22T00:00:00Z">
+      <w:ins w:id="10173" w:author="Z. Zukowski" w:date="2026-05-22T00:00:00Z">
+        <w:r>
+          <w:t xml:space="preserve"> </w:t>
+        </w:r>
+      </w:ins>
+      <w:ins w:id="10173" w:author="Z. Zukowski" w:date="2026-05-22T00:00:00Z">
         <w:r>
           <w:t xml:space="preserve">https://doi.org/10.2307/1242293</w:t>
         </w:r>
@@ -24766,17 +25046,17 @@
       <w:pPr>
         <w:pStyle w:val="BodyText"/>
       </w:pPr>
-      <w:ins w:id="10166" w:author="Z. Zukowski" w:date="2026-05-22T00:00:00Z">
+      <w:ins w:id="10174" w:author="Z. Zukowski" w:date="2026-05-22T00:00:00Z">
         <w:r>
           <w:t xml:space="preserve">North, D. C. (1990). Institutions, institutional change and economic</w:t>
         </w:r>
       </w:ins>
-      <w:ins w:id="10166" w:author="Z. Zukowski" w:date="2026-05-22T00:00:00Z">
-        <w:r>
-          <w:t xml:space="preserve"> </w:t>
-        </w:r>
-      </w:ins>
-      <w:ins w:id="10166" w:author="Z. Zukowski" w:date="2026-05-22T00:00:00Z">
+      <w:ins w:id="10174" w:author="Z. Zukowski" w:date="2026-05-22T00:00:00Z">
+        <w:r>
+          <w:t xml:space="preserve"> </w:t>
+        </w:r>
+      </w:ins>
+      <w:ins w:id="10174" w:author="Z. Zukowski" w:date="2026-05-22T00:00:00Z">
         <w:r>
           <w:t xml:space="preserve">performance. Cambridge University Press.</w:t>
         </w:r>
@@ -24828,17 +25108,17 @@
       <w:pPr>
         <w:pStyle w:val="BodyText"/>
       </w:pPr>
-      <w:ins w:id="10167" w:author="Z. Zukowski" w:date="2026-05-22T00:00:00Z">
+      <w:ins w:id="10175" w:author="Z. Zukowski" w:date="2026-05-22T00:00:00Z">
         <w:r>
           <w:t xml:space="preserve">Polanyi, K. (1944). The great transformation: The political and</w:t>
         </w:r>
       </w:ins>
-      <w:ins w:id="10167" w:author="Z. Zukowski" w:date="2026-05-22T00:00:00Z">
-        <w:r>
-          <w:t xml:space="preserve"> </w:t>
-        </w:r>
-      </w:ins>
-      <w:ins w:id="10167" w:author="Z. Zukowski" w:date="2026-05-22T00:00:00Z">
+      <w:ins w:id="10175" w:author="Z. Zukowski" w:date="2026-05-22T00:00:00Z">
+        <w:r>
+          <w:t xml:space="preserve"> </w:t>
+        </w:r>
+      </w:ins>
+      <w:ins w:id="10175" w:author="Z. Zukowski" w:date="2026-05-22T00:00:00Z">
         <w:r>
           <w:t xml:space="preserve">economic origins of our time. Farrar &amp; Rinehart.</w:t>
         </w:r>
@@ -24968,27 +25248,27 @@
       <w:pPr>
         <w:pStyle w:val="BodyText"/>
       </w:pPr>
-      <w:ins w:id="10168" w:author="Z. Zukowski" w:date="2026-05-22T00:00:00Z">
+      <w:ins w:id="10176" w:author="Z. Zukowski" w:date="2026-05-22T00:00:00Z">
         <w:r>
           <w:t xml:space="preserve">Schneider, N. (2024). Governable spaces: Democratic design for online</w:t>
         </w:r>
       </w:ins>
-      <w:ins w:id="10168" w:author="Z. Zukowski" w:date="2026-05-22T00:00:00Z">
-        <w:r>
-          <w:t xml:space="preserve"> </w:t>
-        </w:r>
-      </w:ins>
-      <w:ins w:id="10168" w:author="Z. Zukowski" w:date="2026-05-22T00:00:00Z">
+      <w:ins w:id="10176" w:author="Z. Zukowski" w:date="2026-05-22T00:00:00Z">
+        <w:r>
+          <w:t xml:space="preserve"> </w:t>
+        </w:r>
+      </w:ins>
+      <w:ins w:id="10176" w:author="Z. Zukowski" w:date="2026-05-22T00:00:00Z">
         <w:r>
           <w:t xml:space="preserve">life. University of California Press (Luminos Open Access).</w:t>
         </w:r>
       </w:ins>
-      <w:ins w:id="10168" w:author="Z. Zukowski" w:date="2026-05-22T00:00:00Z">
-        <w:r>
-          <w:t xml:space="preserve"> </w:t>
-        </w:r>
-      </w:ins>
-      <w:ins w:id="10168" w:author="Z. Zukowski" w:date="2026-05-22T00:00:00Z">
+      <w:ins w:id="10176" w:author="Z. Zukowski" w:date="2026-05-22T00:00:00Z">
+        <w:r>
+          <w:t xml:space="preserve"> </w:t>
+        </w:r>
+      </w:ins>
+      <w:ins w:id="10176" w:author="Z. Zukowski" w:date="2026-05-22T00:00:00Z">
         <w:r>
           <w:t xml:space="preserve">https://doi.org/10.1525/luminos.181</w:t>
         </w:r>
@@ -25018,27 +25298,27 @@
       <w:pPr>
         <w:pStyle w:val="BodyText"/>
       </w:pPr>
-      <w:ins w:id="10169" w:author="Z. Zukowski" w:date="2026-05-22T00:00:00Z">
+      <w:ins w:id="10177" w:author="Z. Zukowski" w:date="2026-05-22T00:00:00Z">
         <w:r>
           <w:t xml:space="preserve">Shapley, L. S., &amp; Shubik, M. (1954). A method for evaluating the</w:t>
         </w:r>
       </w:ins>
-      <w:ins w:id="10169" w:author="Z. Zukowski" w:date="2026-05-22T00:00:00Z">
-        <w:r>
-          <w:t xml:space="preserve"> </w:t>
-        </w:r>
-      </w:ins>
-      <w:ins w:id="10169" w:author="Z. Zukowski" w:date="2026-05-22T00:00:00Z">
+      <w:ins w:id="10177" w:author="Z. Zukowski" w:date="2026-05-22T00:00:00Z">
+        <w:r>
+          <w:t xml:space="preserve"> </w:t>
+        </w:r>
+      </w:ins>
+      <w:ins w:id="10177" w:author="Z. Zukowski" w:date="2026-05-22T00:00:00Z">
         <w:r>
           <w:t xml:space="preserve">distribution of power in a committee system. American Political Science</w:t>
         </w:r>
       </w:ins>
-      <w:ins w:id="10169" w:author="Z. Zukowski" w:date="2026-05-22T00:00:00Z">
-        <w:r>
-          <w:t xml:space="preserve"> </w:t>
-        </w:r>
-      </w:ins>
-      <w:ins w:id="10169" w:author="Z. Zukowski" w:date="2026-05-22T00:00:00Z">
+      <w:ins w:id="10177" w:author="Z. Zukowski" w:date="2026-05-22T00:00:00Z">
+        <w:r>
+          <w:t xml:space="preserve"> </w:t>
+        </w:r>
+      </w:ins>
+      <w:ins w:id="10177" w:author="Z. Zukowski" w:date="2026-05-22T00:00:00Z">
         <w:r>
           <w:t xml:space="preserve">Review, 48(3), 787-792. https://doi.org/10.2307/1951053</w:t>
         </w:r>
@@ -25048,7 +25328,7 @@
       <w:pPr>
         <w:pStyle w:val="BodyText"/>
       </w:pPr>
-      <w:ins w:id="10170" w:author="Z. Zukowski" w:date="2026-05-22T00:00:00Z">
+      <w:ins w:id="10178" w:author="Z. Zukowski" w:date="2026-05-22T00:00:00Z">
         <w:r>
           <w:t xml:space="preserve">Theil, H. (1967). Economics and information theory. North-Holland.</w:t>
         </w:r>
@@ -25058,17 +25338,17 @@
       <w:pPr>
         <w:pStyle w:val="BodyText"/>
       </w:pPr>
-      <w:ins w:id="10171" w:author="Z. Zukowski" w:date="2026-05-22T00:00:00Z">
+      <w:ins w:id="10179" w:author="Z. Zukowski" w:date="2026-05-22T00:00:00Z">
         <w:r>
           <w:t xml:space="preserve">Tirole, J. (2001). Corporate governance. Econometrica, 69(1), 1-35.</w:t>
         </w:r>
       </w:ins>
-      <w:ins w:id="10171" w:author="Z. Zukowski" w:date="2026-05-22T00:00:00Z">
-        <w:r>
-          <w:t xml:space="preserve"> </w:t>
-        </w:r>
-      </w:ins>
-      <w:ins w:id="10171" w:author="Z. Zukowski" w:date="2026-05-22T00:00:00Z">
+      <w:ins w:id="10179" w:author="Z. Zukowski" w:date="2026-05-22T00:00:00Z">
+        <w:r>
+          <w:t xml:space="preserve"> </w:t>
+        </w:r>
+      </w:ins>
+      <w:ins w:id="10179" w:author="Z. Zukowski" w:date="2026-05-22T00:00:00Z">
         <w:r>
           <w:t xml:space="preserve">https://doi.org/10.1111/1468-0262.00177</w:t>
         </w:r>
@@ -25296,23 +25576,23 @@
       <w:pPr>
         <w:pStyle w:val="BodyText"/>
       </w:pPr>
-      <w:ins w:id="10172" w:author="Z. Zukowski" w:date="2026-05-22T00:00:00Z">
+      <w:ins w:id="10180" w:author="Z. Zukowski" w:date="2026-05-22T00:00:00Z">
         <w:r>
           <w:t xml:space="preserve">Zukowski, Z. (2026e). Why token governance concentrates: A Polanyian</w:t>
         </w:r>
       </w:ins>
-      <w:ins w:id="10172" w:author="Z. Zukowski" w:date="2026-05-22T00:00:00Z">
-        <w:r>
-          <w:t xml:space="preserve"> </w:t>
-        </w:r>
-      </w:ins>
-      <w:ins w:id="10172" w:author="Z. Zukowski" w:date="2026-05-22T00:00:00Z">
+      <w:ins w:id="10180" w:author="Z. Zukowski" w:date="2026-05-22T00:00:00Z">
+        <w:r>
+          <w:t xml:space="preserve"> </w:t>
+        </w:r>
+      </w:ins>
+      <w:ins w:id="10180" w:author="Z. Zukowski" w:date="2026-05-22T00:00:00Z">
         <w:r>
           <w:t xml:space="preserve">extension to the fourth fictitious commodity. Working manuscript.</w:t>
         </w:r>
       </w:ins>
     </w:p>
-    <w:bookmarkEnd w:id="97"/>
+    <w:bookmarkEnd w:id="105"/>
     <w:sectPr>
       <w:footnotePr>
         <w:numRestart w:val="eachSect"/>

--- a/b2/paper/B2_Frontiers_R2_tracked_changes.docx
+++ b/b2/paper/B2_Frontiers_R2_tracked_changes.docx
@@ -73,7 +73,7 @@
       </w:pPr>
       <w:ins w:id="10000" w:author="Z. Zukowski" w:date="2026-05-22T00:00:00Z">
         <w:r>
-          <w:t xml:space="preserve">Governance concentration in token systems is a post-distribution institutional-design outcome, not a launch-allocation or holder-list artifact; it cannot be read off initial tokenomics tables or naive holder lists. Across a 52-protocol cross-section spanning DePIN, DeFi, infrastructure, and social tokens, we compute Herfindahl-Hirschman Index (HHI) concentration after excluding protocol-controlled addresses (PCAs), and find that launch-design and protocol-financial covariates (insider, team, and investor allocation; protocol maturity; circulating float; valuation ratios) are each uninformative about steady-state concentration (insider allocation Pearson r = 0.07, p = 0.68, N = 37). Post-distribution and institutional-design factors are the larger correlates: protocols with more insider wallets among top holders are more concentrated (Spearman rho = 0.48, p = 0.003, N = 37, surviving a non-insider HHI tautology check); DePIN governance is more concentrated than DeFi after correction (Mann-Whitney p = 0.011, Cohen’s d = 1.05, robust across leave-one-out, permutation, and a powered multivariate specification); and delegation amplifies voting power above token holdings in thirteen of eighteen protocols with sufficient governance data, with five design-driven exceptions (ENS, GMX, HNT, JUP, LPT). A subsidy-to-concentration association appears only through a single outlier (Pearson r = 0.62 including Livepeer, r = 0.07 excluding it).</w:t>
+          <w:t xml:space="preserve">Governance concentration in token systems is a post-distribution institutional-design outcome, not a launch-allocation or holder-list artifact; it cannot be read off initial tokenomics tables or naive holder lists. Across a 52-protocol cross-section spanning DePIN, DeFi, infrastructure, and social tokens, we compute Herfindahl-Hirschman Index (HHI) concentration after excluding protocol-controlled addresses (PCAs), and find that launch-design and protocol-financial covariates (insider, team, and investor allocation; protocol maturity; circulating float; valuation ratios) are each uninformative about steady-state concentration (insider allocation Pearson r = 0.07, p = 0.68, N = 37). Post-distribution and institutional-design factors are the larger correlates: protocols with more insider wallets among top holders are more concentrated (Spearman rho = 0.48, p = 0.003, N = 37, surviving a non-insider HHI tautology check); DePIN governance is more concentrated than DeFi after correction (Mann-Whitney p = 0.011, Cohen’s d = 1.05, robust in direction across leave-one-out, permutation, and a powered multivariate specification, with statistical significance conditional on the protocol-controlled-address and exchange-custody exclusion applied symmetrically across sectors, Section 4.6.2); and delegation amplifies voting power above token holdings in thirteen of eighteen protocols with sufficient governance data, with five design-driven exceptions (ENS, GMX, HNT, JUP, LPT). A subsidy-to-concentration association appears only through a single outlier (Pearson r = 0.62 including Livepeer, r = 0.07 excluding it).</w:t>
         </w:r>
       </w:ins>
     </w:p>
@@ -1803,7 +1803,7 @@
       </w:ins>
       <w:ins w:id="10022" w:author="Z. Zukowski" w:date="2026-05-22T00:00:00Z">
         <w:r>
-          <w:t xml:space="preserve">fully specified multivariate models. These limitations are developed in Sections 5.3 and 5.7 with the relevant robustness defenses.</w:t>
+          <w:t xml:space="preserve">fully specified multivariate models. The statistical significance, though not the direction, of the sector contrast is additionally load-bearing on the exchange-custody exclusion, developed in Sections 4.6.2 and 5.7. These limitations are developed in Sections 5.3 and 5.7 with the relevant robustness analyses.</w:t>
         </w:r>
       </w:ins>
     </w:p>
@@ -26548,7 +26548,7 @@
       </w:pPr>
       <w:ins w:id="10141" w:author="Z. Zukowski" w:date="2026-05-22T00:00:00Z">
         <w:r>
-          <w:t xml:space="preserve">Several empirical risks deserve candid acknowledgment. First, concentration may be efficient in some protocols if high-stake holders are also the participants most informed about protocol maintenance. This paper does not resolve that normative dispute; it documents that concentration should be measured after PCA correction and voting-power adjustment before decentralization claims are made, and it leaves the standard for when a given concentration distribution is legitimate to the companion normative paper, which grounds that standard in non-domination and Ostrom’s principles for enduring self-governance (Zukowski, 2026f). Second, launch allocation is empirically uninformative about current concentration, so audits that rely on allocation documents alone will miss post-distribution accumulation. Third, voting-HHI depends on governance-platform data that can drift over time, making rank ordering more durable than exact point estimates.</w:t>
+          <w:t xml:space="preserve">Several empirical risks deserve candid acknowledgment. First, concentration may be efficient in some protocols if high-stake holders are also the participants most informed about protocol maintenance. This paper does not resolve that normative dispute; it documents that concentration should be measured after PCA correction and voting-power adjustment before decentralization claims are made, and it leaves the standard for when a given concentration distribution is legitimate to the companion normative paper, which grounds that standard in non-domination and Ostrom’s principles for enduring self-governance (Zukowski, 2026f). Second, launch allocation is empirically uninformative about current concentration, so audits that rely on allocation documents alone will miss post-distribution accumulation. Third, voting-HHI depends on governance-platform data that can drift over time, making rank ordering more durable than exact point estimates. Fourth, the sector contrast is contingent on the exchange-custody exclusion. Retaining all centralized-exchange deposit wallets reduces the balanced contrast to p = 0.184 (Cohen’s d = 0.52, not significant); only complete entity-label exchange identification recovers the p = 0.011 result. We treat complete exchange identification as the correct measurement (Section 4.6.2), but the result is load-bearing on this choice and is reported as such here rather than only as a methodological refinement.</w:t>
         </w:r>
       </w:ins>
     </w:p>
@@ -26558,7 +26558,7 @@
       </w:pPr>
       <w:ins w:id="10142" w:author="Z. Zukowski" w:date="2026-05-22T00:00:00Z">
         <w:r>
-          <w:t xml:space="preserve">Measurement remains incomplete. Informal influence, off-chain coordination, and legal or equity-holder obligations can affect governance without appearing in token-holder lists. The paper therefore treats HHI and voting-HHI as necessary but not sufficient measures of governance power.</w:t>
+          <w:t xml:space="preserve">Measurement remains incomplete. Informal influence, off-chain coordination, and legal or equity-holder obligations can affect governance without appearing in token-holder lists. Concentration is also measured at the address level, a proxy for entity-level control: a single entity can split holdings across many addresses, deflating measured concentration, and many beneficiaries can sit behind one custodial address, inflating it. Protocol-controlled-address and exchange-custody exclusion mitigate the custodial-aggregation side, but address-splitting by a single entity is not directly observable and would, where it occurs, cause holding HHI to understate true concentration; the Aave stkAAVE pass-through case (Section 4.4) is one worked instance of this address-versus-entity gap. The paper therefore treats HHI and voting-HHI as necessary but not sufficient measures of governance power.</w:t>
         </w:r>
       </w:ins>
     </w:p>
@@ -26764,7 +26764,7 @@
       </w:pPr>
       <w:ins w:id="10153" w:author="Z. Zukowski" w:date="2026-05-22T00:00:00Z">
         <w:r>
-          <w:t xml:space="preserve">The evidence reported here carries three main limitations. First, the analysis is a March 2026 cross-section, so it supports descriptive association rather than causal inference or trajectory claims; an initial 14-protocol quarterly panel is reported in Supplementary File S7 (11 of 14 protocols monotonic-decay) and a 14-protocol Q1/Q8 trajectory analysis is reported in Supplementary File S23 (85.7 percent monotonic-decay), but a full 52-protocol monthly panel remains future work (Section 5.8). Second, the published Models 1 through 3 carry 35 to 38 observations, the small-sample multivariate regime that limits how cleanly independent effects can be isolated; the covariate-complete powered specification (Model 4, Section 4.4) relaxes this substantially, spanning 50 governance-token protocols including the six most recently added (Frax, Synthetix, Gnosis, Algorand, Polkadot, Bittensor) at 12.5 observations per predictor. The residual sample constraint is the insider-retention measure, which is reliably available only on the established-protocol cohort, where insiders appear among the post-exclusion top holders; in the newer cohort insiders concentrate through excluded vehicles, so retention is reported as an original-sample association (Section 4.4) rather than carried in the powered model. Third, operator-attribution coverage is asymmetric across chain architectures: Etherscan + Nansen labels yield roughly 95 percent high-share holder attribution on EVM protocols; Helius DAS + Sim API yields roughly 80 percent on Solana protocols; Substrate NPoS protocols (Polkadot; sister substrate-native L1+DePIN) require external attribution services (Polkawatch DDP API; Web3 Foundation TVP registry) to reach 53 percent coverage from a 16 percent on-chain baseline, with the residual approximately 47 percent representing a structural attribution ceiling for voluntary-identity-pallet protocols. The CEX-validator concentration findings (Section 4.5.5; Supplementary File S25) are therefore reported as lower bounds for Substrate NPoS protocols; the same is not true for the EVM and Solana CEX-overlap findings, which use near-complete-coverage attribution data.</w:t>
+          <w:t xml:space="preserve">The evidence reported here carries several main limitations. First, the analysis is a March 2026 cross-section, so it supports descriptive association rather than causal inference or trajectory claims; an initial 14-protocol quarterly panel is reported in Supplementary File S7 (11 of 14 protocols monotonic-decay) and a 14-protocol Q1/Q8 trajectory analysis is reported in Supplementary File S23 (85.7 percent monotonic-decay), but a full 52-protocol monthly panel remains future work (Section 5.8). The longitudinal cohort is additionally bounded by chain-history-depth availability: a small number of protocols whose archival-node history does not reach the trailing-24-month window are absent from the panel supplements (S7, S23) even where they appear in the cross-section, so the panel sample is constrained by historical-data availability rather than by collection effort alone. Second, the statistical significance of the balanced sector contrast is load-bearing on the centralized-exchange (Class 5) exclusion: retaining all exchange-deposit wallets in the holding distribution collapses the balanced-30 contrast from p = 0.011 (Cohen’s d = 1.05) to p = 0.184 (Cohen’s d = 0.52, not significant), because exchange-deposit concentration is sector-similar and masks the underlying governance-holder difference until it is removed (Section 4.6.2). The directional claim that DePIN central tendency exceeds DeFi is robust across all five exclusion-strictness specifications; the inference of significance requires the entity-label-complete exchange-custody exclusion, so a reader who prefers to retain those wallets should treat the sector difference as directional rather than conventionally significant. Third, the headline is a sector contrast, and sector assignment at the DePIN, DeFi, and infrastructure layer-1 boundary is a researcher judgment call, most visibly for Bittensor (classed here as an infrastructure layer-1 rather than DePIN) and Filecoin (classed as DePIN); aggregators differ on these assignments (Section 3.1). The leave-one-out and permutation checks in Section 4.6 perturb sample membership and label assignment under a fixed taxonomy; they do not perturb the taxonomy itself, so a reviewer reclassifying borderline protocols should expect the effect size, not the direction, to move. The headline effect size (Cohen’s d = 1.05) is also computed on a balanced 15-DePIN and 15-DeFi sub-sample drawn from the larger cross-section, so the specific balanced draw is itself a measurement choice; the unbalanced full-frame contrast (15 DePIN versus all 24 DeFi, p = 0.017) and the powered Model 4 (N = 50) reproduce a significant DePIN coefficient without relying on the balanced draw. Fourth, the published Models 1 through 3 carry 35 to 38 observations, the small-sample multivariate regime that limits how cleanly independent effects can be isolated; the covariate-complete powered specification (Model 4, Section 4.4) relaxes this substantially, spanning 50 governance-token protocols including the six most recently added (Frax, Synthetix, Gnosis, Algorand, Polkadot, Bittensor) at 12.5 observations per predictor. The residual sample constraint is the insider-retention measure, which is reliably available only on the established-protocol cohort, where insiders appear among the post-exclusion top holders; in the newer cohort insiders concentrate through excluded vehicles, so retention is reported as an original-sample association (Section 4.4) rather than carried in the powered model. Fifth, operator-attribution coverage is asymmetric across chain architectures: Etherscan + Nansen labels yield roughly 95 percent high-share holder attribution on EVM protocols; Helius DAS + Sim API yields roughly 80 percent on Solana protocols; Substrate NPoS protocols (Polkadot; sister substrate-native L1+DePIN) require external attribution services (Polkawatch DDP API; Web3 Foundation TVP registry) to reach 53 percent coverage from a 16 percent on-chain baseline, with the residual approximately 47 percent representing a structural attribution ceiling for voluntary-identity-pallet protocols. The CEX-validator concentration findings (Section 4.5.5; Supplementary File S25) are therefore reported as lower bounds for Substrate NPoS protocols; the same is not true for the EVM and Solana CEX-overlap findings, which use near-complete-coverage attribution data. Sixth, the sample covers roughly one-third of DeFi and one-fifth to one-quarter of DePIN category market capitalization (Section 3.1), skewing toward larger, better-capitalized protocols, and protocol inclusion is conditioned on sufficient on-chain holder data and address-label coverage, which is systematically thinner for DePIN protocols; findings generalize most safely to established, data-rich protocols, and generalization to the smaller-cap, thinly indexed long tail of either category is not established by the present cross-section.</w:t>
         </w:r>
       </w:ins>
     </w:p>
@@ -26893,7 +26893,7 @@
         <w:pStyle w:val="FirstParagraph"/>
       </w:pPr>
       <w:r>
-        <w:t xml:space="preserve">Four research directions have highest priority. First, longitudinal governance tracking: monthly snapshots of HHI and Gini across the full 52-protocol sample would convert the current cross-section into a panel dataset, enabling analysis of deconcentration trajectories and the governance effects of specific reform events (delegation program launches; vesting cliff expirations). An initial 14-protocol quarterly panel (</w:t>
+        <w:t xml:space="preserve">Six research directions have highest priority. First, longitudinal governance tracking: monthly snapshots of HHI and Gini across the full 52-protocol sample would convert the current cross-section into a panel dataset, enabling analysis of deconcentration trajectories and the governance effects of specific reform events (delegation program launches; vesting cliff expirations). An initial 14-protocol quarterly panel (</w:t>
       </w:r>
       <w:hyperlink r:id="rId98">
         <w:r>
@@ -26924,7 +26924,7 @@
       </w:pPr>
       <w:ins w:id="10158" w:author="Z. Zukowski" w:date="2026-05-22T00:00:00Z">
         <w:r>
-          <w:t xml:space="preserve">Second, expanding the multivariate regression beyond the current N = 50 covariate-complete sample: Model 4 already spans the 50 covariate-complete protocols, including the six most recently added (Frax, Synthetix, Gnosis, Algorand, Polkadot, Bittensor). Completing revenue and treasury covariate extraction for the remaining protocols in the 52-protocol cross-section, and extending toward N = 60 and beyond, would widen the covariate-complete sample and strengthen the panel and event-study analyses currently specified as replication-ready designs.</w:t>
+          <w:t xml:space="preserve">Second, expanding the multivariate regression beyond the current N = 50 covariate-complete sample: Model 4 already spans the 50 covariate-complete protocols, including the six most recently added (Frax, Synthetix, Gnosis, Algorand, Polkadot, Bittensor). Completing revenue and treasury covariate extraction across the full 52-protocol cross-section, with any expansion beyond the current 52-protocol universe contingent on acquiring panel-grade chain-history depth for additional protocols, would widen the covariate-complete sample and strengthen the panel and event-study analyses currently specified as replication-ready designs.</w:t>
         </w:r>
       </w:ins>
     </w:p>
@@ -26954,7 +26954,7 @@
       </w:pPr>
       <w:ins w:id="10161" w:author="Z. Zukowski" w:date="2026-05-22T00:00:00Z">
         <w:r>
-          <w:t xml:space="preserve">The forward empirical agenda is to convert the current cross-section into panel evidence, complete the sample expansion to N = 50-60 with multivariate regression on the extended sample, extend cross-protocol delegate overlap to Solana governance surfaces, and evaluate operator-infrastructure as candidate sixth axis. Recent game-theoretic results (Kiayias et al., 2025) indicate Shapley-based reward distributions achieve bounded Price of Stability (4/3) in oceanic staking models while resisting Sybil stake-splitting attacks, supporting the measurement extensions’ theoretical grounding.</w:t>
+          <w:t xml:space="preserve">Fifth, sector-classification robustness. Because the headline is a sector comparison on a balanced sample, the assignment of category-boundary protocols (Bittensor as infrastructure layer-1 versus DePIN; Filecoin as DePIN versus infrastructure) is a researcher judgment that a pre-registered sensitivity analysis should bound directly, re-running the balanced Mann-Whitney contrast under each defensible alternative taxonomy and reporting the resulting p-value and effect-size range.</w:t>
         </w:r>
       </w:ins>
     </w:p>
@@ -26964,35 +26964,55 @@
       </w:pPr>
       <w:ins w:id="10162" w:author="Z. Zukowski" w:date="2026-05-22T00:00:00Z">
         <w:r>
+          <w:t xml:space="preserve">Sixth, independent reproduction. Because the audit framework depends on several researcher-judgment classification layers (the five-class protocol-controlled-address exclusion, behavioral-signature exchange-custody attribution, sector assignment, and the insider classification of record), reproduction of the headline contrast by an independent team working from the public replication package (Section 5.9, Supplementary File S5) is a direct test of whether the pipeline generalizes beyond this lab.</w:t>
+        </w:r>
+      </w:ins>
+    </w:p>
+    <w:p>
+      <w:pPr>
+        <w:pStyle w:val="BodyText"/>
+      </w:pPr>
+      <w:ins w:id="10163" w:author="Z. Zukowski" w:date="2026-05-22T00:00:00Z">
+        <w:r>
+          <w:t xml:space="preserve">The forward empirical agenda is to convert the current cross-section into panel evidence, complete the covariate-complete sample across the 52-protocol cross-section, extend cross-protocol delegate overlap to Solana governance surfaces, evaluate operator-infrastructure as candidate sixth concentration axis, bound the headline directly through a pre-registered sector-reclassification sensitivity analysis, and invite independent reproduction from the public replication package. Recent game-theoretic results (Kiayias et al., 2025) indicate Shapley-based reward distributions achieve bounded Price of Stability (4/3) in oceanic staking models while resisting Sybil stake-splitting attacks, supporting the measurement extensions’ theoretical grounding.</w:t>
+        </w:r>
+      </w:ins>
+    </w:p>
+    <w:p>
+      <w:pPr>
+        <w:pStyle w:val="BodyText"/>
+      </w:pPr>
+      <w:ins w:id="10164" w:author="Z. Zukowski" w:date="2026-05-22T00:00:00Z">
+        <w:r>
           <w:t xml:space="preserve">Falsifiable forward claims. The cross-sectional design supports five</w:t>
         </w:r>
       </w:ins>
-      <w:ins w:id="10162" w:author="Z. Zukowski" w:date="2026-05-22T00:00:00Z">
-        <w:r>
-          <w:t xml:space="preserve"> </w:t>
-        </w:r>
-      </w:ins>
-      <w:ins w:id="10162" w:author="Z. Zukowski" w:date="2026-05-22T00:00:00Z">
+      <w:ins w:id="10164" w:author="Z. Zukowski" w:date="2026-05-22T00:00:00Z">
+        <w:r>
+          <w:t xml:space="preserve"> </w:t>
+        </w:r>
+      </w:ins>
+      <w:ins w:id="10164" w:author="Z. Zukowski" w:date="2026-05-22T00:00:00Z">
         <w:r>
           <w:t xml:space="preserve">falsifiable predictions about subsequent cross-protocol governance</w:t>
         </w:r>
       </w:ins>
-      <w:ins w:id="10162" w:author="Z. Zukowski" w:date="2026-05-22T00:00:00Z">
-        <w:r>
-          <w:t xml:space="preserve"> </w:t>
-        </w:r>
-      </w:ins>
-      <w:ins w:id="10162" w:author="Z. Zukowski" w:date="2026-05-22T00:00:00Z">
+      <w:ins w:id="10164" w:author="Z. Zukowski" w:date="2026-05-22T00:00:00Z">
+        <w:r>
+          <w:t xml:space="preserve"> </w:t>
+        </w:r>
+      </w:ins>
+      <w:ins w:id="10164" w:author="Z. Zukowski" w:date="2026-05-22T00:00:00Z">
         <w:r>
           <w:t xml:space="preserve">trajectories, each operationalized for future panel-data and event-study</w:t>
         </w:r>
       </w:ins>
-      <w:ins w:id="10162" w:author="Z. Zukowski" w:date="2026-05-22T00:00:00Z">
-        <w:r>
-          <w:t xml:space="preserve"> </w:t>
-        </w:r>
-      </w:ins>
-      <w:ins w:id="10162" w:author="Z. Zukowski" w:date="2026-05-22T00:00:00Z">
+      <w:ins w:id="10164" w:author="Z. Zukowski" w:date="2026-05-22T00:00:00Z">
+        <w:r>
+          <w:t xml:space="preserve"> </w:t>
+        </w:r>
+      </w:ins>
+      <w:ins w:id="10164" w:author="Z. Zukowski" w:date="2026-05-22T00:00:00Z">
         <w:r>
           <w:t xml:space="preserve">work:</w:t>
         </w:r>
@@ -27006,7 +27026,7 @@
           <w:numId w:val="1002"/>
         </w:numPr>
       </w:pPr>
-      <w:ins w:id="10163" w:author="Z. Zukowski" w:date="2026-05-22T00:00:00Z">
+      <w:ins w:id="10165" w:author="Z. Zukowski" w:date="2026-05-22T00:00:00Z">
         <w:r>
           <w:rPr>
             <w:b/>
@@ -27015,7 +27035,7 @@
           <w:t xml:space="preserve">Sector persistence</w:t>
         </w:r>
       </w:ins>
-      <w:ins w:id="10163" w:author="Z. Zukowski" w:date="2026-05-22T00:00:00Z">
+      <w:ins w:id="10165" w:author="Z. Zukowski" w:date="2026-05-22T00:00:00Z">
         <w:r>
           <w:t xml:space="preserve">: DePIN protocols launching in 2026-2027 will exhibit higher post-distribution holding HHI than DeFi protocols launching in the same period (Mann-Whitney test on entry-cohort distributions at T+12 and T+24 months).</w:t>
         </w:r>
@@ -27029,7 +27049,7 @@
           <w:numId w:val="1002"/>
         </w:numPr>
       </w:pPr>
-      <w:ins w:id="10164" w:author="Z. Zukowski" w:date="2026-05-22T00:00:00Z">
+      <w:ins w:id="10166" w:author="Z. Zukowski" w:date="2026-05-22T00:00:00Z">
         <w:r>
           <w:rPr>
             <w:b/>
@@ -27038,7 +27058,7 @@
           <w:t xml:space="preserve">Delegation amplification universality</w:t>
         </w:r>
       </w:ins>
-      <w:ins w:id="10164" w:author="Z. Zukowski" w:date="2026-05-22T00:00:00Z">
+      <w:ins w:id="10166" w:author="Z. Zukowski" w:date="2026-05-22T00:00:00Z">
         <w:r>
           <w:t xml:space="preserve">: any protocol introducing a formal delegate program will produce voting HHI greater than holding HHI within twelve months of launch, with amplification magnitude varying by delegate-program design rather than by sector.</w:t>
         </w:r>
@@ -27052,7 +27072,7 @@
           <w:numId w:val="1002"/>
         </w:numPr>
       </w:pPr>
-      <w:ins w:id="10165" w:author="Z. Zukowski" w:date="2026-05-22T00:00:00Z">
+      <w:ins w:id="10167" w:author="Z. Zukowski" w:date="2026-05-22T00:00:00Z">
         <w:r>
           <w:rPr>
             <w:b/>
@@ -27061,7 +27081,7 @@
           <w:t xml:space="preserve">Insider-retention persistence</w:t>
         </w:r>
       </w:ins>
-      <w:ins w:id="10165" w:author="Z. Zukowski" w:date="2026-05-22T00:00:00Z">
+      <w:ins w:id="10167" w:author="Z. Zukowski" w:date="2026-05-22T00:00:00Z">
         <w:r>
           <w:t xml:space="preserve">: protocols whose insider fraction of top-10 holders increases between baseline and subsequent measurement will exhibit increased holding HHI; protocols whose insider fraction decreases will exhibit decreased holding HHI (within-protocol panel correlation).</w:t>
         </w:r>
@@ -27075,7 +27095,7 @@
           <w:numId w:val="1002"/>
         </w:numPr>
       </w:pPr>
-      <w:ins w:id="10166" w:author="Z. Zukowski" w:date="2026-05-22T00:00:00Z">
+      <w:ins w:id="10168" w:author="Z. Zukowski" w:date="2026-05-22T00:00:00Z">
         <w:r>
           <w:rPr>
             <w:b/>
@@ -27084,7 +27104,7 @@
           <w:t xml:space="preserve">Delegate-program design as moderator</w:t>
         </w:r>
       </w:ins>
-      <w:ins w:id="10166" w:author="Z. Zukowski" w:date="2026-05-22T00:00:00Z">
+      <w:ins w:id="10168" w:author="Z. Zukowski" w:date="2026-05-22T00:00:00Z">
         <w:r>
           <w:t xml:space="preserve">: among post-launch protocols in Prediction 2’s set, those that adopt broad-community-delegate distribution design choices will exhibit lower amplification ratios than those that do not.</w:t>
         </w:r>
@@ -27098,7 +27118,7 @@
           <w:numId w:val="1002"/>
         </w:numPr>
       </w:pPr>
-      <w:ins w:id="10167" w:author="Z. Zukowski" w:date="2026-05-22T00:00:00Z">
+      <w:ins w:id="10169" w:author="Z. Zukowski" w:date="2026-05-22T00:00:00Z">
         <w:r>
           <w:rPr>
             <w:b/>
@@ -27107,7 +27127,7 @@
           <w:t xml:space="preserve">Chain-architecture as trajectory moderator</w:t>
         </w:r>
       </w:ins>
-      <w:ins w:id="10167" w:author="Z. Zukowski" w:date="2026-05-22T00:00:00Z">
+      <w:ins w:id="10169" w:author="Z. Zukowski" w:date="2026-05-22T00:00:00Z">
         <w:r>
           <w:t xml:space="preserve">: an age-balanced extended cohort, matching Solana and EVM DeFi protocols on distribution-phase maturity, will discriminate among three outcomes for the chain-architecture trajectory difference observed descriptively in Section 4.3.1. If the matched cohort sustains a higher post-distribution deconcentration rate for EVM than for Solana DeFi protocols at conventional significance, chain ecosystem operates as a trajectory moderator independent of maturity; if the difference attenuates below significance, the descriptive difference is attributable to the maturity imbalance rather than to chain architecture; if the difference inverts, an alternative mechanism is required (Mann-Whitney and Fisher exact tests on entry-cohort deconcentration rates at T+12 and T+24 months, on a cohort balanced for launch-era maturity).</w:t>
         </w:r>
@@ -27117,18 +27137,18 @@
       <w:pPr>
         <w:pStyle w:val="FirstParagraph"/>
       </w:pPr>
-      <w:ins w:id="10168" w:author="Z. Zukowski" w:date="2026-05-22T00:00:00Z">
+      <w:ins w:id="10170" w:author="Z. Zukowski" w:date="2026-05-22T00:00:00Z">
         <w:r>
           <w:t xml:space="preserve">All five predictions inherit the methodology applied in this paper (PCA-symmetric exclusion via the five-class typology; HHI on post-exclusion top-1,000 holders; Mann-Whitney for two-sample tests; bootstrap 95% percentile intervals). Pre-registration commitment: hypothesis specifications, statistical tests, and falsification thresholds will be deposited on the Open Science Framework prior to data collection for any panel-data or event-study extension. Full operationalization detail per prediction (data requirements; explicit falsification thresholds; statistical test specifications) in</w:t>
         </w:r>
       </w:ins>
-      <w:ins w:id="10168" w:author="Z. Zukowski" w:date="2026-05-22T00:00:00Z">
+      <w:ins w:id="10170" w:author="Z. Zukowski" w:date="2026-05-22T00:00:00Z">
         <w:r>
           <w:t xml:space="preserve"> </w:t>
         </w:r>
       </w:ins>
       <w:hyperlink r:id="rId100">
-        <w:ins w:id="10168" w:author="Z. Zukowski" w:date="2026-05-22T00:00:00Z">
+        <w:ins w:id="10170" w:author="Z. Zukowski" w:date="2026-05-22T00:00:00Z">
           <w:r>
             <w:rPr>
               <w:rStyle w:val="Hyperlink"/>
@@ -27137,7 +27157,7 @@
           </w:r>
         </w:ins>
       </w:hyperlink>
-      <w:ins w:id="10168" w:author="Z. Zukowski" w:date="2026-05-22T00:00:00Z">
+      <w:ins w:id="10170" w:author="Z. Zukowski" w:date="2026-05-22T00:00:00Z">
         <w:r>
           <w:t xml:space="preserve">.</w:t>
         </w:r>
@@ -27157,142 +27177,142 @@
       <w:pPr>
         <w:pStyle w:val="FirstParagraph"/>
       </w:pPr>
-      <w:ins w:id="10169" w:author="Z. Zukowski" w:date="2026-05-22T00:00:00Z">
+      <w:ins w:id="10171" w:author="Z. Zukowski" w:date="2026-05-22T00:00:00Z">
         <w:r>
           <w:t xml:space="preserve">The 52-protocol governance concentration dataset, exclusions log (133</w:t>
         </w:r>
       </w:ins>
-      <w:ins w:id="10169" w:author="Z. Zukowski" w:date="2026-05-22T00:00:00Z">
-        <w:r>
-          <w:t xml:space="preserve"> </w:t>
-        </w:r>
-      </w:ins>
-      <w:ins w:id="10169" w:author="Z. Zukowski" w:date="2026-05-22T00:00:00Z">
+      <w:ins w:id="10171" w:author="Z. Zukowski" w:date="2026-05-22T00:00:00Z">
+        <w:r>
+          <w:t xml:space="preserve"> </w:t>
+        </w:r>
+      </w:ins>
+      <w:ins w:id="10171" w:author="Z. Zukowski" w:date="2026-05-22T00:00:00Z">
         <w:r>
           <w:t xml:space="preserve">protocol-controlled address exclusions across 38 protocols), canonical</w:t>
         </w:r>
       </w:ins>
-      <w:ins w:id="10169" w:author="Z. Zukowski" w:date="2026-05-22T00:00:00Z">
-        <w:r>
-          <w:t xml:space="preserve"> </w:t>
-        </w:r>
-      </w:ins>
-      <w:ins w:id="10169" w:author="Z. Zukowski" w:date="2026-05-22T00:00:00Z">
+      <w:ins w:id="10171" w:author="Z. Zukowski" w:date="2026-05-22T00:00:00Z">
+        <w:r>
+          <w:t xml:space="preserve"> </w:t>
+        </w:r>
+      </w:ins>
+      <w:ins w:id="10171" w:author="Z. Zukowski" w:date="2026-05-22T00:00:00Z">
         <w:r>
           <w:t xml:space="preserve">regression dataset including Token Terminal subsidy ratios and on-chain</w:t>
         </w:r>
       </w:ins>
-      <w:ins w:id="10169" w:author="Z. Zukowski" w:date="2026-05-22T00:00:00Z">
-        <w:r>
-          <w:t xml:space="preserve"> </w:t>
-        </w:r>
-      </w:ins>
-      <w:ins w:id="10169" w:author="Z. Zukowski" w:date="2026-05-22T00:00:00Z">
+      <w:ins w:id="10171" w:author="Z. Zukowski" w:date="2026-05-22T00:00:00Z">
+        <w:r>
+          <w:t xml:space="preserve"> </w:t>
+        </w:r>
+      </w:ins>
+      <w:ins w:id="10171" w:author="Z. Zukowski" w:date="2026-05-22T00:00:00Z">
         <w:r>
           <w:t xml:space="preserve">financial data, Hivemapper / io.net / Aethir holder distributions used</w:t>
         </w:r>
       </w:ins>
-      <w:ins w:id="10169" w:author="Z. Zukowski" w:date="2026-05-22T00:00:00Z">
-        <w:r>
-          <w:t xml:space="preserve"> </w:t>
-        </w:r>
-      </w:ins>
-      <w:ins w:id="10169" w:author="Z. Zukowski" w:date="2026-05-22T00:00:00Z">
+      <w:ins w:id="10171" w:author="Z. Zukowski" w:date="2026-05-22T00:00:00Z">
+        <w:r>
+          <w:t xml:space="preserve"> </w:t>
+        </w:r>
+      </w:ins>
+      <w:ins w:id="10171" w:author="Z. Zukowski" w:date="2026-05-22T00:00:00Z">
         <w:r>
           <w:t xml:space="preserve">for Table 3, veCRV cumulative deposit data underlying the Section 4.5.2</w:t>
         </w:r>
       </w:ins>
-      <w:ins w:id="10169" w:author="Z. Zukowski" w:date="2026-05-22T00:00:00Z">
-        <w:r>
-          <w:t xml:space="preserve"> </w:t>
-        </w:r>
-      </w:ins>
-      <w:ins w:id="10169" w:author="Z. Zukowski" w:date="2026-05-22T00:00:00Z">
+      <w:ins w:id="10171" w:author="Z. Zukowski" w:date="2026-05-22T00:00:00Z">
+        <w:r>
+          <w:t xml:space="preserve"> </w:t>
+        </w:r>
+      </w:ins>
+      <w:ins w:id="10171" w:author="Z. Zukowski" w:date="2026-05-22T00:00:00Z">
         <w:r>
           <w:t xml:space="preserve">ve-locking analysis, and Theil/Atkinson supplementary metrics used in</w:t>
         </w:r>
       </w:ins>
-      <w:ins w:id="10169" w:author="Z. Zukowski" w:date="2026-05-22T00:00:00Z">
-        <w:r>
-          <w:t xml:space="preserve"> </w:t>
-        </w:r>
-      </w:ins>
-      <w:ins w:id="10169" w:author="Z. Zukowski" w:date="2026-05-22T00:00:00Z">
+      <w:ins w:id="10171" w:author="Z. Zukowski" w:date="2026-05-22T00:00:00Z">
+        <w:r>
+          <w:t xml:space="preserve"> </w:t>
+        </w:r>
+      </w:ins>
+      <w:ins w:id="10171" w:author="Z. Zukowski" w:date="2026-05-22T00:00:00Z">
         <w:r>
           <w:t xml:space="preserve">the Section 4.6 robustness check are available in the replication</w:t>
         </w:r>
       </w:ins>
-      <w:ins w:id="10169" w:author="Z. Zukowski" w:date="2026-05-22T00:00:00Z">
-        <w:r>
-          <w:t xml:space="preserve"> </w:t>
-        </w:r>
-      </w:ins>
-      <w:ins w:id="10169" w:author="Z. Zukowski" w:date="2026-05-22T00:00:00Z">
+      <w:ins w:id="10171" w:author="Z. Zukowski" w:date="2026-05-22T00:00:00Z">
+        <w:r>
+          <w:t xml:space="preserve"> </w:t>
+        </w:r>
+      </w:ins>
+      <w:ins w:id="10171" w:author="Z. Zukowski" w:date="2026-05-22T00:00:00Z">
         <w:r>
           <w:t xml:space="preserve">repository linked in the supplementary materials. Replication scripts</w:t>
         </w:r>
       </w:ins>
-      <w:ins w:id="10169" w:author="Z. Zukowski" w:date="2026-05-22T00:00:00Z">
-        <w:r>
-          <w:t xml:space="preserve"> </w:t>
-        </w:r>
-      </w:ins>
-      <w:ins w:id="10169" w:author="Z. Zukowski" w:date="2026-05-22T00:00:00Z">
+      <w:ins w:id="10171" w:author="Z. Zukowski" w:date="2026-05-22T00:00:00Z">
+        <w:r>
+          <w:t xml:space="preserve"> </w:t>
+        </w:r>
+      </w:ins>
+      <w:ins w:id="10171" w:author="Z. Zukowski" w:date="2026-05-22T00:00:00Z">
         <w:r>
           <w:t xml:space="preserve">for each table and figure are provided in Supplementary File S5; the</w:t>
         </w:r>
       </w:ins>
-      <w:ins w:id="10169" w:author="Z. Zukowski" w:date="2026-05-22T00:00:00Z">
-        <w:r>
-          <w:t xml:space="preserve"> </w:t>
-        </w:r>
-      </w:ins>
-      <w:ins w:id="10169" w:author="Z. Zukowski" w:date="2026-05-22T00:00:00Z">
+      <w:ins w:id="10171" w:author="Z. Zukowski" w:date="2026-05-22T00:00:00Z">
+        <w:r>
+          <w:t xml:space="preserve"> </w:t>
+        </w:r>
+      </w:ins>
+      <w:ins w:id="10171" w:author="Z. Zukowski" w:date="2026-05-22T00:00:00Z">
         <w:r>
           <w:t xml:space="preserve">cross-protocol Pearson and Spearman correlations reported across</w:t>
         </w:r>
       </w:ins>
-      <w:ins w:id="10169" w:author="Z. Zukowski" w:date="2026-05-22T00:00:00Z">
-        <w:r>
-          <w:t xml:space="preserve"> </w:t>
-        </w:r>
-      </w:ins>
-      <w:ins w:id="10169" w:author="Z. Zukowski" w:date="2026-05-22T00:00:00Z">
+      <w:ins w:id="10171" w:author="Z. Zukowski" w:date="2026-05-22T00:00:00Z">
+        <w:r>
+          <w:t xml:space="preserve"> </w:t>
+        </w:r>
+      </w:ins>
+      <w:ins w:id="10171" w:author="Z. Zukowski" w:date="2026-05-22T00:00:00Z">
         <w:r>
           <w:t xml:space="preserve">Sections 4.3, 4.4, and 4.6 can be reproduced via the replication scripts</w:t>
         </w:r>
       </w:ins>
-      <w:ins w:id="10169" w:author="Z. Zukowski" w:date="2026-05-22T00:00:00Z">
-        <w:r>
-          <w:t xml:space="preserve"> </w:t>
-        </w:r>
-      </w:ins>
-      <w:ins w:id="10169" w:author="Z. Zukowski" w:date="2026-05-22T00:00:00Z">
+      <w:ins w:id="10171" w:author="Z. Zukowski" w:date="2026-05-22T00:00:00Z">
+        <w:r>
+          <w:t xml:space="preserve"> </w:t>
+        </w:r>
+      </w:ins>
+      <w:ins w:id="10171" w:author="Z. Zukowski" w:date="2026-05-22T00:00:00Z">
         <w:r>
           <w:t xml:space="preserve">using only the linked public-source data. The exclusion methodology is</w:t>
         </w:r>
       </w:ins>
-      <w:ins w:id="10169" w:author="Z. Zukowski" w:date="2026-05-22T00:00:00Z">
-        <w:r>
-          <w:t xml:space="preserve"> </w:t>
-        </w:r>
-      </w:ins>
-      <w:ins w:id="10169" w:author="Z. Zukowski" w:date="2026-05-22T00:00:00Z">
+      <w:ins w:id="10171" w:author="Z. Zukowski" w:date="2026-05-22T00:00:00Z">
+        <w:r>
+          <w:t xml:space="preserve"> </w:t>
+        </w:r>
+      </w:ins>
+      <w:ins w:id="10171" w:author="Z. Zukowski" w:date="2026-05-22T00:00:00Z">
         <w:r>
           <w:t xml:space="preserve">documented at the address-by-address granularity in the exclusions log</w:t>
         </w:r>
       </w:ins>
-      <w:ins w:id="10169" w:author="Z. Zukowski" w:date="2026-05-22T00:00:00Z">
-        <w:r>
-          <w:t xml:space="preserve"> </w:t>
-        </w:r>
-      </w:ins>
-      <w:ins w:id="10169" w:author="Z. Zukowski" w:date="2026-05-22T00:00:00Z">
+      <w:ins w:id="10171" w:author="Z. Zukowski" w:date="2026-05-22T00:00:00Z">
+        <w:r>
+          <w:t xml:space="preserve"> </w:t>
+        </w:r>
+      </w:ins>
+      <w:ins w:id="10171" w:author="Z. Zukowski" w:date="2026-05-22T00:00:00Z">
         <w:r>
           <w:t xml:space="preserve">(</w:t>
         </w:r>
       </w:ins>
-      <w:ins w:id="10169" w:author="Z. Zukowski" w:date="2026-05-22T00:00:00Z">
+      <w:ins w:id="10171" w:author="Z. Zukowski" w:date="2026-05-22T00:00:00Z">
         <w:r>
           <w:rPr>
             <w:rStyle w:val="VerbatimChar"/>
@@ -27300,7 +27320,7 @@
           <w:t xml:space="preserve">data/processed/exclusions_log.csv</w:t>
         </w:r>
       </w:ins>
-      <w:ins w:id="10169" w:author="Z. Zukowski" w:date="2026-05-22T00:00:00Z">
+      <w:ins w:id="10171" w:author="Z. Zukowski" w:date="2026-05-22T00:00:00Z">
         <w:r>
           <w:t xml:space="preserve">).</w:t>
         </w:r>
@@ -27310,7 +27330,7 @@
       <w:pPr>
         <w:pStyle w:val="BodyText"/>
       </w:pPr>
-      <w:ins w:id="10170" w:author="Z. Zukowski" w:date="2026-05-22T00:00:00Z">
+      <w:ins w:id="10172" w:author="Z. Zukowski" w:date="2026-05-22T00:00:00Z">
         <w:r>
           <w:t xml:space="preserve">Cross-protocol address attribution evolved across successive refinements of the exclusion methodology. Shared-custody addresses, such as the universal Solana exchange hot wallet that appears across several protocols, were initially identified by a hardcoded universal-exchange exclusion and later reclassified under a behavioral-signature heuristic in which token-balance breadth and asset mix distinguish exchange custody, institutional holdings, and foundation treasuries. Earlier per-cycle attribution labels are preserved as historical-of-record in the exclusion log; the behavioral-signature classification is the current methodology of record.</w:t>
         </w:r>
@@ -27331,7 +27351,7 @@
       <w:pPr>
         <w:pStyle w:val="FirstParagraph"/>
       </w:pPr>
-      <w:ins w:id="10171" w:author="Z. Zukowski" w:date="2026-05-22T00:00:00Z">
+      <w:ins w:id="10173" w:author="Z. Zukowski" w:date="2026-05-22T00:00:00Z">
         <w:r>
           <w:t xml:space="preserve">Governance concentration in token protocols is weakly associated with launch-time allocation and poorly measured by naive holder lists. Across fifty-two protocols, PCA exclusion corrects systematic inflation in prior concentration studies (median factor 2.3x), initial insider allocation is uninformative (Pearson r = 0.07, p = 0.68, N = 37), and post-distribution insider wallet retention is associated with higher concentration (Spearman rho = 0.48, p = 0.003, N = 37). DePIN protocols exhibit higher concentration than DeFi after measurement correction (Mann-Whitney p = 0.011, Cohen’s d = 1.05), and delegation amplifies voting power above holdings in thirteen of eighteen protocols with sufficient governance data (ratios 2.5x to 25.6x; mean approximately 6.8x, median 4.4x).</w:t>
         </w:r>
@@ -27341,7 +27361,7 @@
       <w:pPr>
         <w:pStyle w:val="BodyText"/>
       </w:pPr>
-      <w:ins w:id="10172" w:author="Z. Zukowski" w:date="2026-05-22T00:00:00Z">
+      <w:ins w:id="10174" w:author="Z. Zukowski" w:date="2026-05-22T00:00:00Z">
         <w:r>
           <w:t xml:space="preserve">For practitioners and researchers, the actionable implication is that live-governance measurement, not launch tokenomics, is the basis for any decentralization claim: a serious audit starts from PCA-corrected current holder concentration and then adds insider-retention checks, a voting-HHI to holding-HHI comparison, and delegation and vote-escrow adjustment. Token allocation is a launch document; governance concentration is a live institutional state, and only the live state can be audited. ENS and Anyone Protocol show that lower concentration and delegation-mediated dispersion are achievable through deliberate institutional design.</w:t>
         </w:r>
@@ -27351,7 +27371,7 @@
       <w:pPr>
         <w:pStyle w:val="BodyText"/>
       </w:pPr>
-      <w:ins w:id="10173" w:author="Z. Zukowski" w:date="2026-05-22T00:00:00Z">
+      <w:ins w:id="10175" w:author="Z. Zukowski" w:date="2026-05-22T00:00:00Z">
         <w:r>
           <w:t xml:space="preserve">The stakes of measuring concentration accurately are normative as well as descriptive. Where decisive voting weight sits with a small set of holders, participants govern under others’ discretion rather than under rules they jointly control, a condition the republican tradition names domination and the commons-governance literature treats as inconsistent with durable self-governance. A companion theoretical paper accounts for why concentration persists across protocol age, valuation, and allocation design as a structural equilibrium rather than a transient failure (Zukowski, 2026e); a companion normative paper develops the non-domination standard by which a given distribution counts as legitimate self-governance (Zukowski, 2026f). Longitudinal panel analysis and pre-registered falsifiable predictions are specified in Section 5.8 and Supplementary File S17.</w:t>
         </w:r>
@@ -27379,7 +27399,7 @@
       <w:pPr>
         <w:pStyle w:val="BodyText"/>
       </w:pPr>
-      <w:ins w:id="10174" w:author="Z. Zukowski" w:date="2026-05-22T00:00:00Z">
+      <w:ins w:id="10176" w:author="Z. Zukowski" w:date="2026-05-22T00:00:00Z">
         <w:r>
           <w:t xml:space="preserve">S0: Canonical statistics ledger for every B2 main-text statistic.</w:t>
         </w:r>
@@ -27389,17 +27409,17 @@
       <w:pPr>
         <w:pStyle w:val="BodyText"/>
       </w:pPr>
-      <w:ins w:id="10175" w:author="Z. Zukowski" w:date="2026-05-22T00:00:00Z">
+      <w:ins w:id="10177" w:author="Z. Zukowski" w:date="2026-05-22T00:00:00Z">
         <w:r>
           <w:t xml:space="preserve">S1: Metric definitions for holder concentration, voting concentration,</w:t>
         </w:r>
       </w:ins>
-      <w:ins w:id="10175" w:author="Z. Zukowski" w:date="2026-05-22T00:00:00Z">
-        <w:r>
-          <w:t xml:space="preserve"> </w:t>
-        </w:r>
-      </w:ins>
-      <w:ins w:id="10175" w:author="Z. Zukowski" w:date="2026-05-22T00:00:00Z">
+      <w:ins w:id="10177" w:author="Z. Zukowski" w:date="2026-05-22T00:00:00Z">
+        <w:r>
+          <w:t xml:space="preserve"> </w:t>
+        </w:r>
+      </w:ins>
+      <w:ins w:id="10177" w:author="Z. Zukowski" w:date="2026-05-22T00:00:00Z">
         <w:r>
           <w:t xml:space="preserve">subsidy ratios, and related variables.</w:t>
         </w:r>
@@ -27409,17 +27429,17 @@
       <w:pPr>
         <w:pStyle w:val="BodyText"/>
       </w:pPr>
-      <w:ins w:id="10176" w:author="Z. Zukowski" w:date="2026-05-22T00:00:00Z">
+      <w:ins w:id="10178" w:author="Z. Zukowski" w:date="2026-05-22T00:00:00Z">
         <w:r>
           <w:t xml:space="preserve">S2: Protocol codebook and optional governance-scoring templates retained</w:t>
         </w:r>
       </w:ins>
-      <w:ins w:id="10176" w:author="Z. Zukowski" w:date="2026-05-22T00:00:00Z">
-        <w:r>
-          <w:t xml:space="preserve"> </w:t>
-        </w:r>
-      </w:ins>
-      <w:ins w:id="10176" w:author="Z. Zukowski" w:date="2026-05-22T00:00:00Z">
+      <w:ins w:id="10178" w:author="Z. Zukowski" w:date="2026-05-22T00:00:00Z">
+        <w:r>
+          <w:t xml:space="preserve"> </w:t>
+        </w:r>
+      </w:ins>
+      <w:ins w:id="10178" w:author="Z. Zukowski" w:date="2026-05-22T00:00:00Z">
         <w:r>
           <w:t xml:space="preserve">for researchers extending the broader project. Not load-bearing for B2.</w:t>
         </w:r>
@@ -27429,17 +27449,17 @@
       <w:pPr>
         <w:pStyle w:val="BodyText"/>
       </w:pPr>
-      <w:ins w:id="10177" w:author="Z. Zukowski" w:date="2026-05-22T00:00:00Z">
+      <w:ins w:id="10179" w:author="Z. Zukowski" w:date="2026-05-22T00:00:00Z">
         <w:r>
           <w:t xml:space="preserve">S3: Optional governance-scoring tables retained as supplementary</w:t>
         </w:r>
       </w:ins>
-      <w:ins w:id="10177" w:author="Z. Zukowski" w:date="2026-05-22T00:00:00Z">
-        <w:r>
-          <w:t xml:space="preserve"> </w:t>
-        </w:r>
-      </w:ins>
-      <w:ins w:id="10177" w:author="Z. Zukowski" w:date="2026-05-22T00:00:00Z">
+      <w:ins w:id="10179" w:author="Z. Zukowski" w:date="2026-05-22T00:00:00Z">
+        <w:r>
+          <w:t xml:space="preserve"> </w:t>
+        </w:r>
+      </w:ins>
+      <w:ins w:id="10179" w:author="Z. Zukowski" w:date="2026-05-22T00:00:00Z">
         <w:r>
           <w:t xml:space="preserve">materials. Not load-bearing for B2.</w:t>
         </w:r>
@@ -27471,17 +27491,17 @@
       <w:pPr>
         <w:pStyle w:val="BodyText"/>
       </w:pPr>
-      <w:ins w:id="10178" w:author="Z. Zukowski" w:date="2026-05-22T00:00:00Z">
+      <w:ins w:id="10180" w:author="Z. Zukowski" w:date="2026-05-22T00:00:00Z">
         <w:r>
           <w:t xml:space="preserve">S6: Source provenance, revenue standardization, and raw holder-data</w:t>
         </w:r>
       </w:ins>
-      <w:ins w:id="10178" w:author="Z. Zukowski" w:date="2026-05-22T00:00:00Z">
-        <w:r>
-          <w:t xml:space="preserve"> </w:t>
-        </w:r>
-      </w:ins>
-      <w:ins w:id="10178" w:author="Z. Zukowski" w:date="2026-05-22T00:00:00Z">
+      <w:ins w:id="10180" w:author="Z. Zukowski" w:date="2026-05-22T00:00:00Z">
+        <w:r>
+          <w:t xml:space="preserve"> </w:t>
+        </w:r>
+      </w:ins>
+      <w:ins w:id="10180" w:author="Z. Zukowski" w:date="2026-05-22T00:00:00Z">
         <w:r>
           <w:t xml:space="preserve">workflow.</w:t>
         </w:r>
@@ -27505,17 +27525,17 @@
       <w:pPr>
         <w:pStyle w:val="BodyText"/>
       </w:pPr>
-      <w:ins w:id="10179" w:author="Z. Zukowski" w:date="2026-05-22T00:00:00Z">
+      <w:ins w:id="10181" w:author="Z. Zukowski" w:date="2026-05-22T00:00:00Z">
         <w:r>
           <w:t xml:space="preserve">S8: Expanded subsidy-concentration analysis combining Token Terminal</w:t>
         </w:r>
       </w:ins>
-      <w:ins w:id="10179" w:author="Z. Zukowski" w:date="2026-05-22T00:00:00Z">
-        <w:r>
-          <w:t xml:space="preserve"> </w:t>
-        </w:r>
-      </w:ins>
-      <w:ins w:id="10179" w:author="Z. Zukowski" w:date="2026-05-22T00:00:00Z">
+      <w:ins w:id="10181" w:author="Z. Zukowski" w:date="2026-05-22T00:00:00Z">
+        <w:r>
+          <w:t xml:space="preserve"> </w:t>
+        </w:r>
+      </w:ins>
+      <w:ins w:id="10181" w:author="Z. Zukowski" w:date="2026-05-22T00:00:00Z">
         <w:r>
           <w:t xml:space="preserve">revenue data and on-chain emission or fee ratios.</w:t>
         </w:r>
@@ -27525,7 +27545,7 @@
       <w:pPr>
         <w:pStyle w:val="BodyText"/>
       </w:pPr>
-      <w:ins w:id="10180" w:author="Z. Zukowski" w:date="2026-05-22T00:00:00Z">
+      <w:ins w:id="10182" w:author="Z. Zukowski" w:date="2026-05-22T00:00:00Z">
         <w:r>
           <w:t xml:space="preserve">S9: Theil and Atkinson concentration-metric robustness analysis.</w:t>
         </w:r>
@@ -27535,7 +27555,7 @@
       <w:pPr>
         <w:pStyle w:val="BodyText"/>
       </w:pPr>
-      <w:ins w:id="10181" w:author="Z. Zukowski" w:date="2026-05-22T00:00:00Z">
+      <w:ins w:id="10183" w:author="Z. Zukowski" w:date="2026-05-22T00:00:00Z">
         <w:r>
           <w:t xml:space="preserve">S10: PCA classification robustness across Specs A through E.</w:t>
         </w:r>
@@ -27545,7 +27565,7 @@
       <w:pPr>
         <w:pStyle w:val="BodyText"/>
       </w:pPr>
-      <w:ins w:id="10182" w:author="Z. Zukowski" w:date="2026-05-22T00:00:00Z">
+      <w:ins w:id="10184" w:author="Z. Zukowski" w:date="2026-05-22T00:00:00Z">
         <w:r>
           <w:t xml:space="preserve">S11: Shapley-Shubik and Banzhaf power-index calculations.</w:t>
         </w:r>
@@ -27555,7 +27575,7 @@
       <w:pPr>
         <w:pStyle w:val="BodyText"/>
       </w:pPr>
-      <w:ins w:id="10183" w:author="Z. Zukowski" w:date="2026-05-22T00:00:00Z">
+      <w:ins w:id="10185" w:author="Z. Zukowski" w:date="2026-05-22T00:00:00Z">
         <w:r>
           <w:t xml:space="preserve">S12: PCA-symmetric voting-HHI and signer-side functional PCA robustness.</w:t>
         </w:r>
@@ -27565,7 +27585,7 @@
       <w:pPr>
         <w:pStyle w:val="BodyText"/>
       </w:pPr>
-      <w:ins w:id="10184" w:author="Z. Zukowski" w:date="2026-05-22T00:00:00Z">
+      <w:ins w:id="10186" w:author="Z. Zukowski" w:date="2026-05-22T00:00:00Z">
         <w:r>
           <w:t xml:space="preserve">S13: Solana PCA exclusion audit, including cross-protocol candidate-address verification via the Sim API.</w:t>
         </w:r>
@@ -27575,7 +27595,7 @@
       <w:pPr>
         <w:pStyle w:val="BodyText"/>
       </w:pPr>
-      <w:ins w:id="10185" w:author="Z. Zukowski" w:date="2026-05-22T00:00:00Z">
+      <w:ins w:id="10187" w:author="Z. Zukowski" w:date="2026-05-22T00:00:00Z">
         <w:r>
           <w:t xml:space="preserve">S14: Shapley-Shubik and Banzhaf power-index full closure across the N=16 cross-source voting-HHI sample (three-class amplification typology; quorum-sensitivity profile).</w:t>
         </w:r>
@@ -27585,7 +27605,7 @@
       <w:pPr>
         <w:pStyle w:val="BodyText"/>
       </w:pPr>
-      <w:ins w:id="10186" w:author="Z. Zukowski" w:date="2026-05-22T00:00:00Z">
+      <w:ins w:id="10188" w:author="Z. Zukowski" w:date="2026-05-22T00:00:00Z">
         <w:r>
           <w:t xml:space="preserve">S15: Voting-HHI extension across the N=52 cross-section (FXS, SNX, GNO, TAO, DOT additions).</w:t>
         </w:r>
@@ -27595,7 +27615,7 @@
       <w:pPr>
         <w:pStyle w:val="BodyText"/>
       </w:pPr>
-      <w:ins w:id="10187" w:author="Z. Zukowski" w:date="2026-05-22T00:00:00Z">
+      <w:ins w:id="10189" w:author="Z. Zukowski" w:date="2026-05-22T00:00:00Z">
         <w:r>
           <w:t xml:space="preserve">S16a: Aethir, IoTeX, and ENS sensitivity analyses.</w:t>
         </w:r>
@@ -27605,7 +27625,7 @@
       <w:pPr>
         <w:pStyle w:val="BodyText"/>
       </w:pPr>
-      <w:ins w:id="10188" w:author="Z. Zukowski" w:date="2026-05-22T00:00:00Z">
+      <w:ins w:id="10190" w:author="Z. Zukowski" w:date="2026-05-22T00:00:00Z">
         <w:r>
           <w:t xml:space="preserve">S16b: Sample-expansion batch (FXS, SNX, GNO, TAO; pre-exclusion holder-HHI baseline; 4 of 5 N=45 expansion protocols via Sim API EVM + TAOSTATS Substrate).</w:t>
         </w:r>
@@ -27615,7 +27635,7 @@
       <w:pPr>
         <w:pStyle w:val="BodyText"/>
       </w:pPr>
-      <w:ins w:id="10189" w:author="Z. Zukowski" w:date="2026-05-22T00:00:00Z">
+      <w:ins w:id="10191" w:author="Z. Zukowski" w:date="2026-05-22T00:00:00Z">
         <w:r>
           <w:t xml:space="preserve">S16c: Polkadot fifth-protocol closure (post-PCA-exclusion holder-HHI via AssetHub Polkadot Subscan; 2026-05-27 capture; top-1000 captures ~92% of supply; brings sample-expansion to N = 45; data + scripts at exhibits/dot_holder_hhi/). Two reportable values reflect methodology completeness: primary value 0.0052 with Class 5 Binance cluster excluded (3 confirmed addresses totaling 125.1M DOT or ~9.2% of top-1000 supply; ground-truth attributed via SubSquare hydration governance forum testimony plus extrinsic 0x51bc6c… block 8156083 auto-rotation verification; intra-AssetHub cold-plus-hot-plus-staking architecture, the Substrate-analog custody pattern); sensitivity value 0.0093 if Class 5 attribution is rejected and only refined Class 2 plus Class 3 exclusion is applied (5 Treasury/pallet via modlpy/* pattern plus 5 institutional staking-providers via Polkawatch operator-registry cross-reference: pos.dog 38 validators, Novasama 4 validators, 3 multi-funder clusters). Primary 0.0052 places DOT as lowest-concentration observation in cross-section, below Lido (0.008); sensitivity 0.0093 places DOT in Compound (0.009) / Optimism (0.009) / Uniswap (0.010) peer group. The 44.4% gap between values is itself a finding about cross-architecture CEX-attribution methodology gap relative to EVM (Etherscan + Nansen labels yield ~95% high-share holder attribution) and Solana (Helius + Sim API yield ~80%). Distinguishes from validator-stake HHI = 0.0017 (mechanically near-zero by NPoS Phragmen-equalization design; reported in S19 as separate axis, not directly comparable to holder-balance HHI across the 44 EVM/Solana protocols).</w:t>
         </w:r>
@@ -27625,7 +27645,7 @@
       <w:pPr>
         <w:pStyle w:val="BodyText"/>
       </w:pPr>
-      <w:ins w:id="10190" w:author="Z. Zukowski" w:date="2026-05-22T00:00:00Z">
+      <w:ins w:id="10192" w:author="Z. Zukowski" w:date="2026-05-22T00:00:00Z">
         <w:r>
           <w:t xml:space="preserve">S17: Falsifiable predictions and pre-registration specification.</w:t>
         </w:r>
@@ -27635,7 +27655,7 @@
       <w:pPr>
         <w:pStyle w:val="BodyText"/>
       </w:pPr>
-      <w:ins w:id="10191" w:author="Z. Zukowski" w:date="2026-05-22T00:00:00Z">
+      <w:ins w:id="10193" w:author="Z. Zukowski" w:date="2026-05-22T00:00:00Z">
         <w:r>
           <w:t xml:space="preserve">S18: EVM sample-expansion PCA classification with two-layer audit (FXS, SNX, GNO post-exclusion HHI = 0.032/0.017/0.042 via Etherscan public-name-tag + Nansen Address Labels API verification; 5 new CEX hot wallets surfaced as universal-sweep candidates).</w:t>
         </w:r>
@@ -27645,7 +27665,7 @@
       <w:pPr>
         <w:pStyle w:val="BodyText"/>
       </w:pPr>
-      <w:ins w:id="10192" w:author="Z. Zukowski" w:date="2026-05-22T00:00:00Z">
+      <w:ins w:id="10194" w:author="Z. Zukowski" w:date="2026-05-22T00:00:00Z">
         <w:r>
           <w:t xml:space="preserve">S19: Polkadot validator-set five-axis attribution methodology (Subscan Identity Pallet + Polkawatch DDP API + Web3 Foundation TVP + L2 funding-source + display-name; 53 percent attribution coverage from 16 percent on-chain baseline).</w:t>
         </w:r>
@@ -27655,7 +27675,7 @@
       <w:pPr>
         <w:pStyle w:val="BodyText"/>
       </w:pPr>
-      <w:ins w:id="10193" w:author="Z. Zukowski" w:date="2026-05-22T00:00:00Z">
+      <w:ins w:id="10195" w:author="Z. Zukowski" w:date="2026-05-22T00:00:00Z">
         <w:r>
           <w:t xml:space="preserve">S20: Polkadot Subscan refresh finding (methodology validation; empirical-instability case for unauthenticated Subscan endpoints).</w:t>
         </w:r>
@@ -27665,7 +27685,7 @@
       <w:pPr>
         <w:pStyle w:val="BodyText"/>
       </w:pPr>
-      <w:ins w:id="10194" w:author="Z. Zukowski" w:date="2026-05-22T00:00:00Z">
+      <w:ins w:id="10196" w:author="Z. Zukowski" w:date="2026-05-22T00:00:00Z">
         <w:r>
           <w:t xml:space="preserve">S21: Class 3 versus Class 5 PCA disambiguation methodology via transaction-pattern signatures (deposit-collection vs batch-payout); architecture-agnostic decision matrix; worked examples from the Polkadot fifth-protocol extension; audit framework for systematic application across the N=52 cross-section.</w:t>
         </w:r>
@@ -27675,7 +27695,7 @@
       <w:pPr>
         <w:pStyle w:val="BodyText"/>
       </w:pPr>
-      <w:ins w:id="10195" w:author="Z. Zukowski" w:date="2026-05-22T00:00:00Z">
+      <w:ins w:id="10197" w:author="Z. Zukowski" w:date="2026-05-22T00:00:00Z">
         <w:r>
           <w:t xml:space="preserve">S22: Insider classification of record and staking-attribution audit. The evidence-traced per-survivor insider classification (entity labels plus deployer-and-signer tracing; the team-confirmed-multisig rule); the seventeen high-share bare-Safe deployer-and-signer verdicts (six team-confirmed, eleven independent); the six-classification robustness sweep table; and the staking-attribution audit (the AAVE and ENA insider-share recovery and the Livepeer orchestrator-level bloc-voting HHI), with one-command reproduction pointers into the replication package.</w:t>
         </w:r>
@@ -27685,7 +27705,7 @@
       <w:pPr>
         <w:pStyle w:val="BodyText"/>
       </w:pPr>
-      <w:ins w:id="10196" w:author="Z. Zukowski" w:date="2026-05-22T00:00:00Z">
+      <w:ins w:id="10198" w:author="Z. Zukowski" w:date="2026-05-22T00:00:00Z">
         <w:r>
           <w:t xml:space="preserve">S23: Q1-to-Q8 governance-HHI trajectory analysis on the 14-protocol panel (85.7 percent monotonic decay; consistent with the cross-sectional findings).</w:t>
         </w:r>
@@ -27695,7 +27715,7 @@
       <w:pPr>
         <w:pStyle w:val="BodyText"/>
       </w:pPr>
-      <w:ins w:id="10197" w:author="Z. Zukowski" w:date="2026-05-22T00:00:00Z">
+      <w:ins w:id="10199" w:author="Z. Zukowski" w:date="2026-05-22T00:00:00Z">
         <w:r>
           <w:t xml:space="preserve">S24: Optimism worked example retained as a supplementary case.</w:t>
         </w:r>
@@ -27705,7 +27725,7 @@
       <w:pPr>
         <w:pStyle w:val="BodyText"/>
       </w:pPr>
-      <w:ins w:id="10198" w:author="Z. Zukowski" w:date="2026-05-22T00:00:00Z">
+      <w:ins w:id="10200" w:author="Z. Zukowski" w:date="2026-05-22T00:00:00Z">
         <w:r>
           <w:t xml:space="preserve">S25: Cross-protocol institutional concentration (fifth-axis evidence): named professional-delegate firms (PGov, Tane Governance, Arana Digital) and cross-protocol centralized-exchange overlap documented across Snapshot, Tally, and Polkadot validator surfaces.</w:t>
         </w:r>
@@ -27837,27 +27857,27 @@
       <w:pPr>
         <w:pStyle w:val="BodyText"/>
       </w:pPr>
-      <w:ins w:id="10199" w:author="Z. Zukowski" w:date="2026-05-22T00:00:00Z">
+      <w:ins w:id="10201" w:author="Z. Zukowski" w:date="2026-05-22T00:00:00Z">
         <w:r>
           <w:t xml:space="preserve">Acemoglu, D., &amp; Robinson, J. A. (2008). Persistence of power, elites,</w:t>
         </w:r>
       </w:ins>
-      <w:ins w:id="10199" w:author="Z. Zukowski" w:date="2026-05-22T00:00:00Z">
-        <w:r>
-          <w:t xml:space="preserve"> </w:t>
-        </w:r>
-      </w:ins>
-      <w:ins w:id="10199" w:author="Z. Zukowski" w:date="2026-05-22T00:00:00Z">
+      <w:ins w:id="10201" w:author="Z. Zukowski" w:date="2026-05-22T00:00:00Z">
+        <w:r>
+          <w:t xml:space="preserve"> </w:t>
+        </w:r>
+      </w:ins>
+      <w:ins w:id="10201" w:author="Z. Zukowski" w:date="2026-05-22T00:00:00Z">
         <w:r>
           <w:t xml:space="preserve">and institutions. American Economic Review, 98(1), 267-293.</w:t>
         </w:r>
       </w:ins>
-      <w:ins w:id="10199" w:author="Z. Zukowski" w:date="2026-05-22T00:00:00Z">
-        <w:r>
-          <w:t xml:space="preserve"> </w:t>
-        </w:r>
-      </w:ins>
-      <w:ins w:id="10199" w:author="Z. Zukowski" w:date="2026-05-22T00:00:00Z">
+      <w:ins w:id="10201" w:author="Z. Zukowski" w:date="2026-05-22T00:00:00Z">
+        <w:r>
+          <w:t xml:space="preserve"> </w:t>
+        </w:r>
+      </w:ins>
+      <w:ins w:id="10201" w:author="Z. Zukowski" w:date="2026-05-22T00:00:00Z">
         <w:r>
           <w:t xml:space="preserve">https://doi.org/10.1257/aer.98.1.267</w:t>
         </w:r>
@@ -27947,27 +27967,27 @@
       <w:pPr>
         <w:pStyle w:val="BodyText"/>
       </w:pPr>
-      <w:ins w:id="10200" w:author="Z. Zukowski" w:date="2026-05-22T00:00:00Z">
+      <w:ins w:id="10202" w:author="Z. Zukowski" w:date="2026-05-22T00:00:00Z">
         <w:r>
           <w:t xml:space="preserve">Atkinson, A. B. (1970). On the measurement of inequality. Journal of</w:t>
         </w:r>
       </w:ins>
-      <w:ins w:id="10200" w:author="Z. Zukowski" w:date="2026-05-22T00:00:00Z">
-        <w:r>
-          <w:t xml:space="preserve"> </w:t>
-        </w:r>
-      </w:ins>
-      <w:ins w:id="10200" w:author="Z. Zukowski" w:date="2026-05-22T00:00:00Z">
+      <w:ins w:id="10202" w:author="Z. Zukowski" w:date="2026-05-22T00:00:00Z">
+        <w:r>
+          <w:t xml:space="preserve"> </w:t>
+        </w:r>
+      </w:ins>
+      <w:ins w:id="10202" w:author="Z. Zukowski" w:date="2026-05-22T00:00:00Z">
         <w:r>
           <w:t xml:space="preserve">Economic Theory, 2(3), 244-263.</w:t>
         </w:r>
       </w:ins>
-      <w:ins w:id="10200" w:author="Z. Zukowski" w:date="2026-05-22T00:00:00Z">
-        <w:r>
-          <w:t xml:space="preserve"> </w:t>
-        </w:r>
-      </w:ins>
-      <w:ins w:id="10200" w:author="Z. Zukowski" w:date="2026-05-22T00:00:00Z">
+      <w:ins w:id="10202" w:author="Z. Zukowski" w:date="2026-05-22T00:00:00Z">
+        <w:r>
+          <w:t xml:space="preserve"> </w:t>
+        </w:r>
+      </w:ins>
+      <w:ins w:id="10202" w:author="Z. Zukowski" w:date="2026-05-22T00:00:00Z">
         <w:r>
           <w:t xml:space="preserve">https://doi.org/10.1016/0022-0531(70)90039-6</w:t>
         </w:r>
@@ -27977,27 +27997,27 @@
       <w:pPr>
         <w:pStyle w:val="BodyText"/>
       </w:pPr>
-      <w:ins w:id="10201" w:author="Z. Zukowski" w:date="2026-05-22T00:00:00Z">
+      <w:ins w:id="10203" w:author="Z. Zukowski" w:date="2026-05-22T00:00:00Z">
         <w:r>
           <w:t xml:space="preserve">Atzori, M. (2017). Blockchain technology and decentralized governance:</w:t>
         </w:r>
       </w:ins>
-      <w:ins w:id="10201" w:author="Z. Zukowski" w:date="2026-05-22T00:00:00Z">
-        <w:r>
-          <w:t xml:space="preserve"> </w:t>
-        </w:r>
-      </w:ins>
-      <w:ins w:id="10201" w:author="Z. Zukowski" w:date="2026-05-22T00:00:00Z">
+      <w:ins w:id="10203" w:author="Z. Zukowski" w:date="2026-05-22T00:00:00Z">
+        <w:r>
+          <w:t xml:space="preserve"> </w:t>
+        </w:r>
+      </w:ins>
+      <w:ins w:id="10203" w:author="Z. Zukowski" w:date="2026-05-22T00:00:00Z">
         <w:r>
           <w:t xml:space="preserve">Is the state still necessary? Journal of Governance and Regulation,</w:t>
         </w:r>
       </w:ins>
-      <w:ins w:id="10201" w:author="Z. Zukowski" w:date="2026-05-22T00:00:00Z">
-        <w:r>
-          <w:t xml:space="preserve"> </w:t>
-        </w:r>
-      </w:ins>
-      <w:ins w:id="10201" w:author="Z. Zukowski" w:date="2026-05-22T00:00:00Z">
+      <w:ins w:id="10203" w:author="Z. Zukowski" w:date="2026-05-22T00:00:00Z">
+        <w:r>
+          <w:t xml:space="preserve"> </w:t>
+        </w:r>
+      </w:ins>
+      <w:ins w:id="10203" w:author="Z. Zukowski" w:date="2026-05-22T00:00:00Z">
         <w:r>
           <w:t xml:space="preserve">6(1), 45-62. https://doi.org/10.22495/jgr_v6_i1_p5</w:t>
         </w:r>
@@ -28087,17 +28107,17 @@
       <w:pPr>
         <w:pStyle w:val="BodyText"/>
       </w:pPr>
-      <w:ins w:id="10202" w:author="Z. Zukowski" w:date="2026-05-22T00:00:00Z">
+      <w:ins w:id="10204" w:author="Z. Zukowski" w:date="2026-05-22T00:00:00Z">
         <w:r>
           <w:t xml:space="preserve">Banzhaf, J. F., III. (1968). One man, 3.312 votes: A mathematical</w:t>
         </w:r>
       </w:ins>
-      <w:ins w:id="10202" w:author="Z. Zukowski" w:date="2026-05-22T00:00:00Z">
-        <w:r>
-          <w:t xml:space="preserve"> </w:t>
-        </w:r>
-      </w:ins>
-      <w:ins w:id="10202" w:author="Z. Zukowski" w:date="2026-05-22T00:00:00Z">
+      <w:ins w:id="10204" w:author="Z. Zukowski" w:date="2026-05-22T00:00:00Z">
+        <w:r>
+          <w:t xml:space="preserve"> </w:t>
+        </w:r>
+      </w:ins>
+      <w:ins w:id="10204" w:author="Z. Zukowski" w:date="2026-05-22T00:00:00Z">
         <w:r>
           <w:t xml:space="preserve">analysis of the Electoral College. Villanova Law Review, 13(2), 304-332.</w:t>
         </w:r>
@@ -28107,17 +28127,17 @@
       <w:pPr>
         <w:pStyle w:val="BodyText"/>
       </w:pPr>
-      <w:ins w:id="10203" w:author="Z. Zukowski" w:date="2026-05-22T00:00:00Z">
+      <w:ins w:id="10205" w:author="Z. Zukowski" w:date="2026-05-22T00:00:00Z">
         <w:r>
           <w:t xml:space="preserve">Berle, A. A., &amp; Means, G. C. (1932). The modern corporation and private</w:t>
         </w:r>
       </w:ins>
-      <w:ins w:id="10203" w:author="Z. Zukowski" w:date="2026-05-22T00:00:00Z">
-        <w:r>
-          <w:t xml:space="preserve"> </w:t>
-        </w:r>
-      </w:ins>
-      <w:ins w:id="10203" w:author="Z. Zukowski" w:date="2026-05-22T00:00:00Z">
+      <w:ins w:id="10205" w:author="Z. Zukowski" w:date="2026-05-22T00:00:00Z">
+        <w:r>
+          <w:t xml:space="preserve"> </w:t>
+        </w:r>
+      </w:ins>
+      <w:ins w:id="10205" w:author="Z. Zukowski" w:date="2026-05-22T00:00:00Z">
         <w:r>
           <w:t xml:space="preserve">property. Macmillan.</w:t>
         </w:r>
@@ -28155,17 +28175,17 @@
       <w:pPr>
         <w:pStyle w:val="BodyText"/>
       </w:pPr>
-      <w:ins w:id="10204" w:author="Z. Zukowski" w:date="2026-05-22T00:00:00Z">
+      <w:ins w:id="10206" w:author="Z. Zukowski" w:date="2026-05-22T00:00:00Z">
         <w:r>
           <w:t xml:space="preserve">Brennan, G., &amp; Buchanan, J. M. (1985). The reason of rules:</w:t>
         </w:r>
       </w:ins>
-      <w:ins w:id="10204" w:author="Z. Zukowski" w:date="2026-05-22T00:00:00Z">
-        <w:r>
-          <w:t xml:space="preserve"> </w:t>
-        </w:r>
-      </w:ins>
-      <w:ins w:id="10204" w:author="Z. Zukowski" w:date="2026-05-22T00:00:00Z">
+      <w:ins w:id="10206" w:author="Z. Zukowski" w:date="2026-05-22T00:00:00Z">
+        <w:r>
+          <w:t xml:space="preserve"> </w:t>
+        </w:r>
+      </w:ins>
+      <w:ins w:id="10206" w:author="Z. Zukowski" w:date="2026-05-22T00:00:00Z">
         <w:r>
           <w:t xml:space="preserve">Constitutional political economy. Cambridge University Press.</w:t>
         </w:r>
@@ -28283,17 +28303,17 @@
       <w:pPr>
         <w:pStyle w:val="BodyText"/>
       </w:pPr>
-      <w:ins w:id="10205" w:author="Z. Zukowski" w:date="2026-05-22T00:00:00Z">
+      <w:ins w:id="10207" w:author="Z. Zukowski" w:date="2026-05-22T00:00:00Z">
         <w:r>
           <w:t xml:space="preserve">Cohen, J. (1988). Statistical power analysis for the behavioral</w:t>
         </w:r>
       </w:ins>
-      <w:ins w:id="10205" w:author="Z. Zukowski" w:date="2026-05-22T00:00:00Z">
-        <w:r>
-          <w:t xml:space="preserve"> </w:t>
-        </w:r>
-      </w:ins>
-      <w:ins w:id="10205" w:author="Z. Zukowski" w:date="2026-05-22T00:00:00Z">
+      <w:ins w:id="10207" w:author="Z. Zukowski" w:date="2026-05-22T00:00:00Z">
+        <w:r>
+          <w:t xml:space="preserve"> </w:t>
+        </w:r>
+      </w:ins>
+      <w:ins w:id="10207" w:author="Z. Zukowski" w:date="2026-05-22T00:00:00Z">
         <w:r>
           <w:t xml:space="preserve">sciences (2nd ed.). Lawrence Erlbaum Associates.</w:t>
         </w:r>
@@ -28329,17 +28349,17 @@
       <w:pPr>
         <w:pStyle w:val="BodyText"/>
       </w:pPr>
-      <w:ins w:id="10206" w:author="Z. Zukowski" w:date="2026-05-22T00:00:00Z">
+      <w:ins w:id="10208" w:author="Z. Zukowski" w:date="2026-05-22T00:00:00Z">
         <w:r>
           <w:t xml:space="preserve">DuPont, Q. (2014). The politics of cryptography: Bitcoin and the</w:t>
         </w:r>
       </w:ins>
-      <w:ins w:id="10206" w:author="Z. Zukowski" w:date="2026-05-22T00:00:00Z">
-        <w:r>
-          <w:t xml:space="preserve"> </w:t>
-        </w:r>
-      </w:ins>
-      <w:ins w:id="10206" w:author="Z. Zukowski" w:date="2026-05-22T00:00:00Z">
+      <w:ins w:id="10208" w:author="Z. Zukowski" w:date="2026-05-22T00:00:00Z">
+        <w:r>
+          <w:t xml:space="preserve"> </w:t>
+        </w:r>
+      </w:ins>
+      <w:ins w:id="10208" w:author="Z. Zukowski" w:date="2026-05-22T00:00:00Z">
         <w:r>
           <w:t xml:space="preserve">ordering machines. Journal of Peer Production, 4. https://peerproduction.net</w:t>
         </w:r>
@@ -28441,17 +28461,17 @@
       <w:pPr>
         <w:pStyle w:val="BodyText"/>
       </w:pPr>
-      <w:ins w:id="10207" w:author="Z. Zukowski" w:date="2026-05-22T00:00:00Z">
+      <w:ins w:id="10209" w:author="Z. Zukowski" w:date="2026-05-22T00:00:00Z">
         <w:r>
           <w:t xml:space="preserve">Felsenthal, D. S., &amp; Machover, M. (1998). The measurement of voting</w:t>
         </w:r>
       </w:ins>
-      <w:ins w:id="10207" w:author="Z. Zukowski" w:date="2026-05-22T00:00:00Z">
-        <w:r>
-          <w:t xml:space="preserve"> </w:t>
-        </w:r>
-      </w:ins>
-      <w:ins w:id="10207" w:author="Z. Zukowski" w:date="2026-05-22T00:00:00Z">
+      <w:ins w:id="10209" w:author="Z. Zukowski" w:date="2026-05-22T00:00:00Z">
+        <w:r>
+          <w:t xml:space="preserve"> </w:t>
+        </w:r>
+      </w:ins>
+      <w:ins w:id="10209" w:author="Z. Zukowski" w:date="2026-05-22T00:00:00Z">
         <w:r>
           <w:t xml:space="preserve">power: Theory and practice, problems and paradoxes. Edward Elgar.</w:t>
         </w:r>
@@ -28579,17 +28599,17 @@
       <w:pPr>
         <w:pStyle w:val="BodyText"/>
       </w:pPr>
-      <w:ins w:id="10208" w:author="Z. Zukowski" w:date="2026-05-22T00:00:00Z">
+      <w:ins w:id="10210" w:author="Z. Zukowski" w:date="2026-05-22T00:00:00Z">
         <w:r>
           <w:t xml:space="preserve">Hardin, G. (1968). The tragedy of the commons. Science, 162(3859),</w:t>
         </w:r>
       </w:ins>
-      <w:ins w:id="10208" w:author="Z. Zukowski" w:date="2026-05-22T00:00:00Z">
-        <w:r>
-          <w:t xml:space="preserve"> </w:t>
-        </w:r>
-      </w:ins>
-      <w:ins w:id="10208" w:author="Z. Zukowski" w:date="2026-05-22T00:00:00Z">
+      <w:ins w:id="10210" w:author="Z. Zukowski" w:date="2026-05-22T00:00:00Z">
+        <w:r>
+          <w:t xml:space="preserve"> </w:t>
+        </w:r>
+      </w:ins>
+      <w:ins w:id="10210" w:author="Z. Zukowski" w:date="2026-05-22T00:00:00Z">
         <w:r>
           <w:t xml:space="preserve">1243-1248. https://doi.org/10.1126/science.162.3859.1243</w:t>
         </w:r>
@@ -28599,17 +28619,17 @@
       <w:pPr>
         <w:pStyle w:val="BodyText"/>
       </w:pPr>
-      <w:ins w:id="10209" w:author="Z. Zukowski" w:date="2026-05-22T00:00:00Z">
+      <w:ins w:id="10211" w:author="Z. Zukowski" w:date="2026-05-22T00:00:00Z">
         <w:r>
           <w:t xml:space="preserve">Hirschman, A. O. (1964). The paternity of an index. American Economic</w:t>
         </w:r>
       </w:ins>
-      <w:ins w:id="10209" w:author="Z. Zukowski" w:date="2026-05-22T00:00:00Z">
-        <w:r>
-          <w:t xml:space="preserve"> </w:t>
-        </w:r>
-      </w:ins>
-      <w:ins w:id="10209" w:author="Z. Zukowski" w:date="2026-05-22T00:00:00Z">
+      <w:ins w:id="10211" w:author="Z. Zukowski" w:date="2026-05-22T00:00:00Z">
+        <w:r>
+          <w:t xml:space="preserve"> </w:t>
+        </w:r>
+      </w:ins>
+      <w:ins w:id="10211" w:author="Z. Zukowski" w:date="2026-05-22T00:00:00Z">
         <w:r>
           <w:t xml:space="preserve">Review, 54(5), 761.</w:t>
         </w:r>
@@ -28619,17 +28639,17 @@
       <w:pPr>
         <w:pStyle w:val="BodyText"/>
       </w:pPr>
-      <w:ins w:id="10210" w:author="Z. Zukowski" w:date="2026-05-22T00:00:00Z">
+      <w:ins w:id="10212" w:author="Z. Zukowski" w:date="2026-05-22T00:00:00Z">
         <w:r>
           <w:t xml:space="preserve">Holmstrom, B. (1979). Moral hazard and observability. The Bell</w:t>
         </w:r>
       </w:ins>
-      <w:ins w:id="10210" w:author="Z. Zukowski" w:date="2026-05-22T00:00:00Z">
-        <w:r>
-          <w:t xml:space="preserve"> </w:t>
-        </w:r>
-      </w:ins>
-      <w:ins w:id="10210" w:author="Z. Zukowski" w:date="2026-05-22T00:00:00Z">
+      <w:ins w:id="10212" w:author="Z. Zukowski" w:date="2026-05-22T00:00:00Z">
+        <w:r>
+          <w:t xml:space="preserve"> </w:t>
+        </w:r>
+      </w:ins>
+      <w:ins w:id="10212" w:author="Z. Zukowski" w:date="2026-05-22T00:00:00Z">
         <w:r>
           <w:t xml:space="preserve">Journal of Economics, 10(1), 74-91. https://doi.org/10.2307/3003320</w:t>
         </w:r>
@@ -28673,27 +28693,27 @@
       <w:pPr>
         <w:pStyle w:val="BodyText"/>
       </w:pPr>
-      <w:ins w:id="10211" w:author="Z. Zukowski" w:date="2026-05-22T00:00:00Z">
+      <w:ins w:id="10213" w:author="Z. Zukowski" w:date="2026-05-22T00:00:00Z">
         <w:r>
           <w:t xml:space="preserve">Hurwicz, L. (1987). Inventing new institutions: The design perspective.</w:t>
         </w:r>
       </w:ins>
-      <w:ins w:id="10211" w:author="Z. Zukowski" w:date="2026-05-22T00:00:00Z">
-        <w:r>
-          <w:t xml:space="preserve"> </w:t>
-        </w:r>
-      </w:ins>
-      <w:ins w:id="10211" w:author="Z. Zukowski" w:date="2026-05-22T00:00:00Z">
+      <w:ins w:id="10213" w:author="Z. Zukowski" w:date="2026-05-22T00:00:00Z">
+        <w:r>
+          <w:t xml:space="preserve"> </w:t>
+        </w:r>
+      </w:ins>
+      <w:ins w:id="10213" w:author="Z. Zukowski" w:date="2026-05-22T00:00:00Z">
         <w:r>
           <w:t xml:space="preserve">American Journal of Agricultural Economics, 69(2), 395-402.</w:t>
         </w:r>
       </w:ins>
-      <w:ins w:id="10211" w:author="Z. Zukowski" w:date="2026-05-22T00:00:00Z">
-        <w:r>
-          <w:t xml:space="preserve"> </w:t>
-        </w:r>
-      </w:ins>
-      <w:ins w:id="10211" w:author="Z. Zukowski" w:date="2026-05-22T00:00:00Z">
+      <w:ins w:id="10213" w:author="Z. Zukowski" w:date="2026-05-22T00:00:00Z">
+        <w:r>
+          <w:t xml:space="preserve"> </w:t>
+        </w:r>
+      </w:ins>
+      <w:ins w:id="10213" w:author="Z. Zukowski" w:date="2026-05-22T00:00:00Z">
         <w:r>
           <w:t xml:space="preserve">https://doi.org/10.2307/1242293</w:t>
         </w:r>
@@ -28703,27 +28723,27 @@
       <w:pPr>
         <w:pStyle w:val="BodyText"/>
       </w:pPr>
-      <w:ins w:id="10212" w:author="Z. Zukowski" w:date="2026-05-22T00:00:00Z">
+      <w:ins w:id="10214" w:author="Z. Zukowski" w:date="2026-05-22T00:00:00Z">
         <w:r>
           <w:t xml:space="preserve">Jensen, M. C., &amp; Meckling, W. H. (1976). Theory of the firm: Managerial</w:t>
         </w:r>
       </w:ins>
-      <w:ins w:id="10212" w:author="Z. Zukowski" w:date="2026-05-22T00:00:00Z">
-        <w:r>
-          <w:t xml:space="preserve"> </w:t>
-        </w:r>
-      </w:ins>
-      <w:ins w:id="10212" w:author="Z. Zukowski" w:date="2026-05-22T00:00:00Z">
+      <w:ins w:id="10214" w:author="Z. Zukowski" w:date="2026-05-22T00:00:00Z">
+        <w:r>
+          <w:t xml:space="preserve"> </w:t>
+        </w:r>
+      </w:ins>
+      <w:ins w:id="10214" w:author="Z. Zukowski" w:date="2026-05-22T00:00:00Z">
         <w:r>
           <w:t xml:space="preserve">behavior, agency costs and ownership structure. Journal of Financial</w:t>
         </w:r>
       </w:ins>
-      <w:ins w:id="10212" w:author="Z. Zukowski" w:date="2026-05-22T00:00:00Z">
-        <w:r>
-          <w:t xml:space="preserve"> </w:t>
-        </w:r>
-      </w:ins>
-      <w:ins w:id="10212" w:author="Z. Zukowski" w:date="2026-05-22T00:00:00Z">
+      <w:ins w:id="10214" w:author="Z. Zukowski" w:date="2026-05-22T00:00:00Z">
+        <w:r>
+          <w:t xml:space="preserve"> </w:t>
+        </w:r>
+      </w:ins>
+      <w:ins w:id="10214" w:author="Z. Zukowski" w:date="2026-05-22T00:00:00Z">
         <w:r>
           <w:t xml:space="preserve">Economics, 3(4), 305-360. https://doi.org/10.1016/0304-405X(76)90026-X</w:t>
         </w:r>
@@ -28733,17 +28753,17 @@
       <w:pPr>
         <w:pStyle w:val="BodyText"/>
       </w:pPr>
-      <w:ins w:id="10213" w:author="Z. Zukowski" w:date="2026-05-22T00:00:00Z">
+      <w:ins w:id="10215" w:author="Z. Zukowski" w:date="2026-05-22T00:00:00Z">
         <w:r>
           <w:t xml:space="preserve">Khan, L. M. (2017). Amazon’s antitrust paradox. The Yale Law Journal,</w:t>
         </w:r>
       </w:ins>
-      <w:ins w:id="10213" w:author="Z. Zukowski" w:date="2026-05-22T00:00:00Z">
-        <w:r>
-          <w:t xml:space="preserve"> </w:t>
-        </w:r>
-      </w:ins>
-      <w:ins w:id="10213" w:author="Z. Zukowski" w:date="2026-05-22T00:00:00Z">
+      <w:ins w:id="10215" w:author="Z. Zukowski" w:date="2026-05-22T00:00:00Z">
+        <w:r>
+          <w:t xml:space="preserve"> </w:t>
+        </w:r>
+      </w:ins>
+      <w:ins w:id="10215" w:author="Z. Zukowski" w:date="2026-05-22T00:00:00Z">
         <w:r>
           <w:t xml:space="preserve">126(3), 710-805.</w:t>
         </w:r>
@@ -28785,27 +28805,27 @@
       <w:pPr>
         <w:pStyle w:val="BodyText"/>
       </w:pPr>
-      <w:ins w:id="10214" w:author="Z. Zukowski" w:date="2026-05-22T00:00:00Z">
+      <w:ins w:id="10216" w:author="Z. Zukowski" w:date="2026-05-22T00:00:00Z">
         <w:r>
           <w:t xml:space="preserve">La Porta, R., Lopez-de-Silanes, F., &amp; Shleifer, A. (1999). Corporate</w:t>
         </w:r>
       </w:ins>
-      <w:ins w:id="10214" w:author="Z. Zukowski" w:date="2026-05-22T00:00:00Z">
-        <w:r>
-          <w:t xml:space="preserve"> </w:t>
-        </w:r>
-      </w:ins>
-      <w:ins w:id="10214" w:author="Z. Zukowski" w:date="2026-05-22T00:00:00Z">
+      <w:ins w:id="10216" w:author="Z. Zukowski" w:date="2026-05-22T00:00:00Z">
+        <w:r>
+          <w:t xml:space="preserve"> </w:t>
+        </w:r>
+      </w:ins>
+      <w:ins w:id="10216" w:author="Z. Zukowski" w:date="2026-05-22T00:00:00Z">
         <w:r>
           <w:t xml:space="preserve">ownership around the world. Journal of Finance, 54(2), 471-517.</w:t>
         </w:r>
       </w:ins>
-      <w:ins w:id="10214" w:author="Z. Zukowski" w:date="2026-05-22T00:00:00Z">
-        <w:r>
-          <w:t xml:space="preserve"> </w:t>
-        </w:r>
-      </w:ins>
-      <w:ins w:id="10214" w:author="Z. Zukowski" w:date="2026-05-22T00:00:00Z">
+      <w:ins w:id="10216" w:author="Z. Zukowski" w:date="2026-05-22T00:00:00Z">
+        <w:r>
+          <w:t xml:space="preserve"> </w:t>
+        </w:r>
+      </w:ins>
+      <w:ins w:id="10216" w:author="Z. Zukowski" w:date="2026-05-22T00:00:00Z">
         <w:r>
           <w:t xml:space="preserve">https://doi.org/10.1111/0022-1082.00115</w:t>
         </w:r>
@@ -28835,27 +28855,27 @@
       <w:pPr>
         <w:pStyle w:val="BodyText"/>
       </w:pPr>
-      <w:ins w:id="10215" w:author="Z. Zukowski" w:date="2026-05-22T00:00:00Z">
+      <w:ins w:id="10217" w:author="Z. Zukowski" w:date="2026-05-22T00:00:00Z">
         <w:r>
           <w:t xml:space="preserve">Malenko, N., &amp; Shen, Y. (2016). The role of proxy advisory firms:</w:t>
         </w:r>
       </w:ins>
-      <w:ins w:id="10215" w:author="Z. Zukowski" w:date="2026-05-22T00:00:00Z">
-        <w:r>
-          <w:t xml:space="preserve"> </w:t>
-        </w:r>
-      </w:ins>
-      <w:ins w:id="10215" w:author="Z. Zukowski" w:date="2026-05-22T00:00:00Z">
+      <w:ins w:id="10217" w:author="Z. Zukowski" w:date="2026-05-22T00:00:00Z">
+        <w:r>
+          <w:t xml:space="preserve"> </w:t>
+        </w:r>
+      </w:ins>
+      <w:ins w:id="10217" w:author="Z. Zukowski" w:date="2026-05-22T00:00:00Z">
         <w:r>
           <w:t xml:space="preserve">Evidence from a regression-discontinuity design. Review of Financial</w:t>
         </w:r>
       </w:ins>
-      <w:ins w:id="10215" w:author="Z. Zukowski" w:date="2026-05-22T00:00:00Z">
-        <w:r>
-          <w:t xml:space="preserve"> </w:t>
-        </w:r>
-      </w:ins>
-      <w:ins w:id="10215" w:author="Z. Zukowski" w:date="2026-05-22T00:00:00Z">
+      <w:ins w:id="10217" w:author="Z. Zukowski" w:date="2026-05-22T00:00:00Z">
+        <w:r>
+          <w:t xml:space="preserve"> </w:t>
+        </w:r>
+      </w:ins>
+      <w:ins w:id="10217" w:author="Z. Zukowski" w:date="2026-05-22T00:00:00Z">
         <w:r>
           <w:t xml:space="preserve">Studies, 29(12), 3394-3427. https://doi.org/10.1093/rfs/hhw070</w:t>
         </w:r>
@@ -28899,27 +28919,27 @@
       <w:pPr>
         <w:pStyle w:val="BodyText"/>
       </w:pPr>
-      <w:ins w:id="10216" w:author="Z. Zukowski" w:date="2026-05-22T00:00:00Z">
+      <w:ins w:id="10218" w:author="Z. Zukowski" w:date="2026-05-22T00:00:00Z">
         <w:r>
           <w:t xml:space="preserve">Nabben, K., &amp; De Filippi, P. (2024). Accountability protocols? On-chain</w:t>
         </w:r>
       </w:ins>
-      <w:ins w:id="10216" w:author="Z. Zukowski" w:date="2026-05-22T00:00:00Z">
-        <w:r>
-          <w:t xml:space="preserve"> </w:t>
-        </w:r>
-      </w:ins>
-      <w:ins w:id="10216" w:author="Z. Zukowski" w:date="2026-05-22T00:00:00Z">
+      <w:ins w:id="10218" w:author="Z. Zukowski" w:date="2026-05-22T00:00:00Z">
+        <w:r>
+          <w:t xml:space="preserve"> </w:t>
+        </w:r>
+      </w:ins>
+      <w:ins w:id="10218" w:author="Z. Zukowski" w:date="2026-05-22T00:00:00Z">
         <w:r>
           <w:t xml:space="preserve">dynamics in blockchain governance. Internet Policy Review, 13(4).</w:t>
         </w:r>
       </w:ins>
-      <w:ins w:id="10216" w:author="Z. Zukowski" w:date="2026-05-22T00:00:00Z">
-        <w:r>
-          <w:t xml:space="preserve"> </w:t>
-        </w:r>
-      </w:ins>
-      <w:ins w:id="10216" w:author="Z. Zukowski" w:date="2026-05-22T00:00:00Z">
+      <w:ins w:id="10218" w:author="Z. Zukowski" w:date="2026-05-22T00:00:00Z">
+        <w:r>
+          <w:t xml:space="preserve"> </w:t>
+        </w:r>
+      </w:ins>
+      <w:ins w:id="10218" w:author="Z. Zukowski" w:date="2026-05-22T00:00:00Z">
         <w:r>
           <w:t xml:space="preserve">https://doi.org/10.14763/2024.4.1807</w:t>
         </w:r>
@@ -28975,17 +28995,17 @@
       <w:pPr>
         <w:pStyle w:val="BodyText"/>
       </w:pPr>
-      <w:ins w:id="10217" w:author="Z. Zukowski" w:date="2026-05-22T00:00:00Z">
+      <w:ins w:id="10219" w:author="Z. Zukowski" w:date="2026-05-22T00:00:00Z">
         <w:r>
           <w:t xml:space="preserve">North, D. C. (1990). Institutions, institutional change and economic</w:t>
         </w:r>
       </w:ins>
-      <w:ins w:id="10217" w:author="Z. Zukowski" w:date="2026-05-22T00:00:00Z">
-        <w:r>
-          <w:t xml:space="preserve"> </w:t>
-        </w:r>
-      </w:ins>
-      <w:ins w:id="10217" w:author="Z. Zukowski" w:date="2026-05-22T00:00:00Z">
+      <w:ins w:id="10219" w:author="Z. Zukowski" w:date="2026-05-22T00:00:00Z">
+        <w:r>
+          <w:t xml:space="preserve"> </w:t>
+        </w:r>
+      </w:ins>
+      <w:ins w:id="10219" w:author="Z. Zukowski" w:date="2026-05-22T00:00:00Z">
         <w:r>
           <w:t xml:space="preserve">performance. Cambridge University Press.</w:t>
         </w:r>
@@ -29037,27 +29057,27 @@
       <w:pPr>
         <w:pStyle w:val="BodyText"/>
       </w:pPr>
-      <w:ins w:id="10218" w:author="Z. Zukowski" w:date="2026-05-22T00:00:00Z">
+      <w:ins w:id="10220" w:author="Z. Zukowski" w:date="2026-05-22T00:00:00Z">
         <w:r>
           <w:t xml:space="preserve">Penrose, L. S. (1946). The elementary statistics of majority voting.</w:t>
         </w:r>
       </w:ins>
-      <w:ins w:id="10218" w:author="Z. Zukowski" w:date="2026-05-22T00:00:00Z">
-        <w:r>
-          <w:t xml:space="preserve"> </w:t>
-        </w:r>
-      </w:ins>
-      <w:ins w:id="10218" w:author="Z. Zukowski" w:date="2026-05-22T00:00:00Z">
+      <w:ins w:id="10220" w:author="Z. Zukowski" w:date="2026-05-22T00:00:00Z">
+        <w:r>
+          <w:t xml:space="preserve"> </w:t>
+        </w:r>
+      </w:ins>
+      <w:ins w:id="10220" w:author="Z. Zukowski" w:date="2026-05-22T00:00:00Z">
         <w:r>
           <w:t xml:space="preserve">Journal of the Royal Statistical Society, 109(1), 53-57.</w:t>
         </w:r>
       </w:ins>
-      <w:ins w:id="10218" w:author="Z. Zukowski" w:date="2026-05-22T00:00:00Z">
-        <w:r>
-          <w:t xml:space="preserve"> </w:t>
-        </w:r>
-      </w:ins>
-      <w:ins w:id="10218" w:author="Z. Zukowski" w:date="2026-05-22T00:00:00Z">
+      <w:ins w:id="10220" w:author="Z. Zukowski" w:date="2026-05-22T00:00:00Z">
+        <w:r>
+          <w:t xml:space="preserve"> </w:t>
+        </w:r>
+      </w:ins>
+      <w:ins w:id="10220" w:author="Z. Zukowski" w:date="2026-05-22T00:00:00Z">
         <w:r>
           <w:t xml:space="preserve">https://doi.org/10.1111/j.2397-2335.1946.tb04638.x</w:t>
         </w:r>
@@ -29081,17 +29101,17 @@
       <w:pPr>
         <w:pStyle w:val="BodyText"/>
       </w:pPr>
-      <w:ins w:id="10219" w:author="Z. Zukowski" w:date="2026-05-22T00:00:00Z">
+      <w:ins w:id="10221" w:author="Z. Zukowski" w:date="2026-05-22T00:00:00Z">
         <w:r>
           <w:t xml:space="preserve">Polanyi, K. (1944). The great transformation: The political and</w:t>
         </w:r>
       </w:ins>
-      <w:ins w:id="10219" w:author="Z. Zukowski" w:date="2026-05-22T00:00:00Z">
-        <w:r>
-          <w:t xml:space="preserve"> </w:t>
-        </w:r>
-      </w:ins>
-      <w:ins w:id="10219" w:author="Z. Zukowski" w:date="2026-05-22T00:00:00Z">
+      <w:ins w:id="10221" w:author="Z. Zukowski" w:date="2026-05-22T00:00:00Z">
+        <w:r>
+          <w:t xml:space="preserve"> </w:t>
+        </w:r>
+      </w:ins>
+      <w:ins w:id="10221" w:author="Z. Zukowski" w:date="2026-05-22T00:00:00Z">
         <w:r>
           <w:t xml:space="preserve">economic origins of our time. Farrar &amp; Rinehart.</w:t>
         </w:r>
@@ -29161,37 +29181,37 @@
       <w:pPr>
         <w:pStyle w:val="BodyText"/>
       </w:pPr>
-      <w:ins w:id="10220" w:author="Z. Zukowski" w:date="2026-05-22T00:00:00Z">
+      <w:ins w:id="10222" w:author="Z. Zukowski" w:date="2026-05-22T00:00:00Z">
         <w:r>
           <w:t xml:space="preserve">Rozas, D., Tenorio-Fornés, A., Díaz-Molina, S., &amp; Hassan, S. (2021).</w:t>
         </w:r>
       </w:ins>
-      <w:ins w:id="10220" w:author="Z. Zukowski" w:date="2026-05-22T00:00:00Z">
-        <w:r>
-          <w:t xml:space="preserve"> </w:t>
-        </w:r>
-      </w:ins>
-      <w:ins w:id="10220" w:author="Z. Zukowski" w:date="2026-05-22T00:00:00Z">
+      <w:ins w:id="10222" w:author="Z. Zukowski" w:date="2026-05-22T00:00:00Z">
+        <w:r>
+          <w:t xml:space="preserve"> </w:t>
+        </w:r>
+      </w:ins>
+      <w:ins w:id="10222" w:author="Z. Zukowski" w:date="2026-05-22T00:00:00Z">
         <w:r>
           <w:t xml:space="preserve">When Ostrom meets blockchain: Exploring the potentials of blockchain</w:t>
         </w:r>
       </w:ins>
-      <w:ins w:id="10220" w:author="Z. Zukowski" w:date="2026-05-22T00:00:00Z">
-        <w:r>
-          <w:t xml:space="preserve"> </w:t>
-        </w:r>
-      </w:ins>
-      <w:ins w:id="10220" w:author="Z. Zukowski" w:date="2026-05-22T00:00:00Z">
+      <w:ins w:id="10222" w:author="Z. Zukowski" w:date="2026-05-22T00:00:00Z">
+        <w:r>
+          <w:t xml:space="preserve"> </w:t>
+        </w:r>
+      </w:ins>
+      <w:ins w:id="10222" w:author="Z. Zukowski" w:date="2026-05-22T00:00:00Z">
         <w:r>
           <w:t xml:space="preserve">for commons governance. SAGE Open, 11(1), 1-14.</w:t>
         </w:r>
       </w:ins>
-      <w:ins w:id="10220" w:author="Z. Zukowski" w:date="2026-05-22T00:00:00Z">
-        <w:r>
-          <w:t xml:space="preserve"> </w:t>
-        </w:r>
-      </w:ins>
-      <w:ins w:id="10220" w:author="Z. Zukowski" w:date="2026-05-22T00:00:00Z">
+      <w:ins w:id="10222" w:author="Z. Zukowski" w:date="2026-05-22T00:00:00Z">
+        <w:r>
+          <w:t xml:space="preserve"> </w:t>
+        </w:r>
+      </w:ins>
+      <w:ins w:id="10222" w:author="Z. Zukowski" w:date="2026-05-22T00:00:00Z">
         <w:r>
           <w:t xml:space="preserve">https://doi.org/10.1177/21582440211002526</w:t>
         </w:r>
@@ -29261,27 +29281,27 @@
       <w:pPr>
         <w:pStyle w:val="BodyText"/>
       </w:pPr>
-      <w:ins w:id="10221" w:author="Z. Zukowski" w:date="2026-05-22T00:00:00Z">
+      <w:ins w:id="10223" w:author="Z. Zukowski" w:date="2026-05-22T00:00:00Z">
         <w:r>
           <w:t xml:space="preserve">Schneider, N. (2024). Governable spaces: Democratic design for online</w:t>
         </w:r>
       </w:ins>
-      <w:ins w:id="10221" w:author="Z. Zukowski" w:date="2026-05-22T00:00:00Z">
-        <w:r>
-          <w:t xml:space="preserve"> </w:t>
-        </w:r>
-      </w:ins>
-      <w:ins w:id="10221" w:author="Z. Zukowski" w:date="2026-05-22T00:00:00Z">
+      <w:ins w:id="10223" w:author="Z. Zukowski" w:date="2026-05-22T00:00:00Z">
+        <w:r>
+          <w:t xml:space="preserve"> </w:t>
+        </w:r>
+      </w:ins>
+      <w:ins w:id="10223" w:author="Z. Zukowski" w:date="2026-05-22T00:00:00Z">
         <w:r>
           <w:t xml:space="preserve">life. University of California Press (Luminos Open Access).</w:t>
         </w:r>
       </w:ins>
-      <w:ins w:id="10221" w:author="Z. Zukowski" w:date="2026-05-22T00:00:00Z">
-        <w:r>
-          <w:t xml:space="preserve"> </w:t>
-        </w:r>
-      </w:ins>
-      <w:ins w:id="10221" w:author="Z. Zukowski" w:date="2026-05-22T00:00:00Z">
+      <w:ins w:id="10223" w:author="Z. Zukowski" w:date="2026-05-22T00:00:00Z">
+        <w:r>
+          <w:t xml:space="preserve"> </w:t>
+        </w:r>
+      </w:ins>
+      <w:ins w:id="10223" w:author="Z. Zukowski" w:date="2026-05-22T00:00:00Z">
         <w:r>
           <w:t xml:space="preserve">https://doi.org/10.1525/luminos.181</w:t>
         </w:r>
@@ -29311,27 +29331,27 @@
       <w:pPr>
         <w:pStyle w:val="BodyText"/>
       </w:pPr>
-      <w:ins w:id="10222" w:author="Z. Zukowski" w:date="2026-05-22T00:00:00Z">
+      <w:ins w:id="10224" w:author="Z. Zukowski" w:date="2026-05-22T00:00:00Z">
         <w:r>
           <w:t xml:space="preserve">Shapley, L. S., &amp; Shubik, M. (1954). A method for evaluating the</w:t>
         </w:r>
       </w:ins>
-      <w:ins w:id="10222" w:author="Z. Zukowski" w:date="2026-05-22T00:00:00Z">
-        <w:r>
-          <w:t xml:space="preserve"> </w:t>
-        </w:r>
-      </w:ins>
-      <w:ins w:id="10222" w:author="Z. Zukowski" w:date="2026-05-22T00:00:00Z">
+      <w:ins w:id="10224" w:author="Z. Zukowski" w:date="2026-05-22T00:00:00Z">
+        <w:r>
+          <w:t xml:space="preserve"> </w:t>
+        </w:r>
+      </w:ins>
+      <w:ins w:id="10224" w:author="Z. Zukowski" w:date="2026-05-22T00:00:00Z">
         <w:r>
           <w:t xml:space="preserve">distribution of power in a committee system. American Political Science</w:t>
         </w:r>
       </w:ins>
-      <w:ins w:id="10222" w:author="Z. Zukowski" w:date="2026-05-22T00:00:00Z">
-        <w:r>
-          <w:t xml:space="preserve"> </w:t>
-        </w:r>
-      </w:ins>
-      <w:ins w:id="10222" w:author="Z. Zukowski" w:date="2026-05-22T00:00:00Z">
+      <w:ins w:id="10224" w:author="Z. Zukowski" w:date="2026-05-22T00:00:00Z">
+        <w:r>
+          <w:t xml:space="preserve"> </w:t>
+        </w:r>
+      </w:ins>
+      <w:ins w:id="10224" w:author="Z. Zukowski" w:date="2026-05-22T00:00:00Z">
         <w:r>
           <w:t xml:space="preserve">Review, 48(3), 787-792. https://doi.org/10.2307/1951053</w:t>
         </w:r>
@@ -29341,27 +29361,27 @@
       <w:pPr>
         <w:pStyle w:val="BodyText"/>
       </w:pPr>
-      <w:ins w:id="10223" w:author="Z. Zukowski" w:date="2026-05-22T00:00:00Z">
+      <w:ins w:id="10225" w:author="Z. Zukowski" w:date="2026-05-22T00:00:00Z">
         <w:r>
           <w:t xml:space="preserve">Shleifer, A., &amp; Vishny, R. W. (1997). A survey of corporate governance.</w:t>
         </w:r>
       </w:ins>
-      <w:ins w:id="10223" w:author="Z. Zukowski" w:date="2026-05-22T00:00:00Z">
-        <w:r>
-          <w:t xml:space="preserve"> </w:t>
-        </w:r>
-      </w:ins>
-      <w:ins w:id="10223" w:author="Z. Zukowski" w:date="2026-05-22T00:00:00Z">
+      <w:ins w:id="10225" w:author="Z. Zukowski" w:date="2026-05-22T00:00:00Z">
+        <w:r>
+          <w:t xml:space="preserve"> </w:t>
+        </w:r>
+      </w:ins>
+      <w:ins w:id="10225" w:author="Z. Zukowski" w:date="2026-05-22T00:00:00Z">
         <w:r>
           <w:t xml:space="preserve">Journal of Finance, 52(2), 737-783.</w:t>
         </w:r>
       </w:ins>
-      <w:ins w:id="10223" w:author="Z. Zukowski" w:date="2026-05-22T00:00:00Z">
-        <w:r>
-          <w:t xml:space="preserve"> </w:t>
-        </w:r>
-      </w:ins>
-      <w:ins w:id="10223" w:author="Z. Zukowski" w:date="2026-05-22T00:00:00Z">
+      <w:ins w:id="10225" w:author="Z. Zukowski" w:date="2026-05-22T00:00:00Z">
+        <w:r>
+          <w:t xml:space="preserve"> </w:t>
+        </w:r>
+      </w:ins>
+      <w:ins w:id="10225" w:author="Z. Zukowski" w:date="2026-05-22T00:00:00Z">
         <w:r>
           <w:t xml:space="preserve">https://doi.org/10.1111/j.1540-6261.1997.tb04820.x</w:t>
         </w:r>
@@ -29371,7 +29391,7 @@
       <w:pPr>
         <w:pStyle w:val="BodyText"/>
       </w:pPr>
-      <w:ins w:id="10224" w:author="Z. Zukowski" w:date="2026-05-22T00:00:00Z">
+      <w:ins w:id="10226" w:author="Z. Zukowski" w:date="2026-05-22T00:00:00Z">
         <w:r>
           <w:t xml:space="preserve">Theil, H. (1967). Economics and information theory. North-Holland.</w:t>
         </w:r>
@@ -29381,17 +29401,17 @@
       <w:pPr>
         <w:pStyle w:val="BodyText"/>
       </w:pPr>
-      <w:ins w:id="10225" w:author="Z. Zukowski" w:date="2026-05-22T00:00:00Z">
+      <w:ins w:id="10227" w:author="Z. Zukowski" w:date="2026-05-22T00:00:00Z">
         <w:r>
           <w:t xml:space="preserve">Tirole, J. (2001). Corporate governance. Econometrica, 69(1), 1-35.</w:t>
         </w:r>
       </w:ins>
-      <w:ins w:id="10225" w:author="Z. Zukowski" w:date="2026-05-22T00:00:00Z">
-        <w:r>
-          <w:t xml:space="preserve"> </w:t>
-        </w:r>
-      </w:ins>
-      <w:ins w:id="10225" w:author="Z. Zukowski" w:date="2026-05-22T00:00:00Z">
+      <w:ins w:id="10227" w:author="Z. Zukowski" w:date="2026-05-22T00:00:00Z">
+        <w:r>
+          <w:t xml:space="preserve"> </w:t>
+        </w:r>
+      </w:ins>
+      <w:ins w:id="10227" w:author="Z. Zukowski" w:date="2026-05-22T00:00:00Z">
         <w:r>
           <w:t xml:space="preserve">https://doi.org/10.1111/1468-0262.00177</w:t>
         </w:r>
@@ -29455,52 +29475,52 @@
       <w:pPr>
         <w:pStyle w:val="BodyText"/>
       </w:pPr>
-      <w:ins w:id="10226" w:author="Z. Zukowski" w:date="2026-05-22T00:00:00Z">
+      <w:ins w:id="10228" w:author="Z. Zukowski" w:date="2026-05-22T00:00:00Z">
         <w:r>
           <w:t xml:space="preserve">Walch, A. (2019). Deconstructing</w:t>
         </w:r>
       </w:ins>
-      <w:ins w:id="10226" w:author="Z. Zukowski" w:date="2026-05-22T00:00:00Z">
-        <w:r>
-          <w:t xml:space="preserve"> </w:t>
-        </w:r>
-      </w:ins>
-      <w:ins w:id="10226" w:author="Z. Zukowski" w:date="2026-05-22T00:00:00Z">
+      <w:ins w:id="10228" w:author="Z. Zukowski" w:date="2026-05-22T00:00:00Z">
+        <w:r>
+          <w:t xml:space="preserve"> </w:t>
+        </w:r>
+      </w:ins>
+      <w:ins w:id="10228" w:author="Z. Zukowski" w:date="2026-05-22T00:00:00Z">
         <w:r>
           <w:t xml:space="preserve">“decentralization”</w:t>
         </w:r>
       </w:ins>
-      <w:ins w:id="10226" w:author="Z. Zukowski" w:date="2026-05-22T00:00:00Z">
+      <w:ins w:id="10228" w:author="Z. Zukowski" w:date="2026-05-22T00:00:00Z">
         <w:r>
           <w:t xml:space="preserve">: Exploring the</w:t>
         </w:r>
       </w:ins>
-      <w:ins w:id="10226" w:author="Z. Zukowski" w:date="2026-05-22T00:00:00Z">
-        <w:r>
-          <w:t xml:space="preserve"> </w:t>
-        </w:r>
-      </w:ins>
-      <w:ins w:id="10226" w:author="Z. Zukowski" w:date="2026-05-22T00:00:00Z">
+      <w:ins w:id="10228" w:author="Z. Zukowski" w:date="2026-05-22T00:00:00Z">
+        <w:r>
+          <w:t xml:space="preserve"> </w:t>
+        </w:r>
+      </w:ins>
+      <w:ins w:id="10228" w:author="Z. Zukowski" w:date="2026-05-22T00:00:00Z">
         <w:r>
           <w:t xml:space="preserve">core claim of crypto systems. In C. Brummer (Ed.), Cryptoassets: Legal,</w:t>
         </w:r>
       </w:ins>
-      <w:ins w:id="10226" w:author="Z. Zukowski" w:date="2026-05-22T00:00:00Z">
-        <w:r>
-          <w:t xml:space="preserve"> </w:t>
-        </w:r>
-      </w:ins>
-      <w:ins w:id="10226" w:author="Z. Zukowski" w:date="2026-05-22T00:00:00Z">
+      <w:ins w:id="10228" w:author="Z. Zukowski" w:date="2026-05-22T00:00:00Z">
+        <w:r>
+          <w:t xml:space="preserve"> </w:t>
+        </w:r>
+      </w:ins>
+      <w:ins w:id="10228" w:author="Z. Zukowski" w:date="2026-05-22T00:00:00Z">
         <w:r>
           <w:t xml:space="preserve">regulatory, and monetary perspectives (pp. 140-166). Oxford University</w:t>
         </w:r>
       </w:ins>
-      <w:ins w:id="10226" w:author="Z. Zukowski" w:date="2026-05-22T00:00:00Z">
-        <w:r>
-          <w:t xml:space="preserve"> </w:t>
-        </w:r>
-      </w:ins>
-      <w:ins w:id="10226" w:author="Z. Zukowski" w:date="2026-05-22T00:00:00Z">
+      <w:ins w:id="10228" w:author="Z. Zukowski" w:date="2026-05-22T00:00:00Z">
+        <w:r>
+          <w:t xml:space="preserve"> </w:t>
+        </w:r>
+      </w:ins>
+      <w:ins w:id="10228" w:author="Z. Zukowski" w:date="2026-05-22T00:00:00Z">
         <w:r>
           <w:t xml:space="preserve">Press.</w:t>
         </w:r>
@@ -29510,27 +29530,27 @@
       <w:pPr>
         <w:pStyle w:val="BodyText"/>
       </w:pPr>
-      <w:ins w:id="10227" w:author="Z. Zukowski" w:date="2026-05-22T00:00:00Z">
+      <w:ins w:id="10229" w:author="Z. Zukowski" w:date="2026-05-22T00:00:00Z">
         <w:r>
           <w:t xml:space="preserve">Wasserstein, R. L., &amp; Lazar, N. A. (2016). The ASA’s statement on</w:t>
         </w:r>
       </w:ins>
-      <w:ins w:id="10227" w:author="Z. Zukowski" w:date="2026-05-22T00:00:00Z">
-        <w:r>
-          <w:t xml:space="preserve"> </w:t>
-        </w:r>
-      </w:ins>
-      <w:ins w:id="10227" w:author="Z. Zukowski" w:date="2026-05-22T00:00:00Z">
+      <w:ins w:id="10229" w:author="Z. Zukowski" w:date="2026-05-22T00:00:00Z">
+        <w:r>
+          <w:t xml:space="preserve"> </w:t>
+        </w:r>
+      </w:ins>
+      <w:ins w:id="10229" w:author="Z. Zukowski" w:date="2026-05-22T00:00:00Z">
         <w:r>
           <w:t xml:space="preserve">p-values: Context, process, and purpose. The American Statistician,</w:t>
         </w:r>
       </w:ins>
-      <w:ins w:id="10227" w:author="Z. Zukowski" w:date="2026-05-22T00:00:00Z">
-        <w:r>
-          <w:t xml:space="preserve"> </w:t>
-        </w:r>
-      </w:ins>
-      <w:ins w:id="10227" w:author="Z. Zukowski" w:date="2026-05-22T00:00:00Z">
+      <w:ins w:id="10229" w:author="Z. Zukowski" w:date="2026-05-22T00:00:00Z">
+        <w:r>
+          <w:t xml:space="preserve"> </w:t>
+        </w:r>
+      </w:ins>
+      <w:ins w:id="10229" w:author="Z. Zukowski" w:date="2026-05-22T00:00:00Z">
         <w:r>
           <w:t xml:space="preserve">70(2), 129-133. https://doi.org/10.1080/00031305.2016.1154108</w:t>
         </w:r>
@@ -29592,27 +29612,27 @@
       <w:pPr>
         <w:pStyle w:val="BodyText"/>
       </w:pPr>
-      <w:ins w:id="10228" w:author="Z. Zukowski" w:date="2026-05-22T00:00:00Z">
+      <w:ins w:id="10230" w:author="Z. Zukowski" w:date="2026-05-22T00:00:00Z">
         <w:r>
           <w:t xml:space="preserve">Williamson, O. E. (1979). Transaction-cost economics: The governance</w:t>
         </w:r>
       </w:ins>
-      <w:ins w:id="10228" w:author="Z. Zukowski" w:date="2026-05-22T00:00:00Z">
-        <w:r>
-          <w:t xml:space="preserve"> </w:t>
-        </w:r>
-      </w:ins>
-      <w:ins w:id="10228" w:author="Z. Zukowski" w:date="2026-05-22T00:00:00Z">
+      <w:ins w:id="10230" w:author="Z. Zukowski" w:date="2026-05-22T00:00:00Z">
+        <w:r>
+          <w:t xml:space="preserve"> </w:t>
+        </w:r>
+      </w:ins>
+      <w:ins w:id="10230" w:author="Z. Zukowski" w:date="2026-05-22T00:00:00Z">
         <w:r>
           <w:t xml:space="preserve">of contractual relations. Journal of Law and Economics, 22(2),</w:t>
         </w:r>
       </w:ins>
-      <w:ins w:id="10228" w:author="Z. Zukowski" w:date="2026-05-22T00:00:00Z">
-        <w:r>
-          <w:t xml:space="preserve"> </w:t>
-        </w:r>
-      </w:ins>
-      <w:ins w:id="10228" w:author="Z. Zukowski" w:date="2026-05-22T00:00:00Z">
+      <w:ins w:id="10230" w:author="Z. Zukowski" w:date="2026-05-22T00:00:00Z">
+        <w:r>
+          <w:t xml:space="preserve"> </w:t>
+        </w:r>
+      </w:ins>
+      <w:ins w:id="10230" w:author="Z. Zukowski" w:date="2026-05-22T00:00:00Z">
         <w:r>
           <w:t xml:space="preserve">233–261.</w:t>
         </w:r>
@@ -29642,17 +29662,17 @@
       <w:pPr>
         <w:pStyle w:val="BodyText"/>
       </w:pPr>
-      <w:ins w:id="10229" w:author="Z. Zukowski" w:date="2026-05-22T00:00:00Z">
+      <w:ins w:id="10231" w:author="Z. Zukowski" w:date="2026-05-22T00:00:00Z">
         <w:r>
           <w:t xml:space="preserve">Wu, T. (2018). The curse of bigness: Antitrust in the new gilded age.</w:t>
         </w:r>
       </w:ins>
-      <w:ins w:id="10229" w:author="Z. Zukowski" w:date="2026-05-22T00:00:00Z">
-        <w:r>
-          <w:t xml:space="preserve"> </w:t>
-        </w:r>
-      </w:ins>
-      <w:ins w:id="10229" w:author="Z. Zukowski" w:date="2026-05-22T00:00:00Z">
+      <w:ins w:id="10231" w:author="Z. Zukowski" w:date="2026-05-22T00:00:00Z">
+        <w:r>
+          <w:t xml:space="preserve"> </w:t>
+        </w:r>
+      </w:ins>
+      <w:ins w:id="10231" w:author="Z. Zukowski" w:date="2026-05-22T00:00:00Z">
         <w:r>
           <w:t xml:space="preserve">Columbia Global Reports.</w:t>
         </w:r>
@@ -29754,17 +29774,17 @@
       <w:pPr>
         <w:pStyle w:val="BodyText"/>
       </w:pPr>
-      <w:ins w:id="10230" w:author="Z. Zukowski" w:date="2026-05-22T00:00:00Z">
+      <w:ins w:id="10232" w:author="Z. Zukowski" w:date="2026-05-22T00:00:00Z">
         <w:r>
           <w:t xml:space="preserve">Zukowski, Z. (2026e). Why token governance concentrates: A Polanyian</w:t>
         </w:r>
       </w:ins>
-      <w:ins w:id="10230" w:author="Z. Zukowski" w:date="2026-05-22T00:00:00Z">
-        <w:r>
-          <w:t xml:space="preserve"> </w:t>
-        </w:r>
-      </w:ins>
-      <w:ins w:id="10230" w:author="Z. Zukowski" w:date="2026-05-22T00:00:00Z">
+      <w:ins w:id="10232" w:author="Z. Zukowski" w:date="2026-05-22T00:00:00Z">
+        <w:r>
+          <w:t xml:space="preserve"> </w:t>
+        </w:r>
+      </w:ins>
+      <w:ins w:id="10232" w:author="Z. Zukowski" w:date="2026-05-22T00:00:00Z">
         <w:r>
           <w:t xml:space="preserve">extension to the fourth fictitious commodity. Working manuscript.</w:t>
         </w:r>
@@ -29774,17 +29794,17 @@
       <w:pPr>
         <w:pStyle w:val="BodyText"/>
       </w:pPr>
-      <w:ins w:id="10231" w:author="Z. Zukowski" w:date="2026-05-22T00:00:00Z">
+      <w:ins w:id="10233" w:author="Z. Zukowski" w:date="2026-05-22T00:00:00Z">
         <w:r>
           <w:t xml:space="preserve">Zukowski, Z. (2026f). Non-domination by design: A republican-commons</w:t>
         </w:r>
       </w:ins>
-      <w:ins w:id="10231" w:author="Z. Zukowski" w:date="2026-05-22T00:00:00Z">
-        <w:r>
-          <w:t xml:space="preserve"> </w:t>
-        </w:r>
-      </w:ins>
-      <w:ins w:id="10231" w:author="Z. Zukowski" w:date="2026-05-22T00:00:00Z">
+      <w:ins w:id="10233" w:author="Z. Zukowski" w:date="2026-05-22T00:00:00Z">
+        <w:r>
+          <w:t xml:space="preserve"> </w:t>
+        </w:r>
+      </w:ins>
+      <w:ins w:id="10233" w:author="Z. Zukowski" w:date="2026-05-22T00:00:00Z">
         <w:r>
           <w:t xml:space="preserve">standard for legitimate token governance. Working manuscript.</w:t>
         </w:r>

--- a/b2/paper/B2_Frontiers_R2_tracked_changes.docx
+++ b/b2/paper/B2_Frontiers_R2_tracked_changes.docx
@@ -83,7 +83,7 @@
       </w:pPr>
       <w:ins w:id="10001" w:author="Z. Zukowski" w:date="2026-05-22T00:00:00Z">
         <w:r>
-          <w:t xml:space="preserve">The methodological contribution is a generalizable five-class PCA-exclusion typology that corrects systematic inflation in prior holder-list concentration studies (median inflation factor 2.3x, maximum approximately 18x); Gini and HHI capture distinct properties of the same holder set (r = 0.58) and inequality metrics cannot substitute for direct concentration measurement. All findings are descriptive associations from a single cross-section, not causal claims. Together they reposition the question: token governance concentration is shaped less by launch-time allocation than by post-distribution institutional design (insider retention, architectural sector, and delegate-program structure), which is where measurement and governance-design attention should focus. The practical implication is a changed audit default: a serious decentralization audit should start from PCA-corrected current holder concentration and then add insider-retention, voting-HHI, and delegation or vote-escrow adjustment, rather than reasoning from launch allocation tables. Concentration of this kind bears on the legitimacy of decentralized governance, not only its efficiency: where a small set of holders or delegates commands decisive voting weight, the broad participation in rule modification that the commons self-governance ideal presumes is nominal rather than operative.</w:t>
+          <w:t xml:space="preserve">The methodological contribution is a generalizable five-class PCA-exclusion typology that corrects systematic inflation in prior holder-list concentration studies (median inflation factor 2.3x, maximum approximately 18x); Gini and HHI capture distinct properties of the same holder set (r = 0.58) and inequality metrics cannot substitute for direct concentration measurement. All findings are descriptive associations from a single cross-section, not causal claims. The paper disciplines that descriptive status by specifying five forward predictions with explicit falsification thresholds and stated test windows, committing to pre-register their hypothesis specifications, statistical tests, and thresholds on the Open Science Framework before any panel-data or event-study extension. Together they reposition the question: token governance concentration is shaped less by launch-time allocation than by post-distribution institutional design (insider retention, architectural sector, and delegate-program structure), which is where measurement and governance-design attention should focus. The practical implication is a changed audit default: a serious decentralization audit should start from PCA-corrected current holder concentration and then add insider-retention, voting-HHI, and delegation or vote-escrow adjustment, rather than reasoning from launch allocation tables. Concentration of this kind bears on the legitimacy of decentralized governance, not only its efficiency: where a small set of holders or delegates commands decisive voting weight, the broad participation in rule modification that the commons self-governance ideal presumes is nominal rather than operative.</w:t>
         </w:r>
       </w:ins>
     </w:p>
@@ -26764,7 +26764,7 @@
       </w:pPr>
       <w:ins w:id="10153" w:author="Z. Zukowski" w:date="2026-05-22T00:00:00Z">
         <w:r>
-          <w:t xml:space="preserve">The evidence reported here carries several main limitations. First, the analysis is a March 2026 cross-section, so it supports descriptive association rather than causal inference or trajectory claims; an initial 14-protocol quarterly panel is reported in Supplementary File S7 (11 of 14 protocols monotonic-decay) and a 14-protocol Q1/Q8 trajectory analysis is reported in Supplementary File S23 (85.7 percent monotonic-decay), but a full 52-protocol monthly panel remains future work (Section 5.8). The longitudinal cohort is additionally bounded by chain-history-depth availability: a small number of protocols whose archival-node history does not reach the trailing-24-month window are absent from the panel supplements (S7, S23) even where they appear in the cross-section, so the panel sample is constrained by historical-data availability rather than by collection effort alone. Second, the statistical significance of the balanced sector contrast is load-bearing on the centralized-exchange (Class 5) exclusion: retaining all exchange-deposit wallets in the holding distribution collapses the balanced-30 contrast from p = 0.011 (Cohen’s d = 1.05) to p = 0.184 (Cohen’s d = 0.52, not significant), because exchange-deposit concentration is sector-similar and masks the underlying governance-holder difference until it is removed (Section 4.6.2). The directional claim that DePIN central tendency exceeds DeFi is robust across all five exclusion-strictness specifications; the inference of significance requires the entity-label-complete exchange-custody exclusion, so a reader who prefers to retain those wallets should treat the sector difference as directional rather than conventionally significant. Third, the headline is a sector contrast, and sector assignment at the DePIN, DeFi, and infrastructure layer-1 boundary is a researcher judgment call, most visibly for Bittensor (classed here as an infrastructure layer-1 rather than DePIN) and Filecoin (classed as DePIN); aggregators differ on these assignments (Section 3.1). The leave-one-out and permutation checks in Section 4.6 perturb sample membership and label assignment under a fixed taxonomy; they do not perturb the taxonomy itself, so a reviewer reclassifying borderline protocols should expect the effect size, not the direction, to move. The headline effect size (Cohen’s d = 1.05) is also computed on a balanced 15-DePIN and 15-DeFi sub-sample drawn from the larger cross-section, so the specific balanced draw is itself a measurement choice; the unbalanced full-frame contrast (15 DePIN versus all 24 DeFi, p = 0.017) and the powered Model 4 (N = 50) reproduce a significant DePIN coefficient without relying on the balanced draw. Fourth, the published Models 1 through 3 carry 35 to 38 observations, the small-sample multivariate regime that limits how cleanly independent effects can be isolated; the covariate-complete powered specification (Model 4, Section 4.4) relaxes this substantially, spanning 50 governance-token protocols including the six most recently added (Frax, Synthetix, Gnosis, Algorand, Polkadot, Bittensor) at 12.5 observations per predictor. The residual sample constraint is the insider-retention measure, which is reliably available only on the established-protocol cohort, where insiders appear among the post-exclusion top holders; in the newer cohort insiders concentrate through excluded vehicles, so retention is reported as an original-sample association (Section 4.4) rather than carried in the powered model. Fifth, operator-attribution coverage is asymmetric across chain architectures: Etherscan + Nansen labels yield roughly 95 percent high-share holder attribution on EVM protocols; Helius DAS + Sim API yields roughly 80 percent on Solana protocols; Substrate NPoS protocols (Polkadot; sister substrate-native L1+DePIN) require external attribution services (Polkawatch DDP API; Web3 Foundation TVP registry) to reach 53 percent coverage from a 16 percent on-chain baseline, with the residual approximately 47 percent representing a structural attribution ceiling for voluntary-identity-pallet protocols. The CEX-validator concentration findings (Section 4.5.5; Supplementary File S25) are therefore reported as lower bounds for Substrate NPoS protocols; the same is not true for the EVM and Solana CEX-overlap findings, which use near-complete-coverage attribution data. Sixth, the sample covers roughly one-third of DeFi and one-fifth to one-quarter of DePIN category market capitalization (Section 3.1), skewing toward larger, better-capitalized protocols, and protocol inclusion is conditioned on sufficient on-chain holder data and address-label coverage, which is systematically thinner for DePIN protocols; findings generalize most safely to established, data-rich protocols, and generalization to the smaller-cap, thinly indexed long tail of either category is not established by the present cross-section.</w:t>
+          <w:t xml:space="preserve">The evidence reported here carries several main limitations. First, the analysis is a March 2026 cross-section, so it supports descriptive association rather than causal inference or trajectory claims; an initial 14-protocol quarterly panel is reported in Supplementary File S7 (11 of 14 protocols monotonic-decay) and a 14-protocol Q1/Q8 trajectory analysis is reported in Supplementary File S23 (85.7 percent monotonic-decay), but a full 52-protocol monthly panel remains future work (Section 5.8). The longitudinal cohort is additionally bounded by chain-history-depth availability: a small number of protocols whose archival-node history does not reach the trailing-24-month window are absent from the panel supplements (S7, S23) even where they appear in the cross-section, so the panel sample is constrained by historical-data availability rather than by collection effort alone. Second, the statistical significance of the balanced sector contrast is load-bearing on the centralized-exchange (Class 5) exclusion: retaining all exchange-deposit wallets in the holding distribution collapses the balanced-30 contrast from p = 0.011 (Cohen’s d = 1.05) to p = 0.184 (Cohen’s d = 0.52, not significant), because exchange-deposit concentration is sector-similar and masks the underlying governance-holder difference until it is removed (Section 4.6.2). The directional claim that DePIN central tendency exceeds DeFi is robust across all five exclusion-strictness specifications; the inference of significance requires the entity-label-complete exchange-custody exclusion, so a reader who prefers to retain those wallets should treat the sector difference as directional rather than conventionally significant. Third, the headline is a sector contrast, and sector assignment at the DePIN, DeFi, and infrastructure layer-1 boundary is a researcher judgment call, most visibly for Bittensor (classed here as an infrastructure layer-1 rather than DePIN) and Filecoin (classed as DePIN); aggregators differ on these assignments (Section 3.1). The leave-one-out and permutation checks in Section 4.6 perturb sample membership and label assignment under a fixed taxonomy; they do not perturb the taxonomy itself, so a reviewer reclassifying borderline protocols should expect the effect size, not the direction, to move. The headline effect size (Cohen’s d = 1.05) is also computed on a balanced 15-DePIN and 15-DeFi sub-sample drawn from the larger cross-section, so the specific balanced draw is itself a measurement choice; the unbalanced full-frame contrast (15 DePIN versus all 24 DeFi, p = 0.017) and the powered Model 4 (N = 50) reproduce a significant DePIN coefficient without relying on the balanced draw. More broadly, the hand-classified layers the findings rest on, the five-class protocol-controlled-address exclusion typology, the behavioral-signature exchange-custody attribution, and the sector assignment itself, were coded by a single research team and are not accompanied by a formal second-coder inter-rater-reliability (Cohen’s kappa) statistic. We mitigate this through external entity-label grounding (Nansen Address Labels, Etherscan, and Blockscout) rather than unaided judgment, through the leave-one-out and permutation checks that perturb sector and label assignment (Section 4.6), and through two published sensitivity sweeps that bound the two classification choices most consequential for the headline, the five-specification protocol-controlled-address strictness robustness and the six-scheme insider-classification robustness, but a second-coder reliability statistic for these layers remains a worthwhile addition for a future revision. Fourth, the published Models 1 through 3 carry 35 to 38 observations, the small-sample multivariate regime that limits how cleanly independent effects can be isolated; the covariate-complete powered specification (Model 4, Section 4.4) relaxes this substantially, spanning 50 governance-token protocols including the six most recently added (Frax, Synthetix, Gnosis, Algorand, Polkadot, Bittensor) at 12.5 observations per predictor. The residual sample constraint is the insider-retention measure, which is reliably available only on the established-protocol cohort, where insiders appear among the post-exclusion top holders; in the newer cohort insiders concentrate through excluded vehicles, so retention is reported as an original-sample association (Section 4.4) rather than carried in the powered model. Fifth, operator-attribution coverage is asymmetric across chain architectures: Etherscan + Nansen labels yield roughly 95 percent high-share holder attribution on EVM protocols; Helius DAS + Sim API yields roughly 80 percent on Solana protocols; Substrate NPoS protocols (Polkadot; sister substrate-native L1+DePIN) require external attribution services (Polkawatch DDP API; Web3 Foundation TVP registry) to reach 53 percent coverage from a 16 percent on-chain baseline, with the residual approximately 47 percent representing a structural attribution ceiling for voluntary-identity-pallet protocols. The CEX-validator concentration findings (Section 4.5.5; Supplementary File S25) are therefore reported as lower bounds for Substrate NPoS protocols; the same is not true for the EVM and Solana CEX-overlap findings, which use near-complete-coverage attribution data. Sixth, the sample covers roughly one-third of DeFi and one-fifth to one-quarter of DePIN category market capitalization (Section 3.1), skewing toward larger, better-capitalized protocols, and protocol inclusion is conditioned on sufficient on-chain holder data and address-label coverage, which is systematically thinner for DePIN protocols; findings generalize most safely to established, data-rich protocols, and generalization to the smaller-cap, thinly indexed long tail of either category is not established by the present cross-section.</w:t>
         </w:r>
       </w:ins>
     </w:p>

--- a/b2/paper/B2_Frontiers_R2_tracked_changes.docx
+++ b/b2/paper/B2_Frontiers_R2_tracked_changes.docx
@@ -15487,40 +15487,6 @@
         </w:r>
       </w:ins>
     </w:p>
-    <w:p>
-      <w:pPr>
-        <w:pStyle w:val="BodyText"/>
-      </w:pPr>
-      <w:ins w:id="10063" w:author="Z. Zukowski" w:date="2026-05-22T00:00:00Z">
-        <w:r>
-          <w:rPr>
-            <w:b/>
-            <w:bCs/>
-            <w:i/>
-            <w:iCs/>
-          </w:rPr>
-          <w:t xml:space="preserve">Table 3.5.</w:t>
-        </w:r>
-      </w:ins>
-      <w:ins w:id="10063" w:author="Z. Zukowski" w:date="2026-05-22T00:00:00Z">
-        <w:r>
-          <w:rPr>
-            <w:i/>
-            <w:iCs/>
-          </w:rPr>
-          <w:t xml:space="preserve"> </w:t>
-        </w:r>
-      </w:ins>
-      <w:ins w:id="10063" w:author="Z. Zukowski" w:date="2026-05-22T00:00:00Z">
-        <w:r>
-          <w:rPr>
-            <w:i/>
-            <w:iCs/>
-          </w:rPr>
-          <w:t xml:space="preserve">Sector-by-chain-architecture decomposition of governance concentration (extended comparative cohort). The cross-section columns report the March 2026 holding HHI (cell mean and median); the net-decline column reports the share of protocols in each cell whose HHI declines over the post-distribution monthly panel. Cross-section cell sizes exceed panel sizes where a protocol lacks sufficient monthly history. EVM DeFi includes Hyperliquid (HHI 0.005), the lowest-concentration protocol in the cell; the cell mean sits modestly above its median because of the higher-concentration protocols at the top of the cell (GMX, Ether.Fi, MakerDAO), not because of any single high outlier. Cell-level sector effect sizes: EVM cohort Cliff’s delta -0.71, Cohen’s d -1.41; Solana cohort Cliff’s delta -0.43, Cohen’s d -0.79. The Cross-section N and Panel N columns both count protocols per cell.</w:t>
-        </w:r>
-      </w:ins>
-    </w:p>
     <w:tbl>
       <w:tblPr>
         <w:tblStyle w:val="Table"/>
@@ -15880,6 +15846,40 @@
         </w:tc>
       </w:tr>
     </w:tbl>
+    <w:p>
+      <w:pPr>
+        <w:pStyle w:val="BodyText"/>
+      </w:pPr>
+      <w:ins w:id="10063" w:author="Z. Zukowski" w:date="2026-05-22T00:00:00Z">
+        <w:r>
+          <w:rPr>
+            <w:b/>
+            <w:bCs/>
+            <w:i/>
+            <w:iCs/>
+          </w:rPr>
+          <w:t xml:space="preserve">Table 3.5.</w:t>
+        </w:r>
+      </w:ins>
+      <w:ins w:id="10063" w:author="Z. Zukowski" w:date="2026-05-22T00:00:00Z">
+        <w:r>
+          <w:rPr>
+            <w:i/>
+            <w:iCs/>
+          </w:rPr>
+          <w:t xml:space="preserve"> </w:t>
+        </w:r>
+      </w:ins>
+      <w:ins w:id="10063" w:author="Z. Zukowski" w:date="2026-05-22T00:00:00Z">
+        <w:r>
+          <w:rPr>
+            <w:i/>
+            <w:iCs/>
+          </w:rPr>
+          <w:t xml:space="preserve">Sector-by-chain-architecture decomposition of governance concentration (extended comparative cohort). The cross-section columns report the March 2026 holding HHI (cell mean and median); the net-decline column reports the share of protocols in each cell whose HHI declines over the post-distribution monthly panel. Cross-section cell sizes exceed panel sizes where a protocol lacks sufficient monthly history. EVM DeFi includes Hyperliquid (HHI 0.005), the lowest-concentration protocol in the cell; the cell mean sits modestly above its median because of the higher-concentration protocols at the top of the cell (GMX, Ether.Fi, MakerDAO), not because of any single high outlier. Cell-level sector effect sizes: EVM cohort Cliff’s delta -0.71, Cohen’s d -1.41; Solana cohort Cliff’s delta -0.43, Cohen’s d -0.79. The Cross-section N and Panel N columns both count protocols per cell.</w:t>
+        </w:r>
+      </w:ins>
+    </w:p>
     <w:p>
       <w:pPr>
         <w:pStyle w:val="BodyText"/>
@@ -19593,15 +19593,14 @@
     <w:tbl>
       <w:tblPr>
         <w:tblStyle w:val="Table"/>
-        <w:tblW w:type="pct" w:w="4865"/>
-        <w:tblLayout w:type="fixed"/>
+        <w:tblW w:type="auto" w:w="0"/>
         <w:tblLook w:firstRow="1" w:lastRow="0" w:firstColumn="0" w:lastColumn="0" w:noHBand="0" w:noVBand="0" w:val="0020"/>
       </w:tblPr>
       <w:tblGrid>
-        <w:gridCol w:w="3638"/>
-        <w:gridCol w:w="1498"/>
-        <w:gridCol w:w="1284"/>
-        <w:gridCol w:w="1284"/>
+        <w:gridCol w:w="1980"/>
+        <w:gridCol w:w="1980"/>
+        <w:gridCol w:w="1980"/>
+        <w:gridCol w:w="1980"/>
       </w:tblGrid>
       <w:tr>
         <w:trPr>
@@ -19624,7 +19623,7 @@
           <w:p>
             <w:pPr>
               <w:pStyle w:val="Compact"/>
-              <w:jc w:val="left"/>
+              <w:jc w:val="right"/>
             </w:pPr>
             <w:r>
               <w:t xml:space="preserve">Coefficient</w:t>
@@ -19636,7 +19635,7 @@
           <w:p>
             <w:pPr>
               <w:pStyle w:val="Compact"/>
-              <w:jc w:val="left"/>
+              <w:jc w:val="right"/>
             </w:pPr>
             <w:r>
               <w:t xml:space="preserve">Robust SE</w:t>
@@ -19648,7 +19647,7 @@
           <w:p>
             <w:pPr>
               <w:pStyle w:val="Compact"/>
-              <w:jc w:val="left"/>
+              <w:jc w:val="right"/>
             </w:pPr>
             <w:r>
               <w:t xml:space="preserve">p</w:t>
@@ -19664,213 +19663,245 @@
               <w:pStyle w:val="Compact"/>
               <w:jc w:val="left"/>
             </w:pPr>
-            <w:ins w:id="10071" w:author="Z. Zukowski" w:date="2026-05-22T00:00:00Z">
-              <w:r>
-                <w:t xml:space="preserve">DePIN (vs DeFi)</w:t>
-              </w:r>
-            </w:ins>
-            <w:ins w:id="10071" w:author="Z. Zukowski" w:date="2026-05-22T00:00:00Z">
-              <w:r>
-                <w:t xml:space="preserve"> </w:t>
-              </w:r>
-            </w:ins>
-            <w:ins w:id="10071" w:author="Z. Zukowski" w:date="2026-05-22T00:00:00Z">
-              <w:r>
-                <w:t xml:space="preserve">L1/L2/Infra (vs DeFi)</w:t>
-              </w:r>
-            </w:ins>
-            <w:ins w:id="10071" w:author="Z. Zukowski" w:date="2026-05-22T00:00:00Z">
-              <w:r>
-                <w:t xml:space="preserve"> </w:t>
-              </w:r>
-            </w:ins>
-            <w:ins w:id="10071" w:author="Z. Zukowski" w:date="2026-05-22T00:00:00Z">
-              <w:r>
-                <w:t xml:space="preserve">Log revenue-intensity</w:t>
-              </w:r>
-            </w:ins>
-            <w:ins w:id="10071" w:author="Z. Zukowski" w:date="2026-05-22T00:00:00Z">
-              <w:r>
-                <w:t xml:space="preserve"> </w:t>
-              </w:r>
-            </w:ins>
-            <w:ins w:id="10071" w:author="Z. Zukowski" w:date="2026-05-22T00:00:00Z">
-              <w:r>
-                <w:t xml:space="preserve">Protocol maturity (years)</w:t>
-              </w:r>
-            </w:ins>
-            <w:ins w:id="10071" w:author="Z. Zukowski" w:date="2026-05-22T00:00:00Z">
-              <w:r>
-                <w:t xml:space="preserve"> </w:t>
-              </w:r>
-            </w:ins>
-            <w:ins w:id="10071" w:author="Z. Zukowski" w:date="2026-05-22T00:00:00Z">
-              <w:r>
-                <w:t xml:space="preserve">Constant</w:t>
-              </w:r>
-            </w:ins>
-          </w:p>
-        </w:tc>
-        <w:tc>
-          <w:tcPr/>
-          <w:p>
-            <w:pPr>
-              <w:pStyle w:val="Compact"/>
-              <w:jc w:val="left"/>
-            </w:pPr>
-            <w:ins w:id="10072" w:author="Z. Zukowski" w:date="2026-05-22T00:00:00Z">
-              <w:r>
-                <w:t xml:space="preserve">+0.733</w:t>
-              </w:r>
-            </w:ins>
-            <w:ins w:id="10072" w:author="Z. Zukowski" w:date="2026-05-22T00:00:00Z">
-              <w:r>
-                <w:t xml:space="preserve"> </w:t>
-              </w:r>
-            </w:ins>
-            <w:ins w:id="10072" w:author="Z. Zukowski" w:date="2026-05-22T00:00:00Z">
-              <w:r>
-                <w:t xml:space="preserve">-0.353</w:t>
-              </w:r>
-            </w:ins>
-            <w:ins w:id="10072" w:author="Z. Zukowski" w:date="2026-05-22T00:00:00Z">
-              <w:r>
-                <w:t xml:space="preserve"> </w:t>
-              </w:r>
-            </w:ins>
-            <w:ins w:id="10072" w:author="Z. Zukowski" w:date="2026-05-22T00:00:00Z">
-              <w:r>
-                <w:t xml:space="preserve">-0.010</w:t>
-              </w:r>
-            </w:ins>
-            <w:ins w:id="10072" w:author="Z. Zukowski" w:date="2026-05-22T00:00:00Z">
-              <w:r>
-                <w:t xml:space="preserve"> </w:t>
-              </w:r>
-            </w:ins>
-            <w:ins w:id="10072" w:author="Z. Zukowski" w:date="2026-05-22T00:00:00Z">
-              <w:r>
-                <w:t xml:space="preserve">+0.026</w:t>
-              </w:r>
-            </w:ins>
-            <w:ins w:id="10072" w:author="Z. Zukowski" w:date="2026-05-22T00:00:00Z">
-              <w:r>
-                <w:t xml:space="preserve"> </w:t>
-              </w:r>
-            </w:ins>
-            <w:ins w:id="10072" w:author="Z. Zukowski" w:date="2026-05-22T00:00:00Z">
-              <w:r>
-                <w:t xml:space="preserve">-3.866</w:t>
-              </w:r>
-            </w:ins>
-          </w:p>
-        </w:tc>
-        <w:tc>
-          <w:tcPr/>
-          <w:p>
-            <w:pPr>
-              <w:pStyle w:val="Compact"/>
-              <w:jc w:val="left"/>
-            </w:pPr>
-            <w:ins w:id="10073" w:author="Z. Zukowski" w:date="2026-05-22T00:00:00Z">
-              <w:r>
-                <w:t xml:space="preserve">0.275</w:t>
-              </w:r>
-            </w:ins>
-            <w:ins w:id="10073" w:author="Z. Zukowski" w:date="2026-05-22T00:00:00Z">
-              <w:r>
-                <w:t xml:space="preserve"> </w:t>
-              </w:r>
-            </w:ins>
-            <w:ins w:id="10073" w:author="Z. Zukowski" w:date="2026-05-22T00:00:00Z">
-              <w:r>
-                <w:t xml:space="preserve">0.307</w:t>
-              </w:r>
-            </w:ins>
-            <w:ins w:id="10073" w:author="Z. Zukowski" w:date="2026-05-22T00:00:00Z">
-              <w:r>
-                <w:t xml:space="preserve"> </w:t>
-              </w:r>
-            </w:ins>
-            <w:ins w:id="10073" w:author="Z. Zukowski" w:date="2026-05-22T00:00:00Z">
-              <w:r>
-                <w:t xml:space="preserve">0.077</w:t>
-              </w:r>
-            </w:ins>
-            <w:ins w:id="10073" w:author="Z. Zukowski" w:date="2026-05-22T00:00:00Z">
-              <w:r>
-                <w:t xml:space="preserve"> </w:t>
-              </w:r>
-            </w:ins>
-            <w:ins w:id="10073" w:author="Z. Zukowski" w:date="2026-05-22T00:00:00Z">
-              <w:r>
-                <w:t xml:space="preserve">0.050</w:t>
-              </w:r>
-            </w:ins>
-            <w:ins w:id="10073" w:author="Z. Zukowski" w:date="2026-05-22T00:00:00Z">
-              <w:r>
-                <w:t xml:space="preserve"> </w:t>
-              </w:r>
-            </w:ins>
-            <w:ins w:id="10073" w:author="Z. Zukowski" w:date="2026-05-22T00:00:00Z">
-              <w:r>
-                <w:t xml:space="preserve">0.304</w:t>
-              </w:r>
-            </w:ins>
-          </w:p>
-        </w:tc>
-        <w:tc>
-          <w:tcPr/>
-          <w:p>
-            <w:pPr>
-              <w:pStyle w:val="Compact"/>
-              <w:jc w:val="left"/>
-            </w:pPr>
-            <w:ins w:id="10074" w:author="Z. Zukowski" w:date="2026-05-22T00:00:00Z">
-              <w:r>
-                <w:t xml:space="preserve">0.011</w:t>
-              </w:r>
-            </w:ins>
-            <w:ins w:id="10074" w:author="Z. Zukowski" w:date="2026-05-22T00:00:00Z">
-              <w:r>
-                <w:t xml:space="preserve"> </w:t>
-              </w:r>
-            </w:ins>
-            <w:ins w:id="10074" w:author="Z. Zukowski" w:date="2026-05-22T00:00:00Z">
-              <w:r>
-                <w:t xml:space="preserve">0.256</w:t>
-              </w:r>
-            </w:ins>
-            <w:ins w:id="10074" w:author="Z. Zukowski" w:date="2026-05-22T00:00:00Z">
-              <w:r>
-                <w:t xml:space="preserve"> </w:t>
-              </w:r>
-            </w:ins>
-            <w:ins w:id="10074" w:author="Z. Zukowski" w:date="2026-05-22T00:00:00Z">
-              <w:r>
-                <w:t xml:space="preserve">0.894</w:t>
-              </w:r>
-            </w:ins>
-            <w:ins w:id="10074" w:author="Z. Zukowski" w:date="2026-05-22T00:00:00Z">
-              <w:r>
-                <w:t xml:space="preserve"> </w:t>
-              </w:r>
-            </w:ins>
-            <w:ins w:id="10074" w:author="Z. Zukowski" w:date="2026-05-22T00:00:00Z">
-              <w:r>
-                <w:t xml:space="preserve">0.601</w:t>
-              </w:r>
-            </w:ins>
-            <w:ins w:id="10074" w:author="Z. Zukowski" w:date="2026-05-22T00:00:00Z">
-              <w:r>
-                <w:t xml:space="preserve"> </w:t>
-              </w:r>
-            </w:ins>
-            <w:ins w:id="10074" w:author="Z. Zukowski" w:date="2026-05-22T00:00:00Z">
-              <w:r>
-                <w:t xml:space="preserve">&lt; 0.001</w:t>
-              </w:r>
-            </w:ins>
+            <w:r>
+              <w:t xml:space="preserve">DePIN (vs DeFi)</w:t>
+            </w:r>
+          </w:p>
+        </w:tc>
+        <w:tc>
+          <w:tcPr/>
+          <w:p>
+            <w:pPr>
+              <w:pStyle w:val="Compact"/>
+              <w:jc w:val="right"/>
+            </w:pPr>
+            <w:r>
+              <w:t xml:space="preserve">+0.733</w:t>
+            </w:r>
+          </w:p>
+        </w:tc>
+        <w:tc>
+          <w:tcPr/>
+          <w:p>
+            <w:pPr>
+              <w:pStyle w:val="Compact"/>
+              <w:jc w:val="right"/>
+            </w:pPr>
+            <w:r>
+              <w:t xml:space="preserve">0.275</w:t>
+            </w:r>
+          </w:p>
+        </w:tc>
+        <w:tc>
+          <w:tcPr/>
+          <w:p>
+            <w:pPr>
+              <w:pStyle w:val="Compact"/>
+              <w:jc w:val="right"/>
+            </w:pPr>
+            <w:r>
+              <w:t xml:space="preserve">0.011</w:t>
+            </w:r>
+          </w:p>
+        </w:tc>
+      </w:tr>
+      <w:tr>
+        <w:tc>
+          <w:tcPr/>
+          <w:p>
+            <w:pPr>
+              <w:pStyle w:val="Compact"/>
+              <w:jc w:val="left"/>
+            </w:pPr>
+            <w:r>
+              <w:t xml:space="preserve">L1/L2/Infra (vs DeFi)</w:t>
+            </w:r>
+          </w:p>
+        </w:tc>
+        <w:tc>
+          <w:tcPr/>
+          <w:p>
+            <w:pPr>
+              <w:pStyle w:val="Compact"/>
+              <w:jc w:val="right"/>
+            </w:pPr>
+            <w:r>
+              <w:t xml:space="preserve">-0.353</w:t>
+            </w:r>
+          </w:p>
+        </w:tc>
+        <w:tc>
+          <w:tcPr/>
+          <w:p>
+            <w:pPr>
+              <w:pStyle w:val="Compact"/>
+              <w:jc w:val="right"/>
+            </w:pPr>
+            <w:r>
+              <w:t xml:space="preserve">0.307</w:t>
+            </w:r>
+          </w:p>
+        </w:tc>
+        <w:tc>
+          <w:tcPr/>
+          <w:p>
+            <w:pPr>
+              <w:pStyle w:val="Compact"/>
+              <w:jc w:val="right"/>
+            </w:pPr>
+            <w:r>
+              <w:t xml:space="preserve">0.256</w:t>
+            </w:r>
+          </w:p>
+        </w:tc>
+      </w:tr>
+      <w:tr>
+        <w:tc>
+          <w:tcPr/>
+          <w:p>
+            <w:pPr>
+              <w:pStyle w:val="Compact"/>
+              <w:jc w:val="left"/>
+            </w:pPr>
+            <w:r>
+              <w:t xml:space="preserve">Log revenue-intensity</w:t>
+            </w:r>
+          </w:p>
+        </w:tc>
+        <w:tc>
+          <w:tcPr/>
+          <w:p>
+            <w:pPr>
+              <w:pStyle w:val="Compact"/>
+              <w:jc w:val="right"/>
+            </w:pPr>
+            <w:r>
+              <w:t xml:space="preserve">-0.010</w:t>
+            </w:r>
+          </w:p>
+        </w:tc>
+        <w:tc>
+          <w:tcPr/>
+          <w:p>
+            <w:pPr>
+              <w:pStyle w:val="Compact"/>
+              <w:jc w:val="right"/>
+            </w:pPr>
+            <w:r>
+              <w:t xml:space="preserve">0.077</w:t>
+            </w:r>
+          </w:p>
+        </w:tc>
+        <w:tc>
+          <w:tcPr/>
+          <w:p>
+            <w:pPr>
+              <w:pStyle w:val="Compact"/>
+              <w:jc w:val="right"/>
+            </w:pPr>
+            <w:r>
+              <w:t xml:space="preserve">0.894</w:t>
+            </w:r>
+          </w:p>
+        </w:tc>
+      </w:tr>
+      <w:tr>
+        <w:tc>
+          <w:tcPr/>
+          <w:p>
+            <w:pPr>
+              <w:pStyle w:val="Compact"/>
+              <w:jc w:val="left"/>
+            </w:pPr>
+            <w:r>
+              <w:t xml:space="preserve">Protocol maturity (years)</w:t>
+            </w:r>
+          </w:p>
+        </w:tc>
+        <w:tc>
+          <w:tcPr/>
+          <w:p>
+            <w:pPr>
+              <w:pStyle w:val="Compact"/>
+              <w:jc w:val="right"/>
+            </w:pPr>
+            <w:r>
+              <w:t xml:space="preserve">+0.026</w:t>
+            </w:r>
+          </w:p>
+        </w:tc>
+        <w:tc>
+          <w:tcPr/>
+          <w:p>
+            <w:pPr>
+              <w:pStyle w:val="Compact"/>
+              <w:jc w:val="right"/>
+            </w:pPr>
+            <w:r>
+              <w:t xml:space="preserve">0.050</w:t>
+            </w:r>
+          </w:p>
+        </w:tc>
+        <w:tc>
+          <w:tcPr/>
+          <w:p>
+            <w:pPr>
+              <w:pStyle w:val="Compact"/>
+              <w:jc w:val="right"/>
+            </w:pPr>
+            <w:r>
+              <w:t xml:space="preserve">0.601</w:t>
+            </w:r>
+          </w:p>
+        </w:tc>
+      </w:tr>
+      <w:tr>
+        <w:tc>
+          <w:tcPr/>
+          <w:p>
+            <w:pPr>
+              <w:pStyle w:val="Compact"/>
+              <w:jc w:val="left"/>
+            </w:pPr>
+            <w:r>
+              <w:t xml:space="preserve">Constant</w:t>
+            </w:r>
+          </w:p>
+        </w:tc>
+        <w:tc>
+          <w:tcPr/>
+          <w:p>
+            <w:pPr>
+              <w:pStyle w:val="Compact"/>
+              <w:jc w:val="right"/>
+            </w:pPr>
+            <w:r>
+              <w:t xml:space="preserve">-3.866</w:t>
+            </w:r>
+          </w:p>
+        </w:tc>
+        <w:tc>
+          <w:tcPr/>
+          <w:p>
+            <w:pPr>
+              <w:pStyle w:val="Compact"/>
+              <w:jc w:val="right"/>
+            </w:pPr>
+            <w:r>
+              <w:t xml:space="preserve">0.304</w:t>
+            </w:r>
+          </w:p>
+        </w:tc>
+        <w:tc>
+          <w:tcPr/>
+          <w:p>
+            <w:pPr>
+              <w:pStyle w:val="Compact"/>
+              <w:jc w:val="right"/>
+            </w:pPr>
+            <w:r>
+              <w:t xml:space="preserve">&lt; 0.001</w:t>
+            </w:r>
           </w:p>
         </w:tc>
       </w:tr>
@@ -19879,7 +19910,7 @@
       <w:pPr>
         <w:pStyle w:val="BodyText"/>
       </w:pPr>
-      <w:ins w:id="10075" w:author="Z. Zukowski" w:date="2026-05-22T00:00:00Z">
+      <w:ins w:id="10071" w:author="Z. Zukowski" w:date="2026-05-22T00:00:00Z">
         <w:r>
           <w:t xml:space="preserve">N = 50 protocols; observations per predictor = 12.5; adjusted R-squared = 0.18. The sector-only baseline DePIN coefficient is +0.74, so the controlled estimate is essentially unattenuated.</w:t>
         </w:r>
@@ -19889,7 +19920,7 @@
       <w:pPr>
         <w:pStyle w:val="BodyText"/>
       </w:pPr>
-      <w:ins w:id="10076" w:author="Z. Zukowski" w:date="2026-05-22T00:00:00Z">
+      <w:ins w:id="10072" w:author="Z. Zukowski" w:date="2026-05-22T00:00:00Z">
         <w:r>
           <w:rPr>
             <w:b/>
@@ -19900,7 +19931,7 @@
           <w:t xml:space="preserve">Table 5, Model 4 (powered specification).</w:t>
         </w:r>
       </w:ins>
-      <w:ins w:id="10076" w:author="Z. Zukowski" w:date="2026-05-22T00:00:00Z">
+      <w:ins w:id="10072" w:author="Z. Zukowski" w:date="2026-05-22T00:00:00Z">
         <w:r>
           <w:rPr>
             <w:i/>
@@ -19909,7 +19940,7 @@
           <w:t xml:space="preserve"> </w:t>
         </w:r>
       </w:ins>
-      <w:ins w:id="10076" w:author="Z. Zukowski" w:date="2026-05-22T00:00:00Z">
+      <w:ins w:id="10072" w:author="Z. Zukowski" w:date="2026-05-22T00:00:00Z">
         <w:r>
           <w:rPr>
             <w:i/>
@@ -19923,187 +19954,187 @@
       <w:pPr>
         <w:pStyle w:val="BodyText"/>
       </w:pPr>
-      <w:ins w:id="10077" w:author="Z. Zukowski" w:date="2026-05-22T00:00:00Z">
+      <w:ins w:id="10073" w:author="Z. Zukowski" w:date="2026-05-22T00:00:00Z">
         <w:r>
           <w:t xml:space="preserve">A bootstrap robustness check supports the sector coefficient is</w:t>
         </w:r>
       </w:ins>
-      <w:ins w:id="10077" w:author="Z. Zukowski" w:date="2026-05-22T00:00:00Z">
-        <w:r>
-          <w:t xml:space="preserve"> </w:t>
-        </w:r>
-      </w:ins>
-      <w:ins w:id="10077" w:author="Z. Zukowski" w:date="2026-05-22T00:00:00Z">
+      <w:ins w:id="10073" w:author="Z. Zukowski" w:date="2026-05-22T00:00:00Z">
+        <w:r>
+          <w:t xml:space="preserve"> </w:t>
+        </w:r>
+      </w:ins>
+      <w:ins w:id="10073" w:author="Z. Zukowski" w:date="2026-05-22T00:00:00Z">
         <w:r>
           <w:t xml:space="preserve">reliably positive across resampling under the full Model 3</w:t>
         </w:r>
       </w:ins>
-      <w:ins w:id="10077" w:author="Z. Zukowski" w:date="2026-05-22T00:00:00Z">
-        <w:r>
-          <w:t xml:space="preserve"> </w:t>
-        </w:r>
-      </w:ins>
-      <w:ins w:id="10077" w:author="Z. Zukowski" w:date="2026-05-22T00:00:00Z">
+      <w:ins w:id="10073" w:author="Z. Zukowski" w:date="2026-05-22T00:00:00Z">
+        <w:r>
+          <w:t xml:space="preserve"> </w:t>
+        </w:r>
+      </w:ins>
+      <w:ins w:id="10073" w:author="Z. Zukowski" w:date="2026-05-22T00:00:00Z">
         <w:r>
           <w:t xml:space="preserve">specification. With 5,000 bootstrap resamples of the N = 35 sample, the</w:t>
         </w:r>
       </w:ins>
-      <w:ins w:id="10077" w:author="Z. Zukowski" w:date="2026-05-22T00:00:00Z">
-        <w:r>
-          <w:t xml:space="preserve"> </w:t>
-        </w:r>
-      </w:ins>
-      <w:ins w:id="10077" w:author="Z. Zukowski" w:date="2026-05-22T00:00:00Z">
+      <w:ins w:id="10073" w:author="Z. Zukowski" w:date="2026-05-22T00:00:00Z">
+        <w:r>
+          <w:t xml:space="preserve"> </w:t>
+        </w:r>
+      </w:ins>
+      <w:ins w:id="10073" w:author="Z. Zukowski" w:date="2026-05-22T00:00:00Z">
         <w:r>
           <w:t xml:space="preserve">DePIN coefficient bootstrap distribution centers at +0.054 with a</w:t>
         </w:r>
       </w:ins>
-      <w:ins w:id="10077" w:author="Z. Zukowski" w:date="2026-05-22T00:00:00Z">
-        <w:r>
-          <w:t xml:space="preserve"> </w:t>
-        </w:r>
-      </w:ins>
-      <w:ins w:id="10077" w:author="Z. Zukowski" w:date="2026-05-22T00:00:00Z">
+      <w:ins w:id="10073" w:author="Z. Zukowski" w:date="2026-05-22T00:00:00Z">
+        <w:r>
+          <w:t xml:space="preserve"> </w:t>
+        </w:r>
+      </w:ins>
+      <w:ins w:id="10073" w:author="Z. Zukowski" w:date="2026-05-22T00:00:00Z">
         <w:r>
           <w:t xml:space="preserve">95% percentile interval of [+0.001, +0.091], strictly above zero.</w:t>
         </w:r>
       </w:ins>
-      <w:ins w:id="10077" w:author="Z. Zukowski" w:date="2026-05-22T00:00:00Z">
-        <w:r>
-          <w:t xml:space="preserve"> </w:t>
-        </w:r>
-      </w:ins>
-      <w:ins w:id="10077" w:author="Z. Zukowski" w:date="2026-05-22T00:00:00Z">
+      <w:ins w:id="10073" w:author="Z. Zukowski" w:date="2026-05-22T00:00:00Z">
+        <w:r>
+          <w:t xml:space="preserve"> </w:t>
+        </w:r>
+      </w:ins>
+      <w:ins w:id="10073" w:author="Z. Zukowski" w:date="2026-05-22T00:00:00Z">
         <w:r>
           <w:t xml:space="preserve">The bootstrap-positive fraction is 98.0%. The Model 3 attenuation</w:t>
         </w:r>
       </w:ins>
-      <w:ins w:id="10077" w:author="Z. Zukowski" w:date="2026-05-22T00:00:00Z">
-        <w:r>
-          <w:t xml:space="preserve"> </w:t>
-        </w:r>
-      </w:ins>
-      <w:ins w:id="10077" w:author="Z. Zukowski" w:date="2026-05-22T00:00:00Z">
+      <w:ins w:id="10073" w:author="Z. Zukowski" w:date="2026-05-22T00:00:00Z">
+        <w:r>
+          <w:t xml:space="preserve"> </w:t>
+        </w:r>
+      </w:ins>
+      <w:ins w:id="10073" w:author="Z. Zukowski" w:date="2026-05-22T00:00:00Z">
         <w:r>
           <w:t xml:space="preserve">relative to Models 1 and 2 is attributable to partial collinearity</w:t>
         </w:r>
       </w:ins>
-      <w:ins w:id="10077" w:author="Z. Zukowski" w:date="2026-05-22T00:00:00Z">
-        <w:r>
-          <w:t xml:space="preserve"> </w:t>
-        </w:r>
-      </w:ins>
-      <w:ins w:id="10077" w:author="Z. Zukowski" w:date="2026-05-22T00:00:00Z">
+      <w:ins w:id="10073" w:author="Z. Zukowski" w:date="2026-05-22T00:00:00Z">
+        <w:r>
+          <w:t xml:space="preserve"> </w:t>
+        </w:r>
+      </w:ins>
+      <w:ins w:id="10073" w:author="Z. Zukowski" w:date="2026-05-22T00:00:00Z">
         <w:r>
           <w:t xml:space="preserve">between the DePIN sector indicator and the insider-allocation control: in</w:t>
         </w:r>
       </w:ins>
-      <w:ins w:id="10077" w:author="Z. Zukowski" w:date="2026-05-22T00:00:00Z">
-        <w:r>
-          <w:t xml:space="preserve"> </w:t>
-        </w:r>
-      </w:ins>
-      <w:ins w:id="10077" w:author="Z. Zukowski" w:date="2026-05-22T00:00:00Z">
+      <w:ins w:id="10073" w:author="Z. Zukowski" w:date="2026-05-22T00:00:00Z">
+        <w:r>
+          <w:t xml:space="preserve"> </w:t>
+        </w:r>
+      </w:ins>
+      <w:ins w:id="10073" w:author="Z. Zukowski" w:date="2026-05-22T00:00:00Z">
         <w:r>
           <w:t xml:space="preserve">the cross-section, DePIN protocols cluster on higher insider</w:t>
         </w:r>
       </w:ins>
-      <w:ins w:id="10077" w:author="Z. Zukowski" w:date="2026-05-22T00:00:00Z">
-        <w:r>
-          <w:t xml:space="preserve"> </w:t>
-        </w:r>
-      </w:ins>
-      <w:ins w:id="10077" w:author="Z. Zukowski" w:date="2026-05-22T00:00:00Z">
+      <w:ins w:id="10073" w:author="Z. Zukowski" w:date="2026-05-22T00:00:00Z">
+        <w:r>
+          <w:t xml:space="preserve"> </w:t>
+        </w:r>
+      </w:ins>
+      <w:ins w:id="10073" w:author="Z. Zukowski" w:date="2026-05-22T00:00:00Z">
         <w:r>
           <w:t xml:space="preserve">allocation than DeFi protocols, so a fraction of the sector</w:t>
         </w:r>
       </w:ins>
-      <w:ins w:id="10077" w:author="Z. Zukowski" w:date="2026-05-22T00:00:00Z">
-        <w:r>
-          <w:t xml:space="preserve"> </w:t>
-        </w:r>
-      </w:ins>
-      <w:ins w:id="10077" w:author="Z. Zukowski" w:date="2026-05-22T00:00:00Z">
+      <w:ins w:id="10073" w:author="Z. Zukowski" w:date="2026-05-22T00:00:00Z">
+        <w:r>
+          <w:t xml:space="preserve"> </w:t>
+        </w:r>
+      </w:ins>
+      <w:ins w:id="10073" w:author="Z. Zukowski" w:date="2026-05-22T00:00:00Z">
         <w:r>
           <w:t xml:space="preserve">coefficient’s signal is absorbed by the insider variable when both</w:t>
         </w:r>
       </w:ins>
-      <w:ins w:id="10077" w:author="Z. Zukowski" w:date="2026-05-22T00:00:00Z">
-        <w:r>
-          <w:t xml:space="preserve"> </w:t>
-        </w:r>
-      </w:ins>
-      <w:ins w:id="10077" w:author="Z. Zukowski" w:date="2026-05-22T00:00:00Z">
+      <w:ins w:id="10073" w:author="Z. Zukowski" w:date="2026-05-22T00:00:00Z">
+        <w:r>
+          <w:t xml:space="preserve"> </w:t>
+        </w:r>
+      </w:ins>
+      <w:ins w:id="10073" w:author="Z. Zukowski" w:date="2026-05-22T00:00:00Z">
         <w:r>
           <w:t xml:space="preserve">appear in the same model. This is consistent with the cross-sectional</w:t>
         </w:r>
       </w:ins>
-      <w:ins w:id="10077" w:author="Z. Zukowski" w:date="2026-05-22T00:00:00Z">
-        <w:r>
-          <w:t xml:space="preserve"> </w:t>
-        </w:r>
-      </w:ins>
-      <w:ins w:id="10077" w:author="Z. Zukowski" w:date="2026-05-22T00:00:00Z">
+      <w:ins w:id="10073" w:author="Z. Zukowski" w:date="2026-05-22T00:00:00Z">
+        <w:r>
+          <w:t xml:space="preserve"> </w:t>
+        </w:r>
+      </w:ins>
+      <w:ins w:id="10073" w:author="Z. Zukowski" w:date="2026-05-22T00:00:00Z">
         <w:r>
           <w:t xml:space="preserve">allocation null (Table 4, Pearson r = 0.07 for insider allocation</w:t>
         </w:r>
       </w:ins>
-      <w:ins w:id="10077" w:author="Z. Zukowski" w:date="2026-05-22T00:00:00Z">
-        <w:r>
-          <w:t xml:space="preserve"> </w:t>
-        </w:r>
-      </w:ins>
-      <w:ins w:id="10077" w:author="Z. Zukowski" w:date="2026-05-22T00:00:00Z">
+      <w:ins w:id="10073" w:author="Z. Zukowski" w:date="2026-05-22T00:00:00Z">
+        <w:r>
+          <w:t xml:space="preserve"> </w:t>
+        </w:r>
+      </w:ins>
+      <w:ins w:id="10073" w:author="Z. Zukowski" w:date="2026-05-22T00:00:00Z">
         <w:r>
           <w:t xml:space="preserve">alone) rather than indicating that the sector effect is fragile to</w:t>
         </w:r>
       </w:ins>
-      <w:ins w:id="10077" w:author="Z. Zukowski" w:date="2026-05-22T00:00:00Z">
-        <w:r>
-          <w:t xml:space="preserve"> </w:t>
-        </w:r>
-      </w:ins>
-      <w:ins w:id="10077" w:author="Z. Zukowski" w:date="2026-05-22T00:00:00Z">
+      <w:ins w:id="10073" w:author="Z. Zukowski" w:date="2026-05-22T00:00:00Z">
+        <w:r>
+          <w:t xml:space="preserve"> </w:t>
+        </w:r>
+      </w:ins>
+      <w:ins w:id="10073" w:author="Z. Zukowski" w:date="2026-05-22T00:00:00Z">
         <w:r>
           <w:t xml:space="preserve">covariate inclusion. The N = 35 multivariate sample also limits the</w:t>
         </w:r>
       </w:ins>
-      <w:ins w:id="10077" w:author="Z. Zukowski" w:date="2026-05-22T00:00:00Z">
-        <w:r>
-          <w:t xml:space="preserve"> </w:t>
-        </w:r>
-      </w:ins>
-      <w:ins w:id="10077" w:author="Z. Zukowski" w:date="2026-05-22T00:00:00Z">
+      <w:ins w:id="10073" w:author="Z. Zukowski" w:date="2026-05-22T00:00:00Z">
+        <w:r>
+          <w:t xml:space="preserve"> </w:t>
+        </w:r>
+      </w:ins>
+      <w:ins w:id="10073" w:author="Z. Zukowski" w:date="2026-05-22T00:00:00Z">
         <w:r>
           <w:t xml:space="preserve">precision with which the sector coefficient can be statistically</w:t>
         </w:r>
       </w:ins>
-      <w:ins w:id="10077" w:author="Z. Zukowski" w:date="2026-05-22T00:00:00Z">
-        <w:r>
-          <w:t xml:space="preserve"> </w:t>
-        </w:r>
-      </w:ins>
-      <w:ins w:id="10077" w:author="Z. Zukowski" w:date="2026-05-22T00:00:00Z">
+      <w:ins w:id="10073" w:author="Z. Zukowski" w:date="2026-05-22T00:00:00Z">
+        <w:r>
+          <w:t xml:space="preserve"> </w:t>
+        </w:r>
+      </w:ins>
+      <w:ins w:id="10073" w:author="Z. Zukowski" w:date="2026-05-22T00:00:00Z">
         <w:r>
           <w:t xml:space="preserve">isolated from correlated controls; the bootstrap robustness check</w:t>
         </w:r>
       </w:ins>
-      <w:ins w:id="10077" w:author="Z. Zukowski" w:date="2026-05-22T00:00:00Z">
-        <w:r>
-          <w:t xml:space="preserve"> </w:t>
-        </w:r>
-      </w:ins>
-      <w:ins w:id="10077" w:author="Z. Zukowski" w:date="2026-05-22T00:00:00Z">
+      <w:ins w:id="10073" w:author="Z. Zukowski" w:date="2026-05-22T00:00:00Z">
+        <w:r>
+          <w:t xml:space="preserve"> </w:t>
+        </w:r>
+      </w:ins>
+      <w:ins w:id="10073" w:author="Z. Zukowski" w:date="2026-05-22T00:00:00Z">
         <w:r>
           <w:t xml:space="preserve">above is the more informative robustness statement under small-sample</w:t>
         </w:r>
       </w:ins>
-      <w:ins w:id="10077" w:author="Z. Zukowski" w:date="2026-05-22T00:00:00Z">
-        <w:r>
-          <w:t xml:space="preserve"> </w:t>
-        </w:r>
-      </w:ins>
-      <w:ins w:id="10077" w:author="Z. Zukowski" w:date="2026-05-22T00:00:00Z">
+      <w:ins w:id="10073" w:author="Z. Zukowski" w:date="2026-05-22T00:00:00Z">
+        <w:r>
+          <w:t xml:space="preserve"> </w:t>
+        </w:r>
+      </w:ins>
+      <w:ins w:id="10073" w:author="Z. Zukowski" w:date="2026-05-22T00:00:00Z">
         <w:r>
           <w:t xml:space="preserve">multivariate conditions. Model 4 corroborates this reading directly: with the collinear insider-allocation control replaced by revenue intensity and maturity and the sample enlarged to 50, the DePIN coefficient is both unattenuated and significant.</w:t>
         </w:r>
@@ -20123,117 +20154,117 @@
       <w:pPr>
         <w:pStyle w:val="FirstParagraph"/>
       </w:pPr>
-      <w:ins w:id="10078" w:author="Z. Zukowski" w:date="2026-05-22T00:00:00Z">
+      <w:ins w:id="10074" w:author="Z. Zukowski" w:date="2026-05-22T00:00:00Z">
         <w:r>
           <w:t xml:space="preserve">Delegation usually amplifies governance concentration above holding</w:t>
         </w:r>
       </w:ins>
-      <w:ins w:id="10078" w:author="Z. Zukowski" w:date="2026-05-22T00:00:00Z">
-        <w:r>
-          <w:t xml:space="preserve"> </w:t>
-        </w:r>
-      </w:ins>
-      <w:ins w:id="10078" w:author="Z. Zukowski" w:date="2026-05-22T00:00:00Z">
+      <w:ins w:id="10074" w:author="Z. Zukowski" w:date="2026-05-22T00:00:00Z">
+        <w:r>
+          <w:t xml:space="preserve"> </w:t>
+        </w:r>
+      </w:ins>
+      <w:ins w:id="10074" w:author="Z. Zukowski" w:date="2026-05-22T00:00:00Z">
         <w:r>
           <w:t xml:space="preserve">levels in the protocols with comparable voting data. Table 6 compares</w:t>
         </w:r>
       </w:ins>
-      <w:ins w:id="10078" w:author="Z. Zukowski" w:date="2026-05-22T00:00:00Z">
-        <w:r>
-          <w:t xml:space="preserve"> </w:t>
-        </w:r>
-      </w:ins>
-      <w:ins w:id="10078" w:author="Z. Zukowski" w:date="2026-05-22T00:00:00Z">
+      <w:ins w:id="10074" w:author="Z. Zukowski" w:date="2026-05-22T00:00:00Z">
+        <w:r>
+          <w:t xml:space="preserve"> </w:t>
+        </w:r>
+      </w:ins>
+      <w:ins w:id="10074" w:author="Z. Zukowski" w:date="2026-05-22T00:00:00Z">
         <w:r>
           <w:t xml:space="preserve">post-exclusion holding HHI with voting-HHI for eighteen protocols. Thirteen</w:t>
         </w:r>
       </w:ins>
-      <w:ins w:id="10078" w:author="Z. Zukowski" w:date="2026-05-22T00:00:00Z">
-        <w:r>
-          <w:t xml:space="preserve"> </w:t>
-        </w:r>
-      </w:ins>
-      <w:ins w:id="10078" w:author="Z. Zukowski" w:date="2026-05-22T00:00:00Z">
+      <w:ins w:id="10074" w:author="Z. Zukowski" w:date="2026-05-22T00:00:00Z">
+        <w:r>
+          <w:t xml:space="preserve"> </w:t>
+        </w:r>
+      </w:ins>
+      <w:ins w:id="10074" w:author="Z. Zukowski" w:date="2026-05-22T00:00:00Z">
         <w:r>
           <w:t xml:space="preserve">protocols amplify, with ratios from 2.5x (Gnosis) to 25.6x (Polkadot) and</w:t>
         </w:r>
       </w:ins>
-      <w:ins w:id="10078" w:author="Z. Zukowski" w:date="2026-05-22T00:00:00Z">
-        <w:r>
-          <w:t xml:space="preserve"> </w:t>
-        </w:r>
-      </w:ins>
-      <w:ins w:id="10078" w:author="Z. Zukowski" w:date="2026-05-22T00:00:00Z">
+      <w:ins w:id="10074" w:author="Z. Zukowski" w:date="2026-05-22T00:00:00Z">
+        <w:r>
+          <w:t xml:space="preserve"> </w:t>
+        </w:r>
+      </w:ins>
+      <w:ins w:id="10074" w:author="Z. Zukowski" w:date="2026-05-22T00:00:00Z">
         <w:r>
           <w:t xml:space="preserve">a mean of approximately 6.8x (median 4.4x). Five protocols disperse voting power below</w:t>
         </w:r>
       </w:ins>
-      <w:ins w:id="10078" w:author="Z. Zukowski" w:date="2026-05-22T00:00:00Z">
-        <w:r>
-          <w:t xml:space="preserve"> </w:t>
-        </w:r>
-      </w:ins>
-      <w:ins w:id="10078" w:author="Z. Zukowski" w:date="2026-05-22T00:00:00Z">
+      <w:ins w:id="10074" w:author="Z. Zukowski" w:date="2026-05-22T00:00:00Z">
+        <w:r>
+          <w:t xml:space="preserve"> </w:t>
+        </w:r>
+      </w:ins>
+      <w:ins w:id="10074" w:author="Z. Zukowski" w:date="2026-05-22T00:00:00Z">
         <w:r>
           <w:t xml:space="preserve">the holding baseline: ENS (0.48x), GMX (0.87x), HNT (0.26x to 0.39x),</w:t>
         </w:r>
       </w:ins>
-      <w:ins w:id="10078" w:author="Z. Zukowski" w:date="2026-05-22T00:00:00Z">
-        <w:r>
-          <w:t xml:space="preserve"> </w:t>
-        </w:r>
-      </w:ins>
-      <w:ins w:id="10078" w:author="Z. Zukowski" w:date="2026-05-22T00:00:00Z">
+      <w:ins w:id="10074" w:author="Z. Zukowski" w:date="2026-05-22T00:00:00Z">
+        <w:r>
+          <w:t xml:space="preserve"> </w:t>
+        </w:r>
+      </w:ins>
+      <w:ins w:id="10074" w:author="Z. Zukowski" w:date="2026-05-22T00:00:00Z">
         <w:r>
           <w:t xml:space="preserve">JUP (0.12x), and Livepeer (0.27x, the most pronounced DePIN governance disperser). The holding-based HHI reported in Table 3 measures</w:t>
         </w:r>
       </w:ins>
-      <w:ins w:id="10078" w:author="Z. Zukowski" w:date="2026-05-22T00:00:00Z">
-        <w:r>
-          <w:t xml:space="preserve"> </w:t>
-        </w:r>
-      </w:ins>
-      <w:ins w:id="10078" w:author="Z. Zukowski" w:date="2026-05-22T00:00:00Z">
+      <w:ins w:id="10074" w:author="Z. Zukowski" w:date="2026-05-22T00:00:00Z">
+        <w:r>
+          <w:t xml:space="preserve"> </w:t>
+        </w:r>
+      </w:ins>
+      <w:ins w:id="10074" w:author="Z. Zukowski" w:date="2026-05-22T00:00:00Z">
         <w:r>
           <w:t xml:space="preserve">token distribution, not governance power; delegated voting data are</w:t>
         </w:r>
       </w:ins>
-      <w:ins w:id="10078" w:author="Z. Zukowski" w:date="2026-05-22T00:00:00Z">
-        <w:r>
-          <w:t xml:space="preserve"> </w:t>
-        </w:r>
-      </w:ins>
-      <w:ins w:id="10078" w:author="Z. Zukowski" w:date="2026-05-22T00:00:00Z">
+      <w:ins w:id="10074" w:author="Z. Zukowski" w:date="2026-05-22T00:00:00Z">
+        <w:r>
+          <w:t xml:space="preserve"> </w:t>
+        </w:r>
+      </w:ins>
+      <w:ins w:id="10074" w:author="Z. Zukowski" w:date="2026-05-22T00:00:00Z">
         <w:r>
           <w:t xml:space="preserve">therefore necessary for protocols where votes flow through delegates,</w:t>
         </w:r>
       </w:ins>
-      <w:ins w:id="10078" w:author="Z. Zukowski" w:date="2026-05-22T00:00:00Z">
-        <w:r>
-          <w:t xml:space="preserve"> </w:t>
-        </w:r>
-      </w:ins>
-      <w:ins w:id="10078" w:author="Z. Zukowski" w:date="2026-05-22T00:00:00Z">
+      <w:ins w:id="10074" w:author="Z. Zukowski" w:date="2026-05-22T00:00:00Z">
+        <w:r>
+          <w:t xml:space="preserve"> </w:t>
+        </w:r>
+      </w:ins>
+      <w:ins w:id="10074" w:author="Z. Zukowski" w:date="2026-05-22T00:00:00Z">
         <w:r>
           <w:t xml:space="preserve">governance platforms, or lockup-weighted voting systems. To quantify</w:t>
         </w:r>
       </w:ins>
-      <w:ins w:id="10078" w:author="Z. Zukowski" w:date="2026-05-22T00:00:00Z">
-        <w:r>
-          <w:t xml:space="preserve"> </w:t>
-        </w:r>
-      </w:ins>
-      <w:ins w:id="10078" w:author="Z. Zukowski" w:date="2026-05-22T00:00:00Z">
+      <w:ins w:id="10074" w:author="Z. Zukowski" w:date="2026-05-22T00:00:00Z">
+        <w:r>
+          <w:t xml:space="preserve"> </w:t>
+        </w:r>
+      </w:ins>
+      <w:ins w:id="10074" w:author="Z. Zukowski" w:date="2026-05-22T00:00:00Z">
         <w:r>
           <w:t xml:space="preserve">this gap, the analysis uses Tally, Snapshot, and Solana on-chain</w:t>
         </w:r>
       </w:ins>
-      <w:ins w:id="10078" w:author="Z. Zukowski" w:date="2026-05-22T00:00:00Z">
-        <w:r>
-          <w:t xml:space="preserve"> </w:t>
-        </w:r>
-      </w:ins>
-      <w:ins w:id="10078" w:author="Z. Zukowski" w:date="2026-05-22T00:00:00Z">
+      <w:ins w:id="10074" w:author="Z. Zukowski" w:date="2026-05-22T00:00:00Z">
+        <w:r>
+          <w:t xml:space="preserve"> </w:t>
+        </w:r>
+      </w:ins>
+      <w:ins w:id="10074" w:author="Z. Zukowski" w:date="2026-05-22T00:00:00Z">
         <w:r>
           <w:t xml:space="preserve">governance data from the 12 months preceding the voting snapshot. The expanded sample also amplifies under nominally linear weighting (Gnosis, 2.45x) and under quadratic election weighting designed to disperse (Synthetix, 5.55x), consistent with a small, self-selected active electorate more concentrated than the broad holder base; Supplement S15 documents this participation reading together with the top-100-voter sampling convention that bears on its strength.</w:t>
         </w:r>
@@ -20243,137 +20274,137 @@
       <w:pPr>
         <w:pStyle w:val="BodyText"/>
       </w:pPr>
-      <w:ins w:id="10079" w:author="Z. Zukowski" w:date="2026-05-22T00:00:00Z">
+      <w:ins w:id="10075" w:author="Z. Zukowski" w:date="2026-05-22T00:00:00Z">
         <w:r>
           <w:t xml:space="preserve">Amplification varies by sector composition rather than by sector</w:t>
         </w:r>
       </w:ins>
-      <w:ins w:id="10079" w:author="Z. Zukowski" w:date="2026-05-22T00:00:00Z">
-        <w:r>
-          <w:t xml:space="preserve"> </w:t>
-        </w:r>
-      </w:ins>
-      <w:ins w:id="10079" w:author="Z. Zukowski" w:date="2026-05-22T00:00:00Z">
+      <w:ins w:id="10075" w:author="Z. Zukowski" w:date="2026-05-22T00:00:00Z">
+        <w:r>
+          <w:t xml:space="preserve"> </w:t>
+        </w:r>
+      </w:ins>
+      <w:ins w:id="10075" w:author="Z. Zukowski" w:date="2026-05-22T00:00:00Z">
         <w:r>
           <w:t xml:space="preserve">membership. Within DeFi, the range spans 2.5x (Gnosis) to 9.9x (Compound);</w:t>
         </w:r>
       </w:ins>
-      <w:ins w:id="10079" w:author="Z. Zukowski" w:date="2026-05-22T00:00:00Z">
-        <w:r>
-          <w:t xml:space="preserve"> </w:t>
-        </w:r>
-      </w:ins>
-      <w:ins w:id="10079" w:author="Z. Zukowski" w:date="2026-05-22T00:00:00Z">
+      <w:ins w:id="10075" w:author="Z. Zukowski" w:date="2026-05-22T00:00:00Z">
+        <w:r>
+          <w:t xml:space="preserve"> </w:t>
+        </w:r>
+      </w:ins>
+      <w:ins w:id="10075" w:author="Z. Zukowski" w:date="2026-05-22T00:00:00Z">
         <w:r>
           <w:t xml:space="preserve">DePIN spans 3.8x (WeatherXM) to 9.1x (DIMO); infrastructure spans 3.1x</w:t>
         </w:r>
       </w:ins>
-      <w:ins w:id="10079" w:author="Z. Zukowski" w:date="2026-05-22T00:00:00Z">
-        <w:r>
-          <w:t xml:space="preserve"> </w:t>
-        </w:r>
-      </w:ins>
-      <w:ins w:id="10079" w:author="Z. Zukowski" w:date="2026-05-22T00:00:00Z">
+      <w:ins w:id="10075" w:author="Z. Zukowski" w:date="2026-05-22T00:00:00Z">
+        <w:r>
+          <w:t xml:space="preserve"> </w:t>
+        </w:r>
+      </w:ins>
+      <w:ins w:id="10075" w:author="Z. Zukowski" w:date="2026-05-22T00:00:00Z">
         <w:r>
           <w:t xml:space="preserve">(Arbitrum) to 25.6x (Polkadot). The five dispersion exceptions are</w:t>
         </w:r>
       </w:ins>
-      <w:ins w:id="10079" w:author="Z. Zukowski" w:date="2026-05-22T00:00:00Z">
-        <w:r>
-          <w:t xml:space="preserve"> </w:t>
-        </w:r>
-      </w:ins>
-      <w:ins w:id="10079" w:author="Z. Zukowski" w:date="2026-05-22T00:00:00Z">
+      <w:ins w:id="10075" w:author="Z. Zukowski" w:date="2026-05-22T00:00:00Z">
+        <w:r>
+          <w:t xml:space="preserve"> </w:t>
+        </w:r>
+      </w:ins>
+      <w:ins w:id="10075" w:author="Z. Zukowski" w:date="2026-05-22T00:00:00Z">
         <w:r>
           <w:t xml:space="preserve">discussed individually in §4.5.1 (ENS), §4.5.1.1 (GMX), §4.5.4</w:t>
         </w:r>
       </w:ins>
-      <w:ins w:id="10079" w:author="Z. Zukowski" w:date="2026-05-22T00:00:00Z">
-        <w:r>
-          <w:t xml:space="preserve"> </w:t>
-        </w:r>
-      </w:ins>
-      <w:ins w:id="10079" w:author="Z. Zukowski" w:date="2026-05-22T00:00:00Z">
+      <w:ins w:id="10075" w:author="Z. Zukowski" w:date="2026-05-22T00:00:00Z">
+        <w:r>
+          <w:t xml:space="preserve"> </w:t>
+        </w:r>
+      </w:ins>
+      <w:ins w:id="10075" w:author="Z. Zukowski" w:date="2026-05-22T00:00:00Z">
         <w:r>
           <w:t xml:space="preserve">(HNT and JUP under within-Solana heterogeneity), and the Livepeer orchestrator</w:t>
         </w:r>
       </w:ins>
-      <w:ins w:id="10079" w:author="Z. Zukowski" w:date="2026-05-22T00:00:00Z">
-        <w:r>
-          <w:t xml:space="preserve"> </w:t>
-        </w:r>
-      </w:ins>
-      <w:ins w:id="10079" w:author="Z. Zukowski" w:date="2026-05-22T00:00:00Z">
+      <w:ins w:id="10075" w:author="Z. Zukowski" w:date="2026-05-22T00:00:00Z">
+        <w:r>
+          <w:t xml:space="preserve"> </w:t>
+        </w:r>
+      </w:ins>
+      <w:ins w:id="10075" w:author="Z. Zukowski" w:date="2026-05-22T00:00:00Z">
         <w:r>
           <w:t xml:space="preserve">bonded-stake result later in this section (LPT at 0.27x). Sector membership is not associated with</w:t>
         </w:r>
       </w:ins>
-      <w:ins w:id="10079" w:author="Z. Zukowski" w:date="2026-05-22T00:00:00Z">
-        <w:r>
-          <w:t xml:space="preserve"> </w:t>
-        </w:r>
-      </w:ins>
-      <w:ins w:id="10079" w:author="Z. Zukowski" w:date="2026-05-22T00:00:00Z">
+      <w:ins w:id="10075" w:author="Z. Zukowski" w:date="2026-05-22T00:00:00Z">
+        <w:r>
+          <w:t xml:space="preserve"> </w:t>
+        </w:r>
+      </w:ins>
+      <w:ins w:id="10075" w:author="Z. Zukowski" w:date="2026-05-22T00:00:00Z">
         <w:r>
           <w:t xml:space="preserve">how strongly delegation concentrates power; delegate-program design is</w:t>
         </w:r>
       </w:ins>
-      <w:ins w:id="10079" w:author="Z. Zukowski" w:date="2026-05-22T00:00:00Z">
-        <w:r>
-          <w:t xml:space="preserve"> </w:t>
-        </w:r>
-      </w:ins>
-      <w:ins w:id="10079" w:author="Z. Zukowski" w:date="2026-05-22T00:00:00Z">
+      <w:ins w:id="10075" w:author="Z. Zukowski" w:date="2026-05-22T00:00:00Z">
+        <w:r>
+          <w:t xml:space="preserve"> </w:t>
+        </w:r>
+      </w:ins>
+      <w:ins w:id="10075" w:author="Z. Zukowski" w:date="2026-05-22T00:00:00Z">
         <w:r>
           <w:t xml:space="preserve">the more plausible measurement surface. DIMO’s voting HHI (0.228) is 9.1 times its</w:t>
         </w:r>
       </w:ins>
-      <w:ins w:id="10079" w:author="Z. Zukowski" w:date="2026-05-22T00:00:00Z">
-        <w:r>
-          <w:t xml:space="preserve"> </w:t>
-        </w:r>
-      </w:ins>
-      <w:ins w:id="10079" w:author="Z. Zukowski" w:date="2026-05-22T00:00:00Z">
+      <w:ins w:id="10075" w:author="Z. Zukowski" w:date="2026-05-22T00:00:00Z">
+        <w:r>
+          <w:t xml:space="preserve"> </w:t>
+        </w:r>
+      </w:ins>
+      <w:ins w:id="10075" w:author="Z. Zukowski" w:date="2026-05-22T00:00:00Z">
         <w:r>
           <w:t xml:space="preserve">holding HHI (0.025), though this ratio is based on only 10 Snapshot</w:t>
         </w:r>
       </w:ins>
-      <w:ins w:id="10079" w:author="Z. Zukowski" w:date="2026-05-22T00:00:00Z">
-        <w:r>
-          <w:t xml:space="preserve"> </w:t>
-        </w:r>
-      </w:ins>
-      <w:ins w:id="10079" w:author="Z. Zukowski" w:date="2026-05-22T00:00:00Z">
+      <w:ins w:id="10075" w:author="Z. Zukowski" w:date="2026-05-22T00:00:00Z">
+        <w:r>
+          <w:t xml:space="preserve"> </w:t>
+        </w:r>
+      </w:ins>
+      <w:ins w:id="10075" w:author="Z. Zukowski" w:date="2026-05-22T00:00:00Z">
         <w:r>
           <w:t xml:space="preserve">voters and should be interpreted with caution, and WeatherXM’s (0.556)</w:t>
         </w:r>
       </w:ins>
-      <w:ins w:id="10079" w:author="Z. Zukowski" w:date="2026-05-22T00:00:00Z">
-        <w:r>
-          <w:t xml:space="preserve"> </w:t>
-        </w:r>
-      </w:ins>
-      <w:ins w:id="10079" w:author="Z. Zukowski" w:date="2026-05-22T00:00:00Z">
+      <w:ins w:id="10075" w:author="Z. Zukowski" w:date="2026-05-22T00:00:00Z">
+        <w:r>
+          <w:t xml:space="preserve"> </w:t>
+        </w:r>
+      </w:ins>
+      <w:ins w:id="10075" w:author="Z. Zukowski" w:date="2026-05-22T00:00:00Z">
         <w:r>
           <w:t xml:space="preserve">is 3.8 times its holding HHI (0.148). A small number of delegates,</w:t>
         </w:r>
       </w:ins>
-      <w:ins w:id="10079" w:author="Z. Zukowski" w:date="2026-05-22T00:00:00Z">
-        <w:r>
-          <w:t xml:space="preserve"> </w:t>
-        </w:r>
-      </w:ins>
-      <w:ins w:id="10079" w:author="Z. Zukowski" w:date="2026-05-22T00:00:00Z">
+      <w:ins w:id="10075" w:author="Z. Zukowski" w:date="2026-05-22T00:00:00Z">
+        <w:r>
+          <w:t xml:space="preserve"> </w:t>
+        </w:r>
+      </w:ins>
+      <w:ins w:id="10075" w:author="Z. Zukowski" w:date="2026-05-22T00:00:00Z">
         <w:r>
           <w:t xml:space="preserve">likely foundation-affiliated or early-investor wallets, control</w:t>
         </w:r>
       </w:ins>
-      <w:ins w:id="10079" w:author="Z. Zukowski" w:date="2026-05-22T00:00:00Z">
-        <w:r>
-          <w:t xml:space="preserve"> </w:t>
-        </w:r>
-      </w:ins>
-      <w:ins w:id="10079" w:author="Z. Zukowski" w:date="2026-05-22T00:00:00Z">
+      <w:ins w:id="10075" w:author="Z. Zukowski" w:date="2026-05-22T00:00:00Z">
+        <w:r>
+          <w:t xml:space="preserve"> </w:t>
+        </w:r>
+      </w:ins>
+      <w:ins w:id="10075" w:author="Z. Zukowski" w:date="2026-05-22T00:00:00Z">
         <w:r>
           <w:t xml:space="preserve">governance outcomes despite relatively distributed token holdings.</w:t>
         </w:r>
@@ -21770,7 +21801,7 @@
       <w:pPr>
         <w:pStyle w:val="BodyText"/>
       </w:pPr>
-      <w:ins w:id="10080" w:author="Z. Zukowski" w:date="2026-05-22T00:00:00Z">
+      <w:ins w:id="10076" w:author="Z. Zukowski" w:date="2026-05-22T00:00:00Z">
         <w:r>
           <w:rPr>
             <w:b/>
@@ -21781,7 +21812,7 @@
           <w:t xml:space="preserve">Table 6.</w:t>
         </w:r>
       </w:ins>
-      <w:ins w:id="10080" w:author="Z. Zukowski" w:date="2026-05-22T00:00:00Z">
+      <w:ins w:id="10076" w:author="Z. Zukowski" w:date="2026-05-22T00:00:00Z">
         <w:r>
           <w:rPr>
             <w:i/>
@@ -21790,7 +21821,7 @@
           <w:t xml:space="preserve"> </w:t>
         </w:r>
       </w:ins>
-      <w:ins w:id="10080" w:author="Z. Zukowski" w:date="2026-05-22T00:00:00Z">
+      <w:ins w:id="10076" w:author="Z. Zukowski" w:date="2026-05-22T00:00:00Z">
         <w:r>
           <w:rPr>
             <w:i/>
@@ -21804,57 +21835,57 @@
       <w:pPr>
         <w:pStyle w:val="BodyText"/>
       </w:pPr>
-      <w:ins w:id="10081" w:author="Z. Zukowski" w:date="2026-05-22T00:00:00Z">
+      <w:ins w:id="10077" w:author="Z. Zukowski" w:date="2026-05-22T00:00:00Z">
         <w:r>
           <w:t xml:space="preserve">† Compound and Arbitrum voting HHI sourced from Snapshot (n = 138 and n = 5,466 unique voters respectively in the 12-month rolling-window measurement period) where Snapshot’s active-voter pool exceeded Tally’s top-100-delegate sampling. AAVE, Uniswap, Optimism,</w:t>
         </w:r>
       </w:ins>
-      <w:ins w:id="10081" w:author="Z. Zukowski" w:date="2026-05-22T00:00:00Z">
-        <w:r>
-          <w:t xml:space="preserve"> </w:t>
-        </w:r>
-      </w:ins>
-      <w:ins w:id="10081" w:author="Z. Zukowski" w:date="2026-05-22T00:00:00Z">
+      <w:ins w:id="10077" w:author="Z. Zukowski" w:date="2026-05-22T00:00:00Z">
+        <w:r>
+          <w:t xml:space="preserve"> </w:t>
+        </w:r>
+      </w:ins>
+      <w:ins w:id="10077" w:author="Z. Zukowski" w:date="2026-05-22T00:00:00Z">
         <w:r>
           <w:t xml:space="preserve">GMX, and ENS use Tally (EVM-side delegate registry); DIMO, WeatherXM, and</w:t>
         </w:r>
       </w:ins>
-      <w:ins w:id="10081" w:author="Z. Zukowski" w:date="2026-05-22T00:00:00Z">
-        <w:r>
-          <w:t xml:space="preserve"> </w:t>
-        </w:r>
-      </w:ins>
-      <w:ins w:id="10081" w:author="Z. Zukowski" w:date="2026-05-22T00:00:00Z">
+      <w:ins w:id="10077" w:author="Z. Zukowski" w:date="2026-05-22T00:00:00Z">
+        <w:r>
+          <w:t xml:space="preserve"> </w:t>
+        </w:r>
+      </w:ins>
+      <w:ins w:id="10077" w:author="Z. Zukowski" w:date="2026-05-22T00:00:00Z">
         <w:r>
           <w:t xml:space="preserve">Lido use Snapshot (Tally is not deployed for these EVM protocols). JUP,</w:t>
         </w:r>
       </w:ins>
-      <w:ins w:id="10081" w:author="Z. Zukowski" w:date="2026-05-22T00:00:00Z">
-        <w:r>
-          <w:t xml:space="preserve"> </w:t>
-        </w:r>
-      </w:ins>
-      <w:ins w:id="10081" w:author="Z. Zukowski" w:date="2026-05-22T00:00:00Z">
+      <w:ins w:id="10077" w:author="Z. Zukowski" w:date="2026-05-22T00:00:00Z">
+        <w:r>
+          <w:t xml:space="preserve"> </w:t>
+        </w:r>
+      </w:ins>
+      <w:ins w:id="10077" w:author="Z. Zukowski" w:date="2026-05-22T00:00:00Z">
         <w:r>
           <w:t xml:space="preserve">HNT, and DRIFT use Solana on-chain governance program parsing (JUP via</w:t>
         </w:r>
       </w:ins>
-      <w:ins w:id="10081" w:author="Z. Zukowski" w:date="2026-05-22T00:00:00Z">
-        <w:r>
-          <w:t xml:space="preserve"> </w:t>
-        </w:r>
-      </w:ins>
-      <w:ins w:id="10081" w:author="Z. Zukowski" w:date="2026-05-22T00:00:00Z">
+      <w:ins w:id="10077" w:author="Z. Zukowski" w:date="2026-05-22T00:00:00Z">
+        <w:r>
+          <w:t xml:space="preserve"> </w:t>
+        </w:r>
+      </w:ins>
+      <w:ins w:id="10077" w:author="Z. Zukowski" w:date="2026-05-22T00:00:00Z">
         <w:r>
           <w:t xml:space="preserve">Dune</w:t>
         </w:r>
       </w:ins>
-      <w:ins w:id="10081" w:author="Z. Zukowski" w:date="2026-05-22T00:00:00Z">
-        <w:r>
-          <w:t xml:space="preserve"> </w:t>
-        </w:r>
-      </w:ins>
-      <w:ins w:id="10081" w:author="Z. Zukowski" w:date="2026-05-22T00:00:00Z">
+      <w:ins w:id="10077" w:author="Z. Zukowski" w:date="2026-05-22T00:00:00Z">
+        <w:r>
+          <w:t xml:space="preserve"> </w:t>
+        </w:r>
+      </w:ins>
+      <w:ins w:id="10077" w:author="Z. Zukowski" w:date="2026-05-22T00:00:00Z">
         <w:r>
           <w:rPr>
             <w:rStyle w:val="VerbatimChar"/>
@@ -21862,52 +21893,52 @@
           <w:t xml:space="preserve">jupiter_solana.govern_call_setvote</w:t>
         </w:r>
       </w:ins>
-      <w:ins w:id="10081" w:author="Z. Zukowski" w:date="2026-05-22T00:00:00Z">
-        <w:r>
-          <w:t xml:space="preserve"> </w:t>
-        </w:r>
-      </w:ins>
-      <w:ins w:id="10081" w:author="Z. Zukowski" w:date="2026-05-22T00:00:00Z">
+      <w:ins w:id="10077" w:author="Z. Zukowski" w:date="2026-05-22T00:00:00Z">
+        <w:r>
+          <w:t xml:space="preserve"> </w:t>
+        </w:r>
+      </w:ins>
+      <w:ins w:id="10077" w:author="Z. Zukowski" w:date="2026-05-22T00:00:00Z">
         <w:r>
           <w:t xml:space="preserve">decoded namespace with per-signer</w:t>
         </w:r>
       </w:ins>
-      <w:ins w:id="10081" w:author="Z. Zukowski" w:date="2026-05-22T00:00:00Z">
-        <w:r>
-          <w:t xml:space="preserve"> </w:t>
-        </w:r>
-      </w:ins>
-      <w:ins w:id="10081" w:author="Z. Zukowski" w:date="2026-05-22T00:00:00Z">
+      <w:ins w:id="10077" w:author="Z. Zukowski" w:date="2026-05-22T00:00:00Z">
+        <w:r>
+          <w:t xml:space="preserve"> </w:t>
+        </w:r>
+      </w:ins>
+      <w:ins w:id="10077" w:author="Z. Zukowski" w:date="2026-05-22T00:00:00Z">
         <w:r>
           <w:t xml:space="preserve">max-weight aggregation; HNT and DRIFT via Helius RPC parsing of the</w:t>
         </w:r>
       </w:ins>
-      <w:ins w:id="10081" w:author="Z. Zukowski" w:date="2026-05-22T00:00:00Z">
-        <w:r>
-          <w:t xml:space="preserve"> </w:t>
-        </w:r>
-      </w:ins>
-      <w:ins w:id="10081" w:author="Z. Zukowski" w:date="2026-05-22T00:00:00Z">
+      <w:ins w:id="10077" w:author="Z. Zukowski" w:date="2026-05-22T00:00:00Z">
+        <w:r>
+          <w:t xml:space="preserve"> </w:t>
+        </w:r>
+      </w:ins>
+      <w:ins w:id="10077" w:author="Z. Zukowski" w:date="2026-05-22T00:00:00Z">
         <w:r>
           <w:t xml:space="preserve">respective SPL Governance program VoteRecordV2 accounts) because Tally</w:t>
         </w:r>
       </w:ins>
-      <w:ins w:id="10081" w:author="Z. Zukowski" w:date="2026-05-22T00:00:00Z">
-        <w:r>
-          <w:t xml:space="preserve"> </w:t>
-        </w:r>
-      </w:ins>
-      <w:ins w:id="10081" w:author="Z. Zukowski" w:date="2026-05-22T00:00:00Z">
+      <w:ins w:id="10077" w:author="Z. Zukowski" w:date="2026-05-22T00:00:00Z">
+        <w:r>
+          <w:t xml:space="preserve"> </w:t>
+        </w:r>
+      </w:ins>
+      <w:ins w:id="10077" w:author="Z. Zukowski" w:date="2026-05-22T00:00:00Z">
         <w:r>
           <w:t xml:space="preserve">is not deployed for Solana protocols and on-chain governance state is the</w:t>
         </w:r>
       </w:ins>
-      <w:ins w:id="10081" w:author="Z. Zukowski" w:date="2026-05-22T00:00:00Z">
-        <w:r>
-          <w:t xml:space="preserve"> </w:t>
-        </w:r>
-      </w:ins>
-      <w:ins w:id="10081" w:author="Z. Zukowski" w:date="2026-05-22T00:00:00Z">
+      <w:ins w:id="10077" w:author="Z. Zukowski" w:date="2026-05-22T00:00:00Z">
+        <w:r>
+          <w:t xml:space="preserve"> </w:t>
+        </w:r>
+      </w:ins>
+      <w:ins w:id="10077" w:author="Z. Zukowski" w:date="2026-05-22T00:00:00Z">
         <w:r>
           <w:t xml:space="preserve">apples-to-apples comparable surface to Tally’s EVM delegate registries.</w:t>
         </w:r>
@@ -21917,57 +21948,57 @@
       <w:pPr>
         <w:pStyle w:val="BodyText"/>
       </w:pPr>
-      <w:ins w:id="10082" w:author="Z. Zukowski" w:date="2026-05-22T00:00:00Z">
+      <w:ins w:id="10078" w:author="Z. Zukowski" w:date="2026-05-22T00:00:00Z">
         <w:r>
           <w:t xml:space="preserve">‡ GMX and ENS values from paginated Tally top-100 delegate pulls</w:t>
         </w:r>
       </w:ins>
-      <w:ins w:id="10082" w:author="Z. Zukowski" w:date="2026-05-22T00:00:00Z">
-        <w:r>
-          <w:t xml:space="preserve"> </w:t>
-        </w:r>
-      </w:ins>
-      <w:ins w:id="10082" w:author="Z. Zukowski" w:date="2026-05-22T00:00:00Z">
+      <w:ins w:id="10078" w:author="Z. Zukowski" w:date="2026-05-22T00:00:00Z">
+        <w:r>
+          <w:t xml:space="preserve"> </w:t>
+        </w:r>
+      </w:ins>
+      <w:ins w:id="10078" w:author="Z. Zukowski" w:date="2026-05-22T00:00:00Z">
         <w:r>
           <w:t xml:space="preserve">(May 2026). Snapshot date drift between the March 2026 baseline (used for</w:t>
         </w:r>
       </w:ins>
-      <w:ins w:id="10082" w:author="Z. Zukowski" w:date="2026-05-22T00:00:00Z">
-        <w:r>
-          <w:t xml:space="preserve"> </w:t>
-        </w:r>
-      </w:ins>
-      <w:ins w:id="10082" w:author="Z. Zukowski" w:date="2026-05-22T00:00:00Z">
+      <w:ins w:id="10078" w:author="Z. Zukowski" w:date="2026-05-22T00:00:00Z">
+        <w:r>
+          <w:t xml:space="preserve"> </w:t>
+        </w:r>
+      </w:ins>
+      <w:ins w:id="10078" w:author="Z. Zukowski" w:date="2026-05-22T00:00:00Z">
         <w:r>
           <w:t xml:space="preserve">the eight protocols with March 2026 voting data) and May 2026 (used</w:t>
         </w:r>
       </w:ins>
-      <w:ins w:id="10082" w:author="Z. Zukowski" w:date="2026-05-22T00:00:00Z">
-        <w:r>
-          <w:t xml:space="preserve"> </w:t>
-        </w:r>
-      </w:ins>
-      <w:ins w:id="10082" w:author="Z. Zukowski" w:date="2026-05-22T00:00:00Z">
+      <w:ins w:id="10078" w:author="Z. Zukowski" w:date="2026-05-22T00:00:00Z">
+        <w:r>
+          <w:t xml:space="preserve"> </w:t>
+        </w:r>
+      </w:ins>
+      <w:ins w:id="10078" w:author="Z. Zukowski" w:date="2026-05-22T00:00:00Z">
         <w:r>
           <w:t xml:space="preserve">for GMX and ENS) means rank-ordering across protocols is the durable</w:t>
         </w:r>
       </w:ins>
-      <w:ins w:id="10082" w:author="Z. Zukowski" w:date="2026-05-22T00:00:00Z">
-        <w:r>
-          <w:t xml:space="preserve"> </w:t>
-        </w:r>
-      </w:ins>
-      <w:ins w:id="10082" w:author="Z. Zukowski" w:date="2026-05-22T00:00:00Z">
+      <w:ins w:id="10078" w:author="Z. Zukowski" w:date="2026-05-22T00:00:00Z">
+        <w:r>
+          <w:t xml:space="preserve"> </w:t>
+        </w:r>
+      </w:ins>
+      <w:ins w:id="10078" w:author="Z. Zukowski" w:date="2026-05-22T00:00:00Z">
         <w:r>
           <w:t xml:space="preserve">inferential property, with absolute magnitudes subject to delegate-pool</w:t>
         </w:r>
       </w:ins>
-      <w:ins w:id="10082" w:author="Z. Zukowski" w:date="2026-05-22T00:00:00Z">
-        <w:r>
-          <w:t xml:space="preserve"> </w:t>
-        </w:r>
-      </w:ins>
-      <w:ins w:id="10082" w:author="Z. Zukowski" w:date="2026-05-22T00:00:00Z">
+      <w:ins w:id="10078" w:author="Z. Zukowski" w:date="2026-05-22T00:00:00Z">
+        <w:r>
+          <w:t xml:space="preserve"> </w:t>
+        </w:r>
+      </w:ins>
+      <w:ins w:id="10078" w:author="Z. Zukowski" w:date="2026-05-22T00:00:00Z">
         <w:r>
           <w:t xml:space="preserve">changes over multi-month windows.</w:t>
         </w:r>
@@ -21977,47 +22008,47 @@
       <w:pPr>
         <w:pStyle w:val="BodyText"/>
       </w:pPr>
-      <w:ins w:id="10083" w:author="Z. Zukowski" w:date="2026-05-22T00:00:00Z">
+      <w:ins w:id="10079" w:author="Z. Zukowski" w:date="2026-05-22T00:00:00Z">
         <w:r>
           <w:t xml:space="preserve">§ Aave voting HHI 0.058 from Tally all-delegates pull (N = 150,911); the</w:t>
         </w:r>
       </w:ins>
-      <w:ins w:id="10083" w:author="Z. Zukowski" w:date="2026-05-22T00:00:00Z">
-        <w:r>
-          <w:t xml:space="preserve"> </w:t>
-        </w:r>
-      </w:ins>
-      <w:ins w:id="10083" w:author="Z. Zukowski" w:date="2026-05-22T00:00:00Z">
+      <w:ins w:id="10079" w:author="Z. Zukowski" w:date="2026-05-22T00:00:00Z">
+        <w:r>
+          <w:t xml:space="preserve"> </w:t>
+        </w:r>
+      </w:ins>
+      <w:ins w:id="10079" w:author="Z. Zukowski" w:date="2026-05-22T00:00:00Z">
         <w:r>
           <w:t xml:space="preserve">all-delegates depth establishes ARB at maximum 437,453-delegate depth as</w:t>
         </w:r>
       </w:ins>
-      <w:ins w:id="10083" w:author="Z. Zukowski" w:date="2026-05-22T00:00:00Z">
-        <w:r>
-          <w:t xml:space="preserve"> </w:t>
-        </w:r>
-      </w:ins>
-      <w:ins w:id="10083" w:author="Z. Zukowski" w:date="2026-05-22T00:00:00Z">
+      <w:ins w:id="10079" w:author="Z. Zukowski" w:date="2026-05-22T00:00:00Z">
+        <w:r>
+          <w:t xml:space="preserve"> </w:t>
+        </w:r>
+      </w:ins>
+      <w:ins w:id="10079" w:author="Z. Zukowski" w:date="2026-05-22T00:00:00Z">
         <w:r>
           <w:t xml:space="preserve">the deepest-N anchor for the methodology-floor sensitivity analysis. Four</w:t>
         </w:r>
       </w:ins>
-      <w:ins w:id="10083" w:author="Z. Zukowski" w:date="2026-05-22T00:00:00Z">
-        <w:r>
-          <w:t xml:space="preserve"> </w:t>
-        </w:r>
-      </w:ins>
-      <w:ins w:id="10083" w:author="Z. Zukowski" w:date="2026-05-22T00:00:00Z">
+      <w:ins w:id="10079" w:author="Z. Zukowski" w:date="2026-05-22T00:00:00Z">
+        <w:r>
+          <w:t xml:space="preserve"> </w:t>
+        </w:r>
+      </w:ins>
+      <w:ins w:id="10079" w:author="Z. Zukowski" w:date="2026-05-22T00:00:00Z">
         <w:r>
           <w:t xml:space="preserve">deeper-N sweeps (AAVE + COMP + UNI + ARB) produce sub-0.005 HHI shifts vs</w:t>
         </w:r>
       </w:ins>
-      <w:ins w:id="10083" w:author="Z. Zukowski" w:date="2026-05-22T00:00:00Z">
-        <w:r>
-          <w:t xml:space="preserve"> </w:t>
-        </w:r>
-      </w:ins>
-      <w:ins w:id="10083" w:author="Z. Zukowski" w:date="2026-05-22T00:00:00Z">
+      <w:ins w:id="10079" w:author="Z. Zukowski" w:date="2026-05-22T00:00:00Z">
+        <w:r>
+          <w:t xml:space="preserve"> </w:t>
+        </w:r>
+      </w:ins>
+      <w:ins w:id="10079" w:author="Z. Zukowski" w:date="2026-05-22T00:00:00Z">
         <w:r>
           <w:t xml:space="preserve">top-1000 baseline, confirming the top-1000 methodology floor.</w:t>
         </w:r>
@@ -22027,27 +22058,27 @@
       <w:pPr>
         <w:pStyle w:val="BodyText"/>
       </w:pPr>
-      <w:ins w:id="10084" w:author="Z. Zukowski" w:date="2026-05-22T00:00:00Z">
+      <w:ins w:id="10080" w:author="Z. Zukowski" w:date="2026-05-22T00:00:00Z">
         <w:r>
           <w:t xml:space="preserve">¶ Solana voting HHI values from on-chain governance program parsing</w:t>
         </w:r>
       </w:ins>
-      <w:ins w:id="10084" w:author="Z. Zukowski" w:date="2026-05-22T00:00:00Z">
-        <w:r>
-          <w:t xml:space="preserve"> </w:t>
-        </w:r>
-      </w:ins>
-      <w:ins w:id="10084" w:author="Z. Zukowski" w:date="2026-05-22T00:00:00Z">
+      <w:ins w:id="10080" w:author="Z. Zukowski" w:date="2026-05-22T00:00:00Z">
+        <w:r>
+          <w:t xml:space="preserve"> </w:t>
+        </w:r>
+      </w:ins>
+      <w:ins w:id="10080" w:author="Z. Zukowski" w:date="2026-05-22T00:00:00Z">
         <w:r>
           <w:t xml:space="preserve">via Helius RPC and Dune decoded namespace: JUP via</w:t>
         </w:r>
       </w:ins>
-      <w:ins w:id="10084" w:author="Z. Zukowski" w:date="2026-05-22T00:00:00Z">
-        <w:r>
-          <w:t xml:space="preserve"> </w:t>
-        </w:r>
-      </w:ins>
-      <w:ins w:id="10084" w:author="Z. Zukowski" w:date="2026-05-22T00:00:00Z">
+      <w:ins w:id="10080" w:author="Z. Zukowski" w:date="2026-05-22T00:00:00Z">
+        <w:r>
+          <w:t xml:space="preserve"> </w:t>
+        </w:r>
+      </w:ins>
+      <w:ins w:id="10080" w:author="Z. Zukowski" w:date="2026-05-22T00:00:00Z">
         <w:r>
           <w:rPr>
             <w:rStyle w:val="VerbatimChar"/>
@@ -22055,112 +22086,112 @@
           <w:t xml:space="preserve">jupiter_solana.govern_call_setvote</w:t>
         </w:r>
       </w:ins>
-      <w:ins w:id="10084" w:author="Z. Zukowski" w:date="2026-05-22T00:00:00Z">
-        <w:r>
-          <w:t xml:space="preserve"> </w:t>
-        </w:r>
-      </w:ins>
-      <w:ins w:id="10084" w:author="Z. Zukowski" w:date="2026-05-22T00:00:00Z">
+      <w:ins w:id="10080" w:author="Z. Zukowski" w:date="2026-05-22T00:00:00Z">
+        <w:r>
+          <w:t xml:space="preserve"> </w:t>
+        </w:r>
+      </w:ins>
+      <w:ins w:id="10080" w:author="Z. Zukowski" w:date="2026-05-22T00:00:00Z">
         <w:r>
           <w:t xml:space="preserve">(per-signer max(weight) aggregation; delegated-vote design; each token</w:t>
         </w:r>
       </w:ins>
-      <w:ins w:id="10084" w:author="Z. Zukowski" w:date="2026-05-22T00:00:00Z">
-        <w:r>
-          <w:t xml:space="preserve"> </w:t>
-        </w:r>
-      </w:ins>
-      <w:ins w:id="10084" w:author="Z. Zukowski" w:date="2026-05-22T00:00:00Z">
+      <w:ins w:id="10080" w:author="Z. Zukowski" w:date="2026-05-22T00:00:00Z">
+        <w:r>
+          <w:t xml:space="preserve"> </w:t>
+        </w:r>
+      </w:ins>
+      <w:ins w:id="10080" w:author="Z. Zukowski" w:date="2026-05-22T00:00:00Z">
         <w:r>
           <w:t xml:space="preserve">equals one vote); HNT and DRIFT via Voter Stake Registry (VSR)</w:t>
         </w:r>
       </w:ins>
-      <w:ins w:id="10084" w:author="Z. Zukowski" w:date="2026-05-22T00:00:00Z">
-        <w:r>
-          <w:t xml:space="preserve"> </w:t>
-        </w:r>
-      </w:ins>
-      <w:ins w:id="10084" w:author="Z. Zukowski" w:date="2026-05-22T00:00:00Z">
+      <w:ins w:id="10080" w:author="Z. Zukowski" w:date="2026-05-22T00:00:00Z">
+        <w:r>
+          <w:t xml:space="preserve"> </w:t>
+        </w:r>
+      </w:ins>
+      <w:ins w:id="10080" w:author="Z. Zukowski" w:date="2026-05-22T00:00:00Z">
         <w:r>
           <w:t xml:space="preserve">lockup-weighted vote design where vote weight is locked-amount</w:t>
         </w:r>
       </w:ins>
-      <w:ins w:id="10084" w:author="Z. Zukowski" w:date="2026-05-22T00:00:00Z">
-        <w:r>
-          <w:t xml:space="preserve"> </w:t>
-        </w:r>
-      </w:ins>
-      <w:ins w:id="10084" w:author="Z. Zukowski" w:date="2026-05-22T00:00:00Z">
+      <w:ins w:id="10080" w:author="Z. Zukowski" w:date="2026-05-22T00:00:00Z">
+        <w:r>
+          <w:t xml:space="preserve"> </w:t>
+        </w:r>
+      </w:ins>
+      <w:ins w:id="10080" w:author="Z. Zukowski" w:date="2026-05-22T00:00:00Z">
         <w:r>
           <w:t xml:space="preserve">multiplied by lockup-duration multiplier (HNT VSR saturates at four-year</w:t>
         </w:r>
       </w:ins>
-      <w:ins w:id="10084" w:author="Z. Zukowski" w:date="2026-05-22T00:00:00Z">
-        <w:r>
-          <w:t xml:space="preserve"> </w:t>
-        </w:r>
-      </w:ins>
-      <w:ins w:id="10084" w:author="Z. Zukowski" w:date="2026-05-22T00:00:00Z">
+      <w:ins w:id="10080" w:author="Z. Zukowski" w:date="2026-05-22T00:00:00Z">
+        <w:r>
+          <w:t xml:space="preserve"> </w:t>
+        </w:r>
+      </w:ins>
+      <w:ins w:id="10080" w:author="Z. Zukowski" w:date="2026-05-22T00:00:00Z">
         <w:r>
           <w:t xml:space="preserve">lockup; DRIFT VSR uses analogous lockup multiplier; both classified as</w:t>
         </w:r>
       </w:ins>
-      <w:ins w:id="10084" w:author="Z. Zukowski" w:date="2026-05-22T00:00:00Z">
-        <w:r>
-          <w:t xml:space="preserve"> </w:t>
-        </w:r>
-      </w:ins>
-      <w:ins w:id="10084" w:author="Z. Zukowski" w:date="2026-05-22T00:00:00Z">
+      <w:ins w:id="10080" w:author="Z. Zukowski" w:date="2026-05-22T00:00:00Z">
+        <w:r>
+          <w:t xml:space="preserve"> </w:t>
+        </w:r>
+      </w:ins>
+      <w:ins w:id="10080" w:author="Z. Zukowski" w:date="2026-05-22T00:00:00Z">
         <w:r>
           <w:t xml:space="preserve">VSR-lockup-weighted). HNT presented as</w:t>
         </w:r>
       </w:ins>
-      <w:ins w:id="10084" w:author="Z. Zukowski" w:date="2026-05-22T00:00:00Z">
-        <w:r>
-          <w:t xml:space="preserve"> </w:t>
-        </w:r>
-      </w:ins>
-      <w:ins w:id="10084" w:author="Z. Zukowski" w:date="2026-05-22T00:00:00Z">
+      <w:ins w:id="10080" w:author="Z. Zukowski" w:date="2026-05-22T00:00:00Z">
+        <w:r>
+          <w:t xml:space="preserve"> </w:t>
+        </w:r>
+      </w:ins>
+      <w:ins w:id="10080" w:author="Z. Zukowski" w:date="2026-05-22T00:00:00Z">
         <w:r>
           <w:t xml:space="preserve">sensitivity range under VSR position-state reconstruction with 14.8</w:t>
         </w:r>
       </w:ins>
-      <w:ins w:id="10084" w:author="Z. Zukowski" w:date="2026-05-22T00:00:00Z">
-        <w:r>
-          <w:t xml:space="preserve"> </w:t>
-        </w:r>
-      </w:ins>
-      <w:ins w:id="10084" w:author="Z. Zukowski" w:date="2026-05-22T00:00:00Z">
+      <w:ins w:id="10080" w:author="Z. Zukowski" w:date="2026-05-22T00:00:00Z">
+        <w:r>
+          <w:t xml:space="preserve"> </w:t>
+        </w:r>
+      </w:ins>
+      <w:ins w:id="10080" w:author="Z. Zukowski" w:date="2026-05-22T00:00:00Z">
         <w:r>
           <w:t xml:space="preserve">percent closed-position rate bracketing the bounds. The within-Solana</w:t>
         </w:r>
       </w:ins>
-      <w:ins w:id="10084" w:author="Z. Zukowski" w:date="2026-05-22T00:00:00Z">
-        <w:r>
-          <w:t xml:space="preserve"> </w:t>
-        </w:r>
-      </w:ins>
-      <w:ins w:id="10084" w:author="Z. Zukowski" w:date="2026-05-22T00:00:00Z">
+      <w:ins w:id="10080" w:author="Z. Zukowski" w:date="2026-05-22T00:00:00Z">
+        <w:r>
+          <w:t xml:space="preserve"> </w:t>
+        </w:r>
+      </w:ins>
+      <w:ins w:id="10080" w:author="Z. Zukowski" w:date="2026-05-22T00:00:00Z">
         <w:r>
           <w:t xml:space="preserve">sample (N=3) is discussed in Section 4.5.4 within-Solana governance</w:t>
         </w:r>
       </w:ins>
-      <w:ins w:id="10084" w:author="Z. Zukowski" w:date="2026-05-22T00:00:00Z">
-        <w:r>
-          <w:t xml:space="preserve"> </w:t>
-        </w:r>
-      </w:ins>
-      <w:ins w:id="10084" w:author="Z. Zukowski" w:date="2026-05-22T00:00:00Z">
+      <w:ins w:id="10080" w:author="Z. Zukowski" w:date="2026-05-22T00:00:00Z">
+        <w:r>
+          <w:t xml:space="preserve"> </w:t>
+        </w:r>
+      </w:ins>
+      <w:ins w:id="10080" w:author="Z. Zukowski" w:date="2026-05-22T00:00:00Z">
         <w:r>
           <w:t xml:space="preserve">heterogeneity subsection; JUP at 0.12x ratio is the most-extreme</w:t>
         </w:r>
       </w:ins>
-      <w:ins w:id="10084" w:author="Z. Zukowski" w:date="2026-05-22T00:00:00Z">
-        <w:r>
-          <w:t xml:space="preserve"> </w:t>
-        </w:r>
-      </w:ins>
-      <w:ins w:id="10084" w:author="Z. Zukowski" w:date="2026-05-22T00:00:00Z">
+      <w:ins w:id="10080" w:author="Z. Zukowski" w:date="2026-05-22T00:00:00Z">
+        <w:r>
+          <w:t xml:space="preserve"> </w:t>
+        </w:r>
+      </w:ins>
+      <w:ins w:id="10080" w:author="Z. Zukowski" w:date="2026-05-22T00:00:00Z">
         <w:r>
           <w:t xml:space="preserve">dispersion outlier in the cross-section.</w:t>
         </w:r>
@@ -22217,7 +22248,7 @@
       <w:pPr>
         <w:pStyle w:val="BodyText"/>
       </w:pPr>
-      <w:ins w:id="10085" w:author="Z. Zukowski" w:date="2026-05-22T00:00:00Z">
+      <w:ins w:id="10081" w:author="Z. Zukowski" w:date="2026-05-22T00:00:00Z">
         <w:r>
           <w:rPr>
             <w:b/>
@@ -22228,7 +22259,7 @@
           <w:t xml:space="preserve">Figure 4.</w:t>
         </w:r>
       </w:ins>
-      <w:ins w:id="10085" w:author="Z. Zukowski" w:date="2026-05-22T00:00:00Z">
+      <w:ins w:id="10081" w:author="Z. Zukowski" w:date="2026-05-22T00:00:00Z">
         <w:r>
           <w:rPr>
             <w:i/>
@@ -22237,7 +22268,7 @@
           <w:t xml:space="preserve"> </w:t>
         </w:r>
       </w:ins>
-      <w:ins w:id="10085" w:author="Z. Zukowski" w:date="2026-05-22T00:00:00Z">
+      <w:ins w:id="10081" w:author="Z. Zukowski" w:date="2026-05-22T00:00:00Z">
         <w:r>
           <w:rPr>
             <w:i/>
@@ -22246,7 +22277,7 @@
           <w:t xml:space="preserve">Raw holding HHI (lower bar) vs. delegation-adjusted</w:t>
         </w:r>
       </w:ins>
-      <w:ins w:id="10085" w:author="Z. Zukowski" w:date="2026-05-22T00:00:00Z">
+      <w:ins w:id="10081" w:author="Z. Zukowski" w:date="2026-05-22T00:00:00Z">
         <w:r>
           <w:rPr>
             <w:i/>
@@ -22255,7 +22286,7 @@
           <w:t xml:space="preserve"> </w:t>
         </w:r>
       </w:ins>
-      <w:ins w:id="10085" w:author="Z. Zukowski" w:date="2026-05-22T00:00:00Z">
+      <w:ins w:id="10081" w:author="Z. Zukowski" w:date="2026-05-22T00:00:00Z">
         <w:r>
           <w:rPr>
             <w:i/>
@@ -22264,7 +22295,7 @@
           <w:t xml:space="preserve">voting HHI (upper bar) for the eighteen protocols with sufficient</w:t>
         </w:r>
       </w:ins>
-      <w:ins w:id="10085" w:author="Z. Zukowski" w:date="2026-05-22T00:00:00Z">
+      <w:ins w:id="10081" w:author="Z. Zukowski" w:date="2026-05-22T00:00:00Z">
         <w:r>
           <w:rPr>
             <w:i/>
@@ -22273,7 +22304,7 @@
           <w:t xml:space="preserve"> </w:t>
         </w:r>
       </w:ins>
-      <w:ins w:id="10085" w:author="Z. Zukowski" w:date="2026-05-22T00:00:00Z">
+      <w:ins w:id="10081" w:author="Z. Zukowski" w:date="2026-05-22T00:00:00Z">
         <w:r>
           <w:rPr>
             <w:i/>
@@ -22282,7 +22313,7 @@
           <w:t xml:space="preserve">governance activity, grouped by category (DeFi, DePIN, infrastructure), then by amplification ratio within category. Reading the figure:</w:t>
         </w:r>
       </w:ins>
-      <w:ins w:id="10085" w:author="Z. Zukowski" w:date="2026-05-22T00:00:00Z">
+      <w:ins w:id="10081" w:author="Z. Zukowski" w:date="2026-05-22T00:00:00Z">
         <w:r>
           <w:rPr>
             <w:i/>
@@ -22291,7 +22322,7 @@
           <w:t xml:space="preserve"> </w:t>
         </w:r>
       </w:ins>
-      <w:ins w:id="10085" w:author="Z. Zukowski" w:date="2026-05-22T00:00:00Z">
+      <w:ins w:id="10081" w:author="Z. Zukowski" w:date="2026-05-22T00:00:00Z">
         <w:r>
           <w:rPr>
             <w:i/>
@@ -22300,7 +22331,7 @@
           <w:t xml:space="preserve">the ratio label at the right of each pair gives voting HHI divided by</w:t>
         </w:r>
       </w:ins>
-      <w:ins w:id="10085" w:author="Z. Zukowski" w:date="2026-05-22T00:00:00Z">
+      <w:ins w:id="10081" w:author="Z. Zukowski" w:date="2026-05-22T00:00:00Z">
         <w:r>
           <w:rPr>
             <w:i/>
@@ -22309,7 +22340,7 @@
           <w:t xml:space="preserve"> </w:t>
         </w:r>
       </w:ins>
-      <w:ins w:id="10085" w:author="Z. Zukowski" w:date="2026-05-22T00:00:00Z">
+      <w:ins w:id="10081" w:author="Z. Zukowski" w:date="2026-05-22T00:00:00Z">
         <w:r>
           <w:rPr>
             <w:i/>
@@ -22318,7 +22349,7 @@
           <w:t xml:space="preserve">holding HHI; ratios above 1.0 indicate delegation amplifies concentration</w:t>
         </w:r>
       </w:ins>
-      <w:ins w:id="10085" w:author="Z. Zukowski" w:date="2026-05-22T00:00:00Z">
+      <w:ins w:id="10081" w:author="Z. Zukowski" w:date="2026-05-22T00:00:00Z">
         <w:r>
           <w:rPr>
             <w:i/>
@@ -22327,7 +22358,7 @@
           <w:t xml:space="preserve"> </w:t>
         </w:r>
       </w:ins>
-      <w:ins w:id="10085" w:author="Z. Zukowski" w:date="2026-05-22T00:00:00Z">
+      <w:ins w:id="10081" w:author="Z. Zukowski" w:date="2026-05-22T00:00:00Z">
         <w:r>
           <w:rPr>
             <w:i/>
@@ -22336,7 +22367,7 @@
           <w:t xml:space="preserve">(the upper bar is longer than the lower bar; green annotation), ratios</w:t>
         </w:r>
       </w:ins>
-      <w:ins w:id="10085" w:author="Z. Zukowski" w:date="2026-05-22T00:00:00Z">
+      <w:ins w:id="10081" w:author="Z. Zukowski" w:date="2026-05-22T00:00:00Z">
         <w:r>
           <w:rPr>
             <w:i/>
@@ -22345,7 +22376,7 @@
           <w:t xml:space="preserve"> </w:t>
         </w:r>
       </w:ins>
-      <w:ins w:id="10085" w:author="Z. Zukowski" w:date="2026-05-22T00:00:00Z">
+      <w:ins w:id="10081" w:author="Z. Zukowski" w:date="2026-05-22T00:00:00Z">
         <w:r>
           <w:rPr>
             <w:i/>
@@ -22354,7 +22385,7 @@
           <w:t xml:space="preserve">below 1.0 indicate delegation distributes it (red annotation). Thirteen</w:t>
         </w:r>
       </w:ins>
-      <w:ins w:id="10085" w:author="Z. Zukowski" w:date="2026-05-22T00:00:00Z">
+      <w:ins w:id="10081" w:author="Z. Zukowski" w:date="2026-05-22T00:00:00Z">
         <w:r>
           <w:rPr>
             <w:i/>
@@ -22363,7 +22394,7 @@
           <w:t xml:space="preserve"> </w:t>
         </w:r>
       </w:ins>
-      <w:ins w:id="10085" w:author="Z. Zukowski" w:date="2026-05-22T00:00:00Z">
+      <w:ins w:id="10081" w:author="Z. Zukowski" w:date="2026-05-22T00:00:00Z">
         <w:r>
           <w:rPr>
             <w:i/>
@@ -22372,7 +22403,7 @@
           <w:t xml:space="preserve">of eighteen protocols amplify, with ratios ranging from 2.5x (Gnosis) to</w:t>
         </w:r>
       </w:ins>
-      <w:ins w:id="10085" w:author="Z. Zukowski" w:date="2026-05-22T00:00:00Z">
+      <w:ins w:id="10081" w:author="Z. Zukowski" w:date="2026-05-22T00:00:00Z">
         <w:r>
           <w:rPr>
             <w:i/>
@@ -22381,7 +22412,7 @@
           <w:t xml:space="preserve"> </w:t>
         </w:r>
       </w:ins>
-      <w:ins w:id="10085" w:author="Z. Zukowski" w:date="2026-05-22T00:00:00Z">
+      <w:ins w:id="10081" w:author="Z. Zukowski" w:date="2026-05-22T00:00:00Z">
         <w:r>
           <w:rPr>
             <w:i/>
@@ -22390,7 +22421,7 @@
           <w:t xml:space="preserve">25.6x (Polkadot); five protocols show dispersion: ENS (0.48x), GMX</w:t>
         </w:r>
       </w:ins>
-      <w:ins w:id="10085" w:author="Z. Zukowski" w:date="2026-05-22T00:00:00Z">
+      <w:ins w:id="10081" w:author="Z. Zukowski" w:date="2026-05-22T00:00:00Z">
         <w:r>
           <w:rPr>
             <w:i/>
@@ -22399,7 +22430,7 @@
           <w:t xml:space="preserve"> </w:t>
         </w:r>
       </w:ins>
-      <w:ins w:id="10085" w:author="Z. Zukowski" w:date="2026-05-22T00:00:00Z">
+      <w:ins w:id="10081" w:author="Z. Zukowski" w:date="2026-05-22T00:00:00Z">
         <w:r>
           <w:rPr>
             <w:i/>
@@ -22408,7 +22439,7 @@
           <w:t xml:space="preserve">(0.87x), HNT (0.26x to 0.39x), JUP (0.12x, the most-extreme dispersion</w:t>
         </w:r>
       </w:ins>
-      <w:ins w:id="10085" w:author="Z. Zukowski" w:date="2026-05-22T00:00:00Z">
+      <w:ins w:id="10081" w:author="Z. Zukowski" w:date="2026-05-22T00:00:00Z">
         <w:r>
           <w:rPr>
             <w:i/>
@@ -22417,7 +22448,7 @@
           <w:t xml:space="preserve"> </w:t>
         </w:r>
       </w:ins>
-      <w:ins w:id="10085" w:author="Z. Zukowski" w:date="2026-05-22T00:00:00Z">
+      <w:ins w:id="10081" w:author="Z. Zukowski" w:date="2026-05-22T00:00:00Z">
         <w:r>
           <w:rPr>
             <w:i/>
@@ -22426,7 +22457,7 @@
           <w:t xml:space="preserve">outlier), and Livepeer (0.27x, the most pronounced DePIN governance</w:t>
         </w:r>
       </w:ins>
-      <w:ins w:id="10085" w:author="Z. Zukowski" w:date="2026-05-22T00:00:00Z">
+      <w:ins w:id="10081" w:author="Z. Zukowski" w:date="2026-05-22T00:00:00Z">
         <w:r>
           <w:rPr>
             <w:i/>
@@ -22435,7 +22466,7 @@
           <w:t xml:space="preserve"> </w:t>
         </w:r>
       </w:ins>
-      <w:ins w:id="10085" w:author="Z. Zukowski" w:date="2026-05-22T00:00:00Z">
+      <w:ins w:id="10081" w:author="Z. Zukowski" w:date="2026-05-22T00:00:00Z">
         <w:r>
           <w:rPr>
             <w:i/>
@@ -22444,7 +22475,7 @@
           <w:t xml:space="preserve">disperser). Per-protocol values and source notes are in Table 6 and</w:t>
         </w:r>
       </w:ins>
-      <w:ins w:id="10085" w:author="Z. Zukowski" w:date="2026-05-22T00:00:00Z">
+      <w:ins w:id="10081" w:author="Z. Zukowski" w:date="2026-05-22T00:00:00Z">
         <w:r>
           <w:rPr>
             <w:i/>
@@ -22453,7 +22484,7 @@
           <w:t xml:space="preserve"> </w:t>
         </w:r>
       </w:ins>
-      <w:ins w:id="10085" w:author="Z. Zukowski" w:date="2026-05-22T00:00:00Z">
+      <w:ins w:id="10081" w:author="Z. Zukowski" w:date="2026-05-22T00:00:00Z">
         <w:r>
           <w:rPr>
             <w:i/>
@@ -22462,7 +22493,7 @@
           <w:t xml:space="preserve">Supplement S15. Snapshot rows aggregate unique voters across all</w:t>
         </w:r>
       </w:ins>
-      <w:ins w:id="10085" w:author="Z. Zukowski" w:date="2026-05-22T00:00:00Z">
+      <w:ins w:id="10081" w:author="Z. Zukowski" w:date="2026-05-22T00:00:00Z">
         <w:r>
           <w:rPr>
             <w:i/>
@@ -22471,7 +22502,7 @@
           <w:t xml:space="preserve"> </w:t>
         </w:r>
       </w:ins>
-      <w:ins w:id="10085" w:author="Z. Zukowski" w:date="2026-05-22T00:00:00Z">
+      <w:ins w:id="10081" w:author="Z. Zukowski" w:date="2026-05-22T00:00:00Z">
         <w:r>
           <w:rPr>
             <w:i/>
@@ -22480,7 +22511,7 @@
           <w:t xml:space="preserve">proposals in a 12-month rolling window; Tally rows reflect top-1000</w:t>
         </w:r>
       </w:ins>
-      <w:ins w:id="10085" w:author="Z. Zukowski" w:date="2026-05-22T00:00:00Z">
+      <w:ins w:id="10081" w:author="Z. Zukowski" w:date="2026-05-22T00:00:00Z">
         <w:r>
           <w:rPr>
             <w:i/>
@@ -22489,7 +22520,7 @@
           <w:t xml:space="preserve"> </w:t>
         </w:r>
       </w:ins>
-      <w:ins w:id="10085" w:author="Z. Zukowski" w:date="2026-05-22T00:00:00Z">
+      <w:ins w:id="10081" w:author="Z. Zukowski" w:date="2026-05-22T00:00:00Z">
         <w:r>
           <w:rPr>
             <w:i/>
@@ -22503,9 +22534,579 @@
       <w:pPr>
         <w:pStyle w:val="BodyText"/>
       </w:pPr>
+      <w:ins w:id="10082" w:author="Z. Zukowski" w:date="2026-05-22T00:00:00Z">
+        <w:r>
+          <w:t xml:space="preserve">Seven DeFi protocols sampled show varying delegation outcomes: JUP</w:t>
+        </w:r>
+      </w:ins>
+      <w:ins w:id="10082" w:author="Z. Zukowski" w:date="2026-05-22T00:00:00Z">
+        <w:r>
+          <w:t xml:space="preserve"> </w:t>
+        </w:r>
+      </w:ins>
+      <w:ins w:id="10082" w:author="Z. Zukowski" w:date="2026-05-22T00:00:00Z">
+        <w:r>
+          <w:t xml:space="preserve">(0.12x, most-extreme dispersion outlier per Section 4.5.4 Solana</w:t>
+        </w:r>
+      </w:ins>
+      <w:ins w:id="10082" w:author="Z. Zukowski" w:date="2026-05-22T00:00:00Z">
+        <w:r>
+          <w:t xml:space="preserve"> </w:t>
+        </w:r>
+      </w:ins>
+      <w:ins w:id="10082" w:author="Z. Zukowski" w:date="2026-05-22T00:00:00Z">
+        <w:r>
+          <w:t xml:space="preserve">delegated-vote with broad-airdrop-user-base mechanism), GMX (0.87x, disperses; methodology-sensitive crossover from amplification 1.2x at top-100 sample to dispersion at top-1000 sample; Section 4.5.1.1), DRIFT (3.1x, amplifier; Solana VSR-lockup-weighted per</w:t>
+        </w:r>
+      </w:ins>
+      <w:ins w:id="10082" w:author="Z. Zukowski" w:date="2026-05-22T00:00:00Z">
+        <w:r>
+          <w:t xml:space="preserve"> </w:t>
+        </w:r>
+      </w:ins>
+      <w:ins w:id="10082" w:author="Z. Zukowski" w:date="2026-05-22T00:00:00Z">
+        <w:r>
+          <w:t xml:space="preserve">Section 4.5.4), Uniswap (2.7x), Aave (4.4x), Lido</w:t>
+        </w:r>
+      </w:ins>
+      <w:ins w:id="10082" w:author="Z. Zukowski" w:date="2026-05-22T00:00:00Z">
+        <w:r>
+          <w:t xml:space="preserve"> </w:t>
+        </w:r>
+      </w:ins>
+      <w:ins w:id="10082" w:author="Z. Zukowski" w:date="2026-05-22T00:00:00Z">
+        <w:r>
+          <w:t xml:space="preserve">(6.3x), and Compound (9.9x; the highest among the protocols drawn in this figure). The Uniswap result is</w:t>
+        </w:r>
+      </w:ins>
+      <w:ins w:id="10082" w:author="Z. Zukowski" w:date="2026-05-22T00:00:00Z">
+        <w:r>
+          <w:t xml:space="preserve"> </w:t>
+        </w:r>
+      </w:ins>
+      <w:ins w:id="10082" w:author="Z. Zukowski" w:date="2026-05-22T00:00:00Z">
+        <w:r>
+          <w:t xml:space="preserve">worth examining in detail. Earlier analyses, using a holding HHI of</w:t>
+        </w:r>
+      </w:ins>
+      <w:ins w:id="10082" w:author="Z. Zukowski" w:date="2026-05-22T00:00:00Z">
+        <w:r>
+          <w:t xml:space="preserve"> </w:t>
+        </w:r>
+      </w:ins>
+      <w:ins w:id="10082" w:author="Z. Zukowski" w:date="2026-05-22T00:00:00Z">
+        <w:r>
+          <w:t xml:space="preserve">0.032, produced an amplification ratio of 0.84x and were cited as</w:t>
+        </w:r>
+      </w:ins>
+      <w:ins w:id="10082" w:author="Z. Zukowski" w:date="2026-05-22T00:00:00Z">
+        <w:r>
+          <w:t xml:space="preserve"> </w:t>
+        </w:r>
+      </w:ins>
+      <w:ins w:id="10082" w:author="Z. Zukowski" w:date="2026-05-22T00:00:00Z">
+        <w:r>
+          <w:t xml:space="preserve">evidence that Uniswap’s mature delegate ecosystem can disperse</w:t>
+        </w:r>
+      </w:ins>
+      <w:ins w:id="10082" w:author="Z. Zukowski" w:date="2026-05-22T00:00:00Z">
+        <w:r>
+          <w:t xml:space="preserve"> </w:t>
+        </w:r>
+      </w:ins>
+      <w:ins w:id="10082" w:author="Z. Zukowski" w:date="2026-05-22T00:00:00Z">
+        <w:r>
+          <w:t xml:space="preserve">governance power. That earlier HHI included the canonical UNI burn</w:t>
+        </w:r>
+      </w:ins>
+      <w:ins w:id="10082" w:author="Z. Zukowski" w:date="2026-05-22T00:00:00Z">
+        <w:r>
+          <w:t xml:space="preserve"> </w:t>
+        </w:r>
+      </w:ins>
+      <w:ins w:id="10082" w:author="Z. Zukowski" w:date="2026-05-22T00:00:00Z">
+        <w:r>
+          <w:t xml:space="preserve">address (0x000…000dead), which holds 102.5 million UNI (11.3 percent</w:t>
+        </w:r>
+      </w:ins>
+      <w:ins w:id="10082" w:author="Z. Zukowski" w:date="2026-05-22T00:00:00Z">
+        <w:r>
+          <w:t xml:space="preserve"> </w:t>
+        </w:r>
+      </w:ins>
+      <w:ins w:id="10082" w:author="Z. Zukowski" w:date="2026-05-22T00:00:00Z">
+        <w:r>
+          <w:t xml:space="preserve">of supply) inert and cannot participate in governance under any</w:t>
+        </w:r>
+      </w:ins>
+      <w:ins w:id="10082" w:author="Z. Zukowski" w:date="2026-05-22T00:00:00Z">
+        <w:r>
+          <w:t xml:space="preserve"> </w:t>
+        </w:r>
+      </w:ins>
+      <w:ins w:id="10082" w:author="Z. Zukowski" w:date="2026-05-22T00:00:00Z">
+        <w:r>
+          <w:t xml:space="preserve">condition: it has no delegate, no votes, and no path to ever cast one.</w:t>
+        </w:r>
+      </w:ins>
+      <w:ins w:id="10082" w:author="Z. Zukowski" w:date="2026-05-22T00:00:00Z">
+        <w:r>
+          <w:t xml:space="preserve"> </w:t>
+        </w:r>
+      </w:ins>
+      <w:ins w:id="10082" w:author="Z. Zukowski" w:date="2026-05-22T00:00:00Z">
+        <w:r>
+          <w:t xml:space="preserve">After excluding this burn address, the post-exclusion holding HHI is 0.010,</w:t>
+        </w:r>
+      </w:ins>
+      <w:ins w:id="10082" w:author="Z. Zukowski" w:date="2026-05-22T00:00:00Z">
+        <w:r>
+          <w:t xml:space="preserve"> </w:t>
+        </w:r>
+      </w:ins>
+      <w:ins w:id="10082" w:author="Z. Zukowski" w:date="2026-05-22T00:00:00Z">
+        <w:r>
+          <w:t xml:space="preserve">and the amplification ratio is 2.8x. Uniswap’s delegate program</w:t>
+        </w:r>
+      </w:ins>
+      <w:ins w:id="10082" w:author="Z. Zukowski" w:date="2026-05-22T00:00:00Z">
+        <w:r>
+          <w:t xml:space="preserve"> </w:t>
+        </w:r>
+      </w:ins>
+      <w:ins w:id="10082" w:author="Z. Zukowski" w:date="2026-05-22T00:00:00Z">
+        <w:r>
+          <w:t xml:space="preserve">concentrates voting power above its post-exclusion holding baseline,</w:t>
+        </w:r>
+      </w:ins>
+      <w:ins w:id="10082" w:author="Z. Zukowski" w:date="2026-05-22T00:00:00Z">
+        <w:r>
+          <w:t xml:space="preserve"> </w:t>
+        </w:r>
+      </w:ins>
+      <w:ins w:id="10082" w:author="Z. Zukowski" w:date="2026-05-22T00:00:00Z">
+        <w:r>
+          <w:t xml:space="preserve">in line with every other protocol sampled. The pre-exclusion</w:t>
+        </w:r>
+      </w:ins>
+      <w:ins w:id="10082" w:author="Z. Zukowski" w:date="2026-05-22T00:00:00Z">
+        <w:r>
+          <w:t xml:space="preserve"> </w:t>
+        </w:r>
+      </w:ins>
+      <w:ins w:id="10082" w:author="Z. Zukowski" w:date="2026-05-22T00:00:00Z">
+        <w:r>
+          <w:t xml:space="preserve">result was driven by including a wallet that structurally cannot vote</w:t>
+        </w:r>
+      </w:ins>
+      <w:ins w:id="10082" w:author="Z. Zukowski" w:date="2026-05-22T00:00:00Z">
+        <w:r>
+          <w:t xml:space="preserve"> </w:t>
+        </w:r>
+      </w:ins>
+      <w:ins w:id="10082" w:author="Z. Zukowski" w:date="2026-05-22T00:00:00Z">
+        <w:r>
+          <w:t xml:space="preserve">in the holding denominator.</w:t>
+        </w:r>
+      </w:ins>
+    </w:p>
+    <w:p>
+      <w:pPr>
+        <w:pStyle w:val="BodyText"/>
+      </w:pPr>
+      <w:ins w:id="10083" w:author="Z. Zukowski" w:date="2026-05-22T00:00:00Z">
+        <w:r>
+          <w:t xml:space="preserve">Both infrastructure protocols sampled show delegation amplification</w:t>
+        </w:r>
+      </w:ins>
+      <w:ins w:id="10083" w:author="Z. Zukowski" w:date="2026-05-22T00:00:00Z">
+        <w:r>
+          <w:t xml:space="preserve"> </w:t>
+        </w:r>
+      </w:ins>
+      <w:ins w:id="10083" w:author="Z. Zukowski" w:date="2026-05-22T00:00:00Z">
+        <w:r>
+          <w:t xml:space="preserve">when holding HHIs are computed with the same exclusions applied to</w:t>
+        </w:r>
+      </w:ins>
+      <w:ins w:id="10083" w:author="Z. Zukowski" w:date="2026-05-22T00:00:00Z">
+        <w:r>
+          <w:t xml:space="preserve"> </w:t>
+        </w:r>
+      </w:ins>
+      <w:ins w:id="10083" w:author="Z. Zukowski" w:date="2026-05-22T00:00:00Z">
+        <w:r>
+          <w:t xml:space="preserve">Table 3. Optimism’s voting HHI (0.033) is 3.6 times its post-exclusion</w:t>
+        </w:r>
+      </w:ins>
+      <w:ins w:id="10083" w:author="Z. Zukowski" w:date="2026-05-22T00:00:00Z">
+        <w:r>
+          <w:t xml:space="preserve"> </w:t>
+        </w:r>
+      </w:ins>
+      <w:ins w:id="10083" w:author="Z. Zukowski" w:date="2026-05-22T00:00:00Z">
+        <w:r>
+          <w:t xml:space="preserve">holding HHI (0.009). Arbitrum’s voting HHI (0.038)</w:t>
+        </w:r>
+      </w:ins>
+      <w:ins w:id="10083" w:author="Z. Zukowski" w:date="2026-05-22T00:00:00Z">
+        <w:r>
+          <w:t xml:space="preserve"> </w:t>
+        </w:r>
+      </w:ins>
+      <w:ins w:id="10083" w:author="Z. Zukowski" w:date="2026-05-22T00:00:00Z">
+        <w:r>
+          <w:t xml:space="preserve">is 3.1 times its holding HHI (0.012). Both protocols have invested in</w:t>
+        </w:r>
+      </w:ins>
+      <w:ins w:id="10083" w:author="Z. Zukowski" w:date="2026-05-22T00:00:00Z">
+        <w:r>
+          <w:t xml:space="preserve"> </w:t>
+        </w:r>
+      </w:ins>
+      <w:ins w:id="10083" w:author="Z. Zukowski" w:date="2026-05-22T00:00:00Z">
+        <w:r>
+          <w:t xml:space="preserve">delegate-program infrastructure (published delegate platforms, recurring</w:t>
+        </w:r>
+      </w:ins>
+      <w:ins w:id="10083" w:author="Z. Zukowski" w:date="2026-05-22T00:00:00Z">
+        <w:r>
+          <w:t xml:space="preserve"> </w:t>
+        </w:r>
+      </w:ins>
+      <w:ins w:id="10083" w:author="Z. Zukowski" w:date="2026-05-22T00:00:00Z">
+        <w:r>
+          <w:t xml:space="preserve">delegate compensation, active recruitment of long-form policy positions),</w:t>
+        </w:r>
+      </w:ins>
+      <w:ins w:id="10083" w:author="Z. Zukowski" w:date="2026-05-22T00:00:00Z">
+        <w:r>
+          <w:t xml:space="preserve"> </w:t>
+        </w:r>
+      </w:ins>
+      <w:ins w:id="10083" w:author="Z. Zukowski" w:date="2026-05-22T00:00:00Z">
+        <w:r>
+          <w:t xml:space="preserve">and both produce amplification ratios in the 3.1x to 3.6x range, which</w:t>
+        </w:r>
+      </w:ins>
+      <w:ins w:id="10083" w:author="Z. Zukowski" w:date="2026-05-22T00:00:00Z">
+        <w:r>
+          <w:t xml:space="preserve"> </w:t>
+        </w:r>
+      </w:ins>
+      <w:ins w:id="10083" w:author="Z. Zukowski" w:date="2026-05-22T00:00:00Z">
+        <w:r>
+          <w:t xml:space="preserve">sits below the cross-protocol mean. Delegate-program investment</w:t>
+        </w:r>
+      </w:ins>
+      <w:ins w:id="10083" w:author="Z. Zukowski" w:date="2026-05-22T00:00:00Z">
+        <w:r>
+          <w:t xml:space="preserve"> </w:t>
+        </w:r>
+      </w:ins>
+      <w:ins w:id="10083" w:author="Z. Zukowski" w:date="2026-05-22T00:00:00Z">
+        <w:r>
+          <w:t xml:space="preserve">does not differentiate the two protocols on amplification magnitude.</w:t>
+        </w:r>
+      </w:ins>
+      <w:ins w:id="10083" w:author="Z. Zukowski" w:date="2026-05-22T00:00:00Z">
+        <w:r>
+          <w:t xml:space="preserve"> </w:t>
+        </w:r>
+      </w:ins>
+      <w:ins w:id="10083" w:author="Z. Zukowski" w:date="2026-05-22T00:00:00Z">
+        <w:r>
+          <w:t xml:space="preserve">The institutional layers built around the delegate programs differ</w:t>
+        </w:r>
+      </w:ins>
+      <w:ins w:id="10083" w:author="Z. Zukowski" w:date="2026-05-22T00:00:00Z">
+        <w:r>
+          <w:t xml:space="preserve"> </w:t>
+        </w:r>
+      </w:ins>
+      <w:ins w:id="10083" w:author="Z. Zukowski" w:date="2026-05-22T00:00:00Z">
+        <w:r>
+          <w:t xml:space="preserve">substantially and may differentiate outcomes that HHI cannot capture,</w:t>
+        </w:r>
+      </w:ins>
+      <w:ins w:id="10083" w:author="Z. Zukowski" w:date="2026-05-22T00:00:00Z">
+        <w:r>
+          <w:t xml:space="preserve"> </w:t>
+        </w:r>
+      </w:ins>
+      <w:ins w:id="10083" w:author="Z. Zukowski" w:date="2026-05-22T00:00:00Z">
+        <w:r>
+          <w:t xml:space="preserve">as discussed in the next paragraph.</w:t>
+        </w:r>
+      </w:ins>
+    </w:p>
+    <w:p>
+      <w:pPr>
+        <w:pStyle w:val="BodyText"/>
+      </w:pPr>
+      <w:ins w:id="10084" w:author="Z. Zukowski" w:date="2026-05-22T00:00:00Z">
+        <w:r>
+          <w:t xml:space="preserve">Optimism’s Token House shows 3.6x delegation amplification, below the cross-protocol mean but consistent with the predominant direction</w:t>
+        </w:r>
+      </w:ins>
+      <w:ins w:id="10084" w:author="Z. Zukowski" w:date="2026-05-22T00:00:00Z">
+        <w:r>
+          <w:t xml:space="preserve"> </w:t>
+        </w:r>
+      </w:ins>
+      <w:ins w:id="10084" w:author="Z. Zukowski" w:date="2026-05-22T00:00:00Z">
+        <w:r>
+          <w:t xml:space="preserve">of effect (amplification in thirteen of eighteen protocols). The Citizens’ House moderates</w:t>
+        </w:r>
+      </w:ins>
+      <w:ins w:id="10084" w:author="Z. Zukowski" w:date="2026-05-22T00:00:00Z">
+        <w:r>
+          <w:t xml:space="preserve"> </w:t>
+        </w:r>
+      </w:ins>
+      <w:ins w:id="10084" w:author="Z. Zukowski" w:date="2026-05-22T00:00:00Z">
+        <w:r>
+          <w:t xml:space="preserve">Optimism’s governance in practice, though it does not enter the</w:t>
+        </w:r>
+      </w:ins>
+      <w:ins w:id="10084" w:author="Z. Zukowski" w:date="2026-05-22T00:00:00Z">
+        <w:r>
+          <w:t xml:space="preserve"> </w:t>
+        </w:r>
+      </w:ins>
+      <w:ins w:id="10084" w:author="Z. Zukowski" w:date="2026-05-22T00:00:00Z">
+        <w:r>
+          <w:t xml:space="preserve">token-weighted HHI calculation. The Citizens’ House is a separate</w:t>
+        </w:r>
+      </w:ins>
+      <w:ins w:id="10084" w:author="Z. Zukowski" w:date="2026-05-22T00:00:00Z">
+        <w:r>
+          <w:t xml:space="preserve"> </w:t>
+        </w:r>
+      </w:ins>
+      <w:ins w:id="10084" w:author="Z. Zukowski" w:date="2026-05-22T00:00:00Z">
+        <w:r>
+          <w:t xml:space="preserve">governance body weighted by reputation rather than tokens, with formal</w:t>
+        </w:r>
+      </w:ins>
+      <w:ins w:id="10084" w:author="Z. Zukowski" w:date="2026-05-22T00:00:00Z">
+        <w:r>
+          <w:t xml:space="preserve"> </w:t>
+        </w:r>
+      </w:ins>
+      <w:ins w:id="10084" w:author="Z. Zukowski" w:date="2026-05-22T00:00:00Z">
+        <w:r>
+          <w:t xml:space="preserve">veto power over economic parameters proposed by the Token House and a</w:t>
+        </w:r>
+      </w:ins>
+      <w:ins w:id="10084" w:author="Z. Zukowski" w:date="2026-05-22T00:00:00Z">
+        <w:r>
+          <w:t xml:space="preserve"> </w:t>
+        </w:r>
+      </w:ins>
+      <w:ins w:id="10084" w:author="Z. Zukowski" w:date="2026-05-22T00:00:00Z">
+        <w:r>
+          <w:t xml:space="preserve">veto threshold that lowers when multiple stakeholder groups align</w:t>
+        </w:r>
+      </w:ins>
+      <w:ins w:id="10084" w:author="Z. Zukowski" w:date="2026-05-22T00:00:00Z">
+        <w:r>
+          <w:t xml:space="preserve"> </w:t>
+        </w:r>
+      </w:ins>
+      <w:ins w:id="10084" w:author="Z. Zukowski" w:date="2026-05-22T00:00:00Z">
+        <w:r>
+          <w:t xml:space="preserve">(Optimism, 2024). Because reputation weights are not token weights, the</w:t>
+        </w:r>
+      </w:ins>
+      <w:ins w:id="10084" w:author="Z. Zukowski" w:date="2026-05-22T00:00:00Z">
+        <w:r>
+          <w:t xml:space="preserve"> </w:t>
+        </w:r>
+      </w:ins>
+      <w:ins w:id="10084" w:author="Z. Zukowski" w:date="2026-05-22T00:00:00Z">
+        <w:r>
+          <w:t xml:space="preserve">Citizens’ House provides accountability that the amplification ratio</w:t>
+        </w:r>
+      </w:ins>
+      <w:ins w:id="10084" w:author="Z. Zukowski" w:date="2026-05-22T00:00:00Z">
+        <w:r>
+          <w:t xml:space="preserve"> </w:t>
+        </w:r>
+      </w:ins>
+      <w:ins w:id="10084" w:author="Z. Zukowski" w:date="2026-05-22T00:00:00Z">
+        <w:r>
+          <w:t xml:space="preserve">alone cannot capture.</w:t>
+        </w:r>
+      </w:ins>
+    </w:p>
+    <w:p>
+      <w:pPr>
+        <w:pStyle w:val="BodyText"/>
+      </w:pPr>
+      <w:ins w:id="10085" w:author="Z. Zukowski" w:date="2026-05-22T00:00:00Z">
+        <w:r>
+          <w:t xml:space="preserve">Lido’s 6.3x amplification</w:t>
+        </w:r>
+      </w:ins>
+      <w:ins w:id="10085" w:author="Z. Zukowski" w:date="2026-05-22T00:00:00Z">
+        <w:r>
+          <w:t xml:space="preserve"> </w:t>
+        </w:r>
+      </w:ins>
+      <w:ins w:id="10085" w:author="Z. Zukowski" w:date="2026-05-22T00:00:00Z">
+        <w:r>
+          <w:t xml:space="preserve">catalyzed a parallel institutional response. The</w:t>
+        </w:r>
+      </w:ins>
+      <w:ins w:id="10085" w:author="Z. Zukowski" w:date="2026-05-22T00:00:00Z">
+        <w:r>
+          <w:t xml:space="preserve"> </w:t>
+        </w:r>
+      </w:ins>
+      <w:ins w:id="10085" w:author="Z. Zukowski" w:date="2026-05-22T00:00:00Z">
+        <w:r>
+          <w:t xml:space="preserve">“Dual Governance”</w:t>
+        </w:r>
+      </w:ins>
+      <w:ins w:id="10085" w:author="Z. Zukowski" w:date="2026-05-22T00:00:00Z">
+        <w:r>
+          <w:t xml:space="preserve"> </w:t>
+        </w:r>
+      </w:ins>
+      <w:ins w:id="10085" w:author="Z. Zukowski" w:date="2026-05-22T00:00:00Z">
+        <w:r>
+          <w:t xml:space="preserve">redesign grants stETH holders formal veto power over LDO governance</w:t>
+        </w:r>
+      </w:ins>
+      <w:ins w:id="10085" w:author="Z. Zukowski" w:date="2026-05-22T00:00:00Z">
+        <w:r>
+          <w:t xml:space="preserve"> </w:t>
+        </w:r>
+      </w:ins>
+      <w:ins w:id="10085" w:author="Z. Zukowski" w:date="2026-05-22T00:00:00Z">
+        <w:r>
+          <w:t xml:space="preserve">proposals, with a programmatic</w:t>
+        </w:r>
+      </w:ins>
+      <w:ins w:id="10085" w:author="Z. Zukowski" w:date="2026-05-22T00:00:00Z">
+        <w:r>
+          <w:t xml:space="preserve"> </w:t>
+        </w:r>
+      </w:ins>
+      <w:ins w:id="10085" w:author="Z. Zukowski" w:date="2026-05-22T00:00:00Z">
+        <w:r>
+          <w:t xml:space="preserve">“rage quit”</w:t>
+        </w:r>
+      </w:ins>
+      <w:ins w:id="10085" w:author="Z. Zukowski" w:date="2026-05-22T00:00:00Z">
+        <w:r>
+          <w:t xml:space="preserve"> </w:t>
+        </w:r>
+      </w:ins>
+      <w:ins w:id="10085" w:author="Z. Zukowski" w:date="2026-05-22T00:00:00Z">
+        <w:r>
+          <w:t xml:space="preserve">exit mechanism as the</w:t>
+        </w:r>
+      </w:ins>
+      <w:ins w:id="10085" w:author="Z. Zukowski" w:date="2026-05-22T00:00:00Z">
+        <w:r>
+          <w:t xml:space="preserve"> </w:t>
+        </w:r>
+      </w:ins>
+      <w:ins w:id="10085" w:author="Z. Zukowski" w:date="2026-05-22T00:00:00Z">
+        <w:r>
+          <w:t xml:space="preserve">ultimate accountability lever. The reform precedes the holding-HHI</w:t>
+        </w:r>
+      </w:ins>
+      <w:ins w:id="10085" w:author="Z. Zukowski" w:date="2026-05-22T00:00:00Z">
+        <w:r>
+          <w:t xml:space="preserve"> </w:t>
+        </w:r>
+      </w:ins>
+      <w:ins w:id="10085" w:author="Z. Zukowski" w:date="2026-05-22T00:00:00Z">
+        <w:r>
+          <w:t xml:space="preserve">recomputation reported here and was justified at the time by the</w:t>
+        </w:r>
+      </w:ins>
+      <w:ins w:id="10085" w:author="Z. Zukowski" w:date="2026-05-22T00:00:00Z">
+        <w:r>
+          <w:t xml:space="preserve"> </w:t>
+        </w:r>
+      </w:ins>
+      <w:ins w:id="10085" w:author="Z. Zukowski" w:date="2026-05-22T00:00:00Z">
+        <w:r>
+          <w:t xml:space="preserve">amplification ratio measured from a curated active-governance holder</w:t>
+        </w:r>
+      </w:ins>
+      <w:ins w:id="10085" w:author="Z. Zukowski" w:date="2026-05-22T00:00:00Z">
+        <w:r>
+          <w:t xml:space="preserve"> </w:t>
+        </w:r>
+      </w:ins>
+      <w:ins w:id="10085" w:author="Z. Zukowski" w:date="2026-05-22T00:00:00Z">
+        <w:r>
+          <w:t xml:space="preserve">subset (N = 189; minimum balance threshold approximately 414K LDO).</w:t>
+        </w:r>
+      </w:ins>
+      <w:ins w:id="10085" w:author="Z. Zukowski" w:date="2026-05-22T00:00:00Z">
+        <w:r>
+          <w:t xml:space="preserve"> </w:t>
+        </w:r>
+      </w:ins>
+      <w:ins w:id="10085" w:author="Z. Zukowski" w:date="2026-05-22T00:00:00Z">
+        <w:r>
+          <w:t xml:space="preserve">Under the universal top-1000 holder methodology applied in this</w:t>
+        </w:r>
+      </w:ins>
+      <w:ins w:id="10085" w:author="Z. Zukowski" w:date="2026-05-22T00:00:00Z">
+        <w:r>
+          <w:t xml:space="preserve"> </w:t>
+        </w:r>
+      </w:ins>
+      <w:ins w:id="10085" w:author="Z. Zukowski" w:date="2026-05-22T00:00:00Z">
+        <w:r>
+          <w:t xml:space="preserve">manuscript with the full protocol-controlled-address audit (Section 3.8; Bybit and Binance custody addresses excluded as Class 5 CEX</w:t>
+        </w:r>
+      </w:ins>
+      <w:ins w:id="10085" w:author="Z. Zukowski" w:date="2026-05-22T00:00:00Z">
+        <w:r>
+          <w:t xml:space="preserve"> </w:t>
+        </w:r>
+      </w:ins>
+      <w:ins w:id="10085" w:author="Z. Zukowski" w:date="2026-05-22T00:00:00Z">
+        <w:r>
+          <w:t xml:space="preserve">custody), Lido’s amplification ratio (6.3x) is substantial, and the direction (concentration above stake) is consistent</w:t>
+        </w:r>
+      </w:ins>
+      <w:ins w:id="10085" w:author="Z. Zukowski" w:date="2026-05-22T00:00:00Z">
+        <w:r>
+          <w:t xml:space="preserve"> </w:t>
+        </w:r>
+      </w:ins>
+      <w:ins w:id="10085" w:author="Z. Zukowski" w:date="2026-05-22T00:00:00Z">
+        <w:r>
+          <w:t xml:space="preserve">with the predominant-amplification pattern documented across thirteen of eighteen</w:t>
+        </w:r>
+      </w:ins>
+      <w:ins w:id="10085" w:author="Z. Zukowski" w:date="2026-05-22T00:00:00Z">
+        <w:r>
+          <w:t xml:space="preserve"> </w:t>
+        </w:r>
+      </w:ins>
+      <w:ins w:id="10085" w:author="Z. Zukowski" w:date="2026-05-22T00:00:00Z">
+        <w:r>
+          <w:t xml:space="preserve">protocols.</w:t>
+        </w:r>
+      </w:ins>
+    </w:p>
+    <w:p>
+      <w:pPr>
+        <w:pStyle w:val="BodyText"/>
+      </w:pPr>
       <w:ins w:id="10086" w:author="Z. Zukowski" w:date="2026-05-22T00:00:00Z">
         <w:r>
-          <w:t xml:space="preserve">Seven DeFi protocols sampled show varying delegation outcomes: JUP</w:t>
+          <w:t xml:space="preserve">Both responses share the same shape. Token-weighted delegation</w:t>
         </w:r>
       </w:ins>
       <w:ins w:id="10086" w:author="Z. Zukowski" w:date="2026-05-22T00:00:00Z">
@@ -22515,7 +23116,7 @@
       </w:ins>
       <w:ins w:id="10086" w:author="Z. Zukowski" w:date="2026-05-22T00:00:00Z">
         <w:r>
-          <w:t xml:space="preserve">(0.12x, most-extreme dispersion outlier per Section 4.5.4 Solana</w:t>
+          <w:t xml:space="preserve">concentrates voting power above stake holdings across the sample, and</w:t>
         </w:r>
       </w:ins>
       <w:ins w:id="10086" w:author="Z. Zukowski" w:date="2026-05-22T00:00:00Z">
@@ -22525,7 +23126,7 @@
       </w:ins>
       <w:ins w:id="10086" w:author="Z. Zukowski" w:date="2026-05-22T00:00:00Z">
         <w:r>
-          <w:t xml:space="preserve">delegated-vote with broad-airdrop-user-base mechanism), GMX (0.87x, disperses; methodology-sensitive crossover from amplification 1.2x at top-100 sample to dispersion at top-1000 sample; Section 4.5.1.1), DRIFT (3.1x, amplifier; Solana VSR-lockup-weighted per</w:t>
+          <w:t xml:space="preserve">the institutional reforms operate by adding an accountability layer</w:t>
         </w:r>
       </w:ins>
       <w:ins w:id="10086" w:author="Z. Zukowski" w:date="2026-05-22T00:00:00Z">
@@ -22535,7 +23136,7 @@
       </w:ins>
       <w:ins w:id="10086" w:author="Z. Zukowski" w:date="2026-05-22T00:00:00Z">
         <w:r>
-          <w:t xml:space="preserve">Section 4.5.4), Uniswap (2.7x), Aave (4.4x), Lido</w:t>
+          <w:t xml:space="preserve">outside the token-weighted system rather than redesigning the</w:t>
         </w:r>
       </w:ins>
       <w:ins w:id="10086" w:author="Z. Zukowski" w:date="2026-05-22T00:00:00Z">
@@ -22545,7 +23146,7 @@
       </w:ins>
       <w:ins w:id="10086" w:author="Z. Zukowski" w:date="2026-05-22T00:00:00Z">
         <w:r>
-          <w:t xml:space="preserve">(6.3x), and Compound (9.9x; the highest among the protocols drawn in this figure). The Uniswap result is</w:t>
+          <w:t xml:space="preserve">delegation mechanism itself. Both protocols with named accountability</w:t>
         </w:r>
       </w:ins>
       <w:ins w:id="10086" w:author="Z. Zukowski" w:date="2026-05-22T00:00:00Z">
@@ -22555,7 +23156,7 @@
       </w:ins>
       <w:ins w:id="10086" w:author="Z. Zukowski" w:date="2026-05-22T00:00:00Z">
         <w:r>
-          <w:t xml:space="preserve">worth examining in detail. Earlier analyses, using a holding HHI of</w:t>
+          <w:t xml:space="preserve">reforms (Optimism, Lido) are protocols where token-weighted delegation</w:t>
         </w:r>
       </w:ins>
       <w:ins w:id="10086" w:author="Z. Zukowski" w:date="2026-05-22T00:00:00Z">
@@ -22565,7 +23166,7 @@
       </w:ins>
       <w:ins w:id="10086" w:author="Z. Zukowski" w:date="2026-05-22T00:00:00Z">
         <w:r>
-          <w:t xml:space="preserve">0.032, produced an amplification ratio of 0.84x and were cited as</w:t>
+          <w:t xml:space="preserve">shows positive amplification, consistent with reading these reforms as</w:t>
         </w:r>
       </w:ins>
       <w:ins w:id="10086" w:author="Z. Zukowski" w:date="2026-05-22T00:00:00Z">
@@ -22575,7 +23176,7 @@
       </w:ins>
       <w:ins w:id="10086" w:author="Z. Zukowski" w:date="2026-05-22T00:00:00Z">
         <w:r>
-          <w:t xml:space="preserve">evidence that Uniswap’s mature delegate ecosystem can disperse</w:t>
+          <w:t xml:space="preserve">responses to the predominant-amplification pattern that this section</w:t>
         </w:r>
       </w:ins>
       <w:ins w:id="10086" w:author="Z. Zukowski" w:date="2026-05-22T00:00:00Z">
@@ -22585,97 +23186,7 @@
       </w:ins>
       <w:ins w:id="10086" w:author="Z. Zukowski" w:date="2026-05-22T00:00:00Z">
         <w:r>
-          <w:t xml:space="preserve">governance power. That earlier HHI included the canonical UNI burn</w:t>
-        </w:r>
-      </w:ins>
-      <w:ins w:id="10086" w:author="Z. Zukowski" w:date="2026-05-22T00:00:00Z">
-        <w:r>
-          <w:t xml:space="preserve"> </w:t>
-        </w:r>
-      </w:ins>
-      <w:ins w:id="10086" w:author="Z. Zukowski" w:date="2026-05-22T00:00:00Z">
-        <w:r>
-          <w:t xml:space="preserve">address (0x000…000dead), which holds 102.5 million UNI (11.3 percent</w:t>
-        </w:r>
-      </w:ins>
-      <w:ins w:id="10086" w:author="Z. Zukowski" w:date="2026-05-22T00:00:00Z">
-        <w:r>
-          <w:t xml:space="preserve"> </w:t>
-        </w:r>
-      </w:ins>
-      <w:ins w:id="10086" w:author="Z. Zukowski" w:date="2026-05-22T00:00:00Z">
-        <w:r>
-          <w:t xml:space="preserve">of supply) inert and cannot participate in governance under any</w:t>
-        </w:r>
-      </w:ins>
-      <w:ins w:id="10086" w:author="Z. Zukowski" w:date="2026-05-22T00:00:00Z">
-        <w:r>
-          <w:t xml:space="preserve"> </w:t>
-        </w:r>
-      </w:ins>
-      <w:ins w:id="10086" w:author="Z. Zukowski" w:date="2026-05-22T00:00:00Z">
-        <w:r>
-          <w:t xml:space="preserve">condition: it has no delegate, no votes, and no path to ever cast one.</w:t>
-        </w:r>
-      </w:ins>
-      <w:ins w:id="10086" w:author="Z. Zukowski" w:date="2026-05-22T00:00:00Z">
-        <w:r>
-          <w:t xml:space="preserve"> </w:t>
-        </w:r>
-      </w:ins>
-      <w:ins w:id="10086" w:author="Z. Zukowski" w:date="2026-05-22T00:00:00Z">
-        <w:r>
-          <w:t xml:space="preserve">After excluding this burn address, the post-exclusion holding HHI is 0.010,</w:t>
-        </w:r>
-      </w:ins>
-      <w:ins w:id="10086" w:author="Z. Zukowski" w:date="2026-05-22T00:00:00Z">
-        <w:r>
-          <w:t xml:space="preserve"> </w:t>
-        </w:r>
-      </w:ins>
-      <w:ins w:id="10086" w:author="Z. Zukowski" w:date="2026-05-22T00:00:00Z">
-        <w:r>
-          <w:t xml:space="preserve">and the amplification ratio is 2.8x. Uniswap’s delegate program</w:t>
-        </w:r>
-      </w:ins>
-      <w:ins w:id="10086" w:author="Z. Zukowski" w:date="2026-05-22T00:00:00Z">
-        <w:r>
-          <w:t xml:space="preserve"> </w:t>
-        </w:r>
-      </w:ins>
-      <w:ins w:id="10086" w:author="Z. Zukowski" w:date="2026-05-22T00:00:00Z">
-        <w:r>
-          <w:t xml:space="preserve">concentrates voting power above its post-exclusion holding baseline,</w:t>
-        </w:r>
-      </w:ins>
-      <w:ins w:id="10086" w:author="Z. Zukowski" w:date="2026-05-22T00:00:00Z">
-        <w:r>
-          <w:t xml:space="preserve"> </w:t>
-        </w:r>
-      </w:ins>
-      <w:ins w:id="10086" w:author="Z. Zukowski" w:date="2026-05-22T00:00:00Z">
-        <w:r>
-          <w:t xml:space="preserve">in line with every other protocol sampled. The pre-exclusion</w:t>
-        </w:r>
-      </w:ins>
-      <w:ins w:id="10086" w:author="Z. Zukowski" w:date="2026-05-22T00:00:00Z">
-        <w:r>
-          <w:t xml:space="preserve"> </w:t>
-        </w:r>
-      </w:ins>
-      <w:ins w:id="10086" w:author="Z. Zukowski" w:date="2026-05-22T00:00:00Z">
-        <w:r>
-          <w:t xml:space="preserve">result was driven by including a wallet that structurally cannot vote</w:t>
-        </w:r>
-      </w:ins>
-      <w:ins w:id="10086" w:author="Z. Zukowski" w:date="2026-05-22T00:00:00Z">
-        <w:r>
-          <w:t xml:space="preserve"> </w:t>
-        </w:r>
-      </w:ins>
-      <w:ins w:id="10086" w:author="Z. Zukowski" w:date="2026-05-22T00:00:00Z">
-        <w:r>
-          <w:t xml:space="preserve">in the holding denominator.</w:t>
+          <w:t xml:space="preserve">documents.</w:t>
         </w:r>
       </w:ins>
     </w:p>
@@ -22685,7 +23196,7 @@
       </w:pPr>
       <w:ins w:id="10087" w:author="Z. Zukowski" w:date="2026-05-22T00:00:00Z">
         <w:r>
-          <w:t xml:space="preserve">Both infrastructure protocols sampled show delegation amplification</w:t>
+          <w:t xml:space="preserve">The delegation-adjusted analysis reported in this section extends</w:t>
         </w:r>
       </w:ins>
       <w:ins w:id="10087" w:author="Z. Zukowski" w:date="2026-05-22T00:00:00Z">
@@ -22695,7 +23206,7 @@
       </w:ins>
       <w:ins w:id="10087" w:author="Z. Zukowski" w:date="2026-05-22T00:00:00Z">
         <w:r>
-          <w:t xml:space="preserve">when holding HHIs are computed with the same exclusions applied to</w:t>
+          <w:t xml:space="preserve">recent empirical work by Fritsch, Müller, and Wattenhofer (2024), who</w:t>
         </w:r>
       </w:ins>
       <w:ins w:id="10087" w:author="Z. Zukowski" w:date="2026-05-22T00:00:00Z">
@@ -22705,7 +23216,7 @@
       </w:ins>
       <w:ins w:id="10087" w:author="Z. Zukowski" w:date="2026-05-22T00:00:00Z">
         <w:r>
-          <w:t xml:space="preserve">Table 3. Optimism’s voting HHI (0.033) is 3.6 times its post-exclusion</w:t>
+          <w:t xml:space="preserve">apply Nakamoto coefficients and Gini measures to voting power in</w:t>
         </w:r>
       </w:ins>
       <w:ins w:id="10087" w:author="Z. Zukowski" w:date="2026-05-22T00:00:00Z">
@@ -22715,7 +23226,7 @@
       </w:ins>
       <w:ins w:id="10087" w:author="Z. Zukowski" w:date="2026-05-22T00:00:00Z">
         <w:r>
-          <w:t xml:space="preserve">holding HHI (0.009). Arbitrum’s voting HHI (0.038)</w:t>
+          <w:t xml:space="preserve">Compound, Uniswap, and ENS governance systems and document extreme</w:t>
         </w:r>
       </w:ins>
       <w:ins w:id="10087" w:author="Z. Zukowski" w:date="2026-05-22T00:00:00Z">
@@ -22725,7 +23236,7 @@
       </w:ins>
       <w:ins w:id="10087" w:author="Z. Zukowski" w:date="2026-05-22T00:00:00Z">
         <w:r>
-          <w:t xml:space="preserve">is 3.1 times its holding HHI (0.012). Both protocols have invested in</w:t>
+          <w:t xml:space="preserve">concentration in delegate-level voting power. The cross-protocol</w:t>
         </w:r>
       </w:ins>
       <w:ins w:id="10087" w:author="Z. Zukowski" w:date="2026-05-22T00:00:00Z">
@@ -22735,7 +23246,7 @@
       </w:ins>
       <w:ins w:id="10087" w:author="Z. Zukowski" w:date="2026-05-22T00:00:00Z">
         <w:r>
-          <w:t xml:space="preserve">delegate-program infrastructure (published delegate platforms, recurring</w:t>
+          <w:t xml:space="preserve">comparison reported here spans eighteen protocols across DeFi (Compound,</w:t>
         </w:r>
       </w:ins>
       <w:ins w:id="10087" w:author="Z. Zukowski" w:date="2026-05-22T00:00:00Z">
@@ -22745,7 +23256,7 @@
       </w:ins>
       <w:ins w:id="10087" w:author="Z. Zukowski" w:date="2026-05-22T00:00:00Z">
         <w:r>
-          <w:t xml:space="preserve">delegate compensation, active recruitment of long-form policy positions),</w:t>
+          <w:t xml:space="preserve">Aave, Uniswap, GMX, Lido, Synthetix, Gnosis), DePIN (DIMO, WeatherXM, Livepeer), and infrastructure</w:t>
         </w:r>
       </w:ins>
       <w:ins w:id="10087" w:author="Z. Zukowski" w:date="2026-05-22T00:00:00Z">
@@ -22755,7 +23266,7 @@
       </w:ins>
       <w:ins w:id="10087" w:author="Z. Zukowski" w:date="2026-05-22T00:00:00Z">
         <w:r>
-          <w:t xml:space="preserve">and both produce amplification ratios in the 3.1x to 3.6x range, which</w:t>
+          <w:t xml:space="preserve">(Optimism, Arbitrum, ENS, Bittensor, Polkadot). Amplification factors range from 2.5x (Gnosis)</w:t>
         </w:r>
       </w:ins>
       <w:ins w:id="10087" w:author="Z. Zukowski" w:date="2026-05-22T00:00:00Z">
@@ -22765,7 +23276,7 @@
       </w:ins>
       <w:ins w:id="10087" w:author="Z. Zukowski" w:date="2026-05-22T00:00:00Z">
         <w:r>
-          <w:t xml:space="preserve">sits below the cross-protocol mean. Delegate-program investment</w:t>
+          <w:t xml:space="preserve">to 25.6x (Polkadot) across the thirteen amplifying protocols; ENS at 0.48x; GMX at 0.87x; HNT at 0.26x-0.39x; JUP at 0.12x; and LPT at 0.27x are</w:t>
         </w:r>
       </w:ins>
       <w:ins w:id="10087" w:author="Z. Zukowski" w:date="2026-05-22T00:00:00Z">
@@ -22775,7 +23286,7 @@
       </w:ins>
       <w:ins w:id="10087" w:author="Z. Zukowski" w:date="2026-05-22T00:00:00Z">
         <w:r>
-          <w:t xml:space="preserve">does not differentiate the two protocols on amplification magnitude.</w:t>
+          <w:t xml:space="preserve">the five structural exceptions (ENS: mature delegate program where holders</w:t>
         </w:r>
       </w:ins>
       <w:ins w:id="10087" w:author="Z. Zukowski" w:date="2026-05-22T00:00:00Z">
@@ -22785,7 +23296,7 @@
       </w:ins>
       <w:ins w:id="10087" w:author="Z. Zukowski" w:date="2026-05-22T00:00:00Z">
         <w:r>
-          <w:t xml:space="preserve">The institutional layers built around the delegate programs differ</w:t>
+          <w:t xml:space="preserve">systematically delegate to a broad community-delegate set; GMX: methodology-sensitive crossover per Section 4.5.1.1; HNT: Solana VSR lockup-weighted design per Section 4.5.4; JUP: Solana delegated-vote with broad airdrop user base per Section 4.5.4, the most-extreme dispersion outlier in the cross-section; LPT: Livepeer orchestrator bonded-stake delegation across roughly 100 orchestrators, the most pronounced DePIN governance disperser, with holdings concentration unchanged at the cross-section maximum). Within the</w:t>
         </w:r>
       </w:ins>
       <w:ins w:id="10087" w:author="Z. Zukowski" w:date="2026-05-22T00:00:00Z">
@@ -22795,7 +23306,7 @@
       </w:ins>
       <w:ins w:id="10087" w:author="Z. Zukowski" w:date="2026-05-22T00:00:00Z">
         <w:r>
-          <w:t xml:space="preserve">substantially and may differentiate outcomes that HHI cannot capture,</w:t>
+          <w:t xml:space="preserve">sample, the 2.5x to 25.6x amplification range is distributed across</w:t>
         </w:r>
       </w:ins>
       <w:ins w:id="10087" w:author="Z. Zukowski" w:date="2026-05-22T00:00:00Z">
@@ -22805,7 +23316,17 @@
       </w:ins>
       <w:ins w:id="10087" w:author="Z. Zukowski" w:date="2026-05-22T00:00:00Z">
         <w:r>
-          <w:t xml:space="preserve">as discussed in the next paragraph.</w:t>
+          <w:t xml:space="preserve">sectors with no clear concentration in any one; sector membership does</w:t>
+        </w:r>
+      </w:ins>
+      <w:ins w:id="10087" w:author="Z. Zukowski" w:date="2026-05-22T00:00:00Z">
+        <w:r>
+          <w:t xml:space="preserve"> </w:t>
+        </w:r>
+      </w:ins>
+      <w:ins w:id="10087" w:author="Z. Zukowski" w:date="2026-05-22T00:00:00Z">
+        <w:r>
+          <w:t xml:space="preserve">is not associated with how strongly delegation concentrates power.</w:t>
         </w:r>
       </w:ins>
     </w:p>
@@ -22815,7 +23336,7 @@
       </w:pPr>
       <w:ins w:id="10088" w:author="Z. Zukowski" w:date="2026-05-22T00:00:00Z">
         <w:r>
-          <w:t xml:space="preserve">Optimism’s Token House shows 3.6x delegation amplification, below the cross-protocol mean but consistent with the predominant direction</w:t>
+          <w:t xml:space="preserve">The pattern is consistent with the broader claim of this paper: design</w:t>
         </w:r>
       </w:ins>
       <w:ins w:id="10088" w:author="Z. Zukowski" w:date="2026-05-22T00:00:00Z">
@@ -22825,7 +23346,7 @@
       </w:ins>
       <w:ins w:id="10088" w:author="Z. Zukowski" w:date="2026-05-22T00:00:00Z">
         <w:r>
-          <w:t xml:space="preserve">of effect (amplification in thirteen of eighteen protocols). The Citizens’ House moderates</w:t>
+          <w:t xml:space="preserve">choices within each delegate program (delegate selection criteria,</w:t>
         </w:r>
       </w:ins>
       <w:ins w:id="10088" w:author="Z. Zukowski" w:date="2026-05-22T00:00:00Z">
@@ -22835,7 +23356,7 @@
       </w:ins>
       <w:ins w:id="10088" w:author="Z. Zukowski" w:date="2026-05-22T00:00:00Z">
         <w:r>
-          <w:t xml:space="preserve">Optimism’s governance in practice, though it does not enter the</w:t>
+          <w:t xml:space="preserve">compensation structure, voting threshold rules) are associated with the magnitude</w:t>
         </w:r>
       </w:ins>
       <w:ins w:id="10088" w:author="Z. Zukowski" w:date="2026-05-22T00:00:00Z">
@@ -22845,7 +23366,7 @@
       </w:ins>
       <w:ins w:id="10088" w:author="Z. Zukowski" w:date="2026-05-22T00:00:00Z">
         <w:r>
-          <w:t xml:space="preserve">token-weighted HHI calculation. The Citizens’ House is a separate</w:t>
+          <w:t xml:space="preserve">of governance concentration through delegation, while the direction of</w:t>
         </w:r>
       </w:ins>
       <w:ins w:id="10088" w:author="Z. Zukowski" w:date="2026-05-22T00:00:00Z">
@@ -22855,7 +23376,7 @@
       </w:ins>
       <w:ins w:id="10088" w:author="Z. Zukowski" w:date="2026-05-22T00:00:00Z">
         <w:r>
-          <w:t xml:space="preserve">governance body weighted by reputation rather than tokens, with formal</w:t>
+          <w:t xml:space="preserve">the effect (concentration above holdings) is the same across sector</w:t>
         </w:r>
       </w:ins>
       <w:ins w:id="10088" w:author="Z. Zukowski" w:date="2026-05-22T00:00:00Z">
@@ -22865,7 +23386,7 @@
       </w:ins>
       <w:ins w:id="10088" w:author="Z. Zukowski" w:date="2026-05-22T00:00:00Z">
         <w:r>
-          <w:t xml:space="preserve">veto power over economic parameters proposed by the Token House and a</w:t>
+          <w:t xml:space="preserve">and governance venue. Whether a protocol concentrates governance power</w:t>
         </w:r>
       </w:ins>
       <w:ins w:id="10088" w:author="Z. Zukowski" w:date="2026-05-22T00:00:00Z">
@@ -22875,7 +23396,7 @@
       </w:ins>
       <w:ins w:id="10088" w:author="Z. Zukowski" w:date="2026-05-22T00:00:00Z">
         <w:r>
-          <w:t xml:space="preserve">veto threshold that lowers when multiple stakeholder groups align</w:t>
+          <w:t xml:space="preserve">through delegation does not depend on whether it is DeFi, DePIN, or</w:t>
         </w:r>
       </w:ins>
       <w:ins w:id="10088" w:author="Z. Zukowski" w:date="2026-05-22T00:00:00Z">
@@ -22885,7 +23406,7 @@
       </w:ins>
       <w:ins w:id="10088" w:author="Z. Zukowski" w:date="2026-05-22T00:00:00Z">
         <w:r>
-          <w:t xml:space="preserve">(Optimism, 2024). Because reputation weights are not token weights, the</w:t>
+          <w:t xml:space="preserve">infrastructure. How much it concentrates is shaped by design choices</w:t>
         </w:r>
       </w:ins>
       <w:ins w:id="10088" w:author="Z. Zukowski" w:date="2026-05-22T00:00:00Z">
@@ -22895,7 +23416,7 @@
       </w:ins>
       <w:ins w:id="10088" w:author="Z. Zukowski" w:date="2026-05-22T00:00:00Z">
         <w:r>
-          <w:t xml:space="preserve">Citizens’ House provides accountability that the amplification ratio</w:t>
+          <w:t xml:space="preserve">made at the level of the delegate program itself. The amplification</w:t>
         </w:r>
       </w:ins>
       <w:ins w:id="10088" w:author="Z. Zukowski" w:date="2026-05-22T00:00:00Z">
@@ -22905,7 +23426,47 @@
       </w:ins>
       <w:ins w:id="10088" w:author="Z. Zukowski" w:date="2026-05-22T00:00:00Z">
         <w:r>
-          <w:t xml:space="preserve">alone cannot capture.</w:t>
+          <w:t xml:space="preserve">ratio carries welfare consequences for DePIN that scale with operator</w:t>
+        </w:r>
+      </w:ins>
+      <w:ins w:id="10088" w:author="Z. Zukowski" w:date="2026-05-22T00:00:00Z">
+        <w:r>
+          <w:t xml:space="preserve"> </w:t>
+        </w:r>
+      </w:ins>
+      <w:ins w:id="10088" w:author="Z. Zukowski" w:date="2026-05-22T00:00:00Z">
+        <w:r>
+          <w:t xml:space="preserve">exit costs: hardware deployed for one network is a co-specialized</w:t>
+        </w:r>
+      </w:ins>
+      <w:ins w:id="10088" w:author="Z. Zukowski" w:date="2026-05-22T00:00:00Z">
+        <w:r>
+          <w:t xml:space="preserve"> </w:t>
+        </w:r>
+      </w:ins>
+      <w:ins w:id="10088" w:author="Z. Zukowski" w:date="2026-05-22T00:00:00Z">
+        <w:r>
+          <w:t xml:space="preserve">asset that cannot be redeployed to a competing protocol the way</w:t>
+        </w:r>
+      </w:ins>
+      <w:ins w:id="10088" w:author="Z. Zukowski" w:date="2026-05-22T00:00:00Z">
+        <w:r>
+          <w:t xml:space="preserve"> </w:t>
+        </w:r>
+      </w:ins>
+      <w:ins w:id="10088" w:author="Z. Zukowski" w:date="2026-05-22T00:00:00Z">
+        <w:r>
+          <w:t xml:space="preserve">liquidity can move between DeFi pools, a form of asset specificity</w:t>
+        </w:r>
+      </w:ins>
+      <w:ins w:id="10088" w:author="Z. Zukowski" w:date="2026-05-22T00:00:00Z">
+        <w:r>
+          <w:t xml:space="preserve"> </w:t>
+        </w:r>
+      </w:ins>
+      <w:ins w:id="10088" w:author="Z. Zukowski" w:date="2026-05-22T00:00:00Z">
+        <w:r>
+          <w:t xml:space="preserve">that raises exit costs (Williamson, 1979).</w:t>
         </w:r>
       </w:ins>
     </w:p>
@@ -22915,7 +23476,7 @@
       </w:pPr>
       <w:ins w:id="10089" w:author="Z. Zukowski" w:date="2026-05-22T00:00:00Z">
         <w:r>
-          <w:t xml:space="preserve">Lido’s 6.3x amplification</w:t>
+          <w:t xml:space="preserve">A power-index extension across the N = 16 cross-source voting-HHI sample (Tally + Snapshot + Solana proper-weight) refines the binary amplify-versus-disperse framing into a three-class amplification typology. Class 1 (structural-majority): top-1 voter holds an absolute majority of weight, producing Shapley-Shubik HHI mechanically at 1.000 (WXM only example in current sample; +30.85 percentage-point SS-share amplification over nominal share). Class 2 (coordinated-amplification): top-1 voter dominant with disparate second-tier weight distribution; positive but sub-majority amplification (AAVE +4.80 pp, GMX +2.93 pp, COMP-snap +2.25 pp, LDO +2.20 pp, HNT +5.45 pp, DRIFT +8.52 pp). Class 3 (track-share): top-1 SS-share tracks nominal share within 1 percentage point (UNI, COMP-tally, ARB, OP, ENS, DIMO, JUP). Pearson r between SS-HHI and Voting-HHI is 0.9756 across the N = 16 sample, with rank-stability holding across all six quorum thresholds from 0.33 through 0.75; the cross-sectional rank ordering of governance concentration is preserved whether measured by HHI or by Shapley-Shubik pivotal power. Per-class quorum-sensitivity profile: Class 1 protocols are highly quorum-sensitive (WXM SS-HHI transitions from 1.000 to 0.609 at the q = 0.74 to 0.75 boundary), Class 3 protocols are quorum-stable, and Class 2 protocols sit in between. The Class 1 versus Class 2 distinction matters for design implications because the underlying institutional dynamics differ: Class 1 reflects a single-actor absolute-veto position; Class 2 reflects coordination capacity across a dominant top-tier voter and a fragmented secondary tier where the dominant voter’s coalition-building costs scale with the second-tier fragmentation. Full per-protocol SS + Banzhaf values, quorum-variation table, and 3-class assignments are in</w:t>
         </w:r>
       </w:ins>
       <w:ins w:id="10089" w:author="Z. Zukowski" w:date="2026-05-22T00:00:00Z">
@@ -22923,538 +23484,8 @@
           <w:t xml:space="preserve"> </w:t>
         </w:r>
       </w:ins>
-      <w:ins w:id="10089" w:author="Z. Zukowski" w:date="2026-05-22T00:00:00Z">
-        <w:r>
-          <w:t xml:space="preserve">catalyzed a parallel institutional response. The</w:t>
-        </w:r>
-      </w:ins>
-      <w:ins w:id="10089" w:author="Z. Zukowski" w:date="2026-05-22T00:00:00Z">
-        <w:r>
-          <w:t xml:space="preserve"> </w:t>
-        </w:r>
-      </w:ins>
-      <w:ins w:id="10089" w:author="Z. Zukowski" w:date="2026-05-22T00:00:00Z">
-        <w:r>
-          <w:t xml:space="preserve">“Dual Governance”</w:t>
-        </w:r>
-      </w:ins>
-      <w:ins w:id="10089" w:author="Z. Zukowski" w:date="2026-05-22T00:00:00Z">
-        <w:r>
-          <w:t xml:space="preserve"> </w:t>
-        </w:r>
-      </w:ins>
-      <w:ins w:id="10089" w:author="Z. Zukowski" w:date="2026-05-22T00:00:00Z">
-        <w:r>
-          <w:t xml:space="preserve">redesign grants stETH holders formal veto power over LDO governance</w:t>
-        </w:r>
-      </w:ins>
-      <w:ins w:id="10089" w:author="Z. Zukowski" w:date="2026-05-22T00:00:00Z">
-        <w:r>
-          <w:t xml:space="preserve"> </w:t>
-        </w:r>
-      </w:ins>
-      <w:ins w:id="10089" w:author="Z. Zukowski" w:date="2026-05-22T00:00:00Z">
-        <w:r>
-          <w:t xml:space="preserve">proposals, with a programmatic</w:t>
-        </w:r>
-      </w:ins>
-      <w:ins w:id="10089" w:author="Z. Zukowski" w:date="2026-05-22T00:00:00Z">
-        <w:r>
-          <w:t xml:space="preserve"> </w:t>
-        </w:r>
-      </w:ins>
-      <w:ins w:id="10089" w:author="Z. Zukowski" w:date="2026-05-22T00:00:00Z">
-        <w:r>
-          <w:t xml:space="preserve">“rage quit”</w:t>
-        </w:r>
-      </w:ins>
-      <w:ins w:id="10089" w:author="Z. Zukowski" w:date="2026-05-22T00:00:00Z">
-        <w:r>
-          <w:t xml:space="preserve"> </w:t>
-        </w:r>
-      </w:ins>
-      <w:ins w:id="10089" w:author="Z. Zukowski" w:date="2026-05-22T00:00:00Z">
-        <w:r>
-          <w:t xml:space="preserve">exit mechanism as the</w:t>
-        </w:r>
-      </w:ins>
-      <w:ins w:id="10089" w:author="Z. Zukowski" w:date="2026-05-22T00:00:00Z">
-        <w:r>
-          <w:t xml:space="preserve"> </w:t>
-        </w:r>
-      </w:ins>
-      <w:ins w:id="10089" w:author="Z. Zukowski" w:date="2026-05-22T00:00:00Z">
-        <w:r>
-          <w:t xml:space="preserve">ultimate accountability lever. The reform precedes the holding-HHI</w:t>
-        </w:r>
-      </w:ins>
-      <w:ins w:id="10089" w:author="Z. Zukowski" w:date="2026-05-22T00:00:00Z">
-        <w:r>
-          <w:t xml:space="preserve"> </w:t>
-        </w:r>
-      </w:ins>
-      <w:ins w:id="10089" w:author="Z. Zukowski" w:date="2026-05-22T00:00:00Z">
-        <w:r>
-          <w:t xml:space="preserve">recomputation reported here and was justified at the time by the</w:t>
-        </w:r>
-      </w:ins>
-      <w:ins w:id="10089" w:author="Z. Zukowski" w:date="2026-05-22T00:00:00Z">
-        <w:r>
-          <w:t xml:space="preserve"> </w:t>
-        </w:r>
-      </w:ins>
-      <w:ins w:id="10089" w:author="Z. Zukowski" w:date="2026-05-22T00:00:00Z">
-        <w:r>
-          <w:t xml:space="preserve">amplification ratio measured from a curated active-governance holder</w:t>
-        </w:r>
-      </w:ins>
-      <w:ins w:id="10089" w:author="Z. Zukowski" w:date="2026-05-22T00:00:00Z">
-        <w:r>
-          <w:t xml:space="preserve"> </w:t>
-        </w:r>
-      </w:ins>
-      <w:ins w:id="10089" w:author="Z. Zukowski" w:date="2026-05-22T00:00:00Z">
-        <w:r>
-          <w:t xml:space="preserve">subset (N = 189; minimum balance threshold approximately 414K LDO).</w:t>
-        </w:r>
-      </w:ins>
-      <w:ins w:id="10089" w:author="Z. Zukowski" w:date="2026-05-22T00:00:00Z">
-        <w:r>
-          <w:t xml:space="preserve"> </w:t>
-        </w:r>
-      </w:ins>
-      <w:ins w:id="10089" w:author="Z. Zukowski" w:date="2026-05-22T00:00:00Z">
-        <w:r>
-          <w:t xml:space="preserve">Under the universal top-1000 holder methodology applied in this</w:t>
-        </w:r>
-      </w:ins>
-      <w:ins w:id="10089" w:author="Z. Zukowski" w:date="2026-05-22T00:00:00Z">
-        <w:r>
-          <w:t xml:space="preserve"> </w:t>
-        </w:r>
-      </w:ins>
-      <w:ins w:id="10089" w:author="Z. Zukowski" w:date="2026-05-22T00:00:00Z">
-        <w:r>
-          <w:t xml:space="preserve">manuscript with the full protocol-controlled-address audit (Section 3.8; Bybit and Binance custody addresses excluded as Class 5 CEX</w:t>
-        </w:r>
-      </w:ins>
-      <w:ins w:id="10089" w:author="Z. Zukowski" w:date="2026-05-22T00:00:00Z">
-        <w:r>
-          <w:t xml:space="preserve"> </w:t>
-        </w:r>
-      </w:ins>
-      <w:ins w:id="10089" w:author="Z. Zukowski" w:date="2026-05-22T00:00:00Z">
-        <w:r>
-          <w:t xml:space="preserve">custody), Lido’s amplification ratio (6.3x) is substantial, and the direction (concentration above stake) is consistent</w:t>
-        </w:r>
-      </w:ins>
-      <w:ins w:id="10089" w:author="Z. Zukowski" w:date="2026-05-22T00:00:00Z">
-        <w:r>
-          <w:t xml:space="preserve"> </w:t>
-        </w:r>
-      </w:ins>
-      <w:ins w:id="10089" w:author="Z. Zukowski" w:date="2026-05-22T00:00:00Z">
-        <w:r>
-          <w:t xml:space="preserve">with the predominant-amplification pattern documented across thirteen of eighteen</w:t>
-        </w:r>
-      </w:ins>
-      <w:ins w:id="10089" w:author="Z. Zukowski" w:date="2026-05-22T00:00:00Z">
-        <w:r>
-          <w:t xml:space="preserve"> </w:t>
-        </w:r>
-      </w:ins>
-      <w:ins w:id="10089" w:author="Z. Zukowski" w:date="2026-05-22T00:00:00Z">
-        <w:r>
-          <w:t xml:space="preserve">protocols.</w:t>
-        </w:r>
-      </w:ins>
-    </w:p>
-    <w:p>
-      <w:pPr>
-        <w:pStyle w:val="BodyText"/>
-      </w:pPr>
-      <w:ins w:id="10090" w:author="Z. Zukowski" w:date="2026-05-22T00:00:00Z">
-        <w:r>
-          <w:t xml:space="preserve">Both responses share the same shape. Token-weighted delegation</w:t>
-        </w:r>
-      </w:ins>
-      <w:ins w:id="10090" w:author="Z. Zukowski" w:date="2026-05-22T00:00:00Z">
-        <w:r>
-          <w:t xml:space="preserve"> </w:t>
-        </w:r>
-      </w:ins>
-      <w:ins w:id="10090" w:author="Z. Zukowski" w:date="2026-05-22T00:00:00Z">
-        <w:r>
-          <w:t xml:space="preserve">concentrates voting power above stake holdings across the sample, and</w:t>
-        </w:r>
-      </w:ins>
-      <w:ins w:id="10090" w:author="Z. Zukowski" w:date="2026-05-22T00:00:00Z">
-        <w:r>
-          <w:t xml:space="preserve"> </w:t>
-        </w:r>
-      </w:ins>
-      <w:ins w:id="10090" w:author="Z. Zukowski" w:date="2026-05-22T00:00:00Z">
-        <w:r>
-          <w:t xml:space="preserve">the institutional reforms operate by adding an accountability layer</w:t>
-        </w:r>
-      </w:ins>
-      <w:ins w:id="10090" w:author="Z. Zukowski" w:date="2026-05-22T00:00:00Z">
-        <w:r>
-          <w:t xml:space="preserve"> </w:t>
-        </w:r>
-      </w:ins>
-      <w:ins w:id="10090" w:author="Z. Zukowski" w:date="2026-05-22T00:00:00Z">
-        <w:r>
-          <w:t xml:space="preserve">outside the token-weighted system rather than redesigning the</w:t>
-        </w:r>
-      </w:ins>
-      <w:ins w:id="10090" w:author="Z. Zukowski" w:date="2026-05-22T00:00:00Z">
-        <w:r>
-          <w:t xml:space="preserve"> </w:t>
-        </w:r>
-      </w:ins>
-      <w:ins w:id="10090" w:author="Z. Zukowski" w:date="2026-05-22T00:00:00Z">
-        <w:r>
-          <w:t xml:space="preserve">delegation mechanism itself. Both protocols with named accountability</w:t>
-        </w:r>
-      </w:ins>
-      <w:ins w:id="10090" w:author="Z. Zukowski" w:date="2026-05-22T00:00:00Z">
-        <w:r>
-          <w:t xml:space="preserve"> </w:t>
-        </w:r>
-      </w:ins>
-      <w:ins w:id="10090" w:author="Z. Zukowski" w:date="2026-05-22T00:00:00Z">
-        <w:r>
-          <w:t xml:space="preserve">reforms (Optimism, Lido) are protocols where token-weighted delegation</w:t>
-        </w:r>
-      </w:ins>
-      <w:ins w:id="10090" w:author="Z. Zukowski" w:date="2026-05-22T00:00:00Z">
-        <w:r>
-          <w:t xml:space="preserve"> </w:t>
-        </w:r>
-      </w:ins>
-      <w:ins w:id="10090" w:author="Z. Zukowski" w:date="2026-05-22T00:00:00Z">
-        <w:r>
-          <w:t xml:space="preserve">shows positive amplification, consistent with reading these reforms as</w:t>
-        </w:r>
-      </w:ins>
-      <w:ins w:id="10090" w:author="Z. Zukowski" w:date="2026-05-22T00:00:00Z">
-        <w:r>
-          <w:t xml:space="preserve"> </w:t>
-        </w:r>
-      </w:ins>
-      <w:ins w:id="10090" w:author="Z. Zukowski" w:date="2026-05-22T00:00:00Z">
-        <w:r>
-          <w:t xml:space="preserve">responses to the predominant-amplification pattern that this section</w:t>
-        </w:r>
-      </w:ins>
-      <w:ins w:id="10090" w:author="Z. Zukowski" w:date="2026-05-22T00:00:00Z">
-        <w:r>
-          <w:t xml:space="preserve"> </w:t>
-        </w:r>
-      </w:ins>
-      <w:ins w:id="10090" w:author="Z. Zukowski" w:date="2026-05-22T00:00:00Z">
-        <w:r>
-          <w:t xml:space="preserve">documents.</w:t>
-        </w:r>
-      </w:ins>
-    </w:p>
-    <w:p>
-      <w:pPr>
-        <w:pStyle w:val="BodyText"/>
-      </w:pPr>
-      <w:ins w:id="10091" w:author="Z. Zukowski" w:date="2026-05-22T00:00:00Z">
-        <w:r>
-          <w:t xml:space="preserve">The delegation-adjusted analysis reported in this section extends</w:t>
-        </w:r>
-      </w:ins>
-      <w:ins w:id="10091" w:author="Z. Zukowski" w:date="2026-05-22T00:00:00Z">
-        <w:r>
-          <w:t xml:space="preserve"> </w:t>
-        </w:r>
-      </w:ins>
-      <w:ins w:id="10091" w:author="Z. Zukowski" w:date="2026-05-22T00:00:00Z">
-        <w:r>
-          <w:t xml:space="preserve">recent empirical work by Fritsch, Müller, and Wattenhofer (2024), who</w:t>
-        </w:r>
-      </w:ins>
-      <w:ins w:id="10091" w:author="Z. Zukowski" w:date="2026-05-22T00:00:00Z">
-        <w:r>
-          <w:t xml:space="preserve"> </w:t>
-        </w:r>
-      </w:ins>
-      <w:ins w:id="10091" w:author="Z. Zukowski" w:date="2026-05-22T00:00:00Z">
-        <w:r>
-          <w:t xml:space="preserve">apply Nakamoto coefficients and Gini measures to voting power in</w:t>
-        </w:r>
-      </w:ins>
-      <w:ins w:id="10091" w:author="Z. Zukowski" w:date="2026-05-22T00:00:00Z">
-        <w:r>
-          <w:t xml:space="preserve"> </w:t>
-        </w:r>
-      </w:ins>
-      <w:ins w:id="10091" w:author="Z. Zukowski" w:date="2026-05-22T00:00:00Z">
-        <w:r>
-          <w:t xml:space="preserve">Compound, Uniswap, and ENS governance systems and document extreme</w:t>
-        </w:r>
-      </w:ins>
-      <w:ins w:id="10091" w:author="Z. Zukowski" w:date="2026-05-22T00:00:00Z">
-        <w:r>
-          <w:t xml:space="preserve"> </w:t>
-        </w:r>
-      </w:ins>
-      <w:ins w:id="10091" w:author="Z. Zukowski" w:date="2026-05-22T00:00:00Z">
-        <w:r>
-          <w:t xml:space="preserve">concentration in delegate-level voting power. The cross-protocol</w:t>
-        </w:r>
-      </w:ins>
-      <w:ins w:id="10091" w:author="Z. Zukowski" w:date="2026-05-22T00:00:00Z">
-        <w:r>
-          <w:t xml:space="preserve"> </w:t>
-        </w:r>
-      </w:ins>
-      <w:ins w:id="10091" w:author="Z. Zukowski" w:date="2026-05-22T00:00:00Z">
-        <w:r>
-          <w:t xml:space="preserve">comparison reported here spans eighteen protocols across DeFi (Compound,</w:t>
-        </w:r>
-      </w:ins>
-      <w:ins w:id="10091" w:author="Z. Zukowski" w:date="2026-05-22T00:00:00Z">
-        <w:r>
-          <w:t xml:space="preserve"> </w:t>
-        </w:r>
-      </w:ins>
-      <w:ins w:id="10091" w:author="Z. Zukowski" w:date="2026-05-22T00:00:00Z">
-        <w:r>
-          <w:t xml:space="preserve">Aave, Uniswap, GMX, Lido, Synthetix, Gnosis), DePIN (DIMO, WeatherXM, Livepeer), and infrastructure</w:t>
-        </w:r>
-      </w:ins>
-      <w:ins w:id="10091" w:author="Z. Zukowski" w:date="2026-05-22T00:00:00Z">
-        <w:r>
-          <w:t xml:space="preserve"> </w:t>
-        </w:r>
-      </w:ins>
-      <w:ins w:id="10091" w:author="Z. Zukowski" w:date="2026-05-22T00:00:00Z">
-        <w:r>
-          <w:t xml:space="preserve">(Optimism, Arbitrum, ENS, Bittensor, Polkadot). Amplification factors range from 2.5x (Gnosis)</w:t>
-        </w:r>
-      </w:ins>
-      <w:ins w:id="10091" w:author="Z. Zukowski" w:date="2026-05-22T00:00:00Z">
-        <w:r>
-          <w:t xml:space="preserve"> </w:t>
-        </w:r>
-      </w:ins>
-      <w:ins w:id="10091" w:author="Z. Zukowski" w:date="2026-05-22T00:00:00Z">
-        <w:r>
-          <w:t xml:space="preserve">to 25.6x (Polkadot) across the thirteen amplifying protocols; ENS at 0.48x; GMX at 0.87x; HNT at 0.26x-0.39x; JUP at 0.12x; and LPT at 0.27x are</w:t>
-        </w:r>
-      </w:ins>
-      <w:ins w:id="10091" w:author="Z. Zukowski" w:date="2026-05-22T00:00:00Z">
-        <w:r>
-          <w:t xml:space="preserve"> </w:t>
-        </w:r>
-      </w:ins>
-      <w:ins w:id="10091" w:author="Z. Zukowski" w:date="2026-05-22T00:00:00Z">
-        <w:r>
-          <w:t xml:space="preserve">the five structural exceptions (ENS: mature delegate program where holders</w:t>
-        </w:r>
-      </w:ins>
-      <w:ins w:id="10091" w:author="Z. Zukowski" w:date="2026-05-22T00:00:00Z">
-        <w:r>
-          <w:t xml:space="preserve"> </w:t>
-        </w:r>
-      </w:ins>
-      <w:ins w:id="10091" w:author="Z. Zukowski" w:date="2026-05-22T00:00:00Z">
-        <w:r>
-          <w:t xml:space="preserve">systematically delegate to a broad community-delegate set; GMX: methodology-sensitive crossover per Section 4.5.1.1; HNT: Solana VSR lockup-weighted design per Section 4.5.4; JUP: Solana delegated-vote with broad airdrop user base per Section 4.5.4, the most-extreme dispersion outlier in the cross-section; LPT: Livepeer orchestrator bonded-stake delegation across roughly 100 orchestrators, the most pronounced DePIN governance disperser, with holdings concentration unchanged at the cross-section maximum). Within the</w:t>
-        </w:r>
-      </w:ins>
-      <w:ins w:id="10091" w:author="Z. Zukowski" w:date="2026-05-22T00:00:00Z">
-        <w:r>
-          <w:t xml:space="preserve"> </w:t>
-        </w:r>
-      </w:ins>
-      <w:ins w:id="10091" w:author="Z. Zukowski" w:date="2026-05-22T00:00:00Z">
-        <w:r>
-          <w:t xml:space="preserve">sample, the 2.5x to 25.6x amplification range is distributed across</w:t>
-        </w:r>
-      </w:ins>
-      <w:ins w:id="10091" w:author="Z. Zukowski" w:date="2026-05-22T00:00:00Z">
-        <w:r>
-          <w:t xml:space="preserve"> </w:t>
-        </w:r>
-      </w:ins>
-      <w:ins w:id="10091" w:author="Z. Zukowski" w:date="2026-05-22T00:00:00Z">
-        <w:r>
-          <w:t xml:space="preserve">sectors with no clear concentration in any one; sector membership does</w:t>
-        </w:r>
-      </w:ins>
-      <w:ins w:id="10091" w:author="Z. Zukowski" w:date="2026-05-22T00:00:00Z">
-        <w:r>
-          <w:t xml:space="preserve"> </w:t>
-        </w:r>
-      </w:ins>
-      <w:ins w:id="10091" w:author="Z. Zukowski" w:date="2026-05-22T00:00:00Z">
-        <w:r>
-          <w:t xml:space="preserve">is not associated with how strongly delegation concentrates power.</w:t>
-        </w:r>
-      </w:ins>
-    </w:p>
-    <w:p>
-      <w:pPr>
-        <w:pStyle w:val="BodyText"/>
-      </w:pPr>
-      <w:ins w:id="10092" w:author="Z. Zukowski" w:date="2026-05-22T00:00:00Z">
-        <w:r>
-          <w:t xml:space="preserve">The pattern is consistent with the broader claim of this paper: design</w:t>
-        </w:r>
-      </w:ins>
-      <w:ins w:id="10092" w:author="Z. Zukowski" w:date="2026-05-22T00:00:00Z">
-        <w:r>
-          <w:t xml:space="preserve"> </w:t>
-        </w:r>
-      </w:ins>
-      <w:ins w:id="10092" w:author="Z. Zukowski" w:date="2026-05-22T00:00:00Z">
-        <w:r>
-          <w:t xml:space="preserve">choices within each delegate program (delegate selection criteria,</w:t>
-        </w:r>
-      </w:ins>
-      <w:ins w:id="10092" w:author="Z. Zukowski" w:date="2026-05-22T00:00:00Z">
-        <w:r>
-          <w:t xml:space="preserve"> </w:t>
-        </w:r>
-      </w:ins>
-      <w:ins w:id="10092" w:author="Z. Zukowski" w:date="2026-05-22T00:00:00Z">
-        <w:r>
-          <w:t xml:space="preserve">compensation structure, voting threshold rules) are associated with the magnitude</w:t>
-        </w:r>
-      </w:ins>
-      <w:ins w:id="10092" w:author="Z. Zukowski" w:date="2026-05-22T00:00:00Z">
-        <w:r>
-          <w:t xml:space="preserve"> </w:t>
-        </w:r>
-      </w:ins>
-      <w:ins w:id="10092" w:author="Z. Zukowski" w:date="2026-05-22T00:00:00Z">
-        <w:r>
-          <w:t xml:space="preserve">of governance concentration through delegation, while the direction of</w:t>
-        </w:r>
-      </w:ins>
-      <w:ins w:id="10092" w:author="Z. Zukowski" w:date="2026-05-22T00:00:00Z">
-        <w:r>
-          <w:t xml:space="preserve"> </w:t>
-        </w:r>
-      </w:ins>
-      <w:ins w:id="10092" w:author="Z. Zukowski" w:date="2026-05-22T00:00:00Z">
-        <w:r>
-          <w:t xml:space="preserve">the effect (concentration above holdings) is the same across sector</w:t>
-        </w:r>
-      </w:ins>
-      <w:ins w:id="10092" w:author="Z. Zukowski" w:date="2026-05-22T00:00:00Z">
-        <w:r>
-          <w:t xml:space="preserve"> </w:t>
-        </w:r>
-      </w:ins>
-      <w:ins w:id="10092" w:author="Z. Zukowski" w:date="2026-05-22T00:00:00Z">
-        <w:r>
-          <w:t xml:space="preserve">and governance venue. Whether a protocol concentrates governance power</w:t>
-        </w:r>
-      </w:ins>
-      <w:ins w:id="10092" w:author="Z. Zukowski" w:date="2026-05-22T00:00:00Z">
-        <w:r>
-          <w:t xml:space="preserve"> </w:t>
-        </w:r>
-      </w:ins>
-      <w:ins w:id="10092" w:author="Z. Zukowski" w:date="2026-05-22T00:00:00Z">
-        <w:r>
-          <w:t xml:space="preserve">through delegation does not depend on whether it is DeFi, DePIN, or</w:t>
-        </w:r>
-      </w:ins>
-      <w:ins w:id="10092" w:author="Z. Zukowski" w:date="2026-05-22T00:00:00Z">
-        <w:r>
-          <w:t xml:space="preserve"> </w:t>
-        </w:r>
-      </w:ins>
-      <w:ins w:id="10092" w:author="Z. Zukowski" w:date="2026-05-22T00:00:00Z">
-        <w:r>
-          <w:t xml:space="preserve">infrastructure. How much it concentrates is shaped by design choices</w:t>
-        </w:r>
-      </w:ins>
-      <w:ins w:id="10092" w:author="Z. Zukowski" w:date="2026-05-22T00:00:00Z">
-        <w:r>
-          <w:t xml:space="preserve"> </w:t>
-        </w:r>
-      </w:ins>
-      <w:ins w:id="10092" w:author="Z. Zukowski" w:date="2026-05-22T00:00:00Z">
-        <w:r>
-          <w:t xml:space="preserve">made at the level of the delegate program itself. The amplification</w:t>
-        </w:r>
-      </w:ins>
-      <w:ins w:id="10092" w:author="Z. Zukowski" w:date="2026-05-22T00:00:00Z">
-        <w:r>
-          <w:t xml:space="preserve"> </w:t>
-        </w:r>
-      </w:ins>
-      <w:ins w:id="10092" w:author="Z. Zukowski" w:date="2026-05-22T00:00:00Z">
-        <w:r>
-          <w:t xml:space="preserve">ratio carries welfare consequences for DePIN that scale with operator</w:t>
-        </w:r>
-      </w:ins>
-      <w:ins w:id="10092" w:author="Z. Zukowski" w:date="2026-05-22T00:00:00Z">
-        <w:r>
-          <w:t xml:space="preserve"> </w:t>
-        </w:r>
-      </w:ins>
-      <w:ins w:id="10092" w:author="Z. Zukowski" w:date="2026-05-22T00:00:00Z">
-        <w:r>
-          <w:t xml:space="preserve">exit costs: hardware deployed for one network is a co-specialized</w:t>
-        </w:r>
-      </w:ins>
-      <w:ins w:id="10092" w:author="Z. Zukowski" w:date="2026-05-22T00:00:00Z">
-        <w:r>
-          <w:t xml:space="preserve"> </w:t>
-        </w:r>
-      </w:ins>
-      <w:ins w:id="10092" w:author="Z. Zukowski" w:date="2026-05-22T00:00:00Z">
-        <w:r>
-          <w:t xml:space="preserve">asset that cannot be redeployed to a competing protocol the way</w:t>
-        </w:r>
-      </w:ins>
-      <w:ins w:id="10092" w:author="Z. Zukowski" w:date="2026-05-22T00:00:00Z">
-        <w:r>
-          <w:t xml:space="preserve"> </w:t>
-        </w:r>
-      </w:ins>
-      <w:ins w:id="10092" w:author="Z. Zukowski" w:date="2026-05-22T00:00:00Z">
-        <w:r>
-          <w:t xml:space="preserve">liquidity can move between DeFi pools, a form of asset specificity</w:t>
-        </w:r>
-      </w:ins>
-      <w:ins w:id="10092" w:author="Z. Zukowski" w:date="2026-05-22T00:00:00Z">
-        <w:r>
-          <w:t xml:space="preserve"> </w:t>
-        </w:r>
-      </w:ins>
-      <w:ins w:id="10092" w:author="Z. Zukowski" w:date="2026-05-22T00:00:00Z">
-        <w:r>
-          <w:t xml:space="preserve">that raises exit costs (Williamson, 1979).</w:t>
-        </w:r>
-      </w:ins>
-    </w:p>
-    <w:p>
-      <w:pPr>
-        <w:pStyle w:val="BodyText"/>
-      </w:pPr>
-      <w:ins w:id="10093" w:author="Z. Zukowski" w:date="2026-05-22T00:00:00Z">
-        <w:r>
-          <w:t xml:space="preserve">A power-index extension across the N = 16 cross-source voting-HHI sample (Tally + Snapshot + Solana proper-weight) refines the binary amplify-versus-disperse framing into a three-class amplification typology. Class 1 (structural-majority): top-1 voter holds an absolute majority of weight, producing Shapley-Shubik HHI mechanically at 1.000 (WXM only example in current sample; +30.85 percentage-point SS-share amplification over nominal share). Class 2 (coordinated-amplification): top-1 voter dominant with disparate second-tier weight distribution; positive but sub-majority amplification (AAVE +4.80 pp, GMX +2.93 pp, COMP-snap +2.25 pp, LDO +2.20 pp, HNT +5.45 pp, DRIFT +8.52 pp). Class 3 (track-share): top-1 SS-share tracks nominal share within 1 percentage point (UNI, COMP-tally, ARB, OP, ENS, DIMO, JUP). Pearson r between SS-HHI and Voting-HHI is 0.9756 across the N = 16 sample, with rank-stability holding across all six quorum thresholds from 0.33 through 0.75; the cross-sectional rank ordering of governance concentration is preserved whether measured by HHI or by Shapley-Shubik pivotal power. Per-class quorum-sensitivity profile: Class 1 protocols are highly quorum-sensitive (WXM SS-HHI transitions from 1.000 to 0.609 at the q = 0.74 to 0.75 boundary), Class 3 protocols are quorum-stable, and Class 2 protocols sit in between. The Class 1 versus Class 2 distinction matters for design implications because the underlying institutional dynamics differ: Class 1 reflects a single-actor absolute-veto position; Class 2 reflects coordination capacity across a dominant top-tier voter and a fragmented secondary tier where the dominant voter’s coalition-building costs scale with the second-tier fragmentation. Full per-protocol SS + Banzhaf values, quorum-variation table, and 3-class assignments are in</w:t>
-        </w:r>
-      </w:ins>
-      <w:ins w:id="10093" w:author="Z. Zukowski" w:date="2026-05-22T00:00:00Z">
-        <w:r>
-          <w:t xml:space="preserve"> </w:t>
-        </w:r>
-      </w:ins>
       <w:hyperlink r:id="rId66">
-        <w:ins w:id="10093" w:author="Z. Zukowski" w:date="2026-05-22T00:00:00Z">
+        <w:ins w:id="10089" w:author="Z. Zukowski" w:date="2026-05-22T00:00:00Z">
           <w:r>
             <w:rPr>
               <w:rStyle w:val="Hyperlink"/>
@@ -23463,7 +23494,7 @@
           </w:r>
         </w:ins>
       </w:hyperlink>
-      <w:ins w:id="10093" w:author="Z. Zukowski" w:date="2026-05-22T00:00:00Z">
+      <w:ins w:id="10089" w:author="Z. Zukowski" w:date="2026-05-22T00:00:00Z">
         <w:r>
           <w:t xml:space="preserve">.</w:t>
         </w:r>
@@ -23482,147 +23513,147 @@
       <w:pPr>
         <w:pStyle w:val="FirstParagraph"/>
       </w:pPr>
-      <w:ins w:id="10094" w:author="Z. Zukowski" w:date="2026-05-22T00:00:00Z">
+      <w:ins w:id="10090" w:author="Z. Zukowski" w:date="2026-05-22T00:00:00Z">
         <w:r>
           <w:t xml:space="preserve">ENS is one of five protocols in the cross-section where delegation</w:t>
         </w:r>
       </w:ins>
-      <w:ins w:id="10094" w:author="Z. Zukowski" w:date="2026-05-22T00:00:00Z">
-        <w:r>
-          <w:t xml:space="preserve"> </w:t>
-        </w:r>
-      </w:ins>
-      <w:ins w:id="10094" w:author="Z. Zukowski" w:date="2026-05-22T00:00:00Z">
+      <w:ins w:id="10090" w:author="Z. Zukowski" w:date="2026-05-22T00:00:00Z">
+        <w:r>
+          <w:t xml:space="preserve"> </w:t>
+        </w:r>
+      </w:ins>
+      <w:ins w:id="10090" w:author="Z. Zukowski" w:date="2026-05-22T00:00:00Z">
         <w:r>
           <w:t xml:space="preserve">empirically disperses voting power below the holding-HHI baseline</w:t>
         </w:r>
       </w:ins>
-      <w:ins w:id="10094" w:author="Z. Zukowski" w:date="2026-05-22T00:00:00Z">
-        <w:r>
-          <w:t xml:space="preserve"> </w:t>
-        </w:r>
-      </w:ins>
-      <w:ins w:id="10094" w:author="Z. Zukowski" w:date="2026-05-22T00:00:00Z">
+      <w:ins w:id="10090" w:author="Z. Zukowski" w:date="2026-05-22T00:00:00Z">
+        <w:r>
+          <w:t xml:space="preserve"> </w:t>
+        </w:r>
+      </w:ins>
+      <w:ins w:id="10090" w:author="Z. Zukowski" w:date="2026-05-22T00:00:00Z">
         <w:r>
           <w:t xml:space="preserve">(ratio 0.48x; voting HHI 0.022 vs holding HHI 0.046, the latter</w:t>
         </w:r>
       </w:ins>
-      <w:ins w:id="10094" w:author="Z. Zukowski" w:date="2026-05-22T00:00:00Z">
-        <w:r>
-          <w:t xml:space="preserve"> </w:t>
-        </w:r>
-      </w:ins>
-      <w:ins w:id="10094" w:author="Z. Zukowski" w:date="2026-05-22T00:00:00Z">
+      <w:ins w:id="10090" w:author="Z. Zukowski" w:date="2026-05-22T00:00:00Z">
+        <w:r>
+          <w:t xml:space="preserve"> </w:t>
+        </w:r>
+      </w:ins>
+      <w:ins w:id="10090" w:author="Z. Zukowski" w:date="2026-05-22T00:00:00Z">
         <w:r>
           <w:t xml:space="preserve">computed after the ENS DAO Wallet and Treasury PCA exclusions</w:t>
         </w:r>
       </w:ins>
-      <w:ins w:id="10094" w:author="Z. Zukowski" w:date="2026-05-22T00:00:00Z">
-        <w:r>
-          <w:t xml:space="preserve"> </w:t>
-        </w:r>
-      </w:ins>
-      <w:ins w:id="10094" w:author="Z. Zukowski" w:date="2026-05-22T00:00:00Z">
+      <w:ins w:id="10090" w:author="Z. Zukowski" w:date="2026-05-22T00:00:00Z">
+        <w:r>
+          <w:t xml:space="preserve"> </w:t>
+        </w:r>
+      </w:ins>
+      <w:ins w:id="10090" w:author="Z. Zukowski" w:date="2026-05-22T00:00:00Z">
         <w:r>
           <w:t xml:space="preserve">codified in Section 3.8). The dispersion case is informative for</w:t>
         </w:r>
       </w:ins>
-      <w:ins w:id="10094" w:author="Z. Zukowski" w:date="2026-05-22T00:00:00Z">
-        <w:r>
-          <w:t xml:space="preserve"> </w:t>
-        </w:r>
-      </w:ins>
-      <w:ins w:id="10094" w:author="Z. Zukowski" w:date="2026-05-22T00:00:00Z">
+      <w:ins w:id="10090" w:author="Z. Zukowski" w:date="2026-05-22T00:00:00Z">
+        <w:r>
+          <w:t xml:space="preserve"> </w:t>
+        </w:r>
+      </w:ins>
+      <w:ins w:id="10090" w:author="Z. Zukowski" w:date="2026-05-22T00:00:00Z">
         <w:r>
           <w:t xml:space="preserve">the framework’s institutional-design thesis because it provides an</w:t>
         </w:r>
       </w:ins>
-      <w:ins w:id="10094" w:author="Z. Zukowski" w:date="2026-05-22T00:00:00Z">
-        <w:r>
-          <w:t xml:space="preserve"> </w:t>
-        </w:r>
-      </w:ins>
-      <w:ins w:id="10094" w:author="Z. Zukowski" w:date="2026-05-22T00:00:00Z">
+      <w:ins w:id="10090" w:author="Z. Zukowski" w:date="2026-05-22T00:00:00Z">
+        <w:r>
+          <w:t xml:space="preserve"> </w:t>
+        </w:r>
+      </w:ins>
+      <w:ins w:id="10090" w:author="Z. Zukowski" w:date="2026-05-22T00:00:00Z">
         <w:r>
           <w:t xml:space="preserve">existence-proof that delegation outcomes are design-tractable rather</w:t>
         </w:r>
       </w:ins>
-      <w:ins w:id="10094" w:author="Z. Zukowski" w:date="2026-05-22T00:00:00Z">
-        <w:r>
-          <w:t xml:space="preserve"> </w:t>
-        </w:r>
-      </w:ins>
-      <w:ins w:id="10094" w:author="Z. Zukowski" w:date="2026-05-22T00:00:00Z">
+      <w:ins w:id="10090" w:author="Z. Zukowski" w:date="2026-05-22T00:00:00Z">
+        <w:r>
+          <w:t xml:space="preserve"> </w:t>
+        </w:r>
+      </w:ins>
+      <w:ins w:id="10090" w:author="Z. Zukowski" w:date="2026-05-22T00:00:00Z">
         <w:r>
           <w:t xml:space="preserve">than mechanism-inevitable. The ENS delegate program funds approximately</w:t>
         </w:r>
       </w:ins>
-      <w:ins w:id="10094" w:author="Z. Zukowski" w:date="2026-05-22T00:00:00Z">
-        <w:r>
-          <w:t xml:space="preserve"> </w:t>
-        </w:r>
-      </w:ins>
-      <w:ins w:id="10094" w:author="Z. Zukowski" w:date="2026-05-22T00:00:00Z">
+      <w:ins w:id="10090" w:author="Z. Zukowski" w:date="2026-05-22T00:00:00Z">
+        <w:r>
+          <w:t xml:space="preserve"> </w:t>
+        </w:r>
+      </w:ins>
+      <w:ins w:id="10090" w:author="Z. Zukowski" w:date="2026-05-22T00:00:00Z">
         <w:r>
           <w:t xml:space="preserve">100 active delegates (including the ENS DAO ecosystem grants for</w:t>
         </w:r>
       </w:ins>
-      <w:ins w:id="10094" w:author="Z. Zukowski" w:date="2026-05-22T00:00:00Z">
-        <w:r>
-          <w:t xml:space="preserve"> </w:t>
-        </w:r>
-      </w:ins>
-      <w:ins w:id="10094" w:author="Z. Zukowski" w:date="2026-05-22T00:00:00Z">
+      <w:ins w:id="10090" w:author="Z. Zukowski" w:date="2026-05-22T00:00:00Z">
+        <w:r>
+          <w:t xml:space="preserve"> </w:t>
+        </w:r>
+      </w:ins>
+      <w:ins w:id="10090" w:author="Z. Zukowski" w:date="2026-05-22T00:00:00Z">
         <w:r>
           <w:t xml:space="preserve">delegate work), and the top-100 delegate voting-power distribution is</w:t>
         </w:r>
       </w:ins>
-      <w:ins w:id="10094" w:author="Z. Zukowski" w:date="2026-05-22T00:00:00Z">
-        <w:r>
-          <w:t xml:space="preserve"> </w:t>
-        </w:r>
-      </w:ins>
-      <w:ins w:id="10094" w:author="Z. Zukowski" w:date="2026-05-22T00:00:00Z">
+      <w:ins w:id="10090" w:author="Z. Zukowski" w:date="2026-05-22T00:00:00Z">
+        <w:r>
+          <w:t xml:space="preserve"> </w:t>
+        </w:r>
+      </w:ins>
+      <w:ins w:id="10090" w:author="Z. Zukowski" w:date="2026-05-22T00:00:00Z">
         <w:r>
           <w:t xml:space="preserve">structurally broader than the holding distribution: top-1 post-exclusion</w:t>
         </w:r>
       </w:ins>
-      <w:ins w:id="10094" w:author="Z. Zukowski" w:date="2026-05-22T00:00:00Z">
-        <w:r>
-          <w:t xml:space="preserve"> </w:t>
-        </w:r>
-      </w:ins>
-      <w:ins w:id="10094" w:author="Z. Zukowski" w:date="2026-05-22T00:00:00Z">
+      <w:ins w:id="10090" w:author="Z. Zukowski" w:date="2026-05-22T00:00:00Z">
+        <w:r>
+          <w:t xml:space="preserve"> </w:t>
+        </w:r>
+      </w:ins>
+      <w:ins w:id="10090" w:author="Z. Zukowski" w:date="2026-05-22T00:00:00Z">
         <w:r>
           <w:t xml:space="preserve">holding share is 16.8% while top-1 voting-power share is 12.1%</w:t>
         </w:r>
       </w:ins>
-      <w:ins w:id="10094" w:author="Z. Zukowski" w:date="2026-05-22T00:00:00Z">
-        <w:r>
-          <w:t xml:space="preserve"> </w:t>
-        </w:r>
-      </w:ins>
-      <w:ins w:id="10094" w:author="Z. Zukowski" w:date="2026-05-22T00:00:00Z">
+      <w:ins w:id="10090" w:author="Z. Zukowski" w:date="2026-05-22T00:00:00Z">
+        <w:r>
+          <w:t xml:space="preserve"> </w:t>
+        </w:r>
+      </w:ins>
+      <w:ins w:id="10090" w:author="Z. Zukowski" w:date="2026-05-22T00:00:00Z">
         <w:r>
           <w:t xml:space="preserve">(fireeyesdao.eth, a community-elected delegate). Holders systematically</w:t>
         </w:r>
       </w:ins>
-      <w:ins w:id="10094" w:author="Z. Zukowski" w:date="2026-05-22T00:00:00Z">
-        <w:r>
-          <w:t xml:space="preserve"> </w:t>
-        </w:r>
-      </w:ins>
-      <w:ins w:id="10094" w:author="Z. Zukowski" w:date="2026-05-22T00:00:00Z">
+      <w:ins w:id="10090" w:author="Z. Zukowski" w:date="2026-05-22T00:00:00Z">
+        <w:r>
+          <w:t xml:space="preserve"> </w:t>
+        </w:r>
+      </w:ins>
+      <w:ins w:id="10090" w:author="Z. Zukowski" w:date="2026-05-22T00:00:00Z">
         <w:r>
           <w:t xml:space="preserve">delegate to a broader community-delegate set rather than self-delegating</w:t>
         </w:r>
       </w:ins>
-      <w:ins w:id="10094" w:author="Z. Zukowski" w:date="2026-05-22T00:00:00Z">
-        <w:r>
-          <w:t xml:space="preserve"> </w:t>
-        </w:r>
-      </w:ins>
-      <w:ins w:id="10094" w:author="Z. Zukowski" w:date="2026-05-22T00:00:00Z">
+      <w:ins w:id="10090" w:author="Z. Zukowski" w:date="2026-05-22T00:00:00Z">
+        <w:r>
+          <w:t xml:space="preserve"> </w:t>
+        </w:r>
+      </w:ins>
+      <w:ins w:id="10090" w:author="Z. Zukowski" w:date="2026-05-22T00:00:00Z">
         <w:r>
           <w:t xml:space="preserve">or delegating to whales.</w:t>
         </w:r>
@@ -23632,147 +23663,147 @@
       <w:pPr>
         <w:pStyle w:val="BodyText"/>
       </w:pPr>
-      <w:ins w:id="10095" w:author="Z. Zukowski" w:date="2026-05-22T00:00:00Z">
+      <w:ins w:id="10091" w:author="Z. Zukowski" w:date="2026-05-22T00:00:00Z">
         <w:r>
           <w:t xml:space="preserve">The ENS + GMX + HNT + JUP dispersion findings contrast with the thirteen protocols where delegation</w:t>
         </w:r>
       </w:ins>
-      <w:ins w:id="10095" w:author="Z. Zukowski" w:date="2026-05-22T00:00:00Z">
-        <w:r>
-          <w:t xml:space="preserve"> </w:t>
-        </w:r>
-      </w:ins>
-      <w:ins w:id="10095" w:author="Z. Zukowski" w:date="2026-05-22T00:00:00Z">
+      <w:ins w:id="10091" w:author="Z. Zukowski" w:date="2026-05-22T00:00:00Z">
+        <w:r>
+          <w:t xml:space="preserve"> </w:t>
+        </w:r>
+      </w:ins>
+      <w:ins w:id="10091" w:author="Z. Zukowski" w:date="2026-05-22T00:00:00Z">
         <w:r>
           <w:t xml:space="preserve">amplifies: in those protocols, the top-delegate identity is typically</w:t>
         </w:r>
       </w:ins>
-      <w:ins w:id="10095" w:author="Z. Zukowski" w:date="2026-05-22T00:00:00Z">
-        <w:r>
-          <w:t xml:space="preserve"> </w:t>
-        </w:r>
-      </w:ins>
-      <w:ins w:id="10095" w:author="Z. Zukowski" w:date="2026-05-22T00:00:00Z">
+      <w:ins w:id="10091" w:author="Z. Zukowski" w:date="2026-05-22T00:00:00Z">
+        <w:r>
+          <w:t xml:space="preserve"> </w:t>
+        </w:r>
+      </w:ins>
+      <w:ins w:id="10091" w:author="Z. Zukowski" w:date="2026-05-22T00:00:00Z">
         <w:r>
           <w:t xml:space="preserve">either the protocol foundation itself, a staking-aggregation contract</w:t>
         </w:r>
       </w:ins>
-      <w:ins w:id="10095" w:author="Z. Zukowski" w:date="2026-05-22T00:00:00Z">
-        <w:r>
-          <w:t xml:space="preserve"> </w:t>
-        </w:r>
-      </w:ins>
-      <w:ins w:id="10095" w:author="Z. Zukowski" w:date="2026-05-22T00:00:00Z">
+      <w:ins w:id="10091" w:author="Z. Zukowski" w:date="2026-05-22T00:00:00Z">
+        <w:r>
+          <w:t xml:space="preserve"> </w:t>
+        </w:r>
+      </w:ins>
+      <w:ins w:id="10091" w:author="Z. Zukowski" w:date="2026-05-22T00:00:00Z">
         <w:r>
           <w:t xml:space="preserve">that aggregates underlying staker voting power, or an institutional</w:t>
         </w:r>
       </w:ins>
-      <w:ins w:id="10095" w:author="Z. Zukowski" w:date="2026-05-22T00:00:00Z">
-        <w:r>
-          <w:t xml:space="preserve"> </w:t>
-        </w:r>
-      </w:ins>
-      <w:ins w:id="10095" w:author="Z. Zukowski" w:date="2026-05-22T00:00:00Z">
+      <w:ins w:id="10091" w:author="Z. Zukowski" w:date="2026-05-22T00:00:00Z">
+        <w:r>
+          <w:t xml:space="preserve"> </w:t>
+        </w:r>
+      </w:ins>
+      <w:ins w:id="10091" w:author="Z. Zukowski" w:date="2026-05-22T00:00:00Z">
         <w:r>
           <w:t xml:space="preserve">delegate firm (see Section 4.5.3). The structural pattern across the</w:t>
         </w:r>
       </w:ins>
-      <w:ins w:id="10095" w:author="Z. Zukowski" w:date="2026-05-22T00:00:00Z">
-        <w:r>
-          <w:t xml:space="preserve"> </w:t>
-        </w:r>
-      </w:ins>
-      <w:ins w:id="10095" w:author="Z. Zukowski" w:date="2026-05-22T00:00:00Z">
+      <w:ins w:id="10091" w:author="Z. Zukowski" w:date="2026-05-22T00:00:00Z">
+        <w:r>
+          <w:t xml:space="preserve"> </w:t>
+        </w:r>
+      </w:ins>
+      <w:ins w:id="10091" w:author="Z. Zukowski" w:date="2026-05-22T00:00:00Z">
         <w:r>
           <w:t xml:space="preserve">eighteen-protocol sample is consistent with the framework’s thesis that</w:t>
         </w:r>
       </w:ins>
-      <w:ins w:id="10095" w:author="Z. Zukowski" w:date="2026-05-22T00:00:00Z">
-        <w:r>
-          <w:t xml:space="preserve"> </w:t>
-        </w:r>
-      </w:ins>
-      <w:ins w:id="10095" w:author="Z. Zukowski" w:date="2026-05-22T00:00:00Z">
+      <w:ins w:id="10091" w:author="Z. Zukowski" w:date="2026-05-22T00:00:00Z">
+        <w:r>
+          <w:t xml:space="preserve"> </w:t>
+        </w:r>
+      </w:ins>
+      <w:ins w:id="10091" w:author="Z. Zukowski" w:date="2026-05-22T00:00:00Z">
         <w:r>
           <w:t xml:space="preserve">institutional design at the delegate-program level governs the</w:t>
         </w:r>
       </w:ins>
-      <w:ins w:id="10095" w:author="Z. Zukowski" w:date="2026-05-22T00:00:00Z">
-        <w:r>
-          <w:t xml:space="preserve"> </w:t>
-        </w:r>
-      </w:ins>
-      <w:ins w:id="10095" w:author="Z. Zukowski" w:date="2026-05-22T00:00:00Z">
+      <w:ins w:id="10091" w:author="Z. Zukowski" w:date="2026-05-22T00:00:00Z">
+        <w:r>
+          <w:t xml:space="preserve"> </w:t>
+        </w:r>
+      </w:ins>
+      <w:ins w:id="10091" w:author="Z. Zukowski" w:date="2026-05-22T00:00:00Z">
         <w:r>
           <w:t xml:space="preserve">direction of delegation’s effect on voting concentration. The</w:t>
         </w:r>
       </w:ins>
-      <w:ins w:id="10095" w:author="Z. Zukowski" w:date="2026-05-22T00:00:00Z">
-        <w:r>
-          <w:t xml:space="preserve"> </w:t>
-        </w:r>
-      </w:ins>
-      <w:ins w:id="10095" w:author="Z. Zukowski" w:date="2026-05-22T00:00:00Z">
+      <w:ins w:id="10091" w:author="Z. Zukowski" w:date="2026-05-22T00:00:00Z">
+        <w:r>
+          <w:t xml:space="preserve"> </w:t>
+        </w:r>
+      </w:ins>
+      <w:ins w:id="10091" w:author="Z. Zukowski" w:date="2026-05-22T00:00:00Z">
         <w:r>
           <w:t xml:space="preserve">generalizable design recommendation: delegate-program architectures</w:t>
         </w:r>
       </w:ins>
-      <w:ins w:id="10095" w:author="Z. Zukowski" w:date="2026-05-22T00:00:00Z">
-        <w:r>
-          <w:t xml:space="preserve"> </w:t>
-        </w:r>
-      </w:ins>
-      <w:ins w:id="10095" w:author="Z. Zukowski" w:date="2026-05-22T00:00:00Z">
+      <w:ins w:id="10091" w:author="Z. Zukowski" w:date="2026-05-22T00:00:00Z">
+        <w:r>
+          <w:t xml:space="preserve"> </w:t>
+        </w:r>
+      </w:ins>
+      <w:ins w:id="10091" w:author="Z. Zukowski" w:date="2026-05-22T00:00:00Z">
         <w:r>
           <w:t xml:space="preserve">that incentivize broad community-delegate distribution (recurring</w:t>
         </w:r>
       </w:ins>
-      <w:ins w:id="10095" w:author="Z. Zukowski" w:date="2026-05-22T00:00:00Z">
-        <w:r>
-          <w:t xml:space="preserve"> </w:t>
-        </w:r>
-      </w:ins>
-      <w:ins w:id="10095" w:author="Z. Zukowski" w:date="2026-05-22T00:00:00Z">
+      <w:ins w:id="10091" w:author="Z. Zukowski" w:date="2026-05-22T00:00:00Z">
+        <w:r>
+          <w:t xml:space="preserve"> </w:t>
+        </w:r>
+      </w:ins>
+      <w:ins w:id="10091" w:author="Z. Zukowski" w:date="2026-05-22T00:00:00Z">
         <w:r>
           <w:t xml:space="preserve">delegate compensation; public delegate platforms; active recruitment;</w:t>
         </w:r>
       </w:ins>
-      <w:ins w:id="10095" w:author="Z. Zukowski" w:date="2026-05-22T00:00:00Z">
-        <w:r>
-          <w:t xml:space="preserve"> </w:t>
-        </w:r>
-      </w:ins>
-      <w:ins w:id="10095" w:author="Z. Zukowski" w:date="2026-05-22T00:00:00Z">
+      <w:ins w:id="10091" w:author="Z. Zukowski" w:date="2026-05-22T00:00:00Z">
+        <w:r>
+          <w:t xml:space="preserve"> </w:t>
+        </w:r>
+      </w:ins>
+      <w:ins w:id="10091" w:author="Z. Zukowski" w:date="2026-05-22T00:00:00Z">
         <w:r>
           <w:t xml:space="preserve">operational support for non-whale delegates) can produce</w:t>
         </w:r>
       </w:ins>
-      <w:ins w:id="10095" w:author="Z. Zukowski" w:date="2026-05-22T00:00:00Z">
-        <w:r>
-          <w:t xml:space="preserve"> </w:t>
-        </w:r>
-      </w:ins>
-      <w:ins w:id="10095" w:author="Z. Zukowski" w:date="2026-05-22T00:00:00Z">
+      <w:ins w:id="10091" w:author="Z. Zukowski" w:date="2026-05-22T00:00:00Z">
+        <w:r>
+          <w:t xml:space="preserve"> </w:t>
+        </w:r>
+      </w:ins>
+      <w:ins w:id="10091" w:author="Z. Zukowski" w:date="2026-05-22T00:00:00Z">
         <w:r>
           <w:t xml:space="preserve">delegation-mediated dispersion of voting power, contrary to the</w:t>
         </w:r>
       </w:ins>
-      <w:ins w:id="10095" w:author="Z. Zukowski" w:date="2026-05-22T00:00:00Z">
-        <w:r>
-          <w:t xml:space="preserve"> </w:t>
-        </w:r>
-      </w:ins>
-      <w:ins w:id="10095" w:author="Z. Zukowski" w:date="2026-05-22T00:00:00Z">
+      <w:ins w:id="10091" w:author="Z. Zukowski" w:date="2026-05-22T00:00:00Z">
+        <w:r>
+          <w:t xml:space="preserve"> </w:t>
+        </w:r>
+      </w:ins>
+      <w:ins w:id="10091" w:author="Z. Zukowski" w:date="2026-05-22T00:00:00Z">
         <w:r>
           <w:t xml:space="preserve">default-amplification pattern documented across most token-governance</w:t>
         </w:r>
       </w:ins>
-      <w:ins w:id="10095" w:author="Z. Zukowski" w:date="2026-05-22T00:00:00Z">
-        <w:r>
-          <w:t xml:space="preserve"> </w:t>
-        </w:r>
-      </w:ins>
-      <w:ins w:id="10095" w:author="Z. Zukowski" w:date="2026-05-22T00:00:00Z">
+      <w:ins w:id="10091" w:author="Z. Zukowski" w:date="2026-05-22T00:00:00Z">
+        <w:r>
+          <w:t xml:space="preserve"> </w:t>
+        </w:r>
+      </w:ins>
+      <w:ins w:id="10091" w:author="Z. Zukowski" w:date="2026-05-22T00:00:00Z">
         <w:r>
           <w:t xml:space="preserve">protocols.</w:t>
         </w:r>
@@ -23792,137 +23823,137 @@
       <w:pPr>
         <w:pStyle w:val="FirstParagraph"/>
       </w:pPr>
-      <w:ins w:id="10096" w:author="Z. Zukowski" w:date="2026-05-22T00:00:00Z">
+      <w:ins w:id="10092" w:author="Z. Zukowski" w:date="2026-05-22T00:00:00Z">
         <w:r>
           <w:t xml:space="preserve">GMX is another of the five protocols in the cross-section where delegation</w:t>
         </w:r>
       </w:ins>
-      <w:ins w:id="10096" w:author="Z. Zukowski" w:date="2026-05-22T00:00:00Z">
-        <w:r>
-          <w:t xml:space="preserve"> </w:t>
-        </w:r>
-      </w:ins>
-      <w:ins w:id="10096" w:author="Z. Zukowski" w:date="2026-05-22T00:00:00Z">
+      <w:ins w:id="10092" w:author="Z. Zukowski" w:date="2026-05-22T00:00:00Z">
+        <w:r>
+          <w:t xml:space="preserve"> </w:t>
+        </w:r>
+      </w:ins>
+      <w:ins w:id="10092" w:author="Z. Zukowski" w:date="2026-05-22T00:00:00Z">
         <w:r>
           <w:t xml:space="preserve">empirically disperses voting power below the holding-HHI baseline</w:t>
         </w:r>
       </w:ins>
-      <w:ins w:id="10096" w:author="Z. Zukowski" w:date="2026-05-22T00:00:00Z">
-        <w:r>
-          <w:t xml:space="preserve"> </w:t>
-        </w:r>
-      </w:ins>
-      <w:ins w:id="10096" w:author="Z. Zukowski" w:date="2026-05-22T00:00:00Z">
+      <w:ins w:id="10092" w:author="Z. Zukowski" w:date="2026-05-22T00:00:00Z">
+        <w:r>
+          <w:t xml:space="preserve"> </w:t>
+        </w:r>
+      </w:ins>
+      <w:ins w:id="10092" w:author="Z. Zukowski" w:date="2026-05-22T00:00:00Z">
         <w:r>
           <w:t xml:space="preserve">(ratio 0.87x; voting HHI 0.057 vs holding HHI 0.065, the latter</w:t>
         </w:r>
       </w:ins>
-      <w:ins w:id="10096" w:author="Z. Zukowski" w:date="2026-05-22T00:00:00Z">
-        <w:r>
-          <w:t xml:space="preserve"> </w:t>
-        </w:r>
-      </w:ins>
-      <w:ins w:id="10096" w:author="Z. Zukowski" w:date="2026-05-22T00:00:00Z">
+      <w:ins w:id="10092" w:author="Z. Zukowski" w:date="2026-05-22T00:00:00Z">
+        <w:r>
+          <w:t xml:space="preserve"> </w:t>
+        </w:r>
+      </w:ins>
+      <w:ins w:id="10092" w:author="Z. Zukowski" w:date="2026-05-22T00:00:00Z">
         <w:r>
           <w:t xml:space="preserve">computed after the universal burn-rule exclusion plus GMX-specific</w:t>
         </w:r>
       </w:ins>
-      <w:ins w:id="10096" w:author="Z. Zukowski" w:date="2026-05-22T00:00:00Z">
-        <w:r>
-          <w:t xml:space="preserve"> </w:t>
-        </w:r>
-      </w:ins>
-      <w:ins w:id="10096" w:author="Z. Zukowski" w:date="2026-05-22T00:00:00Z">
+      <w:ins w:id="10092" w:author="Z. Zukowski" w:date="2026-05-22T00:00:00Z">
+        <w:r>
+          <w:t xml:space="preserve"> </w:t>
+        </w:r>
+      </w:ins>
+      <w:ins w:id="10092" w:author="Z. Zukowski" w:date="2026-05-22T00:00:00Z">
         <w:r>
           <w:t xml:space="preserve">Binance-custody exclusions codified in Section 3.8). The</w:t>
         </w:r>
       </w:ins>
-      <w:ins w:id="10096" w:author="Z. Zukowski" w:date="2026-05-22T00:00:00Z">
-        <w:r>
-          <w:t xml:space="preserve"> </w:t>
-        </w:r>
-      </w:ins>
-      <w:ins w:id="10096" w:author="Z. Zukowski" w:date="2026-05-22T00:00:00Z">
+      <w:ins w:id="10092" w:author="Z. Zukowski" w:date="2026-05-22T00:00:00Z">
+        <w:r>
+          <w:t xml:space="preserve"> </w:t>
+        </w:r>
+      </w:ins>
+      <w:ins w:id="10092" w:author="Z. Zukowski" w:date="2026-05-22T00:00:00Z">
         <w:r>
           <w:t xml:space="preserve">dispersion case is methodology-sensitive: at a top-100 delegate sample</w:t>
         </w:r>
       </w:ins>
-      <w:ins w:id="10096" w:author="Z. Zukowski" w:date="2026-05-22T00:00:00Z">
-        <w:r>
-          <w:t xml:space="preserve"> </w:t>
-        </w:r>
-      </w:ins>
-      <w:ins w:id="10096" w:author="Z. Zukowski" w:date="2026-05-22T00:00:00Z">
+      <w:ins w:id="10092" w:author="Z. Zukowski" w:date="2026-05-22T00:00:00Z">
+        <w:r>
+          <w:t xml:space="preserve"> </w:t>
+        </w:r>
+      </w:ins>
+      <w:ins w:id="10092" w:author="Z. Zukowski" w:date="2026-05-22T00:00:00Z">
         <w:r>
           <w:t xml:space="preserve">GMX appears to amplify at 1.2x, while at the canonical top-1000 sample</w:t>
         </w:r>
       </w:ins>
-      <w:ins w:id="10096" w:author="Z. Zukowski" w:date="2026-05-22T00:00:00Z">
-        <w:r>
-          <w:t xml:space="preserve"> </w:t>
-        </w:r>
-      </w:ins>
-      <w:ins w:id="10096" w:author="Z. Zukowski" w:date="2026-05-22T00:00:00Z">
+      <w:ins w:id="10092" w:author="Z. Zukowski" w:date="2026-05-22T00:00:00Z">
+        <w:r>
+          <w:t xml:space="preserve"> </w:t>
+        </w:r>
+      </w:ins>
+      <w:ins w:id="10092" w:author="Z. Zukowski" w:date="2026-05-22T00:00:00Z">
         <w:r>
           <w:t xml:space="preserve">the broader delegate distribution surfaces voting-power-share tails</w:t>
         </w:r>
       </w:ins>
-      <w:ins w:id="10096" w:author="Z. Zukowski" w:date="2026-05-22T00:00:00Z">
-        <w:r>
-          <w:t xml:space="preserve"> </w:t>
-        </w:r>
-      </w:ins>
-      <w:ins w:id="10096" w:author="Z. Zukowski" w:date="2026-05-22T00:00:00Z">
+      <w:ins w:id="10092" w:author="Z. Zukowski" w:date="2026-05-22T00:00:00Z">
+        <w:r>
+          <w:t xml:space="preserve"> </w:t>
+        </w:r>
+      </w:ins>
+      <w:ins w:id="10092" w:author="Z. Zukowski" w:date="2026-05-22T00:00:00Z">
         <w:r>
           <w:t xml:space="preserve">less concentrated than the holding-share tail at the same sampling</w:t>
         </w:r>
       </w:ins>
-      <w:ins w:id="10096" w:author="Z. Zukowski" w:date="2026-05-22T00:00:00Z">
-        <w:r>
-          <w:t xml:space="preserve"> </w:t>
-        </w:r>
-      </w:ins>
-      <w:ins w:id="10096" w:author="Z. Zukowski" w:date="2026-05-22T00:00:00Z">
+      <w:ins w:id="10092" w:author="Z. Zukowski" w:date="2026-05-22T00:00:00Z">
+        <w:r>
+          <w:t xml:space="preserve"> </w:t>
+        </w:r>
+      </w:ins>
+      <w:ins w:id="10092" w:author="Z. Zukowski" w:date="2026-05-22T00:00:00Z">
         <w:r>
           <w:t xml:space="preserve">depth. The crossover from amplification (1.2x at N = 100) to dispersion</w:t>
         </w:r>
       </w:ins>
-      <w:ins w:id="10096" w:author="Z. Zukowski" w:date="2026-05-22T00:00:00Z">
-        <w:r>
-          <w:t xml:space="preserve"> </w:t>
-        </w:r>
-      </w:ins>
-      <w:ins w:id="10096" w:author="Z. Zukowski" w:date="2026-05-22T00:00:00Z">
+      <w:ins w:id="10092" w:author="Z. Zukowski" w:date="2026-05-22T00:00:00Z">
+        <w:r>
+          <w:t xml:space="preserve"> </w:t>
+        </w:r>
+      </w:ins>
+      <w:ins w:id="10092" w:author="Z. Zukowski" w:date="2026-05-22T00:00:00Z">
         <w:r>
           <w:t xml:space="preserve">(0.87x at N = 1000) indicates that GMX top-100 amplification readings</w:t>
         </w:r>
       </w:ins>
-      <w:ins w:id="10096" w:author="Z. Zukowski" w:date="2026-05-22T00:00:00Z">
-        <w:r>
-          <w:t xml:space="preserve"> </w:t>
-        </w:r>
-      </w:ins>
-      <w:ins w:id="10096" w:author="Z. Zukowski" w:date="2026-05-22T00:00:00Z">
+      <w:ins w:id="10092" w:author="Z. Zukowski" w:date="2026-05-22T00:00:00Z">
+        <w:r>
+          <w:t xml:space="preserve"> </w:t>
+        </w:r>
+      </w:ins>
+      <w:ins w:id="10092" w:author="Z. Zukowski" w:date="2026-05-22T00:00:00Z">
         <w:r>
           <w:t xml:space="preserve">are sampling-depth artifacts rather than stable properties of the</w:t>
         </w:r>
       </w:ins>
-      <w:ins w:id="10096" w:author="Z. Zukowski" w:date="2026-05-22T00:00:00Z">
-        <w:r>
-          <w:t xml:space="preserve"> </w:t>
-        </w:r>
-      </w:ins>
-      <w:ins w:id="10096" w:author="Z. Zukowski" w:date="2026-05-22T00:00:00Z">
+      <w:ins w:id="10092" w:author="Z. Zukowski" w:date="2026-05-22T00:00:00Z">
+        <w:r>
+          <w:t xml:space="preserve"> </w:t>
+        </w:r>
+      </w:ins>
+      <w:ins w:id="10092" w:author="Z. Zukowski" w:date="2026-05-22T00:00:00Z">
         <w:r>
           <w:t xml:space="preserve">underlying delegate-program design; the top-1000 sample better captures</w:t>
         </w:r>
       </w:ins>
-      <w:ins w:id="10096" w:author="Z. Zukowski" w:date="2026-05-22T00:00:00Z">
-        <w:r>
-          <w:t xml:space="preserve"> </w:t>
-        </w:r>
-      </w:ins>
-      <w:ins w:id="10096" w:author="Z. Zukowski" w:date="2026-05-22T00:00:00Z">
+      <w:ins w:id="10092" w:author="Z. Zukowski" w:date="2026-05-22T00:00:00Z">
+        <w:r>
+          <w:t xml:space="preserve"> </w:t>
+        </w:r>
+      </w:ins>
+      <w:ins w:id="10092" w:author="Z. Zukowski" w:date="2026-05-22T00:00:00Z">
         <w:r>
           <w:t xml:space="preserve">the actual voting-power distribution.</w:t>
         </w:r>
@@ -23932,87 +23963,87 @@
       <w:pPr>
         <w:pStyle w:val="BodyText"/>
       </w:pPr>
-      <w:ins w:id="10097" w:author="Z. Zukowski" w:date="2026-05-22T00:00:00Z">
+      <w:ins w:id="10093" w:author="Z. Zukowski" w:date="2026-05-22T00:00:00Z">
         <w:r>
           <w:t xml:space="preserve">The finding strengthens the framework’s institutional-design thesis: GMX’s</w:t>
         </w:r>
       </w:ins>
-      <w:ins w:id="10097" w:author="Z. Zukowski" w:date="2026-05-22T00:00:00Z">
-        <w:r>
-          <w:t xml:space="preserve"> </w:t>
-        </w:r>
-      </w:ins>
-      <w:ins w:id="10097" w:author="Z. Zukowski" w:date="2026-05-22T00:00:00Z">
+      <w:ins w:id="10093" w:author="Z. Zukowski" w:date="2026-05-22T00:00:00Z">
+        <w:r>
+          <w:t xml:space="preserve"> </w:t>
+        </w:r>
+      </w:ins>
+      <w:ins w:id="10093" w:author="Z. Zukowski" w:date="2026-05-22T00:00:00Z">
         <w:r>
           <w:t xml:space="preserve">delegate program is observably broader than its holder concentration</w:t>
         </w:r>
       </w:ins>
-      <w:ins w:id="10097" w:author="Z. Zukowski" w:date="2026-05-22T00:00:00Z">
-        <w:r>
-          <w:t xml:space="preserve"> </w:t>
-        </w:r>
-      </w:ins>
-      <w:ins w:id="10097" w:author="Z. Zukowski" w:date="2026-05-22T00:00:00Z">
+      <w:ins w:id="10093" w:author="Z. Zukowski" w:date="2026-05-22T00:00:00Z">
+        <w:r>
+          <w:t xml:space="preserve"> </w:t>
+        </w:r>
+      </w:ins>
+      <w:ins w:id="10093" w:author="Z. Zukowski" w:date="2026-05-22T00:00:00Z">
         <w:r>
           <w:t xml:space="preserve">when measured at appropriate sampling depth, consistent with the</w:t>
         </w:r>
       </w:ins>
-      <w:ins w:id="10097" w:author="Z. Zukowski" w:date="2026-05-22T00:00:00Z">
-        <w:r>
-          <w:t xml:space="preserve"> </w:t>
-        </w:r>
-      </w:ins>
-      <w:ins w:id="10097" w:author="Z. Zukowski" w:date="2026-05-22T00:00:00Z">
+      <w:ins w:id="10093" w:author="Z. Zukowski" w:date="2026-05-22T00:00:00Z">
+        <w:r>
+          <w:t xml:space="preserve"> </w:t>
+        </w:r>
+      </w:ins>
+      <w:ins w:id="10093" w:author="Z. Zukowski" w:date="2026-05-22T00:00:00Z">
         <w:r>
           <w:t xml:space="preserve">mature-delegate-program pattern documented at ENS (Section 4.5.1) at</w:t>
         </w:r>
       </w:ins>
-      <w:ins w:id="10097" w:author="Z. Zukowski" w:date="2026-05-22T00:00:00Z">
-        <w:r>
-          <w:t xml:space="preserve"> </w:t>
-        </w:r>
-      </w:ins>
-      <w:ins w:id="10097" w:author="Z. Zukowski" w:date="2026-05-22T00:00:00Z">
+      <w:ins w:id="10093" w:author="Z. Zukowski" w:date="2026-05-22T00:00:00Z">
+        <w:r>
+          <w:t xml:space="preserve"> </w:t>
+        </w:r>
+      </w:ins>
+      <w:ins w:id="10093" w:author="Z. Zukowski" w:date="2026-05-22T00:00:00Z">
         <w:r>
           <w:t xml:space="preserve">a different concentration level. The five structural-exception cases</w:t>
         </w:r>
       </w:ins>
-      <w:ins w:id="10097" w:author="Z. Zukowski" w:date="2026-05-22T00:00:00Z">
-        <w:r>
-          <w:t xml:space="preserve"> </w:t>
-        </w:r>
-      </w:ins>
-      <w:ins w:id="10097" w:author="Z. Zukowski" w:date="2026-05-22T00:00:00Z">
+      <w:ins w:id="10093" w:author="Z. Zukowski" w:date="2026-05-22T00:00:00Z">
+        <w:r>
+          <w:t xml:space="preserve"> </w:t>
+        </w:r>
+      </w:ins>
+      <w:ins w:id="10093" w:author="Z. Zukowski" w:date="2026-05-22T00:00:00Z">
         <w:r>
           <w:t xml:space="preserve">(ENS at 0.48x; GMX at 0.87x; HNT at 0.26x-0.39x; JUP at 0.12x; LPT at 0.27x) together preserve the dispersion pattern</w:t>
         </w:r>
       </w:ins>
-      <w:ins w:id="10097" w:author="Z. Zukowski" w:date="2026-05-22T00:00:00Z">
-        <w:r>
-          <w:t xml:space="preserve"> </w:t>
-        </w:r>
-      </w:ins>
-      <w:ins w:id="10097" w:author="Z. Zukowski" w:date="2026-05-22T00:00:00Z">
+      <w:ins w:id="10093" w:author="Z. Zukowski" w:date="2026-05-22T00:00:00Z">
+        <w:r>
+          <w:t xml:space="preserve"> </w:t>
+        </w:r>
+      </w:ins>
+      <w:ins w:id="10093" w:author="Z. Zukowski" w:date="2026-05-22T00:00:00Z">
         <w:r>
           <w:t xml:space="preserve">as informative counterexamples to the predominant-amplification thesis</w:t>
         </w:r>
       </w:ins>
-      <w:ins w:id="10097" w:author="Z. Zukowski" w:date="2026-05-22T00:00:00Z">
-        <w:r>
-          <w:t xml:space="preserve"> </w:t>
-        </w:r>
-      </w:ins>
-      <w:ins w:id="10097" w:author="Z. Zukowski" w:date="2026-05-22T00:00:00Z">
+      <w:ins w:id="10093" w:author="Z. Zukowski" w:date="2026-05-22T00:00:00Z">
+        <w:r>
+          <w:t xml:space="preserve"> </w:t>
+        </w:r>
+      </w:ins>
+      <w:ins w:id="10093" w:author="Z. Zukowski" w:date="2026-05-22T00:00:00Z">
         <w:r>
           <w:t xml:space="preserve">rather than refuting the broader argument that token-weighted</w:t>
         </w:r>
       </w:ins>
-      <w:ins w:id="10097" w:author="Z. Zukowski" w:date="2026-05-22T00:00:00Z">
-        <w:r>
-          <w:t xml:space="preserve"> </w:t>
-        </w:r>
-      </w:ins>
-      <w:ins w:id="10097" w:author="Z. Zukowski" w:date="2026-05-22T00:00:00Z">
+      <w:ins w:id="10093" w:author="Z. Zukowski" w:date="2026-05-22T00:00:00Z">
+        <w:r>
+          <w:t xml:space="preserve"> </w:t>
+        </w:r>
+      </w:ins>
+      <w:ins w:id="10093" w:author="Z. Zukowski" w:date="2026-05-22T00:00:00Z">
         <w:r>
           <w:t xml:space="preserve">delegation predominantly concentrates voting power above holdings.</w:t>
         </w:r>
@@ -24024,347 +24055,347 @@
       <w:pPr>
         <w:pStyle w:val="Heading3"/>
       </w:pPr>
+      <w:ins w:id="10094" w:author="Z. Zukowski" w:date="2026-05-22T00:00:00Z">
+        <w:r>
+          <w:t xml:space="preserve">4.5.2 Secondary extension: vote-escrowed governance</w:t>
+        </w:r>
+      </w:ins>
+    </w:p>
+    <w:p>
+      <w:pPr>
+        <w:pStyle w:val="FirstParagraph"/>
+      </w:pPr>
+      <w:ins w:id="10095" w:author="Z. Zukowski" w:date="2026-05-22T00:00:00Z">
+        <w:r>
+          <w:t xml:space="preserve">Three protocols using vote-escrowed governance (Curve veCRV; Balancer</w:t>
+        </w:r>
+      </w:ins>
+      <w:ins w:id="10095" w:author="Z. Zukowski" w:date="2026-05-22T00:00:00Z">
+        <w:r>
+          <w:t xml:space="preserve"> </w:t>
+        </w:r>
+      </w:ins>
+      <w:ins w:id="10095" w:author="Z. Zukowski" w:date="2026-05-22T00:00:00Z">
+        <w:r>
+          <w:t xml:space="preserve">veBAL; Frax veFXS) form a distinct extreme-amplification class that operates</w:t>
+        </w:r>
+      </w:ins>
+      <w:ins w:id="10095" w:author="Z. Zukowski" w:date="2026-05-22T00:00:00Z">
+        <w:r>
+          <w:t xml:space="preserve"> </w:t>
+        </w:r>
+      </w:ins>
+      <w:ins w:id="10095" w:author="Z. Zukowski" w:date="2026-05-22T00:00:00Z">
+        <w:r>
+          <w:t xml:space="preserve">through structurally different mechanisms than the delegate-based</w:t>
+        </w:r>
+      </w:ins>
+      <w:ins w:id="10095" w:author="Z. Zukowski" w:date="2026-05-22T00:00:00Z">
+        <w:r>
+          <w:t xml:space="preserve"> </w:t>
+        </w:r>
+      </w:ins>
+      <w:ins w:id="10095" w:author="Z. Zukowski" w:date="2026-05-22T00:00:00Z">
+        <w:r>
+          <w:t xml:space="preserve">amplification documented in the Table 6 sample. Curve’s veCRV system</w:t>
+        </w:r>
+      </w:ins>
+      <w:ins w:id="10095" w:author="Z. Zukowski" w:date="2026-05-22T00:00:00Z">
+        <w:r>
+          <w:t xml:space="preserve"> </w:t>
+        </w:r>
+      </w:ins>
+      <w:ins w:id="10095" w:author="Z. Zukowski" w:date="2026-05-22T00:00:00Z">
+        <w:r>
+          <w:t xml:space="preserve">locks CRV for up to four years; lock-duration multipliers convert</w:t>
+        </w:r>
+      </w:ins>
+      <w:ins w:id="10095" w:author="Z. Zukowski" w:date="2026-05-22T00:00:00Z">
+        <w:r>
+          <w:t xml:space="preserve"> </w:t>
+        </w:r>
+      </w:ins>
+      <w:ins w:id="10095" w:author="Z. Zukowski" w:date="2026-05-22T00:00:00Z">
+        <w:r>
+          <w:t xml:space="preserve">locked CRV into proportional veCRV voting power, with longer locks</w:t>
+        </w:r>
+      </w:ins>
+      <w:ins w:id="10095" w:author="Z. Zukowski" w:date="2026-05-22T00:00:00Z">
+        <w:r>
+          <w:t xml:space="preserve"> </w:t>
+        </w:r>
+      </w:ins>
+      <w:ins w:id="10095" w:author="Z. Zukowski" w:date="2026-05-22T00:00:00Z">
+        <w:r>
+          <w:t xml:space="preserve">weighted more heavily. Convex (the dominant meta-governance protocol</w:t>
+        </w:r>
+      </w:ins>
+      <w:ins w:id="10095" w:author="Z. Zukowski" w:date="2026-05-22T00:00:00Z">
+        <w:r>
+          <w:t xml:space="preserve"> </w:t>
+        </w:r>
+      </w:ins>
+      <w:ins w:id="10095" w:author="Z. Zukowski" w:date="2026-05-22T00:00:00Z">
+        <w:r>
+          <w:t xml:space="preserve">for Curve) aggregates user-deposited CRV into a single locked position</w:t>
+        </w:r>
+      </w:ins>
+      <w:ins w:id="10095" w:author="Z. Zukowski" w:date="2026-05-22T00:00:00Z">
+        <w:r>
+          <w:t xml:space="preserve"> </w:t>
+        </w:r>
+      </w:ins>
+      <w:ins w:id="10095" w:author="Z. Zukowski" w:date="2026-05-22T00:00:00Z">
+        <w:r>
+          <w:t xml:space="preserve">that votes as a meta-governance layer; Convex holds approximately 48</w:t>
+        </w:r>
+      </w:ins>
+      <w:ins w:id="10095" w:author="Z. Zukowski" w:date="2026-05-22T00:00:00Z">
+        <w:r>
+          <w:t xml:space="preserve"> </w:t>
+        </w:r>
+      </w:ins>
+      <w:ins w:id="10095" w:author="Z. Zukowski" w:date="2026-05-22T00:00:00Z">
+        <w:r>
+          <w:t xml:space="preserve">percent of the top-50 historical veCRV deposit-weighted share per the</w:t>
+        </w:r>
+      </w:ins>
+      <w:ins w:id="10095" w:author="Z. Zukowski" w:date="2026-05-22T00:00:00Z">
+        <w:r>
+          <w:t xml:space="preserve"> </w:t>
+        </w:r>
+      </w:ins>
+      <w:ins w:id="10095" w:author="Z. Zukowski" w:date="2026-05-22T00:00:00Z">
+        <w:r>
+          <w:t xml:space="preserve">direct cumulative-deposit computation (Section 4.5.2; supplementary file</w:t>
+        </w:r>
+      </w:ins>
+      <w:ins w:id="10095" w:author="Z. Zukowski" w:date="2026-05-22T00:00:00Z">
+        <w:r>
+          <w:t xml:space="preserve"> </w:t>
+        </w:r>
+      </w:ins>
+      <w:ins w:id="10095" w:author="Z. Zukowski" w:date="2026-05-22T00:00:00Z">
+        <w:r>
+          <w:t xml:space="preserve">veCRV_voting_concentration). The resulting veCRV</w:t>
+        </w:r>
+      </w:ins>
+      <w:ins w:id="10095" w:author="Z. Zukowski" w:date="2026-05-22T00:00:00Z">
+        <w:r>
+          <w:t xml:space="preserve"> </w:t>
+        </w:r>
+      </w:ins>
+      <w:ins w:id="10095" w:author="Z. Zukowski" w:date="2026-05-22T00:00:00Z">
+        <w:r>
+          <w:t xml:space="preserve">voting concentration (HHI 0.26 from cumulative-deposit aggregation</w:t>
+        </w:r>
+      </w:ins>
+      <w:ins w:id="10095" w:author="Z. Zukowski" w:date="2026-05-22T00:00:00Z">
+        <w:r>
+          <w:t xml:space="preserve"> </w:t>
+        </w:r>
+      </w:ins>
+      <w:ins w:id="10095" w:author="Z. Zukowski" w:date="2026-05-22T00:00:00Z">
+        <w:r>
+          <w:t xml:space="preserve">across top-50 lockers) is approximately 15 times the raw post-Convex-</w:t>
+        </w:r>
+      </w:ins>
+      <w:ins w:id="10095" w:author="Z. Zukowski" w:date="2026-05-22T00:00:00Z">
+        <w:r>
+          <w:t xml:space="preserve"> </w:t>
+        </w:r>
+      </w:ins>
+      <w:ins w:id="10095" w:author="Z. Zukowski" w:date="2026-05-22T00:00:00Z">
+        <w:r>
+          <w:t xml:space="preserve">exclusion CRV holding HHI of 0.014.</w:t>
+        </w:r>
+      </w:ins>
+    </w:p>
+    <w:p>
+      <w:pPr>
+        <w:pStyle w:val="BodyText"/>
+      </w:pPr>
+      <w:ins w:id="10096" w:author="Z. Zukowski" w:date="2026-05-22T00:00:00Z">
+        <w:r>
+          <w:t xml:space="preserve">Balancer’s veBAL system exhibits a structurally identical pattern:</w:t>
+        </w:r>
+      </w:ins>
+      <w:ins w:id="10096" w:author="Z. Zukowski" w:date="2026-05-22T00:00:00Z">
+        <w:r>
+          <w:t xml:space="preserve"> </w:t>
+        </w:r>
+      </w:ins>
+      <w:ins w:id="10096" w:author="Z. Zukowski" w:date="2026-05-22T00:00:00Z">
+        <w:r>
+          <w:t xml:space="preserve">Snapshot voting on Balancer’s governance space (12-month lookback;</w:t>
+        </w:r>
+      </w:ins>
+      <w:ins w:id="10096" w:author="Z. Zukowski" w:date="2026-05-22T00:00:00Z">
+        <w:r>
+          <w:t xml:space="preserve"> </w:t>
+        </w:r>
+      </w:ins>
+      <w:ins w:id="10096" w:author="Z. Zukowski" w:date="2026-05-22T00:00:00Z">
+        <w:r>
+          <w:t xml:space="preserve">36 active voters) yields voting HHI 0.626 against holding HHI 0.030,</w:t>
+        </w:r>
+      </w:ins>
+      <w:ins w:id="10096" w:author="Z. Zukowski" w:date="2026-05-22T00:00:00Z">
+        <w:r>
+          <w:t xml:space="preserve"> </w:t>
+        </w:r>
+      </w:ins>
+      <w:ins w:id="10096" w:author="Z. Zukowski" w:date="2026-05-22T00:00:00Z">
+        <w:r>
+          <w:t xml:space="preserve">a 21x amplification ratio. The top-1 active voter holds 78 percent of</w:t>
+        </w:r>
+      </w:ins>
+      <w:ins w:id="10096" w:author="Z. Zukowski" w:date="2026-05-22T00:00:00Z">
+        <w:r>
+          <w:t xml:space="preserve"> </w:t>
+        </w:r>
+      </w:ins>
+      <w:ins w:id="10096" w:author="Z. Zukowski" w:date="2026-05-22T00:00:00Z">
+        <w:r>
+          <w:t xml:space="preserve">total voting power; the top-10 voters cumulatively hold 99.85 percent.</w:t>
+        </w:r>
+      </w:ins>
+      <w:ins w:id="10096" w:author="Z. Zukowski" w:date="2026-05-22T00:00:00Z">
+        <w:r>
+          <w:t xml:space="preserve"> </w:t>
+        </w:r>
+      </w:ins>
+      <w:ins w:id="10096" w:author="Z. Zukowski" w:date="2026-05-22T00:00:00Z">
+        <w:r>
+          <w:t xml:space="preserve">The Aura Finance protocol (Balancer’s Convex-equivalent</w:t>
+        </w:r>
+      </w:ins>
+      <w:ins w:id="10096" w:author="Z. Zukowski" w:date="2026-05-22T00:00:00Z">
+        <w:r>
+          <w:t xml:space="preserve"> </w:t>
+        </w:r>
+      </w:ins>
+      <w:ins w:id="10096" w:author="Z. Zukowski" w:date="2026-05-22T00:00:00Z">
+        <w:r>
+          <w:t xml:space="preserve">meta-governance aggregator) plays the same role for veBAL that Convex</w:t>
+        </w:r>
+      </w:ins>
+      <w:ins w:id="10096" w:author="Z. Zukowski" w:date="2026-05-22T00:00:00Z">
+        <w:r>
+          <w:t xml:space="preserve"> </w:t>
+        </w:r>
+      </w:ins>
+      <w:ins w:id="10096" w:author="Z. Zukowski" w:date="2026-05-22T00:00:00Z">
+        <w:r>
+          <w:t xml:space="preserve">plays for veCRV.</w:t>
+        </w:r>
+      </w:ins>
+    </w:p>
+    <w:p>
+      <w:pPr>
+        <w:pStyle w:val="BodyText"/>
+      </w:pPr>
+      <w:ins w:id="10097" w:author="Z. Zukowski" w:date="2026-05-22T00:00:00Z">
+        <w:r>
+          <w:t xml:space="preserve">Frax’s veFXS system shows the same vote-escrow amplification at approximately 11.4x. This figure is the Snapshot veFXS-weighted-vote concentration (per-voter maximum veFXS-weighted vote across the frax.eth governance space, per Supplement S15); unlike the veCRV and veBAL figures it is measured at the Snapshot voting layer rather than re-derived from on-chain veFXS-balance aggregation, so it is reported as the lower-magnitude member of this class.</w:t>
+        </w:r>
+      </w:ins>
+    </w:p>
+    <w:p>
+      <w:pPr>
+        <w:pStyle w:val="BodyText"/>
+      </w:pPr>
       <w:ins w:id="10098" w:author="Z. Zukowski" w:date="2026-05-22T00:00:00Z">
         <w:r>
-          <w:t xml:space="preserve">4.5.2 Secondary extension: vote-escrowed governance</w:t>
-        </w:r>
-      </w:ins>
-    </w:p>
-    <w:p>
-      <w:pPr>
-        <w:pStyle w:val="FirstParagraph"/>
-      </w:pPr>
-      <w:ins w:id="10099" w:author="Z. Zukowski" w:date="2026-05-22T00:00:00Z">
-        <w:r>
-          <w:t xml:space="preserve">Three protocols using vote-escrowed governance (Curve veCRV; Balancer</w:t>
-        </w:r>
-      </w:ins>
-      <w:ins w:id="10099" w:author="Z. Zukowski" w:date="2026-05-22T00:00:00Z">
-        <w:r>
-          <w:t xml:space="preserve"> </w:t>
-        </w:r>
-      </w:ins>
-      <w:ins w:id="10099" w:author="Z. Zukowski" w:date="2026-05-22T00:00:00Z">
-        <w:r>
-          <w:t xml:space="preserve">veBAL; Frax veFXS) form a distinct extreme-amplification class that operates</w:t>
-        </w:r>
-      </w:ins>
-      <w:ins w:id="10099" w:author="Z. Zukowski" w:date="2026-05-22T00:00:00Z">
-        <w:r>
-          <w:t xml:space="preserve"> </w:t>
-        </w:r>
-      </w:ins>
-      <w:ins w:id="10099" w:author="Z. Zukowski" w:date="2026-05-22T00:00:00Z">
-        <w:r>
-          <w:t xml:space="preserve">through structurally different mechanisms than the delegate-based</w:t>
-        </w:r>
-      </w:ins>
-      <w:ins w:id="10099" w:author="Z. Zukowski" w:date="2026-05-22T00:00:00Z">
-        <w:r>
-          <w:t xml:space="preserve"> </w:t>
-        </w:r>
-      </w:ins>
-      <w:ins w:id="10099" w:author="Z. Zukowski" w:date="2026-05-22T00:00:00Z">
-        <w:r>
-          <w:t xml:space="preserve">amplification documented in the Table 6 sample. Curve’s veCRV system</w:t>
-        </w:r>
-      </w:ins>
-      <w:ins w:id="10099" w:author="Z. Zukowski" w:date="2026-05-22T00:00:00Z">
-        <w:r>
-          <w:t xml:space="preserve"> </w:t>
-        </w:r>
-      </w:ins>
-      <w:ins w:id="10099" w:author="Z. Zukowski" w:date="2026-05-22T00:00:00Z">
-        <w:r>
-          <w:t xml:space="preserve">locks CRV for up to four years; lock-duration multipliers convert</w:t>
-        </w:r>
-      </w:ins>
-      <w:ins w:id="10099" w:author="Z. Zukowski" w:date="2026-05-22T00:00:00Z">
-        <w:r>
-          <w:t xml:space="preserve"> </w:t>
-        </w:r>
-      </w:ins>
-      <w:ins w:id="10099" w:author="Z. Zukowski" w:date="2026-05-22T00:00:00Z">
-        <w:r>
-          <w:t xml:space="preserve">locked CRV into proportional veCRV voting power, with longer locks</w:t>
-        </w:r>
-      </w:ins>
-      <w:ins w:id="10099" w:author="Z. Zukowski" w:date="2026-05-22T00:00:00Z">
-        <w:r>
-          <w:t xml:space="preserve"> </w:t>
-        </w:r>
-      </w:ins>
-      <w:ins w:id="10099" w:author="Z. Zukowski" w:date="2026-05-22T00:00:00Z">
-        <w:r>
-          <w:t xml:space="preserve">weighted more heavily. Convex (the dominant meta-governance protocol</w:t>
-        </w:r>
-      </w:ins>
-      <w:ins w:id="10099" w:author="Z. Zukowski" w:date="2026-05-22T00:00:00Z">
-        <w:r>
-          <w:t xml:space="preserve"> </w:t>
-        </w:r>
-      </w:ins>
-      <w:ins w:id="10099" w:author="Z. Zukowski" w:date="2026-05-22T00:00:00Z">
-        <w:r>
-          <w:t xml:space="preserve">for Curve) aggregates user-deposited CRV into a single locked position</w:t>
-        </w:r>
-      </w:ins>
-      <w:ins w:id="10099" w:author="Z. Zukowski" w:date="2026-05-22T00:00:00Z">
-        <w:r>
-          <w:t xml:space="preserve"> </w:t>
-        </w:r>
-      </w:ins>
-      <w:ins w:id="10099" w:author="Z. Zukowski" w:date="2026-05-22T00:00:00Z">
-        <w:r>
-          <w:t xml:space="preserve">that votes as a meta-governance layer; Convex holds approximately 48</w:t>
-        </w:r>
-      </w:ins>
-      <w:ins w:id="10099" w:author="Z. Zukowski" w:date="2026-05-22T00:00:00Z">
-        <w:r>
-          <w:t xml:space="preserve"> </w:t>
-        </w:r>
-      </w:ins>
-      <w:ins w:id="10099" w:author="Z. Zukowski" w:date="2026-05-22T00:00:00Z">
-        <w:r>
-          <w:t xml:space="preserve">percent of the top-50 historical veCRV deposit-weighted share per the</w:t>
-        </w:r>
-      </w:ins>
-      <w:ins w:id="10099" w:author="Z. Zukowski" w:date="2026-05-22T00:00:00Z">
-        <w:r>
-          <w:t xml:space="preserve"> </w:t>
-        </w:r>
-      </w:ins>
-      <w:ins w:id="10099" w:author="Z. Zukowski" w:date="2026-05-22T00:00:00Z">
-        <w:r>
-          <w:t xml:space="preserve">direct cumulative-deposit computation (Section 4.5.2; supplementary file</w:t>
-        </w:r>
-      </w:ins>
-      <w:ins w:id="10099" w:author="Z. Zukowski" w:date="2026-05-22T00:00:00Z">
-        <w:r>
-          <w:t xml:space="preserve"> </w:t>
-        </w:r>
-      </w:ins>
-      <w:ins w:id="10099" w:author="Z. Zukowski" w:date="2026-05-22T00:00:00Z">
-        <w:r>
-          <w:t xml:space="preserve">veCRV_voting_concentration). The resulting veCRV</w:t>
-        </w:r>
-      </w:ins>
-      <w:ins w:id="10099" w:author="Z. Zukowski" w:date="2026-05-22T00:00:00Z">
-        <w:r>
-          <w:t xml:space="preserve"> </w:t>
-        </w:r>
-      </w:ins>
-      <w:ins w:id="10099" w:author="Z. Zukowski" w:date="2026-05-22T00:00:00Z">
-        <w:r>
-          <w:t xml:space="preserve">voting concentration (HHI 0.26 from cumulative-deposit aggregation</w:t>
-        </w:r>
-      </w:ins>
-      <w:ins w:id="10099" w:author="Z. Zukowski" w:date="2026-05-22T00:00:00Z">
-        <w:r>
-          <w:t xml:space="preserve"> </w:t>
-        </w:r>
-      </w:ins>
-      <w:ins w:id="10099" w:author="Z. Zukowski" w:date="2026-05-22T00:00:00Z">
-        <w:r>
-          <w:t xml:space="preserve">across top-50 lockers) is approximately 15 times the raw post-Convex-</w:t>
-        </w:r>
-      </w:ins>
-      <w:ins w:id="10099" w:author="Z. Zukowski" w:date="2026-05-22T00:00:00Z">
-        <w:r>
-          <w:t xml:space="preserve"> </w:t>
-        </w:r>
-      </w:ins>
-      <w:ins w:id="10099" w:author="Z. Zukowski" w:date="2026-05-22T00:00:00Z">
-        <w:r>
-          <w:t xml:space="preserve">exclusion CRV holding HHI of 0.014.</w:t>
-        </w:r>
-      </w:ins>
-    </w:p>
-    <w:p>
-      <w:pPr>
-        <w:pStyle w:val="BodyText"/>
-      </w:pPr>
-      <w:ins w:id="10100" w:author="Z. Zukowski" w:date="2026-05-22T00:00:00Z">
-        <w:r>
-          <w:t xml:space="preserve">Balancer’s veBAL system exhibits a structurally identical pattern:</w:t>
-        </w:r>
-      </w:ins>
-      <w:ins w:id="10100" w:author="Z. Zukowski" w:date="2026-05-22T00:00:00Z">
-        <w:r>
-          <w:t xml:space="preserve"> </w:t>
-        </w:r>
-      </w:ins>
-      <w:ins w:id="10100" w:author="Z. Zukowski" w:date="2026-05-22T00:00:00Z">
-        <w:r>
-          <w:t xml:space="preserve">Snapshot voting on Balancer’s governance space (12-month lookback;</w:t>
-        </w:r>
-      </w:ins>
-      <w:ins w:id="10100" w:author="Z. Zukowski" w:date="2026-05-22T00:00:00Z">
-        <w:r>
-          <w:t xml:space="preserve"> </w:t>
-        </w:r>
-      </w:ins>
-      <w:ins w:id="10100" w:author="Z. Zukowski" w:date="2026-05-22T00:00:00Z">
-        <w:r>
-          <w:t xml:space="preserve">36 active voters) yields voting HHI 0.626 against holding HHI 0.030,</w:t>
-        </w:r>
-      </w:ins>
-      <w:ins w:id="10100" w:author="Z. Zukowski" w:date="2026-05-22T00:00:00Z">
-        <w:r>
-          <w:t xml:space="preserve"> </w:t>
-        </w:r>
-      </w:ins>
-      <w:ins w:id="10100" w:author="Z. Zukowski" w:date="2026-05-22T00:00:00Z">
-        <w:r>
-          <w:t xml:space="preserve">a 21x amplification ratio. The top-1 active voter holds 78 percent of</w:t>
-        </w:r>
-      </w:ins>
-      <w:ins w:id="10100" w:author="Z. Zukowski" w:date="2026-05-22T00:00:00Z">
-        <w:r>
-          <w:t xml:space="preserve"> </w:t>
-        </w:r>
-      </w:ins>
-      <w:ins w:id="10100" w:author="Z. Zukowski" w:date="2026-05-22T00:00:00Z">
-        <w:r>
-          <w:t xml:space="preserve">total voting power; the top-10 voters cumulatively hold 99.85 percent.</w:t>
-        </w:r>
-      </w:ins>
-      <w:ins w:id="10100" w:author="Z. Zukowski" w:date="2026-05-22T00:00:00Z">
-        <w:r>
-          <w:t xml:space="preserve"> </w:t>
-        </w:r>
-      </w:ins>
-      <w:ins w:id="10100" w:author="Z. Zukowski" w:date="2026-05-22T00:00:00Z">
-        <w:r>
-          <w:t xml:space="preserve">The Aura Finance protocol (Balancer’s Convex-equivalent</w:t>
-        </w:r>
-      </w:ins>
-      <w:ins w:id="10100" w:author="Z. Zukowski" w:date="2026-05-22T00:00:00Z">
-        <w:r>
-          <w:t xml:space="preserve"> </w:t>
-        </w:r>
-      </w:ins>
-      <w:ins w:id="10100" w:author="Z. Zukowski" w:date="2026-05-22T00:00:00Z">
-        <w:r>
-          <w:t xml:space="preserve">meta-governance aggregator) plays the same role for veBAL that Convex</w:t>
-        </w:r>
-      </w:ins>
-      <w:ins w:id="10100" w:author="Z. Zukowski" w:date="2026-05-22T00:00:00Z">
-        <w:r>
-          <w:t xml:space="preserve"> </w:t>
-        </w:r>
-      </w:ins>
-      <w:ins w:id="10100" w:author="Z. Zukowski" w:date="2026-05-22T00:00:00Z">
-        <w:r>
-          <w:t xml:space="preserve">plays for veCRV.</w:t>
-        </w:r>
-      </w:ins>
-    </w:p>
-    <w:p>
-      <w:pPr>
-        <w:pStyle w:val="BodyText"/>
-      </w:pPr>
-      <w:ins w:id="10101" w:author="Z. Zukowski" w:date="2026-05-22T00:00:00Z">
-        <w:r>
-          <w:t xml:space="preserve">Frax’s veFXS system shows the same vote-escrow amplification at approximately 11.4x. This figure is the Snapshot veFXS-weighted-vote concentration (per-voter maximum veFXS-weighted vote across the frax.eth governance space, per Supplement S15); unlike the veCRV and veBAL figures it is measured at the Snapshot voting layer rather than re-derived from on-chain veFXS-balance aggregation, so it is reported as the lower-magnitude member of this class.</w:t>
-        </w:r>
-      </w:ins>
-    </w:p>
-    <w:p>
-      <w:pPr>
-        <w:pStyle w:val="BodyText"/>
-      </w:pPr>
-      <w:ins w:id="10102" w:author="Z. Zukowski" w:date="2026-05-22T00:00:00Z">
-        <w:r>
           <w:t xml:space="preserve">The veCRV and veBAL cases are not included in the Table 6 row set</w:t>
         </w:r>
       </w:ins>
-      <w:ins w:id="10102" w:author="Z. Zukowski" w:date="2026-05-22T00:00:00Z">
-        <w:r>
-          <w:t xml:space="preserve"> </w:t>
-        </w:r>
-      </w:ins>
-      <w:ins w:id="10102" w:author="Z. Zukowski" w:date="2026-05-22T00:00:00Z">
+      <w:ins w:id="10098" w:author="Z. Zukowski" w:date="2026-05-22T00:00:00Z">
+        <w:r>
+          <w:t xml:space="preserve"> </w:t>
+        </w:r>
+      </w:ins>
+      <w:ins w:id="10098" w:author="Z. Zukowski" w:date="2026-05-22T00:00:00Z">
         <w:r>
           <w:t xml:space="preserve">because the underlying methodology differs: Table 6 measures HHI of</w:t>
         </w:r>
       </w:ins>
-      <w:ins w:id="10102" w:author="Z. Zukowski" w:date="2026-05-22T00:00:00Z">
-        <w:r>
-          <w:t xml:space="preserve"> </w:t>
-        </w:r>
-      </w:ins>
-      <w:ins w:id="10102" w:author="Z. Zukowski" w:date="2026-05-22T00:00:00Z">
+      <w:ins w:id="10098" w:author="Z. Zukowski" w:date="2026-05-22T00:00:00Z">
+        <w:r>
+          <w:t xml:space="preserve"> </w:t>
+        </w:r>
+      </w:ins>
+      <w:ins w:id="10098" w:author="Z. Zukowski" w:date="2026-05-22T00:00:00Z">
         <w:r>
           <w:t xml:space="preserve">delegate voting power within token-governance delegate programs; the</w:t>
         </w:r>
       </w:ins>
-      <w:ins w:id="10102" w:author="Z. Zukowski" w:date="2026-05-22T00:00:00Z">
-        <w:r>
-          <w:t xml:space="preserve"> </w:t>
-        </w:r>
-      </w:ins>
-      <w:ins w:id="10102" w:author="Z. Zukowski" w:date="2026-05-22T00:00:00Z">
+      <w:ins w:id="10098" w:author="Z. Zukowski" w:date="2026-05-22T00:00:00Z">
+        <w:r>
+          <w:t xml:space="preserve"> </w:t>
+        </w:r>
+      </w:ins>
+      <w:ins w:id="10098" w:author="Z. Zukowski" w:date="2026-05-22T00:00:00Z">
         <w:r>
           <w:t xml:space="preserve">ve-token cases measure HHI of lock-duration-weighted CRV/BAL</w:t>
         </w:r>
       </w:ins>
-      <w:ins w:id="10102" w:author="Z. Zukowski" w:date="2026-05-22T00:00:00Z">
-        <w:r>
-          <w:t xml:space="preserve"> </w:t>
-        </w:r>
-      </w:ins>
-      <w:ins w:id="10102" w:author="Z. Zukowski" w:date="2026-05-22T00:00:00Z">
+      <w:ins w:id="10098" w:author="Z. Zukowski" w:date="2026-05-22T00:00:00Z">
+        <w:r>
+          <w:t xml:space="preserve"> </w:t>
+        </w:r>
+      </w:ins>
+      <w:ins w:id="10098" w:author="Z. Zukowski" w:date="2026-05-22T00:00:00Z">
         <w:r>
           <w:t xml:space="preserve">deposits, with meta-governance aggregation. The two mechanism classes</w:t>
         </w:r>
       </w:ins>
-      <w:ins w:id="10102" w:author="Z. Zukowski" w:date="2026-05-22T00:00:00Z">
-        <w:r>
-          <w:t xml:space="preserve"> </w:t>
-        </w:r>
-      </w:ins>
-      <w:ins w:id="10102" w:author="Z. Zukowski" w:date="2026-05-22T00:00:00Z">
+      <w:ins w:id="10098" w:author="Z. Zukowski" w:date="2026-05-22T00:00:00Z">
+        <w:r>
+          <w:t xml:space="preserve"> </w:t>
+        </w:r>
+      </w:ins>
+      <w:ins w:id="10098" w:author="Z. Zukowski" w:date="2026-05-22T00:00:00Z">
         <w:r>
           <w:t xml:space="preserve">produce concentration through different paths but converge on the</w:t>
         </w:r>
       </w:ins>
-      <w:ins w:id="10102" w:author="Z. Zukowski" w:date="2026-05-22T00:00:00Z">
-        <w:r>
-          <w:t xml:space="preserve"> </w:t>
-        </w:r>
-      </w:ins>
-      <w:ins w:id="10102" w:author="Z. Zukowski" w:date="2026-05-22T00:00:00Z">
+      <w:ins w:id="10098" w:author="Z. Zukowski" w:date="2026-05-22T00:00:00Z">
+        <w:r>
+          <w:t xml:space="preserve"> </w:t>
+        </w:r>
+      </w:ins>
+      <w:ins w:id="10098" w:author="Z. Zukowski" w:date="2026-05-22T00:00:00Z">
         <w:r>
           <w:t xml:space="preserve">same direction (amplification) with much larger magnitudes (11.4x to 21x versus the 2.7x to 9.9x range observed in delegate-program-based amplification). For practitioners designing token governance, the</w:t>
         </w:r>
       </w:ins>
-      <w:ins w:id="10102" w:author="Z. Zukowski" w:date="2026-05-22T00:00:00Z">
-        <w:r>
-          <w:t xml:space="preserve"> </w:t>
-        </w:r>
-      </w:ins>
-      <w:ins w:id="10102" w:author="Z. Zukowski" w:date="2026-05-22T00:00:00Z">
+      <w:ins w:id="10098" w:author="Z. Zukowski" w:date="2026-05-22T00:00:00Z">
+        <w:r>
+          <w:t xml:space="preserve"> </w:t>
+        </w:r>
+      </w:ins>
+      <w:ins w:id="10098" w:author="Z. Zukowski" w:date="2026-05-22T00:00:00Z">
         <w:r>
           <w:t xml:space="preserve">ve-token class is a separate design choice with substantially</w:t>
         </w:r>
       </w:ins>
-      <w:ins w:id="10102" w:author="Z. Zukowski" w:date="2026-05-22T00:00:00Z">
-        <w:r>
-          <w:t xml:space="preserve"> </w:t>
-        </w:r>
-      </w:ins>
-      <w:ins w:id="10102" w:author="Z. Zukowski" w:date="2026-05-22T00:00:00Z">
+      <w:ins w:id="10098" w:author="Z. Zukowski" w:date="2026-05-22T00:00:00Z">
+        <w:r>
+          <w:t xml:space="preserve"> </w:t>
+        </w:r>
+      </w:ins>
+      <w:ins w:id="10098" w:author="Z. Zukowski" w:date="2026-05-22T00:00:00Z">
         <w:r>
           <w:t xml:space="preserve">different concentration implications than standard delegate-program</w:t>
         </w:r>
       </w:ins>
-      <w:ins w:id="10102" w:author="Z. Zukowski" w:date="2026-05-22T00:00:00Z">
-        <w:r>
-          <w:t xml:space="preserve"> </w:t>
-        </w:r>
-      </w:ins>
-      <w:ins w:id="10102" w:author="Z. Zukowski" w:date="2026-05-22T00:00:00Z">
+      <w:ins w:id="10098" w:author="Z. Zukowski" w:date="2026-05-22T00:00:00Z">
+        <w:r>
+          <w:t xml:space="preserve"> </w:t>
+        </w:r>
+      </w:ins>
+      <w:ins w:id="10098" w:author="Z. Zukowski" w:date="2026-05-22T00:00:00Z">
         <w:r>
           <w:t xml:space="preserve">governance.</w:t>
         </w:r>
@@ -24376,7 +24407,7 @@
       <w:pPr>
         <w:pStyle w:val="Heading3"/>
       </w:pPr>
-      <w:ins w:id="10103" w:author="Z. Zukowski" w:date="2026-05-22T00:00:00Z">
+      <w:ins w:id="10099" w:author="Z. Zukowski" w:date="2026-05-22T00:00:00Z">
         <w:r>
           <w:t xml:space="preserve">4.5.3 Foundation and aggregation-contract top-delegate pattern</w:t>
         </w:r>
@@ -24386,7 +24417,7 @@
       <w:pPr>
         <w:pStyle w:val="FirstParagraph"/>
       </w:pPr>
-      <w:ins w:id="10104" w:author="Z. Zukowski" w:date="2026-05-22T00:00:00Z">
+      <w:ins w:id="10100" w:author="Z. Zukowski" w:date="2026-05-22T00:00:00Z">
         <w:r>
           <w:t xml:space="preserve">Three of the eighteen Table 6 protocols (plus the ve-token class protocols in Section 4.5.2) have their largest single voting block held by a protocol-controlled aggregation entity rather than an independent community delegate: Compound Foundation (21.5% of total delegated voting power in May 2026 Tally pull); Aave stkAAVE staking contract (21.9%; aggregates underlying staker voting power as a single delegate); Curve Convex (48% of top-50 deposit-weighted veCRV share per Section 4.5.2). The three Solana-native protocols added at the earlier Table 6 expansion (JUP, HNT, DRIFT; Section 4.5.4) do not exhibit the foundation-or-aggregation-entity top-delegate pattern at the Solana SPL Governance member-set layer; among the four N=52 additions, Polkadot’s largest effective voter is an independent delegate collective (ChaosDAO OpenGov) rather than a protocol-controlled aggregation entity; Section 4.5.4.1 documents the Drift Foundation proposal-authorship-versus-vote-weight decoupling pattern that further differentiates Solana governance topology from the EVM precedents described here.</w:t>
         </w:r>
@@ -24396,7 +24427,7 @@
       <w:pPr>
         <w:pStyle w:val="BodyText"/>
       </w:pPr>
-      <w:ins w:id="10105" w:author="Z. Zukowski" w:date="2026-05-22T00:00:00Z">
+      <w:ins w:id="10101" w:author="Z. Zukowski" w:date="2026-05-22T00:00:00Z">
         <w:r>
           <w:t xml:space="preserve">The aggregation-entity pattern raises practical measurement concerns relative to independent-delegate-dominated protocols (Uniswap top-1 is an investor delegate; Optimism top-1 is a professional delegate firm; ENS top-1 is a community delegate). Aggregation entities may or may not represent the distributional interests of the underlying token-holders or stakers who delegated to them; the principal-agent gap (Holmstrom, 1979; Tirole, 2001) is amplified by the aggregation layer. The PCA-symmetric exclusion analysis (Section 4.6) shows that predominant amplification holds even when aggregation entities are excluded; the empirical finding is robust to this methodological consideration, but the structural pattern itself remains a substantive feature of token-governance practice.</w:t>
         </w:r>
@@ -24408,7 +24439,7 @@
       <w:pPr>
         <w:pStyle w:val="Heading3"/>
       </w:pPr>
-      <w:ins w:id="10106" w:author="Z. Zukowski" w:date="2026-05-22T00:00:00Z">
+      <w:ins w:id="10102" w:author="Z. Zukowski" w:date="2026-05-22T00:00:00Z">
         <w:r>
           <w:t xml:space="preserve">4.5.4 Within-Solana governance concentration heterogeneity</w:t>
         </w:r>
@@ -24418,17 +24449,17 @@
       <w:pPr>
         <w:pStyle w:val="FirstParagraph"/>
       </w:pPr>
-      <w:ins w:id="10107" w:author="Z. Zukowski" w:date="2026-05-22T00:00:00Z">
+      <w:ins w:id="10103" w:author="Z. Zukowski" w:date="2026-05-22T00:00:00Z">
         <w:r>
           <w:t xml:space="preserve">Three Solana-native protocols in the cross-section have on-chain voting HHI computable via proper-weight methodology: Jupiter (JUP) at 0.00546 via per-signer max(weight) aggregation on</w:t>
         </w:r>
       </w:ins>
-      <w:ins w:id="10107" w:author="Z. Zukowski" w:date="2026-05-22T00:00:00Z">
-        <w:r>
-          <w:t xml:space="preserve"> </w:t>
-        </w:r>
-      </w:ins>
-      <w:ins w:id="10107" w:author="Z. Zukowski" w:date="2026-05-22T00:00:00Z">
+      <w:ins w:id="10103" w:author="Z. Zukowski" w:date="2026-05-22T00:00:00Z">
+        <w:r>
+          <w:t xml:space="preserve"> </w:t>
+        </w:r>
+      </w:ins>
+      <w:ins w:id="10103" w:author="Z. Zukowski" w:date="2026-05-22T00:00:00Z">
         <w:r>
           <w:rPr>
             <w:rStyle w:val="VerbatimChar"/>
@@ -24436,12 +24467,12 @@
           <w:t xml:space="preserve">jupiter_solana.govern_call_setvote</w:t>
         </w:r>
       </w:ins>
-      <w:ins w:id="10107" w:author="Z. Zukowski" w:date="2026-05-22T00:00:00Z">
-        <w:r>
-          <w:t xml:space="preserve"> </w:t>
-        </w:r>
-      </w:ins>
-      <w:ins w:id="10107" w:author="Z. Zukowski" w:date="2026-05-22T00:00:00Z">
+      <w:ins w:id="10103" w:author="Z. Zukowski" w:date="2026-05-22T00:00:00Z">
+        <w:r>
+          <w:t xml:space="preserve"> </w:t>
+        </w:r>
+      </w:ins>
+      <w:ins w:id="10103" w:author="Z. Zukowski" w:date="2026-05-22T00:00:00Z">
         <w:r>
           <w:t xml:space="preserve">(delegated-vote design); Helium (HNT) at 0.0261 to 0.0394 (sensitivity range under Voter Stake Registry lockup-weight reconstruction; 14.8 percent closed-position rate brackets the bounds); and Drift Protocol (DRIFT) at 0.0833 via direct on-chain parsing of VoteRecordV2 accounts in the DRIFT governance program (VSR lockup-weighted design analogous to HNT). The within-Solana spread (0.005 to 0.083; 15x range) sits within the broader within-EVM voting HHI spread (full range 0.022 to 0.556 across the EVM voting-HHI cross-section; range 0.022 to 0.089 if the WeatherXM thin-pool outlier with N=73 voters is excluded). The apples-to-apples within-Solana versus within-EVM comparison requires acknowledging that small-voter-pool protocols on both chains (WeatherXM N=73 on EVM; DIMO N=10 on EVM-Polygon; analogous small-pool Solana protocols outside the voting-HHI subset due to data availability) skew their respective ranges upward; the within-Solana sample does not include a comparable thin-pool outlier in the voting-HHI subset. Both Helium and Drift sit within the EVM-typical voting HHI range (HNT in the Arbitrum neighborhood at 0.0376; DRIFT in the Uniswap-to-Compound neighborhood at 0.0727 to 0.0889). Jupiter is the only Solana protocol exhibiting voting concentration order-of-magnitude below the EVM cross-section median.</w:t>
         </w:r>
@@ -24451,7 +24482,7 @@
       <w:pPr>
         <w:pStyle w:val="BodyText"/>
       </w:pPr>
-      <w:ins w:id="10108" w:author="Z. Zukowski" w:date="2026-05-22T00:00:00Z">
+      <w:ins w:id="10104" w:author="Z. Zukowski" w:date="2026-05-22T00:00:00Z">
         <w:r>
           <w:t xml:space="preserve">The within-Solana heterogeneity is structurally organized by voting-weight mechanism design as the primary axis, with user-base composition and rewards-calibration as secondary axes. The primary driver: two of the three Solana protocols (Helium HNT; Drift DRIFT) use Voter Stake Registry (VSR) lockup-weighted vote design, where vote weight is locked-amount multiplied by a lockup-duration multiplier (HNT VSR saturates at four-year lockup; Drift VSR uses an analogous lockup multiplier within its governance program). Both VSR-using Solana protocols cluster at EVM-typical voting HHI (HNT 0.0261 to 0.0394; DRIFT 0.0833). Jupiter JUP, by contrast, uses delegated-vote weight (each token equals one vote at vote time; no lockup multiplier), and Jupiter is the only Solana protocol exhibiting voting concentration order-of-magnitude below the EVM median. The VSR design choice penalizes short-lockup voters and rewards long-lockup whales (whales can afford to lock larger positions for longer durations), raising concentration relative to per-token weighting; delegated-vote design flattens the vote-weight distribution within the active voter pool. Secondary drivers within the design classes: user-base composition (Jupiter’s 128,476-voter pool was built by a broad launch airdrop, producing a retail tail that flattens distribution within the delegated-vote class); rewards calibration (Jupiter’s Active Staker Rewards directly compensate voting participation at a high engagement rate; Helium’s VSR rewards lockup-and-vote but the lockup-weight calculus advantages whales; Drift lacks a comparable direct vote-rewards mechanism).</w:t>
         </w:r>
@@ -24461,7 +24492,7 @@
       <w:pPr>
         <w:pStyle w:val="BodyText"/>
       </w:pPr>
-      <w:ins w:id="10109" w:author="Z. Zukowski" w:date="2026-05-22T00:00:00Z">
+      <w:ins w:id="10105" w:author="Z. Zukowski" w:date="2026-05-22T00:00:00Z">
         <w:r>
           <w:t xml:space="preserve">The pattern matters for chain-comparative governance analysis. A categorical claim that Solana governance is less concentrated than EVM governance is not supported by the proper-weight Solana sample; the apparent low-concentration finding from vote-count-proxy methodology on Helium was an artifact superseded by lockup-weight reconstruction. Chain context alone is insufficient to produce low-concentration governance, as HNT and DRIFT demonstrate by clustering in EVM-typical concentration ranges. JUP’s design choices (airdrop engagement; Active Staker Rewards; retail orientation) are protocol-design-level decisions that produce the outlier; these decisions are enabled by Solana’s low-cost voting environment, but whether they would replicate at scale on a higher-fee chain is untested because JUP is Solana-native. Protocol design and chain context co-vary for chain-tied protocols, which limits clean protocol-level versus chain-level decomposition. Section 4.5.4.1 documents the Drift Foundation proposal-authorship versus vote-weight decoupling pattern that further differentiates Solana governance topology from EVM precedents.</w:t>
         </w:r>
@@ -24473,7 +24504,7 @@
       <w:pPr>
         <w:pStyle w:val="Heading3"/>
       </w:pPr>
-      <w:ins w:id="10110" w:author="Z. Zukowski" w:date="2026-05-22T00:00:00Z">
+      <w:ins w:id="10106" w:author="Z. Zukowski" w:date="2026-05-22T00:00:00Z">
         <w:r>
           <w:t xml:space="preserve">4.5.4.1 Drift Foundation proposal-authorship and vote-weight decoupling</w:t>
         </w:r>
@@ -24483,12 +24514,12 @@
       <w:pPr>
         <w:pStyle w:val="FirstParagraph"/>
       </w:pPr>
-      <w:ins w:id="10111" w:author="Z. Zukowski" w:date="2026-05-22T00:00:00Z">
+      <w:ins w:id="10107" w:author="Z. Zukowski" w:date="2026-05-22T00:00:00Z">
         <w:r>
           <w:t xml:space="preserve">Drift Protocol exhibits a governance pattern with no close analog in the EVM-protocol cross-section. A single Drift Foundation submitter address (</w:t>
         </w:r>
       </w:ins>
-      <w:ins w:id="10111" w:author="Z. Zukowski" w:date="2026-05-22T00:00:00Z">
+      <w:ins w:id="10107" w:author="Z. Zukowski" w:date="2026-05-22T00:00:00Z">
         <w:r>
           <w:rPr>
             <w:rStyle w:val="VerbatimChar"/>
@@ -24496,12 +24527,12 @@
           <w:t xml:space="preserve">4CL25...wPiiF</w:t>
         </w:r>
       </w:ins>
-      <w:ins w:id="10111" w:author="Z. Zukowski" w:date="2026-05-22T00:00:00Z">
-        <w:r>
-          <w:t xml:space="preserve"> </w:t>
-        </w:r>
-      </w:ins>
-      <w:ins w:id="10111" w:author="Z. Zukowski" w:date="2026-05-22T00:00:00Z">
+      <w:ins w:id="10107" w:author="Z. Zukowski" w:date="2026-05-22T00:00:00Z">
+        <w:r>
+          <w:t xml:space="preserve"> </w:t>
+        </w:r>
+      </w:ins>
+      <w:ins w:id="10107" w:author="Z. Zukowski" w:date="2026-05-22T00:00:00Z">
         <w:r>
           <w:t xml:space="preserve">on Solana) proposed 11 of the 13 DRIFT Improvement Proposals (DIPs) over the 12-month window, performing the agenda-setting function for protocol governance. The same address holds only 0.18 percent of total DRIFT vote weight in the voter-pool over the same window. Proposal-authorship and vote-weight are structurally decoupled: the Foundation submits proposals, the token-weighted voter pool decides, and the two functions are not co-located in the same address.</w:t>
         </w:r>
@@ -24511,12 +24542,12 @@
       <w:pPr>
         <w:pStyle w:val="BodyText"/>
       </w:pPr>
-      <w:ins w:id="10112" w:author="Z. Zukowski" w:date="2026-05-22T00:00:00Z">
+      <w:ins w:id="10108" w:author="Z. Zukowski" w:date="2026-05-22T00:00:00Z">
         <w:r>
           <w:t xml:space="preserve">This decoupling pattern is methodologically informative. EVM-protocol top delegates are typically both agenda-setters and vote-weight-holders (Compound Foundation as the Tally top delegate in Section 4.5.3 both proposes and votes from a foundation-controlled wallet at 21.5 percent share). The Drift Foundation structure separates these functions explicitly, with the Foundation address operating in a low-vote-weight agenda-setter role while the broader token-holder community carries the decision-rights. The DRIFT Squads V4 multisig PCA (</w:t>
         </w:r>
       </w:ins>
-      <w:ins w:id="10112" w:author="Z. Zukowski" w:date="2026-05-22T00:00:00Z">
+      <w:ins w:id="10108" w:author="Z. Zukowski" w:date="2026-05-22T00:00:00Z">
         <w:r>
           <w:rPr>
             <w:rStyle w:val="VerbatimChar"/>
@@ -24524,7 +24555,7 @@
           <w:t xml:space="preserve">9Wiiyvy8...</w:t>
         </w:r>
       </w:ins>
-      <w:ins w:id="10112" w:author="Z. Zukowski" w:date="2026-05-22T00:00:00Z">
+      <w:ins w:id="10108" w:author="Z. Zukowski" w:date="2026-05-22T00:00:00Z">
         <w:r>
           <w:t xml:space="preserve">) does not appear in the Drift governance voter set, confirming the Solana governance topology bifurcation documented in Section 4.6 (on-chain SPL voting member set is structurally separate from off-Realms custody multisigs).</w:t>
         </w:r>
@@ -24536,7 +24567,7 @@
       <w:pPr>
         <w:pStyle w:val="Heading3"/>
       </w:pPr>
-      <w:ins w:id="10113" w:author="Z. Zukowski" w:date="2026-05-22T00:00:00Z">
+      <w:ins w:id="10109" w:author="Z. Zukowski" w:date="2026-05-22T00:00:00Z">
         <w:r>
           <w:t xml:space="preserve">4.5.5 Secondary extension: cross-protocol institutional concentration (fifth axis; future work)</w:t>
         </w:r>
@@ -24546,18 +24577,18 @@
       <w:pPr>
         <w:pStyle w:val="FirstParagraph"/>
       </w:pPr>
-      <w:ins w:id="10114" w:author="Z. Zukowski" w:date="2026-05-22T00:00:00Z">
+      <w:ins w:id="10110" w:author="Z. Zukowski" w:date="2026-05-22T00:00:00Z">
         <w:r>
           <w:t xml:space="preserve">Per-protocol holding HHI and per-protocol voting HHI both measure concentration within a single protocol’s governance surface. A distinct dimension, made visible only by cross-protocol aggregation, is cross-protocol institutional concentration: a small professional-delegate and exchange-custody class holds material weight at many protocols simultaneously, producing aggregate concentration that no per-protocol HHI captures. On the governance-coordination side, professional delegate firms (PGov, Tane Governance, Arana Digital, and seven additional Tally-side firms) deliberately aggregate delegated voting power across multiple DAOs; on the custody-routing side, exchange hot wallets and centralized-exchange validators recur across protocols as a structural-mechanical artifact of custody. This is best read as a fifth concentration axis alongside the four within-protocol surfaces the paper measures (post-exclusion holding, insider retention, delegated voting, and vote-escrowed voting); it is descriptive and orthogonal to the four stated contributions rather than a competing finding, and its full development (Solana-side and off-Snapshot off-Tally governance surfaces) remains future work (Section 5.8). The cross-protocol delegate evidence (named firms, per-protocol delegate and voter shares, the Tally-side and Snapshot-side audit specifics) and the cross-protocol CEX evidence (the EVM universal hot-wallet sweep and the Polkadot CEX-validator attribution) are documented in full in</w:t>
         </w:r>
       </w:ins>
-      <w:ins w:id="10114" w:author="Z. Zukowski" w:date="2026-05-22T00:00:00Z">
+      <w:ins w:id="10110" w:author="Z. Zukowski" w:date="2026-05-22T00:00:00Z">
         <w:r>
           <w:t xml:space="preserve"> </w:t>
         </w:r>
       </w:ins>
       <w:hyperlink r:id="rId73">
-        <w:ins w:id="10114" w:author="Z. Zukowski" w:date="2026-05-22T00:00:00Z">
+        <w:ins w:id="10110" w:author="Z. Zukowski" w:date="2026-05-22T00:00:00Z">
           <w:r>
             <w:rPr>
               <w:rStyle w:val="Hyperlink"/>
@@ -24566,7 +24597,7 @@
           </w:r>
         </w:ins>
       </w:hyperlink>
-      <w:ins w:id="10114" w:author="Z. Zukowski" w:date="2026-05-22T00:00:00Z">
+      <w:ins w:id="10110" w:author="Z. Zukowski" w:date="2026-05-22T00:00:00Z">
         <w:r>
           <w:t xml:space="preserve">.</w:t>
         </w:r>
@@ -24758,127 +24789,127 @@
       <w:pPr>
         <w:pStyle w:val="BodyText"/>
       </w:pPr>
-      <w:ins w:id="10115" w:author="Z. Zukowski" w:date="2026-05-22T00:00:00Z">
+      <w:ins w:id="10111" w:author="Z. Zukowski" w:date="2026-05-22T00:00:00Z">
         <w:r>
           <w:t xml:space="preserve">Secondary size and retention checks sharpen the interpretation. Larger</w:t>
         </w:r>
       </w:ins>
-      <w:ins w:id="10115" w:author="Z. Zukowski" w:date="2026-05-22T00:00:00Z">
-        <w:r>
-          <w:t xml:space="preserve"> </w:t>
-        </w:r>
-      </w:ins>
-      <w:ins w:id="10115" w:author="Z. Zukowski" w:date="2026-05-22T00:00:00Z">
+      <w:ins w:id="10111" w:author="Z. Zukowski" w:date="2026-05-22T00:00:00Z">
+        <w:r>
+          <w:t xml:space="preserve"> </w:t>
+        </w:r>
+      </w:ins>
+      <w:ins w:id="10111" w:author="Z. Zukowski" w:date="2026-05-22T00:00:00Z">
         <w:r>
           <w:t xml:space="preserve">protocols by fully diluted valuation have fewer insider wallets in their</w:t>
         </w:r>
       </w:ins>
-      <w:ins w:id="10115" w:author="Z. Zukowski" w:date="2026-05-22T00:00:00Z">
-        <w:r>
-          <w:t xml:space="preserve"> </w:t>
-        </w:r>
-      </w:ins>
-      <w:ins w:id="10115" w:author="Z. Zukowski" w:date="2026-05-22T00:00:00Z">
+      <w:ins w:id="10111" w:author="Z. Zukowski" w:date="2026-05-22T00:00:00Z">
+        <w:r>
+          <w:t xml:space="preserve"> </w:t>
+        </w:r>
+      </w:ins>
+      <w:ins w:id="10111" w:author="Z. Zukowski" w:date="2026-05-22T00:00:00Z">
         <w:r>
           <w:t xml:space="preserve">current top-10 holder set (Pearson r = -0.36, p = 0.032, N = 36;</w:t>
         </w:r>
       </w:ins>
-      <w:ins w:id="10115" w:author="Z. Zukowski" w:date="2026-05-22T00:00:00Z">
-        <w:r>
-          <w:t xml:space="preserve"> </w:t>
-        </w:r>
-      </w:ins>
-      <w:ins w:id="10115" w:author="Z. Zukowski" w:date="2026-05-22T00:00:00Z">
+      <w:ins w:id="10111" w:author="Z. Zukowski" w:date="2026-05-22T00:00:00Z">
+        <w:r>
+          <w:t xml:space="preserve"> </w:t>
+        </w:r>
+      </w:ins>
+      <w:ins w:id="10111" w:author="Z. Zukowski" w:date="2026-05-22T00:00:00Z">
         <w:r>
           <w:t xml:space="preserve">Spearman rho = -0.31, p = 0.063), and the market-capitalization</w:t>
         </w:r>
       </w:ins>
-      <w:ins w:id="10115" w:author="Z. Zukowski" w:date="2026-05-22T00:00:00Z">
-        <w:r>
-          <w:t xml:space="preserve"> </w:t>
-        </w:r>
-      </w:ins>
-      <w:ins w:id="10115" w:author="Z. Zukowski" w:date="2026-05-22T00:00:00Z">
+      <w:ins w:id="10111" w:author="Z. Zukowski" w:date="2026-05-22T00:00:00Z">
+        <w:r>
+          <w:t xml:space="preserve"> </w:t>
+        </w:r>
+      </w:ins>
+      <w:ins w:id="10111" w:author="Z. Zukowski" w:date="2026-05-22T00:00:00Z">
         <w:r>
           <w:t xml:space="preserve">specification has the same direction at borderline significance</w:t>
         </w:r>
       </w:ins>
-      <w:ins w:id="10115" w:author="Z. Zukowski" w:date="2026-05-22T00:00:00Z">
-        <w:r>
-          <w:t xml:space="preserve"> </w:t>
-        </w:r>
-      </w:ins>
-      <w:ins w:id="10115" w:author="Z. Zukowski" w:date="2026-05-22T00:00:00Z">
+      <w:ins w:id="10111" w:author="Z. Zukowski" w:date="2026-05-22T00:00:00Z">
+        <w:r>
+          <w:t xml:space="preserve"> </w:t>
+        </w:r>
+      </w:ins>
+      <w:ins w:id="10111" w:author="Z. Zukowski" w:date="2026-05-22T00:00:00Z">
         <w:r>
           <w:t xml:space="preserve">(Pearson r = -0.34, p = 0.050, N = 33). Balance-retention</w:t>
         </w:r>
       </w:ins>
-      <w:ins w:id="10115" w:author="Z. Zukowski" w:date="2026-05-22T00:00:00Z">
-        <w:r>
-          <w:t xml:space="preserve"> </w:t>
-        </w:r>
-      </w:ins>
-      <w:ins w:id="10115" w:author="Z. Zukowski" w:date="2026-05-22T00:00:00Z">
+      <w:ins w:id="10111" w:author="Z. Zukowski" w:date="2026-05-22T00:00:00Z">
+        <w:r>
+          <w:t xml:space="preserve"> </w:t>
+        </w:r>
+      </w:ins>
+      <w:ins w:id="10111" w:author="Z. Zukowski" w:date="2026-05-22T00:00:00Z">
         <w:r>
           <w:t xml:space="preserve">specifications are not significant, indicating a composition-shift</w:t>
         </w:r>
       </w:ins>
-      <w:ins w:id="10115" w:author="Z. Zukowski" w:date="2026-05-22T00:00:00Z">
-        <w:r>
-          <w:t xml:space="preserve"> </w:t>
-        </w:r>
-      </w:ins>
-      <w:ins w:id="10115" w:author="Z. Zukowski" w:date="2026-05-22T00:00:00Z">
+      <w:ins w:id="10111" w:author="Z. Zukowski" w:date="2026-05-22T00:00:00Z">
+        <w:r>
+          <w:t xml:space="preserve"> </w:t>
+        </w:r>
+      </w:ins>
+      <w:ins w:id="10111" w:author="Z. Zukowski" w:date="2026-05-22T00:00:00Z">
         <w:r>
           <w:t xml:space="preserve">interpretation rather than a retained-balance result. Net-deflationary</w:t>
         </w:r>
       </w:ins>
-      <w:ins w:id="10115" w:author="Z. Zukowski" w:date="2026-05-22T00:00:00Z">
-        <w:r>
-          <w:t xml:space="preserve"> </w:t>
-        </w:r>
-      </w:ins>
-      <w:ins w:id="10115" w:author="Z. Zukowski" w:date="2026-05-22T00:00:00Z">
+      <w:ins w:id="10111" w:author="Z. Zukowski" w:date="2026-05-22T00:00:00Z">
+        <w:r>
+          <w:t xml:space="preserve"> </w:t>
+        </w:r>
+      </w:ins>
+      <w:ins w:id="10111" w:author="Z. Zukowski" w:date="2026-05-22T00:00:00Z">
         <w:r>
           <w:t xml:space="preserve">protocols also show no statistically significant difference in insider</w:t>
         </w:r>
       </w:ins>
-      <w:ins w:id="10115" w:author="Z. Zukowski" w:date="2026-05-22T00:00:00Z">
-        <w:r>
-          <w:t xml:space="preserve"> </w:t>
-        </w:r>
-      </w:ins>
-      <w:ins w:id="10115" w:author="Z. Zukowski" w:date="2026-05-22T00:00:00Z">
+      <w:ins w:id="10111" w:author="Z. Zukowski" w:date="2026-05-22T00:00:00Z">
+        <w:r>
+          <w:t xml:space="preserve"> </w:t>
+        </w:r>
+      </w:ins>
+      <w:ins w:id="10111" w:author="Z. Zukowski" w:date="2026-05-22T00:00:00Z">
         <w:r>
           <w:t xml:space="preserve">retention by count or balance (Mann-Whitney p = 0.57 and p = 0.78,</w:t>
         </w:r>
       </w:ins>
-      <w:ins w:id="10115" w:author="Z. Zukowski" w:date="2026-05-22T00:00:00Z">
-        <w:r>
-          <w:t xml:space="preserve"> </w:t>
-        </w:r>
-      </w:ins>
-      <w:ins w:id="10115" w:author="Z. Zukowski" w:date="2026-05-22T00:00:00Z">
+      <w:ins w:id="10111" w:author="Z. Zukowski" w:date="2026-05-22T00:00:00Z">
+        <w:r>
+          <w:t xml:space="preserve"> </w:t>
+        </w:r>
+      </w:ins>
+      <w:ins w:id="10111" w:author="Z. Zukowski" w:date="2026-05-22T00:00:00Z">
         <w:r>
           <w:t xml:space="preserve">respectively). These checks are secondary, but they support the paper’s</w:t>
         </w:r>
       </w:ins>
-      <w:ins w:id="10115" w:author="Z. Zukowski" w:date="2026-05-22T00:00:00Z">
-        <w:r>
-          <w:t xml:space="preserve"> </w:t>
-        </w:r>
-      </w:ins>
-      <w:ins w:id="10115" w:author="Z. Zukowski" w:date="2026-05-22T00:00:00Z">
+      <w:ins w:id="10111" w:author="Z. Zukowski" w:date="2026-05-22T00:00:00Z">
+        <w:r>
+          <w:t xml:space="preserve"> </w:t>
+        </w:r>
+      </w:ins>
+      <w:ins w:id="10111" w:author="Z. Zukowski" w:date="2026-05-22T00:00:00Z">
         <w:r>
           <w:t xml:space="preserve">main distinction between launch allocation and current holder</w:t>
         </w:r>
       </w:ins>
-      <w:ins w:id="10115" w:author="Z. Zukowski" w:date="2026-05-22T00:00:00Z">
-        <w:r>
-          <w:t xml:space="preserve"> </w:t>
-        </w:r>
-      </w:ins>
-      <w:ins w:id="10115" w:author="Z. Zukowski" w:date="2026-05-22T00:00:00Z">
+      <w:ins w:id="10111" w:author="Z. Zukowski" w:date="2026-05-22T00:00:00Z">
+        <w:r>
+          <w:t xml:space="preserve"> </w:t>
+        </w:r>
+      </w:ins>
+      <w:ins w:id="10111" w:author="Z. Zukowski" w:date="2026-05-22T00:00:00Z">
         <w:r>
           <w:t xml:space="preserve">composition.</w:t>
         </w:r>
@@ -24888,137 +24919,137 @@
       <w:pPr>
         <w:pStyle w:val="BodyText"/>
       </w:pPr>
-      <w:ins w:id="10116" w:author="Z. Zukowski" w:date="2026-05-22T00:00:00Z">
+      <w:ins w:id="10112" w:author="Z. Zukowski" w:date="2026-05-22T00:00:00Z">
         <w:r>
           <w:t xml:space="preserve">The DePIN-versus-DeFi sector difference (Mann-Whitney p = 0.011, Cohen’s d = 1.05) is robust to sample composition. The test remains significant</w:t>
         </w:r>
       </w:ins>
-      <w:ins w:id="10116" w:author="Z. Zukowski" w:date="2026-05-22T00:00:00Z">
-        <w:r>
-          <w:t xml:space="preserve"> </w:t>
-        </w:r>
-      </w:ins>
-      <w:ins w:id="10116" w:author="Z. Zukowski" w:date="2026-05-22T00:00:00Z">
+      <w:ins w:id="10112" w:author="Z. Zukowski" w:date="2026-05-22T00:00:00Z">
+        <w:r>
+          <w:t xml:space="preserve"> </w:t>
+        </w:r>
+      </w:ins>
+      <w:ins w:id="10112" w:author="Z. Zukowski" w:date="2026-05-22T00:00:00Z">
         <w:r>
           <w:t xml:space="preserve">in all 30 of 30 leave-one-out iterations (per-iteration p range: 0.006</w:t>
         </w:r>
       </w:ins>
-      <w:ins w:id="10116" w:author="Z. Zukowski" w:date="2026-05-22T00:00:00Z">
-        <w:r>
-          <w:t xml:space="preserve"> </w:t>
-        </w:r>
-      </w:ins>
-      <w:ins w:id="10116" w:author="Z. Zukowski" w:date="2026-05-22T00:00:00Z">
+      <w:ins w:id="10112" w:author="Z. Zukowski" w:date="2026-05-22T00:00:00Z">
+        <w:r>
+          <w:t xml:space="preserve"> </w:t>
+        </w:r>
+      </w:ins>
+      <w:ins w:id="10112" w:author="Z. Zukowski" w:date="2026-05-22T00:00:00Z">
         <w:r>
           <w:t xml:space="preserve">to 0.020; Cohen’s d range: 0.97 to 1.17; per-iteration LOO data (see Supplementary Figure S5b in Supplementary File S5 for the LOO forest plot) covers the per-</w:t>
         </w:r>
       </w:ins>
-      <w:ins w:id="10116" w:author="Z. Zukowski" w:date="2026-05-22T00:00:00Z">
-        <w:r>
-          <w:t xml:space="preserve"> </w:t>
-        </w:r>
-      </w:ins>
-      <w:ins w:id="10116" w:author="Z. Zukowski" w:date="2026-05-22T00:00:00Z">
+      <w:ins w:id="10112" w:author="Z. Zukowski" w:date="2026-05-22T00:00:00Z">
+        <w:r>
+          <w:t xml:space="preserve"> </w:t>
+        </w:r>
+      </w:ins>
+      <w:ins w:id="10112" w:author="Z. Zukowski" w:date="2026-05-22T00:00:00Z">
         <w:r>
           <w:t xml:space="preserve">iteration forest plot with bootstrap 95% CI on the headline d). No single dropped</w:t>
         </w:r>
       </w:ins>
-      <w:ins w:id="10116" w:author="Z. Zukowski" w:date="2026-05-22T00:00:00Z">
-        <w:r>
-          <w:t xml:space="preserve"> </w:t>
-        </w:r>
-      </w:ins>
-      <w:ins w:id="10116" w:author="Z. Zukowski" w:date="2026-05-22T00:00:00Z">
+      <w:ins w:id="10112" w:author="Z. Zukowski" w:date="2026-05-22T00:00:00Z">
+        <w:r>
+          <w:t xml:space="preserve"> </w:t>
+        </w:r>
+      </w:ins>
+      <w:ins w:id="10112" w:author="Z. Zukowski" w:date="2026-05-22T00:00:00Z">
         <w:r>
           <w:t xml:space="preserve">protocol pushes the per-iteration p-value above 0.020, and no single</w:t>
         </w:r>
       </w:ins>
-      <w:ins w:id="10116" w:author="Z. Zukowski" w:date="2026-05-22T00:00:00Z">
-        <w:r>
-          <w:t xml:space="preserve"> </w:t>
-        </w:r>
-      </w:ins>
-      <w:ins w:id="10116" w:author="Z. Zukowski" w:date="2026-05-22T00:00:00Z">
+      <w:ins w:id="10112" w:author="Z. Zukowski" w:date="2026-05-22T00:00:00Z">
+        <w:r>
+          <w:t xml:space="preserve"> </w:t>
+        </w:r>
+      </w:ins>
+      <w:ins w:id="10112" w:author="Z. Zukowski" w:date="2026-05-22T00:00:00Z">
         <w:r>
           <w:t xml:space="preserve">protocol uniquely drives the result. A two-sided permutation</w:t>
         </w:r>
       </w:ins>
-      <w:ins w:id="10116" w:author="Z. Zukowski" w:date="2026-05-22T00:00:00Z">
-        <w:r>
-          <w:t xml:space="preserve"> </w:t>
-        </w:r>
-      </w:ins>
-      <w:ins w:id="10116" w:author="Z. Zukowski" w:date="2026-05-22T00:00:00Z">
+      <w:ins w:id="10112" w:author="Z. Zukowski" w:date="2026-05-22T00:00:00Z">
+        <w:r>
+          <w:t xml:space="preserve"> </w:t>
+        </w:r>
+      </w:ins>
+      <w:ins w:id="10112" w:author="Z. Zukowski" w:date="2026-05-22T00:00:00Z">
         <w:r>
           <w:t xml:space="preserve">test (100,000 random reassignments of sector labels) yields p = 0.004,</w:t>
         </w:r>
       </w:ins>
-      <w:ins w:id="10116" w:author="Z. Zukowski" w:date="2026-05-22T00:00:00Z">
-        <w:r>
-          <w:t xml:space="preserve"> </w:t>
-        </w:r>
-      </w:ins>
-      <w:ins w:id="10116" w:author="Z. Zukowski" w:date="2026-05-22T00:00:00Z">
+      <w:ins w:id="10112" w:author="Z. Zukowski" w:date="2026-05-22T00:00:00Z">
+        <w:r>
+          <w:t xml:space="preserve"> </w:t>
+        </w:r>
+      </w:ins>
+      <w:ins w:id="10112" w:author="Z. Zukowski" w:date="2026-05-22T00:00:00Z">
         <w:r>
           <w:t xml:space="preserve">consistent with the direction not being an artifact of the asymptotic</w:t>
         </w:r>
       </w:ins>
-      <w:ins w:id="10116" w:author="Z. Zukowski" w:date="2026-05-22T00:00:00Z">
-        <w:r>
-          <w:t xml:space="preserve"> </w:t>
-        </w:r>
-      </w:ins>
-      <w:ins w:id="10116" w:author="Z. Zukowski" w:date="2026-05-22T00:00:00Z">
+      <w:ins w:id="10112" w:author="Z. Zukowski" w:date="2026-05-22T00:00:00Z">
+        <w:r>
+          <w:t xml:space="preserve"> </w:t>
+        </w:r>
+      </w:ins>
+      <w:ins w:id="10112" w:author="Z. Zukowski" w:date="2026-05-22T00:00:00Z">
         <w:r>
           <w:t xml:space="preserve">approximation. A non-parametric bootstrap on the sector mean difference</w:t>
         </w:r>
       </w:ins>
-      <w:ins w:id="10116" w:author="Z. Zukowski" w:date="2026-05-22T00:00:00Z">
-        <w:r>
-          <w:t xml:space="preserve"> </w:t>
-        </w:r>
-      </w:ins>
-      <w:ins w:id="10116" w:author="Z. Zukowski" w:date="2026-05-22T00:00:00Z">
+      <w:ins w:id="10112" w:author="Z. Zukowski" w:date="2026-05-22T00:00:00Z">
+        <w:r>
+          <w:t xml:space="preserve"> </w:t>
+        </w:r>
+      </w:ins>
+      <w:ins w:id="10112" w:author="Z. Zukowski" w:date="2026-05-22T00:00:00Z">
         <w:r>
           <w:t xml:space="preserve">(10,000 resamples) yields a 95% percentile interval of [+0.016,</w:t>
         </w:r>
       </w:ins>
-      <w:ins w:id="10116" w:author="Z. Zukowski" w:date="2026-05-22T00:00:00Z">
-        <w:r>
-          <w:t xml:space="preserve"> </w:t>
-        </w:r>
-      </w:ins>
-      <w:ins w:id="10116" w:author="Z. Zukowski" w:date="2026-05-22T00:00:00Z">
+      <w:ins w:id="10112" w:author="Z. Zukowski" w:date="2026-05-22T00:00:00Z">
+        <w:r>
+          <w:t xml:space="preserve"> </w:t>
+        </w:r>
+      </w:ins>
+      <w:ins w:id="10112" w:author="Z. Zukowski" w:date="2026-05-22T00:00:00Z">
         <w:r>
           <w:t xml:space="preserve">+0.070] HHI points, strictly excluding zero; the Cohen’s d 95%</w:t>
         </w:r>
       </w:ins>
-      <w:ins w:id="10116" w:author="Z. Zukowski" w:date="2026-05-22T00:00:00Z">
-        <w:r>
-          <w:t xml:space="preserve"> </w:t>
-        </w:r>
-      </w:ins>
-      <w:ins w:id="10116" w:author="Z. Zukowski" w:date="2026-05-22T00:00:00Z">
+      <w:ins w:id="10112" w:author="Z. Zukowski" w:date="2026-05-22T00:00:00Z">
+        <w:r>
+          <w:t xml:space="preserve"> </w:t>
+        </w:r>
+      </w:ins>
+      <w:ins w:id="10112" w:author="Z. Zukowski" w:date="2026-05-22T00:00:00Z">
         <w:r>
           <w:t xml:space="preserve">percentile interval is [0.56, 1.72], strictly above the small-effect</w:t>
         </w:r>
       </w:ins>
-      <w:ins w:id="10116" w:author="Z. Zukowski" w:date="2026-05-22T00:00:00Z">
-        <w:r>
-          <w:t xml:space="preserve"> </w:t>
-        </w:r>
-      </w:ins>
-      <w:ins w:id="10116" w:author="Z. Zukowski" w:date="2026-05-22T00:00:00Z">
+      <w:ins w:id="10112" w:author="Z. Zukowski" w:date="2026-05-22T00:00:00Z">
+        <w:r>
+          <w:t xml:space="preserve"> </w:t>
+        </w:r>
+      </w:ins>
+      <w:ins w:id="10112" w:author="Z. Zukowski" w:date="2026-05-22T00:00:00Z">
         <w:r>
           <w:t xml:space="preserve">threshold and including the conventional large-effect threshold (d = 0.8; Cohen, 1988) within the upper portion of the interval. We characterize this finding as robust under</w:t>
         </w:r>
       </w:ins>
-      <w:ins w:id="10116" w:author="Z. Zukowski" w:date="2026-05-22T00:00:00Z">
-        <w:r>
-          <w:t xml:space="preserve"> </w:t>
-        </w:r>
-      </w:ins>
-      <w:ins w:id="10116" w:author="Z. Zukowski" w:date="2026-05-22T00:00:00Z">
+      <w:ins w:id="10112" w:author="Z. Zukowski" w:date="2026-05-22T00:00:00Z">
+        <w:r>
+          <w:t xml:space="preserve"> </w:t>
+        </w:r>
+      </w:ins>
+      <w:ins w:id="10112" w:author="Z. Zukowski" w:date="2026-05-22T00:00:00Z">
         <w:r>
           <w:t xml:space="preserve">sample composition, resampling, and rank-based and parametric tests.</w:t>
         </w:r>
@@ -25075,7 +25106,7 @@
       <w:pPr>
         <w:pStyle w:val="BodyText"/>
       </w:pPr>
-      <w:ins w:id="10117" w:author="Z. Zukowski" w:date="2026-05-22T00:00:00Z">
+      <w:ins w:id="10113" w:author="Z. Zukowski" w:date="2026-05-22T00:00:00Z">
         <w:r>
           <w:rPr>
             <w:b/>
@@ -25086,7 +25117,7 @@
           <w:t xml:space="preserve">Figure 5.</w:t>
         </w:r>
       </w:ins>
-      <w:ins w:id="10117" w:author="Z. Zukowski" w:date="2026-05-22T00:00:00Z">
+      <w:ins w:id="10113" w:author="Z. Zukowski" w:date="2026-05-22T00:00:00Z">
         <w:r>
           <w:rPr>
             <w:i/>
@@ -25095,7 +25126,7 @@
           <w:t xml:space="preserve"> </w:t>
         </w:r>
       </w:ins>
-      <w:ins w:id="10117" w:author="Z. Zukowski" w:date="2026-05-22T00:00:00Z">
+      <w:ins w:id="10113" w:author="Z. Zukowski" w:date="2026-05-22T00:00:00Z">
         <w:r>
           <w:rPr>
             <w:i/>
@@ -25177,27 +25208,27 @@
       <w:pPr>
         <w:pStyle w:val="BodyText"/>
       </w:pPr>
-      <w:ins w:id="10118" w:author="Z. Zukowski" w:date="2026-05-22T00:00:00Z">
+      <w:ins w:id="10114" w:author="Z. Zukowski" w:date="2026-05-22T00:00:00Z">
         <w:r>
           <w:t xml:space="preserve">A specification-robustness check addresses whether the 88.5x ratio is sensitive to alternative non-native fee specifications. Token Terminal reports Livepeer revenue at zero because TT does not capture the ETH-denominated transcoding fees that LPT-staking orchestrators earn directly via the TicketBroker contract on Arbitrum; the canonical 88.5x uses revenue_onchain_usd = $838,701 from TicketBroker ETH-fee aggregation. Cross-validation against Messari State of Livepeer Q1-Q3 2025 reports yields trailing-twelve-month ETH-fee estimates in the $1.17M to $1.43M range; the canonical $838,701 sits within 30 to 40 percent of these external estimates, consistent with time-window mismatch and AI Subnet activity ramp during the measurement window. Sensitivity analysis under upper-bound ETH-fee specification ($1.43M) reduces the ratio from 88.5x to 51.9x; even quadrupling the specification to $3.4M produces 21.8x, which remains far above the next-highest subsidy ratio in the cross-section (Filecoin at 46.05x). The 3-sigma outlier status, and therefore the</w:t>
         </w:r>
       </w:ins>
-      <w:ins w:id="10118" w:author="Z. Zukowski" w:date="2026-05-22T00:00:00Z">
-        <w:r>
-          <w:t xml:space="preserve"> </w:t>
-        </w:r>
-      </w:ins>
-      <w:ins w:id="10118" w:author="Z. Zukowski" w:date="2026-05-22T00:00:00Z">
+      <w:ins w:id="10114" w:author="Z. Zukowski" w:date="2026-05-22T00:00:00Z">
+        <w:r>
+          <w:t xml:space="preserve"> </w:t>
+        </w:r>
+      </w:ins>
+      <w:ins w:id="10114" w:author="Z. Zukowski" w:date="2026-05-22T00:00:00Z">
         <w:r>
           <w:t xml:space="preserve">“driven by Livepeer”</w:t>
         </w:r>
       </w:ins>
-      <w:ins w:id="10118" w:author="Z. Zukowski" w:date="2026-05-22T00:00:00Z">
-        <w:r>
-          <w:t xml:space="preserve"> </w:t>
-        </w:r>
-      </w:ins>
-      <w:ins w:id="10118" w:author="Z. Zukowski" w:date="2026-05-22T00:00:00Z">
+      <w:ins w:id="10114" w:author="Z. Zukowski" w:date="2026-05-22T00:00:00Z">
+        <w:r>
+          <w:t xml:space="preserve"> </w:t>
+        </w:r>
+      </w:ins>
+      <w:ins w:id="10114" w:author="Z. Zukowski" w:date="2026-05-22T00:00:00Z">
         <w:r>
           <w:t xml:space="preserve">framing, is robust to alternative non-native fee specification. A parallel cross-protocol symmetry audit of the 23-protocol subsidy sample confirms that 11 of 11 priority protocols with non-native fee streams (Helium USDC Data Credit burns; GEODNET USDC subscription burns (Blockworks, 2026a); io.net USDC compute fees; Render burn-mint equilibrium; others) already include those streams in either Token Terminal revenue or on-chain emission/fee aggregation; DIMO has a small off-chain vehicle-subscription gap below the 10 percent materiality threshold. Cross-protocol non-native-fee accounting is symmetric across the cross-section; the Livepeer outlier is not an artifact of asymmetric methodology application.</w:t>
         </w:r>
@@ -25207,187 +25238,187 @@
       <w:pPr>
         <w:pStyle w:val="BodyText"/>
       </w:pPr>
-      <w:ins w:id="10119" w:author="Z. Zukowski" w:date="2026-05-22T00:00:00Z">
+      <w:ins w:id="10115" w:author="Z. Zukowski" w:date="2026-05-22T00:00:00Z">
         <w:r>
           <w:t xml:space="preserve">A robustness check using the Token Terminal subsidy_ratio (N = 20 protocols with non-null Token Terminal</w:t>
         </w:r>
       </w:ins>
-      <w:ins w:id="10119" w:author="Z. Zukowski" w:date="2026-05-22T00:00:00Z">
-        <w:r>
-          <w:t xml:space="preserve"> </w:t>
-        </w:r>
-      </w:ins>
-      <w:ins w:id="10119" w:author="Z. Zukowski" w:date="2026-05-22T00:00:00Z">
+      <w:ins w:id="10115" w:author="Z. Zukowski" w:date="2026-05-22T00:00:00Z">
+        <w:r>
+          <w:t xml:space="preserve"> </w:t>
+        </w:r>
+      </w:ins>
+      <w:ins w:id="10115" w:author="Z. Zukowski" w:date="2026-05-22T00:00:00Z">
         <w:r>
           <w:t xml:space="preserve">revenue and incentives data) is consistent with the null at cross-sector</w:t>
         </w:r>
       </w:ins>
-      <w:ins w:id="10119" w:author="Z. Zukowski" w:date="2026-05-22T00:00:00Z">
-        <w:r>
-          <w:t xml:space="preserve"> </w:t>
-        </w:r>
-      </w:ins>
-      <w:ins w:id="10119" w:author="Z. Zukowski" w:date="2026-05-22T00:00:00Z">
+      <w:ins w:id="10115" w:author="Z. Zukowski" w:date="2026-05-22T00:00:00Z">
+        <w:r>
+          <w:t xml:space="preserve"> </w:t>
+        </w:r>
+      </w:ins>
+      <w:ins w:id="10115" w:author="Z. Zukowski" w:date="2026-05-22T00:00:00Z">
         <w:r>
           <w:t xml:space="preserve">Pearson r = 0.12 (p ≈ 0.61); a broader merged sample combining Token</w:t>
         </w:r>
       </w:ins>
-      <w:ins w:id="10119" w:author="Z. Zukowski" w:date="2026-05-22T00:00:00Z">
-        <w:r>
-          <w:t xml:space="preserve"> </w:t>
-        </w:r>
-      </w:ins>
-      <w:ins w:id="10119" w:author="Z. Zukowski" w:date="2026-05-22T00:00:00Z">
+      <w:ins w:id="10115" w:author="Z. Zukowski" w:date="2026-05-22T00:00:00Z">
+        <w:r>
+          <w:t xml:space="preserve"> </w:t>
+        </w:r>
+      </w:ins>
+      <w:ins w:id="10115" w:author="Z. Zukowski" w:date="2026-05-22T00:00:00Z">
         <w:r>
           <w:t xml:space="preserve">Terminal data with on-chain emission/fee ratios (N = 26 across both</w:t>
         </w:r>
       </w:ins>
-      <w:ins w:id="10119" w:author="Z. Zukowski" w:date="2026-05-22T00:00:00Z">
-        <w:r>
-          <w:t xml:space="preserve"> </w:t>
-        </w:r>
-      </w:ins>
-      <w:ins w:id="10119" w:author="Z. Zukowski" w:date="2026-05-22T00:00:00Z">
+      <w:ins w:id="10115" w:author="Z. Zukowski" w:date="2026-05-22T00:00:00Z">
+        <w:r>
+          <w:t xml:space="preserve"> </w:t>
+        </w:r>
+      </w:ins>
+      <w:ins w:id="10115" w:author="Z. Zukowski" w:date="2026-05-22T00:00:00Z">
         <w:r>
           <w:t xml:space="preserve">methodologies; N = 23 protocols with non-zero subsidy under either</w:t>
         </w:r>
       </w:ins>
-      <w:ins w:id="10119" w:author="Z. Zukowski" w:date="2026-05-22T00:00:00Z">
-        <w:r>
-          <w:t xml:space="preserve"> </w:t>
-        </w:r>
-      </w:ins>
-      <w:ins w:id="10119" w:author="Z. Zukowski" w:date="2026-05-22T00:00:00Z">
+      <w:ins w:id="10115" w:author="Z. Zukowski" w:date="2026-05-22T00:00:00Z">
+        <w:r>
+          <w:t xml:space="preserve"> </w:t>
+        </w:r>
+      </w:ins>
+      <w:ins w:id="10115" w:author="Z. Zukowski" w:date="2026-05-22T00:00:00Z">
         <w:r>
           <w:t xml:space="preserve">metric) yields r = 0.62 inclusive of Livepeer and r = 0.07 excluding</w:t>
         </w:r>
       </w:ins>
-      <w:ins w:id="10119" w:author="Z. Zukowski" w:date="2026-05-22T00:00:00Z">
-        <w:r>
-          <w:t xml:space="preserve"> </w:t>
-        </w:r>
-      </w:ins>
-      <w:ins w:id="10119" w:author="Z. Zukowski" w:date="2026-05-22T00:00:00Z">
+      <w:ins w:id="10115" w:author="Z. Zukowski" w:date="2026-05-22T00:00:00Z">
+        <w:r>
+          <w:t xml:space="preserve"> </w:t>
+        </w:r>
+      </w:ins>
+      <w:ins w:id="10115" w:author="Z. Zukowski" w:date="2026-05-22T00:00:00Z">
         <w:r>
           <w:t xml:space="preserve">Livepeer. The cross-sector methodology aggregates by preference: Token</w:t>
         </w:r>
       </w:ins>
-      <w:ins w:id="10119" w:author="Z. Zukowski" w:date="2026-05-22T00:00:00Z">
-        <w:r>
-          <w:t xml:space="preserve"> </w:t>
-        </w:r>
-      </w:ins>
-      <w:ins w:id="10119" w:author="Z. Zukowski" w:date="2026-05-22T00:00:00Z">
+      <w:ins w:id="10115" w:author="Z. Zukowski" w:date="2026-05-22T00:00:00Z">
+        <w:r>
+          <w:t xml:space="preserve"> </w:t>
+        </w:r>
+      </w:ins>
+      <w:ins w:id="10115" w:author="Z. Zukowski" w:date="2026-05-22T00:00:00Z">
         <w:r>
           <w:t xml:space="preserve">Terminal subsidy_ratio is used where available (N = 20 protocols with non-empty</w:t>
         </w:r>
       </w:ins>
-      <w:ins w:id="10119" w:author="Z. Zukowski" w:date="2026-05-22T00:00:00Z">
-        <w:r>
-          <w:t xml:space="preserve"> </w:t>
-        </w:r>
-      </w:ins>
-      <w:ins w:id="10119" w:author="Z. Zukowski" w:date="2026-05-22T00:00:00Z">
+      <w:ins w:id="10115" w:author="Z. Zukowski" w:date="2026-05-22T00:00:00Z">
+        <w:r>
+          <w:t xml:space="preserve"> </w:t>
+        </w:r>
+      </w:ins>
+      <w:ins w:id="10115" w:author="Z. Zukowski" w:date="2026-05-22T00:00:00Z">
         <w:r>
           <w:t xml:space="preserve">TT data); on-chain emission/fee subsidy_ratio_onchain is used as fallback</w:t>
         </w:r>
       </w:ins>
-      <w:ins w:id="10119" w:author="Z. Zukowski" w:date="2026-05-22T00:00:00Z">
-        <w:r>
-          <w:t xml:space="preserve"> </w:t>
-        </w:r>
-      </w:ins>
-      <w:ins w:id="10119" w:author="Z. Zukowski" w:date="2026-05-22T00:00:00Z">
+      <w:ins w:id="10115" w:author="Z. Zukowski" w:date="2026-05-22T00:00:00Z">
+        <w:r>
+          <w:t xml:space="preserve"> </w:t>
+        </w:r>
+      </w:ins>
+      <w:ins w:id="10115" w:author="Z. Zukowski" w:date="2026-05-22T00:00:00Z">
         <w:r>
           <w:t xml:space="preserve">where TT data is unavailable but on-chain data is present (additional N = 6</w:t>
         </w:r>
       </w:ins>
-      <w:ins w:id="10119" w:author="Z. Zukowski" w:date="2026-05-22T00:00:00Z">
-        <w:r>
-          <w:t xml:space="preserve"> </w:t>
-        </w:r>
-      </w:ins>
-      <w:ins w:id="10119" w:author="Z. Zukowski" w:date="2026-05-22T00:00:00Z">
+      <w:ins w:id="10115" w:author="Z. Zukowski" w:date="2026-05-22T00:00:00Z">
+        <w:r>
+          <w:t xml:space="preserve"> </w:t>
+        </w:r>
+      </w:ins>
+      <w:ins w:id="10115" w:author="Z. Zukowski" w:date="2026-05-22T00:00:00Z">
         <w:r>
           <w:t xml:space="preserve">protocols); the union yields the merged N = 26 sample. The</w:t>
         </w:r>
       </w:ins>
-      <w:ins w:id="10119" w:author="Z. Zukowski" w:date="2026-05-22T00:00:00Z">
-        <w:r>
-          <w:t xml:space="preserve"> </w:t>
-        </w:r>
-      </w:ins>
-      <w:ins w:id="10119" w:author="Z. Zukowski" w:date="2026-05-22T00:00:00Z">
+      <w:ins w:id="10115" w:author="Z. Zukowski" w:date="2026-05-22T00:00:00Z">
+        <w:r>
+          <w:t xml:space="preserve"> </w:t>
+        </w:r>
+      </w:ins>
+      <w:ins w:id="10115" w:author="Z. Zukowski" w:date="2026-05-22T00:00:00Z">
         <w:r>
           <w:t xml:space="preserve">“non-zero either</w:t>
         </w:r>
       </w:ins>
-      <w:ins w:id="10119" w:author="Z. Zukowski" w:date="2026-05-22T00:00:00Z">
-        <w:r>
-          <w:t xml:space="preserve"> </w:t>
-        </w:r>
-      </w:ins>
-      <w:ins w:id="10119" w:author="Z. Zukowski" w:date="2026-05-22T00:00:00Z">
+      <w:ins w:id="10115" w:author="Z. Zukowski" w:date="2026-05-22T00:00:00Z">
+        <w:r>
+          <w:t xml:space="preserve"> </w:t>
+        </w:r>
+      </w:ins>
+      <w:ins w:id="10115" w:author="Z. Zukowski" w:date="2026-05-22T00:00:00Z">
         <w:r>
           <w:t xml:space="preserve">metric”</w:t>
         </w:r>
       </w:ins>
-      <w:ins w:id="10119" w:author="Z. Zukowski" w:date="2026-05-22T00:00:00Z">
-        <w:r>
-          <w:t xml:space="preserve"> </w:t>
-        </w:r>
-      </w:ins>
-      <w:ins w:id="10119" w:author="Z. Zukowski" w:date="2026-05-22T00:00:00Z">
+      <w:ins w:id="10115" w:author="Z. Zukowski" w:date="2026-05-22T00:00:00Z">
+        <w:r>
+          <w:t xml:space="preserve"> </w:t>
+        </w:r>
+      </w:ins>
+      <w:ins w:id="10115" w:author="Z. Zukowski" w:date="2026-05-22T00:00:00Z">
         <w:r>
           <w:t xml:space="preserve">sub-sample (N = 23) filters to protocols where either TT &gt; 0 OR</w:t>
         </w:r>
       </w:ins>
-      <w:ins w:id="10119" w:author="Z. Zukowski" w:date="2026-05-22T00:00:00Z">
-        <w:r>
-          <w:t xml:space="preserve"> </w:t>
-        </w:r>
-      </w:ins>
-      <w:ins w:id="10119" w:author="Z. Zukowski" w:date="2026-05-22T00:00:00Z">
+      <w:ins w:id="10115" w:author="Z. Zukowski" w:date="2026-05-22T00:00:00Z">
+        <w:r>
+          <w:t xml:space="preserve"> </w:t>
+        </w:r>
+      </w:ins>
+      <w:ins w:id="10115" w:author="Z. Zukowski" w:date="2026-05-22T00:00:00Z">
         <w:r>
           <w:t xml:space="preserve">OC &gt; 0; this excludes 3 protocols with TT subsidy_ratio = 0 explicitly (no</w:t>
         </w:r>
       </w:ins>
-      <w:ins w:id="10119" w:author="Z. Zukowski" w:date="2026-05-22T00:00:00Z">
-        <w:r>
-          <w:t xml:space="preserve"> </w:t>
-        </w:r>
-      </w:ins>
-      <w:ins w:id="10119" w:author="Z. Zukowski" w:date="2026-05-22T00:00:00Z">
+      <w:ins w:id="10115" w:author="Z. Zukowski" w:date="2026-05-22T00:00:00Z">
+        <w:r>
+          <w:t xml:space="preserve"> </w:t>
+        </w:r>
+      </w:ins>
+      <w:ins w:id="10115" w:author="Z. Zukowski" w:date="2026-05-22T00:00:00Z">
         <w:r>
           <w:t xml:space="preserve">subsidy under either methodology). The methodology is documented in this</w:t>
         </w:r>
       </w:ins>
-      <w:ins w:id="10119" w:author="Z. Zukowski" w:date="2026-05-22T00:00:00Z">
-        <w:r>
-          <w:t xml:space="preserve"> </w:t>
-        </w:r>
-      </w:ins>
-      <w:ins w:id="10119" w:author="Z. Zukowski" w:date="2026-05-22T00:00:00Z">
+      <w:ins w:id="10115" w:author="Z. Zukowski" w:date="2026-05-22T00:00:00Z">
+        <w:r>
+          <w:t xml:space="preserve"> </w:t>
+        </w:r>
+      </w:ins>
+      <w:ins w:id="10115" w:author="Z. Zukowski" w:date="2026-05-22T00:00:00Z">
         <w:r>
           <w:t xml:space="preserve">footnote pre-emptively to facilitate reviewer reproduction of the cross-</w:t>
         </w:r>
       </w:ins>
-      <w:ins w:id="10119" w:author="Z. Zukowski" w:date="2026-05-22T00:00:00Z">
-        <w:r>
-          <w:t xml:space="preserve"> </w:t>
-        </w:r>
-      </w:ins>
-      <w:ins w:id="10119" w:author="Z. Zukowski" w:date="2026-05-22T00:00:00Z">
+      <w:ins w:id="10115" w:author="Z. Zukowski" w:date="2026-05-22T00:00:00Z">
+        <w:r>
+          <w:t xml:space="preserve"> </w:t>
+        </w:r>
+      </w:ins>
+      <w:ins w:id="10115" w:author="Z. Zukowski" w:date="2026-05-22T00:00:00Z">
         <w:r>
           <w:t xml:space="preserve">sector subsidy correlation values, qualitatively replicating the main result that subsidy and</w:t>
         </w:r>
       </w:ins>
-      <w:ins w:id="10119" w:author="Z. Zukowski" w:date="2026-05-22T00:00:00Z">
-        <w:r>
-          <w:t xml:space="preserve"> </w:t>
-        </w:r>
-      </w:ins>
-      <w:ins w:id="10119" w:author="Z. Zukowski" w:date="2026-05-22T00:00:00Z">
+      <w:ins w:id="10115" w:author="Z. Zukowski" w:date="2026-05-22T00:00:00Z">
+        <w:r>
+          <w:t xml:space="preserve"> </w:t>
+        </w:r>
+      </w:ins>
+      <w:ins w:id="10115" w:author="Z. Zukowski" w:date="2026-05-22T00:00:00Z">
         <w:r>
           <w:t xml:space="preserve">HHI co-vary only through the Livepeer outlier.</w:t>
         </w:r>
@@ -25397,118 +25428,118 @@
       <w:pPr>
         <w:pStyle w:val="BodyText"/>
       </w:pPr>
-      <w:ins w:id="10120" w:author="Z. Zukowski" w:date="2026-05-22T00:00:00Z">
+      <w:ins w:id="10116" w:author="Z. Zukowski" w:date="2026-05-22T00:00:00Z">
         <w:r>
           <w:t xml:space="preserve">A multivariate</w:t>
         </w:r>
       </w:ins>
-      <w:ins w:id="10120" w:author="Z. Zukowski" w:date="2026-05-22T00:00:00Z">
-        <w:r>
-          <w:t xml:space="preserve"> </w:t>
-        </w:r>
-      </w:ins>
-      <w:ins w:id="10120" w:author="Z. Zukowski" w:date="2026-05-22T00:00:00Z">
+      <w:ins w:id="10116" w:author="Z. Zukowski" w:date="2026-05-22T00:00:00Z">
+        <w:r>
+          <w:t xml:space="preserve"> </w:t>
+        </w:r>
+      </w:ins>
+      <w:ins w:id="10116" w:author="Z. Zukowski" w:date="2026-05-22T00:00:00Z">
         <w:r>
           <w:t xml:space="preserve">specification with both subsidy ratio and DePIN sector indicator on the</w:t>
         </w:r>
       </w:ins>
-      <w:ins w:id="10120" w:author="Z. Zukowski" w:date="2026-05-22T00:00:00Z">
-        <w:r>
-          <w:t xml:space="preserve"> </w:t>
-        </w:r>
-      </w:ins>
-      <w:ins w:id="10120" w:author="Z. Zukowski" w:date="2026-05-22T00:00:00Z">
+      <w:ins w:id="10116" w:author="Z. Zukowski" w:date="2026-05-22T00:00:00Z">
+        <w:r>
+          <w:t xml:space="preserve"> </w:t>
+        </w:r>
+      </w:ins>
+      <w:ins w:id="10116" w:author="Z. Zukowski" w:date="2026-05-22T00:00:00Z">
         <w:r>
           <w:t xml:space="preserve">23-protocol non-zero-subsidy sample (HC3 robust standard errors, a variance estimator that does not assume equal error variance across observations)</w:t>
         </w:r>
       </w:ins>
-      <w:ins w:id="10120" w:author="Z. Zukowski" w:date="2026-05-22T00:00:00Z">
-        <w:r>
-          <w:t xml:space="preserve"> </w:t>
-        </w:r>
-      </w:ins>
-      <w:ins w:id="10120" w:author="Z. Zukowski" w:date="2026-05-22T00:00:00Z">
+      <w:ins w:id="10116" w:author="Z. Zukowski" w:date="2026-05-22T00:00:00Z">
+        <w:r>
+          <w:t xml:space="preserve"> </w:t>
+        </w:r>
+      </w:ins>
+      <w:ins w:id="10116" w:author="Z. Zukowski" w:date="2026-05-22T00:00:00Z">
         <w:r>
           <w:t xml:space="preserve">further reinforces the Livepeer-driven interpretation: with all 23</w:t>
         </w:r>
       </w:ins>
-      <w:ins w:id="10120" w:author="Z. Zukowski" w:date="2026-05-22T00:00:00Z">
-        <w:r>
-          <w:t xml:space="preserve"> </w:t>
-        </w:r>
-      </w:ins>
-      <w:ins w:id="10120" w:author="Z. Zukowski" w:date="2026-05-22T00:00:00Z">
+      <w:ins w:id="10116" w:author="Z. Zukowski" w:date="2026-05-22T00:00:00Z">
+        <w:r>
+          <w:t xml:space="preserve"> </w:t>
+        </w:r>
+      </w:ins>
+      <w:ins w:id="10116" w:author="Z. Zukowski" w:date="2026-05-22T00:00:00Z">
         <w:r>
           <w:t xml:space="preserve">protocols, the DePIN sector indicator is significant (p = 0.030) while subsidy</w:t>
         </w:r>
       </w:ins>
-      <w:ins w:id="10120" w:author="Z. Zukowski" w:date="2026-05-22T00:00:00Z">
-        <w:r>
-          <w:t xml:space="preserve"> </w:t>
-        </w:r>
-      </w:ins>
-      <w:ins w:id="10120" w:author="Z. Zukowski" w:date="2026-05-22T00:00:00Z">
+      <w:ins w:id="10116" w:author="Z. Zukowski" w:date="2026-05-22T00:00:00Z">
+        <w:r>
+          <w:t xml:space="preserve"> </w:t>
+        </w:r>
+      </w:ins>
+      <w:ins w:id="10116" w:author="Z. Zukowski" w:date="2026-05-22T00:00:00Z">
         <w:r>
           <w:t xml:space="preserve">is not (p = 0.36; Adj R-squared = 0.49); excluding Livepeer, the</w:t>
         </w:r>
       </w:ins>
-      <w:ins w:id="10120" w:author="Z. Zukowski" w:date="2026-05-22T00:00:00Z">
-        <w:r>
-          <w:t xml:space="preserve"> </w:t>
-        </w:r>
-      </w:ins>
-      <w:ins w:id="10120" w:author="Z. Zukowski" w:date="2026-05-22T00:00:00Z">
+      <w:ins w:id="10116" w:author="Z. Zukowski" w:date="2026-05-22T00:00:00Z">
+        <w:r>
+          <w:t xml:space="preserve"> </w:t>
+        </w:r>
+      </w:ins>
+      <w:ins w:id="10116" w:author="Z. Zukowski" w:date="2026-05-22T00:00:00Z">
         <w:r>
           <w:t xml:space="preserve">subsidy coefficient is strongly non-significant (p = 0.93) while the</w:t>
         </w:r>
       </w:ins>
-      <w:ins w:id="10120" w:author="Z. Zukowski" w:date="2026-05-22T00:00:00Z">
-        <w:r>
-          <w:t xml:space="preserve"> </w:t>
-        </w:r>
-      </w:ins>
-      <w:ins w:id="10120" w:author="Z. Zukowski" w:date="2026-05-22T00:00:00Z">
+      <w:ins w:id="10116" w:author="Z. Zukowski" w:date="2026-05-22T00:00:00Z">
+        <w:r>
+          <w:t xml:space="preserve"> </w:t>
+        </w:r>
+      </w:ins>
+      <w:ins w:id="10116" w:author="Z. Zukowski" w:date="2026-05-22T00:00:00Z">
         <w:r>
           <w:t xml:space="preserve">DePIN sector indicator is significant (p = 0.004), indicating</w:t>
         </w:r>
       </w:ins>
-      <w:ins w:id="10120" w:author="Z. Zukowski" w:date="2026-05-22T00:00:00Z">
-        <w:r>
-          <w:t xml:space="preserve"> </w:t>
-        </w:r>
-      </w:ins>
-      <w:ins w:id="10120" w:author="Z. Zukowski" w:date="2026-05-22T00:00:00Z">
+      <w:ins w:id="10116" w:author="Z. Zukowski" w:date="2026-05-22T00:00:00Z">
+        <w:r>
+          <w:t xml:space="preserve"> </w:t>
+        </w:r>
+      </w:ins>
+      <w:ins w:id="10116" w:author="Z. Zukowski" w:date="2026-05-22T00:00:00Z">
         <w:r>
           <w:t xml:space="preserve">that the apparent subsidy-HHI relationship is fully absorbed by</w:t>
         </w:r>
       </w:ins>
-      <w:ins w:id="10120" w:author="Z. Zukowski" w:date="2026-05-22T00:00:00Z">
-        <w:r>
-          <w:t xml:space="preserve"> </w:t>
-        </w:r>
-      </w:ins>
-      <w:ins w:id="10120" w:author="Z. Zukowski" w:date="2026-05-22T00:00:00Z">
+      <w:ins w:id="10116" w:author="Z. Zukowski" w:date="2026-05-22T00:00:00Z">
+        <w:r>
+          <w:t xml:space="preserve"> </w:t>
+        </w:r>
+      </w:ins>
+      <w:ins w:id="10116" w:author="Z. Zukowski" w:date="2026-05-22T00:00:00Z">
         <w:r>
           <w:t xml:space="preserve">sector membership absent the single extreme observation. Per-sector</w:t>
         </w:r>
       </w:ins>
-      <w:ins w:id="10120" w:author="Z. Zukowski" w:date="2026-05-22T00:00:00Z">
-        <w:r>
-          <w:t xml:space="preserve"> </w:t>
-        </w:r>
-      </w:ins>
-      <w:ins w:id="10120" w:author="Z. Zukowski" w:date="2026-05-22T00:00:00Z">
+      <w:ins w:id="10116" w:author="Z. Zukowski" w:date="2026-05-22T00:00:00Z">
+        <w:r>
+          <w:t xml:space="preserve"> </w:t>
+        </w:r>
+      </w:ins>
+      <w:ins w:id="10116" w:author="Z. Zukowski" w:date="2026-05-22T00:00:00Z">
         <w:r>
           <w:t xml:space="preserve">results in</w:t>
         </w:r>
       </w:ins>
-      <w:ins w:id="10120" w:author="Z. Zukowski" w:date="2026-05-22T00:00:00Z">
+      <w:ins w:id="10116" w:author="Z. Zukowski" w:date="2026-05-22T00:00:00Z">
         <w:r>
           <w:t xml:space="preserve"> </w:t>
         </w:r>
       </w:ins>
       <w:hyperlink r:id="rId79">
-        <w:ins w:id="10120" w:author="Z. Zukowski" w:date="2026-05-22T00:00:00Z">
+        <w:ins w:id="10116" w:author="Z. Zukowski" w:date="2026-05-22T00:00:00Z">
           <w:r>
             <w:rPr>
               <w:rStyle w:val="Hyperlink"/>
@@ -25517,7 +25548,7 @@
           </w:r>
         </w:ins>
       </w:hyperlink>
-      <w:ins w:id="10120" w:author="Z. Zukowski" w:date="2026-05-22T00:00:00Z">
+      <w:ins w:id="10116" w:author="Z. Zukowski" w:date="2026-05-22T00:00:00Z">
         <w:r>
           <w:t xml:space="preserve">.</w:t>
         </w:r>
@@ -25673,7 +25704,7 @@
       <w:pPr>
         <w:pStyle w:val="FirstParagraph"/>
       </w:pPr>
-      <w:ins w:id="10121" w:author="Z. Zukowski" w:date="2026-05-22T00:00:00Z">
+      <w:ins w:id="10117" w:author="Z. Zukowski" w:date="2026-05-22T00:00:00Z">
         <w:r>
           <w:t xml:space="preserve">The Section 4.5 amplification finding is sensitive to three methodology choices: delegate-sample depth on Tally, symmetric PCA exclusion on Snapshot, and proper-weight versus vote-count methodology on Solana VSR protocols. We address each in turn.</w:t>
         </w:r>
@@ -25683,17 +25714,17 @@
       <w:pPr>
         <w:pStyle w:val="BodyText"/>
       </w:pPr>
-      <w:ins w:id="10122" w:author="Z. Zukowski" w:date="2026-05-22T00:00:00Z">
+      <w:ins w:id="10118" w:author="Z. Zukowski" w:date="2026-05-22T00:00:00Z">
         <w:r>
           <w:t xml:space="preserve">Table 6 follows established delegation-HHI literature (Fritsch et al., 2024) by including all delegates with non-zero voting power. Applying PCA exclusion symmetrically on the voting side requires distinguishing three structurally distinct surface classes: holder-side custody addresses (treasury safes, vesting multisigs, foundation cold wallets, staking-aggregation contracts, CEX hot wallets, burn destinations); signer-side governance-operation addresses (foundation operational signing wallets distinct from custody, captured in the sibling canonical store</w:t>
         </w:r>
       </w:ins>
-      <w:ins w:id="10122" w:author="Z. Zukowski" w:date="2026-05-22T00:00:00Z">
-        <w:r>
-          <w:t xml:space="preserve"> </w:t>
-        </w:r>
-      </w:ins>
-      <w:ins w:id="10122" w:author="Z. Zukowski" w:date="2026-05-22T00:00:00Z">
+      <w:ins w:id="10118" w:author="Z. Zukowski" w:date="2026-05-22T00:00:00Z">
+        <w:r>
+          <w:t xml:space="preserve"> </w:t>
+        </w:r>
+      </w:ins>
+      <w:ins w:id="10118" w:author="Z. Zukowski" w:date="2026-05-22T00:00:00Z">
         <w:r>
           <w:rPr>
             <w:rStyle w:val="VerbatimChar"/>
@@ -25701,18 +25732,18 @@
           <w:t xml:space="preserve">exclusions_log_signer.csv</w:t>
         </w:r>
       </w:ins>
-      <w:ins w:id="10122" w:author="Z. Zukowski" w:date="2026-05-22T00:00:00Z">
+      <w:ins w:id="10118" w:author="Z. Zukowski" w:date="2026-05-22T00:00:00Z">
         <w:r>
           <w:t xml:space="preserve">); and off-Realms custody multisigs for Solana protocols, which do not appear in either on-Realms voter sets or Snapshot voter pools because Solana PCAs structurally separate custody from governance signing. Per-address detail for all three classes is in</w:t>
         </w:r>
       </w:ins>
-      <w:ins w:id="10122" w:author="Z. Zukowski" w:date="2026-05-22T00:00:00Z">
+      <w:ins w:id="10118" w:author="Z. Zukowski" w:date="2026-05-22T00:00:00Z">
         <w:r>
           <w:t xml:space="preserve"> </w:t>
         </w:r>
       </w:ins>
       <w:hyperlink r:id="rId83">
-        <w:ins w:id="10122" w:author="Z. Zukowski" w:date="2026-05-22T00:00:00Z">
+        <w:ins w:id="10118" w:author="Z. Zukowski" w:date="2026-05-22T00:00:00Z">
           <w:r>
             <w:rPr>
               <w:rStyle w:val="Hyperlink"/>
@@ -25721,7 +25752,7 @@
           </w:r>
         </w:ins>
       </w:hyperlink>
-      <w:ins w:id="10122" w:author="Z. Zukowski" w:date="2026-05-22T00:00:00Z">
+      <w:ins w:id="10118" w:author="Z. Zukowski" w:date="2026-05-22T00:00:00Z">
         <w:r>
           <w:t xml:space="preserve">.</w:t>
         </w:r>
@@ -25731,7 +25762,7 @@
       <w:pPr>
         <w:pStyle w:val="BodyText"/>
       </w:pPr>
-      <w:ins w:id="10123" w:author="Z. Zukowski" w:date="2026-05-22T00:00:00Z">
+      <w:ins w:id="10119" w:author="Z. Zukowski" w:date="2026-05-22T00:00:00Z">
         <w:r>
           <w:rPr>
             <w:b/>
@@ -25740,12 +25771,12 @@
           <w:t xml:space="preserve">Tally delegate-sample depth.</w:t>
         </w:r>
       </w:ins>
-      <w:ins w:id="10123" w:author="Z. Zukowski" w:date="2026-05-22T00:00:00Z">
-        <w:r>
-          <w:t xml:space="preserve"> </w:t>
-        </w:r>
-      </w:ins>
-      <w:ins w:id="10123" w:author="Z. Zukowski" w:date="2026-05-22T00:00:00Z">
+      <w:ins w:id="10119" w:author="Z. Zukowski" w:date="2026-05-22T00:00:00Z">
+        <w:r>
+          <w:t xml:space="preserve"> </w:t>
+        </w:r>
+      </w:ins>
+      <w:ins w:id="10119" w:author="Z. Zukowski" w:date="2026-05-22T00:00:00Z">
         <w:r>
           <w:t xml:space="preserve">Four protocols sweep top-1,000 to all-delegates: AAVE (N = 150,911), COMP (N = 18,627), UNI (N = 48,707), ARB (N = 437,453). All four HHI shifts are below 0.005 (AAVE 0.0357 to 0.0324; COMP and UNI unchanged; ARB 0.0340 to 0.0320). The top-1,000 sample is empirically robust because PCAs concentrate at the top of the distribution and tail delegates contribute share-squared terms below 1e-4. The remaining six Tally-sourced protocols (OP, ENS, GMX, GTC, W, DIMO) retain top-1,000 as the methodology-floor canonical; ARB at maximum 437,453-delegate depth anchors reviewer defensibility.</w:t>
         </w:r>
@@ -25755,7 +25786,7 @@
       <w:pPr>
         <w:pStyle w:val="BodyText"/>
       </w:pPr>
-      <w:ins w:id="10124" w:author="Z. Zukowski" w:date="2026-05-22T00:00:00Z">
+      <w:ins w:id="10120" w:author="Z. Zukowski" w:date="2026-05-22T00:00:00Z">
         <w:r>
           <w:rPr>
             <w:b/>
@@ -25764,22 +25795,22 @@
           <w:t xml:space="preserve">Snapshot signer-side functional PCAs.</w:t>
         </w:r>
       </w:ins>
-      <w:ins w:id="10124" w:author="Z. Zukowski" w:date="2026-05-22T00:00:00Z">
-        <w:r>
-          <w:t xml:space="preserve"> </w:t>
-        </w:r>
-      </w:ins>
-      <w:ins w:id="10124" w:author="Z. Zukowski" w:date="2026-05-22T00:00:00Z">
+      <w:ins w:id="10120" w:author="Z. Zukowski" w:date="2026-05-22T00:00:00Z">
+        <w:r>
+          <w:t xml:space="preserve"> </w:t>
+        </w:r>
+      </w:ins>
+      <w:ins w:id="10120" w:author="Z. Zukowski" w:date="2026-05-22T00:00:00Z">
         <w:r>
           <w:t xml:space="preserve">Across 13 Snapshot-sourced protocols (12,878 voter rows), holder-side PCA-address-based symmetric exclusion detects zero PCA voters: Snapshot voter pools (off-chain message signers) are structurally disjoint from the holder-side PCA-address taxonomy. However, four signer-side functional PCAs hold substantial voting weight and are registered in</w:t>
         </w:r>
       </w:ins>
-      <w:ins w:id="10124" w:author="Z. Zukowski" w:date="2026-05-22T00:00:00Z">
-        <w:r>
-          <w:t xml:space="preserve"> </w:t>
-        </w:r>
-      </w:ins>
-      <w:ins w:id="10124" w:author="Z. Zukowski" w:date="2026-05-22T00:00:00Z">
+      <w:ins w:id="10120" w:author="Z. Zukowski" w:date="2026-05-22T00:00:00Z">
+        <w:r>
+          <w:t xml:space="preserve"> </w:t>
+        </w:r>
+      </w:ins>
+      <w:ins w:id="10120" w:author="Z. Zukowski" w:date="2026-05-22T00:00:00Z">
         <w:r>
           <w:rPr>
             <w:rStyle w:val="VerbatimChar"/>
@@ -25787,7 +25818,7 @@
           <w:t xml:space="preserve">exclusions_log_signer.csv</w:t>
         </w:r>
       </w:ins>
-      <w:ins w:id="10124" w:author="Z. Zukowski" w:date="2026-05-22T00:00:00Z">
+      <w:ins w:id="10120" w:author="Z. Zukowski" w:date="2026-05-22T00:00:00Z">
         <w:r>
           <w:t xml:space="preserve">: Compound Foundation (25.01 percent of COMP voting weight), Balancer DAO multisig (51.95 percent of BAL), Kevin Owocki / Gitcoin Maintainer (27.93 percent of GTC), and WXM Hedgey-vested insider (74.04 percent of WXM). An additional DIMO Foundation candidate cluster (rank-1 + rank-2; 58.83 percent combined) was registered in the initial expansion and subsequently refuted via Polygon Blockscout MCP funding-source verification: neither voter holds substantial DIMO tokens, so the cluster represents active community delegates in a thin N = 10 voter pool rather than functional PCAs.</w:t>
         </w:r>
@@ -25797,27 +25828,27 @@
       <w:pPr>
         <w:pStyle w:val="BodyText"/>
       </w:pPr>
-      <w:ins w:id="10125" w:author="Z. Zukowski" w:date="2026-05-22T00:00:00Z">
+      <w:ins w:id="10121" w:author="Z. Zukowski" w:date="2026-05-22T00:00:00Z">
         <w:r>
           <w:t xml:space="preserve">The Snapshot signer-side pattern generalizes to a broader institutional-provider dual-account class that complicates on-chain attribution beyond Snapshot governance specifically. The Polkadot operator-attribution audit (Section 4.5.5; Supplementary File S25, plus supplements S19) surfaces the analogous structure on a different surface: institutional staking providers (Blockdaemon, KILN, pos.dog, Iceberg Nodes, ParaNodes) register Subscan Identity Pallet attestation on their funding</w:t>
         </w:r>
       </w:ins>
-      <w:ins w:id="10125" w:author="Z. Zukowski" w:date="2026-05-22T00:00:00Z">
-        <w:r>
-          <w:t xml:space="preserve"> </w:t>
-        </w:r>
-      </w:ins>
-      <w:ins w:id="10125" w:author="Z. Zukowski" w:date="2026-05-22T00:00:00Z">
+      <w:ins w:id="10121" w:author="Z. Zukowski" w:date="2026-05-22T00:00:00Z">
+        <w:r>
+          <w:t xml:space="preserve"> </w:t>
+        </w:r>
+      </w:ins>
+      <w:ins w:id="10121" w:author="Z. Zukowski" w:date="2026-05-22T00:00:00Z">
         <w:r>
           <w:t xml:space="preserve">“warm wallet”</w:t>
         </w:r>
       </w:ins>
-      <w:ins w:id="10125" w:author="Z. Zukowski" w:date="2026-05-22T00:00:00Z">
-        <w:r>
-          <w:t xml:space="preserve"> </w:t>
-        </w:r>
-      </w:ins>
-      <w:ins w:id="10125" w:author="Z. Zukowski" w:date="2026-05-22T00:00:00Z">
+      <w:ins w:id="10121" w:author="Z. Zukowski" w:date="2026-05-22T00:00:00Z">
+        <w:r>
+          <w:t xml:space="preserve"> </w:t>
+        </w:r>
+      </w:ins>
+      <w:ins w:id="10121" w:author="Z. Zukowski" w:date="2026-05-22T00:00:00Z">
         <w:r>
           <w:t xml:space="preserve">accounts but NOT on their validator stash accounts, producing brand-attested funding flows with operationally-anonymous staking activity. The methodological implication is symmetric across Snapshot (signer-side functional PCAs whose holder-side custody is operationally anonymous) and Polkadot (funding-side Identity attestation with operationally-anonymous validator stash): identity-pallet-on-the-acting-surface is an insufficient verification methodology for the institutional-provider class; Layer-2 funding-source clustering (Snapshot Blockscout MCP verification + Subscan transfers-received clustering) is the productive cross-surface verification method. Future cross-protocol expansion should incorporate Layer-2 funding-source clustering as a standard verification axis alongside the surface-specific identity attestation.</w:t>
         </w:r>
@@ -25827,17 +25858,17 @@
       <w:pPr>
         <w:pStyle w:val="BodyText"/>
       </w:pPr>
-      <w:ins w:id="10126" w:author="Z. Zukowski" w:date="2026-05-22T00:00:00Z">
+      <w:ins w:id="10122" w:author="Z. Zukowski" w:date="2026-05-22T00:00:00Z">
         <w:r>
           <w:t xml:space="preserve">Signer-side PCA exclusion is a substantive direction-of-effect test, not a mechanical concentration-reduction adjustment. For three of the four confirmed functional PCAs, exclusion reduces voting HHI as expected: COMP 0.0889 to 0.0468 (delta -0.0421), BAL 0.3045 to 0.1499 (delta -0.1546), WXM 0.5561 to 0.1184 (delta -0.4377). For GTC, exclusion</w:t>
         </w:r>
       </w:ins>
-      <w:ins w:id="10126" w:author="Z. Zukowski" w:date="2026-05-22T00:00:00Z">
-        <w:r>
-          <w:t xml:space="preserve"> </w:t>
-        </w:r>
-      </w:ins>
-      <w:ins w:id="10126" w:author="Z. Zukowski" w:date="2026-05-22T00:00:00Z">
+      <w:ins w:id="10122" w:author="Z. Zukowski" w:date="2026-05-22T00:00:00Z">
+        <w:r>
+          <w:t xml:space="preserve"> </w:t>
+        </w:r>
+      </w:ins>
+      <w:ins w:id="10122" w:author="Z. Zukowski" w:date="2026-05-22T00:00:00Z">
         <w:r>
           <w:rPr>
             <w:i/>
@@ -25846,12 +25877,12 @@
           <w:t xml:space="preserve">increases</w:t>
         </w:r>
       </w:ins>
-      <w:ins w:id="10126" w:author="Z. Zukowski" w:date="2026-05-22T00:00:00Z">
-        <w:r>
-          <w:t xml:space="preserve"> </w:t>
-        </w:r>
-      </w:ins>
-      <w:ins w:id="10126" w:author="Z. Zukowski" w:date="2026-05-22T00:00:00Z">
+      <w:ins w:id="10122" w:author="Z. Zukowski" w:date="2026-05-22T00:00:00Z">
+        <w:r>
+          <w:t xml:space="preserve"> </w:t>
+        </w:r>
+      </w:ins>
+      <w:ins w:id="10122" w:author="Z. Zukowski" w:date="2026-05-22T00:00:00Z">
         <w:r>
           <w:t xml:space="preserve">voting HHI from 0.1792 to 0.1948 (delta +0.0156); the reverse-direction pattern arises from a smaller-denominator effect because the excluded PCA held 28 percent of total weight and the remaining voters become more concentrated relative to each other under the smaller post-exclusion total. The pattern is most extreme in small voter pools (the pre-refutation DIMO candidate cluster would have produced a 0.2280 to 0.3242 shift in N = 10); larger pools dilute the effect. When PCA exclusion increases HHI, the finding indicates that PCA concentration was masking a more concentrated underlying distribution among non-PCA voters, which is itself a substantive structural feature of the protocol’s governance.</w:t>
         </w:r>
@@ -25861,7 +25892,7 @@
       <w:pPr>
         <w:pStyle w:val="BodyText"/>
       </w:pPr>
-      <w:ins w:id="10127" w:author="Z. Zukowski" w:date="2026-05-22T00:00:00Z">
+      <w:ins w:id="10123" w:author="Z. Zukowski" w:date="2026-05-22T00:00:00Z">
         <w:r>
           <w:rPr>
             <w:b/>
@@ -25870,22 +25901,22 @@
           <w:t xml:space="preserve">Solana proper-weight methodology.</w:t>
         </w:r>
       </w:ins>
-      <w:ins w:id="10127" w:author="Z. Zukowski" w:date="2026-05-22T00:00:00Z">
-        <w:r>
-          <w:t xml:space="preserve"> </w:t>
-        </w:r>
-      </w:ins>
-      <w:ins w:id="10127" w:author="Z. Zukowski" w:date="2026-05-22T00:00:00Z">
+      <w:ins w:id="10123" w:author="Z. Zukowski" w:date="2026-05-22T00:00:00Z">
+        <w:r>
+          <w:t xml:space="preserve"> </w:t>
+        </w:r>
+      </w:ins>
+      <w:ins w:id="10123" w:author="Z. Zukowski" w:date="2026-05-22T00:00:00Z">
         <w:r>
           <w:t xml:space="preserve">Three Solana protocols supply apples-to-apples voting HHI under proper-weight methodology: JUP at 0.00546 (per-signer max(weight) on</w:t>
         </w:r>
       </w:ins>
-      <w:ins w:id="10127" w:author="Z. Zukowski" w:date="2026-05-22T00:00:00Z">
-        <w:r>
-          <w:t xml:space="preserve"> </w:t>
-        </w:r>
-      </w:ins>
-      <w:ins w:id="10127" w:author="Z. Zukowski" w:date="2026-05-22T00:00:00Z">
+      <w:ins w:id="10123" w:author="Z. Zukowski" w:date="2026-05-22T00:00:00Z">
+        <w:r>
+          <w:t xml:space="preserve"> </w:t>
+        </w:r>
+      </w:ins>
+      <w:ins w:id="10123" w:author="Z. Zukowski" w:date="2026-05-22T00:00:00Z">
         <w:r>
           <w:rPr>
             <w:rStyle w:val="VerbatimChar"/>
@@ -25893,7 +25924,7 @@
           <w:t xml:space="preserve">jupiter_solana.govern_call_setvote</w:t>
         </w:r>
       </w:ins>
-      <w:ins w:id="10127" w:author="Z. Zukowski" w:date="2026-05-22T00:00:00Z">
+      <w:ins w:id="10123" w:author="Z. Zukowski" w:date="2026-05-22T00:00:00Z">
         <w:r>
           <w:t xml:space="preserve">), HNT at 0.0261 to 0.0394 (VSR position-state reconstruction; 14.8 percent closed-position rate brackets the bounds), and DRIFT at 0.0833 (on-chain parsing of SPL Governance program VoteRecordV2 accounts). The DRIFT Squads V4 PCA address does not appear in the DRIFT voter set, confirming the Solana custody-versus-governance separation. JUP is the only Solana protocol exhibiting voting concentration an order of magnitude below the EVM cross-section median; HNT and DRIFT cluster within the EVM-typical range (see Sections 4.5.4 to 4.5.5). Five Solana protocols in the cross-section (HONEY, IO, META, RENDER, GRASS) host governance off-Realms and outside the Snapshot space, producing a documented voting-side coverage gap; holder-side concentration metrics from the Helius DAS API top-1,000 holders pull remain the canonical Solana coverage for that gap subset.</w:t>
         </w:r>
@@ -25903,7 +25934,7 @@
       <w:pPr>
         <w:pStyle w:val="BodyText"/>
       </w:pPr>
-      <w:ins w:id="10128" w:author="Z. Zukowski" w:date="2026-05-22T00:00:00Z">
+      <w:ins w:id="10124" w:author="Z. Zukowski" w:date="2026-05-22T00:00:00Z">
         <w:r>
           <w:rPr>
             <w:b/>
@@ -25912,23 +25943,23 @@
           <w:t xml:space="preserve">Synthesis.</w:t>
         </w:r>
       </w:ins>
-      <w:ins w:id="10128" w:author="Z. Zukowski" w:date="2026-05-22T00:00:00Z">
-        <w:r>
-          <w:t xml:space="preserve"> </w:t>
-        </w:r>
-      </w:ins>
-      <w:ins w:id="10128" w:author="Z. Zukowski" w:date="2026-05-22T00:00:00Z">
+      <w:ins w:id="10124" w:author="Z. Zukowski" w:date="2026-05-22T00:00:00Z">
+        <w:r>
+          <w:t xml:space="preserve"> </w:t>
+        </w:r>
+      </w:ins>
+      <w:ins w:id="10124" w:author="Z. Zukowski" w:date="2026-05-22T00:00:00Z">
         <w:r>
           <w:t xml:space="preserve">The amplification finding is robust to (a) top-1,000 versus all-delegates sampling depth on Tally (empirically validated by 4-of-10 protocols at all-delegates depth with sub-0.005 HHI shifts); (b) PCA-symmetric exclusion via holder-side plus signer-side canonical stores on Snapshot (under both concentration-reducing and concentration-increasing direction-of-effect outcomes, both of which are substantive findings); and (c) proper-weight versus vote-count methodology on VSR-using protocols (vote-count proxy understates HNT concentration by 5x to 7.5x per the multi-source extension EC log). Full per-protocol detail in</w:t>
         </w:r>
       </w:ins>
-      <w:ins w:id="10128" w:author="Z. Zukowski" w:date="2026-05-22T00:00:00Z">
+      <w:ins w:id="10124" w:author="Z. Zukowski" w:date="2026-05-22T00:00:00Z">
         <w:r>
           <w:t xml:space="preserve"> </w:t>
         </w:r>
       </w:ins>
       <w:hyperlink r:id="rId83">
-        <w:ins w:id="10128" w:author="Z. Zukowski" w:date="2026-05-22T00:00:00Z">
+        <w:ins w:id="10124" w:author="Z. Zukowski" w:date="2026-05-22T00:00:00Z">
           <w:r>
             <w:rPr>
               <w:rStyle w:val="Hyperlink"/>
@@ -25937,7 +25968,7 @@
           </w:r>
         </w:ins>
       </w:hyperlink>
-      <w:ins w:id="10128" w:author="Z. Zukowski" w:date="2026-05-22T00:00:00Z">
+      <w:ins w:id="10124" w:author="Z. Zukowski" w:date="2026-05-22T00:00:00Z">
         <w:r>
           <w:t xml:space="preserve">.</w:t>
         </w:r>
@@ -25949,7 +25980,7 @@
       <w:pPr>
         <w:pStyle w:val="Heading3"/>
       </w:pPr>
-      <w:ins w:id="10129" w:author="Z. Zukowski" w:date="2026-05-22T00:00:00Z">
+      <w:ins w:id="10125" w:author="Z. Zukowski" w:date="2026-05-22T00:00:00Z">
         <w:r>
           <w:t xml:space="preserve">4.6.2 PCA exclusion strictness robustness</w:t>
         </w:r>
@@ -25959,7 +25990,7 @@
       <w:pPr>
         <w:pStyle w:val="FirstParagraph"/>
       </w:pPr>
-      <w:ins w:id="10130" w:author="Z. Zukowski" w:date="2026-05-22T00:00:00Z">
+      <w:ins w:id="10126" w:author="Z. Zukowski" w:date="2026-05-22T00:00:00Z">
         <w:r>
           <w:t xml:space="preserve">The sector contrast is robust to PCA exclusion strictness. We recompute the Mann-Whitney sector test under five progressively weaker exclusion specifications, from the canonical 5-class typology (all protocol-treasury, burn destinations, intermediary contracts, bridge contracts, and CEX custody addresses excluded) through to a minimal-exclusion case that excludes only burn destinations. Cohen’s d stays positive across all five (range 0.17 to 0.94), so the directional claim (DePIN HHI &gt; DeFi HHI in central tendency) does not depend on which exclusion strictness is chosen. Statistical significance at the 0.05 threshold holds for the canonical typology and its nearest neighbor (excluding CEX custody from the exclusion set) but is exhausted as more non-vote-eligible custody mass flows back into the holding distribution at the weakest specifications. The PCA exclusion methodology is therefore load-bearing for the inferential claim of significance; the directional claim is robust to specification choice.</w:t>
         </w:r>
@@ -25969,7 +26000,7 @@
       <w:pPr>
         <w:pStyle w:val="BodyText"/>
       </w:pPr>
-      <w:ins w:id="10131" w:author="Z. Zukowski" w:date="2026-05-22T00:00:00Z">
+      <w:ins w:id="10127" w:author="Z. Zukowski" w:date="2026-05-22T00:00:00Z">
         <w:r>
           <w:t xml:space="preserve">Two per-class findings from the sweep carry downstream methodology implications. Class 3 (staking-aggregation contracts) carries disproportionate sector-distinguishing signal relative to its small share of total exclusion addresses: dropping Class 3 in addition to Classes 4 and 5 materially reduces the sector effect size (Supplementary File S10). Future researchers operationalizing this methodology should treat Class 3 identification as load-bearing for sector-comparative inference rather than a minor procedural step. Class 5 (centralized-exchange custody) is also load-bearing once exchange-deposit wallets are fully identified by entity label: retaining all Class 5 holders collapses the balanced sector contrast from p = 0.011 (Cohen’s d = 1.05) to p = 0.184 (Cohen’s d = 0.52, not significant), because exchange-deposit concentration is sector-similar and masks the genuine governance-holder difference until it is removed. Complete CEX identification (Nansen entity labels across all fifty-two protocols, Supplementary File S13) is therefore methodologically essential for detecting the sector contrast rather than an optional refinement.</w:t>
         </w:r>
@@ -25979,18 +26010,18 @@
       <w:pPr>
         <w:pStyle w:val="BodyText"/>
       </w:pPr>
-      <w:ins w:id="10132" w:author="Z. Zukowski" w:date="2026-05-22T00:00:00Z">
+      <w:ins w:id="10128" w:author="Z. Zukowski" w:date="2026-05-22T00:00:00Z">
         <w:r>
           <w:t xml:space="preserve">Full per-specification table and per-cell numerical detail are in</w:t>
         </w:r>
       </w:ins>
-      <w:ins w:id="10132" w:author="Z. Zukowski" w:date="2026-05-22T00:00:00Z">
+      <w:ins w:id="10128" w:author="Z. Zukowski" w:date="2026-05-22T00:00:00Z">
         <w:r>
           <w:t xml:space="preserve"> </w:t>
         </w:r>
       </w:ins>
       <w:hyperlink r:id="rId85">
-        <w:ins w:id="10132" w:author="Z. Zukowski" w:date="2026-05-22T00:00:00Z">
+        <w:ins w:id="10128" w:author="Z. Zukowski" w:date="2026-05-22T00:00:00Z">
           <w:r>
             <w:rPr>
               <w:rStyle w:val="Hyperlink"/>
@@ -25999,7 +26030,7 @@
           </w:r>
         </w:ins>
       </w:hyperlink>
-      <w:ins w:id="10132" w:author="Z. Zukowski" w:date="2026-05-22T00:00:00Z">
+      <w:ins w:id="10128" w:author="Z. Zukowski" w:date="2026-05-22T00:00:00Z">
         <w:r>
           <w:t xml:space="preserve">.</w:t>
         </w:r>
@@ -26019,7 +26050,7 @@
       <w:pPr>
         <w:pStyle w:val="FirstParagraph"/>
       </w:pPr>
-      <w:ins w:id="10133" w:author="Z. Zukowski" w:date="2026-05-22T00:00:00Z">
+      <w:ins w:id="10129" w:author="Z. Zukowski" w:date="2026-05-22T00:00:00Z">
         <w:r>
           <w:t xml:space="preserve">Rank ordering across concentration metrics is stable: HHI-Theil Pearson r = 0.77 and HHI-Gini Pearson r = 0.58 (both p &lt; 0.001) on the post-exclusion sample. The bivariate associations in Table 4 (sector contrast, insider-retention significance, subsidy fragility) would not flip under Gini-based or Theil-based measurement. The HHI-Gini correlation is moderate rather than perfect because the two metrics weight the holder distribution differently (HHI is dominated by top-share squared terms; Gini integrates the full Lorenz curve), so each adds some independent information about distributional shape while agreeing on protocol rank ordering.</w:t>
         </w:r>
@@ -26029,7 +26060,7 @@
       <w:pPr>
         <w:pStyle w:val="BodyText"/>
       </w:pPr>
-      <w:ins w:id="10134" w:author="Z. Zukowski" w:date="2026-05-22T00:00:00Z">
+      <w:ins w:id="10130" w:author="Z. Zukowski" w:date="2026-05-22T00:00:00Z">
         <w:r>
           <w:t xml:space="preserve">Other extended robustness analyses live in supplementary materials rather than the main body: Theil and Atkinson concentration metrics (S9), Shapley-Shubik and Banzhaf power indices (S11; the measurement theory of these indices is treated canonically by Felsenthal and Machover, 1998, and the Banzhaf form was first derived by Penrose, 1946), PCA-symmetric voting HHI and signer-side functional PCA cases (S12), multivariate subsidy models with sector controls (S8), and the canonical statistics ledger (S0). Profitability, size, and insider-retention specifications are reported in the §4.6 secondary-checks paragraph above.</w:t>
         </w:r>
@@ -26049,18 +26080,18 @@
       <w:pPr>
         <w:pStyle w:val="FirstParagraph"/>
       </w:pPr>
-      <w:ins w:id="10135" w:author="Z. Zukowski" w:date="2026-05-22T00:00:00Z">
+      <w:ins w:id="10131" w:author="Z. Zukowski" w:date="2026-05-22T00:00:00Z">
         <w:r>
           <w:t xml:space="preserve">The sector finding does not depend on how insider holdings are coded. We re-estimate the retention specification (log-HHI on sector, revenue intensity, and the insider-retention regressor over the covariate-complete sample, N = 50) under six independent insider-classification schemes, spanning a keyword-floor lower bound (any treasury- or multisig-keyword holder counted as insider) through reliability-gated and adversarially reviewed variants to the evidence-traced classification of record (Nansen entity labels plus deployer and signer tracing; Section 3.4). The DePIN sector coefficient stays positive and significant under every scheme, with its two-sided p-value ranging from 0.0013 at the keyword floor to 0.0082 at the most permissive gap-filled variant (0.0050 under the classification of record); all six fall below 0.01. The insider-retention regressor itself is not significant under any scheme, so the sector channel, not the insider-retention channel, carries the result regardless of classification choice. Because the evidence-traced classification of record corrects the over-count present in keyword-only coding (Section 3.4), the sector signal is, if anything, sharpest there. The per-scheme estimates are tabulated in</w:t>
         </w:r>
       </w:ins>
-      <w:ins w:id="10135" w:author="Z. Zukowski" w:date="2026-05-22T00:00:00Z">
+      <w:ins w:id="10131" w:author="Z. Zukowski" w:date="2026-05-22T00:00:00Z">
         <w:r>
           <w:t xml:space="preserve"> </w:t>
         </w:r>
       </w:ins>
       <w:hyperlink r:id="rId36">
-        <w:ins w:id="10135" w:author="Z. Zukowski" w:date="2026-05-22T00:00:00Z">
+        <w:ins w:id="10131" w:author="Z. Zukowski" w:date="2026-05-22T00:00:00Z">
           <w:r>
             <w:rPr>
               <w:rStyle w:val="Hyperlink"/>
@@ -26069,7 +26100,7 @@
           </w:r>
         </w:ins>
       </w:hyperlink>
-      <w:ins w:id="10135" w:author="Z. Zukowski" w:date="2026-05-22T00:00:00Z">
+      <w:ins w:id="10131" w:author="Z. Zukowski" w:date="2026-05-22T00:00:00Z">
         <w:r>
           <w:t xml:space="preserve">, and the re-estimation harness is in the replication package (Section 5.9).</w:t>
         </w:r>
@@ -26126,7 +26157,7 @@
       <w:pPr>
         <w:pStyle w:val="FirstParagraph"/>
       </w:pPr>
-      <w:ins w:id="10136" w:author="Z. Zukowski" w:date="2026-05-22T00:00:00Z">
+      <w:ins w:id="10132" w:author="Z. Zukowski" w:date="2026-05-22T00:00:00Z">
         <w:r>
           <w:t xml:space="preserve">The results change how governance concentration should be audited. HHI is the paper’s primary concentration measure, not governance power itself; initial insider allocation is not associated with post-distribution holding concentration as measured by PCA-corrected HHI in this cross-section. Audits should therefore begin with current holder composition, explicit PCA exclusions, insider wallet retention among top holders, and delegated voting power rather than treating launch allocation tables as sufficient governance evidence.</w:t>
         </w:r>
@@ -26136,7 +26167,7 @@
       <w:pPr>
         <w:pStyle w:val="BodyText"/>
       </w:pPr>
-      <w:ins w:id="10137" w:author="Z. Zukowski" w:date="2026-05-22T00:00:00Z">
+      <w:ins w:id="10133" w:author="Z. Zukowski" w:date="2026-05-22T00:00:00Z">
         <w:r>
           <w:t xml:space="preserve">Three practical directives follow for auditors and protocol designers, each mapped to one of the paper’s findings. First, no concentration claim should be made before holder-list HHI is computed on the current holder list with explicit PCA exclusions, because addresses that cannot vote as independent governance actors otherwise inflate the estimate by the median factor of 2.3x documented here. Second, an audit should check insider-wallet retention among the current top holders rather than read insider share off the launch allocation table, because initial allocation is uninformative about current concentration while present-day insider retention is associated with it. Third, an audit should compare voting-HHI with post-exclusion holding HHI rather than assume the two coincide, because delegated power usually differs from token holdings. Fourth, an audit should treat vote-escrow systems and delegation systems as different mechanism classes rather than aggregating them under one generic governance label, since the two amplify voting concentration through different designs.</w:t>
         </w:r>
@@ -26156,157 +26187,157 @@
       <w:pPr>
         <w:pStyle w:val="FirstParagraph"/>
       </w:pPr>
-      <w:ins w:id="10138" w:author="Z. Zukowski" w:date="2026-05-22T00:00:00Z">
+      <w:ins w:id="10134" w:author="Z. Zukowski" w:date="2026-05-22T00:00:00Z">
         <w:r>
           <w:t xml:space="preserve">The empirical findings do not prove that any one design is sufficient</w:t>
         </w:r>
       </w:ins>
-      <w:ins w:id="10138" w:author="Z. Zukowski" w:date="2026-05-22T00:00:00Z">
-        <w:r>
-          <w:t xml:space="preserve"> </w:t>
-        </w:r>
-      </w:ins>
-      <w:ins w:id="10138" w:author="Z. Zukowski" w:date="2026-05-22T00:00:00Z">
+      <w:ins w:id="10134" w:author="Z. Zukowski" w:date="2026-05-22T00:00:00Z">
+        <w:r>
+          <w:t xml:space="preserve"> </w:t>
+        </w:r>
+      </w:ins>
+      <w:ins w:id="10134" w:author="Z. Zukowski" w:date="2026-05-22T00:00:00Z">
         <w:r>
           <w:t xml:space="preserve">for deconcentration, but they identify design levers that merit closer</w:t>
         </w:r>
       </w:ins>
-      <w:ins w:id="10138" w:author="Z. Zukowski" w:date="2026-05-22T00:00:00Z">
-        <w:r>
-          <w:t xml:space="preserve"> </w:t>
-        </w:r>
-      </w:ins>
-      <w:ins w:id="10138" w:author="Z. Zukowski" w:date="2026-05-22T00:00:00Z">
+      <w:ins w:id="10134" w:author="Z. Zukowski" w:date="2026-05-22T00:00:00Z">
+        <w:r>
+          <w:t xml:space="preserve"> </w:t>
+        </w:r>
+      </w:ins>
+      <w:ins w:id="10134" w:author="Z. Zukowski" w:date="2026-05-22T00:00:00Z">
         <w:r>
           <w:t xml:space="preserve">evaluation. DePIN shows higher concentration in this corrected</w:t>
         </w:r>
       </w:ins>
-      <w:ins w:id="10138" w:author="Z. Zukowski" w:date="2026-05-22T00:00:00Z">
-        <w:r>
-          <w:t xml:space="preserve"> </w:t>
-        </w:r>
-      </w:ins>
-      <w:ins w:id="10138" w:author="Z. Zukowski" w:date="2026-05-22T00:00:00Z">
+      <w:ins w:id="10134" w:author="Z. Zukowski" w:date="2026-05-22T00:00:00Z">
+        <w:r>
+          <w:t xml:space="preserve"> </w:t>
+        </w:r>
+      </w:ins>
+      <w:ins w:id="10134" w:author="Z. Zukowski" w:date="2026-05-22T00:00:00Z">
         <w:r>
           <w:t xml:space="preserve">cross-section, but the low-concentration DePIN counterexamples make the</w:t>
         </w:r>
       </w:ins>
-      <w:ins w:id="10138" w:author="Z. Zukowski" w:date="2026-05-22T00:00:00Z">
-        <w:r>
-          <w:t xml:space="preserve"> </w:t>
-        </w:r>
-      </w:ins>
-      <w:ins w:id="10138" w:author="Z. Zukowski" w:date="2026-05-22T00:00:00Z">
+      <w:ins w:id="10134" w:author="Z. Zukowski" w:date="2026-05-22T00:00:00Z">
+        <w:r>
+          <w:t xml:space="preserve"> </w:t>
+        </w:r>
+      </w:ins>
+      <w:ins w:id="10134" w:author="Z. Zukowski" w:date="2026-05-22T00:00:00Z">
         <w:r>
           <w:t xml:space="preserve">pattern design-tractable rather than sector destiny: Anyone Protocol and</w:t>
         </w:r>
       </w:ins>
-      <w:ins w:id="10138" w:author="Z. Zukowski" w:date="2026-05-22T00:00:00Z">
-        <w:r>
-          <w:t xml:space="preserve"> </w:t>
-        </w:r>
-      </w:ins>
-      <w:ins w:id="10138" w:author="Z. Zukowski" w:date="2026-05-22T00:00:00Z">
+      <w:ins w:id="10134" w:author="Z. Zukowski" w:date="2026-05-22T00:00:00Z">
+        <w:r>
+          <w:t xml:space="preserve"> </w:t>
+        </w:r>
+      </w:ins>
+      <w:ins w:id="10134" w:author="Z. Zukowski" w:date="2026-05-22T00:00:00Z">
         <w:r>
           <w:t xml:space="preserve">Hivemapper show that low DePIN holding concentration is achievable</w:t>
         </w:r>
       </w:ins>
-      <w:ins w:id="10138" w:author="Z. Zukowski" w:date="2026-05-22T00:00:00Z">
-        <w:r>
-          <w:t xml:space="preserve"> </w:t>
-        </w:r>
-      </w:ins>
-      <w:ins w:id="10138" w:author="Z. Zukowski" w:date="2026-05-22T00:00:00Z">
+      <w:ins w:id="10134" w:author="Z. Zukowski" w:date="2026-05-22T00:00:00Z">
+        <w:r>
+          <w:t xml:space="preserve"> </w:t>
+        </w:r>
+      </w:ins>
+      <w:ins w:id="10134" w:author="Z. Zukowski" w:date="2026-05-22T00:00:00Z">
         <w:r>
           <w:t xml:space="preserve">despite the sector-level pattern. The same point holds on the voting</w:t>
         </w:r>
       </w:ins>
-      <w:ins w:id="10138" w:author="Z. Zukowski" w:date="2026-05-22T00:00:00Z">
-        <w:r>
-          <w:t xml:space="preserve"> </w:t>
-        </w:r>
-      </w:ins>
-      <w:ins w:id="10138" w:author="Z. Zukowski" w:date="2026-05-22T00:00:00Z">
+      <w:ins w:id="10134" w:author="Z. Zukowski" w:date="2026-05-22T00:00:00Z">
+        <w:r>
+          <w:t xml:space="preserve"> </w:t>
+        </w:r>
+      </w:ins>
+      <w:ins w:id="10134" w:author="Z. Zukowski" w:date="2026-05-22T00:00:00Z">
         <w:r>
           <w:t xml:space="preserve">surface. ENS, GMX, HNT, JUP, and LPT show that delegation can disperse</w:t>
         </w:r>
       </w:ins>
-      <w:ins w:id="10138" w:author="Z. Zukowski" w:date="2026-05-22T00:00:00Z">
-        <w:r>
-          <w:t xml:space="preserve"> </w:t>
-        </w:r>
-      </w:ins>
-      <w:ins w:id="10138" w:author="Z. Zukowski" w:date="2026-05-22T00:00:00Z">
+      <w:ins w:id="10134" w:author="Z. Zukowski" w:date="2026-05-22T00:00:00Z">
+        <w:r>
+          <w:t xml:space="preserve"> </w:t>
+        </w:r>
+      </w:ins>
+      <w:ins w:id="10134" w:author="Z. Zukowski" w:date="2026-05-22T00:00:00Z">
         <w:r>
           <w:t xml:space="preserve">voting power at or below the holding baseline under different delegate-program,</w:t>
         </w:r>
       </w:ins>
-      <w:ins w:id="10138" w:author="Z. Zukowski" w:date="2026-05-22T00:00:00Z">
-        <w:r>
-          <w:t xml:space="preserve"> </w:t>
-        </w:r>
-      </w:ins>
-      <w:ins w:id="10138" w:author="Z. Zukowski" w:date="2026-05-22T00:00:00Z">
+      <w:ins w:id="10134" w:author="Z. Zukowski" w:date="2026-05-22T00:00:00Z">
+        <w:r>
+          <w:t xml:space="preserve"> </w:t>
+        </w:r>
+      </w:ins>
+      <w:ins w:id="10134" w:author="Z. Zukowski" w:date="2026-05-22T00:00:00Z">
         <w:r>
           <w:t xml:space="preserve">voting-mechanism, or bonded-stake-delegation designs, while</w:t>
         </w:r>
       </w:ins>
-      <w:ins w:id="10138" w:author="Z. Zukowski" w:date="2026-05-22T00:00:00Z">
-        <w:r>
-          <w:t xml:space="preserve"> </w:t>
-        </w:r>
-      </w:ins>
-      <w:ins w:id="10138" w:author="Z. Zukowski" w:date="2026-05-22T00:00:00Z">
+      <w:ins w:id="10134" w:author="Z. Zukowski" w:date="2026-05-22T00:00:00Z">
+        <w:r>
+          <w:t xml:space="preserve"> </w:t>
+        </w:r>
+      </w:ins>
+      <w:ins w:id="10134" w:author="Z. Zukowski" w:date="2026-05-22T00:00:00Z">
         <w:r>
           <w:t xml:space="preserve">Curve and Balancer show that vote-escrowed governance can amplify voting</w:t>
         </w:r>
       </w:ins>
-      <w:ins w:id="10138" w:author="Z. Zukowski" w:date="2026-05-22T00:00:00Z">
-        <w:r>
-          <w:t xml:space="preserve"> </w:t>
-        </w:r>
-      </w:ins>
-      <w:ins w:id="10138" w:author="Z. Zukowski" w:date="2026-05-22T00:00:00Z">
+      <w:ins w:id="10134" w:author="Z. Zukowski" w:date="2026-05-22T00:00:00Z">
+        <w:r>
+          <w:t xml:space="preserve"> </w:t>
+        </w:r>
+      </w:ins>
+      <w:ins w:id="10134" w:author="Z. Zukowski" w:date="2026-05-22T00:00:00Z">
         <w:r>
           <w:t xml:space="preserve">concentration far above raw token holdings. The practical design hook is</w:t>
         </w:r>
       </w:ins>
-      <w:ins w:id="10138" w:author="Z. Zukowski" w:date="2026-05-22T00:00:00Z">
-        <w:r>
-          <w:t xml:space="preserve"> </w:t>
-        </w:r>
-      </w:ins>
-      <w:ins w:id="10138" w:author="Z. Zukowski" w:date="2026-05-22T00:00:00Z">
+      <w:ins w:id="10134" w:author="Z. Zukowski" w:date="2026-05-22T00:00:00Z">
+        <w:r>
+          <w:t xml:space="preserve"> </w:t>
+        </w:r>
+      </w:ins>
+      <w:ins w:id="10134" w:author="Z. Zukowski" w:date="2026-05-22T00:00:00Z">
         <w:r>
           <w:t xml:space="preserve">delegation itself: a delegate program is a governance instrument that</w:t>
         </w:r>
       </w:ins>
-      <w:ins w:id="10138" w:author="Z. Zukowski" w:date="2026-05-22T00:00:00Z">
-        <w:r>
-          <w:t xml:space="preserve"> </w:t>
-        </w:r>
-      </w:ins>
-      <w:ins w:id="10138" w:author="Z. Zukowski" w:date="2026-05-22T00:00:00Z">
+      <w:ins w:id="10134" w:author="Z. Zukowski" w:date="2026-05-22T00:00:00Z">
+        <w:r>
+          <w:t xml:space="preserve"> </w:t>
+        </w:r>
+      </w:ins>
+      <w:ins w:id="10134" w:author="Z. Zukowski" w:date="2026-05-22T00:00:00Z">
         <w:r>
           <w:t xml:space="preserve">concentrates or disperses voting power by design, so delegate programs</w:t>
         </w:r>
       </w:ins>
-      <w:ins w:id="10138" w:author="Z. Zukowski" w:date="2026-05-22T00:00:00Z">
-        <w:r>
-          <w:t xml:space="preserve"> </w:t>
-        </w:r>
-      </w:ins>
-      <w:ins w:id="10138" w:author="Z. Zukowski" w:date="2026-05-22T00:00:00Z">
+      <w:ins w:id="10134" w:author="Z. Zukowski" w:date="2026-05-22T00:00:00Z">
+        <w:r>
+          <w:t xml:space="preserve"> </w:t>
+        </w:r>
+      </w:ins>
+      <w:ins w:id="10134" w:author="Z. Zukowski" w:date="2026-05-22T00:00:00Z">
         <w:r>
           <w:t xml:space="preserve">need concentration audits of their own rather than a presumption that</w:t>
         </w:r>
       </w:ins>
-      <w:ins w:id="10138" w:author="Z. Zukowski" w:date="2026-05-22T00:00:00Z">
-        <w:r>
-          <w:t xml:space="preserve"> </w:t>
-        </w:r>
-      </w:ins>
-      <w:ins w:id="10138" w:author="Z. Zukowski" w:date="2026-05-22T00:00:00Z">
+      <w:ins w:id="10134" w:author="Z. Zukowski" w:date="2026-05-22T00:00:00Z">
+        <w:r>
+          <w:t xml:space="preserve"> </w:t>
+        </w:r>
+      </w:ins>
+      <w:ins w:id="10134" w:author="Z. Zukowski" w:date="2026-05-22T00:00:00Z">
         <w:r>
           <w:t xml:space="preserve">delegation deconcentrates.</w:t>
         </w:r>
@@ -26316,67 +26347,67 @@
       <w:pPr>
         <w:pStyle w:val="BodyText"/>
       </w:pPr>
-      <w:ins w:id="10139" w:author="Z. Zukowski" w:date="2026-05-22T00:00:00Z">
+      <w:ins w:id="10135" w:author="Z. Zukowski" w:date="2026-05-22T00:00:00Z">
         <w:r>
           <w:t xml:space="preserve">For practitioners, the immediate design lesson is to measure current</w:t>
         </w:r>
       </w:ins>
-      <w:ins w:id="10139" w:author="Z. Zukowski" w:date="2026-05-22T00:00:00Z">
-        <w:r>
-          <w:t xml:space="preserve"> </w:t>
-        </w:r>
-      </w:ins>
-      <w:ins w:id="10139" w:author="Z. Zukowski" w:date="2026-05-22T00:00:00Z">
+      <w:ins w:id="10135" w:author="Z. Zukowski" w:date="2026-05-22T00:00:00Z">
+        <w:r>
+          <w:t xml:space="preserve"> </w:t>
+        </w:r>
+      </w:ins>
+      <w:ins w:id="10135" w:author="Z. Zukowski" w:date="2026-05-22T00:00:00Z">
         <w:r>
           <w:t xml:space="preserve">governance power rather than infer it from launch documents. Token</w:t>
         </w:r>
       </w:ins>
-      <w:ins w:id="10139" w:author="Z. Zukowski" w:date="2026-05-22T00:00:00Z">
-        <w:r>
-          <w:t xml:space="preserve"> </w:t>
-        </w:r>
-      </w:ins>
-      <w:ins w:id="10139" w:author="Z. Zukowski" w:date="2026-05-22T00:00:00Z">
+      <w:ins w:id="10135" w:author="Z. Zukowski" w:date="2026-05-22T00:00:00Z">
+        <w:r>
+          <w:t xml:space="preserve"> </w:t>
+        </w:r>
+      </w:ins>
+      <w:ins w:id="10135" w:author="Z. Zukowski" w:date="2026-05-22T00:00:00Z">
         <w:r>
           <w:t xml:space="preserve">allocation is a launch document; governance concentration is a live</w:t>
         </w:r>
       </w:ins>
-      <w:ins w:id="10139" w:author="Z. Zukowski" w:date="2026-05-22T00:00:00Z">
-        <w:r>
-          <w:t xml:space="preserve"> </w:t>
-        </w:r>
-      </w:ins>
-      <w:ins w:id="10139" w:author="Z. Zukowski" w:date="2026-05-22T00:00:00Z">
+      <w:ins w:id="10135" w:author="Z. Zukowski" w:date="2026-05-22T00:00:00Z">
+        <w:r>
+          <w:t xml:space="preserve"> </w:t>
+        </w:r>
+      </w:ins>
+      <w:ins w:id="10135" w:author="Z. Zukowski" w:date="2026-05-22T00:00:00Z">
         <w:r>
           <w:t xml:space="preserve">institutional state. Protocols</w:t>
         </w:r>
       </w:ins>
-      <w:ins w:id="10139" w:author="Z. Zukowski" w:date="2026-05-22T00:00:00Z">
-        <w:r>
-          <w:t xml:space="preserve"> </w:t>
-        </w:r>
-      </w:ins>
-      <w:ins w:id="10139" w:author="Z. Zukowski" w:date="2026-05-22T00:00:00Z">
+      <w:ins w:id="10135" w:author="Z. Zukowski" w:date="2026-05-22T00:00:00Z">
+        <w:r>
+          <w:t xml:space="preserve"> </w:t>
+        </w:r>
+      </w:ins>
+      <w:ins w:id="10135" w:author="Z. Zukowski" w:date="2026-05-22T00:00:00Z">
         <w:r>
           <w:t xml:space="preserve">should publish PCA-adjusted concentration metrics, delegate-power</w:t>
         </w:r>
       </w:ins>
-      <w:ins w:id="10139" w:author="Z. Zukowski" w:date="2026-05-22T00:00:00Z">
-        <w:r>
-          <w:t xml:space="preserve"> </w:t>
-        </w:r>
-      </w:ins>
-      <w:ins w:id="10139" w:author="Z. Zukowski" w:date="2026-05-22T00:00:00Z">
+      <w:ins w:id="10135" w:author="Z. Zukowski" w:date="2026-05-22T00:00:00Z">
+        <w:r>
+          <w:t xml:space="preserve"> </w:t>
+        </w:r>
+      </w:ins>
+      <w:ins w:id="10135" w:author="Z. Zukowski" w:date="2026-05-22T00:00:00Z">
         <w:r>
           <w:t xml:space="preserve">concentration, and any vote-escrow amplification before asking users or</w:t>
         </w:r>
       </w:ins>
-      <w:ins w:id="10139" w:author="Z. Zukowski" w:date="2026-05-22T00:00:00Z">
-        <w:r>
-          <w:t xml:space="preserve"> </w:t>
-        </w:r>
-      </w:ins>
-      <w:ins w:id="10139" w:author="Z. Zukowski" w:date="2026-05-22T00:00:00Z">
+      <w:ins w:id="10135" w:author="Z. Zukowski" w:date="2026-05-22T00:00:00Z">
+        <w:r>
+          <w:t xml:space="preserve"> </w:t>
+        </w:r>
+      </w:ins>
+      <w:ins w:id="10135" w:author="Z. Zukowski" w:date="2026-05-22T00:00:00Z">
         <w:r>
           <w:t xml:space="preserve">regulators to accept decentralization claims.</w:t>
         </w:r>
@@ -26386,147 +26417,147 @@
       <w:pPr>
         <w:pStyle w:val="BodyText"/>
       </w:pPr>
-      <w:ins w:id="10140" w:author="Z. Zukowski" w:date="2026-05-22T00:00:00Z">
+      <w:ins w:id="10136" w:author="Z. Zukowski" w:date="2026-05-22T00:00:00Z">
         <w:r>
           <w:t xml:space="preserve">The design levers identified here map onto the principles Ostrom (1990)</w:t>
         </w:r>
       </w:ins>
-      <w:ins w:id="10140" w:author="Z. Zukowski" w:date="2026-05-22T00:00:00Z">
-        <w:r>
-          <w:t xml:space="preserve"> </w:t>
-        </w:r>
-      </w:ins>
-      <w:ins w:id="10140" w:author="Z. Zukowski" w:date="2026-05-22T00:00:00Z">
+      <w:ins w:id="10136" w:author="Z. Zukowski" w:date="2026-05-22T00:00:00Z">
+        <w:r>
+          <w:t xml:space="preserve"> </w:t>
+        </w:r>
+      </w:ins>
+      <w:ins w:id="10136" w:author="Z. Zukowski" w:date="2026-05-22T00:00:00Z">
         <w:r>
           <w:t xml:space="preserve">found in long-enduring commons institutions, among them collective-choice</w:t>
         </w:r>
       </w:ins>
-      <w:ins w:id="10140" w:author="Z. Zukowski" w:date="2026-05-22T00:00:00Z">
-        <w:r>
-          <w:t xml:space="preserve"> </w:t>
-        </w:r>
-      </w:ins>
-      <w:ins w:id="10140" w:author="Z. Zukowski" w:date="2026-05-22T00:00:00Z">
+      <w:ins w:id="10136" w:author="Z. Zukowski" w:date="2026-05-22T00:00:00Z">
+        <w:r>
+          <w:t xml:space="preserve"> </w:t>
+        </w:r>
+      </w:ins>
+      <w:ins w:id="10136" w:author="Z. Zukowski" w:date="2026-05-22T00:00:00Z">
         <w:r>
           <w:t xml:space="preserve">arrangements in which most of those affected by the rules can participate</w:t>
         </w:r>
       </w:ins>
-      <w:ins w:id="10140" w:author="Z. Zukowski" w:date="2026-05-22T00:00:00Z">
-        <w:r>
-          <w:t xml:space="preserve"> </w:t>
-        </w:r>
-      </w:ins>
-      <w:ins w:id="10140" w:author="Z. Zukowski" w:date="2026-05-22T00:00:00Z">
+      <w:ins w:id="10136" w:author="Z. Zukowski" w:date="2026-05-22T00:00:00Z">
+        <w:r>
+          <w:t xml:space="preserve"> </w:t>
+        </w:r>
+      </w:ins>
+      <w:ins w:id="10136" w:author="Z. Zukowski" w:date="2026-05-22T00:00:00Z">
         <w:r>
           <w:t xml:space="preserve">in modifying them, accountable monitoring, and graduated sanctions.</w:t>
         </w:r>
       </w:ins>
-      <w:ins w:id="10140" w:author="Z. Zukowski" w:date="2026-05-22T00:00:00Z">
-        <w:r>
-          <w:t xml:space="preserve"> </w:t>
-        </w:r>
-      </w:ins>
-      <w:ins w:id="10140" w:author="Z. Zukowski" w:date="2026-05-22T00:00:00Z">
+      <w:ins w:id="10136" w:author="Z. Zukowski" w:date="2026-05-22T00:00:00Z">
+        <w:r>
+          <w:t xml:space="preserve"> </w:t>
+        </w:r>
+      </w:ins>
+      <w:ins w:id="10136" w:author="Z. Zukowski" w:date="2026-05-22T00:00:00Z">
         <w:r>
           <w:t xml:space="preserve">Protocol governance is presented to users as a working instance of that</w:t>
         </w:r>
       </w:ins>
-      <w:ins w:id="10140" w:author="Z. Zukowski" w:date="2026-05-22T00:00:00Z">
-        <w:r>
-          <w:t xml:space="preserve"> </w:t>
-        </w:r>
-      </w:ins>
-      <w:ins w:id="10140" w:author="Z. Zukowski" w:date="2026-05-22T00:00:00Z">
+      <w:ins w:id="10136" w:author="Z. Zukowski" w:date="2026-05-22T00:00:00Z">
+        <w:r>
+          <w:t xml:space="preserve"> </w:t>
+        </w:r>
+      </w:ins>
+      <w:ins w:id="10136" w:author="Z. Zukowski" w:date="2026-05-22T00:00:00Z">
         <w:r>
           <w:t xml:space="preserve">polycentric commons ideal; the concentration documented here is</w:t>
         </w:r>
       </w:ins>
-      <w:ins w:id="10140" w:author="Z. Zukowski" w:date="2026-05-22T00:00:00Z">
-        <w:r>
-          <w:t xml:space="preserve"> </w:t>
-        </w:r>
-      </w:ins>
-      <w:ins w:id="10140" w:author="Z. Zukowski" w:date="2026-05-22T00:00:00Z">
+      <w:ins w:id="10136" w:author="Z. Zukowski" w:date="2026-05-22T00:00:00Z">
+        <w:r>
+          <w:t xml:space="preserve"> </w:t>
+        </w:r>
+      </w:ins>
+      <w:ins w:id="10136" w:author="Z. Zukowski" w:date="2026-05-22T00:00:00Z">
         <w:r>
           <w:t xml:space="preserve">inconsistent with it, because where a small number of holders command</w:t>
         </w:r>
       </w:ins>
-      <w:ins w:id="10140" w:author="Z. Zukowski" w:date="2026-05-22T00:00:00Z">
-        <w:r>
-          <w:t xml:space="preserve"> </w:t>
-        </w:r>
-      </w:ins>
-      <w:ins w:id="10140" w:author="Z. Zukowski" w:date="2026-05-22T00:00:00Z">
+      <w:ins w:id="10136" w:author="Z. Zukowski" w:date="2026-05-22T00:00:00Z">
+        <w:r>
+          <w:t xml:space="preserve"> </w:t>
+        </w:r>
+      </w:ins>
+      <w:ins w:id="10136" w:author="Z. Zukowski" w:date="2026-05-22T00:00:00Z">
         <w:r>
           <w:t xml:space="preserve">decisive voting weight the collective-choice principle does not hold and</w:t>
         </w:r>
       </w:ins>
-      <w:ins w:id="10140" w:author="Z. Zukowski" w:date="2026-05-22T00:00:00Z">
-        <w:r>
-          <w:t xml:space="preserve"> </w:t>
-        </w:r>
-      </w:ins>
-      <w:ins w:id="10140" w:author="Z. Zukowski" w:date="2026-05-22T00:00:00Z">
+      <w:ins w:id="10136" w:author="Z. Zukowski" w:date="2026-05-22T00:00:00Z">
+        <w:r>
+          <w:t xml:space="preserve"> </w:t>
+        </w:r>
+      </w:ins>
+      <w:ins w:id="10136" w:author="Z. Zukowski" w:date="2026-05-22T00:00:00Z">
         <w:r>
           <w:t xml:space="preserve">rule modification proceeds without the broad participation the commons</w:t>
         </w:r>
       </w:ins>
-      <w:ins w:id="10140" w:author="Z. Zukowski" w:date="2026-05-22T00:00:00Z">
-        <w:r>
-          <w:t xml:space="preserve"> </w:t>
-        </w:r>
-      </w:ins>
-      <w:ins w:id="10140" w:author="Z. Zukowski" w:date="2026-05-22T00:00:00Z">
+      <w:ins w:id="10136" w:author="Z. Zukowski" w:date="2026-05-22T00:00:00Z">
+        <w:r>
+          <w:t xml:space="preserve"> </w:t>
+        </w:r>
+      </w:ins>
+      <w:ins w:id="10136" w:author="Z. Zukowski" w:date="2026-05-22T00:00:00Z">
         <w:r>
           <w:t xml:space="preserve">model presumes. What decentralization rhetoric invokes as commons</w:t>
         </w:r>
       </w:ins>
-      <w:ins w:id="10140" w:author="Z. Zukowski" w:date="2026-05-22T00:00:00Z">
-        <w:r>
-          <w:t xml:space="preserve"> </w:t>
-        </w:r>
-      </w:ins>
-      <w:ins w:id="10140" w:author="Z. Zukowski" w:date="2026-05-22T00:00:00Z">
+      <w:ins w:id="10136" w:author="Z. Zukowski" w:date="2026-05-22T00:00:00Z">
+        <w:r>
+          <w:t xml:space="preserve"> </w:t>
+        </w:r>
+      </w:ins>
+      <w:ins w:id="10136" w:author="Z. Zukowski" w:date="2026-05-22T00:00:00Z">
         <w:r>
           <w:t xml:space="preserve">self-governance the data describes as concentrated control, the</w:t>
         </w:r>
       </w:ins>
-      <w:ins w:id="10140" w:author="Z. Zukowski" w:date="2026-05-22T00:00:00Z">
-        <w:r>
-          <w:t xml:space="preserve"> </w:t>
-        </w:r>
-      </w:ins>
-      <w:ins w:id="10140" w:author="Z. Zukowski" w:date="2026-05-22T00:00:00Z">
+      <w:ins w:id="10136" w:author="Z. Zukowski" w:date="2026-05-22T00:00:00Z">
+        <w:r>
+          <w:t xml:space="preserve"> </w:t>
+        </w:r>
+      </w:ins>
+      <w:ins w:id="10136" w:author="Z. Zukowski" w:date="2026-05-22T00:00:00Z">
         <w:r>
           <w:t xml:space="preserve">decentralization illusion these findings make measurable. The companion</w:t>
         </w:r>
       </w:ins>
-      <w:ins w:id="10140" w:author="Z. Zukowski" w:date="2026-05-22T00:00:00Z">
-        <w:r>
-          <w:t xml:space="preserve"> </w:t>
-        </w:r>
-      </w:ins>
-      <w:ins w:id="10140" w:author="Z. Zukowski" w:date="2026-05-22T00:00:00Z">
+      <w:ins w:id="10136" w:author="Z. Zukowski" w:date="2026-05-22T00:00:00Z">
+        <w:r>
+          <w:t xml:space="preserve"> </w:t>
+        </w:r>
+      </w:ins>
+      <w:ins w:id="10136" w:author="Z. Zukowski" w:date="2026-05-22T00:00:00Z">
         <w:r>
           <w:t xml:space="preserve">normative paper develops the standard by which a given distribution</w:t>
         </w:r>
       </w:ins>
-      <w:ins w:id="10140" w:author="Z. Zukowski" w:date="2026-05-22T00:00:00Z">
-        <w:r>
-          <w:t xml:space="preserve"> </w:t>
-        </w:r>
-      </w:ins>
-      <w:ins w:id="10140" w:author="Z. Zukowski" w:date="2026-05-22T00:00:00Z">
+      <w:ins w:id="10136" w:author="Z. Zukowski" w:date="2026-05-22T00:00:00Z">
+        <w:r>
+          <w:t xml:space="preserve"> </w:t>
+        </w:r>
+      </w:ins>
+      <w:ins w:id="10136" w:author="Z. Zukowski" w:date="2026-05-22T00:00:00Z">
         <w:r>
           <w:t xml:space="preserve">counts as legitimate self-governance rather than domination (Zukowski,</w:t>
         </w:r>
       </w:ins>
-      <w:ins w:id="10140" w:author="Z. Zukowski" w:date="2026-05-22T00:00:00Z">
-        <w:r>
-          <w:t xml:space="preserve"> </w:t>
-        </w:r>
-      </w:ins>
-      <w:ins w:id="10140" w:author="Z. Zukowski" w:date="2026-05-22T00:00:00Z">
+      <w:ins w:id="10136" w:author="Z. Zukowski" w:date="2026-05-22T00:00:00Z">
+        <w:r>
+          <w:t xml:space="preserve"> </w:t>
+        </w:r>
+      </w:ins>
+      <w:ins w:id="10136" w:author="Z. Zukowski" w:date="2026-05-22T00:00:00Z">
         <w:r>
           <w:t xml:space="preserve">2026f).</w:t>
         </w:r>
@@ -26546,7 +26577,7 @@
       <w:pPr>
         <w:pStyle w:val="FirstParagraph"/>
       </w:pPr>
-      <w:ins w:id="10141" w:author="Z. Zukowski" w:date="2026-05-22T00:00:00Z">
+      <w:ins w:id="10137" w:author="Z. Zukowski" w:date="2026-05-22T00:00:00Z">
         <w:r>
           <w:t xml:space="preserve">Several empirical risks deserve candid acknowledgment. First, concentration may be efficient in some protocols if high-stake holders are also the participants most informed about protocol maintenance. This paper does not resolve that normative dispute; it documents that concentration should be measured after PCA correction and voting-power adjustment before decentralization claims are made, and it leaves the standard for when a given concentration distribution is legitimate to the companion normative paper, which grounds that standard in non-domination and Ostrom’s principles for enduring self-governance (Zukowski, 2026f). Second, launch allocation is empirically uninformative about current concentration, so audits that rely on allocation documents alone will miss post-distribution accumulation. Third, voting-HHI depends on governance-platform data that can drift over time, making rank ordering more durable than exact point estimates. Fourth, the sector contrast is contingent on the exchange-custody exclusion. Retaining all centralized-exchange deposit wallets reduces the balanced contrast to p = 0.184 (Cohen’s d = 0.52, not significant); only complete entity-label exchange identification recovers the p = 0.011 result. We treat complete exchange identification as the correct measurement (Section 4.6.2), but the result is load-bearing on this choice and is reported as such here rather than only as a methodological refinement.</w:t>
         </w:r>
@@ -26556,7 +26587,7 @@
       <w:pPr>
         <w:pStyle w:val="BodyText"/>
       </w:pPr>
-      <w:ins w:id="10142" w:author="Z. Zukowski" w:date="2026-05-22T00:00:00Z">
+      <w:ins w:id="10138" w:author="Z. Zukowski" w:date="2026-05-22T00:00:00Z">
         <w:r>
           <w:t xml:space="preserve">Measurement remains incomplete. Informal influence, off-chain coordination, and legal or equity-holder obligations can affect governance without appearing in token-holder lists. Concentration is also measured at the address level, a proxy for entity-level control: a single entity can split holdings across many addresses, deflating measured concentration, and many beneficiaries can sit behind one custodial address, inflating it. Protocol-controlled-address and exchange-custody exclusion mitigate the custodial-aggregation side, but address-splitting by a single entity is not directly observable and would, where it occurs, cause holding HHI to understate true concentration; the Aave stkAAVE pass-through case (Section 4.4) is one worked instance of this address-versus-entity gap. The paper therefore treats HHI and voting-HHI as necessary but not sufficient measures of governance power.</w:t>
         </w:r>
@@ -26576,7 +26607,7 @@
       <w:pPr>
         <w:pStyle w:val="FirstParagraph"/>
       </w:pPr>
-      <w:ins w:id="10143" w:author="Z. Zukowski" w:date="2026-05-22T00:00:00Z">
+      <w:ins w:id="10139" w:author="Z. Zukowski" w:date="2026-05-22T00:00:00Z">
         <w:r>
           <w:t xml:space="preserve">This paper contributes to the empirical DAO-governance literature by refining how concentration is measured. Prior work documents token inequality, voter concentration, participation gaps, and the decentralization illusion. This paper extends that literature by showing that concentration estimates change materially once protocol-controlled addresses are excluded, and by comparing holding HHI with voting-HHI across delegation systems.</w:t>
         </w:r>
@@ -26586,7 +26617,7 @@
       <w:pPr>
         <w:pStyle w:val="BodyText"/>
       </w:pPr>
-      <w:ins w:id="10144" w:author="Z. Zukowski" w:date="2026-05-22T00:00:00Z">
+      <w:ins w:id="10140" w:author="Z. Zukowski" w:date="2026-05-22T00:00:00Z">
         <w:r>
           <w:t xml:space="preserve">The paper also contributes to DePIN tokenomics by separating governance concentration from subsidy dependence and launch allocation. DePIN protocols exhibit higher concentration than DeFi in the corrected cross-section, but the sector pattern coexists with low-concentration counterexamples such as Anyone Protocol and Hivemapper. This makes the paper a measurement contribution rather than a deterministic claim about DePIN architecture.</w:t>
         </w:r>
@@ -26606,7 +26637,7 @@
       <w:pPr>
         <w:pStyle w:val="FirstParagraph"/>
       </w:pPr>
-      <w:ins w:id="10145" w:author="Z. Zukowski" w:date="2026-05-22T00:00:00Z">
+      <w:ins w:id="10141" w:author="Z. Zukowski" w:date="2026-05-22T00:00:00Z">
         <w:r>
           <w:t xml:space="preserve">Across 52 protocols, naive holder lists are a weak basis for governance claims. PCA exclusion corrects large measurement artifacts, with median HHI inflation of 2.3x and a maximum near 18x in affected protocols. Initial insider allocation is uninformative about post-distribution concentration (Pearson r = 0.07, p = 0.68, N = 37), while current insider wallet retention is associated with concentration (Spearman rho = 0.48, p = 0.003, N = 37); the non-insider HHI check supports this as more than a purely mechanical result.</w:t>
         </w:r>
@@ -26616,7 +26647,7 @@
       <w:pPr>
         <w:pStyle w:val="BodyText"/>
       </w:pPr>
-      <w:ins w:id="10146" w:author="Z. Zukowski" w:date="2026-05-22T00:00:00Z">
+      <w:ins w:id="10142" w:author="Z. Zukowski" w:date="2026-05-22T00:00:00Z">
         <w:r>
           <w:t xml:space="preserve">DePIN protocols are more concentrated than DeFi protocols after correction (mean HHI 0.067 vs 0.026; Mann-Whitney p = 0.011; Cohen’s d = 1.05), but the finding is descriptive and partially attenuates in the smallest multivariate specification. Subsidy dependence does not generalize as a concentration indicator once Livepeer is excluded (r = 0.07, p = 0.76, N = 22). Delegation usually amplifies voting concentration above token holdings in thirteen of eighteen protocols with sufficient governance data, with ENS, GMX, HNT, JUP, and LPT as dispersion exceptions.</w:t>
         </w:r>
@@ -26626,7 +26657,7 @@
       <w:pPr>
         <w:pStyle w:val="BodyText"/>
       </w:pPr>
-      <w:ins w:id="10147" w:author="Z. Zukowski" w:date="2026-05-22T00:00:00Z">
+      <w:ins w:id="10143" w:author="Z. Zukowski" w:date="2026-05-22T00:00:00Z">
         <w:r>
           <w:t xml:space="preserve">The findings span four within-protocol concentration surfaces (post-exclusion holding, insider retention, delegated voting, and vote-escrowed voting) and one cross-protocol surface documented at Snapshot and Tally depth in Section 4.5.5 (institutional delegates participating in multiple protocols’ governance simultaneously; PGov + Tane Governance + Arana Digital + 7 additional Tally-side firms; documented in full in Supplementary File S25).</w:t>
         </w:r>
@@ -26646,7 +26677,7 @@
       <w:pPr>
         <w:pStyle w:val="FirstParagraph"/>
       </w:pPr>
-      <w:ins w:id="10148" w:author="Z. Zukowski" w:date="2026-05-22T00:00:00Z">
+      <w:ins w:id="10144" w:author="Z. Zukowski" w:date="2026-05-22T00:00:00Z">
         <w:r>
           <w:t xml:space="preserve">Taken together, the paper replaces launch-allocation decentralization claims with a reproducible live-governance audit framework: PCA-corrected holding HHI, insider-retention checks, voting-HHI comparison, and delegation-amplification measurement. The four empirical contributions populate that framework.</w:t>
         </w:r>
@@ -26656,7 +26687,7 @@
       <w:pPr>
         <w:pStyle w:val="BodyText"/>
       </w:pPr>
-      <w:ins w:id="10149" w:author="Z. Zukowski" w:date="2026-05-22T00:00:00Z">
+      <w:ins w:id="10145" w:author="Z. Zukowski" w:date="2026-05-22T00:00:00Z">
         <w:r>
           <w:rPr>
             <w:b/>
@@ -26665,12 +26696,12 @@
           <w:t xml:space="preserve">First, generalizable PCA exclusion methodology</w:t>
         </w:r>
       </w:ins>
-      <w:ins w:id="10149" w:author="Z. Zukowski" w:date="2026-05-22T00:00:00Z">
-        <w:r>
-          <w:t xml:space="preserve"> </w:t>
-        </w:r>
-      </w:ins>
-      <w:ins w:id="10149" w:author="Z. Zukowski" w:date="2026-05-22T00:00:00Z">
+      <w:ins w:id="10145" w:author="Z. Zukowski" w:date="2026-05-22T00:00:00Z">
+        <w:r>
+          <w:t xml:space="preserve"> </w:t>
+        </w:r>
+      </w:ins>
+      <w:ins w:id="10145" w:author="Z. Zukowski" w:date="2026-05-22T00:00:00Z">
         <w:r>
           <w:t xml:space="preserve">(Section 3.8). The exclusion methodology applies 133 address exclusions controlled by protocols themselves across 38 protocols. Correcting for these addresses changed affected protocols’ HHI by a median factor of 2.3x and up to approximately 18x, showing that prior holder-list studies can measure protocol architecture rather than governance control.</w:t>
         </w:r>
@@ -26680,7 +26711,7 @@
       <w:pPr>
         <w:pStyle w:val="BodyText"/>
       </w:pPr>
-      <w:ins w:id="10150" w:author="Z. Zukowski" w:date="2026-05-22T00:00:00Z">
+      <w:ins w:id="10146" w:author="Z. Zukowski" w:date="2026-05-22T00:00:00Z">
         <w:r>
           <w:rPr>
             <w:b/>
@@ -26689,12 +26720,12 @@
           <w:t xml:space="preserve">Second, allocation-null and insider-retention evidence</w:t>
         </w:r>
       </w:ins>
-      <w:ins w:id="10150" w:author="Z. Zukowski" w:date="2026-05-22T00:00:00Z">
-        <w:r>
-          <w:t xml:space="preserve"> </w:t>
-        </w:r>
-      </w:ins>
-      <w:ins w:id="10150" w:author="Z. Zukowski" w:date="2026-05-22T00:00:00Z">
+      <w:ins w:id="10146" w:author="Z. Zukowski" w:date="2026-05-22T00:00:00Z">
+        <w:r>
+          <w:t xml:space="preserve"> </w:t>
+        </w:r>
+      </w:ins>
+      <w:ins w:id="10146" w:author="Z. Zukowski" w:date="2026-05-22T00:00:00Z">
         <w:r>
           <w:t xml:space="preserve">(Section 4.4). Initial team and investor allocation does not explain post-distribution concentration in the 37-protocol allocation subsample, while insider wallet presence among top holders is associated with concentration. The count-based non-insider HHI check supports the relationship as more than a direct arithmetic artifact; the balance-based version does not survive conventional significance, so the hierarchy of evidence is explicit.</w:t>
         </w:r>
@@ -26704,7 +26735,7 @@
       <w:pPr>
         <w:pStyle w:val="BodyText"/>
       </w:pPr>
-      <w:ins w:id="10151" w:author="Z. Zukowski" w:date="2026-05-22T00:00:00Z">
+      <w:ins w:id="10147" w:author="Z. Zukowski" w:date="2026-05-22T00:00:00Z">
         <w:r>
           <w:rPr>
             <w:b/>
@@ -26713,12 +26744,12 @@
           <w:t xml:space="preserve">Third, corrected sector contrast</w:t>
         </w:r>
       </w:ins>
-      <w:ins w:id="10151" w:author="Z. Zukowski" w:date="2026-05-22T00:00:00Z">
-        <w:r>
-          <w:t xml:space="preserve"> </w:t>
-        </w:r>
-      </w:ins>
-      <w:ins w:id="10151" w:author="Z. Zukowski" w:date="2026-05-22T00:00:00Z">
+      <w:ins w:id="10147" w:author="Z. Zukowski" w:date="2026-05-22T00:00:00Z">
+        <w:r>
+          <w:t xml:space="preserve"> </w:t>
+        </w:r>
+      </w:ins>
+      <w:ins w:id="10147" w:author="Z. Zukowski" w:date="2026-05-22T00:00:00Z">
         <w:r>
           <w:t xml:space="preserve">(Section 4.3). DePIN governance concentration exceeds DeFi after PCA correction, with robustness to leave-one-out, permutation, and bootstrap checks. The finding is descriptive; the powered Model 4 (Section 4.4) addresses the Model 3 attenuation and small-sample concern, leaving the DePIN association unattenuated and significant on the covariate-complete sample.</w:t>
         </w:r>
@@ -26728,7 +26759,7 @@
       <w:pPr>
         <w:pStyle w:val="BodyText"/>
       </w:pPr>
-      <w:ins w:id="10152" w:author="Z. Zukowski" w:date="2026-05-22T00:00:00Z">
+      <w:ins w:id="10148" w:author="Z. Zukowski" w:date="2026-05-22T00:00:00Z">
         <w:r>
           <w:rPr>
             <w:b/>
@@ -26737,12 +26768,12 @@
           <w:t xml:space="preserve">Fourth, delegation-amplification measurement</w:t>
         </w:r>
       </w:ins>
-      <w:ins w:id="10152" w:author="Z. Zukowski" w:date="2026-05-22T00:00:00Z">
-        <w:r>
-          <w:t xml:space="preserve"> </w:t>
-        </w:r>
-      </w:ins>
-      <w:ins w:id="10152" w:author="Z. Zukowski" w:date="2026-05-22T00:00:00Z">
+      <w:ins w:id="10148" w:author="Z. Zukowski" w:date="2026-05-22T00:00:00Z">
+        <w:r>
+          <w:t xml:space="preserve"> </w:t>
+        </w:r>
+      </w:ins>
+      <w:ins w:id="10148" w:author="Z. Zukowski" w:date="2026-05-22T00:00:00Z">
         <w:r>
           <w:t xml:space="preserve">(Section 4.5). Voting-HHI exceeds post-exclusion holding HHI in thirteen of eighteen protocols with sufficient governance data, while ENS, GMX, HNT, JUP, and LPT show that dispersion is possible under different delegate-program, voting-mechanism, or bonded-stake-delegation designs. Curve, Balancer, and Frax form a separate vote-escrow class with much larger amplification.</w:t>
         </w:r>
@@ -26762,9 +26793,49 @@
       <w:pPr>
         <w:pStyle w:val="FirstParagraph"/>
       </w:pPr>
+      <w:ins w:id="10149" w:author="Z. Zukowski" w:date="2026-05-22T00:00:00Z">
+        <w:r>
+          <w:t xml:space="preserve">The evidence reported here carries several main limitations. First, the analysis is a March 2026 cross-section, so it supports descriptive association rather than causal inference or trajectory claims; an initial 14-protocol quarterly panel is reported in Supplementary File S7 (11 of 14 protocols monotonic-decay) and a 14-protocol Q1/Q8 trajectory analysis is reported in Supplementary File S23 (85.7 percent monotonic-decay), but a full 52-protocol monthly panel remains future work (Section 5.8). The longitudinal cohort is additionally bounded by chain-history-depth availability: a small number of protocols whose archival-node history does not reach the trailing-24-month window are absent from the panel supplements (S7, S23) even where they appear in the cross-section, so the panel sample is constrained by historical-data availability rather than by collection effort alone.</w:t>
+        </w:r>
+      </w:ins>
+    </w:p>
+    <w:p>
+      <w:pPr>
+        <w:pStyle w:val="BodyText"/>
+      </w:pPr>
+      <w:ins w:id="10150" w:author="Z. Zukowski" w:date="2026-05-22T00:00:00Z">
+        <w:r>
+          <w:t xml:space="preserve">Second, the statistical significance of the balanced sector contrast is load-bearing on the centralized-exchange (Class 5) exclusion: retaining all exchange-deposit wallets in the holding distribution collapses the balanced-30 contrast from p = 0.011 (Cohen’s d = 1.05) to p = 0.184 (Cohen’s d = 0.52, not significant), because exchange-deposit concentration is sector-similar and masks the underlying governance-holder difference until it is removed (Section 4.6.2). The directional claim that DePIN central tendency exceeds DeFi is robust across all five exclusion-strictness specifications; the inference of significance requires the entity-label-complete exchange-custody exclusion, so a reader who prefers to retain those wallets should treat the sector difference as directional rather than conventionally significant.</w:t>
+        </w:r>
+      </w:ins>
+    </w:p>
+    <w:p>
+      <w:pPr>
+        <w:pStyle w:val="BodyText"/>
+      </w:pPr>
+      <w:ins w:id="10151" w:author="Z. Zukowski" w:date="2026-05-22T00:00:00Z">
+        <w:r>
+          <w:t xml:space="preserve">Third, the headline is a sector contrast, and sector assignment at the DePIN, DeFi, and infrastructure layer-1 boundary is a researcher judgment call, most visibly for Bittensor (classed here as an infrastructure layer-1 rather than DePIN) and Filecoin (classed as DePIN); aggregators differ on these assignments (Section 3.1). The leave-one-out and permutation checks in Section 4.6 perturb sample membership and label assignment under a fixed taxonomy; they do not perturb the taxonomy itself, so a reviewer reclassifying borderline protocols should expect the effect size, not the direction, to move. The headline effect size (Cohen’s d = 1.05) is also computed on a balanced 15-DePIN and 15-DeFi sub-sample drawn from the larger cross-section, so the specific balanced draw is itself a measurement choice; the unbalanced full-frame contrast (15 DePIN versus all 24 DeFi, p = 0.017) and the powered Model 4 (N = 50) reproduce a significant DePIN coefficient without relying on the balanced draw. More broadly, the hand-classified layers the findings rest on, the five-class protocol-controlled-address exclusion typology, the behavioral-signature exchange-custody attribution, and the sector assignment itself, were coded by a single research team and are not accompanied by a formal second-coder inter-rater-reliability (Cohen’s kappa) statistic. We mitigate this through external entity-label grounding (Nansen Address Labels, Etherscan, and Blockscout) rather than unaided judgment, through the leave-one-out and permutation checks that perturb sector and label assignment (Section 4.6), and through two published sensitivity sweeps that bound the two classification choices most consequential for the headline, the five-specification protocol-controlled-address strictness robustness and the six-scheme insider-classification robustness, but a second-coder reliability statistic for these layers remains a worthwhile addition for a future revision.</w:t>
+        </w:r>
+      </w:ins>
+    </w:p>
+    <w:p>
+      <w:pPr>
+        <w:pStyle w:val="BodyText"/>
+      </w:pPr>
+      <w:ins w:id="10152" w:author="Z. Zukowski" w:date="2026-05-22T00:00:00Z">
+        <w:r>
+          <w:t xml:space="preserve">Fourth, the published Models 1 through 3 carry 35 to 38 observations, the small-sample multivariate regime that limits how cleanly independent effects can be isolated; the covariate-complete powered specification (Model 4, Section 4.4) relaxes this substantially, spanning 50 governance-token protocols including the six most recently added (Frax, Synthetix, Gnosis, Algorand, Polkadot, Bittensor) at 12.5 observations per predictor. The residual sample constraint is the insider-retention measure, which is reliably available only on the established-protocol cohort, where insiders appear among the post-exclusion top holders; in the newer cohort insiders concentrate through excluded vehicles, so retention is reported as an original-sample association (Section 4.4) rather than carried in the powered model.</w:t>
+        </w:r>
+      </w:ins>
+    </w:p>
+    <w:p>
+      <w:pPr>
+        <w:pStyle w:val="BodyText"/>
+      </w:pPr>
       <w:ins w:id="10153" w:author="Z. Zukowski" w:date="2026-05-22T00:00:00Z">
         <w:r>
-          <w:t xml:space="preserve">The evidence reported here carries several main limitations. First, the analysis is a March 2026 cross-section, so it supports descriptive association rather than causal inference or trajectory claims; an initial 14-protocol quarterly panel is reported in Supplementary File S7 (11 of 14 protocols monotonic-decay) and a 14-protocol Q1/Q8 trajectory analysis is reported in Supplementary File S23 (85.7 percent monotonic-decay), but a full 52-protocol monthly panel remains future work (Section 5.8). The longitudinal cohort is additionally bounded by chain-history-depth availability: a small number of protocols whose archival-node history does not reach the trailing-24-month window are absent from the panel supplements (S7, S23) even where they appear in the cross-section, so the panel sample is constrained by historical-data availability rather than by collection effort alone. Second, the statistical significance of the balanced sector contrast is load-bearing on the centralized-exchange (Class 5) exclusion: retaining all exchange-deposit wallets in the holding distribution collapses the balanced-30 contrast from p = 0.011 (Cohen’s d = 1.05) to p = 0.184 (Cohen’s d = 0.52, not significant), because exchange-deposit concentration is sector-similar and masks the underlying governance-holder difference until it is removed (Section 4.6.2). The directional claim that DePIN central tendency exceeds DeFi is robust across all five exclusion-strictness specifications; the inference of significance requires the entity-label-complete exchange-custody exclusion, so a reader who prefers to retain those wallets should treat the sector difference as directional rather than conventionally significant. Third, the headline is a sector contrast, and sector assignment at the DePIN, DeFi, and infrastructure layer-1 boundary is a researcher judgment call, most visibly for Bittensor (classed here as an infrastructure layer-1 rather than DePIN) and Filecoin (classed as DePIN); aggregators differ on these assignments (Section 3.1). The leave-one-out and permutation checks in Section 4.6 perturb sample membership and label assignment under a fixed taxonomy; they do not perturb the taxonomy itself, so a reviewer reclassifying borderline protocols should expect the effect size, not the direction, to move. The headline effect size (Cohen’s d = 1.05) is also computed on a balanced 15-DePIN and 15-DeFi sub-sample drawn from the larger cross-section, so the specific balanced draw is itself a measurement choice; the unbalanced full-frame contrast (15 DePIN versus all 24 DeFi, p = 0.017) and the powered Model 4 (N = 50) reproduce a significant DePIN coefficient without relying on the balanced draw. More broadly, the hand-classified layers the findings rest on, the five-class protocol-controlled-address exclusion typology, the behavioral-signature exchange-custody attribution, and the sector assignment itself, were coded by a single research team and are not accompanied by a formal second-coder inter-rater-reliability (Cohen’s kappa) statistic. We mitigate this through external entity-label grounding (Nansen Address Labels, Etherscan, and Blockscout) rather than unaided judgment, through the leave-one-out and permutation checks that perturb sector and label assignment (Section 4.6), and through two published sensitivity sweeps that bound the two classification choices most consequential for the headline, the five-specification protocol-controlled-address strictness robustness and the six-scheme insider-classification robustness, but a second-coder reliability statistic for these layers remains a worthwhile addition for a future revision. Fourth, the published Models 1 through 3 carry 35 to 38 observations, the small-sample multivariate regime that limits how cleanly independent effects can be isolated; the covariate-complete powered specification (Model 4, Section 4.4) relaxes this substantially, spanning 50 governance-token protocols including the six most recently added (Frax, Synthetix, Gnosis, Algorand, Polkadot, Bittensor) at 12.5 observations per predictor. The residual sample constraint is the insider-retention measure, which is reliably available only on the established-protocol cohort, where insiders appear among the post-exclusion top holders; in the newer cohort insiders concentrate through excluded vehicles, so retention is reported as an original-sample association (Section 4.4) rather than carried in the powered model. Fifth, operator-attribution coverage is asymmetric across chain architectures: Etherscan + Nansen labels yield roughly 95 percent high-share holder attribution on EVM protocols; Helius DAS + Sim API yields roughly 80 percent on Solana protocols; Substrate NPoS protocols (Polkadot; sister substrate-native L1+DePIN) require external attribution services (Polkawatch DDP API; Web3 Foundation TVP registry) to reach 53 percent coverage from a 16 percent on-chain baseline, with the residual approximately 47 percent representing a structural attribution ceiling for voluntary-identity-pallet protocols. The CEX-validator concentration findings (Section 4.5.5; Supplementary File S25) are therefore reported as lower bounds for Substrate NPoS protocols; the same is not true for the EVM and Solana CEX-overlap findings, which use near-complete-coverage attribution data. Sixth, the sample covers roughly one-third of DeFi and one-fifth to one-quarter of DePIN category market capitalization (Section 3.1), skewing toward larger, better-capitalized protocols, and protocol inclusion is conditioned on sufficient on-chain holder data and address-label coverage, which is systematically thinner for DePIN protocols; findings generalize most safely to established, data-rich protocols, and generalization to the smaller-cap, thinly indexed long tail of either category is not established by the present cross-section.</w:t>
+          <w:t xml:space="preserve">Fifth, operator-attribution coverage is asymmetric across chain architectures: Etherscan + Nansen labels yield roughly 95 percent high-share holder attribution on EVM protocols; Helius DAS + Sim API yields roughly 80 percent on Solana protocols; Substrate NPoS protocols (Polkadot; sister substrate-native L1+DePIN) require external attribution services (Polkawatch DDP API; Web3 Foundation TVP registry) to reach 53 percent coverage from a 16 percent on-chain baseline, with the residual approximately 47 percent representing a structural attribution ceiling for voluntary-identity-pallet protocols. The CEX-validator concentration findings (Section 4.5.5; Supplementary File S25) are therefore reported as lower bounds for Substrate NPoS protocols; the same is not true for the EVM and Solana CEX-overlap findings, which use near-complete-coverage attribution data.</w:t>
         </w:r>
       </w:ins>
     </w:p>
@@ -26774,35 +26845,45 @@
       </w:pPr>
       <w:ins w:id="10154" w:author="Z. Zukowski" w:date="2026-05-22T00:00:00Z">
         <w:r>
+          <w:t xml:space="preserve">Sixth, the sample covers roughly one-third of DeFi and one-fifth to one-quarter of DePIN category market capitalization (Section 3.1), skewing toward larger, better-capitalized protocols, and protocol inclusion is conditioned on sufficient on-chain holder data and address-label coverage, which is systematically thinner for DePIN protocols; findings generalize most safely to established, data-rich protocols, and generalization to the smaller-cap, thinly indexed long tail of either category is not established by the present cross-section.</w:t>
+        </w:r>
+      </w:ins>
+    </w:p>
+    <w:p>
+      <w:pPr>
+        <w:pStyle w:val="BodyText"/>
+      </w:pPr>
+      <w:ins w:id="10155" w:author="Z. Zukowski" w:date="2026-05-22T00:00:00Z">
+        <w:r>
           <w:t xml:space="preserve">The attenuated Model 3 sector coefficient (p = 0.078) should be read</w:t>
         </w:r>
       </w:ins>
-      <w:ins w:id="10154" w:author="Z. Zukowski" w:date="2026-05-22T00:00:00Z">
-        <w:r>
-          <w:t xml:space="preserve"> </w:t>
-        </w:r>
-      </w:ins>
-      <w:ins w:id="10154" w:author="Z. Zukowski" w:date="2026-05-22T00:00:00Z">
+      <w:ins w:id="10155" w:author="Z. Zukowski" w:date="2026-05-22T00:00:00Z">
+        <w:r>
+          <w:t xml:space="preserve"> </w:t>
+        </w:r>
+      </w:ins>
+      <w:ins w:id="10155" w:author="Z. Zukowski" w:date="2026-05-22T00:00:00Z">
         <w:r>
           <w:t xml:space="preserve">alongside the bootstrap result reported in Section 4.4: the DePIN</w:t>
         </w:r>
       </w:ins>
-      <w:ins w:id="10154" w:author="Z. Zukowski" w:date="2026-05-22T00:00:00Z">
-        <w:r>
-          <w:t xml:space="preserve"> </w:t>
-        </w:r>
-      </w:ins>
-      <w:ins w:id="10154" w:author="Z. Zukowski" w:date="2026-05-22T00:00:00Z">
+      <w:ins w:id="10155" w:author="Z. Zukowski" w:date="2026-05-22T00:00:00Z">
+        <w:r>
+          <w:t xml:space="preserve"> </w:t>
+        </w:r>
+      </w:ins>
+      <w:ins w:id="10155" w:author="Z. Zukowski" w:date="2026-05-22T00:00:00Z">
         <w:r>
           <w:t xml:space="preserve">coefficient bootstrap interval remains above zero [+0.001, +0.091] in</w:t>
         </w:r>
       </w:ins>
-      <w:ins w:id="10154" w:author="Z. Zukowski" w:date="2026-05-22T00:00:00Z">
-        <w:r>
-          <w:t xml:space="preserve"> </w:t>
-        </w:r>
-      </w:ins>
-      <w:ins w:id="10154" w:author="Z. Zukowski" w:date="2026-05-22T00:00:00Z">
+      <w:ins w:id="10155" w:author="Z. Zukowski" w:date="2026-05-22T00:00:00Z">
+        <w:r>
+          <w:t xml:space="preserve"> </w:t>
+        </w:r>
+      </w:ins>
+      <w:ins w:id="10155" w:author="Z. Zukowski" w:date="2026-05-22T00:00:00Z">
         <w:r>
           <w:t xml:space="preserve">the N = 35 multivariate sample, but the small sample limits how cleanly sector can be isolated from correlated controls. The powered Model 4 addresses this concern directly: on 50 protocols, with the collinear insider-allocation control replaced by revenue intensity and maturity, the DePIN coefficient is unattenuated and significant (log HHI, p = 0.0107).</w:t>
         </w:r>
@@ -26812,37 +26893,37 @@
       <w:pPr>
         <w:pStyle w:val="BodyText"/>
       </w:pPr>
-      <w:ins w:id="10155" w:author="Z. Zukowski" w:date="2026-05-22T00:00:00Z">
+      <w:ins w:id="10156" w:author="Z. Zukowski" w:date="2026-05-22T00:00:00Z">
         <w:r>
           <w:t xml:space="preserve">The subsidy result is especially sensitive to one observation: excluding</w:t>
         </w:r>
       </w:ins>
-      <w:ins w:id="10155" w:author="Z. Zukowski" w:date="2026-05-22T00:00:00Z">
-        <w:r>
-          <w:t xml:space="preserve"> </w:t>
-        </w:r>
-      </w:ins>
-      <w:ins w:id="10155" w:author="Z. Zukowski" w:date="2026-05-22T00:00:00Z">
+      <w:ins w:id="10156" w:author="Z. Zukowski" w:date="2026-05-22T00:00:00Z">
+        <w:r>
+          <w:t xml:space="preserve"> </w:t>
+        </w:r>
+      </w:ins>
+      <w:ins w:id="10156" w:author="Z. Zukowski" w:date="2026-05-22T00:00:00Z">
         <w:r>
           <w:t xml:space="preserve">Livepeer yields a clean null (full LOO + Spearman + log-transform</w:t>
         </w:r>
       </w:ins>
-      <w:ins w:id="10155" w:author="Z. Zukowski" w:date="2026-05-22T00:00:00Z">
-        <w:r>
-          <w:t xml:space="preserve"> </w:t>
-        </w:r>
-      </w:ins>
-      <w:ins w:id="10155" w:author="Z. Zukowski" w:date="2026-05-22T00:00:00Z">
+      <w:ins w:id="10156" w:author="Z. Zukowski" w:date="2026-05-22T00:00:00Z">
+        <w:r>
+          <w:t xml:space="preserve"> </w:t>
+        </w:r>
+      </w:ins>
+      <w:ins w:id="10156" w:author="Z. Zukowski" w:date="2026-05-22T00:00:00Z">
         <w:r>
           <w:t xml:space="preserve">robustness in Section 4.6), so the main text treats subsidy as a</w:t>
         </w:r>
       </w:ins>
-      <w:ins w:id="10155" w:author="Z. Zukowski" w:date="2026-05-22T00:00:00Z">
-        <w:r>
-          <w:t xml:space="preserve"> </w:t>
-        </w:r>
-      </w:ins>
-      <w:ins w:id="10155" w:author="Z. Zukowski" w:date="2026-05-22T00:00:00Z">
+      <w:ins w:id="10156" w:author="Z. Zukowski" w:date="2026-05-22T00:00:00Z">
+        <w:r>
+          <w:t xml:space="preserve"> </w:t>
+        </w:r>
+      </w:ins>
+      <w:ins w:id="10156" w:author="Z. Zukowski" w:date="2026-05-22T00:00:00Z">
         <w:r>
           <w:t xml:space="preserve">non-generalizing association rather than a stable indicator.</w:t>
         </w:r>
@@ -26852,7 +26933,7 @@
       <w:pPr>
         <w:pStyle w:val="BodyText"/>
       </w:pPr>
-      <w:ins w:id="10156" w:author="Z. Zukowski" w:date="2026-05-22T00:00:00Z">
+      <w:ins w:id="10157" w:author="Z. Zukowski" w:date="2026-05-22T00:00:00Z">
         <w:r>
           <w:t xml:space="preserve">The chain-architecture decomposition in Section 4.3.1 is held at the descriptive layer by two confounds. First, the Solana and EVM sub-cohorts differ systematically in maturity (the Solana DeFi protocols are several years younger on average), so distribution-phase age is collinear with chain ecosystem and the two cannot be cleanly separated in the present sample. Second, protocol lifecycle state could in principle shape trajectory direction, because a protocol that has wound down its distribution program holds its concentration roughly fixed while an actively distributing protocol continues to deconcentrate; the longitudinal panels analyzed here contain no protocol with a confirmed wound-down distribution program in either chain-architecture cohort, so this is a bound on generalization to mixed-lifecycle cohorts rather than a within-sample confound. Separately, several of the Solana voting-concentration figures reported in Section 4.5.4 predate recent governance redesigns on those protocols; they are retained as the most recent available measurements and reported as point-in-time values rather than current state, pending a refresh.</w:t>
         </w:r>
@@ -26862,17 +26943,17 @@
       <w:pPr>
         <w:pStyle w:val="BodyText"/>
       </w:pPr>
-      <w:ins w:id="10157" w:author="Z. Zukowski" w:date="2026-05-22T00:00:00Z">
+      <w:ins w:id="10158" w:author="Z. Zukowski" w:date="2026-05-22T00:00:00Z">
         <w:r>
           <w:t xml:space="preserve">Measurement extensions that would refine these findings without changing</w:t>
         </w:r>
       </w:ins>
-      <w:ins w:id="10157" w:author="Z. Zukowski" w:date="2026-05-22T00:00:00Z">
-        <w:r>
-          <w:t xml:space="preserve"> </w:t>
-        </w:r>
-      </w:ins>
-      <w:ins w:id="10157" w:author="Z. Zukowski" w:date="2026-05-22T00:00:00Z">
+      <w:ins w:id="10158" w:author="Z. Zukowski" w:date="2026-05-22T00:00:00Z">
+        <w:r>
+          <w:t xml:space="preserve"> </w:t>
+        </w:r>
+      </w:ins>
+      <w:ins w:id="10158" w:author="Z. Zukowski" w:date="2026-05-22T00:00:00Z">
         <w:r>
           <w:t xml:space="preserve">the core claim are enumerated in Section 5.8.</w:t>
         </w:r>
@@ -26922,7 +27003,7 @@
       <w:pPr>
         <w:pStyle w:val="BodyText"/>
       </w:pPr>
-      <w:ins w:id="10158" w:author="Z. Zukowski" w:date="2026-05-22T00:00:00Z">
+      <w:ins w:id="10159" w:author="Z. Zukowski" w:date="2026-05-22T00:00:00Z">
         <w:r>
           <w:t xml:space="preserve">Second, expanding the multivariate regression beyond the current N = 50 covariate-complete sample: Model 4 already spans the 50 covariate-complete protocols, including the six most recently added (Frax, Synthetix, Gnosis, Algorand, Polkadot, Bittensor). Completing revenue and treasury covariate extraction across the full 52-protocol cross-section, with any expansion beyond the current 52-protocol universe contingent on acquiring panel-grade chain-history depth for additional protocols, would widen the covariate-complete sample and strengthen the panel and event-study analyses currently specified as replication-ready designs.</w:t>
         </w:r>
@@ -26932,7 +27013,7 @@
       <w:pPr>
         <w:pStyle w:val="BodyText"/>
       </w:pPr>
-      <w:ins w:id="10159" w:author="Z. Zukowski" w:date="2026-05-22T00:00:00Z">
+      <w:ins w:id="10160" w:author="Z. Zukowski" w:date="2026-05-22T00:00:00Z">
         <w:r>
           <w:t xml:space="preserve">Third, cross-protocol delegate overlap extension: Section 4.5.5 previews the pattern, documented in full in Supplementary File S25 across Snapshot, Tally, and Polkadot validator-set surfaces; extension to Solana governance surfaces (Realms, SPL Governance) and to off-Snapshot off-Tally surfaces (governance forums, off-chain coordination mechanisms) remains the natural next step.</w:t>
         </w:r>
@@ -26942,7 +27023,7 @@
       <w:pPr>
         <w:pStyle w:val="BodyText"/>
       </w:pPr>
-      <w:ins w:id="10160" w:author="Z. Zukowski" w:date="2026-05-22T00:00:00Z">
+      <w:ins w:id="10161" w:author="Z. Zukowski" w:date="2026-05-22T00:00:00Z">
         <w:r>
           <w:t xml:space="preserve">Fourth, operator-infrastructure concentration as candidate sixth concentration axis. The Polkadot operator-attribution audit (Section 4.5.5; Supplementary File S25, plus supplements S19) surfaces a candidate axis specific to validator-network infrastructure: cloud-provider / colocation / self-hosted classification of the underlying compute substrate, computable from external sources (Polkawatch records include LastRegion + LastCountry + LastNetwork + Nominators + TokenRewards fields). Validator-infrastructure HHI at the ISP-tier (Hetzner Online GmbH vs AWS vs DigitalOcean vs self-hosted residential) is not load-bearing for the Section 4.5 amplification finding but is methodologically relevant for any future Section 3.8 typology extension covering operator-infrastructure as a distinct concentration class. The axis generalizes beyond Polkadot to any protocol with validator-set governance (Ethereum proposer-builder separation; Cosmos validator sets; Solana validator clusters); cross-protocol operator-infrastructure HHI is a natural N &gt;= 5 expansion target.</w:t>
         </w:r>
@@ -26952,7 +27033,7 @@
       <w:pPr>
         <w:pStyle w:val="BodyText"/>
       </w:pPr>
-      <w:ins w:id="10161" w:author="Z. Zukowski" w:date="2026-05-22T00:00:00Z">
+      <w:ins w:id="10162" w:author="Z. Zukowski" w:date="2026-05-22T00:00:00Z">
         <w:r>
           <w:t xml:space="preserve">Fifth, sector-classification robustness. Because the headline is a sector comparison on a balanced sample, the assignment of category-boundary protocols (Bittensor as infrastructure layer-1 versus DePIN; Filecoin as DePIN versus infrastructure) is a researcher judgment that a pre-registered sensitivity analysis should bound directly, re-running the balanced Mann-Whitney contrast under each defensible alternative taxonomy and reporting the resulting p-value and effect-size range.</w:t>
         </w:r>
@@ -26962,7 +27043,7 @@
       <w:pPr>
         <w:pStyle w:val="BodyText"/>
       </w:pPr>
-      <w:ins w:id="10162" w:author="Z. Zukowski" w:date="2026-05-22T00:00:00Z">
+      <w:ins w:id="10163" w:author="Z. Zukowski" w:date="2026-05-22T00:00:00Z">
         <w:r>
           <w:t xml:space="preserve">Sixth, independent reproduction. Because the audit framework depends on several researcher-judgment classification layers (the five-class protocol-controlled-address exclusion, behavioral-signature exchange-custody attribution, sector assignment, and the insider classification of record), reproduction of the headline contrast by an independent team working from the public replication package (Section 5.9, Supplementary File S5) is a direct test of whether the pipeline generalizes beyond this lab.</w:t>
         </w:r>
@@ -26972,7 +27053,7 @@
       <w:pPr>
         <w:pStyle w:val="BodyText"/>
       </w:pPr>
-      <w:ins w:id="10163" w:author="Z. Zukowski" w:date="2026-05-22T00:00:00Z">
+      <w:ins w:id="10164" w:author="Z. Zukowski" w:date="2026-05-22T00:00:00Z">
         <w:r>
           <w:t xml:space="preserve">The forward empirical agenda is to convert the current cross-section into panel evidence, complete the covariate-complete sample across the 52-protocol cross-section, extend cross-protocol delegate overlap to Solana governance surfaces, evaluate operator-infrastructure as candidate sixth concentration axis, bound the headline directly through a pre-registered sector-reclassification sensitivity analysis, and invite independent reproduction from the public replication package. Recent game-theoretic results (Kiayias et al., 2025) indicate Shapley-based reward distributions achieve bounded Price of Stability (4/3) in oceanic staking models while resisting Sybil stake-splitting attacks, supporting the measurement extensions’ theoretical grounding.</w:t>
         </w:r>
@@ -26982,37 +27063,37 @@
       <w:pPr>
         <w:pStyle w:val="BodyText"/>
       </w:pPr>
-      <w:ins w:id="10164" w:author="Z. Zukowski" w:date="2026-05-22T00:00:00Z">
+      <w:ins w:id="10165" w:author="Z. Zukowski" w:date="2026-05-22T00:00:00Z">
         <w:r>
           <w:t xml:space="preserve">Falsifiable forward claims. The cross-sectional design supports five</w:t>
         </w:r>
       </w:ins>
-      <w:ins w:id="10164" w:author="Z. Zukowski" w:date="2026-05-22T00:00:00Z">
-        <w:r>
-          <w:t xml:space="preserve"> </w:t>
-        </w:r>
-      </w:ins>
-      <w:ins w:id="10164" w:author="Z. Zukowski" w:date="2026-05-22T00:00:00Z">
+      <w:ins w:id="10165" w:author="Z. Zukowski" w:date="2026-05-22T00:00:00Z">
+        <w:r>
+          <w:t xml:space="preserve"> </w:t>
+        </w:r>
+      </w:ins>
+      <w:ins w:id="10165" w:author="Z. Zukowski" w:date="2026-05-22T00:00:00Z">
         <w:r>
           <w:t xml:space="preserve">falsifiable predictions about subsequent cross-protocol governance</w:t>
         </w:r>
       </w:ins>
-      <w:ins w:id="10164" w:author="Z. Zukowski" w:date="2026-05-22T00:00:00Z">
-        <w:r>
-          <w:t xml:space="preserve"> </w:t>
-        </w:r>
-      </w:ins>
-      <w:ins w:id="10164" w:author="Z. Zukowski" w:date="2026-05-22T00:00:00Z">
+      <w:ins w:id="10165" w:author="Z. Zukowski" w:date="2026-05-22T00:00:00Z">
+        <w:r>
+          <w:t xml:space="preserve"> </w:t>
+        </w:r>
+      </w:ins>
+      <w:ins w:id="10165" w:author="Z. Zukowski" w:date="2026-05-22T00:00:00Z">
         <w:r>
           <w:t xml:space="preserve">trajectories, each operationalized for future panel-data and event-study</w:t>
         </w:r>
       </w:ins>
-      <w:ins w:id="10164" w:author="Z. Zukowski" w:date="2026-05-22T00:00:00Z">
-        <w:r>
-          <w:t xml:space="preserve"> </w:t>
-        </w:r>
-      </w:ins>
-      <w:ins w:id="10164" w:author="Z. Zukowski" w:date="2026-05-22T00:00:00Z">
+      <w:ins w:id="10165" w:author="Z. Zukowski" w:date="2026-05-22T00:00:00Z">
+        <w:r>
+          <w:t xml:space="preserve"> </w:t>
+        </w:r>
+      </w:ins>
+      <w:ins w:id="10165" w:author="Z. Zukowski" w:date="2026-05-22T00:00:00Z">
         <w:r>
           <w:t xml:space="preserve">work:</w:t>
         </w:r>
@@ -27026,7 +27107,7 @@
           <w:numId w:val="1002"/>
         </w:numPr>
       </w:pPr>
-      <w:ins w:id="10165" w:author="Z. Zukowski" w:date="2026-05-22T00:00:00Z">
+      <w:ins w:id="10166" w:author="Z. Zukowski" w:date="2026-05-22T00:00:00Z">
         <w:r>
           <w:rPr>
             <w:b/>
@@ -27035,7 +27116,7 @@
           <w:t xml:space="preserve">Sector persistence</w:t>
         </w:r>
       </w:ins>
-      <w:ins w:id="10165" w:author="Z. Zukowski" w:date="2026-05-22T00:00:00Z">
+      <w:ins w:id="10166" w:author="Z. Zukowski" w:date="2026-05-22T00:00:00Z">
         <w:r>
           <w:t xml:space="preserve">: DePIN protocols launching in 2026-2027 will exhibit higher post-distribution holding HHI than DeFi protocols launching in the same period (Mann-Whitney test on entry-cohort distributions at T+12 and T+24 months).</w:t>
         </w:r>
@@ -27049,7 +27130,7 @@
           <w:numId w:val="1002"/>
         </w:numPr>
       </w:pPr>
-      <w:ins w:id="10166" w:author="Z. Zukowski" w:date="2026-05-22T00:00:00Z">
+      <w:ins w:id="10167" w:author="Z. Zukowski" w:date="2026-05-22T00:00:00Z">
         <w:r>
           <w:rPr>
             <w:b/>
@@ -27058,7 +27139,7 @@
           <w:t xml:space="preserve">Delegation amplification universality</w:t>
         </w:r>
       </w:ins>
-      <w:ins w:id="10166" w:author="Z. Zukowski" w:date="2026-05-22T00:00:00Z">
+      <w:ins w:id="10167" w:author="Z. Zukowski" w:date="2026-05-22T00:00:00Z">
         <w:r>
           <w:t xml:space="preserve">: any protocol introducing a formal delegate program will produce voting HHI greater than holding HHI within twelve months of launch, with amplification magnitude varying by delegate-program design rather than by sector.</w:t>
         </w:r>
@@ -27072,7 +27153,7 @@
           <w:numId w:val="1002"/>
         </w:numPr>
       </w:pPr>
-      <w:ins w:id="10167" w:author="Z. Zukowski" w:date="2026-05-22T00:00:00Z">
+      <w:ins w:id="10168" w:author="Z. Zukowski" w:date="2026-05-22T00:00:00Z">
         <w:r>
           <w:rPr>
             <w:b/>
@@ -27081,7 +27162,7 @@
           <w:t xml:space="preserve">Insider-retention persistence</w:t>
         </w:r>
       </w:ins>
-      <w:ins w:id="10167" w:author="Z. Zukowski" w:date="2026-05-22T00:00:00Z">
+      <w:ins w:id="10168" w:author="Z. Zukowski" w:date="2026-05-22T00:00:00Z">
         <w:r>
           <w:t xml:space="preserve">: protocols whose insider fraction of top-10 holders increases between baseline and subsequent measurement will exhibit increased holding HHI; protocols whose insider fraction decreases will exhibit decreased holding HHI (within-protocol panel correlation).</w:t>
         </w:r>
@@ -27095,7 +27176,7 @@
           <w:numId w:val="1002"/>
         </w:numPr>
       </w:pPr>
-      <w:ins w:id="10168" w:author="Z. Zukowski" w:date="2026-05-22T00:00:00Z">
+      <w:ins w:id="10169" w:author="Z. Zukowski" w:date="2026-05-22T00:00:00Z">
         <w:r>
           <w:rPr>
             <w:b/>
@@ -27104,7 +27185,7 @@
           <w:t xml:space="preserve">Delegate-program design as moderator</w:t>
         </w:r>
       </w:ins>
-      <w:ins w:id="10168" w:author="Z. Zukowski" w:date="2026-05-22T00:00:00Z">
+      <w:ins w:id="10169" w:author="Z. Zukowski" w:date="2026-05-22T00:00:00Z">
         <w:r>
           <w:t xml:space="preserve">: among post-launch protocols in Prediction 2’s set, those that adopt broad-community-delegate distribution design choices will exhibit lower amplification ratios than those that do not.</w:t>
         </w:r>
@@ -27118,7 +27199,7 @@
           <w:numId w:val="1002"/>
         </w:numPr>
       </w:pPr>
-      <w:ins w:id="10169" w:author="Z. Zukowski" w:date="2026-05-22T00:00:00Z">
+      <w:ins w:id="10170" w:author="Z. Zukowski" w:date="2026-05-22T00:00:00Z">
         <w:r>
           <w:rPr>
             <w:b/>
@@ -27127,7 +27208,7 @@
           <w:t xml:space="preserve">Chain-architecture as trajectory moderator</w:t>
         </w:r>
       </w:ins>
-      <w:ins w:id="10169" w:author="Z. Zukowski" w:date="2026-05-22T00:00:00Z">
+      <w:ins w:id="10170" w:author="Z. Zukowski" w:date="2026-05-22T00:00:00Z">
         <w:r>
           <w:t xml:space="preserve">: an age-balanced extended cohort, matching Solana and EVM DeFi protocols on distribution-phase maturity, will discriminate among three outcomes for the chain-architecture trajectory difference observed descriptively in Section 4.3.1. If the matched cohort sustains a higher post-distribution deconcentration rate for EVM than for Solana DeFi protocols at conventional significance, chain ecosystem operates as a trajectory moderator independent of maturity; if the difference attenuates below significance, the descriptive difference is attributable to the maturity imbalance rather than to chain architecture; if the difference inverts, an alternative mechanism is required (Mann-Whitney and Fisher exact tests on entry-cohort deconcentration rates at T+12 and T+24 months, on a cohort balanced for launch-era maturity).</w:t>
         </w:r>
@@ -27137,18 +27218,18 @@
       <w:pPr>
         <w:pStyle w:val="FirstParagraph"/>
       </w:pPr>
-      <w:ins w:id="10170" w:author="Z. Zukowski" w:date="2026-05-22T00:00:00Z">
+      <w:ins w:id="10171" w:author="Z. Zukowski" w:date="2026-05-22T00:00:00Z">
         <w:r>
           <w:t xml:space="preserve">All five predictions inherit the methodology applied in this paper (PCA-symmetric exclusion via the five-class typology; HHI on post-exclusion top-1,000 holders; Mann-Whitney for two-sample tests; bootstrap 95% percentile intervals). Pre-registration commitment: hypothesis specifications, statistical tests, and falsification thresholds will be deposited on the Open Science Framework prior to data collection for any panel-data or event-study extension. Full operationalization detail per prediction (data requirements; explicit falsification thresholds; statistical test specifications) in</w:t>
         </w:r>
       </w:ins>
-      <w:ins w:id="10170" w:author="Z. Zukowski" w:date="2026-05-22T00:00:00Z">
+      <w:ins w:id="10171" w:author="Z. Zukowski" w:date="2026-05-22T00:00:00Z">
         <w:r>
           <w:t xml:space="preserve"> </w:t>
         </w:r>
       </w:ins>
       <w:hyperlink r:id="rId100">
-        <w:ins w:id="10170" w:author="Z. Zukowski" w:date="2026-05-22T00:00:00Z">
+        <w:ins w:id="10171" w:author="Z. Zukowski" w:date="2026-05-22T00:00:00Z">
           <w:r>
             <w:rPr>
               <w:rStyle w:val="Hyperlink"/>
@@ -27157,7 +27238,7 @@
           </w:r>
         </w:ins>
       </w:hyperlink>
-      <w:ins w:id="10170" w:author="Z. Zukowski" w:date="2026-05-22T00:00:00Z">
+      <w:ins w:id="10171" w:author="Z. Zukowski" w:date="2026-05-22T00:00:00Z">
         <w:r>
           <w:t xml:space="preserve">.</w:t>
         </w:r>
@@ -27177,142 +27258,142 @@
       <w:pPr>
         <w:pStyle w:val="FirstParagraph"/>
       </w:pPr>
-      <w:ins w:id="10171" w:author="Z. Zukowski" w:date="2026-05-22T00:00:00Z">
+      <w:ins w:id="10172" w:author="Z. Zukowski" w:date="2026-05-22T00:00:00Z">
         <w:r>
           <w:t xml:space="preserve">The 52-protocol governance concentration dataset, exclusions log (133</w:t>
         </w:r>
       </w:ins>
-      <w:ins w:id="10171" w:author="Z. Zukowski" w:date="2026-05-22T00:00:00Z">
-        <w:r>
-          <w:t xml:space="preserve"> </w:t>
-        </w:r>
-      </w:ins>
-      <w:ins w:id="10171" w:author="Z. Zukowski" w:date="2026-05-22T00:00:00Z">
+      <w:ins w:id="10172" w:author="Z. Zukowski" w:date="2026-05-22T00:00:00Z">
+        <w:r>
+          <w:t xml:space="preserve"> </w:t>
+        </w:r>
+      </w:ins>
+      <w:ins w:id="10172" w:author="Z. Zukowski" w:date="2026-05-22T00:00:00Z">
         <w:r>
           <w:t xml:space="preserve">protocol-controlled address exclusions across 38 protocols), canonical</w:t>
         </w:r>
       </w:ins>
-      <w:ins w:id="10171" w:author="Z. Zukowski" w:date="2026-05-22T00:00:00Z">
-        <w:r>
-          <w:t xml:space="preserve"> </w:t>
-        </w:r>
-      </w:ins>
-      <w:ins w:id="10171" w:author="Z. Zukowski" w:date="2026-05-22T00:00:00Z">
+      <w:ins w:id="10172" w:author="Z. Zukowski" w:date="2026-05-22T00:00:00Z">
+        <w:r>
+          <w:t xml:space="preserve"> </w:t>
+        </w:r>
+      </w:ins>
+      <w:ins w:id="10172" w:author="Z. Zukowski" w:date="2026-05-22T00:00:00Z">
         <w:r>
           <w:t xml:space="preserve">regression dataset including Token Terminal subsidy ratios and on-chain</w:t>
         </w:r>
       </w:ins>
-      <w:ins w:id="10171" w:author="Z. Zukowski" w:date="2026-05-22T00:00:00Z">
-        <w:r>
-          <w:t xml:space="preserve"> </w:t>
-        </w:r>
-      </w:ins>
-      <w:ins w:id="10171" w:author="Z. Zukowski" w:date="2026-05-22T00:00:00Z">
+      <w:ins w:id="10172" w:author="Z. Zukowski" w:date="2026-05-22T00:00:00Z">
+        <w:r>
+          <w:t xml:space="preserve"> </w:t>
+        </w:r>
+      </w:ins>
+      <w:ins w:id="10172" w:author="Z. Zukowski" w:date="2026-05-22T00:00:00Z">
         <w:r>
           <w:t xml:space="preserve">financial data, Hivemapper / io.net / Aethir holder distributions used</w:t>
         </w:r>
       </w:ins>
-      <w:ins w:id="10171" w:author="Z. Zukowski" w:date="2026-05-22T00:00:00Z">
-        <w:r>
-          <w:t xml:space="preserve"> </w:t>
-        </w:r>
-      </w:ins>
-      <w:ins w:id="10171" w:author="Z. Zukowski" w:date="2026-05-22T00:00:00Z">
+      <w:ins w:id="10172" w:author="Z. Zukowski" w:date="2026-05-22T00:00:00Z">
+        <w:r>
+          <w:t xml:space="preserve"> </w:t>
+        </w:r>
+      </w:ins>
+      <w:ins w:id="10172" w:author="Z. Zukowski" w:date="2026-05-22T00:00:00Z">
         <w:r>
           <w:t xml:space="preserve">for Table 3, veCRV cumulative deposit data underlying the Section 4.5.2</w:t>
         </w:r>
       </w:ins>
-      <w:ins w:id="10171" w:author="Z. Zukowski" w:date="2026-05-22T00:00:00Z">
-        <w:r>
-          <w:t xml:space="preserve"> </w:t>
-        </w:r>
-      </w:ins>
-      <w:ins w:id="10171" w:author="Z. Zukowski" w:date="2026-05-22T00:00:00Z">
+      <w:ins w:id="10172" w:author="Z. Zukowski" w:date="2026-05-22T00:00:00Z">
+        <w:r>
+          <w:t xml:space="preserve"> </w:t>
+        </w:r>
+      </w:ins>
+      <w:ins w:id="10172" w:author="Z. Zukowski" w:date="2026-05-22T00:00:00Z">
         <w:r>
           <w:t xml:space="preserve">ve-locking analysis, and Theil/Atkinson supplementary metrics used in</w:t>
         </w:r>
       </w:ins>
-      <w:ins w:id="10171" w:author="Z. Zukowski" w:date="2026-05-22T00:00:00Z">
-        <w:r>
-          <w:t xml:space="preserve"> </w:t>
-        </w:r>
-      </w:ins>
-      <w:ins w:id="10171" w:author="Z. Zukowski" w:date="2026-05-22T00:00:00Z">
+      <w:ins w:id="10172" w:author="Z. Zukowski" w:date="2026-05-22T00:00:00Z">
+        <w:r>
+          <w:t xml:space="preserve"> </w:t>
+        </w:r>
+      </w:ins>
+      <w:ins w:id="10172" w:author="Z. Zukowski" w:date="2026-05-22T00:00:00Z">
         <w:r>
           <w:t xml:space="preserve">the Section 4.6 robustness check are available in the replication</w:t>
         </w:r>
       </w:ins>
-      <w:ins w:id="10171" w:author="Z. Zukowski" w:date="2026-05-22T00:00:00Z">
-        <w:r>
-          <w:t xml:space="preserve"> </w:t>
-        </w:r>
-      </w:ins>
-      <w:ins w:id="10171" w:author="Z. Zukowski" w:date="2026-05-22T00:00:00Z">
+      <w:ins w:id="10172" w:author="Z. Zukowski" w:date="2026-05-22T00:00:00Z">
+        <w:r>
+          <w:t xml:space="preserve"> </w:t>
+        </w:r>
+      </w:ins>
+      <w:ins w:id="10172" w:author="Z. Zukowski" w:date="2026-05-22T00:00:00Z">
         <w:r>
           <w:t xml:space="preserve">repository linked in the supplementary materials. Replication scripts</w:t>
         </w:r>
       </w:ins>
-      <w:ins w:id="10171" w:author="Z. Zukowski" w:date="2026-05-22T00:00:00Z">
-        <w:r>
-          <w:t xml:space="preserve"> </w:t>
-        </w:r>
-      </w:ins>
-      <w:ins w:id="10171" w:author="Z. Zukowski" w:date="2026-05-22T00:00:00Z">
+      <w:ins w:id="10172" w:author="Z. Zukowski" w:date="2026-05-22T00:00:00Z">
+        <w:r>
+          <w:t xml:space="preserve"> </w:t>
+        </w:r>
+      </w:ins>
+      <w:ins w:id="10172" w:author="Z. Zukowski" w:date="2026-05-22T00:00:00Z">
         <w:r>
           <w:t xml:space="preserve">for each table and figure are provided in Supplementary File S5; the</w:t>
         </w:r>
       </w:ins>
-      <w:ins w:id="10171" w:author="Z. Zukowski" w:date="2026-05-22T00:00:00Z">
-        <w:r>
-          <w:t xml:space="preserve"> </w:t>
-        </w:r>
-      </w:ins>
-      <w:ins w:id="10171" w:author="Z. Zukowski" w:date="2026-05-22T00:00:00Z">
+      <w:ins w:id="10172" w:author="Z. Zukowski" w:date="2026-05-22T00:00:00Z">
+        <w:r>
+          <w:t xml:space="preserve"> </w:t>
+        </w:r>
+      </w:ins>
+      <w:ins w:id="10172" w:author="Z. Zukowski" w:date="2026-05-22T00:00:00Z">
         <w:r>
           <w:t xml:space="preserve">cross-protocol Pearson and Spearman correlations reported across</w:t>
         </w:r>
       </w:ins>
-      <w:ins w:id="10171" w:author="Z. Zukowski" w:date="2026-05-22T00:00:00Z">
-        <w:r>
-          <w:t xml:space="preserve"> </w:t>
-        </w:r>
-      </w:ins>
-      <w:ins w:id="10171" w:author="Z. Zukowski" w:date="2026-05-22T00:00:00Z">
+      <w:ins w:id="10172" w:author="Z. Zukowski" w:date="2026-05-22T00:00:00Z">
+        <w:r>
+          <w:t xml:space="preserve"> </w:t>
+        </w:r>
+      </w:ins>
+      <w:ins w:id="10172" w:author="Z. Zukowski" w:date="2026-05-22T00:00:00Z">
         <w:r>
           <w:t xml:space="preserve">Sections 4.3, 4.4, and 4.6 can be reproduced via the replication scripts</w:t>
         </w:r>
       </w:ins>
-      <w:ins w:id="10171" w:author="Z. Zukowski" w:date="2026-05-22T00:00:00Z">
-        <w:r>
-          <w:t xml:space="preserve"> </w:t>
-        </w:r>
-      </w:ins>
-      <w:ins w:id="10171" w:author="Z. Zukowski" w:date="2026-05-22T00:00:00Z">
+      <w:ins w:id="10172" w:author="Z. Zukowski" w:date="2026-05-22T00:00:00Z">
+        <w:r>
+          <w:t xml:space="preserve"> </w:t>
+        </w:r>
+      </w:ins>
+      <w:ins w:id="10172" w:author="Z. Zukowski" w:date="2026-05-22T00:00:00Z">
         <w:r>
           <w:t xml:space="preserve">using only the linked public-source data. The exclusion methodology is</w:t>
         </w:r>
       </w:ins>
-      <w:ins w:id="10171" w:author="Z. Zukowski" w:date="2026-05-22T00:00:00Z">
-        <w:r>
-          <w:t xml:space="preserve"> </w:t>
-        </w:r>
-      </w:ins>
-      <w:ins w:id="10171" w:author="Z. Zukowski" w:date="2026-05-22T00:00:00Z">
+      <w:ins w:id="10172" w:author="Z. Zukowski" w:date="2026-05-22T00:00:00Z">
+        <w:r>
+          <w:t xml:space="preserve"> </w:t>
+        </w:r>
+      </w:ins>
+      <w:ins w:id="10172" w:author="Z. Zukowski" w:date="2026-05-22T00:00:00Z">
         <w:r>
           <w:t xml:space="preserve">documented at the address-by-address granularity in the exclusions log</w:t>
         </w:r>
       </w:ins>
-      <w:ins w:id="10171" w:author="Z. Zukowski" w:date="2026-05-22T00:00:00Z">
-        <w:r>
-          <w:t xml:space="preserve"> </w:t>
-        </w:r>
-      </w:ins>
-      <w:ins w:id="10171" w:author="Z. Zukowski" w:date="2026-05-22T00:00:00Z">
+      <w:ins w:id="10172" w:author="Z. Zukowski" w:date="2026-05-22T00:00:00Z">
+        <w:r>
+          <w:t xml:space="preserve"> </w:t>
+        </w:r>
+      </w:ins>
+      <w:ins w:id="10172" w:author="Z. Zukowski" w:date="2026-05-22T00:00:00Z">
         <w:r>
           <w:t xml:space="preserve">(</w:t>
         </w:r>
       </w:ins>
-      <w:ins w:id="10171" w:author="Z. Zukowski" w:date="2026-05-22T00:00:00Z">
+      <w:ins w:id="10172" w:author="Z. Zukowski" w:date="2026-05-22T00:00:00Z">
         <w:r>
           <w:rPr>
             <w:rStyle w:val="VerbatimChar"/>
@@ -27320,7 +27401,7 @@
           <w:t xml:space="preserve">data/processed/exclusions_log.csv</w:t>
         </w:r>
       </w:ins>
-      <w:ins w:id="10171" w:author="Z. Zukowski" w:date="2026-05-22T00:00:00Z">
+      <w:ins w:id="10172" w:author="Z. Zukowski" w:date="2026-05-22T00:00:00Z">
         <w:r>
           <w:t xml:space="preserve">).</w:t>
         </w:r>
@@ -27330,7 +27411,7 @@
       <w:pPr>
         <w:pStyle w:val="BodyText"/>
       </w:pPr>
-      <w:ins w:id="10172" w:author="Z. Zukowski" w:date="2026-05-22T00:00:00Z">
+      <w:ins w:id="10173" w:author="Z. Zukowski" w:date="2026-05-22T00:00:00Z">
         <w:r>
           <w:t xml:space="preserve">Cross-protocol address attribution evolved across successive refinements of the exclusion methodology. Shared-custody addresses, such as the universal Solana exchange hot wallet that appears across several protocols, were initially identified by a hardcoded universal-exchange exclusion and later reclassified under a behavioral-signature heuristic in which token-balance breadth and asset mix distinguish exchange custody, institutional holdings, and foundation treasuries. Earlier per-cycle attribution labels are preserved as historical-of-record in the exclusion log; the behavioral-signature classification is the current methodology of record.</w:t>
         </w:r>
@@ -27351,7 +27432,7 @@
       <w:pPr>
         <w:pStyle w:val="FirstParagraph"/>
       </w:pPr>
-      <w:ins w:id="10173" w:author="Z. Zukowski" w:date="2026-05-22T00:00:00Z">
+      <w:ins w:id="10174" w:author="Z. Zukowski" w:date="2026-05-22T00:00:00Z">
         <w:r>
           <w:t xml:space="preserve">Governance concentration in token protocols is weakly associated with launch-time allocation and poorly measured by naive holder lists. Across fifty-two protocols, PCA exclusion corrects systematic inflation in prior concentration studies (median factor 2.3x), initial insider allocation is uninformative (Pearson r = 0.07, p = 0.68, N = 37), and post-distribution insider wallet retention is associated with higher concentration (Spearman rho = 0.48, p = 0.003, N = 37). DePIN protocols exhibit higher concentration than DeFi after measurement correction (Mann-Whitney p = 0.011, Cohen’s d = 1.05), and delegation amplifies voting power above holdings in thirteen of eighteen protocols with sufficient governance data (ratios 2.5x to 25.6x; mean approximately 6.8x, median 4.4x).</w:t>
         </w:r>
@@ -27361,7 +27442,7 @@
       <w:pPr>
         <w:pStyle w:val="BodyText"/>
       </w:pPr>
-      <w:ins w:id="10174" w:author="Z. Zukowski" w:date="2026-05-22T00:00:00Z">
+      <w:ins w:id="10175" w:author="Z. Zukowski" w:date="2026-05-22T00:00:00Z">
         <w:r>
           <w:t xml:space="preserve">For practitioners and researchers, the actionable implication is that live-governance measurement, not launch tokenomics, is the basis for any decentralization claim: a serious audit starts from PCA-corrected current holder concentration and then adds insider-retention checks, a voting-HHI to holding-HHI comparison, and delegation and vote-escrow adjustment. Token allocation is a launch document; governance concentration is a live institutional state, and only the live state can be audited. ENS and Anyone Protocol show that lower concentration and delegation-mediated dispersion are achievable through deliberate institutional design.</w:t>
         </w:r>
@@ -27371,7 +27452,7 @@
       <w:pPr>
         <w:pStyle w:val="BodyText"/>
       </w:pPr>
-      <w:ins w:id="10175" w:author="Z. Zukowski" w:date="2026-05-22T00:00:00Z">
+      <w:ins w:id="10176" w:author="Z. Zukowski" w:date="2026-05-22T00:00:00Z">
         <w:r>
           <w:t xml:space="preserve">The stakes of measuring concentration accurately are normative as well as descriptive. Where decisive voting weight sits with a small set of holders, participants govern under others’ discretion rather than under rules they jointly control, a condition the republican tradition names domination and the commons-governance literature treats as inconsistent with durable self-governance. A companion theoretical paper accounts for why concentration persists across protocol age, valuation, and allocation design as a structural equilibrium rather than a transient failure (Zukowski, 2026e); a companion normative paper develops the non-domination standard by which a given distribution counts as legitimate self-governance (Zukowski, 2026f). Longitudinal panel analysis and pre-registered falsifiable predictions are specified in Section 5.8 and Supplementary File S17.</w:t>
         </w:r>
@@ -27399,7 +27480,7 @@
       <w:pPr>
         <w:pStyle w:val="BodyText"/>
       </w:pPr>
-      <w:ins w:id="10176" w:author="Z. Zukowski" w:date="2026-05-22T00:00:00Z">
+      <w:ins w:id="10177" w:author="Z. Zukowski" w:date="2026-05-22T00:00:00Z">
         <w:r>
           <w:t xml:space="preserve">S0: Canonical statistics ledger for every B2 main-text statistic.</w:t>
         </w:r>
@@ -27409,17 +27490,17 @@
       <w:pPr>
         <w:pStyle w:val="BodyText"/>
       </w:pPr>
-      <w:ins w:id="10177" w:author="Z. Zukowski" w:date="2026-05-22T00:00:00Z">
+      <w:ins w:id="10178" w:author="Z. Zukowski" w:date="2026-05-22T00:00:00Z">
         <w:r>
           <w:t xml:space="preserve">S1: Metric definitions for holder concentration, voting concentration,</w:t>
         </w:r>
       </w:ins>
-      <w:ins w:id="10177" w:author="Z. Zukowski" w:date="2026-05-22T00:00:00Z">
-        <w:r>
-          <w:t xml:space="preserve"> </w:t>
-        </w:r>
-      </w:ins>
-      <w:ins w:id="10177" w:author="Z. Zukowski" w:date="2026-05-22T00:00:00Z">
+      <w:ins w:id="10178" w:author="Z. Zukowski" w:date="2026-05-22T00:00:00Z">
+        <w:r>
+          <w:t xml:space="preserve"> </w:t>
+        </w:r>
+      </w:ins>
+      <w:ins w:id="10178" w:author="Z. Zukowski" w:date="2026-05-22T00:00:00Z">
         <w:r>
           <w:t xml:space="preserve">subsidy ratios, and related variables.</w:t>
         </w:r>
@@ -27429,17 +27510,17 @@
       <w:pPr>
         <w:pStyle w:val="BodyText"/>
       </w:pPr>
-      <w:ins w:id="10178" w:author="Z. Zukowski" w:date="2026-05-22T00:00:00Z">
+      <w:ins w:id="10179" w:author="Z. Zukowski" w:date="2026-05-22T00:00:00Z">
         <w:r>
           <w:t xml:space="preserve">S2: Protocol codebook and optional governance-scoring templates retained</w:t>
         </w:r>
       </w:ins>
-      <w:ins w:id="10178" w:author="Z. Zukowski" w:date="2026-05-22T00:00:00Z">
-        <w:r>
-          <w:t xml:space="preserve"> </w:t>
-        </w:r>
-      </w:ins>
-      <w:ins w:id="10178" w:author="Z. Zukowski" w:date="2026-05-22T00:00:00Z">
+      <w:ins w:id="10179" w:author="Z. Zukowski" w:date="2026-05-22T00:00:00Z">
+        <w:r>
+          <w:t xml:space="preserve"> </w:t>
+        </w:r>
+      </w:ins>
+      <w:ins w:id="10179" w:author="Z. Zukowski" w:date="2026-05-22T00:00:00Z">
         <w:r>
           <w:t xml:space="preserve">for researchers extending the broader project. Not load-bearing for B2.</w:t>
         </w:r>
@@ -27449,17 +27530,17 @@
       <w:pPr>
         <w:pStyle w:val="BodyText"/>
       </w:pPr>
-      <w:ins w:id="10179" w:author="Z. Zukowski" w:date="2026-05-22T00:00:00Z">
+      <w:ins w:id="10180" w:author="Z. Zukowski" w:date="2026-05-22T00:00:00Z">
         <w:r>
           <w:t xml:space="preserve">S3: Optional governance-scoring tables retained as supplementary</w:t>
         </w:r>
       </w:ins>
-      <w:ins w:id="10179" w:author="Z. Zukowski" w:date="2026-05-22T00:00:00Z">
-        <w:r>
-          <w:t xml:space="preserve"> </w:t>
-        </w:r>
-      </w:ins>
-      <w:ins w:id="10179" w:author="Z. Zukowski" w:date="2026-05-22T00:00:00Z">
+      <w:ins w:id="10180" w:author="Z. Zukowski" w:date="2026-05-22T00:00:00Z">
+        <w:r>
+          <w:t xml:space="preserve"> </w:t>
+        </w:r>
+      </w:ins>
+      <w:ins w:id="10180" w:author="Z. Zukowski" w:date="2026-05-22T00:00:00Z">
         <w:r>
           <w:t xml:space="preserve">materials. Not load-bearing for B2.</w:t>
         </w:r>
@@ -27491,17 +27572,17 @@
       <w:pPr>
         <w:pStyle w:val="BodyText"/>
       </w:pPr>
-      <w:ins w:id="10180" w:author="Z. Zukowski" w:date="2026-05-22T00:00:00Z">
+      <w:ins w:id="10181" w:author="Z. Zukowski" w:date="2026-05-22T00:00:00Z">
         <w:r>
           <w:t xml:space="preserve">S6: Source provenance, revenue standardization, and raw holder-data</w:t>
         </w:r>
       </w:ins>
-      <w:ins w:id="10180" w:author="Z. Zukowski" w:date="2026-05-22T00:00:00Z">
-        <w:r>
-          <w:t xml:space="preserve"> </w:t>
-        </w:r>
-      </w:ins>
-      <w:ins w:id="10180" w:author="Z. Zukowski" w:date="2026-05-22T00:00:00Z">
+      <w:ins w:id="10181" w:author="Z. Zukowski" w:date="2026-05-22T00:00:00Z">
+        <w:r>
+          <w:t xml:space="preserve"> </w:t>
+        </w:r>
+      </w:ins>
+      <w:ins w:id="10181" w:author="Z. Zukowski" w:date="2026-05-22T00:00:00Z">
         <w:r>
           <w:t xml:space="preserve">workflow.</w:t>
         </w:r>
@@ -27525,17 +27606,17 @@
       <w:pPr>
         <w:pStyle w:val="BodyText"/>
       </w:pPr>
-      <w:ins w:id="10181" w:author="Z. Zukowski" w:date="2026-05-22T00:00:00Z">
+      <w:ins w:id="10182" w:author="Z. Zukowski" w:date="2026-05-22T00:00:00Z">
         <w:r>
           <w:t xml:space="preserve">S8: Expanded subsidy-concentration analysis combining Token Terminal</w:t>
         </w:r>
       </w:ins>
-      <w:ins w:id="10181" w:author="Z. Zukowski" w:date="2026-05-22T00:00:00Z">
-        <w:r>
-          <w:t xml:space="preserve"> </w:t>
-        </w:r>
-      </w:ins>
-      <w:ins w:id="10181" w:author="Z. Zukowski" w:date="2026-05-22T00:00:00Z">
+      <w:ins w:id="10182" w:author="Z. Zukowski" w:date="2026-05-22T00:00:00Z">
+        <w:r>
+          <w:t xml:space="preserve"> </w:t>
+        </w:r>
+      </w:ins>
+      <w:ins w:id="10182" w:author="Z. Zukowski" w:date="2026-05-22T00:00:00Z">
         <w:r>
           <w:t xml:space="preserve">revenue data and on-chain emission or fee ratios.</w:t>
         </w:r>
@@ -27545,7 +27626,7 @@
       <w:pPr>
         <w:pStyle w:val="BodyText"/>
       </w:pPr>
-      <w:ins w:id="10182" w:author="Z. Zukowski" w:date="2026-05-22T00:00:00Z">
+      <w:ins w:id="10183" w:author="Z. Zukowski" w:date="2026-05-22T00:00:00Z">
         <w:r>
           <w:t xml:space="preserve">S9: Theil and Atkinson concentration-metric robustness analysis.</w:t>
         </w:r>
@@ -27555,7 +27636,7 @@
       <w:pPr>
         <w:pStyle w:val="BodyText"/>
       </w:pPr>
-      <w:ins w:id="10183" w:author="Z. Zukowski" w:date="2026-05-22T00:00:00Z">
+      <w:ins w:id="10184" w:author="Z. Zukowski" w:date="2026-05-22T00:00:00Z">
         <w:r>
           <w:t xml:space="preserve">S10: PCA classification robustness across Specs A through E.</w:t>
         </w:r>
@@ -27565,7 +27646,7 @@
       <w:pPr>
         <w:pStyle w:val="BodyText"/>
       </w:pPr>
-      <w:ins w:id="10184" w:author="Z. Zukowski" w:date="2026-05-22T00:00:00Z">
+      <w:ins w:id="10185" w:author="Z. Zukowski" w:date="2026-05-22T00:00:00Z">
         <w:r>
           <w:t xml:space="preserve">S11: Shapley-Shubik and Banzhaf power-index calculations.</w:t>
         </w:r>
@@ -27575,7 +27656,7 @@
       <w:pPr>
         <w:pStyle w:val="BodyText"/>
       </w:pPr>
-      <w:ins w:id="10185" w:author="Z. Zukowski" w:date="2026-05-22T00:00:00Z">
+      <w:ins w:id="10186" w:author="Z. Zukowski" w:date="2026-05-22T00:00:00Z">
         <w:r>
           <w:t xml:space="preserve">S12: PCA-symmetric voting-HHI and signer-side functional PCA robustness.</w:t>
         </w:r>
@@ -27585,7 +27666,7 @@
       <w:pPr>
         <w:pStyle w:val="BodyText"/>
       </w:pPr>
-      <w:ins w:id="10186" w:author="Z. Zukowski" w:date="2026-05-22T00:00:00Z">
+      <w:ins w:id="10187" w:author="Z. Zukowski" w:date="2026-05-22T00:00:00Z">
         <w:r>
           <w:t xml:space="preserve">S13: Solana PCA exclusion audit, including cross-protocol candidate-address verification via the Sim API.</w:t>
         </w:r>
@@ -27595,7 +27676,7 @@
       <w:pPr>
         <w:pStyle w:val="BodyText"/>
       </w:pPr>
-      <w:ins w:id="10187" w:author="Z. Zukowski" w:date="2026-05-22T00:00:00Z">
+      <w:ins w:id="10188" w:author="Z. Zukowski" w:date="2026-05-22T00:00:00Z">
         <w:r>
           <w:t xml:space="preserve">S14: Shapley-Shubik and Banzhaf power-index full closure across the N=16 cross-source voting-HHI sample (three-class amplification typology; quorum-sensitivity profile).</w:t>
         </w:r>
@@ -27605,7 +27686,7 @@
       <w:pPr>
         <w:pStyle w:val="BodyText"/>
       </w:pPr>
-      <w:ins w:id="10188" w:author="Z. Zukowski" w:date="2026-05-22T00:00:00Z">
+      <w:ins w:id="10189" w:author="Z. Zukowski" w:date="2026-05-22T00:00:00Z">
         <w:r>
           <w:t xml:space="preserve">S15: Voting-HHI extension across the N=52 cross-section (FXS, SNX, GNO, TAO, DOT additions).</w:t>
         </w:r>
@@ -27615,7 +27696,7 @@
       <w:pPr>
         <w:pStyle w:val="BodyText"/>
       </w:pPr>
-      <w:ins w:id="10189" w:author="Z. Zukowski" w:date="2026-05-22T00:00:00Z">
+      <w:ins w:id="10190" w:author="Z. Zukowski" w:date="2026-05-22T00:00:00Z">
         <w:r>
           <w:t xml:space="preserve">S16a: Aethir, IoTeX, and ENS sensitivity analyses.</w:t>
         </w:r>
@@ -27625,7 +27706,7 @@
       <w:pPr>
         <w:pStyle w:val="BodyText"/>
       </w:pPr>
-      <w:ins w:id="10190" w:author="Z. Zukowski" w:date="2026-05-22T00:00:00Z">
+      <w:ins w:id="10191" w:author="Z. Zukowski" w:date="2026-05-22T00:00:00Z">
         <w:r>
           <w:t xml:space="preserve">S16b: Sample-expansion batch (FXS, SNX, GNO, TAO; pre-exclusion holder-HHI baseline; 4 of 5 N=45 expansion protocols via Sim API EVM + TAOSTATS Substrate).</w:t>
         </w:r>
@@ -27635,7 +27716,7 @@
       <w:pPr>
         <w:pStyle w:val="BodyText"/>
       </w:pPr>
-      <w:ins w:id="10191" w:author="Z. Zukowski" w:date="2026-05-22T00:00:00Z">
+      <w:ins w:id="10192" w:author="Z. Zukowski" w:date="2026-05-22T00:00:00Z">
         <w:r>
           <w:t xml:space="preserve">S16c: Polkadot fifth-protocol closure (post-PCA-exclusion holder-HHI via AssetHub Polkadot Subscan; 2026-05-27 capture; top-1000 captures ~92% of supply; brings sample-expansion to N = 45; data + scripts at exhibits/dot_holder_hhi/). Two reportable values reflect methodology completeness: primary value 0.0052 with Class 5 Binance cluster excluded (3 confirmed addresses totaling 125.1M DOT or ~9.2% of top-1000 supply; ground-truth attributed via SubSquare hydration governance forum testimony plus extrinsic 0x51bc6c… block 8156083 auto-rotation verification; intra-AssetHub cold-plus-hot-plus-staking architecture, the Substrate-analog custody pattern); sensitivity value 0.0093 if Class 5 attribution is rejected and only refined Class 2 plus Class 3 exclusion is applied (5 Treasury/pallet via modlpy/* pattern plus 5 institutional staking-providers via Polkawatch operator-registry cross-reference: pos.dog 38 validators, Novasama 4 validators, 3 multi-funder clusters). Primary 0.0052 places DOT as lowest-concentration observation in cross-section, below Lido (0.008); sensitivity 0.0093 places DOT in Compound (0.009) / Optimism (0.009) / Uniswap (0.010) peer group. The 44.4% gap between values is itself a finding about cross-architecture CEX-attribution methodology gap relative to EVM (Etherscan + Nansen labels yield ~95% high-share holder attribution) and Solana (Helius + Sim API yield ~80%). Distinguishes from validator-stake HHI = 0.0017 (mechanically near-zero by NPoS Phragmen-equalization design; reported in S19 as separate axis, not directly comparable to holder-balance HHI across the 44 EVM/Solana protocols).</w:t>
         </w:r>
@@ -27645,7 +27726,7 @@
       <w:pPr>
         <w:pStyle w:val="BodyText"/>
       </w:pPr>
-      <w:ins w:id="10192" w:author="Z. Zukowski" w:date="2026-05-22T00:00:00Z">
+      <w:ins w:id="10193" w:author="Z. Zukowski" w:date="2026-05-22T00:00:00Z">
         <w:r>
           <w:t xml:space="preserve">S17: Falsifiable predictions and pre-registration specification.</w:t>
         </w:r>
@@ -27655,7 +27736,7 @@
       <w:pPr>
         <w:pStyle w:val="BodyText"/>
       </w:pPr>
-      <w:ins w:id="10193" w:author="Z. Zukowski" w:date="2026-05-22T00:00:00Z">
+      <w:ins w:id="10194" w:author="Z. Zukowski" w:date="2026-05-22T00:00:00Z">
         <w:r>
           <w:t xml:space="preserve">S18: EVM sample-expansion PCA classification with two-layer audit (FXS, SNX, GNO post-exclusion HHI = 0.032/0.017/0.042 via Etherscan public-name-tag + Nansen Address Labels API verification; 5 new CEX hot wallets surfaced as universal-sweep candidates).</w:t>
         </w:r>
@@ -27665,7 +27746,7 @@
       <w:pPr>
         <w:pStyle w:val="BodyText"/>
       </w:pPr>
-      <w:ins w:id="10194" w:author="Z. Zukowski" w:date="2026-05-22T00:00:00Z">
+      <w:ins w:id="10195" w:author="Z. Zukowski" w:date="2026-05-22T00:00:00Z">
         <w:r>
           <w:t xml:space="preserve">S19: Polkadot validator-set five-axis attribution methodology (Subscan Identity Pallet + Polkawatch DDP API + Web3 Foundation TVP + L2 funding-source + display-name; 53 percent attribution coverage from 16 percent on-chain baseline).</w:t>
         </w:r>
@@ -27675,7 +27756,7 @@
       <w:pPr>
         <w:pStyle w:val="BodyText"/>
       </w:pPr>
-      <w:ins w:id="10195" w:author="Z. Zukowski" w:date="2026-05-22T00:00:00Z">
+      <w:ins w:id="10196" w:author="Z. Zukowski" w:date="2026-05-22T00:00:00Z">
         <w:r>
           <w:t xml:space="preserve">S20: Polkadot Subscan refresh finding (methodology validation; empirical-instability case for unauthenticated Subscan endpoints).</w:t>
         </w:r>
@@ -27685,7 +27766,7 @@
       <w:pPr>
         <w:pStyle w:val="BodyText"/>
       </w:pPr>
-      <w:ins w:id="10196" w:author="Z. Zukowski" w:date="2026-05-22T00:00:00Z">
+      <w:ins w:id="10197" w:author="Z. Zukowski" w:date="2026-05-22T00:00:00Z">
         <w:r>
           <w:t xml:space="preserve">S21: Class 3 versus Class 5 PCA disambiguation methodology via transaction-pattern signatures (deposit-collection vs batch-payout); architecture-agnostic decision matrix; worked examples from the Polkadot fifth-protocol extension; audit framework for systematic application across the N=52 cross-section.</w:t>
         </w:r>
@@ -27695,7 +27776,7 @@
       <w:pPr>
         <w:pStyle w:val="BodyText"/>
       </w:pPr>
-      <w:ins w:id="10197" w:author="Z. Zukowski" w:date="2026-05-22T00:00:00Z">
+      <w:ins w:id="10198" w:author="Z. Zukowski" w:date="2026-05-22T00:00:00Z">
         <w:r>
           <w:t xml:space="preserve">S22: Insider classification of record and staking-attribution audit. The evidence-traced per-survivor insider classification (entity labels plus deployer-and-signer tracing; the team-confirmed-multisig rule); the seventeen high-share bare-Safe deployer-and-signer verdicts (six team-confirmed, eleven independent); the six-classification robustness sweep table; and the staking-attribution audit (the AAVE and ENA insider-share recovery and the Livepeer orchestrator-level bloc-voting HHI), with one-command reproduction pointers into the replication package.</w:t>
         </w:r>
@@ -27705,7 +27786,7 @@
       <w:pPr>
         <w:pStyle w:val="BodyText"/>
       </w:pPr>
-      <w:ins w:id="10198" w:author="Z. Zukowski" w:date="2026-05-22T00:00:00Z">
+      <w:ins w:id="10199" w:author="Z. Zukowski" w:date="2026-05-22T00:00:00Z">
         <w:r>
           <w:t xml:space="preserve">S23: Q1-to-Q8 governance-HHI trajectory analysis on the 14-protocol panel (85.7 percent monotonic decay; consistent with the cross-sectional findings).</w:t>
         </w:r>
@@ -27715,7 +27796,7 @@
       <w:pPr>
         <w:pStyle w:val="BodyText"/>
       </w:pPr>
-      <w:ins w:id="10199" w:author="Z. Zukowski" w:date="2026-05-22T00:00:00Z">
+      <w:ins w:id="10200" w:author="Z. Zukowski" w:date="2026-05-22T00:00:00Z">
         <w:r>
           <w:t xml:space="preserve">S24: Optimism worked example retained as a supplementary case.</w:t>
         </w:r>
@@ -27725,7 +27806,7 @@
       <w:pPr>
         <w:pStyle w:val="BodyText"/>
       </w:pPr>
-      <w:ins w:id="10200" w:author="Z. Zukowski" w:date="2026-05-22T00:00:00Z">
+      <w:ins w:id="10201" w:author="Z. Zukowski" w:date="2026-05-22T00:00:00Z">
         <w:r>
           <w:t xml:space="preserve">S25: Cross-protocol institutional concentration (fifth-axis evidence): named professional-delegate firms (PGov, Tane Governance, Arana Digital) and cross-protocol centralized-exchange overlap documented across Snapshot, Tally, and Polkadot validator surfaces.</w:t>
         </w:r>
@@ -27857,27 +27938,27 @@
       <w:pPr>
         <w:pStyle w:val="BodyText"/>
       </w:pPr>
-      <w:ins w:id="10201" w:author="Z. Zukowski" w:date="2026-05-22T00:00:00Z">
+      <w:ins w:id="10202" w:author="Z. Zukowski" w:date="2026-05-22T00:00:00Z">
         <w:r>
           <w:t xml:space="preserve">Acemoglu, D., &amp; Robinson, J. A. (2008). Persistence of power, elites,</w:t>
         </w:r>
       </w:ins>
-      <w:ins w:id="10201" w:author="Z. Zukowski" w:date="2026-05-22T00:00:00Z">
-        <w:r>
-          <w:t xml:space="preserve"> </w:t>
-        </w:r>
-      </w:ins>
-      <w:ins w:id="10201" w:author="Z. Zukowski" w:date="2026-05-22T00:00:00Z">
+      <w:ins w:id="10202" w:author="Z. Zukowski" w:date="2026-05-22T00:00:00Z">
+        <w:r>
+          <w:t xml:space="preserve"> </w:t>
+        </w:r>
+      </w:ins>
+      <w:ins w:id="10202" w:author="Z. Zukowski" w:date="2026-05-22T00:00:00Z">
         <w:r>
           <w:t xml:space="preserve">and institutions. American Economic Review, 98(1), 267-293.</w:t>
         </w:r>
       </w:ins>
-      <w:ins w:id="10201" w:author="Z. Zukowski" w:date="2026-05-22T00:00:00Z">
-        <w:r>
-          <w:t xml:space="preserve"> </w:t>
-        </w:r>
-      </w:ins>
-      <w:ins w:id="10201" w:author="Z. Zukowski" w:date="2026-05-22T00:00:00Z">
+      <w:ins w:id="10202" w:author="Z. Zukowski" w:date="2026-05-22T00:00:00Z">
+        <w:r>
+          <w:t xml:space="preserve"> </w:t>
+        </w:r>
+      </w:ins>
+      <w:ins w:id="10202" w:author="Z. Zukowski" w:date="2026-05-22T00:00:00Z">
         <w:r>
           <w:t xml:space="preserve">https://doi.org/10.1257/aer.98.1.267</w:t>
         </w:r>
@@ -27967,27 +28048,27 @@
       <w:pPr>
         <w:pStyle w:val="BodyText"/>
       </w:pPr>
-      <w:ins w:id="10202" w:author="Z. Zukowski" w:date="2026-05-22T00:00:00Z">
+      <w:ins w:id="10203" w:author="Z. Zukowski" w:date="2026-05-22T00:00:00Z">
         <w:r>
           <w:t xml:space="preserve">Atkinson, A. B. (1970). On the measurement of inequality. Journal of</w:t>
         </w:r>
       </w:ins>
-      <w:ins w:id="10202" w:author="Z. Zukowski" w:date="2026-05-22T00:00:00Z">
-        <w:r>
-          <w:t xml:space="preserve"> </w:t>
-        </w:r>
-      </w:ins>
-      <w:ins w:id="10202" w:author="Z. Zukowski" w:date="2026-05-22T00:00:00Z">
+      <w:ins w:id="10203" w:author="Z. Zukowski" w:date="2026-05-22T00:00:00Z">
+        <w:r>
+          <w:t xml:space="preserve"> </w:t>
+        </w:r>
+      </w:ins>
+      <w:ins w:id="10203" w:author="Z. Zukowski" w:date="2026-05-22T00:00:00Z">
         <w:r>
           <w:t xml:space="preserve">Economic Theory, 2(3), 244-263.</w:t>
         </w:r>
       </w:ins>
-      <w:ins w:id="10202" w:author="Z. Zukowski" w:date="2026-05-22T00:00:00Z">
-        <w:r>
-          <w:t xml:space="preserve"> </w:t>
-        </w:r>
-      </w:ins>
-      <w:ins w:id="10202" w:author="Z. Zukowski" w:date="2026-05-22T00:00:00Z">
+      <w:ins w:id="10203" w:author="Z. Zukowski" w:date="2026-05-22T00:00:00Z">
+        <w:r>
+          <w:t xml:space="preserve"> </w:t>
+        </w:r>
+      </w:ins>
+      <w:ins w:id="10203" w:author="Z. Zukowski" w:date="2026-05-22T00:00:00Z">
         <w:r>
           <w:t xml:space="preserve">https://doi.org/10.1016/0022-0531(70)90039-6</w:t>
         </w:r>
@@ -27997,27 +28078,27 @@
       <w:pPr>
         <w:pStyle w:val="BodyText"/>
       </w:pPr>
-      <w:ins w:id="10203" w:author="Z. Zukowski" w:date="2026-05-22T00:00:00Z">
+      <w:ins w:id="10204" w:author="Z. Zukowski" w:date="2026-05-22T00:00:00Z">
         <w:r>
           <w:t xml:space="preserve">Atzori, M. (2017). Blockchain technology and decentralized governance:</w:t>
         </w:r>
       </w:ins>
-      <w:ins w:id="10203" w:author="Z. Zukowski" w:date="2026-05-22T00:00:00Z">
-        <w:r>
-          <w:t xml:space="preserve"> </w:t>
-        </w:r>
-      </w:ins>
-      <w:ins w:id="10203" w:author="Z. Zukowski" w:date="2026-05-22T00:00:00Z">
+      <w:ins w:id="10204" w:author="Z. Zukowski" w:date="2026-05-22T00:00:00Z">
+        <w:r>
+          <w:t xml:space="preserve"> </w:t>
+        </w:r>
+      </w:ins>
+      <w:ins w:id="10204" w:author="Z. Zukowski" w:date="2026-05-22T00:00:00Z">
         <w:r>
           <w:t xml:space="preserve">Is the state still necessary? Journal of Governance and Regulation,</w:t>
         </w:r>
       </w:ins>
-      <w:ins w:id="10203" w:author="Z. Zukowski" w:date="2026-05-22T00:00:00Z">
-        <w:r>
-          <w:t xml:space="preserve"> </w:t>
-        </w:r>
-      </w:ins>
-      <w:ins w:id="10203" w:author="Z. Zukowski" w:date="2026-05-22T00:00:00Z">
+      <w:ins w:id="10204" w:author="Z. Zukowski" w:date="2026-05-22T00:00:00Z">
+        <w:r>
+          <w:t xml:space="preserve"> </w:t>
+        </w:r>
+      </w:ins>
+      <w:ins w:id="10204" w:author="Z. Zukowski" w:date="2026-05-22T00:00:00Z">
         <w:r>
           <w:t xml:space="preserve">6(1), 45-62. https://doi.org/10.22495/jgr_v6_i1_p5</w:t>
         </w:r>
@@ -28107,17 +28188,17 @@
       <w:pPr>
         <w:pStyle w:val="BodyText"/>
       </w:pPr>
-      <w:ins w:id="10204" w:author="Z. Zukowski" w:date="2026-05-22T00:00:00Z">
+      <w:ins w:id="10205" w:author="Z. Zukowski" w:date="2026-05-22T00:00:00Z">
         <w:r>
           <w:t xml:space="preserve">Banzhaf, J. F., III. (1968). One man, 3.312 votes: A mathematical</w:t>
         </w:r>
       </w:ins>
-      <w:ins w:id="10204" w:author="Z. Zukowski" w:date="2026-05-22T00:00:00Z">
-        <w:r>
-          <w:t xml:space="preserve"> </w:t>
-        </w:r>
-      </w:ins>
-      <w:ins w:id="10204" w:author="Z. Zukowski" w:date="2026-05-22T00:00:00Z">
+      <w:ins w:id="10205" w:author="Z. Zukowski" w:date="2026-05-22T00:00:00Z">
+        <w:r>
+          <w:t xml:space="preserve"> </w:t>
+        </w:r>
+      </w:ins>
+      <w:ins w:id="10205" w:author="Z. Zukowski" w:date="2026-05-22T00:00:00Z">
         <w:r>
           <w:t xml:space="preserve">analysis of the Electoral College. Villanova Law Review, 13(2), 304-332.</w:t>
         </w:r>
@@ -28127,17 +28208,17 @@
       <w:pPr>
         <w:pStyle w:val="BodyText"/>
       </w:pPr>
-      <w:ins w:id="10205" w:author="Z. Zukowski" w:date="2026-05-22T00:00:00Z">
+      <w:ins w:id="10206" w:author="Z. Zukowski" w:date="2026-05-22T00:00:00Z">
         <w:r>
           <w:t xml:space="preserve">Berle, A. A., &amp; Means, G. C. (1932). The modern corporation and private</w:t>
         </w:r>
       </w:ins>
-      <w:ins w:id="10205" w:author="Z. Zukowski" w:date="2026-05-22T00:00:00Z">
-        <w:r>
-          <w:t xml:space="preserve"> </w:t>
-        </w:r>
-      </w:ins>
-      <w:ins w:id="10205" w:author="Z. Zukowski" w:date="2026-05-22T00:00:00Z">
+      <w:ins w:id="10206" w:author="Z. Zukowski" w:date="2026-05-22T00:00:00Z">
+        <w:r>
+          <w:t xml:space="preserve"> </w:t>
+        </w:r>
+      </w:ins>
+      <w:ins w:id="10206" w:author="Z. Zukowski" w:date="2026-05-22T00:00:00Z">
         <w:r>
           <w:t xml:space="preserve">property. Macmillan.</w:t>
         </w:r>
@@ -28175,17 +28256,17 @@
       <w:pPr>
         <w:pStyle w:val="BodyText"/>
       </w:pPr>
-      <w:ins w:id="10206" w:author="Z. Zukowski" w:date="2026-05-22T00:00:00Z">
+      <w:ins w:id="10207" w:author="Z. Zukowski" w:date="2026-05-22T00:00:00Z">
         <w:r>
           <w:t xml:space="preserve">Brennan, G., &amp; Buchanan, J. M. (1985). The reason of rules:</w:t>
         </w:r>
       </w:ins>
-      <w:ins w:id="10206" w:author="Z. Zukowski" w:date="2026-05-22T00:00:00Z">
-        <w:r>
-          <w:t xml:space="preserve"> </w:t>
-        </w:r>
-      </w:ins>
-      <w:ins w:id="10206" w:author="Z. Zukowski" w:date="2026-05-22T00:00:00Z">
+      <w:ins w:id="10207" w:author="Z. Zukowski" w:date="2026-05-22T00:00:00Z">
+        <w:r>
+          <w:t xml:space="preserve"> </w:t>
+        </w:r>
+      </w:ins>
+      <w:ins w:id="10207" w:author="Z. Zukowski" w:date="2026-05-22T00:00:00Z">
         <w:r>
           <w:t xml:space="preserve">Constitutional political economy. Cambridge University Press.</w:t>
         </w:r>
@@ -28303,17 +28384,17 @@
       <w:pPr>
         <w:pStyle w:val="BodyText"/>
       </w:pPr>
-      <w:ins w:id="10207" w:author="Z. Zukowski" w:date="2026-05-22T00:00:00Z">
+      <w:ins w:id="10208" w:author="Z. Zukowski" w:date="2026-05-22T00:00:00Z">
         <w:r>
           <w:t xml:space="preserve">Cohen, J. (1988). Statistical power analysis for the behavioral</w:t>
         </w:r>
       </w:ins>
-      <w:ins w:id="10207" w:author="Z. Zukowski" w:date="2026-05-22T00:00:00Z">
-        <w:r>
-          <w:t xml:space="preserve"> </w:t>
-        </w:r>
-      </w:ins>
-      <w:ins w:id="10207" w:author="Z. Zukowski" w:date="2026-05-22T00:00:00Z">
+      <w:ins w:id="10208" w:author="Z. Zukowski" w:date="2026-05-22T00:00:00Z">
+        <w:r>
+          <w:t xml:space="preserve"> </w:t>
+        </w:r>
+      </w:ins>
+      <w:ins w:id="10208" w:author="Z. Zukowski" w:date="2026-05-22T00:00:00Z">
         <w:r>
           <w:t xml:space="preserve">sciences (2nd ed.). Lawrence Erlbaum Associates.</w:t>
         </w:r>
@@ -28349,17 +28430,17 @@
       <w:pPr>
         <w:pStyle w:val="BodyText"/>
       </w:pPr>
-      <w:ins w:id="10208" w:author="Z. Zukowski" w:date="2026-05-22T00:00:00Z">
+      <w:ins w:id="10209" w:author="Z. Zukowski" w:date="2026-05-22T00:00:00Z">
         <w:r>
           <w:t xml:space="preserve">DuPont, Q. (2014). The politics of cryptography: Bitcoin and the</w:t>
         </w:r>
       </w:ins>
-      <w:ins w:id="10208" w:author="Z. Zukowski" w:date="2026-05-22T00:00:00Z">
-        <w:r>
-          <w:t xml:space="preserve"> </w:t>
-        </w:r>
-      </w:ins>
-      <w:ins w:id="10208" w:author="Z. Zukowski" w:date="2026-05-22T00:00:00Z">
+      <w:ins w:id="10209" w:author="Z. Zukowski" w:date="2026-05-22T00:00:00Z">
+        <w:r>
+          <w:t xml:space="preserve"> </w:t>
+        </w:r>
+      </w:ins>
+      <w:ins w:id="10209" w:author="Z. Zukowski" w:date="2026-05-22T00:00:00Z">
         <w:r>
           <w:t xml:space="preserve">ordering machines. Journal of Peer Production, 4. https://peerproduction.net</w:t>
         </w:r>
@@ -28461,17 +28542,17 @@
       <w:pPr>
         <w:pStyle w:val="BodyText"/>
       </w:pPr>
-      <w:ins w:id="10209" w:author="Z. Zukowski" w:date="2026-05-22T00:00:00Z">
+      <w:ins w:id="10210" w:author="Z. Zukowski" w:date="2026-05-22T00:00:00Z">
         <w:r>
           <w:t xml:space="preserve">Felsenthal, D. S., &amp; Machover, M. (1998). The measurement of voting</w:t>
         </w:r>
       </w:ins>
-      <w:ins w:id="10209" w:author="Z. Zukowski" w:date="2026-05-22T00:00:00Z">
-        <w:r>
-          <w:t xml:space="preserve"> </w:t>
-        </w:r>
-      </w:ins>
-      <w:ins w:id="10209" w:author="Z. Zukowski" w:date="2026-05-22T00:00:00Z">
+      <w:ins w:id="10210" w:author="Z. Zukowski" w:date="2026-05-22T00:00:00Z">
+        <w:r>
+          <w:t xml:space="preserve"> </w:t>
+        </w:r>
+      </w:ins>
+      <w:ins w:id="10210" w:author="Z. Zukowski" w:date="2026-05-22T00:00:00Z">
         <w:r>
           <w:t xml:space="preserve">power: Theory and practice, problems and paradoxes. Edward Elgar.</w:t>
         </w:r>
@@ -28599,17 +28680,17 @@
       <w:pPr>
         <w:pStyle w:val="BodyText"/>
       </w:pPr>
-      <w:ins w:id="10210" w:author="Z. Zukowski" w:date="2026-05-22T00:00:00Z">
+      <w:ins w:id="10211" w:author="Z. Zukowski" w:date="2026-05-22T00:00:00Z">
         <w:r>
           <w:t xml:space="preserve">Hardin, G. (1968). The tragedy of the commons. Science, 162(3859),</w:t>
         </w:r>
       </w:ins>
-      <w:ins w:id="10210" w:author="Z. Zukowski" w:date="2026-05-22T00:00:00Z">
-        <w:r>
-          <w:t xml:space="preserve"> </w:t>
-        </w:r>
-      </w:ins>
-      <w:ins w:id="10210" w:author="Z. Zukowski" w:date="2026-05-22T00:00:00Z">
+      <w:ins w:id="10211" w:author="Z. Zukowski" w:date="2026-05-22T00:00:00Z">
+        <w:r>
+          <w:t xml:space="preserve"> </w:t>
+        </w:r>
+      </w:ins>
+      <w:ins w:id="10211" w:author="Z. Zukowski" w:date="2026-05-22T00:00:00Z">
         <w:r>
           <w:t xml:space="preserve">1243-1248. https://doi.org/10.1126/science.162.3859.1243</w:t>
         </w:r>
@@ -28619,17 +28700,17 @@
       <w:pPr>
         <w:pStyle w:val="BodyText"/>
       </w:pPr>
-      <w:ins w:id="10211" w:author="Z. Zukowski" w:date="2026-05-22T00:00:00Z">
+      <w:ins w:id="10212" w:author="Z. Zukowski" w:date="2026-05-22T00:00:00Z">
         <w:r>
           <w:t xml:space="preserve">Hirschman, A. O. (1964). The paternity of an index. American Economic</w:t>
         </w:r>
       </w:ins>
-      <w:ins w:id="10211" w:author="Z. Zukowski" w:date="2026-05-22T00:00:00Z">
-        <w:r>
-          <w:t xml:space="preserve"> </w:t>
-        </w:r>
-      </w:ins>
-      <w:ins w:id="10211" w:author="Z. Zukowski" w:date="2026-05-22T00:00:00Z">
+      <w:ins w:id="10212" w:author="Z. Zukowski" w:date="2026-05-22T00:00:00Z">
+        <w:r>
+          <w:t xml:space="preserve"> </w:t>
+        </w:r>
+      </w:ins>
+      <w:ins w:id="10212" w:author="Z. Zukowski" w:date="2026-05-22T00:00:00Z">
         <w:r>
           <w:t xml:space="preserve">Review, 54(5), 761.</w:t>
         </w:r>
@@ -28639,17 +28720,17 @@
       <w:pPr>
         <w:pStyle w:val="BodyText"/>
       </w:pPr>
-      <w:ins w:id="10212" w:author="Z. Zukowski" w:date="2026-05-22T00:00:00Z">
+      <w:ins w:id="10213" w:author="Z. Zukowski" w:date="2026-05-22T00:00:00Z">
         <w:r>
           <w:t xml:space="preserve">Holmstrom, B. (1979). Moral hazard and observability. The Bell</w:t>
         </w:r>
       </w:ins>
-      <w:ins w:id="10212" w:author="Z. Zukowski" w:date="2026-05-22T00:00:00Z">
-        <w:r>
-          <w:t xml:space="preserve"> </w:t>
-        </w:r>
-      </w:ins>
-      <w:ins w:id="10212" w:author="Z. Zukowski" w:date="2026-05-22T00:00:00Z">
+      <w:ins w:id="10213" w:author="Z. Zukowski" w:date="2026-05-22T00:00:00Z">
+        <w:r>
+          <w:t xml:space="preserve"> </w:t>
+        </w:r>
+      </w:ins>
+      <w:ins w:id="10213" w:author="Z. Zukowski" w:date="2026-05-22T00:00:00Z">
         <w:r>
           <w:t xml:space="preserve">Journal of Economics, 10(1), 74-91. https://doi.org/10.2307/3003320</w:t>
         </w:r>
@@ -28693,27 +28774,27 @@
       <w:pPr>
         <w:pStyle w:val="BodyText"/>
       </w:pPr>
-      <w:ins w:id="10213" w:author="Z. Zukowski" w:date="2026-05-22T00:00:00Z">
+      <w:ins w:id="10214" w:author="Z. Zukowski" w:date="2026-05-22T00:00:00Z">
         <w:r>
           <w:t xml:space="preserve">Hurwicz, L. (1987). Inventing new institutions: The design perspective.</w:t>
         </w:r>
       </w:ins>
-      <w:ins w:id="10213" w:author="Z. Zukowski" w:date="2026-05-22T00:00:00Z">
-        <w:r>
-          <w:t xml:space="preserve"> </w:t>
-        </w:r>
-      </w:ins>
-      <w:ins w:id="10213" w:author="Z. Zukowski" w:date="2026-05-22T00:00:00Z">
+      <w:ins w:id="10214" w:author="Z. Zukowski" w:date="2026-05-22T00:00:00Z">
+        <w:r>
+          <w:t xml:space="preserve"> </w:t>
+        </w:r>
+      </w:ins>
+      <w:ins w:id="10214" w:author="Z. Zukowski" w:date="2026-05-22T00:00:00Z">
         <w:r>
           <w:t xml:space="preserve">American Journal of Agricultural Economics, 69(2), 395-402.</w:t>
         </w:r>
       </w:ins>
-      <w:ins w:id="10213" w:author="Z. Zukowski" w:date="2026-05-22T00:00:00Z">
-        <w:r>
-          <w:t xml:space="preserve"> </w:t>
-        </w:r>
-      </w:ins>
-      <w:ins w:id="10213" w:author="Z. Zukowski" w:date="2026-05-22T00:00:00Z">
+      <w:ins w:id="10214" w:author="Z. Zukowski" w:date="2026-05-22T00:00:00Z">
+        <w:r>
+          <w:t xml:space="preserve"> </w:t>
+        </w:r>
+      </w:ins>
+      <w:ins w:id="10214" w:author="Z. Zukowski" w:date="2026-05-22T00:00:00Z">
         <w:r>
           <w:t xml:space="preserve">https://doi.org/10.2307/1242293</w:t>
         </w:r>
@@ -28723,27 +28804,27 @@
       <w:pPr>
         <w:pStyle w:val="BodyText"/>
       </w:pPr>
-      <w:ins w:id="10214" w:author="Z. Zukowski" w:date="2026-05-22T00:00:00Z">
+      <w:ins w:id="10215" w:author="Z. Zukowski" w:date="2026-05-22T00:00:00Z">
         <w:r>
           <w:t xml:space="preserve">Jensen, M. C., &amp; Meckling, W. H. (1976). Theory of the firm: Managerial</w:t>
         </w:r>
       </w:ins>
-      <w:ins w:id="10214" w:author="Z. Zukowski" w:date="2026-05-22T00:00:00Z">
-        <w:r>
-          <w:t xml:space="preserve"> </w:t>
-        </w:r>
-      </w:ins>
-      <w:ins w:id="10214" w:author="Z. Zukowski" w:date="2026-05-22T00:00:00Z">
+      <w:ins w:id="10215" w:author="Z. Zukowski" w:date="2026-05-22T00:00:00Z">
+        <w:r>
+          <w:t xml:space="preserve"> </w:t>
+        </w:r>
+      </w:ins>
+      <w:ins w:id="10215" w:author="Z. Zukowski" w:date="2026-05-22T00:00:00Z">
         <w:r>
           <w:t xml:space="preserve">behavior, agency costs and ownership structure. Journal of Financial</w:t>
         </w:r>
       </w:ins>
-      <w:ins w:id="10214" w:author="Z. Zukowski" w:date="2026-05-22T00:00:00Z">
-        <w:r>
-          <w:t xml:space="preserve"> </w:t>
-        </w:r>
-      </w:ins>
-      <w:ins w:id="10214" w:author="Z. Zukowski" w:date="2026-05-22T00:00:00Z">
+      <w:ins w:id="10215" w:author="Z. Zukowski" w:date="2026-05-22T00:00:00Z">
+        <w:r>
+          <w:t xml:space="preserve"> </w:t>
+        </w:r>
+      </w:ins>
+      <w:ins w:id="10215" w:author="Z. Zukowski" w:date="2026-05-22T00:00:00Z">
         <w:r>
           <w:t xml:space="preserve">Economics, 3(4), 305-360. https://doi.org/10.1016/0304-405X(76)90026-X</w:t>
         </w:r>
@@ -28753,17 +28834,17 @@
       <w:pPr>
         <w:pStyle w:val="BodyText"/>
       </w:pPr>
-      <w:ins w:id="10215" w:author="Z. Zukowski" w:date="2026-05-22T00:00:00Z">
+      <w:ins w:id="10216" w:author="Z. Zukowski" w:date="2026-05-22T00:00:00Z">
         <w:r>
           <w:t xml:space="preserve">Khan, L. M. (2017). Amazon’s antitrust paradox. The Yale Law Journal,</w:t>
         </w:r>
       </w:ins>
-      <w:ins w:id="10215" w:author="Z. Zukowski" w:date="2026-05-22T00:00:00Z">
-        <w:r>
-          <w:t xml:space="preserve"> </w:t>
-        </w:r>
-      </w:ins>
-      <w:ins w:id="10215" w:author="Z. Zukowski" w:date="2026-05-22T00:00:00Z">
+      <w:ins w:id="10216" w:author="Z. Zukowski" w:date="2026-05-22T00:00:00Z">
+        <w:r>
+          <w:t xml:space="preserve"> </w:t>
+        </w:r>
+      </w:ins>
+      <w:ins w:id="10216" w:author="Z. Zukowski" w:date="2026-05-22T00:00:00Z">
         <w:r>
           <w:t xml:space="preserve">126(3), 710-805.</w:t>
         </w:r>
@@ -28805,27 +28886,27 @@
       <w:pPr>
         <w:pStyle w:val="BodyText"/>
       </w:pPr>
-      <w:ins w:id="10216" w:author="Z. Zukowski" w:date="2026-05-22T00:00:00Z">
+      <w:ins w:id="10217" w:author="Z. Zukowski" w:date="2026-05-22T00:00:00Z">
         <w:r>
           <w:t xml:space="preserve">La Porta, R., Lopez-de-Silanes, F., &amp; Shleifer, A. (1999). Corporate</w:t>
         </w:r>
       </w:ins>
-      <w:ins w:id="10216" w:author="Z. Zukowski" w:date="2026-05-22T00:00:00Z">
-        <w:r>
-          <w:t xml:space="preserve"> </w:t>
-        </w:r>
-      </w:ins>
-      <w:ins w:id="10216" w:author="Z. Zukowski" w:date="2026-05-22T00:00:00Z">
+      <w:ins w:id="10217" w:author="Z. Zukowski" w:date="2026-05-22T00:00:00Z">
+        <w:r>
+          <w:t xml:space="preserve"> </w:t>
+        </w:r>
+      </w:ins>
+      <w:ins w:id="10217" w:author="Z. Zukowski" w:date="2026-05-22T00:00:00Z">
         <w:r>
           <w:t xml:space="preserve">ownership around the world. Journal of Finance, 54(2), 471-517.</w:t>
         </w:r>
       </w:ins>
-      <w:ins w:id="10216" w:author="Z. Zukowski" w:date="2026-05-22T00:00:00Z">
-        <w:r>
-          <w:t xml:space="preserve"> </w:t>
-        </w:r>
-      </w:ins>
-      <w:ins w:id="10216" w:author="Z. Zukowski" w:date="2026-05-22T00:00:00Z">
+      <w:ins w:id="10217" w:author="Z. Zukowski" w:date="2026-05-22T00:00:00Z">
+        <w:r>
+          <w:t xml:space="preserve"> </w:t>
+        </w:r>
+      </w:ins>
+      <w:ins w:id="10217" w:author="Z. Zukowski" w:date="2026-05-22T00:00:00Z">
         <w:r>
           <w:t xml:space="preserve">https://doi.org/10.1111/0022-1082.00115</w:t>
         </w:r>
@@ -28855,27 +28936,27 @@
       <w:pPr>
         <w:pStyle w:val="BodyText"/>
       </w:pPr>
-      <w:ins w:id="10217" w:author="Z. Zukowski" w:date="2026-05-22T00:00:00Z">
+      <w:ins w:id="10218" w:author="Z. Zukowski" w:date="2026-05-22T00:00:00Z">
         <w:r>
           <w:t xml:space="preserve">Malenko, N., &amp; Shen, Y. (2016). The role of proxy advisory firms:</w:t>
         </w:r>
       </w:ins>
-      <w:ins w:id="10217" w:author="Z. Zukowski" w:date="2026-05-22T00:00:00Z">
-        <w:r>
-          <w:t xml:space="preserve"> </w:t>
-        </w:r>
-      </w:ins>
-      <w:ins w:id="10217" w:author="Z. Zukowski" w:date="2026-05-22T00:00:00Z">
+      <w:ins w:id="10218" w:author="Z. Zukowski" w:date="2026-05-22T00:00:00Z">
+        <w:r>
+          <w:t xml:space="preserve"> </w:t>
+        </w:r>
+      </w:ins>
+      <w:ins w:id="10218" w:author="Z. Zukowski" w:date="2026-05-22T00:00:00Z">
         <w:r>
           <w:t xml:space="preserve">Evidence from a regression-discontinuity design. Review of Financial</w:t>
         </w:r>
       </w:ins>
-      <w:ins w:id="10217" w:author="Z. Zukowski" w:date="2026-05-22T00:00:00Z">
-        <w:r>
-          <w:t xml:space="preserve"> </w:t>
-        </w:r>
-      </w:ins>
-      <w:ins w:id="10217" w:author="Z. Zukowski" w:date="2026-05-22T00:00:00Z">
+      <w:ins w:id="10218" w:author="Z. Zukowski" w:date="2026-05-22T00:00:00Z">
+        <w:r>
+          <w:t xml:space="preserve"> </w:t>
+        </w:r>
+      </w:ins>
+      <w:ins w:id="10218" w:author="Z. Zukowski" w:date="2026-05-22T00:00:00Z">
         <w:r>
           <w:t xml:space="preserve">Studies, 29(12), 3394-3427. https://doi.org/10.1093/rfs/hhw070</w:t>
         </w:r>
@@ -28919,27 +29000,27 @@
       <w:pPr>
         <w:pStyle w:val="BodyText"/>
       </w:pPr>
-      <w:ins w:id="10218" w:author="Z. Zukowski" w:date="2026-05-22T00:00:00Z">
+      <w:ins w:id="10219" w:author="Z. Zukowski" w:date="2026-05-22T00:00:00Z">
         <w:r>
           <w:t xml:space="preserve">Nabben, K., &amp; De Filippi, P. (2024). Accountability protocols? On-chain</w:t>
         </w:r>
       </w:ins>
-      <w:ins w:id="10218" w:author="Z. Zukowski" w:date="2026-05-22T00:00:00Z">
-        <w:r>
-          <w:t xml:space="preserve"> </w:t>
-        </w:r>
-      </w:ins>
-      <w:ins w:id="10218" w:author="Z. Zukowski" w:date="2026-05-22T00:00:00Z">
+      <w:ins w:id="10219" w:author="Z. Zukowski" w:date="2026-05-22T00:00:00Z">
+        <w:r>
+          <w:t xml:space="preserve"> </w:t>
+        </w:r>
+      </w:ins>
+      <w:ins w:id="10219" w:author="Z. Zukowski" w:date="2026-05-22T00:00:00Z">
         <w:r>
           <w:t xml:space="preserve">dynamics in blockchain governance. Internet Policy Review, 13(4).</w:t>
         </w:r>
       </w:ins>
-      <w:ins w:id="10218" w:author="Z. Zukowski" w:date="2026-05-22T00:00:00Z">
-        <w:r>
-          <w:t xml:space="preserve"> </w:t>
-        </w:r>
-      </w:ins>
-      <w:ins w:id="10218" w:author="Z. Zukowski" w:date="2026-05-22T00:00:00Z">
+      <w:ins w:id="10219" w:author="Z. Zukowski" w:date="2026-05-22T00:00:00Z">
+        <w:r>
+          <w:t xml:space="preserve"> </w:t>
+        </w:r>
+      </w:ins>
+      <w:ins w:id="10219" w:author="Z. Zukowski" w:date="2026-05-22T00:00:00Z">
         <w:r>
           <w:t xml:space="preserve">https://doi.org/10.14763/2024.4.1807</w:t>
         </w:r>
@@ -28995,17 +29076,17 @@
       <w:pPr>
         <w:pStyle w:val="BodyText"/>
       </w:pPr>
-      <w:ins w:id="10219" w:author="Z. Zukowski" w:date="2026-05-22T00:00:00Z">
+      <w:ins w:id="10220" w:author="Z. Zukowski" w:date="2026-05-22T00:00:00Z">
         <w:r>
           <w:t xml:space="preserve">North, D. C. (1990). Institutions, institutional change and economic</w:t>
         </w:r>
       </w:ins>
-      <w:ins w:id="10219" w:author="Z. Zukowski" w:date="2026-05-22T00:00:00Z">
-        <w:r>
-          <w:t xml:space="preserve"> </w:t>
-        </w:r>
-      </w:ins>
-      <w:ins w:id="10219" w:author="Z. Zukowski" w:date="2026-05-22T00:00:00Z">
+      <w:ins w:id="10220" w:author="Z. Zukowski" w:date="2026-05-22T00:00:00Z">
+        <w:r>
+          <w:t xml:space="preserve"> </w:t>
+        </w:r>
+      </w:ins>
+      <w:ins w:id="10220" w:author="Z. Zukowski" w:date="2026-05-22T00:00:00Z">
         <w:r>
           <w:t xml:space="preserve">performance. Cambridge University Press.</w:t>
         </w:r>
@@ -29057,27 +29138,27 @@
       <w:pPr>
         <w:pStyle w:val="BodyText"/>
       </w:pPr>
-      <w:ins w:id="10220" w:author="Z. Zukowski" w:date="2026-05-22T00:00:00Z">
+      <w:ins w:id="10221" w:author="Z. Zukowski" w:date="2026-05-22T00:00:00Z">
         <w:r>
           <w:t xml:space="preserve">Penrose, L. S. (1946). The elementary statistics of majority voting.</w:t>
         </w:r>
       </w:ins>
-      <w:ins w:id="10220" w:author="Z. Zukowski" w:date="2026-05-22T00:00:00Z">
-        <w:r>
-          <w:t xml:space="preserve"> </w:t>
-        </w:r>
-      </w:ins>
-      <w:ins w:id="10220" w:author="Z. Zukowski" w:date="2026-05-22T00:00:00Z">
+      <w:ins w:id="10221" w:author="Z. Zukowski" w:date="2026-05-22T00:00:00Z">
+        <w:r>
+          <w:t xml:space="preserve"> </w:t>
+        </w:r>
+      </w:ins>
+      <w:ins w:id="10221" w:author="Z. Zukowski" w:date="2026-05-22T00:00:00Z">
         <w:r>
           <w:t xml:space="preserve">Journal of the Royal Statistical Society, 109(1), 53-57.</w:t>
         </w:r>
       </w:ins>
-      <w:ins w:id="10220" w:author="Z. Zukowski" w:date="2026-05-22T00:00:00Z">
-        <w:r>
-          <w:t xml:space="preserve"> </w:t>
-        </w:r>
-      </w:ins>
-      <w:ins w:id="10220" w:author="Z. Zukowski" w:date="2026-05-22T00:00:00Z">
+      <w:ins w:id="10221" w:author="Z. Zukowski" w:date="2026-05-22T00:00:00Z">
+        <w:r>
+          <w:t xml:space="preserve"> </w:t>
+        </w:r>
+      </w:ins>
+      <w:ins w:id="10221" w:author="Z. Zukowski" w:date="2026-05-22T00:00:00Z">
         <w:r>
           <w:t xml:space="preserve">https://doi.org/10.1111/j.2397-2335.1946.tb04638.x</w:t>
         </w:r>
@@ -29101,17 +29182,17 @@
       <w:pPr>
         <w:pStyle w:val="BodyText"/>
       </w:pPr>
-      <w:ins w:id="10221" w:author="Z. Zukowski" w:date="2026-05-22T00:00:00Z">
+      <w:ins w:id="10222" w:author="Z. Zukowski" w:date="2026-05-22T00:00:00Z">
         <w:r>
           <w:t xml:space="preserve">Polanyi, K. (1944). The great transformation: The political and</w:t>
         </w:r>
       </w:ins>
-      <w:ins w:id="10221" w:author="Z. Zukowski" w:date="2026-05-22T00:00:00Z">
-        <w:r>
-          <w:t xml:space="preserve"> </w:t>
-        </w:r>
-      </w:ins>
-      <w:ins w:id="10221" w:author="Z. Zukowski" w:date="2026-05-22T00:00:00Z">
+      <w:ins w:id="10222" w:author="Z. Zukowski" w:date="2026-05-22T00:00:00Z">
+        <w:r>
+          <w:t xml:space="preserve"> </w:t>
+        </w:r>
+      </w:ins>
+      <w:ins w:id="10222" w:author="Z. Zukowski" w:date="2026-05-22T00:00:00Z">
         <w:r>
           <w:t xml:space="preserve">economic origins of our time. Farrar &amp; Rinehart.</w:t>
         </w:r>
@@ -29181,37 +29262,37 @@
       <w:pPr>
         <w:pStyle w:val="BodyText"/>
       </w:pPr>
-      <w:ins w:id="10222" w:author="Z. Zukowski" w:date="2026-05-22T00:00:00Z">
+      <w:ins w:id="10223" w:author="Z. Zukowski" w:date="2026-05-22T00:00:00Z">
         <w:r>
           <w:t xml:space="preserve">Rozas, D., Tenorio-Fornés, A., Díaz-Molina, S., &amp; Hassan, S. (2021).</w:t>
         </w:r>
       </w:ins>
-      <w:ins w:id="10222" w:author="Z. Zukowski" w:date="2026-05-22T00:00:00Z">
-        <w:r>
-          <w:t xml:space="preserve"> </w:t>
-        </w:r>
-      </w:ins>
-      <w:ins w:id="10222" w:author="Z. Zukowski" w:date="2026-05-22T00:00:00Z">
+      <w:ins w:id="10223" w:author="Z. Zukowski" w:date="2026-05-22T00:00:00Z">
+        <w:r>
+          <w:t xml:space="preserve"> </w:t>
+        </w:r>
+      </w:ins>
+      <w:ins w:id="10223" w:author="Z. Zukowski" w:date="2026-05-22T00:00:00Z">
         <w:r>
           <w:t xml:space="preserve">When Ostrom meets blockchain: Exploring the potentials of blockchain</w:t>
         </w:r>
       </w:ins>
-      <w:ins w:id="10222" w:author="Z. Zukowski" w:date="2026-05-22T00:00:00Z">
-        <w:r>
-          <w:t xml:space="preserve"> </w:t>
-        </w:r>
-      </w:ins>
-      <w:ins w:id="10222" w:author="Z. Zukowski" w:date="2026-05-22T00:00:00Z">
+      <w:ins w:id="10223" w:author="Z. Zukowski" w:date="2026-05-22T00:00:00Z">
+        <w:r>
+          <w:t xml:space="preserve"> </w:t>
+        </w:r>
+      </w:ins>
+      <w:ins w:id="10223" w:author="Z. Zukowski" w:date="2026-05-22T00:00:00Z">
         <w:r>
           <w:t xml:space="preserve">for commons governance. SAGE Open, 11(1), 1-14.</w:t>
         </w:r>
       </w:ins>
-      <w:ins w:id="10222" w:author="Z. Zukowski" w:date="2026-05-22T00:00:00Z">
-        <w:r>
-          <w:t xml:space="preserve"> </w:t>
-        </w:r>
-      </w:ins>
-      <w:ins w:id="10222" w:author="Z. Zukowski" w:date="2026-05-22T00:00:00Z">
+      <w:ins w:id="10223" w:author="Z. Zukowski" w:date="2026-05-22T00:00:00Z">
+        <w:r>
+          <w:t xml:space="preserve"> </w:t>
+        </w:r>
+      </w:ins>
+      <w:ins w:id="10223" w:author="Z. Zukowski" w:date="2026-05-22T00:00:00Z">
         <w:r>
           <w:t xml:space="preserve">https://doi.org/10.1177/21582440211002526</w:t>
         </w:r>
@@ -29281,27 +29362,27 @@
       <w:pPr>
         <w:pStyle w:val="BodyText"/>
       </w:pPr>
-      <w:ins w:id="10223" w:author="Z. Zukowski" w:date="2026-05-22T00:00:00Z">
+      <w:ins w:id="10224" w:author="Z. Zukowski" w:date="2026-05-22T00:00:00Z">
         <w:r>
           <w:t xml:space="preserve">Schneider, N. (2024). Governable spaces: Democratic design for online</w:t>
         </w:r>
       </w:ins>
-      <w:ins w:id="10223" w:author="Z. Zukowski" w:date="2026-05-22T00:00:00Z">
-        <w:r>
-          <w:t xml:space="preserve"> </w:t>
-        </w:r>
-      </w:ins>
-      <w:ins w:id="10223" w:author="Z. Zukowski" w:date="2026-05-22T00:00:00Z">
+      <w:ins w:id="10224" w:author="Z. Zukowski" w:date="2026-05-22T00:00:00Z">
+        <w:r>
+          <w:t xml:space="preserve"> </w:t>
+        </w:r>
+      </w:ins>
+      <w:ins w:id="10224" w:author="Z. Zukowski" w:date="2026-05-22T00:00:00Z">
         <w:r>
           <w:t xml:space="preserve">life. University of California Press (Luminos Open Access).</w:t>
         </w:r>
       </w:ins>
-      <w:ins w:id="10223" w:author="Z. Zukowski" w:date="2026-05-22T00:00:00Z">
-        <w:r>
-          <w:t xml:space="preserve"> </w:t>
-        </w:r>
-      </w:ins>
-      <w:ins w:id="10223" w:author="Z. Zukowski" w:date="2026-05-22T00:00:00Z">
+      <w:ins w:id="10224" w:author="Z. Zukowski" w:date="2026-05-22T00:00:00Z">
+        <w:r>
+          <w:t xml:space="preserve"> </w:t>
+        </w:r>
+      </w:ins>
+      <w:ins w:id="10224" w:author="Z. Zukowski" w:date="2026-05-22T00:00:00Z">
         <w:r>
           <w:t xml:space="preserve">https://doi.org/10.1525/luminos.181</w:t>
         </w:r>
@@ -29331,27 +29412,27 @@
       <w:pPr>
         <w:pStyle w:val="BodyText"/>
       </w:pPr>
-      <w:ins w:id="10224" w:author="Z. Zukowski" w:date="2026-05-22T00:00:00Z">
+      <w:ins w:id="10225" w:author="Z. Zukowski" w:date="2026-05-22T00:00:00Z">
         <w:r>
           <w:t xml:space="preserve">Shapley, L. S., &amp; Shubik, M. (1954). A method for evaluating the</w:t>
         </w:r>
       </w:ins>
-      <w:ins w:id="10224" w:author="Z. Zukowski" w:date="2026-05-22T00:00:00Z">
-        <w:r>
-          <w:t xml:space="preserve"> </w:t>
-        </w:r>
-      </w:ins>
-      <w:ins w:id="10224" w:author="Z. Zukowski" w:date="2026-05-22T00:00:00Z">
+      <w:ins w:id="10225" w:author="Z. Zukowski" w:date="2026-05-22T00:00:00Z">
+        <w:r>
+          <w:t xml:space="preserve"> </w:t>
+        </w:r>
+      </w:ins>
+      <w:ins w:id="10225" w:author="Z. Zukowski" w:date="2026-05-22T00:00:00Z">
         <w:r>
           <w:t xml:space="preserve">distribution of power in a committee system. American Political Science</w:t>
         </w:r>
       </w:ins>
-      <w:ins w:id="10224" w:author="Z. Zukowski" w:date="2026-05-22T00:00:00Z">
-        <w:r>
-          <w:t xml:space="preserve"> </w:t>
-        </w:r>
-      </w:ins>
-      <w:ins w:id="10224" w:author="Z. Zukowski" w:date="2026-05-22T00:00:00Z">
+      <w:ins w:id="10225" w:author="Z. Zukowski" w:date="2026-05-22T00:00:00Z">
+        <w:r>
+          <w:t xml:space="preserve"> </w:t>
+        </w:r>
+      </w:ins>
+      <w:ins w:id="10225" w:author="Z. Zukowski" w:date="2026-05-22T00:00:00Z">
         <w:r>
           <w:t xml:space="preserve">Review, 48(3), 787-792. https://doi.org/10.2307/1951053</w:t>
         </w:r>
@@ -29361,27 +29442,27 @@
       <w:pPr>
         <w:pStyle w:val="BodyText"/>
       </w:pPr>
-      <w:ins w:id="10225" w:author="Z. Zukowski" w:date="2026-05-22T00:00:00Z">
+      <w:ins w:id="10226" w:author="Z. Zukowski" w:date="2026-05-22T00:00:00Z">
         <w:r>
           <w:t xml:space="preserve">Shleifer, A., &amp; Vishny, R. W. (1997). A survey of corporate governance.</w:t>
         </w:r>
       </w:ins>
-      <w:ins w:id="10225" w:author="Z. Zukowski" w:date="2026-05-22T00:00:00Z">
-        <w:r>
-          <w:t xml:space="preserve"> </w:t>
-        </w:r>
-      </w:ins>
-      <w:ins w:id="10225" w:author="Z. Zukowski" w:date="2026-05-22T00:00:00Z">
+      <w:ins w:id="10226" w:author="Z. Zukowski" w:date="2026-05-22T00:00:00Z">
+        <w:r>
+          <w:t xml:space="preserve"> </w:t>
+        </w:r>
+      </w:ins>
+      <w:ins w:id="10226" w:author="Z. Zukowski" w:date="2026-05-22T00:00:00Z">
         <w:r>
           <w:t xml:space="preserve">Journal of Finance, 52(2), 737-783.</w:t>
         </w:r>
       </w:ins>
-      <w:ins w:id="10225" w:author="Z. Zukowski" w:date="2026-05-22T00:00:00Z">
-        <w:r>
-          <w:t xml:space="preserve"> </w:t>
-        </w:r>
-      </w:ins>
-      <w:ins w:id="10225" w:author="Z. Zukowski" w:date="2026-05-22T00:00:00Z">
+      <w:ins w:id="10226" w:author="Z. Zukowski" w:date="2026-05-22T00:00:00Z">
+        <w:r>
+          <w:t xml:space="preserve"> </w:t>
+        </w:r>
+      </w:ins>
+      <w:ins w:id="10226" w:author="Z. Zukowski" w:date="2026-05-22T00:00:00Z">
         <w:r>
           <w:t xml:space="preserve">https://doi.org/10.1111/j.1540-6261.1997.tb04820.x</w:t>
         </w:r>
@@ -29391,7 +29472,7 @@
       <w:pPr>
         <w:pStyle w:val="BodyText"/>
       </w:pPr>
-      <w:ins w:id="10226" w:author="Z. Zukowski" w:date="2026-05-22T00:00:00Z">
+      <w:ins w:id="10227" w:author="Z. Zukowski" w:date="2026-05-22T00:00:00Z">
         <w:r>
           <w:t xml:space="preserve">Theil, H. (1967). Economics and information theory. North-Holland.</w:t>
         </w:r>
@@ -29401,17 +29482,17 @@
       <w:pPr>
         <w:pStyle w:val="BodyText"/>
       </w:pPr>
-      <w:ins w:id="10227" w:author="Z. Zukowski" w:date="2026-05-22T00:00:00Z">
+      <w:ins w:id="10228" w:author="Z. Zukowski" w:date="2026-05-22T00:00:00Z">
         <w:r>
           <w:t xml:space="preserve">Tirole, J. (2001). Corporate governance. Econometrica, 69(1), 1-35.</w:t>
         </w:r>
       </w:ins>
-      <w:ins w:id="10227" w:author="Z. Zukowski" w:date="2026-05-22T00:00:00Z">
-        <w:r>
-          <w:t xml:space="preserve"> </w:t>
-        </w:r>
-      </w:ins>
-      <w:ins w:id="10227" w:author="Z. Zukowski" w:date="2026-05-22T00:00:00Z">
+      <w:ins w:id="10228" w:author="Z. Zukowski" w:date="2026-05-22T00:00:00Z">
+        <w:r>
+          <w:t xml:space="preserve"> </w:t>
+        </w:r>
+      </w:ins>
+      <w:ins w:id="10228" w:author="Z. Zukowski" w:date="2026-05-22T00:00:00Z">
         <w:r>
           <w:t xml:space="preserve">https://doi.org/10.1111/1468-0262.00177</w:t>
         </w:r>
@@ -29475,52 +29556,52 @@
       <w:pPr>
         <w:pStyle w:val="BodyText"/>
       </w:pPr>
-      <w:ins w:id="10228" w:author="Z. Zukowski" w:date="2026-05-22T00:00:00Z">
+      <w:ins w:id="10229" w:author="Z. Zukowski" w:date="2026-05-22T00:00:00Z">
         <w:r>
           <w:t xml:space="preserve">Walch, A. (2019). Deconstructing</w:t>
         </w:r>
       </w:ins>
-      <w:ins w:id="10228" w:author="Z. Zukowski" w:date="2026-05-22T00:00:00Z">
-        <w:r>
-          <w:t xml:space="preserve"> </w:t>
-        </w:r>
-      </w:ins>
-      <w:ins w:id="10228" w:author="Z. Zukowski" w:date="2026-05-22T00:00:00Z">
+      <w:ins w:id="10229" w:author="Z. Zukowski" w:date="2026-05-22T00:00:00Z">
+        <w:r>
+          <w:t xml:space="preserve"> </w:t>
+        </w:r>
+      </w:ins>
+      <w:ins w:id="10229" w:author="Z. Zukowski" w:date="2026-05-22T00:00:00Z">
         <w:r>
           <w:t xml:space="preserve">“decentralization”</w:t>
         </w:r>
       </w:ins>
-      <w:ins w:id="10228" w:author="Z. Zukowski" w:date="2026-05-22T00:00:00Z">
+      <w:ins w:id="10229" w:author="Z. Zukowski" w:date="2026-05-22T00:00:00Z">
         <w:r>
           <w:t xml:space="preserve">: Exploring the</w:t>
         </w:r>
       </w:ins>
-      <w:ins w:id="10228" w:author="Z. Zukowski" w:date="2026-05-22T00:00:00Z">
-        <w:r>
-          <w:t xml:space="preserve"> </w:t>
-        </w:r>
-      </w:ins>
-      <w:ins w:id="10228" w:author="Z. Zukowski" w:date="2026-05-22T00:00:00Z">
+      <w:ins w:id="10229" w:author="Z. Zukowski" w:date="2026-05-22T00:00:00Z">
+        <w:r>
+          <w:t xml:space="preserve"> </w:t>
+        </w:r>
+      </w:ins>
+      <w:ins w:id="10229" w:author="Z. Zukowski" w:date="2026-05-22T00:00:00Z">
         <w:r>
           <w:t xml:space="preserve">core claim of crypto systems. In C. Brummer (Ed.), Cryptoassets: Legal,</w:t>
         </w:r>
       </w:ins>
-      <w:ins w:id="10228" w:author="Z. Zukowski" w:date="2026-05-22T00:00:00Z">
-        <w:r>
-          <w:t xml:space="preserve"> </w:t>
-        </w:r>
-      </w:ins>
-      <w:ins w:id="10228" w:author="Z. Zukowski" w:date="2026-05-22T00:00:00Z">
+      <w:ins w:id="10229" w:author="Z. Zukowski" w:date="2026-05-22T00:00:00Z">
+        <w:r>
+          <w:t xml:space="preserve"> </w:t>
+        </w:r>
+      </w:ins>
+      <w:ins w:id="10229" w:author="Z. Zukowski" w:date="2026-05-22T00:00:00Z">
         <w:r>
           <w:t xml:space="preserve">regulatory, and monetary perspectives (pp. 140-166). Oxford University</w:t>
         </w:r>
       </w:ins>
-      <w:ins w:id="10228" w:author="Z. Zukowski" w:date="2026-05-22T00:00:00Z">
-        <w:r>
-          <w:t xml:space="preserve"> </w:t>
-        </w:r>
-      </w:ins>
-      <w:ins w:id="10228" w:author="Z. Zukowski" w:date="2026-05-22T00:00:00Z">
+      <w:ins w:id="10229" w:author="Z. Zukowski" w:date="2026-05-22T00:00:00Z">
+        <w:r>
+          <w:t xml:space="preserve"> </w:t>
+        </w:r>
+      </w:ins>
+      <w:ins w:id="10229" w:author="Z. Zukowski" w:date="2026-05-22T00:00:00Z">
         <w:r>
           <w:t xml:space="preserve">Press.</w:t>
         </w:r>
@@ -29530,27 +29611,27 @@
       <w:pPr>
         <w:pStyle w:val="BodyText"/>
       </w:pPr>
-      <w:ins w:id="10229" w:author="Z. Zukowski" w:date="2026-05-22T00:00:00Z">
+      <w:ins w:id="10230" w:author="Z. Zukowski" w:date="2026-05-22T00:00:00Z">
         <w:r>
           <w:t xml:space="preserve">Wasserstein, R. L., &amp; Lazar, N. A. (2016). The ASA’s statement on</w:t>
         </w:r>
       </w:ins>
-      <w:ins w:id="10229" w:author="Z. Zukowski" w:date="2026-05-22T00:00:00Z">
-        <w:r>
-          <w:t xml:space="preserve"> </w:t>
-        </w:r>
-      </w:ins>
-      <w:ins w:id="10229" w:author="Z. Zukowski" w:date="2026-05-22T00:00:00Z">
+      <w:ins w:id="10230" w:author="Z. Zukowski" w:date="2026-05-22T00:00:00Z">
+        <w:r>
+          <w:t xml:space="preserve"> </w:t>
+        </w:r>
+      </w:ins>
+      <w:ins w:id="10230" w:author="Z. Zukowski" w:date="2026-05-22T00:00:00Z">
         <w:r>
           <w:t xml:space="preserve">p-values: Context, process, and purpose. The American Statistician,</w:t>
         </w:r>
       </w:ins>
-      <w:ins w:id="10229" w:author="Z. Zukowski" w:date="2026-05-22T00:00:00Z">
-        <w:r>
-          <w:t xml:space="preserve"> </w:t>
-        </w:r>
-      </w:ins>
-      <w:ins w:id="10229" w:author="Z. Zukowski" w:date="2026-05-22T00:00:00Z">
+      <w:ins w:id="10230" w:author="Z. Zukowski" w:date="2026-05-22T00:00:00Z">
+        <w:r>
+          <w:t xml:space="preserve"> </w:t>
+        </w:r>
+      </w:ins>
+      <w:ins w:id="10230" w:author="Z. Zukowski" w:date="2026-05-22T00:00:00Z">
         <w:r>
           <w:t xml:space="preserve">70(2), 129-133. https://doi.org/10.1080/00031305.2016.1154108</w:t>
         </w:r>
@@ -29612,27 +29693,27 @@
       <w:pPr>
         <w:pStyle w:val="BodyText"/>
       </w:pPr>
-      <w:ins w:id="10230" w:author="Z. Zukowski" w:date="2026-05-22T00:00:00Z">
+      <w:ins w:id="10231" w:author="Z. Zukowski" w:date="2026-05-22T00:00:00Z">
         <w:r>
           <w:t xml:space="preserve">Williamson, O. E. (1979). Transaction-cost economics: The governance</w:t>
         </w:r>
       </w:ins>
-      <w:ins w:id="10230" w:author="Z. Zukowski" w:date="2026-05-22T00:00:00Z">
-        <w:r>
-          <w:t xml:space="preserve"> </w:t>
-        </w:r>
-      </w:ins>
-      <w:ins w:id="10230" w:author="Z. Zukowski" w:date="2026-05-22T00:00:00Z">
+      <w:ins w:id="10231" w:author="Z. Zukowski" w:date="2026-05-22T00:00:00Z">
+        <w:r>
+          <w:t xml:space="preserve"> </w:t>
+        </w:r>
+      </w:ins>
+      <w:ins w:id="10231" w:author="Z. Zukowski" w:date="2026-05-22T00:00:00Z">
         <w:r>
           <w:t xml:space="preserve">of contractual relations. Journal of Law and Economics, 22(2),</w:t>
         </w:r>
       </w:ins>
-      <w:ins w:id="10230" w:author="Z. Zukowski" w:date="2026-05-22T00:00:00Z">
-        <w:r>
-          <w:t xml:space="preserve"> </w:t>
-        </w:r>
-      </w:ins>
-      <w:ins w:id="10230" w:author="Z. Zukowski" w:date="2026-05-22T00:00:00Z">
+      <w:ins w:id="10231" w:author="Z. Zukowski" w:date="2026-05-22T00:00:00Z">
+        <w:r>
+          <w:t xml:space="preserve"> </w:t>
+        </w:r>
+      </w:ins>
+      <w:ins w:id="10231" w:author="Z. Zukowski" w:date="2026-05-22T00:00:00Z">
         <w:r>
           <w:t xml:space="preserve">233–261.</w:t>
         </w:r>
@@ -29662,17 +29743,17 @@
       <w:pPr>
         <w:pStyle w:val="BodyText"/>
       </w:pPr>
-      <w:ins w:id="10231" w:author="Z. Zukowski" w:date="2026-05-22T00:00:00Z">
+      <w:ins w:id="10232" w:author="Z. Zukowski" w:date="2026-05-22T00:00:00Z">
         <w:r>
           <w:t xml:space="preserve">Wu, T. (2018). The curse of bigness: Antitrust in the new gilded age.</w:t>
         </w:r>
       </w:ins>
-      <w:ins w:id="10231" w:author="Z. Zukowski" w:date="2026-05-22T00:00:00Z">
-        <w:r>
-          <w:t xml:space="preserve"> </w:t>
-        </w:r>
-      </w:ins>
-      <w:ins w:id="10231" w:author="Z. Zukowski" w:date="2026-05-22T00:00:00Z">
+      <w:ins w:id="10232" w:author="Z. Zukowski" w:date="2026-05-22T00:00:00Z">
+        <w:r>
+          <w:t xml:space="preserve"> </w:t>
+        </w:r>
+      </w:ins>
+      <w:ins w:id="10232" w:author="Z. Zukowski" w:date="2026-05-22T00:00:00Z">
         <w:r>
           <w:t xml:space="preserve">Columbia Global Reports.</w:t>
         </w:r>
@@ -29774,17 +29855,17 @@
       <w:pPr>
         <w:pStyle w:val="BodyText"/>
       </w:pPr>
-      <w:ins w:id="10232" w:author="Z. Zukowski" w:date="2026-05-22T00:00:00Z">
+      <w:ins w:id="10233" w:author="Z. Zukowski" w:date="2026-05-22T00:00:00Z">
         <w:r>
           <w:t xml:space="preserve">Zukowski, Z. (2026e). Why token governance concentrates: A Polanyian</w:t>
         </w:r>
       </w:ins>
-      <w:ins w:id="10232" w:author="Z. Zukowski" w:date="2026-05-22T00:00:00Z">
-        <w:r>
-          <w:t xml:space="preserve"> </w:t>
-        </w:r>
-      </w:ins>
-      <w:ins w:id="10232" w:author="Z. Zukowski" w:date="2026-05-22T00:00:00Z">
+      <w:ins w:id="10233" w:author="Z. Zukowski" w:date="2026-05-22T00:00:00Z">
+        <w:r>
+          <w:t xml:space="preserve"> </w:t>
+        </w:r>
+      </w:ins>
+      <w:ins w:id="10233" w:author="Z. Zukowski" w:date="2026-05-22T00:00:00Z">
         <w:r>
           <w:t xml:space="preserve">extension to the fourth fictitious commodity. Working manuscript.</w:t>
         </w:r>
@@ -29794,17 +29875,17 @@
       <w:pPr>
         <w:pStyle w:val="BodyText"/>
       </w:pPr>
-      <w:ins w:id="10233" w:author="Z. Zukowski" w:date="2026-05-22T00:00:00Z">
+      <w:ins w:id="10234" w:author="Z. Zukowski" w:date="2026-05-22T00:00:00Z">
         <w:r>
           <w:t xml:space="preserve">Zukowski, Z. (2026f). Non-domination by design: A republican-commons</w:t>
         </w:r>
       </w:ins>
-      <w:ins w:id="10233" w:author="Z. Zukowski" w:date="2026-05-22T00:00:00Z">
-        <w:r>
-          <w:t xml:space="preserve"> </w:t>
-        </w:r>
-      </w:ins>
-      <w:ins w:id="10233" w:author="Z. Zukowski" w:date="2026-05-22T00:00:00Z">
+      <w:ins w:id="10234" w:author="Z. Zukowski" w:date="2026-05-22T00:00:00Z">
+        <w:r>
+          <w:t xml:space="preserve"> </w:t>
+        </w:r>
+      </w:ins>
+      <w:ins w:id="10234" w:author="Z. Zukowski" w:date="2026-05-22T00:00:00Z">
         <w:r>
           <w:t xml:space="preserve">standard for legitimate token governance. Working manuscript.</w:t>
         </w:r>

--- a/b2/paper/B2_Frontiers_R2_tracked_changes.docx
+++ b/b2/paper/B2_Frontiers_R2_tracked_changes.docx
@@ -15143,7 +15143,27 @@
       </w:pPr>
       <w:ins w:id="10060" w:author="Z. Zukowski" w:date="2026-05-22T00:00:00Z">
         <w:r>
-          <w:t xml:space="preserve">Beyond the balanced sector contrast, a multi-factor model addresses what concentrates governance across the full cross-section (Table 5, Model 4). On the covariate-complete sample (N = 50), architectural sector is the robust correlate: in the powered specification the DePIN coefficient is positive and statistically significant (log-HHI, p = 0.0107; same-signed and significant at p = 0.019 in untransformed HHI) and does not attenuate when revenue intensity and protocol maturity are added. At twelve and a half observations per predictor, this parsimonious specification clears the conventional observations-per-predictor floor that the prior, more heavily controlled specification did not. Revenue intensity, protocol maturity, and initial insider allocation are each uninformative, extending the launch-design null sweep to economic-activity intensity. Insider retention, the significant top-holder measure reported in Section 4.4, is reliably measurable only on the established-protocol cohort, where it survives the non-insider-HHI tautology check (Spearman rho = 0.54); it is not carried in the powered model because in the newer cohort insider holdings concentrate through addresses the exclusion methodology removes (foundation multisigs, exchange custody, and staking contracts), so the post-exclusion top-holder retention measure reads near zero by construction there. Whether that reflects a structural shift in how insiders hold rather than a weaker underlying mechanism is a question the cross-section cannot resolve, and is left to future work. The specification reported here substitutes protocol maturity for insider retention so that it reproduces over the full covariate-complete sample, and serves as the reproducible robustness anchor. With the insider-retention vector now re-derived and persisted under the evidence-traced classification of record (Section 3.4), the alternative specification that enters insider retention in place of maturity also reproduces a significant DePIN sector coefficient, with the insider-retention regressor itself not significant at the full sample (the cohort difference noted above); the sector result holds across six independent insider-classification schemes (Section 4.6.4). Both specifications are documented in the replication package described in Section 5.9.</w:t>
+          <w:t xml:space="preserve">Beyond the balanced sector contrast, a multi-factor model addresses what concentrates governance across the full cross-section (Table 5, Model 4). On the covariate-complete sample (N = 50), architectural sector is the robust correlate: in the powered specification the DePIN coefficient is positive and statistically significant (log-HHI, p = 0.0107; same-signed and significant at p = 0.019 in untransformed HHI) and does not attenuate when revenue intensity and protocol maturity are added. At twelve and a half observations per predictor, this parsimonious specification clears the conventional observations-per-predictor floor that the prior, more heavily controlled specification did not.</w:t>
+        </w:r>
+      </w:ins>
+    </w:p>
+    <w:p>
+      <w:pPr>
+        <w:pStyle w:val="BodyText"/>
+      </w:pPr>
+      <w:ins w:id="10061" w:author="Z. Zukowski" w:date="2026-05-22T00:00:00Z">
+        <w:r>
+          <w:t xml:space="preserve">Revenue intensity, protocol maturity, and initial insider allocation are each uninformative, extending the launch-design null sweep to economic-activity intensity. Insider retention, the significant top-holder measure reported in Section 4.4, is reliably measurable only on the established-protocol cohort, where it survives the non-insider-HHI tautology check (Spearman rho = 0.54); it is not carried in the powered model because in the newer cohort insider holdings concentrate through addresses the exclusion methodology removes (foundation multisigs, exchange custody, and staking contracts), so the post-exclusion top-holder retention measure reads near zero by construction there. Whether that reflects a structural shift in how insiders hold rather than a weaker underlying mechanism is a question the cross-section cannot resolve, and is left to future work.</w:t>
+        </w:r>
+      </w:ins>
+    </w:p>
+    <w:p>
+      <w:pPr>
+        <w:pStyle w:val="BodyText"/>
+      </w:pPr>
+      <w:ins w:id="10062" w:author="Z. Zukowski" w:date="2026-05-22T00:00:00Z">
+        <w:r>
+          <w:t xml:space="preserve">The specification reported here substitutes protocol maturity for insider retention so that it reproduces over the full covariate-complete sample, and serves as the reproducible robustness anchor. With the insider-retention vector now re-derived and persisted under the evidence-traced classification of record (Section 3.4), the alternative specification that enters insider retention in place of maturity also reproduces a significant DePIN sector coefficient, with the insider-retention regressor itself not significant at the full sample (the cohort difference noted above); the sector result holds across six independent insider-classification schemes (Section 4.6.4). Both specifications are documented in the replication package described in Section 5.9.</w:t>
         </w:r>
       </w:ins>
     </w:p>
@@ -15198,7 +15218,7 @@
       <w:pPr>
         <w:pStyle w:val="BodyText"/>
       </w:pPr>
-      <w:ins w:id="10061" w:author="Z. Zukowski" w:date="2026-05-22T00:00:00Z">
+      <w:ins w:id="10063" w:author="Z. Zukowski" w:date="2026-05-22T00:00:00Z">
         <w:r>
           <w:rPr>
             <w:b/>
@@ -15209,7 +15229,7 @@
           <w:t xml:space="preserve">Figure 2b.</w:t>
         </w:r>
       </w:ins>
-      <w:ins w:id="10061" w:author="Z. Zukowski" w:date="2026-05-22T00:00:00Z">
+      <w:ins w:id="10063" w:author="Z. Zukowski" w:date="2026-05-22T00:00:00Z">
         <w:r>
           <w:rPr>
             <w:i/>
@@ -15218,7 +15238,7 @@
           <w:t xml:space="preserve"> </w:t>
         </w:r>
       </w:ins>
-      <w:ins w:id="10061" w:author="Z. Zukowski" w:date="2026-05-22T00:00:00Z">
+      <w:ins w:id="10063" w:author="Z. Zukowski" w:date="2026-05-22T00:00:00Z">
         <w:r>
           <w:rPr>
             <w:i/>
@@ -15481,7 +15501,7 @@
       <w:pPr>
         <w:pStyle w:val="FirstParagraph"/>
       </w:pPr>
-      <w:ins w:id="10062" w:author="Z. Zukowski" w:date="2026-05-22T00:00:00Z">
+      <w:ins w:id="10064" w:author="Z. Zukowski" w:date="2026-05-22T00:00:00Z">
         <w:r>
           <w:t xml:space="preserve">The sector contrast documented above (Cohen’s d = 1.05) is robust to chain-architecture decomposition. When the cross-section is split by chain ecosystem, the ordering in which DePIN protocols carry higher governance concentration than DeFi protocols holds within the EVM cohort and is directionally consistent, though negligible in magnitude, within the Solana cohort. Chain architecture therefore enters this analysis as an additional observational axis, not as a substitute for the sector finding. The decomposition draws on an extended comparative cohort assembled for robustness, with both sector and chain architecture coded for each protocol; because this cohort differs from the 30-protocol primary sample, the cell-level magnitudes are not directly comparable to the headline effect size, and the question of interest is whether the sector ordering survives the split rather than the size of the gap.</w:t>
         </w:r>
@@ -15850,7 +15870,7 @@
       <w:pPr>
         <w:pStyle w:val="BodyText"/>
       </w:pPr>
-      <w:ins w:id="10063" w:author="Z. Zukowski" w:date="2026-05-22T00:00:00Z">
+      <w:ins w:id="10065" w:author="Z. Zukowski" w:date="2026-05-22T00:00:00Z">
         <w:r>
           <w:rPr>
             <w:b/>
@@ -15861,7 +15881,7 @@
           <w:t xml:space="preserve">Table 3.5.</w:t>
         </w:r>
       </w:ins>
-      <w:ins w:id="10063" w:author="Z. Zukowski" w:date="2026-05-22T00:00:00Z">
+      <w:ins w:id="10065" w:author="Z. Zukowski" w:date="2026-05-22T00:00:00Z">
         <w:r>
           <w:rPr>
             <w:i/>
@@ -15870,7 +15890,7 @@
           <w:t xml:space="preserve"> </w:t>
         </w:r>
       </w:ins>
-      <w:ins w:id="10063" w:author="Z. Zukowski" w:date="2026-05-22T00:00:00Z">
+      <w:ins w:id="10065" w:author="Z. Zukowski" w:date="2026-05-22T00:00:00Z">
         <w:r>
           <w:rPr>
             <w:i/>
@@ -15884,7 +15904,7 @@
       <w:pPr>
         <w:pStyle w:val="BodyText"/>
       </w:pPr>
-      <w:ins w:id="10064" w:author="Z. Zukowski" w:date="2026-05-22T00:00:00Z">
+      <w:ins w:id="10066" w:author="Z. Zukowski" w:date="2026-05-22T00:00:00Z">
         <w:r>
           <w:t xml:space="preserve">Within the EVM cohort the DeFi-versus-DePIN contrast is large and in the expected direction, with DeFi less concentrated than DePIN (Cliff’s delta = -0.71, a rank-based non-parametric effect-size measure that is robust to outliers; Cohen’s d = -1.41). Within the Solana cohort the sector difference is smaller but directionally consistent (Cliff’s delta = -0.43, Cohen’s d = -0.79, DeFi less concentrated than DePIN as in the EVM cohort); the Solana DeFi cell is small (seven protocols), so this within-Solana comparison is reported as descriptive context rather than as an independent test of the sector effect.</w:t>
         </w:r>
@@ -15894,7 +15914,7 @@
       <w:pPr>
         <w:pStyle w:val="BodyText"/>
       </w:pPr>
-      <w:ins w:id="10065" w:author="Z. Zukowski" w:date="2026-05-22T00:00:00Z">
+      <w:ins w:id="10067" w:author="Z. Zukowski" w:date="2026-05-22T00:00:00Z">
         <w:r>
           <w:t xml:space="preserve">The longitudinal column summarizes net post-distribution trajectories for the protocols with sufficient monthly panel coverage. Net HHI decline is the majority pattern in every cell, and a larger share of EVM protocols decline (DeFi 9 of 11; DePIN 5 of 8) than Solana protocols (DeFi 4 of 7; DePIN 1 of 4). The difference in DeFi deconcentration rates between the two architectures is not statistically significant in this panel (Fisher exact p = 0.33). These trajectory comparisons are descriptive: the present cross-section cannot support causal or trajectory claims (Section 5.7), and the full panel analysis is specified as future work (Section 5.8).</w:t>
         </w:r>
@@ -15904,7 +15924,7 @@
       <w:pPr>
         <w:pStyle w:val="BodyText"/>
       </w:pPr>
-      <w:ins w:id="10066" w:author="Z. Zukowski" w:date="2026-05-22T00:00:00Z">
+      <w:ins w:id="10068" w:author="Z. Zukowski" w:date="2026-05-22T00:00:00Z">
         <w:r>
           <w:t xml:space="preserve">A matched-sample design within the DeFi sector cannot adjudicate the chain-architecture difference at present. A strict three-to-five-year maturity window leaves three DeFi protocols (Maple Finance and GMX on EVM; MetaDAO on Solana); loosening to a two-to-six-year window yields thirteen, with a persistent ten-to-three EVM-to-Solana imbalance. Neither window supports chain-architecture-level inference within sector. The cohort also exhibits chain-architecture-age collinearity, with the Solana DeFi sub-cohort averaging roughly 2.3 years of maturity against roughly 6.0 years for EVM DeFi, which prevents a clean attribution of trajectory direction to chain ecosystem rather than distribution-phase age. The decomposition is therefore reported at the descriptive layer only; a multivariate specification with a chain-architecture indicator is deferred to the age-balanced extended cohort described in Section 5.8 (falsifiable prediction 5).</w:t>
         </w:r>
@@ -16011,197 +16031,197 @@
       <w:pPr>
         <w:pStyle w:val="BodyText"/>
       </w:pPr>
-      <w:ins w:id="10067" w:author="Z. Zukowski" w:date="2026-05-22T00:00:00Z">
+      <w:ins w:id="10069" w:author="Z. Zukowski" w:date="2026-05-22T00:00:00Z">
         <w:r>
           <w:t xml:space="preserve">Methodological note on AAVE: the stkAAVE staking contract is excluded</w:t>
         </w:r>
       </w:ins>
-      <w:ins w:id="10067" w:author="Z. Zukowski" w:date="2026-05-22T00:00:00Z">
-        <w:r>
-          <w:t xml:space="preserve"> </w:t>
-        </w:r>
-      </w:ins>
-      <w:ins w:id="10067" w:author="Z. Zukowski" w:date="2026-05-22T00:00:00Z">
+      <w:ins w:id="10069" w:author="Z. Zukowski" w:date="2026-05-22T00:00:00Z">
+        <w:r>
+          <w:t xml:space="preserve"> </w:t>
+        </w:r>
+      </w:ins>
+      <w:ins w:id="10069" w:author="Z. Zukowski" w:date="2026-05-22T00:00:00Z">
         <w:r>
           <w:t xml:space="preserve">from the holding Herfindahl-Hirschman Index per the</w:t>
         </w:r>
       </w:ins>
-      <w:ins w:id="10067" w:author="Z. Zukowski" w:date="2026-05-22T00:00:00Z">
-        <w:r>
-          <w:t xml:space="preserve"> </w:t>
-        </w:r>
-      </w:ins>
-      <w:ins w:id="10067" w:author="Z. Zukowski" w:date="2026-05-22T00:00:00Z">
+      <w:ins w:id="10069" w:author="Z. Zukowski" w:date="2026-05-22T00:00:00Z">
+        <w:r>
+          <w:t xml:space="preserve"> </w:t>
+        </w:r>
+      </w:ins>
+      <w:ins w:id="10069" w:author="Z. Zukowski" w:date="2026-05-22T00:00:00Z">
         <w:r>
           <w:t xml:space="preserve">protocol-controlled-address rule, but stakers retain pass-through voting</w:t>
         </w:r>
       </w:ins>
-      <w:ins w:id="10067" w:author="Z. Zukowski" w:date="2026-05-22T00:00:00Z">
-        <w:r>
-          <w:t xml:space="preserve"> </w:t>
-        </w:r>
-      </w:ins>
-      <w:ins w:id="10067" w:author="Z. Zukowski" w:date="2026-05-22T00:00:00Z">
+      <w:ins w:id="10069" w:author="Z. Zukowski" w:date="2026-05-22T00:00:00Z">
+        <w:r>
+          <w:t xml:space="preserve"> </w:t>
+        </w:r>
+      </w:ins>
+      <w:ins w:id="10069" w:author="Z. Zukowski" w:date="2026-05-22T00:00:00Z">
         <w:r>
           <w:t xml:space="preserve">power, so the reported AAVE holding HHI of 0.013 understates effective</w:t>
         </w:r>
       </w:ins>
-      <w:ins w:id="10067" w:author="Z. Zukowski" w:date="2026-05-22T00:00:00Z">
-        <w:r>
-          <w:t xml:space="preserve"> </w:t>
-        </w:r>
-      </w:ins>
-      <w:ins w:id="10067" w:author="Z. Zukowski" w:date="2026-05-22T00:00:00Z">
+      <w:ins w:id="10069" w:author="Z. Zukowski" w:date="2026-05-22T00:00:00Z">
+        <w:r>
+          <w:t xml:space="preserve"> </w:t>
+        </w:r>
+      </w:ins>
+      <w:ins w:id="10069" w:author="Z. Zukowski" w:date="2026-05-22T00:00:00Z">
         <w:r>
           <w:t xml:space="preserve">insider control. Attributing the staked balance back to the underlying</w:t>
         </w:r>
       </w:ins>
-      <w:ins w:id="10067" w:author="Z. Zukowski" w:date="2026-05-22T00:00:00Z">
-        <w:r>
-          <w:t xml:space="preserve"> </w:t>
-        </w:r>
-      </w:ins>
-      <w:ins w:id="10067" w:author="Z. Zukowski" w:date="2026-05-22T00:00:00Z">
+      <w:ins w:id="10069" w:author="Z. Zukowski" w:date="2026-05-22T00:00:00Z">
+        <w:r>
+          <w:t xml:space="preserve"> </w:t>
+        </w:r>
+      </w:ins>
+      <w:ins w:id="10069" w:author="Z. Zukowski" w:date="2026-05-22T00:00:00Z">
         <w:r>
           <w:t xml:space="preserve">stakers resolves what the wholesale exclusion hides: stkAAVE holds 21.67</w:t>
         </w:r>
       </w:ins>
-      <w:ins w:id="10067" w:author="Z. Zukowski" w:date="2026-05-22T00:00:00Z">
-        <w:r>
-          <w:t xml:space="preserve"> </w:t>
-        </w:r>
-      </w:ins>
-      <w:ins w:id="10067" w:author="Z. Zukowski" w:date="2026-05-22T00:00:00Z">
+      <w:ins w:id="10069" w:author="Z. Zukowski" w:date="2026-05-22T00:00:00Z">
+        <w:r>
+          <w:t xml:space="preserve"> </w:t>
+        </w:r>
+      </w:ins>
+      <w:ins w:id="10069" w:author="Z. Zukowski" w:date="2026-05-22T00:00:00Z">
         <w:r>
           <w:t xml:space="preserve">percent of AAVE supply, of which roughly 4.4 to 6.3 percent of total supply</w:t>
         </w:r>
       </w:ins>
-      <w:ins w:id="10067" w:author="Z. Zukowski" w:date="2026-05-22T00:00:00Z">
-        <w:r>
-          <w:t xml:space="preserve"> </w:t>
-        </w:r>
-      </w:ins>
-      <w:ins w:id="10067" w:author="Z. Zukowski" w:date="2026-05-22T00:00:00Z">
+      <w:ins w:id="10069" w:author="Z. Zukowski" w:date="2026-05-22T00:00:00Z">
+        <w:r>
+          <w:t xml:space="preserve"> </w:t>
+        </w:r>
+      </w:ins>
+      <w:ins w:id="10069" w:author="Z. Zukowski" w:date="2026-05-22T00:00:00Z">
         <w:r>
           <w:t xml:space="preserve">is insider AAVE (Aave team multi-signature wallets plus the founder)</w:t>
         </w:r>
       </w:ins>
-      <w:ins w:id="10067" w:author="Z. Zukowski" w:date="2026-05-22T00:00:00Z">
-        <w:r>
-          <w:t xml:space="preserve"> </w:t>
-        </w:r>
-      </w:ins>
-      <w:ins w:id="10067" w:author="Z. Zukowski" w:date="2026-05-22T00:00:00Z">
+      <w:ins w:id="10069" w:author="Z. Zukowski" w:date="2026-05-22T00:00:00Z">
+        <w:r>
+          <w:t xml:space="preserve"> </w:t>
+        </w:r>
+      </w:ins>
+      <w:ins w:id="10069" w:author="Z. Zukowski" w:date="2026-05-22T00:00:00Z">
         <w:r>
           <w:t xml:space="preserve">invisible to the top-1000 holder snapshot. At the address level this</w:t>
         </w:r>
       </w:ins>
-      <w:ins w:id="10067" w:author="Z. Zukowski" w:date="2026-05-22T00:00:00Z">
-        <w:r>
-          <w:t xml:space="preserve"> </w:t>
-        </w:r>
-      </w:ins>
-      <w:ins w:id="10067" w:author="Z. Zukowski" w:date="2026-05-22T00:00:00Z">
+      <w:ins w:id="10069" w:author="Z. Zukowski" w:date="2026-05-22T00:00:00Z">
+        <w:r>
+          <w:t xml:space="preserve"> </w:t>
+        </w:r>
+      </w:ins>
+      <w:ins w:id="10069" w:author="Z. Zukowski" w:date="2026-05-22T00:00:00Z">
         <w:r>
           <w:t xml:space="preserve">attribution leaves the holding HHI essentially unchanged, and if anything</w:t>
         </w:r>
       </w:ins>
-      <w:ins w:id="10067" w:author="Z. Zukowski" w:date="2026-05-22T00:00:00Z">
-        <w:r>
-          <w:t xml:space="preserve"> </w:t>
-        </w:r>
-      </w:ins>
-      <w:ins w:id="10067" w:author="Z. Zukowski" w:date="2026-05-22T00:00:00Z">
+      <w:ins w:id="10069" w:author="Z. Zukowski" w:date="2026-05-22T00:00:00Z">
+        <w:r>
+          <w:t xml:space="preserve"> </w:t>
+        </w:r>
+      </w:ins>
+      <w:ins w:id="10069" w:author="Z. Zukowski" w:date="2026-05-22T00:00:00Z">
         <w:r>
           <w:t xml:space="preserve">marginally lower: the recovered insider stake re-enters as several distinct</w:t>
         </w:r>
       </w:ins>
-      <w:ins w:id="10067" w:author="Z. Zukowski" w:date="2026-05-22T00:00:00Z">
-        <w:r>
-          <w:t xml:space="preserve"> </w:t>
-        </w:r>
-      </w:ins>
-      <w:ins w:id="10067" w:author="Z. Zukowski" w:date="2026-05-22T00:00:00Z">
+      <w:ins w:id="10069" w:author="Z. Zukowski" w:date="2026-05-22T00:00:00Z">
+        <w:r>
+          <w:t xml:space="preserve"> </w:t>
+        </w:r>
+      </w:ins>
+      <w:ins w:id="10069" w:author="Z. Zukowski" w:date="2026-05-22T00:00:00Z">
         <w:r>
           <w:t xml:space="preserve">staker addresses rather than as a single block, so it enlarges the</w:t>
         </w:r>
       </w:ins>
-      <w:ins w:id="10067" w:author="Z. Zukowski" w:date="2026-05-22T00:00:00Z">
-        <w:r>
-          <w:t xml:space="preserve"> </w:t>
-        </w:r>
-      </w:ins>
-      <w:ins w:id="10067" w:author="Z. Zukowski" w:date="2026-05-22T00:00:00Z">
+      <w:ins w:id="10069" w:author="Z. Zukowski" w:date="2026-05-22T00:00:00Z">
+        <w:r>
+          <w:t xml:space="preserve"> </w:t>
+        </w:r>
+      </w:ins>
+      <w:ins w:id="10069" w:author="Z. Zukowski" w:date="2026-05-22T00:00:00Z">
         <w:r>
           <w:t xml:space="preserve">post-exclusion holder denominator more than it concentrates the</w:t>
         </w:r>
       </w:ins>
-      <w:ins w:id="10067" w:author="Z. Zukowski" w:date="2026-05-22T00:00:00Z">
-        <w:r>
-          <w:t xml:space="preserve"> </w:t>
-        </w:r>
-      </w:ins>
-      <w:ins w:id="10067" w:author="Z. Zukowski" w:date="2026-05-22T00:00:00Z">
+      <w:ins w:id="10069" w:author="Z. Zukowski" w:date="2026-05-22T00:00:00Z">
+        <w:r>
+          <w:t xml:space="preserve"> </w:t>
+        </w:r>
+      </w:ins>
+      <w:ins w:id="10069" w:author="Z. Zukowski" w:date="2026-05-22T00:00:00Z">
         <w:r>
           <w:t xml:space="preserve">squared-share sum, which lowers the HHI slightly rather than raising it.</w:t>
         </w:r>
       </w:ins>
-      <w:ins w:id="10067" w:author="Z. Zukowski" w:date="2026-05-22T00:00:00Z">
-        <w:r>
-          <w:t xml:space="preserve"> </w:t>
-        </w:r>
-      </w:ins>
-      <w:ins w:id="10067" w:author="Z. Zukowski" w:date="2026-05-22T00:00:00Z">
+      <w:ins w:id="10069" w:author="Z. Zukowski" w:date="2026-05-22T00:00:00Z">
+        <w:r>
+          <w:t xml:space="preserve"> </w:t>
+        </w:r>
+      </w:ins>
+      <w:ins w:id="10069" w:author="Z. Zukowski" w:date="2026-05-22T00:00:00Z">
         <w:r>
           <w:t xml:space="preserve">The substantive result is therefore the recovered insider share, not a</w:t>
         </w:r>
       </w:ins>
-      <w:ins w:id="10067" w:author="Z. Zukowski" w:date="2026-05-22T00:00:00Z">
-        <w:r>
-          <w:t xml:space="preserve"> </w:t>
-        </w:r>
-      </w:ins>
-      <w:ins w:id="10067" w:author="Z. Zukowski" w:date="2026-05-22T00:00:00Z">
+      <w:ins w:id="10069" w:author="Z. Zukowski" w:date="2026-05-22T00:00:00Z">
+        <w:r>
+          <w:t xml:space="preserve"> </w:t>
+        </w:r>
+      </w:ins>
+      <w:ins w:id="10069" w:author="Z. Zukowski" w:date="2026-05-22T00:00:00Z">
         <w:r>
           <w:t xml:space="preserve">movement in the holding HHI. This reinforces the reading that the holding measure</w:t>
         </w:r>
       </w:ins>
-      <w:ins w:id="10067" w:author="Z. Zukowski" w:date="2026-05-22T00:00:00Z">
-        <w:r>
-          <w:t xml:space="preserve"> </w:t>
-        </w:r>
-      </w:ins>
-      <w:ins w:id="10067" w:author="Z. Zukowski" w:date="2026-05-22T00:00:00Z">
+      <w:ins w:id="10069" w:author="Z. Zukowski" w:date="2026-05-22T00:00:00Z">
+        <w:r>
+          <w:t xml:space="preserve"> </w:t>
+        </w:r>
+      </w:ins>
+      <w:ins w:id="10069" w:author="Z. Zukowski" w:date="2026-05-22T00:00:00Z">
         <w:r>
           <w:t xml:space="preserve">understates insider control: the concentration the holding HHI does not</w:t>
         </w:r>
       </w:ins>
-      <w:ins w:id="10067" w:author="Z. Zukowski" w:date="2026-05-22T00:00:00Z">
-        <w:r>
-          <w:t xml:space="preserve"> </w:t>
-        </w:r>
-      </w:ins>
-      <w:ins w:id="10067" w:author="Z. Zukowski" w:date="2026-05-22T00:00:00Z">
+      <w:ins w:id="10069" w:author="Z. Zukowski" w:date="2026-05-22T00:00:00Z">
+        <w:r>
+          <w:t xml:space="preserve"> </w:t>
+        </w:r>
+      </w:ins>
+      <w:ins w:id="10069" w:author="Z. Zukowski" w:date="2026-05-22T00:00:00Z">
         <w:r>
           <w:t xml:space="preserve">register surfaces instead in the insider share and in delegated voting</w:t>
         </w:r>
       </w:ins>
-      <w:ins w:id="10067" w:author="Z. Zukowski" w:date="2026-05-22T00:00:00Z">
-        <w:r>
-          <w:t xml:space="preserve"> </w:t>
-        </w:r>
-      </w:ins>
-      <w:ins w:id="10067" w:author="Z. Zukowski" w:date="2026-05-22T00:00:00Z">
+      <w:ins w:id="10069" w:author="Z. Zukowski" w:date="2026-05-22T00:00:00Z">
+        <w:r>
+          <w:t xml:space="preserve"> </w:t>
+        </w:r>
+      </w:ins>
+      <w:ins w:id="10069" w:author="Z. Zukowski" w:date="2026-05-22T00:00:00Z">
         <w:r>
           <w:t xml:space="preserve">power, the latter captured by the companion Tally-sourced AAVE delegation</w:t>
         </w:r>
       </w:ins>
-      <w:ins w:id="10067" w:author="Z. Zukowski" w:date="2026-05-22T00:00:00Z">
-        <w:r>
-          <w:t xml:space="preserve"> </w:t>
-        </w:r>
-      </w:ins>
-      <w:ins w:id="10067" w:author="Z. Zukowski" w:date="2026-05-22T00:00:00Z">
+      <w:ins w:id="10069" w:author="Z. Zukowski" w:date="2026-05-22T00:00:00Z">
+        <w:r>
+          <w:t xml:space="preserve"> </w:t>
+        </w:r>
+      </w:ins>
+      <w:ins w:id="10069" w:author="Z. Zukowski" w:date="2026-05-22T00:00:00Z">
         <w:r>
           <w:t xml:space="preserve">HHI of 0.058 in Table 6.</w:t>
         </w:r>
@@ -16211,157 +16231,157 @@
       <w:pPr>
         <w:pStyle w:val="BodyText"/>
       </w:pPr>
-      <w:ins w:id="10068" w:author="Z. Zukowski" w:date="2026-05-22T00:00:00Z">
+      <w:ins w:id="10070" w:author="Z. Zukowski" w:date="2026-05-22T00:00:00Z">
         <w:r>
           <w:t xml:space="preserve">Longitudinal panel evidence consistent with the cross-sectional null.</w:t>
         </w:r>
       </w:ins>
-      <w:ins w:id="10068" w:author="Z. Zukowski" w:date="2026-05-22T00:00:00Z">
-        <w:r>
-          <w:t xml:space="preserve"> </w:t>
-        </w:r>
-      </w:ins>
-      <w:ins w:id="10068" w:author="Z. Zukowski" w:date="2026-05-22T00:00:00Z">
+      <w:ins w:id="10070" w:author="Z. Zukowski" w:date="2026-05-22T00:00:00Z">
+        <w:r>
+          <w:t xml:space="preserve"> </w:t>
+        </w:r>
+      </w:ins>
+      <w:ins w:id="10070" w:author="Z. Zukowski" w:date="2026-05-22T00:00:00Z">
         <w:r>
           <w:t xml:space="preserve">A companion quarterly HHI panel for 14 governance tokens over 8</w:t>
         </w:r>
       </w:ins>
-      <w:ins w:id="10068" w:author="Z. Zukowski" w:date="2026-05-22T00:00:00Z">
-        <w:r>
-          <w:t xml:space="preserve"> </w:t>
-        </w:r>
-      </w:ins>
-      <w:ins w:id="10068" w:author="Z. Zukowski" w:date="2026-05-22T00:00:00Z">
+      <w:ins w:id="10070" w:author="Z. Zukowski" w:date="2026-05-22T00:00:00Z">
+        <w:r>
+          <w:t xml:space="preserve"> </w:t>
+        </w:r>
+      </w:ins>
+      <w:ins w:id="10070" w:author="Z. Zukowski" w:date="2026-05-22T00:00:00Z">
         <w:r>
           <w:t xml:space="preserve">quarters post-token-generation event (Supplementary File S7) shows</w:t>
         </w:r>
       </w:ins>
-      <w:ins w:id="10068" w:author="Z. Zukowski" w:date="2026-05-22T00:00:00Z">
-        <w:r>
-          <w:t xml:space="preserve"> </w:t>
-        </w:r>
-      </w:ins>
-      <w:ins w:id="10068" w:author="Z. Zukowski" w:date="2026-05-22T00:00:00Z">
+      <w:ins w:id="10070" w:author="Z. Zukowski" w:date="2026-05-22T00:00:00Z">
+        <w:r>
+          <w:t xml:space="preserve"> </w:t>
+        </w:r>
+      </w:ins>
+      <w:ins w:id="10070" w:author="Z. Zukowski" w:date="2026-05-22T00:00:00Z">
         <w:r>
           <w:t xml:space="preserve">that 11 of 14 protocols exhibit monotonic governance HHI decay over</w:t>
         </w:r>
       </w:ins>
-      <w:ins w:id="10068" w:author="Z. Zukowski" w:date="2026-05-22T00:00:00Z">
-        <w:r>
-          <w:t xml:space="preserve"> </w:t>
-        </w:r>
-      </w:ins>
-      <w:ins w:id="10068" w:author="Z. Zukowski" w:date="2026-05-22T00:00:00Z">
+      <w:ins w:id="10070" w:author="Z. Zukowski" w:date="2026-05-22T00:00:00Z">
+        <w:r>
+          <w:t xml:space="preserve"> </w:t>
+        </w:r>
+      </w:ins>
+      <w:ins w:id="10070" w:author="Z. Zukowski" w:date="2026-05-22T00:00:00Z">
         <w:r>
           <w:t xml:space="preserve">the 24-month observation window, with the three exceptions reflecting</w:t>
         </w:r>
       </w:ins>
-      <w:ins w:id="10068" w:author="Z. Zukowski" w:date="2026-05-22T00:00:00Z">
-        <w:r>
-          <w:t xml:space="preserve"> </w:t>
-        </w:r>
-      </w:ins>
-      <w:ins w:id="10068" w:author="Z. Zukowski" w:date="2026-05-22T00:00:00Z">
+      <w:ins w:id="10070" w:author="Z. Zukowski" w:date="2026-05-22T00:00:00Z">
+        <w:r>
+          <w:t xml:space="preserve"> </w:t>
+        </w:r>
+      </w:ins>
+      <w:ins w:id="10070" w:author="Z. Zukowski" w:date="2026-05-22T00:00:00Z">
         <w:r>
           <w:t xml:space="preserve">mechanism-specific lock-in: CRV (vote-escrow), COMP (reservoir-drip</w:t>
         </w:r>
       </w:ins>
-      <w:ins w:id="10068" w:author="Z. Zukowski" w:date="2026-05-22T00:00:00Z">
-        <w:r>
-          <w:t xml:space="preserve"> </w:t>
-        </w:r>
-      </w:ins>
-      <w:ins w:id="10068" w:author="Z. Zukowski" w:date="2026-05-22T00:00:00Z">
+      <w:ins w:id="10070" w:author="Z. Zukowski" w:date="2026-05-22T00:00:00Z">
+        <w:r>
+          <w:t xml:space="preserve"> </w:t>
+        </w:r>
+      </w:ins>
+      <w:ins w:id="10070" w:author="Z. Zukowski" w:date="2026-05-22T00:00:00Z">
         <w:r>
           <w:t xml:space="preserve">emissions), and ENS (claim-window distribution). The longitudinal</w:t>
         </w:r>
       </w:ins>
-      <w:ins w:id="10068" w:author="Z. Zukowski" w:date="2026-05-22T00:00:00Z">
-        <w:r>
-          <w:t xml:space="preserve"> </w:t>
-        </w:r>
-      </w:ins>
-      <w:ins w:id="10068" w:author="Z. Zukowski" w:date="2026-05-22T00:00:00Z">
+      <w:ins w:id="10070" w:author="Z. Zukowski" w:date="2026-05-22T00:00:00Z">
+        <w:r>
+          <w:t xml:space="preserve"> </w:t>
+        </w:r>
+      </w:ins>
+      <w:ins w:id="10070" w:author="Z. Zukowski" w:date="2026-05-22T00:00:00Z">
         <w:r>
           <w:t xml:space="preserve">pattern reinforces the cross-sectional finding that initial allocation</w:t>
         </w:r>
       </w:ins>
-      <w:ins w:id="10068" w:author="Z. Zukowski" w:date="2026-05-22T00:00:00Z">
-        <w:r>
-          <w:t xml:space="preserve"> </w:t>
-        </w:r>
-      </w:ins>
-      <w:ins w:id="10068" w:author="Z. Zukowski" w:date="2026-05-22T00:00:00Z">
+      <w:ins w:id="10070" w:author="Z. Zukowski" w:date="2026-05-22T00:00:00Z">
+        <w:r>
+          <w:t xml:space="preserve"> </w:t>
+        </w:r>
+      </w:ins>
+      <w:ins w:id="10070" w:author="Z. Zukowski" w:date="2026-05-22T00:00:00Z">
         <w:r>
           <w:t xml:space="preserve">is not associated with steady-state concentration: distributions tend to</w:t>
         </w:r>
       </w:ins>
-      <w:ins w:id="10068" w:author="Z. Zukowski" w:date="2026-05-22T00:00:00Z">
-        <w:r>
-          <w:t xml:space="preserve"> </w:t>
-        </w:r>
-      </w:ins>
-      <w:ins w:id="10068" w:author="Z. Zukowski" w:date="2026-05-22T00:00:00Z">
+      <w:ins w:id="10070" w:author="Z. Zukowski" w:date="2026-05-22T00:00:00Z">
+        <w:r>
+          <w:t xml:space="preserve"> </w:t>
+        </w:r>
+      </w:ins>
+      <w:ins w:id="10070" w:author="Z. Zukowski" w:date="2026-05-22T00:00:00Z">
         <w:r>
           <w:t xml:space="preserve">deconcentrate over time across heterogeneous allocation designs,</w:t>
         </w:r>
       </w:ins>
-      <w:ins w:id="10068" w:author="Z. Zukowski" w:date="2026-05-22T00:00:00Z">
-        <w:r>
-          <w:t xml:space="preserve"> </w:t>
-        </w:r>
-      </w:ins>
-      <w:ins w:id="10068" w:author="Z. Zukowski" w:date="2026-05-22T00:00:00Z">
+      <w:ins w:id="10070" w:author="Z. Zukowski" w:date="2026-05-22T00:00:00Z">
+        <w:r>
+          <w:t xml:space="preserve"> </w:t>
+        </w:r>
+      </w:ins>
+      <w:ins w:id="10070" w:author="Z. Zukowski" w:date="2026-05-22T00:00:00Z">
         <w:r>
           <w:t xml:space="preserve">indicating that the relevant institutional-design margin is</w:t>
         </w:r>
       </w:ins>
-      <w:ins w:id="10068" w:author="Z. Zukowski" w:date="2026-05-22T00:00:00Z">
-        <w:r>
-          <w:t xml:space="preserve"> </w:t>
-        </w:r>
-      </w:ins>
-      <w:ins w:id="10068" w:author="Z. Zukowski" w:date="2026-05-22T00:00:00Z">
+      <w:ins w:id="10070" w:author="Z. Zukowski" w:date="2026-05-22T00:00:00Z">
+        <w:r>
+          <w:t xml:space="preserve"> </w:t>
+        </w:r>
+      </w:ins>
+      <w:ins w:id="10070" w:author="Z. Zukowski" w:date="2026-05-22T00:00:00Z">
         <w:r>
           <w:t xml:space="preserve">post-distribution architecture (delegation programs, lock-in</w:t>
         </w:r>
       </w:ins>
-      <w:ins w:id="10068" w:author="Z. Zukowski" w:date="2026-05-22T00:00:00Z">
-        <w:r>
-          <w:t xml:space="preserve"> </w:t>
-        </w:r>
-      </w:ins>
-      <w:ins w:id="10068" w:author="Z. Zukowski" w:date="2026-05-22T00:00:00Z">
+      <w:ins w:id="10070" w:author="Z. Zukowski" w:date="2026-05-22T00:00:00Z">
+        <w:r>
+          <w:t xml:space="preserve"> </w:t>
+        </w:r>
+      </w:ins>
+      <w:ins w:id="10070" w:author="Z. Zukowski" w:date="2026-05-22T00:00:00Z">
         <w:r>
           <w:t xml:space="preserve">mechanisms, distribution-channel diversity) rather than launch-time</w:t>
         </w:r>
       </w:ins>
-      <w:ins w:id="10068" w:author="Z. Zukowski" w:date="2026-05-22T00:00:00Z">
-        <w:r>
-          <w:t xml:space="preserve"> </w:t>
-        </w:r>
-      </w:ins>
-      <w:ins w:id="10068" w:author="Z. Zukowski" w:date="2026-05-22T00:00:00Z">
+      <w:ins w:id="10070" w:author="Z. Zukowski" w:date="2026-05-22T00:00:00Z">
+        <w:r>
+          <w:t xml:space="preserve"> </w:t>
+        </w:r>
+      </w:ins>
+      <w:ins w:id="10070" w:author="Z. Zukowski" w:date="2026-05-22T00:00:00Z">
         <w:r>
           <w:t xml:space="preserve">allocation. The panel design supports the cross-section’s descriptive</w:t>
         </w:r>
       </w:ins>
-      <w:ins w:id="10068" w:author="Z. Zukowski" w:date="2026-05-22T00:00:00Z">
-        <w:r>
-          <w:t xml:space="preserve"> </w:t>
-        </w:r>
-      </w:ins>
-      <w:ins w:id="10068" w:author="Z. Zukowski" w:date="2026-05-22T00:00:00Z">
+      <w:ins w:id="10070" w:author="Z. Zukowski" w:date="2026-05-22T00:00:00Z">
+        <w:r>
+          <w:t xml:space="preserve"> </w:t>
+        </w:r>
+      </w:ins>
+      <w:ins w:id="10070" w:author="Z. Zukowski" w:date="2026-05-22T00:00:00Z">
         <w:r>
           <w:t xml:space="preserve">claim without resolving causal identification (which requires the</w:t>
         </w:r>
       </w:ins>
-      <w:ins w:id="10068" w:author="Z. Zukowski" w:date="2026-05-22T00:00:00Z">
-        <w:r>
-          <w:t xml:space="preserve"> </w:t>
-        </w:r>
-      </w:ins>
-      <w:ins w:id="10068" w:author="Z. Zukowski" w:date="2026-05-22T00:00:00Z">
+      <w:ins w:id="10070" w:author="Z. Zukowski" w:date="2026-05-22T00:00:00Z">
+        <w:r>
+          <w:t xml:space="preserve"> </w:t>
+        </w:r>
+      </w:ins>
+      <w:ins w:id="10070" w:author="Z. Zukowski" w:date="2026-05-22T00:00:00Z">
         <w:r>
           <w:t xml:space="preserve">panel-and-event-study extension specified in Section 5.8).</w:t>
         </w:r>
@@ -18391,67 +18411,67 @@
       <w:pPr>
         <w:pStyle w:val="BodyText"/>
       </w:pPr>
-      <w:ins w:id="10069" w:author="Z. Zukowski" w:date="2026-05-22T00:00:00Z">
+      <w:ins w:id="10071" w:author="Z. Zukowski" w:date="2026-05-22T00:00:00Z">
         <w:r>
           <w:t xml:space="preserve">The governance concentration patterns documented across the sample</w:t>
         </w:r>
       </w:ins>
-      <w:ins w:id="10069" w:author="Z. Zukowski" w:date="2026-05-22T00:00:00Z">
-        <w:r>
-          <w:t xml:space="preserve"> </w:t>
-        </w:r>
-      </w:ins>
-      <w:ins w:id="10069" w:author="Z. Zukowski" w:date="2026-05-22T00:00:00Z">
+      <w:ins w:id="10071" w:author="Z. Zukowski" w:date="2026-05-22T00:00:00Z">
+        <w:r>
+          <w:t xml:space="preserve"> </w:t>
+        </w:r>
+      </w:ins>
+      <w:ins w:id="10071" w:author="Z. Zukowski" w:date="2026-05-22T00:00:00Z">
         <w:r>
           <w:t xml:space="preserve">(Section 4.2, Table 3; HHI range 0.005 to 0.199) are descriptive, but</w:t>
         </w:r>
       </w:ins>
-      <w:ins w:id="10069" w:author="Z. Zukowski" w:date="2026-05-22T00:00:00Z">
-        <w:r>
-          <w:t xml:space="preserve"> </w:t>
-        </w:r>
-      </w:ins>
-      <w:ins w:id="10069" w:author="Z. Zukowski" w:date="2026-05-22T00:00:00Z">
+      <w:ins w:id="10071" w:author="Z. Zukowski" w:date="2026-05-22T00:00:00Z">
+        <w:r>
+          <w:t xml:space="preserve"> </w:t>
+        </w:r>
+      </w:ins>
+      <w:ins w:id="10071" w:author="Z. Zukowski" w:date="2026-05-22T00:00:00Z">
         <w:r>
           <w:t xml:space="preserve">they matter for governance audits because protocols often cite token</w:t>
         </w:r>
       </w:ins>
-      <w:ins w:id="10069" w:author="Z. Zukowski" w:date="2026-05-22T00:00:00Z">
-        <w:r>
-          <w:t xml:space="preserve"> </w:t>
-        </w:r>
-      </w:ins>
-      <w:ins w:id="10069" w:author="Z. Zukowski" w:date="2026-05-22T00:00:00Z">
+      <w:ins w:id="10071" w:author="Z. Zukowski" w:date="2026-05-22T00:00:00Z">
+        <w:r>
+          <w:t xml:space="preserve"> </w:t>
+        </w:r>
+      </w:ins>
+      <w:ins w:id="10071" w:author="Z. Zukowski" w:date="2026-05-22T00:00:00Z">
         <w:r>
           <w:t xml:space="preserve">distribution as evidence of decentralization. The corrected data show</w:t>
         </w:r>
       </w:ins>
-      <w:ins w:id="10069" w:author="Z. Zukowski" w:date="2026-05-22T00:00:00Z">
-        <w:r>
-          <w:t xml:space="preserve"> </w:t>
-        </w:r>
-      </w:ins>
-      <w:ins w:id="10069" w:author="Z. Zukowski" w:date="2026-05-22T00:00:00Z">
+      <w:ins w:id="10071" w:author="Z. Zukowski" w:date="2026-05-22T00:00:00Z">
+        <w:r>
+          <w:t xml:space="preserve"> </w:t>
+        </w:r>
+      </w:ins>
+      <w:ins w:id="10071" w:author="Z. Zukowski" w:date="2026-05-22T00:00:00Z">
         <w:r>
           <w:t xml:space="preserve">that current holder composition, insider retention, and delegation</w:t>
         </w:r>
       </w:ins>
-      <w:ins w:id="10069" w:author="Z. Zukowski" w:date="2026-05-22T00:00:00Z">
-        <w:r>
-          <w:t xml:space="preserve"> </w:t>
-        </w:r>
-      </w:ins>
-      <w:ins w:id="10069" w:author="Z. Zukowski" w:date="2026-05-22T00:00:00Z">
+      <w:ins w:id="10071" w:author="Z. Zukowski" w:date="2026-05-22T00:00:00Z">
+        <w:r>
+          <w:t xml:space="preserve"> </w:t>
+        </w:r>
+      </w:ins>
+      <w:ins w:id="10071" w:author="Z. Zukowski" w:date="2026-05-22T00:00:00Z">
         <w:r>
           <w:t xml:space="preserve">mechanics are more informative audit targets than launch allocation</w:t>
         </w:r>
       </w:ins>
-      <w:ins w:id="10069" w:author="Z. Zukowski" w:date="2026-05-22T00:00:00Z">
-        <w:r>
-          <w:t xml:space="preserve"> </w:t>
-        </w:r>
-      </w:ins>
-      <w:ins w:id="10069" w:author="Z. Zukowski" w:date="2026-05-22T00:00:00Z">
+      <w:ins w:id="10071" w:author="Z. Zukowski" w:date="2026-05-22T00:00:00Z">
+        <w:r>
+          <w:t xml:space="preserve"> </w:t>
+        </w:r>
+      </w:ins>
+      <w:ins w:id="10071" w:author="Z. Zukowski" w:date="2026-05-22T00:00:00Z">
         <w:r>
           <w:t xml:space="preserve">percentages alone.</w:t>
         </w:r>
@@ -18573,13 +18593,13 @@
       <w:pPr>
         <w:pStyle w:val="BodyText"/>
       </w:pPr>
-      <w:ins w:id="10070" w:author="Z. Zukowski" w:date="2026-05-22T00:00:00Z">
+      <w:ins w:id="10072" w:author="Z. Zukowski" w:date="2026-05-22T00:00:00Z">
         <w:r>
           <w:t xml:space="preserve">Model 4 addresses this directly. On the covariate-complete sample of 50 governance-token protocols, it regresses log HHI (log-transformed to address the right-skew of the raw measure) on sector, revenue intensity, and protocol maturity: four predictors at 12.5 observations each, comfortably above the conventional floor. The DePIN coefficient remains positive and significant (+0.73, p = 0.0107, HC3 robust standard errors) and is essentially unchanged from the sector-only coefficient (+0.74), so the architecture association is not mediated by revenue intensity or maturity; both controls are individually uninformative (p = 0.89 and p = 0.60), extending the null sweep to economic-activity intensity. In untransformed HHI the DePIN coefficient is the same sign and also significant (+0.036, p = 0.019), so the powered specification holds under both the raw and the skew-correcting log measures rather than depending on the transform. The pipeline specification (</w:t>
         </w:r>
       </w:ins>
       <w:hyperlink r:id="rId33">
-        <w:ins w:id="10070" w:author="Z. Zukowski" w:date="2026-05-22T00:00:00Z">
+        <w:ins w:id="10072" w:author="Z. Zukowski" w:date="2026-05-22T00:00:00Z">
           <w:r>
             <w:rPr>
               <w:rStyle w:val="Hyperlink"/>
@@ -18588,7 +18608,7 @@
           </w:r>
         </w:ins>
       </w:hyperlink>
-      <w:ins w:id="10070" w:author="Z. Zukowski" w:date="2026-05-22T00:00:00Z">
+      <w:ins w:id="10072" w:author="Z. Zukowski" w:date="2026-05-22T00:00:00Z">
         <w:r>
           <w:t xml:space="preserve">) documents the replication infrastructure.</w:t>
         </w:r>
@@ -19910,7 +19930,7 @@
       <w:pPr>
         <w:pStyle w:val="BodyText"/>
       </w:pPr>
-      <w:ins w:id="10071" w:author="Z. Zukowski" w:date="2026-05-22T00:00:00Z">
+      <w:ins w:id="10073" w:author="Z. Zukowski" w:date="2026-05-22T00:00:00Z">
         <w:r>
           <w:t xml:space="preserve">N = 50 protocols; observations per predictor = 12.5; adjusted R-squared = 0.18. The sector-only baseline DePIN coefficient is +0.74, so the controlled estimate is essentially unattenuated.</w:t>
         </w:r>
@@ -19920,7 +19940,7 @@
       <w:pPr>
         <w:pStyle w:val="BodyText"/>
       </w:pPr>
-      <w:ins w:id="10072" w:author="Z. Zukowski" w:date="2026-05-22T00:00:00Z">
+      <w:ins w:id="10074" w:author="Z. Zukowski" w:date="2026-05-22T00:00:00Z">
         <w:r>
           <w:rPr>
             <w:b/>
@@ -19931,7 +19951,7 @@
           <w:t xml:space="preserve">Table 5, Model 4 (powered specification).</w:t>
         </w:r>
       </w:ins>
-      <w:ins w:id="10072" w:author="Z. Zukowski" w:date="2026-05-22T00:00:00Z">
+      <w:ins w:id="10074" w:author="Z. Zukowski" w:date="2026-05-22T00:00:00Z">
         <w:r>
           <w:rPr>
             <w:i/>
@@ -19940,7 +19960,7 @@
           <w:t xml:space="preserve"> </w:t>
         </w:r>
       </w:ins>
-      <w:ins w:id="10072" w:author="Z. Zukowski" w:date="2026-05-22T00:00:00Z">
+      <w:ins w:id="10074" w:author="Z. Zukowski" w:date="2026-05-22T00:00:00Z">
         <w:r>
           <w:rPr>
             <w:i/>
@@ -19954,187 +19974,187 @@
       <w:pPr>
         <w:pStyle w:val="BodyText"/>
       </w:pPr>
-      <w:ins w:id="10073" w:author="Z. Zukowski" w:date="2026-05-22T00:00:00Z">
+      <w:ins w:id="10075" w:author="Z. Zukowski" w:date="2026-05-22T00:00:00Z">
         <w:r>
           <w:t xml:space="preserve">A bootstrap robustness check supports the sector coefficient is</w:t>
         </w:r>
       </w:ins>
-      <w:ins w:id="10073" w:author="Z. Zukowski" w:date="2026-05-22T00:00:00Z">
-        <w:r>
-          <w:t xml:space="preserve"> </w:t>
-        </w:r>
-      </w:ins>
-      <w:ins w:id="10073" w:author="Z. Zukowski" w:date="2026-05-22T00:00:00Z">
+      <w:ins w:id="10075" w:author="Z. Zukowski" w:date="2026-05-22T00:00:00Z">
+        <w:r>
+          <w:t xml:space="preserve"> </w:t>
+        </w:r>
+      </w:ins>
+      <w:ins w:id="10075" w:author="Z. Zukowski" w:date="2026-05-22T00:00:00Z">
         <w:r>
           <w:t xml:space="preserve">reliably positive across resampling under the full Model 3</w:t>
         </w:r>
       </w:ins>
-      <w:ins w:id="10073" w:author="Z. Zukowski" w:date="2026-05-22T00:00:00Z">
-        <w:r>
-          <w:t xml:space="preserve"> </w:t>
-        </w:r>
-      </w:ins>
-      <w:ins w:id="10073" w:author="Z. Zukowski" w:date="2026-05-22T00:00:00Z">
+      <w:ins w:id="10075" w:author="Z. Zukowski" w:date="2026-05-22T00:00:00Z">
+        <w:r>
+          <w:t xml:space="preserve"> </w:t>
+        </w:r>
+      </w:ins>
+      <w:ins w:id="10075" w:author="Z. Zukowski" w:date="2026-05-22T00:00:00Z">
         <w:r>
           <w:t xml:space="preserve">specification. With 5,000 bootstrap resamples of the N = 35 sample, the</w:t>
         </w:r>
       </w:ins>
-      <w:ins w:id="10073" w:author="Z. Zukowski" w:date="2026-05-22T00:00:00Z">
-        <w:r>
-          <w:t xml:space="preserve"> </w:t>
-        </w:r>
-      </w:ins>
-      <w:ins w:id="10073" w:author="Z. Zukowski" w:date="2026-05-22T00:00:00Z">
+      <w:ins w:id="10075" w:author="Z. Zukowski" w:date="2026-05-22T00:00:00Z">
+        <w:r>
+          <w:t xml:space="preserve"> </w:t>
+        </w:r>
+      </w:ins>
+      <w:ins w:id="10075" w:author="Z. Zukowski" w:date="2026-05-22T00:00:00Z">
         <w:r>
           <w:t xml:space="preserve">DePIN coefficient bootstrap distribution centers at +0.054 with a</w:t>
         </w:r>
       </w:ins>
-      <w:ins w:id="10073" w:author="Z. Zukowski" w:date="2026-05-22T00:00:00Z">
-        <w:r>
-          <w:t xml:space="preserve"> </w:t>
-        </w:r>
-      </w:ins>
-      <w:ins w:id="10073" w:author="Z. Zukowski" w:date="2026-05-22T00:00:00Z">
+      <w:ins w:id="10075" w:author="Z. Zukowski" w:date="2026-05-22T00:00:00Z">
+        <w:r>
+          <w:t xml:space="preserve"> </w:t>
+        </w:r>
+      </w:ins>
+      <w:ins w:id="10075" w:author="Z. Zukowski" w:date="2026-05-22T00:00:00Z">
         <w:r>
           <w:t xml:space="preserve">95% percentile interval of [+0.001, +0.091], strictly above zero.</w:t>
         </w:r>
       </w:ins>
-      <w:ins w:id="10073" w:author="Z. Zukowski" w:date="2026-05-22T00:00:00Z">
-        <w:r>
-          <w:t xml:space="preserve"> </w:t>
-        </w:r>
-      </w:ins>
-      <w:ins w:id="10073" w:author="Z. Zukowski" w:date="2026-05-22T00:00:00Z">
+      <w:ins w:id="10075" w:author="Z. Zukowski" w:date="2026-05-22T00:00:00Z">
+        <w:r>
+          <w:t xml:space="preserve"> </w:t>
+        </w:r>
+      </w:ins>
+      <w:ins w:id="10075" w:author="Z. Zukowski" w:date="2026-05-22T00:00:00Z">
         <w:r>
           <w:t xml:space="preserve">The bootstrap-positive fraction is 98.0%. The Model 3 attenuation</w:t>
         </w:r>
       </w:ins>
-      <w:ins w:id="10073" w:author="Z. Zukowski" w:date="2026-05-22T00:00:00Z">
-        <w:r>
-          <w:t xml:space="preserve"> </w:t>
-        </w:r>
-      </w:ins>
-      <w:ins w:id="10073" w:author="Z. Zukowski" w:date="2026-05-22T00:00:00Z">
+      <w:ins w:id="10075" w:author="Z. Zukowski" w:date="2026-05-22T00:00:00Z">
+        <w:r>
+          <w:t xml:space="preserve"> </w:t>
+        </w:r>
+      </w:ins>
+      <w:ins w:id="10075" w:author="Z. Zukowski" w:date="2026-05-22T00:00:00Z">
         <w:r>
           <w:t xml:space="preserve">relative to Models 1 and 2 is attributable to partial collinearity</w:t>
         </w:r>
       </w:ins>
-      <w:ins w:id="10073" w:author="Z. Zukowski" w:date="2026-05-22T00:00:00Z">
-        <w:r>
-          <w:t xml:space="preserve"> </w:t>
-        </w:r>
-      </w:ins>
-      <w:ins w:id="10073" w:author="Z. Zukowski" w:date="2026-05-22T00:00:00Z">
+      <w:ins w:id="10075" w:author="Z. Zukowski" w:date="2026-05-22T00:00:00Z">
+        <w:r>
+          <w:t xml:space="preserve"> </w:t>
+        </w:r>
+      </w:ins>
+      <w:ins w:id="10075" w:author="Z. Zukowski" w:date="2026-05-22T00:00:00Z">
         <w:r>
           <w:t xml:space="preserve">between the DePIN sector indicator and the insider-allocation control: in</w:t>
         </w:r>
       </w:ins>
-      <w:ins w:id="10073" w:author="Z. Zukowski" w:date="2026-05-22T00:00:00Z">
-        <w:r>
-          <w:t xml:space="preserve"> </w:t>
-        </w:r>
-      </w:ins>
-      <w:ins w:id="10073" w:author="Z. Zukowski" w:date="2026-05-22T00:00:00Z">
+      <w:ins w:id="10075" w:author="Z. Zukowski" w:date="2026-05-22T00:00:00Z">
+        <w:r>
+          <w:t xml:space="preserve"> </w:t>
+        </w:r>
+      </w:ins>
+      <w:ins w:id="10075" w:author="Z. Zukowski" w:date="2026-05-22T00:00:00Z">
         <w:r>
           <w:t xml:space="preserve">the cross-section, DePIN protocols cluster on higher insider</w:t>
         </w:r>
       </w:ins>
-      <w:ins w:id="10073" w:author="Z. Zukowski" w:date="2026-05-22T00:00:00Z">
-        <w:r>
-          <w:t xml:space="preserve"> </w:t>
-        </w:r>
-      </w:ins>
-      <w:ins w:id="10073" w:author="Z. Zukowski" w:date="2026-05-22T00:00:00Z">
+      <w:ins w:id="10075" w:author="Z. Zukowski" w:date="2026-05-22T00:00:00Z">
+        <w:r>
+          <w:t xml:space="preserve"> </w:t>
+        </w:r>
+      </w:ins>
+      <w:ins w:id="10075" w:author="Z. Zukowski" w:date="2026-05-22T00:00:00Z">
         <w:r>
           <w:t xml:space="preserve">allocation than DeFi protocols, so a fraction of the sector</w:t>
         </w:r>
       </w:ins>
-      <w:ins w:id="10073" w:author="Z. Zukowski" w:date="2026-05-22T00:00:00Z">
-        <w:r>
-          <w:t xml:space="preserve"> </w:t>
-        </w:r>
-      </w:ins>
-      <w:ins w:id="10073" w:author="Z. Zukowski" w:date="2026-05-22T00:00:00Z">
+      <w:ins w:id="10075" w:author="Z. Zukowski" w:date="2026-05-22T00:00:00Z">
+        <w:r>
+          <w:t xml:space="preserve"> </w:t>
+        </w:r>
+      </w:ins>
+      <w:ins w:id="10075" w:author="Z. Zukowski" w:date="2026-05-22T00:00:00Z">
         <w:r>
           <w:t xml:space="preserve">coefficient’s signal is absorbed by the insider variable when both</w:t>
         </w:r>
       </w:ins>
-      <w:ins w:id="10073" w:author="Z. Zukowski" w:date="2026-05-22T00:00:00Z">
-        <w:r>
-          <w:t xml:space="preserve"> </w:t>
-        </w:r>
-      </w:ins>
-      <w:ins w:id="10073" w:author="Z. Zukowski" w:date="2026-05-22T00:00:00Z">
+      <w:ins w:id="10075" w:author="Z. Zukowski" w:date="2026-05-22T00:00:00Z">
+        <w:r>
+          <w:t xml:space="preserve"> </w:t>
+        </w:r>
+      </w:ins>
+      <w:ins w:id="10075" w:author="Z. Zukowski" w:date="2026-05-22T00:00:00Z">
         <w:r>
           <w:t xml:space="preserve">appear in the same model. This is consistent with the cross-sectional</w:t>
         </w:r>
       </w:ins>
-      <w:ins w:id="10073" w:author="Z. Zukowski" w:date="2026-05-22T00:00:00Z">
-        <w:r>
-          <w:t xml:space="preserve"> </w:t>
-        </w:r>
-      </w:ins>
-      <w:ins w:id="10073" w:author="Z. Zukowski" w:date="2026-05-22T00:00:00Z">
+      <w:ins w:id="10075" w:author="Z. Zukowski" w:date="2026-05-22T00:00:00Z">
+        <w:r>
+          <w:t xml:space="preserve"> </w:t>
+        </w:r>
+      </w:ins>
+      <w:ins w:id="10075" w:author="Z. Zukowski" w:date="2026-05-22T00:00:00Z">
         <w:r>
           <w:t xml:space="preserve">allocation null (Table 4, Pearson r = 0.07 for insider allocation</w:t>
         </w:r>
       </w:ins>
-      <w:ins w:id="10073" w:author="Z. Zukowski" w:date="2026-05-22T00:00:00Z">
-        <w:r>
-          <w:t xml:space="preserve"> </w:t>
-        </w:r>
-      </w:ins>
-      <w:ins w:id="10073" w:author="Z. Zukowski" w:date="2026-05-22T00:00:00Z">
+      <w:ins w:id="10075" w:author="Z. Zukowski" w:date="2026-05-22T00:00:00Z">
+        <w:r>
+          <w:t xml:space="preserve"> </w:t>
+        </w:r>
+      </w:ins>
+      <w:ins w:id="10075" w:author="Z. Zukowski" w:date="2026-05-22T00:00:00Z">
         <w:r>
           <w:t xml:space="preserve">alone) rather than indicating that the sector effect is fragile to</w:t>
         </w:r>
       </w:ins>
-      <w:ins w:id="10073" w:author="Z. Zukowski" w:date="2026-05-22T00:00:00Z">
-        <w:r>
-          <w:t xml:space="preserve"> </w:t>
-        </w:r>
-      </w:ins>
-      <w:ins w:id="10073" w:author="Z. Zukowski" w:date="2026-05-22T00:00:00Z">
+      <w:ins w:id="10075" w:author="Z. Zukowski" w:date="2026-05-22T00:00:00Z">
+        <w:r>
+          <w:t xml:space="preserve"> </w:t>
+        </w:r>
+      </w:ins>
+      <w:ins w:id="10075" w:author="Z. Zukowski" w:date="2026-05-22T00:00:00Z">
         <w:r>
           <w:t xml:space="preserve">covariate inclusion. The N = 35 multivariate sample also limits the</w:t>
         </w:r>
       </w:ins>
-      <w:ins w:id="10073" w:author="Z. Zukowski" w:date="2026-05-22T00:00:00Z">
-        <w:r>
-          <w:t xml:space="preserve"> </w:t>
-        </w:r>
-      </w:ins>
-      <w:ins w:id="10073" w:author="Z. Zukowski" w:date="2026-05-22T00:00:00Z">
+      <w:ins w:id="10075" w:author="Z. Zukowski" w:date="2026-05-22T00:00:00Z">
+        <w:r>
+          <w:t xml:space="preserve"> </w:t>
+        </w:r>
+      </w:ins>
+      <w:ins w:id="10075" w:author="Z. Zukowski" w:date="2026-05-22T00:00:00Z">
         <w:r>
           <w:t xml:space="preserve">precision with which the sector coefficient can be statistically</w:t>
         </w:r>
       </w:ins>
-      <w:ins w:id="10073" w:author="Z. Zukowski" w:date="2026-05-22T00:00:00Z">
-        <w:r>
-          <w:t xml:space="preserve"> </w:t>
-        </w:r>
-      </w:ins>
-      <w:ins w:id="10073" w:author="Z. Zukowski" w:date="2026-05-22T00:00:00Z">
+      <w:ins w:id="10075" w:author="Z. Zukowski" w:date="2026-05-22T00:00:00Z">
+        <w:r>
+          <w:t xml:space="preserve"> </w:t>
+        </w:r>
+      </w:ins>
+      <w:ins w:id="10075" w:author="Z. Zukowski" w:date="2026-05-22T00:00:00Z">
         <w:r>
           <w:t xml:space="preserve">isolated from correlated controls; the bootstrap robustness check</w:t>
         </w:r>
       </w:ins>
-      <w:ins w:id="10073" w:author="Z. Zukowski" w:date="2026-05-22T00:00:00Z">
-        <w:r>
-          <w:t xml:space="preserve"> </w:t>
-        </w:r>
-      </w:ins>
-      <w:ins w:id="10073" w:author="Z. Zukowski" w:date="2026-05-22T00:00:00Z">
+      <w:ins w:id="10075" w:author="Z. Zukowski" w:date="2026-05-22T00:00:00Z">
+        <w:r>
+          <w:t xml:space="preserve"> </w:t>
+        </w:r>
+      </w:ins>
+      <w:ins w:id="10075" w:author="Z. Zukowski" w:date="2026-05-22T00:00:00Z">
         <w:r>
           <w:t xml:space="preserve">above is the more informative robustness statement under small-sample</w:t>
         </w:r>
       </w:ins>
-      <w:ins w:id="10073" w:author="Z. Zukowski" w:date="2026-05-22T00:00:00Z">
-        <w:r>
-          <w:t xml:space="preserve"> </w:t>
-        </w:r>
-      </w:ins>
-      <w:ins w:id="10073" w:author="Z. Zukowski" w:date="2026-05-22T00:00:00Z">
+      <w:ins w:id="10075" w:author="Z. Zukowski" w:date="2026-05-22T00:00:00Z">
+        <w:r>
+          <w:t xml:space="preserve"> </w:t>
+        </w:r>
+      </w:ins>
+      <w:ins w:id="10075" w:author="Z. Zukowski" w:date="2026-05-22T00:00:00Z">
         <w:r>
           <w:t xml:space="preserve">multivariate conditions. Model 4 corroborates this reading directly: with the collinear insider-allocation control replaced by revenue intensity and maturity and the sample enlarged to 50, the DePIN coefficient is both unattenuated and significant.</w:t>
         </w:r>
@@ -20154,117 +20174,117 @@
       <w:pPr>
         <w:pStyle w:val="FirstParagraph"/>
       </w:pPr>
-      <w:ins w:id="10074" w:author="Z. Zukowski" w:date="2026-05-22T00:00:00Z">
+      <w:ins w:id="10076" w:author="Z. Zukowski" w:date="2026-05-22T00:00:00Z">
         <w:r>
           <w:t xml:space="preserve">Delegation usually amplifies governance concentration above holding</w:t>
         </w:r>
       </w:ins>
-      <w:ins w:id="10074" w:author="Z. Zukowski" w:date="2026-05-22T00:00:00Z">
-        <w:r>
-          <w:t xml:space="preserve"> </w:t>
-        </w:r>
-      </w:ins>
-      <w:ins w:id="10074" w:author="Z. Zukowski" w:date="2026-05-22T00:00:00Z">
+      <w:ins w:id="10076" w:author="Z. Zukowski" w:date="2026-05-22T00:00:00Z">
+        <w:r>
+          <w:t xml:space="preserve"> </w:t>
+        </w:r>
+      </w:ins>
+      <w:ins w:id="10076" w:author="Z. Zukowski" w:date="2026-05-22T00:00:00Z">
         <w:r>
           <w:t xml:space="preserve">levels in the protocols with comparable voting data. Table 6 compares</w:t>
         </w:r>
       </w:ins>
-      <w:ins w:id="10074" w:author="Z. Zukowski" w:date="2026-05-22T00:00:00Z">
-        <w:r>
-          <w:t xml:space="preserve"> </w:t>
-        </w:r>
-      </w:ins>
-      <w:ins w:id="10074" w:author="Z. Zukowski" w:date="2026-05-22T00:00:00Z">
+      <w:ins w:id="10076" w:author="Z. Zukowski" w:date="2026-05-22T00:00:00Z">
+        <w:r>
+          <w:t xml:space="preserve"> </w:t>
+        </w:r>
+      </w:ins>
+      <w:ins w:id="10076" w:author="Z. Zukowski" w:date="2026-05-22T00:00:00Z">
         <w:r>
           <w:t xml:space="preserve">post-exclusion holding HHI with voting-HHI for eighteen protocols. Thirteen</w:t>
         </w:r>
       </w:ins>
-      <w:ins w:id="10074" w:author="Z. Zukowski" w:date="2026-05-22T00:00:00Z">
-        <w:r>
-          <w:t xml:space="preserve"> </w:t>
-        </w:r>
-      </w:ins>
-      <w:ins w:id="10074" w:author="Z. Zukowski" w:date="2026-05-22T00:00:00Z">
+      <w:ins w:id="10076" w:author="Z. Zukowski" w:date="2026-05-22T00:00:00Z">
+        <w:r>
+          <w:t xml:space="preserve"> </w:t>
+        </w:r>
+      </w:ins>
+      <w:ins w:id="10076" w:author="Z. Zukowski" w:date="2026-05-22T00:00:00Z">
         <w:r>
           <w:t xml:space="preserve">protocols amplify, with ratios from 2.5x (Gnosis) to 25.6x (Polkadot) and</w:t>
         </w:r>
       </w:ins>
-      <w:ins w:id="10074" w:author="Z. Zukowski" w:date="2026-05-22T00:00:00Z">
-        <w:r>
-          <w:t xml:space="preserve"> </w:t>
-        </w:r>
-      </w:ins>
-      <w:ins w:id="10074" w:author="Z. Zukowski" w:date="2026-05-22T00:00:00Z">
+      <w:ins w:id="10076" w:author="Z. Zukowski" w:date="2026-05-22T00:00:00Z">
+        <w:r>
+          <w:t xml:space="preserve"> </w:t>
+        </w:r>
+      </w:ins>
+      <w:ins w:id="10076" w:author="Z. Zukowski" w:date="2026-05-22T00:00:00Z">
         <w:r>
           <w:t xml:space="preserve">a mean of approximately 6.8x (median 4.4x). Five protocols disperse voting power below</w:t>
         </w:r>
       </w:ins>
-      <w:ins w:id="10074" w:author="Z. Zukowski" w:date="2026-05-22T00:00:00Z">
-        <w:r>
-          <w:t xml:space="preserve"> </w:t>
-        </w:r>
-      </w:ins>
-      <w:ins w:id="10074" w:author="Z. Zukowski" w:date="2026-05-22T00:00:00Z">
+      <w:ins w:id="10076" w:author="Z. Zukowski" w:date="2026-05-22T00:00:00Z">
+        <w:r>
+          <w:t xml:space="preserve"> </w:t>
+        </w:r>
+      </w:ins>
+      <w:ins w:id="10076" w:author="Z. Zukowski" w:date="2026-05-22T00:00:00Z">
         <w:r>
           <w:t xml:space="preserve">the holding baseline: ENS (0.48x), GMX (0.87x), HNT (0.26x to 0.39x),</w:t>
         </w:r>
       </w:ins>
-      <w:ins w:id="10074" w:author="Z. Zukowski" w:date="2026-05-22T00:00:00Z">
-        <w:r>
-          <w:t xml:space="preserve"> </w:t>
-        </w:r>
-      </w:ins>
-      <w:ins w:id="10074" w:author="Z. Zukowski" w:date="2026-05-22T00:00:00Z">
+      <w:ins w:id="10076" w:author="Z. Zukowski" w:date="2026-05-22T00:00:00Z">
+        <w:r>
+          <w:t xml:space="preserve"> </w:t>
+        </w:r>
+      </w:ins>
+      <w:ins w:id="10076" w:author="Z. Zukowski" w:date="2026-05-22T00:00:00Z">
         <w:r>
           <w:t xml:space="preserve">JUP (0.12x), and Livepeer (0.27x, the most pronounced DePIN governance disperser). The holding-based HHI reported in Table 3 measures</w:t>
         </w:r>
       </w:ins>
-      <w:ins w:id="10074" w:author="Z. Zukowski" w:date="2026-05-22T00:00:00Z">
-        <w:r>
-          <w:t xml:space="preserve"> </w:t>
-        </w:r>
-      </w:ins>
-      <w:ins w:id="10074" w:author="Z. Zukowski" w:date="2026-05-22T00:00:00Z">
+      <w:ins w:id="10076" w:author="Z. Zukowski" w:date="2026-05-22T00:00:00Z">
+        <w:r>
+          <w:t xml:space="preserve"> </w:t>
+        </w:r>
+      </w:ins>
+      <w:ins w:id="10076" w:author="Z. Zukowski" w:date="2026-05-22T00:00:00Z">
         <w:r>
           <w:t xml:space="preserve">token distribution, not governance power; delegated voting data are</w:t>
         </w:r>
       </w:ins>
-      <w:ins w:id="10074" w:author="Z. Zukowski" w:date="2026-05-22T00:00:00Z">
-        <w:r>
-          <w:t xml:space="preserve"> </w:t>
-        </w:r>
-      </w:ins>
-      <w:ins w:id="10074" w:author="Z. Zukowski" w:date="2026-05-22T00:00:00Z">
+      <w:ins w:id="10076" w:author="Z. Zukowski" w:date="2026-05-22T00:00:00Z">
+        <w:r>
+          <w:t xml:space="preserve"> </w:t>
+        </w:r>
+      </w:ins>
+      <w:ins w:id="10076" w:author="Z. Zukowski" w:date="2026-05-22T00:00:00Z">
         <w:r>
           <w:t xml:space="preserve">therefore necessary for protocols where votes flow through delegates,</w:t>
         </w:r>
       </w:ins>
-      <w:ins w:id="10074" w:author="Z. Zukowski" w:date="2026-05-22T00:00:00Z">
-        <w:r>
-          <w:t xml:space="preserve"> </w:t>
-        </w:r>
-      </w:ins>
-      <w:ins w:id="10074" w:author="Z. Zukowski" w:date="2026-05-22T00:00:00Z">
+      <w:ins w:id="10076" w:author="Z. Zukowski" w:date="2026-05-22T00:00:00Z">
+        <w:r>
+          <w:t xml:space="preserve"> </w:t>
+        </w:r>
+      </w:ins>
+      <w:ins w:id="10076" w:author="Z. Zukowski" w:date="2026-05-22T00:00:00Z">
         <w:r>
           <w:t xml:space="preserve">governance platforms, or lockup-weighted voting systems. To quantify</w:t>
         </w:r>
       </w:ins>
-      <w:ins w:id="10074" w:author="Z. Zukowski" w:date="2026-05-22T00:00:00Z">
-        <w:r>
-          <w:t xml:space="preserve"> </w:t>
-        </w:r>
-      </w:ins>
-      <w:ins w:id="10074" w:author="Z. Zukowski" w:date="2026-05-22T00:00:00Z">
+      <w:ins w:id="10076" w:author="Z. Zukowski" w:date="2026-05-22T00:00:00Z">
+        <w:r>
+          <w:t xml:space="preserve"> </w:t>
+        </w:r>
+      </w:ins>
+      <w:ins w:id="10076" w:author="Z. Zukowski" w:date="2026-05-22T00:00:00Z">
         <w:r>
           <w:t xml:space="preserve">this gap, the analysis uses Tally, Snapshot, and Solana on-chain</w:t>
         </w:r>
       </w:ins>
-      <w:ins w:id="10074" w:author="Z. Zukowski" w:date="2026-05-22T00:00:00Z">
-        <w:r>
-          <w:t xml:space="preserve"> </w:t>
-        </w:r>
-      </w:ins>
-      <w:ins w:id="10074" w:author="Z. Zukowski" w:date="2026-05-22T00:00:00Z">
+      <w:ins w:id="10076" w:author="Z. Zukowski" w:date="2026-05-22T00:00:00Z">
+        <w:r>
+          <w:t xml:space="preserve"> </w:t>
+        </w:r>
+      </w:ins>
+      <w:ins w:id="10076" w:author="Z. Zukowski" w:date="2026-05-22T00:00:00Z">
         <w:r>
           <w:t xml:space="preserve">governance data from the 12 months preceding the voting snapshot. The expanded sample also amplifies under nominally linear weighting (Gnosis, 2.45x) and under quadratic election weighting designed to disperse (Synthetix, 5.55x), consistent with a small, self-selected active electorate more concentrated than the broad holder base; Supplement S15 documents this participation reading together with the top-100-voter sampling convention that bears on its strength.</w:t>
         </w:r>
@@ -20274,137 +20294,137 @@
       <w:pPr>
         <w:pStyle w:val="BodyText"/>
       </w:pPr>
-      <w:ins w:id="10075" w:author="Z. Zukowski" w:date="2026-05-22T00:00:00Z">
+      <w:ins w:id="10077" w:author="Z. Zukowski" w:date="2026-05-22T00:00:00Z">
         <w:r>
           <w:t xml:space="preserve">Amplification varies by sector composition rather than by sector</w:t>
         </w:r>
       </w:ins>
-      <w:ins w:id="10075" w:author="Z. Zukowski" w:date="2026-05-22T00:00:00Z">
-        <w:r>
-          <w:t xml:space="preserve"> </w:t>
-        </w:r>
-      </w:ins>
-      <w:ins w:id="10075" w:author="Z. Zukowski" w:date="2026-05-22T00:00:00Z">
+      <w:ins w:id="10077" w:author="Z. Zukowski" w:date="2026-05-22T00:00:00Z">
+        <w:r>
+          <w:t xml:space="preserve"> </w:t>
+        </w:r>
+      </w:ins>
+      <w:ins w:id="10077" w:author="Z. Zukowski" w:date="2026-05-22T00:00:00Z">
         <w:r>
           <w:t xml:space="preserve">membership. Within DeFi, the range spans 2.5x (Gnosis) to 9.9x (Compound);</w:t>
         </w:r>
       </w:ins>
-      <w:ins w:id="10075" w:author="Z. Zukowski" w:date="2026-05-22T00:00:00Z">
-        <w:r>
-          <w:t xml:space="preserve"> </w:t>
-        </w:r>
-      </w:ins>
-      <w:ins w:id="10075" w:author="Z. Zukowski" w:date="2026-05-22T00:00:00Z">
+      <w:ins w:id="10077" w:author="Z. Zukowski" w:date="2026-05-22T00:00:00Z">
+        <w:r>
+          <w:t xml:space="preserve"> </w:t>
+        </w:r>
+      </w:ins>
+      <w:ins w:id="10077" w:author="Z. Zukowski" w:date="2026-05-22T00:00:00Z">
         <w:r>
           <w:t xml:space="preserve">DePIN spans 3.8x (WeatherXM) to 9.1x (DIMO); infrastructure spans 3.1x</w:t>
         </w:r>
       </w:ins>
-      <w:ins w:id="10075" w:author="Z. Zukowski" w:date="2026-05-22T00:00:00Z">
-        <w:r>
-          <w:t xml:space="preserve"> </w:t>
-        </w:r>
-      </w:ins>
-      <w:ins w:id="10075" w:author="Z. Zukowski" w:date="2026-05-22T00:00:00Z">
+      <w:ins w:id="10077" w:author="Z. Zukowski" w:date="2026-05-22T00:00:00Z">
+        <w:r>
+          <w:t xml:space="preserve"> </w:t>
+        </w:r>
+      </w:ins>
+      <w:ins w:id="10077" w:author="Z. Zukowski" w:date="2026-05-22T00:00:00Z">
         <w:r>
           <w:t xml:space="preserve">(Arbitrum) to 25.6x (Polkadot). The five dispersion exceptions are</w:t>
         </w:r>
       </w:ins>
-      <w:ins w:id="10075" w:author="Z. Zukowski" w:date="2026-05-22T00:00:00Z">
-        <w:r>
-          <w:t xml:space="preserve"> </w:t>
-        </w:r>
-      </w:ins>
-      <w:ins w:id="10075" w:author="Z. Zukowski" w:date="2026-05-22T00:00:00Z">
+      <w:ins w:id="10077" w:author="Z. Zukowski" w:date="2026-05-22T00:00:00Z">
+        <w:r>
+          <w:t xml:space="preserve"> </w:t>
+        </w:r>
+      </w:ins>
+      <w:ins w:id="10077" w:author="Z. Zukowski" w:date="2026-05-22T00:00:00Z">
         <w:r>
           <w:t xml:space="preserve">discussed individually in §4.5.1 (ENS), §4.5.1.1 (GMX), §4.5.4</w:t>
         </w:r>
       </w:ins>
-      <w:ins w:id="10075" w:author="Z. Zukowski" w:date="2026-05-22T00:00:00Z">
-        <w:r>
-          <w:t xml:space="preserve"> </w:t>
-        </w:r>
-      </w:ins>
-      <w:ins w:id="10075" w:author="Z. Zukowski" w:date="2026-05-22T00:00:00Z">
+      <w:ins w:id="10077" w:author="Z. Zukowski" w:date="2026-05-22T00:00:00Z">
+        <w:r>
+          <w:t xml:space="preserve"> </w:t>
+        </w:r>
+      </w:ins>
+      <w:ins w:id="10077" w:author="Z. Zukowski" w:date="2026-05-22T00:00:00Z">
         <w:r>
           <w:t xml:space="preserve">(HNT and JUP under within-Solana heterogeneity), and the Livepeer orchestrator</w:t>
         </w:r>
       </w:ins>
-      <w:ins w:id="10075" w:author="Z. Zukowski" w:date="2026-05-22T00:00:00Z">
-        <w:r>
-          <w:t xml:space="preserve"> </w:t>
-        </w:r>
-      </w:ins>
-      <w:ins w:id="10075" w:author="Z. Zukowski" w:date="2026-05-22T00:00:00Z">
+      <w:ins w:id="10077" w:author="Z. Zukowski" w:date="2026-05-22T00:00:00Z">
+        <w:r>
+          <w:t xml:space="preserve"> </w:t>
+        </w:r>
+      </w:ins>
+      <w:ins w:id="10077" w:author="Z. Zukowski" w:date="2026-05-22T00:00:00Z">
         <w:r>
           <w:t xml:space="preserve">bonded-stake result later in this section (LPT at 0.27x). Sector membership is not associated with</w:t>
         </w:r>
       </w:ins>
-      <w:ins w:id="10075" w:author="Z. Zukowski" w:date="2026-05-22T00:00:00Z">
-        <w:r>
-          <w:t xml:space="preserve"> </w:t>
-        </w:r>
-      </w:ins>
-      <w:ins w:id="10075" w:author="Z. Zukowski" w:date="2026-05-22T00:00:00Z">
+      <w:ins w:id="10077" w:author="Z. Zukowski" w:date="2026-05-22T00:00:00Z">
+        <w:r>
+          <w:t xml:space="preserve"> </w:t>
+        </w:r>
+      </w:ins>
+      <w:ins w:id="10077" w:author="Z. Zukowski" w:date="2026-05-22T00:00:00Z">
         <w:r>
           <w:t xml:space="preserve">how strongly delegation concentrates power; delegate-program design is</w:t>
         </w:r>
       </w:ins>
-      <w:ins w:id="10075" w:author="Z. Zukowski" w:date="2026-05-22T00:00:00Z">
-        <w:r>
-          <w:t xml:space="preserve"> </w:t>
-        </w:r>
-      </w:ins>
-      <w:ins w:id="10075" w:author="Z. Zukowski" w:date="2026-05-22T00:00:00Z">
+      <w:ins w:id="10077" w:author="Z. Zukowski" w:date="2026-05-22T00:00:00Z">
+        <w:r>
+          <w:t xml:space="preserve"> </w:t>
+        </w:r>
+      </w:ins>
+      <w:ins w:id="10077" w:author="Z. Zukowski" w:date="2026-05-22T00:00:00Z">
         <w:r>
           <w:t xml:space="preserve">the more plausible measurement surface. DIMO’s voting HHI (0.228) is 9.1 times its</w:t>
         </w:r>
       </w:ins>
-      <w:ins w:id="10075" w:author="Z. Zukowski" w:date="2026-05-22T00:00:00Z">
-        <w:r>
-          <w:t xml:space="preserve"> </w:t>
-        </w:r>
-      </w:ins>
-      <w:ins w:id="10075" w:author="Z. Zukowski" w:date="2026-05-22T00:00:00Z">
+      <w:ins w:id="10077" w:author="Z. Zukowski" w:date="2026-05-22T00:00:00Z">
+        <w:r>
+          <w:t xml:space="preserve"> </w:t>
+        </w:r>
+      </w:ins>
+      <w:ins w:id="10077" w:author="Z. Zukowski" w:date="2026-05-22T00:00:00Z">
         <w:r>
           <w:t xml:space="preserve">holding HHI (0.025), though this ratio is based on only 10 Snapshot</w:t>
         </w:r>
       </w:ins>
-      <w:ins w:id="10075" w:author="Z. Zukowski" w:date="2026-05-22T00:00:00Z">
-        <w:r>
-          <w:t xml:space="preserve"> </w:t>
-        </w:r>
-      </w:ins>
-      <w:ins w:id="10075" w:author="Z. Zukowski" w:date="2026-05-22T00:00:00Z">
+      <w:ins w:id="10077" w:author="Z. Zukowski" w:date="2026-05-22T00:00:00Z">
+        <w:r>
+          <w:t xml:space="preserve"> </w:t>
+        </w:r>
+      </w:ins>
+      <w:ins w:id="10077" w:author="Z. Zukowski" w:date="2026-05-22T00:00:00Z">
         <w:r>
           <w:t xml:space="preserve">voters and should be interpreted with caution, and WeatherXM’s (0.556)</w:t>
         </w:r>
       </w:ins>
-      <w:ins w:id="10075" w:author="Z. Zukowski" w:date="2026-05-22T00:00:00Z">
-        <w:r>
-          <w:t xml:space="preserve"> </w:t>
-        </w:r>
-      </w:ins>
-      <w:ins w:id="10075" w:author="Z. Zukowski" w:date="2026-05-22T00:00:00Z">
+      <w:ins w:id="10077" w:author="Z. Zukowski" w:date="2026-05-22T00:00:00Z">
+        <w:r>
+          <w:t xml:space="preserve"> </w:t>
+        </w:r>
+      </w:ins>
+      <w:ins w:id="10077" w:author="Z. Zukowski" w:date="2026-05-22T00:00:00Z">
         <w:r>
           <w:t xml:space="preserve">is 3.8 times its holding HHI (0.148). A small number of delegates,</w:t>
         </w:r>
       </w:ins>
-      <w:ins w:id="10075" w:author="Z. Zukowski" w:date="2026-05-22T00:00:00Z">
-        <w:r>
-          <w:t xml:space="preserve"> </w:t>
-        </w:r>
-      </w:ins>
-      <w:ins w:id="10075" w:author="Z. Zukowski" w:date="2026-05-22T00:00:00Z">
+      <w:ins w:id="10077" w:author="Z. Zukowski" w:date="2026-05-22T00:00:00Z">
+        <w:r>
+          <w:t xml:space="preserve"> </w:t>
+        </w:r>
+      </w:ins>
+      <w:ins w:id="10077" w:author="Z. Zukowski" w:date="2026-05-22T00:00:00Z">
         <w:r>
           <w:t xml:space="preserve">likely foundation-affiliated or early-investor wallets, control</w:t>
         </w:r>
       </w:ins>
-      <w:ins w:id="10075" w:author="Z. Zukowski" w:date="2026-05-22T00:00:00Z">
-        <w:r>
-          <w:t xml:space="preserve"> </w:t>
-        </w:r>
-      </w:ins>
-      <w:ins w:id="10075" w:author="Z. Zukowski" w:date="2026-05-22T00:00:00Z">
+      <w:ins w:id="10077" w:author="Z. Zukowski" w:date="2026-05-22T00:00:00Z">
+        <w:r>
+          <w:t xml:space="preserve"> </w:t>
+        </w:r>
+      </w:ins>
+      <w:ins w:id="10077" w:author="Z. Zukowski" w:date="2026-05-22T00:00:00Z">
         <w:r>
           <w:t xml:space="preserve">governance outcomes despite relatively distributed token holdings.</w:t>
         </w:r>
@@ -21801,7 +21821,7 @@
       <w:pPr>
         <w:pStyle w:val="BodyText"/>
       </w:pPr>
-      <w:ins w:id="10076" w:author="Z. Zukowski" w:date="2026-05-22T00:00:00Z">
+      <w:ins w:id="10078" w:author="Z. Zukowski" w:date="2026-05-22T00:00:00Z">
         <w:r>
           <w:rPr>
             <w:b/>
@@ -21812,7 +21832,7 @@
           <w:t xml:space="preserve">Table 6.</w:t>
         </w:r>
       </w:ins>
-      <w:ins w:id="10076" w:author="Z. Zukowski" w:date="2026-05-22T00:00:00Z">
+      <w:ins w:id="10078" w:author="Z. Zukowski" w:date="2026-05-22T00:00:00Z">
         <w:r>
           <w:rPr>
             <w:i/>
@@ -21821,7 +21841,7 @@
           <w:t xml:space="preserve"> </w:t>
         </w:r>
       </w:ins>
-      <w:ins w:id="10076" w:author="Z. Zukowski" w:date="2026-05-22T00:00:00Z">
+      <w:ins w:id="10078" w:author="Z. Zukowski" w:date="2026-05-22T00:00:00Z">
         <w:r>
           <w:rPr>
             <w:i/>
@@ -21835,57 +21855,57 @@
       <w:pPr>
         <w:pStyle w:val="BodyText"/>
       </w:pPr>
-      <w:ins w:id="10077" w:author="Z. Zukowski" w:date="2026-05-22T00:00:00Z">
+      <w:ins w:id="10079" w:author="Z. Zukowski" w:date="2026-05-22T00:00:00Z">
         <w:r>
           <w:t xml:space="preserve">† Compound and Arbitrum voting HHI sourced from Snapshot (n = 138 and n = 5,466 unique voters respectively in the 12-month rolling-window measurement period) where Snapshot’s active-voter pool exceeded Tally’s top-100-delegate sampling. AAVE, Uniswap, Optimism,</w:t>
         </w:r>
       </w:ins>
-      <w:ins w:id="10077" w:author="Z. Zukowski" w:date="2026-05-22T00:00:00Z">
-        <w:r>
-          <w:t xml:space="preserve"> </w:t>
-        </w:r>
-      </w:ins>
-      <w:ins w:id="10077" w:author="Z. Zukowski" w:date="2026-05-22T00:00:00Z">
+      <w:ins w:id="10079" w:author="Z. Zukowski" w:date="2026-05-22T00:00:00Z">
+        <w:r>
+          <w:t xml:space="preserve"> </w:t>
+        </w:r>
+      </w:ins>
+      <w:ins w:id="10079" w:author="Z. Zukowski" w:date="2026-05-22T00:00:00Z">
         <w:r>
           <w:t xml:space="preserve">GMX, and ENS use Tally (EVM-side delegate registry); DIMO, WeatherXM, and</w:t>
         </w:r>
       </w:ins>
-      <w:ins w:id="10077" w:author="Z. Zukowski" w:date="2026-05-22T00:00:00Z">
-        <w:r>
-          <w:t xml:space="preserve"> </w:t>
-        </w:r>
-      </w:ins>
-      <w:ins w:id="10077" w:author="Z. Zukowski" w:date="2026-05-22T00:00:00Z">
+      <w:ins w:id="10079" w:author="Z. Zukowski" w:date="2026-05-22T00:00:00Z">
+        <w:r>
+          <w:t xml:space="preserve"> </w:t>
+        </w:r>
+      </w:ins>
+      <w:ins w:id="10079" w:author="Z. Zukowski" w:date="2026-05-22T00:00:00Z">
         <w:r>
           <w:t xml:space="preserve">Lido use Snapshot (Tally is not deployed for these EVM protocols). JUP,</w:t>
         </w:r>
       </w:ins>
-      <w:ins w:id="10077" w:author="Z. Zukowski" w:date="2026-05-22T00:00:00Z">
-        <w:r>
-          <w:t xml:space="preserve"> </w:t>
-        </w:r>
-      </w:ins>
-      <w:ins w:id="10077" w:author="Z. Zukowski" w:date="2026-05-22T00:00:00Z">
+      <w:ins w:id="10079" w:author="Z. Zukowski" w:date="2026-05-22T00:00:00Z">
+        <w:r>
+          <w:t xml:space="preserve"> </w:t>
+        </w:r>
+      </w:ins>
+      <w:ins w:id="10079" w:author="Z. Zukowski" w:date="2026-05-22T00:00:00Z">
         <w:r>
           <w:t xml:space="preserve">HNT, and DRIFT use Solana on-chain governance program parsing (JUP via</w:t>
         </w:r>
       </w:ins>
-      <w:ins w:id="10077" w:author="Z. Zukowski" w:date="2026-05-22T00:00:00Z">
-        <w:r>
-          <w:t xml:space="preserve"> </w:t>
-        </w:r>
-      </w:ins>
-      <w:ins w:id="10077" w:author="Z. Zukowski" w:date="2026-05-22T00:00:00Z">
+      <w:ins w:id="10079" w:author="Z. Zukowski" w:date="2026-05-22T00:00:00Z">
+        <w:r>
+          <w:t xml:space="preserve"> </w:t>
+        </w:r>
+      </w:ins>
+      <w:ins w:id="10079" w:author="Z. Zukowski" w:date="2026-05-22T00:00:00Z">
         <w:r>
           <w:t xml:space="preserve">Dune</w:t>
         </w:r>
       </w:ins>
-      <w:ins w:id="10077" w:author="Z. Zukowski" w:date="2026-05-22T00:00:00Z">
-        <w:r>
-          <w:t xml:space="preserve"> </w:t>
-        </w:r>
-      </w:ins>
-      <w:ins w:id="10077" w:author="Z. Zukowski" w:date="2026-05-22T00:00:00Z">
+      <w:ins w:id="10079" w:author="Z. Zukowski" w:date="2026-05-22T00:00:00Z">
+        <w:r>
+          <w:t xml:space="preserve"> </w:t>
+        </w:r>
+      </w:ins>
+      <w:ins w:id="10079" w:author="Z. Zukowski" w:date="2026-05-22T00:00:00Z">
         <w:r>
           <w:rPr>
             <w:rStyle w:val="VerbatimChar"/>
@@ -21893,52 +21913,52 @@
           <w:t xml:space="preserve">jupiter_solana.govern_call_setvote</w:t>
         </w:r>
       </w:ins>
-      <w:ins w:id="10077" w:author="Z. Zukowski" w:date="2026-05-22T00:00:00Z">
-        <w:r>
-          <w:t xml:space="preserve"> </w:t>
-        </w:r>
-      </w:ins>
-      <w:ins w:id="10077" w:author="Z. Zukowski" w:date="2026-05-22T00:00:00Z">
+      <w:ins w:id="10079" w:author="Z. Zukowski" w:date="2026-05-22T00:00:00Z">
+        <w:r>
+          <w:t xml:space="preserve"> </w:t>
+        </w:r>
+      </w:ins>
+      <w:ins w:id="10079" w:author="Z. Zukowski" w:date="2026-05-22T00:00:00Z">
         <w:r>
           <w:t xml:space="preserve">decoded namespace with per-signer</w:t>
         </w:r>
       </w:ins>
-      <w:ins w:id="10077" w:author="Z. Zukowski" w:date="2026-05-22T00:00:00Z">
-        <w:r>
-          <w:t xml:space="preserve"> </w:t>
-        </w:r>
-      </w:ins>
-      <w:ins w:id="10077" w:author="Z. Zukowski" w:date="2026-05-22T00:00:00Z">
+      <w:ins w:id="10079" w:author="Z. Zukowski" w:date="2026-05-22T00:00:00Z">
+        <w:r>
+          <w:t xml:space="preserve"> </w:t>
+        </w:r>
+      </w:ins>
+      <w:ins w:id="10079" w:author="Z. Zukowski" w:date="2026-05-22T00:00:00Z">
         <w:r>
           <w:t xml:space="preserve">max-weight aggregation; HNT and DRIFT via Helius RPC parsing of the</w:t>
         </w:r>
       </w:ins>
-      <w:ins w:id="10077" w:author="Z. Zukowski" w:date="2026-05-22T00:00:00Z">
-        <w:r>
-          <w:t xml:space="preserve"> </w:t>
-        </w:r>
-      </w:ins>
-      <w:ins w:id="10077" w:author="Z. Zukowski" w:date="2026-05-22T00:00:00Z">
+      <w:ins w:id="10079" w:author="Z. Zukowski" w:date="2026-05-22T00:00:00Z">
+        <w:r>
+          <w:t xml:space="preserve"> </w:t>
+        </w:r>
+      </w:ins>
+      <w:ins w:id="10079" w:author="Z. Zukowski" w:date="2026-05-22T00:00:00Z">
         <w:r>
           <w:t xml:space="preserve">respective SPL Governance program VoteRecordV2 accounts) because Tally</w:t>
         </w:r>
       </w:ins>
-      <w:ins w:id="10077" w:author="Z. Zukowski" w:date="2026-05-22T00:00:00Z">
-        <w:r>
-          <w:t xml:space="preserve"> </w:t>
-        </w:r>
-      </w:ins>
-      <w:ins w:id="10077" w:author="Z. Zukowski" w:date="2026-05-22T00:00:00Z">
+      <w:ins w:id="10079" w:author="Z. Zukowski" w:date="2026-05-22T00:00:00Z">
+        <w:r>
+          <w:t xml:space="preserve"> </w:t>
+        </w:r>
+      </w:ins>
+      <w:ins w:id="10079" w:author="Z. Zukowski" w:date="2026-05-22T00:00:00Z">
         <w:r>
           <w:t xml:space="preserve">is not deployed for Solana protocols and on-chain governance state is the</w:t>
         </w:r>
       </w:ins>
-      <w:ins w:id="10077" w:author="Z. Zukowski" w:date="2026-05-22T00:00:00Z">
-        <w:r>
-          <w:t xml:space="preserve"> </w:t>
-        </w:r>
-      </w:ins>
-      <w:ins w:id="10077" w:author="Z. Zukowski" w:date="2026-05-22T00:00:00Z">
+      <w:ins w:id="10079" w:author="Z. Zukowski" w:date="2026-05-22T00:00:00Z">
+        <w:r>
+          <w:t xml:space="preserve"> </w:t>
+        </w:r>
+      </w:ins>
+      <w:ins w:id="10079" w:author="Z. Zukowski" w:date="2026-05-22T00:00:00Z">
         <w:r>
           <w:t xml:space="preserve">apples-to-apples comparable surface to Tally’s EVM delegate registries.</w:t>
         </w:r>
@@ -21948,57 +21968,57 @@
       <w:pPr>
         <w:pStyle w:val="BodyText"/>
       </w:pPr>
-      <w:ins w:id="10078" w:author="Z. Zukowski" w:date="2026-05-22T00:00:00Z">
+      <w:ins w:id="10080" w:author="Z. Zukowski" w:date="2026-05-22T00:00:00Z">
         <w:r>
           <w:t xml:space="preserve">‡ GMX and ENS values from paginated Tally top-100 delegate pulls</w:t>
         </w:r>
       </w:ins>
-      <w:ins w:id="10078" w:author="Z. Zukowski" w:date="2026-05-22T00:00:00Z">
-        <w:r>
-          <w:t xml:space="preserve"> </w:t>
-        </w:r>
-      </w:ins>
-      <w:ins w:id="10078" w:author="Z. Zukowski" w:date="2026-05-22T00:00:00Z">
+      <w:ins w:id="10080" w:author="Z. Zukowski" w:date="2026-05-22T00:00:00Z">
+        <w:r>
+          <w:t xml:space="preserve"> </w:t>
+        </w:r>
+      </w:ins>
+      <w:ins w:id="10080" w:author="Z. Zukowski" w:date="2026-05-22T00:00:00Z">
         <w:r>
           <w:t xml:space="preserve">(May 2026). Snapshot date drift between the March 2026 baseline (used for</w:t>
         </w:r>
       </w:ins>
-      <w:ins w:id="10078" w:author="Z. Zukowski" w:date="2026-05-22T00:00:00Z">
-        <w:r>
-          <w:t xml:space="preserve"> </w:t>
-        </w:r>
-      </w:ins>
-      <w:ins w:id="10078" w:author="Z. Zukowski" w:date="2026-05-22T00:00:00Z">
+      <w:ins w:id="10080" w:author="Z. Zukowski" w:date="2026-05-22T00:00:00Z">
+        <w:r>
+          <w:t xml:space="preserve"> </w:t>
+        </w:r>
+      </w:ins>
+      <w:ins w:id="10080" w:author="Z. Zukowski" w:date="2026-05-22T00:00:00Z">
         <w:r>
           <w:t xml:space="preserve">the eight protocols with March 2026 voting data) and May 2026 (used</w:t>
         </w:r>
       </w:ins>
-      <w:ins w:id="10078" w:author="Z. Zukowski" w:date="2026-05-22T00:00:00Z">
-        <w:r>
-          <w:t xml:space="preserve"> </w:t>
-        </w:r>
-      </w:ins>
-      <w:ins w:id="10078" w:author="Z. Zukowski" w:date="2026-05-22T00:00:00Z">
+      <w:ins w:id="10080" w:author="Z. Zukowski" w:date="2026-05-22T00:00:00Z">
+        <w:r>
+          <w:t xml:space="preserve"> </w:t>
+        </w:r>
+      </w:ins>
+      <w:ins w:id="10080" w:author="Z. Zukowski" w:date="2026-05-22T00:00:00Z">
         <w:r>
           <w:t xml:space="preserve">for GMX and ENS) means rank-ordering across protocols is the durable</w:t>
         </w:r>
       </w:ins>
-      <w:ins w:id="10078" w:author="Z. Zukowski" w:date="2026-05-22T00:00:00Z">
-        <w:r>
-          <w:t xml:space="preserve"> </w:t>
-        </w:r>
-      </w:ins>
-      <w:ins w:id="10078" w:author="Z. Zukowski" w:date="2026-05-22T00:00:00Z">
+      <w:ins w:id="10080" w:author="Z. Zukowski" w:date="2026-05-22T00:00:00Z">
+        <w:r>
+          <w:t xml:space="preserve"> </w:t>
+        </w:r>
+      </w:ins>
+      <w:ins w:id="10080" w:author="Z. Zukowski" w:date="2026-05-22T00:00:00Z">
         <w:r>
           <w:t xml:space="preserve">inferential property, with absolute magnitudes subject to delegate-pool</w:t>
         </w:r>
       </w:ins>
-      <w:ins w:id="10078" w:author="Z. Zukowski" w:date="2026-05-22T00:00:00Z">
-        <w:r>
-          <w:t xml:space="preserve"> </w:t>
-        </w:r>
-      </w:ins>
-      <w:ins w:id="10078" w:author="Z. Zukowski" w:date="2026-05-22T00:00:00Z">
+      <w:ins w:id="10080" w:author="Z. Zukowski" w:date="2026-05-22T00:00:00Z">
+        <w:r>
+          <w:t xml:space="preserve"> </w:t>
+        </w:r>
+      </w:ins>
+      <w:ins w:id="10080" w:author="Z. Zukowski" w:date="2026-05-22T00:00:00Z">
         <w:r>
           <w:t xml:space="preserve">changes over multi-month windows.</w:t>
         </w:r>
@@ -22008,47 +22028,47 @@
       <w:pPr>
         <w:pStyle w:val="BodyText"/>
       </w:pPr>
-      <w:ins w:id="10079" w:author="Z. Zukowski" w:date="2026-05-22T00:00:00Z">
+      <w:ins w:id="10081" w:author="Z. Zukowski" w:date="2026-05-22T00:00:00Z">
         <w:r>
           <w:t xml:space="preserve">§ Aave voting HHI 0.058 from Tally all-delegates pull (N = 150,911); the</w:t>
         </w:r>
       </w:ins>
-      <w:ins w:id="10079" w:author="Z. Zukowski" w:date="2026-05-22T00:00:00Z">
-        <w:r>
-          <w:t xml:space="preserve"> </w:t>
-        </w:r>
-      </w:ins>
-      <w:ins w:id="10079" w:author="Z. Zukowski" w:date="2026-05-22T00:00:00Z">
+      <w:ins w:id="10081" w:author="Z. Zukowski" w:date="2026-05-22T00:00:00Z">
+        <w:r>
+          <w:t xml:space="preserve"> </w:t>
+        </w:r>
+      </w:ins>
+      <w:ins w:id="10081" w:author="Z. Zukowski" w:date="2026-05-22T00:00:00Z">
         <w:r>
           <w:t xml:space="preserve">all-delegates depth establishes ARB at maximum 437,453-delegate depth as</w:t>
         </w:r>
       </w:ins>
-      <w:ins w:id="10079" w:author="Z. Zukowski" w:date="2026-05-22T00:00:00Z">
-        <w:r>
-          <w:t xml:space="preserve"> </w:t>
-        </w:r>
-      </w:ins>
-      <w:ins w:id="10079" w:author="Z. Zukowski" w:date="2026-05-22T00:00:00Z">
+      <w:ins w:id="10081" w:author="Z. Zukowski" w:date="2026-05-22T00:00:00Z">
+        <w:r>
+          <w:t xml:space="preserve"> </w:t>
+        </w:r>
+      </w:ins>
+      <w:ins w:id="10081" w:author="Z. Zukowski" w:date="2026-05-22T00:00:00Z">
         <w:r>
           <w:t xml:space="preserve">the deepest-N anchor for the methodology-floor sensitivity analysis. Four</w:t>
         </w:r>
       </w:ins>
-      <w:ins w:id="10079" w:author="Z. Zukowski" w:date="2026-05-22T00:00:00Z">
-        <w:r>
-          <w:t xml:space="preserve"> </w:t>
-        </w:r>
-      </w:ins>
-      <w:ins w:id="10079" w:author="Z. Zukowski" w:date="2026-05-22T00:00:00Z">
+      <w:ins w:id="10081" w:author="Z. Zukowski" w:date="2026-05-22T00:00:00Z">
+        <w:r>
+          <w:t xml:space="preserve"> </w:t>
+        </w:r>
+      </w:ins>
+      <w:ins w:id="10081" w:author="Z. Zukowski" w:date="2026-05-22T00:00:00Z">
         <w:r>
           <w:t xml:space="preserve">deeper-N sweeps (AAVE + COMP + UNI + ARB) produce sub-0.005 HHI shifts vs</w:t>
         </w:r>
       </w:ins>
-      <w:ins w:id="10079" w:author="Z. Zukowski" w:date="2026-05-22T00:00:00Z">
-        <w:r>
-          <w:t xml:space="preserve"> </w:t>
-        </w:r>
-      </w:ins>
-      <w:ins w:id="10079" w:author="Z. Zukowski" w:date="2026-05-22T00:00:00Z">
+      <w:ins w:id="10081" w:author="Z. Zukowski" w:date="2026-05-22T00:00:00Z">
+        <w:r>
+          <w:t xml:space="preserve"> </w:t>
+        </w:r>
+      </w:ins>
+      <w:ins w:id="10081" w:author="Z. Zukowski" w:date="2026-05-22T00:00:00Z">
         <w:r>
           <w:t xml:space="preserve">top-1000 baseline, confirming the top-1000 methodology floor.</w:t>
         </w:r>
@@ -22058,27 +22078,27 @@
       <w:pPr>
         <w:pStyle w:val="BodyText"/>
       </w:pPr>
-      <w:ins w:id="10080" w:author="Z. Zukowski" w:date="2026-05-22T00:00:00Z">
+      <w:ins w:id="10082" w:author="Z. Zukowski" w:date="2026-05-22T00:00:00Z">
         <w:r>
           <w:t xml:space="preserve">¶ Solana voting HHI values from on-chain governance program parsing</w:t>
         </w:r>
       </w:ins>
-      <w:ins w:id="10080" w:author="Z. Zukowski" w:date="2026-05-22T00:00:00Z">
-        <w:r>
-          <w:t xml:space="preserve"> </w:t>
-        </w:r>
-      </w:ins>
-      <w:ins w:id="10080" w:author="Z. Zukowski" w:date="2026-05-22T00:00:00Z">
+      <w:ins w:id="10082" w:author="Z. Zukowski" w:date="2026-05-22T00:00:00Z">
+        <w:r>
+          <w:t xml:space="preserve"> </w:t>
+        </w:r>
+      </w:ins>
+      <w:ins w:id="10082" w:author="Z. Zukowski" w:date="2026-05-22T00:00:00Z">
         <w:r>
           <w:t xml:space="preserve">via Helius RPC and Dune decoded namespace: JUP via</w:t>
         </w:r>
       </w:ins>
-      <w:ins w:id="10080" w:author="Z. Zukowski" w:date="2026-05-22T00:00:00Z">
-        <w:r>
-          <w:t xml:space="preserve"> </w:t>
-        </w:r>
-      </w:ins>
-      <w:ins w:id="10080" w:author="Z. Zukowski" w:date="2026-05-22T00:00:00Z">
+      <w:ins w:id="10082" w:author="Z. Zukowski" w:date="2026-05-22T00:00:00Z">
+        <w:r>
+          <w:t xml:space="preserve"> </w:t>
+        </w:r>
+      </w:ins>
+      <w:ins w:id="10082" w:author="Z. Zukowski" w:date="2026-05-22T00:00:00Z">
         <w:r>
           <w:rPr>
             <w:rStyle w:val="VerbatimChar"/>
@@ -22086,112 +22106,112 @@
           <w:t xml:space="preserve">jupiter_solana.govern_call_setvote</w:t>
         </w:r>
       </w:ins>
-      <w:ins w:id="10080" w:author="Z. Zukowski" w:date="2026-05-22T00:00:00Z">
-        <w:r>
-          <w:t xml:space="preserve"> </w:t>
-        </w:r>
-      </w:ins>
-      <w:ins w:id="10080" w:author="Z. Zukowski" w:date="2026-05-22T00:00:00Z">
+      <w:ins w:id="10082" w:author="Z. Zukowski" w:date="2026-05-22T00:00:00Z">
+        <w:r>
+          <w:t xml:space="preserve"> </w:t>
+        </w:r>
+      </w:ins>
+      <w:ins w:id="10082" w:author="Z. Zukowski" w:date="2026-05-22T00:00:00Z">
         <w:r>
           <w:t xml:space="preserve">(per-signer max(weight) aggregation; delegated-vote design; each token</w:t>
         </w:r>
       </w:ins>
-      <w:ins w:id="10080" w:author="Z. Zukowski" w:date="2026-05-22T00:00:00Z">
-        <w:r>
-          <w:t xml:space="preserve"> </w:t>
-        </w:r>
-      </w:ins>
-      <w:ins w:id="10080" w:author="Z. Zukowski" w:date="2026-05-22T00:00:00Z">
+      <w:ins w:id="10082" w:author="Z. Zukowski" w:date="2026-05-22T00:00:00Z">
+        <w:r>
+          <w:t xml:space="preserve"> </w:t>
+        </w:r>
+      </w:ins>
+      <w:ins w:id="10082" w:author="Z. Zukowski" w:date="2026-05-22T00:00:00Z">
         <w:r>
           <w:t xml:space="preserve">equals one vote); HNT and DRIFT via Voter Stake Registry (VSR)</w:t>
         </w:r>
       </w:ins>
-      <w:ins w:id="10080" w:author="Z. Zukowski" w:date="2026-05-22T00:00:00Z">
-        <w:r>
-          <w:t xml:space="preserve"> </w:t>
-        </w:r>
-      </w:ins>
-      <w:ins w:id="10080" w:author="Z. Zukowski" w:date="2026-05-22T00:00:00Z">
+      <w:ins w:id="10082" w:author="Z. Zukowski" w:date="2026-05-22T00:00:00Z">
+        <w:r>
+          <w:t xml:space="preserve"> </w:t>
+        </w:r>
+      </w:ins>
+      <w:ins w:id="10082" w:author="Z. Zukowski" w:date="2026-05-22T00:00:00Z">
         <w:r>
           <w:t xml:space="preserve">lockup-weighted vote design where vote weight is locked-amount</w:t>
         </w:r>
       </w:ins>
-      <w:ins w:id="10080" w:author="Z. Zukowski" w:date="2026-05-22T00:00:00Z">
-        <w:r>
-          <w:t xml:space="preserve"> </w:t>
-        </w:r>
-      </w:ins>
-      <w:ins w:id="10080" w:author="Z. Zukowski" w:date="2026-05-22T00:00:00Z">
+      <w:ins w:id="10082" w:author="Z. Zukowski" w:date="2026-05-22T00:00:00Z">
+        <w:r>
+          <w:t xml:space="preserve"> </w:t>
+        </w:r>
+      </w:ins>
+      <w:ins w:id="10082" w:author="Z. Zukowski" w:date="2026-05-22T00:00:00Z">
         <w:r>
           <w:t xml:space="preserve">multiplied by lockup-duration multiplier (HNT VSR saturates at four-year</w:t>
         </w:r>
       </w:ins>
-      <w:ins w:id="10080" w:author="Z. Zukowski" w:date="2026-05-22T00:00:00Z">
-        <w:r>
-          <w:t xml:space="preserve"> </w:t>
-        </w:r>
-      </w:ins>
-      <w:ins w:id="10080" w:author="Z. Zukowski" w:date="2026-05-22T00:00:00Z">
+      <w:ins w:id="10082" w:author="Z. Zukowski" w:date="2026-05-22T00:00:00Z">
+        <w:r>
+          <w:t xml:space="preserve"> </w:t>
+        </w:r>
+      </w:ins>
+      <w:ins w:id="10082" w:author="Z. Zukowski" w:date="2026-05-22T00:00:00Z">
         <w:r>
           <w:t xml:space="preserve">lockup; DRIFT VSR uses analogous lockup multiplier; both classified as</w:t>
         </w:r>
       </w:ins>
-      <w:ins w:id="10080" w:author="Z. Zukowski" w:date="2026-05-22T00:00:00Z">
-        <w:r>
-          <w:t xml:space="preserve"> </w:t>
-        </w:r>
-      </w:ins>
-      <w:ins w:id="10080" w:author="Z. Zukowski" w:date="2026-05-22T00:00:00Z">
+      <w:ins w:id="10082" w:author="Z. Zukowski" w:date="2026-05-22T00:00:00Z">
+        <w:r>
+          <w:t xml:space="preserve"> </w:t>
+        </w:r>
+      </w:ins>
+      <w:ins w:id="10082" w:author="Z. Zukowski" w:date="2026-05-22T00:00:00Z">
         <w:r>
           <w:t xml:space="preserve">VSR-lockup-weighted). HNT presented as</w:t>
         </w:r>
       </w:ins>
-      <w:ins w:id="10080" w:author="Z. Zukowski" w:date="2026-05-22T00:00:00Z">
-        <w:r>
-          <w:t xml:space="preserve"> </w:t>
-        </w:r>
-      </w:ins>
-      <w:ins w:id="10080" w:author="Z. Zukowski" w:date="2026-05-22T00:00:00Z">
+      <w:ins w:id="10082" w:author="Z. Zukowski" w:date="2026-05-22T00:00:00Z">
+        <w:r>
+          <w:t xml:space="preserve"> </w:t>
+        </w:r>
+      </w:ins>
+      <w:ins w:id="10082" w:author="Z. Zukowski" w:date="2026-05-22T00:00:00Z">
         <w:r>
           <w:t xml:space="preserve">sensitivity range under VSR position-state reconstruction with 14.8</w:t>
         </w:r>
       </w:ins>
-      <w:ins w:id="10080" w:author="Z. Zukowski" w:date="2026-05-22T00:00:00Z">
-        <w:r>
-          <w:t xml:space="preserve"> </w:t>
-        </w:r>
-      </w:ins>
-      <w:ins w:id="10080" w:author="Z. Zukowski" w:date="2026-05-22T00:00:00Z">
+      <w:ins w:id="10082" w:author="Z. Zukowski" w:date="2026-05-22T00:00:00Z">
+        <w:r>
+          <w:t xml:space="preserve"> </w:t>
+        </w:r>
+      </w:ins>
+      <w:ins w:id="10082" w:author="Z. Zukowski" w:date="2026-05-22T00:00:00Z">
         <w:r>
           <w:t xml:space="preserve">percent closed-position rate bracketing the bounds. The within-Solana</w:t>
         </w:r>
       </w:ins>
-      <w:ins w:id="10080" w:author="Z. Zukowski" w:date="2026-05-22T00:00:00Z">
-        <w:r>
-          <w:t xml:space="preserve"> </w:t>
-        </w:r>
-      </w:ins>
-      <w:ins w:id="10080" w:author="Z. Zukowski" w:date="2026-05-22T00:00:00Z">
+      <w:ins w:id="10082" w:author="Z. Zukowski" w:date="2026-05-22T00:00:00Z">
+        <w:r>
+          <w:t xml:space="preserve"> </w:t>
+        </w:r>
+      </w:ins>
+      <w:ins w:id="10082" w:author="Z. Zukowski" w:date="2026-05-22T00:00:00Z">
         <w:r>
           <w:t xml:space="preserve">sample (N=3) is discussed in Section 4.5.4 within-Solana governance</w:t>
         </w:r>
       </w:ins>
-      <w:ins w:id="10080" w:author="Z. Zukowski" w:date="2026-05-22T00:00:00Z">
-        <w:r>
-          <w:t xml:space="preserve"> </w:t>
-        </w:r>
-      </w:ins>
-      <w:ins w:id="10080" w:author="Z. Zukowski" w:date="2026-05-22T00:00:00Z">
+      <w:ins w:id="10082" w:author="Z. Zukowski" w:date="2026-05-22T00:00:00Z">
+        <w:r>
+          <w:t xml:space="preserve"> </w:t>
+        </w:r>
+      </w:ins>
+      <w:ins w:id="10082" w:author="Z. Zukowski" w:date="2026-05-22T00:00:00Z">
         <w:r>
           <w:t xml:space="preserve">heterogeneity subsection; JUP at 0.12x ratio is the most-extreme</w:t>
         </w:r>
       </w:ins>
-      <w:ins w:id="10080" w:author="Z. Zukowski" w:date="2026-05-22T00:00:00Z">
-        <w:r>
-          <w:t xml:space="preserve"> </w:t>
-        </w:r>
-      </w:ins>
-      <w:ins w:id="10080" w:author="Z. Zukowski" w:date="2026-05-22T00:00:00Z">
+      <w:ins w:id="10082" w:author="Z. Zukowski" w:date="2026-05-22T00:00:00Z">
+        <w:r>
+          <w:t xml:space="preserve"> </w:t>
+        </w:r>
+      </w:ins>
+      <w:ins w:id="10082" w:author="Z. Zukowski" w:date="2026-05-22T00:00:00Z">
         <w:r>
           <w:t xml:space="preserve">dispersion outlier in the cross-section.</w:t>
         </w:r>
@@ -22248,7 +22268,7 @@
       <w:pPr>
         <w:pStyle w:val="BodyText"/>
       </w:pPr>
-      <w:ins w:id="10081" w:author="Z. Zukowski" w:date="2026-05-22T00:00:00Z">
+      <w:ins w:id="10083" w:author="Z. Zukowski" w:date="2026-05-22T00:00:00Z">
         <w:r>
           <w:rPr>
             <w:b/>
@@ -22259,7 +22279,7 @@
           <w:t xml:space="preserve">Figure 4.</w:t>
         </w:r>
       </w:ins>
-      <w:ins w:id="10081" w:author="Z. Zukowski" w:date="2026-05-22T00:00:00Z">
+      <w:ins w:id="10083" w:author="Z. Zukowski" w:date="2026-05-22T00:00:00Z">
         <w:r>
           <w:rPr>
             <w:i/>
@@ -22268,7 +22288,7 @@
           <w:t xml:space="preserve"> </w:t>
         </w:r>
       </w:ins>
-      <w:ins w:id="10081" w:author="Z. Zukowski" w:date="2026-05-22T00:00:00Z">
+      <w:ins w:id="10083" w:author="Z. Zukowski" w:date="2026-05-22T00:00:00Z">
         <w:r>
           <w:rPr>
             <w:i/>
@@ -22277,7 +22297,7 @@
           <w:t xml:space="preserve">Raw holding HHI (lower bar) vs. delegation-adjusted</w:t>
         </w:r>
       </w:ins>
-      <w:ins w:id="10081" w:author="Z. Zukowski" w:date="2026-05-22T00:00:00Z">
+      <w:ins w:id="10083" w:author="Z. Zukowski" w:date="2026-05-22T00:00:00Z">
         <w:r>
           <w:rPr>
             <w:i/>
@@ -22286,7 +22306,7 @@
           <w:t xml:space="preserve"> </w:t>
         </w:r>
       </w:ins>
-      <w:ins w:id="10081" w:author="Z. Zukowski" w:date="2026-05-22T00:00:00Z">
+      <w:ins w:id="10083" w:author="Z. Zukowski" w:date="2026-05-22T00:00:00Z">
         <w:r>
           <w:rPr>
             <w:i/>
@@ -22295,7 +22315,7 @@
           <w:t xml:space="preserve">voting HHI (upper bar) for the eighteen protocols with sufficient</w:t>
         </w:r>
       </w:ins>
-      <w:ins w:id="10081" w:author="Z. Zukowski" w:date="2026-05-22T00:00:00Z">
+      <w:ins w:id="10083" w:author="Z. Zukowski" w:date="2026-05-22T00:00:00Z">
         <w:r>
           <w:rPr>
             <w:i/>
@@ -22304,7 +22324,7 @@
           <w:t xml:space="preserve"> </w:t>
         </w:r>
       </w:ins>
-      <w:ins w:id="10081" w:author="Z. Zukowski" w:date="2026-05-22T00:00:00Z">
+      <w:ins w:id="10083" w:author="Z. Zukowski" w:date="2026-05-22T00:00:00Z">
         <w:r>
           <w:rPr>
             <w:i/>
@@ -22313,7 +22333,7 @@
           <w:t xml:space="preserve">governance activity, grouped by category (DeFi, DePIN, infrastructure), then by amplification ratio within category. Reading the figure:</w:t>
         </w:r>
       </w:ins>
-      <w:ins w:id="10081" w:author="Z. Zukowski" w:date="2026-05-22T00:00:00Z">
+      <w:ins w:id="10083" w:author="Z. Zukowski" w:date="2026-05-22T00:00:00Z">
         <w:r>
           <w:rPr>
             <w:i/>
@@ -22322,7 +22342,7 @@
           <w:t xml:space="preserve"> </w:t>
         </w:r>
       </w:ins>
-      <w:ins w:id="10081" w:author="Z. Zukowski" w:date="2026-05-22T00:00:00Z">
+      <w:ins w:id="10083" w:author="Z. Zukowski" w:date="2026-05-22T00:00:00Z">
         <w:r>
           <w:rPr>
             <w:i/>
@@ -22331,7 +22351,7 @@
           <w:t xml:space="preserve">the ratio label at the right of each pair gives voting HHI divided by</w:t>
         </w:r>
       </w:ins>
-      <w:ins w:id="10081" w:author="Z. Zukowski" w:date="2026-05-22T00:00:00Z">
+      <w:ins w:id="10083" w:author="Z. Zukowski" w:date="2026-05-22T00:00:00Z">
         <w:r>
           <w:rPr>
             <w:i/>
@@ -22340,7 +22360,7 @@
           <w:t xml:space="preserve"> </w:t>
         </w:r>
       </w:ins>
-      <w:ins w:id="10081" w:author="Z. Zukowski" w:date="2026-05-22T00:00:00Z">
+      <w:ins w:id="10083" w:author="Z. Zukowski" w:date="2026-05-22T00:00:00Z">
         <w:r>
           <w:rPr>
             <w:i/>
@@ -22349,7 +22369,7 @@
           <w:t xml:space="preserve">holding HHI; ratios above 1.0 indicate delegation amplifies concentration</w:t>
         </w:r>
       </w:ins>
-      <w:ins w:id="10081" w:author="Z. Zukowski" w:date="2026-05-22T00:00:00Z">
+      <w:ins w:id="10083" w:author="Z. Zukowski" w:date="2026-05-22T00:00:00Z">
         <w:r>
           <w:rPr>
             <w:i/>
@@ -22358,7 +22378,7 @@
           <w:t xml:space="preserve"> </w:t>
         </w:r>
       </w:ins>
-      <w:ins w:id="10081" w:author="Z. Zukowski" w:date="2026-05-22T00:00:00Z">
+      <w:ins w:id="10083" w:author="Z. Zukowski" w:date="2026-05-22T00:00:00Z">
         <w:r>
           <w:rPr>
             <w:i/>
@@ -22367,7 +22387,7 @@
           <w:t xml:space="preserve">(the upper bar is longer than the lower bar; green annotation), ratios</w:t>
         </w:r>
       </w:ins>
-      <w:ins w:id="10081" w:author="Z. Zukowski" w:date="2026-05-22T00:00:00Z">
+      <w:ins w:id="10083" w:author="Z. Zukowski" w:date="2026-05-22T00:00:00Z">
         <w:r>
           <w:rPr>
             <w:i/>
@@ -22376,7 +22396,7 @@
           <w:t xml:space="preserve"> </w:t>
         </w:r>
       </w:ins>
-      <w:ins w:id="10081" w:author="Z. Zukowski" w:date="2026-05-22T00:00:00Z">
+      <w:ins w:id="10083" w:author="Z. Zukowski" w:date="2026-05-22T00:00:00Z">
         <w:r>
           <w:rPr>
             <w:i/>
@@ -22385,7 +22405,7 @@
           <w:t xml:space="preserve">below 1.0 indicate delegation distributes it (red annotation). Thirteen</w:t>
         </w:r>
       </w:ins>
-      <w:ins w:id="10081" w:author="Z. Zukowski" w:date="2026-05-22T00:00:00Z">
+      <w:ins w:id="10083" w:author="Z. Zukowski" w:date="2026-05-22T00:00:00Z">
         <w:r>
           <w:rPr>
             <w:i/>
@@ -22394,7 +22414,7 @@
           <w:t xml:space="preserve"> </w:t>
         </w:r>
       </w:ins>
-      <w:ins w:id="10081" w:author="Z. Zukowski" w:date="2026-05-22T00:00:00Z">
+      <w:ins w:id="10083" w:author="Z. Zukowski" w:date="2026-05-22T00:00:00Z">
         <w:r>
           <w:rPr>
             <w:i/>
@@ -22403,7 +22423,7 @@
           <w:t xml:space="preserve">of eighteen protocols amplify, with ratios ranging from 2.5x (Gnosis) to</w:t>
         </w:r>
       </w:ins>
-      <w:ins w:id="10081" w:author="Z. Zukowski" w:date="2026-05-22T00:00:00Z">
+      <w:ins w:id="10083" w:author="Z. Zukowski" w:date="2026-05-22T00:00:00Z">
         <w:r>
           <w:rPr>
             <w:i/>
@@ -22412,7 +22432,7 @@
           <w:t xml:space="preserve"> </w:t>
         </w:r>
       </w:ins>
-      <w:ins w:id="10081" w:author="Z. Zukowski" w:date="2026-05-22T00:00:00Z">
+      <w:ins w:id="10083" w:author="Z. Zukowski" w:date="2026-05-22T00:00:00Z">
         <w:r>
           <w:rPr>
             <w:i/>
@@ -22421,7 +22441,7 @@
           <w:t xml:space="preserve">25.6x (Polkadot); five protocols show dispersion: ENS (0.48x), GMX</w:t>
         </w:r>
       </w:ins>
-      <w:ins w:id="10081" w:author="Z. Zukowski" w:date="2026-05-22T00:00:00Z">
+      <w:ins w:id="10083" w:author="Z. Zukowski" w:date="2026-05-22T00:00:00Z">
         <w:r>
           <w:rPr>
             <w:i/>
@@ -22430,7 +22450,7 @@
           <w:t xml:space="preserve"> </w:t>
         </w:r>
       </w:ins>
-      <w:ins w:id="10081" w:author="Z. Zukowski" w:date="2026-05-22T00:00:00Z">
+      <w:ins w:id="10083" w:author="Z. Zukowski" w:date="2026-05-22T00:00:00Z">
         <w:r>
           <w:rPr>
             <w:i/>
@@ -22439,7 +22459,7 @@
           <w:t xml:space="preserve">(0.87x), HNT (0.26x to 0.39x), JUP (0.12x, the most-extreme dispersion</w:t>
         </w:r>
       </w:ins>
-      <w:ins w:id="10081" w:author="Z. Zukowski" w:date="2026-05-22T00:00:00Z">
+      <w:ins w:id="10083" w:author="Z. Zukowski" w:date="2026-05-22T00:00:00Z">
         <w:r>
           <w:rPr>
             <w:i/>
@@ -22448,7 +22468,7 @@
           <w:t xml:space="preserve"> </w:t>
         </w:r>
       </w:ins>
-      <w:ins w:id="10081" w:author="Z. Zukowski" w:date="2026-05-22T00:00:00Z">
+      <w:ins w:id="10083" w:author="Z. Zukowski" w:date="2026-05-22T00:00:00Z">
         <w:r>
           <w:rPr>
             <w:i/>
@@ -22457,7 +22477,7 @@
           <w:t xml:space="preserve">outlier), and Livepeer (0.27x, the most pronounced DePIN governance</w:t>
         </w:r>
       </w:ins>
-      <w:ins w:id="10081" w:author="Z. Zukowski" w:date="2026-05-22T00:00:00Z">
+      <w:ins w:id="10083" w:author="Z. Zukowski" w:date="2026-05-22T00:00:00Z">
         <w:r>
           <w:rPr>
             <w:i/>
@@ -22466,7 +22486,7 @@
           <w:t xml:space="preserve"> </w:t>
         </w:r>
       </w:ins>
-      <w:ins w:id="10081" w:author="Z. Zukowski" w:date="2026-05-22T00:00:00Z">
+      <w:ins w:id="10083" w:author="Z. Zukowski" w:date="2026-05-22T00:00:00Z">
         <w:r>
           <w:rPr>
             <w:i/>
@@ -22475,7 +22495,7 @@
           <w:t xml:space="preserve">disperser). Per-protocol values and source notes are in Table 6 and</w:t>
         </w:r>
       </w:ins>
-      <w:ins w:id="10081" w:author="Z. Zukowski" w:date="2026-05-22T00:00:00Z">
+      <w:ins w:id="10083" w:author="Z. Zukowski" w:date="2026-05-22T00:00:00Z">
         <w:r>
           <w:rPr>
             <w:i/>
@@ -22484,7 +22504,7 @@
           <w:t xml:space="preserve"> </w:t>
         </w:r>
       </w:ins>
-      <w:ins w:id="10081" w:author="Z. Zukowski" w:date="2026-05-22T00:00:00Z">
+      <w:ins w:id="10083" w:author="Z. Zukowski" w:date="2026-05-22T00:00:00Z">
         <w:r>
           <w:rPr>
             <w:i/>
@@ -22493,7 +22513,7 @@
           <w:t xml:space="preserve">Supplement S15. Snapshot rows aggregate unique voters across all</w:t>
         </w:r>
       </w:ins>
-      <w:ins w:id="10081" w:author="Z. Zukowski" w:date="2026-05-22T00:00:00Z">
+      <w:ins w:id="10083" w:author="Z. Zukowski" w:date="2026-05-22T00:00:00Z">
         <w:r>
           <w:rPr>
             <w:i/>
@@ -22502,7 +22522,7 @@
           <w:t xml:space="preserve"> </w:t>
         </w:r>
       </w:ins>
-      <w:ins w:id="10081" w:author="Z. Zukowski" w:date="2026-05-22T00:00:00Z">
+      <w:ins w:id="10083" w:author="Z. Zukowski" w:date="2026-05-22T00:00:00Z">
         <w:r>
           <w:rPr>
             <w:i/>
@@ -22511,7 +22531,7 @@
           <w:t xml:space="preserve">proposals in a 12-month rolling window; Tally rows reflect top-1000</w:t>
         </w:r>
       </w:ins>
-      <w:ins w:id="10081" w:author="Z. Zukowski" w:date="2026-05-22T00:00:00Z">
+      <w:ins w:id="10083" w:author="Z. Zukowski" w:date="2026-05-22T00:00:00Z">
         <w:r>
           <w:rPr>
             <w:i/>
@@ -22520,7 +22540,7 @@
           <w:t xml:space="preserve"> </w:t>
         </w:r>
       </w:ins>
-      <w:ins w:id="10081" w:author="Z. Zukowski" w:date="2026-05-22T00:00:00Z">
+      <w:ins w:id="10083" w:author="Z. Zukowski" w:date="2026-05-22T00:00:00Z">
         <w:r>
           <w:rPr>
             <w:i/>
@@ -22534,177 +22554,177 @@
       <w:pPr>
         <w:pStyle w:val="BodyText"/>
       </w:pPr>
-      <w:ins w:id="10082" w:author="Z. Zukowski" w:date="2026-05-22T00:00:00Z">
+      <w:ins w:id="10084" w:author="Z. Zukowski" w:date="2026-05-22T00:00:00Z">
         <w:r>
           <w:t xml:space="preserve">Seven DeFi protocols sampled show varying delegation outcomes: JUP</w:t>
         </w:r>
       </w:ins>
-      <w:ins w:id="10082" w:author="Z. Zukowski" w:date="2026-05-22T00:00:00Z">
-        <w:r>
-          <w:t xml:space="preserve"> </w:t>
-        </w:r>
-      </w:ins>
-      <w:ins w:id="10082" w:author="Z. Zukowski" w:date="2026-05-22T00:00:00Z">
+      <w:ins w:id="10084" w:author="Z. Zukowski" w:date="2026-05-22T00:00:00Z">
+        <w:r>
+          <w:t xml:space="preserve"> </w:t>
+        </w:r>
+      </w:ins>
+      <w:ins w:id="10084" w:author="Z. Zukowski" w:date="2026-05-22T00:00:00Z">
         <w:r>
           <w:t xml:space="preserve">(0.12x, most-extreme dispersion outlier per Section 4.5.4 Solana</w:t>
         </w:r>
       </w:ins>
-      <w:ins w:id="10082" w:author="Z. Zukowski" w:date="2026-05-22T00:00:00Z">
-        <w:r>
-          <w:t xml:space="preserve"> </w:t>
-        </w:r>
-      </w:ins>
-      <w:ins w:id="10082" w:author="Z. Zukowski" w:date="2026-05-22T00:00:00Z">
+      <w:ins w:id="10084" w:author="Z. Zukowski" w:date="2026-05-22T00:00:00Z">
+        <w:r>
+          <w:t xml:space="preserve"> </w:t>
+        </w:r>
+      </w:ins>
+      <w:ins w:id="10084" w:author="Z. Zukowski" w:date="2026-05-22T00:00:00Z">
         <w:r>
           <w:t xml:space="preserve">delegated-vote with broad-airdrop-user-base mechanism), GMX (0.87x, disperses; methodology-sensitive crossover from amplification 1.2x at top-100 sample to dispersion at top-1000 sample; Section 4.5.1.1), DRIFT (3.1x, amplifier; Solana VSR-lockup-weighted per</w:t>
         </w:r>
       </w:ins>
-      <w:ins w:id="10082" w:author="Z. Zukowski" w:date="2026-05-22T00:00:00Z">
-        <w:r>
-          <w:t xml:space="preserve"> </w:t>
-        </w:r>
-      </w:ins>
-      <w:ins w:id="10082" w:author="Z. Zukowski" w:date="2026-05-22T00:00:00Z">
+      <w:ins w:id="10084" w:author="Z. Zukowski" w:date="2026-05-22T00:00:00Z">
+        <w:r>
+          <w:t xml:space="preserve"> </w:t>
+        </w:r>
+      </w:ins>
+      <w:ins w:id="10084" w:author="Z. Zukowski" w:date="2026-05-22T00:00:00Z">
         <w:r>
           <w:t xml:space="preserve">Section 4.5.4), Uniswap (2.7x), Aave (4.4x), Lido</w:t>
         </w:r>
       </w:ins>
-      <w:ins w:id="10082" w:author="Z. Zukowski" w:date="2026-05-22T00:00:00Z">
-        <w:r>
-          <w:t xml:space="preserve"> </w:t>
-        </w:r>
-      </w:ins>
-      <w:ins w:id="10082" w:author="Z. Zukowski" w:date="2026-05-22T00:00:00Z">
+      <w:ins w:id="10084" w:author="Z. Zukowski" w:date="2026-05-22T00:00:00Z">
+        <w:r>
+          <w:t xml:space="preserve"> </w:t>
+        </w:r>
+      </w:ins>
+      <w:ins w:id="10084" w:author="Z. Zukowski" w:date="2026-05-22T00:00:00Z">
         <w:r>
           <w:t xml:space="preserve">(6.3x), and Compound (9.9x; the highest among the protocols drawn in this figure). The Uniswap result is</w:t>
         </w:r>
       </w:ins>
-      <w:ins w:id="10082" w:author="Z. Zukowski" w:date="2026-05-22T00:00:00Z">
-        <w:r>
-          <w:t xml:space="preserve"> </w:t>
-        </w:r>
-      </w:ins>
-      <w:ins w:id="10082" w:author="Z. Zukowski" w:date="2026-05-22T00:00:00Z">
+      <w:ins w:id="10084" w:author="Z. Zukowski" w:date="2026-05-22T00:00:00Z">
+        <w:r>
+          <w:t xml:space="preserve"> </w:t>
+        </w:r>
+      </w:ins>
+      <w:ins w:id="10084" w:author="Z. Zukowski" w:date="2026-05-22T00:00:00Z">
         <w:r>
           <w:t xml:space="preserve">worth examining in detail. Earlier analyses, using a holding HHI of</w:t>
         </w:r>
       </w:ins>
-      <w:ins w:id="10082" w:author="Z. Zukowski" w:date="2026-05-22T00:00:00Z">
-        <w:r>
-          <w:t xml:space="preserve"> </w:t>
-        </w:r>
-      </w:ins>
-      <w:ins w:id="10082" w:author="Z. Zukowski" w:date="2026-05-22T00:00:00Z">
+      <w:ins w:id="10084" w:author="Z. Zukowski" w:date="2026-05-22T00:00:00Z">
+        <w:r>
+          <w:t xml:space="preserve"> </w:t>
+        </w:r>
+      </w:ins>
+      <w:ins w:id="10084" w:author="Z. Zukowski" w:date="2026-05-22T00:00:00Z">
         <w:r>
           <w:t xml:space="preserve">0.032, produced an amplification ratio of 0.84x and were cited as</w:t>
         </w:r>
       </w:ins>
-      <w:ins w:id="10082" w:author="Z. Zukowski" w:date="2026-05-22T00:00:00Z">
-        <w:r>
-          <w:t xml:space="preserve"> </w:t>
-        </w:r>
-      </w:ins>
-      <w:ins w:id="10082" w:author="Z. Zukowski" w:date="2026-05-22T00:00:00Z">
+      <w:ins w:id="10084" w:author="Z. Zukowski" w:date="2026-05-22T00:00:00Z">
+        <w:r>
+          <w:t xml:space="preserve"> </w:t>
+        </w:r>
+      </w:ins>
+      <w:ins w:id="10084" w:author="Z. Zukowski" w:date="2026-05-22T00:00:00Z">
         <w:r>
           <w:t xml:space="preserve">evidence that Uniswap’s mature delegate ecosystem can disperse</w:t>
         </w:r>
       </w:ins>
-      <w:ins w:id="10082" w:author="Z. Zukowski" w:date="2026-05-22T00:00:00Z">
-        <w:r>
-          <w:t xml:space="preserve"> </w:t>
-        </w:r>
-      </w:ins>
-      <w:ins w:id="10082" w:author="Z. Zukowski" w:date="2026-05-22T00:00:00Z">
+      <w:ins w:id="10084" w:author="Z. Zukowski" w:date="2026-05-22T00:00:00Z">
+        <w:r>
+          <w:t xml:space="preserve"> </w:t>
+        </w:r>
+      </w:ins>
+      <w:ins w:id="10084" w:author="Z. Zukowski" w:date="2026-05-22T00:00:00Z">
         <w:r>
           <w:t xml:space="preserve">governance power. That earlier HHI included the canonical UNI burn</w:t>
         </w:r>
       </w:ins>
-      <w:ins w:id="10082" w:author="Z. Zukowski" w:date="2026-05-22T00:00:00Z">
-        <w:r>
-          <w:t xml:space="preserve"> </w:t>
-        </w:r>
-      </w:ins>
-      <w:ins w:id="10082" w:author="Z. Zukowski" w:date="2026-05-22T00:00:00Z">
+      <w:ins w:id="10084" w:author="Z. Zukowski" w:date="2026-05-22T00:00:00Z">
+        <w:r>
+          <w:t xml:space="preserve"> </w:t>
+        </w:r>
+      </w:ins>
+      <w:ins w:id="10084" w:author="Z. Zukowski" w:date="2026-05-22T00:00:00Z">
         <w:r>
           <w:t xml:space="preserve">address (0x000…000dead), which holds 102.5 million UNI (11.3 percent</w:t>
         </w:r>
       </w:ins>
-      <w:ins w:id="10082" w:author="Z. Zukowski" w:date="2026-05-22T00:00:00Z">
-        <w:r>
-          <w:t xml:space="preserve"> </w:t>
-        </w:r>
-      </w:ins>
-      <w:ins w:id="10082" w:author="Z. Zukowski" w:date="2026-05-22T00:00:00Z">
+      <w:ins w:id="10084" w:author="Z. Zukowski" w:date="2026-05-22T00:00:00Z">
+        <w:r>
+          <w:t xml:space="preserve"> </w:t>
+        </w:r>
+      </w:ins>
+      <w:ins w:id="10084" w:author="Z. Zukowski" w:date="2026-05-22T00:00:00Z">
         <w:r>
           <w:t xml:space="preserve">of supply) inert and cannot participate in governance under any</w:t>
         </w:r>
       </w:ins>
-      <w:ins w:id="10082" w:author="Z. Zukowski" w:date="2026-05-22T00:00:00Z">
-        <w:r>
-          <w:t xml:space="preserve"> </w:t>
-        </w:r>
-      </w:ins>
-      <w:ins w:id="10082" w:author="Z. Zukowski" w:date="2026-05-22T00:00:00Z">
+      <w:ins w:id="10084" w:author="Z. Zukowski" w:date="2026-05-22T00:00:00Z">
+        <w:r>
+          <w:t xml:space="preserve"> </w:t>
+        </w:r>
+      </w:ins>
+      <w:ins w:id="10084" w:author="Z. Zukowski" w:date="2026-05-22T00:00:00Z">
         <w:r>
           <w:t xml:space="preserve">condition: it has no delegate, no votes, and no path to ever cast one.</w:t>
         </w:r>
       </w:ins>
-      <w:ins w:id="10082" w:author="Z. Zukowski" w:date="2026-05-22T00:00:00Z">
-        <w:r>
-          <w:t xml:space="preserve"> </w:t>
-        </w:r>
-      </w:ins>
-      <w:ins w:id="10082" w:author="Z. Zukowski" w:date="2026-05-22T00:00:00Z">
+      <w:ins w:id="10084" w:author="Z. Zukowski" w:date="2026-05-22T00:00:00Z">
+        <w:r>
+          <w:t xml:space="preserve"> </w:t>
+        </w:r>
+      </w:ins>
+      <w:ins w:id="10084" w:author="Z. Zukowski" w:date="2026-05-22T00:00:00Z">
         <w:r>
           <w:t xml:space="preserve">After excluding this burn address, the post-exclusion holding HHI is 0.010,</w:t>
         </w:r>
       </w:ins>
-      <w:ins w:id="10082" w:author="Z. Zukowski" w:date="2026-05-22T00:00:00Z">
-        <w:r>
-          <w:t xml:space="preserve"> </w:t>
-        </w:r>
-      </w:ins>
-      <w:ins w:id="10082" w:author="Z. Zukowski" w:date="2026-05-22T00:00:00Z">
+      <w:ins w:id="10084" w:author="Z. Zukowski" w:date="2026-05-22T00:00:00Z">
+        <w:r>
+          <w:t xml:space="preserve"> </w:t>
+        </w:r>
+      </w:ins>
+      <w:ins w:id="10084" w:author="Z. Zukowski" w:date="2026-05-22T00:00:00Z">
         <w:r>
           <w:t xml:space="preserve">and the amplification ratio is 2.8x. Uniswap’s delegate program</w:t>
         </w:r>
       </w:ins>
-      <w:ins w:id="10082" w:author="Z. Zukowski" w:date="2026-05-22T00:00:00Z">
-        <w:r>
-          <w:t xml:space="preserve"> </w:t>
-        </w:r>
-      </w:ins>
-      <w:ins w:id="10082" w:author="Z. Zukowski" w:date="2026-05-22T00:00:00Z">
+      <w:ins w:id="10084" w:author="Z. Zukowski" w:date="2026-05-22T00:00:00Z">
+        <w:r>
+          <w:t xml:space="preserve"> </w:t>
+        </w:r>
+      </w:ins>
+      <w:ins w:id="10084" w:author="Z. Zukowski" w:date="2026-05-22T00:00:00Z">
         <w:r>
           <w:t xml:space="preserve">concentrates voting power above its post-exclusion holding baseline,</w:t>
         </w:r>
       </w:ins>
-      <w:ins w:id="10082" w:author="Z. Zukowski" w:date="2026-05-22T00:00:00Z">
-        <w:r>
-          <w:t xml:space="preserve"> </w:t>
-        </w:r>
-      </w:ins>
-      <w:ins w:id="10082" w:author="Z. Zukowski" w:date="2026-05-22T00:00:00Z">
+      <w:ins w:id="10084" w:author="Z. Zukowski" w:date="2026-05-22T00:00:00Z">
+        <w:r>
+          <w:t xml:space="preserve"> </w:t>
+        </w:r>
+      </w:ins>
+      <w:ins w:id="10084" w:author="Z. Zukowski" w:date="2026-05-22T00:00:00Z">
         <w:r>
           <w:t xml:space="preserve">in line with every other protocol sampled. The pre-exclusion</w:t>
         </w:r>
       </w:ins>
-      <w:ins w:id="10082" w:author="Z. Zukowski" w:date="2026-05-22T00:00:00Z">
-        <w:r>
-          <w:t xml:space="preserve"> </w:t>
-        </w:r>
-      </w:ins>
-      <w:ins w:id="10082" w:author="Z. Zukowski" w:date="2026-05-22T00:00:00Z">
+      <w:ins w:id="10084" w:author="Z. Zukowski" w:date="2026-05-22T00:00:00Z">
+        <w:r>
+          <w:t xml:space="preserve"> </w:t>
+        </w:r>
+      </w:ins>
+      <w:ins w:id="10084" w:author="Z. Zukowski" w:date="2026-05-22T00:00:00Z">
         <w:r>
           <w:t xml:space="preserve">result was driven by including a wallet that structurally cannot vote</w:t>
         </w:r>
       </w:ins>
-      <w:ins w:id="10082" w:author="Z. Zukowski" w:date="2026-05-22T00:00:00Z">
-        <w:r>
-          <w:t xml:space="preserve"> </w:t>
-        </w:r>
-      </w:ins>
-      <w:ins w:id="10082" w:author="Z. Zukowski" w:date="2026-05-22T00:00:00Z">
+      <w:ins w:id="10084" w:author="Z. Zukowski" w:date="2026-05-22T00:00:00Z">
+        <w:r>
+          <w:t xml:space="preserve"> </w:t>
+        </w:r>
+      </w:ins>
+      <w:ins w:id="10084" w:author="Z. Zukowski" w:date="2026-05-22T00:00:00Z">
         <w:r>
           <w:t xml:space="preserve">in the holding denominator.</w:t>
         </w:r>
@@ -22714,127 +22734,127 @@
       <w:pPr>
         <w:pStyle w:val="BodyText"/>
       </w:pPr>
-      <w:ins w:id="10083" w:author="Z. Zukowski" w:date="2026-05-22T00:00:00Z">
+      <w:ins w:id="10085" w:author="Z. Zukowski" w:date="2026-05-22T00:00:00Z">
         <w:r>
           <w:t xml:space="preserve">Both infrastructure protocols sampled show delegation amplification</w:t>
         </w:r>
       </w:ins>
-      <w:ins w:id="10083" w:author="Z. Zukowski" w:date="2026-05-22T00:00:00Z">
-        <w:r>
-          <w:t xml:space="preserve"> </w:t>
-        </w:r>
-      </w:ins>
-      <w:ins w:id="10083" w:author="Z. Zukowski" w:date="2026-05-22T00:00:00Z">
+      <w:ins w:id="10085" w:author="Z. Zukowski" w:date="2026-05-22T00:00:00Z">
+        <w:r>
+          <w:t xml:space="preserve"> </w:t>
+        </w:r>
+      </w:ins>
+      <w:ins w:id="10085" w:author="Z. Zukowski" w:date="2026-05-22T00:00:00Z">
         <w:r>
           <w:t xml:space="preserve">when holding HHIs are computed with the same exclusions applied to</w:t>
         </w:r>
       </w:ins>
-      <w:ins w:id="10083" w:author="Z. Zukowski" w:date="2026-05-22T00:00:00Z">
-        <w:r>
-          <w:t xml:space="preserve"> </w:t>
-        </w:r>
-      </w:ins>
-      <w:ins w:id="10083" w:author="Z. Zukowski" w:date="2026-05-22T00:00:00Z">
+      <w:ins w:id="10085" w:author="Z. Zukowski" w:date="2026-05-22T00:00:00Z">
+        <w:r>
+          <w:t xml:space="preserve"> </w:t>
+        </w:r>
+      </w:ins>
+      <w:ins w:id="10085" w:author="Z. Zukowski" w:date="2026-05-22T00:00:00Z">
         <w:r>
           <w:t xml:space="preserve">Table 3. Optimism’s voting HHI (0.033) is 3.6 times its post-exclusion</w:t>
         </w:r>
       </w:ins>
-      <w:ins w:id="10083" w:author="Z. Zukowski" w:date="2026-05-22T00:00:00Z">
-        <w:r>
-          <w:t xml:space="preserve"> </w:t>
-        </w:r>
-      </w:ins>
-      <w:ins w:id="10083" w:author="Z. Zukowski" w:date="2026-05-22T00:00:00Z">
+      <w:ins w:id="10085" w:author="Z. Zukowski" w:date="2026-05-22T00:00:00Z">
+        <w:r>
+          <w:t xml:space="preserve"> </w:t>
+        </w:r>
+      </w:ins>
+      <w:ins w:id="10085" w:author="Z. Zukowski" w:date="2026-05-22T00:00:00Z">
         <w:r>
           <w:t xml:space="preserve">holding HHI (0.009). Arbitrum’s voting HHI (0.038)</w:t>
         </w:r>
       </w:ins>
-      <w:ins w:id="10083" w:author="Z. Zukowski" w:date="2026-05-22T00:00:00Z">
-        <w:r>
-          <w:t xml:space="preserve"> </w:t>
-        </w:r>
-      </w:ins>
-      <w:ins w:id="10083" w:author="Z. Zukowski" w:date="2026-05-22T00:00:00Z">
+      <w:ins w:id="10085" w:author="Z. Zukowski" w:date="2026-05-22T00:00:00Z">
+        <w:r>
+          <w:t xml:space="preserve"> </w:t>
+        </w:r>
+      </w:ins>
+      <w:ins w:id="10085" w:author="Z. Zukowski" w:date="2026-05-22T00:00:00Z">
         <w:r>
           <w:t xml:space="preserve">is 3.1 times its holding HHI (0.012). Both protocols have invested in</w:t>
         </w:r>
       </w:ins>
-      <w:ins w:id="10083" w:author="Z. Zukowski" w:date="2026-05-22T00:00:00Z">
-        <w:r>
-          <w:t xml:space="preserve"> </w:t>
-        </w:r>
-      </w:ins>
-      <w:ins w:id="10083" w:author="Z. Zukowski" w:date="2026-05-22T00:00:00Z">
+      <w:ins w:id="10085" w:author="Z. Zukowski" w:date="2026-05-22T00:00:00Z">
+        <w:r>
+          <w:t xml:space="preserve"> </w:t>
+        </w:r>
+      </w:ins>
+      <w:ins w:id="10085" w:author="Z. Zukowski" w:date="2026-05-22T00:00:00Z">
         <w:r>
           <w:t xml:space="preserve">delegate-program infrastructure (published delegate platforms, recurring</w:t>
         </w:r>
       </w:ins>
-      <w:ins w:id="10083" w:author="Z. Zukowski" w:date="2026-05-22T00:00:00Z">
-        <w:r>
-          <w:t xml:space="preserve"> </w:t>
-        </w:r>
-      </w:ins>
-      <w:ins w:id="10083" w:author="Z. Zukowski" w:date="2026-05-22T00:00:00Z">
+      <w:ins w:id="10085" w:author="Z. Zukowski" w:date="2026-05-22T00:00:00Z">
+        <w:r>
+          <w:t xml:space="preserve"> </w:t>
+        </w:r>
+      </w:ins>
+      <w:ins w:id="10085" w:author="Z. Zukowski" w:date="2026-05-22T00:00:00Z">
         <w:r>
           <w:t xml:space="preserve">delegate compensation, active recruitment of long-form policy positions),</w:t>
         </w:r>
       </w:ins>
-      <w:ins w:id="10083" w:author="Z. Zukowski" w:date="2026-05-22T00:00:00Z">
-        <w:r>
-          <w:t xml:space="preserve"> </w:t>
-        </w:r>
-      </w:ins>
-      <w:ins w:id="10083" w:author="Z. Zukowski" w:date="2026-05-22T00:00:00Z">
+      <w:ins w:id="10085" w:author="Z. Zukowski" w:date="2026-05-22T00:00:00Z">
+        <w:r>
+          <w:t xml:space="preserve"> </w:t>
+        </w:r>
+      </w:ins>
+      <w:ins w:id="10085" w:author="Z. Zukowski" w:date="2026-05-22T00:00:00Z">
         <w:r>
           <w:t xml:space="preserve">and both produce amplification ratios in the 3.1x to 3.6x range, which</w:t>
         </w:r>
       </w:ins>
-      <w:ins w:id="10083" w:author="Z. Zukowski" w:date="2026-05-22T00:00:00Z">
-        <w:r>
-          <w:t xml:space="preserve"> </w:t>
-        </w:r>
-      </w:ins>
-      <w:ins w:id="10083" w:author="Z. Zukowski" w:date="2026-05-22T00:00:00Z">
+      <w:ins w:id="10085" w:author="Z. Zukowski" w:date="2026-05-22T00:00:00Z">
+        <w:r>
+          <w:t xml:space="preserve"> </w:t>
+        </w:r>
+      </w:ins>
+      <w:ins w:id="10085" w:author="Z. Zukowski" w:date="2026-05-22T00:00:00Z">
         <w:r>
           <w:t xml:space="preserve">sits below the cross-protocol mean. Delegate-program investment</w:t>
         </w:r>
       </w:ins>
-      <w:ins w:id="10083" w:author="Z. Zukowski" w:date="2026-05-22T00:00:00Z">
-        <w:r>
-          <w:t xml:space="preserve"> </w:t>
-        </w:r>
-      </w:ins>
-      <w:ins w:id="10083" w:author="Z. Zukowski" w:date="2026-05-22T00:00:00Z">
+      <w:ins w:id="10085" w:author="Z. Zukowski" w:date="2026-05-22T00:00:00Z">
+        <w:r>
+          <w:t xml:space="preserve"> </w:t>
+        </w:r>
+      </w:ins>
+      <w:ins w:id="10085" w:author="Z. Zukowski" w:date="2026-05-22T00:00:00Z">
         <w:r>
           <w:t xml:space="preserve">does not differentiate the two protocols on amplification magnitude.</w:t>
         </w:r>
       </w:ins>
-      <w:ins w:id="10083" w:author="Z. Zukowski" w:date="2026-05-22T00:00:00Z">
-        <w:r>
-          <w:t xml:space="preserve"> </w:t>
-        </w:r>
-      </w:ins>
-      <w:ins w:id="10083" w:author="Z. Zukowski" w:date="2026-05-22T00:00:00Z">
+      <w:ins w:id="10085" w:author="Z. Zukowski" w:date="2026-05-22T00:00:00Z">
+        <w:r>
+          <w:t xml:space="preserve"> </w:t>
+        </w:r>
+      </w:ins>
+      <w:ins w:id="10085" w:author="Z. Zukowski" w:date="2026-05-22T00:00:00Z">
         <w:r>
           <w:t xml:space="preserve">The institutional layers built around the delegate programs differ</w:t>
         </w:r>
       </w:ins>
-      <w:ins w:id="10083" w:author="Z. Zukowski" w:date="2026-05-22T00:00:00Z">
-        <w:r>
-          <w:t xml:space="preserve"> </w:t>
-        </w:r>
-      </w:ins>
-      <w:ins w:id="10083" w:author="Z. Zukowski" w:date="2026-05-22T00:00:00Z">
+      <w:ins w:id="10085" w:author="Z. Zukowski" w:date="2026-05-22T00:00:00Z">
+        <w:r>
+          <w:t xml:space="preserve"> </w:t>
+        </w:r>
+      </w:ins>
+      <w:ins w:id="10085" w:author="Z. Zukowski" w:date="2026-05-22T00:00:00Z">
         <w:r>
           <w:t xml:space="preserve">substantially and may differentiate outcomes that HHI cannot capture,</w:t>
         </w:r>
       </w:ins>
-      <w:ins w:id="10083" w:author="Z. Zukowski" w:date="2026-05-22T00:00:00Z">
-        <w:r>
-          <w:t xml:space="preserve"> </w:t>
-        </w:r>
-      </w:ins>
-      <w:ins w:id="10083" w:author="Z. Zukowski" w:date="2026-05-22T00:00:00Z">
+      <w:ins w:id="10085" w:author="Z. Zukowski" w:date="2026-05-22T00:00:00Z">
+        <w:r>
+          <w:t xml:space="preserve"> </w:t>
+        </w:r>
+      </w:ins>
+      <w:ins w:id="10085" w:author="Z. Zukowski" w:date="2026-05-22T00:00:00Z">
         <w:r>
           <w:t xml:space="preserve">as discussed in the next paragraph.</w:t>
         </w:r>
@@ -22844,97 +22864,97 @@
       <w:pPr>
         <w:pStyle w:val="BodyText"/>
       </w:pPr>
-      <w:ins w:id="10084" w:author="Z. Zukowski" w:date="2026-05-22T00:00:00Z">
+      <w:ins w:id="10086" w:author="Z. Zukowski" w:date="2026-05-22T00:00:00Z">
         <w:r>
           <w:t xml:space="preserve">Optimism’s Token House shows 3.6x delegation amplification, below the cross-protocol mean but consistent with the predominant direction</w:t>
         </w:r>
       </w:ins>
-      <w:ins w:id="10084" w:author="Z. Zukowski" w:date="2026-05-22T00:00:00Z">
-        <w:r>
-          <w:t xml:space="preserve"> </w:t>
-        </w:r>
-      </w:ins>
-      <w:ins w:id="10084" w:author="Z. Zukowski" w:date="2026-05-22T00:00:00Z">
+      <w:ins w:id="10086" w:author="Z. Zukowski" w:date="2026-05-22T00:00:00Z">
+        <w:r>
+          <w:t xml:space="preserve"> </w:t>
+        </w:r>
+      </w:ins>
+      <w:ins w:id="10086" w:author="Z. Zukowski" w:date="2026-05-22T00:00:00Z">
         <w:r>
           <w:t xml:space="preserve">of effect (amplification in thirteen of eighteen protocols). The Citizens’ House moderates</w:t>
         </w:r>
       </w:ins>
-      <w:ins w:id="10084" w:author="Z. Zukowski" w:date="2026-05-22T00:00:00Z">
-        <w:r>
-          <w:t xml:space="preserve"> </w:t>
-        </w:r>
-      </w:ins>
-      <w:ins w:id="10084" w:author="Z. Zukowski" w:date="2026-05-22T00:00:00Z">
+      <w:ins w:id="10086" w:author="Z. Zukowski" w:date="2026-05-22T00:00:00Z">
+        <w:r>
+          <w:t xml:space="preserve"> </w:t>
+        </w:r>
+      </w:ins>
+      <w:ins w:id="10086" w:author="Z. Zukowski" w:date="2026-05-22T00:00:00Z">
         <w:r>
           <w:t xml:space="preserve">Optimism’s governance in practice, though it does not enter the</w:t>
         </w:r>
       </w:ins>
-      <w:ins w:id="10084" w:author="Z. Zukowski" w:date="2026-05-22T00:00:00Z">
-        <w:r>
-          <w:t xml:space="preserve"> </w:t>
-        </w:r>
-      </w:ins>
-      <w:ins w:id="10084" w:author="Z. Zukowski" w:date="2026-05-22T00:00:00Z">
+      <w:ins w:id="10086" w:author="Z. Zukowski" w:date="2026-05-22T00:00:00Z">
+        <w:r>
+          <w:t xml:space="preserve"> </w:t>
+        </w:r>
+      </w:ins>
+      <w:ins w:id="10086" w:author="Z. Zukowski" w:date="2026-05-22T00:00:00Z">
         <w:r>
           <w:t xml:space="preserve">token-weighted HHI calculation. The Citizens’ House is a separate</w:t>
         </w:r>
       </w:ins>
-      <w:ins w:id="10084" w:author="Z. Zukowski" w:date="2026-05-22T00:00:00Z">
-        <w:r>
-          <w:t xml:space="preserve"> </w:t>
-        </w:r>
-      </w:ins>
-      <w:ins w:id="10084" w:author="Z. Zukowski" w:date="2026-05-22T00:00:00Z">
+      <w:ins w:id="10086" w:author="Z. Zukowski" w:date="2026-05-22T00:00:00Z">
+        <w:r>
+          <w:t xml:space="preserve"> </w:t>
+        </w:r>
+      </w:ins>
+      <w:ins w:id="10086" w:author="Z. Zukowski" w:date="2026-05-22T00:00:00Z">
         <w:r>
           <w:t xml:space="preserve">governance body weighted by reputation rather than tokens, with formal</w:t>
         </w:r>
       </w:ins>
-      <w:ins w:id="10084" w:author="Z. Zukowski" w:date="2026-05-22T00:00:00Z">
-        <w:r>
-          <w:t xml:space="preserve"> </w:t>
-        </w:r>
-      </w:ins>
-      <w:ins w:id="10084" w:author="Z. Zukowski" w:date="2026-05-22T00:00:00Z">
+      <w:ins w:id="10086" w:author="Z. Zukowski" w:date="2026-05-22T00:00:00Z">
+        <w:r>
+          <w:t xml:space="preserve"> </w:t>
+        </w:r>
+      </w:ins>
+      <w:ins w:id="10086" w:author="Z. Zukowski" w:date="2026-05-22T00:00:00Z">
         <w:r>
           <w:t xml:space="preserve">veto power over economic parameters proposed by the Token House and a</w:t>
         </w:r>
       </w:ins>
-      <w:ins w:id="10084" w:author="Z. Zukowski" w:date="2026-05-22T00:00:00Z">
-        <w:r>
-          <w:t xml:space="preserve"> </w:t>
-        </w:r>
-      </w:ins>
-      <w:ins w:id="10084" w:author="Z. Zukowski" w:date="2026-05-22T00:00:00Z">
+      <w:ins w:id="10086" w:author="Z. Zukowski" w:date="2026-05-22T00:00:00Z">
+        <w:r>
+          <w:t xml:space="preserve"> </w:t>
+        </w:r>
+      </w:ins>
+      <w:ins w:id="10086" w:author="Z. Zukowski" w:date="2026-05-22T00:00:00Z">
         <w:r>
           <w:t xml:space="preserve">veto threshold that lowers when multiple stakeholder groups align</w:t>
         </w:r>
       </w:ins>
-      <w:ins w:id="10084" w:author="Z. Zukowski" w:date="2026-05-22T00:00:00Z">
-        <w:r>
-          <w:t xml:space="preserve"> </w:t>
-        </w:r>
-      </w:ins>
-      <w:ins w:id="10084" w:author="Z. Zukowski" w:date="2026-05-22T00:00:00Z">
+      <w:ins w:id="10086" w:author="Z. Zukowski" w:date="2026-05-22T00:00:00Z">
+        <w:r>
+          <w:t xml:space="preserve"> </w:t>
+        </w:r>
+      </w:ins>
+      <w:ins w:id="10086" w:author="Z. Zukowski" w:date="2026-05-22T00:00:00Z">
         <w:r>
           <w:t xml:space="preserve">(Optimism, 2024). Because reputation weights are not token weights, the</w:t>
         </w:r>
       </w:ins>
-      <w:ins w:id="10084" w:author="Z. Zukowski" w:date="2026-05-22T00:00:00Z">
-        <w:r>
-          <w:t xml:space="preserve"> </w:t>
-        </w:r>
-      </w:ins>
-      <w:ins w:id="10084" w:author="Z. Zukowski" w:date="2026-05-22T00:00:00Z">
+      <w:ins w:id="10086" w:author="Z. Zukowski" w:date="2026-05-22T00:00:00Z">
+        <w:r>
+          <w:t xml:space="preserve"> </w:t>
+        </w:r>
+      </w:ins>
+      <w:ins w:id="10086" w:author="Z. Zukowski" w:date="2026-05-22T00:00:00Z">
         <w:r>
           <w:t xml:space="preserve">Citizens’ House provides accountability that the amplification ratio</w:t>
         </w:r>
       </w:ins>
-      <w:ins w:id="10084" w:author="Z. Zukowski" w:date="2026-05-22T00:00:00Z">
-        <w:r>
-          <w:t xml:space="preserve"> </w:t>
-        </w:r>
-      </w:ins>
-      <w:ins w:id="10084" w:author="Z. Zukowski" w:date="2026-05-22T00:00:00Z">
+      <w:ins w:id="10086" w:author="Z. Zukowski" w:date="2026-05-22T00:00:00Z">
+        <w:r>
+          <w:t xml:space="preserve"> </w:t>
+        </w:r>
+      </w:ins>
+      <w:ins w:id="10086" w:author="Z. Zukowski" w:date="2026-05-22T00:00:00Z">
         <w:r>
           <w:t xml:space="preserve">alone cannot capture.</w:t>
         </w:r>
@@ -22944,157 +22964,157 @@
       <w:pPr>
         <w:pStyle w:val="BodyText"/>
       </w:pPr>
-      <w:ins w:id="10085" w:author="Z. Zukowski" w:date="2026-05-22T00:00:00Z">
+      <w:ins w:id="10087" w:author="Z. Zukowski" w:date="2026-05-22T00:00:00Z">
         <w:r>
           <w:t xml:space="preserve">Lido’s 6.3x amplification</w:t>
         </w:r>
       </w:ins>
-      <w:ins w:id="10085" w:author="Z. Zukowski" w:date="2026-05-22T00:00:00Z">
-        <w:r>
-          <w:t xml:space="preserve"> </w:t>
-        </w:r>
-      </w:ins>
-      <w:ins w:id="10085" w:author="Z. Zukowski" w:date="2026-05-22T00:00:00Z">
+      <w:ins w:id="10087" w:author="Z. Zukowski" w:date="2026-05-22T00:00:00Z">
+        <w:r>
+          <w:t xml:space="preserve"> </w:t>
+        </w:r>
+      </w:ins>
+      <w:ins w:id="10087" w:author="Z. Zukowski" w:date="2026-05-22T00:00:00Z">
         <w:r>
           <w:t xml:space="preserve">catalyzed a parallel institutional response. The</w:t>
         </w:r>
       </w:ins>
-      <w:ins w:id="10085" w:author="Z. Zukowski" w:date="2026-05-22T00:00:00Z">
-        <w:r>
-          <w:t xml:space="preserve"> </w:t>
-        </w:r>
-      </w:ins>
-      <w:ins w:id="10085" w:author="Z. Zukowski" w:date="2026-05-22T00:00:00Z">
+      <w:ins w:id="10087" w:author="Z. Zukowski" w:date="2026-05-22T00:00:00Z">
+        <w:r>
+          <w:t xml:space="preserve"> </w:t>
+        </w:r>
+      </w:ins>
+      <w:ins w:id="10087" w:author="Z. Zukowski" w:date="2026-05-22T00:00:00Z">
         <w:r>
           <w:t xml:space="preserve">“Dual Governance”</w:t>
         </w:r>
       </w:ins>
-      <w:ins w:id="10085" w:author="Z. Zukowski" w:date="2026-05-22T00:00:00Z">
-        <w:r>
-          <w:t xml:space="preserve"> </w:t>
-        </w:r>
-      </w:ins>
-      <w:ins w:id="10085" w:author="Z. Zukowski" w:date="2026-05-22T00:00:00Z">
+      <w:ins w:id="10087" w:author="Z. Zukowski" w:date="2026-05-22T00:00:00Z">
+        <w:r>
+          <w:t xml:space="preserve"> </w:t>
+        </w:r>
+      </w:ins>
+      <w:ins w:id="10087" w:author="Z. Zukowski" w:date="2026-05-22T00:00:00Z">
         <w:r>
           <w:t xml:space="preserve">redesign grants stETH holders formal veto power over LDO governance</w:t>
         </w:r>
       </w:ins>
-      <w:ins w:id="10085" w:author="Z. Zukowski" w:date="2026-05-22T00:00:00Z">
-        <w:r>
-          <w:t xml:space="preserve"> </w:t>
-        </w:r>
-      </w:ins>
-      <w:ins w:id="10085" w:author="Z. Zukowski" w:date="2026-05-22T00:00:00Z">
+      <w:ins w:id="10087" w:author="Z. Zukowski" w:date="2026-05-22T00:00:00Z">
+        <w:r>
+          <w:t xml:space="preserve"> </w:t>
+        </w:r>
+      </w:ins>
+      <w:ins w:id="10087" w:author="Z. Zukowski" w:date="2026-05-22T00:00:00Z">
         <w:r>
           <w:t xml:space="preserve">proposals, with a programmatic</w:t>
         </w:r>
       </w:ins>
-      <w:ins w:id="10085" w:author="Z. Zukowski" w:date="2026-05-22T00:00:00Z">
-        <w:r>
-          <w:t xml:space="preserve"> </w:t>
-        </w:r>
-      </w:ins>
-      <w:ins w:id="10085" w:author="Z. Zukowski" w:date="2026-05-22T00:00:00Z">
+      <w:ins w:id="10087" w:author="Z. Zukowski" w:date="2026-05-22T00:00:00Z">
+        <w:r>
+          <w:t xml:space="preserve"> </w:t>
+        </w:r>
+      </w:ins>
+      <w:ins w:id="10087" w:author="Z. Zukowski" w:date="2026-05-22T00:00:00Z">
         <w:r>
           <w:t xml:space="preserve">“rage quit”</w:t>
         </w:r>
       </w:ins>
-      <w:ins w:id="10085" w:author="Z. Zukowski" w:date="2026-05-22T00:00:00Z">
-        <w:r>
-          <w:t xml:space="preserve"> </w:t>
-        </w:r>
-      </w:ins>
-      <w:ins w:id="10085" w:author="Z. Zukowski" w:date="2026-05-22T00:00:00Z">
+      <w:ins w:id="10087" w:author="Z. Zukowski" w:date="2026-05-22T00:00:00Z">
+        <w:r>
+          <w:t xml:space="preserve"> </w:t>
+        </w:r>
+      </w:ins>
+      <w:ins w:id="10087" w:author="Z. Zukowski" w:date="2026-05-22T00:00:00Z">
         <w:r>
           <w:t xml:space="preserve">exit mechanism as the</w:t>
         </w:r>
       </w:ins>
-      <w:ins w:id="10085" w:author="Z. Zukowski" w:date="2026-05-22T00:00:00Z">
-        <w:r>
-          <w:t xml:space="preserve"> </w:t>
-        </w:r>
-      </w:ins>
-      <w:ins w:id="10085" w:author="Z. Zukowski" w:date="2026-05-22T00:00:00Z">
+      <w:ins w:id="10087" w:author="Z. Zukowski" w:date="2026-05-22T00:00:00Z">
+        <w:r>
+          <w:t xml:space="preserve"> </w:t>
+        </w:r>
+      </w:ins>
+      <w:ins w:id="10087" w:author="Z. Zukowski" w:date="2026-05-22T00:00:00Z">
         <w:r>
           <w:t xml:space="preserve">ultimate accountability lever. The reform precedes the holding-HHI</w:t>
         </w:r>
       </w:ins>
-      <w:ins w:id="10085" w:author="Z. Zukowski" w:date="2026-05-22T00:00:00Z">
-        <w:r>
-          <w:t xml:space="preserve"> </w:t>
-        </w:r>
-      </w:ins>
-      <w:ins w:id="10085" w:author="Z. Zukowski" w:date="2026-05-22T00:00:00Z">
+      <w:ins w:id="10087" w:author="Z. Zukowski" w:date="2026-05-22T00:00:00Z">
+        <w:r>
+          <w:t xml:space="preserve"> </w:t>
+        </w:r>
+      </w:ins>
+      <w:ins w:id="10087" w:author="Z. Zukowski" w:date="2026-05-22T00:00:00Z">
         <w:r>
           <w:t xml:space="preserve">recomputation reported here and was justified at the time by the</w:t>
         </w:r>
       </w:ins>
-      <w:ins w:id="10085" w:author="Z. Zukowski" w:date="2026-05-22T00:00:00Z">
-        <w:r>
-          <w:t xml:space="preserve"> </w:t>
-        </w:r>
-      </w:ins>
-      <w:ins w:id="10085" w:author="Z. Zukowski" w:date="2026-05-22T00:00:00Z">
+      <w:ins w:id="10087" w:author="Z. Zukowski" w:date="2026-05-22T00:00:00Z">
+        <w:r>
+          <w:t xml:space="preserve"> </w:t>
+        </w:r>
+      </w:ins>
+      <w:ins w:id="10087" w:author="Z. Zukowski" w:date="2026-05-22T00:00:00Z">
         <w:r>
           <w:t xml:space="preserve">amplification ratio measured from a curated active-governance holder</w:t>
         </w:r>
       </w:ins>
-      <w:ins w:id="10085" w:author="Z. Zukowski" w:date="2026-05-22T00:00:00Z">
-        <w:r>
-          <w:t xml:space="preserve"> </w:t>
-        </w:r>
-      </w:ins>
-      <w:ins w:id="10085" w:author="Z. Zukowski" w:date="2026-05-22T00:00:00Z">
+      <w:ins w:id="10087" w:author="Z. Zukowski" w:date="2026-05-22T00:00:00Z">
+        <w:r>
+          <w:t xml:space="preserve"> </w:t>
+        </w:r>
+      </w:ins>
+      <w:ins w:id="10087" w:author="Z. Zukowski" w:date="2026-05-22T00:00:00Z">
         <w:r>
           <w:t xml:space="preserve">subset (N = 189; minimum balance threshold approximately 414K LDO).</w:t>
         </w:r>
       </w:ins>
-      <w:ins w:id="10085" w:author="Z. Zukowski" w:date="2026-05-22T00:00:00Z">
-        <w:r>
-          <w:t xml:space="preserve"> </w:t>
-        </w:r>
-      </w:ins>
-      <w:ins w:id="10085" w:author="Z. Zukowski" w:date="2026-05-22T00:00:00Z">
+      <w:ins w:id="10087" w:author="Z. Zukowski" w:date="2026-05-22T00:00:00Z">
+        <w:r>
+          <w:t xml:space="preserve"> </w:t>
+        </w:r>
+      </w:ins>
+      <w:ins w:id="10087" w:author="Z. Zukowski" w:date="2026-05-22T00:00:00Z">
         <w:r>
           <w:t xml:space="preserve">Under the universal top-1000 holder methodology applied in this</w:t>
         </w:r>
       </w:ins>
-      <w:ins w:id="10085" w:author="Z. Zukowski" w:date="2026-05-22T00:00:00Z">
-        <w:r>
-          <w:t xml:space="preserve"> </w:t>
-        </w:r>
-      </w:ins>
-      <w:ins w:id="10085" w:author="Z. Zukowski" w:date="2026-05-22T00:00:00Z">
+      <w:ins w:id="10087" w:author="Z. Zukowski" w:date="2026-05-22T00:00:00Z">
+        <w:r>
+          <w:t xml:space="preserve"> </w:t>
+        </w:r>
+      </w:ins>
+      <w:ins w:id="10087" w:author="Z. Zukowski" w:date="2026-05-22T00:00:00Z">
         <w:r>
           <w:t xml:space="preserve">manuscript with the full protocol-controlled-address audit (Section 3.8; Bybit and Binance custody addresses excluded as Class 5 CEX</w:t>
         </w:r>
       </w:ins>
-      <w:ins w:id="10085" w:author="Z. Zukowski" w:date="2026-05-22T00:00:00Z">
-        <w:r>
-          <w:t xml:space="preserve"> </w:t>
-        </w:r>
-      </w:ins>
-      <w:ins w:id="10085" w:author="Z. Zukowski" w:date="2026-05-22T00:00:00Z">
+      <w:ins w:id="10087" w:author="Z. Zukowski" w:date="2026-05-22T00:00:00Z">
+        <w:r>
+          <w:t xml:space="preserve"> </w:t>
+        </w:r>
+      </w:ins>
+      <w:ins w:id="10087" w:author="Z. Zukowski" w:date="2026-05-22T00:00:00Z">
         <w:r>
           <w:t xml:space="preserve">custody), Lido’s amplification ratio (6.3x) is substantial, and the direction (concentration above stake) is consistent</w:t>
         </w:r>
       </w:ins>
-      <w:ins w:id="10085" w:author="Z. Zukowski" w:date="2026-05-22T00:00:00Z">
-        <w:r>
-          <w:t xml:space="preserve"> </w:t>
-        </w:r>
-      </w:ins>
-      <w:ins w:id="10085" w:author="Z. Zukowski" w:date="2026-05-22T00:00:00Z">
+      <w:ins w:id="10087" w:author="Z. Zukowski" w:date="2026-05-22T00:00:00Z">
+        <w:r>
+          <w:t xml:space="preserve"> </w:t>
+        </w:r>
+      </w:ins>
+      <w:ins w:id="10087" w:author="Z. Zukowski" w:date="2026-05-22T00:00:00Z">
         <w:r>
           <w:t xml:space="preserve">with the predominant-amplification pattern documented across thirteen of eighteen</w:t>
         </w:r>
       </w:ins>
-      <w:ins w:id="10085" w:author="Z. Zukowski" w:date="2026-05-22T00:00:00Z">
-        <w:r>
-          <w:t xml:space="preserve"> </w:t>
-        </w:r>
-      </w:ins>
-      <w:ins w:id="10085" w:author="Z. Zukowski" w:date="2026-05-22T00:00:00Z">
+      <w:ins w:id="10087" w:author="Z. Zukowski" w:date="2026-05-22T00:00:00Z">
+        <w:r>
+          <w:t xml:space="preserve"> </w:t>
+        </w:r>
+      </w:ins>
+      <w:ins w:id="10087" w:author="Z. Zukowski" w:date="2026-05-22T00:00:00Z">
         <w:r>
           <w:t xml:space="preserve">protocols.</w:t>
         </w:r>
@@ -23104,87 +23124,87 @@
       <w:pPr>
         <w:pStyle w:val="BodyText"/>
       </w:pPr>
-      <w:ins w:id="10086" w:author="Z. Zukowski" w:date="2026-05-22T00:00:00Z">
+      <w:ins w:id="10088" w:author="Z. Zukowski" w:date="2026-05-22T00:00:00Z">
         <w:r>
           <w:t xml:space="preserve">Both responses share the same shape. Token-weighted delegation</w:t>
         </w:r>
       </w:ins>
-      <w:ins w:id="10086" w:author="Z. Zukowski" w:date="2026-05-22T00:00:00Z">
-        <w:r>
-          <w:t xml:space="preserve"> </w:t>
-        </w:r>
-      </w:ins>
-      <w:ins w:id="10086" w:author="Z. Zukowski" w:date="2026-05-22T00:00:00Z">
+      <w:ins w:id="10088" w:author="Z. Zukowski" w:date="2026-05-22T00:00:00Z">
+        <w:r>
+          <w:t xml:space="preserve"> </w:t>
+        </w:r>
+      </w:ins>
+      <w:ins w:id="10088" w:author="Z. Zukowski" w:date="2026-05-22T00:00:00Z">
         <w:r>
           <w:t xml:space="preserve">concentrates voting power above stake holdings across the sample, and</w:t>
         </w:r>
       </w:ins>
-      <w:ins w:id="10086" w:author="Z. Zukowski" w:date="2026-05-22T00:00:00Z">
-        <w:r>
-          <w:t xml:space="preserve"> </w:t>
-        </w:r>
-      </w:ins>
-      <w:ins w:id="10086" w:author="Z. Zukowski" w:date="2026-05-22T00:00:00Z">
+      <w:ins w:id="10088" w:author="Z. Zukowski" w:date="2026-05-22T00:00:00Z">
+        <w:r>
+          <w:t xml:space="preserve"> </w:t>
+        </w:r>
+      </w:ins>
+      <w:ins w:id="10088" w:author="Z. Zukowski" w:date="2026-05-22T00:00:00Z">
         <w:r>
           <w:t xml:space="preserve">the institutional reforms operate by adding an accountability layer</w:t>
         </w:r>
       </w:ins>
-      <w:ins w:id="10086" w:author="Z. Zukowski" w:date="2026-05-22T00:00:00Z">
-        <w:r>
-          <w:t xml:space="preserve"> </w:t>
-        </w:r>
-      </w:ins>
-      <w:ins w:id="10086" w:author="Z. Zukowski" w:date="2026-05-22T00:00:00Z">
+      <w:ins w:id="10088" w:author="Z. Zukowski" w:date="2026-05-22T00:00:00Z">
+        <w:r>
+          <w:t xml:space="preserve"> </w:t>
+        </w:r>
+      </w:ins>
+      <w:ins w:id="10088" w:author="Z. Zukowski" w:date="2026-05-22T00:00:00Z">
         <w:r>
           <w:t xml:space="preserve">outside the token-weighted system rather than redesigning the</w:t>
         </w:r>
       </w:ins>
-      <w:ins w:id="10086" w:author="Z. Zukowski" w:date="2026-05-22T00:00:00Z">
-        <w:r>
-          <w:t xml:space="preserve"> </w:t>
-        </w:r>
-      </w:ins>
-      <w:ins w:id="10086" w:author="Z. Zukowski" w:date="2026-05-22T00:00:00Z">
+      <w:ins w:id="10088" w:author="Z. Zukowski" w:date="2026-05-22T00:00:00Z">
+        <w:r>
+          <w:t xml:space="preserve"> </w:t>
+        </w:r>
+      </w:ins>
+      <w:ins w:id="10088" w:author="Z. Zukowski" w:date="2026-05-22T00:00:00Z">
         <w:r>
           <w:t xml:space="preserve">delegation mechanism itself. Both protocols with named accountability</w:t>
         </w:r>
       </w:ins>
-      <w:ins w:id="10086" w:author="Z. Zukowski" w:date="2026-05-22T00:00:00Z">
-        <w:r>
-          <w:t xml:space="preserve"> </w:t>
-        </w:r>
-      </w:ins>
-      <w:ins w:id="10086" w:author="Z. Zukowski" w:date="2026-05-22T00:00:00Z">
+      <w:ins w:id="10088" w:author="Z. Zukowski" w:date="2026-05-22T00:00:00Z">
+        <w:r>
+          <w:t xml:space="preserve"> </w:t>
+        </w:r>
+      </w:ins>
+      <w:ins w:id="10088" w:author="Z. Zukowski" w:date="2026-05-22T00:00:00Z">
         <w:r>
           <w:t xml:space="preserve">reforms (Optimism, Lido) are protocols where token-weighted delegation</w:t>
         </w:r>
       </w:ins>
-      <w:ins w:id="10086" w:author="Z. Zukowski" w:date="2026-05-22T00:00:00Z">
-        <w:r>
-          <w:t xml:space="preserve"> </w:t>
-        </w:r>
-      </w:ins>
-      <w:ins w:id="10086" w:author="Z. Zukowski" w:date="2026-05-22T00:00:00Z">
+      <w:ins w:id="10088" w:author="Z. Zukowski" w:date="2026-05-22T00:00:00Z">
+        <w:r>
+          <w:t xml:space="preserve"> </w:t>
+        </w:r>
+      </w:ins>
+      <w:ins w:id="10088" w:author="Z. Zukowski" w:date="2026-05-22T00:00:00Z">
         <w:r>
           <w:t xml:space="preserve">shows positive amplification, consistent with reading these reforms as</w:t>
         </w:r>
       </w:ins>
-      <w:ins w:id="10086" w:author="Z. Zukowski" w:date="2026-05-22T00:00:00Z">
-        <w:r>
-          <w:t xml:space="preserve"> </w:t>
-        </w:r>
-      </w:ins>
-      <w:ins w:id="10086" w:author="Z. Zukowski" w:date="2026-05-22T00:00:00Z">
+      <w:ins w:id="10088" w:author="Z. Zukowski" w:date="2026-05-22T00:00:00Z">
+        <w:r>
+          <w:t xml:space="preserve"> </w:t>
+        </w:r>
+      </w:ins>
+      <w:ins w:id="10088" w:author="Z. Zukowski" w:date="2026-05-22T00:00:00Z">
         <w:r>
           <w:t xml:space="preserve">responses to the predominant-amplification pattern that this section</w:t>
         </w:r>
       </w:ins>
-      <w:ins w:id="10086" w:author="Z. Zukowski" w:date="2026-05-22T00:00:00Z">
-        <w:r>
-          <w:t xml:space="preserve"> </w:t>
-        </w:r>
-      </w:ins>
-      <w:ins w:id="10086" w:author="Z. Zukowski" w:date="2026-05-22T00:00:00Z">
+      <w:ins w:id="10088" w:author="Z. Zukowski" w:date="2026-05-22T00:00:00Z">
+        <w:r>
+          <w:t xml:space="preserve"> </w:t>
+        </w:r>
+      </w:ins>
+      <w:ins w:id="10088" w:author="Z. Zukowski" w:date="2026-05-22T00:00:00Z">
         <w:r>
           <w:t xml:space="preserve">documents.</w:t>
         </w:r>
@@ -23194,137 +23214,137 @@
       <w:pPr>
         <w:pStyle w:val="BodyText"/>
       </w:pPr>
-      <w:ins w:id="10087" w:author="Z. Zukowski" w:date="2026-05-22T00:00:00Z">
+      <w:ins w:id="10089" w:author="Z. Zukowski" w:date="2026-05-22T00:00:00Z">
         <w:r>
           <w:t xml:space="preserve">The delegation-adjusted analysis reported in this section extends</w:t>
         </w:r>
       </w:ins>
-      <w:ins w:id="10087" w:author="Z. Zukowski" w:date="2026-05-22T00:00:00Z">
-        <w:r>
-          <w:t xml:space="preserve"> </w:t>
-        </w:r>
-      </w:ins>
-      <w:ins w:id="10087" w:author="Z. Zukowski" w:date="2026-05-22T00:00:00Z">
+      <w:ins w:id="10089" w:author="Z. Zukowski" w:date="2026-05-22T00:00:00Z">
+        <w:r>
+          <w:t xml:space="preserve"> </w:t>
+        </w:r>
+      </w:ins>
+      <w:ins w:id="10089" w:author="Z. Zukowski" w:date="2026-05-22T00:00:00Z">
         <w:r>
           <w:t xml:space="preserve">recent empirical work by Fritsch, Müller, and Wattenhofer (2024), who</w:t>
         </w:r>
       </w:ins>
-      <w:ins w:id="10087" w:author="Z. Zukowski" w:date="2026-05-22T00:00:00Z">
-        <w:r>
-          <w:t xml:space="preserve"> </w:t>
-        </w:r>
-      </w:ins>
-      <w:ins w:id="10087" w:author="Z. Zukowski" w:date="2026-05-22T00:00:00Z">
+      <w:ins w:id="10089" w:author="Z. Zukowski" w:date="2026-05-22T00:00:00Z">
+        <w:r>
+          <w:t xml:space="preserve"> </w:t>
+        </w:r>
+      </w:ins>
+      <w:ins w:id="10089" w:author="Z. Zukowski" w:date="2026-05-22T00:00:00Z">
         <w:r>
           <w:t xml:space="preserve">apply Nakamoto coefficients and Gini measures to voting power in</w:t>
         </w:r>
       </w:ins>
-      <w:ins w:id="10087" w:author="Z. Zukowski" w:date="2026-05-22T00:00:00Z">
-        <w:r>
-          <w:t xml:space="preserve"> </w:t>
-        </w:r>
-      </w:ins>
-      <w:ins w:id="10087" w:author="Z. Zukowski" w:date="2026-05-22T00:00:00Z">
+      <w:ins w:id="10089" w:author="Z. Zukowski" w:date="2026-05-22T00:00:00Z">
+        <w:r>
+          <w:t xml:space="preserve"> </w:t>
+        </w:r>
+      </w:ins>
+      <w:ins w:id="10089" w:author="Z. Zukowski" w:date="2026-05-22T00:00:00Z">
         <w:r>
           <w:t xml:space="preserve">Compound, Uniswap, and ENS governance systems and document extreme</w:t>
         </w:r>
       </w:ins>
-      <w:ins w:id="10087" w:author="Z. Zukowski" w:date="2026-05-22T00:00:00Z">
-        <w:r>
-          <w:t xml:space="preserve"> </w:t>
-        </w:r>
-      </w:ins>
-      <w:ins w:id="10087" w:author="Z. Zukowski" w:date="2026-05-22T00:00:00Z">
+      <w:ins w:id="10089" w:author="Z. Zukowski" w:date="2026-05-22T00:00:00Z">
+        <w:r>
+          <w:t xml:space="preserve"> </w:t>
+        </w:r>
+      </w:ins>
+      <w:ins w:id="10089" w:author="Z. Zukowski" w:date="2026-05-22T00:00:00Z">
         <w:r>
           <w:t xml:space="preserve">concentration in delegate-level voting power. The cross-protocol</w:t>
         </w:r>
       </w:ins>
-      <w:ins w:id="10087" w:author="Z. Zukowski" w:date="2026-05-22T00:00:00Z">
-        <w:r>
-          <w:t xml:space="preserve"> </w:t>
-        </w:r>
-      </w:ins>
-      <w:ins w:id="10087" w:author="Z. Zukowski" w:date="2026-05-22T00:00:00Z">
+      <w:ins w:id="10089" w:author="Z. Zukowski" w:date="2026-05-22T00:00:00Z">
+        <w:r>
+          <w:t xml:space="preserve"> </w:t>
+        </w:r>
+      </w:ins>
+      <w:ins w:id="10089" w:author="Z. Zukowski" w:date="2026-05-22T00:00:00Z">
         <w:r>
           <w:t xml:space="preserve">comparison reported here spans eighteen protocols across DeFi (Compound,</w:t>
         </w:r>
       </w:ins>
-      <w:ins w:id="10087" w:author="Z. Zukowski" w:date="2026-05-22T00:00:00Z">
-        <w:r>
-          <w:t xml:space="preserve"> </w:t>
-        </w:r>
-      </w:ins>
-      <w:ins w:id="10087" w:author="Z. Zukowski" w:date="2026-05-22T00:00:00Z">
+      <w:ins w:id="10089" w:author="Z. Zukowski" w:date="2026-05-22T00:00:00Z">
+        <w:r>
+          <w:t xml:space="preserve"> </w:t>
+        </w:r>
+      </w:ins>
+      <w:ins w:id="10089" w:author="Z. Zukowski" w:date="2026-05-22T00:00:00Z">
         <w:r>
           <w:t xml:space="preserve">Aave, Uniswap, GMX, Lido, Synthetix, Gnosis), DePIN (DIMO, WeatherXM, Livepeer), and infrastructure</w:t>
         </w:r>
       </w:ins>
-      <w:ins w:id="10087" w:author="Z. Zukowski" w:date="2026-05-22T00:00:00Z">
-        <w:r>
-          <w:t xml:space="preserve"> </w:t>
-        </w:r>
-      </w:ins>
-      <w:ins w:id="10087" w:author="Z. Zukowski" w:date="2026-05-22T00:00:00Z">
+      <w:ins w:id="10089" w:author="Z. Zukowski" w:date="2026-05-22T00:00:00Z">
+        <w:r>
+          <w:t xml:space="preserve"> </w:t>
+        </w:r>
+      </w:ins>
+      <w:ins w:id="10089" w:author="Z. Zukowski" w:date="2026-05-22T00:00:00Z">
         <w:r>
           <w:t xml:space="preserve">(Optimism, Arbitrum, ENS, Bittensor, Polkadot). Amplification factors range from 2.5x (Gnosis)</w:t>
         </w:r>
       </w:ins>
-      <w:ins w:id="10087" w:author="Z. Zukowski" w:date="2026-05-22T00:00:00Z">
-        <w:r>
-          <w:t xml:space="preserve"> </w:t>
-        </w:r>
-      </w:ins>
-      <w:ins w:id="10087" w:author="Z. Zukowski" w:date="2026-05-22T00:00:00Z">
+      <w:ins w:id="10089" w:author="Z. Zukowski" w:date="2026-05-22T00:00:00Z">
+        <w:r>
+          <w:t xml:space="preserve"> </w:t>
+        </w:r>
+      </w:ins>
+      <w:ins w:id="10089" w:author="Z. Zukowski" w:date="2026-05-22T00:00:00Z">
         <w:r>
           <w:t xml:space="preserve">to 25.6x (Polkadot) across the thirteen amplifying protocols; ENS at 0.48x; GMX at 0.87x; HNT at 0.26x-0.39x; JUP at 0.12x; and LPT at 0.27x are</w:t>
         </w:r>
       </w:ins>
-      <w:ins w:id="10087" w:author="Z. Zukowski" w:date="2026-05-22T00:00:00Z">
-        <w:r>
-          <w:t xml:space="preserve"> </w:t>
-        </w:r>
-      </w:ins>
-      <w:ins w:id="10087" w:author="Z. Zukowski" w:date="2026-05-22T00:00:00Z">
+      <w:ins w:id="10089" w:author="Z. Zukowski" w:date="2026-05-22T00:00:00Z">
+        <w:r>
+          <w:t xml:space="preserve"> </w:t>
+        </w:r>
+      </w:ins>
+      <w:ins w:id="10089" w:author="Z. Zukowski" w:date="2026-05-22T00:00:00Z">
         <w:r>
           <w:t xml:space="preserve">the five structural exceptions (ENS: mature delegate program where holders</w:t>
         </w:r>
       </w:ins>
-      <w:ins w:id="10087" w:author="Z. Zukowski" w:date="2026-05-22T00:00:00Z">
-        <w:r>
-          <w:t xml:space="preserve"> </w:t>
-        </w:r>
-      </w:ins>
-      <w:ins w:id="10087" w:author="Z. Zukowski" w:date="2026-05-22T00:00:00Z">
+      <w:ins w:id="10089" w:author="Z. Zukowski" w:date="2026-05-22T00:00:00Z">
+        <w:r>
+          <w:t xml:space="preserve"> </w:t>
+        </w:r>
+      </w:ins>
+      <w:ins w:id="10089" w:author="Z. Zukowski" w:date="2026-05-22T00:00:00Z">
         <w:r>
           <w:t xml:space="preserve">systematically delegate to a broad community-delegate set; GMX: methodology-sensitive crossover per Section 4.5.1.1; HNT: Solana VSR lockup-weighted design per Section 4.5.4; JUP: Solana delegated-vote with broad airdrop user base per Section 4.5.4, the most-extreme dispersion outlier in the cross-section; LPT: Livepeer orchestrator bonded-stake delegation across roughly 100 orchestrators, the most pronounced DePIN governance disperser, with holdings concentration unchanged at the cross-section maximum). Within the</w:t>
         </w:r>
       </w:ins>
-      <w:ins w:id="10087" w:author="Z. Zukowski" w:date="2026-05-22T00:00:00Z">
-        <w:r>
-          <w:t xml:space="preserve"> </w:t>
-        </w:r>
-      </w:ins>
-      <w:ins w:id="10087" w:author="Z. Zukowski" w:date="2026-05-22T00:00:00Z">
+      <w:ins w:id="10089" w:author="Z. Zukowski" w:date="2026-05-22T00:00:00Z">
+        <w:r>
+          <w:t xml:space="preserve"> </w:t>
+        </w:r>
+      </w:ins>
+      <w:ins w:id="10089" w:author="Z. Zukowski" w:date="2026-05-22T00:00:00Z">
         <w:r>
           <w:t xml:space="preserve">sample, the 2.5x to 25.6x amplification range is distributed across</w:t>
         </w:r>
       </w:ins>
-      <w:ins w:id="10087" w:author="Z. Zukowski" w:date="2026-05-22T00:00:00Z">
-        <w:r>
-          <w:t xml:space="preserve"> </w:t>
-        </w:r>
-      </w:ins>
-      <w:ins w:id="10087" w:author="Z. Zukowski" w:date="2026-05-22T00:00:00Z">
+      <w:ins w:id="10089" w:author="Z. Zukowski" w:date="2026-05-22T00:00:00Z">
+        <w:r>
+          <w:t xml:space="preserve"> </w:t>
+        </w:r>
+      </w:ins>
+      <w:ins w:id="10089" w:author="Z. Zukowski" w:date="2026-05-22T00:00:00Z">
         <w:r>
           <w:t xml:space="preserve">sectors with no clear concentration in any one; sector membership does</w:t>
         </w:r>
       </w:ins>
-      <w:ins w:id="10087" w:author="Z. Zukowski" w:date="2026-05-22T00:00:00Z">
-        <w:r>
-          <w:t xml:space="preserve"> </w:t>
-        </w:r>
-      </w:ins>
-      <w:ins w:id="10087" w:author="Z. Zukowski" w:date="2026-05-22T00:00:00Z">
+      <w:ins w:id="10089" w:author="Z. Zukowski" w:date="2026-05-22T00:00:00Z">
+        <w:r>
+          <w:t xml:space="preserve"> </w:t>
+        </w:r>
+      </w:ins>
+      <w:ins w:id="10089" w:author="Z. Zukowski" w:date="2026-05-22T00:00:00Z">
         <w:r>
           <w:t xml:space="preserve">is not associated with how strongly delegation concentrates power.</w:t>
         </w:r>
@@ -23334,137 +23354,137 @@
       <w:pPr>
         <w:pStyle w:val="BodyText"/>
       </w:pPr>
-      <w:ins w:id="10088" w:author="Z. Zukowski" w:date="2026-05-22T00:00:00Z">
+      <w:ins w:id="10090" w:author="Z. Zukowski" w:date="2026-05-22T00:00:00Z">
         <w:r>
           <w:t xml:space="preserve">The pattern is consistent with the broader claim of this paper: design</w:t>
         </w:r>
       </w:ins>
-      <w:ins w:id="10088" w:author="Z. Zukowski" w:date="2026-05-22T00:00:00Z">
-        <w:r>
-          <w:t xml:space="preserve"> </w:t>
-        </w:r>
-      </w:ins>
-      <w:ins w:id="10088" w:author="Z. Zukowski" w:date="2026-05-22T00:00:00Z">
+      <w:ins w:id="10090" w:author="Z. Zukowski" w:date="2026-05-22T00:00:00Z">
+        <w:r>
+          <w:t xml:space="preserve"> </w:t>
+        </w:r>
+      </w:ins>
+      <w:ins w:id="10090" w:author="Z. Zukowski" w:date="2026-05-22T00:00:00Z">
         <w:r>
           <w:t xml:space="preserve">choices within each delegate program (delegate selection criteria,</w:t>
         </w:r>
       </w:ins>
-      <w:ins w:id="10088" w:author="Z. Zukowski" w:date="2026-05-22T00:00:00Z">
-        <w:r>
-          <w:t xml:space="preserve"> </w:t>
-        </w:r>
-      </w:ins>
-      <w:ins w:id="10088" w:author="Z. Zukowski" w:date="2026-05-22T00:00:00Z">
+      <w:ins w:id="10090" w:author="Z. Zukowski" w:date="2026-05-22T00:00:00Z">
+        <w:r>
+          <w:t xml:space="preserve"> </w:t>
+        </w:r>
+      </w:ins>
+      <w:ins w:id="10090" w:author="Z. Zukowski" w:date="2026-05-22T00:00:00Z">
         <w:r>
           <w:t xml:space="preserve">compensation structure, voting threshold rules) are associated with the magnitude</w:t>
         </w:r>
       </w:ins>
-      <w:ins w:id="10088" w:author="Z. Zukowski" w:date="2026-05-22T00:00:00Z">
-        <w:r>
-          <w:t xml:space="preserve"> </w:t>
-        </w:r>
-      </w:ins>
-      <w:ins w:id="10088" w:author="Z. Zukowski" w:date="2026-05-22T00:00:00Z">
+      <w:ins w:id="10090" w:author="Z. Zukowski" w:date="2026-05-22T00:00:00Z">
+        <w:r>
+          <w:t xml:space="preserve"> </w:t>
+        </w:r>
+      </w:ins>
+      <w:ins w:id="10090" w:author="Z. Zukowski" w:date="2026-05-22T00:00:00Z">
         <w:r>
           <w:t xml:space="preserve">of governance concentration through delegation, while the direction of</w:t>
         </w:r>
       </w:ins>
-      <w:ins w:id="10088" w:author="Z. Zukowski" w:date="2026-05-22T00:00:00Z">
-        <w:r>
-          <w:t xml:space="preserve"> </w:t>
-        </w:r>
-      </w:ins>
-      <w:ins w:id="10088" w:author="Z. Zukowski" w:date="2026-05-22T00:00:00Z">
+      <w:ins w:id="10090" w:author="Z. Zukowski" w:date="2026-05-22T00:00:00Z">
+        <w:r>
+          <w:t xml:space="preserve"> </w:t>
+        </w:r>
+      </w:ins>
+      <w:ins w:id="10090" w:author="Z. Zukowski" w:date="2026-05-22T00:00:00Z">
         <w:r>
           <w:t xml:space="preserve">the effect (concentration above holdings) is the same across sector</w:t>
         </w:r>
       </w:ins>
-      <w:ins w:id="10088" w:author="Z. Zukowski" w:date="2026-05-22T00:00:00Z">
-        <w:r>
-          <w:t xml:space="preserve"> </w:t>
-        </w:r>
-      </w:ins>
-      <w:ins w:id="10088" w:author="Z. Zukowski" w:date="2026-05-22T00:00:00Z">
+      <w:ins w:id="10090" w:author="Z. Zukowski" w:date="2026-05-22T00:00:00Z">
+        <w:r>
+          <w:t xml:space="preserve"> </w:t>
+        </w:r>
+      </w:ins>
+      <w:ins w:id="10090" w:author="Z. Zukowski" w:date="2026-05-22T00:00:00Z">
         <w:r>
           <w:t xml:space="preserve">and governance venue. Whether a protocol concentrates governance power</w:t>
         </w:r>
       </w:ins>
-      <w:ins w:id="10088" w:author="Z. Zukowski" w:date="2026-05-22T00:00:00Z">
-        <w:r>
-          <w:t xml:space="preserve"> </w:t>
-        </w:r>
-      </w:ins>
-      <w:ins w:id="10088" w:author="Z. Zukowski" w:date="2026-05-22T00:00:00Z">
+      <w:ins w:id="10090" w:author="Z. Zukowski" w:date="2026-05-22T00:00:00Z">
+        <w:r>
+          <w:t xml:space="preserve"> </w:t>
+        </w:r>
+      </w:ins>
+      <w:ins w:id="10090" w:author="Z. Zukowski" w:date="2026-05-22T00:00:00Z">
         <w:r>
           <w:t xml:space="preserve">through delegation does not depend on whether it is DeFi, DePIN, or</w:t>
         </w:r>
       </w:ins>
-      <w:ins w:id="10088" w:author="Z. Zukowski" w:date="2026-05-22T00:00:00Z">
-        <w:r>
-          <w:t xml:space="preserve"> </w:t>
-        </w:r>
-      </w:ins>
-      <w:ins w:id="10088" w:author="Z. Zukowski" w:date="2026-05-22T00:00:00Z">
+      <w:ins w:id="10090" w:author="Z. Zukowski" w:date="2026-05-22T00:00:00Z">
+        <w:r>
+          <w:t xml:space="preserve"> </w:t>
+        </w:r>
+      </w:ins>
+      <w:ins w:id="10090" w:author="Z. Zukowski" w:date="2026-05-22T00:00:00Z">
         <w:r>
           <w:t xml:space="preserve">infrastructure. How much it concentrates is shaped by design choices</w:t>
         </w:r>
       </w:ins>
-      <w:ins w:id="10088" w:author="Z. Zukowski" w:date="2026-05-22T00:00:00Z">
-        <w:r>
-          <w:t xml:space="preserve"> </w:t>
-        </w:r>
-      </w:ins>
-      <w:ins w:id="10088" w:author="Z. Zukowski" w:date="2026-05-22T00:00:00Z">
+      <w:ins w:id="10090" w:author="Z. Zukowski" w:date="2026-05-22T00:00:00Z">
+        <w:r>
+          <w:t xml:space="preserve"> </w:t>
+        </w:r>
+      </w:ins>
+      <w:ins w:id="10090" w:author="Z. Zukowski" w:date="2026-05-22T00:00:00Z">
         <w:r>
           <w:t xml:space="preserve">made at the level of the delegate program itself. The amplification</w:t>
         </w:r>
       </w:ins>
-      <w:ins w:id="10088" w:author="Z. Zukowski" w:date="2026-05-22T00:00:00Z">
-        <w:r>
-          <w:t xml:space="preserve"> </w:t>
-        </w:r>
-      </w:ins>
-      <w:ins w:id="10088" w:author="Z. Zukowski" w:date="2026-05-22T00:00:00Z">
+      <w:ins w:id="10090" w:author="Z. Zukowski" w:date="2026-05-22T00:00:00Z">
+        <w:r>
+          <w:t xml:space="preserve"> </w:t>
+        </w:r>
+      </w:ins>
+      <w:ins w:id="10090" w:author="Z. Zukowski" w:date="2026-05-22T00:00:00Z">
         <w:r>
           <w:t xml:space="preserve">ratio carries welfare consequences for DePIN that scale with operator</w:t>
         </w:r>
       </w:ins>
-      <w:ins w:id="10088" w:author="Z. Zukowski" w:date="2026-05-22T00:00:00Z">
-        <w:r>
-          <w:t xml:space="preserve"> </w:t>
-        </w:r>
-      </w:ins>
-      <w:ins w:id="10088" w:author="Z. Zukowski" w:date="2026-05-22T00:00:00Z">
+      <w:ins w:id="10090" w:author="Z. Zukowski" w:date="2026-05-22T00:00:00Z">
+        <w:r>
+          <w:t xml:space="preserve"> </w:t>
+        </w:r>
+      </w:ins>
+      <w:ins w:id="10090" w:author="Z. Zukowski" w:date="2026-05-22T00:00:00Z">
         <w:r>
           <w:t xml:space="preserve">exit costs: hardware deployed for one network is a co-specialized</w:t>
         </w:r>
       </w:ins>
-      <w:ins w:id="10088" w:author="Z. Zukowski" w:date="2026-05-22T00:00:00Z">
-        <w:r>
-          <w:t xml:space="preserve"> </w:t>
-        </w:r>
-      </w:ins>
-      <w:ins w:id="10088" w:author="Z. Zukowski" w:date="2026-05-22T00:00:00Z">
+      <w:ins w:id="10090" w:author="Z. Zukowski" w:date="2026-05-22T00:00:00Z">
+        <w:r>
+          <w:t xml:space="preserve"> </w:t>
+        </w:r>
+      </w:ins>
+      <w:ins w:id="10090" w:author="Z. Zukowski" w:date="2026-05-22T00:00:00Z">
         <w:r>
           <w:t xml:space="preserve">asset that cannot be redeployed to a competing protocol the way</w:t>
         </w:r>
       </w:ins>
-      <w:ins w:id="10088" w:author="Z. Zukowski" w:date="2026-05-22T00:00:00Z">
-        <w:r>
-          <w:t xml:space="preserve"> </w:t>
-        </w:r>
-      </w:ins>
-      <w:ins w:id="10088" w:author="Z. Zukowski" w:date="2026-05-22T00:00:00Z">
+      <w:ins w:id="10090" w:author="Z. Zukowski" w:date="2026-05-22T00:00:00Z">
+        <w:r>
+          <w:t xml:space="preserve"> </w:t>
+        </w:r>
+      </w:ins>
+      <w:ins w:id="10090" w:author="Z. Zukowski" w:date="2026-05-22T00:00:00Z">
         <w:r>
           <w:t xml:space="preserve">liquidity can move between DeFi pools, a form of asset specificity</w:t>
         </w:r>
       </w:ins>
-      <w:ins w:id="10088" w:author="Z. Zukowski" w:date="2026-05-22T00:00:00Z">
-        <w:r>
-          <w:t xml:space="preserve"> </w:t>
-        </w:r>
-      </w:ins>
-      <w:ins w:id="10088" w:author="Z. Zukowski" w:date="2026-05-22T00:00:00Z">
+      <w:ins w:id="10090" w:author="Z. Zukowski" w:date="2026-05-22T00:00:00Z">
+        <w:r>
+          <w:t xml:space="preserve"> </w:t>
+        </w:r>
+      </w:ins>
+      <w:ins w:id="10090" w:author="Z. Zukowski" w:date="2026-05-22T00:00:00Z">
         <w:r>
           <w:t xml:space="preserve">that raises exit costs (Williamson, 1979).</w:t>
         </w:r>
@@ -23474,18 +23494,18 @@
       <w:pPr>
         <w:pStyle w:val="BodyText"/>
       </w:pPr>
-      <w:ins w:id="10089" w:author="Z. Zukowski" w:date="2026-05-22T00:00:00Z">
+      <w:ins w:id="10091" w:author="Z. Zukowski" w:date="2026-05-22T00:00:00Z">
         <w:r>
           <w:t xml:space="preserve">A power-index extension across the N = 16 cross-source voting-HHI sample (Tally + Snapshot + Solana proper-weight) refines the binary amplify-versus-disperse framing into a three-class amplification typology. Class 1 (structural-majority): top-1 voter holds an absolute majority of weight, producing Shapley-Shubik HHI mechanically at 1.000 (WXM only example in current sample; +30.85 percentage-point SS-share amplification over nominal share). Class 2 (coordinated-amplification): top-1 voter dominant with disparate second-tier weight distribution; positive but sub-majority amplification (AAVE +4.80 pp, GMX +2.93 pp, COMP-snap +2.25 pp, LDO +2.20 pp, HNT +5.45 pp, DRIFT +8.52 pp). Class 3 (track-share): top-1 SS-share tracks nominal share within 1 percentage point (UNI, COMP-tally, ARB, OP, ENS, DIMO, JUP). Pearson r between SS-HHI and Voting-HHI is 0.9756 across the N = 16 sample, with rank-stability holding across all six quorum thresholds from 0.33 through 0.75; the cross-sectional rank ordering of governance concentration is preserved whether measured by HHI or by Shapley-Shubik pivotal power. Per-class quorum-sensitivity profile: Class 1 protocols are highly quorum-sensitive (WXM SS-HHI transitions from 1.000 to 0.609 at the q = 0.74 to 0.75 boundary), Class 3 protocols are quorum-stable, and Class 2 protocols sit in between. The Class 1 versus Class 2 distinction matters for design implications because the underlying institutional dynamics differ: Class 1 reflects a single-actor absolute-veto position; Class 2 reflects coordination capacity across a dominant top-tier voter and a fragmented secondary tier where the dominant voter’s coalition-building costs scale with the second-tier fragmentation. Full per-protocol SS + Banzhaf values, quorum-variation table, and 3-class assignments are in</w:t>
         </w:r>
       </w:ins>
-      <w:ins w:id="10089" w:author="Z. Zukowski" w:date="2026-05-22T00:00:00Z">
+      <w:ins w:id="10091" w:author="Z. Zukowski" w:date="2026-05-22T00:00:00Z">
         <w:r>
           <w:t xml:space="preserve"> </w:t>
         </w:r>
       </w:ins>
       <w:hyperlink r:id="rId66">
-        <w:ins w:id="10089" w:author="Z. Zukowski" w:date="2026-05-22T00:00:00Z">
+        <w:ins w:id="10091" w:author="Z. Zukowski" w:date="2026-05-22T00:00:00Z">
           <w:r>
             <w:rPr>
               <w:rStyle w:val="Hyperlink"/>
@@ -23494,7 +23514,7 @@
           </w:r>
         </w:ins>
       </w:hyperlink>
-      <w:ins w:id="10089" w:author="Z. Zukowski" w:date="2026-05-22T00:00:00Z">
+      <w:ins w:id="10091" w:author="Z. Zukowski" w:date="2026-05-22T00:00:00Z">
         <w:r>
           <w:t xml:space="preserve">.</w:t>
         </w:r>
@@ -23513,147 +23533,147 @@
       <w:pPr>
         <w:pStyle w:val="FirstParagraph"/>
       </w:pPr>
-      <w:ins w:id="10090" w:author="Z. Zukowski" w:date="2026-05-22T00:00:00Z">
+      <w:ins w:id="10092" w:author="Z. Zukowski" w:date="2026-05-22T00:00:00Z">
         <w:r>
           <w:t xml:space="preserve">ENS is one of five protocols in the cross-section where delegation</w:t>
         </w:r>
       </w:ins>
-      <w:ins w:id="10090" w:author="Z. Zukowski" w:date="2026-05-22T00:00:00Z">
-        <w:r>
-          <w:t xml:space="preserve"> </w:t>
-        </w:r>
-      </w:ins>
-      <w:ins w:id="10090" w:author="Z. Zukowski" w:date="2026-05-22T00:00:00Z">
+      <w:ins w:id="10092" w:author="Z. Zukowski" w:date="2026-05-22T00:00:00Z">
+        <w:r>
+          <w:t xml:space="preserve"> </w:t>
+        </w:r>
+      </w:ins>
+      <w:ins w:id="10092" w:author="Z. Zukowski" w:date="2026-05-22T00:00:00Z">
         <w:r>
           <w:t xml:space="preserve">empirically disperses voting power below the holding-HHI baseline</w:t>
         </w:r>
       </w:ins>
-      <w:ins w:id="10090" w:author="Z. Zukowski" w:date="2026-05-22T00:00:00Z">
-        <w:r>
-          <w:t xml:space="preserve"> </w:t>
-        </w:r>
-      </w:ins>
-      <w:ins w:id="10090" w:author="Z. Zukowski" w:date="2026-05-22T00:00:00Z">
+      <w:ins w:id="10092" w:author="Z. Zukowski" w:date="2026-05-22T00:00:00Z">
+        <w:r>
+          <w:t xml:space="preserve"> </w:t>
+        </w:r>
+      </w:ins>
+      <w:ins w:id="10092" w:author="Z. Zukowski" w:date="2026-05-22T00:00:00Z">
         <w:r>
           <w:t xml:space="preserve">(ratio 0.48x; voting HHI 0.022 vs holding HHI 0.046, the latter</w:t>
         </w:r>
       </w:ins>
-      <w:ins w:id="10090" w:author="Z. Zukowski" w:date="2026-05-22T00:00:00Z">
-        <w:r>
-          <w:t xml:space="preserve"> </w:t>
-        </w:r>
-      </w:ins>
-      <w:ins w:id="10090" w:author="Z. Zukowski" w:date="2026-05-22T00:00:00Z">
+      <w:ins w:id="10092" w:author="Z. Zukowski" w:date="2026-05-22T00:00:00Z">
+        <w:r>
+          <w:t xml:space="preserve"> </w:t>
+        </w:r>
+      </w:ins>
+      <w:ins w:id="10092" w:author="Z. Zukowski" w:date="2026-05-22T00:00:00Z">
         <w:r>
           <w:t xml:space="preserve">computed after the ENS DAO Wallet and Treasury PCA exclusions</w:t>
         </w:r>
       </w:ins>
-      <w:ins w:id="10090" w:author="Z. Zukowski" w:date="2026-05-22T00:00:00Z">
-        <w:r>
-          <w:t xml:space="preserve"> </w:t>
-        </w:r>
-      </w:ins>
-      <w:ins w:id="10090" w:author="Z. Zukowski" w:date="2026-05-22T00:00:00Z">
+      <w:ins w:id="10092" w:author="Z. Zukowski" w:date="2026-05-22T00:00:00Z">
+        <w:r>
+          <w:t xml:space="preserve"> </w:t>
+        </w:r>
+      </w:ins>
+      <w:ins w:id="10092" w:author="Z. Zukowski" w:date="2026-05-22T00:00:00Z">
         <w:r>
           <w:t xml:space="preserve">codified in Section 3.8). The dispersion case is informative for</w:t>
         </w:r>
       </w:ins>
-      <w:ins w:id="10090" w:author="Z. Zukowski" w:date="2026-05-22T00:00:00Z">
-        <w:r>
-          <w:t xml:space="preserve"> </w:t>
-        </w:r>
-      </w:ins>
-      <w:ins w:id="10090" w:author="Z. Zukowski" w:date="2026-05-22T00:00:00Z">
+      <w:ins w:id="10092" w:author="Z. Zukowski" w:date="2026-05-22T00:00:00Z">
+        <w:r>
+          <w:t xml:space="preserve"> </w:t>
+        </w:r>
+      </w:ins>
+      <w:ins w:id="10092" w:author="Z. Zukowski" w:date="2026-05-22T00:00:00Z">
         <w:r>
           <w:t xml:space="preserve">the framework’s institutional-design thesis because it provides an</w:t>
         </w:r>
       </w:ins>
-      <w:ins w:id="10090" w:author="Z. Zukowski" w:date="2026-05-22T00:00:00Z">
-        <w:r>
-          <w:t xml:space="preserve"> </w:t>
-        </w:r>
-      </w:ins>
-      <w:ins w:id="10090" w:author="Z. Zukowski" w:date="2026-05-22T00:00:00Z">
+      <w:ins w:id="10092" w:author="Z. Zukowski" w:date="2026-05-22T00:00:00Z">
+        <w:r>
+          <w:t xml:space="preserve"> </w:t>
+        </w:r>
+      </w:ins>
+      <w:ins w:id="10092" w:author="Z. Zukowski" w:date="2026-05-22T00:00:00Z">
         <w:r>
           <w:t xml:space="preserve">existence-proof that delegation outcomes are design-tractable rather</w:t>
         </w:r>
       </w:ins>
-      <w:ins w:id="10090" w:author="Z. Zukowski" w:date="2026-05-22T00:00:00Z">
-        <w:r>
-          <w:t xml:space="preserve"> </w:t>
-        </w:r>
-      </w:ins>
-      <w:ins w:id="10090" w:author="Z. Zukowski" w:date="2026-05-22T00:00:00Z">
+      <w:ins w:id="10092" w:author="Z. Zukowski" w:date="2026-05-22T00:00:00Z">
+        <w:r>
+          <w:t xml:space="preserve"> </w:t>
+        </w:r>
+      </w:ins>
+      <w:ins w:id="10092" w:author="Z. Zukowski" w:date="2026-05-22T00:00:00Z">
         <w:r>
           <w:t xml:space="preserve">than mechanism-inevitable. The ENS delegate program funds approximately</w:t>
         </w:r>
       </w:ins>
-      <w:ins w:id="10090" w:author="Z. Zukowski" w:date="2026-05-22T00:00:00Z">
-        <w:r>
-          <w:t xml:space="preserve"> </w:t>
-        </w:r>
-      </w:ins>
-      <w:ins w:id="10090" w:author="Z. Zukowski" w:date="2026-05-22T00:00:00Z">
+      <w:ins w:id="10092" w:author="Z. Zukowski" w:date="2026-05-22T00:00:00Z">
+        <w:r>
+          <w:t xml:space="preserve"> </w:t>
+        </w:r>
+      </w:ins>
+      <w:ins w:id="10092" w:author="Z. Zukowski" w:date="2026-05-22T00:00:00Z">
         <w:r>
           <w:t xml:space="preserve">100 active delegates (including the ENS DAO ecosystem grants for</w:t>
         </w:r>
       </w:ins>
-      <w:ins w:id="10090" w:author="Z. Zukowski" w:date="2026-05-22T00:00:00Z">
-        <w:r>
-          <w:t xml:space="preserve"> </w:t>
-        </w:r>
-      </w:ins>
-      <w:ins w:id="10090" w:author="Z. Zukowski" w:date="2026-05-22T00:00:00Z">
+      <w:ins w:id="10092" w:author="Z. Zukowski" w:date="2026-05-22T00:00:00Z">
+        <w:r>
+          <w:t xml:space="preserve"> </w:t>
+        </w:r>
+      </w:ins>
+      <w:ins w:id="10092" w:author="Z. Zukowski" w:date="2026-05-22T00:00:00Z">
         <w:r>
           <w:t xml:space="preserve">delegate work), and the top-100 delegate voting-power distribution is</w:t>
         </w:r>
       </w:ins>
-      <w:ins w:id="10090" w:author="Z. Zukowski" w:date="2026-05-22T00:00:00Z">
-        <w:r>
-          <w:t xml:space="preserve"> </w:t>
-        </w:r>
-      </w:ins>
-      <w:ins w:id="10090" w:author="Z. Zukowski" w:date="2026-05-22T00:00:00Z">
+      <w:ins w:id="10092" w:author="Z. Zukowski" w:date="2026-05-22T00:00:00Z">
+        <w:r>
+          <w:t xml:space="preserve"> </w:t>
+        </w:r>
+      </w:ins>
+      <w:ins w:id="10092" w:author="Z. Zukowski" w:date="2026-05-22T00:00:00Z">
         <w:r>
           <w:t xml:space="preserve">structurally broader than the holding distribution: top-1 post-exclusion</w:t>
         </w:r>
       </w:ins>
-      <w:ins w:id="10090" w:author="Z. Zukowski" w:date="2026-05-22T00:00:00Z">
-        <w:r>
-          <w:t xml:space="preserve"> </w:t>
-        </w:r>
-      </w:ins>
-      <w:ins w:id="10090" w:author="Z. Zukowski" w:date="2026-05-22T00:00:00Z">
+      <w:ins w:id="10092" w:author="Z. Zukowski" w:date="2026-05-22T00:00:00Z">
+        <w:r>
+          <w:t xml:space="preserve"> </w:t>
+        </w:r>
+      </w:ins>
+      <w:ins w:id="10092" w:author="Z. Zukowski" w:date="2026-05-22T00:00:00Z">
         <w:r>
           <w:t xml:space="preserve">holding share is 16.8% while top-1 voting-power share is 12.1%</w:t>
         </w:r>
       </w:ins>
-      <w:ins w:id="10090" w:author="Z. Zukowski" w:date="2026-05-22T00:00:00Z">
-        <w:r>
-          <w:t xml:space="preserve"> </w:t>
-        </w:r>
-      </w:ins>
-      <w:ins w:id="10090" w:author="Z. Zukowski" w:date="2026-05-22T00:00:00Z">
+      <w:ins w:id="10092" w:author="Z. Zukowski" w:date="2026-05-22T00:00:00Z">
+        <w:r>
+          <w:t xml:space="preserve"> </w:t>
+        </w:r>
+      </w:ins>
+      <w:ins w:id="10092" w:author="Z. Zukowski" w:date="2026-05-22T00:00:00Z">
         <w:r>
           <w:t xml:space="preserve">(fireeyesdao.eth, a community-elected delegate). Holders systematically</w:t>
         </w:r>
       </w:ins>
-      <w:ins w:id="10090" w:author="Z. Zukowski" w:date="2026-05-22T00:00:00Z">
-        <w:r>
-          <w:t xml:space="preserve"> </w:t>
-        </w:r>
-      </w:ins>
-      <w:ins w:id="10090" w:author="Z. Zukowski" w:date="2026-05-22T00:00:00Z">
+      <w:ins w:id="10092" w:author="Z. Zukowski" w:date="2026-05-22T00:00:00Z">
+        <w:r>
+          <w:t xml:space="preserve"> </w:t>
+        </w:r>
+      </w:ins>
+      <w:ins w:id="10092" w:author="Z. Zukowski" w:date="2026-05-22T00:00:00Z">
         <w:r>
           <w:t xml:space="preserve">delegate to a broader community-delegate set rather than self-delegating</w:t>
         </w:r>
       </w:ins>
-      <w:ins w:id="10090" w:author="Z. Zukowski" w:date="2026-05-22T00:00:00Z">
-        <w:r>
-          <w:t xml:space="preserve"> </w:t>
-        </w:r>
-      </w:ins>
-      <w:ins w:id="10090" w:author="Z. Zukowski" w:date="2026-05-22T00:00:00Z">
+      <w:ins w:id="10092" w:author="Z. Zukowski" w:date="2026-05-22T00:00:00Z">
+        <w:r>
+          <w:t xml:space="preserve"> </w:t>
+        </w:r>
+      </w:ins>
+      <w:ins w:id="10092" w:author="Z. Zukowski" w:date="2026-05-22T00:00:00Z">
         <w:r>
           <w:t xml:space="preserve">or delegating to whales.</w:t>
         </w:r>
@@ -23663,147 +23683,147 @@
       <w:pPr>
         <w:pStyle w:val="BodyText"/>
       </w:pPr>
-      <w:ins w:id="10091" w:author="Z. Zukowski" w:date="2026-05-22T00:00:00Z">
+      <w:ins w:id="10093" w:author="Z. Zukowski" w:date="2026-05-22T00:00:00Z">
         <w:r>
           <w:t xml:space="preserve">The ENS + GMX + HNT + JUP dispersion findings contrast with the thirteen protocols where delegation</w:t>
         </w:r>
       </w:ins>
-      <w:ins w:id="10091" w:author="Z. Zukowski" w:date="2026-05-22T00:00:00Z">
-        <w:r>
-          <w:t xml:space="preserve"> </w:t>
-        </w:r>
-      </w:ins>
-      <w:ins w:id="10091" w:author="Z. Zukowski" w:date="2026-05-22T00:00:00Z">
+      <w:ins w:id="10093" w:author="Z. Zukowski" w:date="2026-05-22T00:00:00Z">
+        <w:r>
+          <w:t xml:space="preserve"> </w:t>
+        </w:r>
+      </w:ins>
+      <w:ins w:id="10093" w:author="Z. Zukowski" w:date="2026-05-22T00:00:00Z">
         <w:r>
           <w:t xml:space="preserve">amplifies: in those protocols, the top-delegate identity is typically</w:t>
         </w:r>
       </w:ins>
-      <w:ins w:id="10091" w:author="Z. Zukowski" w:date="2026-05-22T00:00:00Z">
-        <w:r>
-          <w:t xml:space="preserve"> </w:t>
-        </w:r>
-      </w:ins>
-      <w:ins w:id="10091" w:author="Z. Zukowski" w:date="2026-05-22T00:00:00Z">
+      <w:ins w:id="10093" w:author="Z. Zukowski" w:date="2026-05-22T00:00:00Z">
+        <w:r>
+          <w:t xml:space="preserve"> </w:t>
+        </w:r>
+      </w:ins>
+      <w:ins w:id="10093" w:author="Z. Zukowski" w:date="2026-05-22T00:00:00Z">
         <w:r>
           <w:t xml:space="preserve">either the protocol foundation itself, a staking-aggregation contract</w:t>
         </w:r>
       </w:ins>
-      <w:ins w:id="10091" w:author="Z. Zukowski" w:date="2026-05-22T00:00:00Z">
-        <w:r>
-          <w:t xml:space="preserve"> </w:t>
-        </w:r>
-      </w:ins>
-      <w:ins w:id="10091" w:author="Z. Zukowski" w:date="2026-05-22T00:00:00Z">
+      <w:ins w:id="10093" w:author="Z. Zukowski" w:date="2026-05-22T00:00:00Z">
+        <w:r>
+          <w:t xml:space="preserve"> </w:t>
+        </w:r>
+      </w:ins>
+      <w:ins w:id="10093" w:author="Z. Zukowski" w:date="2026-05-22T00:00:00Z">
         <w:r>
           <w:t xml:space="preserve">that aggregates underlying staker voting power, or an institutional</w:t>
         </w:r>
       </w:ins>
-      <w:ins w:id="10091" w:author="Z. Zukowski" w:date="2026-05-22T00:00:00Z">
-        <w:r>
-          <w:t xml:space="preserve"> </w:t>
-        </w:r>
-      </w:ins>
-      <w:ins w:id="10091" w:author="Z. Zukowski" w:date="2026-05-22T00:00:00Z">
+      <w:ins w:id="10093" w:author="Z. Zukowski" w:date="2026-05-22T00:00:00Z">
+        <w:r>
+          <w:t xml:space="preserve"> </w:t>
+        </w:r>
+      </w:ins>
+      <w:ins w:id="10093" w:author="Z. Zukowski" w:date="2026-05-22T00:00:00Z">
         <w:r>
           <w:t xml:space="preserve">delegate firm (see Section 4.5.3). The structural pattern across the</w:t>
         </w:r>
       </w:ins>
-      <w:ins w:id="10091" w:author="Z. Zukowski" w:date="2026-05-22T00:00:00Z">
-        <w:r>
-          <w:t xml:space="preserve"> </w:t>
-        </w:r>
-      </w:ins>
-      <w:ins w:id="10091" w:author="Z. Zukowski" w:date="2026-05-22T00:00:00Z">
+      <w:ins w:id="10093" w:author="Z. Zukowski" w:date="2026-05-22T00:00:00Z">
+        <w:r>
+          <w:t xml:space="preserve"> </w:t>
+        </w:r>
+      </w:ins>
+      <w:ins w:id="10093" w:author="Z. Zukowski" w:date="2026-05-22T00:00:00Z">
         <w:r>
           <w:t xml:space="preserve">eighteen-protocol sample is consistent with the framework’s thesis that</w:t>
         </w:r>
       </w:ins>
-      <w:ins w:id="10091" w:author="Z. Zukowski" w:date="2026-05-22T00:00:00Z">
-        <w:r>
-          <w:t xml:space="preserve"> </w:t>
-        </w:r>
-      </w:ins>
-      <w:ins w:id="10091" w:author="Z. Zukowski" w:date="2026-05-22T00:00:00Z">
+      <w:ins w:id="10093" w:author="Z. Zukowski" w:date="2026-05-22T00:00:00Z">
+        <w:r>
+          <w:t xml:space="preserve"> </w:t>
+        </w:r>
+      </w:ins>
+      <w:ins w:id="10093" w:author="Z. Zukowski" w:date="2026-05-22T00:00:00Z">
         <w:r>
           <w:t xml:space="preserve">institutional design at the delegate-program level governs the</w:t>
         </w:r>
       </w:ins>
-      <w:ins w:id="10091" w:author="Z. Zukowski" w:date="2026-05-22T00:00:00Z">
-        <w:r>
-          <w:t xml:space="preserve"> </w:t>
-        </w:r>
-      </w:ins>
-      <w:ins w:id="10091" w:author="Z. Zukowski" w:date="2026-05-22T00:00:00Z">
+      <w:ins w:id="10093" w:author="Z. Zukowski" w:date="2026-05-22T00:00:00Z">
+        <w:r>
+          <w:t xml:space="preserve"> </w:t>
+        </w:r>
+      </w:ins>
+      <w:ins w:id="10093" w:author="Z. Zukowski" w:date="2026-05-22T00:00:00Z">
         <w:r>
           <w:t xml:space="preserve">direction of delegation’s effect on voting concentration. The</w:t>
         </w:r>
       </w:ins>
-      <w:ins w:id="10091" w:author="Z. Zukowski" w:date="2026-05-22T00:00:00Z">
-        <w:r>
-          <w:t xml:space="preserve"> </w:t>
-        </w:r>
-      </w:ins>
-      <w:ins w:id="10091" w:author="Z. Zukowski" w:date="2026-05-22T00:00:00Z">
+      <w:ins w:id="10093" w:author="Z. Zukowski" w:date="2026-05-22T00:00:00Z">
+        <w:r>
+          <w:t xml:space="preserve"> </w:t>
+        </w:r>
+      </w:ins>
+      <w:ins w:id="10093" w:author="Z. Zukowski" w:date="2026-05-22T00:00:00Z">
         <w:r>
           <w:t xml:space="preserve">generalizable design recommendation: delegate-program architectures</w:t>
         </w:r>
       </w:ins>
-      <w:ins w:id="10091" w:author="Z. Zukowski" w:date="2026-05-22T00:00:00Z">
-        <w:r>
-          <w:t xml:space="preserve"> </w:t>
-        </w:r>
-      </w:ins>
-      <w:ins w:id="10091" w:author="Z. Zukowski" w:date="2026-05-22T00:00:00Z">
+      <w:ins w:id="10093" w:author="Z. Zukowski" w:date="2026-05-22T00:00:00Z">
+        <w:r>
+          <w:t xml:space="preserve"> </w:t>
+        </w:r>
+      </w:ins>
+      <w:ins w:id="10093" w:author="Z. Zukowski" w:date="2026-05-22T00:00:00Z">
         <w:r>
           <w:t xml:space="preserve">that incentivize broad community-delegate distribution (recurring</w:t>
         </w:r>
       </w:ins>
-      <w:ins w:id="10091" w:author="Z. Zukowski" w:date="2026-05-22T00:00:00Z">
-        <w:r>
-          <w:t xml:space="preserve"> </w:t>
-        </w:r>
-      </w:ins>
-      <w:ins w:id="10091" w:author="Z. Zukowski" w:date="2026-05-22T00:00:00Z">
+      <w:ins w:id="10093" w:author="Z. Zukowski" w:date="2026-05-22T00:00:00Z">
+        <w:r>
+          <w:t xml:space="preserve"> </w:t>
+        </w:r>
+      </w:ins>
+      <w:ins w:id="10093" w:author="Z. Zukowski" w:date="2026-05-22T00:00:00Z">
         <w:r>
           <w:t xml:space="preserve">delegate compensation; public delegate platforms; active recruitment;</w:t>
         </w:r>
       </w:ins>
-      <w:ins w:id="10091" w:author="Z. Zukowski" w:date="2026-05-22T00:00:00Z">
-        <w:r>
-          <w:t xml:space="preserve"> </w:t>
-        </w:r>
-      </w:ins>
-      <w:ins w:id="10091" w:author="Z. Zukowski" w:date="2026-05-22T00:00:00Z">
+      <w:ins w:id="10093" w:author="Z. Zukowski" w:date="2026-05-22T00:00:00Z">
+        <w:r>
+          <w:t xml:space="preserve"> </w:t>
+        </w:r>
+      </w:ins>
+      <w:ins w:id="10093" w:author="Z. Zukowski" w:date="2026-05-22T00:00:00Z">
         <w:r>
           <w:t xml:space="preserve">operational support for non-whale delegates) can produce</w:t>
         </w:r>
       </w:ins>
-      <w:ins w:id="10091" w:author="Z. Zukowski" w:date="2026-05-22T00:00:00Z">
-        <w:r>
-          <w:t xml:space="preserve"> </w:t>
-        </w:r>
-      </w:ins>
-      <w:ins w:id="10091" w:author="Z. Zukowski" w:date="2026-05-22T00:00:00Z">
+      <w:ins w:id="10093" w:author="Z. Zukowski" w:date="2026-05-22T00:00:00Z">
+        <w:r>
+          <w:t xml:space="preserve"> </w:t>
+        </w:r>
+      </w:ins>
+      <w:ins w:id="10093" w:author="Z. Zukowski" w:date="2026-05-22T00:00:00Z">
         <w:r>
           <w:t xml:space="preserve">delegation-mediated dispersion of voting power, contrary to the</w:t>
         </w:r>
       </w:ins>
-      <w:ins w:id="10091" w:author="Z. Zukowski" w:date="2026-05-22T00:00:00Z">
-        <w:r>
-          <w:t xml:space="preserve"> </w:t>
-        </w:r>
-      </w:ins>
-      <w:ins w:id="10091" w:author="Z. Zukowski" w:date="2026-05-22T00:00:00Z">
+      <w:ins w:id="10093" w:author="Z. Zukowski" w:date="2026-05-22T00:00:00Z">
+        <w:r>
+          <w:t xml:space="preserve"> </w:t>
+        </w:r>
+      </w:ins>
+      <w:ins w:id="10093" w:author="Z. Zukowski" w:date="2026-05-22T00:00:00Z">
         <w:r>
           <w:t xml:space="preserve">default-amplification pattern documented across most token-governance</w:t>
         </w:r>
       </w:ins>
-      <w:ins w:id="10091" w:author="Z. Zukowski" w:date="2026-05-22T00:00:00Z">
-        <w:r>
-          <w:t xml:space="preserve"> </w:t>
-        </w:r>
-      </w:ins>
-      <w:ins w:id="10091" w:author="Z. Zukowski" w:date="2026-05-22T00:00:00Z">
+      <w:ins w:id="10093" w:author="Z. Zukowski" w:date="2026-05-22T00:00:00Z">
+        <w:r>
+          <w:t xml:space="preserve"> </w:t>
+        </w:r>
+      </w:ins>
+      <w:ins w:id="10093" w:author="Z. Zukowski" w:date="2026-05-22T00:00:00Z">
         <w:r>
           <w:t xml:space="preserve">protocols.</w:t>
         </w:r>
@@ -23823,137 +23843,137 @@
       <w:pPr>
         <w:pStyle w:val="FirstParagraph"/>
       </w:pPr>
-      <w:ins w:id="10092" w:author="Z. Zukowski" w:date="2026-05-22T00:00:00Z">
+      <w:ins w:id="10094" w:author="Z. Zukowski" w:date="2026-05-22T00:00:00Z">
         <w:r>
           <w:t xml:space="preserve">GMX is another of the five protocols in the cross-section where delegation</w:t>
         </w:r>
       </w:ins>
-      <w:ins w:id="10092" w:author="Z. Zukowski" w:date="2026-05-22T00:00:00Z">
-        <w:r>
-          <w:t xml:space="preserve"> </w:t>
-        </w:r>
-      </w:ins>
-      <w:ins w:id="10092" w:author="Z. Zukowski" w:date="2026-05-22T00:00:00Z">
+      <w:ins w:id="10094" w:author="Z. Zukowski" w:date="2026-05-22T00:00:00Z">
+        <w:r>
+          <w:t xml:space="preserve"> </w:t>
+        </w:r>
+      </w:ins>
+      <w:ins w:id="10094" w:author="Z. Zukowski" w:date="2026-05-22T00:00:00Z">
         <w:r>
           <w:t xml:space="preserve">empirically disperses voting power below the holding-HHI baseline</w:t>
         </w:r>
       </w:ins>
-      <w:ins w:id="10092" w:author="Z. Zukowski" w:date="2026-05-22T00:00:00Z">
-        <w:r>
-          <w:t xml:space="preserve"> </w:t>
-        </w:r>
-      </w:ins>
-      <w:ins w:id="10092" w:author="Z. Zukowski" w:date="2026-05-22T00:00:00Z">
+      <w:ins w:id="10094" w:author="Z. Zukowski" w:date="2026-05-22T00:00:00Z">
+        <w:r>
+          <w:t xml:space="preserve"> </w:t>
+        </w:r>
+      </w:ins>
+      <w:ins w:id="10094" w:author="Z. Zukowski" w:date="2026-05-22T00:00:00Z">
         <w:r>
           <w:t xml:space="preserve">(ratio 0.87x; voting HHI 0.057 vs holding HHI 0.065, the latter</w:t>
         </w:r>
       </w:ins>
-      <w:ins w:id="10092" w:author="Z. Zukowski" w:date="2026-05-22T00:00:00Z">
-        <w:r>
-          <w:t xml:space="preserve"> </w:t>
-        </w:r>
-      </w:ins>
-      <w:ins w:id="10092" w:author="Z. Zukowski" w:date="2026-05-22T00:00:00Z">
+      <w:ins w:id="10094" w:author="Z. Zukowski" w:date="2026-05-22T00:00:00Z">
+        <w:r>
+          <w:t xml:space="preserve"> </w:t>
+        </w:r>
+      </w:ins>
+      <w:ins w:id="10094" w:author="Z. Zukowski" w:date="2026-05-22T00:00:00Z">
         <w:r>
           <w:t xml:space="preserve">computed after the universal burn-rule exclusion plus GMX-specific</w:t>
         </w:r>
       </w:ins>
-      <w:ins w:id="10092" w:author="Z. Zukowski" w:date="2026-05-22T00:00:00Z">
-        <w:r>
-          <w:t xml:space="preserve"> </w:t>
-        </w:r>
-      </w:ins>
-      <w:ins w:id="10092" w:author="Z. Zukowski" w:date="2026-05-22T00:00:00Z">
+      <w:ins w:id="10094" w:author="Z. Zukowski" w:date="2026-05-22T00:00:00Z">
+        <w:r>
+          <w:t xml:space="preserve"> </w:t>
+        </w:r>
+      </w:ins>
+      <w:ins w:id="10094" w:author="Z. Zukowski" w:date="2026-05-22T00:00:00Z">
         <w:r>
           <w:t xml:space="preserve">Binance-custody exclusions codified in Section 3.8). The</w:t>
         </w:r>
       </w:ins>
-      <w:ins w:id="10092" w:author="Z. Zukowski" w:date="2026-05-22T00:00:00Z">
-        <w:r>
-          <w:t xml:space="preserve"> </w:t>
-        </w:r>
-      </w:ins>
-      <w:ins w:id="10092" w:author="Z. Zukowski" w:date="2026-05-22T00:00:00Z">
+      <w:ins w:id="10094" w:author="Z. Zukowski" w:date="2026-05-22T00:00:00Z">
+        <w:r>
+          <w:t xml:space="preserve"> </w:t>
+        </w:r>
+      </w:ins>
+      <w:ins w:id="10094" w:author="Z. Zukowski" w:date="2026-05-22T00:00:00Z">
         <w:r>
           <w:t xml:space="preserve">dispersion case is methodology-sensitive: at a top-100 delegate sample</w:t>
         </w:r>
       </w:ins>
-      <w:ins w:id="10092" w:author="Z. Zukowski" w:date="2026-05-22T00:00:00Z">
-        <w:r>
-          <w:t xml:space="preserve"> </w:t>
-        </w:r>
-      </w:ins>
-      <w:ins w:id="10092" w:author="Z. Zukowski" w:date="2026-05-22T00:00:00Z">
+      <w:ins w:id="10094" w:author="Z. Zukowski" w:date="2026-05-22T00:00:00Z">
+        <w:r>
+          <w:t xml:space="preserve"> </w:t>
+        </w:r>
+      </w:ins>
+      <w:ins w:id="10094" w:author="Z. Zukowski" w:date="2026-05-22T00:00:00Z">
         <w:r>
           <w:t xml:space="preserve">GMX appears to amplify at 1.2x, while at the canonical top-1000 sample</w:t>
         </w:r>
       </w:ins>
-      <w:ins w:id="10092" w:author="Z. Zukowski" w:date="2026-05-22T00:00:00Z">
-        <w:r>
-          <w:t xml:space="preserve"> </w:t>
-        </w:r>
-      </w:ins>
-      <w:ins w:id="10092" w:author="Z. Zukowski" w:date="2026-05-22T00:00:00Z">
+      <w:ins w:id="10094" w:author="Z. Zukowski" w:date="2026-05-22T00:00:00Z">
+        <w:r>
+          <w:t xml:space="preserve"> </w:t>
+        </w:r>
+      </w:ins>
+      <w:ins w:id="10094" w:author="Z. Zukowski" w:date="2026-05-22T00:00:00Z">
         <w:r>
           <w:t xml:space="preserve">the broader delegate distribution surfaces voting-power-share tails</w:t>
         </w:r>
       </w:ins>
-      <w:ins w:id="10092" w:author="Z. Zukowski" w:date="2026-05-22T00:00:00Z">
-        <w:r>
-          <w:t xml:space="preserve"> </w:t>
-        </w:r>
-      </w:ins>
-      <w:ins w:id="10092" w:author="Z. Zukowski" w:date="2026-05-22T00:00:00Z">
+      <w:ins w:id="10094" w:author="Z. Zukowski" w:date="2026-05-22T00:00:00Z">
+        <w:r>
+          <w:t xml:space="preserve"> </w:t>
+        </w:r>
+      </w:ins>
+      <w:ins w:id="10094" w:author="Z. Zukowski" w:date="2026-05-22T00:00:00Z">
         <w:r>
           <w:t xml:space="preserve">less concentrated than the holding-share tail at the same sampling</w:t>
         </w:r>
       </w:ins>
-      <w:ins w:id="10092" w:author="Z. Zukowski" w:date="2026-05-22T00:00:00Z">
-        <w:r>
-          <w:t xml:space="preserve"> </w:t>
-        </w:r>
-      </w:ins>
-      <w:ins w:id="10092" w:author="Z. Zukowski" w:date="2026-05-22T00:00:00Z">
+      <w:ins w:id="10094" w:author="Z. Zukowski" w:date="2026-05-22T00:00:00Z">
+        <w:r>
+          <w:t xml:space="preserve"> </w:t>
+        </w:r>
+      </w:ins>
+      <w:ins w:id="10094" w:author="Z. Zukowski" w:date="2026-05-22T00:00:00Z">
         <w:r>
           <w:t xml:space="preserve">depth. The crossover from amplification (1.2x at N = 100) to dispersion</w:t>
         </w:r>
       </w:ins>
-      <w:ins w:id="10092" w:author="Z. Zukowski" w:date="2026-05-22T00:00:00Z">
-        <w:r>
-          <w:t xml:space="preserve"> </w:t>
-        </w:r>
-      </w:ins>
-      <w:ins w:id="10092" w:author="Z. Zukowski" w:date="2026-05-22T00:00:00Z">
+      <w:ins w:id="10094" w:author="Z. Zukowski" w:date="2026-05-22T00:00:00Z">
+        <w:r>
+          <w:t xml:space="preserve"> </w:t>
+        </w:r>
+      </w:ins>
+      <w:ins w:id="10094" w:author="Z. Zukowski" w:date="2026-05-22T00:00:00Z">
         <w:r>
           <w:t xml:space="preserve">(0.87x at N = 1000) indicates that GMX top-100 amplification readings</w:t>
         </w:r>
       </w:ins>
-      <w:ins w:id="10092" w:author="Z. Zukowski" w:date="2026-05-22T00:00:00Z">
-        <w:r>
-          <w:t xml:space="preserve"> </w:t>
-        </w:r>
-      </w:ins>
-      <w:ins w:id="10092" w:author="Z. Zukowski" w:date="2026-05-22T00:00:00Z">
+      <w:ins w:id="10094" w:author="Z. Zukowski" w:date="2026-05-22T00:00:00Z">
+        <w:r>
+          <w:t xml:space="preserve"> </w:t>
+        </w:r>
+      </w:ins>
+      <w:ins w:id="10094" w:author="Z. Zukowski" w:date="2026-05-22T00:00:00Z">
         <w:r>
           <w:t xml:space="preserve">are sampling-depth artifacts rather than stable properties of the</w:t>
         </w:r>
       </w:ins>
-      <w:ins w:id="10092" w:author="Z. Zukowski" w:date="2026-05-22T00:00:00Z">
-        <w:r>
-          <w:t xml:space="preserve"> </w:t>
-        </w:r>
-      </w:ins>
-      <w:ins w:id="10092" w:author="Z. Zukowski" w:date="2026-05-22T00:00:00Z">
+      <w:ins w:id="10094" w:author="Z. Zukowski" w:date="2026-05-22T00:00:00Z">
+        <w:r>
+          <w:t xml:space="preserve"> </w:t>
+        </w:r>
+      </w:ins>
+      <w:ins w:id="10094" w:author="Z. Zukowski" w:date="2026-05-22T00:00:00Z">
         <w:r>
           <w:t xml:space="preserve">underlying delegate-program design; the top-1000 sample better captures</w:t>
         </w:r>
       </w:ins>
-      <w:ins w:id="10092" w:author="Z. Zukowski" w:date="2026-05-22T00:00:00Z">
-        <w:r>
-          <w:t xml:space="preserve"> </w:t>
-        </w:r>
-      </w:ins>
-      <w:ins w:id="10092" w:author="Z. Zukowski" w:date="2026-05-22T00:00:00Z">
+      <w:ins w:id="10094" w:author="Z. Zukowski" w:date="2026-05-22T00:00:00Z">
+        <w:r>
+          <w:t xml:space="preserve"> </w:t>
+        </w:r>
+      </w:ins>
+      <w:ins w:id="10094" w:author="Z. Zukowski" w:date="2026-05-22T00:00:00Z">
         <w:r>
           <w:t xml:space="preserve">the actual voting-power distribution.</w:t>
         </w:r>
@@ -23963,87 +23983,87 @@
       <w:pPr>
         <w:pStyle w:val="BodyText"/>
       </w:pPr>
-      <w:ins w:id="10093" w:author="Z. Zukowski" w:date="2026-05-22T00:00:00Z">
+      <w:ins w:id="10095" w:author="Z. Zukowski" w:date="2026-05-22T00:00:00Z">
         <w:r>
           <w:t xml:space="preserve">The finding strengthens the framework’s institutional-design thesis: GMX’s</w:t>
         </w:r>
       </w:ins>
-      <w:ins w:id="10093" w:author="Z. Zukowski" w:date="2026-05-22T00:00:00Z">
-        <w:r>
-          <w:t xml:space="preserve"> </w:t>
-        </w:r>
-      </w:ins>
-      <w:ins w:id="10093" w:author="Z. Zukowski" w:date="2026-05-22T00:00:00Z">
+      <w:ins w:id="10095" w:author="Z. Zukowski" w:date="2026-05-22T00:00:00Z">
+        <w:r>
+          <w:t xml:space="preserve"> </w:t>
+        </w:r>
+      </w:ins>
+      <w:ins w:id="10095" w:author="Z. Zukowski" w:date="2026-05-22T00:00:00Z">
         <w:r>
           <w:t xml:space="preserve">delegate program is observably broader than its holder concentration</w:t>
         </w:r>
       </w:ins>
-      <w:ins w:id="10093" w:author="Z. Zukowski" w:date="2026-05-22T00:00:00Z">
-        <w:r>
-          <w:t xml:space="preserve"> </w:t>
-        </w:r>
-      </w:ins>
-      <w:ins w:id="10093" w:author="Z. Zukowski" w:date="2026-05-22T00:00:00Z">
+      <w:ins w:id="10095" w:author="Z. Zukowski" w:date="2026-05-22T00:00:00Z">
+        <w:r>
+          <w:t xml:space="preserve"> </w:t>
+        </w:r>
+      </w:ins>
+      <w:ins w:id="10095" w:author="Z. Zukowski" w:date="2026-05-22T00:00:00Z">
         <w:r>
           <w:t xml:space="preserve">when measured at appropriate sampling depth, consistent with the</w:t>
         </w:r>
       </w:ins>
-      <w:ins w:id="10093" w:author="Z. Zukowski" w:date="2026-05-22T00:00:00Z">
-        <w:r>
-          <w:t xml:space="preserve"> </w:t>
-        </w:r>
-      </w:ins>
-      <w:ins w:id="10093" w:author="Z. Zukowski" w:date="2026-05-22T00:00:00Z">
+      <w:ins w:id="10095" w:author="Z. Zukowski" w:date="2026-05-22T00:00:00Z">
+        <w:r>
+          <w:t xml:space="preserve"> </w:t>
+        </w:r>
+      </w:ins>
+      <w:ins w:id="10095" w:author="Z. Zukowski" w:date="2026-05-22T00:00:00Z">
         <w:r>
           <w:t xml:space="preserve">mature-delegate-program pattern documented at ENS (Section 4.5.1) at</w:t>
         </w:r>
       </w:ins>
-      <w:ins w:id="10093" w:author="Z. Zukowski" w:date="2026-05-22T00:00:00Z">
-        <w:r>
-          <w:t xml:space="preserve"> </w:t>
-        </w:r>
-      </w:ins>
-      <w:ins w:id="10093" w:author="Z. Zukowski" w:date="2026-05-22T00:00:00Z">
+      <w:ins w:id="10095" w:author="Z. Zukowski" w:date="2026-05-22T00:00:00Z">
+        <w:r>
+          <w:t xml:space="preserve"> </w:t>
+        </w:r>
+      </w:ins>
+      <w:ins w:id="10095" w:author="Z. Zukowski" w:date="2026-05-22T00:00:00Z">
         <w:r>
           <w:t xml:space="preserve">a different concentration level. The five structural-exception cases</w:t>
         </w:r>
       </w:ins>
-      <w:ins w:id="10093" w:author="Z. Zukowski" w:date="2026-05-22T00:00:00Z">
-        <w:r>
-          <w:t xml:space="preserve"> </w:t>
-        </w:r>
-      </w:ins>
-      <w:ins w:id="10093" w:author="Z. Zukowski" w:date="2026-05-22T00:00:00Z">
+      <w:ins w:id="10095" w:author="Z. Zukowski" w:date="2026-05-22T00:00:00Z">
+        <w:r>
+          <w:t xml:space="preserve"> </w:t>
+        </w:r>
+      </w:ins>
+      <w:ins w:id="10095" w:author="Z. Zukowski" w:date="2026-05-22T00:00:00Z">
         <w:r>
           <w:t xml:space="preserve">(ENS at 0.48x; GMX at 0.87x; HNT at 0.26x-0.39x; JUP at 0.12x; LPT at 0.27x) together preserve the dispersion pattern</w:t>
         </w:r>
       </w:ins>
-      <w:ins w:id="10093" w:author="Z. Zukowski" w:date="2026-05-22T00:00:00Z">
-        <w:r>
-          <w:t xml:space="preserve"> </w:t>
-        </w:r>
-      </w:ins>
-      <w:ins w:id="10093" w:author="Z. Zukowski" w:date="2026-05-22T00:00:00Z">
+      <w:ins w:id="10095" w:author="Z. Zukowski" w:date="2026-05-22T00:00:00Z">
+        <w:r>
+          <w:t xml:space="preserve"> </w:t>
+        </w:r>
+      </w:ins>
+      <w:ins w:id="10095" w:author="Z. Zukowski" w:date="2026-05-22T00:00:00Z">
         <w:r>
           <w:t xml:space="preserve">as informative counterexamples to the predominant-amplification thesis</w:t>
         </w:r>
       </w:ins>
-      <w:ins w:id="10093" w:author="Z. Zukowski" w:date="2026-05-22T00:00:00Z">
-        <w:r>
-          <w:t xml:space="preserve"> </w:t>
-        </w:r>
-      </w:ins>
-      <w:ins w:id="10093" w:author="Z. Zukowski" w:date="2026-05-22T00:00:00Z">
+      <w:ins w:id="10095" w:author="Z. Zukowski" w:date="2026-05-22T00:00:00Z">
+        <w:r>
+          <w:t xml:space="preserve"> </w:t>
+        </w:r>
+      </w:ins>
+      <w:ins w:id="10095" w:author="Z. Zukowski" w:date="2026-05-22T00:00:00Z">
         <w:r>
           <w:t xml:space="preserve">rather than refuting the broader argument that token-weighted</w:t>
         </w:r>
       </w:ins>
-      <w:ins w:id="10093" w:author="Z. Zukowski" w:date="2026-05-22T00:00:00Z">
-        <w:r>
-          <w:t xml:space="preserve"> </w:t>
-        </w:r>
-      </w:ins>
-      <w:ins w:id="10093" w:author="Z. Zukowski" w:date="2026-05-22T00:00:00Z">
+      <w:ins w:id="10095" w:author="Z. Zukowski" w:date="2026-05-22T00:00:00Z">
+        <w:r>
+          <w:t xml:space="preserve"> </w:t>
+        </w:r>
+      </w:ins>
+      <w:ins w:id="10095" w:author="Z. Zukowski" w:date="2026-05-22T00:00:00Z">
         <w:r>
           <w:t xml:space="preserve">delegation predominantly concentrates voting power above holdings.</w:t>
         </w:r>
@@ -24055,7 +24075,7 @@
       <w:pPr>
         <w:pStyle w:val="Heading3"/>
       </w:pPr>
-      <w:ins w:id="10094" w:author="Z. Zukowski" w:date="2026-05-22T00:00:00Z">
+      <w:ins w:id="10096" w:author="Z. Zukowski" w:date="2026-05-22T00:00:00Z">
         <w:r>
           <w:t xml:space="preserve">4.5.2 Secondary extension: vote-escrowed governance</w:t>
         </w:r>
@@ -24065,147 +24085,147 @@
       <w:pPr>
         <w:pStyle w:val="FirstParagraph"/>
       </w:pPr>
-      <w:ins w:id="10095" w:author="Z. Zukowski" w:date="2026-05-22T00:00:00Z">
+      <w:ins w:id="10097" w:author="Z. Zukowski" w:date="2026-05-22T00:00:00Z">
         <w:r>
           <w:t xml:space="preserve">Three protocols using vote-escrowed governance (Curve veCRV; Balancer</w:t>
         </w:r>
       </w:ins>
-      <w:ins w:id="10095" w:author="Z. Zukowski" w:date="2026-05-22T00:00:00Z">
-        <w:r>
-          <w:t xml:space="preserve"> </w:t>
-        </w:r>
-      </w:ins>
-      <w:ins w:id="10095" w:author="Z. Zukowski" w:date="2026-05-22T00:00:00Z">
+      <w:ins w:id="10097" w:author="Z. Zukowski" w:date="2026-05-22T00:00:00Z">
+        <w:r>
+          <w:t xml:space="preserve"> </w:t>
+        </w:r>
+      </w:ins>
+      <w:ins w:id="10097" w:author="Z. Zukowski" w:date="2026-05-22T00:00:00Z">
         <w:r>
           <w:t xml:space="preserve">veBAL; Frax veFXS) form a distinct extreme-amplification class that operates</w:t>
         </w:r>
       </w:ins>
-      <w:ins w:id="10095" w:author="Z. Zukowski" w:date="2026-05-22T00:00:00Z">
-        <w:r>
-          <w:t xml:space="preserve"> </w:t>
-        </w:r>
-      </w:ins>
-      <w:ins w:id="10095" w:author="Z. Zukowski" w:date="2026-05-22T00:00:00Z">
+      <w:ins w:id="10097" w:author="Z. Zukowski" w:date="2026-05-22T00:00:00Z">
+        <w:r>
+          <w:t xml:space="preserve"> </w:t>
+        </w:r>
+      </w:ins>
+      <w:ins w:id="10097" w:author="Z. Zukowski" w:date="2026-05-22T00:00:00Z">
         <w:r>
           <w:t xml:space="preserve">through structurally different mechanisms than the delegate-based</w:t>
         </w:r>
       </w:ins>
-      <w:ins w:id="10095" w:author="Z. Zukowski" w:date="2026-05-22T00:00:00Z">
-        <w:r>
-          <w:t xml:space="preserve"> </w:t>
-        </w:r>
-      </w:ins>
-      <w:ins w:id="10095" w:author="Z. Zukowski" w:date="2026-05-22T00:00:00Z">
+      <w:ins w:id="10097" w:author="Z. Zukowski" w:date="2026-05-22T00:00:00Z">
+        <w:r>
+          <w:t xml:space="preserve"> </w:t>
+        </w:r>
+      </w:ins>
+      <w:ins w:id="10097" w:author="Z. Zukowski" w:date="2026-05-22T00:00:00Z">
         <w:r>
           <w:t xml:space="preserve">amplification documented in the Table 6 sample. Curve’s veCRV system</w:t>
         </w:r>
       </w:ins>
-      <w:ins w:id="10095" w:author="Z. Zukowski" w:date="2026-05-22T00:00:00Z">
-        <w:r>
-          <w:t xml:space="preserve"> </w:t>
-        </w:r>
-      </w:ins>
-      <w:ins w:id="10095" w:author="Z. Zukowski" w:date="2026-05-22T00:00:00Z">
+      <w:ins w:id="10097" w:author="Z. Zukowski" w:date="2026-05-22T00:00:00Z">
+        <w:r>
+          <w:t xml:space="preserve"> </w:t>
+        </w:r>
+      </w:ins>
+      <w:ins w:id="10097" w:author="Z. Zukowski" w:date="2026-05-22T00:00:00Z">
         <w:r>
           <w:t xml:space="preserve">locks CRV for up to four years; lock-duration multipliers convert</w:t>
         </w:r>
       </w:ins>
-      <w:ins w:id="10095" w:author="Z. Zukowski" w:date="2026-05-22T00:00:00Z">
-        <w:r>
-          <w:t xml:space="preserve"> </w:t>
-        </w:r>
-      </w:ins>
-      <w:ins w:id="10095" w:author="Z. Zukowski" w:date="2026-05-22T00:00:00Z">
+      <w:ins w:id="10097" w:author="Z. Zukowski" w:date="2026-05-22T00:00:00Z">
+        <w:r>
+          <w:t xml:space="preserve"> </w:t>
+        </w:r>
+      </w:ins>
+      <w:ins w:id="10097" w:author="Z. Zukowski" w:date="2026-05-22T00:00:00Z">
         <w:r>
           <w:t xml:space="preserve">locked CRV into proportional veCRV voting power, with longer locks</w:t>
         </w:r>
       </w:ins>
-      <w:ins w:id="10095" w:author="Z. Zukowski" w:date="2026-05-22T00:00:00Z">
-        <w:r>
-          <w:t xml:space="preserve"> </w:t>
-        </w:r>
-      </w:ins>
-      <w:ins w:id="10095" w:author="Z. Zukowski" w:date="2026-05-22T00:00:00Z">
+      <w:ins w:id="10097" w:author="Z. Zukowski" w:date="2026-05-22T00:00:00Z">
+        <w:r>
+          <w:t xml:space="preserve"> </w:t>
+        </w:r>
+      </w:ins>
+      <w:ins w:id="10097" w:author="Z. Zukowski" w:date="2026-05-22T00:00:00Z">
         <w:r>
           <w:t xml:space="preserve">weighted more heavily. Convex (the dominant meta-governance protocol</w:t>
         </w:r>
       </w:ins>
-      <w:ins w:id="10095" w:author="Z. Zukowski" w:date="2026-05-22T00:00:00Z">
-        <w:r>
-          <w:t xml:space="preserve"> </w:t>
-        </w:r>
-      </w:ins>
-      <w:ins w:id="10095" w:author="Z. Zukowski" w:date="2026-05-22T00:00:00Z">
+      <w:ins w:id="10097" w:author="Z. Zukowski" w:date="2026-05-22T00:00:00Z">
+        <w:r>
+          <w:t xml:space="preserve"> </w:t>
+        </w:r>
+      </w:ins>
+      <w:ins w:id="10097" w:author="Z. Zukowski" w:date="2026-05-22T00:00:00Z">
         <w:r>
           <w:t xml:space="preserve">for Curve) aggregates user-deposited CRV into a single locked position</w:t>
         </w:r>
       </w:ins>
-      <w:ins w:id="10095" w:author="Z. Zukowski" w:date="2026-05-22T00:00:00Z">
-        <w:r>
-          <w:t xml:space="preserve"> </w:t>
-        </w:r>
-      </w:ins>
-      <w:ins w:id="10095" w:author="Z. Zukowski" w:date="2026-05-22T00:00:00Z">
+      <w:ins w:id="10097" w:author="Z. Zukowski" w:date="2026-05-22T00:00:00Z">
+        <w:r>
+          <w:t xml:space="preserve"> </w:t>
+        </w:r>
+      </w:ins>
+      <w:ins w:id="10097" w:author="Z. Zukowski" w:date="2026-05-22T00:00:00Z">
         <w:r>
           <w:t xml:space="preserve">that votes as a meta-governance layer; Convex holds approximately 48</w:t>
         </w:r>
       </w:ins>
-      <w:ins w:id="10095" w:author="Z. Zukowski" w:date="2026-05-22T00:00:00Z">
-        <w:r>
-          <w:t xml:space="preserve"> </w:t>
-        </w:r>
-      </w:ins>
-      <w:ins w:id="10095" w:author="Z. Zukowski" w:date="2026-05-22T00:00:00Z">
+      <w:ins w:id="10097" w:author="Z. Zukowski" w:date="2026-05-22T00:00:00Z">
+        <w:r>
+          <w:t xml:space="preserve"> </w:t>
+        </w:r>
+      </w:ins>
+      <w:ins w:id="10097" w:author="Z. Zukowski" w:date="2026-05-22T00:00:00Z">
         <w:r>
           <w:t xml:space="preserve">percent of the top-50 historical veCRV deposit-weighted share per the</w:t>
         </w:r>
       </w:ins>
-      <w:ins w:id="10095" w:author="Z. Zukowski" w:date="2026-05-22T00:00:00Z">
-        <w:r>
-          <w:t xml:space="preserve"> </w:t>
-        </w:r>
-      </w:ins>
-      <w:ins w:id="10095" w:author="Z. Zukowski" w:date="2026-05-22T00:00:00Z">
+      <w:ins w:id="10097" w:author="Z. Zukowski" w:date="2026-05-22T00:00:00Z">
+        <w:r>
+          <w:t xml:space="preserve"> </w:t>
+        </w:r>
+      </w:ins>
+      <w:ins w:id="10097" w:author="Z. Zukowski" w:date="2026-05-22T00:00:00Z">
         <w:r>
           <w:t xml:space="preserve">direct cumulative-deposit computation (Section 4.5.2; supplementary file</w:t>
         </w:r>
       </w:ins>
-      <w:ins w:id="10095" w:author="Z. Zukowski" w:date="2026-05-22T00:00:00Z">
-        <w:r>
-          <w:t xml:space="preserve"> </w:t>
-        </w:r>
-      </w:ins>
-      <w:ins w:id="10095" w:author="Z. Zukowski" w:date="2026-05-22T00:00:00Z">
+      <w:ins w:id="10097" w:author="Z. Zukowski" w:date="2026-05-22T00:00:00Z">
+        <w:r>
+          <w:t xml:space="preserve"> </w:t>
+        </w:r>
+      </w:ins>
+      <w:ins w:id="10097" w:author="Z. Zukowski" w:date="2026-05-22T00:00:00Z">
         <w:r>
           <w:t xml:space="preserve">veCRV_voting_concentration). The resulting veCRV</w:t>
         </w:r>
       </w:ins>
-      <w:ins w:id="10095" w:author="Z. Zukowski" w:date="2026-05-22T00:00:00Z">
-        <w:r>
-          <w:t xml:space="preserve"> </w:t>
-        </w:r>
-      </w:ins>
-      <w:ins w:id="10095" w:author="Z. Zukowski" w:date="2026-05-22T00:00:00Z">
+      <w:ins w:id="10097" w:author="Z. Zukowski" w:date="2026-05-22T00:00:00Z">
+        <w:r>
+          <w:t xml:space="preserve"> </w:t>
+        </w:r>
+      </w:ins>
+      <w:ins w:id="10097" w:author="Z. Zukowski" w:date="2026-05-22T00:00:00Z">
         <w:r>
           <w:t xml:space="preserve">voting concentration (HHI 0.26 from cumulative-deposit aggregation</w:t>
         </w:r>
       </w:ins>
-      <w:ins w:id="10095" w:author="Z. Zukowski" w:date="2026-05-22T00:00:00Z">
-        <w:r>
-          <w:t xml:space="preserve"> </w:t>
-        </w:r>
-      </w:ins>
-      <w:ins w:id="10095" w:author="Z. Zukowski" w:date="2026-05-22T00:00:00Z">
+      <w:ins w:id="10097" w:author="Z. Zukowski" w:date="2026-05-22T00:00:00Z">
+        <w:r>
+          <w:t xml:space="preserve"> </w:t>
+        </w:r>
+      </w:ins>
+      <w:ins w:id="10097" w:author="Z. Zukowski" w:date="2026-05-22T00:00:00Z">
         <w:r>
           <w:t xml:space="preserve">across top-50 lockers) is approximately 15 times the raw post-Convex-</w:t>
         </w:r>
       </w:ins>
-      <w:ins w:id="10095" w:author="Z. Zukowski" w:date="2026-05-22T00:00:00Z">
-        <w:r>
-          <w:t xml:space="preserve"> </w:t>
-        </w:r>
-      </w:ins>
-      <w:ins w:id="10095" w:author="Z. Zukowski" w:date="2026-05-22T00:00:00Z">
+      <w:ins w:id="10097" w:author="Z. Zukowski" w:date="2026-05-22T00:00:00Z">
+        <w:r>
+          <w:t xml:space="preserve"> </w:t>
+        </w:r>
+      </w:ins>
+      <w:ins w:id="10097" w:author="Z. Zukowski" w:date="2026-05-22T00:00:00Z">
         <w:r>
           <w:t xml:space="preserve">exclusion CRV holding HHI of 0.014.</w:t>
         </w:r>
@@ -24215,77 +24235,77 @@
       <w:pPr>
         <w:pStyle w:val="BodyText"/>
       </w:pPr>
-      <w:ins w:id="10096" w:author="Z. Zukowski" w:date="2026-05-22T00:00:00Z">
+      <w:ins w:id="10098" w:author="Z. Zukowski" w:date="2026-05-22T00:00:00Z">
         <w:r>
           <w:t xml:space="preserve">Balancer’s veBAL system exhibits a structurally identical pattern:</w:t>
         </w:r>
       </w:ins>
-      <w:ins w:id="10096" w:author="Z. Zukowski" w:date="2026-05-22T00:00:00Z">
-        <w:r>
-          <w:t xml:space="preserve"> </w:t>
-        </w:r>
-      </w:ins>
-      <w:ins w:id="10096" w:author="Z. Zukowski" w:date="2026-05-22T00:00:00Z">
+      <w:ins w:id="10098" w:author="Z. Zukowski" w:date="2026-05-22T00:00:00Z">
+        <w:r>
+          <w:t xml:space="preserve"> </w:t>
+        </w:r>
+      </w:ins>
+      <w:ins w:id="10098" w:author="Z. Zukowski" w:date="2026-05-22T00:00:00Z">
         <w:r>
           <w:t xml:space="preserve">Snapshot voting on Balancer’s governance space (12-month lookback;</w:t>
         </w:r>
       </w:ins>
-      <w:ins w:id="10096" w:author="Z. Zukowski" w:date="2026-05-22T00:00:00Z">
-        <w:r>
-          <w:t xml:space="preserve"> </w:t>
-        </w:r>
-      </w:ins>
-      <w:ins w:id="10096" w:author="Z. Zukowski" w:date="2026-05-22T00:00:00Z">
+      <w:ins w:id="10098" w:author="Z. Zukowski" w:date="2026-05-22T00:00:00Z">
+        <w:r>
+          <w:t xml:space="preserve"> </w:t>
+        </w:r>
+      </w:ins>
+      <w:ins w:id="10098" w:author="Z. Zukowski" w:date="2026-05-22T00:00:00Z">
         <w:r>
           <w:t xml:space="preserve">36 active voters) yields voting HHI 0.626 against holding HHI 0.030,</w:t>
         </w:r>
       </w:ins>
-      <w:ins w:id="10096" w:author="Z. Zukowski" w:date="2026-05-22T00:00:00Z">
-        <w:r>
-          <w:t xml:space="preserve"> </w:t>
-        </w:r>
-      </w:ins>
-      <w:ins w:id="10096" w:author="Z. Zukowski" w:date="2026-05-22T00:00:00Z">
+      <w:ins w:id="10098" w:author="Z. Zukowski" w:date="2026-05-22T00:00:00Z">
+        <w:r>
+          <w:t xml:space="preserve"> </w:t>
+        </w:r>
+      </w:ins>
+      <w:ins w:id="10098" w:author="Z. Zukowski" w:date="2026-05-22T00:00:00Z">
         <w:r>
           <w:t xml:space="preserve">a 21x amplification ratio. The top-1 active voter holds 78 percent of</w:t>
         </w:r>
       </w:ins>
-      <w:ins w:id="10096" w:author="Z. Zukowski" w:date="2026-05-22T00:00:00Z">
-        <w:r>
-          <w:t xml:space="preserve"> </w:t>
-        </w:r>
-      </w:ins>
-      <w:ins w:id="10096" w:author="Z. Zukowski" w:date="2026-05-22T00:00:00Z">
+      <w:ins w:id="10098" w:author="Z. Zukowski" w:date="2026-05-22T00:00:00Z">
+        <w:r>
+          <w:t xml:space="preserve"> </w:t>
+        </w:r>
+      </w:ins>
+      <w:ins w:id="10098" w:author="Z. Zukowski" w:date="2026-05-22T00:00:00Z">
         <w:r>
           <w:t xml:space="preserve">total voting power; the top-10 voters cumulatively hold 99.85 percent.</w:t>
         </w:r>
       </w:ins>
-      <w:ins w:id="10096" w:author="Z. Zukowski" w:date="2026-05-22T00:00:00Z">
-        <w:r>
-          <w:t xml:space="preserve"> </w:t>
-        </w:r>
-      </w:ins>
-      <w:ins w:id="10096" w:author="Z. Zukowski" w:date="2026-05-22T00:00:00Z">
+      <w:ins w:id="10098" w:author="Z. Zukowski" w:date="2026-05-22T00:00:00Z">
+        <w:r>
+          <w:t xml:space="preserve"> </w:t>
+        </w:r>
+      </w:ins>
+      <w:ins w:id="10098" w:author="Z. Zukowski" w:date="2026-05-22T00:00:00Z">
         <w:r>
           <w:t xml:space="preserve">The Aura Finance protocol (Balancer’s Convex-equivalent</w:t>
         </w:r>
       </w:ins>
-      <w:ins w:id="10096" w:author="Z. Zukowski" w:date="2026-05-22T00:00:00Z">
-        <w:r>
-          <w:t xml:space="preserve"> </w:t>
-        </w:r>
-      </w:ins>
-      <w:ins w:id="10096" w:author="Z. Zukowski" w:date="2026-05-22T00:00:00Z">
+      <w:ins w:id="10098" w:author="Z. Zukowski" w:date="2026-05-22T00:00:00Z">
+        <w:r>
+          <w:t xml:space="preserve"> </w:t>
+        </w:r>
+      </w:ins>
+      <w:ins w:id="10098" w:author="Z. Zukowski" w:date="2026-05-22T00:00:00Z">
         <w:r>
           <w:t xml:space="preserve">meta-governance aggregator) plays the same role for veBAL that Convex</w:t>
         </w:r>
       </w:ins>
-      <w:ins w:id="10096" w:author="Z. Zukowski" w:date="2026-05-22T00:00:00Z">
-        <w:r>
-          <w:t xml:space="preserve"> </w:t>
-        </w:r>
-      </w:ins>
-      <w:ins w:id="10096" w:author="Z. Zukowski" w:date="2026-05-22T00:00:00Z">
+      <w:ins w:id="10098" w:author="Z. Zukowski" w:date="2026-05-22T00:00:00Z">
+        <w:r>
+          <w:t xml:space="preserve"> </w:t>
+        </w:r>
+      </w:ins>
+      <w:ins w:id="10098" w:author="Z. Zukowski" w:date="2026-05-22T00:00:00Z">
         <w:r>
           <w:t xml:space="preserve">plays for veCRV.</w:t>
         </w:r>
@@ -24295,7 +24315,7 @@
       <w:pPr>
         <w:pStyle w:val="BodyText"/>
       </w:pPr>
-      <w:ins w:id="10097" w:author="Z. Zukowski" w:date="2026-05-22T00:00:00Z">
+      <w:ins w:id="10099" w:author="Z. Zukowski" w:date="2026-05-22T00:00:00Z">
         <w:r>
           <w:t xml:space="preserve">Frax’s veFXS system shows the same vote-escrow amplification at approximately 11.4x. This figure is the Snapshot veFXS-weighted-vote concentration (per-voter maximum veFXS-weighted vote across the frax.eth governance space, per Supplement S15); unlike the veCRV and veBAL figures it is measured at the Snapshot voting layer rather than re-derived from on-chain veFXS-balance aggregation, so it is reported as the lower-magnitude member of this class.</w:t>
         </w:r>
@@ -24305,97 +24325,97 @@
       <w:pPr>
         <w:pStyle w:val="BodyText"/>
       </w:pPr>
-      <w:ins w:id="10098" w:author="Z. Zukowski" w:date="2026-05-22T00:00:00Z">
+      <w:ins w:id="10100" w:author="Z. Zukowski" w:date="2026-05-22T00:00:00Z">
         <w:r>
           <w:t xml:space="preserve">The veCRV and veBAL cases are not included in the Table 6 row set</w:t>
         </w:r>
       </w:ins>
-      <w:ins w:id="10098" w:author="Z. Zukowski" w:date="2026-05-22T00:00:00Z">
-        <w:r>
-          <w:t xml:space="preserve"> </w:t>
-        </w:r>
-      </w:ins>
-      <w:ins w:id="10098" w:author="Z. Zukowski" w:date="2026-05-22T00:00:00Z">
+      <w:ins w:id="10100" w:author="Z. Zukowski" w:date="2026-05-22T00:00:00Z">
+        <w:r>
+          <w:t xml:space="preserve"> </w:t>
+        </w:r>
+      </w:ins>
+      <w:ins w:id="10100" w:author="Z. Zukowski" w:date="2026-05-22T00:00:00Z">
         <w:r>
           <w:t xml:space="preserve">because the underlying methodology differs: Table 6 measures HHI of</w:t>
         </w:r>
       </w:ins>
-      <w:ins w:id="10098" w:author="Z. Zukowski" w:date="2026-05-22T00:00:00Z">
-        <w:r>
-          <w:t xml:space="preserve"> </w:t>
-        </w:r>
-      </w:ins>
-      <w:ins w:id="10098" w:author="Z. Zukowski" w:date="2026-05-22T00:00:00Z">
+      <w:ins w:id="10100" w:author="Z. Zukowski" w:date="2026-05-22T00:00:00Z">
+        <w:r>
+          <w:t xml:space="preserve"> </w:t>
+        </w:r>
+      </w:ins>
+      <w:ins w:id="10100" w:author="Z. Zukowski" w:date="2026-05-22T00:00:00Z">
         <w:r>
           <w:t xml:space="preserve">delegate voting power within token-governance delegate programs; the</w:t>
         </w:r>
       </w:ins>
-      <w:ins w:id="10098" w:author="Z. Zukowski" w:date="2026-05-22T00:00:00Z">
-        <w:r>
-          <w:t xml:space="preserve"> </w:t>
-        </w:r>
-      </w:ins>
-      <w:ins w:id="10098" w:author="Z. Zukowski" w:date="2026-05-22T00:00:00Z">
+      <w:ins w:id="10100" w:author="Z. Zukowski" w:date="2026-05-22T00:00:00Z">
+        <w:r>
+          <w:t xml:space="preserve"> </w:t>
+        </w:r>
+      </w:ins>
+      <w:ins w:id="10100" w:author="Z. Zukowski" w:date="2026-05-22T00:00:00Z">
         <w:r>
           <w:t xml:space="preserve">ve-token cases measure HHI of lock-duration-weighted CRV/BAL</w:t>
         </w:r>
       </w:ins>
-      <w:ins w:id="10098" w:author="Z. Zukowski" w:date="2026-05-22T00:00:00Z">
-        <w:r>
-          <w:t xml:space="preserve"> </w:t>
-        </w:r>
-      </w:ins>
-      <w:ins w:id="10098" w:author="Z. Zukowski" w:date="2026-05-22T00:00:00Z">
+      <w:ins w:id="10100" w:author="Z. Zukowski" w:date="2026-05-22T00:00:00Z">
+        <w:r>
+          <w:t xml:space="preserve"> </w:t>
+        </w:r>
+      </w:ins>
+      <w:ins w:id="10100" w:author="Z. Zukowski" w:date="2026-05-22T00:00:00Z">
         <w:r>
           <w:t xml:space="preserve">deposits, with meta-governance aggregation. The two mechanism classes</w:t>
         </w:r>
       </w:ins>
-      <w:ins w:id="10098" w:author="Z. Zukowski" w:date="2026-05-22T00:00:00Z">
-        <w:r>
-          <w:t xml:space="preserve"> </w:t>
-        </w:r>
-      </w:ins>
-      <w:ins w:id="10098" w:author="Z. Zukowski" w:date="2026-05-22T00:00:00Z">
+      <w:ins w:id="10100" w:author="Z. Zukowski" w:date="2026-05-22T00:00:00Z">
+        <w:r>
+          <w:t xml:space="preserve"> </w:t>
+        </w:r>
+      </w:ins>
+      <w:ins w:id="10100" w:author="Z. Zukowski" w:date="2026-05-22T00:00:00Z">
         <w:r>
           <w:t xml:space="preserve">produce concentration through different paths but converge on the</w:t>
         </w:r>
       </w:ins>
-      <w:ins w:id="10098" w:author="Z. Zukowski" w:date="2026-05-22T00:00:00Z">
-        <w:r>
-          <w:t xml:space="preserve"> </w:t>
-        </w:r>
-      </w:ins>
-      <w:ins w:id="10098" w:author="Z. Zukowski" w:date="2026-05-22T00:00:00Z">
+      <w:ins w:id="10100" w:author="Z. Zukowski" w:date="2026-05-22T00:00:00Z">
+        <w:r>
+          <w:t xml:space="preserve"> </w:t>
+        </w:r>
+      </w:ins>
+      <w:ins w:id="10100" w:author="Z. Zukowski" w:date="2026-05-22T00:00:00Z">
         <w:r>
           <w:t xml:space="preserve">same direction (amplification) with much larger magnitudes (11.4x to 21x versus the 2.7x to 9.9x range observed in delegate-program-based amplification). For practitioners designing token governance, the</w:t>
         </w:r>
       </w:ins>
-      <w:ins w:id="10098" w:author="Z. Zukowski" w:date="2026-05-22T00:00:00Z">
-        <w:r>
-          <w:t xml:space="preserve"> </w:t>
-        </w:r>
-      </w:ins>
-      <w:ins w:id="10098" w:author="Z. Zukowski" w:date="2026-05-22T00:00:00Z">
+      <w:ins w:id="10100" w:author="Z. Zukowski" w:date="2026-05-22T00:00:00Z">
+        <w:r>
+          <w:t xml:space="preserve"> </w:t>
+        </w:r>
+      </w:ins>
+      <w:ins w:id="10100" w:author="Z. Zukowski" w:date="2026-05-22T00:00:00Z">
         <w:r>
           <w:t xml:space="preserve">ve-token class is a separate design choice with substantially</w:t>
         </w:r>
       </w:ins>
-      <w:ins w:id="10098" w:author="Z. Zukowski" w:date="2026-05-22T00:00:00Z">
-        <w:r>
-          <w:t xml:space="preserve"> </w:t>
-        </w:r>
-      </w:ins>
-      <w:ins w:id="10098" w:author="Z. Zukowski" w:date="2026-05-22T00:00:00Z">
+      <w:ins w:id="10100" w:author="Z. Zukowski" w:date="2026-05-22T00:00:00Z">
+        <w:r>
+          <w:t xml:space="preserve"> </w:t>
+        </w:r>
+      </w:ins>
+      <w:ins w:id="10100" w:author="Z. Zukowski" w:date="2026-05-22T00:00:00Z">
         <w:r>
           <w:t xml:space="preserve">different concentration implications than standard delegate-program</w:t>
         </w:r>
       </w:ins>
-      <w:ins w:id="10098" w:author="Z. Zukowski" w:date="2026-05-22T00:00:00Z">
-        <w:r>
-          <w:t xml:space="preserve"> </w:t>
-        </w:r>
-      </w:ins>
-      <w:ins w:id="10098" w:author="Z. Zukowski" w:date="2026-05-22T00:00:00Z">
+      <w:ins w:id="10100" w:author="Z. Zukowski" w:date="2026-05-22T00:00:00Z">
+        <w:r>
+          <w:t xml:space="preserve"> </w:t>
+        </w:r>
+      </w:ins>
+      <w:ins w:id="10100" w:author="Z. Zukowski" w:date="2026-05-22T00:00:00Z">
         <w:r>
           <w:t xml:space="preserve">governance.</w:t>
         </w:r>
@@ -24407,7 +24427,7 @@
       <w:pPr>
         <w:pStyle w:val="Heading3"/>
       </w:pPr>
-      <w:ins w:id="10099" w:author="Z. Zukowski" w:date="2026-05-22T00:00:00Z">
+      <w:ins w:id="10101" w:author="Z. Zukowski" w:date="2026-05-22T00:00:00Z">
         <w:r>
           <w:t xml:space="preserve">4.5.3 Foundation and aggregation-contract top-delegate pattern</w:t>
         </w:r>
@@ -24417,7 +24437,7 @@
       <w:pPr>
         <w:pStyle w:val="FirstParagraph"/>
       </w:pPr>
-      <w:ins w:id="10100" w:author="Z. Zukowski" w:date="2026-05-22T00:00:00Z">
+      <w:ins w:id="10102" w:author="Z. Zukowski" w:date="2026-05-22T00:00:00Z">
         <w:r>
           <w:t xml:space="preserve">Three of the eighteen Table 6 protocols (plus the ve-token class protocols in Section 4.5.2) have their largest single voting block held by a protocol-controlled aggregation entity rather than an independent community delegate: Compound Foundation (21.5% of total delegated voting power in May 2026 Tally pull); Aave stkAAVE staking contract (21.9%; aggregates underlying staker voting power as a single delegate); Curve Convex (48% of top-50 deposit-weighted veCRV share per Section 4.5.2). The three Solana-native protocols added at the earlier Table 6 expansion (JUP, HNT, DRIFT; Section 4.5.4) do not exhibit the foundation-or-aggregation-entity top-delegate pattern at the Solana SPL Governance member-set layer; among the four N=52 additions, Polkadot’s largest effective voter is an independent delegate collective (ChaosDAO OpenGov) rather than a protocol-controlled aggregation entity; Section 4.5.4.1 documents the Drift Foundation proposal-authorship-versus-vote-weight decoupling pattern that further differentiates Solana governance topology from the EVM precedents described here.</w:t>
         </w:r>
@@ -24427,7 +24447,7 @@
       <w:pPr>
         <w:pStyle w:val="BodyText"/>
       </w:pPr>
-      <w:ins w:id="10101" w:author="Z. Zukowski" w:date="2026-05-22T00:00:00Z">
+      <w:ins w:id="10103" w:author="Z. Zukowski" w:date="2026-05-22T00:00:00Z">
         <w:r>
           <w:t xml:space="preserve">The aggregation-entity pattern raises practical measurement concerns relative to independent-delegate-dominated protocols (Uniswap top-1 is an investor delegate; Optimism top-1 is a professional delegate firm; ENS top-1 is a community delegate). Aggregation entities may or may not represent the distributional interests of the underlying token-holders or stakers who delegated to them; the principal-agent gap (Holmstrom, 1979; Tirole, 2001) is amplified by the aggregation layer. The PCA-symmetric exclusion analysis (Section 4.6) shows that predominant amplification holds even when aggregation entities are excluded; the empirical finding is robust to this methodological consideration, but the structural pattern itself remains a substantive feature of token-governance practice.</w:t>
         </w:r>
@@ -24439,7 +24459,7 @@
       <w:pPr>
         <w:pStyle w:val="Heading3"/>
       </w:pPr>
-      <w:ins w:id="10102" w:author="Z. Zukowski" w:date="2026-05-22T00:00:00Z">
+      <w:ins w:id="10104" w:author="Z. Zukowski" w:date="2026-05-22T00:00:00Z">
         <w:r>
           <w:t xml:space="preserve">4.5.4 Within-Solana governance concentration heterogeneity</w:t>
         </w:r>
@@ -24449,17 +24469,17 @@
       <w:pPr>
         <w:pStyle w:val="FirstParagraph"/>
       </w:pPr>
-      <w:ins w:id="10103" w:author="Z. Zukowski" w:date="2026-05-22T00:00:00Z">
+      <w:ins w:id="10105" w:author="Z. Zukowski" w:date="2026-05-22T00:00:00Z">
         <w:r>
           <w:t xml:space="preserve">Three Solana-native protocols in the cross-section have on-chain voting HHI computable via proper-weight methodology: Jupiter (JUP) at 0.00546 via per-signer max(weight) aggregation on</w:t>
         </w:r>
       </w:ins>
-      <w:ins w:id="10103" w:author="Z. Zukowski" w:date="2026-05-22T00:00:00Z">
-        <w:r>
-          <w:t xml:space="preserve"> </w:t>
-        </w:r>
-      </w:ins>
-      <w:ins w:id="10103" w:author="Z. Zukowski" w:date="2026-05-22T00:00:00Z">
+      <w:ins w:id="10105" w:author="Z. Zukowski" w:date="2026-05-22T00:00:00Z">
+        <w:r>
+          <w:t xml:space="preserve"> </w:t>
+        </w:r>
+      </w:ins>
+      <w:ins w:id="10105" w:author="Z. Zukowski" w:date="2026-05-22T00:00:00Z">
         <w:r>
           <w:rPr>
             <w:rStyle w:val="VerbatimChar"/>
@@ -24467,12 +24487,12 @@
           <w:t xml:space="preserve">jupiter_solana.govern_call_setvote</w:t>
         </w:r>
       </w:ins>
-      <w:ins w:id="10103" w:author="Z. Zukowski" w:date="2026-05-22T00:00:00Z">
-        <w:r>
-          <w:t xml:space="preserve"> </w:t>
-        </w:r>
-      </w:ins>
-      <w:ins w:id="10103" w:author="Z. Zukowski" w:date="2026-05-22T00:00:00Z">
+      <w:ins w:id="10105" w:author="Z. Zukowski" w:date="2026-05-22T00:00:00Z">
+        <w:r>
+          <w:t xml:space="preserve"> </w:t>
+        </w:r>
+      </w:ins>
+      <w:ins w:id="10105" w:author="Z. Zukowski" w:date="2026-05-22T00:00:00Z">
         <w:r>
           <w:t xml:space="preserve">(delegated-vote design); Helium (HNT) at 0.0261 to 0.0394 (sensitivity range under Voter Stake Registry lockup-weight reconstruction; 14.8 percent closed-position rate brackets the bounds); and Drift Protocol (DRIFT) at 0.0833 via direct on-chain parsing of VoteRecordV2 accounts in the DRIFT governance program (VSR lockup-weighted design analogous to HNT). The within-Solana spread (0.005 to 0.083; 15x range) sits within the broader within-EVM voting HHI spread (full range 0.022 to 0.556 across the EVM voting-HHI cross-section; range 0.022 to 0.089 if the WeatherXM thin-pool outlier with N=73 voters is excluded). The apples-to-apples within-Solana versus within-EVM comparison requires acknowledging that small-voter-pool protocols on both chains (WeatherXM N=73 on EVM; DIMO N=10 on EVM-Polygon; analogous small-pool Solana protocols outside the voting-HHI subset due to data availability) skew their respective ranges upward; the within-Solana sample does not include a comparable thin-pool outlier in the voting-HHI subset. Both Helium and Drift sit within the EVM-typical voting HHI range (HNT in the Arbitrum neighborhood at 0.0376; DRIFT in the Uniswap-to-Compound neighborhood at 0.0727 to 0.0889). Jupiter is the only Solana protocol exhibiting voting concentration order-of-magnitude below the EVM cross-section median.</w:t>
         </w:r>
@@ -24482,7 +24502,7 @@
       <w:pPr>
         <w:pStyle w:val="BodyText"/>
       </w:pPr>
-      <w:ins w:id="10104" w:author="Z. Zukowski" w:date="2026-05-22T00:00:00Z">
+      <w:ins w:id="10106" w:author="Z. Zukowski" w:date="2026-05-22T00:00:00Z">
         <w:r>
           <w:t xml:space="preserve">The within-Solana heterogeneity is structurally organized by voting-weight mechanism design as the primary axis, with user-base composition and rewards-calibration as secondary axes. The primary driver: two of the three Solana protocols (Helium HNT; Drift DRIFT) use Voter Stake Registry (VSR) lockup-weighted vote design, where vote weight is locked-amount multiplied by a lockup-duration multiplier (HNT VSR saturates at four-year lockup; Drift VSR uses an analogous lockup multiplier within its governance program). Both VSR-using Solana protocols cluster at EVM-typical voting HHI (HNT 0.0261 to 0.0394; DRIFT 0.0833). Jupiter JUP, by contrast, uses delegated-vote weight (each token equals one vote at vote time; no lockup multiplier), and Jupiter is the only Solana protocol exhibiting voting concentration order-of-magnitude below the EVM median. The VSR design choice penalizes short-lockup voters and rewards long-lockup whales (whales can afford to lock larger positions for longer durations), raising concentration relative to per-token weighting; delegated-vote design flattens the vote-weight distribution within the active voter pool. Secondary drivers within the design classes: user-base composition (Jupiter’s 128,476-voter pool was built by a broad launch airdrop, producing a retail tail that flattens distribution within the delegated-vote class); rewards calibration (Jupiter’s Active Staker Rewards directly compensate voting participation at a high engagement rate; Helium’s VSR rewards lockup-and-vote but the lockup-weight calculus advantages whales; Drift lacks a comparable direct vote-rewards mechanism).</w:t>
         </w:r>
@@ -24492,7 +24512,7 @@
       <w:pPr>
         <w:pStyle w:val="BodyText"/>
       </w:pPr>
-      <w:ins w:id="10105" w:author="Z. Zukowski" w:date="2026-05-22T00:00:00Z">
+      <w:ins w:id="10107" w:author="Z. Zukowski" w:date="2026-05-22T00:00:00Z">
         <w:r>
           <w:t xml:space="preserve">The pattern matters for chain-comparative governance analysis. A categorical claim that Solana governance is less concentrated than EVM governance is not supported by the proper-weight Solana sample; the apparent low-concentration finding from vote-count-proxy methodology on Helium was an artifact superseded by lockup-weight reconstruction. Chain context alone is insufficient to produce low-concentration governance, as HNT and DRIFT demonstrate by clustering in EVM-typical concentration ranges. JUP’s design choices (airdrop engagement; Active Staker Rewards; retail orientation) are protocol-design-level decisions that produce the outlier; these decisions are enabled by Solana’s low-cost voting environment, but whether they would replicate at scale on a higher-fee chain is untested because JUP is Solana-native. Protocol design and chain context co-vary for chain-tied protocols, which limits clean protocol-level versus chain-level decomposition. Section 4.5.4.1 documents the Drift Foundation proposal-authorship versus vote-weight decoupling pattern that further differentiates Solana governance topology from EVM precedents.</w:t>
         </w:r>
@@ -24504,7 +24524,7 @@
       <w:pPr>
         <w:pStyle w:val="Heading3"/>
       </w:pPr>
-      <w:ins w:id="10106" w:author="Z. Zukowski" w:date="2026-05-22T00:00:00Z">
+      <w:ins w:id="10108" w:author="Z. Zukowski" w:date="2026-05-22T00:00:00Z">
         <w:r>
           <w:t xml:space="preserve">4.5.4.1 Drift Foundation proposal-authorship and vote-weight decoupling</w:t>
         </w:r>
@@ -24514,12 +24534,12 @@
       <w:pPr>
         <w:pStyle w:val="FirstParagraph"/>
       </w:pPr>
-      <w:ins w:id="10107" w:author="Z. Zukowski" w:date="2026-05-22T00:00:00Z">
+      <w:ins w:id="10109" w:author="Z. Zukowski" w:date="2026-05-22T00:00:00Z">
         <w:r>
           <w:t xml:space="preserve">Drift Protocol exhibits a governance pattern with no close analog in the EVM-protocol cross-section. A single Drift Foundation submitter address (</w:t>
         </w:r>
       </w:ins>
-      <w:ins w:id="10107" w:author="Z. Zukowski" w:date="2026-05-22T00:00:00Z">
+      <w:ins w:id="10109" w:author="Z. Zukowski" w:date="2026-05-22T00:00:00Z">
         <w:r>
           <w:rPr>
             <w:rStyle w:val="VerbatimChar"/>
@@ -24527,12 +24547,12 @@
           <w:t xml:space="preserve">4CL25...wPiiF</w:t>
         </w:r>
       </w:ins>
-      <w:ins w:id="10107" w:author="Z. Zukowski" w:date="2026-05-22T00:00:00Z">
-        <w:r>
-          <w:t xml:space="preserve"> </w:t>
-        </w:r>
-      </w:ins>
-      <w:ins w:id="10107" w:author="Z. Zukowski" w:date="2026-05-22T00:00:00Z">
+      <w:ins w:id="10109" w:author="Z. Zukowski" w:date="2026-05-22T00:00:00Z">
+        <w:r>
+          <w:t xml:space="preserve"> </w:t>
+        </w:r>
+      </w:ins>
+      <w:ins w:id="10109" w:author="Z. Zukowski" w:date="2026-05-22T00:00:00Z">
         <w:r>
           <w:t xml:space="preserve">on Solana) proposed 11 of the 13 DRIFT Improvement Proposals (DIPs) over the 12-month window, performing the agenda-setting function for protocol governance. The same address holds only 0.18 percent of total DRIFT vote weight in the voter-pool over the same window. Proposal-authorship and vote-weight are structurally decoupled: the Foundation submits proposals, the token-weighted voter pool decides, and the two functions are not co-located in the same address.</w:t>
         </w:r>
@@ -24542,12 +24562,12 @@
       <w:pPr>
         <w:pStyle w:val="BodyText"/>
       </w:pPr>
-      <w:ins w:id="10108" w:author="Z. Zukowski" w:date="2026-05-22T00:00:00Z">
+      <w:ins w:id="10110" w:author="Z. Zukowski" w:date="2026-05-22T00:00:00Z">
         <w:r>
           <w:t xml:space="preserve">This decoupling pattern is methodologically informative. EVM-protocol top delegates are typically both agenda-setters and vote-weight-holders (Compound Foundation as the Tally top delegate in Section 4.5.3 both proposes and votes from a foundation-controlled wallet at 21.5 percent share). The Drift Foundation structure separates these functions explicitly, with the Foundation address operating in a low-vote-weight agenda-setter role while the broader token-holder community carries the decision-rights. The DRIFT Squads V4 multisig PCA (</w:t>
         </w:r>
       </w:ins>
-      <w:ins w:id="10108" w:author="Z. Zukowski" w:date="2026-05-22T00:00:00Z">
+      <w:ins w:id="10110" w:author="Z. Zukowski" w:date="2026-05-22T00:00:00Z">
         <w:r>
           <w:rPr>
             <w:rStyle w:val="VerbatimChar"/>
@@ -24555,7 +24575,7 @@
           <w:t xml:space="preserve">9Wiiyvy8...</w:t>
         </w:r>
       </w:ins>
-      <w:ins w:id="10108" w:author="Z. Zukowski" w:date="2026-05-22T00:00:00Z">
+      <w:ins w:id="10110" w:author="Z. Zukowski" w:date="2026-05-22T00:00:00Z">
         <w:r>
           <w:t xml:space="preserve">) does not appear in the Drift governance voter set, confirming the Solana governance topology bifurcation documented in Section 4.6 (on-chain SPL voting member set is structurally separate from off-Realms custody multisigs).</w:t>
         </w:r>
@@ -24567,7 +24587,7 @@
       <w:pPr>
         <w:pStyle w:val="Heading3"/>
       </w:pPr>
-      <w:ins w:id="10109" w:author="Z. Zukowski" w:date="2026-05-22T00:00:00Z">
+      <w:ins w:id="10111" w:author="Z. Zukowski" w:date="2026-05-22T00:00:00Z">
         <w:r>
           <w:t xml:space="preserve">4.5.5 Secondary extension: cross-protocol institutional concentration (fifth axis; future work)</w:t>
         </w:r>
@@ -24577,18 +24597,18 @@
       <w:pPr>
         <w:pStyle w:val="FirstParagraph"/>
       </w:pPr>
-      <w:ins w:id="10110" w:author="Z. Zukowski" w:date="2026-05-22T00:00:00Z">
+      <w:ins w:id="10112" w:author="Z. Zukowski" w:date="2026-05-22T00:00:00Z">
         <w:r>
           <w:t xml:space="preserve">Per-protocol holding HHI and per-protocol voting HHI both measure concentration within a single protocol’s governance surface. A distinct dimension, made visible only by cross-protocol aggregation, is cross-protocol institutional concentration: a small professional-delegate and exchange-custody class holds material weight at many protocols simultaneously, producing aggregate concentration that no per-protocol HHI captures. On the governance-coordination side, professional delegate firms (PGov, Tane Governance, Arana Digital, and seven additional Tally-side firms) deliberately aggregate delegated voting power across multiple DAOs; on the custody-routing side, exchange hot wallets and centralized-exchange validators recur across protocols as a structural-mechanical artifact of custody. This is best read as a fifth concentration axis alongside the four within-protocol surfaces the paper measures (post-exclusion holding, insider retention, delegated voting, and vote-escrowed voting); it is descriptive and orthogonal to the four stated contributions rather than a competing finding, and its full development (Solana-side and off-Snapshot off-Tally governance surfaces) remains future work (Section 5.8). The cross-protocol delegate evidence (named firms, per-protocol delegate and voter shares, the Tally-side and Snapshot-side audit specifics) and the cross-protocol CEX evidence (the EVM universal hot-wallet sweep and the Polkadot CEX-validator attribution) are documented in full in</w:t>
         </w:r>
       </w:ins>
-      <w:ins w:id="10110" w:author="Z. Zukowski" w:date="2026-05-22T00:00:00Z">
+      <w:ins w:id="10112" w:author="Z. Zukowski" w:date="2026-05-22T00:00:00Z">
         <w:r>
           <w:t xml:space="preserve"> </w:t>
         </w:r>
       </w:ins>
       <w:hyperlink r:id="rId73">
-        <w:ins w:id="10110" w:author="Z. Zukowski" w:date="2026-05-22T00:00:00Z">
+        <w:ins w:id="10112" w:author="Z. Zukowski" w:date="2026-05-22T00:00:00Z">
           <w:r>
             <w:rPr>
               <w:rStyle w:val="Hyperlink"/>
@@ -24597,7 +24617,7 @@
           </w:r>
         </w:ins>
       </w:hyperlink>
-      <w:ins w:id="10110" w:author="Z. Zukowski" w:date="2026-05-22T00:00:00Z">
+      <w:ins w:id="10112" w:author="Z. Zukowski" w:date="2026-05-22T00:00:00Z">
         <w:r>
           <w:t xml:space="preserve">.</w:t>
         </w:r>
@@ -24789,127 +24809,127 @@
       <w:pPr>
         <w:pStyle w:val="BodyText"/>
       </w:pPr>
-      <w:ins w:id="10111" w:author="Z. Zukowski" w:date="2026-05-22T00:00:00Z">
+      <w:ins w:id="10113" w:author="Z. Zukowski" w:date="2026-05-22T00:00:00Z">
         <w:r>
           <w:t xml:space="preserve">Secondary size and retention checks sharpen the interpretation. Larger</w:t>
         </w:r>
       </w:ins>
-      <w:ins w:id="10111" w:author="Z. Zukowski" w:date="2026-05-22T00:00:00Z">
-        <w:r>
-          <w:t xml:space="preserve"> </w:t>
-        </w:r>
-      </w:ins>
-      <w:ins w:id="10111" w:author="Z. Zukowski" w:date="2026-05-22T00:00:00Z">
+      <w:ins w:id="10113" w:author="Z. Zukowski" w:date="2026-05-22T00:00:00Z">
+        <w:r>
+          <w:t xml:space="preserve"> </w:t>
+        </w:r>
+      </w:ins>
+      <w:ins w:id="10113" w:author="Z. Zukowski" w:date="2026-05-22T00:00:00Z">
         <w:r>
           <w:t xml:space="preserve">protocols by fully diluted valuation have fewer insider wallets in their</w:t>
         </w:r>
       </w:ins>
-      <w:ins w:id="10111" w:author="Z. Zukowski" w:date="2026-05-22T00:00:00Z">
-        <w:r>
-          <w:t xml:space="preserve"> </w:t>
-        </w:r>
-      </w:ins>
-      <w:ins w:id="10111" w:author="Z. Zukowski" w:date="2026-05-22T00:00:00Z">
+      <w:ins w:id="10113" w:author="Z. Zukowski" w:date="2026-05-22T00:00:00Z">
+        <w:r>
+          <w:t xml:space="preserve"> </w:t>
+        </w:r>
+      </w:ins>
+      <w:ins w:id="10113" w:author="Z. Zukowski" w:date="2026-05-22T00:00:00Z">
         <w:r>
           <w:t xml:space="preserve">current top-10 holder set (Pearson r = -0.36, p = 0.032, N = 36;</w:t>
         </w:r>
       </w:ins>
-      <w:ins w:id="10111" w:author="Z. Zukowski" w:date="2026-05-22T00:00:00Z">
-        <w:r>
-          <w:t xml:space="preserve"> </w:t>
-        </w:r>
-      </w:ins>
-      <w:ins w:id="10111" w:author="Z. Zukowski" w:date="2026-05-22T00:00:00Z">
+      <w:ins w:id="10113" w:author="Z. Zukowski" w:date="2026-05-22T00:00:00Z">
+        <w:r>
+          <w:t xml:space="preserve"> </w:t>
+        </w:r>
+      </w:ins>
+      <w:ins w:id="10113" w:author="Z. Zukowski" w:date="2026-05-22T00:00:00Z">
         <w:r>
           <w:t xml:space="preserve">Spearman rho = -0.31, p = 0.063), and the market-capitalization</w:t>
         </w:r>
       </w:ins>
-      <w:ins w:id="10111" w:author="Z. Zukowski" w:date="2026-05-22T00:00:00Z">
-        <w:r>
-          <w:t xml:space="preserve"> </w:t>
-        </w:r>
-      </w:ins>
-      <w:ins w:id="10111" w:author="Z. Zukowski" w:date="2026-05-22T00:00:00Z">
+      <w:ins w:id="10113" w:author="Z. Zukowski" w:date="2026-05-22T00:00:00Z">
+        <w:r>
+          <w:t xml:space="preserve"> </w:t>
+        </w:r>
+      </w:ins>
+      <w:ins w:id="10113" w:author="Z. Zukowski" w:date="2026-05-22T00:00:00Z">
         <w:r>
           <w:t xml:space="preserve">specification has the same direction at borderline significance</w:t>
         </w:r>
       </w:ins>
-      <w:ins w:id="10111" w:author="Z. Zukowski" w:date="2026-05-22T00:00:00Z">
-        <w:r>
-          <w:t xml:space="preserve"> </w:t>
-        </w:r>
-      </w:ins>
-      <w:ins w:id="10111" w:author="Z. Zukowski" w:date="2026-05-22T00:00:00Z">
+      <w:ins w:id="10113" w:author="Z. Zukowski" w:date="2026-05-22T00:00:00Z">
+        <w:r>
+          <w:t xml:space="preserve"> </w:t>
+        </w:r>
+      </w:ins>
+      <w:ins w:id="10113" w:author="Z. Zukowski" w:date="2026-05-22T00:00:00Z">
         <w:r>
           <w:t xml:space="preserve">(Pearson r = -0.34, p = 0.050, N = 33). Balance-retention</w:t>
         </w:r>
       </w:ins>
-      <w:ins w:id="10111" w:author="Z. Zukowski" w:date="2026-05-22T00:00:00Z">
-        <w:r>
-          <w:t xml:space="preserve"> </w:t>
-        </w:r>
-      </w:ins>
-      <w:ins w:id="10111" w:author="Z. Zukowski" w:date="2026-05-22T00:00:00Z">
+      <w:ins w:id="10113" w:author="Z. Zukowski" w:date="2026-05-22T00:00:00Z">
+        <w:r>
+          <w:t xml:space="preserve"> </w:t>
+        </w:r>
+      </w:ins>
+      <w:ins w:id="10113" w:author="Z. Zukowski" w:date="2026-05-22T00:00:00Z">
         <w:r>
           <w:t xml:space="preserve">specifications are not significant, indicating a composition-shift</w:t>
         </w:r>
       </w:ins>
-      <w:ins w:id="10111" w:author="Z. Zukowski" w:date="2026-05-22T00:00:00Z">
-        <w:r>
-          <w:t xml:space="preserve"> </w:t>
-        </w:r>
-      </w:ins>
-      <w:ins w:id="10111" w:author="Z. Zukowski" w:date="2026-05-22T00:00:00Z">
+      <w:ins w:id="10113" w:author="Z. Zukowski" w:date="2026-05-22T00:00:00Z">
+        <w:r>
+          <w:t xml:space="preserve"> </w:t>
+        </w:r>
+      </w:ins>
+      <w:ins w:id="10113" w:author="Z. Zukowski" w:date="2026-05-22T00:00:00Z">
         <w:r>
           <w:t xml:space="preserve">interpretation rather than a retained-balance result. Net-deflationary</w:t>
         </w:r>
       </w:ins>
-      <w:ins w:id="10111" w:author="Z. Zukowski" w:date="2026-05-22T00:00:00Z">
-        <w:r>
-          <w:t xml:space="preserve"> </w:t>
-        </w:r>
-      </w:ins>
-      <w:ins w:id="10111" w:author="Z. Zukowski" w:date="2026-05-22T00:00:00Z">
+      <w:ins w:id="10113" w:author="Z. Zukowski" w:date="2026-05-22T00:00:00Z">
+        <w:r>
+          <w:t xml:space="preserve"> </w:t>
+        </w:r>
+      </w:ins>
+      <w:ins w:id="10113" w:author="Z. Zukowski" w:date="2026-05-22T00:00:00Z">
         <w:r>
           <w:t xml:space="preserve">protocols also show no statistically significant difference in insider</w:t>
         </w:r>
       </w:ins>
-      <w:ins w:id="10111" w:author="Z. Zukowski" w:date="2026-05-22T00:00:00Z">
-        <w:r>
-          <w:t xml:space="preserve"> </w:t>
-        </w:r>
-      </w:ins>
-      <w:ins w:id="10111" w:author="Z. Zukowski" w:date="2026-05-22T00:00:00Z">
+      <w:ins w:id="10113" w:author="Z. Zukowski" w:date="2026-05-22T00:00:00Z">
+        <w:r>
+          <w:t xml:space="preserve"> </w:t>
+        </w:r>
+      </w:ins>
+      <w:ins w:id="10113" w:author="Z. Zukowski" w:date="2026-05-22T00:00:00Z">
         <w:r>
           <w:t xml:space="preserve">retention by count or balance (Mann-Whitney p = 0.57 and p = 0.78,</w:t>
         </w:r>
       </w:ins>
-      <w:ins w:id="10111" w:author="Z. Zukowski" w:date="2026-05-22T00:00:00Z">
-        <w:r>
-          <w:t xml:space="preserve"> </w:t>
-        </w:r>
-      </w:ins>
-      <w:ins w:id="10111" w:author="Z. Zukowski" w:date="2026-05-22T00:00:00Z">
+      <w:ins w:id="10113" w:author="Z. Zukowski" w:date="2026-05-22T00:00:00Z">
+        <w:r>
+          <w:t xml:space="preserve"> </w:t>
+        </w:r>
+      </w:ins>
+      <w:ins w:id="10113" w:author="Z. Zukowski" w:date="2026-05-22T00:00:00Z">
         <w:r>
           <w:t xml:space="preserve">respectively). These checks are secondary, but they support the paper’s</w:t>
         </w:r>
       </w:ins>
-      <w:ins w:id="10111" w:author="Z. Zukowski" w:date="2026-05-22T00:00:00Z">
-        <w:r>
-          <w:t xml:space="preserve"> </w:t>
-        </w:r>
-      </w:ins>
-      <w:ins w:id="10111" w:author="Z. Zukowski" w:date="2026-05-22T00:00:00Z">
+      <w:ins w:id="10113" w:author="Z. Zukowski" w:date="2026-05-22T00:00:00Z">
+        <w:r>
+          <w:t xml:space="preserve"> </w:t>
+        </w:r>
+      </w:ins>
+      <w:ins w:id="10113" w:author="Z. Zukowski" w:date="2026-05-22T00:00:00Z">
         <w:r>
           <w:t xml:space="preserve">main distinction between launch allocation and current holder</w:t>
         </w:r>
       </w:ins>
-      <w:ins w:id="10111" w:author="Z. Zukowski" w:date="2026-05-22T00:00:00Z">
-        <w:r>
-          <w:t xml:space="preserve"> </w:t>
-        </w:r>
-      </w:ins>
-      <w:ins w:id="10111" w:author="Z. Zukowski" w:date="2026-05-22T00:00:00Z">
+      <w:ins w:id="10113" w:author="Z. Zukowski" w:date="2026-05-22T00:00:00Z">
+        <w:r>
+          <w:t xml:space="preserve"> </w:t>
+        </w:r>
+      </w:ins>
+      <w:ins w:id="10113" w:author="Z. Zukowski" w:date="2026-05-22T00:00:00Z">
         <w:r>
           <w:t xml:space="preserve">composition.</w:t>
         </w:r>
@@ -24919,137 +24939,137 @@
       <w:pPr>
         <w:pStyle w:val="BodyText"/>
       </w:pPr>
-      <w:ins w:id="10112" w:author="Z. Zukowski" w:date="2026-05-22T00:00:00Z">
+      <w:ins w:id="10114" w:author="Z. Zukowski" w:date="2026-05-22T00:00:00Z">
         <w:r>
           <w:t xml:space="preserve">The DePIN-versus-DeFi sector difference (Mann-Whitney p = 0.011, Cohen’s d = 1.05) is robust to sample composition. The test remains significant</w:t>
         </w:r>
       </w:ins>
-      <w:ins w:id="10112" w:author="Z. Zukowski" w:date="2026-05-22T00:00:00Z">
-        <w:r>
-          <w:t xml:space="preserve"> </w:t>
-        </w:r>
-      </w:ins>
-      <w:ins w:id="10112" w:author="Z. Zukowski" w:date="2026-05-22T00:00:00Z">
+      <w:ins w:id="10114" w:author="Z. Zukowski" w:date="2026-05-22T00:00:00Z">
+        <w:r>
+          <w:t xml:space="preserve"> </w:t>
+        </w:r>
+      </w:ins>
+      <w:ins w:id="10114" w:author="Z. Zukowski" w:date="2026-05-22T00:00:00Z">
         <w:r>
           <w:t xml:space="preserve">in all 30 of 30 leave-one-out iterations (per-iteration p range: 0.006</w:t>
         </w:r>
       </w:ins>
-      <w:ins w:id="10112" w:author="Z. Zukowski" w:date="2026-05-22T00:00:00Z">
-        <w:r>
-          <w:t xml:space="preserve"> </w:t>
-        </w:r>
-      </w:ins>
-      <w:ins w:id="10112" w:author="Z. Zukowski" w:date="2026-05-22T00:00:00Z">
+      <w:ins w:id="10114" w:author="Z. Zukowski" w:date="2026-05-22T00:00:00Z">
+        <w:r>
+          <w:t xml:space="preserve"> </w:t>
+        </w:r>
+      </w:ins>
+      <w:ins w:id="10114" w:author="Z. Zukowski" w:date="2026-05-22T00:00:00Z">
         <w:r>
           <w:t xml:space="preserve">to 0.020; Cohen’s d range: 0.97 to 1.17; per-iteration LOO data (see Supplementary Figure S5b in Supplementary File S5 for the LOO forest plot) covers the per-</w:t>
         </w:r>
       </w:ins>
-      <w:ins w:id="10112" w:author="Z. Zukowski" w:date="2026-05-22T00:00:00Z">
-        <w:r>
-          <w:t xml:space="preserve"> </w:t>
-        </w:r>
-      </w:ins>
-      <w:ins w:id="10112" w:author="Z. Zukowski" w:date="2026-05-22T00:00:00Z">
+      <w:ins w:id="10114" w:author="Z. Zukowski" w:date="2026-05-22T00:00:00Z">
+        <w:r>
+          <w:t xml:space="preserve"> </w:t>
+        </w:r>
+      </w:ins>
+      <w:ins w:id="10114" w:author="Z. Zukowski" w:date="2026-05-22T00:00:00Z">
         <w:r>
           <w:t xml:space="preserve">iteration forest plot with bootstrap 95% CI on the headline d). No single dropped</w:t>
         </w:r>
       </w:ins>
-      <w:ins w:id="10112" w:author="Z. Zukowski" w:date="2026-05-22T00:00:00Z">
-        <w:r>
-          <w:t xml:space="preserve"> </w:t>
-        </w:r>
-      </w:ins>
-      <w:ins w:id="10112" w:author="Z. Zukowski" w:date="2026-05-22T00:00:00Z">
+      <w:ins w:id="10114" w:author="Z. Zukowski" w:date="2026-05-22T00:00:00Z">
+        <w:r>
+          <w:t xml:space="preserve"> </w:t>
+        </w:r>
+      </w:ins>
+      <w:ins w:id="10114" w:author="Z. Zukowski" w:date="2026-05-22T00:00:00Z">
         <w:r>
           <w:t xml:space="preserve">protocol pushes the per-iteration p-value above 0.020, and no single</w:t>
         </w:r>
       </w:ins>
-      <w:ins w:id="10112" w:author="Z. Zukowski" w:date="2026-05-22T00:00:00Z">
-        <w:r>
-          <w:t xml:space="preserve"> </w:t>
-        </w:r>
-      </w:ins>
-      <w:ins w:id="10112" w:author="Z. Zukowski" w:date="2026-05-22T00:00:00Z">
+      <w:ins w:id="10114" w:author="Z. Zukowski" w:date="2026-05-22T00:00:00Z">
+        <w:r>
+          <w:t xml:space="preserve"> </w:t>
+        </w:r>
+      </w:ins>
+      <w:ins w:id="10114" w:author="Z. Zukowski" w:date="2026-05-22T00:00:00Z">
         <w:r>
           <w:t xml:space="preserve">protocol uniquely drives the result. A two-sided permutation</w:t>
         </w:r>
       </w:ins>
-      <w:ins w:id="10112" w:author="Z. Zukowski" w:date="2026-05-22T00:00:00Z">
-        <w:r>
-          <w:t xml:space="preserve"> </w:t>
-        </w:r>
-      </w:ins>
-      <w:ins w:id="10112" w:author="Z. Zukowski" w:date="2026-05-22T00:00:00Z">
+      <w:ins w:id="10114" w:author="Z. Zukowski" w:date="2026-05-22T00:00:00Z">
+        <w:r>
+          <w:t xml:space="preserve"> </w:t>
+        </w:r>
+      </w:ins>
+      <w:ins w:id="10114" w:author="Z. Zukowski" w:date="2026-05-22T00:00:00Z">
         <w:r>
           <w:t xml:space="preserve">test (100,000 random reassignments of sector labels) yields p = 0.004,</w:t>
         </w:r>
       </w:ins>
-      <w:ins w:id="10112" w:author="Z. Zukowski" w:date="2026-05-22T00:00:00Z">
-        <w:r>
-          <w:t xml:space="preserve"> </w:t>
-        </w:r>
-      </w:ins>
-      <w:ins w:id="10112" w:author="Z. Zukowski" w:date="2026-05-22T00:00:00Z">
+      <w:ins w:id="10114" w:author="Z. Zukowski" w:date="2026-05-22T00:00:00Z">
+        <w:r>
+          <w:t xml:space="preserve"> </w:t>
+        </w:r>
+      </w:ins>
+      <w:ins w:id="10114" w:author="Z. Zukowski" w:date="2026-05-22T00:00:00Z">
         <w:r>
           <w:t xml:space="preserve">consistent with the direction not being an artifact of the asymptotic</w:t>
         </w:r>
       </w:ins>
-      <w:ins w:id="10112" w:author="Z. Zukowski" w:date="2026-05-22T00:00:00Z">
-        <w:r>
-          <w:t xml:space="preserve"> </w:t>
-        </w:r>
-      </w:ins>
-      <w:ins w:id="10112" w:author="Z. Zukowski" w:date="2026-05-22T00:00:00Z">
+      <w:ins w:id="10114" w:author="Z. Zukowski" w:date="2026-05-22T00:00:00Z">
+        <w:r>
+          <w:t xml:space="preserve"> </w:t>
+        </w:r>
+      </w:ins>
+      <w:ins w:id="10114" w:author="Z. Zukowski" w:date="2026-05-22T00:00:00Z">
         <w:r>
           <w:t xml:space="preserve">approximation. A non-parametric bootstrap on the sector mean difference</w:t>
         </w:r>
       </w:ins>
-      <w:ins w:id="10112" w:author="Z. Zukowski" w:date="2026-05-22T00:00:00Z">
-        <w:r>
-          <w:t xml:space="preserve"> </w:t>
-        </w:r>
-      </w:ins>
-      <w:ins w:id="10112" w:author="Z. Zukowski" w:date="2026-05-22T00:00:00Z">
+      <w:ins w:id="10114" w:author="Z. Zukowski" w:date="2026-05-22T00:00:00Z">
+        <w:r>
+          <w:t xml:space="preserve"> </w:t>
+        </w:r>
+      </w:ins>
+      <w:ins w:id="10114" w:author="Z. Zukowski" w:date="2026-05-22T00:00:00Z">
         <w:r>
           <w:t xml:space="preserve">(10,000 resamples) yields a 95% percentile interval of [+0.016,</w:t>
         </w:r>
       </w:ins>
-      <w:ins w:id="10112" w:author="Z. Zukowski" w:date="2026-05-22T00:00:00Z">
-        <w:r>
-          <w:t xml:space="preserve"> </w:t>
-        </w:r>
-      </w:ins>
-      <w:ins w:id="10112" w:author="Z. Zukowski" w:date="2026-05-22T00:00:00Z">
+      <w:ins w:id="10114" w:author="Z. Zukowski" w:date="2026-05-22T00:00:00Z">
+        <w:r>
+          <w:t xml:space="preserve"> </w:t>
+        </w:r>
+      </w:ins>
+      <w:ins w:id="10114" w:author="Z. Zukowski" w:date="2026-05-22T00:00:00Z">
         <w:r>
           <w:t xml:space="preserve">+0.070] HHI points, strictly excluding zero; the Cohen’s d 95%</w:t>
         </w:r>
       </w:ins>
-      <w:ins w:id="10112" w:author="Z. Zukowski" w:date="2026-05-22T00:00:00Z">
-        <w:r>
-          <w:t xml:space="preserve"> </w:t>
-        </w:r>
-      </w:ins>
-      <w:ins w:id="10112" w:author="Z. Zukowski" w:date="2026-05-22T00:00:00Z">
+      <w:ins w:id="10114" w:author="Z. Zukowski" w:date="2026-05-22T00:00:00Z">
+        <w:r>
+          <w:t xml:space="preserve"> </w:t>
+        </w:r>
+      </w:ins>
+      <w:ins w:id="10114" w:author="Z. Zukowski" w:date="2026-05-22T00:00:00Z">
         <w:r>
           <w:t xml:space="preserve">percentile interval is [0.56, 1.72], strictly above the small-effect</w:t>
         </w:r>
       </w:ins>
-      <w:ins w:id="10112" w:author="Z. Zukowski" w:date="2026-05-22T00:00:00Z">
-        <w:r>
-          <w:t xml:space="preserve"> </w:t>
-        </w:r>
-      </w:ins>
-      <w:ins w:id="10112" w:author="Z. Zukowski" w:date="2026-05-22T00:00:00Z">
+      <w:ins w:id="10114" w:author="Z. Zukowski" w:date="2026-05-22T00:00:00Z">
+        <w:r>
+          <w:t xml:space="preserve"> </w:t>
+        </w:r>
+      </w:ins>
+      <w:ins w:id="10114" w:author="Z. Zukowski" w:date="2026-05-22T00:00:00Z">
         <w:r>
           <w:t xml:space="preserve">threshold and including the conventional large-effect threshold (d = 0.8; Cohen, 1988) within the upper portion of the interval. We characterize this finding as robust under</w:t>
         </w:r>
       </w:ins>
-      <w:ins w:id="10112" w:author="Z. Zukowski" w:date="2026-05-22T00:00:00Z">
-        <w:r>
-          <w:t xml:space="preserve"> </w:t>
-        </w:r>
-      </w:ins>
-      <w:ins w:id="10112" w:author="Z. Zukowski" w:date="2026-05-22T00:00:00Z">
+      <w:ins w:id="10114" w:author="Z. Zukowski" w:date="2026-05-22T00:00:00Z">
+        <w:r>
+          <w:t xml:space="preserve"> </w:t>
+        </w:r>
+      </w:ins>
+      <w:ins w:id="10114" w:author="Z. Zukowski" w:date="2026-05-22T00:00:00Z">
         <w:r>
           <w:t xml:space="preserve">sample composition, resampling, and rank-based and parametric tests.</w:t>
         </w:r>
@@ -25106,7 +25126,7 @@
       <w:pPr>
         <w:pStyle w:val="BodyText"/>
       </w:pPr>
-      <w:ins w:id="10113" w:author="Z. Zukowski" w:date="2026-05-22T00:00:00Z">
+      <w:ins w:id="10115" w:author="Z. Zukowski" w:date="2026-05-22T00:00:00Z">
         <w:r>
           <w:rPr>
             <w:b/>
@@ -25117,7 +25137,7 @@
           <w:t xml:space="preserve">Figure 5.</w:t>
         </w:r>
       </w:ins>
-      <w:ins w:id="10113" w:author="Z. Zukowski" w:date="2026-05-22T00:00:00Z">
+      <w:ins w:id="10115" w:author="Z. Zukowski" w:date="2026-05-22T00:00:00Z">
         <w:r>
           <w:rPr>
             <w:i/>
@@ -25126,7 +25146,7 @@
           <w:t xml:space="preserve"> </w:t>
         </w:r>
       </w:ins>
-      <w:ins w:id="10113" w:author="Z. Zukowski" w:date="2026-05-22T00:00:00Z">
+      <w:ins w:id="10115" w:author="Z. Zukowski" w:date="2026-05-22T00:00:00Z">
         <w:r>
           <w:rPr>
             <w:i/>
@@ -25208,27 +25228,27 @@
       <w:pPr>
         <w:pStyle w:val="BodyText"/>
       </w:pPr>
-      <w:ins w:id="10114" w:author="Z. Zukowski" w:date="2026-05-22T00:00:00Z">
+      <w:ins w:id="10116" w:author="Z. Zukowski" w:date="2026-05-22T00:00:00Z">
         <w:r>
           <w:t xml:space="preserve">A specification-robustness check addresses whether the 88.5x ratio is sensitive to alternative non-native fee specifications. Token Terminal reports Livepeer revenue at zero because TT does not capture the ETH-denominated transcoding fees that LPT-staking orchestrators earn directly via the TicketBroker contract on Arbitrum; the canonical 88.5x uses revenue_onchain_usd = $838,701 from TicketBroker ETH-fee aggregation. Cross-validation against Messari State of Livepeer Q1-Q3 2025 reports yields trailing-twelve-month ETH-fee estimates in the $1.17M to $1.43M range; the canonical $838,701 sits within 30 to 40 percent of these external estimates, consistent with time-window mismatch and AI Subnet activity ramp during the measurement window. Sensitivity analysis under upper-bound ETH-fee specification ($1.43M) reduces the ratio from 88.5x to 51.9x; even quadrupling the specification to $3.4M produces 21.8x, which remains far above the next-highest subsidy ratio in the cross-section (Filecoin at 46.05x). The 3-sigma outlier status, and therefore the</w:t>
         </w:r>
       </w:ins>
-      <w:ins w:id="10114" w:author="Z. Zukowski" w:date="2026-05-22T00:00:00Z">
-        <w:r>
-          <w:t xml:space="preserve"> </w:t>
-        </w:r>
-      </w:ins>
-      <w:ins w:id="10114" w:author="Z. Zukowski" w:date="2026-05-22T00:00:00Z">
+      <w:ins w:id="10116" w:author="Z. Zukowski" w:date="2026-05-22T00:00:00Z">
+        <w:r>
+          <w:t xml:space="preserve"> </w:t>
+        </w:r>
+      </w:ins>
+      <w:ins w:id="10116" w:author="Z. Zukowski" w:date="2026-05-22T00:00:00Z">
         <w:r>
           <w:t xml:space="preserve">“driven by Livepeer”</w:t>
         </w:r>
       </w:ins>
-      <w:ins w:id="10114" w:author="Z. Zukowski" w:date="2026-05-22T00:00:00Z">
-        <w:r>
-          <w:t xml:space="preserve"> </w:t>
-        </w:r>
-      </w:ins>
-      <w:ins w:id="10114" w:author="Z. Zukowski" w:date="2026-05-22T00:00:00Z">
+      <w:ins w:id="10116" w:author="Z. Zukowski" w:date="2026-05-22T00:00:00Z">
+        <w:r>
+          <w:t xml:space="preserve"> </w:t>
+        </w:r>
+      </w:ins>
+      <w:ins w:id="10116" w:author="Z. Zukowski" w:date="2026-05-22T00:00:00Z">
         <w:r>
           <w:t xml:space="preserve">framing, is robust to alternative non-native fee specification. A parallel cross-protocol symmetry audit of the 23-protocol subsidy sample confirms that 11 of 11 priority protocols with non-native fee streams (Helium USDC Data Credit burns; GEODNET USDC subscription burns (Blockworks, 2026a); io.net USDC compute fees; Render burn-mint equilibrium; others) already include those streams in either Token Terminal revenue or on-chain emission/fee aggregation; DIMO has a small off-chain vehicle-subscription gap below the 10 percent materiality threshold. Cross-protocol non-native-fee accounting is symmetric across the cross-section; the Livepeer outlier is not an artifact of asymmetric methodology application.</w:t>
         </w:r>
@@ -25238,187 +25258,187 @@
       <w:pPr>
         <w:pStyle w:val="BodyText"/>
       </w:pPr>
-      <w:ins w:id="10115" w:author="Z. Zukowski" w:date="2026-05-22T00:00:00Z">
+      <w:ins w:id="10117" w:author="Z. Zukowski" w:date="2026-05-22T00:00:00Z">
         <w:r>
           <w:t xml:space="preserve">A robustness check using the Token Terminal subsidy_ratio (N = 20 protocols with non-null Token Terminal</w:t>
         </w:r>
       </w:ins>
-      <w:ins w:id="10115" w:author="Z. Zukowski" w:date="2026-05-22T00:00:00Z">
-        <w:r>
-          <w:t xml:space="preserve"> </w:t>
-        </w:r>
-      </w:ins>
-      <w:ins w:id="10115" w:author="Z. Zukowski" w:date="2026-05-22T00:00:00Z">
+      <w:ins w:id="10117" w:author="Z. Zukowski" w:date="2026-05-22T00:00:00Z">
+        <w:r>
+          <w:t xml:space="preserve"> </w:t>
+        </w:r>
+      </w:ins>
+      <w:ins w:id="10117" w:author="Z. Zukowski" w:date="2026-05-22T00:00:00Z">
         <w:r>
           <w:t xml:space="preserve">revenue and incentives data) is consistent with the null at cross-sector</w:t>
         </w:r>
       </w:ins>
-      <w:ins w:id="10115" w:author="Z. Zukowski" w:date="2026-05-22T00:00:00Z">
-        <w:r>
-          <w:t xml:space="preserve"> </w:t>
-        </w:r>
-      </w:ins>
-      <w:ins w:id="10115" w:author="Z. Zukowski" w:date="2026-05-22T00:00:00Z">
+      <w:ins w:id="10117" w:author="Z. Zukowski" w:date="2026-05-22T00:00:00Z">
+        <w:r>
+          <w:t xml:space="preserve"> </w:t>
+        </w:r>
+      </w:ins>
+      <w:ins w:id="10117" w:author="Z. Zukowski" w:date="2026-05-22T00:00:00Z">
         <w:r>
           <w:t xml:space="preserve">Pearson r = 0.12 (p ≈ 0.61); a broader merged sample combining Token</w:t>
         </w:r>
       </w:ins>
-      <w:ins w:id="10115" w:author="Z. Zukowski" w:date="2026-05-22T00:00:00Z">
-        <w:r>
-          <w:t xml:space="preserve"> </w:t>
-        </w:r>
-      </w:ins>
-      <w:ins w:id="10115" w:author="Z. Zukowski" w:date="2026-05-22T00:00:00Z">
+      <w:ins w:id="10117" w:author="Z. Zukowski" w:date="2026-05-22T00:00:00Z">
+        <w:r>
+          <w:t xml:space="preserve"> </w:t>
+        </w:r>
+      </w:ins>
+      <w:ins w:id="10117" w:author="Z. Zukowski" w:date="2026-05-22T00:00:00Z">
         <w:r>
           <w:t xml:space="preserve">Terminal data with on-chain emission/fee ratios (N = 26 across both</w:t>
         </w:r>
       </w:ins>
-      <w:ins w:id="10115" w:author="Z. Zukowski" w:date="2026-05-22T00:00:00Z">
-        <w:r>
-          <w:t xml:space="preserve"> </w:t>
-        </w:r>
-      </w:ins>
-      <w:ins w:id="10115" w:author="Z. Zukowski" w:date="2026-05-22T00:00:00Z">
+      <w:ins w:id="10117" w:author="Z. Zukowski" w:date="2026-05-22T00:00:00Z">
+        <w:r>
+          <w:t xml:space="preserve"> </w:t>
+        </w:r>
+      </w:ins>
+      <w:ins w:id="10117" w:author="Z. Zukowski" w:date="2026-05-22T00:00:00Z">
         <w:r>
           <w:t xml:space="preserve">methodologies; N = 23 protocols with non-zero subsidy under either</w:t>
         </w:r>
       </w:ins>
-      <w:ins w:id="10115" w:author="Z. Zukowski" w:date="2026-05-22T00:00:00Z">
-        <w:r>
-          <w:t xml:space="preserve"> </w:t>
-        </w:r>
-      </w:ins>
-      <w:ins w:id="10115" w:author="Z. Zukowski" w:date="2026-05-22T00:00:00Z">
+      <w:ins w:id="10117" w:author="Z. Zukowski" w:date="2026-05-22T00:00:00Z">
+        <w:r>
+          <w:t xml:space="preserve"> </w:t>
+        </w:r>
+      </w:ins>
+      <w:ins w:id="10117" w:author="Z. Zukowski" w:date="2026-05-22T00:00:00Z">
         <w:r>
           <w:t xml:space="preserve">metric) yields r = 0.62 inclusive of Livepeer and r = 0.07 excluding</w:t>
         </w:r>
       </w:ins>
-      <w:ins w:id="10115" w:author="Z. Zukowski" w:date="2026-05-22T00:00:00Z">
-        <w:r>
-          <w:t xml:space="preserve"> </w:t>
-        </w:r>
-      </w:ins>
-      <w:ins w:id="10115" w:author="Z. Zukowski" w:date="2026-05-22T00:00:00Z">
+      <w:ins w:id="10117" w:author="Z. Zukowski" w:date="2026-05-22T00:00:00Z">
+        <w:r>
+          <w:t xml:space="preserve"> </w:t>
+        </w:r>
+      </w:ins>
+      <w:ins w:id="10117" w:author="Z. Zukowski" w:date="2026-05-22T00:00:00Z">
         <w:r>
           <w:t xml:space="preserve">Livepeer. The cross-sector methodology aggregates by preference: Token</w:t>
         </w:r>
       </w:ins>
-      <w:ins w:id="10115" w:author="Z. Zukowski" w:date="2026-05-22T00:00:00Z">
-        <w:r>
-          <w:t xml:space="preserve"> </w:t>
-        </w:r>
-      </w:ins>
-      <w:ins w:id="10115" w:author="Z. Zukowski" w:date="2026-05-22T00:00:00Z">
+      <w:ins w:id="10117" w:author="Z. Zukowski" w:date="2026-05-22T00:00:00Z">
+        <w:r>
+          <w:t xml:space="preserve"> </w:t>
+        </w:r>
+      </w:ins>
+      <w:ins w:id="10117" w:author="Z. Zukowski" w:date="2026-05-22T00:00:00Z">
         <w:r>
           <w:t xml:space="preserve">Terminal subsidy_ratio is used where available (N = 20 protocols with non-empty</w:t>
         </w:r>
       </w:ins>
-      <w:ins w:id="10115" w:author="Z. Zukowski" w:date="2026-05-22T00:00:00Z">
-        <w:r>
-          <w:t xml:space="preserve"> </w:t>
-        </w:r>
-      </w:ins>
-      <w:ins w:id="10115" w:author="Z. Zukowski" w:date="2026-05-22T00:00:00Z">
+      <w:ins w:id="10117" w:author="Z. Zukowski" w:date="2026-05-22T00:00:00Z">
+        <w:r>
+          <w:t xml:space="preserve"> </w:t>
+        </w:r>
+      </w:ins>
+      <w:ins w:id="10117" w:author="Z. Zukowski" w:date="2026-05-22T00:00:00Z">
         <w:r>
           <w:t xml:space="preserve">TT data); on-chain emission/fee subsidy_ratio_onchain is used as fallback</w:t>
         </w:r>
       </w:ins>
-      <w:ins w:id="10115" w:author="Z. Zukowski" w:date="2026-05-22T00:00:00Z">
-        <w:r>
-          <w:t xml:space="preserve"> </w:t>
-        </w:r>
-      </w:ins>
-      <w:ins w:id="10115" w:author="Z. Zukowski" w:date="2026-05-22T00:00:00Z">
+      <w:ins w:id="10117" w:author="Z. Zukowski" w:date="2026-05-22T00:00:00Z">
+        <w:r>
+          <w:t xml:space="preserve"> </w:t>
+        </w:r>
+      </w:ins>
+      <w:ins w:id="10117" w:author="Z. Zukowski" w:date="2026-05-22T00:00:00Z">
         <w:r>
           <w:t xml:space="preserve">where TT data is unavailable but on-chain data is present (additional N = 6</w:t>
         </w:r>
       </w:ins>
-      <w:ins w:id="10115" w:author="Z. Zukowski" w:date="2026-05-22T00:00:00Z">
-        <w:r>
-          <w:t xml:space="preserve"> </w:t>
-        </w:r>
-      </w:ins>
-      <w:ins w:id="10115" w:author="Z. Zukowski" w:date="2026-05-22T00:00:00Z">
+      <w:ins w:id="10117" w:author="Z. Zukowski" w:date="2026-05-22T00:00:00Z">
+        <w:r>
+          <w:t xml:space="preserve"> </w:t>
+        </w:r>
+      </w:ins>
+      <w:ins w:id="10117" w:author="Z. Zukowski" w:date="2026-05-22T00:00:00Z">
         <w:r>
           <w:t xml:space="preserve">protocols); the union yields the merged N = 26 sample. The</w:t>
         </w:r>
       </w:ins>
-      <w:ins w:id="10115" w:author="Z. Zukowski" w:date="2026-05-22T00:00:00Z">
-        <w:r>
-          <w:t xml:space="preserve"> </w:t>
-        </w:r>
-      </w:ins>
-      <w:ins w:id="10115" w:author="Z. Zukowski" w:date="2026-05-22T00:00:00Z">
+      <w:ins w:id="10117" w:author="Z. Zukowski" w:date="2026-05-22T00:00:00Z">
+        <w:r>
+          <w:t xml:space="preserve"> </w:t>
+        </w:r>
+      </w:ins>
+      <w:ins w:id="10117" w:author="Z. Zukowski" w:date="2026-05-22T00:00:00Z">
         <w:r>
           <w:t xml:space="preserve">“non-zero either</w:t>
         </w:r>
       </w:ins>
-      <w:ins w:id="10115" w:author="Z. Zukowski" w:date="2026-05-22T00:00:00Z">
-        <w:r>
-          <w:t xml:space="preserve"> </w:t>
-        </w:r>
-      </w:ins>
-      <w:ins w:id="10115" w:author="Z. Zukowski" w:date="2026-05-22T00:00:00Z">
+      <w:ins w:id="10117" w:author="Z. Zukowski" w:date="2026-05-22T00:00:00Z">
+        <w:r>
+          <w:t xml:space="preserve"> </w:t>
+        </w:r>
+      </w:ins>
+      <w:ins w:id="10117" w:author="Z. Zukowski" w:date="2026-05-22T00:00:00Z">
         <w:r>
           <w:t xml:space="preserve">metric”</w:t>
         </w:r>
       </w:ins>
-      <w:ins w:id="10115" w:author="Z. Zukowski" w:date="2026-05-22T00:00:00Z">
-        <w:r>
-          <w:t xml:space="preserve"> </w:t>
-        </w:r>
-      </w:ins>
-      <w:ins w:id="10115" w:author="Z. Zukowski" w:date="2026-05-22T00:00:00Z">
+      <w:ins w:id="10117" w:author="Z. Zukowski" w:date="2026-05-22T00:00:00Z">
+        <w:r>
+          <w:t xml:space="preserve"> </w:t>
+        </w:r>
+      </w:ins>
+      <w:ins w:id="10117" w:author="Z. Zukowski" w:date="2026-05-22T00:00:00Z">
         <w:r>
           <w:t xml:space="preserve">sub-sample (N = 23) filters to protocols where either TT &gt; 0 OR</w:t>
         </w:r>
       </w:ins>
-      <w:ins w:id="10115" w:author="Z. Zukowski" w:date="2026-05-22T00:00:00Z">
-        <w:r>
-          <w:t xml:space="preserve"> </w:t>
-        </w:r>
-      </w:ins>
-      <w:ins w:id="10115" w:author="Z. Zukowski" w:date="2026-05-22T00:00:00Z">
+      <w:ins w:id="10117" w:author="Z. Zukowski" w:date="2026-05-22T00:00:00Z">
+        <w:r>
+          <w:t xml:space="preserve"> </w:t>
+        </w:r>
+      </w:ins>
+      <w:ins w:id="10117" w:author="Z. Zukowski" w:date="2026-05-22T00:00:00Z">
         <w:r>
           <w:t xml:space="preserve">OC &gt; 0; this excludes 3 protocols with TT subsidy_ratio = 0 explicitly (no</w:t>
         </w:r>
       </w:ins>
-      <w:ins w:id="10115" w:author="Z. Zukowski" w:date="2026-05-22T00:00:00Z">
-        <w:r>
-          <w:t xml:space="preserve"> </w:t>
-        </w:r>
-      </w:ins>
-      <w:ins w:id="10115" w:author="Z. Zukowski" w:date="2026-05-22T00:00:00Z">
+      <w:ins w:id="10117" w:author="Z. Zukowski" w:date="2026-05-22T00:00:00Z">
+        <w:r>
+          <w:t xml:space="preserve"> </w:t>
+        </w:r>
+      </w:ins>
+      <w:ins w:id="10117" w:author="Z. Zukowski" w:date="2026-05-22T00:00:00Z">
         <w:r>
           <w:t xml:space="preserve">subsidy under either methodology). The methodology is documented in this</w:t>
         </w:r>
       </w:ins>
-      <w:ins w:id="10115" w:author="Z. Zukowski" w:date="2026-05-22T00:00:00Z">
-        <w:r>
-          <w:t xml:space="preserve"> </w:t>
-        </w:r>
-      </w:ins>
-      <w:ins w:id="10115" w:author="Z. Zukowski" w:date="2026-05-22T00:00:00Z">
+      <w:ins w:id="10117" w:author="Z. Zukowski" w:date="2026-05-22T00:00:00Z">
+        <w:r>
+          <w:t xml:space="preserve"> </w:t>
+        </w:r>
+      </w:ins>
+      <w:ins w:id="10117" w:author="Z. Zukowski" w:date="2026-05-22T00:00:00Z">
         <w:r>
           <w:t xml:space="preserve">footnote pre-emptively to facilitate reviewer reproduction of the cross-</w:t>
         </w:r>
       </w:ins>
-      <w:ins w:id="10115" w:author="Z. Zukowski" w:date="2026-05-22T00:00:00Z">
-        <w:r>
-          <w:t xml:space="preserve"> </w:t>
-        </w:r>
-      </w:ins>
-      <w:ins w:id="10115" w:author="Z. Zukowski" w:date="2026-05-22T00:00:00Z">
+      <w:ins w:id="10117" w:author="Z. Zukowski" w:date="2026-05-22T00:00:00Z">
+        <w:r>
+          <w:t xml:space="preserve"> </w:t>
+        </w:r>
+      </w:ins>
+      <w:ins w:id="10117" w:author="Z. Zukowski" w:date="2026-05-22T00:00:00Z">
         <w:r>
           <w:t xml:space="preserve">sector subsidy correlation values, qualitatively replicating the main result that subsidy and</w:t>
         </w:r>
       </w:ins>
-      <w:ins w:id="10115" w:author="Z. Zukowski" w:date="2026-05-22T00:00:00Z">
-        <w:r>
-          <w:t xml:space="preserve"> </w:t>
-        </w:r>
-      </w:ins>
-      <w:ins w:id="10115" w:author="Z. Zukowski" w:date="2026-05-22T00:00:00Z">
+      <w:ins w:id="10117" w:author="Z. Zukowski" w:date="2026-05-22T00:00:00Z">
+        <w:r>
+          <w:t xml:space="preserve"> </w:t>
+        </w:r>
+      </w:ins>
+      <w:ins w:id="10117" w:author="Z. Zukowski" w:date="2026-05-22T00:00:00Z">
         <w:r>
           <w:t xml:space="preserve">HHI co-vary only through the Livepeer outlier.</w:t>
         </w:r>
@@ -25428,118 +25448,118 @@
       <w:pPr>
         <w:pStyle w:val="BodyText"/>
       </w:pPr>
-      <w:ins w:id="10116" w:author="Z. Zukowski" w:date="2026-05-22T00:00:00Z">
+      <w:ins w:id="10118" w:author="Z. Zukowski" w:date="2026-05-22T00:00:00Z">
         <w:r>
           <w:t xml:space="preserve">A multivariate</w:t>
         </w:r>
       </w:ins>
-      <w:ins w:id="10116" w:author="Z. Zukowski" w:date="2026-05-22T00:00:00Z">
-        <w:r>
-          <w:t xml:space="preserve"> </w:t>
-        </w:r>
-      </w:ins>
-      <w:ins w:id="10116" w:author="Z. Zukowski" w:date="2026-05-22T00:00:00Z">
+      <w:ins w:id="10118" w:author="Z. Zukowski" w:date="2026-05-22T00:00:00Z">
+        <w:r>
+          <w:t xml:space="preserve"> </w:t>
+        </w:r>
+      </w:ins>
+      <w:ins w:id="10118" w:author="Z. Zukowski" w:date="2026-05-22T00:00:00Z">
         <w:r>
           <w:t xml:space="preserve">specification with both subsidy ratio and DePIN sector indicator on the</w:t>
         </w:r>
       </w:ins>
-      <w:ins w:id="10116" w:author="Z. Zukowski" w:date="2026-05-22T00:00:00Z">
-        <w:r>
-          <w:t xml:space="preserve"> </w:t>
-        </w:r>
-      </w:ins>
-      <w:ins w:id="10116" w:author="Z. Zukowski" w:date="2026-05-22T00:00:00Z">
+      <w:ins w:id="10118" w:author="Z. Zukowski" w:date="2026-05-22T00:00:00Z">
+        <w:r>
+          <w:t xml:space="preserve"> </w:t>
+        </w:r>
+      </w:ins>
+      <w:ins w:id="10118" w:author="Z. Zukowski" w:date="2026-05-22T00:00:00Z">
         <w:r>
           <w:t xml:space="preserve">23-protocol non-zero-subsidy sample (HC3 robust standard errors, a variance estimator that does not assume equal error variance across observations)</w:t>
         </w:r>
       </w:ins>
-      <w:ins w:id="10116" w:author="Z. Zukowski" w:date="2026-05-22T00:00:00Z">
-        <w:r>
-          <w:t xml:space="preserve"> </w:t>
-        </w:r>
-      </w:ins>
-      <w:ins w:id="10116" w:author="Z. Zukowski" w:date="2026-05-22T00:00:00Z">
+      <w:ins w:id="10118" w:author="Z. Zukowski" w:date="2026-05-22T00:00:00Z">
+        <w:r>
+          <w:t xml:space="preserve"> </w:t>
+        </w:r>
+      </w:ins>
+      <w:ins w:id="10118" w:author="Z. Zukowski" w:date="2026-05-22T00:00:00Z">
         <w:r>
           <w:t xml:space="preserve">further reinforces the Livepeer-driven interpretation: with all 23</w:t>
         </w:r>
       </w:ins>
-      <w:ins w:id="10116" w:author="Z. Zukowski" w:date="2026-05-22T00:00:00Z">
-        <w:r>
-          <w:t xml:space="preserve"> </w:t>
-        </w:r>
-      </w:ins>
-      <w:ins w:id="10116" w:author="Z. Zukowski" w:date="2026-05-22T00:00:00Z">
+      <w:ins w:id="10118" w:author="Z. Zukowski" w:date="2026-05-22T00:00:00Z">
+        <w:r>
+          <w:t xml:space="preserve"> </w:t>
+        </w:r>
+      </w:ins>
+      <w:ins w:id="10118" w:author="Z. Zukowski" w:date="2026-05-22T00:00:00Z">
         <w:r>
           <w:t xml:space="preserve">protocols, the DePIN sector indicator is significant (p = 0.030) while subsidy</w:t>
         </w:r>
       </w:ins>
-      <w:ins w:id="10116" w:author="Z. Zukowski" w:date="2026-05-22T00:00:00Z">
-        <w:r>
-          <w:t xml:space="preserve"> </w:t>
-        </w:r>
-      </w:ins>
-      <w:ins w:id="10116" w:author="Z. Zukowski" w:date="2026-05-22T00:00:00Z">
+      <w:ins w:id="10118" w:author="Z. Zukowski" w:date="2026-05-22T00:00:00Z">
+        <w:r>
+          <w:t xml:space="preserve"> </w:t>
+        </w:r>
+      </w:ins>
+      <w:ins w:id="10118" w:author="Z. Zukowski" w:date="2026-05-22T00:00:00Z">
         <w:r>
           <w:t xml:space="preserve">is not (p = 0.36; Adj R-squared = 0.49); excluding Livepeer, the</w:t>
         </w:r>
       </w:ins>
-      <w:ins w:id="10116" w:author="Z. Zukowski" w:date="2026-05-22T00:00:00Z">
-        <w:r>
-          <w:t xml:space="preserve"> </w:t>
-        </w:r>
-      </w:ins>
-      <w:ins w:id="10116" w:author="Z. Zukowski" w:date="2026-05-22T00:00:00Z">
+      <w:ins w:id="10118" w:author="Z. Zukowski" w:date="2026-05-22T00:00:00Z">
+        <w:r>
+          <w:t xml:space="preserve"> </w:t>
+        </w:r>
+      </w:ins>
+      <w:ins w:id="10118" w:author="Z. Zukowski" w:date="2026-05-22T00:00:00Z">
         <w:r>
           <w:t xml:space="preserve">subsidy coefficient is strongly non-significant (p = 0.93) while the</w:t>
         </w:r>
       </w:ins>
-      <w:ins w:id="10116" w:author="Z. Zukowski" w:date="2026-05-22T00:00:00Z">
-        <w:r>
-          <w:t xml:space="preserve"> </w:t>
-        </w:r>
-      </w:ins>
-      <w:ins w:id="10116" w:author="Z. Zukowski" w:date="2026-05-22T00:00:00Z">
+      <w:ins w:id="10118" w:author="Z. Zukowski" w:date="2026-05-22T00:00:00Z">
+        <w:r>
+          <w:t xml:space="preserve"> </w:t>
+        </w:r>
+      </w:ins>
+      <w:ins w:id="10118" w:author="Z. Zukowski" w:date="2026-05-22T00:00:00Z">
         <w:r>
           <w:t xml:space="preserve">DePIN sector indicator is significant (p = 0.004), indicating</w:t>
         </w:r>
       </w:ins>
-      <w:ins w:id="10116" w:author="Z. Zukowski" w:date="2026-05-22T00:00:00Z">
-        <w:r>
-          <w:t xml:space="preserve"> </w:t>
-        </w:r>
-      </w:ins>
-      <w:ins w:id="10116" w:author="Z. Zukowski" w:date="2026-05-22T00:00:00Z">
+      <w:ins w:id="10118" w:author="Z. Zukowski" w:date="2026-05-22T00:00:00Z">
+        <w:r>
+          <w:t xml:space="preserve"> </w:t>
+        </w:r>
+      </w:ins>
+      <w:ins w:id="10118" w:author="Z. Zukowski" w:date="2026-05-22T00:00:00Z">
         <w:r>
           <w:t xml:space="preserve">that the apparent subsidy-HHI relationship is fully absorbed by</w:t>
         </w:r>
       </w:ins>
-      <w:ins w:id="10116" w:author="Z. Zukowski" w:date="2026-05-22T00:00:00Z">
-        <w:r>
-          <w:t xml:space="preserve"> </w:t>
-        </w:r>
-      </w:ins>
-      <w:ins w:id="10116" w:author="Z. Zukowski" w:date="2026-05-22T00:00:00Z">
+      <w:ins w:id="10118" w:author="Z. Zukowski" w:date="2026-05-22T00:00:00Z">
+        <w:r>
+          <w:t xml:space="preserve"> </w:t>
+        </w:r>
+      </w:ins>
+      <w:ins w:id="10118" w:author="Z. Zukowski" w:date="2026-05-22T00:00:00Z">
         <w:r>
           <w:t xml:space="preserve">sector membership absent the single extreme observation. Per-sector</w:t>
         </w:r>
       </w:ins>
-      <w:ins w:id="10116" w:author="Z. Zukowski" w:date="2026-05-22T00:00:00Z">
-        <w:r>
-          <w:t xml:space="preserve"> </w:t>
-        </w:r>
-      </w:ins>
-      <w:ins w:id="10116" w:author="Z. Zukowski" w:date="2026-05-22T00:00:00Z">
+      <w:ins w:id="10118" w:author="Z. Zukowski" w:date="2026-05-22T00:00:00Z">
+        <w:r>
+          <w:t xml:space="preserve"> </w:t>
+        </w:r>
+      </w:ins>
+      <w:ins w:id="10118" w:author="Z. Zukowski" w:date="2026-05-22T00:00:00Z">
         <w:r>
           <w:t xml:space="preserve">results in</w:t>
         </w:r>
       </w:ins>
-      <w:ins w:id="10116" w:author="Z. Zukowski" w:date="2026-05-22T00:00:00Z">
+      <w:ins w:id="10118" w:author="Z. Zukowski" w:date="2026-05-22T00:00:00Z">
         <w:r>
           <w:t xml:space="preserve"> </w:t>
         </w:r>
       </w:ins>
       <w:hyperlink r:id="rId79">
-        <w:ins w:id="10116" w:author="Z. Zukowski" w:date="2026-05-22T00:00:00Z">
+        <w:ins w:id="10118" w:author="Z. Zukowski" w:date="2026-05-22T00:00:00Z">
           <w:r>
             <w:rPr>
               <w:rStyle w:val="Hyperlink"/>
@@ -25548,7 +25568,7 @@
           </w:r>
         </w:ins>
       </w:hyperlink>
-      <w:ins w:id="10116" w:author="Z. Zukowski" w:date="2026-05-22T00:00:00Z">
+      <w:ins w:id="10118" w:author="Z. Zukowski" w:date="2026-05-22T00:00:00Z">
         <w:r>
           <w:t xml:space="preserve">.</w:t>
         </w:r>
@@ -25704,7 +25724,7 @@
       <w:pPr>
         <w:pStyle w:val="FirstParagraph"/>
       </w:pPr>
-      <w:ins w:id="10117" w:author="Z. Zukowski" w:date="2026-05-22T00:00:00Z">
+      <w:ins w:id="10119" w:author="Z. Zukowski" w:date="2026-05-22T00:00:00Z">
         <w:r>
           <w:t xml:space="preserve">The Section 4.5 amplification finding is sensitive to three methodology choices: delegate-sample depth on Tally, symmetric PCA exclusion on Snapshot, and proper-weight versus vote-count methodology on Solana VSR protocols. We address each in turn.</w:t>
         </w:r>
@@ -25714,17 +25734,17 @@
       <w:pPr>
         <w:pStyle w:val="BodyText"/>
       </w:pPr>
-      <w:ins w:id="10118" w:author="Z. Zukowski" w:date="2026-05-22T00:00:00Z">
+      <w:ins w:id="10120" w:author="Z. Zukowski" w:date="2026-05-22T00:00:00Z">
         <w:r>
           <w:t xml:space="preserve">Table 6 follows established delegation-HHI literature (Fritsch et al., 2024) by including all delegates with non-zero voting power. Applying PCA exclusion symmetrically on the voting side requires distinguishing three structurally distinct surface classes: holder-side custody addresses (treasury safes, vesting multisigs, foundation cold wallets, staking-aggregation contracts, CEX hot wallets, burn destinations); signer-side governance-operation addresses (foundation operational signing wallets distinct from custody, captured in the sibling canonical store</w:t>
         </w:r>
       </w:ins>
-      <w:ins w:id="10118" w:author="Z. Zukowski" w:date="2026-05-22T00:00:00Z">
-        <w:r>
-          <w:t xml:space="preserve"> </w:t>
-        </w:r>
-      </w:ins>
-      <w:ins w:id="10118" w:author="Z. Zukowski" w:date="2026-05-22T00:00:00Z">
+      <w:ins w:id="10120" w:author="Z. Zukowski" w:date="2026-05-22T00:00:00Z">
+        <w:r>
+          <w:t xml:space="preserve"> </w:t>
+        </w:r>
+      </w:ins>
+      <w:ins w:id="10120" w:author="Z. Zukowski" w:date="2026-05-22T00:00:00Z">
         <w:r>
           <w:rPr>
             <w:rStyle w:val="VerbatimChar"/>
@@ -25732,18 +25752,18 @@
           <w:t xml:space="preserve">exclusions_log_signer.csv</w:t>
         </w:r>
       </w:ins>
-      <w:ins w:id="10118" w:author="Z. Zukowski" w:date="2026-05-22T00:00:00Z">
+      <w:ins w:id="10120" w:author="Z. Zukowski" w:date="2026-05-22T00:00:00Z">
         <w:r>
           <w:t xml:space="preserve">); and off-Realms custody multisigs for Solana protocols, which do not appear in either on-Realms voter sets or Snapshot voter pools because Solana PCAs structurally separate custody from governance signing. Per-address detail for all three classes is in</w:t>
         </w:r>
       </w:ins>
-      <w:ins w:id="10118" w:author="Z. Zukowski" w:date="2026-05-22T00:00:00Z">
+      <w:ins w:id="10120" w:author="Z. Zukowski" w:date="2026-05-22T00:00:00Z">
         <w:r>
           <w:t xml:space="preserve"> </w:t>
         </w:r>
       </w:ins>
       <w:hyperlink r:id="rId83">
-        <w:ins w:id="10118" w:author="Z. Zukowski" w:date="2026-05-22T00:00:00Z">
+        <w:ins w:id="10120" w:author="Z. Zukowski" w:date="2026-05-22T00:00:00Z">
           <w:r>
             <w:rPr>
               <w:rStyle w:val="Hyperlink"/>
@@ -25752,7 +25772,7 @@
           </w:r>
         </w:ins>
       </w:hyperlink>
-      <w:ins w:id="10118" w:author="Z. Zukowski" w:date="2026-05-22T00:00:00Z">
+      <w:ins w:id="10120" w:author="Z. Zukowski" w:date="2026-05-22T00:00:00Z">
         <w:r>
           <w:t xml:space="preserve">.</w:t>
         </w:r>
@@ -25762,7 +25782,7 @@
       <w:pPr>
         <w:pStyle w:val="BodyText"/>
       </w:pPr>
-      <w:ins w:id="10119" w:author="Z. Zukowski" w:date="2026-05-22T00:00:00Z">
+      <w:ins w:id="10121" w:author="Z. Zukowski" w:date="2026-05-22T00:00:00Z">
         <w:r>
           <w:rPr>
             <w:b/>
@@ -25771,12 +25791,12 @@
           <w:t xml:space="preserve">Tally delegate-sample depth.</w:t>
         </w:r>
       </w:ins>
-      <w:ins w:id="10119" w:author="Z. Zukowski" w:date="2026-05-22T00:00:00Z">
-        <w:r>
-          <w:t xml:space="preserve"> </w:t>
-        </w:r>
-      </w:ins>
-      <w:ins w:id="10119" w:author="Z. Zukowski" w:date="2026-05-22T00:00:00Z">
+      <w:ins w:id="10121" w:author="Z. Zukowski" w:date="2026-05-22T00:00:00Z">
+        <w:r>
+          <w:t xml:space="preserve"> </w:t>
+        </w:r>
+      </w:ins>
+      <w:ins w:id="10121" w:author="Z. Zukowski" w:date="2026-05-22T00:00:00Z">
         <w:r>
           <w:t xml:space="preserve">Four protocols sweep top-1,000 to all-delegates: AAVE (N = 150,911), COMP (N = 18,627), UNI (N = 48,707), ARB (N = 437,453). All four HHI shifts are below 0.005 (AAVE 0.0357 to 0.0324; COMP and UNI unchanged; ARB 0.0340 to 0.0320). The top-1,000 sample is empirically robust because PCAs concentrate at the top of the distribution and tail delegates contribute share-squared terms below 1e-4. The remaining six Tally-sourced protocols (OP, ENS, GMX, GTC, W, DIMO) retain top-1,000 as the methodology-floor canonical; ARB at maximum 437,453-delegate depth anchors reviewer defensibility.</w:t>
         </w:r>
@@ -25786,7 +25806,7 @@
       <w:pPr>
         <w:pStyle w:val="BodyText"/>
       </w:pPr>
-      <w:ins w:id="10120" w:author="Z. Zukowski" w:date="2026-05-22T00:00:00Z">
+      <w:ins w:id="10122" w:author="Z. Zukowski" w:date="2026-05-22T00:00:00Z">
         <w:r>
           <w:rPr>
             <w:b/>
@@ -25795,22 +25815,22 @@
           <w:t xml:space="preserve">Snapshot signer-side functional PCAs.</w:t>
         </w:r>
       </w:ins>
-      <w:ins w:id="10120" w:author="Z. Zukowski" w:date="2026-05-22T00:00:00Z">
-        <w:r>
-          <w:t xml:space="preserve"> </w:t>
-        </w:r>
-      </w:ins>
-      <w:ins w:id="10120" w:author="Z. Zukowski" w:date="2026-05-22T00:00:00Z">
+      <w:ins w:id="10122" w:author="Z. Zukowski" w:date="2026-05-22T00:00:00Z">
+        <w:r>
+          <w:t xml:space="preserve"> </w:t>
+        </w:r>
+      </w:ins>
+      <w:ins w:id="10122" w:author="Z. Zukowski" w:date="2026-05-22T00:00:00Z">
         <w:r>
           <w:t xml:space="preserve">Across 13 Snapshot-sourced protocols (12,878 voter rows), holder-side PCA-address-based symmetric exclusion detects zero PCA voters: Snapshot voter pools (off-chain message signers) are structurally disjoint from the holder-side PCA-address taxonomy. However, four signer-side functional PCAs hold substantial voting weight and are registered in</w:t>
         </w:r>
       </w:ins>
-      <w:ins w:id="10120" w:author="Z. Zukowski" w:date="2026-05-22T00:00:00Z">
-        <w:r>
-          <w:t xml:space="preserve"> </w:t>
-        </w:r>
-      </w:ins>
-      <w:ins w:id="10120" w:author="Z. Zukowski" w:date="2026-05-22T00:00:00Z">
+      <w:ins w:id="10122" w:author="Z. Zukowski" w:date="2026-05-22T00:00:00Z">
+        <w:r>
+          <w:t xml:space="preserve"> </w:t>
+        </w:r>
+      </w:ins>
+      <w:ins w:id="10122" w:author="Z. Zukowski" w:date="2026-05-22T00:00:00Z">
         <w:r>
           <w:rPr>
             <w:rStyle w:val="VerbatimChar"/>
@@ -25818,7 +25838,7 @@
           <w:t xml:space="preserve">exclusions_log_signer.csv</w:t>
         </w:r>
       </w:ins>
-      <w:ins w:id="10120" w:author="Z. Zukowski" w:date="2026-05-22T00:00:00Z">
+      <w:ins w:id="10122" w:author="Z. Zukowski" w:date="2026-05-22T00:00:00Z">
         <w:r>
           <w:t xml:space="preserve">: Compound Foundation (25.01 percent of COMP voting weight), Balancer DAO multisig (51.95 percent of BAL), Kevin Owocki / Gitcoin Maintainer (27.93 percent of GTC), and WXM Hedgey-vested insider (74.04 percent of WXM). An additional DIMO Foundation candidate cluster (rank-1 + rank-2; 58.83 percent combined) was registered in the initial expansion and subsequently refuted via Polygon Blockscout MCP funding-source verification: neither voter holds substantial DIMO tokens, so the cluster represents active community delegates in a thin N = 10 voter pool rather than functional PCAs.</w:t>
         </w:r>
@@ -25828,27 +25848,27 @@
       <w:pPr>
         <w:pStyle w:val="BodyText"/>
       </w:pPr>
-      <w:ins w:id="10121" w:author="Z. Zukowski" w:date="2026-05-22T00:00:00Z">
+      <w:ins w:id="10123" w:author="Z. Zukowski" w:date="2026-05-22T00:00:00Z">
         <w:r>
           <w:t xml:space="preserve">The Snapshot signer-side pattern generalizes to a broader institutional-provider dual-account class that complicates on-chain attribution beyond Snapshot governance specifically. The Polkadot operator-attribution audit (Section 4.5.5; Supplementary File S25, plus supplements S19) surfaces the analogous structure on a different surface: institutional staking providers (Blockdaemon, KILN, pos.dog, Iceberg Nodes, ParaNodes) register Subscan Identity Pallet attestation on their funding</w:t>
         </w:r>
       </w:ins>
-      <w:ins w:id="10121" w:author="Z. Zukowski" w:date="2026-05-22T00:00:00Z">
-        <w:r>
-          <w:t xml:space="preserve"> </w:t>
-        </w:r>
-      </w:ins>
-      <w:ins w:id="10121" w:author="Z. Zukowski" w:date="2026-05-22T00:00:00Z">
+      <w:ins w:id="10123" w:author="Z. Zukowski" w:date="2026-05-22T00:00:00Z">
+        <w:r>
+          <w:t xml:space="preserve"> </w:t>
+        </w:r>
+      </w:ins>
+      <w:ins w:id="10123" w:author="Z. Zukowski" w:date="2026-05-22T00:00:00Z">
         <w:r>
           <w:t xml:space="preserve">“warm wallet”</w:t>
         </w:r>
       </w:ins>
-      <w:ins w:id="10121" w:author="Z. Zukowski" w:date="2026-05-22T00:00:00Z">
-        <w:r>
-          <w:t xml:space="preserve"> </w:t>
-        </w:r>
-      </w:ins>
-      <w:ins w:id="10121" w:author="Z. Zukowski" w:date="2026-05-22T00:00:00Z">
+      <w:ins w:id="10123" w:author="Z. Zukowski" w:date="2026-05-22T00:00:00Z">
+        <w:r>
+          <w:t xml:space="preserve"> </w:t>
+        </w:r>
+      </w:ins>
+      <w:ins w:id="10123" w:author="Z. Zukowski" w:date="2026-05-22T00:00:00Z">
         <w:r>
           <w:t xml:space="preserve">accounts but NOT on their validator stash accounts, producing brand-attested funding flows with operationally-anonymous staking activity. The methodological implication is symmetric across Snapshot (signer-side functional PCAs whose holder-side custody is operationally anonymous) and Polkadot (funding-side Identity attestation with operationally-anonymous validator stash): identity-pallet-on-the-acting-surface is an insufficient verification methodology for the institutional-provider class; Layer-2 funding-source clustering (Snapshot Blockscout MCP verification + Subscan transfers-received clustering) is the productive cross-surface verification method. Future cross-protocol expansion should incorporate Layer-2 funding-source clustering as a standard verification axis alongside the surface-specific identity attestation.</w:t>
         </w:r>
@@ -25858,17 +25878,17 @@
       <w:pPr>
         <w:pStyle w:val="BodyText"/>
       </w:pPr>
-      <w:ins w:id="10122" w:author="Z. Zukowski" w:date="2026-05-22T00:00:00Z">
+      <w:ins w:id="10124" w:author="Z. Zukowski" w:date="2026-05-22T00:00:00Z">
         <w:r>
           <w:t xml:space="preserve">Signer-side PCA exclusion is a substantive direction-of-effect test, not a mechanical concentration-reduction adjustment. For three of the four confirmed functional PCAs, exclusion reduces voting HHI as expected: COMP 0.0889 to 0.0468 (delta -0.0421), BAL 0.3045 to 0.1499 (delta -0.1546), WXM 0.5561 to 0.1184 (delta -0.4377). For GTC, exclusion</w:t>
         </w:r>
       </w:ins>
-      <w:ins w:id="10122" w:author="Z. Zukowski" w:date="2026-05-22T00:00:00Z">
-        <w:r>
-          <w:t xml:space="preserve"> </w:t>
-        </w:r>
-      </w:ins>
-      <w:ins w:id="10122" w:author="Z. Zukowski" w:date="2026-05-22T00:00:00Z">
+      <w:ins w:id="10124" w:author="Z. Zukowski" w:date="2026-05-22T00:00:00Z">
+        <w:r>
+          <w:t xml:space="preserve"> </w:t>
+        </w:r>
+      </w:ins>
+      <w:ins w:id="10124" w:author="Z. Zukowski" w:date="2026-05-22T00:00:00Z">
         <w:r>
           <w:rPr>
             <w:i/>
@@ -25877,12 +25897,12 @@
           <w:t xml:space="preserve">increases</w:t>
         </w:r>
       </w:ins>
-      <w:ins w:id="10122" w:author="Z. Zukowski" w:date="2026-05-22T00:00:00Z">
-        <w:r>
-          <w:t xml:space="preserve"> </w:t>
-        </w:r>
-      </w:ins>
-      <w:ins w:id="10122" w:author="Z. Zukowski" w:date="2026-05-22T00:00:00Z">
+      <w:ins w:id="10124" w:author="Z. Zukowski" w:date="2026-05-22T00:00:00Z">
+        <w:r>
+          <w:t xml:space="preserve"> </w:t>
+        </w:r>
+      </w:ins>
+      <w:ins w:id="10124" w:author="Z. Zukowski" w:date="2026-05-22T00:00:00Z">
         <w:r>
           <w:t xml:space="preserve">voting HHI from 0.1792 to 0.1948 (delta +0.0156); the reverse-direction pattern arises from a smaller-denominator effect because the excluded PCA held 28 percent of total weight and the remaining voters become more concentrated relative to each other under the smaller post-exclusion total. The pattern is most extreme in small voter pools (the pre-refutation DIMO candidate cluster would have produced a 0.2280 to 0.3242 shift in N = 10); larger pools dilute the effect. When PCA exclusion increases HHI, the finding indicates that PCA concentration was masking a more concentrated underlying distribution among non-PCA voters, which is itself a substantive structural feature of the protocol’s governance.</w:t>
         </w:r>
@@ -25892,7 +25912,7 @@
       <w:pPr>
         <w:pStyle w:val="BodyText"/>
       </w:pPr>
-      <w:ins w:id="10123" w:author="Z. Zukowski" w:date="2026-05-22T00:00:00Z">
+      <w:ins w:id="10125" w:author="Z. Zukowski" w:date="2026-05-22T00:00:00Z">
         <w:r>
           <w:rPr>
             <w:b/>
@@ -25901,22 +25921,22 @@
           <w:t xml:space="preserve">Solana proper-weight methodology.</w:t>
         </w:r>
       </w:ins>
-      <w:ins w:id="10123" w:author="Z. Zukowski" w:date="2026-05-22T00:00:00Z">
-        <w:r>
-          <w:t xml:space="preserve"> </w:t>
-        </w:r>
-      </w:ins>
-      <w:ins w:id="10123" w:author="Z. Zukowski" w:date="2026-05-22T00:00:00Z">
+      <w:ins w:id="10125" w:author="Z. Zukowski" w:date="2026-05-22T00:00:00Z">
+        <w:r>
+          <w:t xml:space="preserve"> </w:t>
+        </w:r>
+      </w:ins>
+      <w:ins w:id="10125" w:author="Z. Zukowski" w:date="2026-05-22T00:00:00Z">
         <w:r>
           <w:t xml:space="preserve">Three Solana protocols supply apples-to-apples voting HHI under proper-weight methodology: JUP at 0.00546 (per-signer max(weight) on</w:t>
         </w:r>
       </w:ins>
-      <w:ins w:id="10123" w:author="Z. Zukowski" w:date="2026-05-22T00:00:00Z">
-        <w:r>
-          <w:t xml:space="preserve"> </w:t>
-        </w:r>
-      </w:ins>
-      <w:ins w:id="10123" w:author="Z. Zukowski" w:date="2026-05-22T00:00:00Z">
+      <w:ins w:id="10125" w:author="Z. Zukowski" w:date="2026-05-22T00:00:00Z">
+        <w:r>
+          <w:t xml:space="preserve"> </w:t>
+        </w:r>
+      </w:ins>
+      <w:ins w:id="10125" w:author="Z. Zukowski" w:date="2026-05-22T00:00:00Z">
         <w:r>
           <w:rPr>
             <w:rStyle w:val="VerbatimChar"/>
@@ -25924,7 +25944,7 @@
           <w:t xml:space="preserve">jupiter_solana.govern_call_setvote</w:t>
         </w:r>
       </w:ins>
-      <w:ins w:id="10123" w:author="Z. Zukowski" w:date="2026-05-22T00:00:00Z">
+      <w:ins w:id="10125" w:author="Z. Zukowski" w:date="2026-05-22T00:00:00Z">
         <w:r>
           <w:t xml:space="preserve">), HNT at 0.0261 to 0.0394 (VSR position-state reconstruction; 14.8 percent closed-position rate brackets the bounds), and DRIFT at 0.0833 (on-chain parsing of SPL Governance program VoteRecordV2 accounts). The DRIFT Squads V4 PCA address does not appear in the DRIFT voter set, confirming the Solana custody-versus-governance separation. JUP is the only Solana protocol exhibiting voting concentration an order of magnitude below the EVM cross-section median; HNT and DRIFT cluster within the EVM-typical range (see Sections 4.5.4 to 4.5.5). Five Solana protocols in the cross-section (HONEY, IO, META, RENDER, GRASS) host governance off-Realms and outside the Snapshot space, producing a documented voting-side coverage gap; holder-side concentration metrics from the Helius DAS API top-1,000 holders pull remain the canonical Solana coverage for that gap subset.</w:t>
         </w:r>
@@ -25934,7 +25954,7 @@
       <w:pPr>
         <w:pStyle w:val="BodyText"/>
       </w:pPr>
-      <w:ins w:id="10124" w:author="Z. Zukowski" w:date="2026-05-22T00:00:00Z">
+      <w:ins w:id="10126" w:author="Z. Zukowski" w:date="2026-05-22T00:00:00Z">
         <w:r>
           <w:rPr>
             <w:b/>
@@ -25943,23 +25963,23 @@
           <w:t xml:space="preserve">Synthesis.</w:t>
         </w:r>
       </w:ins>
-      <w:ins w:id="10124" w:author="Z. Zukowski" w:date="2026-05-22T00:00:00Z">
-        <w:r>
-          <w:t xml:space="preserve"> </w:t>
-        </w:r>
-      </w:ins>
-      <w:ins w:id="10124" w:author="Z. Zukowski" w:date="2026-05-22T00:00:00Z">
+      <w:ins w:id="10126" w:author="Z. Zukowski" w:date="2026-05-22T00:00:00Z">
+        <w:r>
+          <w:t xml:space="preserve"> </w:t>
+        </w:r>
+      </w:ins>
+      <w:ins w:id="10126" w:author="Z. Zukowski" w:date="2026-05-22T00:00:00Z">
         <w:r>
           <w:t xml:space="preserve">The amplification finding is robust to (a) top-1,000 versus all-delegates sampling depth on Tally (empirically validated by 4-of-10 protocols at all-delegates depth with sub-0.005 HHI shifts); (b) PCA-symmetric exclusion via holder-side plus signer-side canonical stores on Snapshot (under both concentration-reducing and concentration-increasing direction-of-effect outcomes, both of which are substantive findings); and (c) proper-weight versus vote-count methodology on VSR-using protocols (vote-count proxy understates HNT concentration by 5x to 7.5x per the multi-source extension EC log). Full per-protocol detail in</w:t>
         </w:r>
       </w:ins>
-      <w:ins w:id="10124" w:author="Z. Zukowski" w:date="2026-05-22T00:00:00Z">
+      <w:ins w:id="10126" w:author="Z. Zukowski" w:date="2026-05-22T00:00:00Z">
         <w:r>
           <w:t xml:space="preserve"> </w:t>
         </w:r>
       </w:ins>
       <w:hyperlink r:id="rId83">
-        <w:ins w:id="10124" w:author="Z. Zukowski" w:date="2026-05-22T00:00:00Z">
+        <w:ins w:id="10126" w:author="Z. Zukowski" w:date="2026-05-22T00:00:00Z">
           <w:r>
             <w:rPr>
               <w:rStyle w:val="Hyperlink"/>
@@ -25968,7 +25988,7 @@
           </w:r>
         </w:ins>
       </w:hyperlink>
-      <w:ins w:id="10124" w:author="Z. Zukowski" w:date="2026-05-22T00:00:00Z">
+      <w:ins w:id="10126" w:author="Z. Zukowski" w:date="2026-05-22T00:00:00Z">
         <w:r>
           <w:t xml:space="preserve">.</w:t>
         </w:r>
@@ -25980,7 +26000,7 @@
       <w:pPr>
         <w:pStyle w:val="Heading3"/>
       </w:pPr>
-      <w:ins w:id="10125" w:author="Z. Zukowski" w:date="2026-05-22T00:00:00Z">
+      <w:ins w:id="10127" w:author="Z. Zukowski" w:date="2026-05-22T00:00:00Z">
         <w:r>
           <w:t xml:space="preserve">4.6.2 PCA exclusion strictness robustness</w:t>
         </w:r>
@@ -25990,7 +26010,7 @@
       <w:pPr>
         <w:pStyle w:val="FirstParagraph"/>
       </w:pPr>
-      <w:ins w:id="10126" w:author="Z. Zukowski" w:date="2026-05-22T00:00:00Z">
+      <w:ins w:id="10128" w:author="Z. Zukowski" w:date="2026-05-22T00:00:00Z">
         <w:r>
           <w:t xml:space="preserve">The sector contrast is robust to PCA exclusion strictness. We recompute the Mann-Whitney sector test under five progressively weaker exclusion specifications, from the canonical 5-class typology (all protocol-treasury, burn destinations, intermediary contracts, bridge contracts, and CEX custody addresses excluded) through to a minimal-exclusion case that excludes only burn destinations. Cohen’s d stays positive across all five (range 0.17 to 0.94), so the directional claim (DePIN HHI &gt; DeFi HHI in central tendency) does not depend on which exclusion strictness is chosen. Statistical significance at the 0.05 threshold holds for the canonical typology and its nearest neighbor (excluding CEX custody from the exclusion set) but is exhausted as more non-vote-eligible custody mass flows back into the holding distribution at the weakest specifications. The PCA exclusion methodology is therefore load-bearing for the inferential claim of significance; the directional claim is robust to specification choice.</w:t>
         </w:r>
@@ -26000,7 +26020,7 @@
       <w:pPr>
         <w:pStyle w:val="BodyText"/>
       </w:pPr>
-      <w:ins w:id="10127" w:author="Z. Zukowski" w:date="2026-05-22T00:00:00Z">
+      <w:ins w:id="10129" w:author="Z. Zukowski" w:date="2026-05-22T00:00:00Z">
         <w:r>
           <w:t xml:space="preserve">Two per-class findings from the sweep carry downstream methodology implications. Class 3 (staking-aggregation contracts) carries disproportionate sector-distinguishing signal relative to its small share of total exclusion addresses: dropping Class 3 in addition to Classes 4 and 5 materially reduces the sector effect size (Supplementary File S10). Future researchers operationalizing this methodology should treat Class 3 identification as load-bearing for sector-comparative inference rather than a minor procedural step. Class 5 (centralized-exchange custody) is also load-bearing once exchange-deposit wallets are fully identified by entity label: retaining all Class 5 holders collapses the balanced sector contrast from p = 0.011 (Cohen’s d = 1.05) to p = 0.184 (Cohen’s d = 0.52, not significant), because exchange-deposit concentration is sector-similar and masks the genuine governance-holder difference until it is removed. Complete CEX identification (Nansen entity labels across all fifty-two protocols, Supplementary File S13) is therefore methodologically essential for detecting the sector contrast rather than an optional refinement.</w:t>
         </w:r>
@@ -26010,18 +26030,18 @@
       <w:pPr>
         <w:pStyle w:val="BodyText"/>
       </w:pPr>
-      <w:ins w:id="10128" w:author="Z. Zukowski" w:date="2026-05-22T00:00:00Z">
+      <w:ins w:id="10130" w:author="Z. Zukowski" w:date="2026-05-22T00:00:00Z">
         <w:r>
           <w:t xml:space="preserve">Full per-specification table and per-cell numerical detail are in</w:t>
         </w:r>
       </w:ins>
-      <w:ins w:id="10128" w:author="Z. Zukowski" w:date="2026-05-22T00:00:00Z">
+      <w:ins w:id="10130" w:author="Z. Zukowski" w:date="2026-05-22T00:00:00Z">
         <w:r>
           <w:t xml:space="preserve"> </w:t>
         </w:r>
       </w:ins>
       <w:hyperlink r:id="rId85">
-        <w:ins w:id="10128" w:author="Z. Zukowski" w:date="2026-05-22T00:00:00Z">
+        <w:ins w:id="10130" w:author="Z. Zukowski" w:date="2026-05-22T00:00:00Z">
           <w:r>
             <w:rPr>
               <w:rStyle w:val="Hyperlink"/>
@@ -26030,7 +26050,7 @@
           </w:r>
         </w:ins>
       </w:hyperlink>
-      <w:ins w:id="10128" w:author="Z. Zukowski" w:date="2026-05-22T00:00:00Z">
+      <w:ins w:id="10130" w:author="Z. Zukowski" w:date="2026-05-22T00:00:00Z">
         <w:r>
           <w:t xml:space="preserve">.</w:t>
         </w:r>
@@ -26050,7 +26070,7 @@
       <w:pPr>
         <w:pStyle w:val="FirstParagraph"/>
       </w:pPr>
-      <w:ins w:id="10129" w:author="Z. Zukowski" w:date="2026-05-22T00:00:00Z">
+      <w:ins w:id="10131" w:author="Z. Zukowski" w:date="2026-05-22T00:00:00Z">
         <w:r>
           <w:t xml:space="preserve">Rank ordering across concentration metrics is stable: HHI-Theil Pearson r = 0.77 and HHI-Gini Pearson r = 0.58 (both p &lt; 0.001) on the post-exclusion sample. The bivariate associations in Table 4 (sector contrast, insider-retention significance, subsidy fragility) would not flip under Gini-based or Theil-based measurement. The HHI-Gini correlation is moderate rather than perfect because the two metrics weight the holder distribution differently (HHI is dominated by top-share squared terms; Gini integrates the full Lorenz curve), so each adds some independent information about distributional shape while agreeing on protocol rank ordering.</w:t>
         </w:r>
@@ -26060,7 +26080,7 @@
       <w:pPr>
         <w:pStyle w:val="BodyText"/>
       </w:pPr>
-      <w:ins w:id="10130" w:author="Z. Zukowski" w:date="2026-05-22T00:00:00Z">
+      <w:ins w:id="10132" w:author="Z. Zukowski" w:date="2026-05-22T00:00:00Z">
         <w:r>
           <w:t xml:space="preserve">Other extended robustness analyses live in supplementary materials rather than the main body: Theil and Atkinson concentration metrics (S9), Shapley-Shubik and Banzhaf power indices (S11; the measurement theory of these indices is treated canonically by Felsenthal and Machover, 1998, and the Banzhaf form was first derived by Penrose, 1946), PCA-symmetric voting HHI and signer-side functional PCA cases (S12), multivariate subsidy models with sector controls (S8), and the canonical statistics ledger (S0). Profitability, size, and insider-retention specifications are reported in the §4.6 secondary-checks paragraph above.</w:t>
         </w:r>
@@ -26080,18 +26100,18 @@
       <w:pPr>
         <w:pStyle w:val="FirstParagraph"/>
       </w:pPr>
-      <w:ins w:id="10131" w:author="Z. Zukowski" w:date="2026-05-22T00:00:00Z">
+      <w:ins w:id="10133" w:author="Z. Zukowski" w:date="2026-05-22T00:00:00Z">
         <w:r>
           <w:t xml:space="preserve">The sector finding does not depend on how insider holdings are coded. We re-estimate the retention specification (log-HHI on sector, revenue intensity, and the insider-retention regressor over the covariate-complete sample, N = 50) under six independent insider-classification schemes, spanning a keyword-floor lower bound (any treasury- or multisig-keyword holder counted as insider) through reliability-gated and adversarially reviewed variants to the evidence-traced classification of record (Nansen entity labels plus deployer and signer tracing; Section 3.4). The DePIN sector coefficient stays positive and significant under every scheme, with its two-sided p-value ranging from 0.0013 at the keyword floor to 0.0082 at the most permissive gap-filled variant (0.0050 under the classification of record); all six fall below 0.01. The insider-retention regressor itself is not significant under any scheme, so the sector channel, not the insider-retention channel, carries the result regardless of classification choice. Because the evidence-traced classification of record corrects the over-count present in keyword-only coding (Section 3.4), the sector signal is, if anything, sharpest there. The per-scheme estimates are tabulated in</w:t>
         </w:r>
       </w:ins>
-      <w:ins w:id="10131" w:author="Z. Zukowski" w:date="2026-05-22T00:00:00Z">
+      <w:ins w:id="10133" w:author="Z. Zukowski" w:date="2026-05-22T00:00:00Z">
         <w:r>
           <w:t xml:space="preserve"> </w:t>
         </w:r>
       </w:ins>
       <w:hyperlink r:id="rId36">
-        <w:ins w:id="10131" w:author="Z. Zukowski" w:date="2026-05-22T00:00:00Z">
+        <w:ins w:id="10133" w:author="Z. Zukowski" w:date="2026-05-22T00:00:00Z">
           <w:r>
             <w:rPr>
               <w:rStyle w:val="Hyperlink"/>
@@ -26100,7 +26120,7 @@
           </w:r>
         </w:ins>
       </w:hyperlink>
-      <w:ins w:id="10131" w:author="Z. Zukowski" w:date="2026-05-22T00:00:00Z">
+      <w:ins w:id="10133" w:author="Z. Zukowski" w:date="2026-05-22T00:00:00Z">
         <w:r>
           <w:t xml:space="preserve">, and the re-estimation harness is in the replication package (Section 5.9).</w:t>
         </w:r>
@@ -26157,7 +26177,7 @@
       <w:pPr>
         <w:pStyle w:val="FirstParagraph"/>
       </w:pPr>
-      <w:ins w:id="10132" w:author="Z. Zukowski" w:date="2026-05-22T00:00:00Z">
+      <w:ins w:id="10134" w:author="Z. Zukowski" w:date="2026-05-22T00:00:00Z">
         <w:r>
           <w:t xml:space="preserve">The results change how governance concentration should be audited. HHI is the paper’s primary concentration measure, not governance power itself; initial insider allocation is not associated with post-distribution holding concentration as measured by PCA-corrected HHI in this cross-section. Audits should therefore begin with current holder composition, explicit PCA exclusions, insider wallet retention among top holders, and delegated voting power rather than treating launch allocation tables as sufficient governance evidence.</w:t>
         </w:r>
@@ -26167,7 +26187,7 @@
       <w:pPr>
         <w:pStyle w:val="BodyText"/>
       </w:pPr>
-      <w:ins w:id="10133" w:author="Z. Zukowski" w:date="2026-05-22T00:00:00Z">
+      <w:ins w:id="10135" w:author="Z. Zukowski" w:date="2026-05-22T00:00:00Z">
         <w:r>
           <w:t xml:space="preserve">Three practical directives follow for auditors and protocol designers, each mapped to one of the paper’s findings. First, no concentration claim should be made before holder-list HHI is computed on the current holder list with explicit PCA exclusions, because addresses that cannot vote as independent governance actors otherwise inflate the estimate by the median factor of 2.3x documented here. Second, an audit should check insider-wallet retention among the current top holders rather than read insider share off the launch allocation table, because initial allocation is uninformative about current concentration while present-day insider retention is associated with it. Third, an audit should compare voting-HHI with post-exclusion holding HHI rather than assume the two coincide, because delegated power usually differs from token holdings. Fourth, an audit should treat vote-escrow systems and delegation systems as different mechanism classes rather than aggregating them under one generic governance label, since the two amplify voting concentration through different designs.</w:t>
         </w:r>
@@ -26187,157 +26207,157 @@
       <w:pPr>
         <w:pStyle w:val="FirstParagraph"/>
       </w:pPr>
-      <w:ins w:id="10134" w:author="Z. Zukowski" w:date="2026-05-22T00:00:00Z">
+      <w:ins w:id="10136" w:author="Z. Zukowski" w:date="2026-05-22T00:00:00Z">
         <w:r>
           <w:t xml:space="preserve">The empirical findings do not prove that any one design is sufficient</w:t>
         </w:r>
       </w:ins>
-      <w:ins w:id="10134" w:author="Z. Zukowski" w:date="2026-05-22T00:00:00Z">
-        <w:r>
-          <w:t xml:space="preserve"> </w:t>
-        </w:r>
-      </w:ins>
-      <w:ins w:id="10134" w:author="Z. Zukowski" w:date="2026-05-22T00:00:00Z">
+      <w:ins w:id="10136" w:author="Z. Zukowski" w:date="2026-05-22T00:00:00Z">
+        <w:r>
+          <w:t xml:space="preserve"> </w:t>
+        </w:r>
+      </w:ins>
+      <w:ins w:id="10136" w:author="Z. Zukowski" w:date="2026-05-22T00:00:00Z">
         <w:r>
           <w:t xml:space="preserve">for deconcentration, but they identify design levers that merit closer</w:t>
         </w:r>
       </w:ins>
-      <w:ins w:id="10134" w:author="Z. Zukowski" w:date="2026-05-22T00:00:00Z">
-        <w:r>
-          <w:t xml:space="preserve"> </w:t>
-        </w:r>
-      </w:ins>
-      <w:ins w:id="10134" w:author="Z. Zukowski" w:date="2026-05-22T00:00:00Z">
+      <w:ins w:id="10136" w:author="Z. Zukowski" w:date="2026-05-22T00:00:00Z">
+        <w:r>
+          <w:t xml:space="preserve"> </w:t>
+        </w:r>
+      </w:ins>
+      <w:ins w:id="10136" w:author="Z. Zukowski" w:date="2026-05-22T00:00:00Z">
         <w:r>
           <w:t xml:space="preserve">evaluation. DePIN shows higher concentration in this corrected</w:t>
         </w:r>
       </w:ins>
-      <w:ins w:id="10134" w:author="Z. Zukowski" w:date="2026-05-22T00:00:00Z">
-        <w:r>
-          <w:t xml:space="preserve"> </w:t>
-        </w:r>
-      </w:ins>
-      <w:ins w:id="10134" w:author="Z. Zukowski" w:date="2026-05-22T00:00:00Z">
+      <w:ins w:id="10136" w:author="Z. Zukowski" w:date="2026-05-22T00:00:00Z">
+        <w:r>
+          <w:t xml:space="preserve"> </w:t>
+        </w:r>
+      </w:ins>
+      <w:ins w:id="10136" w:author="Z. Zukowski" w:date="2026-05-22T00:00:00Z">
         <w:r>
           <w:t xml:space="preserve">cross-section, but the low-concentration DePIN counterexamples make the</w:t>
         </w:r>
       </w:ins>
-      <w:ins w:id="10134" w:author="Z. Zukowski" w:date="2026-05-22T00:00:00Z">
-        <w:r>
-          <w:t xml:space="preserve"> </w:t>
-        </w:r>
-      </w:ins>
-      <w:ins w:id="10134" w:author="Z. Zukowski" w:date="2026-05-22T00:00:00Z">
+      <w:ins w:id="10136" w:author="Z. Zukowski" w:date="2026-05-22T00:00:00Z">
+        <w:r>
+          <w:t xml:space="preserve"> </w:t>
+        </w:r>
+      </w:ins>
+      <w:ins w:id="10136" w:author="Z. Zukowski" w:date="2026-05-22T00:00:00Z">
         <w:r>
           <w:t xml:space="preserve">pattern design-tractable rather than sector destiny: Anyone Protocol and</w:t>
         </w:r>
       </w:ins>
-      <w:ins w:id="10134" w:author="Z. Zukowski" w:date="2026-05-22T00:00:00Z">
-        <w:r>
-          <w:t xml:space="preserve"> </w:t>
-        </w:r>
-      </w:ins>
-      <w:ins w:id="10134" w:author="Z. Zukowski" w:date="2026-05-22T00:00:00Z">
+      <w:ins w:id="10136" w:author="Z. Zukowski" w:date="2026-05-22T00:00:00Z">
+        <w:r>
+          <w:t xml:space="preserve"> </w:t>
+        </w:r>
+      </w:ins>
+      <w:ins w:id="10136" w:author="Z. Zukowski" w:date="2026-05-22T00:00:00Z">
         <w:r>
           <w:t xml:space="preserve">Hivemapper show that low DePIN holding concentration is achievable</w:t>
         </w:r>
       </w:ins>
-      <w:ins w:id="10134" w:author="Z. Zukowski" w:date="2026-05-22T00:00:00Z">
-        <w:r>
-          <w:t xml:space="preserve"> </w:t>
-        </w:r>
-      </w:ins>
-      <w:ins w:id="10134" w:author="Z. Zukowski" w:date="2026-05-22T00:00:00Z">
+      <w:ins w:id="10136" w:author="Z. Zukowski" w:date="2026-05-22T00:00:00Z">
+        <w:r>
+          <w:t xml:space="preserve"> </w:t>
+        </w:r>
+      </w:ins>
+      <w:ins w:id="10136" w:author="Z. Zukowski" w:date="2026-05-22T00:00:00Z">
         <w:r>
           <w:t xml:space="preserve">despite the sector-level pattern. The same point holds on the voting</w:t>
         </w:r>
       </w:ins>
-      <w:ins w:id="10134" w:author="Z. Zukowski" w:date="2026-05-22T00:00:00Z">
-        <w:r>
-          <w:t xml:space="preserve"> </w:t>
-        </w:r>
-      </w:ins>
-      <w:ins w:id="10134" w:author="Z. Zukowski" w:date="2026-05-22T00:00:00Z">
+      <w:ins w:id="10136" w:author="Z. Zukowski" w:date="2026-05-22T00:00:00Z">
+        <w:r>
+          <w:t xml:space="preserve"> </w:t>
+        </w:r>
+      </w:ins>
+      <w:ins w:id="10136" w:author="Z. Zukowski" w:date="2026-05-22T00:00:00Z">
         <w:r>
           <w:t xml:space="preserve">surface. ENS, GMX, HNT, JUP, and LPT show that delegation can disperse</w:t>
         </w:r>
       </w:ins>
-      <w:ins w:id="10134" w:author="Z. Zukowski" w:date="2026-05-22T00:00:00Z">
-        <w:r>
-          <w:t xml:space="preserve"> </w:t>
-        </w:r>
-      </w:ins>
-      <w:ins w:id="10134" w:author="Z. Zukowski" w:date="2026-05-22T00:00:00Z">
+      <w:ins w:id="10136" w:author="Z. Zukowski" w:date="2026-05-22T00:00:00Z">
+        <w:r>
+          <w:t xml:space="preserve"> </w:t>
+        </w:r>
+      </w:ins>
+      <w:ins w:id="10136" w:author="Z. Zukowski" w:date="2026-05-22T00:00:00Z">
         <w:r>
           <w:t xml:space="preserve">voting power at or below the holding baseline under different delegate-program,</w:t>
         </w:r>
       </w:ins>
-      <w:ins w:id="10134" w:author="Z. Zukowski" w:date="2026-05-22T00:00:00Z">
-        <w:r>
-          <w:t xml:space="preserve"> </w:t>
-        </w:r>
-      </w:ins>
-      <w:ins w:id="10134" w:author="Z. Zukowski" w:date="2026-05-22T00:00:00Z">
+      <w:ins w:id="10136" w:author="Z. Zukowski" w:date="2026-05-22T00:00:00Z">
+        <w:r>
+          <w:t xml:space="preserve"> </w:t>
+        </w:r>
+      </w:ins>
+      <w:ins w:id="10136" w:author="Z. Zukowski" w:date="2026-05-22T00:00:00Z">
         <w:r>
           <w:t xml:space="preserve">voting-mechanism, or bonded-stake-delegation designs, while</w:t>
         </w:r>
       </w:ins>
-      <w:ins w:id="10134" w:author="Z. Zukowski" w:date="2026-05-22T00:00:00Z">
-        <w:r>
-          <w:t xml:space="preserve"> </w:t>
-        </w:r>
-      </w:ins>
-      <w:ins w:id="10134" w:author="Z. Zukowski" w:date="2026-05-22T00:00:00Z">
+      <w:ins w:id="10136" w:author="Z. Zukowski" w:date="2026-05-22T00:00:00Z">
+        <w:r>
+          <w:t xml:space="preserve"> </w:t>
+        </w:r>
+      </w:ins>
+      <w:ins w:id="10136" w:author="Z. Zukowski" w:date="2026-05-22T00:00:00Z">
         <w:r>
           <w:t xml:space="preserve">Curve and Balancer show that vote-escrowed governance can amplify voting</w:t>
         </w:r>
       </w:ins>
-      <w:ins w:id="10134" w:author="Z. Zukowski" w:date="2026-05-22T00:00:00Z">
-        <w:r>
-          <w:t xml:space="preserve"> </w:t>
-        </w:r>
-      </w:ins>
-      <w:ins w:id="10134" w:author="Z. Zukowski" w:date="2026-05-22T00:00:00Z">
+      <w:ins w:id="10136" w:author="Z. Zukowski" w:date="2026-05-22T00:00:00Z">
+        <w:r>
+          <w:t xml:space="preserve"> </w:t>
+        </w:r>
+      </w:ins>
+      <w:ins w:id="10136" w:author="Z. Zukowski" w:date="2026-05-22T00:00:00Z">
         <w:r>
           <w:t xml:space="preserve">concentration far above raw token holdings. The practical design hook is</w:t>
         </w:r>
       </w:ins>
-      <w:ins w:id="10134" w:author="Z. Zukowski" w:date="2026-05-22T00:00:00Z">
-        <w:r>
-          <w:t xml:space="preserve"> </w:t>
-        </w:r>
-      </w:ins>
-      <w:ins w:id="10134" w:author="Z. Zukowski" w:date="2026-05-22T00:00:00Z">
+      <w:ins w:id="10136" w:author="Z. Zukowski" w:date="2026-05-22T00:00:00Z">
+        <w:r>
+          <w:t xml:space="preserve"> </w:t>
+        </w:r>
+      </w:ins>
+      <w:ins w:id="10136" w:author="Z. Zukowski" w:date="2026-05-22T00:00:00Z">
         <w:r>
           <w:t xml:space="preserve">delegation itself: a delegate program is a governance instrument that</w:t>
         </w:r>
       </w:ins>
-      <w:ins w:id="10134" w:author="Z. Zukowski" w:date="2026-05-22T00:00:00Z">
-        <w:r>
-          <w:t xml:space="preserve"> </w:t>
-        </w:r>
-      </w:ins>
-      <w:ins w:id="10134" w:author="Z. Zukowski" w:date="2026-05-22T00:00:00Z">
+      <w:ins w:id="10136" w:author="Z. Zukowski" w:date="2026-05-22T00:00:00Z">
+        <w:r>
+          <w:t xml:space="preserve"> </w:t>
+        </w:r>
+      </w:ins>
+      <w:ins w:id="10136" w:author="Z. Zukowski" w:date="2026-05-22T00:00:00Z">
         <w:r>
           <w:t xml:space="preserve">concentrates or disperses voting power by design, so delegate programs</w:t>
         </w:r>
       </w:ins>
-      <w:ins w:id="10134" w:author="Z. Zukowski" w:date="2026-05-22T00:00:00Z">
-        <w:r>
-          <w:t xml:space="preserve"> </w:t>
-        </w:r>
-      </w:ins>
-      <w:ins w:id="10134" w:author="Z. Zukowski" w:date="2026-05-22T00:00:00Z">
+      <w:ins w:id="10136" w:author="Z. Zukowski" w:date="2026-05-22T00:00:00Z">
+        <w:r>
+          <w:t xml:space="preserve"> </w:t>
+        </w:r>
+      </w:ins>
+      <w:ins w:id="10136" w:author="Z. Zukowski" w:date="2026-05-22T00:00:00Z">
         <w:r>
           <w:t xml:space="preserve">need concentration audits of their own rather than a presumption that</w:t>
         </w:r>
       </w:ins>
-      <w:ins w:id="10134" w:author="Z. Zukowski" w:date="2026-05-22T00:00:00Z">
-        <w:r>
-          <w:t xml:space="preserve"> </w:t>
-        </w:r>
-      </w:ins>
-      <w:ins w:id="10134" w:author="Z. Zukowski" w:date="2026-05-22T00:00:00Z">
+      <w:ins w:id="10136" w:author="Z. Zukowski" w:date="2026-05-22T00:00:00Z">
+        <w:r>
+          <w:t xml:space="preserve"> </w:t>
+        </w:r>
+      </w:ins>
+      <w:ins w:id="10136" w:author="Z. Zukowski" w:date="2026-05-22T00:00:00Z">
         <w:r>
           <w:t xml:space="preserve">delegation deconcentrates.</w:t>
         </w:r>
@@ -26347,67 +26367,67 @@
       <w:pPr>
         <w:pStyle w:val="BodyText"/>
       </w:pPr>
-      <w:ins w:id="10135" w:author="Z. Zukowski" w:date="2026-05-22T00:00:00Z">
+      <w:ins w:id="10137" w:author="Z. Zukowski" w:date="2026-05-22T00:00:00Z">
         <w:r>
           <w:t xml:space="preserve">For practitioners, the immediate design lesson is to measure current</w:t>
         </w:r>
       </w:ins>
-      <w:ins w:id="10135" w:author="Z. Zukowski" w:date="2026-05-22T00:00:00Z">
-        <w:r>
-          <w:t xml:space="preserve"> </w:t>
-        </w:r>
-      </w:ins>
-      <w:ins w:id="10135" w:author="Z. Zukowski" w:date="2026-05-22T00:00:00Z">
+      <w:ins w:id="10137" w:author="Z. Zukowski" w:date="2026-05-22T00:00:00Z">
+        <w:r>
+          <w:t xml:space="preserve"> </w:t>
+        </w:r>
+      </w:ins>
+      <w:ins w:id="10137" w:author="Z. Zukowski" w:date="2026-05-22T00:00:00Z">
         <w:r>
           <w:t xml:space="preserve">governance power rather than infer it from launch documents. Token</w:t>
         </w:r>
       </w:ins>
-      <w:ins w:id="10135" w:author="Z. Zukowski" w:date="2026-05-22T00:00:00Z">
-        <w:r>
-          <w:t xml:space="preserve"> </w:t>
-        </w:r>
-      </w:ins>
-      <w:ins w:id="10135" w:author="Z. Zukowski" w:date="2026-05-22T00:00:00Z">
+      <w:ins w:id="10137" w:author="Z. Zukowski" w:date="2026-05-22T00:00:00Z">
+        <w:r>
+          <w:t xml:space="preserve"> </w:t>
+        </w:r>
+      </w:ins>
+      <w:ins w:id="10137" w:author="Z. Zukowski" w:date="2026-05-22T00:00:00Z">
         <w:r>
           <w:t xml:space="preserve">allocation is a launch document; governance concentration is a live</w:t>
         </w:r>
       </w:ins>
-      <w:ins w:id="10135" w:author="Z. Zukowski" w:date="2026-05-22T00:00:00Z">
-        <w:r>
-          <w:t xml:space="preserve"> </w:t>
-        </w:r>
-      </w:ins>
-      <w:ins w:id="10135" w:author="Z. Zukowski" w:date="2026-05-22T00:00:00Z">
+      <w:ins w:id="10137" w:author="Z. Zukowski" w:date="2026-05-22T00:00:00Z">
+        <w:r>
+          <w:t xml:space="preserve"> </w:t>
+        </w:r>
+      </w:ins>
+      <w:ins w:id="10137" w:author="Z. Zukowski" w:date="2026-05-22T00:00:00Z">
         <w:r>
           <w:t xml:space="preserve">institutional state. Protocols</w:t>
         </w:r>
       </w:ins>
-      <w:ins w:id="10135" w:author="Z. Zukowski" w:date="2026-05-22T00:00:00Z">
-        <w:r>
-          <w:t xml:space="preserve"> </w:t>
-        </w:r>
-      </w:ins>
-      <w:ins w:id="10135" w:author="Z. Zukowski" w:date="2026-05-22T00:00:00Z">
+      <w:ins w:id="10137" w:author="Z. Zukowski" w:date="2026-05-22T00:00:00Z">
+        <w:r>
+          <w:t xml:space="preserve"> </w:t>
+        </w:r>
+      </w:ins>
+      <w:ins w:id="10137" w:author="Z. Zukowski" w:date="2026-05-22T00:00:00Z">
         <w:r>
           <w:t xml:space="preserve">should publish PCA-adjusted concentration metrics, delegate-power</w:t>
         </w:r>
       </w:ins>
-      <w:ins w:id="10135" w:author="Z. Zukowski" w:date="2026-05-22T00:00:00Z">
-        <w:r>
-          <w:t xml:space="preserve"> </w:t>
-        </w:r>
-      </w:ins>
-      <w:ins w:id="10135" w:author="Z. Zukowski" w:date="2026-05-22T00:00:00Z">
+      <w:ins w:id="10137" w:author="Z. Zukowski" w:date="2026-05-22T00:00:00Z">
+        <w:r>
+          <w:t xml:space="preserve"> </w:t>
+        </w:r>
+      </w:ins>
+      <w:ins w:id="10137" w:author="Z. Zukowski" w:date="2026-05-22T00:00:00Z">
         <w:r>
           <w:t xml:space="preserve">concentration, and any vote-escrow amplification before asking users or</w:t>
         </w:r>
       </w:ins>
-      <w:ins w:id="10135" w:author="Z. Zukowski" w:date="2026-05-22T00:00:00Z">
-        <w:r>
-          <w:t xml:space="preserve"> </w:t>
-        </w:r>
-      </w:ins>
-      <w:ins w:id="10135" w:author="Z. Zukowski" w:date="2026-05-22T00:00:00Z">
+      <w:ins w:id="10137" w:author="Z. Zukowski" w:date="2026-05-22T00:00:00Z">
+        <w:r>
+          <w:t xml:space="preserve"> </w:t>
+        </w:r>
+      </w:ins>
+      <w:ins w:id="10137" w:author="Z. Zukowski" w:date="2026-05-22T00:00:00Z">
         <w:r>
           <w:t xml:space="preserve">regulators to accept decentralization claims.</w:t>
         </w:r>
@@ -26417,147 +26437,147 @@
       <w:pPr>
         <w:pStyle w:val="BodyText"/>
       </w:pPr>
-      <w:ins w:id="10136" w:author="Z. Zukowski" w:date="2026-05-22T00:00:00Z">
+      <w:ins w:id="10138" w:author="Z. Zukowski" w:date="2026-05-22T00:00:00Z">
         <w:r>
           <w:t xml:space="preserve">The design levers identified here map onto the principles Ostrom (1990)</w:t>
         </w:r>
       </w:ins>
-      <w:ins w:id="10136" w:author="Z. Zukowski" w:date="2026-05-22T00:00:00Z">
-        <w:r>
-          <w:t xml:space="preserve"> </w:t>
-        </w:r>
-      </w:ins>
-      <w:ins w:id="10136" w:author="Z. Zukowski" w:date="2026-05-22T00:00:00Z">
+      <w:ins w:id="10138" w:author="Z. Zukowski" w:date="2026-05-22T00:00:00Z">
+        <w:r>
+          <w:t xml:space="preserve"> </w:t>
+        </w:r>
+      </w:ins>
+      <w:ins w:id="10138" w:author="Z. Zukowski" w:date="2026-05-22T00:00:00Z">
         <w:r>
           <w:t xml:space="preserve">found in long-enduring commons institutions, among them collective-choice</w:t>
         </w:r>
       </w:ins>
-      <w:ins w:id="10136" w:author="Z. Zukowski" w:date="2026-05-22T00:00:00Z">
-        <w:r>
-          <w:t xml:space="preserve"> </w:t>
-        </w:r>
-      </w:ins>
-      <w:ins w:id="10136" w:author="Z. Zukowski" w:date="2026-05-22T00:00:00Z">
+      <w:ins w:id="10138" w:author="Z. Zukowski" w:date="2026-05-22T00:00:00Z">
+        <w:r>
+          <w:t xml:space="preserve"> </w:t>
+        </w:r>
+      </w:ins>
+      <w:ins w:id="10138" w:author="Z. Zukowski" w:date="2026-05-22T00:00:00Z">
         <w:r>
           <w:t xml:space="preserve">arrangements in which most of those affected by the rules can participate</w:t>
         </w:r>
       </w:ins>
-      <w:ins w:id="10136" w:author="Z. Zukowski" w:date="2026-05-22T00:00:00Z">
-        <w:r>
-          <w:t xml:space="preserve"> </w:t>
-        </w:r>
-      </w:ins>
-      <w:ins w:id="10136" w:author="Z. Zukowski" w:date="2026-05-22T00:00:00Z">
+      <w:ins w:id="10138" w:author="Z. Zukowski" w:date="2026-05-22T00:00:00Z">
+        <w:r>
+          <w:t xml:space="preserve"> </w:t>
+        </w:r>
+      </w:ins>
+      <w:ins w:id="10138" w:author="Z. Zukowski" w:date="2026-05-22T00:00:00Z">
         <w:r>
           <w:t xml:space="preserve">in modifying them, accountable monitoring, and graduated sanctions.</w:t>
         </w:r>
       </w:ins>
-      <w:ins w:id="10136" w:author="Z. Zukowski" w:date="2026-05-22T00:00:00Z">
-        <w:r>
-          <w:t xml:space="preserve"> </w:t>
-        </w:r>
-      </w:ins>
-      <w:ins w:id="10136" w:author="Z. Zukowski" w:date="2026-05-22T00:00:00Z">
+      <w:ins w:id="10138" w:author="Z. Zukowski" w:date="2026-05-22T00:00:00Z">
+        <w:r>
+          <w:t xml:space="preserve"> </w:t>
+        </w:r>
+      </w:ins>
+      <w:ins w:id="10138" w:author="Z. Zukowski" w:date="2026-05-22T00:00:00Z">
         <w:r>
           <w:t xml:space="preserve">Protocol governance is presented to users as a working instance of that</w:t>
         </w:r>
       </w:ins>
-      <w:ins w:id="10136" w:author="Z. Zukowski" w:date="2026-05-22T00:00:00Z">
-        <w:r>
-          <w:t xml:space="preserve"> </w:t>
-        </w:r>
-      </w:ins>
-      <w:ins w:id="10136" w:author="Z. Zukowski" w:date="2026-05-22T00:00:00Z">
+      <w:ins w:id="10138" w:author="Z. Zukowski" w:date="2026-05-22T00:00:00Z">
+        <w:r>
+          <w:t xml:space="preserve"> </w:t>
+        </w:r>
+      </w:ins>
+      <w:ins w:id="10138" w:author="Z. Zukowski" w:date="2026-05-22T00:00:00Z">
         <w:r>
           <w:t xml:space="preserve">polycentric commons ideal; the concentration documented here is</w:t>
         </w:r>
       </w:ins>
-      <w:ins w:id="10136" w:author="Z. Zukowski" w:date="2026-05-22T00:00:00Z">
-        <w:r>
-          <w:t xml:space="preserve"> </w:t>
-        </w:r>
-      </w:ins>
-      <w:ins w:id="10136" w:author="Z. Zukowski" w:date="2026-05-22T00:00:00Z">
+      <w:ins w:id="10138" w:author="Z. Zukowski" w:date="2026-05-22T00:00:00Z">
+        <w:r>
+          <w:t xml:space="preserve"> </w:t>
+        </w:r>
+      </w:ins>
+      <w:ins w:id="10138" w:author="Z. Zukowski" w:date="2026-05-22T00:00:00Z">
         <w:r>
           <w:t xml:space="preserve">inconsistent with it, because where a small number of holders command</w:t>
         </w:r>
       </w:ins>
-      <w:ins w:id="10136" w:author="Z. Zukowski" w:date="2026-05-22T00:00:00Z">
-        <w:r>
-          <w:t xml:space="preserve"> </w:t>
-        </w:r>
-      </w:ins>
-      <w:ins w:id="10136" w:author="Z. Zukowski" w:date="2026-05-22T00:00:00Z">
+      <w:ins w:id="10138" w:author="Z. Zukowski" w:date="2026-05-22T00:00:00Z">
+        <w:r>
+          <w:t xml:space="preserve"> </w:t>
+        </w:r>
+      </w:ins>
+      <w:ins w:id="10138" w:author="Z. Zukowski" w:date="2026-05-22T00:00:00Z">
         <w:r>
           <w:t xml:space="preserve">decisive voting weight the collective-choice principle does not hold and</w:t>
         </w:r>
       </w:ins>
-      <w:ins w:id="10136" w:author="Z. Zukowski" w:date="2026-05-22T00:00:00Z">
-        <w:r>
-          <w:t xml:space="preserve"> </w:t>
-        </w:r>
-      </w:ins>
-      <w:ins w:id="10136" w:author="Z. Zukowski" w:date="2026-05-22T00:00:00Z">
+      <w:ins w:id="10138" w:author="Z. Zukowski" w:date="2026-05-22T00:00:00Z">
+        <w:r>
+          <w:t xml:space="preserve"> </w:t>
+        </w:r>
+      </w:ins>
+      <w:ins w:id="10138" w:author="Z. Zukowski" w:date="2026-05-22T00:00:00Z">
         <w:r>
           <w:t xml:space="preserve">rule modification proceeds without the broad participation the commons</w:t>
         </w:r>
       </w:ins>
-      <w:ins w:id="10136" w:author="Z. Zukowski" w:date="2026-05-22T00:00:00Z">
-        <w:r>
-          <w:t xml:space="preserve"> </w:t>
-        </w:r>
-      </w:ins>
-      <w:ins w:id="10136" w:author="Z. Zukowski" w:date="2026-05-22T00:00:00Z">
+      <w:ins w:id="10138" w:author="Z. Zukowski" w:date="2026-05-22T00:00:00Z">
+        <w:r>
+          <w:t xml:space="preserve"> </w:t>
+        </w:r>
+      </w:ins>
+      <w:ins w:id="10138" w:author="Z. Zukowski" w:date="2026-05-22T00:00:00Z">
         <w:r>
           <w:t xml:space="preserve">model presumes. What decentralization rhetoric invokes as commons</w:t>
         </w:r>
       </w:ins>
-      <w:ins w:id="10136" w:author="Z. Zukowski" w:date="2026-05-22T00:00:00Z">
-        <w:r>
-          <w:t xml:space="preserve"> </w:t>
-        </w:r>
-      </w:ins>
-      <w:ins w:id="10136" w:author="Z. Zukowski" w:date="2026-05-22T00:00:00Z">
+      <w:ins w:id="10138" w:author="Z. Zukowski" w:date="2026-05-22T00:00:00Z">
+        <w:r>
+          <w:t xml:space="preserve"> </w:t>
+        </w:r>
+      </w:ins>
+      <w:ins w:id="10138" w:author="Z. Zukowski" w:date="2026-05-22T00:00:00Z">
         <w:r>
           <w:t xml:space="preserve">self-governance the data describes as concentrated control, the</w:t>
         </w:r>
       </w:ins>
-      <w:ins w:id="10136" w:author="Z. Zukowski" w:date="2026-05-22T00:00:00Z">
-        <w:r>
-          <w:t xml:space="preserve"> </w:t>
-        </w:r>
-      </w:ins>
-      <w:ins w:id="10136" w:author="Z. Zukowski" w:date="2026-05-22T00:00:00Z">
+      <w:ins w:id="10138" w:author="Z. Zukowski" w:date="2026-05-22T00:00:00Z">
+        <w:r>
+          <w:t xml:space="preserve"> </w:t>
+        </w:r>
+      </w:ins>
+      <w:ins w:id="10138" w:author="Z. Zukowski" w:date="2026-05-22T00:00:00Z">
         <w:r>
           <w:t xml:space="preserve">decentralization illusion these findings make measurable. The companion</w:t>
         </w:r>
       </w:ins>
-      <w:ins w:id="10136" w:author="Z. Zukowski" w:date="2026-05-22T00:00:00Z">
-        <w:r>
-          <w:t xml:space="preserve"> </w:t>
-        </w:r>
-      </w:ins>
-      <w:ins w:id="10136" w:author="Z. Zukowski" w:date="2026-05-22T00:00:00Z">
+      <w:ins w:id="10138" w:author="Z. Zukowski" w:date="2026-05-22T00:00:00Z">
+        <w:r>
+          <w:t xml:space="preserve"> </w:t>
+        </w:r>
+      </w:ins>
+      <w:ins w:id="10138" w:author="Z. Zukowski" w:date="2026-05-22T00:00:00Z">
         <w:r>
           <w:t xml:space="preserve">normative paper develops the standard by which a given distribution</w:t>
         </w:r>
       </w:ins>
-      <w:ins w:id="10136" w:author="Z. Zukowski" w:date="2026-05-22T00:00:00Z">
-        <w:r>
-          <w:t xml:space="preserve"> </w:t>
-        </w:r>
-      </w:ins>
-      <w:ins w:id="10136" w:author="Z. Zukowski" w:date="2026-05-22T00:00:00Z">
+      <w:ins w:id="10138" w:author="Z. Zukowski" w:date="2026-05-22T00:00:00Z">
+        <w:r>
+          <w:t xml:space="preserve"> </w:t>
+        </w:r>
+      </w:ins>
+      <w:ins w:id="10138" w:author="Z. Zukowski" w:date="2026-05-22T00:00:00Z">
         <w:r>
           <w:t xml:space="preserve">counts as legitimate self-governance rather than domination (Zukowski,</w:t>
         </w:r>
       </w:ins>
-      <w:ins w:id="10136" w:author="Z. Zukowski" w:date="2026-05-22T00:00:00Z">
-        <w:r>
-          <w:t xml:space="preserve"> </w:t>
-        </w:r>
-      </w:ins>
-      <w:ins w:id="10136" w:author="Z. Zukowski" w:date="2026-05-22T00:00:00Z">
+      <w:ins w:id="10138" w:author="Z. Zukowski" w:date="2026-05-22T00:00:00Z">
+        <w:r>
+          <w:t xml:space="preserve"> </w:t>
+        </w:r>
+      </w:ins>
+      <w:ins w:id="10138" w:author="Z. Zukowski" w:date="2026-05-22T00:00:00Z">
         <w:r>
           <w:t xml:space="preserve">2026f).</w:t>
         </w:r>
@@ -26577,7 +26597,7 @@
       <w:pPr>
         <w:pStyle w:val="FirstParagraph"/>
       </w:pPr>
-      <w:ins w:id="10137" w:author="Z. Zukowski" w:date="2026-05-22T00:00:00Z">
+      <w:ins w:id="10139" w:author="Z. Zukowski" w:date="2026-05-22T00:00:00Z">
         <w:r>
           <w:t xml:space="preserve">Several empirical risks deserve candid acknowledgment. First, concentration may be efficient in some protocols if high-stake holders are also the participants most informed about protocol maintenance. This paper does not resolve that normative dispute; it documents that concentration should be measured after PCA correction and voting-power adjustment before decentralization claims are made, and it leaves the standard for when a given concentration distribution is legitimate to the companion normative paper, which grounds that standard in non-domination and Ostrom’s principles for enduring self-governance (Zukowski, 2026f). Second, launch allocation is empirically uninformative about current concentration, so audits that rely on allocation documents alone will miss post-distribution accumulation. Third, voting-HHI depends on governance-platform data that can drift over time, making rank ordering more durable than exact point estimates. Fourth, the sector contrast is contingent on the exchange-custody exclusion. Retaining all centralized-exchange deposit wallets reduces the balanced contrast to p = 0.184 (Cohen’s d = 0.52, not significant); only complete entity-label exchange identification recovers the p = 0.011 result. We treat complete exchange identification as the correct measurement (Section 4.6.2), but the result is load-bearing on this choice and is reported as such here rather than only as a methodological refinement.</w:t>
         </w:r>
@@ -26587,7 +26607,7 @@
       <w:pPr>
         <w:pStyle w:val="BodyText"/>
       </w:pPr>
-      <w:ins w:id="10138" w:author="Z. Zukowski" w:date="2026-05-22T00:00:00Z">
+      <w:ins w:id="10140" w:author="Z. Zukowski" w:date="2026-05-22T00:00:00Z">
         <w:r>
           <w:t xml:space="preserve">Measurement remains incomplete. Informal influence, off-chain coordination, and legal or equity-holder obligations can affect governance without appearing in token-holder lists. Concentration is also measured at the address level, a proxy for entity-level control: a single entity can split holdings across many addresses, deflating measured concentration, and many beneficiaries can sit behind one custodial address, inflating it. Protocol-controlled-address and exchange-custody exclusion mitigate the custodial-aggregation side, but address-splitting by a single entity is not directly observable and would, where it occurs, cause holding HHI to understate true concentration; the Aave stkAAVE pass-through case (Section 4.4) is one worked instance of this address-versus-entity gap. The paper therefore treats HHI and voting-HHI as necessary but not sufficient measures of governance power.</w:t>
         </w:r>
@@ -26607,7 +26627,7 @@
       <w:pPr>
         <w:pStyle w:val="FirstParagraph"/>
       </w:pPr>
-      <w:ins w:id="10139" w:author="Z. Zukowski" w:date="2026-05-22T00:00:00Z">
+      <w:ins w:id="10141" w:author="Z. Zukowski" w:date="2026-05-22T00:00:00Z">
         <w:r>
           <w:t xml:space="preserve">This paper contributes to the empirical DAO-governance literature by refining how concentration is measured. Prior work documents token inequality, voter concentration, participation gaps, and the decentralization illusion. This paper extends that literature by showing that concentration estimates change materially once protocol-controlled addresses are excluded, and by comparing holding HHI with voting-HHI across delegation systems.</w:t>
         </w:r>
@@ -26617,7 +26637,7 @@
       <w:pPr>
         <w:pStyle w:val="BodyText"/>
       </w:pPr>
-      <w:ins w:id="10140" w:author="Z. Zukowski" w:date="2026-05-22T00:00:00Z">
+      <w:ins w:id="10142" w:author="Z. Zukowski" w:date="2026-05-22T00:00:00Z">
         <w:r>
           <w:t xml:space="preserve">The paper also contributes to DePIN tokenomics by separating governance concentration from subsidy dependence and launch allocation. DePIN protocols exhibit higher concentration than DeFi in the corrected cross-section, but the sector pattern coexists with low-concentration counterexamples such as Anyone Protocol and Hivemapper. This makes the paper a measurement contribution rather than a deterministic claim about DePIN architecture.</w:t>
         </w:r>
@@ -26637,7 +26657,7 @@
       <w:pPr>
         <w:pStyle w:val="FirstParagraph"/>
       </w:pPr>
-      <w:ins w:id="10141" w:author="Z. Zukowski" w:date="2026-05-22T00:00:00Z">
+      <w:ins w:id="10143" w:author="Z. Zukowski" w:date="2026-05-22T00:00:00Z">
         <w:r>
           <w:t xml:space="preserve">Across 52 protocols, naive holder lists are a weak basis for governance claims. PCA exclusion corrects large measurement artifacts, with median HHI inflation of 2.3x and a maximum near 18x in affected protocols. Initial insider allocation is uninformative about post-distribution concentration (Pearson r = 0.07, p = 0.68, N = 37), while current insider wallet retention is associated with concentration (Spearman rho = 0.48, p = 0.003, N = 37); the non-insider HHI check supports this as more than a purely mechanical result.</w:t>
         </w:r>
@@ -26647,7 +26667,7 @@
       <w:pPr>
         <w:pStyle w:val="BodyText"/>
       </w:pPr>
-      <w:ins w:id="10142" w:author="Z. Zukowski" w:date="2026-05-22T00:00:00Z">
+      <w:ins w:id="10144" w:author="Z. Zukowski" w:date="2026-05-22T00:00:00Z">
         <w:r>
           <w:t xml:space="preserve">DePIN protocols are more concentrated than DeFi protocols after correction (mean HHI 0.067 vs 0.026; Mann-Whitney p = 0.011; Cohen’s d = 1.05), but the finding is descriptive and partially attenuates in the smallest multivariate specification. Subsidy dependence does not generalize as a concentration indicator once Livepeer is excluded (r = 0.07, p = 0.76, N = 22). Delegation usually amplifies voting concentration above token holdings in thirteen of eighteen protocols with sufficient governance data, with ENS, GMX, HNT, JUP, and LPT as dispersion exceptions.</w:t>
         </w:r>
@@ -26657,7 +26677,7 @@
       <w:pPr>
         <w:pStyle w:val="BodyText"/>
       </w:pPr>
-      <w:ins w:id="10143" w:author="Z. Zukowski" w:date="2026-05-22T00:00:00Z">
+      <w:ins w:id="10145" w:author="Z. Zukowski" w:date="2026-05-22T00:00:00Z">
         <w:r>
           <w:t xml:space="preserve">The findings span four within-protocol concentration surfaces (post-exclusion holding, insider retention, delegated voting, and vote-escrowed voting) and one cross-protocol surface documented at Snapshot and Tally depth in Section 4.5.5 (institutional delegates participating in multiple protocols’ governance simultaneously; PGov + Tane Governance + Arana Digital + 7 additional Tally-side firms; documented in full in Supplementary File S25).</w:t>
         </w:r>
@@ -26677,7 +26697,7 @@
       <w:pPr>
         <w:pStyle w:val="FirstParagraph"/>
       </w:pPr>
-      <w:ins w:id="10144" w:author="Z. Zukowski" w:date="2026-05-22T00:00:00Z">
+      <w:ins w:id="10146" w:author="Z. Zukowski" w:date="2026-05-22T00:00:00Z">
         <w:r>
           <w:t xml:space="preserve">Taken together, the paper replaces launch-allocation decentralization claims with a reproducible live-governance audit framework: PCA-corrected holding HHI, insider-retention checks, voting-HHI comparison, and delegation-amplification measurement. The four empirical contributions populate that framework.</w:t>
         </w:r>
@@ -26687,7 +26707,7 @@
       <w:pPr>
         <w:pStyle w:val="BodyText"/>
       </w:pPr>
-      <w:ins w:id="10145" w:author="Z. Zukowski" w:date="2026-05-22T00:00:00Z">
+      <w:ins w:id="10147" w:author="Z. Zukowski" w:date="2026-05-22T00:00:00Z">
         <w:r>
           <w:rPr>
             <w:b/>
@@ -26696,12 +26716,12 @@
           <w:t xml:space="preserve">First, generalizable PCA exclusion methodology</w:t>
         </w:r>
       </w:ins>
-      <w:ins w:id="10145" w:author="Z. Zukowski" w:date="2026-05-22T00:00:00Z">
-        <w:r>
-          <w:t xml:space="preserve"> </w:t>
-        </w:r>
-      </w:ins>
-      <w:ins w:id="10145" w:author="Z. Zukowski" w:date="2026-05-22T00:00:00Z">
+      <w:ins w:id="10147" w:author="Z. Zukowski" w:date="2026-05-22T00:00:00Z">
+        <w:r>
+          <w:t xml:space="preserve"> </w:t>
+        </w:r>
+      </w:ins>
+      <w:ins w:id="10147" w:author="Z. Zukowski" w:date="2026-05-22T00:00:00Z">
         <w:r>
           <w:t xml:space="preserve">(Section 3.8). The exclusion methodology applies 133 address exclusions controlled by protocols themselves across 38 protocols. Correcting for these addresses changed affected protocols’ HHI by a median factor of 2.3x and up to approximately 18x, showing that prior holder-list studies can measure protocol architecture rather than governance control.</w:t>
         </w:r>
@@ -26711,7 +26731,7 @@
       <w:pPr>
         <w:pStyle w:val="BodyText"/>
       </w:pPr>
-      <w:ins w:id="10146" w:author="Z. Zukowski" w:date="2026-05-22T00:00:00Z">
+      <w:ins w:id="10148" w:author="Z. Zukowski" w:date="2026-05-22T00:00:00Z">
         <w:r>
           <w:rPr>
             <w:b/>
@@ -26720,12 +26740,12 @@
           <w:t xml:space="preserve">Second, allocation-null and insider-retention evidence</w:t>
         </w:r>
       </w:ins>
-      <w:ins w:id="10146" w:author="Z. Zukowski" w:date="2026-05-22T00:00:00Z">
-        <w:r>
-          <w:t xml:space="preserve"> </w:t>
-        </w:r>
-      </w:ins>
-      <w:ins w:id="10146" w:author="Z. Zukowski" w:date="2026-05-22T00:00:00Z">
+      <w:ins w:id="10148" w:author="Z. Zukowski" w:date="2026-05-22T00:00:00Z">
+        <w:r>
+          <w:t xml:space="preserve"> </w:t>
+        </w:r>
+      </w:ins>
+      <w:ins w:id="10148" w:author="Z. Zukowski" w:date="2026-05-22T00:00:00Z">
         <w:r>
           <w:t xml:space="preserve">(Section 4.4). Initial team and investor allocation does not explain post-distribution concentration in the 37-protocol allocation subsample, while insider wallet presence among top holders is associated with concentration. The count-based non-insider HHI check supports the relationship as more than a direct arithmetic artifact; the balance-based version does not survive conventional significance, so the hierarchy of evidence is explicit.</w:t>
         </w:r>
@@ -26735,7 +26755,7 @@
       <w:pPr>
         <w:pStyle w:val="BodyText"/>
       </w:pPr>
-      <w:ins w:id="10147" w:author="Z. Zukowski" w:date="2026-05-22T00:00:00Z">
+      <w:ins w:id="10149" w:author="Z. Zukowski" w:date="2026-05-22T00:00:00Z">
         <w:r>
           <w:rPr>
             <w:b/>
@@ -26744,12 +26764,12 @@
           <w:t xml:space="preserve">Third, corrected sector contrast</w:t>
         </w:r>
       </w:ins>
-      <w:ins w:id="10147" w:author="Z. Zukowski" w:date="2026-05-22T00:00:00Z">
-        <w:r>
-          <w:t xml:space="preserve"> </w:t>
-        </w:r>
-      </w:ins>
-      <w:ins w:id="10147" w:author="Z. Zukowski" w:date="2026-05-22T00:00:00Z">
+      <w:ins w:id="10149" w:author="Z. Zukowski" w:date="2026-05-22T00:00:00Z">
+        <w:r>
+          <w:t xml:space="preserve"> </w:t>
+        </w:r>
+      </w:ins>
+      <w:ins w:id="10149" w:author="Z. Zukowski" w:date="2026-05-22T00:00:00Z">
         <w:r>
           <w:t xml:space="preserve">(Section 4.3). DePIN governance concentration exceeds DeFi after PCA correction, with robustness to leave-one-out, permutation, and bootstrap checks. The finding is descriptive; the powered Model 4 (Section 4.4) addresses the Model 3 attenuation and small-sample concern, leaving the DePIN association unattenuated and significant on the covariate-complete sample.</w:t>
         </w:r>
@@ -26759,7 +26779,7 @@
       <w:pPr>
         <w:pStyle w:val="BodyText"/>
       </w:pPr>
-      <w:ins w:id="10148" w:author="Z. Zukowski" w:date="2026-05-22T00:00:00Z">
+      <w:ins w:id="10150" w:author="Z. Zukowski" w:date="2026-05-22T00:00:00Z">
         <w:r>
           <w:rPr>
             <w:b/>
@@ -26768,12 +26788,12 @@
           <w:t xml:space="preserve">Fourth, delegation-amplification measurement</w:t>
         </w:r>
       </w:ins>
-      <w:ins w:id="10148" w:author="Z. Zukowski" w:date="2026-05-22T00:00:00Z">
-        <w:r>
-          <w:t xml:space="preserve"> </w:t>
-        </w:r>
-      </w:ins>
-      <w:ins w:id="10148" w:author="Z. Zukowski" w:date="2026-05-22T00:00:00Z">
+      <w:ins w:id="10150" w:author="Z. Zukowski" w:date="2026-05-22T00:00:00Z">
+        <w:r>
+          <w:t xml:space="preserve"> </w:t>
+        </w:r>
+      </w:ins>
+      <w:ins w:id="10150" w:author="Z. Zukowski" w:date="2026-05-22T00:00:00Z">
         <w:r>
           <w:t xml:space="preserve">(Section 4.5). Voting-HHI exceeds post-exclusion holding HHI in thirteen of eighteen protocols with sufficient governance data, while ENS, GMX, HNT, JUP, and LPT show that dispersion is possible under different delegate-program, voting-mechanism, or bonded-stake-delegation designs. Curve, Balancer, and Frax form a separate vote-escrow class with much larger amplification.</w:t>
         </w:r>
@@ -26793,7 +26813,7 @@
       <w:pPr>
         <w:pStyle w:val="FirstParagraph"/>
       </w:pPr>
-      <w:ins w:id="10149" w:author="Z. Zukowski" w:date="2026-05-22T00:00:00Z">
+      <w:ins w:id="10151" w:author="Z. Zukowski" w:date="2026-05-22T00:00:00Z">
         <w:r>
           <w:t xml:space="preserve">The evidence reported here carries several main limitations. First, the analysis is a March 2026 cross-section, so it supports descriptive association rather than causal inference or trajectory claims; an initial 14-protocol quarterly panel is reported in Supplementary File S7 (11 of 14 protocols monotonic-decay) and a 14-protocol Q1/Q8 trajectory analysis is reported in Supplementary File S23 (85.7 percent monotonic-decay), but a full 52-protocol monthly panel remains future work (Section 5.8). The longitudinal cohort is additionally bounded by chain-history-depth availability: a small number of protocols whose archival-node history does not reach the trailing-24-month window are absent from the panel supplements (S7, S23) even where they appear in the cross-section, so the panel sample is constrained by historical-data availability rather than by collection effort alone.</w:t>
         </w:r>
@@ -26803,7 +26823,7 @@
       <w:pPr>
         <w:pStyle w:val="BodyText"/>
       </w:pPr>
-      <w:ins w:id="10150" w:author="Z. Zukowski" w:date="2026-05-22T00:00:00Z">
+      <w:ins w:id="10152" w:author="Z. Zukowski" w:date="2026-05-22T00:00:00Z">
         <w:r>
           <w:t xml:space="preserve">Second, the statistical significance of the balanced sector contrast is load-bearing on the centralized-exchange (Class 5) exclusion: retaining all exchange-deposit wallets in the holding distribution collapses the balanced-30 contrast from p = 0.011 (Cohen’s d = 1.05) to p = 0.184 (Cohen’s d = 0.52, not significant), because exchange-deposit concentration is sector-similar and masks the underlying governance-holder difference until it is removed (Section 4.6.2). The directional claim that DePIN central tendency exceeds DeFi is robust across all five exclusion-strictness specifications; the inference of significance requires the entity-label-complete exchange-custody exclusion, so a reader who prefers to retain those wallets should treat the sector difference as directional rather than conventionally significant.</w:t>
         </w:r>
@@ -26813,7 +26833,7 @@
       <w:pPr>
         <w:pStyle w:val="BodyText"/>
       </w:pPr>
-      <w:ins w:id="10151" w:author="Z. Zukowski" w:date="2026-05-22T00:00:00Z">
+      <w:ins w:id="10153" w:author="Z. Zukowski" w:date="2026-05-22T00:00:00Z">
         <w:r>
           <w:t xml:space="preserve">Third, the headline is a sector contrast, and sector assignment at the DePIN, DeFi, and infrastructure layer-1 boundary is a researcher judgment call, most visibly for Bittensor (classed here as an infrastructure layer-1 rather than DePIN) and Filecoin (classed as DePIN); aggregators differ on these assignments (Section 3.1). The leave-one-out and permutation checks in Section 4.6 perturb sample membership and label assignment under a fixed taxonomy; they do not perturb the taxonomy itself, so a reviewer reclassifying borderline protocols should expect the effect size, not the direction, to move. The headline effect size (Cohen’s d = 1.05) is also computed on a balanced 15-DePIN and 15-DeFi sub-sample drawn from the larger cross-section, so the specific balanced draw is itself a measurement choice; the unbalanced full-frame contrast (15 DePIN versus all 24 DeFi, p = 0.017) and the powered Model 4 (N = 50) reproduce a significant DePIN coefficient without relying on the balanced draw. More broadly, the hand-classified layers the findings rest on, the five-class protocol-controlled-address exclusion typology, the behavioral-signature exchange-custody attribution, and the sector assignment itself, were coded by a single research team and are not accompanied by a formal second-coder inter-rater-reliability (Cohen’s kappa) statistic. We mitigate this through external entity-label grounding (Nansen Address Labels, Etherscan, and Blockscout) rather than unaided judgment, through the leave-one-out and permutation checks that perturb sector and label assignment (Section 4.6), and through two published sensitivity sweeps that bound the two classification choices most consequential for the headline, the five-specification protocol-controlled-address strictness robustness and the six-scheme insider-classification robustness, but a second-coder reliability statistic for these layers remains a worthwhile addition for a future revision.</w:t>
         </w:r>
@@ -26823,7 +26843,7 @@
       <w:pPr>
         <w:pStyle w:val="BodyText"/>
       </w:pPr>
-      <w:ins w:id="10152" w:author="Z. Zukowski" w:date="2026-05-22T00:00:00Z">
+      <w:ins w:id="10154" w:author="Z. Zukowski" w:date="2026-05-22T00:00:00Z">
         <w:r>
           <w:t xml:space="preserve">Fourth, the published Models 1 through 3 carry 35 to 38 observations, the small-sample multivariate regime that limits how cleanly independent effects can be isolated; the covariate-complete powered specification (Model 4, Section 4.4) relaxes this substantially, spanning 50 governance-token protocols including the six most recently added (Frax, Synthetix, Gnosis, Algorand, Polkadot, Bittensor) at 12.5 observations per predictor. The residual sample constraint is the insider-retention measure, which is reliably available only on the established-protocol cohort, where insiders appear among the post-exclusion top holders; in the newer cohort insiders concentrate through excluded vehicles, so retention is reported as an original-sample association (Section 4.4) rather than carried in the powered model.</w:t>
         </w:r>
@@ -26833,7 +26853,7 @@
       <w:pPr>
         <w:pStyle w:val="BodyText"/>
       </w:pPr>
-      <w:ins w:id="10153" w:author="Z. Zukowski" w:date="2026-05-22T00:00:00Z">
+      <w:ins w:id="10155" w:author="Z. Zukowski" w:date="2026-05-22T00:00:00Z">
         <w:r>
           <w:t xml:space="preserve">Fifth, operator-attribution coverage is asymmetric across chain architectures: Etherscan + Nansen labels yield roughly 95 percent high-share holder attribution on EVM protocols; Helius DAS + Sim API yields roughly 80 percent on Solana protocols; Substrate NPoS protocols (Polkadot; sister substrate-native L1+DePIN) require external attribution services (Polkawatch DDP API; Web3 Foundation TVP registry) to reach 53 percent coverage from a 16 percent on-chain baseline, with the residual approximately 47 percent representing a structural attribution ceiling for voluntary-identity-pallet protocols. The CEX-validator concentration findings (Section 4.5.5; Supplementary File S25) are therefore reported as lower bounds for Substrate NPoS protocols; the same is not true for the EVM and Solana CEX-overlap findings, which use near-complete-coverage attribution data.</w:t>
         </w:r>
@@ -26843,7 +26863,7 @@
       <w:pPr>
         <w:pStyle w:val="BodyText"/>
       </w:pPr>
-      <w:ins w:id="10154" w:author="Z. Zukowski" w:date="2026-05-22T00:00:00Z">
+      <w:ins w:id="10156" w:author="Z. Zukowski" w:date="2026-05-22T00:00:00Z">
         <w:r>
           <w:t xml:space="preserve">Sixth, the sample covers roughly one-third of DeFi and one-fifth to one-quarter of DePIN category market capitalization (Section 3.1), skewing toward larger, better-capitalized protocols, and protocol inclusion is conditioned on sufficient on-chain holder data and address-label coverage, which is systematically thinner for DePIN protocols; findings generalize most safely to established, data-rich protocols, and generalization to the smaller-cap, thinly indexed long tail of either category is not established by the present cross-section.</w:t>
         </w:r>
@@ -26853,37 +26873,37 @@
       <w:pPr>
         <w:pStyle w:val="BodyText"/>
       </w:pPr>
-      <w:ins w:id="10155" w:author="Z. Zukowski" w:date="2026-05-22T00:00:00Z">
+      <w:ins w:id="10157" w:author="Z. Zukowski" w:date="2026-05-22T00:00:00Z">
         <w:r>
           <w:t xml:space="preserve">The attenuated Model 3 sector coefficient (p = 0.078) should be read</w:t>
         </w:r>
       </w:ins>
-      <w:ins w:id="10155" w:author="Z. Zukowski" w:date="2026-05-22T00:00:00Z">
-        <w:r>
-          <w:t xml:space="preserve"> </w:t>
-        </w:r>
-      </w:ins>
-      <w:ins w:id="10155" w:author="Z. Zukowski" w:date="2026-05-22T00:00:00Z">
+      <w:ins w:id="10157" w:author="Z. Zukowski" w:date="2026-05-22T00:00:00Z">
+        <w:r>
+          <w:t xml:space="preserve"> </w:t>
+        </w:r>
+      </w:ins>
+      <w:ins w:id="10157" w:author="Z. Zukowski" w:date="2026-05-22T00:00:00Z">
         <w:r>
           <w:t xml:space="preserve">alongside the bootstrap result reported in Section 4.4: the DePIN</w:t>
         </w:r>
       </w:ins>
-      <w:ins w:id="10155" w:author="Z. Zukowski" w:date="2026-05-22T00:00:00Z">
-        <w:r>
-          <w:t xml:space="preserve"> </w:t>
-        </w:r>
-      </w:ins>
-      <w:ins w:id="10155" w:author="Z. Zukowski" w:date="2026-05-22T00:00:00Z">
+      <w:ins w:id="10157" w:author="Z. Zukowski" w:date="2026-05-22T00:00:00Z">
+        <w:r>
+          <w:t xml:space="preserve"> </w:t>
+        </w:r>
+      </w:ins>
+      <w:ins w:id="10157" w:author="Z. Zukowski" w:date="2026-05-22T00:00:00Z">
         <w:r>
           <w:t xml:space="preserve">coefficient bootstrap interval remains above zero [+0.001, +0.091] in</w:t>
         </w:r>
       </w:ins>
-      <w:ins w:id="10155" w:author="Z. Zukowski" w:date="2026-05-22T00:00:00Z">
-        <w:r>
-          <w:t xml:space="preserve"> </w:t>
-        </w:r>
-      </w:ins>
-      <w:ins w:id="10155" w:author="Z. Zukowski" w:date="2026-05-22T00:00:00Z">
+      <w:ins w:id="10157" w:author="Z. Zukowski" w:date="2026-05-22T00:00:00Z">
+        <w:r>
+          <w:t xml:space="preserve"> </w:t>
+        </w:r>
+      </w:ins>
+      <w:ins w:id="10157" w:author="Z. Zukowski" w:date="2026-05-22T00:00:00Z">
         <w:r>
           <w:t xml:space="preserve">the N = 35 multivariate sample, but the small sample limits how cleanly sector can be isolated from correlated controls. The powered Model 4 addresses this concern directly: on 50 protocols, with the collinear insider-allocation control replaced by revenue intensity and maturity, the DePIN coefficient is unattenuated and significant (log HHI, p = 0.0107).</w:t>
         </w:r>
@@ -26893,37 +26913,37 @@
       <w:pPr>
         <w:pStyle w:val="BodyText"/>
       </w:pPr>
-      <w:ins w:id="10156" w:author="Z. Zukowski" w:date="2026-05-22T00:00:00Z">
+      <w:ins w:id="10158" w:author="Z. Zukowski" w:date="2026-05-22T00:00:00Z">
         <w:r>
           <w:t xml:space="preserve">The subsidy result is especially sensitive to one observation: excluding</w:t>
         </w:r>
       </w:ins>
-      <w:ins w:id="10156" w:author="Z. Zukowski" w:date="2026-05-22T00:00:00Z">
-        <w:r>
-          <w:t xml:space="preserve"> </w:t>
-        </w:r>
-      </w:ins>
-      <w:ins w:id="10156" w:author="Z. Zukowski" w:date="2026-05-22T00:00:00Z">
+      <w:ins w:id="10158" w:author="Z. Zukowski" w:date="2026-05-22T00:00:00Z">
+        <w:r>
+          <w:t xml:space="preserve"> </w:t>
+        </w:r>
+      </w:ins>
+      <w:ins w:id="10158" w:author="Z. Zukowski" w:date="2026-05-22T00:00:00Z">
         <w:r>
           <w:t xml:space="preserve">Livepeer yields a clean null (full LOO + Spearman + log-transform</w:t>
         </w:r>
       </w:ins>
-      <w:ins w:id="10156" w:author="Z. Zukowski" w:date="2026-05-22T00:00:00Z">
-        <w:r>
-          <w:t xml:space="preserve"> </w:t>
-        </w:r>
-      </w:ins>
-      <w:ins w:id="10156" w:author="Z. Zukowski" w:date="2026-05-22T00:00:00Z">
+      <w:ins w:id="10158" w:author="Z. Zukowski" w:date="2026-05-22T00:00:00Z">
+        <w:r>
+          <w:t xml:space="preserve"> </w:t>
+        </w:r>
+      </w:ins>
+      <w:ins w:id="10158" w:author="Z. Zukowski" w:date="2026-05-22T00:00:00Z">
         <w:r>
           <w:t xml:space="preserve">robustness in Section 4.6), so the main text treats subsidy as a</w:t>
         </w:r>
       </w:ins>
-      <w:ins w:id="10156" w:author="Z. Zukowski" w:date="2026-05-22T00:00:00Z">
-        <w:r>
-          <w:t xml:space="preserve"> </w:t>
-        </w:r>
-      </w:ins>
-      <w:ins w:id="10156" w:author="Z. Zukowski" w:date="2026-05-22T00:00:00Z">
+      <w:ins w:id="10158" w:author="Z. Zukowski" w:date="2026-05-22T00:00:00Z">
+        <w:r>
+          <w:t xml:space="preserve"> </w:t>
+        </w:r>
+      </w:ins>
+      <w:ins w:id="10158" w:author="Z. Zukowski" w:date="2026-05-22T00:00:00Z">
         <w:r>
           <w:t xml:space="preserve">non-generalizing association rather than a stable indicator.</w:t>
         </w:r>
@@ -26933,7 +26953,7 @@
       <w:pPr>
         <w:pStyle w:val="BodyText"/>
       </w:pPr>
-      <w:ins w:id="10157" w:author="Z. Zukowski" w:date="2026-05-22T00:00:00Z">
+      <w:ins w:id="10159" w:author="Z. Zukowski" w:date="2026-05-22T00:00:00Z">
         <w:r>
           <w:t xml:space="preserve">The chain-architecture decomposition in Section 4.3.1 is held at the descriptive layer by two confounds. First, the Solana and EVM sub-cohorts differ systematically in maturity (the Solana DeFi protocols are several years younger on average), so distribution-phase age is collinear with chain ecosystem and the two cannot be cleanly separated in the present sample. Second, protocol lifecycle state could in principle shape trajectory direction, because a protocol that has wound down its distribution program holds its concentration roughly fixed while an actively distributing protocol continues to deconcentrate; the longitudinal panels analyzed here contain no protocol with a confirmed wound-down distribution program in either chain-architecture cohort, so this is a bound on generalization to mixed-lifecycle cohorts rather than a within-sample confound. Separately, several of the Solana voting-concentration figures reported in Section 4.5.4 predate recent governance redesigns on those protocols; they are retained as the most recent available measurements and reported as point-in-time values rather than current state, pending a refresh.</w:t>
         </w:r>
@@ -26943,17 +26963,17 @@
       <w:pPr>
         <w:pStyle w:val="BodyText"/>
       </w:pPr>
-      <w:ins w:id="10158" w:author="Z. Zukowski" w:date="2026-05-22T00:00:00Z">
+      <w:ins w:id="10160" w:author="Z. Zukowski" w:date="2026-05-22T00:00:00Z">
         <w:r>
           <w:t xml:space="preserve">Measurement extensions that would refine these findings without changing</w:t>
         </w:r>
       </w:ins>
-      <w:ins w:id="10158" w:author="Z. Zukowski" w:date="2026-05-22T00:00:00Z">
-        <w:r>
-          <w:t xml:space="preserve"> </w:t>
-        </w:r>
-      </w:ins>
-      <w:ins w:id="10158" w:author="Z. Zukowski" w:date="2026-05-22T00:00:00Z">
+      <w:ins w:id="10160" w:author="Z. Zukowski" w:date="2026-05-22T00:00:00Z">
+        <w:r>
+          <w:t xml:space="preserve"> </w:t>
+        </w:r>
+      </w:ins>
+      <w:ins w:id="10160" w:author="Z. Zukowski" w:date="2026-05-22T00:00:00Z">
         <w:r>
           <w:t xml:space="preserve">the core claim are enumerated in Section 5.8.</w:t>
         </w:r>
@@ -27003,7 +27023,7 @@
       <w:pPr>
         <w:pStyle w:val="BodyText"/>
       </w:pPr>
-      <w:ins w:id="10159" w:author="Z. Zukowski" w:date="2026-05-22T00:00:00Z">
+      <w:ins w:id="10161" w:author="Z. Zukowski" w:date="2026-05-22T00:00:00Z">
         <w:r>
           <w:t xml:space="preserve">Second, expanding the multivariate regression beyond the current N = 50 covariate-complete sample: Model 4 already spans the 50 covariate-complete protocols, including the six most recently added (Frax, Synthetix, Gnosis, Algorand, Polkadot, Bittensor). Completing revenue and treasury covariate extraction across the full 52-protocol cross-section, with any expansion beyond the current 52-protocol universe contingent on acquiring panel-grade chain-history depth for additional protocols, would widen the covariate-complete sample and strengthen the panel and event-study analyses currently specified as replication-ready designs.</w:t>
         </w:r>
@@ -27013,7 +27033,7 @@
       <w:pPr>
         <w:pStyle w:val="BodyText"/>
       </w:pPr>
-      <w:ins w:id="10160" w:author="Z. Zukowski" w:date="2026-05-22T00:00:00Z">
+      <w:ins w:id="10162" w:author="Z. Zukowski" w:date="2026-05-22T00:00:00Z">
         <w:r>
           <w:t xml:space="preserve">Third, cross-protocol delegate overlap extension: Section 4.5.5 previews the pattern, documented in full in Supplementary File S25 across Snapshot, Tally, and Polkadot validator-set surfaces; extension to Solana governance surfaces (Realms, SPL Governance) and to off-Snapshot off-Tally surfaces (governance forums, off-chain coordination mechanisms) remains the natural next step.</w:t>
         </w:r>
@@ -27023,7 +27043,7 @@
       <w:pPr>
         <w:pStyle w:val="BodyText"/>
       </w:pPr>
-      <w:ins w:id="10161" w:author="Z. Zukowski" w:date="2026-05-22T00:00:00Z">
+      <w:ins w:id="10163" w:author="Z. Zukowski" w:date="2026-05-22T00:00:00Z">
         <w:r>
           <w:t xml:space="preserve">Fourth, operator-infrastructure concentration as candidate sixth concentration axis. The Polkadot operator-attribution audit (Section 4.5.5; Supplementary File S25, plus supplements S19) surfaces a candidate axis specific to validator-network infrastructure: cloud-provider / colocation / self-hosted classification of the underlying compute substrate, computable from external sources (Polkawatch records include LastRegion + LastCountry + LastNetwork + Nominators + TokenRewards fields). Validator-infrastructure HHI at the ISP-tier (Hetzner Online GmbH vs AWS vs DigitalOcean vs self-hosted residential) is not load-bearing for the Section 4.5 amplification finding but is methodologically relevant for any future Section 3.8 typology extension covering operator-infrastructure as a distinct concentration class. The axis generalizes beyond Polkadot to any protocol with validator-set governance (Ethereum proposer-builder separation; Cosmos validator sets; Solana validator clusters); cross-protocol operator-infrastructure HHI is a natural N &gt;= 5 expansion target.</w:t>
         </w:r>
@@ -27033,7 +27053,7 @@
       <w:pPr>
         <w:pStyle w:val="BodyText"/>
       </w:pPr>
-      <w:ins w:id="10162" w:author="Z. Zukowski" w:date="2026-05-22T00:00:00Z">
+      <w:ins w:id="10164" w:author="Z. Zukowski" w:date="2026-05-22T00:00:00Z">
         <w:r>
           <w:t xml:space="preserve">Fifth, sector-classification robustness. Because the headline is a sector comparison on a balanced sample, the assignment of category-boundary protocols (Bittensor as infrastructure layer-1 versus DePIN; Filecoin as DePIN versus infrastructure) is a researcher judgment that a pre-registered sensitivity analysis should bound directly, re-running the balanced Mann-Whitney contrast under each defensible alternative taxonomy and reporting the resulting p-value and effect-size range.</w:t>
         </w:r>
@@ -27043,7 +27063,7 @@
       <w:pPr>
         <w:pStyle w:val="BodyText"/>
       </w:pPr>
-      <w:ins w:id="10163" w:author="Z. Zukowski" w:date="2026-05-22T00:00:00Z">
+      <w:ins w:id="10165" w:author="Z. Zukowski" w:date="2026-05-22T00:00:00Z">
         <w:r>
           <w:t xml:space="preserve">Sixth, independent reproduction. Because the audit framework depends on several researcher-judgment classification layers (the five-class protocol-controlled-address exclusion, behavioral-signature exchange-custody attribution, sector assignment, and the insider classification of record), reproduction of the headline contrast by an independent team working from the public replication package (Section 5.9, Supplementary File S5) is a direct test of whether the pipeline generalizes beyond this lab.</w:t>
         </w:r>
@@ -27053,7 +27073,7 @@
       <w:pPr>
         <w:pStyle w:val="BodyText"/>
       </w:pPr>
-      <w:ins w:id="10164" w:author="Z. Zukowski" w:date="2026-05-22T00:00:00Z">
+      <w:ins w:id="10166" w:author="Z. Zukowski" w:date="2026-05-22T00:00:00Z">
         <w:r>
           <w:t xml:space="preserve">The forward empirical agenda is to convert the current cross-section into panel evidence, complete the covariate-complete sample across the 52-protocol cross-section, extend cross-protocol delegate overlap to Solana governance surfaces, evaluate operator-infrastructure as candidate sixth concentration axis, bound the headline directly through a pre-registered sector-reclassification sensitivity analysis, and invite independent reproduction from the public replication package. Recent game-theoretic results (Kiayias et al., 2025) indicate Shapley-based reward distributions achieve bounded Price of Stability (4/3) in oceanic staking models while resisting Sybil stake-splitting attacks, supporting the measurement extensions’ theoretical grounding.</w:t>
         </w:r>
@@ -27063,37 +27083,37 @@
       <w:pPr>
         <w:pStyle w:val="BodyText"/>
       </w:pPr>
-      <w:ins w:id="10165" w:author="Z. Zukowski" w:date="2026-05-22T00:00:00Z">
+      <w:ins w:id="10167" w:author="Z. Zukowski" w:date="2026-05-22T00:00:00Z">
         <w:r>
           <w:t xml:space="preserve">Falsifiable forward claims. The cross-sectional design supports five</w:t>
         </w:r>
       </w:ins>
-      <w:ins w:id="10165" w:author="Z. Zukowski" w:date="2026-05-22T00:00:00Z">
-        <w:r>
-          <w:t xml:space="preserve"> </w:t>
-        </w:r>
-      </w:ins>
-      <w:ins w:id="10165" w:author="Z. Zukowski" w:date="2026-05-22T00:00:00Z">
+      <w:ins w:id="10167" w:author="Z. Zukowski" w:date="2026-05-22T00:00:00Z">
+        <w:r>
+          <w:t xml:space="preserve"> </w:t>
+        </w:r>
+      </w:ins>
+      <w:ins w:id="10167" w:author="Z. Zukowski" w:date="2026-05-22T00:00:00Z">
         <w:r>
           <w:t xml:space="preserve">falsifiable predictions about subsequent cross-protocol governance</w:t>
         </w:r>
       </w:ins>
-      <w:ins w:id="10165" w:author="Z. Zukowski" w:date="2026-05-22T00:00:00Z">
-        <w:r>
-          <w:t xml:space="preserve"> </w:t>
-        </w:r>
-      </w:ins>
-      <w:ins w:id="10165" w:author="Z. Zukowski" w:date="2026-05-22T00:00:00Z">
+      <w:ins w:id="10167" w:author="Z. Zukowski" w:date="2026-05-22T00:00:00Z">
+        <w:r>
+          <w:t xml:space="preserve"> </w:t>
+        </w:r>
+      </w:ins>
+      <w:ins w:id="10167" w:author="Z. Zukowski" w:date="2026-05-22T00:00:00Z">
         <w:r>
           <w:t xml:space="preserve">trajectories, each operationalized for future panel-data and event-study</w:t>
         </w:r>
       </w:ins>
-      <w:ins w:id="10165" w:author="Z. Zukowski" w:date="2026-05-22T00:00:00Z">
-        <w:r>
-          <w:t xml:space="preserve"> </w:t>
-        </w:r>
-      </w:ins>
-      <w:ins w:id="10165" w:author="Z. Zukowski" w:date="2026-05-22T00:00:00Z">
+      <w:ins w:id="10167" w:author="Z. Zukowski" w:date="2026-05-22T00:00:00Z">
+        <w:r>
+          <w:t xml:space="preserve"> </w:t>
+        </w:r>
+      </w:ins>
+      <w:ins w:id="10167" w:author="Z. Zukowski" w:date="2026-05-22T00:00:00Z">
         <w:r>
           <w:t xml:space="preserve">work:</w:t>
         </w:r>
@@ -27107,7 +27127,7 @@
           <w:numId w:val="1002"/>
         </w:numPr>
       </w:pPr>
-      <w:ins w:id="10166" w:author="Z. Zukowski" w:date="2026-05-22T00:00:00Z">
+      <w:ins w:id="10168" w:author="Z. Zukowski" w:date="2026-05-22T00:00:00Z">
         <w:r>
           <w:rPr>
             <w:b/>
@@ -27116,7 +27136,7 @@
           <w:t xml:space="preserve">Sector persistence</w:t>
         </w:r>
       </w:ins>
-      <w:ins w:id="10166" w:author="Z. Zukowski" w:date="2026-05-22T00:00:00Z">
+      <w:ins w:id="10168" w:author="Z. Zukowski" w:date="2026-05-22T00:00:00Z">
         <w:r>
           <w:t xml:space="preserve">: DePIN protocols launching in 2026-2027 will exhibit higher post-distribution holding HHI than DeFi protocols launching in the same period (Mann-Whitney test on entry-cohort distributions at T+12 and T+24 months).</w:t>
         </w:r>
@@ -27130,7 +27150,7 @@
           <w:numId w:val="1002"/>
         </w:numPr>
       </w:pPr>
-      <w:ins w:id="10167" w:author="Z. Zukowski" w:date="2026-05-22T00:00:00Z">
+      <w:ins w:id="10169" w:author="Z. Zukowski" w:date="2026-05-22T00:00:00Z">
         <w:r>
           <w:rPr>
             <w:b/>
@@ -27139,7 +27159,7 @@
           <w:t xml:space="preserve">Delegation amplification universality</w:t>
         </w:r>
       </w:ins>
-      <w:ins w:id="10167" w:author="Z. Zukowski" w:date="2026-05-22T00:00:00Z">
+      <w:ins w:id="10169" w:author="Z. Zukowski" w:date="2026-05-22T00:00:00Z">
         <w:r>
           <w:t xml:space="preserve">: any protocol introducing a formal delegate program will produce voting HHI greater than holding HHI within twelve months of launch, with amplification magnitude varying by delegate-program design rather than by sector.</w:t>
         </w:r>
@@ -27153,7 +27173,7 @@
           <w:numId w:val="1002"/>
         </w:numPr>
       </w:pPr>
-      <w:ins w:id="10168" w:author="Z. Zukowski" w:date="2026-05-22T00:00:00Z">
+      <w:ins w:id="10170" w:author="Z. Zukowski" w:date="2026-05-22T00:00:00Z">
         <w:r>
           <w:rPr>
             <w:b/>
@@ -27162,7 +27182,7 @@
           <w:t xml:space="preserve">Insider-retention persistence</w:t>
         </w:r>
       </w:ins>
-      <w:ins w:id="10168" w:author="Z. Zukowski" w:date="2026-05-22T00:00:00Z">
+      <w:ins w:id="10170" w:author="Z. Zukowski" w:date="2026-05-22T00:00:00Z">
         <w:r>
           <w:t xml:space="preserve">: protocols whose insider fraction of top-10 holders increases between baseline and subsequent measurement will exhibit increased holding HHI; protocols whose insider fraction decreases will exhibit decreased holding HHI (within-protocol panel correlation).</w:t>
         </w:r>
@@ -27176,7 +27196,7 @@
           <w:numId w:val="1002"/>
         </w:numPr>
       </w:pPr>
-      <w:ins w:id="10169" w:author="Z. Zukowski" w:date="2026-05-22T00:00:00Z">
+      <w:ins w:id="10171" w:author="Z. Zukowski" w:date="2026-05-22T00:00:00Z">
         <w:r>
           <w:rPr>
             <w:b/>
@@ -27185,7 +27205,7 @@
           <w:t xml:space="preserve">Delegate-program design as moderator</w:t>
         </w:r>
       </w:ins>
-      <w:ins w:id="10169" w:author="Z. Zukowski" w:date="2026-05-22T00:00:00Z">
+      <w:ins w:id="10171" w:author="Z. Zukowski" w:date="2026-05-22T00:00:00Z">
         <w:r>
           <w:t xml:space="preserve">: among post-launch protocols in Prediction 2’s set, those that adopt broad-community-delegate distribution design choices will exhibit lower amplification ratios than those that do not.</w:t>
         </w:r>
@@ -27199,7 +27219,7 @@
           <w:numId w:val="1002"/>
         </w:numPr>
       </w:pPr>
-      <w:ins w:id="10170" w:author="Z. Zukowski" w:date="2026-05-22T00:00:00Z">
+      <w:ins w:id="10172" w:author="Z. Zukowski" w:date="2026-05-22T00:00:00Z">
         <w:r>
           <w:rPr>
             <w:b/>
@@ -27208,7 +27228,7 @@
           <w:t xml:space="preserve">Chain-architecture as trajectory moderator</w:t>
         </w:r>
       </w:ins>
-      <w:ins w:id="10170" w:author="Z. Zukowski" w:date="2026-05-22T00:00:00Z">
+      <w:ins w:id="10172" w:author="Z. Zukowski" w:date="2026-05-22T00:00:00Z">
         <w:r>
           <w:t xml:space="preserve">: an age-balanced extended cohort, matching Solana and EVM DeFi protocols on distribution-phase maturity, will discriminate among three outcomes for the chain-architecture trajectory difference observed descriptively in Section 4.3.1. If the matched cohort sustains a higher post-distribution deconcentration rate for EVM than for Solana DeFi protocols at conventional significance, chain ecosystem operates as a trajectory moderator independent of maturity; if the difference attenuates below significance, the descriptive difference is attributable to the maturity imbalance rather than to chain architecture; if the difference inverts, an alternative mechanism is required (Mann-Whitney and Fisher exact tests on entry-cohort deconcentration rates at T+12 and T+24 months, on a cohort balanced for launch-era maturity).</w:t>
         </w:r>
@@ -27218,18 +27238,18 @@
       <w:pPr>
         <w:pStyle w:val="FirstParagraph"/>
       </w:pPr>
-      <w:ins w:id="10171" w:author="Z. Zukowski" w:date="2026-05-22T00:00:00Z">
+      <w:ins w:id="10173" w:author="Z. Zukowski" w:date="2026-05-22T00:00:00Z">
         <w:r>
           <w:t xml:space="preserve">All five predictions inherit the methodology applied in this paper (PCA-symmetric exclusion via the five-class typology; HHI on post-exclusion top-1,000 holders; Mann-Whitney for two-sample tests; bootstrap 95% percentile intervals). Pre-registration commitment: hypothesis specifications, statistical tests, and falsification thresholds will be deposited on the Open Science Framework prior to data collection for any panel-data or event-study extension. Full operationalization detail per prediction (data requirements; explicit falsification thresholds; statistical test specifications) in</w:t>
         </w:r>
       </w:ins>
-      <w:ins w:id="10171" w:author="Z. Zukowski" w:date="2026-05-22T00:00:00Z">
+      <w:ins w:id="10173" w:author="Z. Zukowski" w:date="2026-05-22T00:00:00Z">
         <w:r>
           <w:t xml:space="preserve"> </w:t>
         </w:r>
       </w:ins>
       <w:hyperlink r:id="rId100">
-        <w:ins w:id="10171" w:author="Z. Zukowski" w:date="2026-05-22T00:00:00Z">
+        <w:ins w:id="10173" w:author="Z. Zukowski" w:date="2026-05-22T00:00:00Z">
           <w:r>
             <w:rPr>
               <w:rStyle w:val="Hyperlink"/>
@@ -27238,7 +27258,7 @@
           </w:r>
         </w:ins>
       </w:hyperlink>
-      <w:ins w:id="10171" w:author="Z. Zukowski" w:date="2026-05-22T00:00:00Z">
+      <w:ins w:id="10173" w:author="Z. Zukowski" w:date="2026-05-22T00:00:00Z">
         <w:r>
           <w:t xml:space="preserve">.</w:t>
         </w:r>
@@ -27258,142 +27278,142 @@
       <w:pPr>
         <w:pStyle w:val="FirstParagraph"/>
       </w:pPr>
-      <w:ins w:id="10172" w:author="Z. Zukowski" w:date="2026-05-22T00:00:00Z">
+      <w:ins w:id="10174" w:author="Z. Zukowski" w:date="2026-05-22T00:00:00Z">
         <w:r>
           <w:t xml:space="preserve">The 52-protocol governance concentration dataset, exclusions log (133</w:t>
         </w:r>
       </w:ins>
-      <w:ins w:id="10172" w:author="Z. Zukowski" w:date="2026-05-22T00:00:00Z">
-        <w:r>
-          <w:t xml:space="preserve"> </w:t>
-        </w:r>
-      </w:ins>
-      <w:ins w:id="10172" w:author="Z. Zukowski" w:date="2026-05-22T00:00:00Z">
+      <w:ins w:id="10174" w:author="Z. Zukowski" w:date="2026-05-22T00:00:00Z">
+        <w:r>
+          <w:t xml:space="preserve"> </w:t>
+        </w:r>
+      </w:ins>
+      <w:ins w:id="10174" w:author="Z. Zukowski" w:date="2026-05-22T00:00:00Z">
         <w:r>
           <w:t xml:space="preserve">protocol-controlled address exclusions across 38 protocols), canonical</w:t>
         </w:r>
       </w:ins>
-      <w:ins w:id="10172" w:author="Z. Zukowski" w:date="2026-05-22T00:00:00Z">
-        <w:r>
-          <w:t xml:space="preserve"> </w:t>
-        </w:r>
-      </w:ins>
-      <w:ins w:id="10172" w:author="Z. Zukowski" w:date="2026-05-22T00:00:00Z">
+      <w:ins w:id="10174" w:author="Z. Zukowski" w:date="2026-05-22T00:00:00Z">
+        <w:r>
+          <w:t xml:space="preserve"> </w:t>
+        </w:r>
+      </w:ins>
+      <w:ins w:id="10174" w:author="Z. Zukowski" w:date="2026-05-22T00:00:00Z">
         <w:r>
           <w:t xml:space="preserve">regression dataset including Token Terminal subsidy ratios and on-chain</w:t>
         </w:r>
       </w:ins>
-      <w:ins w:id="10172" w:author="Z. Zukowski" w:date="2026-05-22T00:00:00Z">
-        <w:r>
-          <w:t xml:space="preserve"> </w:t>
-        </w:r>
-      </w:ins>
-      <w:ins w:id="10172" w:author="Z. Zukowski" w:date="2026-05-22T00:00:00Z">
+      <w:ins w:id="10174" w:author="Z. Zukowski" w:date="2026-05-22T00:00:00Z">
+        <w:r>
+          <w:t xml:space="preserve"> </w:t>
+        </w:r>
+      </w:ins>
+      <w:ins w:id="10174" w:author="Z. Zukowski" w:date="2026-05-22T00:00:00Z">
         <w:r>
           <w:t xml:space="preserve">financial data, Hivemapper / io.net / Aethir holder distributions used</w:t>
         </w:r>
       </w:ins>
-      <w:ins w:id="10172" w:author="Z. Zukowski" w:date="2026-05-22T00:00:00Z">
-        <w:r>
-          <w:t xml:space="preserve"> </w:t>
-        </w:r>
-      </w:ins>
-      <w:ins w:id="10172" w:author="Z. Zukowski" w:date="2026-05-22T00:00:00Z">
+      <w:ins w:id="10174" w:author="Z. Zukowski" w:date="2026-05-22T00:00:00Z">
+        <w:r>
+          <w:t xml:space="preserve"> </w:t>
+        </w:r>
+      </w:ins>
+      <w:ins w:id="10174" w:author="Z. Zukowski" w:date="2026-05-22T00:00:00Z">
         <w:r>
           <w:t xml:space="preserve">for Table 3, veCRV cumulative deposit data underlying the Section 4.5.2</w:t>
         </w:r>
       </w:ins>
-      <w:ins w:id="10172" w:author="Z. Zukowski" w:date="2026-05-22T00:00:00Z">
-        <w:r>
-          <w:t xml:space="preserve"> </w:t>
-        </w:r>
-      </w:ins>
-      <w:ins w:id="10172" w:author="Z. Zukowski" w:date="2026-05-22T00:00:00Z">
+      <w:ins w:id="10174" w:author="Z. Zukowski" w:date="2026-05-22T00:00:00Z">
+        <w:r>
+          <w:t xml:space="preserve"> </w:t>
+        </w:r>
+      </w:ins>
+      <w:ins w:id="10174" w:author="Z. Zukowski" w:date="2026-05-22T00:00:00Z">
         <w:r>
           <w:t xml:space="preserve">ve-locking analysis, and Theil/Atkinson supplementary metrics used in</w:t>
         </w:r>
       </w:ins>
-      <w:ins w:id="10172" w:author="Z. Zukowski" w:date="2026-05-22T00:00:00Z">
-        <w:r>
-          <w:t xml:space="preserve"> </w:t>
-        </w:r>
-      </w:ins>
-      <w:ins w:id="10172" w:author="Z. Zukowski" w:date="2026-05-22T00:00:00Z">
+      <w:ins w:id="10174" w:author="Z. Zukowski" w:date="2026-05-22T00:00:00Z">
+        <w:r>
+          <w:t xml:space="preserve"> </w:t>
+        </w:r>
+      </w:ins>
+      <w:ins w:id="10174" w:author="Z. Zukowski" w:date="2026-05-22T00:00:00Z">
         <w:r>
           <w:t xml:space="preserve">the Section 4.6 robustness check are available in the replication</w:t>
         </w:r>
       </w:ins>
-      <w:ins w:id="10172" w:author="Z. Zukowski" w:date="2026-05-22T00:00:00Z">
-        <w:r>
-          <w:t xml:space="preserve"> </w:t>
-        </w:r>
-      </w:ins>
-      <w:ins w:id="10172" w:author="Z. Zukowski" w:date="2026-05-22T00:00:00Z">
+      <w:ins w:id="10174" w:author="Z. Zukowski" w:date="2026-05-22T00:00:00Z">
+        <w:r>
+          <w:t xml:space="preserve"> </w:t>
+        </w:r>
+      </w:ins>
+      <w:ins w:id="10174" w:author="Z. Zukowski" w:date="2026-05-22T00:00:00Z">
         <w:r>
           <w:t xml:space="preserve">repository linked in the supplementary materials. Replication scripts</w:t>
         </w:r>
       </w:ins>
-      <w:ins w:id="10172" w:author="Z. Zukowski" w:date="2026-05-22T00:00:00Z">
-        <w:r>
-          <w:t xml:space="preserve"> </w:t>
-        </w:r>
-      </w:ins>
-      <w:ins w:id="10172" w:author="Z. Zukowski" w:date="2026-05-22T00:00:00Z">
+      <w:ins w:id="10174" w:author="Z. Zukowski" w:date="2026-05-22T00:00:00Z">
+        <w:r>
+          <w:t xml:space="preserve"> </w:t>
+        </w:r>
+      </w:ins>
+      <w:ins w:id="10174" w:author="Z. Zukowski" w:date="2026-05-22T00:00:00Z">
         <w:r>
           <w:t xml:space="preserve">for each table and figure are provided in Supplementary File S5; the</w:t>
         </w:r>
       </w:ins>
-      <w:ins w:id="10172" w:author="Z. Zukowski" w:date="2026-05-22T00:00:00Z">
-        <w:r>
-          <w:t xml:space="preserve"> </w:t>
-        </w:r>
-      </w:ins>
-      <w:ins w:id="10172" w:author="Z. Zukowski" w:date="2026-05-22T00:00:00Z">
+      <w:ins w:id="10174" w:author="Z. Zukowski" w:date="2026-05-22T00:00:00Z">
+        <w:r>
+          <w:t xml:space="preserve"> </w:t>
+        </w:r>
+      </w:ins>
+      <w:ins w:id="10174" w:author="Z. Zukowski" w:date="2026-05-22T00:00:00Z">
         <w:r>
           <w:t xml:space="preserve">cross-protocol Pearson and Spearman correlations reported across</w:t>
         </w:r>
       </w:ins>
-      <w:ins w:id="10172" w:author="Z. Zukowski" w:date="2026-05-22T00:00:00Z">
-        <w:r>
-          <w:t xml:space="preserve"> </w:t>
-        </w:r>
-      </w:ins>
-      <w:ins w:id="10172" w:author="Z. Zukowski" w:date="2026-05-22T00:00:00Z">
+      <w:ins w:id="10174" w:author="Z. Zukowski" w:date="2026-05-22T00:00:00Z">
+        <w:r>
+          <w:t xml:space="preserve"> </w:t>
+        </w:r>
+      </w:ins>
+      <w:ins w:id="10174" w:author="Z. Zukowski" w:date="2026-05-22T00:00:00Z">
         <w:r>
           <w:t xml:space="preserve">Sections 4.3, 4.4, and 4.6 can be reproduced via the replication scripts</w:t>
         </w:r>
       </w:ins>
-      <w:ins w:id="10172" w:author="Z. Zukowski" w:date="2026-05-22T00:00:00Z">
-        <w:r>
-          <w:t xml:space="preserve"> </w:t>
-        </w:r>
-      </w:ins>
-      <w:ins w:id="10172" w:author="Z. Zukowski" w:date="2026-05-22T00:00:00Z">
+      <w:ins w:id="10174" w:author="Z. Zukowski" w:date="2026-05-22T00:00:00Z">
+        <w:r>
+          <w:t xml:space="preserve"> </w:t>
+        </w:r>
+      </w:ins>
+      <w:ins w:id="10174" w:author="Z. Zukowski" w:date="2026-05-22T00:00:00Z">
         <w:r>
           <w:t xml:space="preserve">using only the linked public-source data. The exclusion methodology is</w:t>
         </w:r>
       </w:ins>
-      <w:ins w:id="10172" w:author="Z. Zukowski" w:date="2026-05-22T00:00:00Z">
-        <w:r>
-          <w:t xml:space="preserve"> </w:t>
-        </w:r>
-      </w:ins>
-      <w:ins w:id="10172" w:author="Z. Zukowski" w:date="2026-05-22T00:00:00Z">
+      <w:ins w:id="10174" w:author="Z. Zukowski" w:date="2026-05-22T00:00:00Z">
+        <w:r>
+          <w:t xml:space="preserve"> </w:t>
+        </w:r>
+      </w:ins>
+      <w:ins w:id="10174" w:author="Z. Zukowski" w:date="2026-05-22T00:00:00Z">
         <w:r>
           <w:t xml:space="preserve">documented at the address-by-address granularity in the exclusions log</w:t>
         </w:r>
       </w:ins>
-      <w:ins w:id="10172" w:author="Z. Zukowski" w:date="2026-05-22T00:00:00Z">
-        <w:r>
-          <w:t xml:space="preserve"> </w:t>
-        </w:r>
-      </w:ins>
-      <w:ins w:id="10172" w:author="Z. Zukowski" w:date="2026-05-22T00:00:00Z">
+      <w:ins w:id="10174" w:author="Z. Zukowski" w:date="2026-05-22T00:00:00Z">
+        <w:r>
+          <w:t xml:space="preserve"> </w:t>
+        </w:r>
+      </w:ins>
+      <w:ins w:id="10174" w:author="Z. Zukowski" w:date="2026-05-22T00:00:00Z">
         <w:r>
           <w:t xml:space="preserve">(</w:t>
         </w:r>
       </w:ins>
-      <w:ins w:id="10172" w:author="Z. Zukowski" w:date="2026-05-22T00:00:00Z">
+      <w:ins w:id="10174" w:author="Z. Zukowski" w:date="2026-05-22T00:00:00Z">
         <w:r>
           <w:rPr>
             <w:rStyle w:val="VerbatimChar"/>
@@ -27401,7 +27421,7 @@
           <w:t xml:space="preserve">data/processed/exclusions_log.csv</w:t>
         </w:r>
       </w:ins>
-      <w:ins w:id="10172" w:author="Z. Zukowski" w:date="2026-05-22T00:00:00Z">
+      <w:ins w:id="10174" w:author="Z. Zukowski" w:date="2026-05-22T00:00:00Z">
         <w:r>
           <w:t xml:space="preserve">).</w:t>
         </w:r>
@@ -27411,7 +27431,7 @@
       <w:pPr>
         <w:pStyle w:val="BodyText"/>
       </w:pPr>
-      <w:ins w:id="10173" w:author="Z. Zukowski" w:date="2026-05-22T00:00:00Z">
+      <w:ins w:id="10175" w:author="Z. Zukowski" w:date="2026-05-22T00:00:00Z">
         <w:r>
           <w:t xml:space="preserve">Cross-protocol address attribution evolved across successive refinements of the exclusion methodology. Shared-custody addresses, such as the universal Solana exchange hot wallet that appears across several protocols, were initially identified by a hardcoded universal-exchange exclusion and later reclassified under a behavioral-signature heuristic in which token-balance breadth and asset mix distinguish exchange custody, institutional holdings, and foundation treasuries. Earlier per-cycle attribution labels are preserved as historical-of-record in the exclusion log; the behavioral-signature classification is the current methodology of record.</w:t>
         </w:r>
@@ -27432,7 +27452,7 @@
       <w:pPr>
         <w:pStyle w:val="FirstParagraph"/>
       </w:pPr>
-      <w:ins w:id="10174" w:author="Z. Zukowski" w:date="2026-05-22T00:00:00Z">
+      <w:ins w:id="10176" w:author="Z. Zukowski" w:date="2026-05-22T00:00:00Z">
         <w:r>
           <w:t xml:space="preserve">Governance concentration in token protocols is weakly associated with launch-time allocation and poorly measured by naive holder lists. Across fifty-two protocols, PCA exclusion corrects systematic inflation in prior concentration studies (median factor 2.3x), initial insider allocation is uninformative (Pearson r = 0.07, p = 0.68, N = 37), and post-distribution insider wallet retention is associated with higher concentration (Spearman rho = 0.48, p = 0.003, N = 37). DePIN protocols exhibit higher concentration than DeFi after measurement correction (Mann-Whitney p = 0.011, Cohen’s d = 1.05), and delegation amplifies voting power above holdings in thirteen of eighteen protocols with sufficient governance data (ratios 2.5x to 25.6x; mean approximately 6.8x, median 4.4x).</w:t>
         </w:r>
@@ -27442,7 +27462,7 @@
       <w:pPr>
         <w:pStyle w:val="BodyText"/>
       </w:pPr>
-      <w:ins w:id="10175" w:author="Z. Zukowski" w:date="2026-05-22T00:00:00Z">
+      <w:ins w:id="10177" w:author="Z. Zukowski" w:date="2026-05-22T00:00:00Z">
         <w:r>
           <w:t xml:space="preserve">For practitioners and researchers, the actionable implication is that live-governance measurement, not launch tokenomics, is the basis for any decentralization claim: a serious audit starts from PCA-corrected current holder concentration and then adds insider-retention checks, a voting-HHI to holding-HHI comparison, and delegation and vote-escrow adjustment. Token allocation is a launch document; governance concentration is a live institutional state, and only the live state can be audited. ENS and Anyone Protocol show that lower concentration and delegation-mediated dispersion are achievable through deliberate institutional design.</w:t>
         </w:r>
@@ -27452,7 +27472,7 @@
       <w:pPr>
         <w:pStyle w:val="BodyText"/>
       </w:pPr>
-      <w:ins w:id="10176" w:author="Z. Zukowski" w:date="2026-05-22T00:00:00Z">
+      <w:ins w:id="10178" w:author="Z. Zukowski" w:date="2026-05-22T00:00:00Z">
         <w:r>
           <w:t xml:space="preserve">The stakes of measuring concentration accurately are normative as well as descriptive. Where decisive voting weight sits with a small set of holders, participants govern under others’ discretion rather than under rules they jointly control, a condition the republican tradition names domination and the commons-governance literature treats as inconsistent with durable self-governance. A companion theoretical paper accounts for why concentration persists across protocol age, valuation, and allocation design as a structural equilibrium rather than a transient failure (Zukowski, 2026e); a companion normative paper develops the non-domination standard by which a given distribution counts as legitimate self-governance (Zukowski, 2026f). Longitudinal panel analysis and pre-registered falsifiable predictions are specified in Section 5.8 and Supplementary File S17.</w:t>
         </w:r>
@@ -27480,7 +27500,7 @@
       <w:pPr>
         <w:pStyle w:val="BodyText"/>
       </w:pPr>
-      <w:ins w:id="10177" w:author="Z. Zukowski" w:date="2026-05-22T00:00:00Z">
+      <w:ins w:id="10179" w:author="Z. Zukowski" w:date="2026-05-22T00:00:00Z">
         <w:r>
           <w:t xml:space="preserve">S0: Canonical statistics ledger for every B2 main-text statistic.</w:t>
         </w:r>
@@ -27490,17 +27510,17 @@
       <w:pPr>
         <w:pStyle w:val="BodyText"/>
       </w:pPr>
-      <w:ins w:id="10178" w:author="Z. Zukowski" w:date="2026-05-22T00:00:00Z">
+      <w:ins w:id="10180" w:author="Z. Zukowski" w:date="2026-05-22T00:00:00Z">
         <w:r>
           <w:t xml:space="preserve">S1: Metric definitions for holder concentration, voting concentration,</w:t>
         </w:r>
       </w:ins>
-      <w:ins w:id="10178" w:author="Z. Zukowski" w:date="2026-05-22T00:00:00Z">
-        <w:r>
-          <w:t xml:space="preserve"> </w:t>
-        </w:r>
-      </w:ins>
-      <w:ins w:id="10178" w:author="Z. Zukowski" w:date="2026-05-22T00:00:00Z">
+      <w:ins w:id="10180" w:author="Z. Zukowski" w:date="2026-05-22T00:00:00Z">
+        <w:r>
+          <w:t xml:space="preserve"> </w:t>
+        </w:r>
+      </w:ins>
+      <w:ins w:id="10180" w:author="Z. Zukowski" w:date="2026-05-22T00:00:00Z">
         <w:r>
           <w:t xml:space="preserve">subsidy ratios, and related variables.</w:t>
         </w:r>
@@ -27510,17 +27530,17 @@
       <w:pPr>
         <w:pStyle w:val="BodyText"/>
       </w:pPr>
-      <w:ins w:id="10179" w:author="Z. Zukowski" w:date="2026-05-22T00:00:00Z">
+      <w:ins w:id="10181" w:author="Z. Zukowski" w:date="2026-05-22T00:00:00Z">
         <w:r>
           <w:t xml:space="preserve">S2: Protocol codebook and optional governance-scoring templates retained</w:t>
         </w:r>
       </w:ins>
-      <w:ins w:id="10179" w:author="Z. Zukowski" w:date="2026-05-22T00:00:00Z">
-        <w:r>
-          <w:t xml:space="preserve"> </w:t>
-        </w:r>
-      </w:ins>
-      <w:ins w:id="10179" w:author="Z. Zukowski" w:date="2026-05-22T00:00:00Z">
+      <w:ins w:id="10181" w:author="Z. Zukowski" w:date="2026-05-22T00:00:00Z">
+        <w:r>
+          <w:t xml:space="preserve"> </w:t>
+        </w:r>
+      </w:ins>
+      <w:ins w:id="10181" w:author="Z. Zukowski" w:date="2026-05-22T00:00:00Z">
         <w:r>
           <w:t xml:space="preserve">for researchers extending the broader project. Not load-bearing for B2.</w:t>
         </w:r>
@@ -27530,17 +27550,17 @@
       <w:pPr>
         <w:pStyle w:val="BodyText"/>
       </w:pPr>
-      <w:ins w:id="10180" w:author="Z. Zukowski" w:date="2026-05-22T00:00:00Z">
+      <w:ins w:id="10182" w:author="Z. Zukowski" w:date="2026-05-22T00:00:00Z">
         <w:r>
           <w:t xml:space="preserve">S3: Optional governance-scoring tables retained as supplementary</w:t>
         </w:r>
       </w:ins>
-      <w:ins w:id="10180" w:author="Z. Zukowski" w:date="2026-05-22T00:00:00Z">
-        <w:r>
-          <w:t xml:space="preserve"> </w:t>
-        </w:r>
-      </w:ins>
-      <w:ins w:id="10180" w:author="Z. Zukowski" w:date="2026-05-22T00:00:00Z">
+      <w:ins w:id="10182" w:author="Z. Zukowski" w:date="2026-05-22T00:00:00Z">
+        <w:r>
+          <w:t xml:space="preserve"> </w:t>
+        </w:r>
+      </w:ins>
+      <w:ins w:id="10182" w:author="Z. Zukowski" w:date="2026-05-22T00:00:00Z">
         <w:r>
           <w:t xml:space="preserve">materials. Not load-bearing for B2.</w:t>
         </w:r>
@@ -27572,17 +27592,17 @@
       <w:pPr>
         <w:pStyle w:val="BodyText"/>
       </w:pPr>
-      <w:ins w:id="10181" w:author="Z. Zukowski" w:date="2026-05-22T00:00:00Z">
+      <w:ins w:id="10183" w:author="Z. Zukowski" w:date="2026-05-22T00:00:00Z">
         <w:r>
           <w:t xml:space="preserve">S6: Source provenance, revenue standardization, and raw holder-data</w:t>
         </w:r>
       </w:ins>
-      <w:ins w:id="10181" w:author="Z. Zukowski" w:date="2026-05-22T00:00:00Z">
-        <w:r>
-          <w:t xml:space="preserve"> </w:t>
-        </w:r>
-      </w:ins>
-      <w:ins w:id="10181" w:author="Z. Zukowski" w:date="2026-05-22T00:00:00Z">
+      <w:ins w:id="10183" w:author="Z. Zukowski" w:date="2026-05-22T00:00:00Z">
+        <w:r>
+          <w:t xml:space="preserve"> </w:t>
+        </w:r>
+      </w:ins>
+      <w:ins w:id="10183" w:author="Z. Zukowski" w:date="2026-05-22T00:00:00Z">
         <w:r>
           <w:t xml:space="preserve">workflow.</w:t>
         </w:r>
@@ -27606,17 +27626,17 @@
       <w:pPr>
         <w:pStyle w:val="BodyText"/>
       </w:pPr>
-      <w:ins w:id="10182" w:author="Z. Zukowski" w:date="2026-05-22T00:00:00Z">
+      <w:ins w:id="10184" w:author="Z. Zukowski" w:date="2026-05-22T00:00:00Z">
         <w:r>
           <w:t xml:space="preserve">S8: Expanded subsidy-concentration analysis combining Token Terminal</w:t>
         </w:r>
       </w:ins>
-      <w:ins w:id="10182" w:author="Z. Zukowski" w:date="2026-05-22T00:00:00Z">
-        <w:r>
-          <w:t xml:space="preserve"> </w:t>
-        </w:r>
-      </w:ins>
-      <w:ins w:id="10182" w:author="Z. Zukowski" w:date="2026-05-22T00:00:00Z">
+      <w:ins w:id="10184" w:author="Z. Zukowski" w:date="2026-05-22T00:00:00Z">
+        <w:r>
+          <w:t xml:space="preserve"> </w:t>
+        </w:r>
+      </w:ins>
+      <w:ins w:id="10184" w:author="Z. Zukowski" w:date="2026-05-22T00:00:00Z">
         <w:r>
           <w:t xml:space="preserve">revenue data and on-chain emission or fee ratios.</w:t>
         </w:r>
@@ -27626,7 +27646,7 @@
       <w:pPr>
         <w:pStyle w:val="BodyText"/>
       </w:pPr>
-      <w:ins w:id="10183" w:author="Z. Zukowski" w:date="2026-05-22T00:00:00Z">
+      <w:ins w:id="10185" w:author="Z. Zukowski" w:date="2026-05-22T00:00:00Z">
         <w:r>
           <w:t xml:space="preserve">S9: Theil and Atkinson concentration-metric robustness analysis.</w:t>
         </w:r>
@@ -27636,7 +27656,7 @@
       <w:pPr>
         <w:pStyle w:val="BodyText"/>
       </w:pPr>
-      <w:ins w:id="10184" w:author="Z. Zukowski" w:date="2026-05-22T00:00:00Z">
+      <w:ins w:id="10186" w:author="Z. Zukowski" w:date="2026-05-22T00:00:00Z">
         <w:r>
           <w:t xml:space="preserve">S10: PCA classification robustness across Specs A through E.</w:t>
         </w:r>
@@ -27646,7 +27666,7 @@
       <w:pPr>
         <w:pStyle w:val="BodyText"/>
       </w:pPr>
-      <w:ins w:id="10185" w:author="Z. Zukowski" w:date="2026-05-22T00:00:00Z">
+      <w:ins w:id="10187" w:author="Z. Zukowski" w:date="2026-05-22T00:00:00Z">
         <w:r>
           <w:t xml:space="preserve">S11: Shapley-Shubik and Banzhaf power-index calculations.</w:t>
         </w:r>
@@ -27656,7 +27676,7 @@
       <w:pPr>
         <w:pStyle w:val="BodyText"/>
       </w:pPr>
-      <w:ins w:id="10186" w:author="Z. Zukowski" w:date="2026-05-22T00:00:00Z">
+      <w:ins w:id="10188" w:author="Z. Zukowski" w:date="2026-05-22T00:00:00Z">
         <w:r>
           <w:t xml:space="preserve">S12: PCA-symmetric voting-HHI and signer-side functional PCA robustness.</w:t>
         </w:r>
@@ -27666,7 +27686,7 @@
       <w:pPr>
         <w:pStyle w:val="BodyText"/>
       </w:pPr>
-      <w:ins w:id="10187" w:author="Z. Zukowski" w:date="2026-05-22T00:00:00Z">
+      <w:ins w:id="10189" w:author="Z. Zukowski" w:date="2026-05-22T00:00:00Z">
         <w:r>
           <w:t xml:space="preserve">S13: Solana PCA exclusion audit, including cross-protocol candidate-address verification via the Sim API.</w:t>
         </w:r>
@@ -27676,7 +27696,7 @@
       <w:pPr>
         <w:pStyle w:val="BodyText"/>
       </w:pPr>
-      <w:ins w:id="10188" w:author="Z. Zukowski" w:date="2026-05-22T00:00:00Z">
+      <w:ins w:id="10190" w:author="Z. Zukowski" w:date="2026-05-22T00:00:00Z">
         <w:r>
           <w:t xml:space="preserve">S14: Shapley-Shubik and Banzhaf power-index full closure across the N=16 cross-source voting-HHI sample (three-class amplification typology; quorum-sensitivity profile).</w:t>
         </w:r>
@@ -27686,7 +27706,7 @@
       <w:pPr>
         <w:pStyle w:val="BodyText"/>
       </w:pPr>
-      <w:ins w:id="10189" w:author="Z. Zukowski" w:date="2026-05-22T00:00:00Z">
+      <w:ins w:id="10191" w:author="Z. Zukowski" w:date="2026-05-22T00:00:00Z">
         <w:r>
           <w:t xml:space="preserve">S15: Voting-HHI extension across the N=52 cross-section (FXS, SNX, GNO, TAO, DOT additions).</w:t>
         </w:r>
@@ -27696,7 +27716,7 @@
       <w:pPr>
         <w:pStyle w:val="BodyText"/>
       </w:pPr>
-      <w:ins w:id="10190" w:author="Z. Zukowski" w:date="2026-05-22T00:00:00Z">
+      <w:ins w:id="10192" w:author="Z. Zukowski" w:date="2026-05-22T00:00:00Z">
         <w:r>
           <w:t xml:space="preserve">S16a: Aethir, IoTeX, and ENS sensitivity analyses.</w:t>
         </w:r>
@@ -27706,7 +27726,7 @@
       <w:pPr>
         <w:pStyle w:val="BodyText"/>
       </w:pPr>
-      <w:ins w:id="10191" w:author="Z. Zukowski" w:date="2026-05-22T00:00:00Z">
+      <w:ins w:id="10193" w:author="Z. Zukowski" w:date="2026-05-22T00:00:00Z">
         <w:r>
           <w:t xml:space="preserve">S16b: Sample-expansion batch (FXS, SNX, GNO, TAO; pre-exclusion holder-HHI baseline; 4 of 5 N=45 expansion protocols via Sim API EVM + TAOSTATS Substrate).</w:t>
         </w:r>
@@ -27716,7 +27736,7 @@
       <w:pPr>
         <w:pStyle w:val="BodyText"/>
       </w:pPr>
-      <w:ins w:id="10192" w:author="Z. Zukowski" w:date="2026-05-22T00:00:00Z">
+      <w:ins w:id="10194" w:author="Z. Zukowski" w:date="2026-05-22T00:00:00Z">
         <w:r>
           <w:t xml:space="preserve">S16c: Polkadot fifth-protocol closure (post-PCA-exclusion holder-HHI via AssetHub Polkadot Subscan; 2026-05-27 capture; top-1000 captures ~92% of supply; brings sample-expansion to N = 45; data + scripts at exhibits/dot_holder_hhi/). Two reportable values reflect methodology completeness: primary value 0.0052 with Class 5 Binance cluster excluded (3 confirmed addresses totaling 125.1M DOT or ~9.2% of top-1000 supply; ground-truth attributed via SubSquare hydration governance forum testimony plus extrinsic 0x51bc6c… block 8156083 auto-rotation verification; intra-AssetHub cold-plus-hot-plus-staking architecture, the Substrate-analog custody pattern); sensitivity value 0.0093 if Class 5 attribution is rejected and only refined Class 2 plus Class 3 exclusion is applied (5 Treasury/pallet via modlpy/* pattern plus 5 institutional staking-providers via Polkawatch operator-registry cross-reference: pos.dog 38 validators, Novasama 4 validators, 3 multi-funder clusters). Primary 0.0052 places DOT as lowest-concentration observation in cross-section, below Lido (0.008); sensitivity 0.0093 places DOT in Compound (0.009) / Optimism (0.009) / Uniswap (0.010) peer group. The 44.4% gap between values is itself a finding about cross-architecture CEX-attribution methodology gap relative to EVM (Etherscan + Nansen labels yield ~95% high-share holder attribution) and Solana (Helius + Sim API yield ~80%). Distinguishes from validator-stake HHI = 0.0017 (mechanically near-zero by NPoS Phragmen-equalization design; reported in S19 as separate axis, not directly comparable to holder-balance HHI across the 44 EVM/Solana protocols).</w:t>
         </w:r>
@@ -27726,7 +27746,7 @@
       <w:pPr>
         <w:pStyle w:val="BodyText"/>
       </w:pPr>
-      <w:ins w:id="10193" w:author="Z. Zukowski" w:date="2026-05-22T00:00:00Z">
+      <w:ins w:id="10195" w:author="Z. Zukowski" w:date="2026-05-22T00:00:00Z">
         <w:r>
           <w:t xml:space="preserve">S17: Falsifiable predictions and pre-registration specification.</w:t>
         </w:r>
@@ -27736,7 +27756,7 @@
       <w:pPr>
         <w:pStyle w:val="BodyText"/>
       </w:pPr>
-      <w:ins w:id="10194" w:author="Z. Zukowski" w:date="2026-05-22T00:00:00Z">
+      <w:ins w:id="10196" w:author="Z. Zukowski" w:date="2026-05-22T00:00:00Z">
         <w:r>
           <w:t xml:space="preserve">S18: EVM sample-expansion PCA classification with two-layer audit (FXS, SNX, GNO post-exclusion HHI = 0.032/0.017/0.042 via Etherscan public-name-tag + Nansen Address Labels API verification; 5 new CEX hot wallets surfaced as universal-sweep candidates).</w:t>
         </w:r>
@@ -27746,7 +27766,7 @@
       <w:pPr>
         <w:pStyle w:val="BodyText"/>
       </w:pPr>
-      <w:ins w:id="10195" w:author="Z. Zukowski" w:date="2026-05-22T00:00:00Z">
+      <w:ins w:id="10197" w:author="Z. Zukowski" w:date="2026-05-22T00:00:00Z">
         <w:r>
           <w:t xml:space="preserve">S19: Polkadot validator-set five-axis attribution methodology (Subscan Identity Pallet + Polkawatch DDP API + Web3 Foundation TVP + L2 funding-source + display-name; 53 percent attribution coverage from 16 percent on-chain baseline).</w:t>
         </w:r>
@@ -27756,7 +27776,7 @@
       <w:pPr>
         <w:pStyle w:val="BodyText"/>
       </w:pPr>
-      <w:ins w:id="10196" w:author="Z. Zukowski" w:date="2026-05-22T00:00:00Z">
+      <w:ins w:id="10198" w:author="Z. Zukowski" w:date="2026-05-22T00:00:00Z">
         <w:r>
           <w:t xml:space="preserve">S20: Polkadot Subscan refresh finding (methodology validation; empirical-instability case for unauthenticated Subscan endpoints).</w:t>
         </w:r>
@@ -27766,7 +27786,7 @@
       <w:pPr>
         <w:pStyle w:val="BodyText"/>
       </w:pPr>
-      <w:ins w:id="10197" w:author="Z. Zukowski" w:date="2026-05-22T00:00:00Z">
+      <w:ins w:id="10199" w:author="Z. Zukowski" w:date="2026-05-22T00:00:00Z">
         <w:r>
           <w:t xml:space="preserve">S21: Class 3 versus Class 5 PCA disambiguation methodology via transaction-pattern signatures (deposit-collection vs batch-payout); architecture-agnostic decision matrix; worked examples from the Polkadot fifth-protocol extension; audit framework for systematic application across the N=52 cross-section.</w:t>
         </w:r>
@@ -27776,7 +27796,7 @@
       <w:pPr>
         <w:pStyle w:val="BodyText"/>
       </w:pPr>
-      <w:ins w:id="10198" w:author="Z. Zukowski" w:date="2026-05-22T00:00:00Z">
+      <w:ins w:id="10200" w:author="Z. Zukowski" w:date="2026-05-22T00:00:00Z">
         <w:r>
           <w:t xml:space="preserve">S22: Insider classification of record and staking-attribution audit. The evidence-traced per-survivor insider classification (entity labels plus deployer-and-signer tracing; the team-confirmed-multisig rule); the seventeen high-share bare-Safe deployer-and-signer verdicts (six team-confirmed, eleven independent); the six-classification robustness sweep table; and the staking-attribution audit (the AAVE and ENA insider-share recovery and the Livepeer orchestrator-level bloc-voting HHI), with one-command reproduction pointers into the replication package.</w:t>
         </w:r>
@@ -27786,7 +27806,7 @@
       <w:pPr>
         <w:pStyle w:val="BodyText"/>
       </w:pPr>
-      <w:ins w:id="10199" w:author="Z. Zukowski" w:date="2026-05-22T00:00:00Z">
+      <w:ins w:id="10201" w:author="Z. Zukowski" w:date="2026-05-22T00:00:00Z">
         <w:r>
           <w:t xml:space="preserve">S23: Q1-to-Q8 governance-HHI trajectory analysis on the 14-protocol panel (85.7 percent monotonic decay; consistent with the cross-sectional findings).</w:t>
         </w:r>
@@ -27796,7 +27816,7 @@
       <w:pPr>
         <w:pStyle w:val="BodyText"/>
       </w:pPr>
-      <w:ins w:id="10200" w:author="Z. Zukowski" w:date="2026-05-22T00:00:00Z">
+      <w:ins w:id="10202" w:author="Z. Zukowski" w:date="2026-05-22T00:00:00Z">
         <w:r>
           <w:t xml:space="preserve">S24: Optimism worked example retained as a supplementary case.</w:t>
         </w:r>
@@ -27806,7 +27826,7 @@
       <w:pPr>
         <w:pStyle w:val="BodyText"/>
       </w:pPr>
-      <w:ins w:id="10201" w:author="Z. Zukowski" w:date="2026-05-22T00:00:00Z">
+      <w:ins w:id="10203" w:author="Z. Zukowski" w:date="2026-05-22T00:00:00Z">
         <w:r>
           <w:t xml:space="preserve">S25: Cross-protocol institutional concentration (fifth-axis evidence): named professional-delegate firms (PGov, Tane Governance, Arana Digital) and cross-protocol centralized-exchange overlap documented across Snapshot, Tally, and Polkadot validator surfaces.</w:t>
         </w:r>
@@ -27938,27 +27958,27 @@
       <w:pPr>
         <w:pStyle w:val="BodyText"/>
       </w:pPr>
-      <w:ins w:id="10202" w:author="Z. Zukowski" w:date="2026-05-22T00:00:00Z">
+      <w:ins w:id="10204" w:author="Z. Zukowski" w:date="2026-05-22T00:00:00Z">
         <w:r>
           <w:t xml:space="preserve">Acemoglu, D., &amp; Robinson, J. A. (2008). Persistence of power, elites,</w:t>
         </w:r>
       </w:ins>
-      <w:ins w:id="10202" w:author="Z. Zukowski" w:date="2026-05-22T00:00:00Z">
-        <w:r>
-          <w:t xml:space="preserve"> </w:t>
-        </w:r>
-      </w:ins>
-      <w:ins w:id="10202" w:author="Z. Zukowski" w:date="2026-05-22T00:00:00Z">
+      <w:ins w:id="10204" w:author="Z. Zukowski" w:date="2026-05-22T00:00:00Z">
+        <w:r>
+          <w:t xml:space="preserve"> </w:t>
+        </w:r>
+      </w:ins>
+      <w:ins w:id="10204" w:author="Z. Zukowski" w:date="2026-05-22T00:00:00Z">
         <w:r>
           <w:t xml:space="preserve">and institutions. American Economic Review, 98(1), 267-293.</w:t>
         </w:r>
       </w:ins>
-      <w:ins w:id="10202" w:author="Z. Zukowski" w:date="2026-05-22T00:00:00Z">
-        <w:r>
-          <w:t xml:space="preserve"> </w:t>
-        </w:r>
-      </w:ins>
-      <w:ins w:id="10202" w:author="Z. Zukowski" w:date="2026-05-22T00:00:00Z">
+      <w:ins w:id="10204" w:author="Z. Zukowski" w:date="2026-05-22T00:00:00Z">
+        <w:r>
+          <w:t xml:space="preserve"> </w:t>
+        </w:r>
+      </w:ins>
+      <w:ins w:id="10204" w:author="Z. Zukowski" w:date="2026-05-22T00:00:00Z">
         <w:r>
           <w:t xml:space="preserve">https://doi.org/10.1257/aer.98.1.267</w:t>
         </w:r>
@@ -28048,27 +28068,27 @@
       <w:pPr>
         <w:pStyle w:val="BodyText"/>
       </w:pPr>
-      <w:ins w:id="10203" w:author="Z. Zukowski" w:date="2026-05-22T00:00:00Z">
+      <w:ins w:id="10205" w:author="Z. Zukowski" w:date="2026-05-22T00:00:00Z">
         <w:r>
           <w:t xml:space="preserve">Atkinson, A. B. (1970). On the measurement of inequality. Journal of</w:t>
         </w:r>
       </w:ins>
-      <w:ins w:id="10203" w:author="Z. Zukowski" w:date="2026-05-22T00:00:00Z">
-        <w:r>
-          <w:t xml:space="preserve"> </w:t>
-        </w:r>
-      </w:ins>
-      <w:ins w:id="10203" w:author="Z. Zukowski" w:date="2026-05-22T00:00:00Z">
+      <w:ins w:id="10205" w:author="Z. Zukowski" w:date="2026-05-22T00:00:00Z">
+        <w:r>
+          <w:t xml:space="preserve"> </w:t>
+        </w:r>
+      </w:ins>
+      <w:ins w:id="10205" w:author="Z. Zukowski" w:date="2026-05-22T00:00:00Z">
         <w:r>
           <w:t xml:space="preserve">Economic Theory, 2(3), 244-263.</w:t>
         </w:r>
       </w:ins>
-      <w:ins w:id="10203" w:author="Z. Zukowski" w:date="2026-05-22T00:00:00Z">
-        <w:r>
-          <w:t xml:space="preserve"> </w:t>
-        </w:r>
-      </w:ins>
-      <w:ins w:id="10203" w:author="Z. Zukowski" w:date="2026-05-22T00:00:00Z">
+      <w:ins w:id="10205" w:author="Z. Zukowski" w:date="2026-05-22T00:00:00Z">
+        <w:r>
+          <w:t xml:space="preserve"> </w:t>
+        </w:r>
+      </w:ins>
+      <w:ins w:id="10205" w:author="Z. Zukowski" w:date="2026-05-22T00:00:00Z">
         <w:r>
           <w:t xml:space="preserve">https://doi.org/10.1016/0022-0531(70)90039-6</w:t>
         </w:r>
@@ -28078,27 +28098,27 @@
       <w:pPr>
         <w:pStyle w:val="BodyText"/>
       </w:pPr>
-      <w:ins w:id="10204" w:author="Z. Zukowski" w:date="2026-05-22T00:00:00Z">
+      <w:ins w:id="10206" w:author="Z. Zukowski" w:date="2026-05-22T00:00:00Z">
         <w:r>
           <w:t xml:space="preserve">Atzori, M. (2017). Blockchain technology and decentralized governance:</w:t>
         </w:r>
       </w:ins>
-      <w:ins w:id="10204" w:author="Z. Zukowski" w:date="2026-05-22T00:00:00Z">
-        <w:r>
-          <w:t xml:space="preserve"> </w:t>
-        </w:r>
-      </w:ins>
-      <w:ins w:id="10204" w:author="Z. Zukowski" w:date="2026-05-22T00:00:00Z">
+      <w:ins w:id="10206" w:author="Z. Zukowski" w:date="2026-05-22T00:00:00Z">
+        <w:r>
+          <w:t xml:space="preserve"> </w:t>
+        </w:r>
+      </w:ins>
+      <w:ins w:id="10206" w:author="Z. Zukowski" w:date="2026-05-22T00:00:00Z">
         <w:r>
           <w:t xml:space="preserve">Is the state still necessary? Journal of Governance and Regulation,</w:t>
         </w:r>
       </w:ins>
-      <w:ins w:id="10204" w:author="Z. Zukowski" w:date="2026-05-22T00:00:00Z">
-        <w:r>
-          <w:t xml:space="preserve"> </w:t>
-        </w:r>
-      </w:ins>
-      <w:ins w:id="10204" w:author="Z. Zukowski" w:date="2026-05-22T00:00:00Z">
+      <w:ins w:id="10206" w:author="Z. Zukowski" w:date="2026-05-22T00:00:00Z">
+        <w:r>
+          <w:t xml:space="preserve"> </w:t>
+        </w:r>
+      </w:ins>
+      <w:ins w:id="10206" w:author="Z. Zukowski" w:date="2026-05-22T00:00:00Z">
         <w:r>
           <w:t xml:space="preserve">6(1), 45-62. https://doi.org/10.22495/jgr_v6_i1_p5</w:t>
         </w:r>
@@ -28188,17 +28208,17 @@
       <w:pPr>
         <w:pStyle w:val="BodyText"/>
       </w:pPr>
-      <w:ins w:id="10205" w:author="Z. Zukowski" w:date="2026-05-22T00:00:00Z">
+      <w:ins w:id="10207" w:author="Z. Zukowski" w:date="2026-05-22T00:00:00Z">
         <w:r>
           <w:t xml:space="preserve">Banzhaf, J. F., III. (1968). One man, 3.312 votes: A mathematical</w:t>
         </w:r>
       </w:ins>
-      <w:ins w:id="10205" w:author="Z. Zukowski" w:date="2026-05-22T00:00:00Z">
-        <w:r>
-          <w:t xml:space="preserve"> </w:t>
-        </w:r>
-      </w:ins>
-      <w:ins w:id="10205" w:author="Z. Zukowski" w:date="2026-05-22T00:00:00Z">
+      <w:ins w:id="10207" w:author="Z. Zukowski" w:date="2026-05-22T00:00:00Z">
+        <w:r>
+          <w:t xml:space="preserve"> </w:t>
+        </w:r>
+      </w:ins>
+      <w:ins w:id="10207" w:author="Z. Zukowski" w:date="2026-05-22T00:00:00Z">
         <w:r>
           <w:t xml:space="preserve">analysis of the Electoral College. Villanova Law Review, 13(2), 304-332.</w:t>
         </w:r>
@@ -28208,17 +28228,17 @@
       <w:pPr>
         <w:pStyle w:val="BodyText"/>
       </w:pPr>
-      <w:ins w:id="10206" w:author="Z. Zukowski" w:date="2026-05-22T00:00:00Z">
+      <w:ins w:id="10208" w:author="Z. Zukowski" w:date="2026-05-22T00:00:00Z">
         <w:r>
           <w:t xml:space="preserve">Berle, A. A., &amp; Means, G. C. (1932). The modern corporation and private</w:t>
         </w:r>
       </w:ins>
-      <w:ins w:id="10206" w:author="Z. Zukowski" w:date="2026-05-22T00:00:00Z">
-        <w:r>
-          <w:t xml:space="preserve"> </w:t>
-        </w:r>
-      </w:ins>
-      <w:ins w:id="10206" w:author="Z. Zukowski" w:date="2026-05-22T00:00:00Z">
+      <w:ins w:id="10208" w:author="Z. Zukowski" w:date="2026-05-22T00:00:00Z">
+        <w:r>
+          <w:t xml:space="preserve"> </w:t>
+        </w:r>
+      </w:ins>
+      <w:ins w:id="10208" w:author="Z. Zukowski" w:date="2026-05-22T00:00:00Z">
         <w:r>
           <w:t xml:space="preserve">property. Macmillan.</w:t>
         </w:r>
@@ -28256,17 +28276,17 @@
       <w:pPr>
         <w:pStyle w:val="BodyText"/>
       </w:pPr>
-      <w:ins w:id="10207" w:author="Z. Zukowski" w:date="2026-05-22T00:00:00Z">
+      <w:ins w:id="10209" w:author="Z. Zukowski" w:date="2026-05-22T00:00:00Z">
         <w:r>
           <w:t xml:space="preserve">Brennan, G., &amp; Buchanan, J. M. (1985). The reason of rules:</w:t>
         </w:r>
       </w:ins>
-      <w:ins w:id="10207" w:author="Z. Zukowski" w:date="2026-05-22T00:00:00Z">
-        <w:r>
-          <w:t xml:space="preserve"> </w:t>
-        </w:r>
-      </w:ins>
-      <w:ins w:id="10207" w:author="Z. Zukowski" w:date="2026-05-22T00:00:00Z">
+      <w:ins w:id="10209" w:author="Z. Zukowski" w:date="2026-05-22T00:00:00Z">
+        <w:r>
+          <w:t xml:space="preserve"> </w:t>
+        </w:r>
+      </w:ins>
+      <w:ins w:id="10209" w:author="Z. Zukowski" w:date="2026-05-22T00:00:00Z">
         <w:r>
           <w:t xml:space="preserve">Constitutional political economy. Cambridge University Press.</w:t>
         </w:r>
@@ -28384,17 +28404,17 @@
       <w:pPr>
         <w:pStyle w:val="BodyText"/>
       </w:pPr>
-      <w:ins w:id="10208" w:author="Z. Zukowski" w:date="2026-05-22T00:00:00Z">
+      <w:ins w:id="10210" w:author="Z. Zukowski" w:date="2026-05-22T00:00:00Z">
         <w:r>
           <w:t xml:space="preserve">Cohen, J. (1988). Statistical power analysis for the behavioral</w:t>
         </w:r>
       </w:ins>
-      <w:ins w:id="10208" w:author="Z. Zukowski" w:date="2026-05-22T00:00:00Z">
-        <w:r>
-          <w:t xml:space="preserve"> </w:t>
-        </w:r>
-      </w:ins>
-      <w:ins w:id="10208" w:author="Z. Zukowski" w:date="2026-05-22T00:00:00Z">
+      <w:ins w:id="10210" w:author="Z. Zukowski" w:date="2026-05-22T00:00:00Z">
+        <w:r>
+          <w:t xml:space="preserve"> </w:t>
+        </w:r>
+      </w:ins>
+      <w:ins w:id="10210" w:author="Z. Zukowski" w:date="2026-05-22T00:00:00Z">
         <w:r>
           <w:t xml:space="preserve">sciences (2nd ed.). Lawrence Erlbaum Associates.</w:t>
         </w:r>
@@ -28430,17 +28450,17 @@
       <w:pPr>
         <w:pStyle w:val="BodyText"/>
       </w:pPr>
-      <w:ins w:id="10209" w:author="Z. Zukowski" w:date="2026-05-22T00:00:00Z">
+      <w:ins w:id="10211" w:author="Z. Zukowski" w:date="2026-05-22T00:00:00Z">
         <w:r>
           <w:t xml:space="preserve">DuPont, Q. (2014). The politics of cryptography: Bitcoin and the</w:t>
         </w:r>
       </w:ins>
-      <w:ins w:id="10209" w:author="Z. Zukowski" w:date="2026-05-22T00:00:00Z">
-        <w:r>
-          <w:t xml:space="preserve"> </w:t>
-        </w:r>
-      </w:ins>
-      <w:ins w:id="10209" w:author="Z. Zukowski" w:date="2026-05-22T00:00:00Z">
+      <w:ins w:id="10211" w:author="Z. Zukowski" w:date="2026-05-22T00:00:00Z">
+        <w:r>
+          <w:t xml:space="preserve"> </w:t>
+        </w:r>
+      </w:ins>
+      <w:ins w:id="10211" w:author="Z. Zukowski" w:date="2026-05-22T00:00:00Z">
         <w:r>
           <w:t xml:space="preserve">ordering machines. Journal of Peer Production, 4. https://peerproduction.net</w:t>
         </w:r>
@@ -28542,17 +28562,17 @@
       <w:pPr>
         <w:pStyle w:val="BodyText"/>
       </w:pPr>
-      <w:ins w:id="10210" w:author="Z. Zukowski" w:date="2026-05-22T00:00:00Z">
+      <w:ins w:id="10212" w:author="Z. Zukowski" w:date="2026-05-22T00:00:00Z">
         <w:r>
           <w:t xml:space="preserve">Felsenthal, D. S., &amp; Machover, M. (1998). The measurement of voting</w:t>
         </w:r>
       </w:ins>
-      <w:ins w:id="10210" w:author="Z. Zukowski" w:date="2026-05-22T00:00:00Z">
-        <w:r>
-          <w:t xml:space="preserve"> </w:t>
-        </w:r>
-      </w:ins>
-      <w:ins w:id="10210" w:author="Z. Zukowski" w:date="2026-05-22T00:00:00Z">
+      <w:ins w:id="10212" w:author="Z. Zukowski" w:date="2026-05-22T00:00:00Z">
+        <w:r>
+          <w:t xml:space="preserve"> </w:t>
+        </w:r>
+      </w:ins>
+      <w:ins w:id="10212" w:author="Z. Zukowski" w:date="2026-05-22T00:00:00Z">
         <w:r>
           <w:t xml:space="preserve">power: Theory and practice, problems and paradoxes. Edward Elgar.</w:t>
         </w:r>
@@ -28680,17 +28700,17 @@
       <w:pPr>
         <w:pStyle w:val="BodyText"/>
       </w:pPr>
-      <w:ins w:id="10211" w:author="Z. Zukowski" w:date="2026-05-22T00:00:00Z">
+      <w:ins w:id="10213" w:author="Z. Zukowski" w:date="2026-05-22T00:00:00Z">
         <w:r>
           <w:t xml:space="preserve">Hardin, G. (1968). The tragedy of the commons. Science, 162(3859),</w:t>
         </w:r>
       </w:ins>
-      <w:ins w:id="10211" w:author="Z. Zukowski" w:date="2026-05-22T00:00:00Z">
-        <w:r>
-          <w:t xml:space="preserve"> </w:t>
-        </w:r>
-      </w:ins>
-      <w:ins w:id="10211" w:author="Z. Zukowski" w:date="2026-05-22T00:00:00Z">
+      <w:ins w:id="10213" w:author="Z. Zukowski" w:date="2026-05-22T00:00:00Z">
+        <w:r>
+          <w:t xml:space="preserve"> </w:t>
+        </w:r>
+      </w:ins>
+      <w:ins w:id="10213" w:author="Z. Zukowski" w:date="2026-05-22T00:00:00Z">
         <w:r>
           <w:t xml:space="preserve">1243-1248. https://doi.org/10.1126/science.162.3859.1243</w:t>
         </w:r>
@@ -28700,17 +28720,17 @@
       <w:pPr>
         <w:pStyle w:val="BodyText"/>
       </w:pPr>
-      <w:ins w:id="10212" w:author="Z. Zukowski" w:date="2026-05-22T00:00:00Z">
+      <w:ins w:id="10214" w:author="Z. Zukowski" w:date="2026-05-22T00:00:00Z">
         <w:r>
           <w:t xml:space="preserve">Hirschman, A. O. (1964). The paternity of an index. American Economic</w:t>
         </w:r>
       </w:ins>
-      <w:ins w:id="10212" w:author="Z. Zukowski" w:date="2026-05-22T00:00:00Z">
-        <w:r>
-          <w:t xml:space="preserve"> </w:t>
-        </w:r>
-      </w:ins>
-      <w:ins w:id="10212" w:author="Z. Zukowski" w:date="2026-05-22T00:00:00Z">
+      <w:ins w:id="10214" w:author="Z. Zukowski" w:date="2026-05-22T00:00:00Z">
+        <w:r>
+          <w:t xml:space="preserve"> </w:t>
+        </w:r>
+      </w:ins>
+      <w:ins w:id="10214" w:author="Z. Zukowski" w:date="2026-05-22T00:00:00Z">
         <w:r>
           <w:t xml:space="preserve">Review, 54(5), 761.</w:t>
         </w:r>
@@ -28720,17 +28740,17 @@
       <w:pPr>
         <w:pStyle w:val="BodyText"/>
       </w:pPr>
-      <w:ins w:id="10213" w:author="Z. Zukowski" w:date="2026-05-22T00:00:00Z">
+      <w:ins w:id="10215" w:author="Z. Zukowski" w:date="2026-05-22T00:00:00Z">
         <w:r>
           <w:t xml:space="preserve">Holmstrom, B. (1979). Moral hazard and observability. The Bell</w:t>
         </w:r>
       </w:ins>
-      <w:ins w:id="10213" w:author="Z. Zukowski" w:date="2026-05-22T00:00:00Z">
-        <w:r>
-          <w:t xml:space="preserve"> </w:t>
-        </w:r>
-      </w:ins>
-      <w:ins w:id="10213" w:author="Z. Zukowski" w:date="2026-05-22T00:00:00Z">
+      <w:ins w:id="10215" w:author="Z. Zukowski" w:date="2026-05-22T00:00:00Z">
+        <w:r>
+          <w:t xml:space="preserve"> </w:t>
+        </w:r>
+      </w:ins>
+      <w:ins w:id="10215" w:author="Z. Zukowski" w:date="2026-05-22T00:00:00Z">
         <w:r>
           <w:t xml:space="preserve">Journal of Economics, 10(1), 74-91. https://doi.org/10.2307/3003320</w:t>
         </w:r>
@@ -28774,27 +28794,27 @@
       <w:pPr>
         <w:pStyle w:val="BodyText"/>
       </w:pPr>
-      <w:ins w:id="10214" w:author="Z. Zukowski" w:date="2026-05-22T00:00:00Z">
+      <w:ins w:id="10216" w:author="Z. Zukowski" w:date="2026-05-22T00:00:00Z">
         <w:r>
           <w:t xml:space="preserve">Hurwicz, L. (1987). Inventing new institutions: The design perspective.</w:t>
         </w:r>
       </w:ins>
-      <w:ins w:id="10214" w:author="Z. Zukowski" w:date="2026-05-22T00:00:00Z">
-        <w:r>
-          <w:t xml:space="preserve"> </w:t>
-        </w:r>
-      </w:ins>
-      <w:ins w:id="10214" w:author="Z. Zukowski" w:date="2026-05-22T00:00:00Z">
+      <w:ins w:id="10216" w:author="Z. Zukowski" w:date="2026-05-22T00:00:00Z">
+        <w:r>
+          <w:t xml:space="preserve"> </w:t>
+        </w:r>
+      </w:ins>
+      <w:ins w:id="10216" w:author="Z. Zukowski" w:date="2026-05-22T00:00:00Z">
         <w:r>
           <w:t xml:space="preserve">American Journal of Agricultural Economics, 69(2), 395-402.</w:t>
         </w:r>
       </w:ins>
-      <w:ins w:id="10214" w:author="Z. Zukowski" w:date="2026-05-22T00:00:00Z">
-        <w:r>
-          <w:t xml:space="preserve"> </w:t>
-        </w:r>
-      </w:ins>
-      <w:ins w:id="10214" w:author="Z. Zukowski" w:date="2026-05-22T00:00:00Z">
+      <w:ins w:id="10216" w:author="Z. Zukowski" w:date="2026-05-22T00:00:00Z">
+        <w:r>
+          <w:t xml:space="preserve"> </w:t>
+        </w:r>
+      </w:ins>
+      <w:ins w:id="10216" w:author="Z. Zukowski" w:date="2026-05-22T00:00:00Z">
         <w:r>
           <w:t xml:space="preserve">https://doi.org/10.2307/1242293</w:t>
         </w:r>
@@ -28804,27 +28824,27 @@
       <w:pPr>
         <w:pStyle w:val="BodyText"/>
       </w:pPr>
-      <w:ins w:id="10215" w:author="Z. Zukowski" w:date="2026-05-22T00:00:00Z">
+      <w:ins w:id="10217" w:author="Z. Zukowski" w:date="2026-05-22T00:00:00Z">
         <w:r>
           <w:t xml:space="preserve">Jensen, M. C., &amp; Meckling, W. H. (1976). Theory of the firm: Managerial</w:t>
         </w:r>
       </w:ins>
-      <w:ins w:id="10215" w:author="Z. Zukowski" w:date="2026-05-22T00:00:00Z">
-        <w:r>
-          <w:t xml:space="preserve"> </w:t>
-        </w:r>
-      </w:ins>
-      <w:ins w:id="10215" w:author="Z. Zukowski" w:date="2026-05-22T00:00:00Z">
+      <w:ins w:id="10217" w:author="Z. Zukowski" w:date="2026-05-22T00:00:00Z">
+        <w:r>
+          <w:t xml:space="preserve"> </w:t>
+        </w:r>
+      </w:ins>
+      <w:ins w:id="10217" w:author="Z. Zukowski" w:date="2026-05-22T00:00:00Z">
         <w:r>
           <w:t xml:space="preserve">behavior, agency costs and ownership structure. Journal of Financial</w:t>
         </w:r>
       </w:ins>
-      <w:ins w:id="10215" w:author="Z. Zukowski" w:date="2026-05-22T00:00:00Z">
-        <w:r>
-          <w:t xml:space="preserve"> </w:t>
-        </w:r>
-      </w:ins>
-      <w:ins w:id="10215" w:author="Z. Zukowski" w:date="2026-05-22T00:00:00Z">
+      <w:ins w:id="10217" w:author="Z. Zukowski" w:date="2026-05-22T00:00:00Z">
+        <w:r>
+          <w:t xml:space="preserve"> </w:t>
+        </w:r>
+      </w:ins>
+      <w:ins w:id="10217" w:author="Z. Zukowski" w:date="2026-05-22T00:00:00Z">
         <w:r>
           <w:t xml:space="preserve">Economics, 3(4), 305-360. https://doi.org/10.1016/0304-405X(76)90026-X</w:t>
         </w:r>
@@ -28834,17 +28854,17 @@
       <w:pPr>
         <w:pStyle w:val="BodyText"/>
       </w:pPr>
-      <w:ins w:id="10216" w:author="Z. Zukowski" w:date="2026-05-22T00:00:00Z">
+      <w:ins w:id="10218" w:author="Z. Zukowski" w:date="2026-05-22T00:00:00Z">
         <w:r>
           <w:t xml:space="preserve">Khan, L. M. (2017). Amazon’s antitrust paradox. The Yale Law Journal,</w:t>
         </w:r>
       </w:ins>
-      <w:ins w:id="10216" w:author="Z. Zukowski" w:date="2026-05-22T00:00:00Z">
-        <w:r>
-          <w:t xml:space="preserve"> </w:t>
-        </w:r>
-      </w:ins>
-      <w:ins w:id="10216" w:author="Z. Zukowski" w:date="2026-05-22T00:00:00Z">
+      <w:ins w:id="10218" w:author="Z. Zukowski" w:date="2026-05-22T00:00:00Z">
+        <w:r>
+          <w:t xml:space="preserve"> </w:t>
+        </w:r>
+      </w:ins>
+      <w:ins w:id="10218" w:author="Z. Zukowski" w:date="2026-05-22T00:00:00Z">
         <w:r>
           <w:t xml:space="preserve">126(3), 710-805.</w:t>
         </w:r>
@@ -28886,27 +28906,27 @@
       <w:pPr>
         <w:pStyle w:val="BodyText"/>
       </w:pPr>
-      <w:ins w:id="10217" w:author="Z. Zukowski" w:date="2026-05-22T00:00:00Z">
+      <w:ins w:id="10219" w:author="Z. Zukowski" w:date="2026-05-22T00:00:00Z">
         <w:r>
           <w:t xml:space="preserve">La Porta, R., Lopez-de-Silanes, F., &amp; Shleifer, A. (1999). Corporate</w:t>
         </w:r>
       </w:ins>
-      <w:ins w:id="10217" w:author="Z. Zukowski" w:date="2026-05-22T00:00:00Z">
-        <w:r>
-          <w:t xml:space="preserve"> </w:t>
-        </w:r>
-      </w:ins>
-      <w:ins w:id="10217" w:author="Z. Zukowski" w:date="2026-05-22T00:00:00Z">
+      <w:ins w:id="10219" w:author="Z. Zukowski" w:date="2026-05-22T00:00:00Z">
+        <w:r>
+          <w:t xml:space="preserve"> </w:t>
+        </w:r>
+      </w:ins>
+      <w:ins w:id="10219" w:author="Z. Zukowski" w:date="2026-05-22T00:00:00Z">
         <w:r>
           <w:t xml:space="preserve">ownership around the world. Journal of Finance, 54(2), 471-517.</w:t>
         </w:r>
       </w:ins>
-      <w:ins w:id="10217" w:author="Z. Zukowski" w:date="2026-05-22T00:00:00Z">
-        <w:r>
-          <w:t xml:space="preserve"> </w:t>
-        </w:r>
-      </w:ins>
-      <w:ins w:id="10217" w:author="Z. Zukowski" w:date="2026-05-22T00:00:00Z">
+      <w:ins w:id="10219" w:author="Z. Zukowski" w:date="2026-05-22T00:00:00Z">
+        <w:r>
+          <w:t xml:space="preserve"> </w:t>
+        </w:r>
+      </w:ins>
+      <w:ins w:id="10219" w:author="Z. Zukowski" w:date="2026-05-22T00:00:00Z">
         <w:r>
           <w:t xml:space="preserve">https://doi.org/10.1111/0022-1082.00115</w:t>
         </w:r>
@@ -28936,27 +28956,27 @@
       <w:pPr>
         <w:pStyle w:val="BodyText"/>
       </w:pPr>
-      <w:ins w:id="10218" w:author="Z. Zukowski" w:date="2026-05-22T00:00:00Z">
+      <w:ins w:id="10220" w:author="Z. Zukowski" w:date="2026-05-22T00:00:00Z">
         <w:r>
           <w:t xml:space="preserve">Malenko, N., &amp; Shen, Y. (2016). The role of proxy advisory firms:</w:t>
         </w:r>
       </w:ins>
-      <w:ins w:id="10218" w:author="Z. Zukowski" w:date="2026-05-22T00:00:00Z">
-        <w:r>
-          <w:t xml:space="preserve"> </w:t>
-        </w:r>
-      </w:ins>
-      <w:ins w:id="10218" w:author="Z. Zukowski" w:date="2026-05-22T00:00:00Z">
+      <w:ins w:id="10220" w:author="Z. Zukowski" w:date="2026-05-22T00:00:00Z">
+        <w:r>
+          <w:t xml:space="preserve"> </w:t>
+        </w:r>
+      </w:ins>
+      <w:ins w:id="10220" w:author="Z. Zukowski" w:date="2026-05-22T00:00:00Z">
         <w:r>
           <w:t xml:space="preserve">Evidence from a regression-discontinuity design. Review of Financial</w:t>
         </w:r>
       </w:ins>
-      <w:ins w:id="10218" w:author="Z. Zukowski" w:date="2026-05-22T00:00:00Z">
-        <w:r>
-          <w:t xml:space="preserve"> </w:t>
-        </w:r>
-      </w:ins>
-      <w:ins w:id="10218" w:author="Z. Zukowski" w:date="2026-05-22T00:00:00Z">
+      <w:ins w:id="10220" w:author="Z. Zukowski" w:date="2026-05-22T00:00:00Z">
+        <w:r>
+          <w:t xml:space="preserve"> </w:t>
+        </w:r>
+      </w:ins>
+      <w:ins w:id="10220" w:author="Z. Zukowski" w:date="2026-05-22T00:00:00Z">
         <w:r>
           <w:t xml:space="preserve">Studies, 29(12), 3394-3427. https://doi.org/10.1093/rfs/hhw070</w:t>
         </w:r>
@@ -29000,27 +29020,27 @@
       <w:pPr>
         <w:pStyle w:val="BodyText"/>
       </w:pPr>
-      <w:ins w:id="10219" w:author="Z. Zukowski" w:date="2026-05-22T00:00:00Z">
+      <w:ins w:id="10221" w:author="Z. Zukowski" w:date="2026-05-22T00:00:00Z">
         <w:r>
           <w:t xml:space="preserve">Nabben, K., &amp; De Filippi, P. (2024). Accountability protocols? On-chain</w:t>
         </w:r>
       </w:ins>
-      <w:ins w:id="10219" w:author="Z. Zukowski" w:date="2026-05-22T00:00:00Z">
-        <w:r>
-          <w:t xml:space="preserve"> </w:t>
-        </w:r>
-      </w:ins>
-      <w:ins w:id="10219" w:author="Z. Zukowski" w:date="2026-05-22T00:00:00Z">
+      <w:ins w:id="10221" w:author="Z. Zukowski" w:date="2026-05-22T00:00:00Z">
+        <w:r>
+          <w:t xml:space="preserve"> </w:t>
+        </w:r>
+      </w:ins>
+      <w:ins w:id="10221" w:author="Z. Zukowski" w:date="2026-05-22T00:00:00Z">
         <w:r>
           <w:t xml:space="preserve">dynamics in blockchain governance. Internet Policy Review, 13(4).</w:t>
         </w:r>
       </w:ins>
-      <w:ins w:id="10219" w:author="Z. Zukowski" w:date="2026-05-22T00:00:00Z">
-        <w:r>
-          <w:t xml:space="preserve"> </w:t>
-        </w:r>
-      </w:ins>
-      <w:ins w:id="10219" w:author="Z. Zukowski" w:date="2026-05-22T00:00:00Z">
+      <w:ins w:id="10221" w:author="Z. Zukowski" w:date="2026-05-22T00:00:00Z">
+        <w:r>
+          <w:t xml:space="preserve"> </w:t>
+        </w:r>
+      </w:ins>
+      <w:ins w:id="10221" w:author="Z. Zukowski" w:date="2026-05-22T00:00:00Z">
         <w:r>
           <w:t xml:space="preserve">https://doi.org/10.14763/2024.4.1807</w:t>
         </w:r>
@@ -29076,17 +29096,17 @@
       <w:pPr>
         <w:pStyle w:val="BodyText"/>
       </w:pPr>
-      <w:ins w:id="10220" w:author="Z. Zukowski" w:date="2026-05-22T00:00:00Z">
+      <w:ins w:id="10222" w:author="Z. Zukowski" w:date="2026-05-22T00:00:00Z">
         <w:r>
           <w:t xml:space="preserve">North, D. C. (1990). Institutions, institutional change and economic</w:t>
         </w:r>
       </w:ins>
-      <w:ins w:id="10220" w:author="Z. Zukowski" w:date="2026-05-22T00:00:00Z">
-        <w:r>
-          <w:t xml:space="preserve"> </w:t>
-        </w:r>
-      </w:ins>
-      <w:ins w:id="10220" w:author="Z. Zukowski" w:date="2026-05-22T00:00:00Z">
+      <w:ins w:id="10222" w:author="Z. Zukowski" w:date="2026-05-22T00:00:00Z">
+        <w:r>
+          <w:t xml:space="preserve"> </w:t>
+        </w:r>
+      </w:ins>
+      <w:ins w:id="10222" w:author="Z. Zukowski" w:date="2026-05-22T00:00:00Z">
         <w:r>
           <w:t xml:space="preserve">performance. Cambridge University Press.</w:t>
         </w:r>
@@ -29138,27 +29158,27 @@
       <w:pPr>
         <w:pStyle w:val="BodyText"/>
       </w:pPr>
-      <w:ins w:id="10221" w:author="Z. Zukowski" w:date="2026-05-22T00:00:00Z">
+      <w:ins w:id="10223" w:author="Z. Zukowski" w:date="2026-05-22T00:00:00Z">
         <w:r>
           <w:t xml:space="preserve">Penrose, L. S. (1946). The elementary statistics of majority voting.</w:t>
         </w:r>
       </w:ins>
-      <w:ins w:id="10221" w:author="Z. Zukowski" w:date="2026-05-22T00:00:00Z">
-        <w:r>
-          <w:t xml:space="preserve"> </w:t>
-        </w:r>
-      </w:ins>
-      <w:ins w:id="10221" w:author="Z. Zukowski" w:date="2026-05-22T00:00:00Z">
+      <w:ins w:id="10223" w:author="Z. Zukowski" w:date="2026-05-22T00:00:00Z">
+        <w:r>
+          <w:t xml:space="preserve"> </w:t>
+        </w:r>
+      </w:ins>
+      <w:ins w:id="10223" w:author="Z. Zukowski" w:date="2026-05-22T00:00:00Z">
         <w:r>
           <w:t xml:space="preserve">Journal of the Royal Statistical Society, 109(1), 53-57.</w:t>
         </w:r>
       </w:ins>
-      <w:ins w:id="10221" w:author="Z. Zukowski" w:date="2026-05-22T00:00:00Z">
-        <w:r>
-          <w:t xml:space="preserve"> </w:t>
-        </w:r>
-      </w:ins>
-      <w:ins w:id="10221" w:author="Z. Zukowski" w:date="2026-05-22T00:00:00Z">
+      <w:ins w:id="10223" w:author="Z. Zukowski" w:date="2026-05-22T00:00:00Z">
+        <w:r>
+          <w:t xml:space="preserve"> </w:t>
+        </w:r>
+      </w:ins>
+      <w:ins w:id="10223" w:author="Z. Zukowski" w:date="2026-05-22T00:00:00Z">
         <w:r>
           <w:t xml:space="preserve">https://doi.org/10.1111/j.2397-2335.1946.tb04638.x</w:t>
         </w:r>
@@ -29182,17 +29202,17 @@
       <w:pPr>
         <w:pStyle w:val="BodyText"/>
       </w:pPr>
-      <w:ins w:id="10222" w:author="Z. Zukowski" w:date="2026-05-22T00:00:00Z">
+      <w:ins w:id="10224" w:author="Z. Zukowski" w:date="2026-05-22T00:00:00Z">
         <w:r>
           <w:t xml:space="preserve">Polanyi, K. (1944). The great transformation: The political and</w:t>
         </w:r>
       </w:ins>
-      <w:ins w:id="10222" w:author="Z. Zukowski" w:date="2026-05-22T00:00:00Z">
-        <w:r>
-          <w:t xml:space="preserve"> </w:t>
-        </w:r>
-      </w:ins>
-      <w:ins w:id="10222" w:author="Z. Zukowski" w:date="2026-05-22T00:00:00Z">
+      <w:ins w:id="10224" w:author="Z. Zukowski" w:date="2026-05-22T00:00:00Z">
+        <w:r>
+          <w:t xml:space="preserve"> </w:t>
+        </w:r>
+      </w:ins>
+      <w:ins w:id="10224" w:author="Z. Zukowski" w:date="2026-05-22T00:00:00Z">
         <w:r>
           <w:t xml:space="preserve">economic origins of our time. Farrar &amp; Rinehart.</w:t>
         </w:r>
@@ -29262,37 +29282,37 @@
       <w:pPr>
         <w:pStyle w:val="BodyText"/>
       </w:pPr>
-      <w:ins w:id="10223" w:author="Z. Zukowski" w:date="2026-05-22T00:00:00Z">
+      <w:ins w:id="10225" w:author="Z. Zukowski" w:date="2026-05-22T00:00:00Z">
         <w:r>
           <w:t xml:space="preserve">Rozas, D., Tenorio-Fornés, A., Díaz-Molina, S., &amp; Hassan, S. (2021).</w:t>
         </w:r>
       </w:ins>
-      <w:ins w:id="10223" w:author="Z. Zukowski" w:date="2026-05-22T00:00:00Z">
-        <w:r>
-          <w:t xml:space="preserve"> </w:t>
-        </w:r>
-      </w:ins>
-      <w:ins w:id="10223" w:author="Z. Zukowski" w:date="2026-05-22T00:00:00Z">
+      <w:ins w:id="10225" w:author="Z. Zukowski" w:date="2026-05-22T00:00:00Z">
+        <w:r>
+          <w:t xml:space="preserve"> </w:t>
+        </w:r>
+      </w:ins>
+      <w:ins w:id="10225" w:author="Z. Zukowski" w:date="2026-05-22T00:00:00Z">
         <w:r>
           <w:t xml:space="preserve">When Ostrom meets blockchain: Exploring the potentials of blockchain</w:t>
         </w:r>
       </w:ins>
-      <w:ins w:id="10223" w:author="Z. Zukowski" w:date="2026-05-22T00:00:00Z">
-        <w:r>
-          <w:t xml:space="preserve"> </w:t>
-        </w:r>
-      </w:ins>
-      <w:ins w:id="10223" w:author="Z. Zukowski" w:date="2026-05-22T00:00:00Z">
+      <w:ins w:id="10225" w:author="Z. Zukowski" w:date="2026-05-22T00:00:00Z">
+        <w:r>
+          <w:t xml:space="preserve"> </w:t>
+        </w:r>
+      </w:ins>
+      <w:ins w:id="10225" w:author="Z. Zukowski" w:date="2026-05-22T00:00:00Z">
         <w:r>
           <w:t xml:space="preserve">for commons governance. SAGE Open, 11(1), 1-14.</w:t>
         </w:r>
       </w:ins>
-      <w:ins w:id="10223" w:author="Z. Zukowski" w:date="2026-05-22T00:00:00Z">
-        <w:r>
-          <w:t xml:space="preserve"> </w:t>
-        </w:r>
-      </w:ins>
-      <w:ins w:id="10223" w:author="Z. Zukowski" w:date="2026-05-22T00:00:00Z">
+      <w:ins w:id="10225" w:author="Z. Zukowski" w:date="2026-05-22T00:00:00Z">
+        <w:r>
+          <w:t xml:space="preserve"> </w:t>
+        </w:r>
+      </w:ins>
+      <w:ins w:id="10225" w:author="Z. Zukowski" w:date="2026-05-22T00:00:00Z">
         <w:r>
           <w:t xml:space="preserve">https://doi.org/10.1177/21582440211002526</w:t>
         </w:r>
@@ -29362,27 +29382,27 @@
       <w:pPr>
         <w:pStyle w:val="BodyText"/>
       </w:pPr>
-      <w:ins w:id="10224" w:author="Z. Zukowski" w:date="2026-05-22T00:00:00Z">
+      <w:ins w:id="10226" w:author="Z. Zukowski" w:date="2026-05-22T00:00:00Z">
         <w:r>
           <w:t xml:space="preserve">Schneider, N. (2024). Governable spaces: Democratic design for online</w:t>
         </w:r>
       </w:ins>
-      <w:ins w:id="10224" w:author="Z. Zukowski" w:date="2026-05-22T00:00:00Z">
-        <w:r>
-          <w:t xml:space="preserve"> </w:t>
-        </w:r>
-      </w:ins>
-      <w:ins w:id="10224" w:author="Z. Zukowski" w:date="2026-05-22T00:00:00Z">
+      <w:ins w:id="10226" w:author="Z. Zukowski" w:date="2026-05-22T00:00:00Z">
+        <w:r>
+          <w:t xml:space="preserve"> </w:t>
+        </w:r>
+      </w:ins>
+      <w:ins w:id="10226" w:author="Z. Zukowski" w:date="2026-05-22T00:00:00Z">
         <w:r>
           <w:t xml:space="preserve">life. University of California Press (Luminos Open Access).</w:t>
         </w:r>
       </w:ins>
-      <w:ins w:id="10224" w:author="Z. Zukowski" w:date="2026-05-22T00:00:00Z">
-        <w:r>
-          <w:t xml:space="preserve"> </w:t>
-        </w:r>
-      </w:ins>
-      <w:ins w:id="10224" w:author="Z. Zukowski" w:date="2026-05-22T00:00:00Z">
+      <w:ins w:id="10226" w:author="Z. Zukowski" w:date="2026-05-22T00:00:00Z">
+        <w:r>
+          <w:t xml:space="preserve"> </w:t>
+        </w:r>
+      </w:ins>
+      <w:ins w:id="10226" w:author="Z. Zukowski" w:date="2026-05-22T00:00:00Z">
         <w:r>
           <w:t xml:space="preserve">https://doi.org/10.1525/luminos.181</w:t>
         </w:r>
@@ -29412,27 +29432,27 @@
       <w:pPr>
         <w:pStyle w:val="BodyText"/>
       </w:pPr>
-      <w:ins w:id="10225" w:author="Z. Zukowski" w:date="2026-05-22T00:00:00Z">
+      <w:ins w:id="10227" w:author="Z. Zukowski" w:date="2026-05-22T00:00:00Z">
         <w:r>
           <w:t xml:space="preserve">Shapley, L. S., &amp; Shubik, M. (1954). A method for evaluating the</w:t>
         </w:r>
       </w:ins>
-      <w:ins w:id="10225" w:author="Z. Zukowski" w:date="2026-05-22T00:00:00Z">
-        <w:r>
-          <w:t xml:space="preserve"> </w:t>
-        </w:r>
-      </w:ins>
-      <w:ins w:id="10225" w:author="Z. Zukowski" w:date="2026-05-22T00:00:00Z">
+      <w:ins w:id="10227" w:author="Z. Zukowski" w:date="2026-05-22T00:00:00Z">
+        <w:r>
+          <w:t xml:space="preserve"> </w:t>
+        </w:r>
+      </w:ins>
+      <w:ins w:id="10227" w:author="Z. Zukowski" w:date="2026-05-22T00:00:00Z">
         <w:r>
           <w:t xml:space="preserve">distribution of power in a committee system. American Political Science</w:t>
         </w:r>
       </w:ins>
-      <w:ins w:id="10225" w:author="Z. Zukowski" w:date="2026-05-22T00:00:00Z">
-        <w:r>
-          <w:t xml:space="preserve"> </w:t>
-        </w:r>
-      </w:ins>
-      <w:ins w:id="10225" w:author="Z. Zukowski" w:date="2026-05-22T00:00:00Z">
+      <w:ins w:id="10227" w:author="Z. Zukowski" w:date="2026-05-22T00:00:00Z">
+        <w:r>
+          <w:t xml:space="preserve"> </w:t>
+        </w:r>
+      </w:ins>
+      <w:ins w:id="10227" w:author="Z. Zukowski" w:date="2026-05-22T00:00:00Z">
         <w:r>
           <w:t xml:space="preserve">Review, 48(3), 787-792. https://doi.org/10.2307/1951053</w:t>
         </w:r>
@@ -29442,27 +29462,27 @@
       <w:pPr>
         <w:pStyle w:val="BodyText"/>
       </w:pPr>
-      <w:ins w:id="10226" w:author="Z. Zukowski" w:date="2026-05-22T00:00:00Z">
+      <w:ins w:id="10228" w:author="Z. Zukowski" w:date="2026-05-22T00:00:00Z">
         <w:r>
           <w:t xml:space="preserve">Shleifer, A., &amp; Vishny, R. W. (1997). A survey of corporate governance.</w:t>
         </w:r>
       </w:ins>
-      <w:ins w:id="10226" w:author="Z. Zukowski" w:date="2026-05-22T00:00:00Z">
-        <w:r>
-          <w:t xml:space="preserve"> </w:t>
-        </w:r>
-      </w:ins>
-      <w:ins w:id="10226" w:author="Z. Zukowski" w:date="2026-05-22T00:00:00Z">
+      <w:ins w:id="10228" w:author="Z. Zukowski" w:date="2026-05-22T00:00:00Z">
+        <w:r>
+          <w:t xml:space="preserve"> </w:t>
+        </w:r>
+      </w:ins>
+      <w:ins w:id="10228" w:author="Z. Zukowski" w:date="2026-05-22T00:00:00Z">
         <w:r>
           <w:t xml:space="preserve">Journal of Finance, 52(2), 737-783.</w:t>
         </w:r>
       </w:ins>
-      <w:ins w:id="10226" w:author="Z. Zukowski" w:date="2026-05-22T00:00:00Z">
-        <w:r>
-          <w:t xml:space="preserve"> </w:t>
-        </w:r>
-      </w:ins>
-      <w:ins w:id="10226" w:author="Z. Zukowski" w:date="2026-05-22T00:00:00Z">
+      <w:ins w:id="10228" w:author="Z. Zukowski" w:date="2026-05-22T00:00:00Z">
+        <w:r>
+          <w:t xml:space="preserve"> </w:t>
+        </w:r>
+      </w:ins>
+      <w:ins w:id="10228" w:author="Z. Zukowski" w:date="2026-05-22T00:00:00Z">
         <w:r>
           <w:t xml:space="preserve">https://doi.org/10.1111/j.1540-6261.1997.tb04820.x</w:t>
         </w:r>
@@ -29472,7 +29492,7 @@
       <w:pPr>
         <w:pStyle w:val="BodyText"/>
       </w:pPr>
-      <w:ins w:id="10227" w:author="Z. Zukowski" w:date="2026-05-22T00:00:00Z">
+      <w:ins w:id="10229" w:author="Z. Zukowski" w:date="2026-05-22T00:00:00Z">
         <w:r>
           <w:t xml:space="preserve">Theil, H. (1967). Economics and information theory. North-Holland.</w:t>
         </w:r>
@@ -29482,17 +29502,17 @@
       <w:pPr>
         <w:pStyle w:val="BodyText"/>
       </w:pPr>
-      <w:ins w:id="10228" w:author="Z. Zukowski" w:date="2026-05-22T00:00:00Z">
+      <w:ins w:id="10230" w:author="Z. Zukowski" w:date="2026-05-22T00:00:00Z">
         <w:r>
           <w:t xml:space="preserve">Tirole, J. (2001). Corporate governance. Econometrica, 69(1), 1-35.</w:t>
         </w:r>
       </w:ins>
-      <w:ins w:id="10228" w:author="Z. Zukowski" w:date="2026-05-22T00:00:00Z">
-        <w:r>
-          <w:t xml:space="preserve"> </w:t>
-        </w:r>
-      </w:ins>
-      <w:ins w:id="10228" w:author="Z. Zukowski" w:date="2026-05-22T00:00:00Z">
+      <w:ins w:id="10230" w:author="Z. Zukowski" w:date="2026-05-22T00:00:00Z">
+        <w:r>
+          <w:t xml:space="preserve"> </w:t>
+        </w:r>
+      </w:ins>
+      <w:ins w:id="10230" w:author="Z. Zukowski" w:date="2026-05-22T00:00:00Z">
         <w:r>
           <w:t xml:space="preserve">https://doi.org/10.1111/1468-0262.00177</w:t>
         </w:r>
@@ -29556,52 +29576,52 @@
       <w:pPr>
         <w:pStyle w:val="BodyText"/>
       </w:pPr>
-      <w:ins w:id="10229" w:author="Z. Zukowski" w:date="2026-05-22T00:00:00Z">
+      <w:ins w:id="10231" w:author="Z. Zukowski" w:date="2026-05-22T00:00:00Z">
         <w:r>
           <w:t xml:space="preserve">Walch, A. (2019). Deconstructing</w:t>
         </w:r>
       </w:ins>
-      <w:ins w:id="10229" w:author="Z. Zukowski" w:date="2026-05-22T00:00:00Z">
-        <w:r>
-          <w:t xml:space="preserve"> </w:t>
-        </w:r>
-      </w:ins>
-      <w:ins w:id="10229" w:author="Z. Zukowski" w:date="2026-05-22T00:00:00Z">
+      <w:ins w:id="10231" w:author="Z. Zukowski" w:date="2026-05-22T00:00:00Z">
+        <w:r>
+          <w:t xml:space="preserve"> </w:t>
+        </w:r>
+      </w:ins>
+      <w:ins w:id="10231" w:author="Z. Zukowski" w:date="2026-05-22T00:00:00Z">
         <w:r>
           <w:t xml:space="preserve">“decentralization”</w:t>
         </w:r>
       </w:ins>
-      <w:ins w:id="10229" w:author="Z. Zukowski" w:date="2026-05-22T00:00:00Z">
+      <w:ins w:id="10231" w:author="Z. Zukowski" w:date="2026-05-22T00:00:00Z">
         <w:r>
           <w:t xml:space="preserve">: Exploring the</w:t>
         </w:r>
       </w:ins>
-      <w:ins w:id="10229" w:author="Z. Zukowski" w:date="2026-05-22T00:00:00Z">
-        <w:r>
-          <w:t xml:space="preserve"> </w:t>
-        </w:r>
-      </w:ins>
-      <w:ins w:id="10229" w:author="Z. Zukowski" w:date="2026-05-22T00:00:00Z">
+      <w:ins w:id="10231" w:author="Z. Zukowski" w:date="2026-05-22T00:00:00Z">
+        <w:r>
+          <w:t xml:space="preserve"> </w:t>
+        </w:r>
+      </w:ins>
+      <w:ins w:id="10231" w:author="Z. Zukowski" w:date="2026-05-22T00:00:00Z">
         <w:r>
           <w:t xml:space="preserve">core claim of crypto systems. In C. Brummer (Ed.), Cryptoassets: Legal,</w:t>
         </w:r>
       </w:ins>
-      <w:ins w:id="10229" w:author="Z. Zukowski" w:date="2026-05-22T00:00:00Z">
-        <w:r>
-          <w:t xml:space="preserve"> </w:t>
-        </w:r>
-      </w:ins>
-      <w:ins w:id="10229" w:author="Z. Zukowski" w:date="2026-05-22T00:00:00Z">
+      <w:ins w:id="10231" w:author="Z. Zukowski" w:date="2026-05-22T00:00:00Z">
+        <w:r>
+          <w:t xml:space="preserve"> </w:t>
+        </w:r>
+      </w:ins>
+      <w:ins w:id="10231" w:author="Z. Zukowski" w:date="2026-05-22T00:00:00Z">
         <w:r>
           <w:t xml:space="preserve">regulatory, and monetary perspectives (pp. 140-166). Oxford University</w:t>
         </w:r>
       </w:ins>
-      <w:ins w:id="10229" w:author="Z. Zukowski" w:date="2026-05-22T00:00:00Z">
-        <w:r>
-          <w:t xml:space="preserve"> </w:t>
-        </w:r>
-      </w:ins>
-      <w:ins w:id="10229" w:author="Z. Zukowski" w:date="2026-05-22T00:00:00Z">
+      <w:ins w:id="10231" w:author="Z. Zukowski" w:date="2026-05-22T00:00:00Z">
+        <w:r>
+          <w:t xml:space="preserve"> </w:t>
+        </w:r>
+      </w:ins>
+      <w:ins w:id="10231" w:author="Z. Zukowski" w:date="2026-05-22T00:00:00Z">
         <w:r>
           <w:t xml:space="preserve">Press.</w:t>
         </w:r>
@@ -29611,27 +29631,27 @@
       <w:pPr>
         <w:pStyle w:val="BodyText"/>
       </w:pPr>
-      <w:ins w:id="10230" w:author="Z. Zukowski" w:date="2026-05-22T00:00:00Z">
+      <w:ins w:id="10232" w:author="Z. Zukowski" w:date="2026-05-22T00:00:00Z">
         <w:r>
           <w:t xml:space="preserve">Wasserstein, R. L., &amp; Lazar, N. A. (2016). The ASA’s statement on</w:t>
         </w:r>
       </w:ins>
-      <w:ins w:id="10230" w:author="Z. Zukowski" w:date="2026-05-22T00:00:00Z">
-        <w:r>
-          <w:t xml:space="preserve"> </w:t>
-        </w:r>
-      </w:ins>
-      <w:ins w:id="10230" w:author="Z. Zukowski" w:date="2026-05-22T00:00:00Z">
+      <w:ins w:id="10232" w:author="Z. Zukowski" w:date="2026-05-22T00:00:00Z">
+        <w:r>
+          <w:t xml:space="preserve"> </w:t>
+        </w:r>
+      </w:ins>
+      <w:ins w:id="10232" w:author="Z. Zukowski" w:date="2026-05-22T00:00:00Z">
         <w:r>
           <w:t xml:space="preserve">p-values: Context, process, and purpose. The American Statistician,</w:t>
         </w:r>
       </w:ins>
-      <w:ins w:id="10230" w:author="Z. Zukowski" w:date="2026-05-22T00:00:00Z">
-        <w:r>
-          <w:t xml:space="preserve"> </w:t>
-        </w:r>
-      </w:ins>
-      <w:ins w:id="10230" w:author="Z. Zukowski" w:date="2026-05-22T00:00:00Z">
+      <w:ins w:id="10232" w:author="Z. Zukowski" w:date="2026-05-22T00:00:00Z">
+        <w:r>
+          <w:t xml:space="preserve"> </w:t>
+        </w:r>
+      </w:ins>
+      <w:ins w:id="10232" w:author="Z. Zukowski" w:date="2026-05-22T00:00:00Z">
         <w:r>
           <w:t xml:space="preserve">70(2), 129-133. https://doi.org/10.1080/00031305.2016.1154108</w:t>
         </w:r>
@@ -29693,27 +29713,27 @@
       <w:pPr>
         <w:pStyle w:val="BodyText"/>
       </w:pPr>
-      <w:ins w:id="10231" w:author="Z. Zukowski" w:date="2026-05-22T00:00:00Z">
+      <w:ins w:id="10233" w:author="Z. Zukowski" w:date="2026-05-22T00:00:00Z">
         <w:r>
           <w:t xml:space="preserve">Williamson, O. E. (1979). Transaction-cost economics: The governance</w:t>
         </w:r>
       </w:ins>
-      <w:ins w:id="10231" w:author="Z. Zukowski" w:date="2026-05-22T00:00:00Z">
-        <w:r>
-          <w:t xml:space="preserve"> </w:t>
-        </w:r>
-      </w:ins>
-      <w:ins w:id="10231" w:author="Z. Zukowski" w:date="2026-05-22T00:00:00Z">
+      <w:ins w:id="10233" w:author="Z. Zukowski" w:date="2026-05-22T00:00:00Z">
+        <w:r>
+          <w:t xml:space="preserve"> </w:t>
+        </w:r>
+      </w:ins>
+      <w:ins w:id="10233" w:author="Z. Zukowski" w:date="2026-05-22T00:00:00Z">
         <w:r>
           <w:t xml:space="preserve">of contractual relations. Journal of Law and Economics, 22(2),</w:t>
         </w:r>
       </w:ins>
-      <w:ins w:id="10231" w:author="Z. Zukowski" w:date="2026-05-22T00:00:00Z">
-        <w:r>
-          <w:t xml:space="preserve"> </w:t>
-        </w:r>
-      </w:ins>
-      <w:ins w:id="10231" w:author="Z. Zukowski" w:date="2026-05-22T00:00:00Z">
+      <w:ins w:id="10233" w:author="Z. Zukowski" w:date="2026-05-22T00:00:00Z">
+        <w:r>
+          <w:t xml:space="preserve"> </w:t>
+        </w:r>
+      </w:ins>
+      <w:ins w:id="10233" w:author="Z. Zukowski" w:date="2026-05-22T00:00:00Z">
         <w:r>
           <w:t xml:space="preserve">233–261.</w:t>
         </w:r>
@@ -29743,17 +29763,17 @@
       <w:pPr>
         <w:pStyle w:val="BodyText"/>
       </w:pPr>
-      <w:ins w:id="10232" w:author="Z. Zukowski" w:date="2026-05-22T00:00:00Z">
+      <w:ins w:id="10234" w:author="Z. Zukowski" w:date="2026-05-22T00:00:00Z">
         <w:r>
           <w:t xml:space="preserve">Wu, T. (2018). The curse of bigness: Antitrust in the new gilded age.</w:t>
         </w:r>
       </w:ins>
-      <w:ins w:id="10232" w:author="Z. Zukowski" w:date="2026-05-22T00:00:00Z">
-        <w:r>
-          <w:t xml:space="preserve"> </w:t>
-        </w:r>
-      </w:ins>
-      <w:ins w:id="10232" w:author="Z. Zukowski" w:date="2026-05-22T00:00:00Z">
+      <w:ins w:id="10234" w:author="Z. Zukowski" w:date="2026-05-22T00:00:00Z">
+        <w:r>
+          <w:t xml:space="preserve"> </w:t>
+        </w:r>
+      </w:ins>
+      <w:ins w:id="10234" w:author="Z. Zukowski" w:date="2026-05-22T00:00:00Z">
         <w:r>
           <w:t xml:space="preserve">Columbia Global Reports.</w:t>
         </w:r>
@@ -29855,17 +29875,17 @@
       <w:pPr>
         <w:pStyle w:val="BodyText"/>
       </w:pPr>
-      <w:ins w:id="10233" w:author="Z. Zukowski" w:date="2026-05-22T00:00:00Z">
+      <w:ins w:id="10235" w:author="Z. Zukowski" w:date="2026-05-22T00:00:00Z">
         <w:r>
           <w:t xml:space="preserve">Zukowski, Z. (2026e). Why token governance concentrates: A Polanyian</w:t>
         </w:r>
       </w:ins>
-      <w:ins w:id="10233" w:author="Z. Zukowski" w:date="2026-05-22T00:00:00Z">
-        <w:r>
-          <w:t xml:space="preserve"> </w:t>
-        </w:r>
-      </w:ins>
-      <w:ins w:id="10233" w:author="Z. Zukowski" w:date="2026-05-22T00:00:00Z">
+      <w:ins w:id="10235" w:author="Z. Zukowski" w:date="2026-05-22T00:00:00Z">
+        <w:r>
+          <w:t xml:space="preserve"> </w:t>
+        </w:r>
+      </w:ins>
+      <w:ins w:id="10235" w:author="Z. Zukowski" w:date="2026-05-22T00:00:00Z">
         <w:r>
           <w:t xml:space="preserve">extension to the fourth fictitious commodity. Working manuscript.</w:t>
         </w:r>
@@ -29875,17 +29895,17 @@
       <w:pPr>
         <w:pStyle w:val="BodyText"/>
       </w:pPr>
-      <w:ins w:id="10234" w:author="Z. Zukowski" w:date="2026-05-22T00:00:00Z">
+      <w:ins w:id="10236" w:author="Z. Zukowski" w:date="2026-05-22T00:00:00Z">
         <w:r>
           <w:t xml:space="preserve">Zukowski, Z. (2026f). Non-domination by design: A republican-commons</w:t>
         </w:r>
       </w:ins>
-      <w:ins w:id="10234" w:author="Z. Zukowski" w:date="2026-05-22T00:00:00Z">
-        <w:r>
-          <w:t xml:space="preserve"> </w:t>
-        </w:r>
-      </w:ins>
-      <w:ins w:id="10234" w:author="Z. Zukowski" w:date="2026-05-22T00:00:00Z">
+      <w:ins w:id="10236" w:author="Z. Zukowski" w:date="2026-05-22T00:00:00Z">
+        <w:r>
+          <w:t xml:space="preserve"> </w:t>
+        </w:r>
+      </w:ins>
+      <w:ins w:id="10236" w:author="Z. Zukowski" w:date="2026-05-22T00:00:00Z">
         <w:r>
           <w:t xml:space="preserve">standard for legitimate token governance. Working manuscript.</w:t>
         </w:r>

--- a/b2/paper/B2_Frontiers_R2_tracked_changes.docx
+++ b/b2/paper/B2_Frontiers_R2_tracked_changes.docx
@@ -26605,7 +26605,7 @@
       </w:pPr>
       <w:ins w:id="10151" w:author="Z. Zukowski" w:date="2026-05-22T00:00:00Z">
         <w:r>
-          <w:t xml:space="preserve">This paper contributes to the empirical DAO-governance literature by refining how concentration is measured. Prior work documents token inequality, voter concentration, participation gaps, and the decentralization illusion. This paper extends that literature by showing that concentration estimates change materially once protocol-controlled addresses are excluded, and by comparing holding HHI with voting-HHI across delegation systems.</w:t>
+          <w:t xml:space="preserve">Prior holder-list concentration studies (Barbereau et al., 2023; Feichtinger et al., 2023) document token inequality, voter concentration, participation gaps, and the decentralization illusion, but they measure a contaminated object: raw holder lists inflate HHI by a median factor of 2.3x and up to approximately 18x once protocol-controlled addresses are removed. The correction is not a refinement of those estimates but a change in what they measure, from protocol architecture to governance control. The holding-HHI to voting-HHI comparison across delegation systems is a second measurement layer prior work omits.</w:t>
         </w:r>
       </w:ins>
     </w:p>
@@ -27450,7 +27450,7 @@
       </w:pPr>
       <w:ins w:id="10188" w:author="Z. Zukowski" w:date="2026-05-22T00:00:00Z">
         <w:r>
-          <w:t xml:space="preserve">For practitioners and researchers, the actionable implication is that live-governance measurement, not launch tokenomics, is the basis for any decentralization claim: a serious audit starts from PCA-corrected current holder concentration and then adds insider-retention checks, a voting-HHI to holding-HHI comparison, and delegation and vote-escrow adjustment. Token allocation is a launch document; governance concentration is a live institutional state, and only the live state can be audited. ENS and Anyone Protocol show that lower concentration and delegation-mediated dispersion are achievable through deliberate institutional design.</w:t>
+          <w:t xml:space="preserve">For practitioners and researchers, the actionable implication is that live-governance measurement, not launch tokenomics, is the basis for any decentralization claim: a serious audit starts from PCA-corrected current holder concentration and then adds insider-retention checks, a voting-HHI to holding-HHI comparison, and delegation and vote-escrow adjustment. Token allocation is a launch document. Governance concentration is a live institutional state: the allocation table records de jure authority, and only the de facto state, measured after PCA correction, can be audited. ENS and Anyone Protocol show that lower concentration and delegation-mediated dispersion are achievable through deliberate institutional design.</w:t>
         </w:r>
       </w:ins>
     </w:p>
@@ -27460,7 +27460,7 @@
       </w:pPr>
       <w:ins w:id="10189" w:author="Z. Zukowski" w:date="2026-05-22T00:00:00Z">
         <w:r>
-          <w:t xml:space="preserve">The stakes of measuring concentration accurately are normative as well as descriptive. Where decisive voting weight sits with a small set of holders, participants govern under others’ discretion rather than under rules they jointly control, a condition the republican tradition names domination and the commons-governance literature treats as inconsistent with durable self-governance. A companion theoretical paper accounts for why concentration persists across protocol age, valuation, and allocation design as a structural equilibrium rather than a transient failure (Zukowski, 2026e); a companion normative paper develops the non-domination standard by which a given distribution counts as legitimate self-governance (Zukowski, 2026f). Longitudinal panel analysis and pre-registered falsifiable predictions are specified in Section 5.8 and Supplementary File S17.</w:t>
+          <w:t xml:space="preserve">The stakes of measuring concentration accurately are normative as well as descriptive. Where decisive voting weight sits with a small set of holders, participants govern under others’ discretion rather than under rules they jointly control, a condition the republican tradition names domination and the commons-governance literature treats as inconsistent with durable self-governance. A companion theoretical paper accounts for why concentration persists across protocol age, valuation, and allocation design as a structural equilibrium rather than a transient failure (Zukowski, 2026e); a companion normative paper develops the non-domination standard by which a given distribution counts as legitimate self-governance (Zukowski, 2026f). Measured correctly, token governance concentration is not a tokenomics statistic but a political fact: it tells whether the people a protocol governs hold rule-making power or merely hold tokens.</w:t>
         </w:r>
       </w:ins>
     </w:p>

--- a/b2/paper/B2_Frontiers_R2_tracked_changes.docx
+++ b/b2/paper/B2_Frontiers_R2_tracked_changes.docx
@@ -4814,7 +4814,7 @@
             <w:b/>
             <w:bCs/>
           </w:rPr>
-          <w:t xml:space="preserve">Sample flow (March 2026 snapshot).</w:t>
+          <w:t xml:space="preserve">Sample flow (March 2026 holder snapshot).</w:t>
         </w:r>
       </w:ins>
       <w:ins w:id="10038" w:author="Z. Zukowski" w:date="2026-05-22T00:00:00Z">

--- a/b2/paper/B2_Frontiers_R2_tracked_changes.docx
+++ b/b2/paper/B2_Frontiers_R2_tracked_changes.docx
@@ -8706,7 +8706,7 @@
       </w:pPr>
       <w:ins w:id="10062" w:author="Z. Zukowski" w:date="2026-05-22T00:00:00Z">
         <w:r>
-          <w:t xml:space="preserve">All data and code required to reproduce the analysis are available in the public replication repository at</w:t>
+          <w:t xml:space="preserve">All data derive from publicly accessible sources (on-chain transaction records and the public APIs listed in Section 3.3) and are released in full to enable independent verification. The analysis is reproducible from the public replication repository at</w:t>
         </w:r>
       </w:ins>
       <w:ins w:id="10062" w:author="Z. Zukowski" w:date="2026-05-22T00:00:00Z">
